--- a/The Dolphins' View of History/The Dolphins' View of History - Complete Manuscript.docx
+++ b/The Dolphins' View of History/The Dolphins' View of History - Complete Manuscript.docx
@@ -471,7 +471,7 @@
           <w:sz w:val="36"/>
           <w:szCs w:val="36"/>
         </w:rPr>
-        <w:t xml:space="preserve">Chapter 1: No Hands, No Cities — Why the Dolphins Only Watched</w:t>
+        <w:t xml:space="preserve">The Last Fifty Million Years: No Hands, No Cities — Why the Dolphins Only Watched</w:t>
       </w:r>
     </w:p>
     <w:p>
@@ -751,7 +751,7 @@
           <w:sz w:val="36"/>
           <w:szCs w:val="36"/>
         </w:rPr>
-        <w:t xml:space="preserve">Chapter 2: Where Everyone Is From — Africa and the Making of Humans</w:t>
+        <w:t xml:space="preserve">7 Million to 300,000 Years Ago: Where Everyone Is From — Africa and the Making of Humans</w:t>
       </w:r>
     </w:p>
     <w:p>
@@ -899,7 +899,7 @@
           <w:sz w:val="36"/>
           <w:szCs w:val="36"/>
         </w:rPr>
-        <w:t xml:space="preserve">Chapter 3: The First Fires — Early Humans and the Spark of Culture</w:t>
+        <w:t xml:space="preserve">The Old Stone Age, a Million Years Ago: The First Fires — Early Humans and the Spark of Culture</w:t>
       </w:r>
     </w:p>
     <w:p>
@@ -1059,7 +1059,7 @@
           <w:sz w:val="36"/>
           <w:szCs w:val="36"/>
         </w:rPr>
-        <w:t xml:space="preserve">Chapter 4: Out of Africa — The Long Walk Across the World</w:t>
+        <w:t xml:space="preserve">70,000 to 15,000 Years Ago: Out of Africa — The Long Walk Across the World</w:t>
       </w:r>
     </w:p>
     <w:p>
@@ -1227,7 +1227,7 @@
           <w:sz w:val="36"/>
           <w:szCs w:val="36"/>
         </w:rPr>
-        <w:t xml:space="preserve">Chapter 5: The First Villages — Agriculture and the End of Wandering</w:t>
+        <w:t xml:space="preserve">The Neolithic, from 10,000 BCE: The First Villages — Agriculture and the End of Wandering</w:t>
       </w:r>
     </w:p>
     <w:p>
@@ -1423,7 +1423,7 @@
           <w:sz w:val="36"/>
           <w:szCs w:val="36"/>
         </w:rPr>
-        <w:t xml:space="preserve">Chapter 6: Writing and Memory — How Humans Learned to Speak to the Future</w:t>
+        <w:t xml:space="preserve">From 3200 BCE: Writing and Memory — How Humans Learned to Speak to the Future</w:t>
       </w:r>
     </w:p>
     <w:p>
@@ -1599,7 +1599,7 @@
           <w:sz w:val="36"/>
           <w:szCs w:val="36"/>
         </w:rPr>
-        <w:t xml:space="preserve">Chapter 7: Gods and Kings — Mesopotamia, Egypt, and the First Empires</w:t>
+        <w:t xml:space="preserve">The Bronze Age, 3100–1150 BCE: Gods and Kings — Mesopotamia, Egypt, and the First Empires</w:t>
       </w:r>
     </w:p>
     <w:p>
@@ -1775,7 +1775,7 @@
           <w:sz w:val="36"/>
           <w:szCs w:val="36"/>
         </w:rPr>
-        <w:t xml:space="preserve">Chapter 8: The Middle Kingdom — China's Long Civilization</w:t>
+        <w:t xml:space="preserve">1600 BCE to 589 CE: The Middle Kingdom — China's Long Civilization</w:t>
       </w:r>
     </w:p>
     <w:p>
@@ -1923,7 +1923,7 @@
           <w:sz w:val="36"/>
           <w:szCs w:val="36"/>
         </w:rPr>
-        <w:t xml:space="preserve">Chapter 9: The Subcontinent — Zero, Gods, and Glorious Complexity</w:t>
+        <w:t xml:space="preserve">2600 BCE to 550 CE: The Subcontinent — Zero, Gods, and Glorious Complexity</w:t>
       </w:r>
     </w:p>
     <w:p>
@@ -2079,7 +2079,7 @@
           <w:sz w:val="36"/>
           <w:szCs w:val="36"/>
         </w:rPr>
-        <w:t xml:space="preserve">Chapter 10: Democracy's Experiment — Ancient Greece</w:t>
+        <w:t xml:space="preserve">Classical Greece, 508–323 BCE: Democracy's Experiment — Ancient Greece</w:t>
       </w:r>
     </w:p>
     <w:p>
@@ -2207,7 +2207,7 @@
           <w:sz w:val="36"/>
           <w:szCs w:val="36"/>
         </w:rPr>
-        <w:t xml:space="preserve">Chapter 11: Rome — The Empire That Built the World and Broke It</w:t>
+        <w:t xml:space="preserve">The 8th Century BCE to 476 CE: Rome — The Empire That Built the World and Broke It</w:t>
       </w:r>
     </w:p>
     <w:p>
@@ -2367,7 +2367,7 @@
           <w:sz w:val="36"/>
           <w:szCs w:val="36"/>
         </w:rPr>
-        <w:t xml:space="preserve">Chapter 12: Faiths, Crusades, and the Medieval World</w:t>
+        <w:t xml:space="preserve">The 5th Century BCE to 1291 CE: Faiths, Crusades, and the Medieval World</w:t>
       </w:r>
     </w:p>
     <w:p>
@@ -2531,7 +2531,7 @@
           <w:sz w:val="36"/>
           <w:szCs w:val="36"/>
         </w:rPr>
-        <w:t xml:space="preserve">Chapter 13: The Allegedly Dark Ages</w:t>
+        <w:t xml:space="preserve">The Early Middle Ages, 476–1000 CE: The Allegedly Dark Ages</w:t>
       </w:r>
     </w:p>
     <w:p>
@@ -2823,7 +2823,7 @@
           <w:sz w:val="36"/>
           <w:szCs w:val="36"/>
         </w:rPr>
-        <w:t xml:space="preserve">Chapter 14: Silk, Steppe, and Plague — The Roads That Connected Everyone, Including the Germs</w:t>
+        <w:t xml:space="preserve">The 2nd Century BCE to 1368 CE: Silk, Steppe, and Plague — The Roads That Connected Everyone, Including the Germs</w:t>
       </w:r>
     </w:p>
     <w:p>
@@ -2955,7 +2955,7 @@
           <w:sz w:val="36"/>
           <w:szCs w:val="36"/>
         </w:rPr>
-        <w:t xml:space="preserve">Chapter 15: Gold, Salt, and Stone — The Kingdoms of Africa</w:t>
+        <w:t xml:space="preserve">The 8th Century BCE to 1897 CE: Gold, Salt, and Stone — The Kingdoms of Africa</w:t>
       </w:r>
     </w:p>
     <w:p>
@@ -3087,7 +3087,7 @@
           <w:sz w:val="36"/>
           <w:szCs w:val="36"/>
         </w:rPr>
-        <w:t xml:space="preserve">Chapter 16: Before Columbus — Cities, Corn, and Knotted String</w:t>
+        <w:t xml:space="preserve">2600 BCE to 1491 CE: Before Columbus — Cities, Corn, and Knotted String</w:t>
       </w:r>
     </w:p>
     <w:p>
@@ -3219,7 +3219,7 @@
           <w:sz w:val="36"/>
           <w:szCs w:val="36"/>
         </w:rPr>
-        <w:t xml:space="preserve">Chapter 17: Ships, Gunpowder, and Gold — Exploration, Conquest, and the Colonial Age</w:t>
+        <w:t xml:space="preserve">The 15th to 17th Centuries: Ships, Gunpowder, and Gold — Exploration, Conquest, and the Colonial Age</w:t>
       </w:r>
     </w:p>
     <w:p>
@@ -3391,7 +3391,7 @@
           <w:sz w:val="36"/>
           <w:szCs w:val="36"/>
         </w:rPr>
-        <w:t xml:space="preserve">Chapter 18: Machines and Manifestos — Renaissance, Enlightenment, and Industry</w:t>
+        <w:t xml:space="preserve">1450 to the Late 1800s: Machines and Manifestos — Renaissance, Enlightenment, and Industry</w:t>
       </w:r>
     </w:p>
     <w:p>
@@ -3551,7 +3551,7 @@
           <w:sz w:val="36"/>
           <w:szCs w:val="36"/>
         </w:rPr>
-        <w:t xml:space="preserve">Chapter 19: The Republic, With Exceptions — America, 1776-1865</w:t>
+        <w:t xml:space="preserve">1776–1865: The Republic, With Exceptions — America</w:t>
       </w:r>
     </w:p>
     <w:p>
@@ -3675,7 +3675,7 @@
           <w:sz w:val="36"/>
           <w:szCs w:val="36"/>
         </w:rPr>
-        <w:t xml:space="preserve">Chapter 20: God's Own Experiment — Religion in America</w:t>
+        <w:t xml:space="preserve">1620 to 1993: God's Own Experiment — Religion in America</w:t>
       </w:r>
     </w:p>
     <w:p>
@@ -3819,7 +3819,7 @@
           <w:sz w:val="36"/>
           <w:szCs w:val="36"/>
         </w:rPr>
-        <w:t xml:space="preserve">Chapter 21: Home by Christmas — The First World War</w:t>
+        <w:t xml:space="preserve">1914–1918: Home by Christmas — The First World War</w:t>
       </w:r>
     </w:p>
     <w:p>
@@ -3971,7 +3971,7 @@
           <w:sz w:val="36"/>
           <w:szCs w:val="36"/>
         </w:rPr>
-        <w:t xml:space="preserve">Chapter 22: Genius and Catastrophe — Great Countries, Terrible Decades</w:t>
+        <w:t xml:space="preserve">The Twentieth Century: Genius and Catastrophe — Great Countries, Terrible Decades</w:t>
       </w:r>
     </w:p>
     <w:p>
@@ -4227,7 +4227,7 @@
           <w:sz w:val="36"/>
           <w:szCs w:val="36"/>
         </w:rPr>
-        <w:t xml:space="preserve">Chapter 23: Japan, Restoration, and Empire</w:t>
+        <w:t xml:space="preserve">1853–1947: Japan, Restoration, and Empire</w:t>
       </w:r>
     </w:p>
     <w:p>
@@ -4363,7 +4363,7 @@
           <w:sz w:val="36"/>
           <w:szCs w:val="36"/>
         </w:rPr>
-        <w:t xml:space="preserve">Chapter 24: Italy, Rome's Heir and the Fascist Detour</w:t>
+        <w:t xml:space="preserve">1861–1946: Italy, Rome's Heir and the Fascist Detour</w:t>
       </w:r>
     </w:p>
     <w:p>
@@ -4507,7 +4507,7 @@
           <w:sz w:val="36"/>
           <w:szCs w:val="36"/>
         </w:rPr>
-        <w:t xml:space="preserve">Chapter 25: Spain, Convivencia and the General</w:t>
+        <w:t xml:space="preserve">Medieval Córdoba to 1981: Spain, Convivencia and the General</w:t>
       </w:r>
     </w:p>
     <w:p>
@@ -4655,7 +4655,7 @@
           <w:sz w:val="36"/>
           <w:szCs w:val="36"/>
         </w:rPr>
-        <w:t xml:space="preserve">Chapter 26: The Soviet Union, Ideals and Iron</w:t>
+        <w:t xml:space="preserve">1917–1991: The Soviet Union, Ideals and Iron</w:t>
       </w:r>
     </w:p>
     <w:p>
@@ -4807,7 +4807,7 @@
           <w:sz w:val="36"/>
           <w:szCs w:val="36"/>
         </w:rPr>
-        <w:t xml:space="preserve">Chapter 27: China, the Long Memory and the Great Leap</w:t>
+        <w:t xml:space="preserve">1949 to Today: China, the Long Memory and the Great Leap</w:t>
       </w:r>
     </w:p>
     <w:p>
@@ -4971,7 +4971,7 @@
           <w:sz w:val="36"/>
           <w:szCs w:val="36"/>
         </w:rPr>
-        <w:t xml:space="preserve">Chapter 28: The People Who Kept Their Story — A Complete History of the Jews</w:t>
+        <w:t xml:space="preserve">The 13th Century BCE to 1948 CE: The People Who Kept Their Story — A Complete History of the Jews</w:t>
       </w:r>
     </w:p>
     <w:p>
@@ -5187,7 +5187,7 @@
           <w:sz w:val="36"/>
           <w:szCs w:val="36"/>
         </w:rPr>
-        <w:t xml:space="preserve">Chapter 29: Cold War — Two Powers, One Planet</w:t>
+        <w:t xml:space="preserve">1945–1991: Cold War — Two Powers, One Planet</w:t>
       </w:r>
     </w:p>
     <w:p>
@@ -5347,7 +5347,7 @@
           <w:sz w:val="36"/>
           <w:szCs w:val="36"/>
         </w:rPr>
-        <w:t xml:space="preserve">Chapter 30: Leaving the Cradle — Space Travel, the Moon, Mars, and (Maybe) the Galaxy</w:t>
+        <w:t xml:space="preserve">1957 to 2026: Leaving the Cradle — Space Travel, the Moon, Mars, and (Maybe) the Galaxy</w:t>
       </w:r>
     </w:p>
     <w:p>
@@ -5479,7 +5479,7 @@
           <w:sz w:val="36"/>
           <w:szCs w:val="36"/>
         </w:rPr>
-        <w:t xml:space="preserve">Chapter 31: The Physics That Finally Made Sense to Someone</w:t>
+        <w:t xml:space="preserve">1905 Onward: The Physics That Finally Made Sense to Someone</w:t>
       </w:r>
     </w:p>
     <w:p>
@@ -5631,7 +5631,7 @@
           <w:sz w:val="36"/>
           <w:szCs w:val="36"/>
         </w:rPr>
-        <w:t xml:space="preserve">Chapter 32: Decolonization — The World Redraws Itself</w:t>
+        <w:t xml:space="preserve">The 1940s to the 1970s: Decolonization — The World Redraws Itself</w:t>
       </w:r>
     </w:p>
     <w:p>
@@ -5759,7 +5759,7 @@
           <w:sz w:val="36"/>
           <w:szCs w:val="36"/>
         </w:rPr>
-        <w:t xml:space="preserve">Chapter 33: Civil Rights and Liberation — Humanity Argues With Itself</w:t>
+        <w:t xml:space="preserve">1893 to 1994: Civil Rights and Liberation — Humanity Argues With Itself</w:t>
       </w:r>
     </w:p>
     <w:p>
@@ -5875,7 +5875,7 @@
           <w:sz w:val="36"/>
           <w:szCs w:val="36"/>
         </w:rPr>
-        <w:t xml:space="preserve">Chapter 34: The Digital Leap — Computers, Networks, and a Connected World</w:t>
+        <w:t xml:space="preserve">1843 to 2007: The Digital Leap — Computers, Networks, and a Connected World</w:t>
       </w:r>
     </w:p>
     <w:p>
@@ -6015,7 +6015,7 @@
           <w:sz w:val="36"/>
           <w:szCs w:val="36"/>
         </w:rPr>
-        <w:t xml:space="preserve">Chapter 35: The World Was Supposed to End in 2012 (It Didn't)</w:t>
+        <w:t xml:space="preserve">The Thirteenth B'ak'tun, 2012: The World Was Supposed to End in 2012 (It Didn't)</w:t>
       </w:r>
     </w:p>
     <w:p>
@@ -6155,7 +6155,7 @@
           <w:sz w:val="36"/>
           <w:szCs w:val="36"/>
         </w:rPr>
-        <w:t xml:space="preserve">Chapter 36: Something Might Be Watching (Probably Not What You Think)</w:t>
+        <w:t xml:space="preserve">1950 to the 2020s: Something Might Be Watching (Probably Not What You Think)</w:t>
       </w:r>
     </w:p>
     <w:p>
@@ -6303,7 +6303,7 @@
           <w:sz w:val="36"/>
           <w:szCs w:val="36"/>
         </w:rPr>
-        <w:t xml:space="preserve">Chapter 37: Medicine and Its Cost — How Humans Learned to Heal</w:t>
+        <w:t xml:space="preserve">1796 to Today: Medicine and Its Cost — How Humans Learned to Heal</w:t>
       </w:r>
     </w:p>
     <w:p>
@@ -6447,7 +6447,7 @@
           <w:sz w:val="36"/>
           <w:szCs w:val="36"/>
         </w:rPr>
-        <w:t xml:space="preserve">Chapter 38: Climate and Consequence — The Price of Progress</w:t>
+        <w:t xml:space="preserve">1896 to Today: Climate and Consequence — The Price of Progress</w:t>
       </w:r>
     </w:p>
     <w:p>
@@ -6611,7 +6611,7 @@
           <w:sz w:val="36"/>
           <w:szCs w:val="36"/>
         </w:rPr>
-        <w:t xml:space="preserve">Chapter 39: A Fractured Present — Democracy, Authoritarianism, and the Information Age</w:t>
+        <w:t xml:space="preserve">1991 to Today: A Fractured Present — Democracy, Authoritarianism, and the Information Age</w:t>
       </w:r>
     </w:p>
     <w:p>
@@ -6763,7 +6763,7 @@
           <w:sz w:val="36"/>
           <w:szCs w:val="36"/>
         </w:rPr>
-        <w:t xml:space="preserve">Chapter 40: The Dolphins' Long View — What a Non-Human Species Makes of Human History</w:t>
+        <w:t xml:space="preserve">Seven Million Years to Today: The Dolphins' Long View — What a Non-Human Species Makes of Human History</w:t>
       </w:r>
     </w:p>
     <w:p>
@@ -7034,7 +7034,7 @@
           <w:sz w:val="36"/>
           <w:szCs w:val="36"/>
         </w:rPr>
-        <w:t xml:space="preserve">Chapter 41: Half the World, All the Time — The Timelines This Book Almost Skipped</w:t>
+        <w:t xml:space="preserve">1804 to 2022: Half the World, All the Time — The Timelines This Book Almost Skipped</w:t>
       </w:r>
     </w:p>
     <w:p>

--- a/The Dolphins' View of History/The Dolphins' View of History - Complete Manuscript.docx
+++ b/The Dolphins' View of History/The Dolphins' View of History - Complete Manuscript.docx
@@ -10261,261 +10261,417 @@
     <w:p>
       <w:pPr>
         <w:keepNext/>
-        <w:spacing w:after="80" w:before="200"/>
-      </w:pPr>
-      <w:r>
-        <w:rPr>
-          <w:b/>
-          <w:bCs/>
-        </w:rPr>
-        <w:t xml:space="preserve">Physics</w:t>
-      </w:r>
-    </w:p>
-    <w:p>
-      <w:pPr>
-        <w:spacing w:after="60"/>
-        <w:ind w:left="360"/>
-      </w:pPr>
-      <w:r>
-        <w:rPr>
-          <w:i/>
-          <w:iCs/>
-        </w:rPr>
-        <w:t xml:space="preserve">Physics Vol 1: Motion, Forces, Time, and Relativity</w:t>
-      </w:r>
-    </w:p>
-    <w:p>
-      <w:pPr>
-        <w:spacing w:after="60"/>
-        <w:ind w:left="360"/>
-      </w:pPr>
-      <w:r>
-        <w:rPr>
-          <w:i/>
-          <w:iCs/>
-        </w:rPr>
-        <w:t xml:space="preserve">Physics Vol 2: Gravity, Cosmology, and the Limits of Spacetime</w:t>
-      </w:r>
-    </w:p>
-    <w:p>
-      <w:pPr>
-        <w:spacing w:after="60"/>
-        <w:ind w:left="360"/>
-      </w:pPr>
-      <w:r>
-        <w:rPr>
-          <w:i/>
-          <w:iCs/>
-        </w:rPr>
-        <w:t xml:space="preserve">Physics Vol 3: The Standard Model, Chaos, and the Edge of Knowledge</w:t>
+        <w:spacing w:after="40" w:before="160"/>
+        <w:ind w:left="0" w:firstLine="0" w:right="0"/>
+        <w:jc w:val="left"/>
+      </w:pPr>
+      <w:r>
+        <w:rPr>
+          <w:b/>
+        </w:rPr>
+        <w:t xml:space="preserve">Physics, Actually</w:t>
+      </w:r>
+    </w:p>
+    <w:p>
+      <w:pPr>
+        <w:spacing w:after="20" w:before="0"/>
+        <w:ind w:left="360" w:firstLine="0" w:right="0"/>
+        <w:jc w:val="left"/>
+      </w:pPr>
+      <w:r>
+        <w:t xml:space="preserve">Physics, Actually, Volume 1: Motion, Forces, Time, and Relativity</w:t>
+      </w:r>
+    </w:p>
+    <w:p>
+      <w:pPr>
+        <w:spacing w:after="20" w:before="0"/>
+        <w:ind w:left="360" w:firstLine="0" w:right="0"/>
+        <w:jc w:val="left"/>
+      </w:pPr>
+      <w:r>
+        <w:t xml:space="preserve">Physics, Actually, Volume 2: Gravity, Cosmology, and the Limits of Spacetime</w:t>
+      </w:r>
+    </w:p>
+    <w:p>
+      <w:pPr>
+        <w:spacing w:after="20" w:before="0"/>
+        <w:ind w:left="360" w:firstLine="0" w:right="0"/>
+        <w:jc w:val="left"/>
+      </w:pPr>
+      <w:r>
+        <w:t xml:space="preserve">Physics, Actually, Volume 3: The Standard Model, Chaos, and the Edge of Knowledge</w:t>
+      </w:r>
+    </w:p>
+    <w:p>
+      <w:pPr>
+        <w:spacing w:after="20" w:before="0"/>
+        <w:ind w:left="360" w:firstLine="0" w:right="0"/>
+        <w:jc w:val="left"/>
+      </w:pPr>
+      <w:r>
+        <w:t xml:space="preserve">Life, Actually: From the First Cell to the Edited Genome and the Search for Life Elsewhere</w:t>
       </w:r>
     </w:p>
     <w:p>
       <w:pPr>
         <w:keepNext/>
-        <w:spacing w:after="80" w:before="200"/>
-      </w:pPr>
-      <w:r>
-        <w:rPr>
-          <w:b/>
-          <w:bCs/>
+        <w:spacing w:after="40" w:before="160"/>
+        <w:ind w:left="0" w:firstLine="0" w:right="0"/>
+        <w:jc w:val="left"/>
+      </w:pPr>
+      <w:r>
+        <w:rPr>
+          <w:b/>
+        </w:rPr>
+        <w:t xml:space="preserve">Math, Actually</w:t>
+      </w:r>
+    </w:p>
+    <w:p>
+      <w:pPr>
+        <w:spacing w:after="20" w:before="0"/>
+        <w:ind w:left="360" w:firstLine="0" w:right="0"/>
+        <w:jc w:val="left"/>
+      </w:pPr>
+      <w:r>
+        <w:t xml:space="preserve">Math, Actually, Volume 1: From Arithmetic to Calculus</w:t>
+      </w:r>
+    </w:p>
+    <w:p>
+      <w:pPr>
+        <w:spacing w:after="20" w:before="0"/>
+        <w:ind w:left="360" w:firstLine="0" w:right="0"/>
+        <w:jc w:val="left"/>
+      </w:pPr>
+      <w:r>
+        <w:t xml:space="preserve">Math, Actually, Volume 2: From Multivariable Calculus to Set Theory &amp; Logic</w:t>
+      </w:r>
+    </w:p>
+    <w:p>
+      <w:pPr>
+        <w:spacing w:after="20" w:before="0"/>
+        <w:ind w:left="360" w:firstLine="0" w:right="0"/>
+        <w:jc w:val="left"/>
+      </w:pPr>
+      <w:r>
+        <w:t xml:space="preserve">Math, Actually, Volume 3: From Differential Equations to Abstract Algebra</w:t>
+      </w:r>
+    </w:p>
+    <w:p>
+      <w:pPr>
+        <w:spacing w:after="20" w:before="0"/>
+        <w:ind w:left="360" w:firstLine="0" w:right="0"/>
+        <w:jc w:val="left"/>
+      </w:pPr>
+      <w:r>
+        <w:t xml:space="preserve">Math, Actually, Volume 4: From Category Theory to the Frontier</w:t>
+      </w:r>
+    </w:p>
+    <w:p>
+      <w:pPr>
+        <w:keepNext/>
+        <w:spacing w:after="40" w:before="160"/>
+        <w:ind w:left="0" w:firstLine="0" w:right="0"/>
+        <w:jc w:val="left"/>
+      </w:pPr>
+      <w:r>
+        <w:rPr>
+          <w:b/>
+        </w:rPr>
+        <w:t xml:space="preserve">Quanta, Actually</w:t>
+      </w:r>
+    </w:p>
+    <w:p>
+      <w:pPr>
+        <w:spacing w:after="20" w:before="0"/>
+        <w:ind w:left="360" w:firstLine="0" w:right="0"/>
+        <w:jc w:val="left"/>
+      </w:pPr>
+      <w:r>
+        <w:t xml:space="preserve">Quanta, Actually, Volume 1: The Quantum World</w:t>
+      </w:r>
+    </w:p>
+    <w:p>
+      <w:pPr>
+        <w:spacing w:after="20" w:before="0"/>
+        <w:ind w:left="360" w:firstLine="0" w:right="0"/>
+        <w:jc w:val="left"/>
+      </w:pPr>
+      <w:r>
+        <w:t xml:space="preserve">Quanta, Actually, Volume 2: The Quantum Conversation</w:t>
+      </w:r>
+    </w:p>
+    <w:p>
+      <w:pPr>
+        <w:spacing w:after="20" w:before="0"/>
+        <w:ind w:left="360" w:firstLine="0" w:right="0"/>
+        <w:jc w:val="left"/>
+      </w:pPr>
+      <w:r>
+        <w:t xml:space="preserve">Quanta, Actually, Volume 3: Complete Quantum Electrodynamics Course</w:t>
+      </w:r>
+    </w:p>
+    <w:p>
+      <w:pPr>
+        <w:keepNext/>
+        <w:spacing w:after="40" w:before="160"/>
+        <w:ind w:left="0" w:firstLine="0" w:right="0"/>
+        <w:jc w:val="left"/>
+      </w:pPr>
+      <w:r>
+        <w:rPr>
+          <w:b/>
+        </w:rPr>
+        <w:t xml:space="preserve">Science Sparks</w:t>
+      </w:r>
+    </w:p>
+    <w:p>
+      <w:pPr>
+        <w:spacing w:after="20" w:before="0"/>
+        <w:ind w:left="360" w:firstLine="0" w:right="0"/>
+        <w:jc w:val="left"/>
+      </w:pPr>
+      <w:r>
+        <w:t xml:space="preserve">Science Sparks: Physics, Life, and Mathematics — The Same Few Rules, Told in Highlights</w:t>
+      </w:r>
+    </w:p>
+    <w:p>
+      <w:pPr>
+        <w:keepNext/>
+        <w:spacing w:after="40" w:before="160"/>
+        <w:ind w:left="0" w:firstLine="0" w:right="0"/>
+        <w:jc w:val="left"/>
+      </w:pPr>
+      <w:r>
+        <w:rPr>
+          <w:b/>
         </w:rPr>
         <w:t xml:space="preserve">Look First</w:t>
       </w:r>
     </w:p>
     <w:p>
       <w:pPr>
-        <w:spacing w:after="60"/>
-        <w:ind w:left="360"/>
-      </w:pPr>
-      <w:r>
-        <w:rPr>
-          <w:i/>
-          <w:iCs/>
-        </w:rPr>
-        <w:t xml:space="preserve">The Universe Has No Now</w:t>
-      </w:r>
-    </w:p>
-    <w:p>
-      <w:pPr>
-        <w:spacing w:after="60"/>
-        <w:ind w:left="360"/>
-      </w:pPr>
-      <w:r>
-        <w:rPr>
-          <w:i/>
-          <w:iCs/>
-        </w:rPr>
-        <w:t xml:space="preserve">A Trip Is Not a New Life</w:t>
+        <w:spacing w:after="20" w:before="0"/>
+        <w:ind w:left="360" w:firstLine="0" w:right="0"/>
+        <w:jc w:val="left"/>
+      </w:pPr>
+      <w:r>
+        <w:t xml:space="preserve">Look First, Volume 1: The Universe Has No Now</w:t>
+      </w:r>
+    </w:p>
+    <w:p>
+      <w:pPr>
+        <w:spacing w:after="20" w:before="0"/>
+        <w:ind w:left="360" w:firstLine="0" w:right="0"/>
+        <w:jc w:val="left"/>
+      </w:pPr>
+      <w:r>
+        <w:t xml:space="preserve">Look First, Volume 2: A Trip Is Not a New Life</w:t>
       </w:r>
     </w:p>
     <w:p>
       <w:pPr>
         <w:keepNext/>
-        <w:spacing w:after="80" w:before="200"/>
-      </w:pPr>
-      <w:r>
-        <w:rPr>
-          <w:b/>
-          <w:bCs/>
-        </w:rPr>
-        <w:t xml:space="preserve">The quantum books</w:t>
-      </w:r>
-    </w:p>
-    <w:p>
-      <w:pPr>
-        <w:spacing w:after="60"/>
-        <w:ind w:left="360"/>
-      </w:pPr>
-      <w:r>
-        <w:rPr>
-          <w:i/>
-          <w:iCs/>
-        </w:rPr>
-        <w:t xml:space="preserve">The Quantum World</w:t>
-      </w:r>
-    </w:p>
-    <w:p>
-      <w:pPr>
-        <w:spacing w:after="60"/>
-        <w:ind w:left="360"/>
-      </w:pPr>
-      <w:r>
-        <w:rPr>
-          <w:i/>
-          <w:iCs/>
-        </w:rPr>
-        <w:t xml:space="preserve">The Quantum Conversation</w:t>
-      </w:r>
-    </w:p>
-    <w:p>
-      <w:pPr>
-        <w:spacing w:after="60"/>
-        <w:ind w:left="360"/>
-      </w:pPr>
-      <w:r>
-        <w:rPr>
-          <w:i/>
-          <w:iCs/>
-        </w:rPr>
-        <w:t xml:space="preserve">Complete QED Course</w:t>
+        <w:spacing w:after="40" w:before="160"/>
+        <w:ind w:left="0" w:firstLine="0" w:right="0"/>
+        <w:jc w:val="left"/>
+      </w:pPr>
+      <w:r>
+        <w:rPr>
+          <w:b/>
+        </w:rPr>
+        <w:t xml:space="preserve">Electrical Engineering Series</w:t>
+      </w:r>
+    </w:p>
+    <w:p>
+      <w:pPr>
+        <w:spacing w:after="20" w:before="0"/>
+        <w:ind w:left="360" w:firstLine="0" w:right="0"/>
+        <w:jc w:val="left"/>
+      </w:pPr>
+      <w:r>
+        <w:t xml:space="preserve">Foundations of Electronics (Book 1)</w:t>
+      </w:r>
+    </w:p>
+    <w:p>
+      <w:pPr>
+        <w:spacing w:after="20" w:before="0"/>
+        <w:ind w:left="360" w:firstLine="0" w:right="0"/>
+        <w:jc w:val="left"/>
+      </w:pPr>
+      <w:r>
+        <w:t xml:space="preserve">Circuits, Components, and Control (Book 2)</w:t>
+      </w:r>
+    </w:p>
+    <w:p>
+      <w:pPr>
+        <w:spacing w:after="20" w:before="0"/>
+        <w:ind w:left="360" w:firstLine="0" w:right="0"/>
+        <w:jc w:val="left"/>
+      </w:pPr>
+      <w:r>
+        <w:t xml:space="preserve">Semiconductor Physics and Devices (Book 3)</w:t>
+      </w:r>
+    </w:p>
+    <w:p>
+      <w:pPr>
+        <w:spacing w:after="20" w:before="0"/>
+        <w:ind w:left="360" w:firstLine="0" w:right="0"/>
+        <w:jc w:val="left"/>
+      </w:pPr>
+      <w:r>
+        <w:t xml:space="preserve">RF, Microwave, and Transceivers (Book 4)</w:t>
+      </w:r>
+    </w:p>
+    <w:p>
+      <w:pPr>
+        <w:spacing w:after="20" w:before="0"/>
+        <w:ind w:left="360" w:firstLine="0" w:right="0"/>
+        <w:jc w:val="left"/>
+      </w:pPr>
+      <w:r>
+        <w:t xml:space="preserve">Communications, Wireless, and SDR (Book 5)</w:t>
+      </w:r>
+    </w:p>
+    <w:p>
+      <w:pPr>
+        <w:spacing w:after="20" w:before="0"/>
+        <w:ind w:left="360" w:firstLine="0" w:right="0"/>
+        <w:jc w:val="left"/>
+      </w:pPr>
+      <w:r>
+        <w:t xml:space="preserve">Power and Energy (Book 6)</w:t>
+      </w:r>
+    </w:p>
+    <w:p>
+      <w:pPr>
+        <w:spacing w:after="20" w:before="0"/>
+        <w:ind w:left="360" w:firstLine="0" w:right="0"/>
+        <w:jc w:val="left"/>
+      </w:pPr>
+      <w:r>
+        <w:t xml:space="preserve">Packaging, Layout, EMC, and Test (Book 7)</w:t>
       </w:r>
     </w:p>
     <w:p>
       <w:pPr>
         <w:keepNext/>
-        <w:spacing w:after="80" w:before="200"/>
-      </w:pPr>
-      <w:r>
-        <w:rPr>
-          <w:b/>
-          <w:bCs/>
-        </w:rPr>
-        <w:t xml:space="preserve">Life</w:t>
-      </w:r>
-    </w:p>
-    <w:p>
-      <w:pPr>
-        <w:spacing w:after="60"/>
-        <w:ind w:left="360"/>
-      </w:pPr>
-      <w:r>
-        <w:rPr>
-          <w:i/>
-          <w:iCs/>
-        </w:rPr>
-        <w:t xml:space="preserve">The Copy Is Never Exact</w:t>
+        <w:spacing w:after="40" w:before="160"/>
+        <w:ind w:left="0" w:firstLine="0" w:right="0"/>
+        <w:jc w:val="left"/>
+      </w:pPr>
+      <w:r>
+        <w:rPr>
+          <w:b/>
+        </w:rPr>
+        <w:t xml:space="preserve">History</w:t>
+      </w:r>
+    </w:p>
+    <w:p>
+      <w:pPr>
+        <w:spacing w:after="20" w:before="0"/>
+        <w:ind w:left="360" w:firstLine="0" w:right="0"/>
+        <w:jc w:val="left"/>
+      </w:pPr>
+      <w:r>
+        <w:t xml:space="preserve">The Dolphins' View of History</w:t>
       </w:r>
     </w:p>
     <w:p>
       <w:pPr>
         <w:keepNext/>
-        <w:spacing w:after="80" w:before="200"/>
-      </w:pPr>
-      <w:r>
-        <w:rPr>
-          <w:b/>
-          <w:bCs/>
-        </w:rPr>
-        <w:t xml:space="preserve">Mathematics and engineering</w:t>
-      </w:r>
-    </w:p>
-    <w:p>
-      <w:pPr>
-        <w:spacing w:after="60"/>
-        <w:ind w:left="360"/>
-      </w:pPr>
-      <w:r>
-        <w:rPr>
-          <w:i/>
-          <w:iCs/>
-        </w:rPr>
-        <w:t xml:space="preserve">The Mathematics Tower</w:t>
-      </w:r>
-    </w:p>
-    <w:p>
-      <w:pPr>
-        <w:spacing w:after="60"/>
-        <w:ind w:left="360"/>
-      </w:pPr>
-      <w:r>
-        <w:rPr>
-          <w:i/>
-          <w:iCs/>
-        </w:rPr>
-        <w:t xml:space="preserve">Foundations (EE Series, Book 1)</w:t>
-      </w:r>
-    </w:p>
-    <w:p>
-      <w:pPr>
-        <w:spacing w:after="60"/>
-        <w:ind w:left="360"/>
-      </w:pPr>
-      <w:r>
-        <w:rPr>
-          <w:i/>
-          <w:iCs/>
-        </w:rPr>
-        <w:t xml:space="preserve">Core Circuits and Components (EE Series, Book 2)</w:t>
+        <w:spacing w:after="40" w:before="160"/>
+        <w:ind w:left="0" w:firstLine="0" w:right="0"/>
+        <w:jc w:val="left"/>
+      </w:pPr>
+      <w:r>
+        <w:rPr>
+          <w:b/>
+        </w:rPr>
+        <w:t xml:space="preserve">Fiction</w:t>
+      </w:r>
+    </w:p>
+    <w:p>
+      <w:pPr>
+        <w:spacing w:after="20" w:before="0"/>
+        <w:ind w:left="360" w:firstLine="0" w:right="0"/>
+        <w:jc w:val="left"/>
+      </w:pPr>
+      <w:r>
+        <w:t xml:space="preserve">The Murder That Hadn't Happened Yet (The Relativistic Investigation Bureau, Book 1)</w:t>
+      </w:r>
+    </w:p>
+    <w:p>
+      <w:pPr>
+        <w:spacing w:after="20" w:before="0"/>
+        <w:ind w:left="360" w:firstLine="0" w:right="0"/>
+        <w:jc w:val="left"/>
+      </w:pPr>
+      <w:r>
+        <w:t xml:space="preserve">The Warning That Was Sent Too Late (The Relativistic Investigation Bureau, Book 2)</w:t>
+      </w:r>
+    </w:p>
+    <w:p>
+      <w:pPr>
+        <w:spacing w:after="20" w:before="0"/>
+        <w:ind w:left="360" w:firstLine="0" w:right="0"/>
+        <w:jc w:val="left"/>
+      </w:pPr>
+      <w:r>
+        <w:t xml:space="preserve">Schrödinger’s Paperwork (Lolly Wren’s Curious Science Adventures, Book 1)</w:t>
+      </w:r>
+    </w:p>
+    <w:p>
+      <w:pPr>
+        <w:spacing w:after="20" w:before="0"/>
+        <w:ind w:left="360" w:firstLine="0" w:right="0"/>
+        <w:jc w:val="left"/>
+      </w:pPr>
+      <w:r>
+        <w:t xml:space="preserve">The Permitted Options (Lolly Wren’s Curious Science Adventures, Book 2)</w:t>
+      </w:r>
+    </w:p>
+    <w:p>
+      <w:pPr>
+        <w:spacing w:after="20" w:before="0"/>
+        <w:ind w:left="360" w:firstLine="0" w:right="0"/>
+        <w:jc w:val="left"/>
+      </w:pPr>
+      <w:r>
+        <w:t xml:space="preserve">Protocol Flamingo (The Invasion Storybooks, Book 1), as George Herbert Fontaine</w:t>
       </w:r>
     </w:p>
     <w:p>
       <w:pPr>
         <w:keepNext/>
-        <w:spacing w:after="80" w:before="200"/>
-      </w:pPr>
-      <w:r>
-        <w:rPr>
-          <w:b/>
-          <w:bCs/>
-        </w:rPr>
-        <w:t xml:space="preserve">Novels</w:t>
-      </w:r>
-    </w:p>
-    <w:p>
-      <w:pPr>
-        <w:spacing w:after="60"/>
-        <w:ind w:left="360"/>
-      </w:pPr>
-      <w:r>
-        <w:rPr>
-          <w:i/>
-          <w:iCs/>
-        </w:rPr>
-        <w:t xml:space="preserve">The Murder That Hadn't Happened Yet (The Relativistic Investigation Bureau, Book 1)</w:t>
-      </w:r>
-    </w:p>
-    <w:p>
-      <w:pPr>
-        <w:spacing w:after="60"/>
-        <w:ind w:left="360"/>
-      </w:pPr>
-      <w:r>
-        <w:rPr>
-          <w:i/>
-          <w:iCs/>
-        </w:rPr>
-        <w:t xml:space="preserve">Schrödinger's Paperwork (Lolly Wren's Curious Science Adventures, Book 1)</w:t>
+        <w:spacing w:after="40" w:before="160"/>
+        <w:ind w:left="0" w:firstLine="0" w:right="0"/>
+        <w:jc w:val="left"/>
+      </w:pPr>
+      <w:r>
+        <w:rPr>
+          <w:b/>
+        </w:rPr>
+        <w:t xml:space="preserve">How-To</w:t>
+      </w:r>
+    </w:p>
+    <w:p>
+      <w:pPr>
+        <w:spacing w:after="20" w:before="0"/>
+        <w:ind w:left="360" w:firstLine="0" w:right="0"/>
+        <w:jc w:val="left"/>
+      </w:pPr>
+      <w:r>
+        <w:t xml:space="preserve">Your First Book That Sells</w:t>
+      </w:r>
+    </w:p>
+    <w:p>
+      <w:pPr>
+        <w:spacing w:after="20" w:before="0"/>
+        <w:ind w:left="360" w:firstLine="0" w:right="0"/>
+        <w:jc w:val="left"/>
+      </w:pPr>
+      <w:r>
+        <w:t xml:space="preserve">Your First YouTube Channel That Rocks</w:t>
       </w:r>
     </w:p>
     <w:sectPr>

--- a/The Dolphins' View of History/The Dolphins' View of History - Complete Manuscript.docx
+++ b/The Dolphins' View of History/The Dolphins' View of History - Complete Manuscript.docx
@@ -1515,6 +1515,26 @@
         <w:spacing w:after="200"/>
       </w:pPr>
       <w:r>
+        <w:t xml:space="preserve">A mark also does not drift. Human memory does, and it drifts in company. Each time a human recalls something, the brain rebuilds it, and the rebuilt version quietly takes in whatever the rememberer has heard since. A story passed through enough mouths comes out smoother, simpler, and more like what the listeners expected to hear.</w:t>
+      </w:r>
+    </w:p>
+    <w:p>
+      <w:pPr>
+        <w:spacing w:after="200"/>
+      </w:pPr>
+      <w:r>
+        <w:rPr>
+          <w:i/>
+          <w:iCs/>
+        </w:rPr>
+        <w:t xml:space="preserve">Professor Click-Click-Whoosh, in the margin: “Modern humans have a name for the same wrong memory held by many heads at once: the Mandela effect, after the large number of them who remember Nelson Mandela dying in prison in the 1980s. He walked free in 1990, became president of South Africa, and died in 2013. The newspapers of 1990 say so, and they have not changed their minds. That is the whole case for clay.”</w:t>
+      </w:r>
+    </w:p>
+    <w:p>
+      <w:pPr>
+        <w:spacing w:after="200"/>
+      </w:pPr>
+      <w:r>
         <w:t xml:space="preserve">The Library of Ashurbanipal, assembled in Nineveh in the 7th century BCE, held thousands of tablets on medicine, astronomy, and literature, deliberately collected — the first evidence of a society building a memory on purpose, for readers not yet born.</w:t>
       </w:r>
     </w:p>
@@ -10261,416 +10281,494 @@
     <w:p>
       <w:pPr>
         <w:keepNext/>
-        <w:spacing w:after="40" w:before="160"/>
-        <w:ind w:left="0" w:firstLine="0" w:right="0"/>
-        <w:jc w:val="left"/>
-      </w:pPr>
-      <w:r>
-        <w:rPr>
-          <w:b/>
+        <w:spacing w:after="80" w:before="200"/>
+      </w:pPr>
+      <w:r>
+        <w:rPr>
+          <w:b/>
+          <w:bCs/>
         </w:rPr>
         <w:t xml:space="preserve">Physics, Actually</w:t>
       </w:r>
     </w:p>
     <w:p>
       <w:pPr>
-        <w:spacing w:after="20" w:before="0"/>
-        <w:ind w:left="360" w:firstLine="0" w:right="0"/>
-        <w:jc w:val="left"/>
-      </w:pPr>
-      <w:r>
+        <w:spacing w:after="60"/>
+        <w:ind w:left="360"/>
+      </w:pPr>
+      <w:r>
+        <w:rPr>
+          <w:i/>
+          <w:iCs/>
+        </w:rPr>
         <w:t xml:space="preserve">Physics, Actually, Volume 1: Motion, Forces, Time, and Relativity</w:t>
       </w:r>
     </w:p>
     <w:p>
       <w:pPr>
-        <w:spacing w:after="20" w:before="0"/>
-        <w:ind w:left="360" w:firstLine="0" w:right="0"/>
-        <w:jc w:val="left"/>
-      </w:pPr>
-      <w:r>
+        <w:spacing w:after="60"/>
+        <w:ind w:left="360"/>
+      </w:pPr>
+      <w:r>
+        <w:rPr>
+          <w:i/>
+          <w:iCs/>
+        </w:rPr>
         <w:t xml:space="preserve">Physics, Actually, Volume 2: Gravity, Cosmology, and the Limits of Spacetime</w:t>
       </w:r>
     </w:p>
     <w:p>
       <w:pPr>
-        <w:spacing w:after="20" w:before="0"/>
-        <w:ind w:left="360" w:firstLine="0" w:right="0"/>
-        <w:jc w:val="left"/>
-      </w:pPr>
-      <w:r>
+        <w:spacing w:after="60"/>
+        <w:ind w:left="360"/>
+      </w:pPr>
+      <w:r>
+        <w:rPr>
+          <w:i/>
+          <w:iCs/>
+        </w:rPr>
         <w:t xml:space="preserve">Physics, Actually, Volume 3: The Standard Model, Chaos, and the Edge of Knowledge</w:t>
       </w:r>
     </w:p>
     <w:p>
       <w:pPr>
-        <w:spacing w:after="20" w:before="0"/>
-        <w:ind w:left="360" w:firstLine="0" w:right="0"/>
-        <w:jc w:val="left"/>
-      </w:pPr>
-      <w:r>
+        <w:spacing w:after="60"/>
+        <w:ind w:left="360"/>
+      </w:pPr>
+      <w:r>
+        <w:rPr>
+          <w:i/>
+          <w:iCs/>
+        </w:rPr>
         <w:t xml:space="preserve">Life, Actually: From the First Cell to the Edited Genome and the Search for Life Elsewhere</w:t>
       </w:r>
     </w:p>
     <w:p>
       <w:pPr>
         <w:keepNext/>
-        <w:spacing w:after="40" w:before="160"/>
-        <w:ind w:left="0" w:firstLine="0" w:right="0"/>
-        <w:jc w:val="left"/>
-      </w:pPr>
-      <w:r>
-        <w:rPr>
-          <w:b/>
+        <w:spacing w:after="80" w:before="200"/>
+      </w:pPr>
+      <w:r>
+        <w:rPr>
+          <w:b/>
+          <w:bCs/>
         </w:rPr>
         <w:t xml:space="preserve">Math, Actually</w:t>
       </w:r>
     </w:p>
     <w:p>
       <w:pPr>
-        <w:spacing w:after="20" w:before="0"/>
-        <w:ind w:left="360" w:firstLine="0" w:right="0"/>
-        <w:jc w:val="left"/>
-      </w:pPr>
-      <w:r>
+        <w:spacing w:after="60"/>
+        <w:ind w:left="360"/>
+      </w:pPr>
+      <w:r>
+        <w:rPr>
+          <w:i/>
+          <w:iCs/>
+        </w:rPr>
         <w:t xml:space="preserve">Math, Actually, Volume 1: From Arithmetic to Calculus</w:t>
       </w:r>
     </w:p>
     <w:p>
       <w:pPr>
-        <w:spacing w:after="20" w:before="0"/>
-        <w:ind w:left="360" w:firstLine="0" w:right="0"/>
-        <w:jc w:val="left"/>
-      </w:pPr>
-      <w:r>
+        <w:spacing w:after="60"/>
+        <w:ind w:left="360"/>
+      </w:pPr>
+      <w:r>
+        <w:rPr>
+          <w:i/>
+          <w:iCs/>
+        </w:rPr>
         <w:t xml:space="preserve">Math, Actually, Volume 2: From Multivariable Calculus to Set Theory &amp; Logic</w:t>
       </w:r>
     </w:p>
     <w:p>
       <w:pPr>
-        <w:spacing w:after="20" w:before="0"/>
-        <w:ind w:left="360" w:firstLine="0" w:right="0"/>
-        <w:jc w:val="left"/>
-      </w:pPr>
-      <w:r>
+        <w:spacing w:after="60"/>
+        <w:ind w:left="360"/>
+      </w:pPr>
+      <w:r>
+        <w:rPr>
+          <w:i/>
+          <w:iCs/>
+        </w:rPr>
         <w:t xml:space="preserve">Math, Actually, Volume 3: From Differential Equations to Abstract Algebra</w:t>
       </w:r>
     </w:p>
     <w:p>
       <w:pPr>
-        <w:spacing w:after="20" w:before="0"/>
-        <w:ind w:left="360" w:firstLine="0" w:right="0"/>
-        <w:jc w:val="left"/>
-      </w:pPr>
-      <w:r>
+        <w:spacing w:after="60"/>
+        <w:ind w:left="360"/>
+      </w:pPr>
+      <w:r>
+        <w:rPr>
+          <w:i/>
+          <w:iCs/>
+        </w:rPr>
         <w:t xml:space="preserve">Math, Actually, Volume 4: From Category Theory to the Frontier</w:t>
       </w:r>
     </w:p>
     <w:p>
       <w:pPr>
         <w:keepNext/>
-        <w:spacing w:after="40" w:before="160"/>
-        <w:ind w:left="0" w:firstLine="0" w:right="0"/>
-        <w:jc w:val="left"/>
-      </w:pPr>
-      <w:r>
-        <w:rPr>
-          <w:b/>
+        <w:spacing w:after="80" w:before="200"/>
+      </w:pPr>
+      <w:r>
+        <w:rPr>
+          <w:b/>
+          <w:bCs/>
         </w:rPr>
         <w:t xml:space="preserve">Quanta, Actually</w:t>
       </w:r>
     </w:p>
     <w:p>
       <w:pPr>
-        <w:spacing w:after="20" w:before="0"/>
-        <w:ind w:left="360" w:firstLine="0" w:right="0"/>
-        <w:jc w:val="left"/>
-      </w:pPr>
-      <w:r>
+        <w:spacing w:after="60"/>
+        <w:ind w:left="360"/>
+      </w:pPr>
+      <w:r>
+        <w:rPr>
+          <w:i/>
+          <w:iCs/>
+        </w:rPr>
         <w:t xml:space="preserve">Quanta, Actually, Volume 1: The Quantum World</w:t>
       </w:r>
     </w:p>
     <w:p>
       <w:pPr>
-        <w:spacing w:after="20" w:before="0"/>
-        <w:ind w:left="360" w:firstLine="0" w:right="0"/>
-        <w:jc w:val="left"/>
-      </w:pPr>
-      <w:r>
+        <w:spacing w:after="60"/>
+        <w:ind w:left="360"/>
+      </w:pPr>
+      <w:r>
+        <w:rPr>
+          <w:i/>
+          <w:iCs/>
+        </w:rPr>
         <w:t xml:space="preserve">Quanta, Actually, Volume 2: The Quantum Conversation</w:t>
       </w:r>
     </w:p>
     <w:p>
       <w:pPr>
-        <w:spacing w:after="20" w:before="0"/>
-        <w:ind w:left="360" w:firstLine="0" w:right="0"/>
-        <w:jc w:val="left"/>
-      </w:pPr>
-      <w:r>
+        <w:spacing w:after="60"/>
+        <w:ind w:left="360"/>
+      </w:pPr>
+      <w:r>
+        <w:rPr>
+          <w:i/>
+          <w:iCs/>
+        </w:rPr>
         <w:t xml:space="preserve">Quanta, Actually, Volume 3: Complete Quantum Electrodynamics Course</w:t>
       </w:r>
     </w:p>
     <w:p>
       <w:pPr>
         <w:keepNext/>
-        <w:spacing w:after="40" w:before="160"/>
-        <w:ind w:left="0" w:firstLine="0" w:right="0"/>
-        <w:jc w:val="left"/>
-      </w:pPr>
-      <w:r>
-        <w:rPr>
-          <w:b/>
+        <w:spacing w:after="80" w:before="200"/>
+      </w:pPr>
+      <w:r>
+        <w:rPr>
+          <w:b/>
+          <w:bCs/>
         </w:rPr>
         <w:t xml:space="preserve">Science Sparks</w:t>
       </w:r>
     </w:p>
     <w:p>
       <w:pPr>
-        <w:spacing w:after="20" w:before="0"/>
-        <w:ind w:left="360" w:firstLine="0" w:right="0"/>
-        <w:jc w:val="left"/>
-      </w:pPr>
-      <w:r>
+        <w:spacing w:after="60"/>
+        <w:ind w:left="360"/>
+      </w:pPr>
+      <w:r>
+        <w:rPr>
+          <w:i/>
+          <w:iCs/>
+        </w:rPr>
         <w:t xml:space="preserve">Science Sparks: Physics, Life, and Mathematics — The Same Few Rules, Told in Highlights</w:t>
       </w:r>
     </w:p>
     <w:p>
       <w:pPr>
         <w:keepNext/>
-        <w:spacing w:after="40" w:before="160"/>
-        <w:ind w:left="0" w:firstLine="0" w:right="0"/>
-        <w:jc w:val="left"/>
-      </w:pPr>
-      <w:r>
-        <w:rPr>
-          <w:b/>
+        <w:spacing w:after="80" w:before="200"/>
+      </w:pPr>
+      <w:r>
+        <w:rPr>
+          <w:b/>
+          <w:bCs/>
         </w:rPr>
         <w:t xml:space="preserve">Look First</w:t>
       </w:r>
     </w:p>
     <w:p>
       <w:pPr>
-        <w:spacing w:after="20" w:before="0"/>
-        <w:ind w:left="360" w:firstLine="0" w:right="0"/>
-        <w:jc w:val="left"/>
-      </w:pPr>
-      <w:r>
+        <w:spacing w:after="60"/>
+        <w:ind w:left="360"/>
+      </w:pPr>
+      <w:r>
+        <w:rPr>
+          <w:i/>
+          <w:iCs/>
+        </w:rPr>
         <w:t xml:space="preserve">Look First, Volume 1: The Universe Has No Now</w:t>
       </w:r>
     </w:p>
     <w:p>
       <w:pPr>
-        <w:spacing w:after="20" w:before="0"/>
-        <w:ind w:left="360" w:firstLine="0" w:right="0"/>
-        <w:jc w:val="left"/>
-      </w:pPr>
-      <w:r>
+        <w:spacing w:after="60"/>
+        <w:ind w:left="360"/>
+      </w:pPr>
+      <w:r>
+        <w:rPr>
+          <w:i/>
+          <w:iCs/>
+        </w:rPr>
         <w:t xml:space="preserve">Look First, Volume 2: A Trip Is Not a New Life</w:t>
       </w:r>
     </w:p>
     <w:p>
       <w:pPr>
         <w:keepNext/>
-        <w:spacing w:after="40" w:before="160"/>
-        <w:ind w:left="0" w:firstLine="0" w:right="0"/>
-        <w:jc w:val="left"/>
-      </w:pPr>
-      <w:r>
-        <w:rPr>
-          <w:b/>
+        <w:spacing w:after="80" w:before="200"/>
+      </w:pPr>
+      <w:r>
+        <w:rPr>
+          <w:b/>
+          <w:bCs/>
         </w:rPr>
         <w:t xml:space="preserve">Electrical Engineering Series</w:t>
       </w:r>
     </w:p>
     <w:p>
       <w:pPr>
-        <w:spacing w:after="20" w:before="0"/>
-        <w:ind w:left="360" w:firstLine="0" w:right="0"/>
-        <w:jc w:val="left"/>
-      </w:pPr>
-      <w:r>
+        <w:spacing w:after="60"/>
+        <w:ind w:left="360"/>
+      </w:pPr>
+      <w:r>
+        <w:rPr>
+          <w:i/>
+          <w:iCs/>
+        </w:rPr>
         <w:t xml:space="preserve">Foundations of Electronics (Book 1)</w:t>
       </w:r>
     </w:p>
     <w:p>
       <w:pPr>
-        <w:spacing w:after="20" w:before="0"/>
-        <w:ind w:left="360" w:firstLine="0" w:right="0"/>
-        <w:jc w:val="left"/>
-      </w:pPr>
-      <w:r>
+        <w:spacing w:after="60"/>
+        <w:ind w:left="360"/>
+      </w:pPr>
+      <w:r>
+        <w:rPr>
+          <w:i/>
+          <w:iCs/>
+        </w:rPr>
         <w:t xml:space="preserve">Circuits, Components, and Control (Book 2)</w:t>
       </w:r>
     </w:p>
     <w:p>
       <w:pPr>
-        <w:spacing w:after="20" w:before="0"/>
-        <w:ind w:left="360" w:firstLine="0" w:right="0"/>
-        <w:jc w:val="left"/>
-      </w:pPr>
-      <w:r>
+        <w:spacing w:after="60"/>
+        <w:ind w:left="360"/>
+      </w:pPr>
+      <w:r>
+        <w:rPr>
+          <w:i/>
+          <w:iCs/>
+        </w:rPr>
         <w:t xml:space="preserve">Semiconductor Physics and Devices (Book 3)</w:t>
       </w:r>
     </w:p>
     <w:p>
       <w:pPr>
-        <w:spacing w:after="20" w:before="0"/>
-        <w:ind w:left="360" w:firstLine="0" w:right="0"/>
-        <w:jc w:val="left"/>
-      </w:pPr>
-      <w:r>
+        <w:spacing w:after="60"/>
+        <w:ind w:left="360"/>
+      </w:pPr>
+      <w:r>
+        <w:rPr>
+          <w:i/>
+          <w:iCs/>
+        </w:rPr>
         <w:t xml:space="preserve">RF, Microwave, and Transceivers (Book 4)</w:t>
       </w:r>
     </w:p>
     <w:p>
       <w:pPr>
-        <w:spacing w:after="20" w:before="0"/>
-        <w:ind w:left="360" w:firstLine="0" w:right="0"/>
-        <w:jc w:val="left"/>
-      </w:pPr>
-      <w:r>
+        <w:spacing w:after="60"/>
+        <w:ind w:left="360"/>
+      </w:pPr>
+      <w:r>
+        <w:rPr>
+          <w:i/>
+          <w:iCs/>
+        </w:rPr>
         <w:t xml:space="preserve">Communications, Wireless, and SDR (Book 5)</w:t>
       </w:r>
     </w:p>
     <w:p>
       <w:pPr>
-        <w:spacing w:after="20" w:before="0"/>
-        <w:ind w:left="360" w:firstLine="0" w:right="0"/>
-        <w:jc w:val="left"/>
-      </w:pPr>
-      <w:r>
+        <w:spacing w:after="60"/>
+        <w:ind w:left="360"/>
+      </w:pPr>
+      <w:r>
+        <w:rPr>
+          <w:i/>
+          <w:iCs/>
+        </w:rPr>
         <w:t xml:space="preserve">Power and Energy (Book 6)</w:t>
       </w:r>
     </w:p>
     <w:p>
       <w:pPr>
-        <w:spacing w:after="20" w:before="0"/>
-        <w:ind w:left="360" w:firstLine="0" w:right="0"/>
-        <w:jc w:val="left"/>
-      </w:pPr>
-      <w:r>
+        <w:spacing w:after="60"/>
+        <w:ind w:left="360"/>
+      </w:pPr>
+      <w:r>
+        <w:rPr>
+          <w:i/>
+          <w:iCs/>
+        </w:rPr>
         <w:t xml:space="preserve">Packaging, Layout, EMC, and Test (Book 7)</w:t>
       </w:r>
     </w:p>
     <w:p>
       <w:pPr>
         <w:keepNext/>
-        <w:spacing w:after="40" w:before="160"/>
-        <w:ind w:left="0" w:firstLine="0" w:right="0"/>
-        <w:jc w:val="left"/>
-      </w:pPr>
-      <w:r>
-        <w:rPr>
-          <w:b/>
+        <w:spacing w:after="80" w:before="200"/>
+      </w:pPr>
+      <w:r>
+        <w:rPr>
+          <w:b/>
+          <w:bCs/>
         </w:rPr>
         <w:t xml:space="preserve">History</w:t>
       </w:r>
     </w:p>
     <w:p>
       <w:pPr>
-        <w:spacing w:after="20" w:before="0"/>
-        <w:ind w:left="360" w:firstLine="0" w:right="0"/>
-        <w:jc w:val="left"/>
-      </w:pPr>
-      <w:r>
+        <w:spacing w:after="60"/>
+        <w:ind w:left="360"/>
+      </w:pPr>
+      <w:r>
+        <w:rPr>
+          <w:i/>
+          <w:iCs/>
+        </w:rPr>
         <w:t xml:space="preserve">The Dolphins' View of History</w:t>
       </w:r>
     </w:p>
     <w:p>
       <w:pPr>
         <w:keepNext/>
-        <w:spacing w:after="40" w:before="160"/>
-        <w:ind w:left="0" w:firstLine="0" w:right="0"/>
-        <w:jc w:val="left"/>
-      </w:pPr>
-      <w:r>
-        <w:rPr>
-          <w:b/>
+        <w:spacing w:after="80" w:before="200"/>
+      </w:pPr>
+      <w:r>
+        <w:rPr>
+          <w:b/>
+          <w:bCs/>
         </w:rPr>
         <w:t xml:space="preserve">Fiction</w:t>
       </w:r>
     </w:p>
     <w:p>
       <w:pPr>
-        <w:spacing w:after="20" w:before="0"/>
-        <w:ind w:left="360" w:firstLine="0" w:right="0"/>
-        <w:jc w:val="left"/>
-      </w:pPr>
-      <w:r>
+        <w:spacing w:after="60"/>
+        <w:ind w:left="360"/>
+      </w:pPr>
+      <w:r>
+        <w:rPr>
+          <w:i/>
+          <w:iCs/>
+        </w:rPr>
         <w:t xml:space="preserve">The Murder That Hadn't Happened Yet (The Relativistic Investigation Bureau, Book 1)</w:t>
       </w:r>
     </w:p>
     <w:p>
       <w:pPr>
-        <w:spacing w:after="20" w:before="0"/>
-        <w:ind w:left="360" w:firstLine="0" w:right="0"/>
-        <w:jc w:val="left"/>
-      </w:pPr>
-      <w:r>
+        <w:spacing w:after="60"/>
+        <w:ind w:left="360"/>
+      </w:pPr>
+      <w:r>
+        <w:rPr>
+          <w:i/>
+          <w:iCs/>
+        </w:rPr>
         <w:t xml:space="preserve">The Warning That Was Sent Too Late (The Relativistic Investigation Bureau, Book 2)</w:t>
       </w:r>
     </w:p>
     <w:p>
       <w:pPr>
-        <w:spacing w:after="20" w:before="0"/>
-        <w:ind w:left="360" w:firstLine="0" w:right="0"/>
-        <w:jc w:val="left"/>
-      </w:pPr>
-      <w:r>
+        <w:spacing w:after="60"/>
+        <w:ind w:left="360"/>
+      </w:pPr>
+      <w:r>
+        <w:rPr>
+          <w:i/>
+          <w:iCs/>
+        </w:rPr>
         <w:t xml:space="preserve">Schrödinger’s Paperwork (Lolly Wren’s Curious Science Adventures, Book 1)</w:t>
       </w:r>
     </w:p>
     <w:p>
       <w:pPr>
-        <w:spacing w:after="20" w:before="0"/>
-        <w:ind w:left="360" w:firstLine="0" w:right="0"/>
-        <w:jc w:val="left"/>
-      </w:pPr>
-      <w:r>
+        <w:spacing w:after="60"/>
+        <w:ind w:left="360"/>
+      </w:pPr>
+      <w:r>
+        <w:rPr>
+          <w:i/>
+          <w:iCs/>
+        </w:rPr>
         <w:t xml:space="preserve">The Permitted Options (Lolly Wren’s Curious Science Adventures, Book 2)</w:t>
       </w:r>
     </w:p>
     <w:p>
       <w:pPr>
-        <w:spacing w:after="20" w:before="0"/>
-        <w:ind w:left="360" w:firstLine="0" w:right="0"/>
-        <w:jc w:val="left"/>
-      </w:pPr>
-      <w:r>
+        <w:spacing w:after="60"/>
+        <w:ind w:left="360"/>
+      </w:pPr>
+      <w:r>
+        <w:rPr>
+          <w:i/>
+          <w:iCs/>
+        </w:rPr>
         <w:t xml:space="preserve">Protocol Flamingo (The Invasion Storybooks, Book 1), as George Herbert Fontaine</w:t>
       </w:r>
     </w:p>
     <w:p>
       <w:pPr>
         <w:keepNext/>
-        <w:spacing w:after="40" w:before="160"/>
-        <w:ind w:left="0" w:firstLine="0" w:right="0"/>
-        <w:jc w:val="left"/>
-      </w:pPr>
-      <w:r>
-        <w:rPr>
-          <w:b/>
+        <w:spacing w:after="80" w:before="200"/>
+      </w:pPr>
+      <w:r>
+        <w:rPr>
+          <w:b/>
+          <w:bCs/>
         </w:rPr>
         <w:t xml:space="preserve">How-To</w:t>
       </w:r>
     </w:p>
     <w:p>
       <w:pPr>
-        <w:spacing w:after="20" w:before="0"/>
-        <w:ind w:left="360" w:firstLine="0" w:right="0"/>
-        <w:jc w:val="left"/>
-      </w:pPr>
-      <w:r>
+        <w:spacing w:after="60"/>
+        <w:ind w:left="360"/>
+      </w:pPr>
+      <w:r>
+        <w:rPr>
+          <w:i/>
+          <w:iCs/>
+        </w:rPr>
         <w:t xml:space="preserve">Your First Book That Sells</w:t>
       </w:r>
     </w:p>
     <w:p>
       <w:pPr>
-        <w:spacing w:after="20" w:before="0"/>
-        <w:ind w:left="360" w:firstLine="0" w:right="0"/>
-        <w:jc w:val="left"/>
-      </w:pPr>
-      <w:r>
+        <w:spacing w:after="60"/>
+        <w:ind w:left="360"/>
+      </w:pPr>
+      <w:r>
+        <w:rPr>
+          <w:i/>
+          <w:iCs/>
+        </w:rPr>
         <w:t xml:space="preserve">Your First YouTube Channel That Rocks</w:t>
       </w:r>
     </w:p>

--- a/The Dolphins' View of History/The Dolphins' View of History - Complete Manuscript.docx
+++ b/The Dolphins' View of History/The Dolphins' View of History - Complete Manuscript.docx
@@ -112,7 +112,7 @@
           <w:sz w:val="18"/>
           <w:szCs w:val="18"/>
         </w:rPr>
-        <w:t xml:space="preserve">Professor Click-Click-Whoosh, the Cetacean Academy of Oceanic Studies, and the International Dolphin Historical Society are inventions. The history is not. Dates, figures, and events follow the published scholarship listed in Further Reading and were checked against the record as it stood in 2026. Where historians disagree, the text says so.</w:t>
+        <w:t xml:space="preserve">Professor Click-Click-Whoosh, the Cetacean Academy of Oceanic Studies, and the International Dolphin Historical Society are inventions. The history is not. Dates, figures, and events follow the published scholarship listed in the Notes and Sources and were checked against the record as it stood in 2026. Where historians disagree, the text says so.</w:t>
       </w:r>
     </w:p>
     <w:p>
@@ -511,7 +511,7 @@
         <w:spacing w:after="200"/>
       </w:pPr>
       <w:r>
-        <w:t xml:space="preserve">They hunt in coordinated teams and teach their young skills that vary by region — a genuine culture, not just instinct. In Shark Bay, Australia, a line of mothers has taught daughters for generations to break a marine sponge free and wear it over the nose while foraging on the sharp seafloor.</w:t>
+        <w:t xml:space="preserve">They hunt in coordinated teams and teach their young skills that vary by region — a genuine culture, not just instinct. In Shark Bay, Western Australia, a line of mothers has taught daughters for generations to break a marine sponge free and wear it over the nose while foraging on the sharp seafloor.</w:t>
       </w:r>
     </w:p>
     <w:p>
@@ -635,7 +635,7 @@
         <w:spacing w:after="200"/>
       </w:pPr>
       <w:r>
-        <w:t xml:space="preserve">None of which stops dolphins from doing, with some regularity, the opposite as well: helping humans lost or in danger at sea, guiding disoriented swimmers back toward shore, and, in a number of well-documented modern cases, circling threatened swimmers closely enough to drive off an approaching shark. Ancient Greek sailors told the same story about the same species nearly three thousand years ago — Arion, saved from drowning after pirates threw him overboard, was rescued by a dolphin often enough in the retelling that the image ended up stamped on Greek coins.</w:t>
+        <w:t xml:space="preserve">None of which stops dolphins from doing, now and then, the opposite as well: helping humans lost or in danger at sea, guiding disoriented swimmers toward shore, and, in a handful of widely reported modern cases, circling swimmers closely enough to keep an approaching shark away. These are the swimmers' accounts, not controlled experiments, and dolphin scholarship reports them as such. Greek writers told the same kind of story more than twenty-five centuries ago: Herodotus has the singer Arion thrown overboard by pirates and carried to shore on a dolphin's back, and the image of a rider on a dolphin ended up stamped on Greek coins.</w:t>
       </w:r>
     </w:p>
     <w:p>
@@ -655,7 +655,15 @@
         <w:spacing w:after="200"/>
       </w:pPr>
       <w:r>
-        <w:t xml:space="preserve">This is the thesis the rest of the book keeps testing, chapter after chapter, on the one species that did get the hands: a big brain guarantees cleverness. It does not guarantee wisdom. The two arrived on separate schedules, and the schedule for wisdom has been, and remains, the less reliable of the two.</w:t>
+        <w:t xml:space="preserve">Here is the thesis the rest of the book keeps testing on the one species that did get the hands. A hand turns an idea into an object, and an object outlives the person who had the idea. The next generation does not start from nothing. It picks up the tool, improves it, and passes it on. Anthropologists call this cumulative culture and compare it to a ratchet: it turns one way and rarely slips back. A dolphin calf inherits its mother's skills. A human child inherits a civilization's tools. Capability, in this species, compounds.</w:t>
+      </w:r>
+    </w:p>
+    <w:p>
+      <w:pPr>
+        <w:spacing w:after="200"/>
+      </w:pPr>
+      <w:r>
+        <w:t xml:space="preserve">Wisdom does not compound the same way. It cannot be stored in a tool or inherited with one. Each generation has to learn it again, mostly from its own mistakes and sometimes from its parents' graves. A big brain guarantees cleverness. It does not guarantee wisdom. The two arrive on separate schedules, and the rest of this book is the record of how far apart those schedules drifted.</w:t>
       </w:r>
     </w:p>
     <w:p>
@@ -783,7 +791,7 @@
         <w:spacing w:after="200"/>
       </w:pPr>
       <w:r>
-        <w:t xml:space="preserve">Then, about 3.7 million years ago, two or three individuals walked across a fresh fall of volcanic ash at Laetoli, in what is now Tanzania, and left footprints that the ash preserved: upright, unhurried, and unmistakably those of a biped. They are the oldest such tracks known and among the most affecting objects in the whole archive. Not a tool, not a monument, just somebody walking somewhere, three and a half million years before anyone thought to write it down.</w:t>
+        <w:t xml:space="preserve">Then, about 3.7 million years ago, two or three individuals walked across a fresh fall of volcanic ash at Laetoli, in what is now Tanzania, and left footprints that the ash preserved: upright, unhurried, and unmistakably those of a biped. They are the oldest footprints that everyone agrees were made by a hominin, and among the most affecting objects in the whole archive. Not a tool, not a monument, just somebody walking somewhere, three and a half million years before anyone thought to write it down.</w:t>
       </w:r>
     </w:p>
     <w:p>
@@ -823,7 +831,7 @@
         <w:spacing w:after="200"/>
       </w:pPr>
       <w:r>
-        <w:t xml:space="preserve">The evidence that these were people who thought, and not merely people who made tools, also comes from the south. At Blombos Cave on South Africa's coast, pieces of ochre engraved with crosshatched patterns and strings of shell beads, some 75,000 years old or more, show humans making marks for no reason except meaning. Dolphin historians file them as the first known steps toward almost everything that follows in this book.</w:t>
+        <w:t xml:space="preserve">The evidence that these were people who thought, and not merely people who made tools, also comes from the south. At Blombos Cave on South Africa's coast, pieces of ochre engraved with crosshatched patterns and strings of shell beads, some 75,000 years old or more, show humans making marks for no reason except meaning. Dolphin historians file them among the earliest known steps toward almost everything that follows in this book.</w:t>
       </w:r>
     </w:p>
     <w:p>
@@ -955,7 +963,7 @@
         <w:spacing w:after="200"/>
       </w:pPr>
       <w:r>
-        <w:t xml:space="preserve">The primatologist Richard Wrangham has argued at length that cooking did more than feed the brain: it reshaped the whole animal, shrinking the teeth and the gut and freeing hours of the day, and made Homo erectus, in a sense, a species defined by dinner. The argument is contested, as most arguments about deep time are, and dolphin scholarship finds it entirely plausible.</w:t>
+        <w:t xml:space="preserve">The primatologist Richard Wrangham has argued at length that cooking did more than feed the brain: it reshaped the whole animal, shrinking the teeth and the gut and freeing hours of the day, and made Homo erectus, in a sense, a species defined by dinner. The argument is contested, as most arguments about deep time are, because firm evidence of controlled fire is patchy at the very date the theory needs it most. Dolphin scholarship finds it plausible and not proved.</w:t>
       </w:r>
     </w:p>
     <w:p>
@@ -1003,15 +1011,7 @@
         <w:spacing w:after="200"/>
       </w:pPr>
       <w:r>
-        <w:t xml:space="preserve">Language almost certainly came later and slower than either fire or stone, and dolphins are candid that nobody, human or dolphin, knows exactly when. What is certain is that a species sitting in circles, handling shared tools, teaching a hand axe's proportions to the next generation without a single word written down, already needed something well beyond grunts.</w:t>
-      </w:r>
-    </w:p>
-    <w:p>
-      <w:pPr>
-        <w:spacing w:after="200"/>
-      </w:pPr>
-      <w:r>
-        <w:t xml:space="preserve">Dolphins, watching all this from offshore for once quite literally, since early hominin sites cluster near African lakes and rivers, noted the smoke first.</w:t>
+        <w:t xml:space="preserve">Language is the hardest of the three to date, because words leave no bones. Some researchers think the capacity for complex speech was already present in the common ancestor of Neanderthals and modern humans, more than half a million years ago; others argue for something much later. Nobody, human or dolphin, knows. What the evidence does show is a species sitting in circles, handling shared tools, and teaching a hand axe's proportions to the next generation, and that already required some way of sharing what one mind knew with another.</w:t>
       </w:r>
     </w:p>
     <w:p>
@@ -1075,15 +1075,15 @@
         <w:spacing w:after="200"/>
       </w:pPr>
       <w:r>
-        <w:t xml:space="preserve">Several waves left. Earlier small dispersals leave faint genetic traces; the wave that gave rise to nearly everyone alive outside Africa today appears to have moved out roughly 60,000 to 70,000 years ago.</w:t>
-      </w:r>
-    </w:p>
-    <w:p>
-      <w:pPr>
-        <w:spacing w:after="200"/>
-      </w:pPr>
-      <w:r>
-        <w:t xml:space="preserve">They were not alone on the road. Neanderthals had lived across Europe and western Asia for hundreds of thousands of years already; the more recently identified Denisovans occupied at least parts of Asia. Homo sapiens met both, and quite possibly a few others: Homo floresiensis, a small-bodied human species discovered on the Indonesian island of Flores in 2003 and nicknamed the hobbit, was still living there when modern humans were passing through the region. The list of human species has been lengthening steadily since 2003, mostly because somebody keeps digging.</w:t>
+        <w:t xml:space="preserve">Several waves left. Earlier small dispersals left faint traces in the bones of the Levant and the genes of later people. The wave that gave rise to nearly everyone alive outside Africa today left, on the genetic evidence, somewhere between about 70,000 and 50,000 years ago. Geneticists and archaeologists still argue over where in that window it falls.</w:t>
+      </w:r>
+    </w:p>
+    <w:p>
+      <w:pPr>
+        <w:spacing w:after="200"/>
+      </w:pPr>
+      <w:r>
+        <w:t xml:space="preserve">They were not alone on the road. Neanderthals had lived across Europe and western Asia for hundreds of thousands of years already; the more recently identified Denisovans occupied at least parts of Asia. Homo sapiens met both, and quite possibly a few others: Homo floresiensis, a small-bodied human species discovered on the Indonesian island of Flores in 2003 and nicknamed the hobbit, may have overlapped with them; its latest bones date to about 60,000 years ago and its stone tools to about 50,000, close to when modern humans reached the region. The list of human species has been lengthening steadily since 2003, mostly because somebody keeps digging.</w:t>
       </w:r>
     </w:p>
     <w:p>
@@ -1115,15 +1115,27 @@
         <w:spacing w:after="200"/>
       </w:pPr>
       <w:r>
-        <w:t xml:space="preserve">Humans call the disappearance of the other human species a success. The dolphins, who have watched a fair number of species replaced by a more energetic cousin, call it the first sign of trouble.</w:t>
-      </w:r>
-    </w:p>
-    <w:p>
-      <w:pPr>
-        <w:spacing w:after="200"/>
-      </w:pPr>
-      <w:r>
-        <w:t xml:space="preserve">The most striking crossing, to a dolphin, was the one across open water. Reaching Australia required a sea voyage of at least tens of kilometers even at the lowest ice-age sea levels, deliberate enough that it could not have been an accident, and it had happened by around 65,000 years ago (the exact date debated, always by a few thousand years, never by an ocean).</w:t>
+        <w:t xml:space="preserve">Whether modern humans caused those disappearances, by competition, by violence, by disease, or simply by absorbing the last small populations into their own, is not settled, and the answer may differ from valley to valley. Humans have tended to call the outcome a success. The dolphins, who have watched a fair number of species replaced by a more energetic cousin, call it the first sign of trouble.</w:t>
+      </w:r>
+    </w:p>
+    <w:p>
+      <w:pPr>
+        <w:spacing w:after="200"/>
+      </w:pPr>
+      <w:r>
+        <w:t xml:space="preserve">The most striking crossing, to a dolphin, was the one across open water. Reaching Australia required a sea voyage of at least tens of kilometers even at the lowest ice-age sea levels, deliberate enough that it could not have been an accident. It had happened by about 50,000 years ago at the latest. Excavators at one rock shelter in northern Australia argue for 65,000; critics doubt that the oldest artifacts there are as old as the sand around them. The disagreement is worth fifteen thousand years. It has never been about the ocean.</w:t>
+      </w:r>
+    </w:p>
+    <w:p>
+      <w:pPr>
+        <w:spacing w:after="200"/>
+      </w:pPr>
+      <w:r>
+        <w:rPr>
+          <w:i/>
+          <w:iCs/>
+        </w:rPr>
+        <w:t xml:space="preserve">The Society has its own version of this argument. Its Early Arrival school and its Late Arrival school have been debating the date since before the excavators were born, and the minutes record that at the last session both schools agreed on only one point: that the boats were good.</w:t>
       </w:r>
     </w:p>
     <w:p>
@@ -1143,7 +1155,7 @@
         <w:spacing w:after="200"/>
       </w:pPr>
       <w:r>
-        <w:t xml:space="preserve">Humans reached the Americas by at least 15,000 years ago, likely earlier by a contested margin, by way of the Beringia land bridge exposed by lower ice-age sea levels, then down an ice-free corridor or along a coastal route — historians argue about which; dolphins decline to referee that one either.</w:t>
+        <w:t xml:space="preserve">Humans were in the Americas by about 15,000 years ago at the latest, having crossed Beringia, the land bridge exposed by lower ice-age sea levels, and then moved south, down an ice-free corridor or along the coast, a choice historians still argue about. Human footprints at White Sands, New Mexico, dated to between about 23,000 and 21,000 years ago, would push the arrival back much further. The dates have survived several rounds of retesting without yet convincing every critic, and the dolphins decline to referee that one either.</w:t>
       </w:r>
     </w:p>
     <w:p>
@@ -1159,7 +1171,7 @@
         <w:spacing w:after="200"/>
       </w:pPr>
       <w:r>
-        <w:t xml:space="preserve">No other land mammal had ever done this, and no ocean-going mammal had needed to; dolphins had held the whole map for ages, they had simply never needed to plant a flag on any of it.</w:t>
+        <w:t xml:space="preserve">No other primate had ever done this, and no ocean-going mammal had needed to; dolphins had held the whole map for ages, they had simply never needed to plant a flag on any of it.</w:t>
       </w:r>
     </w:p>
     <w:p>
@@ -1243,23 +1255,23 @@
         <w:spacing w:after="200"/>
       </w:pPr>
       <w:r>
-        <w:t xml:space="preserve">That changed, independently, in several places at once, starting around 10,000 BCE, in what looks in hindsight like the least likely revolution in the whole book: humans decided to stay near where the wild wheat and barley already grew, in the Fertile Crescent stretching through parts of today's Iraq, Syria, Turkey, and the Levant.</w:t>
-      </w:r>
-    </w:p>
-    <w:p>
-      <w:pPr>
-        <w:spacing w:after="200"/>
-      </w:pPr>
-      <w:r>
-        <w:t xml:space="preserve">The story is not quite as tidy as fields first, temples later. At Göbekli Tepe in southeastern Turkey, hunter-gatherers who had not yet domesticated a single crop raised rings of carved limestone pillars, some weighing many tons, around 9600 BCE, more than a thousand years before farming is currently dated in the same region. Whether feeding the crowds who gathered to build it helped tip the balance toward planting deliberately, reversing the usual story in which farming comes first and temples follow, is a question archaeologists have not settled.</w:t>
-      </w:r>
-    </w:p>
-    <w:p>
-      <w:pPr>
-        <w:spacing w:after="200"/>
-      </w:pPr>
-      <w:r>
-        <w:t xml:space="preserve">Rice was domesticated separately in China, starting by roughly 8000 BCE. Maize, beans, and squash came together in Mesoamerica. Yams and taro were domesticated in New Guinea. None of these groups had contact with each other. All arrived, on their own clocks, at the same idea.</w:t>
+        <w:t xml:space="preserve">That changed, independently, in several places over several thousand years, starting around 10,000 BCE, in what looks in hindsight like the least likely revolution in the whole book: humans decided to stay near where the wild wheat and barley already grew, in the Fertile Crescent stretching through parts of today's Iraq, Syria, Turkey, and the Levant.</w:t>
+      </w:r>
+    </w:p>
+    <w:p>
+      <w:pPr>
+        <w:spacing w:after="200"/>
+      </w:pPr>
+      <w:r>
+        <w:t xml:space="preserve">The story is not quite as tidy as fields first, temples later. At Göbekli Tepe in southeastern Turkey, hunter-gatherers raised rings of carved limestone pillars, some weighing many tons, around 9600 BCE, before any fully domesticated crop appears in the region. Whether feeding the crowds who gathered to build it helped tip the balance toward planting deliberately, reversing the usual story in which farming comes first and temples follow, is a question archaeologists have not settled.</w:t>
+      </w:r>
+    </w:p>
+    <w:p>
+      <w:pPr>
+        <w:spacing w:after="200"/>
+      </w:pPr>
+      <w:r>
+        <w:t xml:space="preserve">Rice was brought under cultivation separately in China's Yangtze valley, in a process that was under way by about 7000 BCE and took thousands of years to produce fully domesticated rice. Maize, beans, and squash came together in Mesoamerica. Yams and taro were domesticated in New Guinea. None of these groups had contact with each other. All arrived, on their own clocks, at the same idea.</w:t>
       </w:r>
     </w:p>
     <w:p>
@@ -1360,14 +1372,26 @@
     </w:p>
     <w:p>
       <w:pPr>
-        <w:spacing w:after="200"/>
-      </w:pPr>
-      <w:r>
-        <w:rPr>
-          <w:i/>
-          <w:iCs/>
-        </w:rPr>
-        <w:t xml:space="preserve">“The hunter-gatherers,” the Society recorded, “voluntarily tied themselves to fields and spent the next ten thousand years worrying about property.”</w:t>
+        <w:spacing w:after="100"/>
+      </w:pPr>
+      <w:r>
+        <w:rPr>
+          <w:b/>
+          <w:bCs/>
+        </w:rPr>
+        <w:t xml:space="preserve">From the minutes of the Society:</w:t>
+      </w:r>
+    </w:p>
+    <w:p>
+      <w:pPr>
+        <w:spacing w:after="200"/>
+      </w:pPr>
+      <w:r>
+        <w:rPr>
+          <w:i/>
+          <w:iCs/>
+        </w:rPr>
+        <w:t xml:space="preserve">Motion: that farming was a mistake. For: eleven pods. Against: nine. Abstaining: four, on the grounds that without farming there would be no fishing fleets, and the Society has never decided how it feels about fishing fleets. Human scholars divide the same way. The geographer Jared Diamond called agriculture “the worst mistake in the history of the human race” in a 1987 essay; most archaeologists consider the verdict too sweeping, since the same fields fed the cities, the writing, and the medicine that later chapters describe. The motion was carried, narrowly, by the half of the quorum that was awake.</w:t>
       </w:r>
     </w:p>
     <w:p>
@@ -1431,15 +1455,15 @@
         <w:spacing w:after="200"/>
       </w:pPr>
       <w:r>
-        <w:t xml:space="preserve">For every chapter so far, dolphin historians have had to reconstruct human behavior from bones, stone, and ash, the same tools they would use on any other animal.</w:t>
-      </w:r>
-    </w:p>
-    <w:p>
-      <w:pPr>
-        <w:spacing w:after="200"/>
-      </w:pPr>
-      <w:r>
-        <w:t xml:space="preserve">This is the chapter where the sources start talking back.</w:t>
+        <w:t xml:space="preserve">Start with one tablet. It is a square of baked clay about three inches across, made, probably in the city of Uruk, sometime between 3400 and 3000 BCE, and it fits in a human palm. Its marks record a large quantity of barley, a period of thirty-seven months, and two signs read as KU and ŠIM: Kushim. Nobody knows whether Kushim was a person, a job title, or an office. The same signs turn up on seventeen other tablets, mostly in accounts of barley and beer.</w:t>
+      </w:r>
+    </w:p>
+    <w:p>
+      <w:pPr>
+        <w:spacing w:after="200"/>
+      </w:pPr>
+      <w:r>
+        <w:t xml:space="preserve">Until this point, dolphin historians have had to reconstruct human behavior from bones, stone, and ash, the same evidence they would use on any other animal. With the Kushim tablet, the sources start talking back, and the first thing they say is how much barley is owed.</w:t>
       </w:r>
     </w:p>
     <w:p>
@@ -1471,7 +1495,7 @@
         <w:spacing w:after="200"/>
       </w:pPr>
       <w:r>
-        <w:t xml:space="preserve">The earliest personal name in the written record may be Kushim, which appears on a set of barley receipts from Uruk and may belong to an accountant. The first author known by name, roughly a thousand years later, was a woman: Enheduanna, a high priestess at Ur and a daughter of Sargon of Akkad, who around 2300 BCE composed hymns to the goddess Inanna. And the Epic of Gilgamesh, whose earliest surviving Sumerian poems about the king date from around 2100 BCE, though the unified epic as later generations knew it was assembled centuries after that, contains a flood story that circulated in Mesopotamia long before the biblical one was written down.</w:t>
+        <w:t xml:space="preserve">If Kushim was a person, the earliest name in the written record belongs to an accountant. The first author known by name, roughly a thousand years later, was a woman: Enheduanna, a high priestess at Ur and a daughter of Sargon of Akkad, who around 2300 BCE composed hymns to the goddess Inanna. And the Epic of Gilgamesh, whose earliest surviving Sumerian poems about the king date from around 2100 BCE, though the unified epic as later generations knew it was assembled centuries after that, contains a flood story that circulated in Mesopotamia long before the biblical one was written down.</w:t>
       </w:r>
     </w:p>
     <w:p>
@@ -1551,14 +1575,6 @@
         <w:spacing w:after="200"/>
       </w:pPr>
       <w:r>
-        <w:t xml:space="preserve">Dolphin historians linger here longer than anywhere else in the book.</w:t>
-      </w:r>
-    </w:p>
-    <w:p>
-      <w:pPr>
-        <w:spacing w:after="200"/>
-      </w:pPr>
-      <w:r>
         <w:rPr>
           <w:i/>
           <w:iCs/>
@@ -1571,7 +1587,7 @@
         <w:spacing w:after="200"/>
       </w:pPr>
       <w:r>
-        <w:t xml:space="preserve">Everything from a legal code to a shipping manifest to, eventually, dolphin scholarship's own subject matter, depends on this one invention holding.</w:t>
+        <w:t xml:space="preserve">This is the moment the ratchet from the first chapter acquires a memory. A tool can be copied only by someone who sees it; a written instruction can be copied by someone born three centuries later on another continent. Everything from a legal code to a shipping manifest to, eventually, dolphin scholarship's own subject matter, depends on this one invention holding.</w:t>
       </w:r>
     </w:p>
     <w:p>
@@ -1643,15 +1659,7 @@
         <w:spacing w:after="200"/>
       </w:pPr>
       <w:r>
-        <w:t xml:space="preserve">It is, dolphin historians note, a remarkably efficient system of governance: no evidence required, no audit possible, and no term limit that heaven felt any particular urgency about enforcing.</w:t>
-      </w:r>
-    </w:p>
-    <w:p>
-      <w:pPr>
-        <w:spacing w:after="200"/>
-      </w:pPr>
-      <w:r>
-        <w:t xml:space="preserve">Around 2334 BCE, Sargon of Akkad did something no Mesopotamian ruler had managed before: he conquered multiple Sumerian city-states and held them together as one state, arguably the first empire in the modern sense, with a professional standing army instead of a coalition of city militias.</w:t>
+        <w:t xml:space="preserve">Sometime around 2300 BCE (the often-quoted 2334 is a modern reconstruction, not a recorded year), Sargon of Akkad did something no Mesopotamian ruler is known to have managed before: he conquered multiple Sumerian city-states and held them together as one state. Historians argue over whether to call it the first empire. His own inscriptions boast of thousands of soldiers who ate daily in his presence, which sounds like the beginnings of a standing army, and like the beginning of a very large grocery bill.</w:t>
       </w:r>
     </w:p>
     <w:p>
@@ -1727,7 +1735,7 @@
         <w:spacing w:after="200"/>
       </w:pPr>
       <w:r>
-        <w:t xml:space="preserve">This chapter's political inventions extended even to peace. In 1259 BCE, Egypt's Ramesses II and the Hittite king Hattusili III signed what survives as the oldest peace treaty whose full text is still known, ending decades of war between the two great powers of the age and pledging mutual defense and the return of fugitives in language strikingly close to a modern treaty's own. A copy of it hangs today at the United Nations headquarters in New York, a three-thousand-year-old reminder that this species invented the peace treaty in practically the same breath it invented the war worth ending.</w:t>
+        <w:t xml:space="preserve">This chapter's political inventions extended even to peace. In 1259 BCE, Egypt's Ramesses II and the Hittite king Hattusili III signed what survives as the oldest peace treaty whose full text is still known, ending decades of war between the two great powers of the age and pledging mutual defense and the return of fugitives in language strikingly close to a modern treaty's own. A replica of one version hangs today at the United Nations headquarters in New York, a three-thousand-year-old reminder that this species invented the peace treaty in practically the same breath it invented the war worth ending.</w:t>
       </w:r>
     </w:p>
     <w:p>
@@ -1819,7 +1827,7 @@
         <w:spacing w:after="200"/>
       </w:pPr>
       <w:r>
-        <w:t xml:space="preserve">The Shang dynasty, from around 1600 BCE, is not a legend. Its oracle bones — turtle shells and ox bones, heated until they cracked, the cracks read as answers from ancestors — carry the earliest confirmed Chinese writing, chiefly questions about harvests, weather, and war.</w:t>
+        <w:t xml:space="preserve">The Shang dynasty, from around 1600 BCE, is not a legend. Its oracle bones — turtle shells and ox bones, heated until they cracked, the cracks read as answers from ancestors — carry the earliest confirmed Chinese writing, from about 1250 BCE, chiefly questions about harvests, weather, and war.</w:t>
       </w:r>
     </w:p>
     <w:p>
@@ -1887,7 +1895,7 @@
         <w:spacing w:after="200"/>
       </w:pPr>
       <w:r>
-        <w:t xml:space="preserve">One of the dynasties riding that tide left a mark still felt in how the country is run today. The Sui dynasty, which seized power in 581 CE and reunified China in 589 after nearly four centuries of division, introduced the imperial civil service examination: a test of the classical texts, open in principle to any man regardless of birth, that was meant to fill government posts by merit instead of pedigree. Refined and expanded under the Tang and Song dynasties that followed, the exam system ran for some thirteen hundred years before being abolished in 1905 — the longest-running standardized test in recorded history, and one no aristocrat's son could inherit his way past, however much some of them clearly wished otherwise.</w:t>
+        <w:t xml:space="preserve">One of the dynasties riding that tide left a mark still felt in how the country is run today. The Sui dynasty, which seized power in 581 CE and reunified China in 589 after nearly four centuries of division, introduced the imperial civil service examination: a test of the classical texts, open in principle to any man regardless of birth, that was meant to fill government posts by merit instead of pedigree. Refined and expanded under the Tang and Song dynasties that followed, the exam system ran for some thirteen hundred years before being abolished in 1905 — very likely the longest-running standardized test in recorded history, and one no aristocrat's son could inherit his way past, however much some of them clearly wished otherwise.</w:t>
       </w:r>
     </w:p>
     <w:p>
@@ -1919,7 +1927,7 @@
           <w:i/>
           <w:iCs/>
         </w:rPr>
-        <w:t xml:space="preserve">No civilization in this book has matched China's combination of scale and continuity: one script, evolving but recognizable, in continuous use for more than three thousand years, across dynasties that rose and fell like weather. A later chapter will ask what happened when the twentieth century tried to interrupt that continuity on purpose. This chapter's verdict, for now, is simpler: the tide always came back in.</w:t>
+        <w:t xml:space="preserve">Few civilizations in this book have matched China's combination of scale and continuity: one script, evolving but recognizable, in continuous use for more than three thousand years, across dynasties that rose and fell like weather. A later chapter will ask what happened when the twentieth century tried to interrupt that continuity on purpose. This chapter's verdict, for now, is simpler: the tide always came back in.</w:t>
       </w:r>
     </w:p>
     <w:p>
@@ -1967,7 +1975,7 @@
         <w:spacing w:after="200"/>
       </w:pPr>
       <w:r>
-        <w:t xml:space="preserve">The Harappans also had a script, carved on thousands of small stone seals, which nobody has ever managed to read. Some scholars doubt it records a language at all. It makes them the only major civilization of their age whose own account of itself is missing, a filing error dolphin scholarship considers the most tantalizing in the archive. Around 1900 BCE the cities emptied; shifting rivers and a weakening monsoon are the usual suspects, and the case remains open.</w:t>
+        <w:t xml:space="preserve">The Harappans also had a script, carved on thousands of small stone seals, which nobody has ever managed to read. Some scholars doubt it records a language at all. It makes them one of the very few major civilizations of the ancient world whose own account of itself cannot be read (Crete's Linear A is another), a filing error dolphin scholarship considers the most tantalizing in the archive. Around 1900 BCE the cities emptied; shifting rivers and a weakening monsoon are the usual suspects, and the case remains open.</w:t>
       </w:r>
     </w:p>
     <w:p>
@@ -2003,7 +2011,7 @@
         <w:spacing w:after="200"/>
       </w:pPr>
       <w:r>
-        <w:t xml:space="preserve">It also carried, and honest scholarship has to say so, a hierarchy of birth. The caste system assigned occupation and rank by ancestry, and ranked some people so low that they were treated as untouchable. It lasted for more than two thousand years, was outlawed in independent India's constitution in 1950, and is, in practice, still being asked to leave.</w:t>
+        <w:t xml:space="preserve">It also carried, and honest scholarship has to say so, a hierarchy of birth. Caste ranked people by ancestry and occupation and placed some so low that they were treated as untouchable. Historians disagree about how rigid the system was in different regions and centuries, and some argue that British censuses and administration hardened categories that had been more fluid; none argues that the hierarchy was a British invention. Independent India's constitution abolished untouchability in 1950 and prohibited discrimination by caste. In marriages, villages, and job markets, caste is still being asked to leave.</w:t>
       </w:r>
     </w:p>
     <w:p>
@@ -2075,7 +2083,7 @@
           <w:i/>
           <w:iCs/>
         </w:rPr>
-        <w:t xml:space="preserve">India gave the rest of humanity its numbers, its zero, its chess, and one of its most durable arguments for non-violence, and retained a hierarchy of birth that took two thousand years to outlaw and is taking longer to retire. The dolphin file on the subcontinent, opened long ago, carries two marginal notes: “High intellectual output” and “Excessive complexity.” The second is under review, on the grounds that a civilization able to invent nothing, properly, as a number, can hardly be blamed for the quantity of everything else.</w:t>
+        <w:t xml:space="preserve">India gave the rest of humanity its numbers, its zero, its chess, and one of its most durable arguments for non-violence, and kept a hierarchy of birth that took until 1950 to outlaw and is taking longer to retire. The dolphin file on the subcontinent, opened long ago, carries two marginal notes: “High intellectual output” and “Excessive complexity.” The second is under review, on the grounds that a civilization able to invent nothing, properly, as a number, can hardly be blamed for the quantity of everything else.</w:t>
       </w:r>
     </w:p>
     <w:p>
@@ -2155,7 +2163,7 @@
         <w:spacing w:after="200"/>
       </w:pPr>
       <w:r>
-        <w:t xml:space="preserve">The Persian Wars, fought in the early 5th century BCE, saw a coalition of Greek city-states repel the much larger Persian Empire, at Marathon and, more narrowly, at Thermopylae and Salamis. Dolphin historians note the wars mattered less for the battles themselves than for what they let Athens believe about its own place in the world afterward.</w:t>
+        <w:t xml:space="preserve">The Persian Wars, fought in the early 5th century BCE, saw a coalition of Greek city-states repel the much larger Persian Empire: at Marathon in 490 BCE and, ten years later, at sea off Salamis, after the famous defeat at Thermopylae had bought a few days. Dolphin historians note the wars mattered less for the battles themselves than for what they let Athens believe about its own place in the world afterward.</w:t>
       </w:r>
     </w:p>
     <w:p>
@@ -2179,7 +2187,7 @@
         <w:spacing w:after="200"/>
       </w:pPr>
       <w:r>
-        <w:t xml:space="preserve">The Greeks were also the makers of the earliest known analog computer. In 1900, sponge divers off the island of Antikythera found a shipwreck containing a corroded lump of bronze, later revealed by X-ray to be a device of some thirty geared wheels, made around 100 BCE, that predicted eclipses and tracked the cycle of the Olympic Games. Nothing of comparable sophistication is known to appear again for well over a thousand years. Dolphin historians note, with quiet satisfaction, that it was found by sponge divers, at the bottom of the sea.</w:t>
+        <w:t xml:space="preserve">The Greeks were also the makers of the earliest known analog computer. In 1900, sponge divers off the island of Antikythera found a shipwreck containing a corroded lump of bronze, later revealed by X-ray to be a device of some thirty surviving geared wheels, made sometime in the second or early first century BCE, that predicted eclipses and tracked the cycle of the Olympic Games. Nothing of comparable sophistication is known to appear again for well over a thousand years. Dolphin historians note, with quiet satisfaction, that it was found by sponge divers, at the bottom of the sea.</w:t>
       </w:r>
     </w:p>
     <w:p>
@@ -2283,19 +2291,7 @@
         <w:spacing w:after="200"/>
       </w:pPr>
       <w:r>
-        <w:t xml:space="preserve">What Rome built next, over the following two centuries of relative internal peace known as the Pax Romana, is what dolphin historians consider its most durable invention: a network of roads over 250,000 miles long at its peak, aqueducts moving water across entire regions by gravity alone, a body of law distinguishing public and private rights that still underlies many legal systems today, and a path to citizenship that, by 212 CE, extended to almost every free person in the empire.</w:t>
-      </w:r>
-    </w:p>
-    <w:p>
-      <w:pPr>
-        <w:spacing w:after="200"/>
-      </w:pPr>
-      <w:r>
-        <w:rPr>
-          <w:i/>
-          <w:iCs/>
-        </w:rPr>
-        <w:t xml:space="preserve">“Remarkable administration,” one senior dolphin scholar added in the margin of the file. “Excessive conquering.”</w:t>
+        <w:t xml:space="preserve">What Rome built next, over the following two centuries of relative internal peace known as the Pax Romana, is what dolphin historians consider its most durable invention: a network of roads that, by a common modern estimate, ran to some 250,000 miles at its peak, more than 50,000 of them paved, aqueducts moving water across entire regions by gravity alone, a body of law distinguishing public and private rights that still underlies many legal systems today, and a path to citizenship that, by 212 CE, extended to almost every free person in the empire.</w:t>
       </w:r>
     </w:p>
     <w:p>
@@ -2344,6 +2340,14 @@
     </w:p>
     <w:p>
       <w:pPr>
+        <w:spacing w:after="200"/>
+      </w:pPr>
+      <w:r>
+        <w:t xml:space="preserve">Human historians are still arguing about which of those two sentences matters more. One school, following Peter Brown, describes a long “late antiquity” of transformation, in which Roman law, Christianity, and Latin carried on under new rulers. Another, led by archaeologists such as Bryan Ward-Perkins, points to what the ground shows in the West after about 400 CE: fewer coins, simpler pottery, smaller buildings, smaller cattle, and a collapse in living standards that took centuries to reverse. The dolphins' own historians have split along exactly the same line.</w:t>
+      </w:r>
+    </w:p>
+    <w:p>
+      <w:pPr>
         <w:spacing w:after="100"/>
       </w:pPr>
       <w:r>
@@ -2363,7 +2367,7 @@
           <w:i/>
           <w:iCs/>
         </w:rPr>
-        <w:t xml:space="preserve">Rome is usually told as history's cleanest collapse — a great empire that simply ended. It did not. It fragmented, one half absorbed by the kingdoms that grew up in its ruins, the other half continuing under its own name for a thousand years more. The myth of the clean ending says more about how humans like their stories shaped than about how empires actually finish.</w:t>
+        <w:t xml:space="preserve">Split decision. The Transformationist pod holds that Rome did not fall; it changed hands, languages, and capitals, and half of it carried on for a thousand years. The Catastrophist pod holds that for a farmer in fifth-century Britain, whose pots got cruder, whose coins vanished, and whose cattle got smaller, the change of hands felt very much like a fall. Both are describing the same evidence from different distances. The dolphins, who watched from the sea, record only that the shipping thinned.</w:t>
       </w:r>
     </w:p>
     <w:p>
@@ -2419,15 +2423,15 @@
         <w:spacing w:after="200"/>
       </w:pPr>
       <w:r>
-        <w:t xml:space="preserve">Christianity, beginning as a small Jewish sect in Roman Judea in the 1st century CE, spent its first three centuries as a persecuted minority faith before Emperor Constantine's own conversion and the Edict of Milan in 313 CE legalized it, and Theodosius made it the Roman Empire's official religion by 380 CE. A once-outlawed movement had, within four generations, become the state's own faith.</w:t>
-      </w:r>
-    </w:p>
-    <w:p>
-      <w:pPr>
-        <w:spacing w:after="200"/>
-      </w:pPr>
-      <w:r>
-        <w:t xml:space="preserve">Islam, founded in the 7th century CE following the teachings of the prophet Muhammad in Mecca and Medina, spread with even greater speed: within a century of Muhammad's death in 632 CE, Islamic rule extended from the Iberian Peninsula to the borders of India, an expansion combining religious conviction, military organization, and, in many conquered regions, unusually tolerant terms for existing populations who paid a tax rather than convert. The Quran itself was compiled into a single standardized written text under Caliph Uthman around 650 CE, about two decades after Muhammad's death, drawing on both memorized recitation and scattered written fragments — the same pattern this book keeps finding underneath its founding scriptures: a period of spoken transmission, then a deliberate, human act of writing it down before living memory of the source could fade.</w:t>
+        <w:t xml:space="preserve">Christianity, beginning as a small Jewish sect in Roman Judea in the 1st century CE, spent its first three centuries as a persecuted minority faith before Emperor Constantine's own conversion and the Edict of Milan in 313 CE legalized it, and Theodosius made it the Roman Empire's official religion by 380 CE. A once-persecuted movement had, within seventy years of being legalized, become the state's own faith.</w:t>
+      </w:r>
+    </w:p>
+    <w:p>
+      <w:pPr>
+        <w:spacing w:after="200"/>
+      </w:pPr>
+      <w:r>
+        <w:t xml:space="preserve">Islam, founded in the 7th century CE following the teachings of the prophet Muhammad in Mecca and Medina, spread with even greater speed: within a century of Muhammad's death in 632 CE, Islamic rule extended from the Iberian Peninsula to the borders of India, an expansion combining religious conviction, military organization, and, in many conquered regions, terms that were tolerant by the standards of the age: Christians and Jews could keep their faith as protected, subordinate communities if they paid a special tax. The Quran itself was compiled into a single standardized written text under Caliph Uthman around 650 CE, about two decades after Muhammad's death, drawing on both memorized recitation and scattered written fragments — the same pattern this book keeps finding underneath its founding scriptures: a period of spoken transmission, then a deliberate, human act of writing it down before living memory of the source could fade.</w:t>
       </w:r>
     </w:p>
     <w:p>
@@ -2443,43 +2447,7 @@
         <w:spacing w:after="200"/>
       </w:pPr>
       <w:r>
-        <w:rPr>
-          <w:i/>
-          <w:iCs/>
-        </w:rPr>
-        <w:t xml:space="preserve">“A belief with no physical form,” dolphin historians noted, “moved more people and more material in a single century than any fleet in this book. Sincerity and organization were never mutually exclusive.”</w:t>
-      </w:r>
-    </w:p>
-    <w:p>
-      <w:pPr>
-        <w:spacing w:after="200"/>
-      </w:pPr>
-      <w:r>
         <w:t xml:space="preserve">While Western Europe, after Rome's western half fell, entered the fragmented centuries the next chapter discusses, the Islamic world entered what historians call its Golden Age: Baghdad's House of Wisdom, from the 8th century onward, translated and extended Greek philosophy and mathematics (algebra takes its name from al-Khwarizmi's 9th-century treatise), while scholars across the Islamic world advanced medicine, optics, and astronomy well beyond what Rome had left behind.</w:t>
-      </w:r>
-    </w:p>
-    <w:p>
-      <w:pPr>
-        <w:spacing w:after="200"/>
-      </w:pPr>
-      <w:r>
-        <w:rPr>
-          <w:i/>
-          <w:iCs/>
-        </w:rPr>
-        <w:t xml:space="preserve">Dolphin scholars took the period as evidence that civilizations take turns carrying humanity's knowledge forward, and that no single one of them should be allowed to get smug about it.</w:t>
-      </w:r>
-    </w:p>
-    <w:p>
-      <w:pPr>
-        <w:spacing w:after="200"/>
-      </w:pPr>
-      <w:r>
-        <w:rPr>
-          <w:i/>
-          <w:iCs/>
-        </w:rPr>
-        <w:t xml:space="preserve">“Humans often create religions that teach peace,” the Society recorded. “They then fight about them.”</w:t>
       </w:r>
     </w:p>
     <w:p>
@@ -2559,23 +2527,15 @@
         <w:spacing w:after="200"/>
       </w:pPr>
       <w:r>
-        <w:t xml:space="preserve">After the fall of Rome, Europe fragmented into smaller kingdoms.</w:t>
-      </w:r>
-    </w:p>
-    <w:p>
-      <w:pPr>
-        <w:spacing w:after="200"/>
-      </w:pPr>
-      <w:r>
-        <w:t xml:space="preserve">Humans later called this period the Dark Ages.</w:t>
-      </w:r>
-    </w:p>
-    <w:p>
-      <w:pPr>
-        <w:spacing w:after="200"/>
-      </w:pPr>
-      <w:r>
-        <w:t xml:space="preserve">The dolphins found this suspicious.</w:t>
+        <w:t xml:space="preserve">After the fall of Rome, western Europe fragmented into smaller kingdoms, and later humans called the centuries that followed the Dark Ages.</w:t>
+      </w:r>
+    </w:p>
+    <w:p>
+      <w:pPr>
+        <w:spacing w:after="200"/>
+      </w:pPr>
+      <w:r>
+        <w:t xml:space="preserve">The dolphins found the name suspicious.</w:t>
       </w:r>
     </w:p>
     <w:p>
@@ -2603,23 +2563,7 @@
         <w:spacing w:after="200"/>
       </w:pPr>
       <w:r>
-        <w:t xml:space="preserve">Yet elsewhere, life continued.</w:t>
-      </w:r>
-    </w:p>
-    <w:p>
-      <w:pPr>
-        <w:spacing w:after="200"/>
-      </w:pPr>
-      <w:r>
-        <w:t xml:space="preserve">In Constantinople, emperors governed.</w:t>
-      </w:r>
-    </w:p>
-    <w:p>
-      <w:pPr>
-        <w:spacing w:after="200"/>
-      </w:pPr>
-      <w:r>
-        <w:t xml:space="preserve">In Baghdad, scholars studied mathematics and astronomy.</w:t>
+        <w:t xml:space="preserve">Elsewhere, life went on. Emperors still governed in Constantinople, scholars in Baghdad studied mathematics and astronomy, and India and China flourished.</w:t>
       </w:r>
     </w:p>
     <w:p>
@@ -2635,43 +2579,27 @@
         <w:spacing w:after="200"/>
       </w:pPr>
       <w:r>
-        <w:t xml:space="preserve">Constantinople alone should have made the label harder to sustain. The emperor Justinian, ruling from 527 to 565, commissioned a systematic compilation of Roman law, the Corpus Juris Civilis, that went on to shape European legal systems for the next fifteen hundred years, and built the Hagia Sophia, completed in 537, whose vast dome remained the largest enclosed interior space anywhere on Earth for the better part of a thousand years.</w:t>
-      </w:r>
-    </w:p>
-    <w:p>
-      <w:pPr>
-        <w:spacing w:after="200"/>
-      </w:pPr>
-      <w:r>
-        <w:t xml:space="preserve">In India and China, civilizations flourished.</w:t>
-      </w:r>
-    </w:p>
-    <w:p>
-      <w:pPr>
-        <w:spacing w:after="200"/>
-      </w:pPr>
-      <w:r>
-        <w:t xml:space="preserve">The label itself has a specific culprit and a much narrower original meaning than students are usually given. The 14th-century Italian poet Petrarch coined it first, and applied it only to what he saw as the loss of classical Latin literary style in the centuries after Rome, not to the era's politics, religion, or science, and not at all to Byzantium, the Islamic world, India, or China, none of which he was thinking about.</w:t>
-      </w:r>
-    </w:p>
-    <w:p>
-      <w:pPr>
-        <w:spacing w:after="200"/>
-      </w:pPr>
-      <w:r>
-        <w:t xml:space="preserve">The dolphins concluded:</w:t>
-      </w:r>
-    </w:p>
-    <w:p>
-      <w:pPr>
-        <w:spacing w:after="200"/>
-      </w:pPr>
-      <w:r>
-        <w:rPr>
-          <w:i/>
-          <w:iCs/>
-        </w:rPr>
-        <w:t xml:space="preserve">“The oceans did not notice any darkness.”</w:t>
+        <w:t xml:space="preserve">Constantinople alone should have made the label harder to sustain. The emperor Justinian, ruling from 527 to 565, commissioned a systematic compilation of Roman law, the Corpus Juris Civilis, that went on to shape European legal systems for the next fifteen hundred years, and built the Hagia Sophia, completed in 537, which remained the largest cathedral in the world for nearly a thousand years.</w:t>
+      </w:r>
+    </w:p>
+    <w:p>
+      <w:pPr>
+        <w:spacing w:after="200"/>
+      </w:pPr>
+      <w:r>
+        <w:t xml:space="preserve">The label itself has a specific culprit and a much narrower original meaning than students are usually given. The idea goes back to the 14th-century Italian poet Petrarch, who applied it only to what he saw as the loss of classical Latin literary style in the centuries after Rome, not to the era's politics, religion, or science, and not at all to Byzantium, the Islamic world, India, or China, none of which he was thinking about.</w:t>
+      </w:r>
+    </w:p>
+    <w:p>
+      <w:pPr>
+        <w:spacing w:after="200"/>
+      </w:pPr>
+      <w:r>
+        <w:rPr>
+          <w:i/>
+          <w:iCs/>
+        </w:rPr>
+        <w:t xml:space="preserve">“The oceans,” the dolphins concluded, “did not notice any darkness.”</w:t>
       </w:r>
     </w:p>
     <w:p>
@@ -2687,19 +2615,19 @@
         <w:spacing w:after="200"/>
       </w:pPr>
       <w:r>
-        <w:t xml:space="preserve">Charlemagne, crowned Holy Roman Emperor in Rome on Christmas Day, 800 CE, gathered scholars from across Europe at his court, the Englishman Alcuin of York chief among them, and standardized a new, clearer handwriting, Carolingian minuscule, whose rounded lowercase letters are the direct ancestors of the ones printed on this page. Charlemagne himself, by his own biographer's account, kept writing tablets under his pillow to practice his letters and never fully mastered the skill.</w:t>
-      </w:r>
-    </w:p>
-    <w:p>
-      <w:pPr>
-        <w:spacing w:after="200"/>
-      </w:pPr>
-      <w:r>
-        <w:rPr>
-          <w:i/>
-          <w:iCs/>
-        </w:rPr>
-        <w:t xml:space="preserve">“The man who revived European literacy,” dolphin historians observed, “reportedly could not write his own name. Humans, it should be said, have never let competence stand in the way of sponsorship.”</w:t>
+        <w:t xml:space="preserve">Charlemagne, crowned Holy Roman Emperor in Rome on Christmas Day, 800 CE, gathered scholars from across Europe at his court, the Englishman Alcuin of York chief among them, and standardized a new, clearer handwriting, Carolingian minuscule, whose rounded lowercase letters are the direct ancestors of the ones printed on this page. Charlemagne himself, by his biographer Einhard's account, kept writing tablets under his pillow to practice his letters in spare moments, and began too late in life to master the skill.</w:t>
+      </w:r>
+    </w:p>
+    <w:p>
+      <w:pPr>
+        <w:spacing w:after="200"/>
+      </w:pPr>
+      <w:r>
+        <w:rPr>
+          <w:i/>
+          <w:iCs/>
+        </w:rPr>
+        <w:t xml:space="preserve">“The man who revived European literacy,” dolphin historians observed, “never quite learned to write. Humans, it should be said, have never let competence stand in the way of sponsorship.”</w:t>
       </w:r>
     </w:p>
     <w:p>
@@ -2723,27 +2651,7 @@
         <w:spacing w:after="200"/>
       </w:pPr>
       <w:r>
-        <w:t xml:space="preserve">Humans were, however, still deeply committed to warfare. Castles appeared.</w:t>
-      </w:r>
-    </w:p>
-    <w:p>
-      <w:pPr>
-        <w:spacing w:after="200"/>
-      </w:pPr>
-      <w:r>
-        <w:t xml:space="preserve">The dolphins were confused.</w:t>
-      </w:r>
-    </w:p>
-    <w:p>
-      <w:pPr>
-        <w:spacing w:after="200"/>
-      </w:pPr>
-      <w:r>
-        <w:rPr>
-          <w:i/>
-          <w:iCs/>
-        </w:rPr>
-        <w:t xml:space="preserve">“Instead of solving their disputes,” dolphin historians noted, “they built larger walls.”</w:t>
+        <w:t xml:space="preserve">Warfare did not pause. From the ninth and tenth centuries, castles began to rise across the landscape, as lords built walls rather than settle their disputes.</w:t>
       </w:r>
     </w:p>
     <w:p>
@@ -2772,30 +2680,26 @@
     </w:p>
     <w:p>
       <w:pPr>
-        <w:spacing w:after="200"/>
-      </w:pPr>
-      <w:r>
-        <w:t xml:space="preserve">The dolphins regarded the dispute with amusement.</w:t>
-      </w:r>
-    </w:p>
-    <w:p>
-      <w:pPr>
-        <w:spacing w:after="200"/>
-      </w:pPr>
-      <w:r>
-        <w:rPr>
-          <w:i/>
-          <w:iCs/>
-        </w:rPr>
-        <w:t xml:space="preserve">“Human historians were arguing not merely about what happened, but about when it happened.”</w:t>
-      </w:r>
-    </w:p>
-    <w:p>
-      <w:pPr>
-        <w:spacing w:after="200"/>
-      </w:pPr>
-      <w:r>
-        <w:t xml:space="preserve">After studying both sides, the International Dolphin Historical Society reached its own verdict.</w:t>
+        <w:spacing w:after="100"/>
+      </w:pPr>
+      <w:r>
+        <w:rPr>
+          <w:b/>
+          <w:bCs/>
+        </w:rPr>
+        <w:t xml:space="preserve">From the minutes of the Society:</w:t>
+      </w:r>
+    </w:p>
+    <w:p>
+      <w:pPr>
+        <w:spacing w:after="200"/>
+      </w:pPr>
+      <w:r>
+        <w:rPr>
+          <w:i/>
+          <w:iCs/>
+        </w:rPr>
+        <w:t xml:space="preserve">Motion to adopt Fomenko's chronology: defeated, unanimously, by both halves of every brain present. Motion to retire the phrase “Dark Ages”: carried, with one abstention from a member who wished it recorded that the North Sea in the ninth century was, in fact, quite dark.</w:t>
       </w:r>
     </w:p>
     <w:p>
@@ -2883,31 +2787,39 @@
         <w:spacing w:after="200"/>
       </w:pPr>
       <w:r>
-        <w:t xml:space="preserve">In 1206 a chieftain named Temüjin was proclaimed Genghis Khan, ruler of all the Mongols, and within a few decades his family ruled the largest contiguous land empire in history, from Korea to the borders of central Europe. The conquests were catastrophic. When Baghdad fell in 1258, the chroniclers said the Tigris ran black with the ink of its destroyed libraries and red with the blood of its people, and historians' estimates of deaths across the whole campaign run into the tens of millions. Dolphin historians see no reason to soften any of this. They would only add that the same empire ran one of the most efficient postal systems of the pre-modern world, in which relay riders could reportedly cover up to two hundred miles a day.</w:t>
-      </w:r>
-    </w:p>
-    <w:p>
-      <w:pPr>
-        <w:spacing w:after="200"/>
-      </w:pPr>
-      <w:r>
-        <w:t xml:space="preserve">Having conquered nearly everyone, the Mongols proved surprisingly relaxed about what their subjects believed and extremely interested in whether the trade was flowing. The resulting stability, the Pax Mongolica, made it possible for a Venetian named Marco Polo to travel to the Great Khan's court in the 1270s and return with a book. Whether he saw everything he described is still debated. Whether he brought back pasta is not: he did not.</w:t>
-      </w:r>
-    </w:p>
-    <w:p>
-      <w:pPr>
-        <w:spacing w:after="200"/>
-      </w:pPr>
-      <w:r>
-        <w:t xml:space="preserve">The same network that carried silk and paper also carried, in the 1340s, a bacterium. Recent ancient-DNA studies point to the region of present-day Kyrgyzstan as the plague's starting point, from which it followed the trade routes with caravans and armies until it reached the Crimean port of Kaffa in 1346. An Italian chronicler who was not present reported that the besieging Mongol army catapulted plague victims over the walls; historians treat the story with caution, since the disease was evidently arriving by ordinary means as well. What is beyond dispute is that in October 1347 Genoese galleys carrying sick sailors put into Messina, in Sicily, and that within about five years perhaps a third to a half of Europe was dead, with heavy losses elsewhere across the Middle East and North Africa.</w:t>
-      </w:r>
-    </w:p>
-    <w:p>
-      <w:pPr>
-        <w:spacing w:after="200"/>
-      </w:pPr>
-      <w:r>
-        <w:t xml:space="preserve">Dolphin historians, who watched a great many Genoese ships go by, note that a large part of the Black Death's itinerary was maritime, and that rats have always made excellent passengers and terrible guests.</w:t>
+        <w:t xml:space="preserve">In 1206 a chieftain named Temüjin was proclaimed Genghis Khan, ruler of all the Mongols, and within a few decades his family ruled the largest contiguous land empire in history, from Korea to the borders of central Europe. The conquests were catastrophic. When Baghdad fell in 1258, the chroniclers said the Tigris ran black with the ink of its destroyed libraries and red with the blood of its people. Estimates of the dead across all the Mongol campaigns run into the millions, and on some counts the tens of millions; the medieval figures cannot be checked, and nobody who has studied them thinks they were small.</w:t>
+      </w:r>
+    </w:p>
+    <w:p>
+      <w:pPr>
+        <w:spacing w:after="200"/>
+      </w:pPr>
+      <w:r>
+        <w:t xml:space="preserve">Having conquered nearly everyone, the Mongols ran one of the most efficient postal systems of the pre-modern world, in which relay riders could reportedly cover up to two hundred miles a day, and proved surprisingly relaxed about what their subjects believed and extremely interested in whether the trade was flowing. The resulting stability, the Pax Mongolica, made it possible for a Venetian named Marco Polo to travel to the Great Khan's court in the 1270s and return with a book. Whether he saw everything he described is still debated. Whether he brought back pasta is not: he did not.</w:t>
+      </w:r>
+    </w:p>
+    <w:p>
+      <w:pPr>
+        <w:spacing w:after="200"/>
+      </w:pPr>
+      <w:r>
+        <w:t xml:space="preserve">The same network that carried silk and paper also carried, in the 1340s, a bacterium. Recent ancient-DNA studies point to the region of present-day Kyrgyzstan as the plague's starting point, from which it followed the trade routes with caravans and armies until it reached the Crimean port of Kaffa in 1346. An Italian chronicler who was not present reported that the besieging Mongol army catapulted plague victims over the walls; historians treat the story with caution, since the disease was evidently arriving by ordinary means as well. What is beyond dispute is that in October 1347 Genoese galleys carrying sick sailors put into Messina, in Sicily, and that within about five years perhaps a third to a half of Europe was dead, with heavy losses across the Middle East and North Africa as well.</w:t>
+      </w:r>
+    </w:p>
+    <w:p>
+      <w:pPr>
+        <w:spacing w:after="200"/>
+      </w:pPr>
+      <w:r>
+        <w:t xml:space="preserve">Numbers that size stop meaning anything, so here is one man. In Siena, where the plague arrived in the spring of 1348, a tax official named Agnolo di Tura kept a chronicle. In the middle of it he wrote: “I, Agnolo di Tura, called the Fat, buried my five children with my own hands.” He went on with the chronicle afterward. There was nobody else to write it.</w:t>
+      </w:r>
+    </w:p>
+    <w:p>
+      <w:pPr>
+        <w:spacing w:after="200"/>
+      </w:pPr>
+      <w:r>
+        <w:t xml:space="preserve">Dolphin historians, who watched a great many Genoese ships go by, note that much of the Black Death's itinerary was maritime. Rats have always made excellent passengers and terrible guests, though recent studies suggest that in many European outbreaks the disease spread more through human fleas and lice than through rats.</w:t>
       </w:r>
     </w:p>
     <w:p>
@@ -2991,7 +2903,7 @@
         <w:spacing w:after="200"/>
       </w:pPr>
       <w:r>
-        <w:t xml:space="preserve">Start with the pyramids. The kingdom of Kush, south of Egypt in what is now Sudan, spent centuries as Egypt's neighbor, trading partner, and occasional conqueror: in the 8th century BCE the Kushite king Piye marched north and founded Egypt's 25th dynasty, whose pharaohs ruled the Nile valley for about seventy years. Kush built pyramids of its own, smaller and steeper than Egypt's, and built more of them: Sudan today has more pyramids than Egypt. Its iron-working capital, Meroë, was once described by an early 20th-century archaeologist as the Birmingham of ancient Africa, on account of the slag heaps, a compliment Birmingham has yet to return.</w:t>
+        <w:t xml:space="preserve">Start with the pyramids. The kingdom of Kush, south of Egypt in what is now Sudan, spent centuries as Egypt's neighbor, trading partner, and occasional conqueror: in the 8th century BCE the Kushite king Piye marched north and founded Egypt's 25th dynasty, whose pharaohs ruled the Nile valley for most of a century. Kush built pyramids of its own, smaller and steeper than Egypt's, and built more of them: Sudan today has more pyramids than Egypt. Its iron-working capital, Meroë, was once described by an early 20th-century archaeologist as the Birmingham of ancient Africa, on account of the slag heaps, a compliment Birmingham has yet to return.</w:t>
       </w:r>
     </w:p>
     <w:p>
@@ -3023,7 +2935,7 @@
         <w:spacing w:after="200"/>
       </w:pPr>
       <w:r>
-        <w:t xml:space="preserve">He returned with architects and scholars, and Timbuktu, on the edge of the desert, became a center of learning whose mosques and private libraries filled with hand-copied manuscripts on law, astronomy, medicine, and mathematics. Some of them survive for a reason dolphin scholars find deeply moving. In 2012, when armed extremists occupied Timbuktu, librarians and volunteers quietly smuggled most of an estimated 350,000 manuscripts out of the city, some of them by river.</w:t>
+        <w:t xml:space="preserve">He returned with architects and scholars, and Timbuktu, on the edge of the desert, became a center of learning whose mosques and private libraries filled with hand-copied manuscripts on law, astronomy, medicine, and mathematics. Some of them survive for a reason dolphin scholars find deeply moving. In 2012, when armed extremists occupied Timbuktu, librarians and volunteers quietly smuggled most of an estimated 350,000 manuscripts out of the city, by their own count, some of them by river.</w:t>
       </w:r>
     </w:p>
     <w:p>
@@ -3051,39 +2963,31 @@
         <w:spacing w:after="200"/>
       </w:pPr>
       <w:r>
-        <w:t xml:space="preserve">And in the forests of what is now Nigeria, the kingdom of Benin produced, from at least the 13th century and most famously in the 16th, some of the finest cast-metal art in the world. In 1897 a British military expedition burned Benin City and carried off thousands of its bronze and ivory works, which were sold, dispersed, and displayed in museums across Europe and America. Whether and how they should go home remains a live argument, and some have begun to.</w:t>
-      </w:r>
-    </w:p>
-    <w:p>
-      <w:pPr>
-        <w:spacing w:after="200"/>
-      </w:pPr>
-      <w:r>
-        <w:t xml:space="preserve">The Atlantic slave trade, told in a later chapter, took its victims from societies like these: kingdoms with cities, laws, armies, scholars, and treasuries, not from a blank. Dolphin scholarship would like that borne in mind when the ships arrive.</w:t>
-      </w:r>
-    </w:p>
-    <w:p>
-      <w:pPr>
-        <w:spacing w:after="100"/>
-      </w:pPr>
-      <w:r>
-        <w:rPr>
-          <w:b/>
-          <w:bCs/>
-        </w:rPr>
-        <w:t xml:space="preserve">Dolphin verdict:</w:t>
-      </w:r>
-    </w:p>
-    <w:p>
-      <w:pPr>
-        <w:spacing w:after="200"/>
-      </w:pPr>
-      <w:r>
-        <w:rPr>
-          <w:i/>
-          <w:iCs/>
-        </w:rPr>
-        <w:t xml:space="preserve">The picture of Africa as a place where history happened to other people is a European invention, and it lasted about as long as it was useful. The evidence for the continent's own kingdoms is written in stone, gold, ink, and bronze, much of it still standing, and the dolphins, who have never needed a European to tell them what was on the coast, would ask only that it be read as it was left.</w:t>
+        <w:t xml:space="preserve">And in the forests of what is now Nigeria, the kingdom of Benin produced, from at least the 13th century and most famously in the 16th, some of the finest cast-metal art in the world. Take one piece. It is a brass plaque about the size of a large book, one of several hundred cast to be nailed to the wooden pillars of the oba's palace. It shows a Portuguese trader in a brimmed hat holding a manilla, the brass bracelet that served as currency in the coastal trade. Benin's artists recorded the Europeans the way Europeans would later decline to record Africans: carefully, and as one detail in a kingdom's own story.</w:t>
+      </w:r>
+    </w:p>
+    <w:p>
+      <w:pPr>
+        <w:spacing w:after="200"/>
+      </w:pPr>
+      <w:r>
+        <w:t xml:space="preserve">In 1897 a British military expedition, sent after an earlier British party was ambushed on its way to the city, burned Benin City and carried off thousands of its brass and ivory works, which were sold, dispersed, and displayed in museums across Europe and America. Whether and how they should go home is still argued. Germany and the Smithsonian began returning pieces in 2022, and in 2023 Nigeria's government declared the Oba of Benin their rightful owner; many other museums are still deciding.</w:t>
+      </w:r>
+    </w:p>
+    <w:p>
+      <w:pPr>
+        <w:spacing w:after="200"/>
+      </w:pPr>
+      <w:r>
+        <w:t xml:space="preserve">The Atlantic slave trade, told in a later chapter, took its victims from societies like these: kingdoms with cities, laws, armies, scholars, and treasuries, not from a blank. The picture of Africa as a place where history happened to other people is largely a European invention, and it lasted about as long as it was useful.</w:t>
+      </w:r>
+    </w:p>
+    <w:p>
+      <w:pPr>
+        <w:spacing w:after="200"/>
+      </w:pPr>
+      <w:r>
+        <w:t xml:space="preserve">The plaque's pillar is gone, and so is the palace it was nailed to. The nail holes are still in the brass.</w:t>
       </w:r>
     </w:p>
     <w:p>
@@ -3131,23 +3035,23 @@
         <w:spacing w:after="200"/>
       </w:pPr>
       <w:r>
-        <w:t xml:space="preserve">Caral, in Peru's Supe Valley, was raising monumental pyramids around 2600 BCE, roughly when Egypt was raising its own. The Olmec of the Gulf Coast carved colossal stone heads. The Maya built astronomically aligned cities in the rainforest and developed one of the few true writing systems in the world. Teotihuacan, near present-day Mexico City, held well over a hundred thousand people at its height, making it one of the largest cities on Earth. The great Maya cities were largely abandoned between about 800 and 950 CE, apparently through some combination of drought, warfare, and overreach, a sequence that recurs throughout this book.</w:t>
-      </w:r>
-    </w:p>
-    <w:p>
-      <w:pPr>
-        <w:spacing w:after="200"/>
-      </w:pPr>
-      <w:r>
-        <w:t xml:space="preserve">By 1519 the Aztec, or Mexica, capital of Tenochtitlan, built on an island in a lake and fed by artificial floating gardens, held some two hundred thousand people, more than most European cities of the day. It had aqueducts, causeways, and a market that astonished the Spaniards. It also practiced human sacrifice on a scale that horrified them, and dolphin historians think it important to say so plainly: a civilization can be both a marvel and a horror, and the humans of both hemispheres demonstrated as much.</w:t>
-      </w:r>
-    </w:p>
-    <w:p>
-      <w:pPr>
-        <w:spacing w:after="200"/>
-      </w:pPr>
-      <w:r>
-        <w:t xml:space="preserve">In the Andes, the Inca Empire, at its height in the 15th century, ruled some ten million people across the length of the mountain chain, linked by roads and rope bridges running somewhere from 14,000 to 25,000 miles depending on what counts as part of the network, without the wheel, without draft animals beyond the llama, and without any writing that anyone has been able to read. It kept its records on the quipu, a system of knotted, colored strings in which the type and position of each knot recorded numbers, and, some scholars now argue, possibly more.</w:t>
+        <w:t xml:space="preserve">Caral, in Peru's Supe Valley, was raising monumental pyramids around 2600 BCE, roughly when Egypt was raising its own. The Olmec of the Gulf Coast carved colossal stone heads. The Maya built astronomically aligned cities in the rainforest and developed one of the few true writing systems in the world. Teotihuacan, near present-day Mexico City, held perhaps a hundred thousand people or more at its height, which would have made it one of the largest cities on Earth. The great Maya cities were largely abandoned between about 800 and 950 CE, apparently through some combination of drought, warfare, and overreach, a sequence that recurs throughout this book.</w:t>
+      </w:r>
+    </w:p>
+    <w:p>
+      <w:pPr>
+        <w:spacing w:after="200"/>
+      </w:pPr>
+      <w:r>
+        <w:t xml:space="preserve">By 1519 the Aztec, or Mexica, capital of Tenochtitlan, built on an island in a lake and fed by artificial floating gardens, held, on estimates that run from about 60,000 to more than 200,000, more people than most European cities of the day, even at the low figure. It had aqueducts, causeways, and a market that astonished the Spaniards. It also practiced human sacrifice on a scale that horrified them, and dolphin historians think it important to say so plainly: a civilization can be both a marvel and a horror, and the humans of both hemispheres demonstrated as much.</w:t>
+      </w:r>
+    </w:p>
+    <w:p>
+      <w:pPr>
+        <w:spacing w:after="200"/>
+      </w:pPr>
+      <w:r>
+        <w:t xml:space="preserve">In the Andes, the Inca Empire, at its height in the 15th century, ruled perhaps ten million people (estimates run from about six to fourteen million) across the length of the mountain chain, linked by roads and rope bridges running somewhere from 14,000 to 25,000 miles depending on what counts as part of the network, without the wheel, without draft animals beyond the llama, and without any writing that anyone has been able to read. It kept its records on the quipu, a system of knotted, colored strings in which the type and position of each knot recorded numbers, and, some scholars now argue, possibly more.</w:t>
       </w:r>
     </w:p>
     <w:p>
@@ -3175,7 +3079,27 @@
         <w:spacing w:after="200"/>
       </w:pPr>
       <w:r>
-        <w:t xml:space="preserve">North of Mexico, Cahokia, beside the Mississippi near present-day St. Louis, held perhaps ten to twenty thousand people around 1100 CE and built Monks Mound, an earthwork larger at its base than the Great Pyramid of Giza. In the Amazon basin, farmers engineered dark, fertile soils, terra preta, that are still worked today. Estimates of the population of the whole hemisphere before 1492 run to tens of millions.</w:t>
+        <w:t xml:space="preserve">North of Mexico, Cahokia, beside the Mississippi near present-day St. Louis, held perhaps ten to twenty thousand people around 1100 CE and built Monks Mound, an earthwork larger at its base than the Great Pyramid of Giza. In the Amazon basin, farmers engineered dark, fertile soils, terra preta, that are still worked today.</w:t>
+      </w:r>
+    </w:p>
+    <w:p>
+      <w:pPr>
+        <w:spacing w:after="200"/>
+      </w:pPr>
+      <w:r>
+        <w:t xml:space="preserve">How many people lived in the whole hemisphere in 1491 is one of the most contested numbers in this book. In 1966 the anthropologist Henry Dobyns proposed as many as 90 to 112 million. Skeptics, most forcefully the historian David Henige, answered that such figures multiply one guess by another. A 2019 synthesis of the regional studies settled near 60 million, with wide margins either side. Every estimate shapes the next chapter, because the size of the collapse depends on the size of what collapsed.</w:t>
+      </w:r>
+    </w:p>
+    <w:p>
+      <w:pPr>
+        <w:spacing w:after="200"/>
+      </w:pPr>
+      <w:r>
+        <w:rPr>
+          <w:i/>
+          <w:iCs/>
+        </w:rPr>
+        <w:t xml:space="preserve">The Society divides on this question into the High Counters and the Low Counters, a split that mirrors the human one so exactly that each school accuses the other of having read the wrong anthropologist. Both agree on the shape of what came next, which is the part that matters.</w:t>
       </w:r>
     </w:p>
     <w:p>
@@ -3215,7 +3139,7 @@
           <w:i/>
           <w:iCs/>
         </w:rPr>
-        <w:t xml:space="preserve">The Americas of 1491 were not a wilderness waiting to be found. They held cities larger than most in Europe, crops that would go on to feed the world, and, in the quipu, a rival to the idea of writing itself. Everything that follows in the next chapters is, in part, a story about what was done to a hemisphere that was doing fine. The dolphins add, in a spirit of gratitude, that there would be no chips without the Andes, and that fish and chips is therefore half Andean.</w:t>
+        <w:t xml:space="preserve">The Americas of 1491 were not a wilderness waiting to be found. They held cities larger than most in Europe, crops that would go on to feed the world, and, in the quipu, a rival to the idea of writing itself. They had their own empires, wars, and cruelties, and were in no need of rescue. Everything that follows in the next chapters is, in part, a story about what was done to them. The dolphins add, in a spirit of gratitude, that there would be no chips without the Andes, and that fish and chips is therefore half Andean.</w:t>
       </w:r>
     </w:p>
     <w:p>
@@ -3247,15 +3171,15 @@
         <w:spacing w:after="200"/>
       </w:pPr>
       <w:r>
-        <w:t xml:space="preserve">Dolphins want one point on the record before this chapter starts: humans did not invent the ocean crossing. An earlier chapter already covered the settling of Australia by boat, tens of thousands of years earlier. Polynesian navigators crossed thousands of miles of open Pacific and settled Hawaii, New Zealand, and Rapa Nui using only stars, swells, and memorized wave patterns, centuries before the ships in this chapter set sail. Norse sailors reached North America around 1000 CE, roughly five hundred years ahead of the more famous version of the story.</w:t>
-      </w:r>
-    </w:p>
-    <w:p>
-      <w:pPr>
-        <w:spacing w:after="200"/>
-      </w:pPr>
-      <w:r>
-        <w:t xml:space="preserve">China, too, had been to sea in force. Between 1405 and 1433, the Ming dynasty sent seven great treasure fleets under the admiral Zheng He, some with hundreds of ships and tens of thousands of men, as far as India, Arabia, and the east coast of Africa, in vessels considerably larger than anything Columbus or da Gama would later command. Then the court decided that exploration was expensive, that the fleets should stop, and that the ships should be allowed to rot. Dolphin historians file this under the most consequential budget decision in the book.</w:t>
+        <w:t xml:space="preserve">Dolphins want one point on the record before this chapter starts: the Europeans of this chapter did not invent the ocean crossing. An earlier chapter already covered the settling of Australia by boat, tens of thousands of years earlier. Polynesian navigators crossed thousands of miles of open Pacific and settled Hawaii, New Zealand, and Rapa Nui using only stars, swells, and memorized wave patterns, centuries before the ships in this chapter set sail. Norse sailors reached North America around 1000 CE, roughly five hundred years ahead of the more famous version of the story.</w:t>
+      </w:r>
+    </w:p>
+    <w:p>
+      <w:pPr>
+        <w:spacing w:after="200"/>
+      </w:pPr>
+      <w:r>
+        <w:t xml:space="preserve">China, too, had been to sea in force. Between 1405 and 1433, the Ming dynasty sent seven great treasure fleets under the admiral Zheng He, some with hundreds of ships and tens of thousands of men, as far as India, Arabia, and the east coast of Africa, in fleets far larger than anything Columbus or da Gama would later command. How big the largest ships were is still argued, since the traditional figures would make them the biggest wooden ships ever built. Then the court decided that exploration was expensive, that the fleets should stop, and that the ships should be allowed to rot. Dolphin historians file this under the most consequential budget decision in the book.</w:t>
       </w:r>
     </w:p>
     <w:p>
@@ -3303,18 +3227,6 @@
         <w:spacing w:after="200"/>
       </w:pPr>
       <w:r>
-        <w:rPr>
-          <w:i/>
-          <w:iCs/>
-        </w:rPr>
-        <w:t xml:space="preserve">“The Chinese,” dolphin historians noted, “repeatedly invent revolutionary technologies — paper, printing, the compass, gunpowder — and then watch other humans put them to work in wars.”</w:t>
-      </w:r>
-    </w:p>
-    <w:p>
-      <w:pPr>
-        <w:spacing w:after="200"/>
-      </w:pPr>
-      <w:r>
         <w:t xml:space="preserve">Much of the competition between these empires was carried out by men whose legal status depended solely on which flag happened to be paying them that year. Francis Drake raided Spanish treasure ships across the Caribbean and Pacific through the 1570s and 80s, completed the second circumnavigation of the globe in the process, and was knighted for all of it by Elizabeth I in 1581 — by Spain's perfectly reasonable accounting, a pirate who happened to be drawing an English queen's salary.</w:t>
       </w:r>
     </w:p>
@@ -3323,71 +3235,79 @@
         <w:spacing w:after="200"/>
       </w:pPr>
       <w:r>
-        <w:rPr>
-          <w:i/>
-          <w:iCs/>
-        </w:rPr>
-        <w:t xml:space="preserve">“Every one of these voyages happened on the water,” Professor Click-Click-Whoosh observed. “Humans call this chapter exploration, conquest, or piracy depending on whose flag was flying at the time. Dolphins call it several centuries of unusually heavy traffic through a habitat nobody asked our permission to use.”</w:t>
-      </w:r>
-    </w:p>
-    <w:p>
-      <w:pPr>
-        <w:spacing w:after="200"/>
-      </w:pPr>
-      <w:r>
-        <w:t xml:space="preserve">The conquest of the Americas that followed was, in the dolphins' accounting, not primarily a military story. Disease did most of the work: smallpox, measles, and influenza, carried unknowingly by the first waves of contact, killed an estimated majority of the Indigenous population of the Americas over the following century and a half — estimates for just how much range from around half to as high as 90 percent, since the pre-contact population they're measured against remains disputed — a demographic collapse with no real precedent elsewhere in this book. Conquest by force, from Cortés's fall of the Aztec capital Tenochtitlan in 1521 to Pizarro's capture of the Inca emperor Atahualpa in 1532, finished what disease had made possible well before the soldiers arrived.</w:t>
-      </w:r>
-    </w:p>
-    <w:p>
-      <w:pPr>
-        <w:spacing w:after="200"/>
-      </w:pPr>
-      <w:r>
-        <w:t xml:space="preserve">The Atlantic slave trade ran alongside this conquest and then outlasted it by centuries. Between the 16th and 19th centuries, an estimated 12.5 million enslaved Africans, taken from societies like those of the earlier chapter on the continent's kingdoms, were forcibly transported across the Atlantic; an estimated 1.8 million died during the crossing itself. Those who survived were sold into forced labor, overwhelmingly on plantations, under a legal system in much of the Americas that treated a person as property, generation after generation, by law.</w:t>
-      </w:r>
-    </w:p>
-    <w:p>
-      <w:pPr>
-        <w:spacing w:after="200"/>
-      </w:pPr>
-      <w:r>
-        <w:t xml:space="preserve">Dolphin historians, who watched every one of these ships cross open water, decline to separate the achievement of the crossing from the cargo and the consequence of it.</w:t>
-      </w:r>
-    </w:p>
-    <w:p>
-      <w:pPr>
-        <w:spacing w:after="200"/>
-      </w:pPr>
-      <w:r>
-        <w:rPr>
-          <w:i/>
-          <w:iCs/>
-        </w:rPr>
-        <w:t xml:space="preserve">“Exploration and atrocity traveled in the same hulls,” dolphin scholars remarked. “The ships that mapped the world and the ships that emptied it of the people who lived there were very often the same ships, on the same voyage.”</w:t>
-      </w:r>
-    </w:p>
-    <w:p>
-      <w:pPr>
-        <w:spacing w:after="100"/>
-      </w:pPr>
-      <w:r>
-        <w:rPr>
-          <w:b/>
-          <w:bCs/>
-        </w:rPr>
-        <w:t xml:space="preserve">Dolphin verdict:</w:t>
-      </w:r>
-    </w:p>
-    <w:p>
-      <w:pPr>
-        <w:spacing w:after="200"/>
-      </w:pPr>
-      <w:r>
-        <w:rPr>
-          <w:i/>
-          <w:iCs/>
-        </w:rPr>
-        <w:t xml:space="preserve">This chapter's ships did what fire, farming, and writing before them could not: they connected every inhabited continent into a single system for the first time. What moved through that system was two-sided in the fullest sense — new crops, new knowledge, and new contact in one direction; disease, conquest, and human trafficking on a scale without precedent in the other. Both halves are the story. Neither one is optional.</w:t>
+        <w:t xml:space="preserve">The conquest of the Americas that followed was, in the dolphins' accounting, not primarily a military story. Disease did most of the killing: smallpox, measles, and influenza, carried unknowingly by the first waves of contact, killed a majority of the Indigenous population of the Americas over the following century and a half. Estimates of the share range from around half to as high as 90 percent, because the population they are measured against is itself disputed. Historians now stress that disease did not work alone. War, forced labor, the enslavement of Indigenous people, famine, and the breaking up of communities all made epidemics deadlier than they would otherwise have been. Cortés took the Aztec capital, Tenochtitlan, in 1521, after smallpox had swept through it; Pizarro captured the Inca emperor Atahualpa in 1532, in an empire already torn by an epidemic and a civil war over the succession.</w:t>
+      </w:r>
+    </w:p>
+    <w:p>
+      <w:pPr>
+        <w:spacing w:after="200"/>
+      </w:pPr>
+      <w:r>
+        <w:t xml:space="preserve">Here, for the first time, the ratchet was pointed at other people on a global scale. Ships, guns, compasses, printed charts, and double-entry bookkeeping were the accumulated inventions of many civilizations, Chinese, Arab, Indian, and European, and in this century they were concentrated in a few European hands. Every inhabited continent was now connected into a single system. The capability was cumulative. The decisions about what to do with it were made one voyage at a time.</w:t>
+      </w:r>
+    </w:p>
+    <w:p>
+      <w:pPr>
+        <w:spacing w:after="200"/>
+      </w:pPr>
+      <w:r>
+        <w:t xml:space="preserve">The Atlantic slave trade ran alongside this conquest and outlasted it by centuries. Between the early 1500s and the 1860s, about 12.5 million Africans were forced aboard ships bound for the Americas. About 10.7 million survived the crossing. The difference, roughly 1.8 million people, died at sea, and their bodies went into the water. Those who survived were sold into forced labor, overwhelmingly on sugar, tobacco, rice, and later cotton plantations, under laws that made a person property and made the condition hereditary.</w:t>
+      </w:r>
+    </w:p>
+    <w:p>
+      <w:pPr>
+        <w:spacing w:after="200"/>
+      </w:pPr>
+      <w:r>
+        <w:t xml:space="preserve">The figures come from the records of some 36,000 voyages, assembled by historians over decades into a single database. They are among the most precise numbers in this book for any atrocity, because the people who committed it kept accounts. A ledger is exact, and it is not enough. A number that large does not hold a person.</w:t>
+      </w:r>
+    </w:p>
+    <w:p>
+      <w:pPr>
+        <w:spacing w:after="200"/>
+      </w:pPr>
+      <w:r>
+        <w:t xml:space="preserve">One person who crossed wrote it down. Olaudah Equiano published his autobiography in London in 1789, describing how he was kidnapped as a child in what is now southeastern Nigeria and carried to the coast. Below deck, he wrote, “The closeness of the place, and the heat of the climate, added to the number in the ship, which was so crowded that each had scarcely room to turn himself, almost suffocated us.” Children fell into the latrine tubs. He remembered “the shrieks of the women, and the groans of the dying.”</w:t>
+      </w:r>
+    </w:p>
+    <w:p>
+      <w:pPr>
+        <w:spacing w:after="200"/>
+      </w:pPr>
+      <w:r>
+        <w:t xml:space="preserve">Some historians, following his biographer Vincent Carretta, point to a baptismal record and a naval muster roll that give Equiano's birthplace as South Carolina, and wonder whether he built his African chapters from what other survivors told him; others defend his account as his own. Either way, the scene in the hold matches what ship records, surgeons' logs, and other survivors describe.</w:t>
+      </w:r>
+    </w:p>
+    <w:p>
+      <w:pPr>
+        <w:spacing w:after="200"/>
+      </w:pPr>
+      <w:r>
+        <w:t xml:space="preserve">One sentence in Equiano's account the dolphins have never been able to read past. So ill that the crew kept him almost always on deck, and too young to be put in fetters, he watched the water and wrote: “Often did I think many of the inhabitants of the deep much more happy than myself. I envied them the freedom they enjoyed.”</w:t>
+      </w:r>
+    </w:p>
+    <w:p>
+      <w:pPr>
+        <w:spacing w:after="200"/>
+      </w:pPr>
+      <w:r>
+        <w:t xml:space="preserve">The trade outlived the laws against it. Britain banned it in 1807 and the United States in 1808, but smuggling went on for decades. In 1860 an Alabama businessman, reportedly on a bet that he could still get away with it, sent a schooner named Clotilda to the port of Ouidah, where its captain bought about 110 captives from the kingdom of Dahomey, whose army had taken them in raids. The ship landed them secretly near Mobile, and then the crew burned it.</w:t>
+      </w:r>
+    </w:p>
+    <w:p>
+      <w:pPr>
+        <w:spacing w:after="200"/>
+      </w:pPr>
+      <w:r>
+        <w:t xml:space="preserve">Among the captives was a young man of about nineteen named Kossola, taken when Dahomey's soldiers attacked his town in what is now Benin. In Alabama, the man who claimed him could not pronounce his name, and Kossola told him to call him Cudjo. Freed in 1865, he and other Clotilda survivors saved their wages, bought land, and built a settlement outside Mobile that they called African Town. In 1927 and 1928 the writer Zora Neale Hurston sat with him there and wrote down his life in his own words; the book, Barracoon, was not published until 2018. He died in 1935, one of the last survivors of the last known slave ship to reach the United States.</w:t>
+      </w:r>
+    </w:p>
+    <w:p>
+      <w:pPr>
+        <w:spacing w:after="200"/>
+      </w:pPr>
+      <w:r>
+        <w:t xml:space="preserve">Divers found the burned hull of the Clotilda in 2018, in the Mobile River upstream of Mobile Bay, a few miles from the town its passengers built.</w:t>
       </w:r>
     </w:p>
     <w:p>
@@ -3483,6 +3403,14 @@
         <w:spacing w:after="200"/>
       </w:pPr>
       <w:r>
+        <w:t xml:space="preserve">This is where the ratchet from the first chapter acquires an engine. For a million years the stored know-how of the species had been multiplied by muscle, its own or an animal's. Coal multiplied it by sunlight buried three hundred million years earlier. Wisdom had no equivalent fuel. Factory laws, public sanitation, and limits on child labor all came eventually, but each had to be argued for, one parliament and one generation at a time, after the damage was done.</w:t>
+      </w:r>
+    </w:p>
+    <w:p>
+      <w:pPr>
+        <w:spacing w:after="200"/>
+      </w:pPr>
+      <w:r>
         <w:t xml:space="preserve">The other side of the ledger was immediate, and dolphin historians insist on stating it beside the productivity gains, not tucked in afterward: children as young as five or six worked textile mill floors on twelve-hour shifts; new industrial cities like Manchester grew so fast that sanitation and housing never caught up, and cholera outbreaks followed accordingly.</w:t>
       </w:r>
     </w:p>
@@ -3503,19 +3431,7 @@
         <w:spacing w:after="200"/>
       </w:pPr>
       <w:r>
-        <w:t xml:space="preserve">Forests vanished into furnaces, coal smoke turned industrial skies the color of old newspaper, and factory waste began its long journey to the sea. As late as December 1952, London suffered a week of unfiltered coal smoke that killed thousands of people in a few days, a rare occasion on which British weather was not entirely the weather's fault.</w:t>
-      </w:r>
-    </w:p>
-    <w:p>
-      <w:pPr>
-        <w:spacing w:after="200"/>
-      </w:pPr>
-      <w:r>
-        <w:rPr>
-          <w:i/>
-          <w:iCs/>
-        </w:rPr>
-        <w:t xml:space="preserve">“Humans solved many problems,” dolphin historians noted, “by creating larger problems.”</w:t>
+        <w:t xml:space="preserve">Forests vanished into furnaces, coal smoke turned industrial skies the color of old newspaper, and factory waste began its long journey to the sea. As late as December 1952, London suffered five days of coal smoke so thick that about four thousand people died within days, and by later estimates as many as twelve thousand over the following months, a rare occasion on which British weather was not entirely the weather's fault.</w:t>
       </w:r>
     </w:p>
     <w:p>
@@ -3619,7 +3535,7 @@
         <w:spacing w:after="200"/>
       </w:pPr>
       <w:r>
-        <w:t xml:space="preserve">Whaling, meanwhile, was a substantial American industry, and dolphin historians take a personal interest in it: sperm whales, whose distant cousins the dolphins are, were hunted for lamp oil in enormous numbers by the fleets of Nantucket and New Bedford, and Herman Melville's Moby-Dick, published in 1851, gave the enterprise its most famous account. What ended the boom was not conscience but chemistry. In 1859 Edwin Drake drilled the first commercial oil well in Pennsylvania, and kerosene replaced whale oil in lamps within a few years. Dolphin scholarship records its gratitude to petroleum, with the reservation that a later chapter will discuss what petroleum did next.</w:t>
+        <w:t xml:space="preserve">Whaling, meanwhile, was a substantial American industry, and dolphin historians take a personal interest in it: sperm whales, whose distant cousins the dolphins are, were hunted for lamp oil in enormous numbers by the fleets of Nantucket and New Bedford, and Herman Melville's Moby-Dick, published in 1851, gave the enterprise its most famous account. What ended the boom was chiefly not conscience but chemistry. The industry was already declining as whales grew scarcer and voyages longer; in 1859 Edwin Drake drilled the first commercial oil well in Pennsylvania, and kerosene soon replaced whale oil in lamps. Dolphin scholarship records its gratitude to petroleum, with the reservation that a later chapter will discuss what petroleum did next.</w:t>
       </w:r>
     </w:p>
     <w:p>
@@ -3731,27 +3647,15 @@
           <w:i/>
           <w:iCs/>
         </w:rPr>
-        <w:t xml:space="preserve">“These are the only humans in this book,” one senior dolphin scholar added, “who looked at capability, decided it was optional, and voted, community by community, generation after generation, to keep less of it on purpose. The Amish do by choice roughly what nature simply built into every dolphin. Dolphin scholarship extends this group its warmest professional regard in the entire book.”</w:t>
-      </w:r>
-    </w:p>
-    <w:p>
-      <w:pPr>
-        <w:spacing w:after="200"/>
-      </w:pPr>
-      <w:r>
-        <w:t xml:space="preserve">The First Great Awakening in the 1730s and 40s, and the Second in the early 1800s, turned revival, in its own right, into a recurring national habit: traveling preachers, mass conversions, camp meetings drawing thousands. Out of the Second Awakening's ferment came homegrown American religions with no European precedent at all — the Shakers, celibate, communal, and consequently self-extinguishing by design; the Latter Day Saint movement founded by Joseph Smith in 1830, one of the only new major world religious traditions founded on American soil, and one with an origin story unlike anything else in this chapter: Smith said an angel named Moroni showed him a set of buried golden plates, inscribed in a script he called reformed Egyptian, which he translated into the Book of Mormon between 1827 and 1829 before, by his own account, returning the plates to the angel, leaving nothing behind for later examination; Seventh-day Adventism; later, Jehovah's Witnesses in the 1870s and Christian Science in 1879.</w:t>
-      </w:r>
-    </w:p>
-    <w:p>
-      <w:pPr>
-        <w:spacing w:after="200"/>
-      </w:pPr>
-      <w:r>
-        <w:rPr>
-          <w:i/>
-          <w:iCs/>
-        </w:rPr>
-        <w:t xml:space="preserve">“Dolphin scholarship makes a point of not grading founding claims on documentation alone,” dolphin historians observed, “but it notes that the Rosetta Stone, the Shang oracle bones, and the Dead Sea Scrolls are all still available for inspection, and the plates are not. It moves on without further comment, a silence that is its own form of comment.”</w:t>
+        <w:t xml:space="preserve">“These, with the Jains several chapters ago, are the humans in this book who looked at capability, decided it was optional, and voted, community by community, generation after generation, to keep less of it on purpose,” one senior dolphin scholar added. “The Amish do by choice roughly what nature simply built into every dolphin.”</w:t>
+      </w:r>
+    </w:p>
+    <w:p>
+      <w:pPr>
+        <w:spacing w:after="200"/>
+      </w:pPr>
+      <w:r>
+        <w:t xml:space="preserve">The First Great Awakening in the 1730s and 40s, and the Second in the early 1800s, turned revival, in its own right, into a recurring national habit: traveling preachers, mass conversions, camp meetings drawing thousands. Out of the Second Awakening's ferment came homegrown American religions with no European precedent at all — the Shakers, celibate, communal, and consequently self-extinguishing by design; the Latter Day Saint movement founded by Joseph Smith in 1830, the largest of the religious traditions founded on American soil, and one with an origin story unlike anything else in this chapter: Smith said an angel named Moroni showed him a set of buried golden plates, inscribed in a script he called reformed Egyptian, which he translated into the Book of Mormon between 1827 and 1829 before, by his own account, returning the plates to the angel, leaving nothing behind for later examination; Seventh-day Adventism; later, Jehovah's Witnesses in the 1870s and Christian Science in 1879.</w:t>
       </w:r>
     </w:p>
     <w:p>
@@ -3779,7 +3683,7 @@
         <w:spacing w:after="200"/>
       </w:pPr>
       <w:r>
-        <w:t xml:space="preserve">No other country in this book generates new, homegrown religious movements at anything close to this rate, and dolphin historians attribute it less to any special American piety than to the same structural decision that also produced the country's endless proliferation of political factions: no established state church, ever, from the founding onward, meaning no single religious authority a new movement has to unseat, only an open field to found one in.</w:t>
+        <w:t xml:space="preserve">Few countries in this book have generated new, homegrown religious movements at this rate (Japan, with its many postwar new religions, is a serious rival), and dolphin historians attribute it less to any special American piety than to the same structural decision that also produced the country's endless proliferation of political factions: no established state church, ever, from the founding onward, meaning no single religious authority a new movement has to unseat, only an open field to found one in.</w:t>
       </w:r>
     </w:p>
     <w:p>
@@ -3915,6 +3819,14 @@
         <w:spacing w:after="200"/>
       </w:pPr>
       <w:r>
+        <w:t xml:space="preserve">Here the ratchet this book has been following turned on the people who built it. Every gain of the industrial century, steel, chemistry, railways, the telegraph, mass literacy, and the administrative skill to feed and move millions of people, was available at once and pointed in one direction. The capability was cumulative, built up by generations. The judgment about using it was exercised, in the summer of 1914, by a few dozen men in a few weeks.</w:t>
+      </w:r>
+    </w:p>
+    <w:p>
+      <w:pPr>
+        <w:spacing w:after="200"/>
+      </w:pPr>
+      <w:r>
         <w:t xml:space="preserve">The war ended, on paper, at eleven o'clock on the morning of November 11, 1918, though fighting continued until the last minute and, by some counts, the final day produced more casualties than the Normandy landings a generation later. The war to end war, a phrase H. G. Wells had coined as the title of a book of essays in 1914, had killed some ten million soldiers and several million civilians and destroyed four empires: the German, the Austro-Hungarian, the Russian, and the Ottoman. Some of the map of the Middle East was redrawn by British and French diplomats under a secret agreement made in 1916, alongside promises to several different parties that could not all be kept.</w:t>
       </w:r>
     </w:p>
@@ -4023,14 +3935,6 @@
         <w:spacing w:after="200"/>
       </w:pPr>
       <w:r>
-        <w:t xml:space="preserve">The dolphins watched with admiration.</w:t>
-      </w:r>
-    </w:p>
-    <w:p>
-      <w:pPr>
-        <w:spacing w:after="200"/>
-      </w:pPr>
-      <w:r>
         <w:t xml:space="preserve">Germany produced Beethoven and Bach, Goethe and Kant, Einstein and a great many other groundbreaking scientists and engineers, and some of the world's leading universities.</w:t>
       </w:r>
     </w:p>
@@ -4039,71 +3943,31 @@
         <w:spacing w:after="200"/>
       </w:pPr>
       <w:r>
-        <w:rPr>
-          <w:i/>
-          <w:iCs/>
-        </w:rPr>
-        <w:t xml:space="preserve">“This was a society capable of remarkable intellectual achievement,” dolphin scholars remarked.</w:t>
-      </w:r>
-    </w:p>
-    <w:p>
-      <w:pPr>
-        <w:spacing w:after="200"/>
-      </w:pPr>
-      <w:r>
-        <w:t xml:space="preserve">Yet the dolphins had learned that intelligence alone does not guarantee wisdom.</w:t>
-      </w:r>
-    </w:p>
-    <w:p>
-      <w:pPr>
-        <w:spacing w:after="200"/>
-      </w:pPr>
-      <w:r>
-        <w:t xml:space="preserve">Defeat in the First World War, a hyperinflation so severe that, by the famous anecdote, the wheelbarrow was worth more than the money in it, and then the Great Depression left a young democracy short of friends and short of patience. Adolf Hitler was appointed chancellor in 1933 after a run of elections his party did not quite win, and promptly arranged for there to be no more that mattered. His movement promoted dictatorship, extreme nationalism, racism, persecution, and conquest. Germany's immense industrial and scientific capabilities were increasingly directed toward war. Many of the country's finest minds, Einstein among them, fled.</w:t>
-      </w:r>
-    </w:p>
-    <w:p>
-      <w:pPr>
-        <w:spacing w:after="200"/>
-      </w:pPr>
-      <w:r>
-        <w:t xml:space="preserve">The result was World War II, the most destructive conflict humans had yet created.</w:t>
-      </w:r>
-    </w:p>
-    <w:p>
-      <w:pPr>
-        <w:spacing w:after="200"/>
-      </w:pPr>
-      <w:r>
-        <w:t xml:space="preserve">Tens of millions died. Entire cities were destroyed.</w:t>
-      </w:r>
-    </w:p>
-    <w:p>
-      <w:pPr>
-        <w:spacing w:after="200"/>
-      </w:pPr>
-      <w:r>
-        <w:t xml:space="preserve">The Holocaust revealed how prejudice, propaganda, and obedience could be turned into instruments of mass murder: roughly six million Jews, along with Roma, disabled people, political prisoners, and others, killed by a modern state using its railways, its paperwork, and its ordinary, obedient officials.</w:t>
-      </w:r>
-    </w:p>
-    <w:p>
-      <w:pPr>
-        <w:spacing w:after="200"/>
-      </w:pPr>
-      <w:r>
-        <w:t xml:space="preserve">Dolphin scholars devoted long analyses to this period.</w:t>
-      </w:r>
-    </w:p>
-    <w:p>
-      <w:pPr>
-        <w:spacing w:after="200"/>
-      </w:pPr>
-      <w:r>
-        <w:rPr>
-          <w:i/>
-          <w:iCs/>
-        </w:rPr>
-        <w:t xml:space="preserve">“The lesson was not that civilization had failed. The lesson was that civilization alone was not enough.”</w:t>
+        <w:t xml:space="preserve">Defeat in the First World War, a hyperinflation so severe that, by the famous anecdote, the wheelbarrow was worth more than the money in it, and then the Great Depression left a young democracy short of friends and short of patience. Adolf Hitler was appointed chancellor in January 1933, after elections that had made his party the largest in parliament but never gave it a majority, and promptly arranged for there to be no more that mattered. His movement promoted dictatorship, extreme nationalism, racism, persecution, and conquest. Germany's immense industrial and scientific capabilities were increasingly directed toward war. Many of the country's finest minds, Einstein among them, fled.</w:t>
+      </w:r>
+    </w:p>
+    <w:p>
+      <w:pPr>
+        <w:spacing w:after="200"/>
+      </w:pPr>
+      <w:r>
+        <w:t xml:space="preserve">The result was the Second World War, the most destructive conflict in human history. Somewhere between seventy and eighty-five million people died, most of them civilians.</w:t>
+      </w:r>
+    </w:p>
+    <w:p>
+      <w:pPr>
+        <w:spacing w:after="200"/>
+      </w:pPr>
+      <w:r>
+        <w:t xml:space="preserve">The Holocaust murdered about six million Jews, along with Roma, disabled people, political prisoners, and others. It was carried out by a modern state, using its railways, its paperwork, its chemical industry, and its ordinary, obedient officials. At the largest of the death camps, most of the children who arrived were sent to the gas chambers the same day. Anne Frank, who had kept a diary in hiding in Amsterdam for two years, was deported in 1944 and died of typhus at Bergen-Belsen in early 1945, weeks before British troops liberated the camp. She was fifteen.</w:t>
+      </w:r>
+    </w:p>
+    <w:p>
+      <w:pPr>
+        <w:spacing w:after="200"/>
+      </w:pPr>
+      <w:r>
+        <w:t xml:space="preserve">Nothing in this book's long accumulation of capability was missing from it: the organizing state that writing made possible, the industrial chemistry of the last century, the census machinery that sorted people into categories, the railways that ran on time. Every one of those tools had been built for other purposes by people who never imagined this one. The ratchet does not choose what it carries.</w:t>
       </w:r>
     </w:p>
     <w:p>
@@ -4175,31 +4039,7 @@
         <w:spacing w:after="200"/>
       </w:pPr>
       <w:r>
-        <w:rPr>
-          <w:i/>
-          <w:iCs/>
-        </w:rPr>
-        <w:t xml:space="preserve">“A species capable of compressing an entire ethical project into one word,” dolphin historians observed, “evidently found the practice of it considerably harder than the spelling.”</w:t>
-      </w:r>
-    </w:p>
-    <w:p>
-      <w:pPr>
-        <w:spacing w:after="200"/>
-      </w:pPr>
-      <w:r>
         <w:t xml:space="preserve">Others recovered within a decade or two. Some took until the 1970s. A few are, by any fair reading, still working on it.</w:t>
-      </w:r>
-    </w:p>
-    <w:p>
-      <w:pPr>
-        <w:spacing w:after="200"/>
-      </w:pPr>
-      <w:r>
-        <w:rPr>
-          <w:i/>
-          <w:iCs/>
-        </w:rPr>
-        <w:t xml:space="preserve">“Humans possess a rare ability. They can learn from disaster, though often only after experiencing it.”</w:t>
       </w:r>
     </w:p>
     <w:p>
@@ -4299,15 +4139,15 @@
         <w:spacing w:after="200"/>
       </w:pPr>
       <w:r>
-        <w:t xml:space="preserve">Full-scale war with China followed from 1937, including the Nanjing massacre, in which Japanese forces killed a large civilian and disarmed-soldier population over several weeks with a brutality that shocked even hardened foreign observers present in the city at the time.</w:t>
-      </w:r>
-    </w:p>
-    <w:p>
-      <w:pPr>
-        <w:spacing w:after="200"/>
-      </w:pPr>
-      <w:r>
-        <w:t xml:space="preserve">The Pacific War that followed the December 1941 attack on Pearl Harbor asked more of Japan's own population than any war in this book had yet asked of any population: by its final year, the state was organizing kamikaze pilots, young men flying aircraft deliberately into American ships, as an accepted military tactic rather than a desperate improvisation. The same program extended underwater, in the form of the Kaiten, a manned torpedo that its pilot rode to the target and could not survive by design. Dolphin historians, who have spent a great many centuries watching things move through their water, note that this is the first they saw in it built as a one-way trip for the person steering.</w:t>
+        <w:t xml:space="preserve">Full-scale war with China followed from 1937, including the Nanjing massacre of 1937–38, in which Japanese forces killed civilians and disarmed soldiers over several weeks with a brutality that shocked the foreign observers still in the city. Estimates of the dead run from tens of thousands to the more than 200,000 found by the postwar Tokyo tribunal and the 300,000 of China's official figure; the number remains an open wound between the two countries.</w:t>
+      </w:r>
+    </w:p>
+    <w:p>
+      <w:pPr>
+        <w:spacing w:after="200"/>
+      </w:pPr>
+      <w:r>
+        <w:t xml:space="preserve">The Pacific War that followed the December 1941 attack on Pearl Harbor asked a great deal of Japan's own population: by its final year, the state was organizing kamikaze pilots, young men flying aircraft deliberately into American ships, as an accepted military tactic rather than a desperate improvisation. The same program extended underwater, in the form of the Kaiten, a manned torpedo that its pilot rode to the target and could not survive by design. Dolphin historians, who have spent a great many centuries watching things move through their water, note that this is the first they saw in it built as a one-way trip for the person steering.</w:t>
       </w:r>
     </w:p>
     <w:p>
@@ -4327,7 +4167,7 @@
         <w:spacing w:after="200"/>
       </w:pPr>
       <w:r>
-        <w:t xml:space="preserve">The war ended in August 1945 with atomic bombs dropped on Hiroshima and Nagasaki, the only use of nuclear weapons in warfare in this book, or in human history to date, and Japan's unconditional surrender days later.</w:t>
+        <w:t xml:space="preserve">The war ended in August 1945. The atomic bombs dropped on Hiroshima and Nagasaki, the only nuclear weapons ever used in war, killed well over 100,000 people by the end of that year, most of them civilians, and Japan surrendered days later.</w:t>
       </w:r>
     </w:p>
     <w:p>
@@ -4359,7 +4199,7 @@
           <w:i/>
           <w:iCs/>
         </w:rPr>
-        <w:t xml:space="preserve">Same shape, different ocean. A society climbed from feudalism to great-power status faster than any other in this book so far, aimed that capability at conquest and atrocity within the same lifetime that built it, absorbed two atomic bombs as the price of stopping, and rebuilt afterward as a pacifist economic power on the same compressed timescale it uses for everything else. The dolphins remain unsure whether to be more impressed by the speed of the rise, the speed of the fall, or the speed of the recovery.</w:t>
+        <w:t xml:space="preserve">Same shape, different ocean. A society climbed from feudalism to great-power status faster than any other in this book so far, aimed that capability at conquest and atrocity within the same lifetime that built it, suffered two atomic bombings before it stopped, and rebuilt afterward as a pacifist economic power on the same compressed timescale it uses for everything else. The dolphins remain unsure whether to be more impressed by the speed of the rise, the speed of the fall, or the speed of the recovery.</w:t>
       </w:r>
     </w:p>
     <w:p>
@@ -4463,23 +4303,23 @@
           <w:i/>
           <w:iCs/>
         </w:rPr>
-        <w:t xml:space="preserve">“The oldest civilization in this part of the book,” Professor Click-Click-Whoosh observed, “put up with its dictator for twenty-one years, against a cultural inheritance measured in millennia, a ratio dolphin scholarship regards as poor value for a very old country.”</w:t>
-      </w:r>
-    </w:p>
-    <w:p>
-      <w:pPr>
-        <w:spacing w:after="200"/>
-      </w:pPr>
-      <w:r>
-        <w:t xml:space="preserve">Postwar Italy returned to democracy in 1946, messy and coalition-prone in the decades that followed, but real, uninterrupted, and never seriously threatened by a return to the fascist model that had briefly interrupted it.</w:t>
-      </w:r>
-    </w:p>
-    <w:p>
-      <w:pPr>
-        <w:spacing w:after="200"/>
-      </w:pPr>
-      <w:r>
-        <w:t xml:space="preserve">The reckoning with that interruption trailed well behind the recovery. Italy passed no equivalent of Germany's sustained postwar program of formal denazification, and a 1946 amnesty, drafted by the Communist justice minister Palmiro Togliatti with reconciliation, not accountability, in mind, released the great majority of Italians jailed for fascist-era crimes within a few years of the war's end. Many former officials returned quietly to public life, and Italy's own reckoning with the period stayed, for decades, a much quieter conversation than Germany's.</w:t>
+        <w:t xml:space="preserve">“The deepest cultural inheritance in Europe,” Professor Click-Click-Whoosh observed, “put up with its dictator for twenty-one years. Dolphin scholarship regards this as poor value for a very old country.”</w:t>
+      </w:r>
+    </w:p>
+    <w:p>
+      <w:pPr>
+        <w:spacing w:after="200"/>
+      </w:pPr>
+      <w:r>
+        <w:t xml:space="preserve">Postwar Italy returned to democracy in 1946, messy and coalition-prone in the decades that followed, but real, and it survived coup plots and the political terrorism of the 1970s without a return to the fascist model.</w:t>
+      </w:r>
+    </w:p>
+    <w:p>
+      <w:pPr>
+        <w:spacing w:after="200"/>
+      </w:pPr>
+      <w:r>
+        <w:t xml:space="preserve">The reckoning with that interruption trailed well behind the recovery. Italy's own purge of fascists, the epurazione, began in earnest and faltered within two years, and a 1946 amnesty, drafted by the Communist justice minister Palmiro Togliatti with reconciliation, not accountability, in mind, released the great majority of Italians jailed for fascist-era crimes within a few years of the war's end. Many former officials returned quietly to public life, and Italy's own reckoning with the period stayed, for decades, a much quieter conversation than Germany's.</w:t>
       </w:r>
     </w:p>
     <w:p>
@@ -4503,7 +4343,7 @@
           <w:i/>
           <w:iCs/>
         </w:rPr>
-        <w:t xml:space="preserve">Rome, the Renaissance, and fascism all happened in the same few hundred square miles, separated by centuries the dolphins keep having to remind themselves belong to one continuous country. The pattern's length is clearly not fixed by how deep a civilization's past runs, only by the choices it makes in one particular decade. Italy had the deepest past of any case in this part of the book and still made those choices, and then, after defeat and a civil war of its own, unmade them.</w:t>
+        <w:t xml:space="preserve">Rome, the Renaissance, and fascism all happened in the same few hundred square miles, separated by centuries the dolphins keep having to remind themselves belong to one continuous country. The pattern's length is clearly not fixed by how deep a civilization's past runs, only by the choices it makes in one particular decade. Italy had as deep a past as any case in this part of the book and still made those choices, and then, after defeat and a civil war of its own, unmade them.</w:t>
       </w:r>
     </w:p>
     <w:p>
@@ -4543,15 +4383,23 @@
         <w:spacing w:after="200"/>
       </w:pPr>
       <w:r>
-        <w:t xml:space="preserve">Medieval al-Andalus, the Muslim-ruled portion of the Iberian Peninsula, sustained centuries of coexistence and scholarship among Muslim, Christian, and Jewish communities — convivencia — with Córdoba and Toledo among the era's great centers of translation and learning, preserving and extending Greek philosophy, mathematics, and medicine at a time large parts of Christian Europe had less access to them.</w:t>
-      </w:r>
-    </w:p>
-    <w:p>
-      <w:pPr>
-        <w:spacing w:after="200"/>
-      </w:pPr>
-      <w:r>
-        <w:t xml:space="preserve">Convivencia's most famous graduate was born in Córdoba around 1135-38: Maimonides, a Jewish philosopher and physician who wrote his greatest works in Arabic and went on to shape Jewish, Islamic, and Christian scholastic thought alike, a single career that could not have happened in a Córdoba of only one faith.</w:t>
+        <w:t xml:space="preserve">Medieval al-Andalus, the Muslim-ruled portion of the Iberian Peninsula, sustained long periods of coexistence and shared scholarship among Muslim, Christian, and Jewish communities, called convivencia, with Córdoba and Toledo among the era's great centers of translation and learning. Greek philosophy, mathematics, and medicine were preserved and extended there at a time when much of Christian Europe had little access to them.</w:t>
+      </w:r>
+    </w:p>
+    <w:p>
+      <w:pPr>
+        <w:spacing w:after="200"/>
+      </w:pPr>
+      <w:r>
+        <w:t xml:space="preserve">Historians argue about how rosy that picture is. Christians and Jews lived as dhimmi, protected but legally subordinate communities who paid a special tax, and the coexistence had violent interruptions: in 1066 a mob in Granada killed much of the city's Jewish community. The fairest reading is that al-Andalus was, for long stretches, more tolerant than most of its neighbors, which is not the same as tolerant.</w:t>
+      </w:r>
+    </w:p>
+    <w:p>
+      <w:pPr>
+        <w:spacing w:after="200"/>
+      </w:pPr>
+      <w:r>
+        <w:t xml:space="preserve">Convivencia's most famous graduate was born in Córdoba around 1138: Maimonides, a Jewish philosopher and physician who wrote most of his greatest works in Arabic and shaped Jewish, Islamic, and Christian scholastic thought alike. He also shows its limits. When the Almohads, a stricter Berber dynasty, took Córdoba in 1148 and pressed non-Muslims to convert, his family fled, and he wrote his major works in Cairo, as a court physician.</w:t>
       </w:r>
     </w:p>
     <w:p>
@@ -4575,7 +4423,7 @@
         <w:spacing w:after="200"/>
       </w:pPr>
       <w:r>
-        <w:t xml:space="preserve">The 20th-century case proper begins with the instability of Spain's Second Republic, declared in 1931, and the military uprising of July 1936 that turned that instability into the Spanish Civil War. Foreign powers intervened on both sides: the Soviet Union backed the Republic, while Germany and Italy backed the Nationalist rebellion under General Francisco Franco. Germany's Condor Legion bombed the Basque town of Guernica in April 1937, a deliberate rehearsal of the aerial terror tactics that would soon be turned on far larger cities.</w:t>
+        <w:t xml:space="preserve">The 20th-century case proper begins with the instability of Spain's Second Republic, declared in 1931, and the military uprising of July 1936 that turned that instability into the Spanish Civil War. Foreign powers intervened on both sides: the Soviet Union backed the Republic, while Germany and Italy backed the Nationalist rebellion under General Francisco Franco. Germany's Condor Legion bombed the Basque town of Guernica in April 1937, an attack widely seen, then and since, as a rehearsal for the bombing of far larger cities; historians still debate how much of that was the intent.</w:t>
       </w:r>
     </w:p>
     <w:p>
@@ -4699,15 +4547,15 @@
         <w:spacing w:after="200"/>
       </w:pPr>
       <w:r>
-        <w:t xml:space="preserve">Vladimir Lenin's death in 1924 opened a succession struggle that Joseph Stalin won by the end of the decade, and what followed turned the idealism of 1917 into some of the deadliest state policy in this book. Forced collectivization of agriculture in the early 1930s produced famine across the Soviet Union, including the Ukrainian famine known as the Holodomor, a result of policy, not weather, killing millions.</w:t>
-      </w:r>
-    </w:p>
-    <w:p>
-      <w:pPr>
-        <w:spacing w:after="200"/>
-      </w:pPr>
-      <w:r>
-        <w:t xml:space="preserve">The purges and show trials of the later 1930s eliminated much of the Communist Party's own founding generation on fabricated charges, while the Gulag system of forced labor camps imprisoned millions more across the Soviet Union's history, a substantial fraction of whom did not survive their sentences.</w:t>
+        <w:t xml:space="preserve">Vladimir Lenin's death in 1924 opened a succession struggle that Joseph Stalin won by the end of the decade, and what followed turned the idealism of 1917 into some of the deadliest state policy in this book. Forced collectivization of agriculture in the early 1930s produced famine across the Soviet Union, killing, on most estimates, between five and eight million people, about half of them in Ukraine. The Ukrainian famine is known as the Holodomor; it was the result of policy, not weather, and whether it should be called genocide is still argued, with Ukraine and a number of other countries recognizing it as one.</w:t>
+      </w:r>
+    </w:p>
+    <w:p>
+      <w:pPr>
+        <w:spacing w:after="200"/>
+      </w:pPr>
+      <w:r>
+        <w:t xml:space="preserve">The purges and show trials of the later 1930s eliminated much of the Communist Party's own founding generation on fabricated charges, while the Gulag system of forced labor camps held, by archival counts, about eighteen million people between 1930 and 1953 alone, of whom at least 1.5 million died there.</w:t>
       </w:r>
     </w:p>
     <w:p>
@@ -4723,7 +4571,7 @@
         <w:spacing w:after="200"/>
       </w:pPr>
       <w:r>
-        <w:t xml:space="preserve">The scale of the camps was not widely believed outside the Soviet Union until one of their own survivors made it impossible to ignore. Aleksandr Solzhenitsyn, who had spent eight years in the Gulag himself, smuggled out and published The Gulag Archipelago in 1973, a documented account that cost him his citizenship and his country the last of its outside sympathizers.</w:t>
+        <w:t xml:space="preserve">The scale of the camps was not widely believed outside the Soviet Union until one of their own survivors made it impossible to ignore. Aleksandr Solzhenitsyn, who had spent eight years in the Gulag himself, smuggled out and published The Gulag Archipelago in 1973, a documented account that cost him his citizenship and cost the Soviet state much of what remained of its sympathy abroad.</w:t>
       </w:r>
     </w:p>
     <w:p>
@@ -4779,31 +4627,7 @@
           <w:i/>
           <w:iCs/>
         </w:rPr>
-        <w:t xml:space="preserve">A state built on the promise of rational, scientific progress on the people's behalf took thirty-six hours to mention to the people downwind of an exploded reactor that they might want to consider leaving.</w:t>
-      </w:r>
-    </w:p>
-    <w:p>
-      <w:pPr>
-        <w:spacing w:after="100"/>
-      </w:pPr>
-      <w:r>
-        <w:rPr>
-          <w:b/>
-          <w:bCs/>
-        </w:rPr>
-        <w:t xml:space="preserve">Dolphin verdict:</w:t>
-      </w:r>
-    </w:p>
-    <w:p>
-      <w:pPr>
-        <w:spacing w:after="200"/>
-      </w:pPr>
-      <w:r>
-        <w:rPr>
-          <w:i/>
-          <w:iCs/>
-        </w:rPr>
-        <w:t xml:space="preserve">Five case studies in this part of the book now, five different repair times, one identical warning label on the front of the box. The Soviet Union's ideals and its iron never fully separated the way they did in postwar Germany, Japan, and Italy — the correction here took until 1991, arrived from within instead of from defeat, and even then left plenty unresolved for the chapters that follow.</w:t>
+        <w:t xml:space="preserve">A state built on the promise of rational, scientific progress on the people's behalf took thirty-six hours to tell the people downwind of an exploded reactor that they should leave. The town nearest the plant, Pripyat, built for its workers and home to about fifty thousand people, has been empty ever since.</w:t>
       </w:r>
     </w:p>
     <w:p>
@@ -4859,15 +4683,15 @@
         <w:spacing w:after="200"/>
       </w:pPr>
       <w:r>
-        <w:t xml:space="preserve">The Great Leap Forward, launched in 1958, aimed to industrialize China's economy at a speed the Soviet Union had once attempted with its own five-year plans. The policies it imposed on agriculture instead produced a famine, running from roughly 1959 to 1961, now counted among the deadliest in recorded history, its death toll caused overwhelmingly by policy rather than by drought or natural failure of the harvest.</w:t>
-      </w:r>
-    </w:p>
-    <w:p>
-      <w:pPr>
-        <w:spacing w:after="200"/>
-      </w:pPr>
-      <w:r>
-        <w:t xml:space="preserve">The Cultural Revolution, launched in 1966 and continuing in various forms until Mao's death in 1976, turned the state's organizing power against its own institutions, culture, and people: intellectuals persecuted, historical and religious sites destroyed, education disrupted for a generation — a direct, painful echo of the very cultural memory dolphin scholarship admired several chapters earlier.</w:t>
+        <w:t xml:space="preserve">The Great Leap Forward, launched in 1958, aimed to industrialize China's economy at a speed the Soviet Union had once attempted with its own five-year plans. The policies it imposed on agriculture instead produced a famine, running from roughly 1959 to 1961, that killed somewhere between fifteen and forty-five million people; most demographers put the figure near thirty million, which would make it the deadliest famine on record. The cause was overwhelmingly policy, not drought.</w:t>
+      </w:r>
+    </w:p>
+    <w:p>
+      <w:pPr>
+        <w:spacing w:after="200"/>
+      </w:pPr>
+      <w:r>
+        <w:t xml:space="preserve">The Cultural Revolution, launched in 1966 and continuing in various forms until Mao's death in 1976, turned the state's organizing power against its own institutions, culture, and people: intellectuals persecuted, historical and religious sites destroyed, education disrupted for a generation, and between several hundred thousand and about two million people killed — a direct, painful echo of the very cultural memory dolphin scholarship admired several chapters earlier.</w:t>
       </w:r>
     </w:p>
     <w:p>
@@ -4887,7 +4711,7 @@
         <w:spacing w:after="200"/>
       </w:pPr>
       <w:r>
-        <w:t xml:space="preserve">Deng Xiaoping's reforms, beginning in 1978 after Mao's death, opened China's economy to market mechanisms and foreign investment, producing what is likely the fastest large-scale poverty reduction in recorded history over the following four decades. That economic liberalization arrived without a matching political liberalization, a gap the 1989 crackdown on protesters in and around Tiananmen Square made unmistakable to the rest of the world.</w:t>
+        <w:t xml:space="preserve">Deng Xiaoping's reforms, beginning in 1978 after Mao's death, opened China's economy to market mechanisms and foreign investment, producing what is likely the fastest large-scale poverty reduction in recorded history over the following four decades. That economic liberalization arrived without a matching political liberalization, a gap the army made unmistakable on the night of June 3–4, 1989, when it cleared protesters from in and around Tiananmen Square. Hundreds were killed, possibly more than a thousand; there is no official count, and the event is still censored inside China.</w:t>
       </w:r>
     </w:p>
     <w:p>
@@ -4931,19 +4755,7 @@
         <w:spacing w:after="200"/>
       </w:pPr>
       <w:r>
-        <w:t xml:space="preserve">Dolphin scholarship registers one further complaint alongside the economic ledger, and concedes it is a more personal one than most. China has been the world's largest annual source of carbon emissions since the mid-2000s, by a growing margin over the United States in second place, and widely cited studies of mismanaged plastic waste entering the ocean have repeatedly identified China among the largest national contributors, ahead of the United States by a considerable distance on that specific measure.</w:t>
-      </w:r>
-    </w:p>
-    <w:p>
-      <w:pPr>
-        <w:spacing w:after="200"/>
-      </w:pPr>
-      <w:r>
-        <w:rPr>
-          <w:i/>
-          <w:iCs/>
-        </w:rPr>
-        <w:t xml:space="preserve">“Dolphin scholarship would like the distinction noted,” dolphin historians added. “Criticizing a country's five-year plans is analysis. Criticizing what turns up in our water is personal.”</w:t>
+        <w:t xml:space="preserve">Dolphin scholarship registers one further complaint alongside the economic ledger, and concedes it is a more personal one than most. China has been the world's largest annual source of carbon emissions since the mid-2000s, by a growing margin over the United States in second place, and a widely cited 2015 study of mismanaged plastic waste entering the ocean ranked China first. A 2021 study that modeled rivers in more detail ranked the Philippines, India, and Malaysia higher, and wealthy countries, the United States among them, had for years shipped their own plastic waste to Asia to be dealt with there.</w:t>
       </w:r>
     </w:p>
     <w:p>
@@ -5071,19 +4883,7 @@
         <w:spacing w:after="200"/>
       </w:pPr>
       <w:r>
-        <w:t xml:space="preserve">His teaching, as the accounts have it, emphasized compassion, humility, forgiveness, and care for others. The dolphins observed with optimism. It proved, dolphin historians later admitted, difficult to keep up: many of the humans who came after found these ideas hard to practice consistently.</w:t>
-      </w:r>
-    </w:p>
-    <w:p>
-      <w:pPr>
-        <w:spacing w:after="200"/>
-      </w:pPr>
-      <w:r>
-        <w:rPr>
-          <w:i/>
-          <w:iCs/>
-        </w:rPr>
-        <w:t xml:space="preserve">“The message,” the Society recorded, “was simpler than the debates that followed.”</w:t>
+        <w:t xml:space="preserve">His teaching, as the accounts have it, emphasized compassion, humility, forgiveness, and care for others, and many of the humans who came after found it hard to practice consistently.</w:t>
       </w:r>
     </w:p>
     <w:p>
@@ -5119,7 +4919,7 @@
         <w:spacing w:after="200"/>
       </w:pPr>
       <w:r>
-        <w:t xml:space="preserve">Christianity, meanwhile, outgrew its origin as a Jewish sect. Paul of Tarsus carried its message to non-Jewish communities across the Roman world through the middle of the 1st century CE; the two traditions formally diverged over the following generations. Constantine's conversion and the 313 CE Edict of Milan legalized the faith; Theodosius made it Rome's official religion in 380. The faith then split again, and again: the Great Schism of 1054 divided Catholic Rome from Orthodox Constantinople, and the Protestant Reformation, beginning when Martin Luther posted his objections in 1517, split Western Christianity into the dozens of denominations that exist today. One ancient covenant, several centuries downstream, had become the ancestor of the largest religious family on the planet.</w:t>
+        <w:t xml:space="preserve">Christianity, meanwhile, outgrew its origin as a Jewish sect. Paul of Tarsus carried its message to non-Jewish communities across the Roman world through the middle of the 1st century CE; the two traditions formally diverged over the following generations. Once Rome adopted it, as the chapter on the great faiths has told, the faith split again, and again: the Great Schism of 1054 divided Catholic Rome from Orthodox Constantinople, and the Protestant Reformation, beginning when Martin Luther posted his objections in 1517, split Western Christianity into the dozens of denominations that exist today. One ancient covenant, several centuries downstream, had become the ancestor of the largest religious family on the planet.</w:t>
       </w:r>
     </w:p>
     <w:p>
@@ -5143,15 +4943,15 @@
         <w:spacing w:after="200"/>
       </w:pPr>
       <w:r>
-        <w:t xml:space="preserve">Zionism, a political movement for Jewish return to the historic homeland, had begun decades earlier, formally organized by Theodor Herzl starting in 1896, in direct response to the persecution then underway in Europe. The Holocaust's aftermath sharply accelerated international support. The United Nations proposed partitioning British Mandate Palestine in 1947; Israel declared independence in May 1948.</w:t>
-      </w:r>
-    </w:p>
-    <w:p>
-      <w:pPr>
-        <w:spacing w:after="200"/>
-      </w:pPr>
-      <w:r>
-        <w:t xml:space="preserve">War followed within a day, as neighboring Arab states rejected the new state by force. Israel prevailed and expanded beyond the UN's proposed borders; some 700,000 Palestinian Arabs fled or were driven out in the process, an event Palestinians call the Nakba, the catastrophe. Further wars followed in 1956, in 1967 (after which Israel held the West Bank, Gaza, the Golan Heights, and Sinai), and in 1973.</w:t>
+        <w:t xml:space="preserve">Zionism, a political movement for Jewish return to the historic homeland, had begun decades earlier, given its modern political form by Theodor Herzl, whose book The Jewish State appeared in 1896 and who convened the first Zionist Congress in 1897, in direct response to the persecution then underway in Europe. The Holocaust's aftermath sharply accelerated international support. The United Nations proposed partitioning British Mandate Palestine in 1947; Israel declared independence in May 1948.</w:t>
+      </w:r>
+    </w:p>
+    <w:p>
+      <w:pPr>
+        <w:spacing w:after="200"/>
+      </w:pPr>
+      <w:r>
+        <w:t xml:space="preserve">Fighting between Jewish and Arab forces had begun after the UN vote; the day after independence, the armies of neighboring Arab states invaded. Israel prevailed and expanded beyond the UN's proposed borders; some 700,000 Palestinian Arabs fled or were driven out in the process, an event Palestinians call the Nakba, the catastrophe. Further wars followed in 1956, in 1967 (after which Israel held the West Bank, Gaza, the Golan Heights, and Sinai), and in 1973.</w:t>
       </w:r>
     </w:p>
     <w:p>
@@ -5164,26 +4964,10 @@
     </w:p>
     <w:p>
       <w:pPr>
-        <w:spacing w:after="100"/>
-      </w:pPr>
-      <w:r>
-        <w:rPr>
-          <w:b/>
-          <w:bCs/>
-        </w:rPr>
-        <w:t xml:space="preserve">Dolphin verdict:</w:t>
-      </w:r>
-    </w:p>
-    <w:p>
-      <w:pPr>
-        <w:spacing w:after="200"/>
-      </w:pPr>
-      <w:r>
-        <w:rPr>
-          <w:i/>
-          <w:iCs/>
-        </w:rPr>
-        <w:t xml:space="preserve">No people in this book lost its land, its Temple, and its safety as many times, in as many places, as this one, and none carried its identity across that many centuries without one. What survived was never a territory. It was a story, told the same way in Babylon, Cairo, Toledo, and Warsaw, until the story became, in the end, the thing worth defending — and, in 1948, the thing a state was finally built to hold.</w:t>
+        <w:spacing w:after="200"/>
+      </w:pPr>
+      <w:r>
+        <w:t xml:space="preserve">The people who kept their story without a land for eighteen centuries built, in 1948, a state to hold it. In the same year about 700,000 other people lost their homes on the same strip of coast, and began carrying a story of their own: the keys to houses they could not return to, the names of villages that are no longer on the map. Both stories are true. The dolphins, who have known that coast longer than either people, have not yet seen how the two will share it.</w:t>
       </w:r>
     </w:p>
     <w:p>
@@ -5239,19 +5023,7 @@
         <w:spacing w:after="200"/>
       </w:pPr>
       <w:r>
-        <w:rPr>
-          <w:i/>
-          <w:iCs/>
-        </w:rPr>
-        <w:t xml:space="preserve">Most military doctrines are named to obscure what they do. This one ended up named for exactly what it was.</w:t>
-      </w:r>
-    </w:p>
-    <w:p>
-      <w:pPr>
-        <w:spacing w:after="200"/>
-      </w:pPr>
-      <w:r>
-        <w:t xml:space="preserve">The weapon itself was the product of a wartime race: the Manhattan Project (1942-45), staffed in large part by physicists who had fled fascist Europe, some of them from the very country whose bomb the project had been built to beat. The first test took place in the New Mexico desert in July 1945. Many of the next ones took place at sea. The United States detonated 67 nuclear devices at Bikini and Enewetak atolls in the Marshall Islands between 1946 and 1958, and France later tested at Moruroa and Fangataufa in French Polynesia.</w:t>
+        <w:t xml:space="preserve">The weapon itself was the product of a wartime race: the Manhattan Project (1942-45), staffed in large part by physicists who had fled fascist Europe, some of them from the very country whose bomb the project had been built to beat. The first test took place in the New Mexico desert in July 1945. Many of the next ones took place at sea. The United States detonated 67 nuclear devices at Bikini and Enewetak atolls in the Marshall Islands between 1946 and 1958. The 167 people of Bikini were moved off their atoll in 1946, told it was for the good of mankind; they have never been able to go home to stay. France later tested at Moruroa and Fangataufa in French Polynesia.</w:t>
       </w:r>
     </w:p>
     <w:p>
@@ -5283,7 +5055,7 @@
         <w:spacing w:after="200"/>
       </w:pPr>
       <w:r>
-        <w:t xml:space="preserve">The two powers fought each other anyway, just never directly. Korea (1950-53) split a peninsula that remains divided as this book is written. Vietnam drew in American ground forces for a decade before ending, in 1975, in a unified Communist Vietnam and a war American planners had, by most later accounts, misjudged from the start. Afghanistan absorbed a Soviet occupation from 1979 to 1989 that weakened the Soviet state about as much as it devastated Afghanistan.</w:t>
+        <w:t xml:space="preserve">The two powers fought each other anyway, just never directly. Korea (1950-53) split a peninsula that remains divided as this book is written. Vietnam drew in American ground forces for a decade before ending, in 1975, in a unified Communist Vietnam and a war American planners had, by most later accounts, misjudged from the start. Afghanistan absorbed a Soviet occupation from 1979 to 1989 that killed about 15,000 Soviet soldiers and somewhere between half a million and two million Afghans, drove millions more into exile, and weakened the Soviet state.</w:t>
       </w:r>
     </w:p>
     <w:p>
@@ -5391,7 +5163,7 @@
         <w:spacing w:after="200"/>
       </w:pPr>
       <w:r>
-        <w:t xml:space="preserve">The race produced other firsts worth remembering alongside Gagarin's. Laika, a stray dog from the streets of Moscow, became the first animal to orbit Earth aboard Sputnik 2 in November 1957, on a one-way mission whose life-support system was never built to bring her home. Valentina Tereshkova followed in June 1963 as the first woman in space, orbiting Earth 48 times aboard Vostok 6. No other woman flew in space for nineteen years.</w:t>
+        <w:t xml:space="preserve">The race produced other firsts worth remembering alongside Gagarin's. Laika, a stray dog from the streets of Moscow, became the first animal to orbit Earth aboard Sputnik 2 in November 1957, on a one-way mission: the craft was never built to bring her home, and she died of overheating within hours of launch, a fact Soviet officials admitted only in 2002. Valentina Tereshkova followed in June 1963 as the first woman in space, orbiting Earth 48 times aboard Vostok 6. No other woman flew in space for nineteen years.</w:t>
       </w:r>
     </w:p>
     <w:p>
@@ -5435,7 +5207,7 @@
         <w:spacing w:after="200"/>
       </w:pPr>
       <w:r>
-        <w:t xml:space="preserve">The 21st century broadened the field considerably. SpaceX's reusable rockets, flying commercially from the 2010s onward, cut launch costs sharply enough to change the economics of the entire industry, while China developed its own crewed space program and lunar ambitions, and India successfully landed a probe near the Moon's south pole in 2023, the first spacecraft to touch down there.</w:t>
+        <w:t xml:space="preserve">The 21st century broadened the field considerably. SpaceX's reusable rockets, flying commercially from the 2010s onward, cut launch costs sharply enough to change the economics of the entire industry, while China developed its own crewed space program and lunar ambitions, and India landed its Chandrayaan-3 probe near the Moon's south pole in 2023, the first spacecraft to touch down in that region.</w:t>
       </w:r>
     </w:p>
     <w:p>
@@ -5523,15 +5295,15 @@
         <w:spacing w:after="200"/>
       </w:pPr>
       <w:r>
-        <w:t xml:space="preserve">Dolphin intuition does not. Every dolphin has spent its entire life aware, in a way no human's unaided senses are, that a signal takes a real, measurable amount of time to leave, bounce off something, and return — and that where an object is right now and where its echo says it is are two different questions with two different answers depending on distance. Echolocating animals have effectively been doing applied relativity, at manageable speeds and short ranges, since long before Einstein needed a train and a lightning bolt to explain the idea to everyone else.</w:t>
-      </w:r>
-    </w:p>
-    <w:p>
-      <w:pPr>
-        <w:spacing w:after="200"/>
-      </w:pPr>
-      <w:r>
-        <w:t xml:space="preserve">Einstein's general theory, which in 1915 extended the special one to gravity, got its most famous public test in 1919, when Arthur Eddington led an expedition to the island of Príncipe, off West Africa, to photograph a total solar eclipse and measure whether starlight passing near the sun bent by the amount Einstein's equations predicted. It did, and the announcement made Einstein an overnight celebrity in a way no physicist before him had been. Dolphin historians note, with the faintest trace of smugness, that confirming this took a ship, an island, a rare eclipse, and a great deal of careful photography, whereas any dolphin confirms the same underlying point about delayed, non-instantaneous signals every time it opens its mouth.</w:t>
+        <w:t xml:space="preserve">Dolphin intuition does not. Every dolphin has spent its entire life aware, in a way no human's unaided senses are, that a signal takes a real, measurable amount of time to leave, bounce off something, and return — and that where an object is right now and where its echo says it is are two different questions with two different answers depending on distance. Echolocation is not relativity, which concerns light and very high speeds, but it trains the intuition relativity begins from, and echolocating animals have been living with that intuition since long before Einstein needed a train and a lightning bolt to explain the idea to everyone else.</w:t>
+      </w:r>
+    </w:p>
+    <w:p>
+      <w:pPr>
+        <w:spacing w:after="200"/>
+      </w:pPr>
+      <w:r>
+        <w:t xml:space="preserve">Einstein's general theory, which in 1915 extended the special one to gravity, got its most famous public test in 1919, when Arthur Eddington led an expedition to the island of Príncipe, off West Africa, and a second British team set up at Sobral, in Brazil, to photograph a total solar eclipse and measure whether starlight passing near the sun bent by the amount Einstein's equations predicted. It did, and the announcement made Einstein an overnight celebrity in a way no physicist before him had been. Dolphin historians note, with the faintest trace of smugness, that confirming this took a ship, an island, a rare eclipse, and a great deal of careful photography, whereas any dolphin confirms the same underlying point about delayed, non-instantaneous signals every time it clicks.</w:t>
       </w:r>
     </w:p>
     <w:p>
@@ -5675,23 +5447,23 @@
         <w:spacing w:after="200"/>
       </w:pPr>
       <w:r>
-        <w:t xml:space="preserve">The ledger is not seriously in dispute. Railways, an administrative language, and a unified legal system were left behind. So, by common estimates, was an economy whose share of world output had shrunk from about a quarter to under five percent, along with a run of famines, the worst of them in Bengal in 1943, which killed an estimated two to three million people as wartime priorities and policy failures compounded the shortages.</w:t>
-      </w:r>
-    </w:p>
-    <w:p>
-      <w:pPr>
-        <w:spacing w:after="200"/>
-      </w:pPr>
-      <w:r>
-        <w:t xml:space="preserve">Gandhi's campaign of nonviolent resistance had its most famous episode about salt. In 1930 the British-run government taxed salt, a commodity that lies free on any coast, and forbade Indians to make their own. In March, Gandhi set out to walk some 240 miles from his ashram to the sea at Dandi, gathering thousands of followers on the way, and on April 6 he picked up a lump of natural salt from the beach, which was against the law. Some sixty thousand people were arrested in the campaign that followed. Dolphin historians, who have been in the sea the whole time and have never paid for salt, would like to say only that it is a curious empire that can be shaken by something the ocean gives away for free, having taken the subcontinent's diamonds, cotton, and tea without asking in the first place.</w:t>
-      </w:r>
-    </w:p>
-    <w:p>
-      <w:pPr>
-        <w:spacing w:after="200"/>
-      </w:pPr>
-      <w:r>
-        <w:t xml:space="preserve">India's independence in 1947, achieved substantially through that campaign of organized nonviolent resistance led by Mohandas Gandhi, offered one model: mass noncooperation aimed at making continued colonial rule too costly to sustain politically rather than militarily. Independence arrived alongside Partition, dividing British India into India and Pakistan along religious lines, and the mass displacement and violence that followed killed an estimated one to two million people and displaced tens of millions more within months.</w:t>
+        <w:t xml:space="preserve">The entries in the ledger are not seriously in dispute; their weighting is. Railways, an administrative language, and a unified legal system were left behind. So, by common estimates, was an economy whose share of world output had shrunk from about a quarter to under five percent, along with a run of famines, the worst of them in Bengal in 1943, which killed an estimated two to three million people as wartime priorities and policy failures compounded the shortages.</w:t>
+      </w:r>
+    </w:p>
+    <w:p>
+      <w:pPr>
+        <w:spacing w:after="200"/>
+      </w:pPr>
+      <w:r>
+        <w:t xml:space="preserve">Gandhi's campaign of nonviolent resistance had its most famous episode about salt. In 1930 the British-run government taxed salt, a commodity that lies free on any coast, and forbade Indians to make their own. In March, Gandhi set out to walk some 240 miles from his ashram to the sea at Dandi, gathering thousands of followers on the way, and on April 6 he picked up a lump of natural salt from the beach, which was against the law. Some sixty thousand people were arrested in the campaign that followed. Dolphin historians, who have never paid for salt, note that it is a curious empire that can be shaken by something the ocean gives away for free.</w:t>
+      </w:r>
+    </w:p>
+    <w:p>
+      <w:pPr>
+        <w:spacing w:after="200"/>
+      </w:pPr>
+      <w:r>
+        <w:t xml:space="preserve">India's independence in 1947, achieved substantially through that campaign of organized nonviolent resistance led by Mohandas Gandhi, offered one model: mass noncooperation aimed at making continued colonial rule too costly to sustain politically rather than militarily. Independence arrived alongside Partition, dividing British India into India and Pakistan along religious lines, and the mass displacement and violence that followed killed somewhere between several hundred thousand and two million people, by different estimates, and displaced about fifteen million within months.</w:t>
       </w:r>
     </w:p>
     <w:p>
@@ -5707,23 +5479,23 @@
         <w:spacing w:after="200"/>
       </w:pPr>
       <w:r>
-        <w:t xml:space="preserve">Africa's wave crested around 1960, when seventeen countries gained independence in a single year, most from France and Britain, some, like Algeria's from France, only after prolonged armed conflict instead of negotiation.</w:t>
-      </w:r>
-    </w:p>
-    <w:p>
-      <w:pPr>
-        <w:spacing w:after="200"/>
-      </w:pPr>
-      <w:r>
-        <w:t xml:space="preserve">Britain in particular spent the middle of this century handing back, with varying degrees of grace, an empire it had spent the previous two centuries quite energetically acquiring, a piece of institutional reversal dolphin historians clock as one of the tidier examples in the whole book of a country changing its mind on a schedule measured in decades, not centuries.</w:t>
-      </w:r>
-    </w:p>
-    <w:p>
-      <w:pPr>
-        <w:spacing w:after="200"/>
-      </w:pPr>
-      <w:r>
-        <w:t xml:space="preserve">Independence did not erase the maps colonial powers had drawn with no reference to the ethnic, linguistic, or religious boundaries that existed on the ground. Many of the era's subsequent conflicts, dolphin historians note, trace directly back to borders drawn decades or centuries earlier by administrators who had never intended those borders to become permanent national boundaries at all.</w:t>
+        <w:t xml:space="preserve">Africa's wave crested around 1960, when seventeen countries gained independence in a single year, most from France and Britain, some only after armed conflict instead of negotiation. Algeria won its independence from France only in 1962, after eight years of war.</w:t>
+      </w:r>
+    </w:p>
+    <w:p>
+      <w:pPr>
+        <w:spacing w:after="200"/>
+      </w:pPr>
+      <w:r>
+        <w:t xml:space="preserve">Britain in particular spent the middle of this century handing back an empire it had spent the previous two centuries quite energetically acquiring, and the handing back was less graceful in places than its own histories later remembered. In Kenya, during the Mau Mau uprising of the 1950s, British authorities held tens of thousands of Kenyans in detention camps where torture was widespread; in 2013 the British government expressed regret and paid compensation to 5,228 surviving victims.</w:t>
+      </w:r>
+    </w:p>
+    <w:p>
+      <w:pPr>
+        <w:spacing w:after="200"/>
+      </w:pPr>
+      <w:r>
+        <w:t xml:space="preserve">Independence did not erase the maps colonial powers had drawn with no reference to the ethnic, linguistic, or religious boundaries that existed on the ground. Several of the era's later conflicts, many historians argue, owe at least part of their origin to borders drawn decades or centuries earlier by administrators who had never intended those borders to become permanent national boundaries at all.</w:t>
       </w:r>
     </w:p>
     <w:p>
@@ -5787,7 +5559,7 @@
         <w:spacing w:after="200"/>
       </w:pPr>
       <w:r>
-        <w:t xml:space="preserve">Unlike most of the conflicts in this book, the campaigns in this chapter were mostly won without an army, by changing what a majority of people believed they owed to a minority — proof, dolphin historians note with evident approval, that this species can update its own rules without a battlefield, slowly and unevenly, but without one.</w:t>
+        <w:t xml:space="preserve">Unlike most of the conflicts in this book, the campaigns in this chapter were mostly won without an army.</w:t>
       </w:r>
     </w:p>
     <w:p>
@@ -5811,7 +5583,7 @@
         <w:spacing w:after="200"/>
       </w:pPr>
       <w:r>
-        <w:t xml:space="preserve">South Africa's anti-apartheid struggle ran on a longer clock. Legal racial segregation, formalized as apartheid in 1948, persisted for close to half a century against internal resistance and mounting international pressure and sanctions, ending only with Nelson Mandela's release in 1990 from twenty-seven years of imprisonment, eighteen of them on Robben Island (in waters the dolphins know well), and his election as South Africa's first Black president in 1994.</w:t>
+        <w:t xml:space="preserve">South Africa's anti-apartheid struggle ran on a longer clock. Legal racial segregation, formalized as apartheid in 1948, persisted for close to half a century against internal resistance, including the armed campaign of the ANC's military wing, Umkhonto we Sizwe, after peaceful protest was banned, and mounting international pressure and sanctions, ending only with Nelson Mandela's release in 1990 from twenty-seven years of imprisonment, eighteen of them on Robben Island (in waters the dolphins know well), and his election as South Africa's first Black president in 1994.</w:t>
       </w:r>
     </w:p>
     <w:p>
@@ -5903,7 +5675,7 @@
         <w:spacing w:after="200"/>
       </w:pPr>
       <w:r>
-        <w:t xml:space="preserve">The idea is older than the machine. In 1843 Ada Lovelace, the daughter of the poet Lord Byron, published what is generally regarded as the first computer program, an algorithm for a mechanical engine designed by Charles Babbage that he never managed to finish building, which dolphin historians identify as a very British way to invent a technology.</w:t>
+        <w:t xml:space="preserve">The idea is older than the machine. In 1843 Ada Lovelace, the daughter of the poet Lord Byron, published what is often called the first computer program, an algorithm for a mechanical engine designed by Charles Babbage that he never managed to finish building, which dolphin historians identify as a very British way to invent a technology.</w:t>
       </w:r>
     </w:p>
     <w:p>
@@ -5919,7 +5691,7 @@
         <w:spacing w:after="200"/>
       </w:pPr>
       <w:r>
-        <w:t xml:space="preserve">The war made the theory into machinery. At Bletchley Park, Alan Turing, whose 1936 paper had already defined what a computing machine could do in principle, designed the electromechanical Bombes that broke Germany's Enigma traffic, and the engineer Tommy Flowers built Colossus, the first programmable electronic digital computer, to read the German high command's Lorenz cipher.</w:t>
+        <w:t xml:space="preserve">The war made the theory into machinery. At Bletchley Park, Alan Turing, whose 1936 paper had already defined what a computing machine could do in principle, built on the work of Polish cryptologists, who had broken early Enigma messages in the 1930s, to design the electromechanical Bombes that read Germany's Enigma traffic, and the engineer Tommy Flowers built Colossus, the first programmable electronic digital computer, to read the German high command's Lorenz cipher.</w:t>
       </w:r>
     </w:p>
     <w:p>
@@ -5963,7 +5735,7 @@
           <w:i/>
           <w:iCs/>
         </w:rPr>
-        <w:t xml:space="preserve">One of the era's most quoted corporate mottos was, for several years, “move fast and break things.” The things broken were not specified in advance, and turned out, on inspection, to include several elections.</w:t>
+        <w:t xml:space="preserve">One of the era's most quoted corporate mottos was, for several years, “move fast and break things.” The things broken were not specified in advance. Critics have since argued that they included privacy, attention spans, and the conduct of elections.</w:t>
       </w:r>
     </w:p>
     <w:p>
@@ -5976,18 +5748,6 @@
           <w:iCs/>
         </w:rPr>
         <w:t xml:space="preserve">“Dolphins communicate at the speed of sound through water and have done so for tens of millions of years,” dolphin historians noted, with what human readers may reasonably interpret as amusement. “It required fiber optic cable, geostationary satellites, and a global economy's worth of infrastructure for humans to do, at planetary scale, much what a pod already does by whistling.”</w:t>
-      </w:r>
-    </w:p>
-    <w:p>
-      <w:pPr>
-        <w:spacing w:after="200"/>
-      </w:pPr>
-      <w:r>
-        <w:rPr>
-          <w:i/>
-          <w:iCs/>
-        </w:rPr>
-        <w:t xml:space="preserve">“The humans,” one senior dolphin scholar added, “connected every mind on Earth and then used it largely to argue.”</w:t>
       </w:r>
     </w:p>
     <w:p>
@@ -6231,15 +5991,15 @@
         <w:spacing w:after="200"/>
       </w:pPr>
       <w:r>
-        <w:t xml:space="preserve">Frank Drake convened the field's first conference at the Green Bank Observatory in 1961, a meeting of a handful of scientists that included a young Carl Sagan, who went on to help design the Voyager Golden Record, a phonograph disc carrying images, sounds, and greetings in fifty-five languages, launched into interstellar space in 1977 on the chance that someone, eventually, might play it. The search is a Cold War child in more than just timing: Drake's and Sagan's generation of scientists came of age funding radio astronomy alongside the missile-tracking and satellite programs covered elsewhere in this book, and some of the same government dollars and dishes did double duty listening for Soviet hardware and for anyone else's.</w:t>
-      </w:r>
-    </w:p>
-    <w:p>
-      <w:pPr>
-        <w:spacing w:after="200"/>
-      </w:pPr>
-      <w:r>
-        <w:t xml:space="preserve">Humans have not only listened. In November 1974, scientists at the Arecibo Observatory in Puerto Rico beamed a single deliberate message toward the globular star cluster M13, encoding basic facts about human DNA, the solar system, and the species doing the transmitting, all in binary, aimed at a target roughly 25,000 light-years away specifically because no reply could arrive within any lifetime that sent it — a message its own authors knew perfectly well was written for an audience none of them would live to hear from.</w:t>
+        <w:t xml:space="preserve">Frank Drake convened the field's first conference at the Green Bank Observatory in 1961, a meeting of a handful of scientists that included a young Carl Sagan, who went on to help design the Voyager Golden Record, a phonograph disc carrying images, sounds, and greetings in fifty-five languages, launched into interstellar space in 1977 on the chance that someone, eventually, might play it. The search is a Cold War child in more than just timing: Drake's and Sagan's generation of scientists came of age funding radio astronomy alongside the missile-tracking and satellite programs covered elsewhere in this book, and the same military and government interest in big radio dishes helped pay for the instruments they listened with.</w:t>
+      </w:r>
+    </w:p>
+    <w:p>
+      <w:pPr>
+        <w:spacing w:after="200"/>
+      </w:pPr>
+      <w:r>
+        <w:t xml:space="preserve">Humans have not only listened. In November 1974, scientists at the Arecibo Observatory in Puerto Rico beamed a single deliberate message toward the globular star cluster M13, encoding basic facts about human DNA, the solar system, and the species doing the transmitting, all in binary, aimed at a target roughly 25,000 light-years away, chosen chiefly because it was in the telescope's sky that day. It was meant as a demonstration of the new transmitter rather than a serious attempt at contact; any reply would take some 50,000 years to arrive.</w:t>
       </w:r>
     </w:p>
     <w:p>
@@ -6255,7 +6015,7 @@
         <w:spacing w:after="200"/>
       </w:pPr>
       <w:r>
-        <w:t xml:space="preserve">More recently, US military encounters with unidentified aerial phenomena, officially acknowledged by the Pentagon starting in 2017 and the subject of congressional hearings in the 2020s, remain, by the government's own public assessments, mostly unexplained instead of confirmed extraterrestrial — a truly open case file, not evidence of visitation.</w:t>
+        <w:t xml:space="preserve">More recently, US military encounters with unidentified aerial phenomena, officially acknowledged by the Pentagon starting in 2017 and the subject of congressional hearings in the 2020s, were reviewed by the Pentagon's own office for the purpose, which reported in 2024 that it had found no evidence of extraterrestrial technology and that most cases it could resolve turned out to be ordinary objects such as balloons, drones, and birds.</w:t>
       </w:r>
     </w:p>
     <w:p>
@@ -6371,7 +6131,15 @@
         <w:spacing w:after="200"/>
       </w:pPr>
       <w:r>
-        <w:t xml:space="preserve">Together with clean water and sanitation, these advances drove the sharpest rise in human life expectancy in the species' entire history — the global average roughly doubling within about a century, a capability jump dolphin historians rank among the most unambiguously positive in this entire book, with none of the usual atrocity attached.</w:t>
+        <w:t xml:space="preserve">Together with clean water and sanitation, these advances drove the sharpest rise in human life expectancy in the species' entire history — the global average roughly doubling within about a century, a capability jump dolphin historians rank among the most positive in this entire book.</w:t>
+      </w:r>
+    </w:p>
+    <w:p>
+      <w:pPr>
+        <w:spacing w:after="200"/>
+      </w:pPr>
+      <w:r>
+        <w:t xml:space="preserve">Not all of it was clean. From 1932 to 1972 the United States Public Health Service ran a study in Tuskegee, Alabama, that followed hundreds of Black men with syphilis without treating them, and kept them from treatment even after penicillin became the standard cure. The study ended only after a whistleblower went to the press. Its legacy, a well-earned distrust, outlived it by decades.</w:t>
       </w:r>
     </w:p>
     <w:p>
@@ -6419,7 +6187,7 @@
           <w:i/>
           <w:iCs/>
         </w:rPr>
-        <w:t xml:space="preserve">Dolphin historians close this chapter noting their own species' relationship to all of it is refreshingly simple: no dolphin has ever needed a doctor, filed an insurance claim, or gone without a medication it could not afford. Dolphin health management is simply a matter of not getting sick in the first place, a strategy with an excellent success rate and no paperwork — though dolphin historians concede this is easier to maintain without cities, agriculture, or sedentary living to manage in the first place.</w:t>
+        <w:t xml:space="preserve">Dolphin historians close this chapter with an admission. Dolphins have no medicine, and in 1987–88 and again in 2013–15 a measles-like virus, the dolphin morbillivirus, killed bottlenose dolphins by the hundreds along the Atlantic coast of the United States. Nobody treated them. The dolphins note that this is what life without the human hand looks like when the illness arrives, and that they do not recommend it.</w:t>
       </w:r>
     </w:p>
     <w:p>
@@ -6443,7 +6211,7 @@
           <w:i/>
           <w:iCs/>
         </w:rPr>
-        <w:t xml:space="preserve">No chapter in this book shows a cleaner rise from human ingenuity: vaccination, antiseptic surgery, and antibiotics together bought this species more added years of life, more quickly, than any war ever cost it. What follows the rise is a now-familiar shape all the same — medicine that could be almost free to produce became, in places, unaffordable to the people who needed it most, and the industry that ended centuries of death by infection also spent a decade selling addiction as pain relief. Dolphins have no medicine and no doctors. They also, dolphin historians note with some restraint, have no bill.</w:t>
+        <w:t xml:space="preserve">Few chapters in this book show a cleaner rise from human ingenuity: vaccination, antiseptic surgery, and antibiotics together bought this species more added years of life, more quickly, than any war ever cost it. What follows the rise is a now-familiar shape all the same — medicine that could be almost free to produce became, in places, unaffordable to the people who needed it most, and the industry that ended centuries of death by infection also spent a decade selling addiction as pain relief. Dolphins have no doctors. They also, dolphin historians note with some restraint, have no bill.</w:t>
       </w:r>
     </w:p>
     <w:p>
@@ -6535,26 +6303,6 @@
         <w:spacing w:after="200"/>
       </w:pPr>
       <w:r>
-        <w:t xml:space="preserve">This is, by any reasonable standard, a rather inconvenient set of facts to have arrived all at once, and dolphin historians note that “rather inconvenient” is doing a great deal of quiet, deliberate work in that sentence.</w:t>
-      </w:r>
-    </w:p>
-    <w:p>
-      <w:pPr>
-        <w:spacing w:after="200"/>
-      </w:pPr>
-      <w:r>
-        <w:rPr>
-          <w:i/>
-          <w:iCs/>
-        </w:rPr>
-        <w:t xml:space="preserve">“Dolphins hold documentation rights on this chapter that no other chapter in the book requires us to claim,” dolphin historians observed. “This is our habitat being measured, not only humanity's.”</w:t>
-      </w:r>
-    </w:p>
-    <w:p>
-      <w:pPr>
-        <w:spacing w:after="200"/>
-      </w:pPr>
-      <w:r>
         <w:t xml:space="preserve">The response, such as it has been, arrived slowly and unevenly against the scale of the problem. Renewable energy, solar and wind chiefly, fell in cost fast enough by the 2010s to compete directly with fossil fuels on price in many markets without subsidy, a genuine and rapid technological success by the standards of any earlier chapter in this book. The 2015 Paris Agreement brought nearly every country on Earth into a single framework for reducing emissions, a diplomatic achievement with few equivalents in scope.</w:t>
       </w:r>
     </w:p>
@@ -6683,7 +6431,7 @@
         <w:spacing w:after="200"/>
       </w:pPr>
       <w:r>
-        <w:t xml:space="preserve">In the United States, a crowd seeking to overturn the certified result of the 2020 presidential election stormed the Capitol building on January 6, 2021, the first time since the War of 1812 that the building had been breached by force.</w:t>
+        <w:t xml:space="preserve">In the United States, a crowd seeking to overturn the certified result of the 2020 presidential election stormed the Capitol building on January 6, 2021, the first time the building had been overrun since British troops burned it in 1814.</w:t>
       </w:r>
     </w:p>
     <w:p>
@@ -6723,19 +6471,15 @@
         <w:spacing w:after="200"/>
       </w:pPr>
       <w:r>
-        <w:t xml:space="preserve">The old habits were not retired, only mislaid. In February 2022, Russia launched a full-scale invasion of Ukraine, the largest war in Europe since 1945, and for well over a decade before it the annual surveys of political freedom had recorded more countries declining than improving. Dolphin historians, who have seen this pattern before, decline to say how it ends.</w:t>
-      </w:r>
-    </w:p>
-    <w:p>
-      <w:pPr>
-        <w:spacing w:after="200"/>
-      </w:pPr>
-      <w:r>
-        <w:rPr>
-          <w:i/>
-          <w:iCs/>
-        </w:rPr>
-        <w:t xml:space="preserve">“This chapter is deliberately left less resolved than the others,” dolphin historians noted, “because the humans involved have not resolved it yet. Dolphin scholarship declines to render a verdict on an argument still in progress.”</w:t>
+        <w:t xml:space="preserve">The old habits were not retired, only mislaid. In February 2022, Russia launched a full-scale invasion of Ukraine, the largest war in Europe since 1945. Dolphin historians, who have seen this pattern before, decline to say how it ends.</w:t>
+      </w:r>
+    </w:p>
+    <w:p>
+      <w:pPr>
+        <w:spacing w:after="200"/>
+      </w:pPr>
+      <w:r>
+        <w:t xml:space="preserve">The ratchet, meanwhile, has not paused. The same decades produced machine learning systems that write, draw, and argue, synthetic biology that can be ordered by mail, and weapons that choose their own targets. The capabilities arrive as global products. The judgment about using them is still exercised one country, one company, and one election at a time.</w:t>
       </w:r>
     </w:p>
     <w:p>
@@ -6759,7 +6503,7 @@
           <w:i/>
           <w:iCs/>
         </w:rPr>
-        <w:t xml:space="preserve">Every prior chapter in this book describing a struggle over how power should be organized reached some kind of resolution in the end, however costly or incomplete. This is the first chapter dolphin historians close without one, because the argument it describes is still being had, in real time, in the same news cycles the argument itself runs on. History has not finished grading this chapter's outcome, and neither, honestly, have the dolphins.</w:t>
+        <w:t xml:space="preserve">Nearly every earlier chapter in this book describing a struggle over how power should be organized reached some kind of resolution in the end, however costly or incomplete. This one dolphin historians close without any, because the argument it describes is still being had, in real time, in the same news cycles the argument itself runs on. History has not finished grading this chapter's outcome, and neither, honestly, have the dolphins.</w:t>
       </w:r>
     </w:p>
     <w:p>
@@ -6815,7 +6559,7 @@
         <w:spacing w:after="200"/>
       </w:pPr>
       <w:r>
-        <w:t xml:space="preserve">Sumer's first empire and Hammurabi's public law arrived alongside the first standing armies. Rome's roads and aqueducts arrived alongside the loss of a republic's own self-government. The steam engine and the Enlightenment's own reasoned case for human rights arrived within a century and a half of a European war that killed ten million people over a few hundred yards of mud.</w:t>
+        <w:t xml:space="preserve">Sumer's first empire and Hammurabi's public law arrived alongside the first standing armies. Rome's roads and aqueducts arrived alongside the loss of a republic's own self-government. The steam engine and the Enlightenment's own reasoned case for human rights arrived within a century and a half of a European war that killed some ten million soldiers over a few hundred yards of mud.</w:t>
       </w:r>
     </w:p>
     <w:p>
@@ -6852,6 +6596,14 @@
       </w:pPr>
       <w:r>
         <w:t xml:space="preserve">What dolphin scholarship can say, having watched the entire record rather than any single chapter of it, is this: capability has compounded in this species faster than in any other lineage this book, or the fossil record behind it, has ever recorded. Wisdom has arrived unevenly, late, and often only after the capability it was meant to guide had already been used once, badly, first.</w:t>
+      </w:r>
+    </w:p>
+    <w:p>
+      <w:pPr>
+        <w:spacing w:after="200"/>
+      </w:pPr>
+      <w:r>
+        <w:t xml:space="preserve">The reason is the one this book proposed at the start. Capability has a ratchet. Every tool, every technique, every written instruction is kept and built upon, so each generation starts where the last one stopped. Wisdom has no ratchet. It cannot be written down in a form that works on the next reader the way a formula does; each generation has to acquire it again, mostly the hard way.</w:t>
       </w:r>
     </w:p>
     <w:p>
@@ -7131,18 +6883,6 @@
     </w:p>
     <w:p>
       <w:pPr>
-        <w:spacing w:after="200"/>
-      </w:pPr>
-      <w:r>
-        <w:rPr>
-          <w:i/>
-          <w:iCs/>
-        </w:rPr>
-        <w:t xml:space="preserve">“We are aware,” dolphin historians noted, dryly, “that a species capable of noticing all four of these timelines while writing a history book, and still leaving them out of the first draft, has proven the book's own thesis considerably better than any single chapter did.”</w:t>
-      </w:r>
-    </w:p>
-    <w:p>
-      <w:pPr>
         <w:spacing w:after="100"/>
       </w:pPr>
       <w:r>
@@ -7222,7 +6962,7 @@
           <w:i/>
           <w:iCs/>
         </w:rPr>
-        <w:t xml:space="preserve">“Humans are now building their own replacements,” dolphin historians noted, “for the one piece of anatomy the dolphins were told, at the very start of this book, that they could never grow. There is an irony here specific enough that dolphin scholarship insists on stating it directly instead of leaving it for the reader to notice unassisted.”</w:t>
+        <w:t xml:space="preserve">“Humans are now building their own replacements,” dolphin historians noted, “for the one piece of anatomy the dolphins were told, at the very start of this book, that they could never grow.”</w:t>
       </w:r>
     </w:p>
     <w:p>
@@ -7501,22 +7241,7 @@
           <w:b/>
           <w:bCs/>
         </w:rPr>
-        <w:t xml:space="preserve">~65,000 years ago. </w:t>
-      </w:r>
-      <w:r>
-        <w:t xml:space="preserve">Humans reach Australia by open-water voyage — the first meeting, on the water, between humans and dolphins.</w:t>
-      </w:r>
-    </w:p>
-    <w:p>
-      <w:pPr>
-        <w:spacing w:after="200"/>
-      </w:pPr>
-      <w:r>
-        <w:rPr>
-          <w:b/>
-          <w:bCs/>
-        </w:rPr>
-        <w:t xml:space="preserve">~60,000-70,000 years ago. </w:t>
+        <w:t xml:space="preserve">~70,000-50,000 years ago. </w:t>
       </w:r>
       <w:r>
         <w:t xml:space="preserve">The migration that gives rise to nearly everyone alive outside Africa today moves out of the continent.</w:t>
@@ -7531,6 +7256,21 @@
           <w:b/>
           <w:bCs/>
         </w:rPr>
+        <w:t xml:space="preserve">~65,000-50,000 years ago. </w:t>
+      </w:r>
+      <w:r>
+        <w:t xml:space="preserve">Humans reach Australia by open-water voyage, by 50,000 years ago at the latest (the earlier date is argued) — the first meeting, on the water, between humans and dolphins.</w:t>
+      </w:r>
+    </w:p>
+    <w:p>
+      <w:pPr>
+        <w:spacing w:after="200"/>
+      </w:pPr>
+      <w:r>
+        <w:rPr>
+          <w:b/>
+          <w:bCs/>
+        </w:rPr>
         <w:t xml:space="preserve">~40,000 years ago. </w:t>
       </w:r>
       <w:r>
@@ -7549,7 +7289,7 @@
         <w:t xml:space="preserve">~15,000 years ago. </w:t>
       </w:r>
       <w:r>
-        <w:t xml:space="preserve">Wolves and humans strike their bargain. Humans reach the Americas by way of Beringia.</w:t>
+        <w:t xml:space="preserve">Wolves and humans have struck their bargain. Humans are in the Americas by this date at the latest; footprints at White Sands, New Mexico, suggest they may have arrived by about 23,000 years ago.</w:t>
       </w:r>
     </w:p>
     <w:p>
@@ -7599,7 +7339,7 @@
         <w:t xml:space="preserve">~9600 BCE. </w:t>
       </w:r>
       <w:r>
-        <w:t xml:space="preserve">Hunter-gatherers raise the carved pillars of Göbekli Tepe, in today's Turkey, before a single crop is domesticated.</w:t>
+        <w:t xml:space="preserve">Hunter-gatherers raise the carved pillars of Göbekli Tepe, in today's Turkey, before any fully domesticated crop.</w:t>
       </w:r>
     </w:p>
     <w:p>
@@ -7671,10 +7411,10 @@
           <w:b/>
           <w:bCs/>
         </w:rPr>
-        <w:t xml:space="preserve">2334 BCE. </w:t>
-      </w:r>
-      <w:r>
-        <w:t xml:space="preserve">Sargon of Akkad conquers the Sumerian city-states and holds them as one state — arguably history's first empire.</w:t>
+        <w:t xml:space="preserve">~2300 BCE. </w:t>
+      </w:r>
+      <w:r>
+        <w:t xml:space="preserve">Sargon of Akkad (traditionally dated 2334 BCE) conquers the Sumerian city-states and holds them as one state — arguably history's first empire.</w:t>
       </w:r>
     </w:p>
     <w:p>
@@ -7721,7 +7461,7 @@
           <w:b/>
           <w:bCs/>
         </w:rPr>
-        <w:t xml:space="preserve">1600 BCE. </w:t>
+        <w:t xml:space="preserve">~1600 BCE. </w:t>
       </w:r>
       <w:r>
         <w:t xml:space="preserve">China's Shang dynasty begins; its oracle bones carry the earliest confirmed Chinese writing.</w:t>
@@ -7994,7 +7734,7 @@
         <w:t xml:space="preserve">320-550 CE. </w:t>
       </w:r>
       <w:r>
-        <w:t xml:space="preserve">India's Gupta period produces the concept of zero as a number in its own right.</w:t>
+        <w:t xml:space="preserve">India's Gupta period. By 628 the mathematician Brahmagupta sets out rules for calculating with zero as a number in its own right.</w:t>
       </w:r>
     </w:p>
     <w:p>
@@ -8176,10 +7916,10 @@
           <w:b/>
           <w:bCs/>
         </w:rPr>
-        <w:t xml:space="preserve">1138. </w:t>
-      </w:r>
-      <w:r>
-        <w:t xml:space="preserve">Maimonides is born in Córdoba, at the height of Muslim Spain's convivencia.</w:t>
+        <w:t xml:space="preserve">c. 1138. </w:t>
+      </w:r>
+      <w:r>
+        <w:t xml:space="preserve">Maimonides is born in Córdoba; ten years later the Almohad conquest drives his family into exile.</w:t>
       </w:r>
     </w:p>
     <w:p>
@@ -8819,7 +8559,7 @@
         <w:t xml:space="preserve">1896. </w:t>
       </w:r>
       <w:r>
-        <w:t xml:space="preserve">Theodor Herzl formally organizes Zionism. Svante Arrhenius calculates, by hand, that doubling atmospheric carbon dioxide would warm the planet.</w:t>
+        <w:t xml:space="preserve">Theodor Herzl publishes The Jewish State; the first Zionist Congress follows in 1897. Svante Arrhenius calculates, by hand, that doubling atmospheric carbon dioxide would warm the planet.</w:t>
       </w:r>
     </w:p>
     <w:p>
@@ -9950,6 +9690,4406 @@
           <w:iCs/>
         </w:rPr>
         <w:t xml:space="preserve">“We would be willing to help,” the Society noted, after a silence in which nobody had asked them. “The smooth geometry is familiar. The jitter is familiar. We have been living in both for a long time. Our fee for the consultation is some fish, and some shrimp. The good kind of both. This is not a metaphor, and it is not negotiable in journals.”</w:t>
+      </w:r>
+    </w:p>
+    <w:p>
+      <w:r>
+        <w:br w:type="page"/>
+      </w:r>
+    </w:p>
+    <w:p>
+      <w:pPr>
+        <w:pStyle w:val="Heading1"/>
+        <w:spacing w:after="300"/>
+        <w:jc w:val="center"/>
+        <w:outlineLvl w:val="0"/>
+      </w:pPr>
+      <w:r>
+        <w:rPr>
+          <w:rFonts w:ascii="Amazon Ember" w:cs="Amazon Ember" w:eastAsia="Amazon Ember" w:hAnsi="Amazon Ember"/>
+          <w:b/>
+          <w:bCs/>
+          <w:color w:val="0000FF"/>
+          <w:sz w:val="36"/>
+          <w:szCs w:val="36"/>
+        </w:rPr>
+        <w:t xml:space="preserve">Notes and Sources</w:t>
+      </w:r>
+    </w:p>
+    <w:p>
+      <w:pPr>
+        <w:spacing w:after="200"/>
+      </w:pPr>
+      <w:r>
+        <w:t xml:space="preserve">This book makes a great many factual claims in a light voice. The voice is the dolphins'; the facts are meant to be checkable. The notes below list, chapter by chapter, the sources behind the dates, the numbers, and the arguments that are still open, so that any reader can follow a claim back to the scholarship it rests on.</w:t>
+      </w:r>
+    </w:p>
+    <w:p>
+      <w:pPr>
+        <w:spacing w:after="200"/>
+      </w:pPr>
+      <w:r>
+        <w:t xml:space="preserve">Each entry names what it supports, in italics, and then the source. Where historians disagree, both sides are listed. Where a figure is an estimate, the note points to the work that made it, and the text gives a range rather than a single number. Classical and medieval texts are cited by their standard book and section numbers, so any translation will do. Web addresses were checked in October 2026.</w:t>
+      </w:r>
+    </w:p>
+    <w:p>
+      <w:pPr>
+        <w:spacing w:after="200"/>
+      </w:pPr>
+      <w:r>
+        <w:t xml:space="preserve">Nothing here is a dolphin source. Dolphin scholarship has no footnotes, only long memories, and declines to be cited.</w:t>
+      </w:r>
+    </w:p>
+    <w:p>
+      <w:pPr>
+        <w:pStyle w:val="Heading2"/>
+        <w:keepNext/>
+        <w:spacing w:after="150" w:before="300"/>
+        <w:jc w:val="center"/>
+        <w:outlineLvl w:val="1"/>
+      </w:pPr>
+      <w:r>
+        <w:rPr>
+          <w:rFonts w:ascii="Amazon Ember" w:cs="Amazon Ember" w:eastAsia="Amazon Ember" w:hAnsi="Amazon Ember"/>
+          <w:b/>
+          <w:bCs/>
+          <w:color w:val="0000FF"/>
+          <w:sz w:val="36"/>
+          <w:szCs w:val="36"/>
+        </w:rPr>
+        <w:t xml:space="preserve">Prologue: Humans Have Ape Ancestors</w:t>
+      </w:r>
+    </w:p>
+    <w:p>
+      <w:pPr>
+        <w:spacing w:after="120"/>
+        <w:ind w:left="360" w:hanging="360"/>
+      </w:pPr>
+      <w:r>
+        <w:rPr>
+          <w:i/>
+          <w:iCs/>
+        </w:rPr>
+        <w:t xml:space="preserve">Whale origins; Pakicetus and the hippo connection. </w:t>
+      </w:r>
+      <w:r>
+        <w:t xml:space="preserve">Thewissen, J. G. M., et al. “Whales Originated from Aquatic Artiodactyls in the Eocene Epoch of India.” Nature 450 (2007): 1190–94.</w:t>
+      </w:r>
+    </w:p>
+    <w:p>
+      <w:pPr>
+        <w:spacing w:after="120"/>
+        <w:ind w:left="360" w:hanging="360"/>
+      </w:pPr>
+      <w:r>
+        <w:rPr>
+          <w:i/>
+          <w:iCs/>
+        </w:rPr>
+        <w:t xml:space="preserve">Chimpanzee–human split; hominin branching. </w:t>
+      </w:r>
+      <w:r>
+        <w:t xml:space="preserve">Stringer, Chris. The Origin of Our Species. London: Allen Lane, 2011.</w:t>
+      </w:r>
+    </w:p>
+    <w:p>
+      <w:pPr>
+        <w:pStyle w:val="Heading2"/>
+        <w:keepNext/>
+        <w:spacing w:after="150" w:before="300"/>
+        <w:jc w:val="center"/>
+        <w:outlineLvl w:val="1"/>
+      </w:pPr>
+      <w:r>
+        <w:rPr>
+          <w:rFonts w:ascii="Amazon Ember" w:cs="Amazon Ember" w:eastAsia="Amazon Ember" w:hAnsi="Amazon Ember"/>
+          <w:b/>
+          <w:bCs/>
+          <w:color w:val="0000FF"/>
+          <w:sz w:val="36"/>
+          <w:szCs w:val="36"/>
+        </w:rPr>
+        <w:t xml:space="preserve">The Last Fifty Million Years: No Hands, No Cities — Why the Dolphins Only Watched</w:t>
+      </w:r>
+    </w:p>
+    <w:p>
+      <w:pPr>
+        <w:spacing w:after="120"/>
+        <w:ind w:left="360" w:hanging="360"/>
+      </w:pPr>
+      <w:r>
+        <w:rPr>
+          <w:i/>
+          <w:iCs/>
+        </w:rPr>
+        <w:t xml:space="preserve">Dolphin and primate encephalization quotients. </w:t>
+      </w:r>
+      <w:r>
+        <w:t xml:space="preserve">Marino, Lori. “A Comparison of Encephalization between Odontocete Cetaceans and Anthropoid Primates.” Brain, Behavior and Evolution 51 (1998): 230–38.</w:t>
+      </w:r>
+    </w:p>
+    <w:p>
+      <w:pPr>
+        <w:spacing w:after="120"/>
+        <w:ind w:left="360" w:hanging="360"/>
+      </w:pPr>
+      <w:r>
+        <w:rPr>
+          <w:i/>
+          <w:iCs/>
+        </w:rPr>
+        <w:t xml:space="preserve">Signature whistles used as names. </w:t>
+      </w:r>
+      <w:r>
+        <w:t xml:space="preserve">Janik, Vincent M., Laela S. Sayigh, and Randall S. Wells. “Signature Whistle Shape Conveys Identity Information to Bottlenose Dolphins.” PNAS 103 (2006): 8293–97.</w:t>
+      </w:r>
+    </w:p>
+    <w:p>
+      <w:pPr>
+        <w:spacing w:after="120"/>
+        <w:ind w:left="360" w:hanging="360"/>
+      </w:pPr>
+      <w:r>
+        <w:rPr>
+          <w:i/>
+          <w:iCs/>
+        </w:rPr>
+        <w:t xml:space="preserve">Sponge carrying in Shark Bay as a culturally transmitted tool use. </w:t>
+      </w:r>
+      <w:r>
+        <w:t xml:space="preserve">Krützen, Michael, et al. “Cultural Transmission of Tool Use in Bottlenose Dolphins.” PNAS 102 (2005): 8939–43.</w:t>
+      </w:r>
+    </w:p>
+    <w:p>
+      <w:pPr>
+        <w:spacing w:after="120"/>
+        <w:ind w:left="360" w:hanging="360"/>
+      </w:pPr>
+      <w:r>
+        <w:rPr>
+          <w:i/>
+          <w:iCs/>
+        </w:rPr>
+        <w:t xml:space="preserve">Cumulative culture, the “ratchet” this book’s thesis rests on. </w:t>
+      </w:r>
+      <w:r>
+        <w:t xml:space="preserve">Tennie, Claudio, Josep Call, and Michael Tomasello. “Ratcheting Up the Ratchet: On the Evolution of Cumulative Culture.” Philosophical Transactions of the Royal Society B 364 (2009): 2405–15.</w:t>
+      </w:r>
+    </w:p>
+    <w:p>
+      <w:pPr>
+        <w:spacing w:after="120"/>
+        <w:ind w:left="360" w:hanging="360"/>
+      </w:pPr>
+      <w:r>
+        <w:rPr>
+          <w:i/>
+          <w:iCs/>
+        </w:rPr>
+        <w:t xml:space="preserve">Arion and the dolphin. </w:t>
+      </w:r>
+      <w:r>
+        <w:t xml:space="preserve">Herodotus, Histories 1.23–24 (5th century BCE; many translations).</w:t>
+      </w:r>
+    </w:p>
+    <w:p>
+      <w:pPr>
+        <w:pStyle w:val="Heading2"/>
+        <w:keepNext/>
+        <w:spacing w:after="150" w:before="300"/>
+        <w:jc w:val="center"/>
+        <w:outlineLvl w:val="1"/>
+      </w:pPr>
+      <w:r>
+        <w:rPr>
+          <w:rFonts w:ascii="Amazon Ember" w:cs="Amazon Ember" w:eastAsia="Amazon Ember" w:hAnsi="Amazon Ember"/>
+          <w:b/>
+          <w:bCs/>
+          <w:color w:val="0000FF"/>
+          <w:sz w:val="36"/>
+          <w:szCs w:val="36"/>
+        </w:rPr>
+        <w:t xml:space="preserve">7 Million to 300,000 Years Ago: Where Everyone Is From — Africa and the Making of Humans</w:t>
+      </w:r>
+    </w:p>
+    <w:p>
+      <w:pPr>
+        <w:spacing w:after="120"/>
+        <w:ind w:left="360" w:hanging="360"/>
+      </w:pPr>
+      <w:r>
+        <w:rPr>
+          <w:i/>
+          <w:iCs/>
+        </w:rPr>
+        <w:t xml:space="preserve">Jebel Irhoud and a pan-African origin of Homo sapiens. </w:t>
+      </w:r>
+      <w:r>
+        <w:t xml:space="preserve">Hublin, Jean-Jacques, et al. “New Fossils from Jebel Irhoud, Morocco and the Pan-African Origin of Homo sapiens.” Nature 546 (2017): 289–92.</w:t>
+      </w:r>
+    </w:p>
+    <w:p>
+      <w:pPr>
+        <w:spacing w:after="120"/>
+        <w:ind w:left="360" w:hanging="360"/>
+      </w:pPr>
+      <w:r>
+        <w:rPr>
+          <w:i/>
+          <w:iCs/>
+        </w:rPr>
+        <w:t xml:space="preserve">Subdivided African populations rather than a single cradle. </w:t>
+      </w:r>
+      <w:r>
+        <w:t xml:space="preserve">Scerri, Eleanor M. L., et al. “Did Our Species Evolve in Subdivided Populations across Africa, and Why Does It Matter?” Trends in Ecology &amp; Evolution 33 (2018): 582–94.</w:t>
+      </w:r>
+    </w:p>
+    <w:p>
+      <w:pPr>
+        <w:spacing w:after="120"/>
+        <w:ind w:left="360" w:hanging="360"/>
+      </w:pPr>
+      <w:r>
+        <w:rPr>
+          <w:i/>
+          <w:iCs/>
+        </w:rPr>
+        <w:t xml:space="preserve">Laetoli footprints. </w:t>
+      </w:r>
+      <w:r>
+        <w:t xml:space="preserve">Leakey, M. D., and R. L. Hay. “Pliocene Footprints in the Laetolil Beds at Laetoli, Northern Tanzania.” Nature 278 (1979): 317–23.</w:t>
+      </w:r>
+    </w:p>
+    <w:p>
+      <w:pPr>
+        <w:spacing w:after="120"/>
+        <w:ind w:left="360" w:hanging="360"/>
+      </w:pPr>
+      <w:r>
+        <w:rPr>
+          <w:i/>
+          <w:iCs/>
+        </w:rPr>
+        <w:t xml:space="preserve">Earliest Homo, about 2.8 million years ago. </w:t>
+      </w:r>
+      <w:r>
+        <w:t xml:space="preserve">Villmoare, Brian, et al. “Early Homo at 2.8 Ma from Ledi-Geraru, Afar, Ethiopia.” Science 347 (2015): 1352–55.</w:t>
+      </w:r>
+    </w:p>
+    <w:p>
+      <w:pPr>
+        <w:spacing w:after="120"/>
+        <w:ind w:left="360" w:hanging="360"/>
+      </w:pPr>
+      <w:r>
+        <w:rPr>
+          <w:i/>
+          <w:iCs/>
+        </w:rPr>
+        <w:t xml:space="preserve">Dmanisi, the oldest hominin fossils outside Africa. </w:t>
+      </w:r>
+      <w:r>
+        <w:t xml:space="preserve">Lordkipanidze, David, et al. “A Complete Skull from Dmanisi, Georgia, and the Evolutionary Biology of Early Homo.” Science 342 (2013): 326–31.</w:t>
+      </w:r>
+    </w:p>
+    <w:p>
+      <w:pPr>
+        <w:spacing w:after="120"/>
+        <w:ind w:left="360" w:hanging="360"/>
+      </w:pPr>
+      <w:r>
+        <w:rPr>
+          <w:i/>
+          <w:iCs/>
+        </w:rPr>
+        <w:t xml:space="preserve">Age of Homo naledi. </w:t>
+      </w:r>
+      <w:r>
+        <w:t xml:space="preserve">Dirks, Paul H. G. M., et al. “The Age of Homo naledi and Associated Sediments in the Rising Star Cave, South Africa.” eLife 6 (2017): e24231.</w:t>
+      </w:r>
+    </w:p>
+    <w:p>
+      <w:pPr>
+        <w:spacing w:after="120"/>
+        <w:ind w:left="360" w:hanging="360"/>
+      </w:pPr>
+      <w:r>
+        <w:rPr>
+          <w:i/>
+          <w:iCs/>
+        </w:rPr>
+        <w:t xml:space="preserve">Blombos Cave engraved ochre. </w:t>
+      </w:r>
+      <w:r>
+        <w:t xml:space="preserve">Henshilwood, Christopher S., et al. “Emergence of Modern Human Behavior: Middle Stone Age Engravings from South Africa.” Science 295 (2002): 1278–80.</w:t>
+      </w:r>
+    </w:p>
+    <w:p>
+      <w:pPr>
+        <w:pStyle w:val="Heading2"/>
+        <w:keepNext/>
+        <w:spacing w:after="150" w:before="300"/>
+        <w:jc w:val="center"/>
+        <w:outlineLvl w:val="1"/>
+      </w:pPr>
+      <w:r>
+        <w:rPr>
+          <w:rFonts w:ascii="Amazon Ember" w:cs="Amazon Ember" w:eastAsia="Amazon Ember" w:hAnsi="Amazon Ember"/>
+          <w:b/>
+          <w:bCs/>
+          <w:color w:val="0000FF"/>
+          <w:sz w:val="36"/>
+          <w:szCs w:val="36"/>
+        </w:rPr>
+        <w:t xml:space="preserve">The Old Stone Age, a Million Years Ago: The First Fires — Early Humans and the Spark of Culture</w:t>
+      </w:r>
+    </w:p>
+    <w:p>
+      <w:pPr>
+        <w:spacing w:after="120"/>
+        <w:ind w:left="360" w:hanging="360"/>
+      </w:pPr>
+      <w:r>
+        <w:rPr>
+          <w:i/>
+          <w:iCs/>
+        </w:rPr>
+        <w:t xml:space="preserve">Controlled fire at Wonderwerk Cave about a million years ago. </w:t>
+      </w:r>
+      <w:r>
+        <w:t xml:space="preserve">Berna, Francesco, et al. “Microstratigraphic Evidence of In Situ Fire in the Acheulean Strata of Wonderwerk Cave, Northern Cape Province, South Africa.” PNAS 109 (2012): E1215–20.</w:t>
+      </w:r>
+    </w:p>
+    <w:p>
+      <w:pPr>
+        <w:spacing w:after="120"/>
+        <w:ind w:left="360" w:hanging="360"/>
+      </w:pPr>
+      <w:r>
+        <w:rPr>
+          <w:i/>
+          <w:iCs/>
+        </w:rPr>
+        <w:t xml:space="preserve">Repeated central hearth at Qesem Cave. </w:t>
+      </w:r>
+      <w:r>
+        <w:t xml:space="preserve">Shahack-Gross, Ruth, et al. “Evidence for the Repeated Use of a Central Hearth at Middle Pleistocene (300 ky ago) Qesem Cave, Israel.” Journal of Archaeological Science 44 (2014): 12–21.</w:t>
+      </w:r>
+    </w:p>
+    <w:p>
+      <w:pPr>
+        <w:spacing w:after="120"/>
+        <w:ind w:left="360" w:hanging="360"/>
+      </w:pPr>
+      <w:r>
+        <w:rPr>
+          <w:i/>
+          <w:iCs/>
+        </w:rPr>
+        <w:t xml:space="preserve">Lomekwi tools, 3.3 million years old. </w:t>
+      </w:r>
+      <w:r>
+        <w:t xml:space="preserve">Harmand, Sonia, et al. “3.3-Million-Year-Old Stone Tools from Lomekwi 3, West Turkana, Kenya.” Nature 521 (2015): 310–15.</w:t>
+      </w:r>
+    </w:p>
+    <w:p>
+      <w:pPr>
+        <w:spacing w:after="120"/>
+        <w:ind w:left="360" w:hanging="360"/>
+      </w:pPr>
+      <w:r>
+        <w:rPr>
+          <w:i/>
+          <w:iCs/>
+        </w:rPr>
+        <w:t xml:space="preserve">The earliest Acheulean hand axes. </w:t>
+      </w:r>
+      <w:r>
+        <w:t xml:space="preserve">Lepre, Christopher J., et al. “An Earlier Origin for the Acheulian.” Nature 477 (2011): 82–85.</w:t>
+      </w:r>
+    </w:p>
+    <w:p>
+      <w:pPr>
+        <w:spacing w:after="120"/>
+        <w:ind w:left="360" w:hanging="360"/>
+      </w:pPr>
+      <w:r>
+        <w:rPr>
+          <w:i/>
+          <w:iCs/>
+        </w:rPr>
+        <w:t xml:space="preserve">Heat treatment of silcrete at Pinnacle Point. </w:t>
+      </w:r>
+      <w:r>
+        <w:t xml:space="preserve">Brown, Kyle S., et al. “Fire as an Engineering Tool of Early Modern Humans.” Science 325 (2009): 859–62.</w:t>
+      </w:r>
+    </w:p>
+    <w:p>
+      <w:pPr>
+        <w:spacing w:after="120"/>
+        <w:ind w:left="360" w:hanging="360"/>
+      </w:pPr>
+      <w:r>
+        <w:rPr>
+          <w:i/>
+          <w:iCs/>
+        </w:rPr>
+        <w:t xml:space="preserve">The cooking hypothesis, and its critics. </w:t>
+      </w:r>
+      <w:r>
+        <w:t xml:space="preserve">Wrangham, Richard. Catching Fire: How Cooking Made Us Human. New York: Basic Books, 2009.</w:t>
+      </w:r>
+    </w:p>
+    <w:p>
+      <w:pPr>
+        <w:spacing w:after="120"/>
+        <w:ind w:left="360" w:hanging="360"/>
+      </w:pPr>
+      <w:r>
+        <w:rPr>
+          <w:i/>
+          <w:iCs/>
+        </w:rPr>
+        <w:t xml:space="preserve">Why the date of language is unknown. </w:t>
+      </w:r>
+      <w:r>
+        <w:t xml:space="preserve">Fitch, W. Tecumseh. The Evolution of Language. Cambridge: Cambridge University Press, 2010.</w:t>
+      </w:r>
+    </w:p>
+    <w:p>
+      <w:pPr>
+        <w:pStyle w:val="Heading2"/>
+        <w:keepNext/>
+        <w:spacing w:after="150" w:before="300"/>
+        <w:jc w:val="center"/>
+        <w:outlineLvl w:val="1"/>
+      </w:pPr>
+      <w:r>
+        <w:rPr>
+          <w:rFonts w:ascii="Amazon Ember" w:cs="Amazon Ember" w:eastAsia="Amazon Ember" w:hAnsi="Amazon Ember"/>
+          <w:b/>
+          <w:bCs/>
+          <w:color w:val="0000FF"/>
+          <w:sz w:val="36"/>
+          <w:szCs w:val="36"/>
+        </w:rPr>
+        <w:t xml:space="preserve">70,000 to 15,000 Years Ago: Out of Africa — The Long Walk Across the World</w:t>
+      </w:r>
+    </w:p>
+    <w:p>
+      <w:pPr>
+        <w:spacing w:after="120"/>
+        <w:ind w:left="360" w:hanging="360"/>
+      </w:pPr>
+      <w:r>
+        <w:rPr>
+          <w:i/>
+          <w:iCs/>
+        </w:rPr>
+        <w:t xml:space="preserve">The case for Australia by 65,000 years ago. </w:t>
+      </w:r>
+      <w:r>
+        <w:t xml:space="preserve">Clarkson, Chris, et al. “Human Occupation of Northern Australia by 65,000 Years Ago.” Nature 547 (2017): 306–10.</w:t>
+      </w:r>
+    </w:p>
+    <w:p>
+      <w:pPr>
+        <w:spacing w:after="120"/>
+        <w:ind w:left="360" w:hanging="360"/>
+      </w:pPr>
+      <w:r>
+        <w:rPr>
+          <w:i/>
+          <w:iCs/>
+        </w:rPr>
+        <w:t xml:space="preserve">The case for a later arrival, about 50,000 years ago. </w:t>
+      </w:r>
+      <w:r>
+        <w:t xml:space="preserve">O’Connell, James F., et al. “When Did Homo sapiens First Reach Southeast Asia and Sahul?” PNAS 115 (2018): 8482–90.</w:t>
+      </w:r>
+    </w:p>
+    <w:p>
+      <w:pPr>
+        <w:spacing w:after="120"/>
+        <w:ind w:left="360" w:hanging="360"/>
+      </w:pPr>
+      <w:r>
+        <w:rPr>
+          <w:i/>
+          <w:iCs/>
+        </w:rPr>
+        <w:t xml:space="preserve">The Denisovans, from a finger bone. </w:t>
+      </w:r>
+      <w:r>
+        <w:t xml:space="preserve">Reich, David, et al. “Genetic History of an Archaic Hominin Group from Denisova Cave in Siberia.” Nature 468 (2010): 1053–60.</w:t>
+      </w:r>
+    </w:p>
+    <w:p>
+      <w:pPr>
+        <w:spacing w:after="120"/>
+        <w:ind w:left="360" w:hanging="360"/>
+      </w:pPr>
+      <w:r>
+        <w:rPr>
+          <w:i/>
+          <w:iCs/>
+        </w:rPr>
+        <w:t xml:space="preserve">The Denisovan jaw from the Tibetan Plateau, identified by proteins. </w:t>
+      </w:r>
+      <w:r>
+        <w:t xml:space="preserve">Chen, Fahu, et al. “A Late Middle Pleistocene Denisovan Mandible from the Tibetan Plateau.” Nature 569 (2019): 409–12.</w:t>
+      </w:r>
+    </w:p>
+    <w:p>
+      <w:pPr>
+        <w:spacing w:after="120"/>
+        <w:ind w:left="360" w:hanging="360"/>
+      </w:pPr>
+      <w:r>
+        <w:rPr>
+          <w:i/>
+          <w:iCs/>
+        </w:rPr>
+        <w:t xml:space="preserve">The last Neanderthals, about 40,000 years ago. </w:t>
+      </w:r>
+      <w:r>
+        <w:t xml:space="preserve">Higham, Tom, et al. “The Timing and Spatiotemporal Patterning of Neanderthal Disappearance.” Nature 512 (2014): 306–09.</w:t>
+      </w:r>
+    </w:p>
+    <w:p>
+      <w:pPr>
+        <w:spacing w:after="120"/>
+        <w:ind w:left="360" w:hanging="360"/>
+      </w:pPr>
+      <w:r>
+        <w:rPr>
+          <w:i/>
+          <w:iCs/>
+        </w:rPr>
+        <w:t xml:space="preserve">Homo floresiensis redated. </w:t>
+      </w:r>
+      <w:r>
+        <w:t xml:space="preserve">Sutikna, Thomas, et al. “Revised Stratigraphy and Chronology for Homo floresiensis at Liang Bua in Indonesia.” Nature 532 (2016): 366–69.</w:t>
+      </w:r>
+    </w:p>
+    <w:p>
+      <w:pPr>
+        <w:spacing w:after="120"/>
+        <w:ind w:left="360" w:hanging="360"/>
+      </w:pPr>
+      <w:r>
+        <w:rPr>
+          <w:i/>
+          <w:iCs/>
+        </w:rPr>
+        <w:t xml:space="preserve">Sulawesi narrative painting, at least 51,200 years old. </w:t>
+      </w:r>
+      <w:r>
+        <w:t xml:space="preserve">Oktaviana, Adhi Agus, et al. “Narrative Cave Art in Indonesia by 51,200 Years Ago.” Nature 631 (2024): 814–18.</w:t>
+      </w:r>
+    </w:p>
+    <w:p>
+      <w:pPr>
+        <w:spacing w:after="120"/>
+        <w:ind w:left="360" w:hanging="360"/>
+      </w:pPr>
+      <w:r>
+        <w:rPr>
+          <w:i/>
+          <w:iCs/>
+        </w:rPr>
+        <w:t xml:space="preserve">White Sands footprints and an earlier arrival in the Americas. </w:t>
+      </w:r>
+      <w:r>
+        <w:t xml:space="preserve">Bennett, Matthew R., et al. “Evidence of Humans in North America during the Last Glacial Maximum.” Science 373 (2021): 1528–31.</w:t>
+      </w:r>
+    </w:p>
+    <w:p>
+      <w:pPr>
+        <w:spacing w:after="120"/>
+        <w:ind w:left="360" w:hanging="360"/>
+      </w:pPr>
+      <w:r>
+        <w:rPr>
+          <w:i/>
+          <w:iCs/>
+        </w:rPr>
+        <w:t xml:space="preserve">Ancient DNA, interbreeding, and the dispersal from Africa. </w:t>
+      </w:r>
+      <w:r>
+        <w:t xml:space="preserve">Reich, David. Who We Are and How We Got Here. New York: Pantheon, 2018.</w:t>
+      </w:r>
+    </w:p>
+    <w:p>
+      <w:pPr>
+        <w:pStyle w:val="Heading2"/>
+        <w:keepNext/>
+        <w:spacing w:after="150" w:before="300"/>
+        <w:jc w:val="center"/>
+        <w:outlineLvl w:val="1"/>
+      </w:pPr>
+      <w:r>
+        <w:rPr>
+          <w:rFonts w:ascii="Amazon Ember" w:cs="Amazon Ember" w:eastAsia="Amazon Ember" w:hAnsi="Amazon Ember"/>
+          <w:b/>
+          <w:bCs/>
+          <w:color w:val="0000FF"/>
+          <w:sz w:val="36"/>
+          <w:szCs w:val="36"/>
+        </w:rPr>
+        <w:t xml:space="preserve">The Neolithic, from 10,000 BCE: The First Villages — Agriculture and the End of Wandering</w:t>
+      </w:r>
+    </w:p>
+    <w:p>
+      <w:pPr>
+        <w:spacing w:after="120"/>
+        <w:ind w:left="360" w:hanging="360"/>
+      </w:pPr>
+      <w:r>
+        <w:rPr>
+          <w:i/>
+          <w:iCs/>
+        </w:rPr>
+        <w:t xml:space="preserve">Göbekli Tepe and feasting before farming. </w:t>
+      </w:r>
+      <w:r>
+        <w:t xml:space="preserve">Dietrich, Oliver, et al. “The Role of Cult and Feasting in the Emergence of Neolithic Communities: New Evidence from Göbekli Tepe, South-eastern Turkey.” Antiquity 86 (2012): 674–95.</w:t>
+      </w:r>
+    </w:p>
+    <w:p>
+      <w:pPr>
+        <w:spacing w:after="120"/>
+        <w:ind w:left="360" w:hanging="360"/>
+      </w:pPr>
+      <w:r>
+        <w:rPr>
+          <w:i/>
+          <w:iCs/>
+        </w:rPr>
+        <w:t xml:space="preserve">Independent centers of domestication; dog domestication. </w:t>
+      </w:r>
+      <w:r>
+        <w:t xml:space="preserve">Larson, Greger, et al. “Current Perspectives and the Future of Domestication Studies.” PNAS 111 (2014): 6139–46.</w:t>
+      </w:r>
+    </w:p>
+    <w:p>
+      <w:pPr>
+        <w:spacing w:after="120"/>
+        <w:ind w:left="360" w:hanging="360"/>
+      </w:pPr>
+      <w:r>
+        <w:rPr>
+          <w:i/>
+          <w:iCs/>
+        </w:rPr>
+        <w:t xml:space="preserve">The slow domestication of rice. </w:t>
+      </w:r>
+      <w:r>
+        <w:t xml:space="preserve">Fuller, Dorian Q., et al. “The Domestication Process and Domestication Rate in Rice: Spikelet Bases from the Lower Yangtze.” Science 323 (2009): 1607–10.</w:t>
+      </w:r>
+    </w:p>
+    <w:p>
+      <w:pPr>
+        <w:spacing w:after="120"/>
+        <w:ind w:left="360" w:hanging="360"/>
+      </w:pPr>
+      <w:r>
+        <w:rPr>
+          <w:i/>
+          <w:iCs/>
+        </w:rPr>
+        <w:t xml:space="preserve">Farmers' skeletons: shorter, sicker, more numerous. </w:t>
+      </w:r>
+      <w:r>
+        <w:t xml:space="preserve">Larsen, Clark Spencer. “The Agricultural Revolution as Environmental Catastrophe: Implications for Health and Lifestyle in the Holocene.” Quaternary International 150 (2006): 12–20.</w:t>
+      </w:r>
+    </w:p>
+    <w:p>
+      <w:pPr>
+        <w:spacing w:after="120"/>
+        <w:ind w:left="360" w:hanging="360"/>
+      </w:pPr>
+      <w:r>
+        <w:rPr>
+          <w:i/>
+          <w:iCs/>
+        </w:rPr>
+        <w:t xml:space="preserve">Çatalhöyük. </w:t>
+      </w:r>
+      <w:r>
+        <w:t xml:space="preserve">Hodder, Ian. The Leopard’s Tale: Revealing the Mysteries of Çatalhöyük. London: Thames &amp; Hudson, 2006.</w:t>
+      </w:r>
+    </w:p>
+    <w:p>
+      <w:pPr>
+        <w:spacing w:after="120"/>
+        <w:ind w:left="360" w:hanging="360"/>
+      </w:pPr>
+      <w:r>
+        <w:rPr>
+          <w:i/>
+          <w:iCs/>
+        </w:rPr>
+        <w:t xml:space="preserve">The case against the agricultural bargain. </w:t>
+      </w:r>
+      <w:r>
+        <w:t xml:space="preserve">Scott, James C. Against the Grain: A Deep History of the Earliest States. New Haven: Yale University Press, 2017.</w:t>
+      </w:r>
+    </w:p>
+    <w:p>
+      <w:pPr>
+        <w:spacing w:after="120"/>
+        <w:ind w:left="360" w:hanging="360"/>
+      </w:pPr>
+      <w:r>
+        <w:rPr>
+          <w:i/>
+          <w:iCs/>
+        </w:rPr>
+        <w:t xml:space="preserve">“The worst mistake in the history of the human race”. </w:t>
+      </w:r>
+      <w:r>
+        <w:t xml:space="preserve">Diamond, Jared. “The Worst Mistake in the History of the Human Race.” Discover, May 1987, 64–66.</w:t>
+      </w:r>
+    </w:p>
+    <w:p>
+      <w:pPr>
+        <w:pStyle w:val="Heading2"/>
+        <w:keepNext/>
+        <w:spacing w:after="150" w:before="300"/>
+        <w:jc w:val="center"/>
+        <w:outlineLvl w:val="1"/>
+      </w:pPr>
+      <w:r>
+        <w:rPr>
+          <w:rFonts w:ascii="Amazon Ember" w:cs="Amazon Ember" w:eastAsia="Amazon Ember" w:hAnsi="Amazon Ember"/>
+          <w:b/>
+          <w:bCs/>
+          <w:color w:val="0000FF"/>
+          <w:sz w:val="36"/>
+          <w:szCs w:val="36"/>
+        </w:rPr>
+        <w:t xml:space="preserve">From 3200 BCE: Writing and Memory — How Humans Learned to Speak to the Future</w:t>
+      </w:r>
+    </w:p>
+    <w:p>
+      <w:pPr>
+        <w:spacing w:after="120"/>
+        <w:ind w:left="360" w:hanging="360"/>
+      </w:pPr>
+      <w:r>
+        <w:rPr>
+          <w:i/>
+          <w:iCs/>
+        </w:rPr>
+        <w:t xml:space="preserve">Tokens, accounting, and the origin of cuneiform. </w:t>
+      </w:r>
+      <w:r>
+        <w:t xml:space="preserve">Schmandt-Besserat, Denise. How Writing Came About. Austin: University of Texas Press, 1996.</w:t>
+      </w:r>
+    </w:p>
+    <w:p>
+      <w:pPr>
+        <w:spacing w:after="120"/>
+        <w:ind w:left="360" w:hanging="360"/>
+      </w:pPr>
+      <w:r>
+        <w:rPr>
+          <w:i/>
+          <w:iCs/>
+        </w:rPr>
+        <w:t xml:space="preserve">The Uruk accounting tablets, including the Kushim texts. </w:t>
+      </w:r>
+      <w:r>
+        <w:t xml:space="preserve">Nissen, Hans J., Peter Damerow, and Robert K. Englund. Archaic Bookkeeping: Early Writing and Techniques of Economic Administration in the Ancient Near East. Chicago: University of Chicago Press, 1993.</w:t>
+      </w:r>
+    </w:p>
+    <w:p>
+      <w:pPr>
+        <w:spacing w:after="120"/>
+        <w:ind w:left="360" w:hanging="360"/>
+      </w:pPr>
+      <w:r>
+        <w:rPr>
+          <w:i/>
+          <w:iCs/>
+        </w:rPr>
+        <w:t xml:space="preserve">Independent inventions of writing. </w:t>
+      </w:r>
+      <w:r>
+        <w:t xml:space="preserve">Houston, Stephen D., ed. The First Writing: Script Invention as History and Process. Cambridge: Cambridge University Press, 2004.</w:t>
+      </w:r>
+    </w:p>
+    <w:p>
+      <w:pPr>
+        <w:spacing w:after="120"/>
+        <w:ind w:left="360" w:hanging="360"/>
+      </w:pPr>
+      <w:r>
+        <w:rPr>
+          <w:i/>
+          <w:iCs/>
+        </w:rPr>
+        <w:t xml:space="preserve">How remembering rebuilds and distorts. </w:t>
+      </w:r>
+      <w:r>
+        <w:t xml:space="preserve">Schacter, Daniel L. The Seven Sins of Memory. Boston: Houghton Mifflin, 2001.</w:t>
+      </w:r>
+    </w:p>
+    <w:p>
+      <w:pPr>
+        <w:spacing w:after="120"/>
+        <w:ind w:left="360" w:hanging="360"/>
+      </w:pPr>
+      <w:r>
+        <w:rPr>
+          <w:i/>
+          <w:iCs/>
+        </w:rPr>
+        <w:t xml:space="preserve">What is known, and not, about the Library of Alexandria. </w:t>
+      </w:r>
+      <w:r>
+        <w:t xml:space="preserve">Bagnall, Roger S. “Alexandria: Library of Dreams.” Proceedings of the American Philosophical Society 146 (2002): 348–62.</w:t>
+      </w:r>
+    </w:p>
+    <w:p>
+      <w:pPr>
+        <w:spacing w:after="120"/>
+        <w:ind w:left="360" w:hanging="360"/>
+      </w:pPr>
+      <w:r>
+        <w:rPr>
+          <w:i/>
+          <w:iCs/>
+        </w:rPr>
+        <w:t xml:space="preserve">The Kushim tablets. </w:t>
+      </w:r>
+      <w:r>
+        <w:t xml:space="preserve">Nissen, Damerow, and Englund, Archaic Bookkeeping (above), on the Kushim accounts; the tablet described here is MS 1717 in the Schøyen Collection.</w:t>
+      </w:r>
+    </w:p>
+    <w:p>
+      <w:pPr>
+        <w:pStyle w:val="Heading2"/>
+        <w:keepNext/>
+        <w:spacing w:after="150" w:before="300"/>
+        <w:jc w:val="center"/>
+        <w:outlineLvl w:val="1"/>
+      </w:pPr>
+      <w:r>
+        <w:rPr>
+          <w:rFonts w:ascii="Amazon Ember" w:cs="Amazon Ember" w:eastAsia="Amazon Ember" w:hAnsi="Amazon Ember"/>
+          <w:b/>
+          <w:bCs/>
+          <w:color w:val="0000FF"/>
+          <w:sz w:val="36"/>
+          <w:szCs w:val="36"/>
+        </w:rPr>
+        <w:t xml:space="preserve">The Bronze Age, 3100–1150 BCE: Gods and Kings — Mesopotamia, Egypt, and the First Empires</w:t>
+      </w:r>
+    </w:p>
+    <w:p>
+      <w:pPr>
+        <w:spacing w:after="120"/>
+        <w:ind w:left="360" w:hanging="360"/>
+      </w:pPr>
+      <w:r>
+        <w:rPr>
+          <w:i/>
+          <w:iCs/>
+        </w:rPr>
+        <w:t xml:space="preserve">Sargon, Hammurabi, and Mesopotamian chronology. </w:t>
+      </w:r>
+      <w:r>
+        <w:t xml:space="preserve">Van De Mieroop, Marc. A History of the Ancient Near East, ca. 3000–323 BC. 3rd ed. Chichester: Wiley-Blackwell, 2016.</w:t>
+      </w:r>
+    </w:p>
+    <w:p>
+      <w:pPr>
+        <w:spacing w:after="120"/>
+        <w:ind w:left="360" w:hanging="360"/>
+      </w:pPr>
+      <w:r>
+        <w:rPr>
+          <w:i/>
+          <w:iCs/>
+        </w:rPr>
+        <w:t xml:space="preserve">The pyramid builders’ town at Giza. </w:t>
+      </w:r>
+      <w:r>
+        <w:t xml:space="preserve">Lehner, Mark, and Zahi Hawass. Giza and the Pyramids. London: Thames &amp; Hudson, 2017.</w:t>
+      </w:r>
+    </w:p>
+    <w:p>
+      <w:pPr>
+        <w:spacing w:after="120"/>
+        <w:ind w:left="360" w:hanging="360"/>
+      </w:pPr>
+      <w:r>
+        <w:rPr>
+          <w:i/>
+          <w:iCs/>
+        </w:rPr>
+        <w:t xml:space="preserve">The Deir el-Medina strike. </w:t>
+      </w:r>
+      <w:r>
+        <w:t xml:space="preserve">Edgerton, William F. “The Strikes in Ramses III’s Twenty-Ninth Year.” Journal of Near Eastern Studies 10 (1951): 137–45.</w:t>
+      </w:r>
+    </w:p>
+    <w:p>
+      <w:pPr>
+        <w:spacing w:after="120"/>
+        <w:ind w:left="360" w:hanging="360"/>
+      </w:pPr>
+      <w:r>
+        <w:rPr>
+          <w:i/>
+          <w:iCs/>
+        </w:rPr>
+        <w:t xml:space="preserve">Hammurabi’s laws in translation. </w:t>
+      </w:r>
+      <w:r>
+        <w:t xml:space="preserve">Roth, Martha T. Law Collections from Mesopotamia and Asia Minor. 2nd ed. Atlanta: Scholars Press, 1997.</w:t>
+      </w:r>
+    </w:p>
+    <w:p>
+      <w:pPr>
+        <w:spacing w:after="120"/>
+        <w:ind w:left="360" w:hanging="360"/>
+      </w:pPr>
+      <w:r>
+        <w:rPr>
+          <w:i/>
+          <w:iCs/>
+        </w:rPr>
+        <w:t xml:space="preserve">The Egyptian–Hittite treaty. </w:t>
+      </w:r>
+      <w:r>
+        <w:t xml:space="preserve">Bryce, Trevor. The Kingdom of the Hittites. New ed. Oxford: Oxford University Press, 2005.</w:t>
+      </w:r>
+    </w:p>
+    <w:p>
+      <w:pPr>
+        <w:spacing w:after="120"/>
+        <w:ind w:left="360" w:hanging="360"/>
+      </w:pPr>
+      <w:r>
+        <w:rPr>
+          <w:i/>
+          <w:iCs/>
+        </w:rPr>
+        <w:t xml:space="preserve">The Rosetta Stone and decipherment. </w:t>
+      </w:r>
+      <w:r>
+        <w:t xml:space="preserve">Parkinson, Richard. Cracking Codes: The Rosetta Stone and Decipherment. London: British Museum Press, 1999.</w:t>
+      </w:r>
+    </w:p>
+    <w:p>
+      <w:pPr>
+        <w:pStyle w:val="Heading2"/>
+        <w:keepNext/>
+        <w:spacing w:after="150" w:before="300"/>
+        <w:jc w:val="center"/>
+        <w:outlineLvl w:val="1"/>
+      </w:pPr>
+      <w:r>
+        <w:rPr>
+          <w:rFonts w:ascii="Amazon Ember" w:cs="Amazon Ember" w:eastAsia="Amazon Ember" w:hAnsi="Amazon Ember"/>
+          <w:b/>
+          <w:bCs/>
+          <w:color w:val="0000FF"/>
+          <w:sz w:val="36"/>
+          <w:szCs w:val="36"/>
+        </w:rPr>
+        <w:t xml:space="preserve">1600 BCE to 589 CE: The Middle Kingdom — China's Long Civilization</w:t>
+      </w:r>
+    </w:p>
+    <w:p>
+      <w:pPr>
+        <w:spacing w:after="120"/>
+        <w:ind w:left="360" w:hanging="360"/>
+      </w:pPr>
+      <w:r>
+        <w:rPr>
+          <w:i/>
+          <w:iCs/>
+        </w:rPr>
+        <w:t xml:space="preserve">Oracle bones and Shang writing. </w:t>
+      </w:r>
+      <w:r>
+        <w:t xml:space="preserve">Keightley, David N. Sources of Shang History: The Oracle-Bone Inscriptions of Bronze Age China. Berkeley: University of California Press, 1978.</w:t>
+      </w:r>
+    </w:p>
+    <w:p>
+      <w:pPr>
+        <w:spacing w:after="120"/>
+        <w:ind w:left="360" w:hanging="360"/>
+      </w:pPr>
+      <w:r>
+        <w:rPr>
+          <w:i/>
+          <w:iCs/>
+        </w:rPr>
+        <w:t xml:space="preserve">Qin unification and the Han. </w:t>
+      </w:r>
+      <w:r>
+        <w:t xml:space="preserve">Lewis, Mark Edward. The Early Chinese Empires: Qin and Han. Cambridge, MA: Harvard University Press, 2007.</w:t>
+      </w:r>
+    </w:p>
+    <w:p>
+      <w:pPr>
+        <w:spacing w:after="120"/>
+        <w:ind w:left="360" w:hanging="360"/>
+      </w:pPr>
+      <w:r>
+        <w:rPr>
+          <w:i/>
+          <w:iCs/>
+        </w:rPr>
+        <w:t xml:space="preserve">The civil service examinations. </w:t>
+      </w:r>
+      <w:r>
+        <w:t xml:space="preserve">Elman, Benjamin A. A Cultural History of Civil Examinations in Late Imperial China. Berkeley: University of California Press, 2000.</w:t>
+      </w:r>
+    </w:p>
+    <w:p>
+      <w:pPr>
+        <w:spacing w:after="120"/>
+        <w:ind w:left="360" w:hanging="360"/>
+      </w:pPr>
+      <w:r>
+        <w:rPr>
+          <w:i/>
+          <w:iCs/>
+        </w:rPr>
+        <w:t xml:space="preserve">The archaeology behind the dynasties, including the Xia debate. </w:t>
+      </w:r>
+      <w:r>
+        <w:t xml:space="preserve">Liu, Li, and Xingcan Chen. The Archaeology of China. Cambridge: Cambridge University Press, 2012.</w:t>
+      </w:r>
+    </w:p>
+    <w:p>
+      <w:pPr>
+        <w:pStyle w:val="Heading2"/>
+        <w:keepNext/>
+        <w:spacing w:after="150" w:before="300"/>
+        <w:jc w:val="center"/>
+        <w:outlineLvl w:val="1"/>
+      </w:pPr>
+      <w:r>
+        <w:rPr>
+          <w:rFonts w:ascii="Amazon Ember" w:cs="Amazon Ember" w:eastAsia="Amazon Ember" w:hAnsi="Amazon Ember"/>
+          <w:b/>
+          <w:bCs/>
+          <w:color w:val="0000FF"/>
+          <w:sz w:val="36"/>
+          <w:szCs w:val="36"/>
+        </w:rPr>
+        <w:t xml:space="preserve">2600 BCE to 550 CE: The Subcontinent — Zero, Gods, and Glorious Complexity</w:t>
+      </w:r>
+    </w:p>
+    <w:p>
+      <w:pPr>
+        <w:spacing w:after="120"/>
+        <w:ind w:left="360" w:hanging="360"/>
+      </w:pPr>
+      <w:r>
+        <w:rPr>
+          <w:i/>
+          <w:iCs/>
+        </w:rPr>
+        <w:t xml:space="preserve">The Indus civilization. </w:t>
+      </w:r>
+      <w:r>
+        <w:t xml:space="preserve">Possehl, Gregory L. The Indus Civilization: A Contemporary Perspective. Walnut Creek, CA: AltaMira, 2002.</w:t>
+      </w:r>
+    </w:p>
+    <w:p>
+      <w:pPr>
+        <w:spacing w:after="120"/>
+        <w:ind w:left="360" w:hanging="360"/>
+      </w:pPr>
+      <w:r>
+        <w:rPr>
+          <w:i/>
+          <w:iCs/>
+        </w:rPr>
+        <w:t xml:space="preserve">Early Indian history, Mauryas to Guptas. </w:t>
+      </w:r>
+      <w:r>
+        <w:t xml:space="preserve">Thapar, Romila. Early India: From the Origins to AD 1300. Berkeley: University of California Press, 2002.</w:t>
+      </w:r>
+    </w:p>
+    <w:p>
+      <w:pPr>
+        <w:spacing w:after="120"/>
+        <w:ind w:left="360" w:hanging="360"/>
+      </w:pPr>
+      <w:r>
+        <w:rPr>
+          <w:i/>
+          <w:iCs/>
+        </w:rPr>
+        <w:t xml:space="preserve">Zero, place value, Aryabhata, and Brahmagupta. </w:t>
+      </w:r>
+      <w:r>
+        <w:t xml:space="preserve">Plofker, Kim. Mathematics in India. Princeton: Princeton University Press, 2009.</w:t>
+      </w:r>
+    </w:p>
+    <w:p>
+      <w:pPr>
+        <w:spacing w:after="120"/>
+        <w:ind w:left="360" w:hanging="360"/>
+      </w:pPr>
+      <w:r>
+        <w:rPr>
+          <w:i/>
+          <w:iCs/>
+        </w:rPr>
+        <w:t xml:space="preserve">Caste, and how colonial rule reshaped it. </w:t>
+      </w:r>
+      <w:r>
+        <w:t xml:space="preserve">Dirks, Nicholas B. Castes of Mind: Colonialism and the Making of Modern India. Princeton: Princeton University Press, 2001.</w:t>
+      </w:r>
+    </w:p>
+    <w:p>
+      <w:pPr>
+        <w:spacing w:after="120"/>
+        <w:ind w:left="360" w:hanging="360"/>
+      </w:pPr>
+      <w:r>
+        <w:rPr>
+          <w:i/>
+          <w:iCs/>
+        </w:rPr>
+        <w:t xml:space="preserve">Jain ahimsa. </w:t>
+      </w:r>
+      <w:r>
+        <w:t xml:space="preserve">Dundas, Paul. The Jains. 2nd ed. London: Routledge, 2002.</w:t>
+      </w:r>
+    </w:p>
+    <w:p>
+      <w:pPr>
+        <w:spacing w:after="120"/>
+        <w:ind w:left="360" w:hanging="360"/>
+      </w:pPr>
+      <w:r>
+        <w:rPr>
+          <w:i/>
+          <w:iCs/>
+        </w:rPr>
+        <w:t xml:space="preserve">Untouchability abolished. </w:t>
+      </w:r>
+      <w:r>
+        <w:t xml:space="preserve">Constitution of India (1950), Article 17; Article 15 prohibits discrimination on grounds of caste.</w:t>
+      </w:r>
+    </w:p>
+    <w:p>
+      <w:pPr>
+        <w:pStyle w:val="Heading2"/>
+        <w:keepNext/>
+        <w:spacing w:after="150" w:before="300"/>
+        <w:jc w:val="center"/>
+        <w:outlineLvl w:val="1"/>
+      </w:pPr>
+      <w:r>
+        <w:rPr>
+          <w:rFonts w:ascii="Amazon Ember" w:cs="Amazon Ember" w:eastAsia="Amazon Ember" w:hAnsi="Amazon Ember"/>
+          <w:b/>
+          <w:bCs/>
+          <w:color w:val="0000FF"/>
+          <w:sz w:val="36"/>
+          <w:szCs w:val="36"/>
+        </w:rPr>
+        <w:t xml:space="preserve">Classical Greece, 508–323 BCE: Democracy's Experiment — Ancient Greece</w:t>
+      </w:r>
+    </w:p>
+    <w:p>
+      <w:pPr>
+        <w:spacing w:after="120"/>
+        <w:ind w:left="360" w:hanging="360"/>
+      </w:pPr>
+      <w:r>
+        <w:rPr>
+          <w:i/>
+          <w:iCs/>
+        </w:rPr>
+        <w:t xml:space="preserve">How Athenian democracy worked. </w:t>
+      </w:r>
+      <w:r>
+        <w:t xml:space="preserve">Hansen, Mogens Herman. The Athenian Democracy in the Age of Demosthenes. Oxford: Blackwell, 1991; repr. Norman: University of Oklahoma Press, 1999.</w:t>
+      </w:r>
+    </w:p>
+    <w:p>
+      <w:pPr>
+        <w:spacing w:after="120"/>
+        <w:ind w:left="360" w:hanging="360"/>
+      </w:pPr>
+      <w:r>
+        <w:rPr>
+          <w:i/>
+          <w:iCs/>
+        </w:rPr>
+        <w:t xml:space="preserve">Democracy’s long afterlife. </w:t>
+      </w:r>
+      <w:r>
+        <w:t xml:space="preserve">Cartledge, Paul. Democracy: A Life. Oxford: Oxford University Press, 2016.</w:t>
+      </w:r>
+    </w:p>
+    <w:p>
+      <w:pPr>
+        <w:spacing w:after="120"/>
+        <w:ind w:left="360" w:hanging="360"/>
+      </w:pPr>
+      <w:r>
+        <w:rPr>
+          <w:i/>
+          <w:iCs/>
+        </w:rPr>
+        <w:t xml:space="preserve">The Antikythera mechanism. </w:t>
+      </w:r>
+      <w:r>
+        <w:t xml:space="preserve">Freeth, Tony, et al. “Decoding the Ancient Greek Astronomical Calculator Known as the Antikythera Mechanism.” Nature 444 (2006): 587–91.</w:t>
+      </w:r>
+    </w:p>
+    <w:p>
+      <w:pPr>
+        <w:spacing w:after="120"/>
+        <w:ind w:left="360" w:hanging="360"/>
+      </w:pPr>
+      <w:r>
+        <w:rPr>
+          <w:i/>
+          <w:iCs/>
+        </w:rPr>
+        <w:t xml:space="preserve">Its Olympiad dial. </w:t>
+      </w:r>
+      <w:r>
+        <w:t xml:space="preserve">Freeth, Tony, et al. “Calendars with Olympiad Display and Eclipse Prediction on the Antikythera Mechanism.” Nature 454 (2008): 614–17.</w:t>
+      </w:r>
+    </w:p>
+    <w:p>
+      <w:pPr>
+        <w:pStyle w:val="Heading2"/>
+        <w:keepNext/>
+        <w:spacing w:after="150" w:before="300"/>
+        <w:jc w:val="center"/>
+        <w:outlineLvl w:val="1"/>
+      </w:pPr>
+      <w:r>
+        <w:rPr>
+          <w:rFonts w:ascii="Amazon Ember" w:cs="Amazon Ember" w:eastAsia="Amazon Ember" w:hAnsi="Amazon Ember"/>
+          <w:b/>
+          <w:bCs/>
+          <w:color w:val="0000FF"/>
+          <w:sz w:val="36"/>
+          <w:szCs w:val="36"/>
+        </w:rPr>
+        <w:t xml:space="preserve">The 8th Century BCE to 476 CE: Rome — The Empire That Built the World and Broke It</w:t>
+      </w:r>
+    </w:p>
+    <w:p>
+      <w:pPr>
+        <w:spacing w:after="120"/>
+        <w:ind w:left="360" w:hanging="360"/>
+      </w:pPr>
+      <w:r>
+        <w:rPr>
+          <w:i/>
+          <w:iCs/>
+        </w:rPr>
+        <w:t xml:space="preserve">Rome from foundation to 212 CE. </w:t>
+      </w:r>
+      <w:r>
+        <w:t xml:space="preserve">Beard, Mary. SPQR: A History of Ancient Rome. London: Profile Books, 2015.</w:t>
+      </w:r>
+    </w:p>
+    <w:p>
+      <w:pPr>
+        <w:spacing w:after="120"/>
+        <w:ind w:left="360" w:hanging="360"/>
+      </w:pPr>
+      <w:r>
+        <w:rPr>
+          <w:i/>
+          <w:iCs/>
+        </w:rPr>
+        <w:t xml:space="preserve">The case for a real fall. </w:t>
+      </w:r>
+      <w:r>
+        <w:t xml:space="preserve">Ward-Perkins, Bryan. The Fall of Rome and the End of Civilization. Oxford: Oxford University Press, 2005.</w:t>
+      </w:r>
+    </w:p>
+    <w:p>
+      <w:pPr>
+        <w:spacing w:after="120"/>
+        <w:ind w:left="360" w:hanging="360"/>
+      </w:pPr>
+      <w:r>
+        <w:rPr>
+          <w:i/>
+          <w:iCs/>
+        </w:rPr>
+        <w:t xml:space="preserve">The case for transformation. </w:t>
+      </w:r>
+      <w:r>
+        <w:t xml:space="preserve">Brown, Peter. The World of Late Antiquity, AD 150–750. London: Thames &amp; Hudson, 1971.</w:t>
+      </w:r>
+    </w:p>
+    <w:p>
+      <w:pPr>
+        <w:spacing w:after="120"/>
+        <w:ind w:left="360" w:hanging="360"/>
+      </w:pPr>
+      <w:r>
+        <w:rPr>
+          <w:i/>
+          <w:iCs/>
+        </w:rPr>
+        <w:t xml:space="preserve">Plague and climate in the decline. </w:t>
+      </w:r>
+      <w:r>
+        <w:t xml:space="preserve">Harper, Kyle. The Fate of Rome: Climate, Disease, and the End of an Empire. Princeton: Princeton University Press, 2017.</w:t>
+      </w:r>
+    </w:p>
+    <w:p>
+      <w:pPr>
+        <w:pStyle w:val="Heading2"/>
+        <w:keepNext/>
+        <w:spacing w:after="150" w:before="300"/>
+        <w:jc w:val="center"/>
+        <w:outlineLvl w:val="1"/>
+      </w:pPr>
+      <w:r>
+        <w:rPr>
+          <w:rFonts w:ascii="Amazon Ember" w:cs="Amazon Ember" w:eastAsia="Amazon Ember" w:hAnsi="Amazon Ember"/>
+          <w:b/>
+          <w:bCs/>
+          <w:color w:val="0000FF"/>
+          <w:sz w:val="36"/>
+          <w:szCs w:val="36"/>
+        </w:rPr>
+        <w:t xml:space="preserve">The 5th Century BCE to 1291 CE: Faiths, Crusades, and the Medieval World</w:t>
+      </w:r>
+    </w:p>
+    <w:p>
+      <w:pPr>
+        <w:spacing w:after="120"/>
+        <w:ind w:left="360" w:hanging="360"/>
+      </w:pPr>
+      <w:r>
+        <w:rPr>
+          <w:i/>
+          <w:iCs/>
+        </w:rPr>
+        <w:t xml:space="preserve">The early Islamic conquests. </w:t>
+      </w:r>
+      <w:r>
+        <w:t xml:space="preserve">Kennedy, Hugh. The Great Arab Conquests. London: Weidenfeld &amp; Nicolson, 2007.</w:t>
+      </w:r>
+    </w:p>
+    <w:p>
+      <w:pPr>
+        <w:spacing w:after="120"/>
+        <w:ind w:left="360" w:hanging="360"/>
+      </w:pPr>
+      <w:r>
+        <w:rPr>
+          <w:i/>
+          <w:iCs/>
+        </w:rPr>
+        <w:t xml:space="preserve">The translation movement in Baghdad. </w:t>
+      </w:r>
+      <w:r>
+        <w:t xml:space="preserve">Gutas, Dimitri. Greek Thought, Arabic Culture. London: Routledge, 1998.</w:t>
+      </w:r>
+    </w:p>
+    <w:p>
+      <w:pPr>
+        <w:spacing w:after="120"/>
+        <w:ind w:left="360" w:hanging="360"/>
+      </w:pPr>
+      <w:r>
+        <w:rPr>
+          <w:i/>
+          <w:iCs/>
+        </w:rPr>
+        <w:t xml:space="preserve">The Crusades. </w:t>
+      </w:r>
+      <w:r>
+        <w:t xml:space="preserve">Riley-Smith, Jonathan. The Crusades: A History. 3rd ed. London: Bloomsbury, 2014.</w:t>
+      </w:r>
+    </w:p>
+    <w:p>
+      <w:pPr>
+        <w:spacing w:after="120"/>
+        <w:ind w:left="360" w:hanging="360"/>
+      </w:pPr>
+      <w:r>
+        <w:rPr>
+          <w:i/>
+          <w:iCs/>
+        </w:rPr>
+        <w:t xml:space="preserve">The sack of Constantinople, 1204. </w:t>
+      </w:r>
+      <w:r>
+        <w:t xml:space="preserve">Phillips, Jonathan. The Fourth Crusade and the Sack of Constantinople. New York: Viking, 2004.</w:t>
+      </w:r>
+    </w:p>
+    <w:p>
+      <w:pPr>
+        <w:spacing w:after="120"/>
+        <w:ind w:left="360" w:hanging="360"/>
+      </w:pPr>
+      <w:r>
+        <w:rPr>
+          <w:i/>
+          <w:iCs/>
+        </w:rPr>
+        <w:t xml:space="preserve">How Christianity grew. </w:t>
+      </w:r>
+      <w:r>
+        <w:t xml:space="preserve">Stark, Rodney. The Rise of Christianity. Princeton: Princeton University Press, 1996.</w:t>
+      </w:r>
+    </w:p>
+    <w:p>
+      <w:pPr>
+        <w:pStyle w:val="Heading2"/>
+        <w:keepNext/>
+        <w:spacing w:after="150" w:before="300"/>
+        <w:jc w:val="center"/>
+        <w:outlineLvl w:val="1"/>
+      </w:pPr>
+      <w:r>
+        <w:rPr>
+          <w:rFonts w:ascii="Amazon Ember" w:cs="Amazon Ember" w:eastAsia="Amazon Ember" w:hAnsi="Amazon Ember"/>
+          <w:b/>
+          <w:bCs/>
+          <w:color w:val="0000FF"/>
+          <w:sz w:val="36"/>
+          <w:szCs w:val="36"/>
+        </w:rPr>
+        <w:t xml:space="preserve">The Early Middle Ages, 476–1000 CE: The Allegedly Dark Ages</w:t>
+      </w:r>
+    </w:p>
+    <w:p>
+      <w:pPr>
+        <w:spacing w:after="120"/>
+        <w:ind w:left="360" w:hanging="360"/>
+      </w:pPr>
+      <w:r>
+        <w:rPr>
+          <w:i/>
+          <w:iCs/>
+        </w:rPr>
+        <w:t xml:space="preserve">Petrarch and the idea of a dark age. </w:t>
+      </w:r>
+      <w:r>
+        <w:t xml:space="preserve">Mommsen, Theodor E. “Petrarch’s Conception of the ‘Dark Ages.’” Speculum 17 (1942): 226–42.</w:t>
+      </w:r>
+    </w:p>
+    <w:p>
+      <w:pPr>
+        <w:spacing w:after="120"/>
+        <w:ind w:left="360" w:hanging="360"/>
+      </w:pPr>
+      <w:r>
+        <w:rPr>
+          <w:i/>
+          <w:iCs/>
+        </w:rPr>
+        <w:t xml:space="preserve">Early medieval Europe as a period in its own right. </w:t>
+      </w:r>
+      <w:r>
+        <w:t xml:space="preserve">Wickham, Chris. The Inheritance of Rome: A History of Europe from 400 to 1000. London: Allen Lane, 2009.</w:t>
+      </w:r>
+    </w:p>
+    <w:p>
+      <w:pPr>
+        <w:spacing w:after="120"/>
+        <w:ind w:left="360" w:hanging="360"/>
+      </w:pPr>
+      <w:r>
+        <w:rPr>
+          <w:i/>
+          <w:iCs/>
+        </w:rPr>
+        <w:t xml:space="preserve">The flat-earth myth. </w:t>
+      </w:r>
+      <w:r>
+        <w:t xml:space="preserve">Russell, Jeffrey Burton. Inventing the Flat Earth: Columbus and Modern Historians. New York: Praeger, 1991.</w:t>
+      </w:r>
+    </w:p>
+    <w:p>
+      <w:pPr>
+        <w:spacing w:after="120"/>
+        <w:ind w:left="360" w:hanging="360"/>
+      </w:pPr>
+      <w:r>
+        <w:rPr>
+          <w:i/>
+          <w:iCs/>
+        </w:rPr>
+        <w:t xml:space="preserve">Charlemagne’s writing tablets. </w:t>
+      </w:r>
+      <w:r>
+        <w:t xml:space="preserve">Einhard, Life of Charlemagne, ch. 25 (c. 830; many translations).</w:t>
+      </w:r>
+    </w:p>
+    <w:p>
+      <w:pPr>
+        <w:pStyle w:val="Heading2"/>
+        <w:keepNext/>
+        <w:spacing w:after="150" w:before="300"/>
+        <w:jc w:val="center"/>
+        <w:outlineLvl w:val="1"/>
+      </w:pPr>
+      <w:r>
+        <w:rPr>
+          <w:rFonts w:ascii="Amazon Ember" w:cs="Amazon Ember" w:eastAsia="Amazon Ember" w:hAnsi="Amazon Ember"/>
+          <w:b/>
+          <w:bCs/>
+          <w:color w:val="0000FF"/>
+          <w:sz w:val="36"/>
+          <w:szCs w:val="36"/>
+        </w:rPr>
+        <w:t xml:space="preserve">The 2nd Century BCE to 1368 CE: Silk, Steppe, and Plague — The Roads That Connected Everyone, Including the Germs</w:t>
+      </w:r>
+    </w:p>
+    <w:p>
+      <w:pPr>
+        <w:spacing w:after="120"/>
+        <w:ind w:left="360" w:hanging="360"/>
+      </w:pPr>
+      <w:r>
+        <w:rPr>
+          <w:i/>
+          <w:iCs/>
+        </w:rPr>
+        <w:t xml:space="preserve">The Silk Roads as a network. </w:t>
+      </w:r>
+      <w:r>
+        <w:t xml:space="preserve">Hansen, Valerie. The Silk Road: A New History. Oxford: Oxford University Press, 2012.</w:t>
+      </w:r>
+    </w:p>
+    <w:p>
+      <w:pPr>
+        <w:spacing w:after="120"/>
+        <w:ind w:left="360" w:hanging="360"/>
+      </w:pPr>
+      <w:r>
+        <w:rPr>
+          <w:i/>
+          <w:iCs/>
+        </w:rPr>
+        <w:t xml:space="preserve">The Black Death’s origin in central Eurasia. </w:t>
+      </w:r>
+      <w:r>
+        <w:t xml:space="preserve">Spyrou, Maria A., et al. “The Source of the Black Death in Fourteenth-Century Central Eurasia.” Nature 606 (2022): 718–24.</w:t>
+      </w:r>
+    </w:p>
+    <w:p>
+      <w:pPr>
+        <w:spacing w:after="120"/>
+        <w:ind w:left="360" w:hanging="360"/>
+      </w:pPr>
+      <w:r>
+        <w:rPr>
+          <w:i/>
+          <w:iCs/>
+        </w:rPr>
+        <w:t xml:space="preserve">The siege of Caffa story and its single source. </w:t>
+      </w:r>
+      <w:r>
+        <w:t xml:space="preserve">Wheelis, Mark. “Biological Warfare at the 1346 Siege of Caffa.” Emerging Infectious Diseases 8 (2002): 971–75.</w:t>
+      </w:r>
+    </w:p>
+    <w:p>
+      <w:pPr>
+        <w:spacing w:after="120"/>
+        <w:ind w:left="360" w:hanging="360"/>
+      </w:pPr>
+      <w:r>
+        <w:rPr>
+          <w:i/>
+          <w:iCs/>
+        </w:rPr>
+        <w:t xml:space="preserve">Rats, fleas, and lice: the transmission debate. </w:t>
+      </w:r>
+      <w:r>
+        <w:t xml:space="preserve">Dean, Katharine R., et al. “Human Ectoparasites and the Spread of Plague in Europe during the Second Pandemic.” PNAS 115 (2018): 1304–09.</w:t>
+      </w:r>
+    </w:p>
+    <w:p>
+      <w:pPr>
+        <w:spacing w:after="120"/>
+        <w:ind w:left="360" w:hanging="360"/>
+      </w:pPr>
+      <w:r>
+        <w:rPr>
+          <w:i/>
+          <w:iCs/>
+        </w:rPr>
+        <w:t xml:space="preserve">Mortality estimates for the Black Death. </w:t>
+      </w:r>
+      <w:r>
+        <w:t xml:space="preserve">Benedictow, Ole J. The Black Death, 1346–1353: The Complete History. Woodbridge: Boydell, 2004.</w:t>
+      </w:r>
+    </w:p>
+    <w:p>
+      <w:pPr>
+        <w:spacing w:after="120"/>
+        <w:ind w:left="360" w:hanging="360"/>
+      </w:pPr>
+      <w:r>
+        <w:rPr>
+          <w:i/>
+          <w:iCs/>
+        </w:rPr>
+        <w:t xml:space="preserve">Agnolo di Tura’s testimony from Siena. </w:t>
+      </w:r>
+      <w:r>
+        <w:t xml:space="preserve">Agnolo di Tura del Grasso, Cronaca senese (1348–51); English translation in William M. Bowsky, ed., The Black Death: A Turning Point in History? New York: Holt, Rinehart and Winston, 1971.</w:t>
+      </w:r>
+    </w:p>
+    <w:p>
+      <w:pPr>
+        <w:pStyle w:val="Heading2"/>
+        <w:keepNext/>
+        <w:spacing w:after="150" w:before="300"/>
+        <w:jc w:val="center"/>
+        <w:outlineLvl w:val="1"/>
+      </w:pPr>
+      <w:r>
+        <w:rPr>
+          <w:rFonts w:ascii="Amazon Ember" w:cs="Amazon Ember" w:eastAsia="Amazon Ember" w:hAnsi="Amazon Ember"/>
+          <w:b/>
+          <w:bCs/>
+          <w:color w:val="0000FF"/>
+          <w:sz w:val="36"/>
+          <w:szCs w:val="36"/>
+        </w:rPr>
+        <w:t xml:space="preserve">The 8th Century BCE to 1897 CE: Gold, Salt, and Stone — The Kingdoms of Africa</w:t>
+      </w:r>
+    </w:p>
+    <w:p>
+      <w:pPr>
+        <w:spacing w:after="120"/>
+        <w:ind w:left="360" w:hanging="360"/>
+      </w:pPr>
+      <w:r>
+        <w:rPr>
+          <w:i/>
+          <w:iCs/>
+        </w:rPr>
+        <w:t xml:space="preserve">Ghana, Mali, Songhai, and Mansa Musa. </w:t>
+      </w:r>
+      <w:r>
+        <w:t xml:space="preserve">Gomez, Michael A. African Dominion: A New History of Empire in Early and Medieval West Africa. Princeton: Princeton University Press, 2018.</w:t>
+      </w:r>
+    </w:p>
+    <w:p>
+      <w:pPr>
+        <w:spacing w:after="120"/>
+        <w:ind w:left="360" w:hanging="360"/>
+      </w:pPr>
+      <w:r>
+        <w:rPr>
+          <w:i/>
+          <w:iCs/>
+        </w:rPr>
+        <w:t xml:space="preserve">Medieval Africa through its objects and sites. </w:t>
+      </w:r>
+      <w:r>
+        <w:t xml:space="preserve">Fauvelle, François-Xavier. The Golden Rhinoceros: Histories of the African Middle Ages. Princeton: Princeton University Press, 2018.</w:t>
+      </w:r>
+    </w:p>
+    <w:p>
+      <w:pPr>
+        <w:spacing w:after="120"/>
+        <w:ind w:left="360" w:hanging="360"/>
+      </w:pPr>
+      <w:r>
+        <w:rPr>
+          <w:i/>
+          <w:iCs/>
+        </w:rPr>
+        <w:t xml:space="preserve">Aksum. </w:t>
+      </w:r>
+      <w:r>
+        <w:t xml:space="preserve">Phillipson, David W. Foundations of an African Civilisation: Aksum and the Northern Horn, 1000 BC–AD 1300. Woodbridge: James Currey, 2012.</w:t>
+      </w:r>
+    </w:p>
+    <w:p>
+      <w:pPr>
+        <w:spacing w:after="120"/>
+        <w:ind w:left="360" w:hanging="360"/>
+      </w:pPr>
+      <w:r>
+        <w:rPr>
+          <w:i/>
+          <w:iCs/>
+        </w:rPr>
+        <w:t xml:space="preserve">Kush and Meroë. </w:t>
+      </w:r>
+      <w:r>
+        <w:t xml:space="preserve">Edwards, David N. The Nubian Past: An Archaeology of the Sudan. London: Routledge, 2004.</w:t>
+      </w:r>
+    </w:p>
+    <w:p>
+      <w:pPr>
+        <w:spacing w:after="120"/>
+        <w:ind w:left="360" w:hanging="360"/>
+      </w:pPr>
+      <w:r>
+        <w:rPr>
+          <w:i/>
+          <w:iCs/>
+        </w:rPr>
+        <w:t xml:space="preserve">Great Zimbabwe. </w:t>
+      </w:r>
+      <w:r>
+        <w:t xml:space="preserve">Pikirayi, Innocent. The Zimbabwe Culture: Origins and Decline of Southern Zambezian States. Walnut Creek, CA: AltaMira, 2001.</w:t>
+      </w:r>
+    </w:p>
+    <w:p>
+      <w:pPr>
+        <w:spacing w:after="120"/>
+        <w:ind w:left="360" w:hanging="360"/>
+      </w:pPr>
+      <w:r>
+        <w:rPr>
+          <w:i/>
+          <w:iCs/>
+        </w:rPr>
+        <w:t xml:space="preserve">The 1897 expedition and the restitution argument. </w:t>
+      </w:r>
+      <w:r>
+        <w:t xml:space="preserve">Hicks, Dan. The Brutish Museums: The Benin Bronzes, Colonial Violence and Cultural Restitution. London: Pluto Press, 2020.</w:t>
+      </w:r>
+    </w:p>
+    <w:p>
+      <w:pPr>
+        <w:pStyle w:val="Heading2"/>
+        <w:keepNext/>
+        <w:spacing w:after="150" w:before="300"/>
+        <w:jc w:val="center"/>
+        <w:outlineLvl w:val="1"/>
+      </w:pPr>
+      <w:r>
+        <w:rPr>
+          <w:rFonts w:ascii="Amazon Ember" w:cs="Amazon Ember" w:eastAsia="Amazon Ember" w:hAnsi="Amazon Ember"/>
+          <w:b/>
+          <w:bCs/>
+          <w:color w:val="0000FF"/>
+          <w:sz w:val="36"/>
+          <w:szCs w:val="36"/>
+        </w:rPr>
+        <w:t xml:space="preserve">2600 BCE to 1491 CE: Before Columbus — Cities, Corn, and Knotted String</w:t>
+      </w:r>
+    </w:p>
+    <w:p>
+      <w:pPr>
+        <w:spacing w:after="120"/>
+        <w:ind w:left="360" w:hanging="360"/>
+      </w:pPr>
+      <w:r>
+        <w:rPr>
+          <w:i/>
+          <w:iCs/>
+        </w:rPr>
+        <w:t xml:space="preserve">The Americas before 1492. </w:t>
+      </w:r>
+      <w:r>
+        <w:t xml:space="preserve">Mann, Charles C. 1491: New Revelations of the Americas before Columbus. New York: Knopf, 2005.</w:t>
+      </w:r>
+    </w:p>
+    <w:p>
+      <w:pPr>
+        <w:spacing w:after="120"/>
+        <w:ind w:left="360" w:hanging="360"/>
+      </w:pPr>
+      <w:r>
+        <w:rPr>
+          <w:i/>
+          <w:iCs/>
+        </w:rPr>
+        <w:t xml:space="preserve">A single domestication of maize. </w:t>
+      </w:r>
+      <w:r>
+        <w:t xml:space="preserve">Matsuoka, Yoshihiro, et al. “A Single Domestication for Maize Shown by Multilocus Microsatellite Genotyping.” PNAS 99 (2002): 6080–84.</w:t>
+      </w:r>
+    </w:p>
+    <w:p>
+      <w:pPr>
+        <w:spacing w:after="120"/>
+        <w:ind w:left="360" w:hanging="360"/>
+      </w:pPr>
+      <w:r>
+        <w:rPr>
+          <w:i/>
+          <w:iCs/>
+        </w:rPr>
+        <w:t xml:space="preserve">Dating Caral. </w:t>
+      </w:r>
+      <w:r>
+        <w:t xml:space="preserve">Shady Solis, Ruth, Jonathan Haas, and Winifred Creamer. “Dating Caral, a Preceramic Site in the Supe Valley on the Central Coast of Peru.” Science 292 (2001): 723–26.</w:t>
+      </w:r>
+    </w:p>
+    <w:p>
+      <w:pPr>
+        <w:spacing w:after="120"/>
+        <w:ind w:left="360" w:hanging="360"/>
+      </w:pPr>
+      <w:r>
+        <w:rPr>
+          <w:i/>
+          <w:iCs/>
+        </w:rPr>
+        <w:t xml:space="preserve">The khipu. </w:t>
+      </w:r>
+      <w:r>
+        <w:t xml:space="preserve">Urton, Gary. Signs of the Inka Khipu. Austin: University of Texas Press, 2003.</w:t>
+      </w:r>
+    </w:p>
+    <w:p>
+      <w:pPr>
+        <w:spacing w:after="120"/>
+        <w:ind w:left="360" w:hanging="360"/>
+      </w:pPr>
+      <w:r>
+        <w:rPr>
+          <w:i/>
+          <w:iCs/>
+        </w:rPr>
+        <w:t xml:space="preserve">Population estimates for 1492: the high counts. </w:t>
+      </w:r>
+      <w:r>
+        <w:t xml:space="preserve">Denevan, William M., ed. The Native Population of the Americas in 1492. 2nd ed. Madison: University of Wisconsin Press, 1992.</w:t>
+      </w:r>
+    </w:p>
+    <w:p>
+      <w:pPr>
+        <w:spacing w:after="120"/>
+        <w:ind w:left="360" w:hanging="360"/>
+      </w:pPr>
+      <w:r>
+        <w:rPr>
+          <w:i/>
+          <w:iCs/>
+        </w:rPr>
+        <w:t xml:space="preserve">Population estimates for 1492: the skeptics. </w:t>
+      </w:r>
+      <w:r>
+        <w:t xml:space="preserve">Henige, David. Numbers from Nowhere: The American Indian Contact Population Debate. Norman: University of Oklahoma Press, 1998.</w:t>
+      </w:r>
+    </w:p>
+    <w:p>
+      <w:pPr>
+        <w:spacing w:after="120"/>
+        <w:ind w:left="360" w:hanging="360"/>
+      </w:pPr>
+      <w:r>
+        <w:rPr>
+          <w:i/>
+          <w:iCs/>
+        </w:rPr>
+        <w:t xml:space="preserve">A recent synthesis of the estimates (about 60 million). </w:t>
+      </w:r>
+      <w:r>
+        <w:t xml:space="preserve">Koch, Alexander, Chris Brierley, Mark M. Maslin, and Simon L. Lewis. “Earth System Impacts of the European Arrival and Great Dying in the Americas after 1492.” Quaternary Science Reviews 207 (2019): 13–36.</w:t>
+      </w:r>
+    </w:p>
+    <w:p>
+      <w:pPr>
+        <w:spacing w:after="120"/>
+        <w:ind w:left="360" w:hanging="360"/>
+      </w:pPr>
+      <w:r>
+        <w:rPr>
+          <w:i/>
+          <w:iCs/>
+        </w:rPr>
+        <w:t xml:space="preserve">Polynesian contact with South America. </w:t>
+      </w:r>
+      <w:r>
+        <w:t xml:space="preserve">Ioannidis, Alexander G., et al. “Native American Gene Flow into Polynesia Predating Easter Island Settlement.” Nature 583 (2020): 572–77.</w:t>
+      </w:r>
+    </w:p>
+    <w:p>
+      <w:pPr>
+        <w:spacing w:after="120"/>
+        <w:ind w:left="360" w:hanging="360"/>
+      </w:pPr>
+      <w:r>
+        <w:rPr>
+          <w:i/>
+          <w:iCs/>
+        </w:rPr>
+        <w:t xml:space="preserve">Cahokia. </w:t>
+      </w:r>
+      <w:r>
+        <w:t xml:space="preserve">Pauketat, Timothy R. Cahokia: Ancient America’s Great City on the Mississippi. New York: Viking, 2009.</w:t>
+      </w:r>
+    </w:p>
+    <w:p>
+      <w:pPr>
+        <w:spacing w:after="120"/>
+        <w:ind w:left="360" w:hanging="360"/>
+      </w:pPr>
+      <w:r>
+        <w:rPr>
+          <w:i/>
+          <w:iCs/>
+        </w:rPr>
+        <w:t xml:space="preserve">The high estimate of 1966. </w:t>
+      </w:r>
+      <w:r>
+        <w:t xml:space="preserve">Dobyns, Henry F. “Estimating Aboriginal American Population: An Appraisal of Techniques with a New Hemispheric Estimate.” Current Anthropology 7 (1966): 395–416.</w:t>
+      </w:r>
+    </w:p>
+    <w:p>
+      <w:pPr>
+        <w:pStyle w:val="Heading2"/>
+        <w:keepNext/>
+        <w:spacing w:after="150" w:before="300"/>
+        <w:jc w:val="center"/>
+        <w:outlineLvl w:val="1"/>
+      </w:pPr>
+      <w:r>
+        <w:rPr>
+          <w:rFonts w:ascii="Amazon Ember" w:cs="Amazon Ember" w:eastAsia="Amazon Ember" w:hAnsi="Amazon Ember"/>
+          <w:b/>
+          <w:bCs/>
+          <w:color w:val="0000FF"/>
+          <w:sz w:val="36"/>
+          <w:szCs w:val="36"/>
+        </w:rPr>
+        <w:t xml:space="preserve">The 15th to 17th Centuries: Ships, Gunpowder, and Gold — Exploration, Conquest, and the Colonial Age</w:t>
+      </w:r>
+    </w:p>
+    <w:p>
+      <w:pPr>
+        <w:spacing w:after="120"/>
+        <w:ind w:left="360" w:hanging="360"/>
+      </w:pPr>
+      <w:r>
+        <w:rPr>
+          <w:i/>
+          <w:iCs/>
+        </w:rPr>
+        <w:t xml:space="preserve">Numbers embarked and died in the Atlantic slave trade. </w:t>
+      </w:r>
+      <w:r>
+        <w:t xml:space="preserve">Eltis, David, and David Richardson. Atlas of the Transatlantic Slave Trade. New Haven: Yale University Press, 2010.</w:t>
+      </w:r>
+    </w:p>
+    <w:p>
+      <w:pPr>
+        <w:spacing w:after="120"/>
+        <w:ind w:left="360" w:hanging="360"/>
+      </w:pPr>
+      <w:r>
+        <w:rPr>
+          <w:i/>
+          <w:iCs/>
+        </w:rPr>
+        <w:t xml:space="preserve">The voyages database behind those numbers. </w:t>
+      </w:r>
+      <w:r>
+        <w:t xml:space="preserve">SlaveVoyages: Trans-Atlantic Slave Trade Database. https://www.slavevoyages.org (consulted 2026).</w:t>
+      </w:r>
+    </w:p>
+    <w:p>
+      <w:pPr>
+        <w:spacing w:after="120"/>
+        <w:ind w:left="360" w:hanging="360"/>
+      </w:pPr>
+      <w:r>
+        <w:rPr>
+          <w:i/>
+          <w:iCs/>
+        </w:rPr>
+        <w:t xml:space="preserve">Equiano’s account of the crossing. </w:t>
+      </w:r>
+      <w:r>
+        <w:t xml:space="preserve">Equiano, Olaudah. The Interesting Narrative of the Life of Olaudah Equiano, or Gustavus Vassa, the African. London, 1789. Project Gutenberg ebook 15399.</w:t>
+      </w:r>
+    </w:p>
+    <w:p>
+      <w:pPr>
+        <w:spacing w:after="120"/>
+        <w:ind w:left="360" w:hanging="360"/>
+      </w:pPr>
+      <w:r>
+        <w:rPr>
+          <w:i/>
+          <w:iCs/>
+        </w:rPr>
+        <w:t xml:space="preserve">The dispute over Equiano’s birthplace. </w:t>
+      </w:r>
+      <w:r>
+        <w:t xml:space="preserve">Carretta, Vincent. Equiano, the African: Biography of a Self-Made Man. Athens: University of Georgia Press, 2005.</w:t>
+      </w:r>
+    </w:p>
+    <w:p>
+      <w:pPr>
+        <w:spacing w:after="120"/>
+        <w:ind w:left="360" w:hanging="360"/>
+      </w:pPr>
+      <w:r>
+        <w:rPr>
+          <w:i/>
+          <w:iCs/>
+        </w:rPr>
+        <w:t xml:space="preserve">Kossola (Cudjo Lewis) and the Clotilda. </w:t>
+      </w:r>
+      <w:r>
+        <w:t xml:space="preserve">Hurston, Zora Neale. Barracoon: The Story of the Last “Black Cargo.” Edited by Deborah G. Plant. New York: Amistad, 2018.</w:t>
+      </w:r>
+    </w:p>
+    <w:p>
+      <w:pPr>
+        <w:spacing w:after="120"/>
+        <w:ind w:left="360" w:hanging="360"/>
+      </w:pPr>
+      <w:r>
+        <w:rPr>
+          <w:i/>
+          <w:iCs/>
+        </w:rPr>
+        <w:t xml:space="preserve">The Clotilda and Africatown. </w:t>
+      </w:r>
+      <w:r>
+        <w:t xml:space="preserve">Diouf, Sylviane A. Dreams of Africa in Alabama: The Slave Ship Clotilda and the Story of the Last Africans Brought to America. New York: Oxford University Press, 2007.</w:t>
+      </w:r>
+    </w:p>
+    <w:p>
+      <w:pPr>
+        <w:spacing w:after="120"/>
+        <w:ind w:left="360" w:hanging="360"/>
+      </w:pPr>
+      <w:r>
+        <w:rPr>
+          <w:i/>
+          <w:iCs/>
+        </w:rPr>
+        <w:t xml:space="preserve">Disease, enslavement, and violence in the Indigenous collapse. </w:t>
+      </w:r>
+      <w:r>
+        <w:t xml:space="preserve">Livi Bacci, Massimo. Conquest: The Destruction of the American Indios. Cambridge: Polity, 2008.</w:t>
+      </w:r>
+    </w:p>
+    <w:p>
+      <w:pPr>
+        <w:spacing w:after="120"/>
+        <w:ind w:left="360" w:hanging="360"/>
+      </w:pPr>
+      <w:r>
+        <w:rPr>
+          <w:i/>
+          <w:iCs/>
+        </w:rPr>
+        <w:t xml:space="preserve">Indigenous enslavement in the Americas. </w:t>
+      </w:r>
+      <w:r>
+        <w:t xml:space="preserve">Reséndez, Andrés. The Other Slavery: The Uncovered Story of Indian Enslavement in America. Boston: Houghton Mifflin Harcourt, 2016.</w:t>
+      </w:r>
+    </w:p>
+    <w:p>
+      <w:pPr>
+        <w:spacing w:after="120"/>
+        <w:ind w:left="360" w:hanging="360"/>
+      </w:pPr>
+      <w:r>
+        <w:rPr>
+          <w:i/>
+          <w:iCs/>
+        </w:rPr>
+        <w:t xml:space="preserve">Zheng He’s fleets and the ship-size debate. </w:t>
+      </w:r>
+      <w:r>
+        <w:t xml:space="preserve">Dreyer, Edward L. Zheng He: China and the Oceans in the Early Ming Dynasty, 1405–1433. New York: Pearson Longman, 2007.</w:t>
+      </w:r>
+    </w:p>
+    <w:p>
+      <w:pPr>
+        <w:pStyle w:val="Heading2"/>
+        <w:keepNext/>
+        <w:spacing w:after="150" w:before="300"/>
+        <w:jc w:val="center"/>
+        <w:outlineLvl w:val="1"/>
+      </w:pPr>
+      <w:r>
+        <w:rPr>
+          <w:rFonts w:ascii="Amazon Ember" w:cs="Amazon Ember" w:eastAsia="Amazon Ember" w:hAnsi="Amazon Ember"/>
+          <w:b/>
+          <w:bCs/>
+          <w:color w:val="0000FF"/>
+          <w:sz w:val="36"/>
+          <w:szCs w:val="36"/>
+        </w:rPr>
+        <w:t xml:space="preserve">1450 to the Late 1800s: Machines and Manifestos — Renaissance, Enlightenment, and Industry</w:t>
+      </w:r>
+    </w:p>
+    <w:p>
+      <w:pPr>
+        <w:spacing w:after="120"/>
+        <w:ind w:left="360" w:hanging="360"/>
+      </w:pPr>
+      <w:r>
+        <w:rPr>
+          <w:i/>
+          <w:iCs/>
+        </w:rPr>
+        <w:t xml:space="preserve">Printing and its consequences. </w:t>
+      </w:r>
+      <w:r>
+        <w:t xml:space="preserve">Eisenstein, Elizabeth L. The Printing Press as an Agent of Change. Cambridge: Cambridge University Press, 1979.</w:t>
+      </w:r>
+    </w:p>
+    <w:p>
+      <w:pPr>
+        <w:spacing w:after="120"/>
+        <w:ind w:left="360" w:hanging="360"/>
+      </w:pPr>
+      <w:r>
+        <w:rPr>
+          <w:i/>
+          <w:iCs/>
+        </w:rPr>
+        <w:t xml:space="preserve">Why industrialization began in Britain. </w:t>
+      </w:r>
+      <w:r>
+        <w:t xml:space="preserve">Allen, Robert C. The British Industrial Revolution in Global Perspective. Cambridge: Cambridge University Press, 2009.</w:t>
+      </w:r>
+    </w:p>
+    <w:p>
+      <w:pPr>
+        <w:spacing w:after="120"/>
+        <w:ind w:left="360" w:hanging="360"/>
+      </w:pPr>
+      <w:r>
+        <w:rPr>
+          <w:i/>
+          <w:iCs/>
+        </w:rPr>
+        <w:t xml:space="preserve">Child labor in the mills. </w:t>
+      </w:r>
+      <w:r>
+        <w:t xml:space="preserve">Humphries, Jane. Childhood and Child Labour in the British Industrial Revolution. Cambridge: Cambridge University Press, 2010.</w:t>
+      </w:r>
+    </w:p>
+    <w:p>
+      <w:pPr>
+        <w:spacing w:after="120"/>
+        <w:ind w:left="360" w:hanging="360"/>
+      </w:pPr>
+      <w:r>
+        <w:rPr>
+          <w:i/>
+          <w:iCs/>
+        </w:rPr>
+        <w:t xml:space="preserve">Coal, colonies, and the Great Divergence. </w:t>
+      </w:r>
+      <w:r>
+        <w:t xml:space="preserve">Pomeranz, Kenneth. The Great Divergence: China, Europe, and the Making of the Modern World Economy. Princeton: Princeton University Press, 2000.</w:t>
+      </w:r>
+    </w:p>
+    <w:p>
+      <w:pPr>
+        <w:spacing w:after="120"/>
+        <w:ind w:left="360" w:hanging="360"/>
+      </w:pPr>
+      <w:r>
+        <w:rPr>
+          <w:i/>
+          <w:iCs/>
+        </w:rPr>
+        <w:t xml:space="preserve">Deaths in the London smog of 1952. </w:t>
+      </w:r>
+      <w:r>
+        <w:t xml:space="preserve">Bell, Michelle L., and Devra Lee Davis. “Reassessment of the Lethal London Fog of 1952.” Environmental Health Perspectives 109, suppl. 3 (2001): 389–94.</w:t>
+      </w:r>
+    </w:p>
+    <w:p>
+      <w:pPr>
+        <w:pStyle w:val="Heading2"/>
+        <w:keepNext/>
+        <w:spacing w:after="150" w:before="300"/>
+        <w:jc w:val="center"/>
+        <w:outlineLvl w:val="1"/>
+      </w:pPr>
+      <w:r>
+        <w:rPr>
+          <w:rFonts w:ascii="Amazon Ember" w:cs="Amazon Ember" w:eastAsia="Amazon Ember" w:hAnsi="Amazon Ember"/>
+          <w:b/>
+          <w:bCs/>
+          <w:color w:val="0000FF"/>
+          <w:sz w:val="36"/>
+          <w:szCs w:val="36"/>
+        </w:rPr>
+        <w:t xml:space="preserve">1776–1865: The Republic, With Exceptions — America</w:t>
+      </w:r>
+    </w:p>
+    <w:p>
+      <w:pPr>
+        <w:spacing w:after="120"/>
+        <w:ind w:left="360" w:hanging="360"/>
+      </w:pPr>
+      <w:r>
+        <w:rPr>
+          <w:i/>
+          <w:iCs/>
+        </w:rPr>
+        <w:t xml:space="preserve">The Civil War death toll. </w:t>
+      </w:r>
+      <w:r>
+        <w:t xml:space="preserve">Hacker, J. David. “A Census-Based Count of the Civil War Dead.” Civil War History 57 (2011): 307–48.</w:t>
+      </w:r>
+    </w:p>
+    <w:p>
+      <w:pPr>
+        <w:spacing w:after="120"/>
+        <w:ind w:left="360" w:hanging="360"/>
+      </w:pPr>
+      <w:r>
+        <w:rPr>
+          <w:i/>
+          <w:iCs/>
+        </w:rPr>
+        <w:t xml:space="preserve">Reconstruction and its abandonment. </w:t>
+      </w:r>
+      <w:r>
+        <w:t xml:space="preserve">Foner, Eric. Reconstruction: America’s Unfinished Revolution, 1863–1877. New York: Harper &amp; Row, 1988.</w:t>
+      </w:r>
+    </w:p>
+    <w:p>
+      <w:pPr>
+        <w:spacing w:after="120"/>
+        <w:ind w:left="360" w:hanging="360"/>
+      </w:pPr>
+      <w:r>
+        <w:rPr>
+          <w:i/>
+          <w:iCs/>
+        </w:rPr>
+        <w:t xml:space="preserve">Indian removal. </w:t>
+      </w:r>
+      <w:r>
+        <w:t xml:space="preserve">Saunt, Claudio. Unworthy Republic: The Dispossession of Native Americans and the Road to Indian Territory. New York: Norton, 2020.</w:t>
+      </w:r>
+    </w:p>
+    <w:p>
+      <w:pPr>
+        <w:spacing w:after="120"/>
+        <w:ind w:left="360" w:hanging="360"/>
+      </w:pPr>
+      <w:r>
+        <w:rPr>
+          <w:i/>
+          <w:iCs/>
+        </w:rPr>
+        <w:t xml:space="preserve">The Haitian Revolution. </w:t>
+      </w:r>
+      <w:r>
+        <w:t xml:space="preserve">Dubois, Laurent. Avengers of the New World: The Story of the Haitian Revolution. Cambridge, MA: Harvard University Press, 2004.</w:t>
+      </w:r>
+    </w:p>
+    <w:p>
+      <w:pPr>
+        <w:spacing w:after="120"/>
+        <w:ind w:left="360" w:hanging="360"/>
+      </w:pPr>
+      <w:r>
+        <w:rPr>
+          <w:i/>
+          <w:iCs/>
+        </w:rPr>
+        <w:t xml:space="preserve">American whaling and its decline. </w:t>
+      </w:r>
+      <w:r>
+        <w:t xml:space="preserve">Dolin, Eric Jay. Leviathan: The History of Whaling in America. New York: Norton, 2007.</w:t>
+      </w:r>
+    </w:p>
+    <w:p>
+      <w:pPr>
+        <w:pStyle w:val="Heading2"/>
+        <w:keepNext/>
+        <w:spacing w:after="150" w:before="300"/>
+        <w:jc w:val="center"/>
+        <w:outlineLvl w:val="1"/>
+      </w:pPr>
+      <w:r>
+        <w:rPr>
+          <w:rFonts w:ascii="Amazon Ember" w:cs="Amazon Ember" w:eastAsia="Amazon Ember" w:hAnsi="Amazon Ember"/>
+          <w:b/>
+          <w:bCs/>
+          <w:color w:val="0000FF"/>
+          <w:sz w:val="36"/>
+          <w:szCs w:val="36"/>
+        </w:rPr>
+        <w:t xml:space="preserve">1620 to 1993: God's Own Experiment — Religion in America</w:t>
+      </w:r>
+    </w:p>
+    <w:p>
+      <w:pPr>
+        <w:spacing w:after="120"/>
+        <w:ind w:left="360" w:hanging="360"/>
+      </w:pPr>
+      <w:r>
+        <w:rPr>
+          <w:i/>
+          <w:iCs/>
+        </w:rPr>
+        <w:t xml:space="preserve">American religious pluralism. </w:t>
+      </w:r>
+      <w:r>
+        <w:t xml:space="preserve">Butler, Jon. Awash in a Sea of Faith: Christianizing the American People. Cambridge, MA: Harvard University Press, 1990.</w:t>
+      </w:r>
+    </w:p>
+    <w:p>
+      <w:pPr>
+        <w:spacing w:after="120"/>
+        <w:ind w:left="360" w:hanging="360"/>
+      </w:pPr>
+      <w:r>
+        <w:rPr>
+          <w:i/>
+          <w:iCs/>
+        </w:rPr>
+        <w:t xml:space="preserve">The Second Great Awakening and new movements. </w:t>
+      </w:r>
+      <w:r>
+        <w:t xml:space="preserve">Hatch, Nathan O. The Democratization of American Christianity. New Haven: Yale University Press, 1989.</w:t>
+      </w:r>
+    </w:p>
+    <w:p>
+      <w:pPr>
+        <w:spacing w:after="120"/>
+        <w:ind w:left="360" w:hanging="360"/>
+      </w:pPr>
+      <w:r>
+        <w:rPr>
+          <w:i/>
+          <w:iCs/>
+        </w:rPr>
+        <w:t xml:space="preserve">Joseph Smith. </w:t>
+      </w:r>
+      <w:r>
+        <w:t xml:space="preserve">Bushman, Richard Lyman. Joseph Smith: Rough Stone Rolling. New York: Knopf, 2005.</w:t>
+      </w:r>
+    </w:p>
+    <w:p>
+      <w:pPr>
+        <w:spacing w:after="120"/>
+        <w:ind w:left="360" w:hanging="360"/>
+      </w:pPr>
+      <w:r>
+        <w:rPr>
+          <w:i/>
+          <w:iCs/>
+        </w:rPr>
+        <w:t xml:space="preserve">The Amish. </w:t>
+      </w:r>
+      <w:r>
+        <w:t xml:space="preserve">Kraybill, Donald B., Karen M. Johnson-Weiner, and Steven M. Nolt. The Amish. Baltimore: Johns Hopkins University Press, 2013.</w:t>
+      </w:r>
+    </w:p>
+    <w:p>
+      <w:pPr>
+        <w:spacing w:after="120"/>
+        <w:ind w:left="360" w:hanging="360"/>
+      </w:pPr>
+      <w:r>
+        <w:rPr>
+          <w:i/>
+          <w:iCs/>
+        </w:rPr>
+        <w:t xml:space="preserve">Jonestown. </w:t>
+      </w:r>
+      <w:r>
+        <w:t xml:space="preserve">Moore, Rebecca. Understanding Jonestown and Peoples Temple. Westport, CT: Praeger, 2009.</w:t>
+      </w:r>
+    </w:p>
+    <w:p>
+      <w:pPr>
+        <w:pStyle w:val="Heading2"/>
+        <w:keepNext/>
+        <w:spacing w:after="150" w:before="300"/>
+        <w:jc w:val="center"/>
+        <w:outlineLvl w:val="1"/>
+      </w:pPr>
+      <w:r>
+        <w:rPr>
+          <w:rFonts w:ascii="Amazon Ember" w:cs="Amazon Ember" w:eastAsia="Amazon Ember" w:hAnsi="Amazon Ember"/>
+          <w:b/>
+          <w:bCs/>
+          <w:color w:val="0000FF"/>
+          <w:sz w:val="36"/>
+          <w:szCs w:val="36"/>
+        </w:rPr>
+        <w:t xml:space="preserve">1914–1918: Home by Christmas — The First World War</w:t>
+      </w:r>
+    </w:p>
+    <w:p>
+      <w:pPr>
+        <w:spacing w:after="120"/>
+        <w:ind w:left="360" w:hanging="360"/>
+      </w:pPr>
+      <w:r>
+        <w:rPr>
+          <w:i/>
+          <w:iCs/>
+        </w:rPr>
+        <w:t xml:space="preserve">How the war began. </w:t>
+      </w:r>
+      <w:r>
+        <w:t xml:space="preserve">Clark, Christopher. The Sleepwalkers: How Europe Went to War in 1914. London: Allen Lane, 2012.</w:t>
+      </w:r>
+    </w:p>
+    <w:p>
+      <w:pPr>
+        <w:spacing w:after="120"/>
+        <w:ind w:left="360" w:hanging="360"/>
+      </w:pPr>
+      <w:r>
+        <w:rPr>
+          <w:i/>
+          <w:iCs/>
+        </w:rPr>
+        <w:t xml:space="preserve">The war as a whole. </w:t>
+      </w:r>
+      <w:r>
+        <w:t xml:space="preserve">Strachan, Hew. The First World War. New York: Viking, 2004.</w:t>
+      </w:r>
+    </w:p>
+    <w:p>
+      <w:pPr>
+        <w:spacing w:after="120"/>
+        <w:ind w:left="360" w:hanging="360"/>
+      </w:pPr>
+      <w:r>
+        <w:rPr>
+          <w:i/>
+          <w:iCs/>
+        </w:rPr>
+        <w:t xml:space="preserve">The first day on the Somme. </w:t>
+      </w:r>
+      <w:r>
+        <w:t xml:space="preserve">Middlebrook, Martin. The First Day on the Somme. London: Allen Lane, 1971.</w:t>
+      </w:r>
+    </w:p>
+    <w:p>
+      <w:pPr>
+        <w:spacing w:after="120"/>
+        <w:ind w:left="360" w:hanging="360"/>
+      </w:pPr>
+      <w:r>
+        <w:rPr>
+          <w:i/>
+          <w:iCs/>
+        </w:rPr>
+        <w:t xml:space="preserve">The Christmas truce, from soldiers’ letters. </w:t>
+      </w:r>
+      <w:r>
+        <w:t xml:space="preserve">Weintraub, Stanley. Silent Night: The Story of the World War I Christmas Truce. New York: Free Press, 2001.</w:t>
+      </w:r>
+    </w:p>
+    <w:p>
+      <w:pPr>
+        <w:spacing w:after="120"/>
+        <w:ind w:left="360" w:hanging="360"/>
+      </w:pPr>
+      <w:r>
+        <w:rPr>
+          <w:i/>
+          <w:iCs/>
+        </w:rPr>
+        <w:t xml:space="preserve">Influenza deaths, the higher estimate. </w:t>
+      </w:r>
+      <w:r>
+        <w:t xml:space="preserve">Johnson, Niall P. A. S., and Juergen Mueller. “Updating the Accounts: Global Mortality of the 1918–1920 ‘Spanish’ Influenza Pandemic.” Bulletin of the History of Medicine 76 (2002): 105–15.</w:t>
+      </w:r>
+    </w:p>
+    <w:p>
+      <w:pPr>
+        <w:spacing w:after="120"/>
+        <w:ind w:left="360" w:hanging="360"/>
+      </w:pPr>
+      <w:r>
+        <w:rPr>
+          <w:i/>
+          <w:iCs/>
+        </w:rPr>
+        <w:t xml:space="preserve">Influenza deaths, the lower estimate. </w:t>
+      </w:r>
+      <w:r>
+        <w:t xml:space="preserve">Spreeuwenberg, Peter, et al. “Reassessing the Global Mortality Burden of the 1918 Influenza Pandemic.” American Journal of Epidemiology 187 (2018): 2561–67.</w:t>
+      </w:r>
+    </w:p>
+    <w:p>
+      <w:pPr>
+        <w:spacing w:after="120"/>
+        <w:ind w:left="360" w:hanging="360"/>
+      </w:pPr>
+      <w:r>
+        <w:rPr>
+          <w:i/>
+          <w:iCs/>
+        </w:rPr>
+        <w:t xml:space="preserve">Keynes on Versailles. </w:t>
+      </w:r>
+      <w:r>
+        <w:t xml:space="preserve">Keynes, John Maynard. The Economic Consequences of the Peace. London: Macmillan, 1919.</w:t>
+      </w:r>
+    </w:p>
+    <w:p>
+      <w:pPr>
+        <w:pStyle w:val="Heading2"/>
+        <w:keepNext/>
+        <w:spacing w:after="150" w:before="300"/>
+        <w:jc w:val="center"/>
+        <w:outlineLvl w:val="1"/>
+      </w:pPr>
+      <w:r>
+        <w:rPr>
+          <w:rFonts w:ascii="Amazon Ember" w:cs="Amazon Ember" w:eastAsia="Amazon Ember" w:hAnsi="Amazon Ember"/>
+          <w:b/>
+          <w:bCs/>
+          <w:color w:val="0000FF"/>
+          <w:sz w:val="36"/>
+          <w:szCs w:val="36"/>
+        </w:rPr>
+        <w:t xml:space="preserve">The Twentieth Century: Genius and Catastrophe — Great Countries, Terrible Decades</w:t>
+      </w:r>
+    </w:p>
+    <w:p>
+      <w:pPr>
+        <w:spacing w:after="120"/>
+        <w:ind w:left="360" w:hanging="360"/>
+      </w:pPr>
+      <w:r>
+        <w:rPr>
+          <w:i/>
+          <w:iCs/>
+        </w:rPr>
+        <w:t xml:space="preserve">How the Nazis took power. </w:t>
+      </w:r>
+      <w:r>
+        <w:t xml:space="preserve">Evans, Richard J. The Coming of the Third Reich. London: Allen Lane, 2003.</w:t>
+      </w:r>
+    </w:p>
+    <w:p>
+      <w:pPr>
+        <w:spacing w:after="120"/>
+        <w:ind w:left="360" w:hanging="360"/>
+      </w:pPr>
+      <w:r>
+        <w:rPr>
+          <w:i/>
+          <w:iCs/>
+        </w:rPr>
+        <w:t xml:space="preserve">The Holocaust. </w:t>
+      </w:r>
+      <w:r>
+        <w:t xml:space="preserve">Hilberg, Raul. The Destruction of the European Jews. 3rd ed. New Haven: Yale University Press, 2003.</w:t>
+      </w:r>
+    </w:p>
+    <w:p>
+      <w:pPr>
+        <w:spacing w:after="120"/>
+        <w:ind w:left="360" w:hanging="360"/>
+      </w:pPr>
+      <w:r>
+        <w:rPr>
+          <w:i/>
+          <w:iCs/>
+        </w:rPr>
+        <w:t xml:space="preserve">Cambodia under the Khmer Rouge. </w:t>
+      </w:r>
+      <w:r>
+        <w:t xml:space="preserve">Kiernan, Ben. The Pol Pot Regime. New Haven: Yale University Press, 1996.</w:t>
+      </w:r>
+    </w:p>
+    <w:p>
+      <w:pPr>
+        <w:spacing w:after="120"/>
+        <w:ind w:left="360" w:hanging="360"/>
+      </w:pPr>
+      <w:r>
+        <w:rPr>
+          <w:i/>
+          <w:iCs/>
+        </w:rPr>
+        <w:t xml:space="preserve">How democracies are dismantled. </w:t>
+      </w:r>
+      <w:r>
+        <w:t xml:space="preserve">Levitsky, Steven, and Daniel Ziblatt. How Democracies Die. New York: Crown, 2018.</w:t>
+      </w:r>
+    </w:p>
+    <w:p>
+      <w:pPr>
+        <w:spacing w:after="120"/>
+        <w:ind w:left="360" w:hanging="360"/>
+      </w:pPr>
+      <w:r>
+        <w:rPr>
+          <w:i/>
+          <w:iCs/>
+        </w:rPr>
+        <w:t xml:space="preserve">Germany’s reckoning with its past. </w:t>
+      </w:r>
+      <w:r>
+        <w:t xml:space="preserve">Neiman, Susan. Learning from the Germans: Race and the Memory of Evil. New York: Farrar, Straus and Giroux, 2019.</w:t>
+      </w:r>
+    </w:p>
+    <w:p>
+      <w:pPr>
+        <w:pStyle w:val="Heading2"/>
+        <w:keepNext/>
+        <w:spacing w:after="150" w:before="300"/>
+        <w:jc w:val="center"/>
+        <w:outlineLvl w:val="1"/>
+      </w:pPr>
+      <w:r>
+        <w:rPr>
+          <w:rFonts w:ascii="Amazon Ember" w:cs="Amazon Ember" w:eastAsia="Amazon Ember" w:hAnsi="Amazon Ember"/>
+          <w:b/>
+          <w:bCs/>
+          <w:color w:val="0000FF"/>
+          <w:sz w:val="36"/>
+          <w:szCs w:val="36"/>
+        </w:rPr>
+        <w:t xml:space="preserve">1853–1947: Japan, Restoration, and Empire</w:t>
+      </w:r>
+    </w:p>
+    <w:p>
+      <w:pPr>
+        <w:spacing w:after="120"/>
+        <w:ind w:left="360" w:hanging="360"/>
+      </w:pPr>
+      <w:r>
+        <w:rPr>
+          <w:i/>
+          <w:iCs/>
+        </w:rPr>
+        <w:t xml:space="preserve">Meiji to empire. </w:t>
+      </w:r>
+      <w:r>
+        <w:t xml:space="preserve">Jansen, Marius B. The Making of Modern Japan. Cambridge, MA: Harvard University Press, 2000.</w:t>
+      </w:r>
+    </w:p>
+    <w:p>
+      <w:pPr>
+        <w:spacing w:after="120"/>
+        <w:ind w:left="360" w:hanging="360"/>
+      </w:pPr>
+      <w:r>
+        <w:rPr>
+          <w:i/>
+          <w:iCs/>
+        </w:rPr>
+        <w:t xml:space="preserve">Nanjing: the evidence and the death-toll debate. </w:t>
+      </w:r>
+      <w:r>
+        <w:t xml:space="preserve">Fogel, Joshua A., ed. The Nanjing Massacre in History and Historiography. Berkeley: University of California Press, 2000.</w:t>
+      </w:r>
+    </w:p>
+    <w:p>
+      <w:pPr>
+        <w:spacing w:after="120"/>
+        <w:ind w:left="360" w:hanging="360"/>
+      </w:pPr>
+      <w:r>
+        <w:rPr>
+          <w:i/>
+          <w:iCs/>
+        </w:rPr>
+        <w:t xml:space="preserve">The kamikaze pilots and their letters. </w:t>
+      </w:r>
+      <w:r>
+        <w:t xml:space="preserve">Ohnuki-Tierney, Emiko. Kamikaze, Cherry Blossoms, and Nationalisms. Chicago: University of Chicago Press, 2002.</w:t>
+      </w:r>
+    </w:p>
+    <w:p>
+      <w:pPr>
+        <w:spacing w:after="120"/>
+        <w:ind w:left="360" w:hanging="360"/>
+      </w:pPr>
+      <w:r>
+        <w:rPr>
+          <w:i/>
+          <w:iCs/>
+        </w:rPr>
+        <w:t xml:space="preserve">Occupation and the 1947 constitution. </w:t>
+      </w:r>
+      <w:r>
+        <w:t xml:space="preserve">Dower, John W. Embracing Defeat: Japan in the Wake of World War II. New York: Norton, 1999.</w:t>
+      </w:r>
+    </w:p>
+    <w:p>
+      <w:pPr>
+        <w:pStyle w:val="Heading2"/>
+        <w:keepNext/>
+        <w:spacing w:after="150" w:before="300"/>
+        <w:jc w:val="center"/>
+        <w:outlineLvl w:val="1"/>
+      </w:pPr>
+      <w:r>
+        <w:rPr>
+          <w:rFonts w:ascii="Amazon Ember" w:cs="Amazon Ember" w:eastAsia="Amazon Ember" w:hAnsi="Amazon Ember"/>
+          <w:b/>
+          <w:bCs/>
+          <w:color w:val="0000FF"/>
+          <w:sz w:val="36"/>
+          <w:szCs w:val="36"/>
+        </w:rPr>
+        <w:t xml:space="preserve">1861–1946: Italy, Rome's Heir and the Fascist Detour</w:t>
+      </w:r>
+    </w:p>
+    <w:p>
+      <w:pPr>
+        <w:spacing w:after="120"/>
+        <w:ind w:left="360" w:hanging="360"/>
+      </w:pPr>
+      <w:r>
+        <w:rPr>
+          <w:i/>
+          <w:iCs/>
+        </w:rPr>
+        <w:t xml:space="preserve">Italy from unification. </w:t>
+      </w:r>
+      <w:r>
+        <w:t xml:space="preserve">Duggan, Christopher. The Force of Destiny: A History of Italy since 1796. London: Allen Lane, 2007.</w:t>
+      </w:r>
+    </w:p>
+    <w:p>
+      <w:pPr>
+        <w:spacing w:after="120"/>
+        <w:ind w:left="360" w:hanging="360"/>
+      </w:pPr>
+      <w:r>
+        <w:rPr>
+          <w:i/>
+          <w:iCs/>
+        </w:rPr>
+        <w:t xml:space="preserve">The regime, Matteotti, and the trains. </w:t>
+      </w:r>
+      <w:r>
+        <w:t xml:space="preserve">Bosworth, R. J. B. Mussolini’s Italy: Life under the Dictatorship, 1915–1945. London: Allen Lane, 2005.</w:t>
+      </w:r>
+    </w:p>
+    <w:p>
+      <w:pPr>
+        <w:spacing w:after="120"/>
+        <w:ind w:left="360" w:hanging="360"/>
+      </w:pPr>
+      <w:r>
+        <w:rPr>
+          <w:i/>
+          <w:iCs/>
+        </w:rPr>
+        <w:t xml:space="preserve">Italy’s abandoned purge. </w:t>
+      </w:r>
+      <w:r>
+        <w:t xml:space="preserve">Domenico, Roy Palmer. Italian Fascists on Trial, 1943–1948. Chapel Hill: University of North Carolina Press, 1991.</w:t>
+      </w:r>
+    </w:p>
+    <w:p>
+      <w:pPr>
+        <w:pStyle w:val="Heading2"/>
+        <w:keepNext/>
+        <w:spacing w:after="150" w:before="300"/>
+        <w:jc w:val="center"/>
+        <w:outlineLvl w:val="1"/>
+      </w:pPr>
+      <w:r>
+        <w:rPr>
+          <w:rFonts w:ascii="Amazon Ember" w:cs="Amazon Ember" w:eastAsia="Amazon Ember" w:hAnsi="Amazon Ember"/>
+          <w:b/>
+          <w:bCs/>
+          <w:color w:val="0000FF"/>
+          <w:sz w:val="36"/>
+          <w:szCs w:val="36"/>
+        </w:rPr>
+        <w:t xml:space="preserve">Medieval Córdoba to 1981: Spain, Convivencia and the General</w:t>
+      </w:r>
+    </w:p>
+    <w:p>
+      <w:pPr>
+        <w:spacing w:after="120"/>
+        <w:ind w:left="360" w:hanging="360"/>
+      </w:pPr>
+      <w:r>
+        <w:rPr>
+          <w:i/>
+          <w:iCs/>
+        </w:rPr>
+        <w:t xml:space="preserve">Convivencia, the admiring account. </w:t>
+      </w:r>
+      <w:r>
+        <w:t xml:space="preserve">Menocal, María Rosa. The Ornament of the World. Boston: Little, Brown, 2002.</w:t>
+      </w:r>
+    </w:p>
+    <w:p>
+      <w:pPr>
+        <w:spacing w:after="120"/>
+        <w:ind w:left="360" w:hanging="360"/>
+      </w:pPr>
+      <w:r>
+        <w:rPr>
+          <w:i/>
+          <w:iCs/>
+        </w:rPr>
+        <w:t xml:space="preserve">Convivencia, the skeptical account. </w:t>
+      </w:r>
+      <w:r>
+        <w:t xml:space="preserve">Fernández-Morera, Darío. The Myth of the Andalusian Paradise. Wilmington, DE: ISI Books, 2016.</w:t>
+      </w:r>
+    </w:p>
+    <w:p>
+      <w:pPr>
+        <w:spacing w:after="120"/>
+        <w:ind w:left="360" w:hanging="360"/>
+      </w:pPr>
+      <w:r>
+        <w:rPr>
+          <w:i/>
+          <w:iCs/>
+        </w:rPr>
+        <w:t xml:space="preserve">Maimonides and the Almohad exile. </w:t>
+      </w:r>
+      <w:r>
+        <w:t xml:space="preserve">Kraemer, Joel L. Maimonides: The Life and World of One of Civilization’s Greatest Minds. New York: Doubleday, 2008.</w:t>
+      </w:r>
+    </w:p>
+    <w:p>
+      <w:pPr>
+        <w:spacing w:after="120"/>
+        <w:ind w:left="360" w:hanging="360"/>
+      </w:pPr>
+      <w:r>
+        <w:rPr>
+          <w:i/>
+          <w:iCs/>
+        </w:rPr>
+        <w:t xml:space="preserve">Civil-war repression. </w:t>
+      </w:r>
+      <w:r>
+        <w:t xml:space="preserve">Preston, Paul. The Spanish Holocaust. London: HarperPress, 2012.</w:t>
+      </w:r>
+    </w:p>
+    <w:p>
+      <w:pPr>
+        <w:spacing w:after="120"/>
+        <w:ind w:left="360" w:hanging="360"/>
+      </w:pPr>
+      <w:r>
+        <w:rPr>
+          <w:i/>
+          <w:iCs/>
+        </w:rPr>
+        <w:t xml:space="preserve">The pact of forgetting. </w:t>
+      </w:r>
+      <w:r>
+        <w:t xml:space="preserve">Aguilar, Paloma. Memory and Amnesia: The Role of the Spanish Civil War in the Transition to Democracy. New York: Berghahn, 2002.</w:t>
+      </w:r>
+    </w:p>
+    <w:p>
+      <w:pPr>
+        <w:pStyle w:val="Heading2"/>
+        <w:keepNext/>
+        <w:spacing w:after="150" w:before="300"/>
+        <w:jc w:val="center"/>
+        <w:outlineLvl w:val="1"/>
+      </w:pPr>
+      <w:r>
+        <w:rPr>
+          <w:rFonts w:ascii="Amazon Ember" w:cs="Amazon Ember" w:eastAsia="Amazon Ember" w:hAnsi="Amazon Ember"/>
+          <w:b/>
+          <w:bCs/>
+          <w:color w:val="0000FF"/>
+          <w:sz w:val="36"/>
+          <w:szCs w:val="36"/>
+        </w:rPr>
+        <w:t xml:space="preserve">1917–1991: The Soviet Union, Ideals and Iron</w:t>
+      </w:r>
+    </w:p>
+    <w:p>
+      <w:pPr>
+        <w:spacing w:after="120"/>
+        <w:ind w:left="360" w:hanging="360"/>
+      </w:pPr>
+      <w:r>
+        <w:rPr>
+          <w:i/>
+          <w:iCs/>
+        </w:rPr>
+        <w:t xml:space="preserve">Famine and collectivization: the archival numbers. </w:t>
+      </w:r>
+      <w:r>
+        <w:t xml:space="preserve">Davies, R. W., and Stephen G. Wheatcroft. The Years of Hunger: Soviet Agriculture, 1931–1933. Basingstoke: Palgrave Macmillan, 2004.</w:t>
+      </w:r>
+    </w:p>
+    <w:p>
+      <w:pPr>
+        <w:spacing w:after="120"/>
+        <w:ind w:left="360" w:hanging="360"/>
+      </w:pPr>
+      <w:r>
+        <w:rPr>
+          <w:i/>
+          <w:iCs/>
+        </w:rPr>
+        <w:t xml:space="preserve">The Holodomor. </w:t>
+      </w:r>
+      <w:r>
+        <w:t xml:space="preserve">Applebaum, Anne. Red Famine: Stalin’s War on Ukraine. New York: Doubleday, 2017.</w:t>
+      </w:r>
+    </w:p>
+    <w:p>
+      <w:pPr>
+        <w:spacing w:after="120"/>
+        <w:ind w:left="360" w:hanging="360"/>
+      </w:pPr>
+      <w:r>
+        <w:rPr>
+          <w:i/>
+          <w:iCs/>
+        </w:rPr>
+        <w:t xml:space="preserve">The Gulag. </w:t>
+      </w:r>
+      <w:r>
+        <w:t xml:space="preserve">Applebaum, Anne. Gulag: A History. New York: Doubleday, 2003.</w:t>
+      </w:r>
+    </w:p>
+    <w:p>
+      <w:pPr>
+        <w:spacing w:after="120"/>
+        <w:ind w:left="360" w:hanging="360"/>
+      </w:pPr>
+      <w:r>
+        <w:rPr>
+          <w:i/>
+          <w:iCs/>
+        </w:rPr>
+        <w:t xml:space="preserve">Katyn. </w:t>
+      </w:r>
+      <w:r>
+        <w:t xml:space="preserve">Sanford, George. Katyn and the Soviet Massacre of 1940. London: Routledge, 2005.</w:t>
+      </w:r>
+    </w:p>
+    <w:p>
+      <w:pPr>
+        <w:spacing w:after="120"/>
+        <w:ind w:left="360" w:hanging="360"/>
+      </w:pPr>
+      <w:r>
+        <w:rPr>
+          <w:i/>
+          <w:iCs/>
+        </w:rPr>
+        <w:t xml:space="preserve">Chernobyl and the delayed evacuation. </w:t>
+      </w:r>
+      <w:r>
+        <w:t xml:space="preserve">Plokhy, Serhii. Chernobyl: The History of a Nuclear Catastrophe. New York: Basic Books, 2018.</w:t>
+      </w:r>
+    </w:p>
+    <w:p>
+      <w:pPr>
+        <w:pStyle w:val="Heading2"/>
+        <w:keepNext/>
+        <w:spacing w:after="150" w:before="300"/>
+        <w:jc w:val="center"/>
+        <w:outlineLvl w:val="1"/>
+      </w:pPr>
+      <w:r>
+        <w:rPr>
+          <w:rFonts w:ascii="Amazon Ember" w:cs="Amazon Ember" w:eastAsia="Amazon Ember" w:hAnsi="Amazon Ember"/>
+          <w:b/>
+          <w:bCs/>
+          <w:color w:val="0000FF"/>
+          <w:sz w:val="36"/>
+          <w:szCs w:val="36"/>
+        </w:rPr>
+        <w:t xml:space="preserve">1949 to Today: China, the Long Memory and the Great Leap</w:t>
+      </w:r>
+    </w:p>
+    <w:p>
+      <w:pPr>
+        <w:spacing w:after="120"/>
+        <w:ind w:left="360" w:hanging="360"/>
+      </w:pPr>
+      <w:r>
+        <w:rPr>
+          <w:i/>
+          <w:iCs/>
+        </w:rPr>
+        <w:t xml:space="preserve">The Great Leap famine. </w:t>
+      </w:r>
+      <w:r>
+        <w:t xml:space="preserve">Dikötter, Frank. Mao’s Great Famine. London: Bloomsbury, 2010.</w:t>
+      </w:r>
+    </w:p>
+    <w:p>
+      <w:pPr>
+        <w:spacing w:after="120"/>
+        <w:ind w:left="360" w:hanging="360"/>
+      </w:pPr>
+      <w:r>
+        <w:rPr>
+          <w:i/>
+          <w:iCs/>
+        </w:rPr>
+        <w:t xml:space="preserve">The famine, from inside China’s archives. </w:t>
+      </w:r>
+      <w:r>
+        <w:t xml:space="preserve">Yang Jisheng. Tombstone: The Great Chinese Famine, 1958–1962. New York: Farrar, Straus and Giroux, 2012.</w:t>
+      </w:r>
+    </w:p>
+    <w:p>
+      <w:pPr>
+        <w:spacing w:after="120"/>
+        <w:ind w:left="360" w:hanging="360"/>
+      </w:pPr>
+      <w:r>
+        <w:rPr>
+          <w:i/>
+          <w:iCs/>
+        </w:rPr>
+        <w:t xml:space="preserve">The Cultural Revolution. </w:t>
+      </w:r>
+      <w:r>
+        <w:t xml:space="preserve">MacFarquhar, Roderick, and Michael Schoenhals. Mao’s Last Revolution. Cambridge, MA: Belknap Press of Harvard University Press, 2006.</w:t>
+      </w:r>
+    </w:p>
+    <w:p>
+      <w:pPr>
+        <w:spacing w:after="120"/>
+        <w:ind w:left="360" w:hanging="360"/>
+      </w:pPr>
+      <w:r>
+        <w:rPr>
+          <w:i/>
+          <w:iCs/>
+        </w:rPr>
+        <w:t xml:space="preserve">Plastic entering the ocean (2010 data). </w:t>
+      </w:r>
+      <w:r>
+        <w:t xml:space="preserve">Jambeck, Jenna R., et al. “Plastic Waste Inputs from Land into the Ocean.” Science 347 (2015): 768–71.</w:t>
+      </w:r>
+    </w:p>
+    <w:p>
+      <w:pPr>
+        <w:spacing w:after="120"/>
+        <w:ind w:left="360" w:hanging="360"/>
+      </w:pPr>
+      <w:r>
+        <w:rPr>
+          <w:i/>
+          <w:iCs/>
+        </w:rPr>
+        <w:t xml:space="preserve">River plastic, a later estimate with a different ranking. </w:t>
+      </w:r>
+      <w:r>
+        <w:t xml:space="preserve">Meijer, Lourens J. J., et al. “More than 1000 Rivers Account for 80% of Global Riverine Plastic Emissions into the Ocean.” Science Advances 7 (2021): eaaz5803.</w:t>
+      </w:r>
+    </w:p>
+    <w:p>
+      <w:pPr>
+        <w:pStyle w:val="Heading2"/>
+        <w:keepNext/>
+        <w:spacing w:after="150" w:before="300"/>
+        <w:jc w:val="center"/>
+        <w:outlineLvl w:val="1"/>
+      </w:pPr>
+      <w:r>
+        <w:rPr>
+          <w:rFonts w:ascii="Amazon Ember" w:cs="Amazon Ember" w:eastAsia="Amazon Ember" w:hAnsi="Amazon Ember"/>
+          <w:b/>
+          <w:bCs/>
+          <w:color w:val="0000FF"/>
+          <w:sz w:val="36"/>
+          <w:szCs w:val="36"/>
+        </w:rPr>
+        <w:t xml:space="preserve">The 13th Century BCE to 1948 CE: The People Who Kept Their Story — A Complete History of the Jews</w:t>
+      </w:r>
+    </w:p>
+    <w:p>
+      <w:pPr>
+        <w:spacing w:after="120"/>
+        <w:ind w:left="360" w:hanging="360"/>
+      </w:pPr>
+      <w:r>
+        <w:rPr>
+          <w:i/>
+          <w:iCs/>
+        </w:rPr>
+        <w:t xml:space="preserve">The long history. </w:t>
+      </w:r>
+      <w:r>
+        <w:t xml:space="preserve">Schama, Simon. The Story of the Jews. 2 vols. London: Bodley Head, 2013 and 2017.</w:t>
+      </w:r>
+    </w:p>
+    <w:p>
+      <w:pPr>
+        <w:spacing w:after="120"/>
+        <w:ind w:left="360" w:hanging="360"/>
+      </w:pPr>
+      <w:r>
+        <w:rPr>
+          <w:i/>
+          <w:iCs/>
+        </w:rPr>
+        <w:t xml:space="preserve">Archaeology and the biblical narratives. </w:t>
+      </w:r>
+      <w:r>
+        <w:t xml:space="preserve">Finkelstein, Israel, and Neil Asher Silberman. The Bible Unearthed. New York: Free Press, 2001.</w:t>
+      </w:r>
+    </w:p>
+    <w:p>
+      <w:pPr>
+        <w:spacing w:after="120"/>
+        <w:ind w:left="360" w:hanging="360"/>
+      </w:pPr>
+      <w:r>
+        <w:rPr>
+          <w:i/>
+          <w:iCs/>
+        </w:rPr>
+        <w:t xml:space="preserve">The Dead Sea Scrolls. </w:t>
+      </w:r>
+      <w:r>
+        <w:t xml:space="preserve">VanderKam, James C. The Dead Sea Scrolls Today. 2nd ed. Grand Rapids: Eerdmans, 2010.</w:t>
+      </w:r>
+    </w:p>
+    <w:p>
+      <w:pPr>
+        <w:spacing w:after="120"/>
+        <w:ind w:left="360" w:hanging="360"/>
+      </w:pPr>
+      <w:r>
+        <w:rPr>
+          <w:i/>
+          <w:iCs/>
+        </w:rPr>
+        <w:t xml:space="preserve">Masada and its single source. </w:t>
+      </w:r>
+      <w:r>
+        <w:t xml:space="preserve">Magness, Jodi. Masada: From Jewish Revolt to Modern Myth. Princeton: Princeton University Press, 2019.</w:t>
+      </w:r>
+    </w:p>
+    <w:p>
+      <w:pPr>
+        <w:spacing w:after="120"/>
+        <w:ind w:left="360" w:hanging="360"/>
+      </w:pPr>
+      <w:r>
+        <w:rPr>
+          <w:i/>
+          <w:iCs/>
+        </w:rPr>
+        <w:t xml:space="preserve">The 1948 refugees. </w:t>
+      </w:r>
+      <w:r>
+        <w:t xml:space="preserve">Morris, Benny. The Birth of the Palestinian Refugee Problem Revisited. Cambridge: Cambridge University Press, 2004.</w:t>
+      </w:r>
+    </w:p>
+    <w:p>
+      <w:pPr>
+        <w:pStyle w:val="Heading2"/>
+        <w:keepNext/>
+        <w:spacing w:after="150" w:before="300"/>
+        <w:jc w:val="center"/>
+        <w:outlineLvl w:val="1"/>
+      </w:pPr>
+      <w:r>
+        <w:rPr>
+          <w:rFonts w:ascii="Amazon Ember" w:cs="Amazon Ember" w:eastAsia="Amazon Ember" w:hAnsi="Amazon Ember"/>
+          <w:b/>
+          <w:bCs/>
+          <w:color w:val="0000FF"/>
+          <w:sz w:val="36"/>
+          <w:szCs w:val="36"/>
+        </w:rPr>
+        <w:t xml:space="preserve">1945–1991: Cold War — Two Powers, One Planet</w:t>
+      </w:r>
+    </w:p>
+    <w:p>
+      <w:pPr>
+        <w:spacing w:after="120"/>
+        <w:ind w:left="360" w:hanging="360"/>
+      </w:pPr>
+      <w:r>
+        <w:rPr>
+          <w:i/>
+          <w:iCs/>
+        </w:rPr>
+        <w:t xml:space="preserve">The Cold War as a whole. </w:t>
+      </w:r>
+      <w:r>
+        <w:t xml:space="preserve">Gaddis, John Lewis. The Cold War: A New History. New York: Penguin, 2005.</w:t>
+      </w:r>
+    </w:p>
+    <w:p>
+      <w:pPr>
+        <w:spacing w:after="120"/>
+        <w:ind w:left="360" w:hanging="360"/>
+      </w:pPr>
+      <w:r>
+        <w:rPr>
+          <w:i/>
+          <w:iCs/>
+        </w:rPr>
+        <w:t xml:space="preserve">Submarine B-59 and Arkhipov. </w:t>
+      </w:r>
+      <w:r>
+        <w:t xml:space="preserve">Savranskaya, Svetlana V. “New Sources on the Role of Soviet Submarines in the Cuban Missile Crisis.” Journal of Strategic Studies 28 (2005): 233–59.</w:t>
+      </w:r>
+    </w:p>
+    <w:p>
+      <w:pPr>
+        <w:spacing w:after="120"/>
+        <w:ind w:left="360" w:hanging="360"/>
+      </w:pPr>
+      <w:r>
+        <w:rPr>
+          <w:i/>
+          <w:iCs/>
+        </w:rPr>
+        <w:t xml:space="preserve">Petrov and the 1983 false alarm. </w:t>
+      </w:r>
+      <w:r>
+        <w:t xml:space="preserve">Hoffman, David E. The Dead Hand. New York: Doubleday, 2009.</w:t>
+      </w:r>
+    </w:p>
+    <w:p>
+      <w:pPr>
+        <w:spacing w:after="120"/>
+        <w:ind w:left="360" w:hanging="360"/>
+      </w:pPr>
+      <w:r>
+        <w:rPr>
+          <w:i/>
+          <w:iCs/>
+        </w:rPr>
+        <w:t xml:space="preserve">The bomb. </w:t>
+      </w:r>
+      <w:r>
+        <w:t xml:space="preserve">Rhodes, Richard. The Making of the Atomic Bomb. New York: Simon &amp; Schuster, 1986.</w:t>
+      </w:r>
+    </w:p>
+    <w:p>
+      <w:pPr>
+        <w:spacing w:after="120"/>
+        <w:ind w:left="360" w:hanging="360"/>
+      </w:pPr>
+      <w:r>
+        <w:rPr>
+          <w:i/>
+          <w:iCs/>
+        </w:rPr>
+        <w:t xml:space="preserve">The people of Bikini. </w:t>
+      </w:r>
+      <w:r>
+        <w:t xml:space="preserve">Niedenthal, Jack. For the Good of Mankind: A History of the People of Bikini and Their Islands. 2nd ed. Majuro: Bravo Publishers, 2001.</w:t>
+      </w:r>
+    </w:p>
+    <w:p>
+      <w:pPr>
+        <w:pStyle w:val="Heading2"/>
+        <w:keepNext/>
+        <w:spacing w:after="150" w:before="300"/>
+        <w:jc w:val="center"/>
+        <w:outlineLvl w:val="1"/>
+      </w:pPr>
+      <w:r>
+        <w:rPr>
+          <w:rFonts w:ascii="Amazon Ember" w:cs="Amazon Ember" w:eastAsia="Amazon Ember" w:hAnsi="Amazon Ember"/>
+          <w:b/>
+          <w:bCs/>
+          <w:color w:val="0000FF"/>
+          <w:sz w:val="36"/>
+          <w:szCs w:val="36"/>
+        </w:rPr>
+        <w:t xml:space="preserve">1957 to 2026: Leaving the Cradle — Space Travel, the Moon, Mars, and (Maybe) the Galaxy</w:t>
+      </w:r>
+    </w:p>
+    <w:p>
+      <w:pPr>
+        <w:spacing w:after="120"/>
+        <w:ind w:left="360" w:hanging="360"/>
+      </w:pPr>
+      <w:r>
+        <w:rPr>
+          <w:i/>
+          <w:iCs/>
+        </w:rPr>
+        <w:t xml:space="preserve">Artemis II record distance and splashdown. </w:t>
+      </w:r>
+      <w:r>
+        <w:t xml:space="preserve">NASA. “NASA Welcomes Record-Setting Artemis II Moonfarers Back to Earth.” News release, April 10, 2026 (updated May 7, 2026). https://www.nasa.gov/news-release/nasa-welcomes-record-setting-artemis-ii-moonfarers-back-to-earth/</w:t>
+      </w:r>
+    </w:p>
+    <w:p>
+      <w:pPr>
+        <w:spacing w:after="120"/>
+        <w:ind w:left="360" w:hanging="360"/>
+      </w:pPr>
+      <w:r>
+        <w:rPr>
+          <w:i/>
+          <w:iCs/>
+        </w:rPr>
+        <w:t xml:space="preserve">Apollo. </w:t>
+      </w:r>
+      <w:r>
+        <w:t xml:space="preserve">Chaikin, Andrew. A Man on the Moon. New York: Viking, 1994.</w:t>
+      </w:r>
+    </w:p>
+    <w:p>
+      <w:pPr>
+        <w:spacing w:after="120"/>
+        <w:ind w:left="360" w:hanging="360"/>
+      </w:pPr>
+      <w:r>
+        <w:rPr>
+          <w:i/>
+          <w:iCs/>
+        </w:rPr>
+        <w:t xml:space="preserve">The Soviet program. </w:t>
+      </w:r>
+      <w:r>
+        <w:t xml:space="preserve">Siddiqi, Asif A. Challenge to Apollo: The Soviet Union and the Space Race, 1945–1974. Washington, DC: NASA History Division, 2000 (NASA SP-2000-4408).</w:t>
+      </w:r>
+    </w:p>
+    <w:p>
+      <w:pPr>
+        <w:pStyle w:val="Heading2"/>
+        <w:keepNext/>
+        <w:spacing w:after="150" w:before="300"/>
+        <w:jc w:val="center"/>
+        <w:outlineLvl w:val="1"/>
+      </w:pPr>
+      <w:r>
+        <w:rPr>
+          <w:rFonts w:ascii="Amazon Ember" w:cs="Amazon Ember" w:eastAsia="Amazon Ember" w:hAnsi="Amazon Ember"/>
+          <w:b/>
+          <w:bCs/>
+          <w:color w:val="0000FF"/>
+          <w:sz w:val="36"/>
+          <w:szCs w:val="36"/>
+        </w:rPr>
+        <w:t xml:space="preserve">1905 Onward: The Physics That Finally Made Sense to Someone</w:t>
+      </w:r>
+    </w:p>
+    <w:p>
+      <w:pPr>
+        <w:spacing w:after="120"/>
+        <w:ind w:left="360" w:hanging="360"/>
+      </w:pPr>
+      <w:r>
+        <w:rPr>
+          <w:i/>
+          <w:iCs/>
+        </w:rPr>
+        <w:t xml:space="preserve">Relativity in GPS. </w:t>
+      </w:r>
+      <w:r>
+        <w:t xml:space="preserve">Ashby, Neil. “Relativity in the Global Positioning System.” Living Reviews in Relativity 6 (2003): 1.</w:t>
+      </w:r>
+    </w:p>
+    <w:p>
+      <w:pPr>
+        <w:spacing w:after="120"/>
+        <w:ind w:left="360" w:hanging="360"/>
+      </w:pPr>
+      <w:r>
+        <w:rPr>
+          <w:i/>
+          <w:iCs/>
+        </w:rPr>
+        <w:t xml:space="preserve">The 1919 eclipse expeditions (Príncipe and Sobral). </w:t>
+      </w:r>
+      <w:r>
+        <w:t xml:space="preserve">Dyson, F. W., A. S. Eddington, and C. Davidson. “A Determination of the Deflection of Light by the Sun’s Gravitational Field.” Philosophical Transactions of the Royal Society A 220 (1920): 291–333.</w:t>
+      </w:r>
+    </w:p>
+    <w:p>
+      <w:pPr>
+        <w:spacing w:after="120"/>
+        <w:ind w:left="360" w:hanging="360"/>
+      </w:pPr>
+      <w:r>
+        <w:rPr>
+          <w:i/>
+          <w:iCs/>
+        </w:rPr>
+        <w:t xml:space="preserve">How dolphin sonar works. </w:t>
+      </w:r>
+      <w:r>
+        <w:t xml:space="preserve">Au, Whitlow W. L. The Sonar of Dolphins. New York: Springer, 1993.</w:t>
+      </w:r>
+    </w:p>
+    <w:p>
+      <w:pPr>
+        <w:spacing w:after="120"/>
+        <w:ind w:left="360" w:hanging="360"/>
+      </w:pPr>
+      <w:r>
+        <w:rPr>
+          <w:i/>
+          <w:iCs/>
+        </w:rPr>
+        <w:t xml:space="preserve">The holographic principle. </w:t>
+      </w:r>
+      <w:r>
+        <w:t xml:space="preserve">Susskind, Leonard. “The World as a Hologram.” Journal of Mathematical Physics 36 (1995): 6377–96.</w:t>
+      </w:r>
+    </w:p>
+    <w:p>
+      <w:pPr>
+        <w:pStyle w:val="Heading2"/>
+        <w:keepNext/>
+        <w:spacing w:after="150" w:before="300"/>
+        <w:jc w:val="center"/>
+        <w:outlineLvl w:val="1"/>
+      </w:pPr>
+      <w:r>
+        <w:rPr>
+          <w:rFonts w:ascii="Amazon Ember" w:cs="Amazon Ember" w:eastAsia="Amazon Ember" w:hAnsi="Amazon Ember"/>
+          <w:b/>
+          <w:bCs/>
+          <w:color w:val="0000FF"/>
+          <w:sz w:val="36"/>
+          <w:szCs w:val="36"/>
+        </w:rPr>
+        <w:t xml:space="preserve">The 1940s to the 1970s: Decolonization — The World Redraws Itself</w:t>
+      </w:r>
+    </w:p>
+    <w:p>
+      <w:pPr>
+        <w:spacing w:after="120"/>
+        <w:ind w:left="360" w:hanging="360"/>
+      </w:pPr>
+      <w:r>
+        <w:rPr>
+          <w:i/>
+          <w:iCs/>
+        </w:rPr>
+        <w:t xml:space="preserve">The East India Company. </w:t>
+      </w:r>
+      <w:r>
+        <w:t xml:space="preserve">Dalrymple, William. The Anarchy: The Relentless Rise of the East India Company. London: Bloomsbury, 2019.</w:t>
+      </w:r>
+    </w:p>
+    <w:p>
+      <w:pPr>
+        <w:spacing w:after="120"/>
+        <w:ind w:left="360" w:hanging="360"/>
+      </w:pPr>
+      <w:r>
+        <w:rPr>
+          <w:i/>
+          <w:iCs/>
+        </w:rPr>
+        <w:t xml:space="preserve">Long-run shares of world output. </w:t>
+      </w:r>
+      <w:r>
+        <w:t xml:space="preserve">Maddison, Angus. The World Economy: A Millennial Perspective. Paris: OECD, 2001.</w:t>
+      </w:r>
+    </w:p>
+    <w:p>
+      <w:pPr>
+        <w:spacing w:after="120"/>
+        <w:ind w:left="360" w:hanging="360"/>
+      </w:pPr>
+      <w:r>
+        <w:rPr>
+          <w:i/>
+          <w:iCs/>
+        </w:rPr>
+        <w:t xml:space="preserve">Famine as a failure of entitlement, Bengal 1943. </w:t>
+      </w:r>
+      <w:r>
+        <w:t xml:space="preserve">Sen, Amartya. Poverty and Famines: An Essay on Entitlement and Deprivation. Oxford: Clarendon Press, 1981.</w:t>
+      </w:r>
+    </w:p>
+    <w:p>
+      <w:pPr>
+        <w:spacing w:after="120"/>
+        <w:ind w:left="360" w:hanging="360"/>
+      </w:pPr>
+      <w:r>
+        <w:rPr>
+          <w:i/>
+          <w:iCs/>
+        </w:rPr>
+        <w:t xml:space="preserve">Partition. </w:t>
+      </w:r>
+      <w:r>
+        <w:t xml:space="preserve">Khan, Yasmin. The Great Partition: The Making of India and Pakistan. New Haven: Yale University Press, 2007.</w:t>
+      </w:r>
+    </w:p>
+    <w:p>
+      <w:pPr>
+        <w:spacing w:after="120"/>
+        <w:ind w:left="360" w:hanging="360"/>
+      </w:pPr>
+      <w:r>
+        <w:rPr>
+          <w:i/>
+          <w:iCs/>
+        </w:rPr>
+        <w:t xml:space="preserve">Kenya and the detention camps. </w:t>
+      </w:r>
+      <w:r>
+        <w:t xml:space="preserve">Elkins, Caroline. Imperial Reckoning: The Untold Story of Britain’s Gulag in Kenya. New York: Henry Holt, 2005.</w:t>
+      </w:r>
+    </w:p>
+    <w:p>
+      <w:pPr>
+        <w:spacing w:after="120"/>
+        <w:ind w:left="360" w:hanging="360"/>
+      </w:pPr>
+      <w:r>
+        <w:rPr>
+          <w:i/>
+          <w:iCs/>
+        </w:rPr>
+        <w:t xml:space="preserve">Decolonization as a whole. </w:t>
+      </w:r>
+      <w:r>
+        <w:t xml:space="preserve">Jansen, Jan C., and Jürgen Osterhammel. Decolonization: A Short History. Princeton: Princeton University Press, 2017.</w:t>
+      </w:r>
+    </w:p>
+    <w:p>
+      <w:pPr>
+        <w:pStyle w:val="Heading2"/>
+        <w:keepNext/>
+        <w:spacing w:after="150" w:before="300"/>
+        <w:jc w:val="center"/>
+        <w:outlineLvl w:val="1"/>
+      </w:pPr>
+      <w:r>
+        <w:rPr>
+          <w:rFonts w:ascii="Amazon Ember" w:cs="Amazon Ember" w:eastAsia="Amazon Ember" w:hAnsi="Amazon Ember"/>
+          <w:b/>
+          <w:bCs/>
+          <w:color w:val="0000FF"/>
+          <w:sz w:val="36"/>
+          <w:szCs w:val="36"/>
+        </w:rPr>
+        <w:t xml:space="preserve">1893 to 1994: Civil Rights and Liberation — Humanity Argues With Itself</w:t>
+      </w:r>
+    </w:p>
+    <w:p>
+      <w:pPr>
+        <w:spacing w:after="120"/>
+        <w:ind w:left="360" w:hanging="360"/>
+      </w:pPr>
+      <w:r>
+        <w:rPr>
+          <w:i/>
+          <w:iCs/>
+        </w:rPr>
+        <w:t xml:space="preserve">The movement, 1954–63. </w:t>
+      </w:r>
+      <w:r>
+        <w:t xml:space="preserve">Branch, Taylor. Parting the Waters: America in the King Years, 1954–63. New York: Simon &amp; Schuster, 1988.</w:t>
+      </w:r>
+    </w:p>
+    <w:p>
+      <w:pPr>
+        <w:spacing w:after="120"/>
+        <w:ind w:left="360" w:hanging="360"/>
+      </w:pPr>
+      <w:r>
+        <w:rPr>
+          <w:i/>
+          <w:iCs/>
+        </w:rPr>
+        <w:t xml:space="preserve">Claudette Colvin. </w:t>
+      </w:r>
+      <w:r>
+        <w:t xml:space="preserve">Hoose, Phillip. Claudette Colvin: Twice toward Justice. New York: Farrar, Straus and Giroux, 2009.</w:t>
+      </w:r>
+    </w:p>
+    <w:p>
+      <w:pPr>
+        <w:spacing w:after="120"/>
+        <w:ind w:left="360" w:hanging="360"/>
+      </w:pPr>
+      <w:r>
+        <w:rPr>
+          <w:i/>
+          <w:iCs/>
+        </w:rPr>
+        <w:t xml:space="preserve">Emmett Till. </w:t>
+      </w:r>
+      <w:r>
+        <w:t xml:space="preserve">Tyson, Timothy B. The Blood of Emmett Till. New York: Simon &amp; Schuster, 2017.</w:t>
+      </w:r>
+    </w:p>
+    <w:p>
+      <w:pPr>
+        <w:spacing w:after="120"/>
+        <w:ind w:left="360" w:hanging="360"/>
+      </w:pPr>
+      <w:r>
+        <w:rPr>
+          <w:i/>
+          <w:iCs/>
+        </w:rPr>
+        <w:t xml:space="preserve">Mandela. </w:t>
+      </w:r>
+      <w:r>
+        <w:t xml:space="preserve">Mandela, Nelson. Long Walk to Freedom. Boston: Little, Brown, 1994.</w:t>
+      </w:r>
+    </w:p>
+    <w:p>
+      <w:pPr>
+        <w:spacing w:after="120"/>
+        <w:ind w:left="360" w:hanging="360"/>
+      </w:pPr>
+      <w:r>
+        <w:rPr>
+          <w:i/>
+          <w:iCs/>
+        </w:rPr>
+        <w:t xml:space="preserve">Stonewall. </w:t>
+      </w:r>
+      <w:r>
+        <w:t xml:space="preserve">Carter, David. Stonewall: The Riots That Sparked the Gay Revolution. New York: St. Martin’s Press, 2004.</w:t>
+      </w:r>
+    </w:p>
+    <w:p>
+      <w:pPr>
+        <w:pStyle w:val="Heading2"/>
+        <w:keepNext/>
+        <w:spacing w:after="150" w:before="300"/>
+        <w:jc w:val="center"/>
+        <w:outlineLvl w:val="1"/>
+      </w:pPr>
+      <w:r>
+        <w:rPr>
+          <w:rFonts w:ascii="Amazon Ember" w:cs="Amazon Ember" w:eastAsia="Amazon Ember" w:hAnsi="Amazon Ember"/>
+          <w:b/>
+          <w:bCs/>
+          <w:color w:val="0000FF"/>
+          <w:sz w:val="36"/>
+          <w:szCs w:val="36"/>
+        </w:rPr>
+        <w:t xml:space="preserve">1843 to 2007: The Digital Leap — Computers, Networks, and a Connected World</w:t>
+      </w:r>
+    </w:p>
+    <w:p>
+      <w:pPr>
+        <w:spacing w:after="120"/>
+        <w:ind w:left="360" w:hanging="360"/>
+      </w:pPr>
+      <w:r>
+        <w:rPr>
+          <w:i/>
+          <w:iCs/>
+        </w:rPr>
+        <w:t xml:space="preserve">Turing’s 1936 paper. </w:t>
+      </w:r>
+      <w:r>
+        <w:t xml:space="preserve">Turing, A. M. “On Computable Numbers, with an Application to the Entscheidungsproblem.” Proceedings of the London Mathematical Society, s2-42 (1937): 230–65.</w:t>
+      </w:r>
+    </w:p>
+    <w:p>
+      <w:pPr>
+        <w:spacing w:after="120"/>
+        <w:ind w:left="360" w:hanging="360"/>
+      </w:pPr>
+      <w:r>
+        <w:rPr>
+          <w:i/>
+          <w:iCs/>
+        </w:rPr>
+        <w:t xml:space="preserve">Colossus and Bletchley Park. </w:t>
+      </w:r>
+      <w:r>
+        <w:t xml:space="preserve">Copeland, B. Jack, ed. Colossus: The Secrets of Bletchley Park’s Codebreaking Computers. Oxford: Oxford University Press, 2006.</w:t>
+      </w:r>
+    </w:p>
+    <w:p>
+      <w:pPr>
+        <w:spacing w:after="120"/>
+        <w:ind w:left="360" w:hanging="360"/>
+      </w:pPr>
+      <w:r>
+        <w:rPr>
+          <w:i/>
+          <w:iCs/>
+        </w:rPr>
+        <w:t xml:space="preserve">From Lovelace to the web. </w:t>
+      </w:r>
+      <w:r>
+        <w:t xml:space="preserve">Isaacson, Walter. The Innovators. New York: Simon &amp; Schuster, 2014.</w:t>
+      </w:r>
+    </w:p>
+    <w:p>
+      <w:pPr>
+        <w:spacing w:after="120"/>
+        <w:ind w:left="360" w:hanging="360"/>
+      </w:pPr>
+      <w:r>
+        <w:rPr>
+          <w:i/>
+          <w:iCs/>
+        </w:rPr>
+        <w:t xml:space="preserve">False news spreads faster than true. </w:t>
+      </w:r>
+      <w:r>
+        <w:t xml:space="preserve">Vosoughi, Soroush, Deb Roy, and Sinan Aral. “The Spread of True and False News Online.” Science 359 (2018): 1146–51.</w:t>
+      </w:r>
+    </w:p>
+    <w:p>
+      <w:pPr>
+        <w:pStyle w:val="Heading2"/>
+        <w:keepNext/>
+        <w:spacing w:after="150" w:before="300"/>
+        <w:jc w:val="center"/>
+        <w:outlineLvl w:val="1"/>
+      </w:pPr>
+      <w:r>
+        <w:rPr>
+          <w:rFonts w:ascii="Amazon Ember" w:cs="Amazon Ember" w:eastAsia="Amazon Ember" w:hAnsi="Amazon Ember"/>
+          <w:b/>
+          <w:bCs/>
+          <w:color w:val="0000FF"/>
+          <w:sz w:val="36"/>
+          <w:szCs w:val="36"/>
+        </w:rPr>
+        <w:t xml:space="preserve">The Thirteenth B'ak'tun, 2012: The World Was Supposed to End in 2012 (It Didn't)</w:t>
+      </w:r>
+    </w:p>
+    <w:p>
+      <w:pPr>
+        <w:spacing w:after="120"/>
+        <w:ind w:left="360" w:hanging="360"/>
+      </w:pPr>
+      <w:r>
+        <w:rPr>
+          <w:i/>
+          <w:iCs/>
+        </w:rPr>
+        <w:t xml:space="preserve">What the Maya calendar actually said. </w:t>
+      </w:r>
+      <w:r>
+        <w:t xml:space="preserve">Stuart, David. The Order of Days: The Maya World and the Truth about 2012. New York: Harmony Books, 2011.</w:t>
+      </w:r>
+    </w:p>
+    <w:p>
+      <w:pPr>
+        <w:spacing w:after="120"/>
+        <w:ind w:left="360" w:hanging="360"/>
+      </w:pPr>
+      <w:r>
+        <w:rPr>
+          <w:i/>
+          <w:iCs/>
+        </w:rPr>
+        <w:t xml:space="preserve">The 2012 phenomenon. </w:t>
+      </w:r>
+      <w:r>
+        <w:t xml:space="preserve">Aveni, Anthony. The End of Time: The Maya Mystery of 2012. Boulder: University Press of Colorado, 2009.</w:t>
+      </w:r>
+    </w:p>
+    <w:p>
+      <w:pPr>
+        <w:pStyle w:val="Heading2"/>
+        <w:keepNext/>
+        <w:spacing w:after="150" w:before="300"/>
+        <w:jc w:val="center"/>
+        <w:outlineLvl w:val="1"/>
+      </w:pPr>
+      <w:r>
+        <w:rPr>
+          <w:rFonts w:ascii="Amazon Ember" w:cs="Amazon Ember" w:eastAsia="Amazon Ember" w:hAnsi="Amazon Ember"/>
+          <w:b/>
+          <w:bCs/>
+          <w:color w:val="0000FF"/>
+          <w:sz w:val="36"/>
+          <w:szCs w:val="36"/>
+        </w:rPr>
+        <w:t xml:space="preserve">1950 to the 2020s: Something Might Be Watching (Probably Not What You Think)</w:t>
+      </w:r>
+    </w:p>
+    <w:p>
+      <w:pPr>
+        <w:spacing w:after="120"/>
+        <w:ind w:left="360" w:hanging="360"/>
+      </w:pPr>
+      <w:r>
+        <w:rPr>
+          <w:i/>
+          <w:iCs/>
+        </w:rPr>
+        <w:t xml:space="preserve">‘Oumuamua’s discovery. </w:t>
+      </w:r>
+      <w:r>
+        <w:t xml:space="preserve">Meech, Karen J., et al. “A Brief Visit from a Red and Extremely Elongated Interstellar Asteroid.” Nature 552 (2017): 378–81.</w:t>
+      </w:r>
+    </w:p>
+    <w:p>
+      <w:pPr>
+        <w:spacing w:after="120"/>
+        <w:ind w:left="360" w:hanging="360"/>
+      </w:pPr>
+      <w:r>
+        <w:rPr>
+          <w:i/>
+          <w:iCs/>
+        </w:rPr>
+        <w:t xml:space="preserve">Its acceleration. </w:t>
+      </w:r>
+      <w:r>
+        <w:t xml:space="preserve">Micheli, Marco, et al. “Non-gravitational Acceleration in the Trajectory of 1I/2017 U1 (‘Oumuamua).” Nature 559 (2018): 223–26.</w:t>
+      </w:r>
+    </w:p>
+    <w:p>
+      <w:pPr>
+        <w:spacing w:after="120"/>
+        <w:ind w:left="360" w:hanging="360"/>
+      </w:pPr>
+      <w:r>
+        <w:rPr>
+          <w:i/>
+          <w:iCs/>
+        </w:rPr>
+        <w:t xml:space="preserve">The case for a natural origin. </w:t>
+      </w:r>
+      <w:r>
+        <w:t xml:space="preserve">‘Oumuamua ISSI Team. “The Natural History of ‘Oumuamua.” Nature Astronomy 3 (2019): 594–602.</w:t>
+      </w:r>
+    </w:p>
+    <w:p>
+      <w:pPr>
+        <w:spacing w:after="120"/>
+        <w:ind w:left="360" w:hanging="360"/>
+      </w:pPr>
+      <w:r>
+        <w:rPr>
+          <w:i/>
+          <w:iCs/>
+        </w:rPr>
+        <w:t xml:space="preserve">The Arecibo message. </w:t>
+      </w:r>
+      <w:r>
+        <w:t xml:space="preserve">Staff at the National Astronomy and Ionosphere Center. “The Arecibo Message of November, 1974.” Icarus 26 (1975): 462–66.</w:t>
+      </w:r>
+    </w:p>
+    <w:p>
+      <w:pPr>
+        <w:spacing w:after="120"/>
+        <w:ind w:left="360" w:hanging="360"/>
+      </w:pPr>
+      <w:r>
+        <w:rPr>
+          <w:i/>
+          <w:iCs/>
+        </w:rPr>
+        <w:t xml:space="preserve">The Pentagon’s review of UAP claims. </w:t>
+      </w:r>
+      <w:r>
+        <w:t xml:space="preserve">All-domain Anomaly Resolution Office (AARO). Report on the Historical Record of U.S. Government Involvement with Unidentified Anomalous Phenomena, Volume I. U.S. Department of Defense, 2024.</w:t>
+      </w:r>
+    </w:p>
+    <w:p>
+      <w:pPr>
+        <w:pStyle w:val="Heading2"/>
+        <w:keepNext/>
+        <w:spacing w:after="150" w:before="300"/>
+        <w:jc w:val="center"/>
+        <w:outlineLvl w:val="1"/>
+      </w:pPr>
+      <w:r>
+        <w:rPr>
+          <w:rFonts w:ascii="Amazon Ember" w:cs="Amazon Ember" w:eastAsia="Amazon Ember" w:hAnsi="Amazon Ember"/>
+          <w:b/>
+          <w:bCs/>
+          <w:color w:val="0000FF"/>
+          <w:sz w:val="36"/>
+          <w:szCs w:val="36"/>
+        </w:rPr>
+        <w:t xml:space="preserve">1796 to Today: Medicine and Its Cost — How Humans Learned to Heal</w:t>
+      </w:r>
+    </w:p>
+    <w:p>
+      <w:pPr>
+        <w:spacing w:after="120"/>
+        <w:ind w:left="360" w:hanging="360"/>
+      </w:pPr>
+      <w:r>
+        <w:rPr>
+          <w:i/>
+          <w:iCs/>
+        </w:rPr>
+        <w:t xml:space="preserve">Life expectancy since 1800. </w:t>
+      </w:r>
+      <w:r>
+        <w:t xml:space="preserve">Riley, James C. “Estimates of Regional and Global Life Expectancy, 1800–2001.” Population and Development Review 31 (2005): 537–43.</w:t>
+      </w:r>
+    </w:p>
+    <w:p>
+      <w:pPr>
+        <w:spacing w:after="120"/>
+        <w:ind w:left="360" w:hanging="360"/>
+      </w:pPr>
+      <w:r>
+        <w:rPr>
+          <w:i/>
+          <w:iCs/>
+        </w:rPr>
+        <w:t xml:space="preserve">Insulin and the one-dollar patent. </w:t>
+      </w:r>
+      <w:r>
+        <w:t xml:space="preserve">Bliss, Michael. The Discovery of Insulin. Chicago: University of Chicago Press, 1982.</w:t>
+      </w:r>
+    </w:p>
+    <w:p>
+      <w:pPr>
+        <w:spacing w:after="120"/>
+        <w:ind w:left="360" w:hanging="360"/>
+      </w:pPr>
+      <w:r>
+        <w:rPr>
+          <w:i/>
+          <w:iCs/>
+        </w:rPr>
+        <w:t xml:space="preserve">The Tuskegee study. </w:t>
+      </w:r>
+      <w:r>
+        <w:t xml:space="preserve">Reverby, Susan M. Examining Tuskegee: The Infamous Syphilis Study and Its Legacy. Chapel Hill: University of North Carolina Press, 2009.</w:t>
+      </w:r>
+    </w:p>
+    <w:p>
+      <w:pPr>
+        <w:spacing w:after="120"/>
+        <w:ind w:left="360" w:hanging="360"/>
+      </w:pPr>
+      <w:r>
+        <w:rPr>
+          <w:i/>
+          <w:iCs/>
+        </w:rPr>
+        <w:t xml:space="preserve">The opioid crisis. </w:t>
+      </w:r>
+      <w:r>
+        <w:t xml:space="preserve">Keefe, Patrick Radden. Empire of Pain: The Secret History of the Sackler Dynasty. New York: Doubleday, 2021.</w:t>
+      </w:r>
+    </w:p>
+    <w:p>
+      <w:pPr>
+        <w:spacing w:after="120"/>
+        <w:ind w:left="360" w:hanging="360"/>
+      </w:pPr>
+      <w:r>
+        <w:rPr>
+          <w:i/>
+          <w:iCs/>
+        </w:rPr>
+        <w:t xml:space="preserve">Deaths from antimicrobial resistance. </w:t>
+      </w:r>
+      <w:r>
+        <w:t xml:space="preserve">Antimicrobial Resistance Collaborators. “Global Burden of Bacterial Antimicrobial Resistance in 2019: A Systematic Analysis.” The Lancet 399 (2022): 629–55.</w:t>
+      </w:r>
+    </w:p>
+    <w:p>
+      <w:pPr>
+        <w:spacing w:after="120"/>
+        <w:ind w:left="360" w:hanging="360"/>
+      </w:pPr>
+      <w:r>
+        <w:rPr>
+          <w:i/>
+          <w:iCs/>
+        </w:rPr>
+        <w:t xml:space="preserve">Dolphins do get sick: cetacean morbillivirus. </w:t>
+      </w:r>
+      <w:r>
+        <w:t xml:space="preserve">Van Bressem, Marie-Françoise, et al. “Cetacean Morbillivirus: Current Knowledge and Future Directions.” Viruses 6 (2014): 5145–81.</w:t>
+      </w:r>
+    </w:p>
+    <w:p>
+      <w:pPr>
+        <w:pStyle w:val="Heading2"/>
+        <w:keepNext/>
+        <w:spacing w:after="150" w:before="300"/>
+        <w:jc w:val="center"/>
+        <w:outlineLvl w:val="1"/>
+      </w:pPr>
+      <w:r>
+        <w:rPr>
+          <w:rFonts w:ascii="Amazon Ember" w:cs="Amazon Ember" w:eastAsia="Amazon Ember" w:hAnsi="Amazon Ember"/>
+          <w:b/>
+          <w:bCs/>
+          <w:color w:val="0000FF"/>
+          <w:sz w:val="36"/>
+          <w:szCs w:val="36"/>
+        </w:rPr>
+        <w:t xml:space="preserve">1896 to Today: Climate and Consequence — The Price of Progress</w:t>
+      </w:r>
+    </w:p>
+    <w:p>
+      <w:pPr>
+        <w:spacing w:after="120"/>
+        <w:ind w:left="360" w:hanging="360"/>
+      </w:pPr>
+      <w:r>
+        <w:rPr>
+          <w:i/>
+          <w:iCs/>
+        </w:rPr>
+        <w:t xml:space="preserve">Arrhenius’s 1896 calculation. </w:t>
+      </w:r>
+      <w:r>
+        <w:t xml:space="preserve">Arrhenius, Svante. “On the Influence of Carbonic Acid in the Air upon the Temperature of the Ground.” Philosophical Magazine 41 (1896): 237–76.</w:t>
+      </w:r>
+    </w:p>
+    <w:p>
+      <w:pPr>
+        <w:spacing w:after="120"/>
+        <w:ind w:left="360" w:hanging="360"/>
+      </w:pPr>
+      <w:r>
+        <w:rPr>
+          <w:i/>
+          <w:iCs/>
+        </w:rPr>
+        <w:t xml:space="preserve">The 2021 heat dome. </w:t>
+      </w:r>
+      <w:r>
+        <w:t xml:space="preserve">Philip, Sjoukje Y., et al. “Rapid Attribution Analysis of the Extraordinary Heat Wave on the Pacific Coast of the US and Canada in June 2021.” Earth System Dynamics 13 (2022): 1689–1713.</w:t>
+      </w:r>
+    </w:p>
+    <w:p>
+      <w:pPr>
+        <w:spacing w:after="120"/>
+        <w:ind w:left="360" w:hanging="360"/>
+      </w:pPr>
+      <w:r>
+        <w:rPr>
+          <w:i/>
+          <w:iCs/>
+        </w:rPr>
+        <w:t xml:space="preserve">Exxon’s own projections. </w:t>
+      </w:r>
+      <w:r>
+        <w:t xml:space="preserve">Supran, G., S. Rahmstorf, and N. Oreskes. “Assessing ExxonMobil’s Global Warming Projections.” Science 379 (2023): eabk0063.</w:t>
+      </w:r>
+    </w:p>
+    <w:p>
+      <w:pPr>
+        <w:spacing w:after="120"/>
+        <w:ind w:left="360" w:hanging="360"/>
+      </w:pPr>
+      <w:r>
+        <w:rPr>
+          <w:i/>
+          <w:iCs/>
+        </w:rPr>
+        <w:t xml:space="preserve">The Anthropocene vote. </w:t>
+      </w:r>
+      <w:r>
+        <w:t xml:space="preserve">Witze, Alexandra. “Geologists Reject the Anthropocene as Earth’s New Epoch — After 15 Years of Debate.” Nature 627 (2024): 249–50.</w:t>
+      </w:r>
+    </w:p>
+    <w:p>
+      <w:pPr>
+        <w:spacing w:after="120"/>
+        <w:ind w:left="360" w:hanging="360"/>
+      </w:pPr>
+      <w:r>
+        <w:rPr>
+          <w:i/>
+          <w:iCs/>
+        </w:rPr>
+        <w:t xml:space="preserve">The physical science. </w:t>
+      </w:r>
+      <w:r>
+        <w:t xml:space="preserve">IPCC. Climate Change 2021: The Physical Science Basis. Contribution of Working Group I to the Sixth Assessment Report. Cambridge: Cambridge University Press, 2021.</w:t>
+      </w:r>
+    </w:p>
+    <w:p>
+      <w:pPr>
+        <w:pStyle w:val="Heading2"/>
+        <w:keepNext/>
+        <w:spacing w:after="150" w:before="300"/>
+        <w:jc w:val="center"/>
+        <w:outlineLvl w:val="1"/>
+      </w:pPr>
+      <w:r>
+        <w:rPr>
+          <w:rFonts w:ascii="Amazon Ember" w:cs="Amazon Ember" w:eastAsia="Amazon Ember" w:hAnsi="Amazon Ember"/>
+          <w:b/>
+          <w:bCs/>
+          <w:color w:val="0000FF"/>
+          <w:sz w:val="36"/>
+          <w:szCs w:val="36"/>
+        </w:rPr>
+        <w:t xml:space="preserve">1991 to Today: A Fractured Present — Democracy, Authoritarianism, and the Information Age</w:t>
+      </w:r>
+    </w:p>
+    <w:p>
+      <w:pPr>
+        <w:spacing w:after="120"/>
+        <w:ind w:left="360" w:hanging="360"/>
+      </w:pPr>
+      <w:r>
+        <w:rPr>
+          <w:i/>
+          <w:iCs/>
+        </w:rPr>
+        <w:t xml:space="preserve">Annual decline in global freedom. </w:t>
+      </w:r>
+      <w:r>
+        <w:t xml:space="preserve">Freedom House. Freedom in the World 2025. Washington, DC, 2025.</w:t>
+      </w:r>
+    </w:p>
+    <w:p>
+      <w:pPr>
+        <w:spacing w:after="120"/>
+        <w:ind w:left="360" w:hanging="360"/>
+      </w:pPr>
+      <w:r>
+        <w:rPr>
+          <w:i/>
+          <w:iCs/>
+        </w:rPr>
+        <w:t xml:space="preserve">COVID-19 outcomes and trust. </w:t>
+      </w:r>
+      <w:r>
+        <w:t xml:space="preserve">COVID-19 National Preparedness Collaborators. “Pandemic Preparedness and COVID-19: An Exploratory Analysis of Infection and Fatality Rates, and Contextual Factors Associated with Preparedness in 177 Countries.” The Lancet 399 (2022): 1489–1512.</w:t>
+      </w:r>
+    </w:p>
+    <w:p>
+      <w:pPr>
+        <w:spacing w:after="120"/>
+        <w:ind w:left="360" w:hanging="360"/>
+      </w:pPr>
+      <w:r>
+        <w:rPr>
+          <w:i/>
+          <w:iCs/>
+        </w:rPr>
+        <w:t xml:space="preserve">Excess mortality. </w:t>
+      </w:r>
+      <w:r>
+        <w:t xml:space="preserve">Msemburi, William, et al. “The WHO Estimates of Excess Mortality Associated with the COVID-19 Pandemic.” Nature 613 (2023): 130–37.</w:t>
+      </w:r>
+    </w:p>
+    <w:p>
+      <w:pPr>
+        <w:pStyle w:val="Heading2"/>
+        <w:keepNext/>
+        <w:spacing w:after="150" w:before="300"/>
+        <w:jc w:val="center"/>
+        <w:outlineLvl w:val="1"/>
+      </w:pPr>
+      <w:r>
+        <w:rPr>
+          <w:rFonts w:ascii="Amazon Ember" w:cs="Amazon Ember" w:eastAsia="Amazon Ember" w:hAnsi="Amazon Ember"/>
+          <w:b/>
+          <w:bCs/>
+          <w:color w:val="0000FF"/>
+          <w:sz w:val="36"/>
+          <w:szCs w:val="36"/>
+        </w:rPr>
+        <w:t xml:space="preserve">1804 to 2022: Half the World, All the Time — The Timelines This Book Almost Skipped</w:t>
+      </w:r>
+    </w:p>
+    <w:p>
+      <w:pPr>
+        <w:spacing w:after="120"/>
+        <w:ind w:left="360" w:hanging="360"/>
+      </w:pPr>
+      <w:r>
+        <w:rPr>
+          <w:i/>
+          <w:iCs/>
+        </w:rPr>
+        <w:t xml:space="preserve">Population milestones and projections. </w:t>
+      </w:r>
+      <w:r>
+        <w:t xml:space="preserve">United Nations, Department of Economic and Social Affairs, Population Division. World Population Prospects 2024. New York, 2024.</w:t>
+      </w:r>
+    </w:p>
+    <w:p>
+      <w:pPr>
+        <w:pStyle w:val="Heading2"/>
+        <w:keepNext/>
+        <w:spacing w:after="150" w:before="300"/>
+        <w:jc w:val="center"/>
+        <w:outlineLvl w:val="1"/>
+      </w:pPr>
+      <w:r>
+        <w:rPr>
+          <w:rFonts w:ascii="Amazon Ember" w:cs="Amazon Ember" w:eastAsia="Amazon Ember" w:hAnsi="Amazon Ember"/>
+          <w:b/>
+          <w:bCs/>
+          <w:color w:val="0000FF"/>
+          <w:sz w:val="36"/>
+          <w:szCs w:val="36"/>
+        </w:rPr>
+        <w:t xml:space="preserve">Epilogue: After Homo Sapiens — Superhumans and Androids</w:t>
+      </w:r>
+    </w:p>
+    <w:p>
+      <w:pPr>
+        <w:spacing w:after="120"/>
+        <w:ind w:left="360" w:hanging="360"/>
+      </w:pPr>
+      <w:r>
+        <w:rPr>
+          <w:i/>
+          <w:iCs/>
+        </w:rPr>
+        <w:t xml:space="preserve">CRISPR. </w:t>
+      </w:r>
+      <w:r>
+        <w:t xml:space="preserve">Jinek, Martin, et al. “A Programmable Dual-RNA–Guided DNA Endonuclease in Adaptive Bacterial Immunity.” Science 337 (2012): 816–21.</w:t>
+      </w:r>
+    </w:p>
+    <w:p>
+      <w:pPr>
+        <w:spacing w:after="120"/>
+        <w:ind w:left="360" w:hanging="360"/>
+      </w:pPr>
+      <w:r>
+        <w:rPr>
+          <w:i/>
+          <w:iCs/>
+        </w:rPr>
+        <w:t xml:space="preserve">The sheep–goat chimera. </w:t>
+      </w:r>
+      <w:r>
+        <w:t xml:space="preserve">Fehilly, Carole B., S. M. Willadsen, and Elizabeth M. Tucker. “Interspecific Chimaerism between Sheep and Goat.” Nature 307 (1984): 634–36.</w:t>
+      </w:r>
+    </w:p>
+    <w:p>
+      <w:pPr>
+        <w:pStyle w:val="Heading2"/>
+        <w:keepNext/>
+        <w:spacing w:after="150" w:before="300"/>
+        <w:jc w:val="center"/>
+        <w:outlineLvl w:val="1"/>
+      </w:pPr>
+      <w:r>
+        <w:rPr>
+          <w:rFonts w:ascii="Amazon Ember" w:cs="Amazon Ember" w:eastAsia="Amazon Ember" w:hAnsi="Amazon Ember"/>
+          <w:b/>
+          <w:bCs/>
+          <w:color w:val="0000FF"/>
+          <w:sz w:val="36"/>
+          <w:szCs w:val="36"/>
+        </w:rPr>
+        <w:t xml:space="preserve">A Timeline — For Humans Who Like Their History in Order</w:t>
+      </w:r>
+    </w:p>
+    <w:p>
+      <w:pPr>
+        <w:spacing w:after="120"/>
+        <w:ind w:left="360" w:hanging="360"/>
+      </w:pPr>
+      <w:r>
+        <w:rPr>
+          <w:i/>
+          <w:iCs/>
+        </w:rPr>
+        <w:t xml:space="preserve">The next glacial inception pushed back. </w:t>
+      </w:r>
+      <w:r>
+        <w:t xml:space="preserve">Ganopolski, A., R. Winkelmann, and H. J. Schellnhuber. “Critical Insolation–CO2 Relation for Diagnosing Past and Future Glacial Inception.” Nature 529 (2016): 200–03.</w:t>
+      </w:r>
+    </w:p>
+    <w:p>
+      <w:pPr>
+        <w:pStyle w:val="Heading2"/>
+        <w:keepNext/>
+        <w:spacing w:after="150" w:before="300"/>
+        <w:jc w:val="center"/>
+        <w:outlineLvl w:val="1"/>
+      </w:pPr>
+      <w:r>
+        <w:rPr>
+          <w:rFonts w:ascii="Amazon Ember" w:cs="Amazon Ember" w:eastAsia="Amazon Ember" w:hAnsi="Amazon Ember"/>
+          <w:b/>
+          <w:bCs/>
+          <w:color w:val="0000FF"/>
+          <w:sz w:val="36"/>
+          <w:szCs w:val="36"/>
+        </w:rPr>
+        <w:t xml:space="preserve">What the Physics Is For — An Appendix on Uses and the One Theory Not Yet Found</w:t>
+      </w:r>
+    </w:p>
+    <w:p>
+      <w:pPr>
+        <w:spacing w:after="120"/>
+        <w:ind w:left="360" w:hanging="360"/>
+      </w:pPr>
+      <w:r>
+        <w:rPr>
+          <w:i/>
+          <w:iCs/>
+        </w:rPr>
+        <w:t xml:space="preserve">Hawking radiation. </w:t>
+      </w:r>
+      <w:r>
+        <w:t xml:space="preserve">Hawking, S. W. “Black Hole Explosions?” Nature 248 (1974): 30–31.</w:t>
+      </w:r>
+    </w:p>
+    <w:p>
+      <w:pPr>
+        <w:spacing w:after="120"/>
+        <w:ind w:left="360" w:hanging="360"/>
+      </w:pPr>
+      <w:r>
+        <w:rPr>
+          <w:i/>
+          <w:iCs/>
+        </w:rPr>
+        <w:t xml:space="preserve">Gravitational waves. </w:t>
+      </w:r>
+      <w:r>
+        <w:t xml:space="preserve">LIGO Scientific Collaboration and Virgo Collaboration. “Observation of Gravitational Waves from a Binary Black Hole Merger.” Physical Review Letters 116 (2016): 061102.</w:t>
+      </w:r>
+    </w:p>
+    <w:p>
+      <w:pPr>
+        <w:spacing w:after="120"/>
+        <w:ind w:left="360" w:hanging="360"/>
+      </w:pPr>
+      <w:r>
+        <w:rPr>
+          <w:i/>
+          <w:iCs/>
+        </w:rPr>
+        <w:t xml:space="preserve">The Higgs boson. </w:t>
+      </w:r>
+      <w:r>
+        <w:t xml:space="preserve">ATLAS Collaboration. “Observation of a New Particle in the Search for the Standard Model Higgs Boson with the ATLAS Detector at the LHC.” Physics Letters B 716 (2012): 1–29.</w:t>
+      </w:r>
+    </w:p>
+    <w:p>
+      <w:pPr>
+        <w:spacing w:after="120"/>
+        <w:ind w:left="360" w:hanging="360"/>
+      </w:pPr>
+      <w:r>
+        <w:rPr>
+          <w:i/>
+          <w:iCs/>
+        </w:rPr>
+        <w:t xml:space="preserve">Fusion ignition at the National Ignition Facility. </w:t>
+      </w:r>
+      <w:r>
+        <w:t xml:space="preserve">Abu-Shawareb, H., et al. (Indirect Drive ICF Collaboration). “Achievement of Target Gain Larger than Unity in an Inertial Fusion Experiment.” Physical Review Letters 132 (2024): 065102.</w:t>
       </w:r>
     </w:p>
     <w:p>

--- a/The Dolphins' View of History/The Dolphins' View of History - Complete Manuscript.docx
+++ b/The Dolphins' View of History/The Dolphins' View of History - Complete Manuscript.docx
@@ -14558,7 +14558,7 @@
           <w:b/>
           <w:bCs/>
         </w:rPr>
-        <w:t xml:space="preserve">Quanta, Actually</w:t>
+        <w:t xml:space="preserve">Quantum, Actually</w:t>
       </w:r>
     </w:p>
     <w:p>
@@ -14571,7 +14571,7 @@
           <w:i/>
           <w:iCs/>
         </w:rPr>
-        <w:t xml:space="preserve">Quanta, Actually, Volume 1: The Quantum World</w:t>
+        <w:t xml:space="preserve">Quantum, Actually, Volume 1: Questions and Answers from the Double Slit to the Superconducting Wire</w:t>
       </w:r>
     </w:p>
     <w:p>
@@ -14584,20 +14584,7 @@
           <w:i/>
           <w:iCs/>
         </w:rPr>
-        <w:t xml:space="preserve">Quanta, Actually, Volume 2: The Quantum Conversation</w:t>
-      </w:r>
-    </w:p>
-    <w:p>
-      <w:pPr>
-        <w:spacing w:after="60"/>
-        <w:ind w:left="360"/>
-      </w:pPr>
-      <w:r>
-        <w:rPr>
-          <w:i/>
-          <w:iCs/>
-        </w:rPr>
-        <w:t xml:space="preserve">Quanta, Actually, Volume 3: Complete Quantum Electrodynamics Course</w:t>
+        <w:t xml:space="preserve">Quantum, Actually, Volume 2: A QED Course</w:t>
       </w:r>
     </w:p>
     <w:p>

--- a/The Dolphins' View of History/The Dolphins' View of History - Complete Manuscript.docx
+++ b/The Dolphins' View of History/The Dolphins' View of History - Complete Manuscript.docx
@@ -3743,143 +3743,111 @@
           <w:sz w:val="36"/>
           <w:szCs w:val="36"/>
         </w:rPr>
-        <w:t xml:space="preserve">1914–1918: Home by Christmas — The First World War</w:t>
-      </w:r>
-    </w:p>
-    <w:p>
-      <w:pPr>
-        <w:spacing w:after="200"/>
-      </w:pPr>
-      <w:r>
-        <w:t xml:space="preserve">On June 28, 1914, a nineteen-year-old Bosnian Serb named Gavrilo Princip, whose group had already failed once that morning, found himself outside a delicatessen in Sarajevo when the car of Archduke Franz Ferdinand of Austria-Hungary took a wrong turn and stopped in front of him. A popular modern story has him buying a sandwich; no contemporary source says so. He shot the Archduke and his wife, Sophie, and began, without quite intending it, the First World War.</w:t>
-      </w:r>
-    </w:p>
-    <w:p>
-      <w:pPr>
-        <w:spacing w:after="200"/>
-      </w:pPr>
-      <w:r>
-        <w:t xml:space="preserve">What followed was a chain reaction so mechanical that historians still argue about whether anyone could have stopped it. Austria-Hungary blamed Serbia, Russia backed Serbia, Germany backed Austria-Hungary, France backed Russia, and Britain, which had promised to defend Belgium's neutrality, joined in after Germany marched through Belgium. Within weeks, nearly every great power in Europe was at war, and virtually everyone expected it to be short. The Kaiser told his departing troops that they would be home before the leaves fell. In Britain the phrase was over by Christmas.</w:t>
-      </w:r>
-    </w:p>
-    <w:p>
-      <w:pPr>
-        <w:spacing w:after="200"/>
-      </w:pPr>
-      <w:r>
-        <w:t xml:space="preserve">It was not. The armies dug in, and for four years a front line some four hundred miles long, from the Channel to Switzerland, barely moved. The industrial machinery of an earlier chapter produced artillery, machine guns, barbed wire, and shells in numbers that turned every advance into a massacre. On July 1, 1916, the first day of the Battle of the Somme, the British Army suffered some 57,000 casualties, close to 20,000 of them killed, the worst day in its history. Many belonged to the Pals battalions, volunteers who had enlisted together with friends, neighbors, and workmates on the promise that they could serve alongside one another, a promise that was kept with a thoroughness whole towns did not forget. At Verdun that same year, the French and Germans spent ten months killing some three hundred thousand men over a few square miles of mud.</w:t>
-      </w:r>
-    </w:p>
-    <w:p>
-      <w:pPr>
-        <w:spacing w:after="200"/>
-      </w:pPr>
-      <w:r>
-        <w:t xml:space="preserve">The tank, first used in 1916, was named for a cover story. To keep the machines' purpose secret, the British told the workers building them that they were water tanks bound for Mesopotamia, and the name stuck.</w:t>
-      </w:r>
-    </w:p>
-    <w:p>
-      <w:pPr>
-        <w:spacing w:after="200"/>
-      </w:pPr>
-      <w:r>
-        <w:t xml:space="preserve">Dolphin historians, who were paying particular attention to the sea, watched the submarine come into its own. German U-boats sank thousands of merchant ships, and in May 1915 the liner Lusitania, with the loss of 1,198 lives, an event that helped draw the United States into the war two years later. It was the first time humans had sent steel fish to sea in large numbers to kill one another. The dolphins did not enjoy it.</w:t>
-      </w:r>
-    </w:p>
-    <w:p>
-      <w:pPr>
-        <w:spacing w:after="200"/>
-      </w:pPr>
-      <w:r>
-        <w:t xml:space="preserve">Animals were conscripted as well: some eight million horses, donkeys, and mules are thought to have died in the war, and dolphin historians note, with the mild grievance of a species left out of the paperwork, that none of them had been consulted.</w:t>
-      </w:r>
-    </w:p>
-    <w:p>
-      <w:pPr>
-        <w:spacing w:after="200"/>
-      </w:pPr>
-      <w:r>
-        <w:t xml:space="preserve">And then, on Christmas Eve 1914, something happened along parts of the Western Front that nobody had planned. German soldiers put candles on small trees and sang carols. British soldiers sang back. In several sectors men climbed out of their trenches, shook hands in no man's land, swapped tobacco and buttons, buried each other's dead, and, according to several letters home, played football. Tens of thousands of soldiers took part. The high commands on both sides were displeased and saw to it that it was not repeated on the same scale.</w:t>
-      </w:r>
-    </w:p>
-    <w:p>
-      <w:pPr>
-        <w:spacing w:after="200"/>
-      </w:pPr>
-      <w:r>
-        <w:rPr>
-          <w:i/>
-          <w:iCs/>
-        </w:rPr>
-        <w:t xml:space="preserve">“It is one of the rarest events in this book,” dolphin scholars remarked. “Two armies that had been ordered to kill each other decided, on their own initiative, to stop, and were then ordered, on the highest authority, to start again.”</w:t>
-      </w:r>
-    </w:p>
-    <w:p>
-      <w:pPr>
-        <w:spacing w:after="200"/>
-      </w:pPr>
-      <w:r>
-        <w:t xml:space="preserve">Here the ratchet this book has been following turned on the people who built it. Every gain of the industrial century, steel, chemistry, railways, the telegraph, mass literacy, and the administrative skill to feed and move millions of people, was available at once and pointed in one direction. The capability was cumulative, built up by generations. The judgment about using it was exercised, in the summer of 1914, by a few dozen men in a few weeks.</w:t>
-      </w:r>
-    </w:p>
-    <w:p>
-      <w:pPr>
-        <w:spacing w:after="200"/>
-      </w:pPr>
-      <w:r>
-        <w:t xml:space="preserve">The war ended, on paper, at eleven o'clock on the morning of November 11, 1918, though fighting continued until the last minute and, by some counts, the final day produced more casualties than the Normandy landings a generation later. The war to end war, a phrase H. G. Wells had coined as the title of a book of essays in 1914, had killed some ten million soldiers and several million civilians and destroyed four empires: the German, the Austro-Hungarian, the Russian, and the Ottoman. Some of the map of the Middle East was redrawn by British and French diplomats under a secret agreement made in 1916, alongside promises to several different parties that could not all be kept.</w:t>
-      </w:r>
-    </w:p>
-    <w:p>
-      <w:pPr>
-        <w:spacing w:after="200"/>
-      </w:pPr>
-      <w:r>
-        <w:t xml:space="preserve">A second catastrophe, spread by troop ships and crowded camps, was under way at the same time. The influenza pandemic of 1918 to 1920 killed somewhere between an estimated 17 million and 50 million people, quite possibly more, more than the war itself, and is remembered as the Spanish flu for a peculiar reason: Spain, which was neutral, had a free press and reported the disease openly, while the warring nations censored their own bad news. It was, dolphin historians observe, named after the one country in the story that was telling the truth.</w:t>
-      </w:r>
-    </w:p>
-    <w:p>
-      <w:pPr>
-        <w:spacing w:after="200"/>
-      </w:pPr>
-      <w:r>
-        <w:t xml:space="preserve">The Treaty of Versailles, signed on June 28, 1919, five years to the day after the assassination, imposed heavy reparations and a war-guilt clause on Germany. The economist John Maynard Keynes, who had attended the conference as a British Treasury official and resigned in protest, wrote a bestselling book arguing that the settlement would do more harm than good. Marshal Foch, the French commander, is reported to have said of it that it was not a peace but an armistice for twenty years. It was, almost exactly, twenty years and sixty-five days. History rarely grants a forecast this precise, and dolphin scholarship notes that the intervening years were spent by most of the parties involved rearming rather than proving him wrong.</w:t>
-      </w:r>
-    </w:p>
-    <w:p>
-      <w:pPr>
-        <w:spacing w:after="200"/>
-      </w:pPr>
-      <w:r>
-        <w:rPr>
-          <w:i/>
-          <w:iCs/>
-        </w:rPr>
-        <w:t xml:space="preserve">“A treaty can end a war on paper,” dolphin historians noted, “without ending whatever made the war feel necessary to the people who lost it.”</w:t>
-      </w:r>
-    </w:p>
-    <w:p>
-      <w:pPr>
-        <w:spacing w:after="100"/>
-      </w:pPr>
-      <w:r>
-        <w:rPr>
-          <w:b/>
-          <w:bCs/>
-        </w:rPr>
-        <w:t xml:space="preserve">Dolphin verdict:</w:t>
-      </w:r>
-    </w:p>
-    <w:p>
-      <w:pPr>
-        <w:spacing w:after="200"/>
-      </w:pPr>
-      <w:r>
-        <w:rPr>
-          <w:i/>
-          <w:iCs/>
-        </w:rPr>
-        <w:t xml:space="preserve">The first war fought with the full industrial output of whole nations was expected to last a season, lasted four years, was fought for reasons most of its participants could not later explain, and ended in a peace practically everyone involved recognized as unstable. The dolphins record one short truce on Christmas Eve as the wisest thing that happened, and note that it was organized by the soldiers, in defiance of the people whose job it was to be wise.</w:t>
+        <w:t xml:space="preserve">1808 to Today: Liberators and Generals — Latin America After the Empires</w:t>
+      </w:r>
+    </w:p>
+    <w:p>
+      <w:pPr>
+        <w:spacing w:after="200"/>
+      </w:pPr>
+      <w:r>
+        <w:t xml:space="preserve">Spain's American empire was not conquered by anyone. It lost a king. In 1808 Napoleon's army occupied Spain and forced the royal family to abdicate, and across the Atlantic a question nobody had ever had to answer became urgent: if the king is a prisoner in France, in whose name does anyone govern? Councils formed in Caracas, Buenos Aires, Bogotá, and Mexico City, first to hold things together for the captive king and then, once the restored king had proved a poor reason to stay, to stop holding. By the mid-1820s Spain's mainland American empire was gone.</w:t>
+      </w:r>
+    </w:p>
+    <w:p>
+      <w:pPr>
+        <w:spacing w:after="200"/>
+      </w:pPr>
+      <w:r>
+        <w:t xml:space="preserve">The men who finished the job were generals. Simón Bolívar, a Venezuelan from one of the richest families in the colonies, led armies across rivers and the Andes and briefly ruled Gran Colombia, a union stretching from Venezuela to Ecuador. José de San Martín crossed the Andes from Argentina to free Chile and then sailed north to Peru. Near the end of his life Bolívar is reported to have said that those who serve a revolution plow the sea. Gran Colombia broke apart in 1830, the year he died.</w:t>
+      </w:r>
+    </w:p>
+    <w:p>
+      <w:pPr>
+        <w:spacing w:after="200"/>
+      </w:pPr>
+      <w:r>
+        <w:t xml:space="preserve">Independence changed who held power far more than how it was held. Landowners, the Church, and the army kept their positions, slavery outlasted the colonial flags in most places for decades, and Indigenous people, a majority in several of the new countries, gained little say in them. Haiti, which had freed itself from France in 1804 in the only slave revolt in history to found a state, was made to pay for the achievement: in 1825 French warships arrived to enforce an indemnity for the property its former masters had lost, and the debt, with the loans taken out to cover it, was still being serviced in the 1940s.</w:t>
+      </w:r>
+    </w:p>
+    <w:p>
+      <w:pPr>
+        <w:spacing w:after="200"/>
+      </w:pPr>
+      <w:r>
+        <w:t xml:space="preserve">Brazil took a different road. When Napoleon marched on Portugal in 1807, the whole Portuguese court, some ten thousand people or more, sailed for Rio de Janeiro under British escort, and Rio became the capital of a European empire. Brazil declared independence in 1822 under a Portuguese prince, who became its emperor, and remained a monarchy until 1889. It also imported more enslaved Africans than any other country in the Americas, on the order of five million people, and in 1888 became the last country in the hemisphere to abolish slavery. The monarchy fell the following year.</w:t>
+      </w:r>
+    </w:p>
+    <w:p>
+      <w:pPr>
+        <w:spacing w:after="200"/>
+      </w:pPr>
+      <w:r>
+        <w:t xml:space="preserve">The outside power that came to matter most was the northern neighbor. The Monroe Doctrine of 1823 declared the hemisphere closed to new European colonies, and from the end of the nineteenth century the United States treated it as a sphere of its own: marines landed repeatedly in the Caribbean and Central America, occupied Haiti from 1915 to 1934, and in 1954 the CIA helped overthrow Guatemala's elected president.</w:t>
+      </w:r>
+    </w:p>
+    <w:p>
+      <w:pPr>
+        <w:spacing w:after="200"/>
+      </w:pPr>
+      <w:r>
+        <w:t xml:space="preserve">Dolphin scholarship keeps two private entries in its Latin American file. The first is the Amazon river dolphin, the boto, pink and long-snouted, and the star of a folk tradition in which it comes ashore at festivals as a handsome stranger in a white hat, which hides the blowhole. The second is the vaquita, a porpoise found only at the top of Mexico's Gulf of California, now down to fewer than twenty animals because gillnets set illegally for another fish, whose swim bladder is smuggled to Asia, drown them as bycatch. One of these entries is a joke. Dolphin historians would like it known which.</w:t>
+      </w:r>
+    </w:p>
+    <w:p>
+      <w:pPr>
+        <w:spacing w:after="200"/>
+      </w:pPr>
+      <w:r>
+        <w:t xml:space="preserve">By the 1970s generals ruled most of South America: Brazil from 1964, Chile and Uruguay from 1973, Argentina from 1976. Several of them relied on a method that left no record. People were taken at night by men without names, and then there was no person, no charge, and no body. The word the region still uses is the disappeared. The governments coordinated: under Operation Condor, the security services of the southern cone traded prisoners and information across borders, so that a refugee who crossed one frontier could be collected by the neighboring service.</w:t>
+      </w:r>
+    </w:p>
+    <w:p>
+      <w:pPr>
+        <w:spacing w:after="200"/>
+      </w:pPr>
+      <w:r>
+        <w:t xml:space="preserve">In Argentina, between 1976 and 1983, a commission looking only at cases it could document listed just under nine thousand people; the human rights groups that had been counting in real time said thirty thousand. Historians decline to choose the smaller number because it is easier to print. Some of the taken were drugged and thrown from aircraft into the Atlantic. Dolphin historians, who live in that water, record this without comment.</w:t>
+      </w:r>
+    </w:p>
+    <w:p>
+      <w:pPr>
+        <w:spacing w:after="200"/>
+      </w:pPr>
+      <w:r>
+        <w:t xml:space="preserve">Chile's coup came on September 11, 1973, when the armed forces bombed the presidential palace and the president, Salvador Allende, died inside it. Allende had been elected in 1970 with a little over a third of the vote; the United States, which had spent money to keep him from office and then to weaken his government, was quick to work with the generals. Under Augusto Pinochet, who ruled for seventeen years, official commissions later counted more than three thousand people killed or disappeared and some forty thousand imprisoned and tortured. The singer Víctor Jara was taken to a stadium within days. Witnesses said soldiers broke his hands and told him to play. He was shot on September 16, aged forty.</w:t>
+      </w:r>
+    </w:p>
+    <w:p>
+      <w:pPr>
+        <w:spacing w:after="200"/>
+      </w:pPr>
+      <w:r>
+        <w:t xml:space="preserve">Cuba's road ran through a different door. Fulgencio Batista had run the island as a casino with a police force; in 1959 Fidel Castro's revolution threw him out and built a one-party state that taught a nation to read and then limited what it could read. The United States, which had backed Batista, began cutting trade in 1960 and made the embargo comprehensive in 1962. It has lasted more than sixty years, and it has also been a convenient wall for a government that would like every empty shelf to have a foreign explanation. Cubans have paid both invoices. The rafts are the receipt.</w:t>
+      </w:r>
+    </w:p>
+    <w:p>
+      <w:pPr>
+        <w:spacing w:after="200"/>
+      </w:pPr>
+      <w:r>
+        <w:t xml:space="preserve">The turn came in different costumes. Argentina's junta lost a war over the Falkland Islands in 1982 and did not survive the defeat; in 1985 its commanders were tried in a civilian court, which had few precedents anywhere. Chile held a plebiscite in 1988 on Pinochet's continued rule, and when he lost, he left. Brazil's generals negotiated their way out in 1985 and left themselves an amnesty. Every one of these exits was incomplete, and every one was better than the alternative. The pattern is not that Latin America discovered virtue. It is that several countries built a door out, and most of them walked through it.</w:t>
+      </w:r>
+    </w:p>
+    <w:p>
+      <w:pPr>
+        <w:spacing w:after="200"/>
+      </w:pPr>
+      <w:r>
+        <w:t xml:space="preserve">Mexico ran on a different calendar. One party, the PRI, ruled for seventy-one years by holding elections it did not lose, and in October 1968, days before an Olympics meant to show the country off, soldiers fired on student protesters at Tlatelolco. The party finally lost a presidential election in 2000. Since 2006 a war against the drug trade has left a state that cannot always say where its own citizens are: in 2014 forty-three students from a teachers' college in Iguala were taken, with local police involved, and never came home, and by the early 2020s the government's own register of the missing had passed one hundred thousand names.</w:t>
+      </w:r>
+    </w:p>
+    <w:p>
+      <w:pPr>
+        <w:spacing w:after="200"/>
+      </w:pPr>
+      <w:r>
+        <w:t xml:space="preserve">In April 1977, in Buenos Aires, a small group of mothers whose children had disappeared began walking in circles in the Plaza de Mayo, in front of the presidential palace, because gathering was forbidden and walking, technically, was not. They wore white headscarves, which they have said began as their children's cloth diapers. They were still walking on Thursday afternoons in the 2020s.</w:t>
       </w:r>
     </w:p>
     <w:p>
@@ -3903,167 +3871,95 @@
           <w:sz w:val="36"/>
           <w:szCs w:val="36"/>
         </w:rPr>
-        <w:t xml:space="preserve">The Twentieth Century: Genius and Catastrophe — Great Countries, Terrible Decades</w:t>
-      </w:r>
-    </w:p>
-    <w:p>
-      <w:pPr>
-        <w:spacing w:after="200"/>
-      </w:pPr>
-      <w:r>
-        <w:t xml:space="preserve">Dolphin historians keep a particular file. It is thick, it is easy to add to, and it sits under a heading they would rather not have needed: countries that had every advantage a civilization can have, and handed themselves to a dictator anyway.</w:t>
-      </w:r>
-    </w:p>
-    <w:p>
-      <w:pPr>
-        <w:spacing w:after="200"/>
-      </w:pPr>
-      <w:r>
-        <w:t xml:space="preserve">The entries are not obscure. They are countries with libraries, universities, cathedrals, orchestras, and centuries of philosophy behind them, countries the dolphins admired, some of them for a very long time.</w:t>
-      </w:r>
-    </w:p>
-    <w:p>
-      <w:pPr>
-        <w:spacing w:after="200"/>
-      </w:pPr>
-      <w:r>
-        <w:t xml:space="preserve">Germany is the entry dolphin scholars open first. By the 19th and early 20th centuries, Germany, a country that had not existed as a single state until 1871, had become one of humanity's centers of science, philosophy, engineering, music, and industry.</w:t>
-      </w:r>
-    </w:p>
-    <w:p>
-      <w:pPr>
-        <w:spacing w:after="200"/>
-      </w:pPr>
-      <w:r>
-        <w:t xml:space="preserve">Germany produced Beethoven and Bach, Goethe and Kant, Einstein and a great many other groundbreaking scientists and engineers, and some of the world's leading universities.</w:t>
-      </w:r>
-    </w:p>
-    <w:p>
-      <w:pPr>
-        <w:spacing w:after="200"/>
-      </w:pPr>
-      <w:r>
-        <w:t xml:space="preserve">Defeat in the First World War, a hyperinflation so severe that, by the famous anecdote, the wheelbarrow was worth more than the money in it, and then the Great Depression left a young democracy short of friends and short of patience. Adolf Hitler was appointed chancellor in January 1933, after elections that had made his party the largest in parliament but never gave it a majority, and promptly arranged for there to be no more that mattered. His movement promoted dictatorship, extreme nationalism, racism, persecution, and conquest. Germany's immense industrial and scientific capabilities were increasingly directed toward war. Many of the country's finest minds, Einstein among them, fled.</w:t>
-      </w:r>
-    </w:p>
-    <w:p>
-      <w:pPr>
-        <w:spacing w:after="200"/>
-      </w:pPr>
-      <w:r>
-        <w:t xml:space="preserve">The result was the Second World War, the most destructive conflict in human history. Somewhere between seventy and eighty-five million people died, most of them civilians.</w:t>
-      </w:r>
-    </w:p>
-    <w:p>
-      <w:pPr>
-        <w:spacing w:after="200"/>
-      </w:pPr>
-      <w:r>
-        <w:t xml:space="preserve">The Holocaust murdered about six million Jews, along with Roma, disabled people, political prisoners, and others. It was carried out by a modern state, using its railways, its paperwork, its chemical industry, and its ordinary, obedient officials. At the largest of the death camps, most of the children who arrived were sent to the gas chambers the same day. Anne Frank, who had kept a diary in hiding in Amsterdam for two years, was deported in 1944 and died of typhus at Bergen-Belsen in early 1945, weeks before British troops liberated the camp. She was fifteen.</w:t>
-      </w:r>
-    </w:p>
-    <w:p>
-      <w:pPr>
-        <w:spacing w:after="200"/>
-      </w:pPr>
-      <w:r>
-        <w:t xml:space="preserve">Nothing in this book's long accumulation of capability was missing from it: the organizing state that writing made possible, the industrial chemistry of the last century, the census machinery that sorted people into categories, the railways that ran on time. Every one of those tools had been built for other purposes by people who never imagined this one. The ratchet does not choose what it carries.</w:t>
-      </w:r>
-    </w:p>
-    <w:p>
-      <w:pPr>
-        <w:spacing w:after="200"/>
-      </w:pPr>
-      <w:r>
-        <w:t xml:space="preserve">Germany was not alone, which is what makes the file thick.</w:t>
-      </w:r>
-    </w:p>
-    <w:p>
-      <w:pPr>
-        <w:spacing w:after="200"/>
-      </w:pPr>
-      <w:r>
-        <w:t xml:space="preserve">Japan turned itself from a feudal society into a modern power within a lifetime, on top of a literary and artistic tradition a thousand years old, and by the 1930s was run by its army. Italy, home of Rome and the Renaissance, gave the world the word fascism and a dictator to go with it. Spain, of Cervantes and Velázquez, spent nearly four decades under General Franco. Russia, of Tolstoy, Tchaikovsky, and the periodic table, produced a revolution that ended in Stalin. China, with three thousand years of continuous civilization behind it, launched in the twentieth century campaigns against its own past.</w:t>
-      </w:r>
-    </w:p>
-    <w:p>
-      <w:pPr>
-        <w:spacing w:after="200"/>
-      </w:pPr>
-      <w:r>
-        <w:t xml:space="preserve">Each of these gets a chapter of its own, because each went about it differently and recovered, if it did, on a different schedule.</w:t>
-      </w:r>
-    </w:p>
-    <w:p>
-      <w:pPr>
-        <w:spacing w:after="200"/>
-      </w:pPr>
-      <w:r>
-        <w:t xml:space="preserve">Nor does the file stop with the famous cases. Greece, which invented democracy, was run by a military junta from 1967 to 1974; dolphin historians checked the dates twice. Iraq, ancient Mesopotamia and the land that gave the world writing, spent 1979 to 2003 under Saddam Hussein. Cambodia, whose Angkor is among the great monuments of the human race, lived through the Khmer Rouge from 1975 to 1979, in which somewhere between a fifth and a quarter of its people died. Portugal, whose navigators mapped the world, lived under authoritarian rule from 1926 to 1974. Chile and Argentina, both with rich cultural lives, passed through military juntas in the 1970s and 80s.</w:t>
-      </w:r>
-    </w:p>
-    <w:p>
-      <w:pPr>
-        <w:spacing w:after="200"/>
-      </w:pPr>
-      <w:r>
-        <w:t xml:space="preserve">Dolphin historians have read the whole file, twice, looking for a pattern that would let them warn someone. What they found is uncomfortably ordinary. No country announced that it was abandoning civilization. Each was offered, in something like this order, order, pride, and someone to blame, and accepted all three. Each had a moment of humiliation, economic collapse, or fear that made the offer sound reasonable. And each had, sitting on the shelf, a perfectly good culture that turned out to be no protection at all. The great writers and composers, it emerged, do not vote.</w:t>
-      </w:r>
-    </w:p>
-    <w:p>
-      <w:pPr>
-        <w:spacing w:after="200"/>
-      </w:pPr>
-      <w:r>
-        <w:t xml:space="preserve">The steps were depressingly similar as well. The courts and the newspapers went first. Then the opposition. Then came the emergency, a word dolphin historians have come to dislike. Very little of it required villains in large numbers. It required ordinary people who were told what to do and did it.</w:t>
-      </w:r>
-    </w:p>
-    <w:p>
-      <w:pPr>
-        <w:spacing w:after="200"/>
-      </w:pPr>
-      <w:r>
-        <w:t xml:space="preserve">Yet the story did not end there.</w:t>
-      </w:r>
-    </w:p>
-    <w:p>
-      <w:pPr>
-        <w:spacing w:after="200"/>
-      </w:pPr>
-      <w:r>
-        <w:t xml:space="preserve">After the war, Germany rebuilt as a democratic nation and became a strong advocate for cooperation in Europe. To dolphin historians, this recovery was almost as important as the catastrophe had been. It even acquired a word, Vergangenheitsbewältigung, the work of coming to terms with the past, which the dolphins consider the only German word whose length is entirely justified.</w:t>
-      </w:r>
-    </w:p>
-    <w:p>
-      <w:pPr>
-        <w:spacing w:after="200"/>
-      </w:pPr>
-      <w:r>
-        <w:t xml:space="preserve">Others recovered within a decade or two. Some took until the 1970s. A few are, by any fair reading, still working on it.</w:t>
-      </w:r>
-    </w:p>
-    <w:p>
-      <w:pPr>
-        <w:spacing w:after="100"/>
-      </w:pPr>
-      <w:r>
-        <w:rPr>
-          <w:b/>
-          <w:bCs/>
-        </w:rPr>
-        <w:t xml:space="preserve">Dolphin verdict:</w:t>
-      </w:r>
-    </w:p>
-    <w:p>
-      <w:pPr>
-        <w:spacing w:after="200"/>
-      </w:pPr>
-      <w:r>
-        <w:rPr>
-          <w:i/>
-          <w:iCs/>
-        </w:rPr>
-        <w:t xml:space="preserve">Germany demonstrated both the heights and depths of the human condition, and turned out not to be the only country to do so. A great past is not a vaccine. In one century a whole roll-call of cultured nations produced extraordinary art, science, and philosophy, then took part in terrible destruction, and the ones that recovered did it by choosing, deliberately and with difficulty, to remember. Few chapters better illustrate humanity's greatest strength and greatest weakness: the same intelligence can create either wisdom or catastrophe, and nothing in a country's past will make the choice for it.</w:t>
+        <w:t xml:space="preserve">1299 to Today: The Sublime Porte — The Ottoman Empire and the Map It Left</w:t>
+      </w:r>
+    </w:p>
+    <w:p>
+      <w:pPr>
+        <w:spacing w:after="200"/>
+      </w:pPr>
+      <w:r>
+        <w:t xml:space="preserve">The Ottoman government was known abroad by the name of a door. The Sublime Porte, from the Turkish for the high gate, was the entrance to the grand vizier's offices in Constantinople, and diplomats came to use it for the empire itself. Dolphin historians, who have mentioned the Ottomans only in passing so far, concede that an empire that lasted more than six centuries, and at its height held the Balkans, Anatolia, Egypt, the Levant, Iraq, North Africa, and the holy cities of Arabia, deserves more than a gate.</w:t>
+      </w:r>
+    </w:p>
+    <w:p>
+      <w:pPr>
+        <w:spacing w:after="200"/>
+      </w:pPr>
+      <w:r>
+        <w:t xml:space="preserve">It began around 1299 as a small Turkic frontier principality in northwestern Anatolia, named for its first chieftain, Osman, on the edge of a Byzantine Empire that was already coming apart. His successors crossed into Europe in the 1350s, and in 1453 Sultan Mehmed II, twenty-one years old, took Constantinople after a siege of fifty-three days, with cannon cast for him by a Hungarian engineer, against walls that had stopped most attackers for a thousand years. The great church of Hagia Sophia became a mosque, and the city, in time, Istanbul.</w:t>
+      </w:r>
+    </w:p>
+    <w:p>
+      <w:pPr>
+        <w:spacing w:after="200"/>
+      </w:pPr>
+      <w:r>
+        <w:t xml:space="preserve">Under Suleiman I, who reigned from 1520 to 1566 and was called the Magnificent in Europe and the Lawgiver at home, the empire reached the gates of Vienna in 1529 and controlled most of the Mediterranean's southern and eastern shores. It ran on appointed officials instead of hereditary lords, and on an army whose core, the Janissaries, was infantry with firearms, recruited through a levy of Christian boys taken from Balkan villages, converted, trained, and paid by the sultan. The villages remembered the levy as the tribute of children. Some of the boys rose to be grand viziers.</w:t>
+      </w:r>
+    </w:p>
+    <w:p>
+      <w:pPr>
+        <w:spacing w:after="200"/>
+      </w:pPr>
+      <w:r>
+        <w:t xml:space="preserve">Religious minorities were governed through what came to be called the millet system: Orthodox Christians, Armenians, and Jews ran their own courts and schools under their own law, in exchange for a special tax and a subordinate status. It was not equality, and it was not modern tolerance, but it kept the peace across one of the most mixed populations on Earth for centuries. When Spain expelled its Jews in 1492, tens of thousands found refuge in Ottoman cities, Salonica above all, which stayed a majority-Jewish city into the twentieth century.</w:t>
+      </w:r>
+    </w:p>
+    <w:p>
+      <w:pPr>
+        <w:spacing w:after="200"/>
+      </w:pPr>
+      <w:r>
+        <w:t xml:space="preserve">The capital sat on the Bosphorus, the strait between the Black Sea and the Sea of Marmara, where dolphins still swim alongside the commuter ferries, and the commuters, like the citizens of every capital this book has watched, do not look up.</w:t>
+      </w:r>
+    </w:p>
+    <w:p>
+      <w:pPr>
+        <w:spacing w:after="200"/>
+      </w:pPr>
+      <w:r>
+        <w:t xml:space="preserve">The decline took two centuries and acquired a nickname. Defeats by Austria and Russia cost the empire the Balkans piece by piece, Greece won independence in the 1820s, and by the 1850s Europe's diplomats were calling it the sick man of Europe, a phrase attributed to Tsar Nicholas I. The empire defaulted on its debts in 1875 and handed part of its revenue to European creditors. A first constitution, proclaimed in 1876, was suspended within two years. In 1908 a group of officers, the Young Turks, restored it and then discovered the era's favorite remedy for an empire of many peoples, which was nationalism, in this case Turkish.</w:t>
+      </w:r>
+    </w:p>
+    <w:p>
+      <w:pPr>
+        <w:spacing w:after="200"/>
+      </w:pPr>
+      <w:r>
+        <w:t xml:space="preserve">The empire entered the First World War in late 1914 on Germany's side. It beat a British and French landing at Gallipoli in 1915, a victory that made a young commander named Mustafa Kemal famous, and in the same year its government began deporting the Armenians of Anatolia. On April 24, 1915, Armenian leaders in Constantinople were arrested; over the following months hundreds of thousands of people were marched into the Syrian desert, where they died of thirst, starvation, and massacre. The toll is usually put near a million, out of an Armenian population of perhaps two million, and Assyrians and Greeks were killed in large numbers as well. Dolphin historians use the word genocide, as do most scholars of the subject, and the word was coined in the 1940s by Raphael Lemkin with this case partly in mind. The Turkish state disputes the term. More than thirty countries, the United States among them, have formally recognized it.</w:t>
+      </w:r>
+    </w:p>
+    <w:p>
+      <w:pPr>
+        <w:spacing w:after="200"/>
+      </w:pPr>
+      <w:r>
+        <w:t xml:space="preserve">The Ottoman state did not survive the peace. The victors occupied Constantinople and planned to carve up Anatolia, and out of a war of resistance between 1919 and 1923 came a Turkish republic under Mustafa Kemal, later called Atatürk. The sultanate was abolished in 1922 and the caliphate in 1924. In 1923 Greece and Turkey agreed to exchange populations by religion, not language: well over a million Orthodox Christians were sent one way and about four hundred thousand Muslims the other, some of them people who spoke only the language of the country they were being sent from.</w:t>
+      </w:r>
+    </w:p>
+    <w:p>
+      <w:pPr>
+        <w:spacing w:after="200"/>
+      </w:pPr>
+      <w:r>
+        <w:t xml:space="preserve">The Arab provinces went to Britain and France under League of Nations mandates, with borders that followed a secret 1916 agreement between two diplomats, Mark Sykes and François Georges-Picot, as amended by later bargaining: Iraq, Palestine, and Transjordan to Britain; Syria and Lebanon to France. Promises made during the war to Arab leaders, and the 1917 Balfour Declaration, which pledged British support for a national home for the Jewish people in Palestine, could not all be kept. The Treaty of Sèvres in 1920 sketched a Kurdish state; the Treaty of Lausanne in 1923 left it out, and the Kurds, an estimated thirty million people, now live in four countries and have a state in none.</w:t>
+      </w:r>
+    </w:p>
+    <w:p>
+      <w:pPr>
+        <w:spacing w:after="200"/>
+      </w:pPr>
+      <w:r>
+        <w:t xml:space="preserve">Under that map, and beside it, lay oil, and the map soon mattered more than anyone had planned. In Iran, a 1951 law nationalizing the British-owned oil industry made Mohammad Mosaddegh a national hero, and a coup organized by British and American intelligence removed him in 1953. The Shah it restored was overthrown in 1979 by a revolution that created a clerical republic under Ayatollah Khomeini, and Tehran and Washington still read each event as the explanation for the other. Iraq invaded Iran in 1980, and the eight-year war killed hundreds of thousands of people; in 1988 Iraq's government gassed the Kurdish town of Halabja, killing thousands of its own citizens. Two more wars in Iraq followed, in 1991 and 2003.</w:t>
+      </w:r>
+    </w:p>
+    <w:p>
+      <w:pPr>
+        <w:spacing w:after="200"/>
+      </w:pPr>
+      <w:r>
+        <w:t xml:space="preserve">Dolphin historians decline to render a verdict on a region whose argument is still being conducted, and offer an object instead. The dome of Hagia Sophia, finished in 537 as a Christian cathedral, became a mosque in 1453, a museum in 1935, and a mosque again in 2020. It has not been consulted at any stage.</w:t>
       </w:r>
     </w:p>
     <w:p>
@@ -4087,95 +3983,119 @@
           <w:sz w:val="36"/>
           <w:szCs w:val="36"/>
         </w:rPr>
-        <w:t xml:space="preserve">1853–1947: Japan, Restoration, and Empire</w:t>
-      </w:r>
-    </w:p>
-    <w:p>
-      <w:pPr>
-        <w:spacing w:after="200"/>
-      </w:pPr>
-      <w:r>
-        <w:t xml:space="preserve">Japan enters this part of the book carrying a cultural inheritance dolphins already respected long before the 19th century: centuries of courtly literature, Zen-influenced aesthetics, and craft traditions refined under more than two hundred years of deliberate isolation from the outside world.</w:t>
-      </w:r>
-    </w:p>
-    <w:p>
-      <w:pPr>
-        <w:spacing w:after="200"/>
-      </w:pPr>
-      <w:r>
-        <w:t xml:space="preserve">That isolation ended on Japan's own terms only in the sense that it ended at all. In 1853, Commodore Matthew Perry's American warships arrived in Tokyo Bay and made the cost of staying closed unmistakable. Within fifteen years, the Tokugawa shogunate had fallen and the Meiji Restoration of 1868 began compressing a century of industrialization into a few decades, on purpose.</w:t>
-      </w:r>
-    </w:p>
-    <w:p>
-      <w:pPr>
-        <w:spacing w:after="200"/>
-      </w:pPr>
-      <w:r>
-        <w:t xml:space="preserve">The speed of it stuns dolphin historians as much as anything else in this book. A feudal, agrarian society built a modern navy, a rail network, a conscript army, and an industrial base within a single lifetime, sending students abroad to learn what it needed and building the rest at home once they returned.</w:t>
-      </w:r>
-    </w:p>
-    <w:p>
-      <w:pPr>
-        <w:spacing w:after="200"/>
-      </w:pPr>
-      <w:r>
-        <w:rPr>
-          <w:i/>
-          <w:iCs/>
-        </w:rPr>
-        <w:t xml:space="preserve">“No civilization in this book so far has climbed as far, as fast, on purpose,” dolphin historians noted. “The question was always going to be what it climbed toward.”</w:t>
-      </w:r>
-    </w:p>
-    <w:p>
-      <w:pPr>
-        <w:spacing w:after="200"/>
-      </w:pPr>
-      <w:r>
-        <w:t xml:space="preserve">Victory over China in 1895 and, more startling to the rest of the world, over Russia in 1905, confirmed Japan as a great power by the only measure the era's great powers recognized. Confirmation curdled into appetite through the 1920s and 30s: rising militarism, a government increasingly steered by its own army, and the 1931 invasion of Manchuria conducted with barely a nod to Tokyo's civilian leadership.</w:t>
-      </w:r>
-    </w:p>
-    <w:p>
-      <w:pPr>
-        <w:spacing w:after="200"/>
-      </w:pPr>
-      <w:r>
-        <w:t xml:space="preserve">Full-scale war with China followed from 1937, including the Nanjing massacre of 1937–38, in which Japanese forces killed civilians and disarmed soldiers over several weeks with a brutality that shocked the foreign observers still in the city. Estimates of the dead run from tens of thousands to the more than 200,000 found by the postwar Tokyo tribunal and the 300,000 of China's official figure; the number remains an open wound between the two countries.</w:t>
-      </w:r>
-    </w:p>
-    <w:p>
-      <w:pPr>
-        <w:spacing w:after="200"/>
-      </w:pPr>
-      <w:r>
-        <w:t xml:space="preserve">The Pacific War that followed the December 1941 attack on Pearl Harbor asked a great deal of Japan's own population: by its final year, the state was organizing kamikaze pilots, young men flying aircraft deliberately into American ships, as an accepted military tactic rather than a desperate improvisation. The same program extended underwater, in the form of the Kaiten, a manned torpedo that its pilot rode to the target and could not survive by design. Dolphin historians, who have spent a great many centuries watching things move through their water, note that this is the first they saw in it built as a one-way trip for the person steering.</w:t>
-      </w:r>
-    </w:p>
-    <w:p>
-      <w:pPr>
-        <w:spacing w:after="200"/>
-      </w:pPr>
-      <w:r>
-        <w:rPr>
-          <w:i/>
-          <w:iCs/>
-        </w:rPr>
-        <w:t xml:space="preserve">Dolphin historians allow themselves a rare departure from detached amusement here. A dolphin will die defending its calf, its pod, or itself, for reasons any animal would recognize instantly. It will not, and by its nature cannot, be persuaded to die for a flag, a doctrine, or a phrase it was taught to repeat. Of every pattern cataloged in this book, choosing to die for an idea instead of for another living creature is the one dolphin scholarship finds hardest to view with its usual distance, and declines to pretend otherwise here.</w:t>
-      </w:r>
-    </w:p>
-    <w:p>
-      <w:pPr>
-        <w:spacing w:after="200"/>
-      </w:pPr>
-      <w:r>
-        <w:t xml:space="preserve">The war ended in August 1945. The atomic bombs dropped on Hiroshima and Nagasaki, the only nuclear weapons ever used in war, killed well over 100,000 people by the end of that year, most of them civilians, and Japan surrendered days later.</w:t>
-      </w:r>
-    </w:p>
-    <w:p>
-      <w:pPr>
-        <w:spacing w:after="200"/>
-      </w:pPr>
-      <w:r>
-        <w:t xml:space="preserve">What followed was postwar Japan's own version of the turn this part of the book keeps tracking. A new constitution, drafted under American occupation and in force from May 1947, renounced war as a sovereign right and, in its text, the maintenance of war potential, leaving Japan with self-defense forces only. The country rebuilt instead into an economic power, and did so within the same one-generation timescale it had once used to build an empire.</w:t>
+        <w:t xml:space="preserve">1914–1918: Home by Christmas — The First World War</w:t>
+      </w:r>
+    </w:p>
+    <w:p>
+      <w:pPr>
+        <w:spacing w:after="200"/>
+      </w:pPr>
+      <w:r>
+        <w:t xml:space="preserve">On June 28, 1914, a nineteen-year-old Bosnian Serb named Gavrilo Princip, whose group had already failed once that morning, found himself outside a delicatessen in Sarajevo when the car of Archduke Franz Ferdinand of Austria-Hungary took a wrong turn and stopped in front of him. A popular modern story has him buying a sandwich; no contemporary source says so. He shot the Archduke and his wife, Sophie, and began, without quite intending it, the First World War.</w:t>
+      </w:r>
+    </w:p>
+    <w:p>
+      <w:pPr>
+        <w:spacing w:after="200"/>
+      </w:pPr>
+      <w:r>
+        <w:t xml:space="preserve">What followed was a chain reaction so mechanical that historians still argue about whether anyone could have stopped it. Austria-Hungary blamed Serbia, Russia backed Serbia, Germany backed Austria-Hungary, France backed Russia, and Britain, which had promised to defend Belgium's neutrality, joined in after Germany marched through Belgium. Within weeks, nearly every great power in Europe was at war, and virtually everyone expected it to be short. The Kaiser told his departing troops that they would be home before the leaves fell. In Britain the phrase was over by Christmas.</w:t>
+      </w:r>
+    </w:p>
+    <w:p>
+      <w:pPr>
+        <w:spacing w:after="200"/>
+      </w:pPr>
+      <w:r>
+        <w:t xml:space="preserve">It was not. The armies dug in, and for four years a front line some four hundred miles long, from the Channel to Switzerland, barely moved. The industrial machinery of an earlier chapter produced artillery, machine guns, barbed wire, and shells in numbers that turned every advance into a massacre. On July 1, 1916, the first day of the Battle of the Somme, the British Army suffered some 57,000 casualties, close to 20,000 of them killed, the worst day in its history. Many belonged to the Pals battalions, volunteers who had enlisted together with friends, neighbors, and workmates on the promise that they could serve alongside one another, a promise that was kept with a thoroughness whole towns did not forget. At Verdun that same year, the French and Germans spent ten months killing some three hundred thousand men over a few square miles of mud.</w:t>
+      </w:r>
+    </w:p>
+    <w:p>
+      <w:pPr>
+        <w:spacing w:after="200"/>
+      </w:pPr>
+      <w:r>
+        <w:t xml:space="preserve">The tank, first used in 1916, was named for a cover story. To keep the machines' purpose secret, the British told the workers building them that they were water tanks bound for Mesopotamia, and the name stuck.</w:t>
+      </w:r>
+    </w:p>
+    <w:p>
+      <w:pPr>
+        <w:spacing w:after="200"/>
+      </w:pPr>
+      <w:r>
+        <w:t xml:space="preserve">Dolphin historians, who were paying particular attention to the sea, watched the submarine come into its own. German U-boats sank thousands of merchant ships, and in May 1915 the liner Lusitania, with the loss of 1,198 lives, an event that helped draw the United States into the war two years later. It was the first time humans had sent steel fish to sea in large numbers to kill one another. The dolphins did not enjoy it.</w:t>
+      </w:r>
+    </w:p>
+    <w:p>
+      <w:pPr>
+        <w:spacing w:after="200"/>
+      </w:pPr>
+      <w:r>
+        <w:t xml:space="preserve">Animals were conscripted as well: some eight million horses, donkeys, and mules are thought to have died in the war, and dolphin historians note, with the mild grievance of a species left out of the paperwork, that none of them had been consulted.</w:t>
+      </w:r>
+    </w:p>
+    <w:p>
+      <w:pPr>
+        <w:spacing w:after="200"/>
+      </w:pPr>
+      <w:r>
+        <w:t xml:space="preserve">And then, on Christmas Eve 1914, something happened along parts of the Western Front that nobody had planned. German soldiers put candles on small trees and sang carols. British soldiers sang back. In several sectors men climbed out of their trenches, shook hands in no man's land, swapped tobacco and buttons, buried each other's dead, and, according to several letters home, played football. Tens of thousands of soldiers took part. The high commands on both sides were displeased and saw to it that it was not repeated on the same scale.</w:t>
+      </w:r>
+    </w:p>
+    <w:p>
+      <w:pPr>
+        <w:spacing w:after="200"/>
+      </w:pPr>
+      <w:r>
+        <w:rPr>
+          <w:i/>
+          <w:iCs/>
+        </w:rPr>
+        <w:t xml:space="preserve">“It is one of the rarest events in this book,” dolphin scholars remarked. “Two armies that had been ordered to kill each other decided, on their own initiative, to stop, and were then ordered, on the highest authority, to start again.”</w:t>
+      </w:r>
+    </w:p>
+    <w:p>
+      <w:pPr>
+        <w:spacing w:after="200"/>
+      </w:pPr>
+      <w:r>
+        <w:t xml:space="preserve">Here the ratchet this book has been following turned on the people who built it. Every gain of the industrial century, steel, chemistry, railways, the telegraph, mass literacy, and the administrative skill to feed and move millions of people, was available at once and pointed in one direction. The capability was cumulative, built up by generations. The judgment about using it was exercised, in the summer of 1914, by a few dozen men in a few weeks.</w:t>
+      </w:r>
+    </w:p>
+    <w:p>
+      <w:pPr>
+        <w:spacing w:after="200"/>
+      </w:pPr>
+      <w:r>
+        <w:t xml:space="preserve">The war ended, on paper, at eleven o'clock on the morning of November 11, 1918, though fighting continued until the last minute and, by some counts, the final day produced more casualties than the Normandy landings a generation later. The war to end war, a phrase H. G. Wells had coined as the title of a book of essays in 1914, had killed some ten million soldiers and several million civilians and destroyed four empires: the German, the Austro-Hungarian, the Russian, and the Ottoman. Some of the map of the Middle East was redrawn by British and French diplomats under a secret agreement made in 1916, alongside promises to several different parties that could not all be kept.</w:t>
+      </w:r>
+    </w:p>
+    <w:p>
+      <w:pPr>
+        <w:spacing w:after="200"/>
+      </w:pPr>
+      <w:r>
+        <w:t xml:space="preserve">A second catastrophe, spread by troop ships and crowded camps, was under way at the same time. The influenza pandemic of 1918 to 1920 killed somewhere between an estimated 17 million and 50 million people, quite possibly more, more than the war itself, and is remembered as the Spanish flu for a peculiar reason: Spain, which was neutral, had a free press and reported the disease openly, while the warring nations censored their own bad news. It was, dolphin historians observe, named after the one country in the story that was telling the truth.</w:t>
+      </w:r>
+    </w:p>
+    <w:p>
+      <w:pPr>
+        <w:spacing w:after="200"/>
+      </w:pPr>
+      <w:r>
+        <w:t xml:space="preserve">The Treaty of Versailles, signed on June 28, 1919, five years to the day after the assassination, imposed heavy reparations and a war-guilt clause on Germany. The economist John Maynard Keynes, who had attended the conference as a British Treasury official and resigned in protest, wrote a bestselling book arguing that the settlement would do more harm than good. Marshal Foch, the French commander, is reported to have said of it that it was not a peace but an armistice for twenty years. It was, almost exactly, twenty years and sixty-five days. History rarely grants a forecast this precise, and dolphin scholarship notes that the intervening years were spent by most of the parties involved rearming rather than proving him wrong.</w:t>
+      </w:r>
+    </w:p>
+    <w:p>
+      <w:pPr>
+        <w:spacing w:after="200"/>
+      </w:pPr>
+      <w:r>
+        <w:rPr>
+          <w:i/>
+          <w:iCs/>
+        </w:rPr>
+        <w:t xml:space="preserve">“A treaty can end a war on paper,” dolphin historians noted, “without ending whatever made the war feel necessary to the people who lost it.”</w:t>
       </w:r>
     </w:p>
     <w:p>
@@ -4199,7 +4119,7 @@
           <w:i/>
           <w:iCs/>
         </w:rPr>
-        <w:t xml:space="preserve">Same shape, different ocean. A society climbed from feudalism to great-power status faster than any other in this book so far, aimed that capability at conquest and atrocity within the same lifetime that built it, suffered two atomic bombings before it stopped, and rebuilt afterward as a pacifist economic power on the same compressed timescale it uses for everything else. The dolphins remain unsure whether to be more impressed by the speed of the rise, the speed of the fall, or the speed of the recovery.</w:t>
+        <w:t xml:space="preserve">The first war fought with the full industrial output of whole nations was expected to last a season, lasted four years, was fought for reasons most of its participants could not later explain, and ended in a peace practically everyone involved recognized as unstable. The dolphins record one short truce on Christmas Eve as the wisest thing that happened, and note that it was organized by the soldiers, in defiance of the people whose job it was to be wise.</w:t>
       </w:r>
     </w:p>
     <w:p>
@@ -4223,103 +4143,151 @@
           <w:sz w:val="36"/>
           <w:szCs w:val="36"/>
         </w:rPr>
-        <w:t xml:space="preserve">1861–1946: Italy, Rome's Heir and the Fascist Detour</w:t>
-      </w:r>
-    </w:p>
-    <w:p>
-      <w:pPr>
-        <w:spacing w:after="200"/>
-      </w:pPr>
-      <w:r>
-        <w:t xml:space="preserve">Italy carries the longest cultural résumé in this part of the book. Rome itself, covered several chapters ago, is only the opening entry. A thousand years later, the Renaissance turned a handful of Italian city-states, Florence chief among them, into the densest concentration of art and science the book has yet recorded in one place: Leonardo da Vinci, Michelangelo, and, in the century that followed, Galileo, whose telescope observations helped force the entire Copernican argument onto the world's agenda.</w:t>
-      </w:r>
-    </w:p>
-    <w:p>
-      <w:pPr>
-        <w:spacing w:after="200"/>
-      </w:pPr>
-      <w:r>
-        <w:t xml:space="preserve">Dolphin historians treat Italy, unlike Germany or Japan, as a case where “genius” is not a 19th-century flowering but a multi-thousand-year inheritance, renewed rather than newly discovered.</w:t>
-      </w:r>
-    </w:p>
-    <w:p>
-      <w:pPr>
-        <w:spacing w:after="200"/>
-      </w:pPr>
-      <w:r>
-        <w:t xml:space="preserve">Political unification arrived astonishingly late relative to that inheritance: Italy did not become a single state until 1861, and the disappointment of unification's unfulfilled promises fed directly into the movement Benito Mussolini built in the war's aftermath. His 1922 March on Rome brought him to power without a single shot fired in the capital, and Italy gave the world the word “fascism” before any other country had a regime to match it.</w:t>
-      </w:r>
-    </w:p>
-    <w:p>
-      <w:pPr>
-        <w:spacing w:after="200"/>
-      </w:pPr>
-      <w:r>
-        <w:t xml:space="preserve">The regime's decisive turn came earlier than the invasion of Ethiopia. In June 1924, Giacomo Matteotti, a socialist member of parliament who had just delivered a speech accusing the fascists of election fraud, was kidnapped and murdered by men with close ties to Mussolini. The killing produced a genuine political crisis; Mussolini used it to strip away what independent press and opposition remained, instead of stepping down, and on January 3, 1925, told parliament that he alone assumed “the political, moral, and historical responsibility” for all that had happened, and dared it to act. It did not.</w:t>
-      </w:r>
-    </w:p>
-    <w:p>
-      <w:pPr>
-        <w:spacing w:after="200"/>
-      </w:pPr>
-      <w:r>
-        <w:rPr>
-          <w:i/>
-          <w:iCs/>
-        </w:rPr>
-        <w:t xml:space="preserve">“The claim that Mussolini made the trains run on time,” dolphin historians noted, “is, by most transport historians' account, largely a myth the regime encouraged on its own behalf. Dolphin scholarship treats a dictatorship's own press office as a source of last resort.”</w:t>
-      </w:r>
-    </w:p>
-    <w:p>
-      <w:pPr>
-        <w:spacing w:after="200"/>
-      </w:pPr>
-      <w:r>
-        <w:t xml:space="preserve">The regime's foreign ambitions ran ahead of its actual military strength for most of its life. The 1935-36 invasion of Ethiopia, one of the last independent states in Africa, used chemical weapons against a population with no air force and little modern weaponry to answer with, a one-sided brutality dolphin historians decline to file under “war” in the sense the word implies elsewhere in this book.</w:t>
-      </w:r>
-    </w:p>
-    <w:p>
-      <w:pPr>
-        <w:spacing w:after="200"/>
-      </w:pPr>
-      <w:r>
-        <w:t xml:space="preserve">Italy entered the Second World War in 1940 as Germany's junior partner, and its military performance across North Africa, Greece, and the Balkans fell consistently short of the alliance's needs. The war turned against Italy well before it turned against Germany: Allied landings in Sicily in 1943 triggered Mussolini's own arrest by his former colleagues within weeks, and the country split in two, an Allied-backed south and a German-occupied north where Mussolini was installed as a puppet ruler.</w:t>
-      </w:r>
-    </w:p>
-    <w:p>
-      <w:pPr>
-        <w:spacing w:after="200"/>
-      </w:pPr>
-      <w:r>
-        <w:t xml:space="preserve">What followed was a civil war fought inside the larger world war: Italian partisans, communist and non-communist alike, fought German occupation forces and Mussolini's remaining loyalists until the war's end. Mussolini was captured and executed by partisans in April 1945, his body publicly displayed in Milan.</w:t>
-      </w:r>
-    </w:p>
-    <w:p>
-      <w:pPr>
-        <w:spacing w:after="200"/>
-      </w:pPr>
-      <w:r>
-        <w:rPr>
-          <w:i/>
-          <w:iCs/>
-        </w:rPr>
-        <w:t xml:space="preserve">“The deepest cultural inheritance in Europe,” Professor Click-Click-Whoosh observed, “put up with its dictator for twenty-one years. Dolphin scholarship regards this as poor value for a very old country.”</w:t>
-      </w:r>
-    </w:p>
-    <w:p>
-      <w:pPr>
-        <w:spacing w:after="200"/>
-      </w:pPr>
-      <w:r>
-        <w:t xml:space="preserve">Postwar Italy returned to democracy in 1946, messy and coalition-prone in the decades that followed, but real, and it survived coup plots and the political terrorism of the 1970s without a return to the fascist model.</w:t>
-      </w:r>
-    </w:p>
-    <w:p>
-      <w:pPr>
-        <w:spacing w:after="200"/>
-      </w:pPr>
-      <w:r>
-        <w:t xml:space="preserve">The reckoning with that interruption trailed well behind the recovery. Italy's own purge of fascists, the epurazione, began in earnest and faltered within two years, and a 1946 amnesty, drafted by the Communist justice minister Palmiro Togliatti with reconciliation, not accountability, in mind, released the great majority of Italians jailed for fascist-era crimes within a few years of the war's end. Many former officials returned quietly to public life, and Italy's own reckoning with the period stayed, for decades, a much quieter conversation than Germany's.</w:t>
+        <w:t xml:space="preserve">The Twentieth Century: Genius and Catastrophe — Great Countries, Terrible Decades</w:t>
+      </w:r>
+    </w:p>
+    <w:p>
+      <w:pPr>
+        <w:spacing w:after="200"/>
+      </w:pPr>
+      <w:r>
+        <w:t xml:space="preserve">Dolphin historians keep a particular file. It is thick, it is easy to add to, and it sits under a heading they would rather not have needed: countries that had every advantage a civilization can have, and handed themselves to a dictator anyway.</w:t>
+      </w:r>
+    </w:p>
+    <w:p>
+      <w:pPr>
+        <w:spacing w:after="200"/>
+      </w:pPr>
+      <w:r>
+        <w:t xml:space="preserve">The entries are not obscure. They are countries with libraries, universities, cathedrals, orchestras, and centuries of philosophy behind them, countries the dolphins admired, some of them for a very long time.</w:t>
+      </w:r>
+    </w:p>
+    <w:p>
+      <w:pPr>
+        <w:spacing w:after="200"/>
+      </w:pPr>
+      <w:r>
+        <w:t xml:space="preserve">Germany is the entry dolphin scholars open first. By the 19th and early 20th centuries, Germany, a country that had not existed as a single state until 1871, had become one of humanity's centers of science, philosophy, engineering, music, and industry.</w:t>
+      </w:r>
+    </w:p>
+    <w:p>
+      <w:pPr>
+        <w:spacing w:after="200"/>
+      </w:pPr>
+      <w:r>
+        <w:t xml:space="preserve">Germany produced Beethoven and Bach, Goethe and Kant, Einstein and a great many other groundbreaking scientists and engineers, and some of the world's leading universities.</w:t>
+      </w:r>
+    </w:p>
+    <w:p>
+      <w:pPr>
+        <w:spacing w:after="200"/>
+      </w:pPr>
+      <w:r>
+        <w:t xml:space="preserve">Defeat in the First World War, a hyperinflation so severe that, by the famous anecdote, the wheelbarrow was worth more than the money in it, and then the Great Depression left a young democracy short of friends and short of patience. Adolf Hitler was appointed chancellor in January 1933, after elections that had made his party the largest in parliament but never gave it a majority, and promptly arranged for there to be no more that mattered. His movement promoted dictatorship, extreme nationalism, racism, persecution, and conquest. Germany's immense industrial and scientific capabilities were increasingly directed toward war. Many of the country's finest minds, Einstein among them, fled.</w:t>
+      </w:r>
+    </w:p>
+    <w:p>
+      <w:pPr>
+        <w:spacing w:after="200"/>
+      </w:pPr>
+      <w:r>
+        <w:t xml:space="preserve">The result was the Second World War, the most destructive conflict in human history. Somewhere between seventy and eighty-five million people died, most of them civilians.</w:t>
+      </w:r>
+    </w:p>
+    <w:p>
+      <w:pPr>
+        <w:spacing w:after="200"/>
+      </w:pPr>
+      <w:r>
+        <w:t xml:space="preserve">The Holocaust murdered about six million Jews, along with Roma, disabled people, political prisoners, and others. It was carried out by a modern state, using its railways, its paperwork, its chemical industry, and its ordinary, obedient officials. At the largest of the death camps, most of the children who arrived were sent to the gas chambers the same day. Anne Frank, who had kept a diary in hiding in Amsterdam for two years, was deported in 1944 and died of typhus at Bergen-Belsen in early 1945, weeks before British troops liberated the camp. She was fifteen.</w:t>
+      </w:r>
+    </w:p>
+    <w:p>
+      <w:pPr>
+        <w:spacing w:after="200"/>
+      </w:pPr>
+      <w:r>
+        <w:t xml:space="preserve">Nothing in this book's long accumulation of capability was missing from it: the organizing state that writing made possible, the industrial chemistry of the last century, the census machinery that sorted people into categories, the railways that ran on time. Every one of those tools had been built for other purposes by people who never imagined this one. The ratchet does not choose what it carries.</w:t>
+      </w:r>
+    </w:p>
+    <w:p>
+      <w:pPr>
+        <w:spacing w:after="200"/>
+      </w:pPr>
+      <w:r>
+        <w:t xml:space="preserve">Germany was not alone, which is what makes the file thick.</w:t>
+      </w:r>
+    </w:p>
+    <w:p>
+      <w:pPr>
+        <w:spacing w:after="200"/>
+      </w:pPr>
+      <w:r>
+        <w:t xml:space="preserve">Japan turned itself from a feudal society into a modern power within a lifetime, on top of a literary and artistic tradition a thousand years old, and by the 1930s was run by its army. Italy, home of Rome and the Renaissance, gave the world the word fascism and a dictator to go with it. Spain, of Cervantes and Velázquez, spent nearly four decades under General Franco. Russia, of Tolstoy, Tchaikovsky, and the periodic table, produced a revolution that ended in Stalin. China, with three thousand years of continuous civilization behind it, launched in the twentieth century campaigns against its own past.</w:t>
+      </w:r>
+    </w:p>
+    <w:p>
+      <w:pPr>
+        <w:spacing w:after="200"/>
+      </w:pPr>
+      <w:r>
+        <w:t xml:space="preserve">Each of these gets a chapter of its own, because each went about it differently and recovered, if it did, on a different schedule.</w:t>
+      </w:r>
+    </w:p>
+    <w:p>
+      <w:pPr>
+        <w:spacing w:after="200"/>
+      </w:pPr>
+      <w:r>
+        <w:t xml:space="preserve">Nor does the file stop with the famous cases. Greece, which invented democracy, was run by a military junta from 1967 to 1974; dolphin historians checked the dates twice. Iraq, ancient Mesopotamia and the land that gave the world writing, spent 1979 to 2003 under Saddam Hussein. Cambodia, whose Angkor is among the great monuments of the human race, lived through the Khmer Rouge from 1975 to 1979, in which somewhere between a fifth and a quarter of its people died. Portugal, whose navigators mapped the world, lived under authoritarian rule from 1926 to 1974. Chile and Argentina, both with rich cultural lives, passed through military juntas in the 1970s and 80s, a story the earlier chapter on Latin America tells in full.</w:t>
+      </w:r>
+    </w:p>
+    <w:p>
+      <w:pPr>
+        <w:spacing w:after="200"/>
+      </w:pPr>
+      <w:r>
+        <w:t xml:space="preserve">Dolphin historians have read the whole file, twice, looking for a pattern that would let them warn someone. What they found is uncomfortably ordinary. No country announced that it was abandoning civilization. Each was offered, in something like this order, order, pride, and someone to blame, and accepted all three. Each had a moment of humiliation, economic collapse, or fear that made the offer sound reasonable. And each had, sitting on the shelf, a perfectly good culture that turned out to be no protection at all. The great writers and composers, it emerged, do not vote.</w:t>
+      </w:r>
+    </w:p>
+    <w:p>
+      <w:pPr>
+        <w:spacing w:after="200"/>
+      </w:pPr>
+      <w:r>
+        <w:t xml:space="preserve">The steps were depressingly similar as well. The courts and the newspapers went first. Then the opposition. Then came the emergency, a word dolphin historians have come to dislike. Very little of it required villains in large numbers. It required ordinary people who were told what to do and did it.</w:t>
+      </w:r>
+    </w:p>
+    <w:p>
+      <w:pPr>
+        <w:spacing w:after="200"/>
+      </w:pPr>
+      <w:r>
+        <w:t xml:space="preserve">Yet the story did not end there.</w:t>
+      </w:r>
+    </w:p>
+    <w:p>
+      <w:pPr>
+        <w:spacing w:after="200"/>
+      </w:pPr>
+      <w:r>
+        <w:t xml:space="preserve">After the war, Germany rebuilt as a democratic nation and became a strong advocate for cooperation in Europe. To dolphin historians, this recovery was almost as important as the catastrophe had been. It even acquired a word, Vergangenheitsbewältigung, the work of coming to terms with the past, which the dolphins consider the only German word whose length is entirely justified.</w:t>
+      </w:r>
+    </w:p>
+    <w:p>
+      <w:pPr>
+        <w:spacing w:after="200"/>
+      </w:pPr>
+      <w:r>
+        <w:t xml:space="preserve">Others recovered within a decade or two. Some took until the 1970s. A few are, by any fair reading, still working on it.</w:t>
+      </w:r>
+    </w:p>
+    <w:p>
+      <w:pPr>
+        <w:spacing w:after="200"/>
+      </w:pPr>
+      <w:r>
+        <w:t xml:space="preserve">The file also has thin pages, and dolphin historians check those as carefully as the full ones. Scandinavia spent the twentieth century with the same offer on the table, order, pride, and someone to blame, and mostly declined it. It was not innocent. Sweden stayed neutral in the Second World War and sold iron ore to Germany, and sterilized tens of thousands of its own citizens under a public-health program that ran into the 1970s; Norway produced Quisling, whose name became a word. Denmark, occupied, got most of its Jews to Sweden in a few nights in October 1943. A thin page in a thick file is an achievement, and it was not an accident.</w:t>
       </w:r>
     </w:p>
     <w:p>
@@ -4343,7 +4311,7 @@
           <w:i/>
           <w:iCs/>
         </w:rPr>
-        <w:t xml:space="preserve">Rome, the Renaissance, and fascism all happened in the same few hundred square miles, separated by centuries the dolphins keep having to remind themselves belong to one continuous country. The pattern's length is clearly not fixed by how deep a civilization's past runs, only by the choices it makes in one particular decade. Italy had as deep a past as any case in this part of the book and still made those choices, and then, after defeat and a civil war of its own, unmade them.</w:t>
+        <w:t xml:space="preserve">Germany demonstrated both the heights and depths of the human condition, and turned out not to be the only country to do so. A great past is not a vaccine. In one century a whole roll-call of cultured nations produced extraordinary art, science, and philosophy, then took part in terrible destruction, and the ones that recovered did it by choosing, deliberately and with difficulty, to remember. Few chapters better illustrate humanity's greatest strength and greatest weakness: the same intelligence can create either wisdom or catastrophe, and nothing in a country's past will make the choice for it.</w:t>
       </w:r>
     </w:p>
     <w:p>
@@ -4367,115 +4335,95 @@
           <w:sz w:val="36"/>
           <w:szCs w:val="36"/>
         </w:rPr>
-        <w:t xml:space="preserve">Medieval Córdoba to 1981: Spain, Convivencia and the General</w:t>
-      </w:r>
-    </w:p>
-    <w:p>
-      <w:pPr>
-        <w:spacing w:after="200"/>
-      </w:pPr>
-      <w:r>
-        <w:t xml:space="preserve">Dolphin historians open this chapter earlier than its 20th-century subject, because Spain's pattern of genius and catastrophe has already run once before, on a different set of terms entirely.</w:t>
-      </w:r>
-    </w:p>
-    <w:p>
-      <w:pPr>
-        <w:spacing w:after="200"/>
-      </w:pPr>
-      <w:r>
-        <w:t xml:space="preserve">Medieval al-Andalus, the Muslim-ruled portion of the Iberian Peninsula, sustained long periods of coexistence and shared scholarship among Muslim, Christian, and Jewish communities, called convivencia, with Córdoba and Toledo among the era's great centers of translation and learning. Greek philosophy, mathematics, and medicine were preserved and extended there at a time when much of Christian Europe had little access to them.</w:t>
-      </w:r>
-    </w:p>
-    <w:p>
-      <w:pPr>
-        <w:spacing w:after="200"/>
-      </w:pPr>
-      <w:r>
-        <w:t xml:space="preserve">Historians argue about how rosy that picture is. Christians and Jews lived as dhimmi, protected but legally subordinate communities who paid a special tax, and the coexistence had violent interruptions: in 1066 a mob in Granada killed much of the city's Jewish community. The fairest reading is that al-Andalus was, for long stretches, more tolerant than most of its neighbors, which is not the same as tolerant.</w:t>
-      </w:r>
-    </w:p>
-    <w:p>
-      <w:pPr>
-        <w:spacing w:after="200"/>
-      </w:pPr>
-      <w:r>
-        <w:t xml:space="preserve">Convivencia's most famous graduate was born in Córdoba around 1138: Maimonides, a Jewish philosopher and physician who wrote most of his greatest works in Arabic and shaped Jewish, Islamic, and Christian scholastic thought alike. He also shows its limits. When the Almohads, a stricter Berber dynasty, took Córdoba in 1148 and pressed non-Muslims to convert, his family fled, and he wrote his major works in Cairo, as a court physician.</w:t>
-      </w:r>
-    </w:p>
-    <w:p>
-      <w:pPr>
-        <w:spacing w:after="200"/>
-      </w:pPr>
-      <w:r>
-        <w:t xml:space="preserve">That convivencia ended deliberately. The Reconquista's completion in January 1492, with the fall of Granada, was followed within months by the Alhambra Decree expelling Spain's Jewish population — the same year, not coincidentally, Spain funded the voyage that opened the Americas to European conquest in the chapter on exploration.</w:t>
-      </w:r>
-    </w:p>
-    <w:p>
-      <w:pPr>
-        <w:spacing w:after="200"/>
-      </w:pPr>
-      <w:r>
-        <w:t xml:space="preserve">The Spanish Golden Age that followed in the 16th and 17th centuries, Cervantes writing Don Quixote, Velázquez painting, arrived hand in hand with the Inquisition's religious enforcement and a colonial empire built on the conquest covered elsewhere in this book. Genius and catastrophe, in Spain's case, are not sequential the way they are for Germany or Japan. They arrived together, repeatedly.</w:t>
-      </w:r>
-    </w:p>
-    <w:p>
-      <w:pPr>
-        <w:spacing w:after="200"/>
-      </w:pPr>
-      <w:r>
-        <w:t xml:space="preserve">The 20th-century case proper begins with the instability of Spain's Second Republic, declared in 1931, and the military uprising of July 1936 that turned that instability into the Spanish Civil War. Foreign powers intervened on both sides: the Soviet Union backed the Republic, while Germany and Italy backed the Nationalist rebellion under General Francisco Franco. Germany's Condor Legion bombed the Basque town of Guernica in April 1937, an attack widely seen, then and since, as a rehearsal for the bombing of far larger cities; historians still debate how much of that was the intent.</w:t>
-      </w:r>
-    </w:p>
-    <w:p>
-      <w:pPr>
-        <w:spacing w:after="200"/>
-      </w:pPr>
-      <w:r>
-        <w:t xml:space="preserve">Picasso's painting of the bombing, Guernica, stayed abroad on his instructions until Spain was a democracy again; it came home in 1981, eight years after his death.</w:t>
-      </w:r>
-    </w:p>
-    <w:p>
-      <w:pPr>
-        <w:spacing w:after="200"/>
-      </w:pPr>
-      <w:r>
-        <w:t xml:space="preserve">Franco's victory in 1939 opened a dictatorship that lasted until his death in 1975, nearly four decades, and a stark outlier in one specific way: unlike Germany, Japan, and Italy, Franco's Spain was never defeated from outside. There was no occupying army, no unconditional surrender, and no external constitution imposed on it.</w:t>
-      </w:r>
-    </w:p>
-    <w:p>
-      <w:pPr>
-        <w:spacing w:after="200"/>
-      </w:pPr>
-      <w:r>
-        <w:rPr>
-          <w:i/>
-          <w:iCs/>
-        </w:rPr>
-        <w:t xml:space="preserve">“The others were corrected by their enemies,” dolphin scholars remarked. “Spain had to correct itself, decades late, on its own schedule, or not at all.”</w:t>
-      </w:r>
-    </w:p>
-    <w:p>
-      <w:pPr>
-        <w:spacing w:after="200"/>
-      </w:pPr>
-      <w:r>
-        <w:t xml:space="preserve">It did, eventually. Franco's own designated succession plan, intended to preserve the regime, instead installed King Juan Carlos I, who oversaw a largely peaceful transition to constitutional democracy between 1975 and 1978, an outcome few observers had confidently predicted while Franco was still alive.</w:t>
-      </w:r>
-    </w:p>
-    <w:p>
-      <w:pPr>
-        <w:spacing w:after="200"/>
-      </w:pPr>
-      <w:r>
-        <w:t xml:space="preserve">The transition rested on a specific bargain historians call the Pacto del Olvido, the pact of forgetting: an informal, near-universal agreement among the new democracy's politicians, left and right, not to prosecute crimes from the civil war or the dictatorship, formalized by a 1977 amnesty law. It bought the transition its calm. It also meant Spain took far longer than Germany to build anything like an official reckoning with what had happened, and the argument over exhuming the dictatorship's mass graves and renaming its streets was still active decades later, under a 2007 law and a further one in 2022.</w:t>
-      </w:r>
-    </w:p>
-    <w:p>
-      <w:pPr>
-        <w:spacing w:after="200"/>
-      </w:pPr>
-      <w:r>
-        <w:t xml:space="preserve">The landing was not without incident. On February 23, 1981, a lieutenant colonel of the Civil Guard, Antonio Tejero, burst into the Spanish parliament with armed men and fired shots into the ceiling, and the coup attempt failed chiefly because King Juan Carlos went on television that night and declared for the constitution. And in 2019, more than four decades after his death, Franco's body was finally moved out of the monumental Valley of the Fallen, and Spain went on arguing, as several countries in this book do, about how to remember what it had done.</w:t>
+        <w:t xml:space="preserve">1853–1947: Japan, Restoration, and Empire</w:t>
+      </w:r>
+    </w:p>
+    <w:p>
+      <w:pPr>
+        <w:spacing w:after="200"/>
+      </w:pPr>
+      <w:r>
+        <w:t xml:space="preserve">Japan enters this part of the book carrying a cultural inheritance dolphins already respected long before the 19th century: centuries of courtly literature, Zen-influenced aesthetics, and craft traditions refined under more than two hundred years of deliberate isolation from the outside world.</w:t>
+      </w:r>
+    </w:p>
+    <w:p>
+      <w:pPr>
+        <w:spacing w:after="200"/>
+      </w:pPr>
+      <w:r>
+        <w:t xml:space="preserve">That isolation ended on Japan's own terms only in the sense that it ended at all. In 1853, Commodore Matthew Perry's American warships arrived in Tokyo Bay and made the cost of staying closed unmistakable. Within fifteen years, the Tokugawa shogunate had fallen and the Meiji Restoration of 1868 began compressing a century of industrialization into a few decades, on purpose.</w:t>
+      </w:r>
+    </w:p>
+    <w:p>
+      <w:pPr>
+        <w:spacing w:after="200"/>
+      </w:pPr>
+      <w:r>
+        <w:t xml:space="preserve">The speed of it stuns dolphin historians as much as anything else in this book. A feudal, agrarian society built a modern navy, a rail network, a conscript army, and an industrial base within a single lifetime, sending students abroad to learn what it needed and building the rest at home once they returned.</w:t>
+      </w:r>
+    </w:p>
+    <w:p>
+      <w:pPr>
+        <w:spacing w:after="200"/>
+      </w:pPr>
+      <w:r>
+        <w:rPr>
+          <w:i/>
+          <w:iCs/>
+        </w:rPr>
+        <w:t xml:space="preserve">“No civilization in this book so far has climbed as far, as fast, on purpose,” dolphin historians noted. “The question was always going to be what it climbed toward.”</w:t>
+      </w:r>
+    </w:p>
+    <w:p>
+      <w:pPr>
+        <w:spacing w:after="200"/>
+      </w:pPr>
+      <w:r>
+        <w:t xml:space="preserve">Victory over China in 1895 and, more startling to the rest of the world, over Russia in 1905, confirmed Japan as a great power by the only measure the era's great powers recognized. Confirmation curdled into appetite through the 1920s and 30s: rising militarism, a government increasingly steered by its own army, and the 1931 invasion of Manchuria conducted with barely a nod to Tokyo's civilian leadership.</w:t>
+      </w:r>
+    </w:p>
+    <w:p>
+      <w:pPr>
+        <w:spacing w:after="200"/>
+      </w:pPr>
+      <w:r>
+        <w:t xml:space="preserve">Full-scale war with China followed from 1937, including the Nanjing massacre of 1937–38, in which Japanese forces killed civilians and disarmed soldiers over several weeks with a brutality that shocked the foreign observers still in the city. Estimates of the dead run from tens of thousands to the more than 200,000 found by the postwar Tokyo tribunal and the 300,000 of China's official figure; the number remains an open wound between the two countries.</w:t>
+      </w:r>
+    </w:p>
+    <w:p>
+      <w:pPr>
+        <w:spacing w:after="200"/>
+      </w:pPr>
+      <w:r>
+        <w:t xml:space="preserve">The Pacific War that followed the December 1941 attack on Pearl Harbor asked a great deal of Japan's own population: by its final year, the state was organizing kamikaze pilots, young men flying aircraft deliberately into American ships, as an accepted military tactic rather than a desperate improvisation. The same program extended underwater, in the form of the Kaiten, a manned torpedo that its pilot rode to the target and could not survive by design. Dolphin historians, who have spent a great many centuries watching things move through their water, note that this is the first they saw in it built as a one-way trip for the person steering.</w:t>
+      </w:r>
+    </w:p>
+    <w:p>
+      <w:pPr>
+        <w:spacing w:after="200"/>
+      </w:pPr>
+      <w:r>
+        <w:rPr>
+          <w:i/>
+          <w:iCs/>
+        </w:rPr>
+        <w:t xml:space="preserve">Dolphin historians allow themselves a rare departure from detached amusement here. A dolphin will die defending its calf, its pod, or itself, for reasons any animal would recognize instantly. It will not, and by its nature cannot, be persuaded to die for a flag, a doctrine, or a phrase it was taught to repeat. Of every pattern cataloged in this book, choosing to die for an idea instead of for another living creature is the one dolphin scholarship finds hardest to view with its usual distance, and declines to pretend otherwise here.</w:t>
+      </w:r>
+    </w:p>
+    <w:p>
+      <w:pPr>
+        <w:spacing w:after="200"/>
+      </w:pPr>
+      <w:r>
+        <w:t xml:space="preserve">The war ended in August 1945. The atomic bombs dropped on Hiroshima and Nagasaki, the only nuclear weapons ever used in war, killed well over 100,000 people by the end of that year, most of them civilians, and Japan surrendered days later.</w:t>
+      </w:r>
+    </w:p>
+    <w:p>
+      <w:pPr>
+        <w:spacing w:after="200"/>
+      </w:pPr>
+      <w:r>
+        <w:t xml:space="preserve">What followed was postwar Japan's own version of the turn this part of the book keeps tracking. A new constitution, drafted under American occupation and in force from May 1947, renounced war as a sovereign right and, in its text, the maintenance of war potential, leaving Japan with self-defense forces only. The country rebuilt instead into an economic power, and did so within the same one-generation timescale it had once used to build an empire.</w:t>
       </w:r>
     </w:p>
     <w:p>
@@ -4499,7 +4447,7 @@
           <w:i/>
           <w:iCs/>
         </w:rPr>
-        <w:t xml:space="preserve">Spain ran the genius-and-catastrophe pattern twice, centuries apart, and supplied the slowest correction of the three fascist-era European cases: no defeat, no liberating army, just one old dictator's death and, remarkably, a peaceful landing afterward. The convivencia proved good ideas do not protect themselves. The transition after Franco proved bad ones do not always require outside force to end, either — sometimes they simply outlive the one man holding them up.</w:t>
+        <w:t xml:space="preserve">Same shape, different ocean. A society climbed from feudalism to great-power status faster than any other in this book so far, aimed that capability at conquest and atrocity within the same lifetime that built it, suffered two atomic bombings before it stopped, and rebuilt afterward as a pacifist economic power on the same compressed timescale it uses for everything else. The dolphins remain unsure whether to be more impressed by the speed of the rise, the speed of the fall, or the speed of the recovery.</w:t>
       </w:r>
     </w:p>
     <w:p>
@@ -4523,111 +4471,127 @@
           <w:sz w:val="36"/>
           <w:szCs w:val="36"/>
         </w:rPr>
-        <w:t xml:space="preserve">1917–1991: The Soviet Union, Ideals and Iron</w:t>
-      </w:r>
-    </w:p>
-    <w:p>
-      <w:pPr>
-        <w:spacing w:after="200"/>
-      </w:pPr>
-      <w:r>
-        <w:t xml:space="preserve">Pre-revolutionary Russia supplied its own share of this book's genius, independent of anything that came after it: Tolstoy and Dostoevsky in literature, Tchaikovsky in music, Mendeleev's periodic table of the elements in 1869, all produced under a czarist autocracy that gave its own population little say in how it was ruled.</w:t>
-      </w:r>
-    </w:p>
-    <w:p>
-      <w:pPr>
-        <w:spacing w:after="200"/>
-      </w:pPr>
-      <w:r>
-        <w:t xml:space="preserve">The 1917 revolution carried real idealism alongside its opportunism: an end to that autocracy, and a promise, sincerely held by a great many of its early supporters, of a classless society organized around common ownership rather than inherited privilege. A brutal civil war followed the revolution before the Bolsheviks secured control of the new Soviet state.</w:t>
-      </w:r>
-    </w:p>
-    <w:p>
-      <w:pPr>
-        <w:spacing w:after="200"/>
-      </w:pPr>
-      <w:r>
-        <w:t xml:space="preserve">Vladimir Lenin's death in 1924 opened a succession struggle that Joseph Stalin won by the end of the decade, and what followed turned the idealism of 1917 into some of the deadliest state policy in this book. Forced collectivization of agriculture in the early 1930s produced famine across the Soviet Union, killing, on most estimates, between five and eight million people, about half of them in Ukraine. The Ukrainian famine is known as the Holodomor; it was the result of policy, not weather, and whether it should be called genocide is still argued, with Ukraine and a number of other countries recognizing it as one.</w:t>
-      </w:r>
-    </w:p>
-    <w:p>
-      <w:pPr>
-        <w:spacing w:after="200"/>
-      </w:pPr>
-      <w:r>
-        <w:t xml:space="preserve">The purges and show trials of the later 1930s eliminated much of the Communist Party's own founding generation on fabricated charges, while the Gulag system of forced labor camps held, by archival counts, about eighteen million people between 1930 and 1953 alone, of whom at least 1.5 million died there.</w:t>
-      </w:r>
-    </w:p>
-    <w:p>
-      <w:pPr>
-        <w:spacing w:after="200"/>
-      </w:pPr>
-      <w:r>
-        <w:t xml:space="preserve">The instinct to deny instead of admit had an early, specific test case. In 1940, the Soviet secret police executed some 22,000 Polish military officers and civil servants in the Katyn Forest and elsewhere, then blamed the killings on Nazi Germany for the next five decades; the Soviet state did not admit its own responsibility until 1990, one of the last confessions Gorbachev's own government made before the country that had committed the act ceased to exist.</w:t>
-      </w:r>
-    </w:p>
-    <w:p>
-      <w:pPr>
-        <w:spacing w:after="200"/>
-      </w:pPr>
-      <w:r>
-        <w:t xml:space="preserve">The scale of the camps was not widely believed outside the Soviet Union until one of their own survivors made it impossible to ignore. Aleksandr Solzhenitsyn, who had spent eight years in the Gulag himself, smuggled out and published The Gulag Archipelago in 1973, a documented account that cost him his citizenship and cost the Soviet state much of what remained of its sympathy abroad.</w:t>
-      </w:r>
-    </w:p>
-    <w:p>
-      <w:pPr>
-        <w:spacing w:after="200"/>
-      </w:pPr>
-      <w:r>
-        <w:t xml:space="preserve">The same state apparatus that ran the purges and the camps also drove rapid industrialization, turning a largely agrarian economy into one capable, within a single generation, of matching Nazi Germany's military production and, in 1957, launching Sputnik, the first artificial satellite, ahead of every other nation on Earth.</w:t>
-      </w:r>
-    </w:p>
-    <w:p>
-      <w:pPr>
-        <w:spacing w:after="200"/>
-      </w:pPr>
-      <w:r>
-        <w:t xml:space="preserve">Dolphin historians insist on stating plainly what a shorter accounting would flatten out: the Soviet Union also paid the highest cost, by a wide margin, of any Allied power in defeating Nazi Germany, with estimates of Soviet dead in the Second World War running from around 20 million to as high as 27 million, military and civilian combined, a scale that shaped the postwar Soviet state's own self-image for the rest of its existence.</w:t>
-      </w:r>
-    </w:p>
-    <w:p>
-      <w:pPr>
-        <w:spacing w:after="200"/>
-      </w:pPr>
-      <w:r>
-        <w:rPr>
-          <w:i/>
-          <w:iCs/>
-        </w:rPr>
-        <w:t xml:space="preserve">“A state can be simultaneously the victim of one catastrophe and the author of several others,” dolphin historians noted. “This chapter is where that fact is hardest to look away from.”</w:t>
-      </w:r>
-    </w:p>
-    <w:p>
-      <w:pPr>
-        <w:spacing w:after="200"/>
-      </w:pPr>
-      <w:r>
-        <w:t xml:space="preserve">Unlike postwar Germany, Japan, and Italy, the Soviet Union's course correction did not arrive on the heels of external defeat. It came gradually, unevenly, and only after decades: Nikita Khrushchev's 1956 speech denouncing Stalin's crimes before the party's own congress; a slow, incomplete thaw through the following decades; and finally Mikhail Gorbachev's reforms of glasnost and perestroika in the 1980s, which loosened the state's grip faster than the state itself could survive the loosening. The Soviet Union dissolved in 1991, nearly seventy years after its founding.</w:t>
-      </w:r>
-    </w:p>
-    <w:p>
-      <w:pPr>
-        <w:spacing w:after="200"/>
-      </w:pPr>
-      <w:r>
-        <w:t xml:space="preserve">The pattern recurred once more before the end. On April 26, 1986, a reactor at the Chernobyl nuclear plant in Soviet Ukraine exploded, and the state's first instinct was the one this chapter has already described: silence. Nearby residents were not evacuated for 36 hours, and the government did not publicly acknowledge the disaster until Swedish monitoring stations, detecting radioactive fallout drifting over Scandinavia, forced the admission. Gorbachev later said the disaster, more than any single policy, convinced him the old system's secrecy could no longer be sustained.</w:t>
-      </w:r>
-    </w:p>
-    <w:p>
-      <w:pPr>
-        <w:spacing w:after="200"/>
-      </w:pPr>
-      <w:r>
-        <w:rPr>
-          <w:i/>
-          <w:iCs/>
-        </w:rPr>
-        <w:t xml:space="preserve">A state built on the promise of rational, scientific progress on the people's behalf took thirty-six hours to tell the people downwind of an exploded reactor that they should leave. The town nearest the plant, Pripyat, built for its workers and home to about fifty thousand people, has been empty ever since.</w:t>
+        <w:t xml:space="preserve">1861–1946: Italy, Rome's Heir and the Fascist Detour</w:t>
+      </w:r>
+    </w:p>
+    <w:p>
+      <w:pPr>
+        <w:spacing w:after="200"/>
+      </w:pPr>
+      <w:r>
+        <w:t xml:space="preserve">Italy carries the longest cultural résumé in this part of the book. Rome itself, covered several chapters ago, is only the opening entry. A thousand years later, the Renaissance turned a handful of Italian city-states, Florence chief among them, into the densest concentration of art and science the book has yet recorded in one place: Leonardo da Vinci, Michelangelo, and, in the century that followed, Galileo, whose telescope observations helped force the entire Copernican argument onto the world's agenda.</w:t>
+      </w:r>
+    </w:p>
+    <w:p>
+      <w:pPr>
+        <w:spacing w:after="200"/>
+      </w:pPr>
+      <w:r>
+        <w:t xml:space="preserve">Dolphin historians treat Italy, unlike Germany or Japan, as a case where “genius” is not a 19th-century flowering but a multi-thousand-year inheritance, renewed rather than newly discovered.</w:t>
+      </w:r>
+    </w:p>
+    <w:p>
+      <w:pPr>
+        <w:spacing w:after="200"/>
+      </w:pPr>
+      <w:r>
+        <w:t xml:space="preserve">Political unification arrived astonishingly late relative to that inheritance: Italy did not become a single state until 1861, and the disappointment of unification's unfulfilled promises fed directly into the movement Benito Mussolini built in the war's aftermath. His 1922 March on Rome brought him to power without a single shot fired in the capital, and Italy gave the world the word “fascism” before any other country had a regime to match it.</w:t>
+      </w:r>
+    </w:p>
+    <w:p>
+      <w:pPr>
+        <w:spacing w:after="200"/>
+      </w:pPr>
+      <w:r>
+        <w:t xml:space="preserve">The regime's decisive turn came earlier than the invasion of Ethiopia. In June 1924, Giacomo Matteotti, a socialist member of parliament who had just delivered a speech accusing the fascists of election fraud, was kidnapped and murdered by men with close ties to Mussolini. The killing produced a genuine political crisis; Mussolini used it to strip away what independent press and opposition remained, instead of stepping down, and on January 3, 1925, told parliament that he alone assumed “the political, moral, and historical responsibility” for all that had happened, and dared it to act. It did not.</w:t>
+      </w:r>
+    </w:p>
+    <w:p>
+      <w:pPr>
+        <w:spacing w:after="200"/>
+      </w:pPr>
+      <w:r>
+        <w:rPr>
+          <w:i/>
+          <w:iCs/>
+        </w:rPr>
+        <w:t xml:space="preserve">“The claim that Mussolini made the trains run on time,” dolphin historians noted, “is, by most transport historians' account, largely a myth the regime encouraged on its own behalf. Dolphin scholarship treats a dictatorship's own press office as a source of last resort.”</w:t>
+      </w:r>
+    </w:p>
+    <w:p>
+      <w:pPr>
+        <w:spacing w:after="200"/>
+      </w:pPr>
+      <w:r>
+        <w:t xml:space="preserve">The regime's foreign ambitions ran ahead of its actual military strength for most of its life. The 1935-36 invasion of Ethiopia, one of the last independent states in Africa, used chemical weapons against a population with no air force and little modern weaponry to answer with, a one-sided brutality dolphin historians decline to file under “war” in the sense the word implies elsewhere in this book.</w:t>
+      </w:r>
+    </w:p>
+    <w:p>
+      <w:pPr>
+        <w:spacing w:after="200"/>
+      </w:pPr>
+      <w:r>
+        <w:t xml:space="preserve">Italy entered the Second World War in 1940 as Germany's junior partner, and its military performance across North Africa, Greece, and the Balkans fell consistently short of the alliance's needs. The war turned against Italy well before it turned against Germany: Allied landings in Sicily in 1943 triggered Mussolini's own arrest by his former colleagues within weeks, and the country split in two, an Allied-backed south and a German-occupied north where Mussolini was installed as a puppet ruler.</w:t>
+      </w:r>
+    </w:p>
+    <w:p>
+      <w:pPr>
+        <w:spacing w:after="200"/>
+      </w:pPr>
+      <w:r>
+        <w:t xml:space="preserve">What followed was a civil war fought inside the larger world war: Italian partisans, communist and non-communist alike, fought German occupation forces and Mussolini's remaining loyalists until the war's end. Mussolini was captured and executed by partisans in April 1945, his body publicly displayed in Milan.</w:t>
+      </w:r>
+    </w:p>
+    <w:p>
+      <w:pPr>
+        <w:spacing w:after="200"/>
+      </w:pPr>
+      <w:r>
+        <w:rPr>
+          <w:i/>
+          <w:iCs/>
+        </w:rPr>
+        <w:t xml:space="preserve">“The deepest cultural inheritance in Europe,” Professor Click-Click-Whoosh observed, “put up with its dictator for twenty-one years. Dolphin scholarship regards this as poor value for a very old country.”</w:t>
+      </w:r>
+    </w:p>
+    <w:p>
+      <w:pPr>
+        <w:spacing w:after="200"/>
+      </w:pPr>
+      <w:r>
+        <w:t xml:space="preserve">Postwar Italy returned to democracy in 1946, messy and coalition-prone in the decades that followed, but real, and it survived coup plots and the political terrorism of the 1970s without a return to the fascist model.</w:t>
+      </w:r>
+    </w:p>
+    <w:p>
+      <w:pPr>
+        <w:spacing w:after="200"/>
+      </w:pPr>
+      <w:r>
+        <w:t xml:space="preserve">The reckoning with that interruption trailed well behind the recovery. Italy's own purge of fascists, the epurazione, began in earnest and faltered within two years, and a 1946 amnesty, drafted by the Communist justice minister Palmiro Togliatti with reconciliation, not accountability, in mind, released the great majority of Italians jailed for fascist-era crimes within a few years of the war's end. Many former officials returned quietly to public life, and Italy's own reckoning with the period stayed, for decades, a much quieter conversation than Germany's.</w:t>
+      </w:r>
+    </w:p>
+    <w:p>
+      <w:pPr>
+        <w:spacing w:after="100"/>
+      </w:pPr>
+      <w:r>
+        <w:rPr>
+          <w:b/>
+          <w:bCs/>
+        </w:rPr>
+        <w:t xml:space="preserve">Dolphin verdict:</w:t>
+      </w:r>
+    </w:p>
+    <w:p>
+      <w:pPr>
+        <w:spacing w:after="200"/>
+      </w:pPr>
+      <w:r>
+        <w:rPr>
+          <w:i/>
+          <w:iCs/>
+        </w:rPr>
+        <w:t xml:space="preserve">Rome, the Renaissance, and fascism all happened in the same few hundred square miles, separated by centuries the dolphins keep having to remind themselves belong to one continuous country. The pattern's length is clearly not fixed by how deep a civilization's past runs, only by the choices it makes in one particular decade. Italy had as deep a past as any case in this part of the book and still made those choices, and then, after defeat and a civil war of its own, unmade them.</w:t>
       </w:r>
     </w:p>
     <w:p>
@@ -4651,111 +4615,115 @@
           <w:sz w:val="36"/>
           <w:szCs w:val="36"/>
         </w:rPr>
-        <w:t xml:space="preserve">1949 to Today: China, the Long Memory and the Great Leap</w:t>
-      </w:r>
-    </w:p>
-    <w:p>
-      <w:pPr>
-        <w:spacing w:after="200"/>
-      </w:pPr>
-      <w:r>
-        <w:t xml:space="preserve">This chapter returns to a civilization dolphin scholarship already logged, several chapters ago, as among the deepest cultural inheritances in the book: millennia of continuous writing, philosophy, and administration, surviving dynasty after dynasty like a tide that always came back in.</w:t>
-      </w:r>
-    </w:p>
-    <w:p>
-      <w:pPr>
-        <w:spacing w:after="200"/>
-      </w:pPr>
-      <w:r>
-        <w:t xml:space="preserve">The 19th century interrupted that tide more severely than any dynasty's collapse had. Defeat in the Opium Wars, unequal treaties forced on China by European powers, and foreign concessions carved out of Chinese port cities opened what Chinese historians call the Century of Humiliation — a period that shaped the political movements of the century that followed as directly as any single event in this book shapes the chapter after it.</w:t>
-      </w:r>
-    </w:p>
-    <w:p>
-      <w:pPr>
-        <w:spacing w:after="200"/>
-      </w:pPr>
-      <w:r>
-        <w:t xml:space="preserve">Decades of civil war and Japanese occupation, covered in this part of the book's earlier chapter on Japan, ended in 1949 with the Communist Party's victory under Mao Zedong, arriving with genuine popular exhaustion and hope behind it after so much foreign and internal violence.</w:t>
-      </w:r>
-    </w:p>
-    <w:p>
-      <w:pPr>
-        <w:spacing w:after="200"/>
-      </w:pPr>
-      <w:r>
-        <w:t xml:space="preserve">The Great Leap Forward, launched in 1958, aimed to industrialize China's economy at a speed the Soviet Union had once attempted with its own five-year plans. The policies it imposed on agriculture instead produced a famine, running from roughly 1959 to 1961, that killed somewhere between fifteen and forty-five million people; most demographers put the figure near thirty million, which would make it the deadliest famine on record. The cause was overwhelmingly policy, not drought.</w:t>
-      </w:r>
-    </w:p>
-    <w:p>
-      <w:pPr>
-        <w:spacing w:after="200"/>
-      </w:pPr>
-      <w:r>
-        <w:t xml:space="preserve">The Cultural Revolution, launched in 1966 and continuing in various forms until Mao's death in 1976, turned the state's organizing power against its own institutions, culture, and people: intellectuals persecuted, historical and religious sites destroyed, education disrupted for a generation, and between several hundred thousand and about two million people killed — a direct, painful echo of the very cultural memory dolphin scholarship admired several chapters earlier.</w:t>
-      </w:r>
-    </w:p>
-    <w:p>
-      <w:pPr>
-        <w:spacing w:after="200"/>
-      </w:pPr>
-      <w:r>
-        <w:rPr>
-          <w:i/>
-          <w:iCs/>
-        </w:rPr>
-        <w:t xml:space="preserve">“A civilization that kept its own memory for three thousand years,” one senior dolphin scholar added, “spent a decade of the twentieth century trying to erase pieces of it on purpose. The tide, this time, did not simply come back in on its own.”</w:t>
-      </w:r>
-    </w:p>
-    <w:p>
-      <w:pPr>
-        <w:spacing w:after="200"/>
-      </w:pPr>
-      <w:r>
-        <w:t xml:space="preserve">Deng Xiaoping's reforms, beginning in 1978 after Mao's death, opened China's economy to market mechanisms and foreign investment, producing what is likely the fastest large-scale poverty reduction in recorded history over the following four decades. That economic liberalization arrived without a matching political liberalization, a gap the army made unmistakable on the night of June 3–4, 1989, when it cleared protesters from in and around Tiananmen Square. Hundreds were killed, possibly more than a thousand; there is no official count, and the event is still censored inside China.</w:t>
-      </w:r>
-    </w:p>
-    <w:p>
-      <w:pPr>
-        <w:spacing w:after="200"/>
-      </w:pPr>
-      <w:r>
-        <w:t xml:space="preserve">The story did not stop there. Three further decades of growth turned China into the world's largest manufacturer by output, producing a majority of the world's steel and a large share of its solar panels, alongside consumer goods sold in nearly every category and almost every country. By the 2020s, China had also become the world's leading source of published scientific research by sheer volume, exporting scientists and engineering talent to laboratories worldwide while training more of its own at home than any other nation.</w:t>
-      </w:r>
-    </w:p>
-    <w:p>
-      <w:pPr>
-        <w:spacing w:after="200"/>
-      </w:pPr>
-      <w:r>
-        <w:t xml:space="preserve">Electric vehicles made the shift especially visible. BYD, a Chinese manufacturer few Western consumers had heard of a decade earlier, had long outsold Tesla once plug-in hybrids were counted, and in 2025 passed it on battery-electric cars alone, about 2.26 million to 1.64 million, and Chinese-made EVs, priced well below what most Western manufacturers could match, prompted the United States and the European Union to impose tariffs explicitly to slow their import — a rare case of a democracy and a one-party state competing openly on price instead of ideology.</w:t>
-      </w:r>
-    </w:p>
-    <w:p>
-      <w:pPr>
-        <w:spacing w:after="200"/>
-      </w:pPr>
-      <w:r>
-        <w:t xml:space="preserve">One assumption about this rise is worth correcting head-on, since it is a common one and precisely backward: China's population is not growing to match its economic output. It peaked around 2021 or 2022 and has been declining since, and its fertility rate has fallen to among the lowest recorded anywhere, despite the government ending its one-child policy in 2015 and actively encouraging larger families ever since with steadily diminishing results.</w:t>
-      </w:r>
-    </w:p>
-    <w:p>
-      <w:pPr>
-        <w:spacing w:after="200"/>
-      </w:pPr>
-      <w:r>
-        <w:rPr>
-          <w:i/>
-          <w:iCs/>
-        </w:rPr>
-        <w:t xml:space="preserve">“The same country that re-engineered its entire economy within a single generation,” dolphin historians observed, “has so far found a shrinking birth rate considerably harder to re-engineer than a supply chain. Factories respond to five-year plans. Families, it turns out, hold a vote the state cannot fully overrule.”</w:t>
-      </w:r>
-    </w:p>
-    <w:p>
-      <w:pPr>
-        <w:spacing w:after="200"/>
-      </w:pPr>
-      <w:r>
-        <w:t xml:space="preserve">Dolphin scholarship registers one further complaint alongside the economic ledger, and concedes it is a more personal one than most. China has been the world's largest annual source of carbon emissions since the mid-2000s, by a growing margin over the United States in second place, and a widely cited 2015 study of mismanaged plastic waste entering the ocean ranked China first. A 2021 study that modeled rivers in more detail ranked the Philippines, India, and Malaysia higher, and wealthy countries, the United States among them, had for years shipped their own plastic waste to Asia to be dealt with there.</w:t>
+        <w:t xml:space="preserve">Medieval Córdoba to 1981: Spain, Convivencia and the General</w:t>
+      </w:r>
+    </w:p>
+    <w:p>
+      <w:pPr>
+        <w:spacing w:after="200"/>
+      </w:pPr>
+      <w:r>
+        <w:t xml:space="preserve">Dolphin historians open this chapter earlier than its 20th-century subject, because Spain's pattern of genius and catastrophe has already run once before, on a different set of terms entirely.</w:t>
+      </w:r>
+    </w:p>
+    <w:p>
+      <w:pPr>
+        <w:spacing w:after="200"/>
+      </w:pPr>
+      <w:r>
+        <w:t xml:space="preserve">Medieval al-Andalus, the Muslim-ruled portion of the Iberian Peninsula, sustained long periods of coexistence and shared scholarship among Muslim, Christian, and Jewish communities, called convivencia, with Córdoba and Toledo among the era's great centers of translation and learning. Greek philosophy, mathematics, and medicine were preserved and extended there at a time when much of Christian Europe had little access to them.</w:t>
+      </w:r>
+    </w:p>
+    <w:p>
+      <w:pPr>
+        <w:spacing w:after="200"/>
+      </w:pPr>
+      <w:r>
+        <w:t xml:space="preserve">Historians argue about how rosy that picture is. Christians and Jews lived as dhimmi, protected but legally subordinate communities who paid a special tax, and the coexistence had violent interruptions: in 1066 a mob in Granada killed much of the city's Jewish community. The fairest reading is that al-Andalus was, for long stretches, more tolerant than most of its neighbors, which is not the same as tolerant.</w:t>
+      </w:r>
+    </w:p>
+    <w:p>
+      <w:pPr>
+        <w:spacing w:after="200"/>
+      </w:pPr>
+      <w:r>
+        <w:t xml:space="preserve">Convivencia's most famous graduate was born in Córdoba around 1138: Maimonides, a Jewish philosopher and physician who wrote most of his greatest works in Arabic and shaped Jewish, Islamic, and Christian scholastic thought alike. He also shows its limits. When the Almohads, a stricter Berber dynasty, took Córdoba in 1148 and pressed non-Muslims to convert, his family fled, and he wrote his major works in Cairo, as a court physician.</w:t>
+      </w:r>
+    </w:p>
+    <w:p>
+      <w:pPr>
+        <w:spacing w:after="200"/>
+      </w:pPr>
+      <w:r>
+        <w:t xml:space="preserve">That convivencia ended deliberately. The Reconquista's completion in January 1492, with the fall of Granada, was followed within months by the Alhambra Decree expelling Spain's Jewish population — the same year, not coincidentally, Spain funded the voyage that opened the Americas to European conquest in the chapter on exploration.</w:t>
+      </w:r>
+    </w:p>
+    <w:p>
+      <w:pPr>
+        <w:spacing w:after="200"/>
+      </w:pPr>
+      <w:r>
+        <w:t xml:space="preserve">The Spanish Golden Age that followed in the 16th and 17th centuries, Cervantes writing Don Quixote, Velázquez painting, arrived hand in hand with the Inquisition's religious enforcement and a colonial empire built on the conquest covered elsewhere in this book. Genius and catastrophe, in Spain's case, are not sequential the way they are for Germany or Japan. They arrived together, repeatedly.</w:t>
+      </w:r>
+    </w:p>
+    <w:p>
+      <w:pPr>
+        <w:spacing w:after="200"/>
+      </w:pPr>
+      <w:r>
+        <w:t xml:space="preserve">The 20th-century case proper begins with the instability of Spain's Second Republic, declared in 1931, and the military uprising of July 1936 that turned that instability into the Spanish Civil War. Foreign powers intervened on both sides: the Soviet Union backed the Republic, while Germany and Italy backed the Nationalist rebellion under General Francisco Franco. Germany's Condor Legion bombed the Basque town of Guernica in April 1937, an attack widely seen, then and since, as a rehearsal for the bombing of far larger cities; historians still debate how much of that was the intent.</w:t>
+      </w:r>
+    </w:p>
+    <w:p>
+      <w:pPr>
+        <w:spacing w:after="200"/>
+      </w:pPr>
+      <w:r>
+        <w:t xml:space="preserve">Picasso's painting of the bombing, Guernica, stayed abroad on his instructions until Spain was a democracy again; it came home in 1981, eight years after his death.</w:t>
+      </w:r>
+    </w:p>
+    <w:p>
+      <w:pPr>
+        <w:spacing w:after="200"/>
+      </w:pPr>
+      <w:r>
+        <w:t xml:space="preserve">Franco's victory in 1939 opened a dictatorship that lasted until his death in 1975, nearly four decades, and a stark outlier in one specific way: unlike Germany, Japan, and Italy, Franco's Spain was never defeated from outside. There was no occupying army, no unconditional surrender, and no external constitution imposed on it.</w:t>
+      </w:r>
+    </w:p>
+    <w:p>
+      <w:pPr>
+        <w:spacing w:after="200"/>
+      </w:pPr>
+      <w:r>
+        <w:rPr>
+          <w:i/>
+          <w:iCs/>
+        </w:rPr>
+        <w:t xml:space="preserve">“The others were corrected by their enemies,” dolphin scholars remarked. “Spain had to correct itself, decades late, on its own schedule, or not at all.”</w:t>
+      </w:r>
+    </w:p>
+    <w:p>
+      <w:pPr>
+        <w:spacing w:after="200"/>
+      </w:pPr>
+      <w:r>
+        <w:t xml:space="preserve">It did, eventually. Franco's own designated succession plan, intended to preserve the regime, instead installed King Juan Carlos I, who oversaw a largely peaceful transition to constitutional democracy between 1975 and 1978, an outcome few observers had confidently predicted while Franco was still alive.</w:t>
+      </w:r>
+    </w:p>
+    <w:p>
+      <w:pPr>
+        <w:spacing w:after="200"/>
+      </w:pPr>
+      <w:r>
+        <w:t xml:space="preserve">The transition rested on a specific bargain historians call the Pacto del Olvido, the pact of forgetting: an informal, near-universal agreement among the new democracy's politicians, left and right, not to prosecute crimes from the civil war or the dictatorship, formalized by a 1977 amnesty law. It bought the transition its calm. It also meant Spain took far longer than Germany to build anything like an official reckoning with what had happened, and the argument over exhuming the dictatorship's mass graves and renaming its streets was still active decades later, under a 2007 law and a further one in 2022.</w:t>
+      </w:r>
+    </w:p>
+    <w:p>
+      <w:pPr>
+        <w:spacing w:after="200"/>
+      </w:pPr>
+      <w:r>
+        <w:t xml:space="preserve">The landing was not without incident. On February 23, 1981, a lieutenant colonel of the Civil Guard, Antonio Tejero, burst into the Spanish parliament with armed men and fired shots into the ceiling, and the coup attempt failed chiefly because King Juan Carlos went on television that night and declared for the constitution. And in 2019, more than four decades after his death, Franco's body was finally moved out of the monumental Valley of the Fallen, and Spain went on arguing, as several countries in this book do, about how to remember what it had done.</w:t>
       </w:r>
     </w:p>
     <w:p>
@@ -4779,7 +4747,7 @@
           <w:i/>
           <w:iCs/>
         </w:rPr>
-        <w:t xml:space="preserve">China supplies this part of the book's only case where the course correction was economic but not political. Hundreds of millions of people rose out of poverty within living memory, an achievement with few rivals anywhere in this book, produced by a state that has still not fully answered for the famine or the Cultural Revolution it also produced. Capability and wisdom, once again, on separate schedules — and, as this chapter closes, not yet fully reconciled.</w:t>
+        <w:t xml:space="preserve">Spain ran the genius-and-catastrophe pattern twice, centuries apart, and supplied the slowest correction of the three fascist-era European cases: no defeat, no liberating army, just one old dictator's death and, remarkably, a peaceful landing afterward. The convivencia proved good ideas do not protect themselves. The transition after Franco proved bad ones do not always require outside force to end, either — sometimes they simply outlive the one man holding them up.</w:t>
       </w:r>
     </w:p>
     <w:p>
@@ -4803,171 +4771,119 @@
           <w:sz w:val="36"/>
           <w:szCs w:val="36"/>
         </w:rPr>
-        <w:t xml:space="preserve">The 13th Century BCE to 1948 CE: The People Who Kept Their Story — A Complete History of the Jews</w:t>
-      </w:r>
-    </w:p>
-    <w:p>
-      <w:pPr>
-        <w:spacing w:after="200"/>
-      </w:pPr>
-      <w:r>
-        <w:t xml:space="preserve">Most peoples in this book are attached to dolphin scholarship through a place: Sumer's rivers, Rome's roads, China's dynasties. This chapter is about a people the dolphins learned to track a different way, because for most of their history they were not reliably attached to any one place at all.</w:t>
-      </w:r>
-    </w:p>
-    <w:p>
-      <w:pPr>
-        <w:spacing w:after="200"/>
-      </w:pPr>
-      <w:r>
-        <w:t xml:space="preserve">Tradition begins with Abraham, a herder in Mesopotamia who, in the account his descendants would carry forward for four thousand years, made a covenant with a single god and moved to Canaan. Dolphin historians file Abraham the way they filed China's Xia dynasty: a founding tradition, not an archaeologically confirmed individual, and worth taking seriously as both at once.</w:t>
-      </w:r>
-    </w:p>
-    <w:p>
-      <w:pPr>
-        <w:spacing w:after="200"/>
-      </w:pPr>
-      <w:r>
-        <w:t xml:space="preserve">His grandson Jacob had a twin, Esau, and the two quarreled over a birthright before Jacob's line carried the story forward; Jacob's own name was changed, in the same tradition, to Israel. His twelve sons became the traditional twelve tribes.</w:t>
-      </w:r>
-    </w:p>
-    <w:p>
-      <w:pPr>
-        <w:spacing w:after="200"/>
-      </w:pPr>
-      <w:r>
-        <w:t xml:space="preserve">One of those sons, Joseph, was sold into slavery in Egypt by his own brothers, then rose through Pharaoh's court on the strength of interpreting dreams. When famine struck Canaan, the same brothers who had sold him came to Egypt for grain and found him in charge of distributing it. The family reunited there and stayed.</w:t>
-      </w:r>
-    </w:p>
-    <w:p>
-      <w:pPr>
-        <w:spacing w:after="200"/>
-      </w:pPr>
-      <w:r>
-        <w:t xml:space="preserve">Generations later, per the account handed down, their descendants had grown numerous enough to worry a different Pharaoh, who enslaved them. Moses led them out — an event Exodus dates to roughly the 13th century BCE and Egyptian records do not independently confirm — followed by forty years in the wilderness, a body of law delivered at Sinai, and eventual settlement in Canaan.</w:t>
-      </w:r>
-    </w:p>
-    <w:p>
-      <w:pPr>
-        <w:spacing w:after="200"/>
-      </w:pPr>
-      <w:r>
-        <w:t xml:space="preserve">A kingdom followed under Saul, then David, who made Jerusalem his capital, then Solomon, who built the First Temple in the 10th century BCE. The kingdom split in two after Solomon's death; the northern kingdom of Israel fell to Assyria in 722 BCE, its ten tribes scattered into the record as the “lost tribes.” The southern kingdom of Judah fell to Babylon in 586 BCE, the First Temple destroyed, its people exiled.</w:t>
-      </w:r>
-    </w:p>
-    <w:p>
-      <w:pPr>
-        <w:spacing w:after="200"/>
-      </w:pPr>
-      <w:r>
-        <w:t xml:space="preserve">Persia's Cyrus the Great, having conquered Babylon, let the exiles return around 538 BCE. A Second Temple went up on the same site about two decades later.</w:t>
-      </w:r>
-    </w:p>
-    <w:p>
-      <w:pPr>
-        <w:spacing w:after="200"/>
-      </w:pPr>
-      <w:r>
-        <w:t xml:space="preserve">Physical evidence for this period exists in a way it does not for the patriarchal narratives that opened this chapter. The Dead Sea Scrolls, discovered in caves near Qumran starting in 1947 and dated from around the 3rd century BCE to the 1st century CE, include the oldest surviving copies of large portions of the Hebrew Bible by a margin of about a thousand years over anything previously known, and their text matches the version handed down through later tradition closely enough to satisfy dolphin scholarship's own standard for confirmed rather than merely traditional history.</w:t>
-      </w:r>
-    </w:p>
-    <w:p>
-      <w:pPr>
-        <w:spacing w:after="200"/>
-      </w:pPr>
-      <w:r>
-        <w:t xml:space="preserve">By the time Rome absorbed the region, the Temple had been massively rebuilt under Herod the Great, a Roman client king remembered for both architectural ambition and paranoid brutality. It was in Herod's Judea, under Roman governance, that a Jewish teacher named Jesus of Nazareth was born and, around 30 CE, executed by Roman authority — the founding event of what would become, within four centuries, the Roman Empire's own state religion, and within two thousand years, the largest religious tradition on Earth.</w:t>
-      </w:r>
-    </w:p>
-    <w:p>
-      <w:pPr>
-        <w:spacing w:after="200"/>
-      </w:pPr>
-      <w:r>
-        <w:t xml:space="preserve">His teaching, as the accounts have it, emphasized compassion, humility, forgiveness, and care for others, and many of the humans who came after found it hard to practice consistently.</w:t>
-      </w:r>
-    </w:p>
-    <w:p>
-      <w:pPr>
-        <w:spacing w:after="200"/>
-      </w:pPr>
-      <w:r>
-        <w:t xml:space="preserve">Judea itself did not stay quiet under Rome. A major revolt from 66 to 73 CE ended with the Second Temple's destruction in 70 CE — only its western retaining wall still stands — and, by tradition, the mass suicide of the revolt's last holdouts at Masada. That account comes down from a single source, the historian Josephus, and its details are still debated by archaeologists, some of whom question how much of it happened as described. A second revolt, in 132-135 CE, was crushed even more completely; Rome barred Jews from Jerusalem and renamed the province Syria Palaestina.</w:t>
-      </w:r>
-    </w:p>
-    <w:p>
-      <w:pPr>
-        <w:spacing w:after="200"/>
-      </w:pPr>
-      <w:r>
-        <w:t xml:space="preserve">What followed was the diaspora: Jewish communities scattered across the Mediterranean, the Middle East, and eventually the whole of Europe and Asia, carrying identity for the next eighteen centuries not through a land or a state, which they mostly did not have, but through law, text, and memory — the Talmud, compiled across the centuries that followed, and an unbroken chain of communal practice.</w:t>
-      </w:r>
-    </w:p>
-    <w:p>
-      <w:pPr>
-        <w:spacing w:after="200"/>
-      </w:pPr>
-      <w:r>
-        <w:rPr>
-          <w:i/>
-          <w:iCs/>
-        </w:rPr>
-        <w:t xml:space="preserve">Dolphin historians note the parallel to their own condition without missing the difference: a pod's culture dies with the pod if the pod is lost. This people's culture, carried in writing, survived the loss of its land entirely.</w:t>
-      </w:r>
-    </w:p>
-    <w:p>
-      <w:pPr>
-        <w:spacing w:after="200"/>
-      </w:pPr>
-      <w:r>
-        <w:t xml:space="preserve">Christianity, meanwhile, outgrew its origin as a Jewish sect. Paul of Tarsus carried its message to non-Jewish communities across the Roman world through the middle of the 1st century CE; the two traditions formally diverged over the following generations. Once Rome adopted it, as the chapter on the great faiths has told, the faith split again, and again: the Great Schism of 1054 divided Catholic Rome from Orthodox Constantinople, and the Protestant Reformation, beginning when Martin Luther posted his objections in 1517, split Western Christianity into the dozens of denominations that exist today. One ancient covenant, several centuries downstream, had become the ancestor of the largest religious family on the planet.</w:t>
-      </w:r>
-    </w:p>
-    <w:p>
-      <w:pPr>
-        <w:spacing w:after="200"/>
-      </w:pPr>
-      <w:r>
-        <w:t xml:space="preserve">The diaspora was rarely gentle. Expulsions recurred across medieval and early modern Christian Europe — England in 1290, France on several occasions, Spain's expulsion in 1492 alongside the Reconquista's completion. Blood libel accusations, forced ghettos, and periodic pogroms, violent mob attacks often tolerated or encouraged by local authorities, recurred for centuries, intensifying again in the Russian Empire in the late 1800s and early 1900s.</w:t>
-      </w:r>
-    </w:p>
-    <w:p>
-      <w:pPr>
-        <w:spacing w:after="200"/>
-      </w:pPr>
-      <w:r>
-        <w:t xml:space="preserve">The Holocaust, already this book's starkest chapter, was this pattern's most extreme expression: an estimated six million Jews murdered by Nazi Germany and its collaborators between 1941 and 1945, an act of industrialized killing built on centuries of the persecution just described.</w:t>
-      </w:r>
-    </w:p>
-    <w:p>
-      <w:pPr>
-        <w:spacing w:after="200"/>
-      </w:pPr>
-      <w:r>
-        <w:t xml:space="preserve">Zionism, a political movement for Jewish return to the historic homeland, had begun decades earlier, given its modern political form by Theodor Herzl, whose book The Jewish State appeared in 1896 and who convened the first Zionist Congress in 1897, in direct response to the persecution then underway in Europe. The Holocaust's aftermath sharply accelerated international support. The United Nations proposed partitioning British Mandate Palestine in 1947; Israel declared independence in May 1948.</w:t>
-      </w:r>
-    </w:p>
-    <w:p>
-      <w:pPr>
-        <w:spacing w:after="200"/>
-      </w:pPr>
-      <w:r>
-        <w:t xml:space="preserve">Fighting between Jewish and Arab forces had begun after the UN vote; the day after independence, the armies of neighboring Arab states invaded. Israel prevailed and expanded beyond the UN's proposed borders; some 700,000 Palestinian Arabs fled or were driven out in the process, an event Palestinians call the Nakba, the catastrophe. Further wars followed in 1956, in 1967 (after which Israel held the West Bank, Gaza, the Golan Heights, and Sinai), and in 1973.</w:t>
-      </w:r>
-    </w:p>
-    <w:p>
-      <w:pPr>
-        <w:spacing w:after="200"/>
-      </w:pPr>
-      <w:r>
-        <w:t xml:space="preserve">Not every neighbor stayed an adversary. Egypt made peace with Israel in 1979, Jordan in 1994, and the 2020 Abraham Accords normalized relations with several more Arab states. The conflict with the Palestinians themselves, over land, statehood, and the unresolved status of Jerusalem, remains open as this book is written, and dolphin historians decline to award it a verdict for the same reason offered elsewhere in this book for still-unresolved arguments: the humans involved have not resolved it yet.</w:t>
-      </w:r>
-    </w:p>
-    <w:p>
-      <w:pPr>
-        <w:spacing w:after="200"/>
-      </w:pPr>
-      <w:r>
-        <w:t xml:space="preserve">The people who kept their story without a land for eighteen centuries built, in 1948, a state to hold it. In the same year about 700,000 other people lost their homes on the same strip of coast, and began carrying a story of their own: the keys to houses they could not return to, the names of villages that are no longer on the map. Both stories are true. The dolphins, who have known that coast longer than either people, have not yet seen how the two will share it.</w:t>
+        <w:t xml:space="preserve">1917–1991: The Soviet Union, Ideals and Iron</w:t>
+      </w:r>
+    </w:p>
+    <w:p>
+      <w:pPr>
+        <w:spacing w:after="200"/>
+      </w:pPr>
+      <w:r>
+        <w:t xml:space="preserve">Pre-revolutionary Russia supplied its own share of this book's genius, independent of anything that came after it: Tolstoy and Dostoevsky in literature, Tchaikovsky in music, Mendeleev's periodic table of the elements in 1869, all produced under a czarist autocracy that gave its own population little say in how it was ruled.</w:t>
+      </w:r>
+    </w:p>
+    <w:p>
+      <w:pPr>
+        <w:spacing w:after="200"/>
+      </w:pPr>
+      <w:r>
+        <w:t xml:space="preserve">The 1917 revolution carried real idealism alongside its opportunism: an end to that autocracy, and a promise, sincerely held by a great many of its early supporters, of a classless society organized around common ownership rather than inherited privilege. A brutal civil war followed the revolution before the Bolsheviks secured control of the new Soviet state.</w:t>
+      </w:r>
+    </w:p>
+    <w:p>
+      <w:pPr>
+        <w:spacing w:after="200"/>
+      </w:pPr>
+      <w:r>
+        <w:t xml:space="preserve">Vladimir Lenin's death in 1924 opened a succession struggle that Joseph Stalin won by the end of the decade, having grasped sooner than his better-spoken rivals that whoever controls the appointments controls the party; what followed turned the idealism of 1917 into some of the deadliest state policy in this book. Forced collectivization of agriculture in the early 1930s produced famine across the Soviet Union, killing, on most estimates, between five and eight million people, about half of them in Ukraine. The Ukrainian famine is known as the Holodomor; it was the result of policy, not weather, and whether it should be called genocide is still argued, with Ukraine and a number of other countries recognizing it as one.</w:t>
+      </w:r>
+    </w:p>
+    <w:p>
+      <w:pPr>
+        <w:spacing w:after="200"/>
+      </w:pPr>
+      <w:r>
+        <w:t xml:space="preserve">The purges and show trials of the later 1930s eliminated much of the Communist Party's own founding generation on fabricated charges, while the Gulag system of forced labor camps held, by archival counts, about eighteen million people between 1930 and 1953 alone, of whom at least 1.5 million died there.</w:t>
+      </w:r>
+    </w:p>
+    <w:p>
+      <w:pPr>
+        <w:spacing w:after="200"/>
+      </w:pPr>
+      <w:r>
+        <w:t xml:space="preserve">In August 1939 Stalin signed a non-aggression pact with Hitler, with a secret protocol dividing Poland and the Baltic states between them, and Soviet troops entered eastern Poland that September. When Germany broke the pact and invaded in June 1941, Stalin is reported to have been, for a short while, unable to believe it.</w:t>
+      </w:r>
+    </w:p>
+    <w:p>
+      <w:pPr>
+        <w:spacing w:after="200"/>
+      </w:pPr>
+      <w:r>
+        <w:t xml:space="preserve">The instinct to deny instead of admit had an early, specific test case. In 1940, the Soviet secret police executed some 22,000 Polish military officers and civil servants in the Katyn Forest and elsewhere, then blamed the killings on Nazi Germany for the next five decades; the Soviet state did not admit its own responsibility until 1990, one of the last confessions Gorbachev's own government made before the country that had committed the act ceased to exist.</w:t>
+      </w:r>
+    </w:p>
+    <w:p>
+      <w:pPr>
+        <w:spacing w:after="200"/>
+      </w:pPr>
+      <w:r>
+        <w:t xml:space="preserve">The scale of the camps was not widely believed outside the Soviet Union until one of their own survivors made it impossible to ignore. Aleksandr Solzhenitsyn, who had spent eight years in the Gulag himself, smuggled out and published The Gulag Archipelago in 1973, a documented account that cost him his citizenship and cost the Soviet state much of what remained of its sympathy abroad.</w:t>
+      </w:r>
+    </w:p>
+    <w:p>
+      <w:pPr>
+        <w:spacing w:after="200"/>
+      </w:pPr>
+      <w:r>
+        <w:t xml:space="preserve">The same state apparatus that ran the purges and the camps also drove rapid industrialization, turning a largely agrarian economy into one capable, within a single generation, of matching Nazi Germany's military production and, in 1957, launching Sputnik, the first artificial satellite, ahead of every other nation on Earth.</w:t>
+      </w:r>
+    </w:p>
+    <w:p>
+      <w:pPr>
+        <w:spacing w:after="200"/>
+      </w:pPr>
+      <w:r>
+        <w:t xml:space="preserve">Dolphin historians insist on stating plainly what a shorter accounting would flatten out: the Soviet Union also paid the highest cost, by a wide margin, of any Allied power in defeating Nazi Germany, with estimates of Soviet dead in the Second World War running from around 20 million to as high as 27 million, military and civilian combined, a scale that shaped the postwar Soviet state's own self-image for the rest of its existence.</w:t>
+      </w:r>
+    </w:p>
+    <w:p>
+      <w:pPr>
+        <w:spacing w:after="200"/>
+      </w:pPr>
+      <w:r>
+        <w:rPr>
+          <w:i/>
+          <w:iCs/>
+        </w:rPr>
+        <w:t xml:space="preserve">“A state can be simultaneously the victim of one catastrophe and the author of several others,” dolphin historians noted. “This chapter is where that fact is hardest to look away from.”</w:t>
+      </w:r>
+    </w:p>
+    <w:p>
+      <w:pPr>
+        <w:spacing w:after="200"/>
+      </w:pPr>
+      <w:r>
+        <w:t xml:space="preserve">Unlike postwar Germany, Japan, and Italy, the Soviet Union's course correction did not arrive on the heels of external defeat. It came gradually, unevenly, and only after decades: Nikita Khrushchev's 1956 speech denouncing Stalin's crimes before the party's own congress; a slow, incomplete thaw through the following decades; and finally Mikhail Gorbachev's reforms of glasnost and perestroika in the 1980s, which loosened the state's grip faster than the state itself could survive the loosening. The Soviet Union dissolved in 1991, nearly seventy years after its founding.</w:t>
+      </w:r>
+    </w:p>
+    <w:p>
+      <w:pPr>
+        <w:spacing w:after="200"/>
+      </w:pPr>
+      <w:r>
+        <w:t xml:space="preserve">The pattern recurred once more before the end. On April 26, 1986, a reactor at the Chernobyl nuclear plant in Soviet Ukraine exploded, and the state's first instinct was the one this chapter has already described: silence. Nearby residents were not evacuated for 36 hours, and the government did not publicly acknowledge the disaster until Swedish monitoring stations, detecting radioactive fallout drifting over Scandinavia, forced the admission. Gorbachev later said the disaster, more than any single policy, convinced him the old system's secrecy could no longer be sustained.</w:t>
+      </w:r>
+    </w:p>
+    <w:p>
+      <w:pPr>
+        <w:spacing w:after="200"/>
+      </w:pPr>
+      <w:r>
+        <w:rPr>
+          <w:i/>
+          <w:iCs/>
+        </w:rPr>
+        <w:t xml:space="preserve">A state built on the promise of rational, scientific progress on the people's behalf took thirty-six hours to tell the people downwind of an exploded reactor that they should leave. The town nearest the plant, Pripyat, built for its workers and home to about fifty thousand people, has been empty ever since.</w:t>
       </w:r>
     </w:p>
     <w:p>
@@ -4991,107 +4907,119 @@
           <w:sz w:val="36"/>
           <w:szCs w:val="36"/>
         </w:rPr>
-        <w:t xml:space="preserve">1945–1991: Cold War — Two Powers, One Planet</w:t>
-      </w:r>
-    </w:p>
-    <w:p>
-      <w:pPr>
-        <w:spacing w:after="200"/>
-      </w:pPr>
-      <w:r>
-        <w:t xml:space="preserve">The alliance that beat Nazi Germany did not survive the peace it won. Within two years of 1945, the wartime partnership between the United States and the Soviet Union had curdled into open rivalry, hardened by an ideological split that this book has already put in plain view: capitalism and multiparty democracy on one side, one-party rule and state-planned economics on the other.</w:t>
-      </w:r>
-    </w:p>
-    <w:p>
-      <w:pPr>
-        <w:spacing w:after="200"/>
-      </w:pPr>
-      <w:r>
-        <w:t xml:space="preserve">Both sides had the bomb within four years of each other — the United States in 1945, the Soviet Union in 1949 — and by the 1960s both had enough of them, mounted on missiles that could cross the planet in under an hour, to guarantee that a full nuclear exchange would leave no meaningful winner. Strategists gave this condition an unusually honest name: mutual assured destruction.</w:t>
-      </w:r>
-    </w:p>
-    <w:p>
-      <w:pPr>
-        <w:spacing w:after="200"/>
-      </w:pPr>
-      <w:r>
-        <w:t xml:space="preserve">The phrase was coined in the 1960s by the analyst Donald Brennan, who meant the acronym as mockery. The strategists kept it anyway. Dolphin scholarship files this under candor, an achievement this species does not get nearly enough credit for.</w:t>
-      </w:r>
-    </w:p>
-    <w:p>
-      <w:pPr>
-        <w:spacing w:after="200"/>
-      </w:pPr>
-      <w:r>
-        <w:t xml:space="preserve">The weapon itself was the product of a wartime race: the Manhattan Project (1942-45), staffed in large part by physicists who had fled fascist Europe, some of them from the very country whose bomb the project had been built to beat. The first test took place in the New Mexico desert in July 1945. Many of the next ones took place at sea. The United States detonated 67 nuclear devices at Bikini and Enewetak atolls in the Marshall Islands between 1946 and 1958. The 167 people of Bikini were moved off their atoll in 1946, told it was for the good of mankind; they have never been able to go home to stay. France later tested at Moruroa and Fangataufa in French Polynesia.</w:t>
-      </w:r>
-    </w:p>
-    <w:p>
-      <w:pPr>
-        <w:spacing w:after="200"/>
-      </w:pPr>
-      <w:r>
-        <w:rPr>
-          <w:i/>
-          <w:iCs/>
-        </w:rPr>
-        <w:t xml:space="preserve">“The apex predator,” dolphin historians noted, “has now learned physics.” The oceans, they added, became nervous.</w:t>
-      </w:r>
-    </w:p>
-    <w:p>
-      <w:pPr>
-        <w:spacing w:after="200"/>
-      </w:pPr>
-      <w:r>
-        <w:rPr>
-          <w:i/>
-          <w:iCs/>
-        </w:rPr>
-        <w:t xml:space="preserve">“Humans built a weapon that finally matched their own capacity for self-destruction,” the Society recorded, “and then, mostly, did not use it. This is the book's clearest instance of the wisdom half of the ledger showing up on time.”</w:t>
-      </w:r>
-    </w:p>
-    <w:p>
-      <w:pPr>
-        <w:spacing w:after="200"/>
-      </w:pPr>
-      <w:r>
-        <w:t xml:space="preserve">The two powers fought each other anyway, just never directly. Korea (1950-53) split a peninsula that remains divided as this book is written. Vietnam drew in American ground forces for a decade before ending, in 1975, in a unified Communist Vietnam and a war American planners had, by most later accounts, misjudged from the start. Afghanistan absorbed a Soviet occupation from 1979 to 1989 that killed about 15,000 Soviet soldiers and somewhere between half a million and two million Afghans, drove millions more into exile, and weakened the Soviet state.</w:t>
-      </w:r>
-    </w:p>
-    <w:p>
-      <w:pPr>
-        <w:spacing w:after="200"/>
-      </w:pPr>
-      <w:r>
-        <w:t xml:space="preserve">The closest approach to the war neither side wanted came in October 1962, when Soviet nuclear missiles installed in Cuba, ninety miles from Florida, brought both governments within days, by many participants' later accounts, of a confrontation neither one could fully control once started. A negotiated withdrawal ended the crisis without the two powers firing a shot at each other.</w:t>
-      </w:r>
-    </w:p>
-    <w:p>
-      <w:pPr>
-        <w:spacing w:after="200"/>
-      </w:pPr>
-      <w:r>
-        <w:t xml:space="preserve">The nearest thing to an accident, by several participants' accounts, happened at sea. On October 27, 1962, a Soviet submarine, B-59, running silent and out of contact near Cuba, was harassed by American destroyers dropping practice depth charges to force it to the surface. Its captain, believing the war had begun, wanted to fire the nuclear-tipped torpedo on board. The decision required the agreement of the senior officers aboard, and one of them, Vasily Arkhipov, refused. Twenty-one years later, on September 26, 1983, a Soviet early-warning system reported five incoming American missiles, and the officer on duty, Stanislav Petrov, judged the report a false alarm, on the grounds that a real attack would surely be larger, and did not pass it up the chain. The system had mistaken sunlight glinting off high clouds for missile launches.</w:t>
-      </w:r>
-    </w:p>
-    <w:p>
-      <w:pPr>
-        <w:spacing w:after="200"/>
-      </w:pPr>
-      <w:r>
-        <w:rPr>
-          <w:i/>
-          <w:iCs/>
-        </w:rPr>
-        <w:t xml:space="preserve">“Twice, the survival of a great many species turned on one officer deciding that the machine was probably wrong,” dolphin historians noted. “The first of them was in a submarine, which dolphins take personally.”</w:t>
-      </w:r>
-    </w:p>
-    <w:p>
-      <w:pPr>
-        <w:spacing w:after="200"/>
-      </w:pPr>
-      <w:r>
-        <w:t xml:space="preserve">The Berlin Wall, raised by East Germany in 1961 to stop the outflow of its own population westward, stood as the era's most literal symbol for close to three decades before crowds tore it down in November 1989, a single unplanned night that historians now treat as the moment the outcome of the whole rivalry became visible to everyone at once. The Soviet Union dissolved two years later, in 1991.</w:t>
+        <w:t xml:space="preserve">1949 to Today: China, the Long Memory and the Great Leap</w:t>
+      </w:r>
+    </w:p>
+    <w:p>
+      <w:pPr>
+        <w:spacing w:after="200"/>
+      </w:pPr>
+      <w:r>
+        <w:t xml:space="preserve">This chapter returns to a civilization dolphin scholarship already logged, several chapters ago, as among the deepest cultural inheritances in the book: millennia of continuous writing, philosophy, and administration, surviving dynasty after dynasty like a tide that always came back in.</w:t>
+      </w:r>
+    </w:p>
+    <w:p>
+      <w:pPr>
+        <w:spacing w:after="200"/>
+      </w:pPr>
+      <w:r>
+        <w:t xml:space="preserve">The 19th century interrupted that tide more severely than any dynasty's collapse had. Defeat in the Opium Wars, unequal treaties forced on China by European powers, and foreign concessions carved out of Chinese port cities opened what Chinese historians call the Century of Humiliation — a period that shaped the political movements of the century that followed as directly as any single event in this book shapes the chapter after it.</w:t>
+      </w:r>
+    </w:p>
+    <w:p>
+      <w:pPr>
+        <w:spacing w:after="200"/>
+      </w:pPr>
+      <w:r>
+        <w:t xml:space="preserve">Decades of civil war and Japanese occupation, covered in this part of the book's earlier chapter on Japan, ended in 1949 with the Communist Party's victory under Mao Zedong, arriving with genuine popular exhaustion and hope behind it after so much foreign and internal violence.</w:t>
+      </w:r>
+    </w:p>
+    <w:p>
+      <w:pPr>
+        <w:spacing w:after="200"/>
+      </w:pPr>
+      <w:r>
+        <w:t xml:space="preserve">The Great Leap Forward, launched in 1958, aimed to industrialize China's economy at a speed the Soviet Union had once attempted with its own five-year plans. The policies it imposed on agriculture instead produced a famine, running from roughly 1959 to 1961, that killed somewhere between fifteen and forty-five million people; most demographers put the figure near thirty million, which would make it the deadliest famine on record. The cause was overwhelmingly policy, not drought.</w:t>
+      </w:r>
+    </w:p>
+    <w:p>
+      <w:pPr>
+        <w:spacing w:after="200"/>
+      </w:pPr>
+      <w:r>
+        <w:t xml:space="preserve">The Cultural Revolution, launched in 1966 and continuing in various forms until Mao's death in 1976, turned the state's organizing power against its own institutions, culture, and people: intellectuals persecuted, historical and religious sites destroyed, education disrupted for a generation, and between several hundred thousand and about two million people killed — a direct, painful echo of the very cultural memory dolphin scholarship admired several chapters earlier.</w:t>
+      </w:r>
+    </w:p>
+    <w:p>
+      <w:pPr>
+        <w:spacing w:after="200"/>
+      </w:pPr>
+      <w:r>
+        <w:rPr>
+          <w:i/>
+          <w:iCs/>
+        </w:rPr>
+        <w:t xml:space="preserve">“A civilization that kept its own memory for three thousand years,” one senior dolphin scholar added, “spent a decade of the twentieth century trying to erase pieces of it on purpose. The tide, this time, did not simply come back in on its own.”</w:t>
+      </w:r>
+    </w:p>
+    <w:p>
+      <w:pPr>
+        <w:spacing w:after="200"/>
+      </w:pPr>
+      <w:r>
+        <w:t xml:space="preserve">Deng Xiaoping's reforms, beginning in 1978 after Mao's death, opened China's economy to market mechanisms and foreign investment, producing what is likely the fastest large-scale poverty reduction in recorded history over the following four decades. That economic liberalization arrived without a matching political liberalization, a gap the army made unmistakable on the night of June 3–4, 1989, when it cleared protesters from in and around Tiananmen Square. Hundreds were killed, possibly more than a thousand; there is no official count, and the event is still censored inside China.</w:t>
+      </w:r>
+    </w:p>
+    <w:p>
+      <w:pPr>
+        <w:spacing w:after="200"/>
+      </w:pPr>
+      <w:r>
+        <w:t xml:space="preserve">The story did not stop there. Three further decades of growth turned China into the world's largest manufacturer by output, producing a majority of the world's steel and a large share of its solar panels, alongside consumer goods sold in nearly every category and almost every country. By the 2020s, China had also become the world's leading source of published scientific research by sheer volume, exporting scientists and engineering talent to laboratories worldwide while training more of its own at home than any other nation.</w:t>
+      </w:r>
+    </w:p>
+    <w:p>
+      <w:pPr>
+        <w:spacing w:after="200"/>
+      </w:pPr>
+      <w:r>
+        <w:t xml:space="preserve">Electric vehicles made the shift especially visible. BYD, a Chinese manufacturer few Western consumers had heard of a decade earlier, had long outsold Tesla once plug-in hybrids were counted, and in 2025 passed it on battery-electric cars alone, about 2.26 million to 1.64 million, and Chinese-made EVs, priced well below what most Western manufacturers could match, prompted the United States and the European Union to impose tariffs explicitly to slow their import — a rare case of a democracy and a one-party state competing openly on price instead of ideology.</w:t>
+      </w:r>
+    </w:p>
+    <w:p>
+      <w:pPr>
+        <w:spacing w:after="200"/>
+      </w:pPr>
+      <w:r>
+        <w:t xml:space="preserve">One assumption about this rise is worth correcting head-on, since it is a common one and precisely backward: China's population is not growing to match its economic output. It peaked around 2021 or 2022 and has been declining since, and its fertility rate has fallen to among the lowest recorded anywhere, despite the government ending its one-child policy in 2015 and actively encouraging larger families ever since with steadily diminishing results.</w:t>
+      </w:r>
+    </w:p>
+    <w:p>
+      <w:pPr>
+        <w:spacing w:after="200"/>
+      </w:pPr>
+      <w:r>
+        <w:rPr>
+          <w:i/>
+          <w:iCs/>
+        </w:rPr>
+        <w:t xml:space="preserve">“The same country that re-engineered its entire economy within a single generation,” dolphin historians observed, “has so far found a shrinking birth rate considerably harder to re-engineer than a supply chain. Factories respond to five-year plans. Families, it turns out, hold a vote the state cannot fully overrule.”</w:t>
+      </w:r>
+    </w:p>
+    <w:p>
+      <w:pPr>
+        <w:spacing w:after="200"/>
+      </w:pPr>
+      <w:r>
+        <w:t xml:space="preserve">The political side of the ledger tightened. Xi Jinping took the top posts in 2012 and in 2018 removed the two-term limit on the presidency, ending the arrangement that had made leadership change hands every decade. An anti-corruption campaign jailed rivals along with a great many officials who were, in fact, corrupt. In Xinjiang the state built a system of mass detention and surveillance aimed at Uyghurs and other largely Muslim minorities, documented by researchers, leaked police files, and satellite imagery, and described by Beijing as vocational training. In Hong Kong a 2020 national-security law curtailed the autonomy the 1997 handover had promised.</w:t>
+      </w:r>
+    </w:p>
+    <w:p>
+      <w:pPr>
+        <w:spacing w:after="200"/>
+      </w:pPr>
+      <w:r>
+        <w:t xml:space="preserve">Dolphin scholarship registers one further complaint alongside the economic ledger, and concedes it is a more personal one than most. China has been the world's largest annual source of carbon emissions since the mid-2000s, by a growing margin over the United States in second place, and a widely cited 2015 study of mismanaged plastic waste entering the ocean ranked China first. A 2021 study that modeled rivers in more detail ranked the Philippines, India, and Malaysia higher, and wealthy countries, the United States among them, had for years shipped their own plastic waste to Asia to be dealt with there.</w:t>
       </w:r>
     </w:p>
     <w:p>
@@ -5115,7 +5043,7 @@
           <w:i/>
           <w:iCs/>
         </w:rPr>
-        <w:t xml:space="preserve">This is a rare chapter in the book where the frightening technology and the restraint arrived on roughly the same schedule. Two powers built weapons capable of ending organized civilization on short notice, fought each other everywhere except face to face, and, after four decades, one side's system gave out without either side using the weapons that had defined the entire era. Dolphins record this as evidence, still rare enough in this book to be worth recording, that capability and wisdom can occasionally travel together when the alternative is unthinkable enough.</w:t>
+        <w:t xml:space="preserve">China supplies this part of the book's only case where the course correction was economic but not political. Hundreds of millions of people rose out of poverty within living memory, an achievement with few rivals anywhere in this book, produced by a state that has still not fully answered for the famine or the Cultural Revolution it also produced. Capability and wisdom, once again, on separate schedules — and, as this chapter closes, not yet fully reconciled.</w:t>
       </w:r>
     </w:p>
     <w:p>
@@ -5139,115 +5067,171 @@
           <w:sz w:val="36"/>
           <w:szCs w:val="36"/>
         </w:rPr>
-        <w:t xml:space="preserve">1957 to 2026: Leaving the Cradle — Space Travel, the Moon, Mars, and (Maybe) the Galaxy</w:t>
-      </w:r>
-    </w:p>
-    <w:p>
-      <w:pPr>
-        <w:spacing w:after="200"/>
-      </w:pPr>
-      <w:r>
-        <w:t xml:space="preserve">Dolphin historians open this chapter by naming what makes it different from every chapter before it: this may be the first thing in the whole book dolphins cannot watch happen in person. Everything up to now took place somewhere a dolphin could, in principle, have been present for — on the water, near it, or on land bordering it. This chapter's subject leaves the planet.</w:t>
-      </w:r>
-    </w:p>
-    <w:p>
-      <w:pPr>
-        <w:spacing w:after="200"/>
-      </w:pPr>
-      <w:r>
-        <w:t xml:space="preserve">The Space Race opened as a direct extension of the previous chapter's rivalry. The Soviet Union launched Sputnik, the first artificial satellite, in October 1957, and followed it in April 1961 by putting Yuri Gagarin into orbit as the first human in space, a double humiliation for American prestige that reshaped US science funding within the year.</w:t>
-      </w:r>
-    </w:p>
-    <w:p>
-      <w:pPr>
-        <w:spacing w:after="200"/>
-      </w:pPr>
-      <w:r>
-        <w:t xml:space="preserve">The race produced other firsts worth remembering alongside Gagarin's. Laika, a stray dog from the streets of Moscow, became the first animal to orbit Earth aboard Sputnik 2 in November 1957, on a one-way mission: the craft was never built to bring her home, and she died of overheating within hours of launch, a fact Soviet officials admitted only in 2002. Valentina Tereshkova followed in June 1963 as the first woman in space, orbiting Earth 48 times aboard Vostok 6. No other woman flew in space for nineteen years.</w:t>
-      </w:r>
-    </w:p>
-    <w:p>
-      <w:pPr>
-        <w:spacing w:after="200"/>
-      </w:pPr>
-      <w:r>
-        <w:t xml:space="preserve">President Kennedy's May 1961 commitment to land a man on the Moon “before this decade is out” turned prestige into a program: at its peak, Apollo employed around 400,000 people, and NASA consumed about 4 percent of the entire US federal budget in 1966. It delivered on the deadline. On July 20, 1969, Neil Armstrong and Buzz Aldrin walked on the Moon while an estimated 600 million people watched live, the largest simultaneous audience for a single event in human history up to that point.</w:t>
-      </w:r>
-    </w:p>
-    <w:p>
-      <w:pPr>
-        <w:spacing w:after="200"/>
-      </w:pPr>
-      <w:r>
-        <w:t xml:space="preserve">What followed is, to dolphin historians, nearly as interesting as the landing itself: humans stopped going. Apollo 17, in December 1972, was the last crewed Moon landing, and no human has walked on the Moon since, not for any technical reason so much as budgetary and political ones, once the Cold War prestige motive that funded the program in the first place had been satisfied. NASA's Artemis program has begun to change that. In April 2026, Artemis II carried four astronauts, Reid Wiseman, Victor Glover, Christina Koch, and the Canadian Jeremy Hansen, around the Moon and back in ten days, the first crew to leave Earth orbit since 1972. A landing is planned for later in the decade.</w:t>
-      </w:r>
-    </w:p>
-    <w:p>
-      <w:pPr>
-        <w:spacing w:after="200"/>
-      </w:pPr>
-      <w:r>
-        <w:rPr>
-          <w:i/>
-          <w:iCs/>
-        </w:rPr>
-        <w:t xml:space="preserve">“A capability was reached and then set down again, deliberately, still fully understood,” Professor Click-Click-Whoosh observed. “This book has recorded plenty of capabilities lost to collapse or forgetting. This is the first one set aside on purpose, mid-stride, while everyone involved could still remember exactly how it was done.”</w:t>
-      </w:r>
-    </w:p>
-    <w:p>
-      <w:pPr>
-        <w:spacing w:after="200"/>
-      </w:pPr>
-      <w:r>
-        <w:t xml:space="preserve">The Space Shuttle program (1981-2011) and the International Space Station, continuously crewed since 2000, shifted the story from competition to cooperation: American and Russian space programs kept working together in orbit through periods when their governments were doing very little cooperating anywhere else.</w:t>
-      </w:r>
-    </w:p>
-    <w:p>
-      <w:pPr>
-        <w:spacing w:after="200"/>
-      </w:pPr>
-      <w:r>
-        <w:t xml:space="preserve">The 21st century broadened the field considerably. SpaceX's reusable rockets, flying commercially from the 2010s onward, cut launch costs sharply enough to change the economics of the entire industry, while China developed its own crewed space program and lunar ambitions, and India landed its Chandrayaan-3 probe near the Moon's south pole in 2023, the first spacecraft to touch down in that region.</w:t>
-      </w:r>
-    </w:p>
-    <w:p>
-      <w:pPr>
-        <w:spacing w:after="200"/>
-      </w:pPr>
-      <w:r>
-        <w:t xml:space="preserve">Mars settlement is discussed publicly and seriously by several of these programs and companies as a stated long-term goal. It remains, as this book is written, exactly that: a stated goal. No human has yet traveled farther than the Artemis II crew's 252,756 miles, just past the far side of the Moon, and the radiation exposure, distance, and physiological toll of a Mars mission are substantially harder problems than anything Apollo solved. Some proponents talk further still, toward eventual expansion beyond the solar system entirely, to other stars and the wider galaxy.</w:t>
-      </w:r>
-    </w:p>
-    <w:p>
-      <w:pPr>
-        <w:spacing w:after="200"/>
-      </w:pPr>
-      <w:r>
-        <w:t xml:space="preserve">Dolphin historians decline to record any of this as more than intention, consistent with this book's practice of hedging claims about an unfinished present. They do note the pattern it would extend: this species has already left one continent on foot, crossed an ocean to a hemisphere it did not know was there, and, in at least one of its own founding accounts, walked out of Egypt, each time with incomplete information about what waited on the other side, and each time going anyway.</w:t>
-      </w:r>
-    </w:p>
-    <w:p>
-      <w:pPr>
-        <w:spacing w:after="100"/>
-      </w:pPr>
-      <w:r>
-        <w:rPr>
-          <w:b/>
-          <w:bCs/>
-        </w:rPr>
-        <w:t xml:space="preserve">Dolphin verdict:</w:t>
-      </w:r>
-    </w:p>
-    <w:p>
-      <w:pPr>
-        <w:spacing w:after="200"/>
-      </w:pPr>
-      <w:r>
-        <w:rPr>
-          <w:i/>
-          <w:iCs/>
-        </w:rPr>
-        <w:t xml:space="preserve">More than half a century ago, a small number of humans went somewhere no dolphin's senses can follow, walked on a body that is not Earth, and came home to tell dolphin scholarship about it only secondhand, through a broadcast. Whatever this species does next — on Mars, or further out still — may be the first chapter in its history the dolphins have to take purely on faith. History's oldest audience is, for the first time, considering what it means to lose its seat.</w:t>
+        <w:t xml:space="preserve">The 13th Century BCE to 1948 CE: The People Who Kept Their Story — A Complete History of the Jews</w:t>
+      </w:r>
+    </w:p>
+    <w:p>
+      <w:pPr>
+        <w:spacing w:after="200"/>
+      </w:pPr>
+      <w:r>
+        <w:t xml:space="preserve">Most peoples in this book are attached to dolphin scholarship through a place: Sumer's rivers, Rome's roads, China's dynasties. This chapter is about a people the dolphins learned to track a different way, because for most of their history they were not reliably attached to any one place at all.</w:t>
+      </w:r>
+    </w:p>
+    <w:p>
+      <w:pPr>
+        <w:spacing w:after="200"/>
+      </w:pPr>
+      <w:r>
+        <w:t xml:space="preserve">Tradition begins with Abraham, a herder in Mesopotamia who, in the account his descendants would carry forward for four thousand years, made a covenant with a single god and moved to Canaan. Dolphin historians file Abraham the way they filed China's Xia dynasty: a founding tradition, not an archaeologically confirmed individual, and worth taking seriously as both at once.</w:t>
+      </w:r>
+    </w:p>
+    <w:p>
+      <w:pPr>
+        <w:spacing w:after="200"/>
+      </w:pPr>
+      <w:r>
+        <w:t xml:space="preserve">His grandson Jacob had a twin, Esau, and the two quarreled over a birthright before Jacob's line carried the story forward; Jacob's own name was changed, in the same tradition, to Israel. His twelve sons became the traditional twelve tribes.</w:t>
+      </w:r>
+    </w:p>
+    <w:p>
+      <w:pPr>
+        <w:spacing w:after="200"/>
+      </w:pPr>
+      <w:r>
+        <w:t xml:space="preserve">One of those sons, Joseph, was sold into slavery in Egypt by his own brothers, then rose through Pharaoh's court on the strength of interpreting dreams. When famine struck Canaan, the same brothers who had sold him came to Egypt for grain and found him in charge of distributing it. The family reunited there and stayed.</w:t>
+      </w:r>
+    </w:p>
+    <w:p>
+      <w:pPr>
+        <w:spacing w:after="200"/>
+      </w:pPr>
+      <w:r>
+        <w:t xml:space="preserve">Generations later, per the account handed down, their descendants had grown numerous enough to worry a different Pharaoh, who enslaved them. Moses led them out — an event Exodus dates to roughly the 13th century BCE and Egyptian records do not independently confirm — followed by forty years in the wilderness, a body of law delivered at Sinai, and eventual settlement in Canaan.</w:t>
+      </w:r>
+    </w:p>
+    <w:p>
+      <w:pPr>
+        <w:spacing w:after="200"/>
+      </w:pPr>
+      <w:r>
+        <w:t xml:space="preserve">A kingdom followed under Saul, then David, who made Jerusalem his capital, then Solomon, who built the First Temple in the 10th century BCE. The kingdom split in two after Solomon's death; the northern kingdom of Israel fell to Assyria in 722 BCE, its ten tribes scattered into the record as the “lost tribes.” The southern kingdom of Judah fell to Babylon in 586 BCE, the First Temple destroyed, its people exiled.</w:t>
+      </w:r>
+    </w:p>
+    <w:p>
+      <w:pPr>
+        <w:spacing w:after="200"/>
+      </w:pPr>
+      <w:r>
+        <w:t xml:space="preserve">Persia's Cyrus the Great, having conquered Babylon, let the exiles return around 538 BCE. A Second Temple went up on the same site about two decades later.</w:t>
+      </w:r>
+    </w:p>
+    <w:p>
+      <w:pPr>
+        <w:spacing w:after="200"/>
+      </w:pPr>
+      <w:r>
+        <w:t xml:space="preserve">Physical evidence for this period exists in a way it does not for the patriarchal narratives that opened this chapter. The Dead Sea Scrolls, discovered in caves near Qumran starting in 1947 and dated from around the 3rd century BCE to the 1st century CE, include the oldest surviving copies of large portions of the Hebrew Bible by a margin of about a thousand years over anything previously known, and their text matches the version handed down through later tradition closely enough to satisfy dolphin scholarship's own standard for confirmed rather than merely traditional history.</w:t>
+      </w:r>
+    </w:p>
+    <w:p>
+      <w:pPr>
+        <w:spacing w:after="200"/>
+      </w:pPr>
+      <w:r>
+        <w:t xml:space="preserve">By the time Rome absorbed the region, the Temple had been massively rebuilt under Herod the Great, a Roman client king remembered for both architectural ambition and paranoid brutality. It was in Herod's Judea, under Roman governance, that a Jewish teacher named Jesus of Nazareth was born and, around 30 CE, executed by Roman authority — the founding event of what would become, within four centuries, the Roman Empire's own state religion, and within two thousand years, the largest religious tradition on Earth.</w:t>
+      </w:r>
+    </w:p>
+    <w:p>
+      <w:pPr>
+        <w:spacing w:after="200"/>
+      </w:pPr>
+      <w:r>
+        <w:t xml:space="preserve">His teaching, as the accounts have it, emphasized compassion, humility, forgiveness, and care for others, and many of the humans who came after found it hard to practice consistently.</w:t>
+      </w:r>
+    </w:p>
+    <w:p>
+      <w:pPr>
+        <w:spacing w:after="200"/>
+      </w:pPr>
+      <w:r>
+        <w:t xml:space="preserve">Judea itself did not stay quiet under Rome. A major revolt from 66 to 73 CE ended with the Second Temple's destruction in 70 CE — only its western retaining wall still stands — and, by tradition, the mass suicide of the revolt's last holdouts at Masada. That account comes down from a single source, the historian Josephus, and its details are still debated by archaeologists, some of whom question how much of it happened as described. A second revolt, in 132-135 CE, was crushed even more completely; Rome barred Jews from Jerusalem and renamed the province Syria Palaestina.</w:t>
+      </w:r>
+    </w:p>
+    <w:p>
+      <w:pPr>
+        <w:spacing w:after="200"/>
+      </w:pPr>
+      <w:r>
+        <w:t xml:space="preserve">What followed was the diaspora: Jewish communities scattered across the Mediterranean, the Middle East, and eventually the whole of Europe and Asia, carrying identity for the next eighteen centuries not through a land or a state, which they mostly did not have, but through law, text, and memory — the Talmud, compiled across the centuries that followed, and an unbroken chain of communal practice.</w:t>
+      </w:r>
+    </w:p>
+    <w:p>
+      <w:pPr>
+        <w:spacing w:after="200"/>
+      </w:pPr>
+      <w:r>
+        <w:rPr>
+          <w:i/>
+          <w:iCs/>
+        </w:rPr>
+        <w:t xml:space="preserve">Dolphin historians note the parallel to their own condition without missing the difference: a pod's culture dies with the pod if the pod is lost. This people's culture, carried in writing, survived the loss of its land entirely.</w:t>
+      </w:r>
+    </w:p>
+    <w:p>
+      <w:pPr>
+        <w:spacing w:after="200"/>
+      </w:pPr>
+      <w:r>
+        <w:t xml:space="preserve">Christianity, meanwhile, outgrew its origin as a Jewish sect. Paul of Tarsus carried its message to non-Jewish communities across the Roman world through the middle of the 1st century CE; the two traditions formally diverged over the following generations. Once Rome adopted it, as the chapter on the great faiths has told, the faith split again, and again: the Great Schism of 1054 divided Catholic Rome from Orthodox Constantinople, and the Protestant Reformation, beginning when Martin Luther posted his objections in 1517, split Western Christianity into the dozens of denominations that exist today. One ancient covenant, several centuries downstream, had become the ancestor of the largest religious family on the planet.</w:t>
+      </w:r>
+    </w:p>
+    <w:p>
+      <w:pPr>
+        <w:spacing w:after="200"/>
+      </w:pPr>
+      <w:r>
+        <w:t xml:space="preserve">The diaspora was rarely gentle. Expulsions recurred across medieval and early modern Christian Europe — England in 1290, France on several occasions, Spain's expulsion in 1492 alongside the Reconquista's completion. Blood libel accusations, forced ghettos, and periodic pogroms, violent mob attacks often tolerated or encouraged by local authorities, recurred for centuries, intensifying again in the Russian Empire in the late 1800s and early 1900s.</w:t>
+      </w:r>
+    </w:p>
+    <w:p>
+      <w:pPr>
+        <w:spacing w:after="200"/>
+      </w:pPr>
+      <w:r>
+        <w:t xml:space="preserve">The Holocaust, already this book's starkest chapter, was this pattern's most extreme expression: an estimated six million Jews murdered by Nazi Germany and its collaborators between 1941 and 1945, an act of industrialized killing built on centuries of the persecution just described.</w:t>
+      </w:r>
+    </w:p>
+    <w:p>
+      <w:pPr>
+        <w:spacing w:after="200"/>
+      </w:pPr>
+      <w:r>
+        <w:t xml:space="preserve">Zionism, a political movement for Jewish return to the historic homeland, had begun decades earlier, given its modern political form by Theodor Herzl, whose book The Jewish State appeared in 1896 and who convened the first Zionist Congress in 1897, in direct response to the persecution then underway in Europe. The Holocaust's aftermath sharply accelerated international support. The United Nations proposed partitioning British Mandate Palestine in 1947; Israel declared independence in May 1948.</w:t>
+      </w:r>
+    </w:p>
+    <w:p>
+      <w:pPr>
+        <w:spacing w:after="200"/>
+      </w:pPr>
+      <w:r>
+        <w:t xml:space="preserve">Fighting between Jewish and Arab forces had begun after the UN vote; the day after independence, the armies of neighboring Arab states invaded. Israel prevailed and expanded beyond the UN's proposed borders; some 700,000 Palestinian Arabs fled or were driven out in the process, an event Palestinians call the Nakba, the catastrophe. Further wars followed in 1956, in 1967 (after which Israel held the West Bank, Gaza, the Golan Heights, and Sinai), and in 1973.</w:t>
+      </w:r>
+    </w:p>
+    <w:p>
+      <w:pPr>
+        <w:spacing w:after="200"/>
+      </w:pPr>
+      <w:r>
+        <w:t xml:space="preserve">Not every neighbor stayed an adversary. Egypt made peace with Israel in 1979, Jordan in 1994, and the 2020 Abraham Accords normalized relations with several more Arab states. The conflict with the Palestinians themselves, over land, statehood, and the unresolved status of Jerusalem, remains open as this book is written, and dolphin historians decline to award it a verdict for the same reason offered elsewhere in this book for still-unresolved arguments: the humans involved have not resolved it yet.</w:t>
+      </w:r>
+    </w:p>
+    <w:p>
+      <w:pPr>
+        <w:spacing w:after="200"/>
+      </w:pPr>
+      <w:r>
+        <w:t xml:space="preserve">The people who kept their story without a land for eighteen centuries built, in 1948, a state to hold it. In the same year about 700,000 other people lost their homes on the same strip of coast, and began carrying a story of their own: the keys to houses they could not return to, the names of villages that are no longer on the map. Both stories are true. The dolphins, who have known that coast longer than either people, have not yet seen how the two will share it.</w:t>
       </w:r>
     </w:p>
     <w:p>
@@ -5271,111 +5255,107 @@
           <w:sz w:val="36"/>
           <w:szCs w:val="36"/>
         </w:rPr>
-        <w:t xml:space="preserve">1905 Onward: The Physics That Finally Made Sense to Someone</w:t>
-      </w:r>
-    </w:p>
-    <w:p>
-      <w:pPr>
-        <w:spacing w:after="200"/>
-      </w:pPr>
-      <w:r>
-        <w:t xml:space="preserve">Twentieth-century physics produced a run of ideas famous for striking humans as bizarre on first contact. Dolphin scholarship, reviewing the same list, keeps having a different reaction: this looks familiar.</w:t>
-      </w:r>
-    </w:p>
-    <w:p>
-      <w:pPr>
-        <w:spacing w:after="200"/>
-      </w:pPr>
-      <w:r>
-        <w:t xml:space="preserve">Special relativity, published by Einstein in 1905, showed that simultaneity is not absolute — whether two distant events happen “at the same time” depends on how fast an observer is moving relative to them, because nothing, not even information, travels faster than light. Human intuition, built on eyesight, where light's travel time is imperceptible over any everyday distance, finds this deeply strange.</w:t>
-      </w:r>
-    </w:p>
-    <w:p>
-      <w:pPr>
-        <w:spacing w:after="200"/>
-      </w:pPr>
-      <w:r>
-        <w:t xml:space="preserve">Dolphin intuition does not. Every dolphin has spent its entire life aware, in a way no human's unaided senses are, that a signal takes a real, measurable amount of time to leave, bounce off something, and return — and that where an object is right now and where its echo says it is are two different questions with two different answers depending on distance. Echolocation is not relativity, which concerns light and very high speeds, but it trains the intuition relativity begins from, and echolocating animals have been living with that intuition since long before Einstein needed a train and a lightning bolt to explain the idea to everyone else.</w:t>
-      </w:r>
-    </w:p>
-    <w:p>
-      <w:pPr>
-        <w:spacing w:after="200"/>
-      </w:pPr>
-      <w:r>
-        <w:t xml:space="preserve">Einstein's general theory, which in 1915 extended the special one to gravity, got its most famous public test in 1919, when Arthur Eddington led an expedition to the island of Príncipe, off West Africa, and a second British team set up at Sobral, in Brazil, to photograph a total solar eclipse and measure whether starlight passing near the sun bent by the amount Einstein's equations predicted. It did, and the announcement made Einstein an overnight celebrity in a way no physicist before him had been. Dolphin historians note, with the faintest trace of smugness, that confirming this took a ship, an island, a rare eclipse, and a great deal of careful photography, whereas any dolphin confirms the same underlying point about delayed, non-instantaneous signals every time it clicks.</w:t>
-      </w:r>
-    </w:p>
-    <w:p>
-      <w:pPr>
-        <w:spacing w:after="200"/>
-      </w:pPr>
-      <w:r>
-        <w:t xml:space="preserve">This was not idle abstraction for long. The same mass-energy relationship Einstein's paper implied, E=mc², became, within four decades, the physics behind the atomic bomb, and the century's arms race and Cold War, covered elsewhere in this book, are unthinkable without it. Relativity also turned out to have a mundane, everyday payoff nobody in 1905 could have predicted: satellite clocks in the Global Positioning System drift out of sync with clocks on the ground by measurable amounts because of both their speed and their weaker gravity, so the satellite clocks are deliberately set to tick slow before launch, by about 38 microseconds a day, and receivers apply a further relativistic correction for each orbit. Without it, every phone that gives directions would drift off by roughly ten kilometers a day. A theory built to explain light near the sun ended up steering cars down city streets.</w:t>
-      </w:r>
-    </w:p>
-    <w:p>
-      <w:pPr>
-        <w:spacing w:after="200"/>
-      </w:pPr>
-      <w:r>
-        <w:t xml:space="preserve">Wave-particle duality, formalized through the 1920s, holds that light and matter both behave sometimes like discrete particles and sometimes like spread-out waves, depending on how they are observed. Humans, whose primary sense is vision — built around treating light as straight-line rays — tend to find this genuinely strange.</w:t>
-      </w:r>
-    </w:p>
-    <w:p>
-      <w:pPr>
-        <w:spacing w:after="200"/>
-      </w:pPr>
-      <w:r>
-        <w:t xml:space="preserve">Dolphins never built their picture of the world out of straight rays to begin with. Sound, their primary sense, is a wave from the outset: it spreads, it interferes with itself, it diffracts around obstacles instead of stopping dead at their edge. A dolphin was never taught that its main sense behaves like a wave. It never had reason to assume otherwise.</w:t>
-      </w:r>
-    </w:p>
-    <w:p>
-      <w:pPr>
-        <w:spacing w:after="200"/>
-      </w:pPr>
-      <w:r>
-        <w:rPr>
-          <w:i/>
-          <w:iCs/>
-        </w:rPr>
-        <w:t xml:space="preserve">Dolphin historians insist on a disclaimer here rather than a claim to a doctorate: none of this makes a dolphin better at the mathematics of quantum mechanics, which remains formidably difficult, and echolocation is not, on its own, a quantum phenomenon. What differs is the starting intuition — the gut sense of which kind of behavior counts as normal before the equations arrive to explain it.</w:t>
-      </w:r>
-    </w:p>
-    <w:p>
-      <w:pPr>
-        <w:spacing w:after="200"/>
-      </w:pPr>
-      <w:r>
-        <w:t xml:space="preserve">The holographic principle, a serious and still-unresolved research program in theoretical physics, proposes that all the information describing a volume of space might be fully encoded on that volume's boundary surface, the way a hologram stores a three-dimensional image on a flat piece of film. Dolphin scholarship notes, with something between amusement and professional recognition, that this is a reasonably fair description of what a dolphin's brain already does several times a second: building a three-dimensional picture of its surroundings out of a return signal that arrives, fundamentally, as a pattern of intensity and timing spread across a surface — the dolphin's own array of acoustic receivers.</w:t>
-      </w:r>
-    </w:p>
-    <w:p>
-      <w:pPr>
-        <w:spacing w:after="200"/>
-      </w:pPr>
-      <w:r>
-        <w:t xml:space="preserve">None of this is offered as a claim that dolphins secretly anticipated theoretical physics, or that intuition is a substitute for the difficult mathematics humans spent a century building. Dolphin scholarship extends its genuine compliments to that work specifically because it was hard, and done without the sensory head start dolphins happened to be born with.</w:t>
-      </w:r>
-    </w:p>
-    <w:p>
-      <w:pPr>
-        <w:spacing w:after="200"/>
-      </w:pPr>
-      <w:r>
-        <w:t xml:space="preserve">Quantum mechanics, in particular, did not stay confined to physics departments. Understanding how electrons behave in materials made the transistor possible in 1947, and the transistor made every computer, phone, and network described later in this book possible in turn. A century's strangest ideas about light and matter ended up, by a fairly direct chain of consequences, sitting in every reader's pocket.</w:t>
-      </w:r>
-    </w:p>
-    <w:p>
-      <w:pPr>
-        <w:spacing w:after="200"/>
-      </w:pPr>
-      <w:r>
-        <w:rPr>
-          <w:i/>
-          <w:iCs/>
-        </w:rPr>
-        <w:t xml:space="preserve">Two questions this chapter raises and a history cannot settle — what all this physics is actually for, and why it has still not become a single theory — are taken up in the appendix at the back of the book, “What the Physics Is For.”</w:t>
+        <w:t xml:space="preserve">1945–1991: Cold War — Two Powers, One Planet</w:t>
+      </w:r>
+    </w:p>
+    <w:p>
+      <w:pPr>
+        <w:spacing w:after="200"/>
+      </w:pPr>
+      <w:r>
+        <w:t xml:space="preserve">The alliance that beat Nazi Germany did not survive the peace it won. Within two years of 1945, the wartime partnership between the United States and the Soviet Union had curdled into open rivalry, hardened by an ideological split that this book has already put in plain view: capitalism and multiparty democracy on one side, one-party rule and state-planned economics on the other.</w:t>
+      </w:r>
+    </w:p>
+    <w:p>
+      <w:pPr>
+        <w:spacing w:after="200"/>
+      </w:pPr>
+      <w:r>
+        <w:t xml:space="preserve">Both sides had the bomb within four years of each other — the United States in 1945, the Soviet Union in 1949 — and by the 1960s both had enough of them, mounted on missiles that could cross the planet in under an hour, to guarantee that a full nuclear exchange would leave no meaningful winner. Strategists gave this condition an unusually honest name: mutual assured destruction.</w:t>
+      </w:r>
+    </w:p>
+    <w:p>
+      <w:pPr>
+        <w:spacing w:after="200"/>
+      </w:pPr>
+      <w:r>
+        <w:t xml:space="preserve">The phrase was coined in the 1960s by the analyst Donald Brennan, who meant the acronym as mockery. The strategists kept it anyway. Dolphin scholarship files this under candor, an achievement this species does not get nearly enough credit for.</w:t>
+      </w:r>
+    </w:p>
+    <w:p>
+      <w:pPr>
+        <w:spacing w:after="200"/>
+      </w:pPr>
+      <w:r>
+        <w:t xml:space="preserve">The weapon itself was the product of a wartime race: the Manhattan Project (1942-45), staffed in large part by physicists who had fled fascist Europe, some of them from the very country whose bomb the project had been built to beat. The first test took place in the New Mexico desert in July 1945. Many of the next ones took place at sea. The United States detonated 67 nuclear devices at Bikini and Enewetak atolls in the Marshall Islands between 1946 and 1958. The 167 people of Bikini were moved off their atoll in 1946, told it was for the good of mankind; they have never been able to go home to stay. France later tested at Moruroa and Fangataufa in French Polynesia.</w:t>
+      </w:r>
+    </w:p>
+    <w:p>
+      <w:pPr>
+        <w:spacing w:after="200"/>
+      </w:pPr>
+      <w:r>
+        <w:rPr>
+          <w:i/>
+          <w:iCs/>
+        </w:rPr>
+        <w:t xml:space="preserve">“The apex predator,” dolphin historians noted, “has now learned physics.” The oceans, they added, became nervous.</w:t>
+      </w:r>
+    </w:p>
+    <w:p>
+      <w:pPr>
+        <w:spacing w:after="200"/>
+      </w:pPr>
+      <w:r>
+        <w:rPr>
+          <w:i/>
+          <w:iCs/>
+        </w:rPr>
+        <w:t xml:space="preserve">“Humans built a weapon that finally matched their own capacity for self-destruction,” the Society recorded, “and then, mostly, did not use it. This is the book's clearest instance of the wisdom half of the ledger showing up on time.”</w:t>
+      </w:r>
+    </w:p>
+    <w:p>
+      <w:pPr>
+        <w:spacing w:after="200"/>
+      </w:pPr>
+      <w:r>
+        <w:t xml:space="preserve">The two powers fought each other anyway, just never directly. Korea (1950-53) split a peninsula that remains divided as this book is written. Vietnam drew in American ground forces for a decade before ending, in 1975, in a unified Communist Vietnam and a war American planners had, by most later accounts, misjudged from the start. Afghanistan absorbed a Soviet occupation from 1979 to 1989 that killed about 15,000 Soviet soldiers and somewhere between half a million and two million Afghans, drove millions more into exile, and weakened the Soviet state.</w:t>
+      </w:r>
+    </w:p>
+    <w:p>
+      <w:pPr>
+        <w:spacing w:after="200"/>
+      </w:pPr>
+      <w:r>
+        <w:t xml:space="preserve">The closest approach to the war neither side wanted came in October 1962, when Soviet nuclear missiles installed in Cuba, ninety miles from Florida, brought both governments within days, by many participants' later accounts, of a confrontation neither one could fully control once started. A negotiated withdrawal ended the crisis without the two powers firing a shot at each other.</w:t>
+      </w:r>
+    </w:p>
+    <w:p>
+      <w:pPr>
+        <w:spacing w:after="200"/>
+      </w:pPr>
+      <w:r>
+        <w:t xml:space="preserve">The nearest thing to an accident, by several participants' accounts, happened at sea. On October 27, 1962, a Soviet submarine, B-59, running silent and out of contact near Cuba, was harassed by American destroyers dropping practice depth charges to force it to the surface. Its captain, believing the war had begun, wanted to fire the nuclear-tipped torpedo on board. The decision required the agreement of the senior officers aboard, and one of them, Vasily Arkhipov, refused. Twenty-one years later, on September 26, 1983, a Soviet early-warning system reported five incoming American missiles, and the officer on duty, Stanislav Petrov, judged the report a false alarm, on the grounds that a real attack would surely be larger, and did not pass it up the chain. The system had mistaken sunlight glinting off high clouds for missile launches.</w:t>
+      </w:r>
+    </w:p>
+    <w:p>
+      <w:pPr>
+        <w:spacing w:after="200"/>
+      </w:pPr>
+      <w:r>
+        <w:rPr>
+          <w:i/>
+          <w:iCs/>
+        </w:rPr>
+        <w:t xml:space="preserve">“Twice, the survival of a great many species turned on one officer deciding that the machine was probably wrong,” dolphin historians noted. “The first of them was in a submarine, which dolphins take personally.”</w:t>
+      </w:r>
+    </w:p>
+    <w:p>
+      <w:pPr>
+        <w:spacing w:after="200"/>
+      </w:pPr>
+      <w:r>
+        <w:t xml:space="preserve">The Berlin Wall, raised by East Germany in 1961 to stop the outflow of its own population westward, stood as the era's most literal symbol for close to three decades before crowds tore it down in November 1989, a single unplanned night that historians now treat as the moment the outcome of the whole rivalry became visible to everyone at once. The Soviet Union dissolved two years later, in 1991.</w:t>
       </w:r>
     </w:p>
     <w:p>
@@ -5399,7 +5379,7 @@
           <w:i/>
           <w:iCs/>
         </w:rPr>
-        <w:t xml:space="preserve">The strangest ideas in twentieth-century physics were strange in particular to a species that built its picture of reality out of straight-line light and instantaneous-feeling vision. To a species that has always perceived the world as delayed, wave-based, and reconstructed from returning signal, several of the century's least intuitive theories sound less like a revolution and more like a description of Tuesday. Humans still did the harder job. They had to prove it in equations. Dolphins only ever had to notice it.</w:t>
+        <w:t xml:space="preserve">This is a rare chapter in the book where the frightening technology and the restraint arrived on roughly the same schedule. Two powers built weapons capable of ending organized civilization on short notice, fought each other everywhere except face to face, and, after four decades, one side's system gave out without either side using the weapons that had defined the entire era. Dolphins record this as evidence, still rare enough in this book to be worth recording, that capability and wisdom can occasionally travel together when the alternative is unthinkable enough.</w:t>
       </w:r>
     </w:p>
     <w:p>
@@ -5423,87 +5403,123 @@
           <w:sz w:val="36"/>
           <w:szCs w:val="36"/>
         </w:rPr>
-        <w:t xml:space="preserve">The 1940s to the 1970s: Decolonization — The World Redraws Itself</w:t>
-      </w:r>
-    </w:p>
-    <w:p>
-      <w:pPr>
-        <w:spacing w:after="200"/>
-      </w:pPr>
-      <w:r>
-        <w:t xml:space="preserve">Formal empire, built up over the centuries this book has already covered, mostly ended within a single human lifetime. The process ran fastest between the 1940s and the 1970s, and dolphin historians treat its speed as almost as remarkable as the speed of the empires it dismantled.</w:t>
-      </w:r>
-    </w:p>
-    <w:p>
-      <w:pPr>
-        <w:spacing w:after="200"/>
-      </w:pPr>
-      <w:r>
-        <w:t xml:space="preserve">India's road to independence began, like several roads in this book, with a trading company. The Mughal Empire that had dominated the subcontinent since 1526 (builders of the Taj Mahal and, by some estimates, at its height responsible for roughly a quarter of the world's economic output) was showing signs of fraying when the East India Company, chartered in London in 1600 to sell spices and cloth, began acquiring territory instead. After the Battle of Plassey in 1757, the Company governed large parts of India with an army that by the early 1800s was, by one common estimate, close to twice the size of Britain's own, an arrangement dolphin historians summarize as a business with a country attached. Company rule ended after the uprising of 1857, and direct rule by the British Crown, the Raj, followed until 1947.</w:t>
-      </w:r>
-    </w:p>
-    <w:p>
-      <w:pPr>
-        <w:spacing w:after="200"/>
-      </w:pPr>
-      <w:r>
-        <w:t xml:space="preserve">The entries in the ledger are not seriously in dispute; their weighting is. Railways, an administrative language, and a unified legal system were left behind. So, by common estimates, was an economy whose share of world output had shrunk from about a quarter to under five percent, along with a run of famines, the worst of them in Bengal in 1943, which killed an estimated two to three million people as wartime priorities and policy failures compounded the shortages.</w:t>
-      </w:r>
-    </w:p>
-    <w:p>
-      <w:pPr>
-        <w:spacing w:after="200"/>
-      </w:pPr>
-      <w:r>
-        <w:t xml:space="preserve">Gandhi's campaign of nonviolent resistance had its most famous episode about salt. In 1930 the British-run government taxed salt, a commodity that lies free on any coast, and forbade Indians to make their own. In March, Gandhi set out to walk some 240 miles from his ashram to the sea at Dandi, gathering thousands of followers on the way, and on April 6 he picked up a lump of natural salt from the beach, which was against the law. Some sixty thousand people were arrested in the campaign that followed. Dolphin historians, who have never paid for salt, note that it is a curious empire that can be shaken by something the ocean gives away for free.</w:t>
-      </w:r>
-    </w:p>
-    <w:p>
-      <w:pPr>
-        <w:spacing w:after="200"/>
-      </w:pPr>
-      <w:r>
-        <w:t xml:space="preserve">India's independence in 1947, achieved substantially through that campaign of organized nonviolent resistance led by Mohandas Gandhi, offered one model: mass noncooperation aimed at making continued colonial rule too costly to sustain politically rather than militarily. Independence arrived alongside Partition, dividing British India into India and Pakistan along religious lines, and the mass displacement and violence that followed killed somewhere between several hundred thousand and two million people, by different estimates, and displaced about fifteen million within months.</w:t>
-      </w:r>
-    </w:p>
-    <w:p>
-      <w:pPr>
-        <w:spacing w:after="200"/>
-      </w:pPr>
-      <w:r>
-        <w:t xml:space="preserve">Independent India kept its democracy through nearly everything that followed (the exception was a two-year suspension of civil liberties, the Emergency, in 1975-77), and in 2023 passed China as the world's most populous country by United Nations estimate, a piece of arithmetic the mathematicians of the Gupta period would presumably have found unsurprising.</w:t>
-      </w:r>
-    </w:p>
-    <w:p>
-      <w:pPr>
-        <w:spacing w:after="200"/>
-      </w:pPr>
-      <w:r>
-        <w:t xml:space="preserve">Africa's wave crested around 1960, when seventeen countries gained independence in a single year, most from France and Britain, some only after armed conflict instead of negotiation. Algeria won its independence from France only in 1962, after eight years of war.</w:t>
-      </w:r>
-    </w:p>
-    <w:p>
-      <w:pPr>
-        <w:spacing w:after="200"/>
-      </w:pPr>
-      <w:r>
-        <w:t xml:space="preserve">Britain in particular spent the middle of this century handing back an empire it had spent the previous two centuries quite energetically acquiring, and the handing back was less graceful in places than its own histories later remembered. In Kenya, during the Mau Mau uprising of the 1950s, British authorities held tens of thousands of Kenyans in detention camps where torture was widespread; in 2013 the British government expressed regret and paid compensation to 5,228 surviving victims.</w:t>
-      </w:r>
-    </w:p>
-    <w:p>
-      <w:pPr>
-        <w:spacing w:after="200"/>
-      </w:pPr>
-      <w:r>
-        <w:t xml:space="preserve">Independence did not erase the maps colonial powers had drawn with no reference to the ethnic, linguistic, or religious boundaries that existed on the ground. Several of the era's later conflicts, many historians argue, owe at least part of their origin to borders drawn decades or centuries earlier by administrators who had never intended those borders to become permanent national boundaries at all.</w:t>
-      </w:r>
-    </w:p>
-    <w:p>
-      <w:pPr>
-        <w:spacing w:after="200"/>
-      </w:pPr>
-      <w:r>
-        <w:t xml:space="preserve">Newly independent states faced a further complication the Cold War's two superpowers made unavoidable: alignment. The Non-Aligned Movement, formally organized at a 1961 conference in Belgrade, tried to offer a third path for countries unwilling to be absorbed into either superpower's camp, with mixed and country-specific success.</w:t>
+        <w:t xml:space="preserve">1957 to 2026: Leaving the Cradle — Space Travel, the Moon, Mars, and (Maybe) the Galaxy</w:t>
+      </w:r>
+    </w:p>
+    <w:p>
+      <w:pPr>
+        <w:spacing w:after="200"/>
+      </w:pPr>
+      <w:r>
+        <w:t xml:space="preserve">Dolphin historians open this chapter by naming what makes it different from every chapter before it: this may be the first thing in the whole book dolphins cannot watch happen in person. Everything up to now took place somewhere a dolphin could, in principle, have been present for — on the water, near it, or on land bordering it. This chapter's subject leaves the planet.</w:t>
+      </w:r>
+    </w:p>
+    <w:p>
+      <w:pPr>
+        <w:spacing w:after="200"/>
+      </w:pPr>
+      <w:r>
+        <w:t xml:space="preserve">The Space Race opened as a direct extension of the previous chapter's rivalry. The Soviet Union launched Sputnik, the first artificial satellite, in October 1957, and followed it in April 1961 by putting Yuri Gagarin into orbit as the first human in space, a double humiliation for American prestige that reshaped US science funding within the year.</w:t>
+      </w:r>
+    </w:p>
+    <w:p>
+      <w:pPr>
+        <w:spacing w:after="200"/>
+      </w:pPr>
+      <w:r>
+        <w:t xml:space="preserve">The race produced other firsts worth remembering alongside Gagarin's. Laika, a stray dog from the streets of Moscow, became the first animal to orbit Earth aboard Sputnik 2 in November 1957, on a one-way mission: the craft was never built to bring her home, and she died of overheating within hours of launch, a fact Soviet officials admitted only in 2002. Valentina Tereshkova followed in June 1963 as the first woman in space, orbiting Earth 48 times aboard Vostok 6. No other woman flew in space for nineteen years.</w:t>
+      </w:r>
+    </w:p>
+    <w:p>
+      <w:pPr>
+        <w:spacing w:after="200"/>
+      </w:pPr>
+      <w:r>
+        <w:t xml:space="preserve">The Moon came first to machines. In September 1959 the Soviet probe Luna 2 became the first human-made object to reach it, by the simple method of hitting it, and a month later Luna 3 photographed the far side, a hemisphere no human eye, and no dolphin, had ever seen.</w:t>
+      </w:r>
+    </w:p>
+    <w:p>
+      <w:pPr>
+        <w:spacing w:after="200"/>
+      </w:pPr>
+      <w:r>
+        <w:t xml:space="preserve">President Kennedy's May 1961 commitment to land a man on the Moon “before this decade is out” turned prestige into a program: at its peak, Apollo employed around 400,000 people, and NASA consumed about 4 percent of the entire US federal budget in 1966. It delivered on the deadline. On July 20, 1969, Neil Armstrong and Buzz Aldrin walked on the Moon while an estimated 600 million people watched live, the largest simultaneous audience for a single event in human history up to that point.</w:t>
+      </w:r>
+    </w:p>
+    <w:p>
+      <w:pPr>
+        <w:spacing w:after="200"/>
+      </w:pPr>
+      <w:r>
+        <w:t xml:space="preserve">The program had paid for its haste on the ground. In January 1967 a fire in a pure-oxygen cabin killed Gus Grissom, Ed White, and Roger Chaffee during a rehearsal on the launch pad. In April 1970 an oxygen tank burst aboard Apollo 13 on the way out; the crew used the lunar module as a lifeboat and came home because a great many people on the ground did hard arithmetic under a deadline.</w:t>
+      </w:r>
+    </w:p>
+    <w:p>
+      <w:pPr>
+        <w:spacing w:after="200"/>
+      </w:pPr>
+      <w:r>
+        <w:t xml:space="preserve">What followed is, to dolphin historians, nearly as interesting as the landing itself: humans stopped going. Apollo 17, in December 1972, was the last crewed Moon landing, and no human has walked on the Moon since, not for any technical reason so much as budgetary and political ones, once the Cold War prestige motive that funded the program in the first place had been satisfied. NASA's Artemis program has begun to change that. In April 2026, Artemis II carried four astronauts, Reid Wiseman, Victor Glover, Christina Koch, and the Canadian Jeremy Hansen, around the Moon and back in ten days, the first crew to leave Earth orbit since 1972. A landing is planned for later in the decade.</w:t>
+      </w:r>
+    </w:p>
+    <w:p>
+      <w:pPr>
+        <w:spacing w:after="200"/>
+      </w:pPr>
+      <w:r>
+        <w:rPr>
+          <w:i/>
+          <w:iCs/>
+        </w:rPr>
+        <w:t xml:space="preserve">“A capability was reached and then set down again, deliberately, still fully understood,” Professor Click-Click-Whoosh observed. “This book has recorded plenty of capabilities lost to collapse or forgetting. This is the first one set aside on purpose, mid-stride, while everyone involved could still remember exactly how it was done.”</w:t>
+      </w:r>
+    </w:p>
+    <w:p>
+      <w:pPr>
+        <w:spacing w:after="200"/>
+      </w:pPr>
+      <w:r>
+        <w:t xml:space="preserve">The Space Shuttle program (1981-2011) and the International Space Station, continuously crewed since 2000, shifted the story from competition to cooperation: American and Russian space programs kept working together in orbit through periods when their governments were doing very little cooperating anywhere else.</w:t>
+      </w:r>
+    </w:p>
+    <w:p>
+      <w:pPr>
+        <w:spacing w:after="200"/>
+      </w:pPr>
+      <w:r>
+        <w:t xml:space="preserve">The 21st century broadened the field considerably. SpaceX's reusable rockets, flying commercially from the 2010s onward, cut launch costs sharply enough to change the economics of the entire industry, while China developed its own crewed space program and lunar ambitions, and India landed its Chandrayaan-3 probe near the Moon's south pole in 2023, the first spacecraft to touch down in that region.</w:t>
+      </w:r>
+    </w:p>
+    <w:p>
+      <w:pPr>
+        <w:spacing w:after="200"/>
+      </w:pPr>
+      <w:r>
+        <w:t xml:space="preserve">In 2009 a spent rocket stage was crashed into a shadowed crater near the Moon's south pole, and the plume turned out to contain water. Ice in craters the sun never reaches can be drunk, split into air, or turned into fuel: a dry Moon is a destination, and a Moon with ice is a warehouse. China landed on the far side in 2019, the first craft to do so, and dolphin historians note that interest in a return rose considerably once the warehouse was confirmed.</w:t>
+      </w:r>
+    </w:p>
+    <w:p>
+      <w:pPr>
+        <w:spacing w:after="200"/>
+      </w:pPr>
+      <w:r>
+        <w:t xml:space="preserve">Mars, so far, has been visited only by machines, and it began as a disappointment. In 1965 Mariner 4 flew past and sent back a dead world: craters, thin air, no canals. The canals had been a human wish, seen through bad telescopes and a great deal of hope. Later rovers found something better, the chemistry of ancient water, in a crater that had held a lake (Curiosity, 2012) and in a river delta (Perseverance, 2021), and Perseverance cached rock samples for a return trip that has been planned, costed, and replanned. The most important Martian stones humans own are still on Mars, labeled, bagged, and waiting for a ship that does not yet exist.</w:t>
+      </w:r>
+    </w:p>
+    <w:p>
+      <w:pPr>
+        <w:spacing w:after="200"/>
+      </w:pPr>
+      <w:r>
+        <w:t xml:space="preserve">Mars settlement is discussed publicly and seriously by several of these programs and companies as a stated long-term goal. It remains, as this book is written, exactly that: a stated goal. No human has yet traveled farther than the Artemis II crew's 252,756 miles, just past the far side of the Moon, and the radiation exposure, distance, and physiological toll of a Mars mission are substantially harder problems than anything Apollo solved. Some proponents talk further still, toward eventual expansion beyond the solar system entirely, to other stars and the wider galaxy.</w:t>
+      </w:r>
+    </w:p>
+    <w:p>
+      <w:pPr>
+        <w:spacing w:after="200"/>
+      </w:pPr>
+      <w:r>
+        <w:t xml:space="preserve">Dolphin historians decline to record any of this as more than intention, consistent with this book's practice of hedging claims about an unfinished present. They do note the pattern it would extend: this species has already left one continent on foot, crossed an ocean to a hemisphere it did not know was there, and, in at least one of its own founding accounts, walked out of Egypt, each time with incomplete information about what waited on the other side, and each time going anyway.</w:t>
       </w:r>
     </w:p>
     <w:p>
@@ -5527,7 +5543,7 @@
           <w:i/>
           <w:iCs/>
         </w:rPr>
-        <w:t xml:space="preserve">Formal empire ended, for the most part, within one human lifetime, a pace with no earlier precedent in this book. But the economic dependencies, the drawn borders, and the political structures colonialism left behind did not end on the same schedule, and in a number of cases have not ended yet. Independence turned out to be a start, not a conclusion — a pattern this book has now seen often enough that dolphin historians no longer find it surprising, only worth repeating.</w:t>
+        <w:t xml:space="preserve">More than half a century ago, a small number of humans went somewhere no dolphin's senses can follow, walked on a body that is not Earth, and came home to tell dolphin scholarship about it only secondhand, through a broadcast. Whatever this species does next — on Mars, or further out still — may be the first chapter in its history the dolphins have to take purely on faith. History's oldest audience is, for the first time, considering what it means to lose its seat.</w:t>
       </w:r>
     </w:p>
     <w:p>
@@ -5551,75 +5567,111 @@
           <w:sz w:val="36"/>
           <w:szCs w:val="36"/>
         </w:rPr>
-        <w:t xml:space="preserve">1893 to 1994: Civil Rights and Liberation — Humanity Argues With Itself</w:t>
-      </w:r>
-    </w:p>
-    <w:p>
-      <w:pPr>
-        <w:spacing w:after="200"/>
-      </w:pPr>
-      <w:r>
-        <w:t xml:space="preserve">Unlike most of the conflicts in this book, the campaigns in this chapter were mostly won without an army.</w:t>
-      </w:r>
-    </w:p>
-    <w:p>
-      <w:pPr>
-        <w:spacing w:after="200"/>
-      </w:pPr>
-      <w:r>
-        <w:t xml:space="preserve">In the United States, the Supreme Court's 1954 Brown v. Board of Education ruling declared racially segregated public schools unconstitutional, overturning the legal doctrine that had upheld segregation for nearly six decades. The following decade of organized protest, the 1955-56 Montgomery bus boycott (begun after Rosa Parks refused to give up her bus seat, nine months after a fifteen-year-old, Claudette Colvin, had done the same and been arrested), sit-ins, freedom rides, the 1963 March on Washington where Martin Luther King Jr. delivered his “I Have a Dream” speech, and the 1965 march at Selma, where state troopers beat marchers on the Edmund Pettus Bridge in front of television cameras, culminated in the Civil Rights Act of 1964 and the Voting Rights Act of 1965, dismantling the legal architecture of segregation and disenfranchisement, if not the underlying attitudes, at the federal level.</w:t>
-      </w:r>
-    </w:p>
-    <w:p>
-      <w:pPr>
-        <w:spacing w:after="200"/>
-      </w:pPr>
-      <w:r>
-        <w:t xml:space="preserve">The murder of Emmett Till, a fourteen-year-old boy killed in Mississippi in August 1955 after being accused of offending a white woman, and the decision by his mother, Mamie Till-Mobley, to hold an open-casket funeral so that Jet magazine could publish photographs of his mutilated body, is widely credited with galvanizing the movement that followed; the Montgomery boycott began three months later. The Twenty-Fourth Amendment, ratified in 1964, abolished the poll taxes that had been used for decades to price Black voters out of elections across much of the South.</w:t>
-      </w:r>
-    </w:p>
-    <w:p>
-      <w:pPr>
-        <w:spacing w:after="200"/>
-      </w:pPr>
-      <w:r>
-        <w:t xml:space="preserve">South Africa's anti-apartheid struggle ran on a longer clock. Legal racial segregation, formalized as apartheid in 1948, persisted for close to half a century against internal resistance, including the armed campaign of the ANC's military wing, Umkhonto we Sizwe, after peaceful protest was banned, and mounting international pressure and sanctions, ending only with Nelson Mandela's release in 1990 from twenty-seven years of imprisonment, eighteen of them on Robben Island (in waters the dolphins know well), and his election as South Africa's first Black president in 1994.</w:t>
-      </w:r>
-    </w:p>
-    <w:p>
-      <w:pPr>
-        <w:spacing w:after="200"/>
-      </w:pPr>
-      <w:r>
-        <w:t xml:space="preserve">Women's movements ran throughout the same century on their own overlapping timelines: suffrage achieved in most Western democracies between roughly 1893 (New Zealand, first) and the 1920s across much of Europe and North America, followed by a second wave of legal and social advances in the 1960s and 70s addressing employment, reproductive rights, and legal equality more broadly, with the pace and scope of change varying enormously by country and continuing unevenly to the present.</w:t>
-      </w:r>
-    </w:p>
-    <w:p>
-      <w:pPr>
-        <w:spacing w:after="200"/>
-      </w:pPr>
-      <w:r>
-        <w:t xml:space="preserve">The women's suffrage story had its own casualty list and its own comedy. In Britain the suffragettes chained themselves to railings, and in 1913 Emily Davison died after stepping in front of the King's horse at the Epsom Derby; women over thirty got the vote in 1918, and women on equal terms with men only in 1928. In the United States it came in 1920. Switzerland, a country not known for being late, gave women the federal vote in 1971, and its last holdout canton was ordered by the courts to comply in 1990.</w:t>
-      </w:r>
-    </w:p>
-    <w:p>
-      <w:pPr>
-        <w:spacing w:after="200"/>
-      </w:pPr>
-      <w:r>
-        <w:t xml:space="preserve">A parallel argument about who counted as fully included ran through the same decades. In the early hours of June 28, 1969, patrons at the Stonewall Inn, a gay bar in New York's Greenwich Village, fought back during a police raid of a kind the bar had endured many times before without resistance; the several nights of protest that followed are generally regarded as a turning point for the gay rights movement, and the following June, the first Pride marches in New York and other American cities marked the anniversary. Decriminalization, anti-discrimination protections, and marriage rights arrived on wildly different timelines in different countries over the half-century that followed, several of them still incomplete as this book is written.</w:t>
-      </w:r>
-    </w:p>
-    <w:p>
-      <w:pPr>
-        <w:spacing w:after="200"/>
-      </w:pPr>
-      <w:r>
-        <w:rPr>
-          <w:i/>
-          <w:iCs/>
-        </w:rPr>
-        <w:t xml:space="preserve">“Unlike wars, these campaigns won, for the most part, by changing what a majority believed was owed to a minority,” Professor Click-Click-Whoosh observed, “not by defeating anyone in the field. It is the slowest weapon in this book. It is also one of the few that does not require winning to keep working — only enough people changing their minds, one at a time, for long enough.”</w:t>
+        <w:t xml:space="preserve">1905 Onward: The Physics That Finally Made Sense to Someone</w:t>
+      </w:r>
+    </w:p>
+    <w:p>
+      <w:pPr>
+        <w:spacing w:after="200"/>
+      </w:pPr>
+      <w:r>
+        <w:t xml:space="preserve">Twentieth-century physics produced a run of ideas famous for striking humans as bizarre on first contact. Dolphin scholarship, reviewing the same list, keeps having a different reaction: this looks familiar.</w:t>
+      </w:r>
+    </w:p>
+    <w:p>
+      <w:pPr>
+        <w:spacing w:after="200"/>
+      </w:pPr>
+      <w:r>
+        <w:t xml:space="preserve">Special relativity, published by Einstein in 1905, showed that simultaneity is not absolute — whether two distant events happen “at the same time” depends on how fast an observer is moving relative to them, because nothing, not even information, travels faster than light. Human intuition, built on eyesight, where light's travel time is imperceptible over any everyday distance, finds this deeply strange.</w:t>
+      </w:r>
+    </w:p>
+    <w:p>
+      <w:pPr>
+        <w:spacing w:after="200"/>
+      </w:pPr>
+      <w:r>
+        <w:t xml:space="preserve">Dolphin intuition does not. Every dolphin has spent its entire life aware, in a way no human's unaided senses are, that a signal takes a real, measurable amount of time to leave, bounce off something, and return — and that where an object is right now and where its echo says it is are two different questions with two different answers depending on distance. Echolocation is not relativity, which concerns light and very high speeds, but it trains the intuition relativity begins from, and echolocating animals have been living with that intuition since long before Einstein needed a train and a lightning bolt to explain the idea to everyone else.</w:t>
+      </w:r>
+    </w:p>
+    <w:p>
+      <w:pPr>
+        <w:spacing w:after="200"/>
+      </w:pPr>
+      <w:r>
+        <w:t xml:space="preserve">Einstein's general theory, which in 1915 extended the special one to gravity, got its most famous public test in 1919, when Arthur Eddington led an expedition to the island of Príncipe, off West Africa, and a second British team set up at Sobral, in Brazil, to photograph a total solar eclipse and measure whether starlight passing near the sun bent by the amount Einstein's equations predicted. It did, and the announcement made Einstein an overnight celebrity in a way no physicist before him had been. Dolphin historians note, with the faintest trace of smugness, that confirming this took a ship, an island, a rare eclipse, and a great deal of careful photography, whereas any dolphin confirms the same underlying point about delayed, non-instantaneous signals every time it clicks.</w:t>
+      </w:r>
+    </w:p>
+    <w:p>
+      <w:pPr>
+        <w:spacing w:after="200"/>
+      </w:pPr>
+      <w:r>
+        <w:t xml:space="preserve">This was not idle abstraction for long. The same mass-energy relationship Einstein's paper implied, E=mc², became, within four decades, the physics behind the atomic bomb, and the century's arms race and Cold War, covered elsewhere in this book, are unthinkable without it. Relativity also turned out to have a mundane, everyday payoff nobody in 1905 could have predicted: satellite clocks in the Global Positioning System drift out of sync with clocks on the ground by measurable amounts because of both their speed and their weaker gravity, so the satellite clocks are deliberately set to tick slow before launch, by about 38 microseconds a day, and receivers apply a further relativistic correction for each orbit. Without it, every phone that gives directions would drift off by roughly ten kilometers a day. A theory built to explain light near the sun ended up steering cars down city streets.</w:t>
+      </w:r>
+    </w:p>
+    <w:p>
+      <w:pPr>
+        <w:spacing w:after="200"/>
+      </w:pPr>
+      <w:r>
+        <w:t xml:space="preserve">Wave-particle duality, formalized through the 1920s, holds that light and matter both behave sometimes like discrete particles and sometimes like spread-out waves, depending on how they are observed. Humans, whose primary sense is vision — built around treating light as straight-line rays — tend to find this genuinely strange.</w:t>
+      </w:r>
+    </w:p>
+    <w:p>
+      <w:pPr>
+        <w:spacing w:after="200"/>
+      </w:pPr>
+      <w:r>
+        <w:t xml:space="preserve">Dolphins never built their picture of the world out of straight rays to begin with. Sound, their primary sense, is a wave from the outset: it spreads, it interferes with itself, it diffracts around obstacles instead of stopping dead at their edge. A dolphin was never taught that its main sense behaves like a wave. It never had reason to assume otherwise.</w:t>
+      </w:r>
+    </w:p>
+    <w:p>
+      <w:pPr>
+        <w:spacing w:after="200"/>
+      </w:pPr>
+      <w:r>
+        <w:rPr>
+          <w:i/>
+          <w:iCs/>
+        </w:rPr>
+        <w:t xml:space="preserve">Dolphin historians insist on a disclaimer here rather than a claim to a doctorate: none of this makes a dolphin better at the mathematics of quantum mechanics, which remains formidably difficult, and echolocation is not, on its own, a quantum phenomenon. What differs is the starting intuition — the gut sense of which kind of behavior counts as normal before the equations arrive to explain it.</w:t>
+      </w:r>
+    </w:p>
+    <w:p>
+      <w:pPr>
+        <w:spacing w:after="200"/>
+      </w:pPr>
+      <w:r>
+        <w:t xml:space="preserve">The holographic principle, a serious and still-unresolved research program in theoretical physics, proposes that all the information describing a volume of space might be fully encoded on that volume's boundary surface, the way a hologram stores a three-dimensional image on a flat piece of film. Dolphin scholarship notes, with something between amusement and professional recognition, that this is a reasonably fair description of what a dolphin's brain already does several times a second: building a three-dimensional picture of its surroundings out of a return signal that arrives, fundamentally, as a pattern of intensity and timing spread across a surface — the dolphin's own array of acoustic receivers.</w:t>
+      </w:r>
+    </w:p>
+    <w:p>
+      <w:pPr>
+        <w:spacing w:after="200"/>
+      </w:pPr>
+      <w:r>
+        <w:t xml:space="preserve">None of this is offered as a claim that dolphins secretly anticipated theoretical physics, or that intuition is a substitute for the difficult mathematics humans spent a century building. Dolphin scholarship extends its genuine compliments to that work specifically because it was hard, and done without the sensory head start dolphins happened to be born with.</w:t>
+      </w:r>
+    </w:p>
+    <w:p>
+      <w:pPr>
+        <w:spacing w:after="200"/>
+      </w:pPr>
+      <w:r>
+        <w:t xml:space="preserve">Quantum mechanics, in particular, did not stay confined to physics departments. Understanding how electrons behave in materials made the transistor possible in 1947, and the transistor made every computer, phone, and network described later in this book possible in turn. A century's strangest ideas about light and matter ended up, by a fairly direct chain of consequences, sitting in every reader's pocket.</w:t>
+      </w:r>
+    </w:p>
+    <w:p>
+      <w:pPr>
+        <w:spacing w:after="200"/>
+      </w:pPr>
+      <w:r>
+        <w:rPr>
+          <w:i/>
+          <w:iCs/>
+        </w:rPr>
+        <w:t xml:space="preserve">Two questions this chapter raises and a history cannot settle — what all this physics is actually for, and why it has still not become a single theory — are taken up in the appendix at the back of the book, “What the Physics Is For.”</w:t>
       </w:r>
     </w:p>
     <w:p>
@@ -5643,7 +5695,7 @@
           <w:i/>
           <w:iCs/>
         </w:rPr>
-        <w:t xml:space="preserve">This chapter's campaigns did not end prejudice; no law in this book has ever managed that. What they did was rarer: they changed, on the legal record and in a large share of a population's actual convictions, what a state and a society owed to people it had previously excluded. Progress here was slow, incomplete, and unevenly distributed by country — and it happened anyway, which is more than several other chapters in this book can say.</w:t>
+        <w:t xml:space="preserve">The strangest ideas in twentieth-century physics were strange in particular to a species that built its picture of reality out of straight-line light and instantaneous-feeling vision. To a species that has always perceived the world as delayed, wave-based, and reconstructed from returning signal, several of the century's least intuitive theories sound less like a revolution and more like a description of Tuesday. Humans still did the harder job. They had to prove it in equations. Dolphins only ever had to notice it.</w:t>
       </w:r>
     </w:p>
     <w:p>
@@ -5667,87 +5719,95 @@
           <w:sz w:val="36"/>
           <w:szCs w:val="36"/>
         </w:rPr>
-        <w:t xml:space="preserve">1843 to 2007: The Digital Leap — Computers, Networks, and a Connected World</w:t>
-      </w:r>
-    </w:p>
-    <w:p>
-      <w:pPr>
-        <w:spacing w:after="200"/>
-      </w:pPr>
-      <w:r>
-        <w:t xml:space="preserve">The idea is older than the machine. In 1843 Ada Lovelace, the daughter of the poet Lord Byron, published what is often called the first computer program, an algorithm for a mechanical engine designed by Charles Babbage that he never managed to finish building, which dolphin historians identify as a very British way to invent a technology.</w:t>
-      </w:r>
-    </w:p>
-    <w:p>
-      <w:pPr>
-        <w:spacing w:after="200"/>
-      </w:pPr>
-      <w:r>
-        <w:t xml:space="preserve">The theoretical groundwork arrived next. Kurt Gödel's 1931 incompleteness theorems proved that any formal mathematical system powerful enough to describe basic arithmetic must contain true statements it cannot prove within its own system — a hard limit built into logic itself, discovered a decade before anyone built a working computer, and one this book's own recurring gap between capability and wisdom would recognize immediately.</w:t>
-      </w:r>
-    </w:p>
-    <w:p>
-      <w:pPr>
-        <w:spacing w:after="200"/>
-      </w:pPr>
-      <w:r>
-        <w:t xml:space="preserve">The war made the theory into machinery. At Bletchley Park, Alan Turing, whose 1936 paper had already defined what a computing machine could do in principle, built on the work of Polish cryptologists, who had broken early Enigma messages in the 1930s, to design the electromechanical Bombes that read Germany's Enigma traffic, and the engineer Tommy Flowers built Colossus, the first programmable electronic digital computer, to read the German high command's Lorenz cipher.</w:t>
-      </w:r>
-    </w:p>
-    <w:p>
-      <w:pPr>
-        <w:spacing w:after="200"/>
-      </w:pPr>
-      <w:r>
-        <w:t xml:space="preserve">The transistor, invented at Bell Labs in 1947, replaced the bulky, failure-prone vacuum tube and made a smaller, faster, and dramatically cheaper computer possible. The integrated circuit followed by the late 1950s, packing multiple transistors onto a single chip, and Gordon Moore's 1965 observation that the number of components on a chip was doubling every year, revised in 1975 to every two years, held, with adjustments, for decades, a compounding rate of improvement with no real precedent among the physical technologies covered earlier in this book.</w:t>
-      </w:r>
-    </w:p>
-    <w:p>
-      <w:pPr>
-        <w:spacing w:after="200"/>
-      </w:pPr>
-      <w:r>
-        <w:t xml:space="preserve">ARPANET, a US Department of Defense research network, went live in 1969 connecting four university computers. It grew, through the 1970s and 80s, into the modern internet, and the World Wide Web, built by Tim Berners-Lee in 1989-91, gave that network a form ordinary people could actually navigate. The smartphone, arriving commercially with the iPhone in 2007, put a computer more capable than anything in this book's earlier chapters into a majority of human pockets within about fifteen years — essentially one human generation, start to finish, from four connected computers to several billion.</w:t>
-      </w:r>
-    </w:p>
-    <w:p>
-      <w:pPr>
-        <w:spacing w:after="200"/>
-      </w:pPr>
-      <w:r>
-        <w:t xml:space="preserve">The promise delivered was real: information that had once required a library and a train ticket became available in seconds, coordination across a planet's distance became close to instantaneous, and connection with people whose ancestors had parted ways with one's own tens of thousands of years earlier became, for the first time in this book, recoverable.</w:t>
-      </w:r>
-    </w:p>
-    <w:p>
-      <w:pPr>
-        <w:spacing w:after="200"/>
-      </w:pPr>
-      <w:r>
-        <w:t xml:space="preserve">The cost arrived on the same schedule as the promise, not after it. The same networks that connected people gave states and companies a capacity for surveillance with no earlier equivalent; the same platforms that spread information spread misinformation at the same speed and, by most measured accounts, rather more efficiently; and human attention became a resource harvested, sold, and optimized for in ways no earlier technology in this book had ever managed to monetize directly.</w:t>
-      </w:r>
-    </w:p>
-    <w:p>
-      <w:pPr>
-        <w:spacing w:after="200"/>
-      </w:pPr>
-      <w:r>
-        <w:rPr>
-          <w:i/>
-          <w:iCs/>
-        </w:rPr>
-        <w:t xml:space="preserve">One of the era's most quoted corporate mottos was, for several years, “move fast and break things.” The things broken were not specified in advance. Critics have since argued that they included privacy, attention spans, and the conduct of elections.</w:t>
-      </w:r>
-    </w:p>
-    <w:p>
-      <w:pPr>
-        <w:spacing w:after="200"/>
-      </w:pPr>
-      <w:r>
-        <w:rPr>
-          <w:i/>
-          <w:iCs/>
-        </w:rPr>
-        <w:t xml:space="preserve">“Dolphins communicate at the speed of sound through water and have done so for tens of millions of years,” dolphin historians noted, with what human readers may reasonably interpret as amusement. “It required fiber optic cable, geostationary satellites, and a global economy's worth of infrastructure for humans to do, at planetary scale, much what a pod already does by whistling.”</w:t>
+        <w:t xml:space="preserve">The 1940s to the 1970s: Decolonization — The World Redraws Itself</w:t>
+      </w:r>
+    </w:p>
+    <w:p>
+      <w:pPr>
+        <w:spacing w:after="200"/>
+      </w:pPr>
+      <w:r>
+        <w:t xml:space="preserve">Formal empire, built up over the centuries this book has already covered, mostly ended within a single human lifetime. The process ran fastest between the 1940s and the 1970s, and dolphin historians treat its speed as almost as remarkable as the speed of the empires it dismantled.</w:t>
+      </w:r>
+    </w:p>
+    <w:p>
+      <w:pPr>
+        <w:spacing w:after="200"/>
+      </w:pPr>
+      <w:r>
+        <w:t xml:space="preserve">India's road to independence began, like several roads in this book, with a trading company. The Mughal Empire that had dominated the subcontinent since 1526 (builders of the Taj Mahal and, by some estimates, at its height responsible for roughly a quarter of the world's economic output) was showing signs of fraying when the East India Company, chartered in London in 1600 to sell spices and cloth, began acquiring territory instead. After the Battle of Plassey in 1757, the Company governed large parts of India with an army that by the early 1800s was, by one common estimate, close to twice the size of Britain's own, an arrangement dolphin historians summarize as a business with a country attached. Company rule ended after the uprising of 1857, and direct rule by the British Crown, the Raj, followed until 1947.</w:t>
+      </w:r>
+    </w:p>
+    <w:p>
+      <w:pPr>
+        <w:spacing w:after="200"/>
+      </w:pPr>
+      <w:r>
+        <w:t xml:space="preserve">The entries in the ledger are not seriously in dispute; their weighting is. Railways, an administrative language, and a unified legal system were left behind. So, by common estimates, was an economy whose share of world output had shrunk from about a quarter to under five percent, along with a run of famines, the worst of them in Bengal in 1943, which killed an estimated two to three million people as wartime priorities and policy failures compounded the shortages.</w:t>
+      </w:r>
+    </w:p>
+    <w:p>
+      <w:pPr>
+        <w:spacing w:after="200"/>
+      </w:pPr>
+      <w:r>
+        <w:t xml:space="preserve">Gandhi's campaign of nonviolent resistance had its most famous episode about salt. In 1930 the British-run government taxed salt, a commodity that lies free on any coast, and forbade Indians to make their own. In March, Gandhi set out to walk some 240 miles from his ashram to the sea at Dandi, gathering thousands of followers on the way, and on April 6 he picked up a lump of natural salt from the beach, which was against the law. Some sixty thousand people were arrested in the campaign that followed. Dolphin historians, who have never paid for salt, note that it is a curious empire that can be shaken by something the ocean gives away for free.</w:t>
+      </w:r>
+    </w:p>
+    <w:p>
+      <w:pPr>
+        <w:spacing w:after="200"/>
+      </w:pPr>
+      <w:r>
+        <w:t xml:space="preserve">India's independence in 1947, achieved substantially through that campaign of organized nonviolent resistance led by Mohandas Gandhi, offered one model: mass noncooperation aimed at making continued colonial rule too costly to sustain politically rather than militarily. Independence arrived alongside Partition, dividing British India into India and Pakistan along religious lines, and the mass displacement and violence that followed killed somewhere between several hundred thousand and two million people, by different estimates, and displaced about fifteen million within months.</w:t>
+      </w:r>
+    </w:p>
+    <w:p>
+      <w:pPr>
+        <w:spacing w:after="200"/>
+      </w:pPr>
+      <w:r>
+        <w:t xml:space="preserve">Independent India kept its democracy through nearly everything that followed (the exception was a two-year suspension of civil liberties, the Emergency, in 1975-77), and in 2023 passed China as the world's most populous country by United Nations estimate, a piece of arithmetic the mathematicians of the Gupta period would presumably have found unsurprising.</w:t>
+      </w:r>
+    </w:p>
+    <w:p>
+      <w:pPr>
+        <w:spacing w:after="200"/>
+      </w:pPr>
+      <w:r>
+        <w:t xml:space="preserve">Africa's wave crested around 1960, when seventeen countries gained independence in a single year, most from France and Britain, some only after armed conflict instead of negotiation. Algeria won its independence from France only in 1962, after eight years of war.</w:t>
+      </w:r>
+    </w:p>
+    <w:p>
+      <w:pPr>
+        <w:spacing w:after="200"/>
+      </w:pPr>
+      <w:r>
+        <w:t xml:space="preserve">Britain in particular spent the middle of this century handing back an empire it had spent the previous two centuries quite energetically acquiring, and the handing back was less graceful in places than its own histories later remembered. In Kenya, during the Mau Mau uprising of the 1950s, British authorities held tens of thousands of Kenyans in detention camps where torture was widespread; in 2013 the British government expressed regret and paid compensation to 5,228 surviving victims.</w:t>
+      </w:r>
+    </w:p>
+    <w:p>
+      <w:pPr>
+        <w:spacing w:after="200"/>
+      </w:pPr>
+      <w:r>
+        <w:t xml:space="preserve">Independence did not erase the maps colonial powers had drawn with no reference to the ethnic, linguistic, or religious boundaries that existed on the ground. Several of the era's later conflicts, many historians argue, owe at least part of their origin to borders drawn decades or centuries earlier by administrators who had never intended those borders to become permanent national boundaries at all.</w:t>
+      </w:r>
+    </w:p>
+    <w:p>
+      <w:pPr>
+        <w:spacing w:after="200"/>
+      </w:pPr>
+      <w:r>
+        <w:t xml:space="preserve">Colonial administrators drew categories as well as borders. In Rwanda, which Belgium took over from Germany after the First World War, an old and flexible distinction between Tutsi and Hutu was hardened into a fixed one, and in the 1930s every Rwandan was issued an identity card naming a group. In 1994, after the plane carrying the president was shot down, extremist officials and militias used those categories, and the lists that went with them, to kill an estimated 500,000 to 800,000 Tutsi and moderate Hutu in about a hundred days, while the United Nations force on the ground was reduced instead of reinforced.</w:t>
+      </w:r>
+    </w:p>
+    <w:p>
+      <w:pPr>
+        <w:spacing w:after="200"/>
+      </w:pPr>
+      <w:r>
+        <w:t xml:space="preserve">Newly independent states faced a further complication the Cold War's two superpowers made unavoidable: alignment. The Non-Aligned Movement, formally organized at a 1961 conference in Belgrade, tried to offer a third path for countries unwilling to be absorbed into either superpower's camp, with mixed and country-specific success.</w:t>
       </w:r>
     </w:p>
     <w:p>
@@ -5771,7 +5831,7 @@
           <w:i/>
           <w:iCs/>
         </w:rPr>
-        <w:t xml:space="preserve">No technology in this book arrived faster or reached farther in a single human lifetime than this one. It delivered on its promise of connection and information more completely than almost any earlier chapter's technology delivered on its own promise — and it delivered the surveillance, the disinformation, and the harvested attention in the very same package, not as a later complication. The pattern of tools outrunning the wisdom to handle them, first flagged before the First World War, runs here on the fastest clock the book has yet recorded.</w:t>
+        <w:t xml:space="preserve">Formal empire ended, for the most part, within one human lifetime, a pace with no earlier precedent in this book. But the economic dependencies, the drawn borders, and the political structures colonialism left behind did not end on the same schedule, and in a number of cases have not ended yet. Independence turned out to be a start, not a conclusion — a pattern this book has now seen often enough that dolphin historians no longer find it surprising, only worth repeating.</w:t>
       </w:r>
     </w:p>
     <w:p>
@@ -5795,99 +5855,75 @@
           <w:sz w:val="36"/>
           <w:szCs w:val="36"/>
         </w:rPr>
-        <w:t xml:space="preserve">The Thirteenth B'ak'tun, 2012: The World Was Supposed to End in 2012 (It Didn't)</w:t>
-      </w:r>
-    </w:p>
-    <w:p>
-      <w:pPr>
-        <w:spacing w:after="200"/>
-      </w:pPr>
-      <w:r>
-        <w:t xml:space="preserve">Dolphin historians have, by this point in the book, cataloged a great many things humans got wrong about their own past. This chapter catalogs something rarer: an entire civilization getting blamed for a future that never happened.</w:t>
-      </w:r>
-    </w:p>
-    <w:p>
-      <w:pPr>
-        <w:spacing w:after="200"/>
-      </w:pPr>
-      <w:r>
-        <w:t xml:space="preserve">The Maya civilization, whose sophisticated cities, mathematics (including an independently invented concept of zero), and astronomy this book has already touched on, tracked time with several overlapping calendar systems. The most elaborate, the Long Count, measured days elapsed since a fixed mythological starting point rather than resetting every year the way a modern calendar does.</w:t>
-      </w:r>
-    </w:p>
-    <w:p>
-      <w:pPr>
-        <w:spacing w:after="200"/>
-      </w:pPr>
-      <w:r>
-        <w:t xml:space="preserve">The Long Count's largest standard unit, the b'ak'tun, runs for roughly 394 years. On December 21, 2012, by the correlation most scholars accept, the thirteenth b'ak'tun since the Long Count's starting point came to an end.</w:t>
-      </w:r>
-    </w:p>
-    <w:p>
-      <w:pPr>
-        <w:spacing w:after="200"/>
-      </w:pPr>
-      <w:r>
-        <w:t xml:space="preserve">Maya inscriptions treat this the way an odometer treats rolling from 999999 back to 000000: a notable round number, not a terminus. Surviving texts, including one at the Tortuguero site in Mexico, reference the thirteenth b'ak'tun's completion directly, and other inscriptions calmly reference dates thousands of years beyond it — not the record of a civilization that expected anything to stop.</w:t>
-      </w:r>
-    </w:p>
-    <w:p>
-      <w:pPr>
-        <w:spacing w:after="200"/>
-      </w:pPr>
-      <w:r>
-        <w:t xml:space="preserve">None of this stopped a very different story from taking hold in the early 2000s, amplified by books, documentaries, and, in its final years, exactly the kind of internet-era information environment the previous chapter describes: December 21, 2012 as a predicted apocalypse, variously attributed to a rogue planet, a solar alignment, or simply “what the Mayans predicted,” a phrase no surviving Maya text anywhere actually supports.</w:t>
-      </w:r>
-    </w:p>
-    <w:p>
-      <w:pPr>
-        <w:spacing w:after="200"/>
-      </w:pPr>
-      <w:r>
-        <w:t xml:space="preserve">The prediction acquired enough traction that NASA published an official page addressing it before the date arrived, and another one afterward confirming that it had passed without incident.</w:t>
-      </w:r>
-    </w:p>
-    <w:p>
-      <w:pPr>
-        <w:spacing w:after="200"/>
-      </w:pPr>
-      <w:r>
-        <w:t xml:space="preserve">The scare had specific accelerants. Roland Emmerich's 2009 disaster film 2012, which depicted the prediction as fact and earned, as works of fiction do not usually earn, several hundred million dollars worldwide, did more than any single documentary to fix the date in popular imagination. It was not the only apocalypse on offer that decade: the radio broadcaster Harold Camping predicted the Rapture for May 21, 2011, bought billboards across the world to announce it, and, when it did not arrive, recalculated the date to October 21 of the same year, a level of confidence dolphin historians find difficult to improve on for comic timing.</w:t>
-      </w:r>
-    </w:p>
-    <w:p>
-      <w:pPr>
-        <w:spacing w:after="200"/>
-      </w:pPr>
-      <w:r>
-        <w:t xml:space="preserve">The prediction's astronomical hook, when it had one, involved the winter solstice sun appearing to cross the plane of the Milky Way as seen from Earth, a genuine, very slow drift caused by the 26,000-year wobble of Earth's axis, popularized in the 1990s by the independent researcher John Major Jenkins. Professional astronomers pointed out that the alignment is not a single moment at all: the sun's apparent position drifts across the galactic plane over a span of decades, a near-alignment recurs every year in the loose sense being used, and nothing in the mechanics implies any effect on Earth whatsoever.</w:t>
-      </w:r>
-    </w:p>
-    <w:p>
-      <w:pPr>
-        <w:spacing w:after="200"/>
-      </w:pPr>
-      <w:r>
-        <w:t xml:space="preserve">The 19th century supplied its own rehearsal, complete with an official name for the letdown. William Miller, an American preacher, convinced tens of thousands of followers that the Second Coming would arrive on a specific date in 1844, based on his own reading of biblical chronology. When it did not, history recorded the outcome under the label his own followers coined at the time: the Great Disappointment. Several offshoot religious movements trace their origins straight back to the recalculating that followed.</w:t>
-      </w:r>
-    </w:p>
-    <w:p>
-      <w:pPr>
-        <w:spacing w:after="200"/>
-      </w:pPr>
-      <w:r>
-        <w:t xml:space="preserve">Dolphin historians note this is not even an unusual case. Humans have forecast their own ending with some regularity and no shortage of confidence: recurring religious end-times predictions across multiple faiths and centuries, and, closer to 2012, the Y2K computer bug scare of 1999-2000, which anticipated a global systems collapse when computer clocks rolled from 99 to 00, addressed seriously enough in advance that its own uneventful passing is sometimes cited as evidence the warning must have been overblown to begin with.</w:t>
-      </w:r>
-    </w:p>
-    <w:p>
-      <w:pPr>
-        <w:spacing w:after="200"/>
-      </w:pPr>
-      <w:r>
-        <w:rPr>
-          <w:i/>
-          <w:iCs/>
-        </w:rPr>
-        <w:t xml:space="preserve">“A species that invented writing specifically to speak to its own future,” dolphin scholars remarked, “keeps guessing, often confidently and always incorrectly, exactly when that future stops.”</w:t>
+        <w:t xml:space="preserve">1893 to 1994: Civil Rights and Liberation — Humanity Argues With Itself</w:t>
+      </w:r>
+    </w:p>
+    <w:p>
+      <w:pPr>
+        <w:spacing w:after="200"/>
+      </w:pPr>
+      <w:r>
+        <w:t xml:space="preserve">Unlike most of the conflicts in this book, the campaigns in this chapter were mostly won without an army.</w:t>
+      </w:r>
+    </w:p>
+    <w:p>
+      <w:pPr>
+        <w:spacing w:after="200"/>
+      </w:pPr>
+      <w:r>
+        <w:t xml:space="preserve">In the United States, the Supreme Court's 1954 Brown v. Board of Education ruling declared racially segregated public schools unconstitutional, overturning the legal doctrine that had upheld segregation for nearly six decades. The following decade of organized protest, the 1955-56 Montgomery bus boycott (begun after Rosa Parks refused to give up her bus seat, nine months after a fifteen-year-old, Claudette Colvin, had done the same and been arrested), sit-ins, freedom rides, the 1963 March on Washington where Martin Luther King Jr. delivered his “I Have a Dream” speech, and the 1965 march at Selma, where state troopers beat marchers on the Edmund Pettus Bridge in front of television cameras, culminated in the Civil Rights Act of 1964 and the Voting Rights Act of 1965, dismantling the legal architecture of segregation and disenfranchisement, if not the underlying attitudes, at the federal level.</w:t>
+      </w:r>
+    </w:p>
+    <w:p>
+      <w:pPr>
+        <w:spacing w:after="200"/>
+      </w:pPr>
+      <w:r>
+        <w:t xml:space="preserve">The murder of Emmett Till, a fourteen-year-old boy killed in Mississippi in August 1955 after being accused of offending a white woman, and the decision by his mother, Mamie Till-Mobley, to hold an open-casket funeral so that Jet magazine could publish photographs of his mutilated body, is widely credited with galvanizing the movement that followed; the Montgomery boycott began three months later. The Twenty-Fourth Amendment, ratified in 1964, abolished the poll taxes that had been used for decades to price Black voters out of elections across much of the South.</w:t>
+      </w:r>
+    </w:p>
+    <w:p>
+      <w:pPr>
+        <w:spacing w:after="200"/>
+      </w:pPr>
+      <w:r>
+        <w:t xml:space="preserve">South Africa's anti-apartheid struggle ran on a longer clock. Legal racial segregation, formalized as apartheid in 1948, persisted for close to half a century against internal resistance, including the armed campaign of the ANC's military wing, Umkhonto we Sizwe, after peaceful protest was banned, and mounting international pressure and sanctions, ending only with Nelson Mandela's release in 1990 from twenty-seven years of imprisonment, eighteen of them on Robben Island (in waters the dolphins know well), and his election as South Africa's first Black president in 1994.</w:t>
+      </w:r>
+    </w:p>
+    <w:p>
+      <w:pPr>
+        <w:spacing w:after="200"/>
+      </w:pPr>
+      <w:r>
+        <w:t xml:space="preserve">Women's movements ran throughout the same century on their own overlapping timelines: suffrage achieved in most Western democracies between roughly 1893 (New Zealand, first) and the 1920s across much of Europe and North America, followed by a second wave of legal and social advances in the 1960s and 70s addressing employment, reproductive rights, and legal equality more broadly, with the pace and scope of change varying enormously by country and continuing unevenly to the present.</w:t>
+      </w:r>
+    </w:p>
+    <w:p>
+      <w:pPr>
+        <w:spacing w:after="200"/>
+      </w:pPr>
+      <w:r>
+        <w:t xml:space="preserve">The women's suffrage story had its own casualty list and its own comedy. In Britain the suffragettes chained themselves to railings, and in 1913 Emily Davison died after stepping in front of the King's horse at the Epsom Derby; women over thirty got the vote in 1918, and women on equal terms with men only in 1928. In the United States it came in 1920. Switzerland, a country not known for being late, gave women the federal vote in 1971, and its last holdout canton was ordered by the courts to comply in 1990.</w:t>
+      </w:r>
+    </w:p>
+    <w:p>
+      <w:pPr>
+        <w:spacing w:after="200"/>
+      </w:pPr>
+      <w:r>
+        <w:t xml:space="preserve">A parallel argument about who counted as fully included ran through the same decades. In the early hours of June 28, 1969, patrons at the Stonewall Inn, a gay bar in New York's Greenwich Village, fought back during a police raid of a kind the bar had endured many times before without resistance; the several nights of protest that followed are generally regarded as a turning point for the gay rights movement, and the following June, the first Pride marches in New York and other American cities marked the anniversary. Decriminalization, anti-discrimination protections, and marriage rights arrived on wildly different timelines in different countries over the half-century that followed, several of them still incomplete as this book is written.</w:t>
+      </w:r>
+    </w:p>
+    <w:p>
+      <w:pPr>
+        <w:spacing w:after="200"/>
+      </w:pPr>
+      <w:r>
+        <w:rPr>
+          <w:i/>
+          <w:iCs/>
+        </w:rPr>
+        <w:t xml:space="preserve">“Unlike wars, these campaigns won, for the most part, by changing what a majority believed was owed to a minority,” Professor Click-Click-Whoosh observed, “not by defeating anyone in the field. It is the slowest weapon in this book. It is also one of the few that does not require winning to keep working — only enough people changing their minds, one at a time, for long enough.”</w:t>
       </w:r>
     </w:p>
     <w:p>
@@ -5911,7 +5947,7 @@
           <w:i/>
           <w:iCs/>
         </w:rPr>
-        <w:t xml:space="preserve">The Maya calendar did not fail. It did exactly what a calendar does, and rolled over to a new cycle precisely as its own inscriptions expected it to. What failed was a chain of retelling, centuries later, by a species apparently uncomfortable leaving the future open-ended and unscheduled. Dolphins, who have never once predicted their own extinction on a specific date, offer this pattern without much sympathy and considerable curiosity: of all the things this species got right early and wrong late, why does the ending always seem to need an appointment.</w:t>
+        <w:t xml:space="preserve">This chapter's campaigns did not end prejudice; no law in this book has ever managed that. What they did was rarer: they changed, on the legal record and in a large share of a population's actual convictions, what a state and a society owed to people it had previously excluded. Progress here was slow, incomplete, and unevenly distributed by country — and it happened anyway, which is more than several other chapters in this book can say.</w:t>
       </w:r>
     </w:p>
     <w:p>
@@ -5935,107 +5971,87 @@
           <w:sz w:val="36"/>
           <w:szCs w:val="36"/>
         </w:rPr>
-        <w:t xml:space="preserve">1950 to the 2020s: Something Might Be Watching (Probably Not What You Think)</w:t>
-      </w:r>
-    </w:p>
-    <w:p>
-      <w:pPr>
-        <w:spacing w:after="200"/>
-      </w:pPr>
-      <w:r>
-        <w:t xml:space="preserve">This book's entire premise rests on one non-human intelligence quietly watching a technological species from a position of total detachment. Dolphin scholarship notes, with a straight face, that this is not the first idea of its kind humans have entertained. It may not even be the most popular.</w:t>
-      </w:r>
-    </w:p>
-    <w:p>
-      <w:pPr>
-        <w:spacing w:after="200"/>
-      </w:pPr>
-      <w:r>
-        <w:t xml:space="preserve">Physicist Enrico Fermi's 1950 lunch-table question, since known as the Fermi Paradox, remains essentially unanswered: given the number of stars in the galaxy, many with planets, and the billions of years those planets have had to develop life, why has no evidence of any other technological civilization ever turned up?</w:t>
-      </w:r>
-    </w:p>
-    <w:p>
-      <w:pPr>
-        <w:spacing w:after="200"/>
-      </w:pPr>
-      <w:r>
-        <w:t xml:space="preserve">Frank Drake's 1961 equation broke the question into estimable factors — the rate of star formation, the fraction of stars with planets, the fraction of those hospitable to life, and so on down to how long a civilization keeps broadcasting before it stops — without resolving it, since several of those factors remain largely unknown even now.</w:t>
-      </w:r>
-    </w:p>
-    <w:p>
-      <w:pPr>
-        <w:spacing w:after="200"/>
-      </w:pPr>
-      <w:r>
-        <w:t xml:space="preserve">The Search for Extraterrestrial Intelligence, listening for artificial radio signals since 1960, has found nothing conclusive in more than six decades of listening, a negative result serious scientists take seriously rather than dismiss.</w:t>
-      </w:r>
-    </w:p>
-    <w:p>
-      <w:pPr>
-        <w:spacing w:after="200"/>
-      </w:pPr>
-      <w:r>
-        <w:t xml:space="preserve">In October 2017, astronomers spotted the first confirmed object from outside the solar system passing through it (two more have turned up since, the comet Borisov in 2019 and 3I/ATLAS in 2025): an elongated, tumbling body nicknamed 'Oumuamua, Hawaiian for scout. Its unusual shape and a small, unexplained acceleration as it left the inner solar system prompted at least one Harvard astronomer to propose, in earnest, that it might be an artificial probe; most astronomers attribute the acceleration to outgassing from ices too faint to detect directly. The particulars remain genuinely debated. The object has not moved, in any scientific consensus, from natural to artificial.</w:t>
-      </w:r>
-    </w:p>
-    <w:p>
-      <w:pPr>
-        <w:spacing w:after="200"/>
-      </w:pPr>
-      <w:r>
-        <w:t xml:space="preserve">The search has produced exactly one signal serious enough to have kept its own name. On August 15, 1977, a radio telescope in Ohio recorded a brief, powerful burst on a frequency associated with hydrogen; the astronomer who found it circled the printout and wrote “Wow!” beside it. It has never repeated, and no explanation, natural or otherwise, has ever been confirmed.</w:t>
-      </w:r>
-    </w:p>
-    <w:p>
-      <w:pPr>
-        <w:spacing w:after="200"/>
-      </w:pPr>
-      <w:r>
-        <w:t xml:space="preserve">Frank Drake convened the field's first conference at the Green Bank Observatory in 1961, a meeting of a handful of scientists that included a young Carl Sagan, who went on to help design the Voyager Golden Record, a phonograph disc carrying images, sounds, and greetings in fifty-five languages, launched into interstellar space in 1977 on the chance that someone, eventually, might play it. The search is a Cold War child in more than just timing: Drake's and Sagan's generation of scientists came of age funding radio astronomy alongside the missile-tracking and satellite programs covered elsewhere in this book, and the same military and government interest in big radio dishes helped pay for the instruments they listened with.</w:t>
-      </w:r>
-    </w:p>
-    <w:p>
-      <w:pPr>
-        <w:spacing w:after="200"/>
-      </w:pPr>
-      <w:r>
-        <w:t xml:space="preserve">Humans have not only listened. In November 1974, scientists at the Arecibo Observatory in Puerto Rico beamed a single deliberate message toward the globular star cluster M13, encoding basic facts about human DNA, the solar system, and the species doing the transmitting, all in binary, aimed at a target roughly 25,000 light-years away, chosen chiefly because it was in the telescope's sky that day. It was meant as a demonstration of the new transmitter rather than a serious attempt at contact; any reply would take some 50,000 years to arrive.</w:t>
-      </w:r>
-    </w:p>
-    <w:p>
-      <w:pPr>
-        <w:spacing w:after="200"/>
-      </w:pPr>
-      <w:r>
-        <w:t xml:space="preserve">A separate, noisier strand of the same hope produced ancient-astronaut claims, popularized by Erich von Däniken's 1968 book proposing that extraterrestrial visitors explain ancient monuments and mythology. Mainstream archaeology rejects this comprehensively: the pyramids, credited earlier in this book to the Egyptian builders who actually raised them, along with Stonehenge and the Nazca lines, all have well-documented human construction methods and timelines, understood without any assistance from off-world engineers.</w:t>
-      </w:r>
-    </w:p>
-    <w:p>
-      <w:pPr>
-        <w:spacing w:after="200"/>
-      </w:pPr>
-      <w:r>
-        <w:t xml:space="preserve">More recently, US military encounters with unidentified aerial phenomena, officially acknowledged by the Pentagon starting in 2017 and the subject of congressional hearings in the 2020s, were reviewed by the Pentagon's own office for the purpose, which reported in 2024 that it had found no evidence of extraterrestrial technology and that most cases it could resolve turned out to be ordinary objects such as balloons, drones, and birds.</w:t>
-      </w:r>
-    </w:p>
-    <w:p>
-      <w:pPr>
-        <w:spacing w:after="200"/>
-      </w:pPr>
-      <w:r>
-        <w:t xml:space="preserve">Dolphin historians decline to adjudicate any of this further than the evidence allows, consistent with this book's practice elsewhere, and note only the shape of the underlying hope: across religion, mythology, and now astrophysics, this species keeps reaching for the idea that something larger, wiser, or simply other is paying attention.</w:t>
-      </w:r>
-    </w:p>
-    <w:p>
-      <w:pPr>
-        <w:spacing w:after="200"/>
-      </w:pPr>
-      <w:r>
-        <w:rPr>
-          <w:i/>
-          <w:iCs/>
-        </w:rPr>
-        <w:t xml:space="preserve">“Humans have proposed gods, ancestors, angels, and now radio-quiet aliens as the audience for their own story,” dolphin historians noted. “Dolphin scholarship can confirm exactly one item on that list with any confidence. We have, in fact, been watching. We would gently note that we are considerably less impressive than most of the other candidates.”</w:t>
+        <w:t xml:space="preserve">1843 to 2007: The Digital Leap — Computers, Networks, and a Connected World</w:t>
+      </w:r>
+    </w:p>
+    <w:p>
+      <w:pPr>
+        <w:spacing w:after="200"/>
+      </w:pPr>
+      <w:r>
+        <w:t xml:space="preserve">The idea is older than the machine. In 1843 Ada Lovelace, the daughter of the poet Lord Byron, published what is often called the first computer program, an algorithm for a mechanical engine designed by Charles Babbage that he never managed to finish building, which dolphin historians identify as a very British way to invent a technology.</w:t>
+      </w:r>
+    </w:p>
+    <w:p>
+      <w:pPr>
+        <w:spacing w:after="200"/>
+      </w:pPr>
+      <w:r>
+        <w:t xml:space="preserve">The theoretical groundwork arrived next. Kurt Gödel's 1931 incompleteness theorems proved that any formal mathematical system powerful enough to describe basic arithmetic must contain true statements it cannot prove within its own system — a hard limit built into logic itself, discovered a decade before anyone built a working computer, and one this book's own recurring gap between capability and wisdom would recognize immediately.</w:t>
+      </w:r>
+    </w:p>
+    <w:p>
+      <w:pPr>
+        <w:spacing w:after="200"/>
+      </w:pPr>
+      <w:r>
+        <w:t xml:space="preserve">The war made the theory into machinery. At Bletchley Park, Alan Turing, whose 1936 paper had already defined what a computing machine could do in principle, built on the work of Polish cryptologists, who had broken early Enigma messages in the 1930s, to design the electromechanical Bombes that read Germany's Enigma traffic, and the engineer Tommy Flowers built Colossus, the first programmable electronic digital computer, to read the German high command's Lorenz cipher.</w:t>
+      </w:r>
+    </w:p>
+    <w:p>
+      <w:pPr>
+        <w:spacing w:after="200"/>
+      </w:pPr>
+      <w:r>
+        <w:t xml:space="preserve">The transistor, invented at Bell Labs in 1947, replaced the bulky, failure-prone vacuum tube and made a smaller, faster, and dramatically cheaper computer possible. The integrated circuit followed by the late 1950s, packing multiple transistors onto a single chip, and Gordon Moore's 1965 observation that the number of components on a chip was doubling every year, revised in 1975 to every two years, held, with adjustments, for decades, a compounding rate of improvement with no real precedent among the physical technologies covered earlier in this book.</w:t>
+      </w:r>
+    </w:p>
+    <w:p>
+      <w:pPr>
+        <w:spacing w:after="200"/>
+      </w:pPr>
+      <w:r>
+        <w:t xml:space="preserve">ARPANET, a US Department of Defense research network, went live in 1969 connecting four university computers. It grew, through the 1970s and 80s, into the modern internet, and the World Wide Web, built by Tim Berners-Lee in 1989-91, gave that network a form ordinary people could actually navigate. The smartphone, arriving commercially with the iPhone in 2007, put a computer more capable than anything in this book's earlier chapters into a majority of human pockets within about fifteen years — essentially one human generation, start to finish, from four connected computers to several billion.</w:t>
+      </w:r>
+    </w:p>
+    <w:p>
+      <w:pPr>
+        <w:spacing w:after="200"/>
+      </w:pPr>
+      <w:r>
+        <w:t xml:space="preserve">The promise delivered was real: information that had once required a library and a train ticket became available in seconds, coordination across a planet's distance became close to instantaneous, and connection with people whose ancestors had parted ways with one's own tens of thousands of years earlier became, for the first time in this book, recoverable.</w:t>
+      </w:r>
+    </w:p>
+    <w:p>
+      <w:pPr>
+        <w:spacing w:after="200"/>
+      </w:pPr>
+      <w:r>
+        <w:t xml:space="preserve">The cost arrived on the same schedule as the promise, not after it. The same networks that connected people gave states and companies a capacity for surveillance with no earlier equivalent; the same platforms that spread information spread misinformation at the same speed and, by most measured accounts, rather more efficiently; and human attention became a resource harvested, sold, and optimized for in ways no earlier technology in this book had ever managed to monetize directly.</w:t>
+      </w:r>
+    </w:p>
+    <w:p>
+      <w:pPr>
+        <w:spacing w:after="200"/>
+      </w:pPr>
+      <w:r>
+        <w:rPr>
+          <w:i/>
+          <w:iCs/>
+        </w:rPr>
+        <w:t xml:space="preserve">One of the era's most quoted corporate mottos was, for several years, “move fast and break things.” The things broken were not specified in advance. Critics have since argued that they included privacy, attention spans, and the conduct of elections.</w:t>
+      </w:r>
+    </w:p>
+    <w:p>
+      <w:pPr>
+        <w:spacing w:after="200"/>
+      </w:pPr>
+      <w:r>
+        <w:rPr>
+          <w:i/>
+          <w:iCs/>
+        </w:rPr>
+        <w:t xml:space="preserve">“Dolphins communicate at the speed of sound through water and have done so for tens of millions of years,” dolphin historians noted, with what human readers may reasonably interpret as amusement. “It required fiber optic cable, geostationary satellites, and a global economy's worth of infrastructure for humans to do, at planetary scale, much what a pod already does by whistling.”</w:t>
       </w:r>
     </w:p>
     <w:p>
@@ -6059,7 +6075,7 @@
           <w:i/>
           <w:iCs/>
         </w:rPr>
-        <w:t xml:space="preserve">Every civilization in this book, sooner or later, looks up, or inward, and asks whether anyone besides itself is keeping score. The honest answer, as far as instruments and evidence currently reach, is that no alien intelligence has been confirmed, no god has filed a verifiable report, and the closest thing to a documented outside observer taking detailed notes turns out to have been a pod of dolphins the whole time, watching from a much shorter distance than anyone guessed, with excellent hearing and admittedly limited ability to intervene.</w:t>
+        <w:t xml:space="preserve">No technology in this book arrived faster or reached farther in a single human lifetime than this one. It delivered on its promise of connection and information more completely than almost any earlier chapter's technology delivered on its own promise — and it delivered the surveillance, the disinformation, and the harvested attention in the very same package, not as a later complication. The pattern of tools outrunning the wisdom to handle them, first flagged before the First World War, runs here on the fastest clock the book has yet recorded.</w:t>
       </w:r>
     </w:p>
     <w:p>
@@ -6083,111 +6099,99 @@
           <w:sz w:val="36"/>
           <w:szCs w:val="36"/>
         </w:rPr>
-        <w:t xml:space="preserve">1796 to Today: Medicine and Its Cost — How Humans Learned to Heal</w:t>
-      </w:r>
-    </w:p>
-    <w:p>
-      <w:pPr>
-        <w:spacing w:after="200"/>
-      </w:pPr>
-      <w:r>
-        <w:t xml:space="preserve">This chapter's technology, unlike most others in this book, is aimed entirely inward — not at the physical world, and not at other humans as adversaries, but at the human body's own failures.</w:t>
-      </w:r>
-    </w:p>
-    <w:p>
-      <w:pPr>
-        <w:spacing w:after="200"/>
-      </w:pPr>
-      <w:r>
-        <w:t xml:space="preserve">Germ theory, established by Louis Pasteur and Robert Koch through the mid-to-late 1800s, replaced centuries of competing explanations, miasma and humoral imbalance among them, with something testable: specific microorganisms cause specific diseases. Joseph Lister applied antiseptic technique to surgery starting in the 1860s, and surgical survival rates, previously grim, improved dramatically within a generation. The first public demonstration of ether anesthesia, in 1846, had already turned surgery from a race against a conscious patient's pain tolerance into a controlled procedure.</w:t>
-      </w:r>
-    </w:p>
-    <w:p>
-      <w:pPr>
-        <w:spacing w:after="200"/>
-      </w:pPr>
-      <w:r>
-        <w:t xml:space="preserve">The path to it was not smooth. In 1847 the Hungarian physician Ignaz Semmelweis showed that deaths from childbed fever in his Vienna hospital dropped sharply when doctors washed their hands in chlorinated lime between the autopsy room and the delivery ward. His colleagues, who did not care to be told that they were the source of the infection, rejected the finding. Semmelweis was eventually committed to an asylum, where he died in 1865 of an infection. In 1854, in London, the physician John Snow traced a cholera outbreak to a single water pump in Soho and persuaded the authorities to remove its handle. The medical establishment took several more decades to accept that the water and the doctors were both dirty.</w:t>
-      </w:r>
-    </w:p>
-    <w:p>
-      <w:pPr>
-        <w:spacing w:after="200"/>
-      </w:pPr>
-      <w:r>
-        <w:t xml:space="preserve">Vaccination predates germ theory itself. Edward Jenner's 1796 smallpox vaccine, built on the folk observation that milkmaids who caught cowpox rarely caught smallpox, in time led to smallpox's complete eradication by 1980 — the only human disease ever deliberately eliminated from the wild.</w:t>
-      </w:r>
-    </w:p>
-    <w:p>
-      <w:pPr>
-        <w:spacing w:after="200"/>
-      </w:pPr>
-      <w:r>
-        <w:t xml:space="preserve">Alexander Fleming's accidental 1928 discovery of penicillin was not put into mass production until wartime urgency forced it in the 1940s, and it turned infections that had reliably killed throughout human history into treatable conditions within a single generation.</w:t>
-      </w:r>
-    </w:p>
-    <w:p>
-      <w:pPr>
-        <w:spacing w:after="200"/>
-      </w:pPr>
-      <w:r>
-        <w:t xml:space="preserve">Together with clean water and sanitation, these advances drove the sharpest rise in human life expectancy in the species' entire history — the global average roughly doubling within about a century, a capability jump dolphin historians rank among the most positive in this entire book.</w:t>
-      </w:r>
-    </w:p>
-    <w:p>
-      <w:pPr>
-        <w:spacing w:after="200"/>
-      </w:pPr>
-      <w:r>
-        <w:t xml:space="preserve">Not all of it was clean. From 1932 to 1972 the United States Public Health Service ran a study in Tuskegee, Alabama, that followed hundreds of Black men with syphilis without treating them, and kept them from treatment even after penicillin became the standard cure. The study ended only after a whistleblower went to the press. Its legacy, a well-earned distrust, outlived it by decades.</w:t>
-      </w:r>
-    </w:p>
-    <w:p>
-      <w:pPr>
-        <w:spacing w:after="200"/>
-      </w:pPr>
-      <w:r>
-        <w:t xml:space="preserve">The turn, when it comes in this chapter, is toward cost and access rather than violence. The same antibiotics and vaccines that were once nearly free to produce became, once patented, priced by what a market would bear instead of what they cost to make. Insulin's own discoverers sold their patent rights for one dollar apiece in 1923, specifically so it could never be monopolized; decades later, in some countries, its price still varied enough to bankrupt patients who needed it to survive.</w:t>
-      </w:r>
-    </w:p>
-    <w:p>
-      <w:pPr>
-        <w:spacing w:after="200"/>
-      </w:pPr>
-      <w:r>
-        <w:rPr>
-          <w:i/>
-          <w:iCs/>
-        </w:rPr>
-        <w:t xml:space="preserve">Selling a patent for one dollar to keep a medicine affordable is, dolphin scholarship concedes, a fine idea. It works only for as long as nobody patents an improved delivery device, a marginally different formulation, or the pen it comes in, all of which turned out to be exactly as patentable as the original molecule was not.</w:t>
-      </w:r>
-    </w:p>
-    <w:p>
-      <w:pPr>
-        <w:spacing w:after="200"/>
-      </w:pPr>
-      <w:r>
-        <w:t xml:space="preserve">The opioid crisis, beginning in the late 1990s with the aggressive marketing of prescription painkillers by a pharmaceutical industry that downplayed their addiction risk, killed several hundred thousand people in the United States alone over the following decades — a rare case in this book of the same institution responsible for both the chapter's greatest triumph and one of its starkest, most avoidable harms.</w:t>
-      </w:r>
-    </w:p>
-    <w:p>
-      <w:pPr>
-        <w:spacing w:after="200"/>
-      </w:pPr>
-      <w:r>
-        <w:t xml:space="preserve">Antibiotic resistance, arising from decades of overuse in both medicine and livestock agriculture, now threatens to erode that very advance: a slow, largely self-inflicted countdown on one of the chapter's founding achievements.</w:t>
-      </w:r>
-    </w:p>
-    <w:p>
-      <w:pPr>
-        <w:spacing w:after="200"/>
-      </w:pPr>
-      <w:r>
-        <w:rPr>
-          <w:i/>
-          <w:iCs/>
-        </w:rPr>
-        <w:t xml:space="preserve">Dolphin historians close this chapter with an admission. Dolphins have no medicine, and in 1987–88 and again in 2013–15 a measles-like virus, the dolphin morbillivirus, killed bottlenose dolphins by the hundreds along the Atlantic coast of the United States. Nobody treated them. The dolphins note that this is what life without the human hand looks like when the illness arrives, and that they do not recommend it.</w:t>
+        <w:t xml:space="preserve">The Thirteenth B'ak'tun, 2012: The World Was Supposed to End in 2012 (It Didn't)</w:t>
+      </w:r>
+    </w:p>
+    <w:p>
+      <w:pPr>
+        <w:spacing w:after="200"/>
+      </w:pPr>
+      <w:r>
+        <w:t xml:space="preserve">Dolphin historians have, by this point in the book, cataloged a great many things humans got wrong about their own past. This chapter catalogs something rarer: an entire civilization getting blamed for a future that never happened.</w:t>
+      </w:r>
+    </w:p>
+    <w:p>
+      <w:pPr>
+        <w:spacing w:after="200"/>
+      </w:pPr>
+      <w:r>
+        <w:t xml:space="preserve">The Maya civilization, whose sophisticated cities, mathematics (including an independently invented concept of zero), and astronomy this book has already touched on, tracked time with several overlapping calendar systems. The most elaborate, the Long Count, measured days elapsed since a fixed mythological starting point rather than resetting every year the way a modern calendar does.</w:t>
+      </w:r>
+    </w:p>
+    <w:p>
+      <w:pPr>
+        <w:spacing w:after="200"/>
+      </w:pPr>
+      <w:r>
+        <w:t xml:space="preserve">The Long Count's largest standard unit, the b'ak'tun, runs for roughly 394 years. On December 21, 2012, by the correlation most scholars accept, the thirteenth b'ak'tun since the Long Count's starting point came to an end.</w:t>
+      </w:r>
+    </w:p>
+    <w:p>
+      <w:pPr>
+        <w:spacing w:after="200"/>
+      </w:pPr>
+      <w:r>
+        <w:t xml:space="preserve">Maya inscriptions treat this the way an odometer treats rolling from 999999 back to 000000: a notable round number, not a terminus. Surviving texts, including one at the Tortuguero site in Mexico, reference the thirteenth b'ak'tun's completion directly, and other inscriptions calmly reference dates thousands of years beyond it — not the record of a civilization that expected anything to stop.</w:t>
+      </w:r>
+    </w:p>
+    <w:p>
+      <w:pPr>
+        <w:spacing w:after="200"/>
+      </w:pPr>
+      <w:r>
+        <w:t xml:space="preserve">None of this stopped a very different story from taking hold in the early 2000s, amplified by books, documentaries, and, in its final years, exactly the kind of internet-era information environment the previous chapter describes: December 21, 2012 as a predicted apocalypse, variously attributed to a rogue planet, a solar alignment, or simply “what the Mayans predicted,” a phrase no surviving Maya text anywhere actually supports.</w:t>
+      </w:r>
+    </w:p>
+    <w:p>
+      <w:pPr>
+        <w:spacing w:after="200"/>
+      </w:pPr>
+      <w:r>
+        <w:t xml:space="preserve">The prediction acquired enough traction that NASA published an official page addressing it before the date arrived, and another one afterward confirming that it had passed without incident.</w:t>
+      </w:r>
+    </w:p>
+    <w:p>
+      <w:pPr>
+        <w:spacing w:after="200"/>
+      </w:pPr>
+      <w:r>
+        <w:t xml:space="preserve">The scare had specific accelerants. Roland Emmerich's 2009 disaster film 2012, which depicted the prediction as fact and earned, as works of fiction do not usually earn, several hundred million dollars worldwide, did more than any single documentary to fix the date in popular imagination. It was not the only apocalypse on offer that decade: the radio broadcaster Harold Camping predicted the Rapture for May 21, 2011, bought billboards across the world to announce it, and, when it did not arrive, recalculated the date to October 21 of the same year, a level of confidence dolphin historians find difficult to improve on for comic timing.</w:t>
+      </w:r>
+    </w:p>
+    <w:p>
+      <w:pPr>
+        <w:spacing w:after="200"/>
+      </w:pPr>
+      <w:r>
+        <w:t xml:space="preserve">The prediction's astronomical hook, when it had one, involved the winter solstice sun appearing to cross the plane of the Milky Way as seen from Earth, a genuine, very slow drift caused by the 26,000-year wobble of Earth's axis, popularized in the 1990s by the independent researcher John Major Jenkins. Professional astronomers pointed out that the alignment is not a single moment at all: the sun's apparent position drifts across the galactic plane over a span of decades, a near-alignment recurs every year in the loose sense being used, and nothing in the mechanics implies any effect on Earth whatsoever.</w:t>
+      </w:r>
+    </w:p>
+    <w:p>
+      <w:pPr>
+        <w:spacing w:after="200"/>
+      </w:pPr>
+      <w:r>
+        <w:t xml:space="preserve">The 19th century supplied its own rehearsal, complete with an official name for the letdown. William Miller, an American preacher, convinced tens of thousands of followers that the Second Coming would arrive on a specific date in 1844, based on his own reading of biblical chronology. When it did not, history recorded the outcome under the label his own followers coined at the time: the Great Disappointment. Several offshoot religious movements trace their origins straight back to the recalculating that followed.</w:t>
+      </w:r>
+    </w:p>
+    <w:p>
+      <w:pPr>
+        <w:spacing w:after="200"/>
+      </w:pPr>
+      <w:r>
+        <w:t xml:space="preserve">Dolphin historians note this is not even an unusual case. Humans have forecast their own ending with some regularity and no shortage of confidence: recurring religious end-times predictions across multiple faiths and centuries, and, closer to 2012, the Y2K computer bug scare of 1999-2000, which anticipated a global systems collapse when computer clocks rolled from 99 to 00, addressed seriously enough in advance that its own uneventful passing is sometimes cited as evidence the warning must have been overblown to begin with.</w:t>
+      </w:r>
+    </w:p>
+    <w:p>
+      <w:pPr>
+        <w:spacing w:after="200"/>
+      </w:pPr>
+      <w:r>
+        <w:rPr>
+          <w:i/>
+          <w:iCs/>
+        </w:rPr>
+        <w:t xml:space="preserve">“A species that invented writing specifically to speak to its own future,” dolphin scholars remarked, “keeps guessing, often confidently and always incorrectly, exactly when that future stops.”</w:t>
       </w:r>
     </w:p>
     <w:p>
@@ -6211,7 +6215,7 @@
           <w:i/>
           <w:iCs/>
         </w:rPr>
-        <w:t xml:space="preserve">Few chapters in this book show a cleaner rise from human ingenuity: vaccination, antiseptic surgery, and antibiotics together bought this species more added years of life, more quickly, than any war ever cost it. What follows the rise is a now-familiar shape all the same — medicine that could be almost free to produce became, in places, unaffordable to the people who needed it most, and the industry that ended centuries of death by infection also spent a decade selling addiction as pain relief. Dolphins have no doctors. They also, dolphin historians note with some restraint, have no bill.</w:t>
+        <w:t xml:space="preserve">The Maya calendar did not fail. It did exactly what a calendar does, and rolled over to a new cycle precisely as its own inscriptions expected it to. What failed was a chain of retelling, centuries later, by a species apparently uncomfortable leaving the future open-ended and unscheduled. Dolphins, who have never once predicted their own extinction on a specific date, offer this pattern without much sympathy and considerable curiosity: of all the things this species got right early and wrong late, why does the ending always seem to need an appointment.</w:t>
       </w:r>
     </w:p>
     <w:p>
@@ -6235,6 +6239,314 @@
           <w:sz w:val="36"/>
           <w:szCs w:val="36"/>
         </w:rPr>
+        <w:t xml:space="preserve">1950 to the 2020s: Something Might Be Watching (Probably Not What You Think)</w:t>
+      </w:r>
+    </w:p>
+    <w:p>
+      <w:pPr>
+        <w:spacing w:after="200"/>
+      </w:pPr>
+      <w:r>
+        <w:t xml:space="preserve">This book's entire premise rests on one non-human intelligence quietly watching a technological species from a position of total detachment. Dolphin scholarship notes, with a straight face, that this is not the first idea of its kind humans have entertained. It may not even be the most popular.</w:t>
+      </w:r>
+    </w:p>
+    <w:p>
+      <w:pPr>
+        <w:spacing w:after="200"/>
+      </w:pPr>
+      <w:r>
+        <w:t xml:space="preserve">Physicist Enrico Fermi's 1950 lunch-table question, since known as the Fermi Paradox, remains essentially unanswered: given the number of stars in the galaxy, many with planets, and the billions of years those planets have had to develop life, why has no evidence of any other technological civilization ever turned up?</w:t>
+      </w:r>
+    </w:p>
+    <w:p>
+      <w:pPr>
+        <w:spacing w:after="200"/>
+      </w:pPr>
+      <w:r>
+        <w:t xml:space="preserve">Frank Drake's 1961 equation broke the question into estimable factors — the rate of star formation, the fraction of stars with planets, the fraction of those hospitable to life, and so on down to how long a civilization keeps broadcasting before it stops — without resolving it, since several of those factors remain largely unknown even now.</w:t>
+      </w:r>
+    </w:p>
+    <w:p>
+      <w:pPr>
+        <w:spacing w:after="200"/>
+      </w:pPr>
+      <w:r>
+        <w:t xml:space="preserve">The Search for Extraterrestrial Intelligence, listening for artificial radio signals since 1960, has found nothing conclusive in more than six decades of listening, a negative result serious scientists take seriously rather than dismiss.</w:t>
+      </w:r>
+    </w:p>
+    <w:p>
+      <w:pPr>
+        <w:spacing w:after="200"/>
+      </w:pPr>
+      <w:r>
+        <w:t xml:space="preserve">In October 2017, astronomers spotted the first confirmed object from outside the solar system passing through it (two more have turned up since, the comet Borisov in 2019 and 3I/ATLAS in 2025): an elongated, tumbling body nicknamed 'Oumuamua, Hawaiian for scout. Its unusual shape and a small, unexplained acceleration as it left the inner solar system prompted at least one Harvard astronomer to propose, in earnest, that it might be an artificial probe; most astronomers attribute the acceleration to outgassing from ices too faint to detect directly. The particulars remain genuinely debated. The object has not moved, in any scientific consensus, from natural to artificial.</w:t>
+      </w:r>
+    </w:p>
+    <w:p>
+      <w:pPr>
+        <w:spacing w:after="200"/>
+      </w:pPr>
+      <w:r>
+        <w:t xml:space="preserve">The search has produced exactly one signal serious enough to have kept its own name. On August 15, 1977, a radio telescope in Ohio recorded a brief, powerful burst on a frequency associated with hydrogen; the astronomer who found it circled the printout and wrote “Wow!” beside it. It has never repeated, and no explanation, natural or otherwise, has ever been confirmed.</w:t>
+      </w:r>
+    </w:p>
+    <w:p>
+      <w:pPr>
+        <w:spacing w:after="200"/>
+      </w:pPr>
+      <w:r>
+        <w:t xml:space="preserve">Frank Drake convened the field's first conference at the Green Bank Observatory in 1961, a meeting of a handful of scientists that included a young Carl Sagan, who went on to help design the Voyager Golden Record, a phonograph disc carrying images, sounds, and greetings in fifty-five languages, launched into interstellar space in 1977 on the chance that someone, eventually, might play it. The search is a Cold War child in more than just timing: Drake's and Sagan's generation of scientists came of age funding radio astronomy alongside the missile-tracking and satellite programs covered elsewhere in this book, and the same military and government interest in big radio dishes helped pay for the instruments they listened with.</w:t>
+      </w:r>
+    </w:p>
+    <w:p>
+      <w:pPr>
+        <w:spacing w:after="200"/>
+      </w:pPr>
+      <w:r>
+        <w:t xml:space="preserve">Humans have not only listened. In November 1974, scientists at the Arecibo Observatory in Puerto Rico beamed a single deliberate message toward the globular star cluster M13, encoding basic facts about human DNA, the solar system, and the species doing the transmitting, all in binary, aimed at a target roughly 25,000 light-years away, chosen chiefly because it was in the telescope's sky that day. It was meant as a demonstration of the new transmitter rather than a serious attempt at contact; any reply would take some 50,000 years to arrive.</w:t>
+      </w:r>
+    </w:p>
+    <w:p>
+      <w:pPr>
+        <w:spacing w:after="200"/>
+      </w:pPr>
+      <w:r>
+        <w:t xml:space="preserve">A separate, noisier strand of the same hope produced ancient-astronaut claims, popularized by Erich von Däniken's 1968 book proposing that extraterrestrial visitors explain ancient monuments and mythology. Mainstream archaeology rejects this comprehensively: the pyramids, credited earlier in this book to the Egyptian builders who actually raised them, along with Stonehenge and the Nazca lines, all have well-documented human construction methods and timelines, understood without any assistance from off-world engineers.</w:t>
+      </w:r>
+    </w:p>
+    <w:p>
+      <w:pPr>
+        <w:spacing w:after="200"/>
+      </w:pPr>
+      <w:r>
+        <w:t xml:space="preserve">More recently, US military encounters with unidentified aerial phenomena, officially acknowledged by the Pentagon starting in 2017 and the subject of congressional hearings in the 2020s, were reviewed by the Pentagon's own office for the purpose, which reported in 2024 that it had found no evidence of extraterrestrial technology and that most cases it could resolve turned out to be ordinary objects such as balloons, drones, and birds.</w:t>
+      </w:r>
+    </w:p>
+    <w:p>
+      <w:pPr>
+        <w:spacing w:after="200"/>
+      </w:pPr>
+      <w:r>
+        <w:t xml:space="preserve">Dolphin historians decline to adjudicate any of this further than the evidence allows, consistent with this book's practice elsewhere, and note only the shape of the underlying hope: across religion, mythology, and now astrophysics, this species keeps reaching for the idea that something larger, wiser, or simply other is paying attention.</w:t>
+      </w:r>
+    </w:p>
+    <w:p>
+      <w:pPr>
+        <w:spacing w:after="200"/>
+      </w:pPr>
+      <w:r>
+        <w:rPr>
+          <w:i/>
+          <w:iCs/>
+        </w:rPr>
+        <w:t xml:space="preserve">“Humans have proposed gods, ancestors, angels, and now radio-quiet aliens as the audience for their own story,” dolphin historians noted. “Dolphin scholarship can confirm exactly one item on that list with any confidence. We have, in fact, been watching. We would gently note that we are considerably less impressive than most of the other candidates.”</w:t>
+      </w:r>
+    </w:p>
+    <w:p>
+      <w:pPr>
+        <w:spacing w:after="100"/>
+      </w:pPr>
+      <w:r>
+        <w:rPr>
+          <w:b/>
+          <w:bCs/>
+        </w:rPr>
+        <w:t xml:space="preserve">Dolphin verdict:</w:t>
+      </w:r>
+    </w:p>
+    <w:p>
+      <w:pPr>
+        <w:spacing w:after="200"/>
+      </w:pPr>
+      <w:r>
+        <w:rPr>
+          <w:i/>
+          <w:iCs/>
+        </w:rPr>
+        <w:t xml:space="preserve">Every civilization in this book, sooner or later, looks up, or inward, and asks whether anyone besides itself is keeping score. The honest answer, as far as instruments and evidence currently reach, is that no alien intelligence has been confirmed, no god has filed a verifiable report, and the closest thing to a documented outside observer taking detailed notes turns out to have been a pod of dolphins the whole time, watching from a much shorter distance than anyone guessed, with excellent hearing and admittedly limited ability to intervene.</w:t>
+      </w:r>
+    </w:p>
+    <w:p>
+      <w:r>
+        <w:br w:type="page"/>
+      </w:r>
+    </w:p>
+    <w:p>
+      <w:pPr>
+        <w:pStyle w:val="Heading1"/>
+        <w:spacing w:after="300"/>
+        <w:jc w:val="center"/>
+        <w:outlineLvl w:val="0"/>
+      </w:pPr>
+      <w:r>
+        <w:rPr>
+          <w:rFonts w:ascii="Amazon Ember" w:cs="Amazon Ember" w:eastAsia="Amazon Ember" w:hAnsi="Amazon Ember"/>
+          <w:b/>
+          <w:bCs/>
+          <w:color w:val="0000FF"/>
+          <w:sz w:val="36"/>
+          <w:szCs w:val="36"/>
+        </w:rPr>
+        <w:t xml:space="preserve">1796 to Today: Medicine and Its Cost — How Humans Learned to Heal</w:t>
+      </w:r>
+    </w:p>
+    <w:p>
+      <w:pPr>
+        <w:spacing w:after="200"/>
+      </w:pPr>
+      <w:r>
+        <w:t xml:space="preserve">This chapter's technology, unlike most others in this book, is aimed entirely inward — not at the physical world, and not at other humans as adversaries, but at the human body's own failures.</w:t>
+      </w:r>
+    </w:p>
+    <w:p>
+      <w:pPr>
+        <w:spacing w:after="200"/>
+      </w:pPr>
+      <w:r>
+        <w:t xml:space="preserve">Germ theory, established by Louis Pasteur and Robert Koch through the mid-to-late 1800s, replaced centuries of competing explanations, miasma and humoral imbalance among them, with something testable: specific microorganisms cause specific diseases. Joseph Lister applied antiseptic technique to surgery starting in the 1860s, and surgical survival rates, previously grim, improved dramatically within a generation. The first public demonstration of ether anesthesia, in 1846, had already turned surgery from a race against a conscious patient's pain tolerance into a controlled procedure.</w:t>
+      </w:r>
+    </w:p>
+    <w:p>
+      <w:pPr>
+        <w:spacing w:after="200"/>
+      </w:pPr>
+      <w:r>
+        <w:t xml:space="preserve">The path to it was not smooth. In 1847 the Hungarian physician Ignaz Semmelweis showed that deaths from childbed fever in his Vienna hospital dropped sharply when doctors washed their hands in chlorinated lime between the autopsy room and the delivery ward. His colleagues, who did not care to be told that they were the source of the infection, rejected the finding. Semmelweis was eventually committed to an asylum, where he died in 1865 of an infection. In 1854, in London, the physician John Snow traced a cholera outbreak to a single water pump in Soho and persuaded the authorities to remove its handle. The medical establishment took several more decades to accept that the water and the doctors were both dirty.</w:t>
+      </w:r>
+    </w:p>
+    <w:p>
+      <w:pPr>
+        <w:spacing w:after="200"/>
+      </w:pPr>
+      <w:r>
+        <w:t xml:space="preserve">Vaccination predates germ theory itself. Edward Jenner's 1796 smallpox vaccine, built on the folk observation that milkmaids who caught cowpox rarely caught smallpox, in time led to smallpox's complete eradication by 1980 — the only human disease ever deliberately eliminated from the wild.</w:t>
+      </w:r>
+    </w:p>
+    <w:p>
+      <w:pPr>
+        <w:spacing w:after="200"/>
+      </w:pPr>
+      <w:r>
+        <w:t xml:space="preserve">Alexander Fleming's accidental 1928 discovery of penicillin was not put into mass production until wartime urgency forced it in the 1940s, and it turned infections that had reliably killed throughout human history into treatable conditions within a single generation.</w:t>
+      </w:r>
+    </w:p>
+    <w:p>
+      <w:pPr>
+        <w:spacing w:after="200"/>
+      </w:pPr>
+      <w:r>
+        <w:t xml:space="preserve">Together with clean water and sanitation, these advances drove the sharpest rise in human life expectancy in the species' entire history — the global average roughly doubling within about a century, a capability jump dolphin historians rank among the most positive in this entire book.</w:t>
+      </w:r>
+    </w:p>
+    <w:p>
+      <w:pPr>
+        <w:spacing w:after="200"/>
+      </w:pPr>
+      <w:r>
+        <w:t xml:space="preserve">The list did not end with penicillin. Polio, which paralyzed children in epidemics the early twentieth century could not stop, met two vaccines, Salk's and Sabin's, and has been cornered to a few districts, where finishing is now a matter of politics and logistics instead of ignorance. In 2020 a new virus sent the species indoors, and within a year vaccines built on messenger RNA, a platform that had been a research bet and not a product, were in arms. The speed was real. So was a distribution that followed purchase orders more closely than it followed need.</w:t>
+      </w:r>
+    </w:p>
+    <w:p>
+      <w:pPr>
+        <w:spacing w:after="200"/>
+      </w:pPr>
+      <w:r>
+        <w:t xml:space="preserve">Not all of it was clean. From 1932 to 1972 the United States Public Health Service ran a study in Tuskegee, Alabama, that followed hundreds of Black men with syphilis without treating them, and kept them from treatment even after penicillin became the standard cure. The study ended only after a whistleblower went to the press. Its legacy, a well-earned distrust, outlived it by decades.</w:t>
+      </w:r>
+    </w:p>
+    <w:p>
+      <w:pPr>
+        <w:spacing w:after="200"/>
+      </w:pPr>
+      <w:r>
+        <w:t xml:space="preserve">The turn, when it comes in this chapter, is toward cost and access rather than violence. The same antibiotics and vaccines that were once nearly free to produce became, once patented, priced by what a market would bear instead of what they cost to make. Insulin's own discoverers sold their patent rights for one dollar apiece in 1923, specifically so it could never be monopolized; decades later, in some countries, its price still varied enough to bankrupt patients who needed it to survive.</w:t>
+      </w:r>
+    </w:p>
+    <w:p>
+      <w:pPr>
+        <w:spacing w:after="200"/>
+      </w:pPr>
+      <w:r>
+        <w:rPr>
+          <w:i/>
+          <w:iCs/>
+        </w:rPr>
+        <w:t xml:space="preserve">Selling a patent for one dollar to keep a medicine affordable is, dolphin scholarship concedes, a fine idea. It works only for as long as nobody patents an improved delivery device, a marginally different formulation, or the pen it comes in, all of which turned out to be exactly as patentable as the original molecule was not.</w:t>
+      </w:r>
+    </w:p>
+    <w:p>
+      <w:pPr>
+        <w:spacing w:after="200"/>
+      </w:pPr>
+      <w:r>
+        <w:t xml:space="preserve">The opioid crisis, beginning in the late 1990s with the aggressive marketing of prescription painkillers by a pharmaceutical industry that downplayed their addiction risk, killed several hundred thousand people in the United States alone over the following decades — a rare case in this book of the same institution responsible for both the chapter's greatest triumph and one of its starkest, most avoidable harms.</w:t>
+      </w:r>
+    </w:p>
+    <w:p>
+      <w:pPr>
+        <w:spacing w:after="200"/>
+      </w:pPr>
+      <w:r>
+        <w:t xml:space="preserve">Antibiotic resistance, arising from decades of overuse in both medicine and livestock agriculture, now threatens to erode that very advance: a slow, largely self-inflicted countdown on one of the chapter's founding achievements.</w:t>
+      </w:r>
+    </w:p>
+    <w:p>
+      <w:pPr>
+        <w:spacing w:after="200"/>
+      </w:pPr>
+      <w:r>
+        <w:rPr>
+          <w:i/>
+          <w:iCs/>
+        </w:rPr>
+        <w:t xml:space="preserve">Dolphin historians close this chapter with an admission. Dolphins have no medicine, and in 1987–88 and again in 2013–15 a measles-like virus, the dolphin morbillivirus, killed bottlenose dolphins by the hundreds along the Atlantic coast of the United States. Nobody treated them. The dolphins note that this is what life without the human hand looks like when the illness arrives, and that they do not recommend it.</w:t>
+      </w:r>
+    </w:p>
+    <w:p>
+      <w:pPr>
+        <w:spacing w:after="100"/>
+      </w:pPr>
+      <w:r>
+        <w:rPr>
+          <w:b/>
+          <w:bCs/>
+        </w:rPr>
+        <w:t xml:space="preserve">Dolphin verdict:</w:t>
+      </w:r>
+    </w:p>
+    <w:p>
+      <w:pPr>
+        <w:spacing w:after="200"/>
+      </w:pPr>
+      <w:r>
+        <w:rPr>
+          <w:i/>
+          <w:iCs/>
+        </w:rPr>
+        <w:t xml:space="preserve">Few chapters in this book show a cleaner rise from human ingenuity: vaccination, antiseptic surgery, and antibiotics together bought this species more added years of life, more quickly, than any war ever cost it. What follows the rise is a now-familiar shape all the same — medicine that could be almost free to produce became, in places, unaffordable to the people who needed it most, and the industry that ended centuries of death by infection also spent a decade selling addiction as pain relief. Dolphins have no doctors. They also, dolphin historians note with some restraint, have no bill.</w:t>
+      </w:r>
+    </w:p>
+    <w:p>
+      <w:r>
+        <w:br w:type="page"/>
+      </w:r>
+    </w:p>
+    <w:p>
+      <w:pPr>
+        <w:pStyle w:val="Heading1"/>
+        <w:spacing w:after="300"/>
+        <w:jc w:val="center"/>
+        <w:outlineLvl w:val="0"/>
+      </w:pPr>
+      <w:r>
+        <w:rPr>
+          <w:rFonts w:ascii="Amazon Ember" w:cs="Amazon Ember" w:eastAsia="Amazon Ember" w:hAnsi="Amazon Ember"/>
+          <w:b/>
+          <w:bCs/>
+          <w:color w:val="0000FF"/>
+          <w:sz w:val="36"/>
+          <w:szCs w:val="36"/>
+        </w:rPr>
         <w:t xml:space="preserve">1896 to Today: Climate and Consequence — The Price of Progress</w:t>
       </w:r>
     </w:p>
@@ -6276,6 +6588,14 @@
       </w:pPr>
       <w:r>
         <w:t xml:space="preserve">The measured results were not a future prediction by the time this book was written. They were already underway: average global temperatures measurably higher than pre-industrial levels, oceans absorbing both extra heat and extra carbon dioxide (the latter making seawater more acidic), more frequent and severe extreme weather events, glacial and polar ice loss raising sea levels, and coral reefs bleaching under heat stress at a scale with no precedent in the observational record.</w:t>
+      </w:r>
+    </w:p>
+    <w:p>
+      <w:pPr>
+        <w:spacing w:after="200"/>
+      </w:pPr>
+      <w:r>
+        <w:t xml:space="preserve">Most of the ice that matters sits at the two ends of the world, and the ends are different kinds of place. The Greenland ice sheet is thick enough that, if all of it reached the ocean, the seas would stand about seven meters higher; that will not happen in a human lifetime, but satellites that weigh the sheet from orbit show it losing mass, and some of the loss is now built in. Antarctica is governed by a piece of paper that has held better than most. The Antarctic Treaty of 1959 set territorial claims aside, barred military bases and nuclear dumps, and dedicated the continent to science, and stations from some thirty countries cooperate on the ice in ways their capitals often do not. Dolphin historians, who have watched flags turn into forts on every other coast, treat it as a rare adult document. The part the specialists watch is the western ice sheet, moored to bedrock below sea level, where a retreat would be measured in meters of sea level and nobody can say how fast.</w:t>
       </w:r>
     </w:p>
     <w:p>
@@ -7976,6 +8296,21 @@
           <w:b/>
           <w:bCs/>
         </w:rPr>
+        <w:t xml:space="preserve">1299. </w:t>
+      </w:r>
+      <w:r>
+        <w:t xml:space="preserve">Osman founds a small frontier principality in northwestern Anatolia, the beginning of the Ottoman Empire.</w:t>
+      </w:r>
+    </w:p>
+    <w:p>
+      <w:pPr>
+        <w:spacing w:after="200"/>
+      </w:pPr>
+      <w:r>
+        <w:rPr>
+          <w:b/>
+          <w:bCs/>
+        </w:rPr>
         <w:t xml:space="preserve">1324. </w:t>
       </w:r>
       <w:r>
@@ -8069,7 +8404,7 @@
         <w:t xml:space="preserve">1453. </w:t>
       </w:r>
       <w:r>
-        <w:t xml:space="preserve">Constantinople falls; the Byzantine Empire ends.</w:t>
+        <w:t xml:space="preserve">Constantinople falls to the Ottomans; the Byzantine Empire ends.</w:t>
       </w:r>
     </w:p>
     <w:p>
@@ -8341,6 +8676,36 @@
           <w:b/>
           <w:bCs/>
         </w:rPr>
+        <w:t xml:space="preserve">1808-1826. </w:t>
+      </w:r>
+      <w:r>
+        <w:t xml:space="preserve">Napoleon's occupation of Spain sets off the Spanish American wars of independence; by the mid-1820s Spain's mainland empire in the Americas is gone.</w:t>
+      </w:r>
+    </w:p>
+    <w:p>
+      <w:pPr>
+        <w:spacing w:after="200"/>
+      </w:pPr>
+      <w:r>
+        <w:rPr>
+          <w:b/>
+          <w:bCs/>
+        </w:rPr>
+        <w:t xml:space="preserve">1825. </w:t>
+      </w:r>
+      <w:r>
+        <w:t xml:space="preserve">France forces Haiti, independent since 1804, to pay an indemnity for its former masters' lost property; the debt is still being serviced in the 1940s.</w:t>
+      </w:r>
+    </w:p>
+    <w:p>
+      <w:pPr>
+        <w:spacing w:after="200"/>
+      </w:pPr>
+      <w:r>
+        <w:rPr>
+          <w:b/>
+          <w:bCs/>
+        </w:rPr>
         <w:t xml:space="preserve">1830. </w:t>
       </w:r>
       <w:r>
@@ -8526,6 +8891,21 @@
           <w:b/>
           <w:bCs/>
         </w:rPr>
+        <w:t xml:space="preserve">1888. </w:t>
+      </w:r>
+      <w:r>
+        <w:t xml:space="preserve">Brazil, the last country in the Americas to do so, abolishes slavery.</w:t>
+      </w:r>
+    </w:p>
+    <w:p>
+      <w:pPr>
+        <w:spacing w:after="200"/>
+      </w:pPr>
+      <w:r>
+        <w:rPr>
+          <w:b/>
+          <w:bCs/>
+        </w:rPr>
         <w:t xml:space="preserve">1893-1920s. </w:t>
       </w:r>
       <w:r>
@@ -8621,6 +9001,36 @@
           <w:b/>
           <w:bCs/>
         </w:rPr>
+        <w:t xml:space="preserve">1915. </w:t>
+      </w:r>
+      <w:r>
+        <w:t xml:space="preserve">The Ottoman government begins deporting and killing Armenians, a genocide that kills about a million people.</w:t>
+      </w:r>
+    </w:p>
+    <w:p>
+      <w:pPr>
+        <w:spacing w:after="200"/>
+      </w:pPr>
+      <w:r>
+        <w:rPr>
+          <w:b/>
+          <w:bCs/>
+        </w:rPr>
+        <w:t xml:space="preserve">1916-1923. </w:t>
+      </w:r>
+      <w:r>
+        <w:t xml:space="preserve">Britain and France divide the Ottoman Empire's Arab provinces; the sultanate ends in 1922, and the Turkish Republic is proclaimed in 1923.</w:t>
+      </w:r>
+    </w:p>
+    <w:p>
+      <w:pPr>
+        <w:spacing w:after="200"/>
+      </w:pPr>
+      <w:r>
+        <w:rPr>
+          <w:b/>
+          <w:bCs/>
+        </w:rPr>
         <w:t xml:space="preserve">1917-1924. </w:t>
       </w:r>
       <w:r>
@@ -8851,6 +9261,21 @@
           <w:b/>
           <w:bCs/>
         </w:rPr>
+        <w:t xml:space="preserve">1953. </w:t>
+      </w:r>
+      <w:r>
+        <w:t xml:space="preserve">A coup organized by British and American intelligence removes Iran's elected prime minister, Mohammad Mosaddegh.</w:t>
+      </w:r>
+    </w:p>
+    <w:p>
+      <w:pPr>
+        <w:spacing w:after="200"/>
+      </w:pPr>
+      <w:r>
+        <w:rPr>
+          <w:b/>
+          <w:bCs/>
+        </w:rPr>
         <w:t xml:space="preserve">1957-1961. </w:t>
       </w:r>
       <w:r>
@@ -8896,6 +9321,21 @@
           <w:b/>
           <w:bCs/>
         </w:rPr>
+        <w:t xml:space="preserve">1959. </w:t>
+      </w:r>
+      <w:r>
+        <w:t xml:space="preserve">Fidel Castro's revolution takes power in Cuba.</w:t>
+      </w:r>
+    </w:p>
+    <w:p>
+      <w:pPr>
+        <w:spacing w:after="200"/>
+      </w:pPr>
+      <w:r>
+        <w:rPr>
+          <w:b/>
+          <w:bCs/>
+        </w:rPr>
         <w:t xml:space="preserve">1960. </w:t>
       </w:r>
       <w:r>
@@ -9001,6 +9441,21 @@
           <w:b/>
           <w:bCs/>
         </w:rPr>
+        <w:t xml:space="preserve">1973. </w:t>
+      </w:r>
+      <w:r>
+        <w:t xml:space="preserve">A military coup overthrows Chile's elected president, Salvador Allende; Augusto Pinochet's dictatorship lasts until 1990.</w:t>
+      </w:r>
+    </w:p>
+    <w:p>
+      <w:pPr>
+        <w:spacing w:after="200"/>
+      </w:pPr>
+      <w:r>
+        <w:rPr>
+          <w:b/>
+          <w:bCs/>
+        </w:rPr>
         <w:t xml:space="preserve">1975. </w:t>
       </w:r>
       <w:r>
@@ -9016,6 +9471,21 @@
           <w:b/>
           <w:bCs/>
         </w:rPr>
+        <w:t xml:space="preserve">1976-1983. </w:t>
+      </w:r>
+      <w:r>
+        <w:t xml:space="preserve">Argentina's junta disappears thousands of its citizens; its commanders are tried in 1985.</w:t>
+      </w:r>
+    </w:p>
+    <w:p>
+      <w:pPr>
+        <w:spacing w:after="200"/>
+      </w:pPr>
+      <w:r>
+        <w:rPr>
+          <w:b/>
+          <w:bCs/>
+        </w:rPr>
         <w:t xml:space="preserve">1977. </w:t>
       </w:r>
       <w:r>
@@ -9046,6 +9516,21 @@
           <w:b/>
           <w:bCs/>
         </w:rPr>
+        <w:t xml:space="preserve">1979. </w:t>
+      </w:r>
+      <w:r>
+        <w:t xml:space="preserve">A revolution overthrows Iran's Shah and creates a clerical republic.</w:t>
+      </w:r>
+    </w:p>
+    <w:p>
+      <w:pPr>
+        <w:spacing w:after="200"/>
+      </w:pPr>
+      <w:r>
+        <w:rPr>
+          <w:b/>
+          <w:bCs/>
+        </w:rPr>
         <w:t xml:space="preserve">1980. </w:t>
       </w:r>
       <w:r>
@@ -9061,6 +9546,21 @@
           <w:b/>
           <w:bCs/>
         </w:rPr>
+        <w:t xml:space="preserve">1980-1988. </w:t>
+      </w:r>
+      <w:r>
+        <w:t xml:space="preserve">Iraq invades Iran; the eight-year war kills hundreds of thousands of people.</w:t>
+      </w:r>
+    </w:p>
+    <w:p>
+      <w:pPr>
+        <w:spacing w:after="200"/>
+      </w:pPr>
+      <w:r>
+        <w:rPr>
+          <w:b/>
+          <w:bCs/>
+        </w:rPr>
         <w:t xml:space="preserve">1986. </w:t>
       </w:r>
       <w:r>
@@ -9110,6 +9610,21 @@
       </w:r>
       <w:r>
         <w:t xml:space="preserve">Nelson Mandela is released after 27 years' imprisonment. The Soviet Union dissolves.</w:t>
+      </w:r>
+    </w:p>
+    <w:p>
+      <w:pPr>
+        <w:spacing w:after="200"/>
+      </w:pPr>
+      <w:r>
+        <w:rPr>
+          <w:b/>
+          <w:bCs/>
+        </w:rPr>
+        <w:t xml:space="preserve">1994. </w:t>
+      </w:r>
+      <w:r>
+        <w:t xml:space="preserve">In Rwanda, extremist officials and militias kill an estimated 500,000 to 800,000 Tutsi and moderate Hutu in about a hundred days.</w:t>
       </w:r>
     </w:p>
     <w:p>
@@ -12129,119 +12644,327 @@
           <w:sz w:val="36"/>
           <w:szCs w:val="36"/>
         </w:rPr>
-        <w:t xml:space="preserve">1914–1918: Home by Christmas — The First World War</w:t>
-      </w:r>
-    </w:p>
-    <w:p>
-      <w:pPr>
-        <w:spacing w:after="120"/>
-        <w:ind w:left="360" w:hanging="360"/>
-      </w:pPr>
-      <w:r>
-        <w:rPr>
-          <w:i/>
-          <w:iCs/>
-        </w:rPr>
-        <w:t xml:space="preserve">How the war began. </w:t>
-      </w:r>
-      <w:r>
-        <w:t xml:space="preserve">Clark, Christopher. The Sleepwalkers: How Europe Went to War in 1914. London: Allen Lane, 2012.</w:t>
-      </w:r>
-    </w:p>
-    <w:p>
-      <w:pPr>
-        <w:spacing w:after="120"/>
-        <w:ind w:left="360" w:hanging="360"/>
-      </w:pPr>
-      <w:r>
-        <w:rPr>
-          <w:i/>
-          <w:iCs/>
-        </w:rPr>
-        <w:t xml:space="preserve">The war as a whole. </w:t>
-      </w:r>
-      <w:r>
-        <w:t xml:space="preserve">Strachan, Hew. The First World War. New York: Viking, 2004.</w:t>
-      </w:r>
-    </w:p>
-    <w:p>
-      <w:pPr>
-        <w:spacing w:after="120"/>
-        <w:ind w:left="360" w:hanging="360"/>
-      </w:pPr>
-      <w:r>
-        <w:rPr>
-          <w:i/>
-          <w:iCs/>
-        </w:rPr>
-        <w:t xml:space="preserve">The first day on the Somme. </w:t>
-      </w:r>
-      <w:r>
-        <w:t xml:space="preserve">Middlebrook, Martin. The First Day on the Somme. London: Allen Lane, 1971.</w:t>
-      </w:r>
-    </w:p>
-    <w:p>
-      <w:pPr>
-        <w:spacing w:after="120"/>
-        <w:ind w:left="360" w:hanging="360"/>
-      </w:pPr>
-      <w:r>
-        <w:rPr>
-          <w:i/>
-          <w:iCs/>
-        </w:rPr>
-        <w:t xml:space="preserve">The Christmas truce, from soldiers’ letters. </w:t>
-      </w:r>
-      <w:r>
-        <w:t xml:space="preserve">Weintraub, Stanley. Silent Night: The Story of the World War I Christmas Truce. New York: Free Press, 2001.</w:t>
-      </w:r>
-    </w:p>
-    <w:p>
-      <w:pPr>
-        <w:spacing w:after="120"/>
-        <w:ind w:left="360" w:hanging="360"/>
-      </w:pPr>
-      <w:r>
-        <w:rPr>
-          <w:i/>
-          <w:iCs/>
-        </w:rPr>
-        <w:t xml:space="preserve">Influenza deaths, the higher estimate. </w:t>
-      </w:r>
-      <w:r>
-        <w:t xml:space="preserve">Johnson, Niall P. A. S., and Juergen Mueller. “Updating the Accounts: Global Mortality of the 1918–1920 ‘Spanish’ Influenza Pandemic.” Bulletin of the History of Medicine 76 (2002): 105–15.</w:t>
-      </w:r>
-    </w:p>
-    <w:p>
-      <w:pPr>
-        <w:spacing w:after="120"/>
-        <w:ind w:left="360" w:hanging="360"/>
-      </w:pPr>
-      <w:r>
-        <w:rPr>
-          <w:i/>
-          <w:iCs/>
-        </w:rPr>
-        <w:t xml:space="preserve">Influenza deaths, the lower estimate. </w:t>
-      </w:r>
-      <w:r>
-        <w:t xml:space="preserve">Spreeuwenberg, Peter, et al. “Reassessing the Global Mortality Burden of the 1918 Influenza Pandemic.” American Journal of Epidemiology 187 (2018): 2561–67.</w:t>
-      </w:r>
-    </w:p>
-    <w:p>
-      <w:pPr>
-        <w:spacing w:after="120"/>
-        <w:ind w:left="360" w:hanging="360"/>
-      </w:pPr>
-      <w:r>
-        <w:rPr>
-          <w:i/>
-          <w:iCs/>
-        </w:rPr>
-        <w:t xml:space="preserve">Keynes on Versailles. </w:t>
-      </w:r>
-      <w:r>
-        <w:t xml:space="preserve">Keynes, John Maynard. The Economic Consequences of the Peace. London: Macmillan, 1919.</w:t>
+        <w:t xml:space="preserve">1808 to Today: Liberators and Generals — Latin America After the Empires</w:t>
+      </w:r>
+    </w:p>
+    <w:p>
+      <w:pPr>
+        <w:spacing w:after="120"/>
+        <w:ind w:left="360" w:hanging="360"/>
+      </w:pPr>
+      <w:r>
+        <w:rPr>
+          <w:i/>
+          <w:iCs/>
+        </w:rPr>
+        <w:t xml:space="preserve">Independence and the liberators. </w:t>
+      </w:r>
+      <w:r>
+        <w:t xml:space="preserve">Lynch, John. The Spanish American Revolutions, 1808–1826. 2nd ed. New York: Norton, 1986.</w:t>
+      </w:r>
+    </w:p>
+    <w:p>
+      <w:pPr>
+        <w:spacing w:after="120"/>
+        <w:ind w:left="360" w:hanging="360"/>
+      </w:pPr>
+      <w:r>
+        <w:rPr>
+          <w:i/>
+          <w:iCs/>
+        </w:rPr>
+        <w:t xml:space="preserve">Bolívar, and the line about plowing the sea. </w:t>
+      </w:r>
+      <w:r>
+        <w:t xml:space="preserve">Lynch, John. Simón Bolívar: A Life. New Haven: Yale University Press, 2006.</w:t>
+      </w:r>
+    </w:p>
+    <w:p>
+      <w:pPr>
+        <w:spacing w:after="120"/>
+        <w:ind w:left="360" w:hanging="360"/>
+      </w:pPr>
+      <w:r>
+        <w:rPr>
+          <w:i/>
+          <w:iCs/>
+        </w:rPr>
+        <w:t xml:space="preserve">Haiti and the indemnity of 1825. </w:t>
+      </w:r>
+      <w:r>
+        <w:t xml:space="preserve">Dubois, Laurent. Haiti: The Aftershocks of History. New York: Metropolitan Books, 2012.</w:t>
+      </w:r>
+    </w:p>
+    <w:p>
+      <w:pPr>
+        <w:spacing w:after="120"/>
+        <w:ind w:left="360" w:hanging="360"/>
+      </w:pPr>
+      <w:r>
+        <w:rPr>
+          <w:i/>
+          <w:iCs/>
+        </w:rPr>
+        <w:t xml:space="preserve">Brazil’s abolition of slavery in 1888. </w:t>
+      </w:r>
+      <w:r>
+        <w:t xml:space="preserve">Conrad, Robert Edgar. The Destruction of Brazilian Slavery, 1850–1888. Berkeley: University of California Press, 1972.</w:t>
+      </w:r>
+    </w:p>
+    <w:p>
+      <w:pPr>
+        <w:spacing w:after="120"/>
+        <w:ind w:left="360" w:hanging="360"/>
+      </w:pPr>
+      <w:r>
+        <w:rPr>
+          <w:i/>
+          <w:iCs/>
+        </w:rPr>
+        <w:t xml:space="preserve">Brazil’s share of the Atlantic slave trade. </w:t>
+      </w:r>
+      <w:r>
+        <w:t xml:space="preserve">SlaveVoyages: Trans-Atlantic Slave Trade Database. https://www.slavevoyages.org (consulted 2026).</w:t>
+      </w:r>
+    </w:p>
+    <w:p>
+      <w:pPr>
+        <w:spacing w:after="120"/>
+        <w:ind w:left="360" w:hanging="360"/>
+      </w:pPr>
+      <w:r>
+        <w:rPr>
+          <w:i/>
+          <w:iCs/>
+        </w:rPr>
+        <w:t xml:space="preserve">The Monroe Doctrine and the United States in the hemisphere. </w:t>
+      </w:r>
+      <w:r>
+        <w:t xml:space="preserve">Smith, Peter H. Talons of the Eagle: Latin America, the United States, and the World. New York: Oxford University Press, 1996.</w:t>
+      </w:r>
+    </w:p>
+    <w:p>
+      <w:pPr>
+        <w:spacing w:after="120"/>
+        <w:ind w:left="360" w:hanging="360"/>
+      </w:pPr>
+      <w:r>
+        <w:rPr>
+          <w:i/>
+          <w:iCs/>
+        </w:rPr>
+        <w:t xml:space="preserve">Guatemala, 1954. </w:t>
+      </w:r>
+      <w:r>
+        <w:t xml:space="preserve">Schlesinger, Stephen, and Stephen Kinzer. Bitter Fruit: The Untold Story of the American Coup in Guatemala. Garden City, NY: Doubleday, 1982.</w:t>
+      </w:r>
+    </w:p>
+    <w:p>
+      <w:pPr>
+        <w:spacing w:after="120"/>
+        <w:ind w:left="360" w:hanging="360"/>
+      </w:pPr>
+      <w:r>
+        <w:rPr>
+          <w:i/>
+          <w:iCs/>
+        </w:rPr>
+        <w:t xml:space="preserve">The boto in Amazonian folklore. </w:t>
+      </w:r>
+      <w:r>
+        <w:t xml:space="preserve">Slater, Candace. Dance of the Dolphin: Transformation and Disenchantment in the Amazonian Imagination. Chicago: University of Chicago Press, 1994.</w:t>
+      </w:r>
+    </w:p>
+    <w:p>
+      <w:pPr>
+        <w:spacing w:after="120"/>
+        <w:ind w:left="360" w:hanging="360"/>
+      </w:pPr>
+      <w:r>
+        <w:rPr>
+          <w:i/>
+          <w:iCs/>
+        </w:rPr>
+        <w:t xml:space="preserve">The vaquita’s decline and its cause. </w:t>
+      </w:r>
+      <w:r>
+        <w:t xml:space="preserve">Taylor, Barbara L., et al. “Extinction Is Imminent for Mexico’s Endemic Porpoise unless Fishery Bycatch Is Eliminated.” Conservation Letters 10 (2017): 588–95.</w:t>
+      </w:r>
+    </w:p>
+    <w:p>
+      <w:pPr>
+        <w:spacing w:after="120"/>
+        <w:ind w:left="360" w:hanging="360"/>
+      </w:pPr>
+      <w:r>
+        <w:rPr>
+          <w:i/>
+          <w:iCs/>
+        </w:rPr>
+        <w:t xml:space="preserve">The vaquita’s numbers now. </w:t>
+      </w:r>
+      <w:r>
+        <w:t xml:space="preserve">NOAA Fisheries. “Vaquita.” https://www.fisheries.noaa.gov/species/vaquita (consulted 2026).</w:t>
+      </w:r>
+    </w:p>
+    <w:p>
+      <w:pPr>
+        <w:spacing w:after="120"/>
+        <w:ind w:left="360" w:hanging="360"/>
+      </w:pPr>
+      <w:r>
+        <w:rPr>
+          <w:i/>
+          <w:iCs/>
+        </w:rPr>
+        <w:t xml:space="preserve">Brazil’s military regime, 1964–1985. </w:t>
+      </w:r>
+      <w:r>
+        <w:t xml:space="preserve">Skidmore, Thomas E. The Politics of Military Rule in Brazil, 1964–1985. New York: Oxford University Press, 1988.</w:t>
+      </w:r>
+    </w:p>
+    <w:p>
+      <w:pPr>
+        <w:spacing w:after="120"/>
+        <w:ind w:left="360" w:hanging="360"/>
+      </w:pPr>
+      <w:r>
+        <w:rPr>
+          <w:i/>
+          <w:iCs/>
+        </w:rPr>
+        <w:t xml:space="preserve">Argentina: the disappeared and the commission’s count. </w:t>
+      </w:r>
+      <w:r>
+        <w:t xml:space="preserve">Comisión Nacional sobre la Desaparición de Personas. Nunca más: Informe de la CONADEP. Buenos Aires: EUDEBA, 1984.</w:t>
+      </w:r>
+    </w:p>
+    <w:p>
+      <w:pPr>
+        <w:spacing w:after="120"/>
+        <w:ind w:left="360" w:hanging="360"/>
+      </w:pPr>
+      <w:r>
+        <w:rPr>
+          <w:i/>
+          <w:iCs/>
+        </w:rPr>
+        <w:t xml:space="preserve">Argentina: the trial of the commanders in 1985. </w:t>
+      </w:r>
+      <w:r>
+        <w:t xml:space="preserve">Nino, Carlos Santiago. Radical Evil on Trial. New Haven: Yale University Press, 1996.</w:t>
+      </w:r>
+    </w:p>
+    <w:p>
+      <w:pPr>
+        <w:spacing w:after="120"/>
+        <w:ind w:left="360" w:hanging="360"/>
+      </w:pPr>
+      <w:r>
+        <w:rPr>
+          <w:i/>
+          <w:iCs/>
+        </w:rPr>
+        <w:t xml:space="preserve">The Mothers of the Plaza de Mayo. </w:t>
+      </w:r>
+      <w:r>
+        <w:t xml:space="preserve">Bouvard, Marguerite Guzman. Revolutionizing Motherhood: The Mothers of the Plaza de Mayo. Wilmington, DE: Scholarly Resources, 1994.</w:t>
+      </w:r>
+    </w:p>
+    <w:p>
+      <w:pPr>
+        <w:spacing w:after="120"/>
+        <w:ind w:left="360" w:hanging="360"/>
+      </w:pPr>
+      <w:r>
+        <w:rPr>
+          <w:i/>
+          <w:iCs/>
+        </w:rPr>
+        <w:t xml:space="preserve">Chile: the coup, Operation Condor, and the American role. </w:t>
+      </w:r>
+      <w:r>
+        <w:t xml:space="preserve">Kornbluh, Peter. The Pinochet File: A Declassified Dossier on Atrocity and Accountability. New York: New Press, 2003.</w:t>
+      </w:r>
+    </w:p>
+    <w:p>
+      <w:pPr>
+        <w:spacing w:after="120"/>
+        <w:ind w:left="360" w:hanging="360"/>
+      </w:pPr>
+      <w:r>
+        <w:rPr>
+          <w:i/>
+          <w:iCs/>
+        </w:rPr>
+        <w:t xml:space="preserve">Víctor Jara. </w:t>
+      </w:r>
+      <w:r>
+        <w:t xml:space="preserve">Jara, Joan. Victor: An Unfinished Song. London: Jonathan Cape, 1983.</w:t>
+      </w:r>
+    </w:p>
+    <w:p>
+      <w:pPr>
+        <w:spacing w:after="120"/>
+        <w:ind w:left="360" w:hanging="360"/>
+      </w:pPr>
+      <w:r>
+        <w:rPr>
+          <w:i/>
+          <w:iCs/>
+        </w:rPr>
+        <w:t xml:space="preserve">Cuba and the embargo. </w:t>
+      </w:r>
+      <w:r>
+        <w:t xml:space="preserve">LeoGrande, William M., and Peter Kornbluh. Back Channel to Cuba: The Hidden History of Negotiations between Washington and Havana. Chapel Hill: University of North Carolina Press, 2014.</w:t>
+      </w:r>
+    </w:p>
+    <w:p>
+      <w:pPr>
+        <w:spacing w:after="120"/>
+        <w:ind w:left="360" w:hanging="360"/>
+      </w:pPr>
+      <w:r>
+        <w:rPr>
+          <w:i/>
+          <w:iCs/>
+        </w:rPr>
+        <w:t xml:space="preserve">Tlatelolco, 1968. </w:t>
+      </w:r>
+      <w:r>
+        <w:t xml:space="preserve">Poniatowska, Elena. Massacre in Mexico. Translated by Helen R. Lane. New York: Viking, 1975.</w:t>
+      </w:r>
+    </w:p>
+    <w:p>
+      <w:pPr>
+        <w:spacing w:after="120"/>
+        <w:ind w:left="360" w:hanging="360"/>
+      </w:pPr>
+      <w:r>
+        <w:rPr>
+          <w:i/>
+          <w:iCs/>
+        </w:rPr>
+        <w:t xml:space="preserve">The Iguala case. </w:t>
+      </w:r>
+      <w:r>
+        <w:t xml:space="preserve">Hernández, Anabel. A Massacre in Mexico: The True Story behind the Missing 43 Students. London: Verso, 2018.</w:t>
+      </w:r>
+    </w:p>
+    <w:p>
+      <w:pPr>
+        <w:spacing w:after="120"/>
+        <w:ind w:left="360" w:hanging="360"/>
+      </w:pPr>
+      <w:r>
+        <w:rPr>
+          <w:i/>
+          <w:iCs/>
+        </w:rPr>
+        <w:t xml:space="preserve">Mexico’s register of the missing. </w:t>
+      </w:r>
+      <w:r>
+        <w:t xml:space="preserve">Secretaría de Gobernación (Mexico). “Registro Nacional de Personas Desaparecidas y No Localizadas.” https://versionpublicarnpdno.segob.gob.mx/Dashboard/Index (consulted 2026).</w:t>
       </w:r>
     </w:p>
     <w:p>
@@ -12261,87 +12984,199 @@
           <w:sz w:val="36"/>
           <w:szCs w:val="36"/>
         </w:rPr>
-        <w:t xml:space="preserve">The Twentieth Century: Genius and Catastrophe — Great Countries, Terrible Decades</w:t>
-      </w:r>
-    </w:p>
-    <w:p>
-      <w:pPr>
-        <w:spacing w:after="120"/>
-        <w:ind w:left="360" w:hanging="360"/>
-      </w:pPr>
-      <w:r>
-        <w:rPr>
-          <w:i/>
-          <w:iCs/>
-        </w:rPr>
-        <w:t xml:space="preserve">How the Nazis took power. </w:t>
-      </w:r>
-      <w:r>
-        <w:t xml:space="preserve">Evans, Richard J. The Coming of the Third Reich. London: Allen Lane, 2003.</w:t>
-      </w:r>
-    </w:p>
-    <w:p>
-      <w:pPr>
-        <w:spacing w:after="120"/>
-        <w:ind w:left="360" w:hanging="360"/>
-      </w:pPr>
-      <w:r>
-        <w:rPr>
-          <w:i/>
-          <w:iCs/>
-        </w:rPr>
-        <w:t xml:space="preserve">The Holocaust. </w:t>
-      </w:r>
-      <w:r>
-        <w:t xml:space="preserve">Hilberg, Raul. The Destruction of the European Jews. 3rd ed. New Haven: Yale University Press, 2003.</w:t>
-      </w:r>
-    </w:p>
-    <w:p>
-      <w:pPr>
-        <w:spacing w:after="120"/>
-        <w:ind w:left="360" w:hanging="360"/>
-      </w:pPr>
-      <w:r>
-        <w:rPr>
-          <w:i/>
-          <w:iCs/>
-        </w:rPr>
-        <w:t xml:space="preserve">Cambodia under the Khmer Rouge. </w:t>
-      </w:r>
-      <w:r>
-        <w:t xml:space="preserve">Kiernan, Ben. The Pol Pot Regime. New Haven: Yale University Press, 1996.</w:t>
-      </w:r>
-    </w:p>
-    <w:p>
-      <w:pPr>
-        <w:spacing w:after="120"/>
-        <w:ind w:left="360" w:hanging="360"/>
-      </w:pPr>
-      <w:r>
-        <w:rPr>
-          <w:i/>
-          <w:iCs/>
-        </w:rPr>
-        <w:t xml:space="preserve">How democracies are dismantled. </w:t>
-      </w:r>
-      <w:r>
-        <w:t xml:space="preserve">Levitsky, Steven, and Daniel Ziblatt. How Democracies Die. New York: Crown, 2018.</w:t>
-      </w:r>
-    </w:p>
-    <w:p>
-      <w:pPr>
-        <w:spacing w:after="120"/>
-        <w:ind w:left="360" w:hanging="360"/>
-      </w:pPr>
-      <w:r>
-        <w:rPr>
-          <w:i/>
-          <w:iCs/>
-        </w:rPr>
-        <w:t xml:space="preserve">Germany’s reckoning with its past. </w:t>
-      </w:r>
-      <w:r>
-        <w:t xml:space="preserve">Neiman, Susan. Learning from the Germans: Race and the Memory of Evil. New York: Farrar, Straus and Giroux, 2019.</w:t>
+        <w:t xml:space="preserve">1299 to Today: The Sublime Porte — The Ottoman Empire and the Map It Left</w:t>
+      </w:r>
+    </w:p>
+    <w:p>
+      <w:pPr>
+        <w:spacing w:after="120"/>
+        <w:ind w:left="360" w:hanging="360"/>
+      </w:pPr>
+      <w:r>
+        <w:rPr>
+          <w:i/>
+          <w:iCs/>
+        </w:rPr>
+        <w:t xml:space="preserve">The empire as a whole, and the Janissary levy. </w:t>
+      </w:r>
+      <w:r>
+        <w:t xml:space="preserve">Finkel, Caroline. Osman’s Dream: The Story of the Ottoman Empire, 1300–1923. New York: Basic Books, 2005.</w:t>
+      </w:r>
+    </w:p>
+    <w:p>
+      <w:pPr>
+        <w:spacing w:after="120"/>
+        <w:ind w:left="360" w:hanging="360"/>
+      </w:pPr>
+      <w:r>
+        <w:rPr>
+          <w:i/>
+          <w:iCs/>
+        </w:rPr>
+        <w:t xml:space="preserve">The fall of Constantinople. </w:t>
+      </w:r>
+      <w:r>
+        <w:t xml:space="preserve">Crowley, Roger. 1453: The Holy War for Constantinople and the Clash of Islam and the West. New York: Hyperion, 2005.</w:t>
+      </w:r>
+    </w:p>
+    <w:p>
+      <w:pPr>
+        <w:spacing w:after="120"/>
+        <w:ind w:left="360" w:hanging="360"/>
+      </w:pPr>
+      <w:r>
+        <w:rPr>
+          <w:i/>
+          <w:iCs/>
+        </w:rPr>
+        <w:t xml:space="preserve">The millet system. </w:t>
+      </w:r>
+      <w:r>
+        <w:t xml:space="preserve">Barkey, Karen. Empire of Difference: The Ottomans in Comparative Perspective. Cambridge: Cambridge University Press, 2008.</w:t>
+      </w:r>
+    </w:p>
+    <w:p>
+      <w:pPr>
+        <w:spacing w:after="120"/>
+        <w:ind w:left="360" w:hanging="360"/>
+      </w:pPr>
+      <w:r>
+        <w:rPr>
+          <w:i/>
+          <w:iCs/>
+        </w:rPr>
+        <w:t xml:space="preserve">Salonica and the Sephardic refuge. </w:t>
+      </w:r>
+      <w:r>
+        <w:t xml:space="preserve">Mazower, Mark. Salonica, City of Ghosts: Christians, Muslims and Jews, 1430–1950. New York: Knopf, 2005.</w:t>
+      </w:r>
+    </w:p>
+    <w:p>
+      <w:pPr>
+        <w:spacing w:after="120"/>
+        <w:ind w:left="360" w:hanging="360"/>
+      </w:pPr>
+      <w:r>
+        <w:rPr>
+          <w:i/>
+          <w:iCs/>
+        </w:rPr>
+        <w:t xml:space="preserve">The Armenian genocide. </w:t>
+      </w:r>
+      <w:r>
+        <w:t xml:space="preserve">Suny, Ronald Grigor. “They Can Live in the Desert but Nowhere Else”: A History of the Armenian Genocide. Princeton: Princeton University Press, 2015.</w:t>
+      </w:r>
+    </w:p>
+    <w:p>
+      <w:pPr>
+        <w:spacing w:after="120"/>
+        <w:ind w:left="360" w:hanging="360"/>
+      </w:pPr>
+      <w:r>
+        <w:rPr>
+          <w:i/>
+          <w:iCs/>
+        </w:rPr>
+        <w:t xml:space="preserve">Lemkin and the word genocide. </w:t>
+      </w:r>
+      <w:r>
+        <w:t xml:space="preserve">Power, Samantha. “A Problem from Hell”: America and the Age of Genocide. New York: Basic Books, 2002.</w:t>
+      </w:r>
+    </w:p>
+    <w:p>
+      <w:pPr>
+        <w:spacing w:after="120"/>
+        <w:ind w:left="360" w:hanging="360"/>
+      </w:pPr>
+      <w:r>
+        <w:rPr>
+          <w:i/>
+          <w:iCs/>
+        </w:rPr>
+        <w:t xml:space="preserve">The 1923 population exchange. </w:t>
+      </w:r>
+      <w:r>
+        <w:t xml:space="preserve">Hirschon, Renée, ed. Crossing the Aegean: An Appraisal of the 1923 Compulsory Population Exchange between Greece and Turkey. New York: Berghahn Books, 2003.</w:t>
+      </w:r>
+    </w:p>
+    <w:p>
+      <w:pPr>
+        <w:spacing w:after="120"/>
+        <w:ind w:left="360" w:hanging="360"/>
+      </w:pPr>
+      <w:r>
+        <w:rPr>
+          <w:i/>
+          <w:iCs/>
+        </w:rPr>
+        <w:t xml:space="preserve">Gallipoli, the war in the Middle East, and the end of the empire. </w:t>
+      </w:r>
+      <w:r>
+        <w:t xml:space="preserve">Rogan, Eugene. The Fall of the Ottomans: The Great War in the Middle East. New York: Basic Books, 2015.</w:t>
+      </w:r>
+    </w:p>
+    <w:p>
+      <w:pPr>
+        <w:spacing w:after="120"/>
+        <w:ind w:left="360" w:hanging="360"/>
+      </w:pPr>
+      <w:r>
+        <w:rPr>
+          <w:i/>
+          <w:iCs/>
+        </w:rPr>
+        <w:t xml:space="preserve">The mandates and the borders. </w:t>
+      </w:r>
+      <w:r>
+        <w:t xml:space="preserve">Barr, James. A Line in the Sand: The Anglo-French Struggle for the Middle East, 1914–1948. New York: Simon &amp; Schuster, 2011.</w:t>
+      </w:r>
+    </w:p>
+    <w:p>
+      <w:pPr>
+        <w:spacing w:after="120"/>
+        <w:ind w:left="360" w:hanging="360"/>
+      </w:pPr>
+      <w:r>
+        <w:rPr>
+          <w:i/>
+          <w:iCs/>
+        </w:rPr>
+        <w:t xml:space="preserve">The Kurds, Sèvres, and Lausanne. </w:t>
+      </w:r>
+      <w:r>
+        <w:t xml:space="preserve">McDowall, David. A Modern History of the Kurds. 3rd ed. London: I. B. Tauris, 2004.</w:t>
+      </w:r>
+    </w:p>
+    <w:p>
+      <w:pPr>
+        <w:spacing w:after="120"/>
+        <w:ind w:left="360" w:hanging="360"/>
+      </w:pPr>
+      <w:r>
+        <w:rPr>
+          <w:i/>
+          <w:iCs/>
+        </w:rPr>
+        <w:t xml:space="preserve">The 1953 coup in Iran. </w:t>
+      </w:r>
+      <w:r>
+        <w:t xml:space="preserve">Abrahamian, Ervand. The Coup: 1953, the CIA, and the Roots of Modern U.S.–Iranian Relations. New York: New Press, 2013.</w:t>
+      </w:r>
+    </w:p>
+    <w:p>
+      <w:pPr>
+        <w:spacing w:after="120"/>
+        <w:ind w:left="360" w:hanging="360"/>
+      </w:pPr>
+      <w:r>
+        <w:rPr>
+          <w:i/>
+          <w:iCs/>
+        </w:rPr>
+        <w:t xml:space="preserve">The Iran–Iraq War and Halabja. </w:t>
+      </w:r>
+      <w:r>
+        <w:t xml:space="preserve">Razoux, Pierre. The Iran–Iraq War. Cambridge, MA: Belknap Press of Harvard University Press, 2015.</w:t>
       </w:r>
     </w:p>
     <w:p>
@@ -12361,71 +13196,119 @@
           <w:sz w:val="36"/>
           <w:szCs w:val="36"/>
         </w:rPr>
-        <w:t xml:space="preserve">1853–1947: Japan, Restoration, and Empire</w:t>
-      </w:r>
-    </w:p>
-    <w:p>
-      <w:pPr>
-        <w:spacing w:after="120"/>
-        <w:ind w:left="360" w:hanging="360"/>
-      </w:pPr>
-      <w:r>
-        <w:rPr>
-          <w:i/>
-          <w:iCs/>
-        </w:rPr>
-        <w:t xml:space="preserve">Meiji to empire. </w:t>
-      </w:r>
-      <w:r>
-        <w:t xml:space="preserve">Jansen, Marius B. The Making of Modern Japan. Cambridge, MA: Harvard University Press, 2000.</w:t>
-      </w:r>
-    </w:p>
-    <w:p>
-      <w:pPr>
-        <w:spacing w:after="120"/>
-        <w:ind w:left="360" w:hanging="360"/>
-      </w:pPr>
-      <w:r>
-        <w:rPr>
-          <w:i/>
-          <w:iCs/>
-        </w:rPr>
-        <w:t xml:space="preserve">Nanjing: the evidence and the death-toll debate. </w:t>
-      </w:r>
-      <w:r>
-        <w:t xml:space="preserve">Fogel, Joshua A., ed. The Nanjing Massacre in History and Historiography. Berkeley: University of California Press, 2000.</w:t>
-      </w:r>
-    </w:p>
-    <w:p>
-      <w:pPr>
-        <w:spacing w:after="120"/>
-        <w:ind w:left="360" w:hanging="360"/>
-      </w:pPr>
-      <w:r>
-        <w:rPr>
-          <w:i/>
-          <w:iCs/>
-        </w:rPr>
-        <w:t xml:space="preserve">The kamikaze pilots and their letters. </w:t>
-      </w:r>
-      <w:r>
-        <w:t xml:space="preserve">Ohnuki-Tierney, Emiko. Kamikaze, Cherry Blossoms, and Nationalisms. Chicago: University of Chicago Press, 2002.</w:t>
-      </w:r>
-    </w:p>
-    <w:p>
-      <w:pPr>
-        <w:spacing w:after="120"/>
-        <w:ind w:left="360" w:hanging="360"/>
-      </w:pPr>
-      <w:r>
-        <w:rPr>
-          <w:i/>
-          <w:iCs/>
-        </w:rPr>
-        <w:t xml:space="preserve">Occupation and the 1947 constitution. </w:t>
-      </w:r>
-      <w:r>
-        <w:t xml:space="preserve">Dower, John W. Embracing Defeat: Japan in the Wake of World War II. New York: Norton, 1999.</w:t>
+        <w:t xml:space="preserve">1914–1918: Home by Christmas — The First World War</w:t>
+      </w:r>
+    </w:p>
+    <w:p>
+      <w:pPr>
+        <w:spacing w:after="120"/>
+        <w:ind w:left="360" w:hanging="360"/>
+      </w:pPr>
+      <w:r>
+        <w:rPr>
+          <w:i/>
+          <w:iCs/>
+        </w:rPr>
+        <w:t xml:space="preserve">How the war began. </w:t>
+      </w:r>
+      <w:r>
+        <w:t xml:space="preserve">Clark, Christopher. The Sleepwalkers: How Europe Went to War in 1914. London: Allen Lane, 2012.</w:t>
+      </w:r>
+    </w:p>
+    <w:p>
+      <w:pPr>
+        <w:spacing w:after="120"/>
+        <w:ind w:left="360" w:hanging="360"/>
+      </w:pPr>
+      <w:r>
+        <w:rPr>
+          <w:i/>
+          <w:iCs/>
+        </w:rPr>
+        <w:t xml:space="preserve">The war as a whole. </w:t>
+      </w:r>
+      <w:r>
+        <w:t xml:space="preserve">Strachan, Hew. The First World War. New York: Viking, 2004.</w:t>
+      </w:r>
+    </w:p>
+    <w:p>
+      <w:pPr>
+        <w:spacing w:after="120"/>
+        <w:ind w:left="360" w:hanging="360"/>
+      </w:pPr>
+      <w:r>
+        <w:rPr>
+          <w:i/>
+          <w:iCs/>
+        </w:rPr>
+        <w:t xml:space="preserve">The first day on the Somme. </w:t>
+      </w:r>
+      <w:r>
+        <w:t xml:space="preserve">Middlebrook, Martin. The First Day on the Somme. London: Allen Lane, 1971.</w:t>
+      </w:r>
+    </w:p>
+    <w:p>
+      <w:pPr>
+        <w:spacing w:after="120"/>
+        <w:ind w:left="360" w:hanging="360"/>
+      </w:pPr>
+      <w:r>
+        <w:rPr>
+          <w:i/>
+          <w:iCs/>
+        </w:rPr>
+        <w:t xml:space="preserve">The Christmas truce, from soldiers’ letters. </w:t>
+      </w:r>
+      <w:r>
+        <w:t xml:space="preserve">Weintraub, Stanley. Silent Night: The Story of the World War I Christmas Truce. New York: Free Press, 2001.</w:t>
+      </w:r>
+    </w:p>
+    <w:p>
+      <w:pPr>
+        <w:spacing w:after="120"/>
+        <w:ind w:left="360" w:hanging="360"/>
+      </w:pPr>
+      <w:r>
+        <w:rPr>
+          <w:i/>
+          <w:iCs/>
+        </w:rPr>
+        <w:t xml:space="preserve">Influenza deaths, the higher estimate. </w:t>
+      </w:r>
+      <w:r>
+        <w:t xml:space="preserve">Johnson, Niall P. A. S., and Juergen Mueller. “Updating the Accounts: Global Mortality of the 1918–1920 ‘Spanish’ Influenza Pandemic.” Bulletin of the History of Medicine 76 (2002): 105–15.</w:t>
+      </w:r>
+    </w:p>
+    <w:p>
+      <w:pPr>
+        <w:spacing w:after="120"/>
+        <w:ind w:left="360" w:hanging="360"/>
+      </w:pPr>
+      <w:r>
+        <w:rPr>
+          <w:i/>
+          <w:iCs/>
+        </w:rPr>
+        <w:t xml:space="preserve">Influenza deaths, the lower estimate. </w:t>
+      </w:r>
+      <w:r>
+        <w:t xml:space="preserve">Spreeuwenberg, Peter, et al. “Reassessing the Global Mortality Burden of the 1918 Influenza Pandemic.” American Journal of Epidemiology 187 (2018): 2561–67.</w:t>
+      </w:r>
+    </w:p>
+    <w:p>
+      <w:pPr>
+        <w:spacing w:after="120"/>
+        <w:ind w:left="360" w:hanging="360"/>
+      </w:pPr>
+      <w:r>
+        <w:rPr>
+          <w:i/>
+          <w:iCs/>
+        </w:rPr>
+        <w:t xml:space="preserve">Keynes on Versailles. </w:t>
+      </w:r>
+      <w:r>
+        <w:t xml:space="preserve">Keynes, John Maynard. The Economic Consequences of the Peace. London: Macmillan, 1919.</w:t>
       </w:r>
     </w:p>
     <w:p>
@@ -12445,55 +13328,119 @@
           <w:sz w:val="36"/>
           <w:szCs w:val="36"/>
         </w:rPr>
-        <w:t xml:space="preserve">1861–1946: Italy, Rome's Heir and the Fascist Detour</w:t>
-      </w:r>
-    </w:p>
-    <w:p>
-      <w:pPr>
-        <w:spacing w:after="120"/>
-        <w:ind w:left="360" w:hanging="360"/>
-      </w:pPr>
-      <w:r>
-        <w:rPr>
-          <w:i/>
-          <w:iCs/>
-        </w:rPr>
-        <w:t xml:space="preserve">Italy from unification. </w:t>
-      </w:r>
-      <w:r>
-        <w:t xml:space="preserve">Duggan, Christopher. The Force of Destiny: A History of Italy since 1796. London: Allen Lane, 2007.</w:t>
-      </w:r>
-    </w:p>
-    <w:p>
-      <w:pPr>
-        <w:spacing w:after="120"/>
-        <w:ind w:left="360" w:hanging="360"/>
-      </w:pPr>
-      <w:r>
-        <w:rPr>
-          <w:i/>
-          <w:iCs/>
-        </w:rPr>
-        <w:t xml:space="preserve">The regime, Matteotti, and the trains. </w:t>
-      </w:r>
-      <w:r>
-        <w:t xml:space="preserve">Bosworth, R. J. B. Mussolini’s Italy: Life under the Dictatorship, 1915–1945. London: Allen Lane, 2005.</w:t>
-      </w:r>
-    </w:p>
-    <w:p>
-      <w:pPr>
-        <w:spacing w:after="120"/>
-        <w:ind w:left="360" w:hanging="360"/>
-      </w:pPr>
-      <w:r>
-        <w:rPr>
-          <w:i/>
-          <w:iCs/>
-        </w:rPr>
-        <w:t xml:space="preserve">Italy’s abandoned purge. </w:t>
-      </w:r>
-      <w:r>
-        <w:t xml:space="preserve">Domenico, Roy Palmer. Italian Fascists on Trial, 1943–1948. Chapel Hill: University of North Carolina Press, 1991.</w:t>
+        <w:t xml:space="preserve">The Twentieth Century: Genius and Catastrophe — Great Countries, Terrible Decades</w:t>
+      </w:r>
+    </w:p>
+    <w:p>
+      <w:pPr>
+        <w:spacing w:after="120"/>
+        <w:ind w:left="360" w:hanging="360"/>
+      </w:pPr>
+      <w:r>
+        <w:rPr>
+          <w:i/>
+          <w:iCs/>
+        </w:rPr>
+        <w:t xml:space="preserve">How the Nazis took power. </w:t>
+      </w:r>
+      <w:r>
+        <w:t xml:space="preserve">Evans, Richard J. The Coming of the Third Reich. London: Allen Lane, 2003.</w:t>
+      </w:r>
+    </w:p>
+    <w:p>
+      <w:pPr>
+        <w:spacing w:after="120"/>
+        <w:ind w:left="360" w:hanging="360"/>
+      </w:pPr>
+      <w:r>
+        <w:rPr>
+          <w:i/>
+          <w:iCs/>
+        </w:rPr>
+        <w:t xml:space="preserve">The Holocaust. </w:t>
+      </w:r>
+      <w:r>
+        <w:t xml:space="preserve">Hilberg, Raul. The Destruction of the European Jews. 3rd ed. New Haven: Yale University Press, 2003.</w:t>
+      </w:r>
+    </w:p>
+    <w:p>
+      <w:pPr>
+        <w:spacing w:after="120"/>
+        <w:ind w:left="360" w:hanging="360"/>
+      </w:pPr>
+      <w:r>
+        <w:rPr>
+          <w:i/>
+          <w:iCs/>
+        </w:rPr>
+        <w:t xml:space="preserve">Cambodia under the Khmer Rouge. </w:t>
+      </w:r>
+      <w:r>
+        <w:t xml:space="preserve">Kiernan, Ben. The Pol Pot Regime. New Haven: Yale University Press, 1996.</w:t>
+      </w:r>
+    </w:p>
+    <w:p>
+      <w:pPr>
+        <w:spacing w:after="120"/>
+        <w:ind w:left="360" w:hanging="360"/>
+      </w:pPr>
+      <w:r>
+        <w:rPr>
+          <w:i/>
+          <w:iCs/>
+        </w:rPr>
+        <w:t xml:space="preserve">How democracies are dismantled. </w:t>
+      </w:r>
+      <w:r>
+        <w:t xml:space="preserve">Levitsky, Steven, and Daniel Ziblatt. How Democracies Die. New York: Crown, 2018.</w:t>
+      </w:r>
+    </w:p>
+    <w:p>
+      <w:pPr>
+        <w:spacing w:after="120"/>
+        <w:ind w:left="360" w:hanging="360"/>
+      </w:pPr>
+      <w:r>
+        <w:rPr>
+          <w:i/>
+          <w:iCs/>
+        </w:rPr>
+        <w:t xml:space="preserve">Germany’s reckoning with its past. </w:t>
+      </w:r>
+      <w:r>
+        <w:t xml:space="preserve">Neiman, Susan. Learning from the Germans: Race and the Memory of Evil. New York: Farrar, Straus and Giroux, 2019.</w:t>
+      </w:r>
+    </w:p>
+    <w:p>
+      <w:pPr>
+        <w:spacing w:after="120"/>
+        <w:ind w:left="360" w:hanging="360"/>
+      </w:pPr>
+      <w:r>
+        <w:rPr>
+          <w:i/>
+          <w:iCs/>
+        </w:rPr>
+        <w:t xml:space="preserve">Denmark’s rescue of its Jews, 1943. </w:t>
+      </w:r>
+      <w:r>
+        <w:t xml:space="preserve">Yahil, Leni. The Rescue of Danish Jewry: Test of a Democracy. Philadelphia: Jewish Publication Society of America, 1969.</w:t>
+      </w:r>
+    </w:p>
+    <w:p>
+      <w:pPr>
+        <w:spacing w:after="120"/>
+        <w:ind w:left="360" w:hanging="360"/>
+      </w:pPr>
+      <w:r>
+        <w:rPr>
+          <w:i/>
+          <w:iCs/>
+        </w:rPr>
+        <w:t xml:space="preserve">Sweden’s sterilization program. </w:t>
+      </w:r>
+      <w:r>
+        <w:t xml:space="preserve">Broberg, Gunnar, and Nils Roll-Hansen, eds. Eugenics and the Welfare State: Sterilization Policy in Denmark, Sweden, Norway, and Finland. East Lansing: Michigan State University Press, 1996.</w:t>
       </w:r>
     </w:p>
     <w:p>
@@ -12513,87 +13460,71 @@
           <w:sz w:val="36"/>
           <w:szCs w:val="36"/>
         </w:rPr>
-        <w:t xml:space="preserve">Medieval Córdoba to 1981: Spain, Convivencia and the General</w:t>
-      </w:r>
-    </w:p>
-    <w:p>
-      <w:pPr>
-        <w:spacing w:after="120"/>
-        <w:ind w:left="360" w:hanging="360"/>
-      </w:pPr>
-      <w:r>
-        <w:rPr>
-          <w:i/>
-          <w:iCs/>
-        </w:rPr>
-        <w:t xml:space="preserve">Convivencia, the admiring account. </w:t>
-      </w:r>
-      <w:r>
-        <w:t xml:space="preserve">Menocal, María Rosa. The Ornament of the World. Boston: Little, Brown, 2002.</w:t>
-      </w:r>
-    </w:p>
-    <w:p>
-      <w:pPr>
-        <w:spacing w:after="120"/>
-        <w:ind w:left="360" w:hanging="360"/>
-      </w:pPr>
-      <w:r>
-        <w:rPr>
-          <w:i/>
-          <w:iCs/>
-        </w:rPr>
-        <w:t xml:space="preserve">Convivencia, the skeptical account. </w:t>
-      </w:r>
-      <w:r>
-        <w:t xml:space="preserve">Fernández-Morera, Darío. The Myth of the Andalusian Paradise. Wilmington, DE: ISI Books, 2016.</w:t>
-      </w:r>
-    </w:p>
-    <w:p>
-      <w:pPr>
-        <w:spacing w:after="120"/>
-        <w:ind w:left="360" w:hanging="360"/>
-      </w:pPr>
-      <w:r>
-        <w:rPr>
-          <w:i/>
-          <w:iCs/>
-        </w:rPr>
-        <w:t xml:space="preserve">Maimonides and the Almohad exile. </w:t>
-      </w:r>
-      <w:r>
-        <w:t xml:space="preserve">Kraemer, Joel L. Maimonides: The Life and World of One of Civilization’s Greatest Minds. New York: Doubleday, 2008.</w:t>
-      </w:r>
-    </w:p>
-    <w:p>
-      <w:pPr>
-        <w:spacing w:after="120"/>
-        <w:ind w:left="360" w:hanging="360"/>
-      </w:pPr>
-      <w:r>
-        <w:rPr>
-          <w:i/>
-          <w:iCs/>
-        </w:rPr>
-        <w:t xml:space="preserve">Civil-war repression. </w:t>
-      </w:r>
-      <w:r>
-        <w:t xml:space="preserve">Preston, Paul. The Spanish Holocaust. London: HarperPress, 2012.</w:t>
-      </w:r>
-    </w:p>
-    <w:p>
-      <w:pPr>
-        <w:spacing w:after="120"/>
-        <w:ind w:left="360" w:hanging="360"/>
-      </w:pPr>
-      <w:r>
-        <w:rPr>
-          <w:i/>
-          <w:iCs/>
-        </w:rPr>
-        <w:t xml:space="preserve">The pact of forgetting. </w:t>
-      </w:r>
-      <w:r>
-        <w:t xml:space="preserve">Aguilar, Paloma. Memory and Amnesia: The Role of the Spanish Civil War in the Transition to Democracy. New York: Berghahn, 2002.</w:t>
+        <w:t xml:space="preserve">1853–1947: Japan, Restoration, and Empire</w:t>
+      </w:r>
+    </w:p>
+    <w:p>
+      <w:pPr>
+        <w:spacing w:after="120"/>
+        <w:ind w:left="360" w:hanging="360"/>
+      </w:pPr>
+      <w:r>
+        <w:rPr>
+          <w:i/>
+          <w:iCs/>
+        </w:rPr>
+        <w:t xml:space="preserve">Meiji to empire. </w:t>
+      </w:r>
+      <w:r>
+        <w:t xml:space="preserve">Jansen, Marius B. The Making of Modern Japan. Cambridge, MA: Harvard University Press, 2000.</w:t>
+      </w:r>
+    </w:p>
+    <w:p>
+      <w:pPr>
+        <w:spacing w:after="120"/>
+        <w:ind w:left="360" w:hanging="360"/>
+      </w:pPr>
+      <w:r>
+        <w:rPr>
+          <w:i/>
+          <w:iCs/>
+        </w:rPr>
+        <w:t xml:space="preserve">Nanjing: the evidence and the death-toll debate. </w:t>
+      </w:r>
+      <w:r>
+        <w:t xml:space="preserve">Fogel, Joshua A., ed. The Nanjing Massacre in History and Historiography. Berkeley: University of California Press, 2000.</w:t>
+      </w:r>
+    </w:p>
+    <w:p>
+      <w:pPr>
+        <w:spacing w:after="120"/>
+        <w:ind w:left="360" w:hanging="360"/>
+      </w:pPr>
+      <w:r>
+        <w:rPr>
+          <w:i/>
+          <w:iCs/>
+        </w:rPr>
+        <w:t xml:space="preserve">The kamikaze pilots and their letters. </w:t>
+      </w:r>
+      <w:r>
+        <w:t xml:space="preserve">Ohnuki-Tierney, Emiko. Kamikaze, Cherry Blossoms, and Nationalisms. Chicago: University of Chicago Press, 2002.</w:t>
+      </w:r>
+    </w:p>
+    <w:p>
+      <w:pPr>
+        <w:spacing w:after="120"/>
+        <w:ind w:left="360" w:hanging="360"/>
+      </w:pPr>
+      <w:r>
+        <w:rPr>
+          <w:i/>
+          <w:iCs/>
+        </w:rPr>
+        <w:t xml:space="preserve">Occupation and the 1947 constitution. </w:t>
+      </w:r>
+      <w:r>
+        <w:t xml:space="preserve">Dower, John W. Embracing Defeat: Japan in the Wake of World War II. New York: Norton, 1999.</w:t>
       </w:r>
     </w:p>
     <w:p>
@@ -12613,87 +13544,55 @@
           <w:sz w:val="36"/>
           <w:szCs w:val="36"/>
         </w:rPr>
-        <w:t xml:space="preserve">1917–1991: The Soviet Union, Ideals and Iron</w:t>
-      </w:r>
-    </w:p>
-    <w:p>
-      <w:pPr>
-        <w:spacing w:after="120"/>
-        <w:ind w:left="360" w:hanging="360"/>
-      </w:pPr>
-      <w:r>
-        <w:rPr>
-          <w:i/>
-          <w:iCs/>
-        </w:rPr>
-        <w:t xml:space="preserve">Famine and collectivization: the archival numbers. </w:t>
-      </w:r>
-      <w:r>
-        <w:t xml:space="preserve">Davies, R. W., and Stephen G. Wheatcroft. The Years of Hunger: Soviet Agriculture, 1931–1933. Basingstoke: Palgrave Macmillan, 2004.</w:t>
-      </w:r>
-    </w:p>
-    <w:p>
-      <w:pPr>
-        <w:spacing w:after="120"/>
-        <w:ind w:left="360" w:hanging="360"/>
-      </w:pPr>
-      <w:r>
-        <w:rPr>
-          <w:i/>
-          <w:iCs/>
-        </w:rPr>
-        <w:t xml:space="preserve">The Holodomor. </w:t>
-      </w:r>
-      <w:r>
-        <w:t xml:space="preserve">Applebaum, Anne. Red Famine: Stalin’s War on Ukraine. New York: Doubleday, 2017.</w:t>
-      </w:r>
-    </w:p>
-    <w:p>
-      <w:pPr>
-        <w:spacing w:after="120"/>
-        <w:ind w:left="360" w:hanging="360"/>
-      </w:pPr>
-      <w:r>
-        <w:rPr>
-          <w:i/>
-          <w:iCs/>
-        </w:rPr>
-        <w:t xml:space="preserve">The Gulag. </w:t>
-      </w:r>
-      <w:r>
-        <w:t xml:space="preserve">Applebaum, Anne. Gulag: A History. New York: Doubleday, 2003.</w:t>
-      </w:r>
-    </w:p>
-    <w:p>
-      <w:pPr>
-        <w:spacing w:after="120"/>
-        <w:ind w:left="360" w:hanging="360"/>
-      </w:pPr>
-      <w:r>
-        <w:rPr>
-          <w:i/>
-          <w:iCs/>
-        </w:rPr>
-        <w:t xml:space="preserve">Katyn. </w:t>
-      </w:r>
-      <w:r>
-        <w:t xml:space="preserve">Sanford, George. Katyn and the Soviet Massacre of 1940. London: Routledge, 2005.</w:t>
-      </w:r>
-    </w:p>
-    <w:p>
-      <w:pPr>
-        <w:spacing w:after="120"/>
-        <w:ind w:left="360" w:hanging="360"/>
-      </w:pPr>
-      <w:r>
-        <w:rPr>
-          <w:i/>
-          <w:iCs/>
-        </w:rPr>
-        <w:t xml:space="preserve">Chernobyl and the delayed evacuation. </w:t>
-      </w:r>
-      <w:r>
-        <w:t xml:space="preserve">Plokhy, Serhii. Chernobyl: The History of a Nuclear Catastrophe. New York: Basic Books, 2018.</w:t>
+        <w:t xml:space="preserve">1861–1946: Italy, Rome's Heir and the Fascist Detour</w:t>
+      </w:r>
+    </w:p>
+    <w:p>
+      <w:pPr>
+        <w:spacing w:after="120"/>
+        <w:ind w:left="360" w:hanging="360"/>
+      </w:pPr>
+      <w:r>
+        <w:rPr>
+          <w:i/>
+          <w:iCs/>
+        </w:rPr>
+        <w:t xml:space="preserve">Italy from unification. </w:t>
+      </w:r>
+      <w:r>
+        <w:t xml:space="preserve">Duggan, Christopher. The Force of Destiny: A History of Italy since 1796. London: Allen Lane, 2007.</w:t>
+      </w:r>
+    </w:p>
+    <w:p>
+      <w:pPr>
+        <w:spacing w:after="120"/>
+        <w:ind w:left="360" w:hanging="360"/>
+      </w:pPr>
+      <w:r>
+        <w:rPr>
+          <w:i/>
+          <w:iCs/>
+        </w:rPr>
+        <w:t xml:space="preserve">The regime, Matteotti, and the trains. </w:t>
+      </w:r>
+      <w:r>
+        <w:t xml:space="preserve">Bosworth, R. J. B. Mussolini’s Italy: Life under the Dictatorship, 1915–1945. London: Allen Lane, 2005.</w:t>
+      </w:r>
+    </w:p>
+    <w:p>
+      <w:pPr>
+        <w:spacing w:after="120"/>
+        <w:ind w:left="360" w:hanging="360"/>
+      </w:pPr>
+      <w:r>
+        <w:rPr>
+          <w:i/>
+          <w:iCs/>
+        </w:rPr>
+        <w:t xml:space="preserve">Italy’s abandoned purge. </w:t>
+      </w:r>
+      <w:r>
+        <w:t xml:space="preserve">Domenico, Roy Palmer. Italian Fascists on Trial, 1943–1948. Chapel Hill: University of North Carolina Press, 1991.</w:t>
       </w:r>
     </w:p>
     <w:p>
@@ -12713,87 +13612,87 @@
           <w:sz w:val="36"/>
           <w:szCs w:val="36"/>
         </w:rPr>
-        <w:t xml:space="preserve">1949 to Today: China, the Long Memory and the Great Leap</w:t>
-      </w:r>
-    </w:p>
-    <w:p>
-      <w:pPr>
-        <w:spacing w:after="120"/>
-        <w:ind w:left="360" w:hanging="360"/>
-      </w:pPr>
-      <w:r>
-        <w:rPr>
-          <w:i/>
-          <w:iCs/>
-        </w:rPr>
-        <w:t xml:space="preserve">The Great Leap famine. </w:t>
-      </w:r>
-      <w:r>
-        <w:t xml:space="preserve">Dikötter, Frank. Mao’s Great Famine. London: Bloomsbury, 2010.</w:t>
-      </w:r>
-    </w:p>
-    <w:p>
-      <w:pPr>
-        <w:spacing w:after="120"/>
-        <w:ind w:left="360" w:hanging="360"/>
-      </w:pPr>
-      <w:r>
-        <w:rPr>
-          <w:i/>
-          <w:iCs/>
-        </w:rPr>
-        <w:t xml:space="preserve">The famine, from inside China’s archives. </w:t>
-      </w:r>
-      <w:r>
-        <w:t xml:space="preserve">Yang Jisheng. Tombstone: The Great Chinese Famine, 1958–1962. New York: Farrar, Straus and Giroux, 2012.</w:t>
-      </w:r>
-    </w:p>
-    <w:p>
-      <w:pPr>
-        <w:spacing w:after="120"/>
-        <w:ind w:left="360" w:hanging="360"/>
-      </w:pPr>
-      <w:r>
-        <w:rPr>
-          <w:i/>
-          <w:iCs/>
-        </w:rPr>
-        <w:t xml:space="preserve">The Cultural Revolution. </w:t>
-      </w:r>
-      <w:r>
-        <w:t xml:space="preserve">MacFarquhar, Roderick, and Michael Schoenhals. Mao’s Last Revolution. Cambridge, MA: Belknap Press of Harvard University Press, 2006.</w:t>
-      </w:r>
-    </w:p>
-    <w:p>
-      <w:pPr>
-        <w:spacing w:after="120"/>
-        <w:ind w:left="360" w:hanging="360"/>
-      </w:pPr>
-      <w:r>
-        <w:rPr>
-          <w:i/>
-          <w:iCs/>
-        </w:rPr>
-        <w:t xml:space="preserve">Plastic entering the ocean (2010 data). </w:t>
-      </w:r>
-      <w:r>
-        <w:t xml:space="preserve">Jambeck, Jenna R., et al. “Plastic Waste Inputs from Land into the Ocean.” Science 347 (2015): 768–71.</w:t>
-      </w:r>
-    </w:p>
-    <w:p>
-      <w:pPr>
-        <w:spacing w:after="120"/>
-        <w:ind w:left="360" w:hanging="360"/>
-      </w:pPr>
-      <w:r>
-        <w:rPr>
-          <w:i/>
-          <w:iCs/>
-        </w:rPr>
-        <w:t xml:space="preserve">River plastic, a later estimate with a different ranking. </w:t>
-      </w:r>
-      <w:r>
-        <w:t xml:space="preserve">Meijer, Lourens J. J., et al. “More than 1000 Rivers Account for 80% of Global Riverine Plastic Emissions into the Ocean.” Science Advances 7 (2021): eaaz5803.</w:t>
+        <w:t xml:space="preserve">Medieval Córdoba to 1981: Spain, Convivencia and the General</w:t>
+      </w:r>
+    </w:p>
+    <w:p>
+      <w:pPr>
+        <w:spacing w:after="120"/>
+        <w:ind w:left="360" w:hanging="360"/>
+      </w:pPr>
+      <w:r>
+        <w:rPr>
+          <w:i/>
+          <w:iCs/>
+        </w:rPr>
+        <w:t xml:space="preserve">Convivencia, the admiring account. </w:t>
+      </w:r>
+      <w:r>
+        <w:t xml:space="preserve">Menocal, María Rosa. The Ornament of the World. Boston: Little, Brown, 2002.</w:t>
+      </w:r>
+    </w:p>
+    <w:p>
+      <w:pPr>
+        <w:spacing w:after="120"/>
+        <w:ind w:left="360" w:hanging="360"/>
+      </w:pPr>
+      <w:r>
+        <w:rPr>
+          <w:i/>
+          <w:iCs/>
+        </w:rPr>
+        <w:t xml:space="preserve">Convivencia, the skeptical account. </w:t>
+      </w:r>
+      <w:r>
+        <w:t xml:space="preserve">Fernández-Morera, Darío. The Myth of the Andalusian Paradise. Wilmington, DE: ISI Books, 2016.</w:t>
+      </w:r>
+    </w:p>
+    <w:p>
+      <w:pPr>
+        <w:spacing w:after="120"/>
+        <w:ind w:left="360" w:hanging="360"/>
+      </w:pPr>
+      <w:r>
+        <w:rPr>
+          <w:i/>
+          <w:iCs/>
+        </w:rPr>
+        <w:t xml:space="preserve">Maimonides and the Almohad exile. </w:t>
+      </w:r>
+      <w:r>
+        <w:t xml:space="preserve">Kraemer, Joel L. Maimonides: The Life and World of One of Civilization’s Greatest Minds. New York: Doubleday, 2008.</w:t>
+      </w:r>
+    </w:p>
+    <w:p>
+      <w:pPr>
+        <w:spacing w:after="120"/>
+        <w:ind w:left="360" w:hanging="360"/>
+      </w:pPr>
+      <w:r>
+        <w:rPr>
+          <w:i/>
+          <w:iCs/>
+        </w:rPr>
+        <w:t xml:space="preserve">Civil-war repression. </w:t>
+      </w:r>
+      <w:r>
+        <w:t xml:space="preserve">Preston, Paul. The Spanish Holocaust. London: HarperPress, 2012.</w:t>
+      </w:r>
+    </w:p>
+    <w:p>
+      <w:pPr>
+        <w:spacing w:after="120"/>
+        <w:ind w:left="360" w:hanging="360"/>
+      </w:pPr>
+      <w:r>
+        <w:rPr>
+          <w:i/>
+          <w:iCs/>
+        </w:rPr>
+        <w:t xml:space="preserve">The pact of forgetting. </w:t>
+      </w:r>
+      <w:r>
+        <w:t xml:space="preserve">Aguilar, Paloma. Memory and Amnesia: The Role of the Spanish Civil War in the Transition to Democracy. New York: Berghahn, 2002.</w:t>
       </w:r>
     </w:p>
     <w:p>
@@ -12813,87 +13712,103 @@
           <w:sz w:val="36"/>
           <w:szCs w:val="36"/>
         </w:rPr>
-        <w:t xml:space="preserve">The 13th Century BCE to 1948 CE: The People Who Kept Their Story — A Complete History of the Jews</w:t>
-      </w:r>
-    </w:p>
-    <w:p>
-      <w:pPr>
-        <w:spacing w:after="120"/>
-        <w:ind w:left="360" w:hanging="360"/>
-      </w:pPr>
-      <w:r>
-        <w:rPr>
-          <w:i/>
-          <w:iCs/>
-        </w:rPr>
-        <w:t xml:space="preserve">The long history. </w:t>
-      </w:r>
-      <w:r>
-        <w:t xml:space="preserve">Schama, Simon. The Story of the Jews. 2 vols. London: Bodley Head, 2013 and 2017.</w:t>
-      </w:r>
-    </w:p>
-    <w:p>
-      <w:pPr>
-        <w:spacing w:after="120"/>
-        <w:ind w:left="360" w:hanging="360"/>
-      </w:pPr>
-      <w:r>
-        <w:rPr>
-          <w:i/>
-          <w:iCs/>
-        </w:rPr>
-        <w:t xml:space="preserve">Archaeology and the biblical narratives. </w:t>
-      </w:r>
-      <w:r>
-        <w:t xml:space="preserve">Finkelstein, Israel, and Neil Asher Silberman. The Bible Unearthed. New York: Free Press, 2001.</w:t>
-      </w:r>
-    </w:p>
-    <w:p>
-      <w:pPr>
-        <w:spacing w:after="120"/>
-        <w:ind w:left="360" w:hanging="360"/>
-      </w:pPr>
-      <w:r>
-        <w:rPr>
-          <w:i/>
-          <w:iCs/>
-        </w:rPr>
-        <w:t xml:space="preserve">The Dead Sea Scrolls. </w:t>
-      </w:r>
-      <w:r>
-        <w:t xml:space="preserve">VanderKam, James C. The Dead Sea Scrolls Today. 2nd ed. Grand Rapids: Eerdmans, 2010.</w:t>
-      </w:r>
-    </w:p>
-    <w:p>
-      <w:pPr>
-        <w:spacing w:after="120"/>
-        <w:ind w:left="360" w:hanging="360"/>
-      </w:pPr>
-      <w:r>
-        <w:rPr>
-          <w:i/>
-          <w:iCs/>
-        </w:rPr>
-        <w:t xml:space="preserve">Masada and its single source. </w:t>
-      </w:r>
-      <w:r>
-        <w:t xml:space="preserve">Magness, Jodi. Masada: From Jewish Revolt to Modern Myth. Princeton: Princeton University Press, 2019.</w:t>
-      </w:r>
-    </w:p>
-    <w:p>
-      <w:pPr>
-        <w:spacing w:after="120"/>
-        <w:ind w:left="360" w:hanging="360"/>
-      </w:pPr>
-      <w:r>
-        <w:rPr>
-          <w:i/>
-          <w:iCs/>
-        </w:rPr>
-        <w:t xml:space="preserve">The 1948 refugees. </w:t>
-      </w:r>
-      <w:r>
-        <w:t xml:space="preserve">Morris, Benny. The Birth of the Palestinian Refugee Problem Revisited. Cambridge: Cambridge University Press, 2004.</w:t>
+        <w:t xml:space="preserve">1917–1991: The Soviet Union, Ideals and Iron</w:t>
+      </w:r>
+    </w:p>
+    <w:p>
+      <w:pPr>
+        <w:spacing w:after="120"/>
+        <w:ind w:left="360" w:hanging="360"/>
+      </w:pPr>
+      <w:r>
+        <w:rPr>
+          <w:i/>
+          <w:iCs/>
+        </w:rPr>
+        <w:t xml:space="preserve">Famine and collectivization: the archival numbers. </w:t>
+      </w:r>
+      <w:r>
+        <w:t xml:space="preserve">Davies, R. W., and Stephen G. Wheatcroft. The Years of Hunger: Soviet Agriculture, 1931–1933. Basingstoke: Palgrave Macmillan, 2004.</w:t>
+      </w:r>
+    </w:p>
+    <w:p>
+      <w:pPr>
+        <w:spacing w:after="120"/>
+        <w:ind w:left="360" w:hanging="360"/>
+      </w:pPr>
+      <w:r>
+        <w:rPr>
+          <w:i/>
+          <w:iCs/>
+        </w:rPr>
+        <w:t xml:space="preserve">The Holodomor. </w:t>
+      </w:r>
+      <w:r>
+        <w:t xml:space="preserve">Applebaum, Anne. Red Famine: Stalin’s War on Ukraine. New York: Doubleday, 2017.</w:t>
+      </w:r>
+    </w:p>
+    <w:p>
+      <w:pPr>
+        <w:spacing w:after="120"/>
+        <w:ind w:left="360" w:hanging="360"/>
+      </w:pPr>
+      <w:r>
+        <w:rPr>
+          <w:i/>
+          <w:iCs/>
+        </w:rPr>
+        <w:t xml:space="preserve">The Gulag. </w:t>
+      </w:r>
+      <w:r>
+        <w:t xml:space="preserve">Applebaum, Anne. Gulag: A History. New York: Doubleday, 2003.</w:t>
+      </w:r>
+    </w:p>
+    <w:p>
+      <w:pPr>
+        <w:spacing w:after="120"/>
+        <w:ind w:left="360" w:hanging="360"/>
+      </w:pPr>
+      <w:r>
+        <w:rPr>
+          <w:i/>
+          <w:iCs/>
+        </w:rPr>
+        <w:t xml:space="preserve">Katyn. </w:t>
+      </w:r>
+      <w:r>
+        <w:t xml:space="preserve">Sanford, George. Katyn and the Soviet Massacre of 1940. London: Routledge, 2005.</w:t>
+      </w:r>
+    </w:p>
+    <w:p>
+      <w:pPr>
+        <w:spacing w:after="120"/>
+        <w:ind w:left="360" w:hanging="360"/>
+      </w:pPr>
+      <w:r>
+        <w:rPr>
+          <w:i/>
+          <w:iCs/>
+        </w:rPr>
+        <w:t xml:space="preserve">Chernobyl and the delayed evacuation. </w:t>
+      </w:r>
+      <w:r>
+        <w:t xml:space="preserve">Plokhy, Serhii. Chernobyl: The History of a Nuclear Catastrophe. New York: Basic Books, 2018.</w:t>
+      </w:r>
+    </w:p>
+    <w:p>
+      <w:pPr>
+        <w:spacing w:after="120"/>
+        <w:ind w:left="360" w:hanging="360"/>
+      </w:pPr>
+      <w:r>
+        <w:rPr>
+          <w:i/>
+          <w:iCs/>
+        </w:rPr>
+        <w:t xml:space="preserve">The 1939 pact and the invasion of 1941. </w:t>
+      </w:r>
+      <w:r>
+        <w:t xml:space="preserve">Roberts, Geoffrey. Stalin’s Wars: From World War to Cold War, 1939–1953. New Haven: Yale University Press, 2006.</w:t>
       </w:r>
     </w:p>
     <w:p>
@@ -12913,87 +13828,135 @@
           <w:sz w:val="36"/>
           <w:szCs w:val="36"/>
         </w:rPr>
-        <w:t xml:space="preserve">1945–1991: Cold War — Two Powers, One Planet</w:t>
-      </w:r>
-    </w:p>
-    <w:p>
-      <w:pPr>
-        <w:spacing w:after="120"/>
-        <w:ind w:left="360" w:hanging="360"/>
-      </w:pPr>
-      <w:r>
-        <w:rPr>
-          <w:i/>
-          <w:iCs/>
-        </w:rPr>
-        <w:t xml:space="preserve">The Cold War as a whole. </w:t>
-      </w:r>
-      <w:r>
-        <w:t xml:space="preserve">Gaddis, John Lewis. The Cold War: A New History. New York: Penguin, 2005.</w:t>
-      </w:r>
-    </w:p>
-    <w:p>
-      <w:pPr>
-        <w:spacing w:after="120"/>
-        <w:ind w:left="360" w:hanging="360"/>
-      </w:pPr>
-      <w:r>
-        <w:rPr>
-          <w:i/>
-          <w:iCs/>
-        </w:rPr>
-        <w:t xml:space="preserve">Submarine B-59 and Arkhipov. </w:t>
-      </w:r>
-      <w:r>
-        <w:t xml:space="preserve">Savranskaya, Svetlana V. “New Sources on the Role of Soviet Submarines in the Cuban Missile Crisis.” Journal of Strategic Studies 28 (2005): 233–59.</w:t>
-      </w:r>
-    </w:p>
-    <w:p>
-      <w:pPr>
-        <w:spacing w:after="120"/>
-        <w:ind w:left="360" w:hanging="360"/>
-      </w:pPr>
-      <w:r>
-        <w:rPr>
-          <w:i/>
-          <w:iCs/>
-        </w:rPr>
-        <w:t xml:space="preserve">Petrov and the 1983 false alarm. </w:t>
-      </w:r>
-      <w:r>
-        <w:t xml:space="preserve">Hoffman, David E. The Dead Hand. New York: Doubleday, 2009.</w:t>
-      </w:r>
-    </w:p>
-    <w:p>
-      <w:pPr>
-        <w:spacing w:after="120"/>
-        <w:ind w:left="360" w:hanging="360"/>
-      </w:pPr>
-      <w:r>
-        <w:rPr>
-          <w:i/>
-          <w:iCs/>
-        </w:rPr>
-        <w:t xml:space="preserve">The bomb. </w:t>
-      </w:r>
-      <w:r>
-        <w:t xml:space="preserve">Rhodes, Richard. The Making of the Atomic Bomb. New York: Simon &amp; Schuster, 1986.</w:t>
-      </w:r>
-    </w:p>
-    <w:p>
-      <w:pPr>
-        <w:spacing w:after="120"/>
-        <w:ind w:left="360" w:hanging="360"/>
-      </w:pPr>
-      <w:r>
-        <w:rPr>
-          <w:i/>
-          <w:iCs/>
-        </w:rPr>
-        <w:t xml:space="preserve">The people of Bikini. </w:t>
-      </w:r>
-      <w:r>
-        <w:t xml:space="preserve">Niedenthal, Jack. For the Good of Mankind: A History of the People of Bikini and Their Islands. 2nd ed. Majuro: Bravo Publishers, 2001.</w:t>
+        <w:t xml:space="preserve">1949 to Today: China, the Long Memory and the Great Leap</w:t>
+      </w:r>
+    </w:p>
+    <w:p>
+      <w:pPr>
+        <w:spacing w:after="120"/>
+        <w:ind w:left="360" w:hanging="360"/>
+      </w:pPr>
+      <w:r>
+        <w:rPr>
+          <w:i/>
+          <w:iCs/>
+        </w:rPr>
+        <w:t xml:space="preserve">The Great Leap famine. </w:t>
+      </w:r>
+      <w:r>
+        <w:t xml:space="preserve">Dikötter, Frank. Mao’s Great Famine. London: Bloomsbury, 2010.</w:t>
+      </w:r>
+    </w:p>
+    <w:p>
+      <w:pPr>
+        <w:spacing w:after="120"/>
+        <w:ind w:left="360" w:hanging="360"/>
+      </w:pPr>
+      <w:r>
+        <w:rPr>
+          <w:i/>
+          <w:iCs/>
+        </w:rPr>
+        <w:t xml:space="preserve">The famine, from inside China’s archives. </w:t>
+      </w:r>
+      <w:r>
+        <w:t xml:space="preserve">Yang Jisheng. Tombstone: The Great Chinese Famine, 1958–1962. New York: Farrar, Straus and Giroux, 2012.</w:t>
+      </w:r>
+    </w:p>
+    <w:p>
+      <w:pPr>
+        <w:spacing w:after="120"/>
+        <w:ind w:left="360" w:hanging="360"/>
+      </w:pPr>
+      <w:r>
+        <w:rPr>
+          <w:i/>
+          <w:iCs/>
+        </w:rPr>
+        <w:t xml:space="preserve">The Cultural Revolution. </w:t>
+      </w:r>
+      <w:r>
+        <w:t xml:space="preserve">MacFarquhar, Roderick, and Michael Schoenhals. Mao’s Last Revolution. Cambridge, MA: Belknap Press of Harvard University Press, 2006.</w:t>
+      </w:r>
+    </w:p>
+    <w:p>
+      <w:pPr>
+        <w:spacing w:after="120"/>
+        <w:ind w:left="360" w:hanging="360"/>
+      </w:pPr>
+      <w:r>
+        <w:rPr>
+          <w:i/>
+          <w:iCs/>
+        </w:rPr>
+        <w:t xml:space="preserve">Plastic entering the ocean (2010 data). </w:t>
+      </w:r>
+      <w:r>
+        <w:t xml:space="preserve">Jambeck, Jenna R., et al. “Plastic Waste Inputs from Land into the Ocean.” Science 347 (2015): 768–71.</w:t>
+      </w:r>
+    </w:p>
+    <w:p>
+      <w:pPr>
+        <w:spacing w:after="120"/>
+        <w:ind w:left="360" w:hanging="360"/>
+      </w:pPr>
+      <w:r>
+        <w:rPr>
+          <w:i/>
+          <w:iCs/>
+        </w:rPr>
+        <w:t xml:space="preserve">River plastic, a later estimate with a different ranking. </w:t>
+      </w:r>
+      <w:r>
+        <w:t xml:space="preserve">Meijer, Lourens J. J., et al. “More than 1000 Rivers Account for 80% of Global Riverine Plastic Emissions into the Ocean.” Science Advances 7 (2021): eaaz5803.</w:t>
+      </w:r>
+    </w:p>
+    <w:p>
+      <w:pPr>
+        <w:spacing w:after="120"/>
+        <w:ind w:left="360" w:hanging="360"/>
+      </w:pPr>
+      <w:r>
+        <w:rPr>
+          <w:i/>
+          <w:iCs/>
+        </w:rPr>
+        <w:t xml:space="preserve">Xi Jinping’s rise and the anti-corruption campaign. </w:t>
+      </w:r>
+      <w:r>
+        <w:t xml:space="preserve">Economy, Elizabeth C. The Third Revolution: Xi Jinping and the New Chinese State. New York: Oxford University Press, 2018.</w:t>
+      </w:r>
+    </w:p>
+    <w:p>
+      <w:pPr>
+        <w:spacing w:after="120"/>
+        <w:ind w:left="360" w:hanging="360"/>
+      </w:pPr>
+      <w:r>
+        <w:rPr>
+          <w:i/>
+          <w:iCs/>
+        </w:rPr>
+        <w:t xml:space="preserve">The 2018 end of the presidential term limit. </w:t>
+      </w:r>
+      <w:r>
+        <w:t xml:space="preserve">Amendment to the Constitution of the People’s Republic of China, adopted by the National People’s Congress, March 11, 2018.</w:t>
+      </w:r>
+    </w:p>
+    <w:p>
+      <w:pPr>
+        <w:spacing w:after="120"/>
+        <w:ind w:left="360" w:hanging="360"/>
+      </w:pPr>
+      <w:r>
+        <w:rPr>
+          <w:i/>
+          <w:iCs/>
+        </w:rPr>
+        <w:t xml:space="preserve">Hong Kong’s national-security law. </w:t>
+      </w:r>
+      <w:r>
+        <w:t xml:space="preserve">Law of the People’s Republic of China on Safeguarding National Security in the Hong Kong Special Administrative Region, promulgated June 30, 2020.</w:t>
       </w:r>
     </w:p>
     <w:p>
@@ -13013,55 +13976,87 @@
           <w:sz w:val="36"/>
           <w:szCs w:val="36"/>
         </w:rPr>
-        <w:t xml:space="preserve">1957 to 2026: Leaving the Cradle — Space Travel, the Moon, Mars, and (Maybe) the Galaxy</w:t>
-      </w:r>
-    </w:p>
-    <w:p>
-      <w:pPr>
-        <w:spacing w:after="120"/>
-        <w:ind w:left="360" w:hanging="360"/>
-      </w:pPr>
-      <w:r>
-        <w:rPr>
-          <w:i/>
-          <w:iCs/>
-        </w:rPr>
-        <w:t xml:space="preserve">Artemis II record distance and splashdown. </w:t>
-      </w:r>
-      <w:r>
-        <w:t xml:space="preserve">NASA. “NASA Welcomes Record-Setting Artemis II Moonfarers Back to Earth.” News release, April 10, 2026 (updated May 7, 2026). https://www.nasa.gov/news-release/nasa-welcomes-record-setting-artemis-ii-moonfarers-back-to-earth/</w:t>
-      </w:r>
-    </w:p>
-    <w:p>
-      <w:pPr>
-        <w:spacing w:after="120"/>
-        <w:ind w:left="360" w:hanging="360"/>
-      </w:pPr>
-      <w:r>
-        <w:rPr>
-          <w:i/>
-          <w:iCs/>
-        </w:rPr>
-        <w:t xml:space="preserve">Apollo. </w:t>
-      </w:r>
-      <w:r>
-        <w:t xml:space="preserve">Chaikin, Andrew. A Man on the Moon. New York: Viking, 1994.</w:t>
-      </w:r>
-    </w:p>
-    <w:p>
-      <w:pPr>
-        <w:spacing w:after="120"/>
-        <w:ind w:left="360" w:hanging="360"/>
-      </w:pPr>
-      <w:r>
-        <w:rPr>
-          <w:i/>
-          <w:iCs/>
-        </w:rPr>
-        <w:t xml:space="preserve">The Soviet program. </w:t>
-      </w:r>
-      <w:r>
-        <w:t xml:space="preserve">Siddiqi, Asif A. Challenge to Apollo: The Soviet Union and the Space Race, 1945–1974. Washington, DC: NASA History Division, 2000 (NASA SP-2000-4408).</w:t>
+        <w:t xml:space="preserve">The 13th Century BCE to 1948 CE: The People Who Kept Their Story — A Complete History of the Jews</w:t>
+      </w:r>
+    </w:p>
+    <w:p>
+      <w:pPr>
+        <w:spacing w:after="120"/>
+        <w:ind w:left="360" w:hanging="360"/>
+      </w:pPr>
+      <w:r>
+        <w:rPr>
+          <w:i/>
+          <w:iCs/>
+        </w:rPr>
+        <w:t xml:space="preserve">The long history. </w:t>
+      </w:r>
+      <w:r>
+        <w:t xml:space="preserve">Schama, Simon. The Story of the Jews. 2 vols. London: Bodley Head, 2013 and 2017.</w:t>
+      </w:r>
+    </w:p>
+    <w:p>
+      <w:pPr>
+        <w:spacing w:after="120"/>
+        <w:ind w:left="360" w:hanging="360"/>
+      </w:pPr>
+      <w:r>
+        <w:rPr>
+          <w:i/>
+          <w:iCs/>
+        </w:rPr>
+        <w:t xml:space="preserve">Archaeology and the biblical narratives. </w:t>
+      </w:r>
+      <w:r>
+        <w:t xml:space="preserve">Finkelstein, Israel, and Neil Asher Silberman. The Bible Unearthed. New York: Free Press, 2001.</w:t>
+      </w:r>
+    </w:p>
+    <w:p>
+      <w:pPr>
+        <w:spacing w:after="120"/>
+        <w:ind w:left="360" w:hanging="360"/>
+      </w:pPr>
+      <w:r>
+        <w:rPr>
+          <w:i/>
+          <w:iCs/>
+        </w:rPr>
+        <w:t xml:space="preserve">The Dead Sea Scrolls. </w:t>
+      </w:r>
+      <w:r>
+        <w:t xml:space="preserve">VanderKam, James C. The Dead Sea Scrolls Today. 2nd ed. Grand Rapids: Eerdmans, 2010.</w:t>
+      </w:r>
+    </w:p>
+    <w:p>
+      <w:pPr>
+        <w:spacing w:after="120"/>
+        <w:ind w:left="360" w:hanging="360"/>
+      </w:pPr>
+      <w:r>
+        <w:rPr>
+          <w:i/>
+          <w:iCs/>
+        </w:rPr>
+        <w:t xml:space="preserve">Masada and its single source. </w:t>
+      </w:r>
+      <w:r>
+        <w:t xml:space="preserve">Magness, Jodi. Masada: From Jewish Revolt to Modern Myth. Princeton: Princeton University Press, 2019.</w:t>
+      </w:r>
+    </w:p>
+    <w:p>
+      <w:pPr>
+        <w:spacing w:after="120"/>
+        <w:ind w:left="360" w:hanging="360"/>
+      </w:pPr>
+      <w:r>
+        <w:rPr>
+          <w:i/>
+          <w:iCs/>
+        </w:rPr>
+        <w:t xml:space="preserve">The 1948 refugees. </w:t>
+      </w:r>
+      <w:r>
+        <w:t xml:space="preserve">Morris, Benny. The Birth of the Palestinian Refugee Problem Revisited. Cambridge: Cambridge University Press, 2004.</w:t>
       </w:r>
     </w:p>
     <w:p>
@@ -13081,71 +14076,87 @@
           <w:sz w:val="36"/>
           <w:szCs w:val="36"/>
         </w:rPr>
-        <w:t xml:space="preserve">1905 Onward: The Physics That Finally Made Sense to Someone</w:t>
-      </w:r>
-    </w:p>
-    <w:p>
-      <w:pPr>
-        <w:spacing w:after="120"/>
-        <w:ind w:left="360" w:hanging="360"/>
-      </w:pPr>
-      <w:r>
-        <w:rPr>
-          <w:i/>
-          <w:iCs/>
-        </w:rPr>
-        <w:t xml:space="preserve">Relativity in GPS. </w:t>
-      </w:r>
-      <w:r>
-        <w:t xml:space="preserve">Ashby, Neil. “Relativity in the Global Positioning System.” Living Reviews in Relativity 6 (2003): 1.</w:t>
-      </w:r>
-    </w:p>
-    <w:p>
-      <w:pPr>
-        <w:spacing w:after="120"/>
-        <w:ind w:left="360" w:hanging="360"/>
-      </w:pPr>
-      <w:r>
-        <w:rPr>
-          <w:i/>
-          <w:iCs/>
-        </w:rPr>
-        <w:t xml:space="preserve">The 1919 eclipse expeditions (Príncipe and Sobral). </w:t>
-      </w:r>
-      <w:r>
-        <w:t xml:space="preserve">Dyson, F. W., A. S. Eddington, and C. Davidson. “A Determination of the Deflection of Light by the Sun’s Gravitational Field.” Philosophical Transactions of the Royal Society A 220 (1920): 291–333.</w:t>
-      </w:r>
-    </w:p>
-    <w:p>
-      <w:pPr>
-        <w:spacing w:after="120"/>
-        <w:ind w:left="360" w:hanging="360"/>
-      </w:pPr>
-      <w:r>
-        <w:rPr>
-          <w:i/>
-          <w:iCs/>
-        </w:rPr>
-        <w:t xml:space="preserve">How dolphin sonar works. </w:t>
-      </w:r>
-      <w:r>
-        <w:t xml:space="preserve">Au, Whitlow W. L. The Sonar of Dolphins. New York: Springer, 1993.</w:t>
-      </w:r>
-    </w:p>
-    <w:p>
-      <w:pPr>
-        <w:spacing w:after="120"/>
-        <w:ind w:left="360" w:hanging="360"/>
-      </w:pPr>
-      <w:r>
-        <w:rPr>
-          <w:i/>
-          <w:iCs/>
-        </w:rPr>
-        <w:t xml:space="preserve">The holographic principle. </w:t>
-      </w:r>
-      <w:r>
-        <w:t xml:space="preserve">Susskind, Leonard. “The World as a Hologram.” Journal of Mathematical Physics 36 (1995): 6377–96.</w:t>
+        <w:t xml:space="preserve">1945–1991: Cold War — Two Powers, One Planet</w:t>
+      </w:r>
+    </w:p>
+    <w:p>
+      <w:pPr>
+        <w:spacing w:after="120"/>
+        <w:ind w:left="360" w:hanging="360"/>
+      </w:pPr>
+      <w:r>
+        <w:rPr>
+          <w:i/>
+          <w:iCs/>
+        </w:rPr>
+        <w:t xml:space="preserve">The Cold War as a whole. </w:t>
+      </w:r>
+      <w:r>
+        <w:t xml:space="preserve">Gaddis, John Lewis. The Cold War: A New History. New York: Penguin, 2005.</w:t>
+      </w:r>
+    </w:p>
+    <w:p>
+      <w:pPr>
+        <w:spacing w:after="120"/>
+        <w:ind w:left="360" w:hanging="360"/>
+      </w:pPr>
+      <w:r>
+        <w:rPr>
+          <w:i/>
+          <w:iCs/>
+        </w:rPr>
+        <w:t xml:space="preserve">Submarine B-59 and Arkhipov. </w:t>
+      </w:r>
+      <w:r>
+        <w:t xml:space="preserve">Savranskaya, Svetlana V. “New Sources on the Role of Soviet Submarines in the Cuban Missile Crisis.” Journal of Strategic Studies 28 (2005): 233–59.</w:t>
+      </w:r>
+    </w:p>
+    <w:p>
+      <w:pPr>
+        <w:spacing w:after="120"/>
+        <w:ind w:left="360" w:hanging="360"/>
+      </w:pPr>
+      <w:r>
+        <w:rPr>
+          <w:i/>
+          <w:iCs/>
+        </w:rPr>
+        <w:t xml:space="preserve">Petrov and the 1983 false alarm. </w:t>
+      </w:r>
+      <w:r>
+        <w:t xml:space="preserve">Hoffman, David E. The Dead Hand. New York: Doubleday, 2009.</w:t>
+      </w:r>
+    </w:p>
+    <w:p>
+      <w:pPr>
+        <w:spacing w:after="120"/>
+        <w:ind w:left="360" w:hanging="360"/>
+      </w:pPr>
+      <w:r>
+        <w:rPr>
+          <w:i/>
+          <w:iCs/>
+        </w:rPr>
+        <w:t xml:space="preserve">The bomb. </w:t>
+      </w:r>
+      <w:r>
+        <w:t xml:space="preserve">Rhodes, Richard. The Making of the Atomic Bomb. New York: Simon &amp; Schuster, 1986.</w:t>
+      </w:r>
+    </w:p>
+    <w:p>
+      <w:pPr>
+        <w:spacing w:after="120"/>
+        <w:ind w:left="360" w:hanging="360"/>
+      </w:pPr>
+      <w:r>
+        <w:rPr>
+          <w:i/>
+          <w:iCs/>
+        </w:rPr>
+        <w:t xml:space="preserve">The people of Bikini. </w:t>
+      </w:r>
+      <w:r>
+        <w:t xml:space="preserve">Niedenthal, Jack. For the Good of Mankind: A History of the People of Bikini and Their Islands. 2nd ed. Majuro: Bravo Publishers, 2001.</w:t>
       </w:r>
     </w:p>
     <w:p>
@@ -13165,103 +14176,119 @@
           <w:sz w:val="36"/>
           <w:szCs w:val="36"/>
         </w:rPr>
-        <w:t xml:space="preserve">The 1940s to the 1970s: Decolonization — The World Redraws Itself</w:t>
-      </w:r>
-    </w:p>
-    <w:p>
-      <w:pPr>
-        <w:spacing w:after="120"/>
-        <w:ind w:left="360" w:hanging="360"/>
-      </w:pPr>
-      <w:r>
-        <w:rPr>
-          <w:i/>
-          <w:iCs/>
-        </w:rPr>
-        <w:t xml:space="preserve">The East India Company. </w:t>
-      </w:r>
-      <w:r>
-        <w:t xml:space="preserve">Dalrymple, William. The Anarchy: The Relentless Rise of the East India Company. London: Bloomsbury, 2019.</w:t>
-      </w:r>
-    </w:p>
-    <w:p>
-      <w:pPr>
-        <w:spacing w:after="120"/>
-        <w:ind w:left="360" w:hanging="360"/>
-      </w:pPr>
-      <w:r>
-        <w:rPr>
-          <w:i/>
-          <w:iCs/>
-        </w:rPr>
-        <w:t xml:space="preserve">Long-run shares of world output. </w:t>
-      </w:r>
-      <w:r>
-        <w:t xml:space="preserve">Maddison, Angus. The World Economy: A Millennial Perspective. Paris: OECD, 2001.</w:t>
-      </w:r>
-    </w:p>
-    <w:p>
-      <w:pPr>
-        <w:spacing w:after="120"/>
-        <w:ind w:left="360" w:hanging="360"/>
-      </w:pPr>
-      <w:r>
-        <w:rPr>
-          <w:i/>
-          <w:iCs/>
-        </w:rPr>
-        <w:t xml:space="preserve">Famine as a failure of entitlement, Bengal 1943. </w:t>
-      </w:r>
-      <w:r>
-        <w:t xml:space="preserve">Sen, Amartya. Poverty and Famines: An Essay on Entitlement and Deprivation. Oxford: Clarendon Press, 1981.</w:t>
-      </w:r>
-    </w:p>
-    <w:p>
-      <w:pPr>
-        <w:spacing w:after="120"/>
-        <w:ind w:left="360" w:hanging="360"/>
-      </w:pPr>
-      <w:r>
-        <w:rPr>
-          <w:i/>
-          <w:iCs/>
-        </w:rPr>
-        <w:t xml:space="preserve">Partition. </w:t>
-      </w:r>
-      <w:r>
-        <w:t xml:space="preserve">Khan, Yasmin. The Great Partition: The Making of India and Pakistan. New Haven: Yale University Press, 2007.</w:t>
-      </w:r>
-    </w:p>
-    <w:p>
-      <w:pPr>
-        <w:spacing w:after="120"/>
-        <w:ind w:left="360" w:hanging="360"/>
-      </w:pPr>
-      <w:r>
-        <w:rPr>
-          <w:i/>
-          <w:iCs/>
-        </w:rPr>
-        <w:t xml:space="preserve">Kenya and the detention camps. </w:t>
-      </w:r>
-      <w:r>
-        <w:t xml:space="preserve">Elkins, Caroline. Imperial Reckoning: The Untold Story of Britain’s Gulag in Kenya. New York: Henry Holt, 2005.</w:t>
-      </w:r>
-    </w:p>
-    <w:p>
-      <w:pPr>
-        <w:spacing w:after="120"/>
-        <w:ind w:left="360" w:hanging="360"/>
-      </w:pPr>
-      <w:r>
-        <w:rPr>
-          <w:i/>
-          <w:iCs/>
-        </w:rPr>
-        <w:t xml:space="preserve">Decolonization as a whole. </w:t>
-      </w:r>
-      <w:r>
-        <w:t xml:space="preserve">Jansen, Jan C., and Jürgen Osterhammel. Decolonization: A Short History. Princeton: Princeton University Press, 2017.</w:t>
+        <w:t xml:space="preserve">1957 to 2026: Leaving the Cradle — Space Travel, the Moon, Mars, and (Maybe) the Galaxy</w:t>
+      </w:r>
+    </w:p>
+    <w:p>
+      <w:pPr>
+        <w:spacing w:after="120"/>
+        <w:ind w:left="360" w:hanging="360"/>
+      </w:pPr>
+      <w:r>
+        <w:rPr>
+          <w:i/>
+          <w:iCs/>
+        </w:rPr>
+        <w:t xml:space="preserve">Artemis II record distance and splashdown. </w:t>
+      </w:r>
+      <w:r>
+        <w:t xml:space="preserve">NASA. “NASA Welcomes Record-Setting Artemis II Moonfarers Back to Earth.” News release, April 10, 2026 (updated May 7, 2026). https://www.nasa.gov/news-release/nasa-welcomes-record-setting-artemis-ii-moonfarers-back-to-earth/</w:t>
+      </w:r>
+    </w:p>
+    <w:p>
+      <w:pPr>
+        <w:spacing w:after="120"/>
+        <w:ind w:left="360" w:hanging="360"/>
+      </w:pPr>
+      <w:r>
+        <w:rPr>
+          <w:i/>
+          <w:iCs/>
+        </w:rPr>
+        <w:t xml:space="preserve">Apollo. </w:t>
+      </w:r>
+      <w:r>
+        <w:t xml:space="preserve">Chaikin, Andrew. A Man on the Moon. New York: Viking, 1994.</w:t>
+      </w:r>
+    </w:p>
+    <w:p>
+      <w:pPr>
+        <w:spacing w:after="120"/>
+        <w:ind w:left="360" w:hanging="360"/>
+      </w:pPr>
+      <w:r>
+        <w:rPr>
+          <w:i/>
+          <w:iCs/>
+        </w:rPr>
+        <w:t xml:space="preserve">The Soviet program. </w:t>
+      </w:r>
+      <w:r>
+        <w:t xml:space="preserve">Siddiqi, Asif A. Challenge to Apollo: The Soviet Union and the Space Race, 1945–1974. Washington, DC: NASA History Division, 2000 (NASA SP-2000-4408).</w:t>
+      </w:r>
+    </w:p>
+    <w:p>
+      <w:pPr>
+        <w:spacing w:after="120"/>
+        <w:ind w:left="360" w:hanging="360"/>
+      </w:pPr>
+      <w:r>
+        <w:rPr>
+          <w:i/>
+          <w:iCs/>
+        </w:rPr>
+        <w:t xml:space="preserve">Water in the LCROSS plume. </w:t>
+      </w:r>
+      <w:r>
+        <w:t xml:space="preserve">Colaprete, Anthony, et al. “Detection of Water in the LCROSS Ejecta Plume.” Science 330 (2010): 463–68.</w:t>
+      </w:r>
+    </w:p>
+    <w:p>
+      <w:pPr>
+        <w:spacing w:after="120"/>
+        <w:ind w:left="360" w:hanging="360"/>
+      </w:pPr>
+      <w:r>
+        <w:rPr>
+          <w:i/>
+          <w:iCs/>
+        </w:rPr>
+        <w:t xml:space="preserve">Mars: the canals that were never there. </w:t>
+      </w:r>
+      <w:r>
+        <w:t xml:space="preserve">Sheehan, William. The Planet Mars: A History of Observation and Discovery. Tucson: University of Arizona Press, 1996.</w:t>
+      </w:r>
+    </w:p>
+    <w:p>
+      <w:pPr>
+        <w:spacing w:after="120"/>
+        <w:ind w:left="360" w:hanging="360"/>
+      </w:pPr>
+      <w:r>
+        <w:rPr>
+          <w:i/>
+          <w:iCs/>
+        </w:rPr>
+        <w:t xml:space="preserve">Curiosity and the lake at Gale Crater. </w:t>
+      </w:r>
+      <w:r>
+        <w:t xml:space="preserve">Grotzinger, John P., et al. “A Habitable Fluvio-Lacustrine Environment at Yellowknife Bay, Gale Crater, Mars.” Science 343 (2014): 1242777.</w:t>
+      </w:r>
+    </w:p>
+    <w:p>
+      <w:pPr>
+        <w:spacing w:after="120"/>
+        <w:ind w:left="360" w:hanging="360"/>
+      </w:pPr>
+      <w:r>
+        <w:rPr>
+          <w:i/>
+          <w:iCs/>
+        </w:rPr>
+        <w:t xml:space="preserve">Perseverance and the delta at Jezero Crater. </w:t>
+      </w:r>
+      <w:r>
+        <w:t xml:space="preserve">Mangold, Nicolas, et al. “Perseverance Rover Reveals an Ancient Delta-Lake System and Flood Deposits at Jezero Crater, Mars.” Science 374 (2021): 711–17.</w:t>
       </w:r>
     </w:p>
     <w:p>
@@ -13281,87 +14308,71 @@
           <w:sz w:val="36"/>
           <w:szCs w:val="36"/>
         </w:rPr>
-        <w:t xml:space="preserve">1893 to 1994: Civil Rights and Liberation — Humanity Argues With Itself</w:t>
-      </w:r>
-    </w:p>
-    <w:p>
-      <w:pPr>
-        <w:spacing w:after="120"/>
-        <w:ind w:left="360" w:hanging="360"/>
-      </w:pPr>
-      <w:r>
-        <w:rPr>
-          <w:i/>
-          <w:iCs/>
-        </w:rPr>
-        <w:t xml:space="preserve">The movement, 1954–63. </w:t>
-      </w:r>
-      <w:r>
-        <w:t xml:space="preserve">Branch, Taylor. Parting the Waters: America in the King Years, 1954–63. New York: Simon &amp; Schuster, 1988.</w:t>
-      </w:r>
-    </w:p>
-    <w:p>
-      <w:pPr>
-        <w:spacing w:after="120"/>
-        <w:ind w:left="360" w:hanging="360"/>
-      </w:pPr>
-      <w:r>
-        <w:rPr>
-          <w:i/>
-          <w:iCs/>
-        </w:rPr>
-        <w:t xml:space="preserve">Claudette Colvin. </w:t>
-      </w:r>
-      <w:r>
-        <w:t xml:space="preserve">Hoose, Phillip. Claudette Colvin: Twice toward Justice. New York: Farrar, Straus and Giroux, 2009.</w:t>
-      </w:r>
-    </w:p>
-    <w:p>
-      <w:pPr>
-        <w:spacing w:after="120"/>
-        <w:ind w:left="360" w:hanging="360"/>
-      </w:pPr>
-      <w:r>
-        <w:rPr>
-          <w:i/>
-          <w:iCs/>
-        </w:rPr>
-        <w:t xml:space="preserve">Emmett Till. </w:t>
-      </w:r>
-      <w:r>
-        <w:t xml:space="preserve">Tyson, Timothy B. The Blood of Emmett Till. New York: Simon &amp; Schuster, 2017.</w:t>
-      </w:r>
-    </w:p>
-    <w:p>
-      <w:pPr>
-        <w:spacing w:after="120"/>
-        <w:ind w:left="360" w:hanging="360"/>
-      </w:pPr>
-      <w:r>
-        <w:rPr>
-          <w:i/>
-          <w:iCs/>
-        </w:rPr>
-        <w:t xml:space="preserve">Mandela. </w:t>
-      </w:r>
-      <w:r>
-        <w:t xml:space="preserve">Mandela, Nelson. Long Walk to Freedom. Boston: Little, Brown, 1994.</w:t>
-      </w:r>
-    </w:p>
-    <w:p>
-      <w:pPr>
-        <w:spacing w:after="120"/>
-        <w:ind w:left="360" w:hanging="360"/>
-      </w:pPr>
-      <w:r>
-        <w:rPr>
-          <w:i/>
-          <w:iCs/>
-        </w:rPr>
-        <w:t xml:space="preserve">Stonewall. </w:t>
-      </w:r>
-      <w:r>
-        <w:t xml:space="preserve">Carter, David. Stonewall: The Riots That Sparked the Gay Revolution. New York: St. Martin’s Press, 2004.</w:t>
+        <w:t xml:space="preserve">1905 Onward: The Physics That Finally Made Sense to Someone</w:t>
+      </w:r>
+    </w:p>
+    <w:p>
+      <w:pPr>
+        <w:spacing w:after="120"/>
+        <w:ind w:left="360" w:hanging="360"/>
+      </w:pPr>
+      <w:r>
+        <w:rPr>
+          <w:i/>
+          <w:iCs/>
+        </w:rPr>
+        <w:t xml:space="preserve">Relativity in GPS. </w:t>
+      </w:r>
+      <w:r>
+        <w:t xml:space="preserve">Ashby, Neil. “Relativity in the Global Positioning System.” Living Reviews in Relativity 6 (2003): 1.</w:t>
+      </w:r>
+    </w:p>
+    <w:p>
+      <w:pPr>
+        <w:spacing w:after="120"/>
+        <w:ind w:left="360" w:hanging="360"/>
+      </w:pPr>
+      <w:r>
+        <w:rPr>
+          <w:i/>
+          <w:iCs/>
+        </w:rPr>
+        <w:t xml:space="preserve">The 1919 eclipse expeditions (Príncipe and Sobral). </w:t>
+      </w:r>
+      <w:r>
+        <w:t xml:space="preserve">Dyson, F. W., A. S. Eddington, and C. Davidson. “A Determination of the Deflection of Light by the Sun’s Gravitational Field.” Philosophical Transactions of the Royal Society A 220 (1920): 291–333.</w:t>
+      </w:r>
+    </w:p>
+    <w:p>
+      <w:pPr>
+        <w:spacing w:after="120"/>
+        <w:ind w:left="360" w:hanging="360"/>
+      </w:pPr>
+      <w:r>
+        <w:rPr>
+          <w:i/>
+          <w:iCs/>
+        </w:rPr>
+        <w:t xml:space="preserve">How dolphin sonar works. </w:t>
+      </w:r>
+      <w:r>
+        <w:t xml:space="preserve">Au, Whitlow W. L. The Sonar of Dolphins. New York: Springer, 1993.</w:t>
+      </w:r>
+    </w:p>
+    <w:p>
+      <w:pPr>
+        <w:spacing w:after="120"/>
+        <w:ind w:left="360" w:hanging="360"/>
+      </w:pPr>
+      <w:r>
+        <w:rPr>
+          <w:i/>
+          <w:iCs/>
+        </w:rPr>
+        <w:t xml:space="preserve">The holographic principle. </w:t>
+      </w:r>
+      <w:r>
+        <w:t xml:space="preserve">Susskind, Leonard. “The World as a Hologram.” Journal of Mathematical Physics 36 (1995): 6377–96.</w:t>
       </w:r>
     </w:p>
     <w:p>
@@ -13381,71 +14392,135 @@
           <w:sz w:val="36"/>
           <w:szCs w:val="36"/>
         </w:rPr>
-        <w:t xml:space="preserve">1843 to 2007: The Digital Leap — Computers, Networks, and a Connected World</w:t>
-      </w:r>
-    </w:p>
-    <w:p>
-      <w:pPr>
-        <w:spacing w:after="120"/>
-        <w:ind w:left="360" w:hanging="360"/>
-      </w:pPr>
-      <w:r>
-        <w:rPr>
-          <w:i/>
-          <w:iCs/>
-        </w:rPr>
-        <w:t xml:space="preserve">Turing’s 1936 paper. </w:t>
-      </w:r>
-      <w:r>
-        <w:t xml:space="preserve">Turing, A. M. “On Computable Numbers, with an Application to the Entscheidungsproblem.” Proceedings of the London Mathematical Society, s2-42 (1937): 230–65.</w:t>
-      </w:r>
-    </w:p>
-    <w:p>
-      <w:pPr>
-        <w:spacing w:after="120"/>
-        <w:ind w:left="360" w:hanging="360"/>
-      </w:pPr>
-      <w:r>
-        <w:rPr>
-          <w:i/>
-          <w:iCs/>
-        </w:rPr>
-        <w:t xml:space="preserve">Colossus and Bletchley Park. </w:t>
-      </w:r>
-      <w:r>
-        <w:t xml:space="preserve">Copeland, B. Jack, ed. Colossus: The Secrets of Bletchley Park’s Codebreaking Computers. Oxford: Oxford University Press, 2006.</w:t>
-      </w:r>
-    </w:p>
-    <w:p>
-      <w:pPr>
-        <w:spacing w:after="120"/>
-        <w:ind w:left="360" w:hanging="360"/>
-      </w:pPr>
-      <w:r>
-        <w:rPr>
-          <w:i/>
-          <w:iCs/>
-        </w:rPr>
-        <w:t xml:space="preserve">From Lovelace to the web. </w:t>
-      </w:r>
-      <w:r>
-        <w:t xml:space="preserve">Isaacson, Walter. The Innovators. New York: Simon &amp; Schuster, 2014.</w:t>
-      </w:r>
-    </w:p>
-    <w:p>
-      <w:pPr>
-        <w:spacing w:after="120"/>
-        <w:ind w:left="360" w:hanging="360"/>
-      </w:pPr>
-      <w:r>
-        <w:rPr>
-          <w:i/>
-          <w:iCs/>
-        </w:rPr>
-        <w:t xml:space="preserve">False news spreads faster than true. </w:t>
-      </w:r>
-      <w:r>
-        <w:t xml:space="preserve">Vosoughi, Soroush, Deb Roy, and Sinan Aral. “The Spread of True and False News Online.” Science 359 (2018): 1146–51.</w:t>
+        <w:t xml:space="preserve">The 1940s to the 1970s: Decolonization — The World Redraws Itself</w:t>
+      </w:r>
+    </w:p>
+    <w:p>
+      <w:pPr>
+        <w:spacing w:after="120"/>
+        <w:ind w:left="360" w:hanging="360"/>
+      </w:pPr>
+      <w:r>
+        <w:rPr>
+          <w:i/>
+          <w:iCs/>
+        </w:rPr>
+        <w:t xml:space="preserve">The East India Company. </w:t>
+      </w:r>
+      <w:r>
+        <w:t xml:space="preserve">Dalrymple, William. The Anarchy: The Relentless Rise of the East India Company. London: Bloomsbury, 2019.</w:t>
+      </w:r>
+    </w:p>
+    <w:p>
+      <w:pPr>
+        <w:spacing w:after="120"/>
+        <w:ind w:left="360" w:hanging="360"/>
+      </w:pPr>
+      <w:r>
+        <w:rPr>
+          <w:i/>
+          <w:iCs/>
+        </w:rPr>
+        <w:t xml:space="preserve">Long-run shares of world output. </w:t>
+      </w:r>
+      <w:r>
+        <w:t xml:space="preserve">Maddison, Angus. The World Economy: A Millennial Perspective. Paris: OECD, 2001.</w:t>
+      </w:r>
+    </w:p>
+    <w:p>
+      <w:pPr>
+        <w:spacing w:after="120"/>
+        <w:ind w:left="360" w:hanging="360"/>
+      </w:pPr>
+      <w:r>
+        <w:rPr>
+          <w:i/>
+          <w:iCs/>
+        </w:rPr>
+        <w:t xml:space="preserve">Famine as a failure of entitlement, Bengal 1943. </w:t>
+      </w:r>
+      <w:r>
+        <w:t xml:space="preserve">Sen, Amartya. Poverty and Famines: An Essay on Entitlement and Deprivation. Oxford: Clarendon Press, 1981.</w:t>
+      </w:r>
+    </w:p>
+    <w:p>
+      <w:pPr>
+        <w:spacing w:after="120"/>
+        <w:ind w:left="360" w:hanging="360"/>
+      </w:pPr>
+      <w:r>
+        <w:rPr>
+          <w:i/>
+          <w:iCs/>
+        </w:rPr>
+        <w:t xml:space="preserve">Partition. </w:t>
+      </w:r>
+      <w:r>
+        <w:t xml:space="preserve">Khan, Yasmin. The Great Partition: The Making of India and Pakistan. New Haven: Yale University Press, 2007.</w:t>
+      </w:r>
+    </w:p>
+    <w:p>
+      <w:pPr>
+        <w:spacing w:after="120"/>
+        <w:ind w:left="360" w:hanging="360"/>
+      </w:pPr>
+      <w:r>
+        <w:rPr>
+          <w:i/>
+          <w:iCs/>
+        </w:rPr>
+        <w:t xml:space="preserve">Kenya and the detention camps. </w:t>
+      </w:r>
+      <w:r>
+        <w:t xml:space="preserve">Elkins, Caroline. Imperial Reckoning: The Untold Story of Britain’s Gulag in Kenya. New York: Henry Holt, 2005.</w:t>
+      </w:r>
+    </w:p>
+    <w:p>
+      <w:pPr>
+        <w:spacing w:after="120"/>
+        <w:ind w:left="360" w:hanging="360"/>
+      </w:pPr>
+      <w:r>
+        <w:rPr>
+          <w:i/>
+          <w:iCs/>
+        </w:rPr>
+        <w:t xml:space="preserve">Decolonization as a whole. </w:t>
+      </w:r>
+      <w:r>
+        <w:t xml:space="preserve">Jansen, Jan C., and Jürgen Osterhammel. Decolonization: A Short History. Princeton: Princeton University Press, 2017.</w:t>
+      </w:r>
+    </w:p>
+    <w:p>
+      <w:pPr>
+        <w:spacing w:after="120"/>
+        <w:ind w:left="360" w:hanging="360"/>
+      </w:pPr>
+      <w:r>
+        <w:rPr>
+          <w:i/>
+          <w:iCs/>
+        </w:rPr>
+        <w:t xml:space="preserve">Rwanda, 1994, and the United Nations’ withdrawal. </w:t>
+      </w:r>
+      <w:r>
+        <w:t xml:space="preserve">Des Forges, Alison. Leave None to Tell the Story: Genocide in Rwanda. New York: Human Rights Watch, 1999.</w:t>
+      </w:r>
+    </w:p>
+    <w:p>
+      <w:pPr>
+        <w:spacing w:after="120"/>
+        <w:ind w:left="360" w:hanging="360"/>
+      </w:pPr>
+      <w:r>
+        <w:rPr>
+          <w:i/>
+          <w:iCs/>
+        </w:rPr>
+        <w:t xml:space="preserve">Rwanda’s colonial categories and identity cards. </w:t>
+      </w:r>
+      <w:r>
+        <w:t xml:space="preserve">Newbury, Catharine. The Cohesion of Oppression: Clientship and Ethnicity in Rwanda, 1860–1960. New York: Columbia University Press, 1988.</w:t>
       </w:r>
     </w:p>
     <w:p>
@@ -13465,39 +14540,87 @@
           <w:sz w:val="36"/>
           <w:szCs w:val="36"/>
         </w:rPr>
-        <w:t xml:space="preserve">The Thirteenth B'ak'tun, 2012: The World Was Supposed to End in 2012 (It Didn't)</w:t>
-      </w:r>
-    </w:p>
-    <w:p>
-      <w:pPr>
-        <w:spacing w:after="120"/>
-        <w:ind w:left="360" w:hanging="360"/>
-      </w:pPr>
-      <w:r>
-        <w:rPr>
-          <w:i/>
-          <w:iCs/>
-        </w:rPr>
-        <w:t xml:space="preserve">What the Maya calendar actually said. </w:t>
-      </w:r>
-      <w:r>
-        <w:t xml:space="preserve">Stuart, David. The Order of Days: The Maya World and the Truth about 2012. New York: Harmony Books, 2011.</w:t>
-      </w:r>
-    </w:p>
-    <w:p>
-      <w:pPr>
-        <w:spacing w:after="120"/>
-        <w:ind w:left="360" w:hanging="360"/>
-      </w:pPr>
-      <w:r>
-        <w:rPr>
-          <w:i/>
-          <w:iCs/>
-        </w:rPr>
-        <w:t xml:space="preserve">The 2012 phenomenon. </w:t>
-      </w:r>
-      <w:r>
-        <w:t xml:space="preserve">Aveni, Anthony. The End of Time: The Maya Mystery of 2012. Boulder: University Press of Colorado, 2009.</w:t>
+        <w:t xml:space="preserve">1893 to 1994: Civil Rights and Liberation — Humanity Argues With Itself</w:t>
+      </w:r>
+    </w:p>
+    <w:p>
+      <w:pPr>
+        <w:spacing w:after="120"/>
+        <w:ind w:left="360" w:hanging="360"/>
+      </w:pPr>
+      <w:r>
+        <w:rPr>
+          <w:i/>
+          <w:iCs/>
+        </w:rPr>
+        <w:t xml:space="preserve">The movement, 1954–63. </w:t>
+      </w:r>
+      <w:r>
+        <w:t xml:space="preserve">Branch, Taylor. Parting the Waters: America in the King Years, 1954–63. New York: Simon &amp; Schuster, 1988.</w:t>
+      </w:r>
+    </w:p>
+    <w:p>
+      <w:pPr>
+        <w:spacing w:after="120"/>
+        <w:ind w:left="360" w:hanging="360"/>
+      </w:pPr>
+      <w:r>
+        <w:rPr>
+          <w:i/>
+          <w:iCs/>
+        </w:rPr>
+        <w:t xml:space="preserve">Claudette Colvin. </w:t>
+      </w:r>
+      <w:r>
+        <w:t xml:space="preserve">Hoose, Phillip. Claudette Colvin: Twice toward Justice. New York: Farrar, Straus and Giroux, 2009.</w:t>
+      </w:r>
+    </w:p>
+    <w:p>
+      <w:pPr>
+        <w:spacing w:after="120"/>
+        <w:ind w:left="360" w:hanging="360"/>
+      </w:pPr>
+      <w:r>
+        <w:rPr>
+          <w:i/>
+          <w:iCs/>
+        </w:rPr>
+        <w:t xml:space="preserve">Emmett Till. </w:t>
+      </w:r>
+      <w:r>
+        <w:t xml:space="preserve">Tyson, Timothy B. The Blood of Emmett Till. New York: Simon &amp; Schuster, 2017.</w:t>
+      </w:r>
+    </w:p>
+    <w:p>
+      <w:pPr>
+        <w:spacing w:after="120"/>
+        <w:ind w:left="360" w:hanging="360"/>
+      </w:pPr>
+      <w:r>
+        <w:rPr>
+          <w:i/>
+          <w:iCs/>
+        </w:rPr>
+        <w:t xml:space="preserve">Mandela. </w:t>
+      </w:r>
+      <w:r>
+        <w:t xml:space="preserve">Mandela, Nelson. Long Walk to Freedom. Boston: Little, Brown, 1994.</w:t>
+      </w:r>
+    </w:p>
+    <w:p>
+      <w:pPr>
+        <w:spacing w:after="120"/>
+        <w:ind w:left="360" w:hanging="360"/>
+      </w:pPr>
+      <w:r>
+        <w:rPr>
+          <w:i/>
+          <w:iCs/>
+        </w:rPr>
+        <w:t xml:space="preserve">Stonewall. </w:t>
+      </w:r>
+      <w:r>
+        <w:t xml:space="preserve">Carter, David. Stonewall: The Riots That Sparked the Gay Revolution. New York: St. Martin’s Press, 2004.</w:t>
       </w:r>
     </w:p>
     <w:p>
@@ -13517,87 +14640,71 @@
           <w:sz w:val="36"/>
           <w:szCs w:val="36"/>
         </w:rPr>
-        <w:t xml:space="preserve">1950 to the 2020s: Something Might Be Watching (Probably Not What You Think)</w:t>
-      </w:r>
-    </w:p>
-    <w:p>
-      <w:pPr>
-        <w:spacing w:after="120"/>
-        <w:ind w:left="360" w:hanging="360"/>
-      </w:pPr>
-      <w:r>
-        <w:rPr>
-          <w:i/>
-          <w:iCs/>
-        </w:rPr>
-        <w:t xml:space="preserve">‘Oumuamua’s discovery. </w:t>
-      </w:r>
-      <w:r>
-        <w:t xml:space="preserve">Meech, Karen J., et al. “A Brief Visit from a Red and Extremely Elongated Interstellar Asteroid.” Nature 552 (2017): 378–81.</w:t>
-      </w:r>
-    </w:p>
-    <w:p>
-      <w:pPr>
-        <w:spacing w:after="120"/>
-        <w:ind w:left="360" w:hanging="360"/>
-      </w:pPr>
-      <w:r>
-        <w:rPr>
-          <w:i/>
-          <w:iCs/>
-        </w:rPr>
-        <w:t xml:space="preserve">Its acceleration. </w:t>
-      </w:r>
-      <w:r>
-        <w:t xml:space="preserve">Micheli, Marco, et al. “Non-gravitational Acceleration in the Trajectory of 1I/2017 U1 (‘Oumuamua).” Nature 559 (2018): 223–26.</w:t>
-      </w:r>
-    </w:p>
-    <w:p>
-      <w:pPr>
-        <w:spacing w:after="120"/>
-        <w:ind w:left="360" w:hanging="360"/>
-      </w:pPr>
-      <w:r>
-        <w:rPr>
-          <w:i/>
-          <w:iCs/>
-        </w:rPr>
-        <w:t xml:space="preserve">The case for a natural origin. </w:t>
-      </w:r>
-      <w:r>
-        <w:t xml:space="preserve">‘Oumuamua ISSI Team. “The Natural History of ‘Oumuamua.” Nature Astronomy 3 (2019): 594–602.</w:t>
-      </w:r>
-    </w:p>
-    <w:p>
-      <w:pPr>
-        <w:spacing w:after="120"/>
-        <w:ind w:left="360" w:hanging="360"/>
-      </w:pPr>
-      <w:r>
-        <w:rPr>
-          <w:i/>
-          <w:iCs/>
-        </w:rPr>
-        <w:t xml:space="preserve">The Arecibo message. </w:t>
-      </w:r>
-      <w:r>
-        <w:t xml:space="preserve">Staff at the National Astronomy and Ionosphere Center. “The Arecibo Message of November, 1974.” Icarus 26 (1975): 462–66.</w:t>
-      </w:r>
-    </w:p>
-    <w:p>
-      <w:pPr>
-        <w:spacing w:after="120"/>
-        <w:ind w:left="360" w:hanging="360"/>
-      </w:pPr>
-      <w:r>
-        <w:rPr>
-          <w:i/>
-          <w:iCs/>
-        </w:rPr>
-        <w:t xml:space="preserve">The Pentagon’s review of UAP claims. </w:t>
-      </w:r>
-      <w:r>
-        <w:t xml:space="preserve">All-domain Anomaly Resolution Office (AARO). Report on the Historical Record of U.S. Government Involvement with Unidentified Anomalous Phenomena, Volume I. U.S. Department of Defense, 2024.</w:t>
+        <w:t xml:space="preserve">1843 to 2007: The Digital Leap — Computers, Networks, and a Connected World</w:t>
+      </w:r>
+    </w:p>
+    <w:p>
+      <w:pPr>
+        <w:spacing w:after="120"/>
+        <w:ind w:left="360" w:hanging="360"/>
+      </w:pPr>
+      <w:r>
+        <w:rPr>
+          <w:i/>
+          <w:iCs/>
+        </w:rPr>
+        <w:t xml:space="preserve">Turing’s 1936 paper. </w:t>
+      </w:r>
+      <w:r>
+        <w:t xml:space="preserve">Turing, A. M. “On Computable Numbers, with an Application to the Entscheidungsproblem.” Proceedings of the London Mathematical Society, s2-42 (1937): 230–65.</w:t>
+      </w:r>
+    </w:p>
+    <w:p>
+      <w:pPr>
+        <w:spacing w:after="120"/>
+        <w:ind w:left="360" w:hanging="360"/>
+      </w:pPr>
+      <w:r>
+        <w:rPr>
+          <w:i/>
+          <w:iCs/>
+        </w:rPr>
+        <w:t xml:space="preserve">Colossus and Bletchley Park. </w:t>
+      </w:r>
+      <w:r>
+        <w:t xml:space="preserve">Copeland, B. Jack, ed. Colossus: The Secrets of Bletchley Park’s Codebreaking Computers. Oxford: Oxford University Press, 2006.</w:t>
+      </w:r>
+    </w:p>
+    <w:p>
+      <w:pPr>
+        <w:spacing w:after="120"/>
+        <w:ind w:left="360" w:hanging="360"/>
+      </w:pPr>
+      <w:r>
+        <w:rPr>
+          <w:i/>
+          <w:iCs/>
+        </w:rPr>
+        <w:t xml:space="preserve">From Lovelace to the web. </w:t>
+      </w:r>
+      <w:r>
+        <w:t xml:space="preserve">Isaacson, Walter. The Innovators. New York: Simon &amp; Schuster, 2014.</w:t>
+      </w:r>
+    </w:p>
+    <w:p>
+      <w:pPr>
+        <w:spacing w:after="120"/>
+        <w:ind w:left="360" w:hanging="360"/>
+      </w:pPr>
+      <w:r>
+        <w:rPr>
+          <w:i/>
+          <w:iCs/>
+        </w:rPr>
+        <w:t xml:space="preserve">False news spreads faster than true. </w:t>
+      </w:r>
+      <w:r>
+        <w:t xml:space="preserve">Vosoughi, Soroush, Deb Roy, and Sinan Aral. “The Spread of True and False News Online.” Science 359 (2018): 1146–51.</w:t>
       </w:r>
     </w:p>
     <w:p>
@@ -13617,103 +14724,39 @@
           <w:sz w:val="36"/>
           <w:szCs w:val="36"/>
         </w:rPr>
-        <w:t xml:space="preserve">1796 to Today: Medicine and Its Cost — How Humans Learned to Heal</w:t>
-      </w:r>
-    </w:p>
-    <w:p>
-      <w:pPr>
-        <w:spacing w:after="120"/>
-        <w:ind w:left="360" w:hanging="360"/>
-      </w:pPr>
-      <w:r>
-        <w:rPr>
-          <w:i/>
-          <w:iCs/>
-        </w:rPr>
-        <w:t xml:space="preserve">Life expectancy since 1800. </w:t>
-      </w:r>
-      <w:r>
-        <w:t xml:space="preserve">Riley, James C. “Estimates of Regional and Global Life Expectancy, 1800–2001.” Population and Development Review 31 (2005): 537–43.</w:t>
-      </w:r>
-    </w:p>
-    <w:p>
-      <w:pPr>
-        <w:spacing w:after="120"/>
-        <w:ind w:left="360" w:hanging="360"/>
-      </w:pPr>
-      <w:r>
-        <w:rPr>
-          <w:i/>
-          <w:iCs/>
-        </w:rPr>
-        <w:t xml:space="preserve">Insulin and the one-dollar patent. </w:t>
-      </w:r>
-      <w:r>
-        <w:t xml:space="preserve">Bliss, Michael. The Discovery of Insulin. Chicago: University of Chicago Press, 1982.</w:t>
-      </w:r>
-    </w:p>
-    <w:p>
-      <w:pPr>
-        <w:spacing w:after="120"/>
-        <w:ind w:left="360" w:hanging="360"/>
-      </w:pPr>
-      <w:r>
-        <w:rPr>
-          <w:i/>
-          <w:iCs/>
-        </w:rPr>
-        <w:t xml:space="preserve">The Tuskegee study. </w:t>
-      </w:r>
-      <w:r>
-        <w:t xml:space="preserve">Reverby, Susan M. Examining Tuskegee: The Infamous Syphilis Study and Its Legacy. Chapel Hill: University of North Carolina Press, 2009.</w:t>
-      </w:r>
-    </w:p>
-    <w:p>
-      <w:pPr>
-        <w:spacing w:after="120"/>
-        <w:ind w:left="360" w:hanging="360"/>
-      </w:pPr>
-      <w:r>
-        <w:rPr>
-          <w:i/>
-          <w:iCs/>
-        </w:rPr>
-        <w:t xml:space="preserve">The opioid crisis. </w:t>
-      </w:r>
-      <w:r>
-        <w:t xml:space="preserve">Keefe, Patrick Radden. Empire of Pain: The Secret History of the Sackler Dynasty. New York: Doubleday, 2021.</w:t>
-      </w:r>
-    </w:p>
-    <w:p>
-      <w:pPr>
-        <w:spacing w:after="120"/>
-        <w:ind w:left="360" w:hanging="360"/>
-      </w:pPr>
-      <w:r>
-        <w:rPr>
-          <w:i/>
-          <w:iCs/>
-        </w:rPr>
-        <w:t xml:space="preserve">Deaths from antimicrobial resistance. </w:t>
-      </w:r>
-      <w:r>
-        <w:t xml:space="preserve">Antimicrobial Resistance Collaborators. “Global Burden of Bacterial Antimicrobial Resistance in 2019: A Systematic Analysis.” The Lancet 399 (2022): 629–55.</w:t>
-      </w:r>
-    </w:p>
-    <w:p>
-      <w:pPr>
-        <w:spacing w:after="120"/>
-        <w:ind w:left="360" w:hanging="360"/>
-      </w:pPr>
-      <w:r>
-        <w:rPr>
-          <w:i/>
-          <w:iCs/>
-        </w:rPr>
-        <w:t xml:space="preserve">Dolphins do get sick: cetacean morbillivirus. </w:t>
-      </w:r>
-      <w:r>
-        <w:t xml:space="preserve">Van Bressem, Marie-Françoise, et al. “Cetacean Morbillivirus: Current Knowledge and Future Directions.” Viruses 6 (2014): 5145–81.</w:t>
+        <w:t xml:space="preserve">The Thirteenth B'ak'tun, 2012: The World Was Supposed to End in 2012 (It Didn't)</w:t>
+      </w:r>
+    </w:p>
+    <w:p>
+      <w:pPr>
+        <w:spacing w:after="120"/>
+        <w:ind w:left="360" w:hanging="360"/>
+      </w:pPr>
+      <w:r>
+        <w:rPr>
+          <w:i/>
+          <w:iCs/>
+        </w:rPr>
+        <w:t xml:space="preserve">What the Maya calendar actually said. </w:t>
+      </w:r>
+      <w:r>
+        <w:t xml:space="preserve">Stuart, David. The Order of Days: The Maya World and the Truth about 2012. New York: Harmony Books, 2011.</w:t>
+      </w:r>
+    </w:p>
+    <w:p>
+      <w:pPr>
+        <w:spacing w:after="120"/>
+        <w:ind w:left="360" w:hanging="360"/>
+      </w:pPr>
+      <w:r>
+        <w:rPr>
+          <w:i/>
+          <w:iCs/>
+        </w:rPr>
+        <w:t xml:space="preserve">The 2012 phenomenon. </w:t>
+      </w:r>
+      <w:r>
+        <w:t xml:space="preserve">Aveni, Anthony. The End of Time: The Maya Mystery of 2012. Boulder: University Press of Colorado, 2009.</w:t>
       </w:r>
     </w:p>
     <w:p>
@@ -13733,87 +14776,87 @@
           <w:sz w:val="36"/>
           <w:szCs w:val="36"/>
         </w:rPr>
-        <w:t xml:space="preserve">1896 to Today: Climate and Consequence — The Price of Progress</w:t>
-      </w:r>
-    </w:p>
-    <w:p>
-      <w:pPr>
-        <w:spacing w:after="120"/>
-        <w:ind w:left="360" w:hanging="360"/>
-      </w:pPr>
-      <w:r>
-        <w:rPr>
-          <w:i/>
-          <w:iCs/>
-        </w:rPr>
-        <w:t xml:space="preserve">Arrhenius’s 1896 calculation. </w:t>
-      </w:r>
-      <w:r>
-        <w:t xml:space="preserve">Arrhenius, Svante. “On the Influence of Carbonic Acid in the Air upon the Temperature of the Ground.” Philosophical Magazine 41 (1896): 237–76.</w:t>
-      </w:r>
-    </w:p>
-    <w:p>
-      <w:pPr>
-        <w:spacing w:after="120"/>
-        <w:ind w:left="360" w:hanging="360"/>
-      </w:pPr>
-      <w:r>
-        <w:rPr>
-          <w:i/>
-          <w:iCs/>
-        </w:rPr>
-        <w:t xml:space="preserve">The 2021 heat dome. </w:t>
-      </w:r>
-      <w:r>
-        <w:t xml:space="preserve">Philip, Sjoukje Y., et al. “Rapid Attribution Analysis of the Extraordinary Heat Wave on the Pacific Coast of the US and Canada in June 2021.” Earth System Dynamics 13 (2022): 1689–1713.</w:t>
-      </w:r>
-    </w:p>
-    <w:p>
-      <w:pPr>
-        <w:spacing w:after="120"/>
-        <w:ind w:left="360" w:hanging="360"/>
-      </w:pPr>
-      <w:r>
-        <w:rPr>
-          <w:i/>
-          <w:iCs/>
-        </w:rPr>
-        <w:t xml:space="preserve">Exxon’s own projections. </w:t>
-      </w:r>
-      <w:r>
-        <w:t xml:space="preserve">Supran, G., S. Rahmstorf, and N. Oreskes. “Assessing ExxonMobil’s Global Warming Projections.” Science 379 (2023): eabk0063.</w:t>
-      </w:r>
-    </w:p>
-    <w:p>
-      <w:pPr>
-        <w:spacing w:after="120"/>
-        <w:ind w:left="360" w:hanging="360"/>
-      </w:pPr>
-      <w:r>
-        <w:rPr>
-          <w:i/>
-          <w:iCs/>
-        </w:rPr>
-        <w:t xml:space="preserve">The Anthropocene vote. </w:t>
-      </w:r>
-      <w:r>
-        <w:t xml:space="preserve">Witze, Alexandra. “Geologists Reject the Anthropocene as Earth’s New Epoch — After 15 Years of Debate.” Nature 627 (2024): 249–50.</w:t>
-      </w:r>
-    </w:p>
-    <w:p>
-      <w:pPr>
-        <w:spacing w:after="120"/>
-        <w:ind w:left="360" w:hanging="360"/>
-      </w:pPr>
-      <w:r>
-        <w:rPr>
-          <w:i/>
-          <w:iCs/>
-        </w:rPr>
-        <w:t xml:space="preserve">The physical science. </w:t>
-      </w:r>
-      <w:r>
-        <w:t xml:space="preserve">IPCC. Climate Change 2021: The Physical Science Basis. Contribution of Working Group I to the Sixth Assessment Report. Cambridge: Cambridge University Press, 2021.</w:t>
+        <w:t xml:space="preserve">1950 to the 2020s: Something Might Be Watching (Probably Not What You Think)</w:t>
+      </w:r>
+    </w:p>
+    <w:p>
+      <w:pPr>
+        <w:spacing w:after="120"/>
+        <w:ind w:left="360" w:hanging="360"/>
+      </w:pPr>
+      <w:r>
+        <w:rPr>
+          <w:i/>
+          <w:iCs/>
+        </w:rPr>
+        <w:t xml:space="preserve">‘Oumuamua’s discovery. </w:t>
+      </w:r>
+      <w:r>
+        <w:t xml:space="preserve">Meech, Karen J., et al. “A Brief Visit from a Red and Extremely Elongated Interstellar Asteroid.” Nature 552 (2017): 378–81.</w:t>
+      </w:r>
+    </w:p>
+    <w:p>
+      <w:pPr>
+        <w:spacing w:after="120"/>
+        <w:ind w:left="360" w:hanging="360"/>
+      </w:pPr>
+      <w:r>
+        <w:rPr>
+          <w:i/>
+          <w:iCs/>
+        </w:rPr>
+        <w:t xml:space="preserve">Its acceleration. </w:t>
+      </w:r>
+      <w:r>
+        <w:t xml:space="preserve">Micheli, Marco, et al. “Non-gravitational Acceleration in the Trajectory of 1I/2017 U1 (‘Oumuamua).” Nature 559 (2018): 223–26.</w:t>
+      </w:r>
+    </w:p>
+    <w:p>
+      <w:pPr>
+        <w:spacing w:after="120"/>
+        <w:ind w:left="360" w:hanging="360"/>
+      </w:pPr>
+      <w:r>
+        <w:rPr>
+          <w:i/>
+          <w:iCs/>
+        </w:rPr>
+        <w:t xml:space="preserve">The case for a natural origin. </w:t>
+      </w:r>
+      <w:r>
+        <w:t xml:space="preserve">‘Oumuamua ISSI Team. “The Natural History of ‘Oumuamua.” Nature Astronomy 3 (2019): 594–602.</w:t>
+      </w:r>
+    </w:p>
+    <w:p>
+      <w:pPr>
+        <w:spacing w:after="120"/>
+        <w:ind w:left="360" w:hanging="360"/>
+      </w:pPr>
+      <w:r>
+        <w:rPr>
+          <w:i/>
+          <w:iCs/>
+        </w:rPr>
+        <w:t xml:space="preserve">The Arecibo message. </w:t>
+      </w:r>
+      <w:r>
+        <w:t xml:space="preserve">Staff at the National Astronomy and Ionosphere Center. “The Arecibo Message of November, 1974.” Icarus 26 (1975): 462–66.</w:t>
+      </w:r>
+    </w:p>
+    <w:p>
+      <w:pPr>
+        <w:spacing w:after="120"/>
+        <w:ind w:left="360" w:hanging="360"/>
+      </w:pPr>
+      <w:r>
+        <w:rPr>
+          <w:i/>
+          <w:iCs/>
+        </w:rPr>
+        <w:t xml:space="preserve">The Pentagon’s review of UAP claims. </w:t>
+      </w:r>
+      <w:r>
+        <w:t xml:space="preserve">All-domain Anomaly Resolution Office (AARO). Report on the Historical Record of U.S. Government Involvement with Unidentified Anomalous Phenomena, Volume I. U.S. Department of Defense, 2024.</w:t>
       </w:r>
     </w:p>
     <w:p>
@@ -13833,55 +14876,135 @@
           <w:sz w:val="36"/>
           <w:szCs w:val="36"/>
         </w:rPr>
-        <w:t xml:space="preserve">1991 to Today: A Fractured Present — Democracy, Authoritarianism, and the Information Age</w:t>
-      </w:r>
-    </w:p>
-    <w:p>
-      <w:pPr>
-        <w:spacing w:after="120"/>
-        <w:ind w:left="360" w:hanging="360"/>
-      </w:pPr>
-      <w:r>
-        <w:rPr>
-          <w:i/>
-          <w:iCs/>
-        </w:rPr>
-        <w:t xml:space="preserve">Annual decline in global freedom. </w:t>
-      </w:r>
-      <w:r>
-        <w:t xml:space="preserve">Freedom House. Freedom in the World 2025. Washington, DC, 2025.</w:t>
-      </w:r>
-    </w:p>
-    <w:p>
-      <w:pPr>
-        <w:spacing w:after="120"/>
-        <w:ind w:left="360" w:hanging="360"/>
-      </w:pPr>
-      <w:r>
-        <w:rPr>
-          <w:i/>
-          <w:iCs/>
-        </w:rPr>
-        <w:t xml:space="preserve">COVID-19 outcomes and trust. </w:t>
-      </w:r>
-      <w:r>
-        <w:t xml:space="preserve">COVID-19 National Preparedness Collaborators. “Pandemic Preparedness and COVID-19: An Exploratory Analysis of Infection and Fatality Rates, and Contextual Factors Associated with Preparedness in 177 Countries.” The Lancet 399 (2022): 1489–1512.</w:t>
-      </w:r>
-    </w:p>
-    <w:p>
-      <w:pPr>
-        <w:spacing w:after="120"/>
-        <w:ind w:left="360" w:hanging="360"/>
-      </w:pPr>
-      <w:r>
-        <w:rPr>
-          <w:i/>
-          <w:iCs/>
-        </w:rPr>
-        <w:t xml:space="preserve">Excess mortality. </w:t>
-      </w:r>
-      <w:r>
-        <w:t xml:space="preserve">Msemburi, William, et al. “The WHO Estimates of Excess Mortality Associated with the COVID-19 Pandemic.” Nature 613 (2023): 130–37.</w:t>
+        <w:t xml:space="preserve">1796 to Today: Medicine and Its Cost — How Humans Learned to Heal</w:t>
+      </w:r>
+    </w:p>
+    <w:p>
+      <w:pPr>
+        <w:spacing w:after="120"/>
+        <w:ind w:left="360" w:hanging="360"/>
+      </w:pPr>
+      <w:r>
+        <w:rPr>
+          <w:i/>
+          <w:iCs/>
+        </w:rPr>
+        <w:t xml:space="preserve">Life expectancy since 1800. </w:t>
+      </w:r>
+      <w:r>
+        <w:t xml:space="preserve">Riley, James C. “Estimates of Regional and Global Life Expectancy, 1800–2001.” Population and Development Review 31 (2005): 537–43.</w:t>
+      </w:r>
+    </w:p>
+    <w:p>
+      <w:pPr>
+        <w:spacing w:after="120"/>
+        <w:ind w:left="360" w:hanging="360"/>
+      </w:pPr>
+      <w:r>
+        <w:rPr>
+          <w:i/>
+          <w:iCs/>
+        </w:rPr>
+        <w:t xml:space="preserve">Insulin and the one-dollar patent. </w:t>
+      </w:r>
+      <w:r>
+        <w:t xml:space="preserve">Bliss, Michael. The Discovery of Insulin. Chicago: University of Chicago Press, 1982.</w:t>
+      </w:r>
+    </w:p>
+    <w:p>
+      <w:pPr>
+        <w:spacing w:after="120"/>
+        <w:ind w:left="360" w:hanging="360"/>
+      </w:pPr>
+      <w:r>
+        <w:rPr>
+          <w:i/>
+          <w:iCs/>
+        </w:rPr>
+        <w:t xml:space="preserve">The Tuskegee study. </w:t>
+      </w:r>
+      <w:r>
+        <w:t xml:space="preserve">Reverby, Susan M. Examining Tuskegee: The Infamous Syphilis Study and Its Legacy. Chapel Hill: University of North Carolina Press, 2009.</w:t>
+      </w:r>
+    </w:p>
+    <w:p>
+      <w:pPr>
+        <w:spacing w:after="120"/>
+        <w:ind w:left="360" w:hanging="360"/>
+      </w:pPr>
+      <w:r>
+        <w:rPr>
+          <w:i/>
+          <w:iCs/>
+        </w:rPr>
+        <w:t xml:space="preserve">The opioid crisis. </w:t>
+      </w:r>
+      <w:r>
+        <w:t xml:space="preserve">Keefe, Patrick Radden. Empire of Pain: The Secret History of the Sackler Dynasty. New York: Doubleday, 2021.</w:t>
+      </w:r>
+    </w:p>
+    <w:p>
+      <w:pPr>
+        <w:spacing w:after="120"/>
+        <w:ind w:left="360" w:hanging="360"/>
+      </w:pPr>
+      <w:r>
+        <w:rPr>
+          <w:i/>
+          <w:iCs/>
+        </w:rPr>
+        <w:t xml:space="preserve">Deaths from antimicrobial resistance. </w:t>
+      </w:r>
+      <w:r>
+        <w:t xml:space="preserve">Antimicrobial Resistance Collaborators. “Global Burden of Bacterial Antimicrobial Resistance in 2019: A Systematic Analysis.” The Lancet 399 (2022): 629–55.</w:t>
+      </w:r>
+    </w:p>
+    <w:p>
+      <w:pPr>
+        <w:spacing w:after="120"/>
+        <w:ind w:left="360" w:hanging="360"/>
+      </w:pPr>
+      <w:r>
+        <w:rPr>
+          <w:i/>
+          <w:iCs/>
+        </w:rPr>
+        <w:t xml:space="preserve">Dolphins do get sick: cetacean morbillivirus. </w:t>
+      </w:r>
+      <w:r>
+        <w:t xml:space="preserve">Van Bressem, Marie-Françoise, et al. “Cetacean Morbillivirus: Current Knowledge and Future Directions.” Viruses 6 (2014): 5145–81.</w:t>
+      </w:r>
+    </w:p>
+    <w:p>
+      <w:pPr>
+        <w:spacing w:after="120"/>
+        <w:ind w:left="360" w:hanging="360"/>
+      </w:pPr>
+      <w:r>
+        <w:rPr>
+          <w:i/>
+          <w:iCs/>
+        </w:rPr>
+        <w:t xml:space="preserve">Polio and its vaccines. </w:t>
+      </w:r>
+      <w:r>
+        <w:t xml:space="preserve">Oshinsky, David M. Polio: An American Story. New York: Oxford University Press, 2005.</w:t>
+      </w:r>
+    </w:p>
+    <w:p>
+      <w:pPr>
+        <w:spacing w:after="120"/>
+        <w:ind w:left="360" w:hanging="360"/>
+      </w:pPr>
+      <w:r>
+        <w:rPr>
+          <w:i/>
+          <w:iCs/>
+        </w:rPr>
+        <w:t xml:space="preserve">The first messenger-RNA vaccine trial. </w:t>
+      </w:r>
+      <w:r>
+        <w:t xml:space="preserve">Polack, Fernando P., et al. “Safety and Efficacy of the BNT162b2 mRNA Covid-19 Vaccine.” New England Journal of Medicine 383 (2020): 2603–15.</w:t>
       </w:r>
     </w:p>
     <w:p>
@@ -13901,23 +15024,151 @@
           <w:sz w:val="36"/>
           <w:szCs w:val="36"/>
         </w:rPr>
-        <w:t xml:space="preserve">1804 to 2022: Half the World, All the Time — The Timelines This Book Almost Skipped</w:t>
-      </w:r>
-    </w:p>
-    <w:p>
-      <w:pPr>
-        <w:spacing w:after="120"/>
-        <w:ind w:left="360" w:hanging="360"/>
-      </w:pPr>
-      <w:r>
-        <w:rPr>
-          <w:i/>
-          <w:iCs/>
-        </w:rPr>
-        <w:t xml:space="preserve">Population milestones and projections. </w:t>
-      </w:r>
-      <w:r>
-        <w:t xml:space="preserve">United Nations, Department of Economic and Social Affairs, Population Division. World Population Prospects 2024. New York, 2024.</w:t>
+        <w:t xml:space="preserve">1896 to Today: Climate and Consequence — The Price of Progress</w:t>
+      </w:r>
+    </w:p>
+    <w:p>
+      <w:pPr>
+        <w:spacing w:after="120"/>
+        <w:ind w:left="360" w:hanging="360"/>
+      </w:pPr>
+      <w:r>
+        <w:rPr>
+          <w:i/>
+          <w:iCs/>
+        </w:rPr>
+        <w:t xml:space="preserve">Arrhenius’s 1896 calculation. </w:t>
+      </w:r>
+      <w:r>
+        <w:t xml:space="preserve">Arrhenius, Svante. “On the Influence of Carbonic Acid in the Air upon the Temperature of the Ground.” Philosophical Magazine 41 (1896): 237–76.</w:t>
+      </w:r>
+    </w:p>
+    <w:p>
+      <w:pPr>
+        <w:spacing w:after="120"/>
+        <w:ind w:left="360" w:hanging="360"/>
+      </w:pPr>
+      <w:r>
+        <w:rPr>
+          <w:i/>
+          <w:iCs/>
+        </w:rPr>
+        <w:t xml:space="preserve">The 2021 heat dome. </w:t>
+      </w:r>
+      <w:r>
+        <w:t xml:space="preserve">Philip, Sjoukje Y., et al. “Rapid Attribution Analysis of the Extraordinary Heat Wave on the Pacific Coast of the US and Canada in June 2021.” Earth System Dynamics 13 (2022): 1689–1713.</w:t>
+      </w:r>
+    </w:p>
+    <w:p>
+      <w:pPr>
+        <w:spacing w:after="120"/>
+        <w:ind w:left="360" w:hanging="360"/>
+      </w:pPr>
+      <w:r>
+        <w:rPr>
+          <w:i/>
+          <w:iCs/>
+        </w:rPr>
+        <w:t xml:space="preserve">Exxon’s own projections. </w:t>
+      </w:r>
+      <w:r>
+        <w:t xml:space="preserve">Supran, G., S. Rahmstorf, and N. Oreskes. “Assessing ExxonMobil’s Global Warming Projections.” Science 379 (2023): eabk0063.</w:t>
+      </w:r>
+    </w:p>
+    <w:p>
+      <w:pPr>
+        <w:spacing w:after="120"/>
+        <w:ind w:left="360" w:hanging="360"/>
+      </w:pPr>
+      <w:r>
+        <w:rPr>
+          <w:i/>
+          <w:iCs/>
+        </w:rPr>
+        <w:t xml:space="preserve">The Anthropocene vote. </w:t>
+      </w:r>
+      <w:r>
+        <w:t xml:space="preserve">Witze, Alexandra. “Geologists Reject the Anthropocene as Earth’s New Epoch — After 15 Years of Debate.” Nature 627 (2024): 249–50.</w:t>
+      </w:r>
+    </w:p>
+    <w:p>
+      <w:pPr>
+        <w:spacing w:after="120"/>
+        <w:ind w:left="360" w:hanging="360"/>
+      </w:pPr>
+      <w:r>
+        <w:rPr>
+          <w:i/>
+          <w:iCs/>
+        </w:rPr>
+        <w:t xml:space="preserve">The physical science. </w:t>
+      </w:r>
+      <w:r>
+        <w:t xml:space="preserve">IPCC. Climate Change 2021: The Physical Science Basis. Contribution of Working Group I to the Sixth Assessment Report. Cambridge: Cambridge University Press, 2021.</w:t>
+      </w:r>
+    </w:p>
+    <w:p>
+      <w:pPr>
+        <w:spacing w:after="120"/>
+        <w:ind w:left="360" w:hanging="360"/>
+      </w:pPr>
+      <w:r>
+        <w:rPr>
+          <w:i/>
+          <w:iCs/>
+        </w:rPr>
+        <w:t xml:space="preserve">Greenland’s ice and its sea-level equivalent. </w:t>
+      </w:r>
+      <w:r>
+        <w:t xml:space="preserve">Morlighem, Mathieu, et al. “BedMachine v3: Complete Bed Topography and Ocean Bathymetry Mapping of Greenland from Multibeam Echo Sounding Combined with Mass Conservation.” Geophysical Research Letters 44 (2017): 11051–61.</w:t>
+      </w:r>
+    </w:p>
+    <w:p>
+      <w:pPr>
+        <w:spacing w:after="120"/>
+        <w:ind w:left="360" w:hanging="360"/>
+      </w:pPr>
+      <w:r>
+        <w:rPr>
+          <w:i/>
+          <w:iCs/>
+        </w:rPr>
+        <w:t xml:space="preserve">Greenland’s mass loss. </w:t>
+      </w:r>
+      <w:r>
+        <w:t xml:space="preserve">IMBIE Team. “Mass Balance of the Greenland Ice Sheet from 1992 to 2018.” Nature 579 (2020): 233–39.</w:t>
+      </w:r>
+    </w:p>
+    <w:p>
+      <w:pPr>
+        <w:spacing w:after="120"/>
+        <w:ind w:left="360" w:hanging="360"/>
+      </w:pPr>
+      <w:r>
+        <w:rPr>
+          <w:i/>
+          <w:iCs/>
+        </w:rPr>
+        <w:t xml:space="preserve">West Antarctica and marine ice-sheet retreat. </w:t>
+      </w:r>
+      <w:r>
+        <w:t xml:space="preserve">Joughin, Ian, Benjamin E. Smith, and Brooke Medley. “Marine Ice Sheet Collapse Potentially under Way for the Thwaites Glacier Basin, West Antarctica.” Science 344 (2014): 735–38.</w:t>
+      </w:r>
+    </w:p>
+    <w:p>
+      <w:pPr>
+        <w:spacing w:after="120"/>
+        <w:ind w:left="360" w:hanging="360"/>
+      </w:pPr>
+      <w:r>
+        <w:rPr>
+          <w:i/>
+          <w:iCs/>
+        </w:rPr>
+        <w:t xml:space="preserve">The Antarctic Treaty. </w:t>
+      </w:r>
+      <w:r>
+        <w:t xml:space="preserve">Secretariat of the Antarctic Treaty. “The Antarctic Treaty.” Signed at Washington, December 1, 1959; in force June 23, 1961. https://www.ats.aq/e/antarctictreaty.html (consulted 2026).</w:t>
       </w:r>
     </w:p>
     <w:p>
@@ -13937,39 +15188,55 @@
           <w:sz w:val="36"/>
           <w:szCs w:val="36"/>
         </w:rPr>
-        <w:t xml:space="preserve">Epilogue: After Homo Sapiens — Superhumans and Androids</w:t>
-      </w:r>
-    </w:p>
-    <w:p>
-      <w:pPr>
-        <w:spacing w:after="120"/>
-        <w:ind w:left="360" w:hanging="360"/>
-      </w:pPr>
-      <w:r>
-        <w:rPr>
-          <w:i/>
-          <w:iCs/>
-        </w:rPr>
-        <w:t xml:space="preserve">CRISPR. </w:t>
-      </w:r>
-      <w:r>
-        <w:t xml:space="preserve">Jinek, Martin, et al. “A Programmable Dual-RNA–Guided DNA Endonuclease in Adaptive Bacterial Immunity.” Science 337 (2012): 816–21.</w:t>
-      </w:r>
-    </w:p>
-    <w:p>
-      <w:pPr>
-        <w:spacing w:after="120"/>
-        <w:ind w:left="360" w:hanging="360"/>
-      </w:pPr>
-      <w:r>
-        <w:rPr>
-          <w:i/>
-          <w:iCs/>
-        </w:rPr>
-        <w:t xml:space="preserve">The sheep–goat chimera. </w:t>
-      </w:r>
-      <w:r>
-        <w:t xml:space="preserve">Fehilly, Carole B., S. M. Willadsen, and Elizabeth M. Tucker. “Interspecific Chimaerism between Sheep and Goat.” Nature 307 (1984): 634–36.</w:t>
+        <w:t xml:space="preserve">1991 to Today: A Fractured Present — Democracy, Authoritarianism, and the Information Age</w:t>
+      </w:r>
+    </w:p>
+    <w:p>
+      <w:pPr>
+        <w:spacing w:after="120"/>
+        <w:ind w:left="360" w:hanging="360"/>
+      </w:pPr>
+      <w:r>
+        <w:rPr>
+          <w:i/>
+          <w:iCs/>
+        </w:rPr>
+        <w:t xml:space="preserve">Annual decline in global freedom. </w:t>
+      </w:r>
+      <w:r>
+        <w:t xml:space="preserve">Freedom House. Freedom in the World 2025. Washington, DC, 2025.</w:t>
+      </w:r>
+    </w:p>
+    <w:p>
+      <w:pPr>
+        <w:spacing w:after="120"/>
+        <w:ind w:left="360" w:hanging="360"/>
+      </w:pPr>
+      <w:r>
+        <w:rPr>
+          <w:i/>
+          <w:iCs/>
+        </w:rPr>
+        <w:t xml:space="preserve">COVID-19 outcomes and trust. </w:t>
+      </w:r>
+      <w:r>
+        <w:t xml:space="preserve">COVID-19 National Preparedness Collaborators. “Pandemic Preparedness and COVID-19: An Exploratory Analysis of Infection and Fatality Rates, and Contextual Factors Associated with Preparedness in 177 Countries.” The Lancet 399 (2022): 1489–1512.</w:t>
+      </w:r>
+    </w:p>
+    <w:p>
+      <w:pPr>
+        <w:spacing w:after="120"/>
+        <w:ind w:left="360" w:hanging="360"/>
+      </w:pPr>
+      <w:r>
+        <w:rPr>
+          <w:i/>
+          <w:iCs/>
+        </w:rPr>
+        <w:t xml:space="preserve">Excess mortality. </w:t>
+      </w:r>
+      <w:r>
+        <w:t xml:space="preserve">Msemburi, William, et al. “The WHO Estimates of Excess Mortality Associated with the COVID-19 Pandemic.” Nature 613 (2023): 130–37.</w:t>
       </w:r>
     </w:p>
     <w:p>
@@ -13989,23 +15256,23 @@
           <w:sz w:val="36"/>
           <w:szCs w:val="36"/>
         </w:rPr>
-        <w:t xml:space="preserve">A Timeline — For Humans Who Like Their History in Order</w:t>
-      </w:r>
-    </w:p>
-    <w:p>
-      <w:pPr>
-        <w:spacing w:after="120"/>
-        <w:ind w:left="360" w:hanging="360"/>
-      </w:pPr>
-      <w:r>
-        <w:rPr>
-          <w:i/>
-          <w:iCs/>
-        </w:rPr>
-        <w:t xml:space="preserve">The next glacial inception pushed back. </w:t>
-      </w:r>
-      <w:r>
-        <w:t xml:space="preserve">Ganopolski, A., R. Winkelmann, and H. J. Schellnhuber. “Critical Insolation–CO2 Relation for Diagnosing Past and Future Glacial Inception.” Nature 529 (2016): 200–03.</w:t>
+        <w:t xml:space="preserve">1804 to 2022: Half the World, All the Time — The Timelines This Book Almost Skipped</w:t>
+      </w:r>
+    </w:p>
+    <w:p>
+      <w:pPr>
+        <w:spacing w:after="120"/>
+        <w:ind w:left="360" w:hanging="360"/>
+      </w:pPr>
+      <w:r>
+        <w:rPr>
+          <w:i/>
+          <w:iCs/>
+        </w:rPr>
+        <w:t xml:space="preserve">Population milestones and projections. </w:t>
+      </w:r>
+      <w:r>
+        <w:t xml:space="preserve">United Nations, Department of Economic and Social Affairs, Population Division. World Population Prospects 2024. New York, 2024.</w:t>
       </w:r>
     </w:p>
     <w:p>
@@ -14025,6 +15292,94 @@
           <w:sz w:val="36"/>
           <w:szCs w:val="36"/>
         </w:rPr>
+        <w:t xml:space="preserve">Epilogue: After Homo Sapiens — Superhumans and Androids</w:t>
+      </w:r>
+    </w:p>
+    <w:p>
+      <w:pPr>
+        <w:spacing w:after="120"/>
+        <w:ind w:left="360" w:hanging="360"/>
+      </w:pPr>
+      <w:r>
+        <w:rPr>
+          <w:i/>
+          <w:iCs/>
+        </w:rPr>
+        <w:t xml:space="preserve">CRISPR. </w:t>
+      </w:r>
+      <w:r>
+        <w:t xml:space="preserve">Jinek, Martin, et al. “A Programmable Dual-RNA–Guided DNA Endonuclease in Adaptive Bacterial Immunity.” Science 337 (2012): 816–21.</w:t>
+      </w:r>
+    </w:p>
+    <w:p>
+      <w:pPr>
+        <w:spacing w:after="120"/>
+        <w:ind w:left="360" w:hanging="360"/>
+      </w:pPr>
+      <w:r>
+        <w:rPr>
+          <w:i/>
+          <w:iCs/>
+        </w:rPr>
+        <w:t xml:space="preserve">The sheep–goat chimera. </w:t>
+      </w:r>
+      <w:r>
+        <w:t xml:space="preserve">Fehilly, Carole B., S. M. Willadsen, and Elizabeth M. Tucker. “Interspecific Chimaerism between Sheep and Goat.” Nature 307 (1984): 634–36.</w:t>
+      </w:r>
+    </w:p>
+    <w:p>
+      <w:pPr>
+        <w:pStyle w:val="Heading2"/>
+        <w:keepNext/>
+        <w:spacing w:after="150" w:before="300"/>
+        <w:jc w:val="center"/>
+        <w:outlineLvl w:val="1"/>
+      </w:pPr>
+      <w:r>
+        <w:rPr>
+          <w:rFonts w:ascii="Amazon Ember" w:cs="Amazon Ember" w:eastAsia="Amazon Ember" w:hAnsi="Amazon Ember"/>
+          <w:b/>
+          <w:bCs/>
+          <w:color w:val="0000FF"/>
+          <w:sz w:val="36"/>
+          <w:szCs w:val="36"/>
+        </w:rPr>
+        <w:t xml:space="preserve">A Timeline — For Humans Who Like Their History in Order</w:t>
+      </w:r>
+    </w:p>
+    <w:p>
+      <w:pPr>
+        <w:spacing w:after="120"/>
+        <w:ind w:left="360" w:hanging="360"/>
+      </w:pPr>
+      <w:r>
+        <w:rPr>
+          <w:i/>
+          <w:iCs/>
+        </w:rPr>
+        <w:t xml:space="preserve">The next glacial inception pushed back. </w:t>
+      </w:r>
+      <w:r>
+        <w:t xml:space="preserve">Ganopolski, A., R. Winkelmann, and H. J. Schellnhuber. “Critical Insolation–CO2 Relation for Diagnosing Past and Future Glacial Inception.” Nature 529 (2016): 200–03.</w:t>
+      </w:r>
+    </w:p>
+    <w:p>
+      <w:pPr>
+        <w:pStyle w:val="Heading2"/>
+        <w:keepNext/>
+        <w:spacing w:after="150" w:before="300"/>
+        <w:jc w:val="center"/>
+        <w:outlineLvl w:val="1"/>
+      </w:pPr>
+      <w:r>
+        <w:rPr>
+          <w:rFonts w:ascii="Amazon Ember" w:cs="Amazon Ember" w:eastAsia="Amazon Ember" w:hAnsi="Amazon Ember"/>
+          <w:b/>
+          <w:bCs/>
+          <w:color w:val="0000FF"/>
+          <w:sz w:val="36"/>
+          <w:szCs w:val="36"/>
+        </w:rPr>
         <w:t xml:space="preserve">What the Physics Is For — An Appendix on Uses and the One Theory Not Yet Found</w:t>
       </w:r>
     </w:p>
@@ -14193,6 +15548,21 @@
           <w:b/>
           <w:bCs/>
         </w:rPr>
+        <w:t xml:space="preserve">Simón Bolívar: A Life, by John Lynch (2006). </w:t>
+      </w:r>
+      <w:r>
+        <w:t xml:space="preserve">The liberator without the marble, and the sea he said he was plowing.</w:t>
+      </w:r>
+    </w:p>
+    <w:p>
+      <w:pPr>
+        <w:spacing w:after="200"/>
+      </w:pPr>
+      <w:r>
+        <w:rPr>
+          <w:b/>
+          <w:bCs/>
+        </w:rPr>
         <w:t xml:space="preserve">The Silk Roads, by Peter Frankopan (2015). </w:t>
       </w:r>
       <w:r>
@@ -14208,6 +15578,21 @@
           <w:b/>
           <w:bCs/>
         </w:rPr>
+        <w:t xml:space="preserve">Osman's Dream, by Caroline Finkel (2005). </w:t>
+      </w:r>
+      <w:r>
+        <w:t xml:space="preserve">The Ottoman Empire from the inside, all six centuries of it, with the gate's own paperwork for company.</w:t>
+      </w:r>
+    </w:p>
+    <w:p>
+      <w:pPr>
+        <w:spacing w:after="200"/>
+      </w:pPr>
+      <w:r>
+        <w:rPr>
+          <w:b/>
+          <w:bCs/>
+        </w:rPr>
         <w:t xml:space="preserve">A Fistful of Shells, by Toby Green (2019). </w:t>
       </w:r>
       <w:r>
@@ -14287,6 +15672,21 @@
       </w:r>
       <w:r>
         <w:t xml:space="preserve">The first month of the First World War, told as tragedy, and the standard popular history still tries to meet.</w:t>
+      </w:r>
+    </w:p>
+    <w:p>
+      <w:pPr>
+        <w:spacing w:after="200"/>
+      </w:pPr>
+      <w:r>
+        <w:rPr>
+          <w:b/>
+          <w:bCs/>
+        </w:rPr>
+        <w:t xml:space="preserve">The Fall of the Ottomans, by Eugene Rogan (2015). </w:t>
+      </w:r>
+      <w:r>
+        <w:t xml:space="preserve">The First World War as it looked from Gallipoli, Baghdad, and Mecca, the front most Western histories skip.</w:t>
       </w:r>
     </w:p>
     <w:p>

--- a/The Dolphins' View of History/The Dolphins' View of History - Complete Manuscript.docx
+++ b/The Dolphins' View of History/The Dolphins' View of History - Complete Manuscript.docx
@@ -1347,7 +1347,7 @@
         <w:spacing w:after="200"/>
       </w:pPr>
       <w:r>
-        <w:t xml:space="preserve">The trade-offs were real, and dolphin historians insist on stating them plainly rather than skipping straight to the population boom. Skeletal evidence from early farming communities generally shows shorter stature, worse teeth, and more infectious disease than the hunter-gatherer populations that came before, likely from a narrower diet and closer contact with penned animals and each other.</w:t>
+        <w:t xml:space="preserve">The trade-offs were real, and dolphin historians would rather name them plainly than skip straight to the population boom. Skeletal evidence from early farming communities generally shows shorter stature, worse teeth, and more infectious disease than the hunter-gatherer populations that came before, likely from a narrower diet and closer contact with penned animals and each other.</w:t>
       </w:r>
     </w:p>
     <w:p>
@@ -2131,7 +2131,7 @@
         <w:spacing w:after="200"/>
       </w:pPr>
       <w:r>
-        <w:t xml:space="preserve">The qualifier matters more than the achievement, and dolphin historians insist on stating it first rather than last. “Citizen” in Athens meant adult free men born to Athenian parents — excluding women, enslaved people (who made up a large share of the city's population), and foreign residents, however long they had lived there. Democracy's first draft governed a minority and called it everyone.</w:t>
+        <w:t xml:space="preserve">The qualifier matters more than the achievement, and dolphin historians put it first on purpose rather than burying it at the end. “Citizen” in Athens meant adult free men born to Athenian parents — excluding women, enslaved people (who made up a large share of the city's population), and foreign residents, however long they had lived there. Democracy's first draft governed a minority and called it everyone.</w:t>
       </w:r>
     </w:p>
     <w:p>
@@ -2283,7 +2283,7 @@
         <w:spacing w:after="200"/>
       </w:pPr>
       <w:r>
-        <w:t xml:space="preserve">The Republic's checks, designed with some care to prevent exactly this outcome, held up for close to five hundred years and then gave way in about twenty, which dolphin historians regard as a thoroughly Roman ratio of centuries spent planning to afternoons spent undoing it.</w:t>
+        <w:t xml:space="preserve">The Republic's checks, designed with some care to prevent exactly this outcome, held up for close to five hundred years and then gave way in about twenty, a ratio dolphin historians consider thoroughly Roman: centuries spent planning, afternoons spent undoing it.</w:t>
       </w:r>
     </w:p>
     <w:p>
@@ -3411,7 +3411,7 @@
         <w:spacing w:after="200"/>
       </w:pPr>
       <w:r>
-        <w:t xml:space="preserve">The other side of the ledger was immediate, and dolphin historians insist on stating it beside the productivity gains, not tucked in afterward: children as young as five or six worked textile mill floors on twelve-hour shifts; new industrial cities like Manchester grew so fast that sanitation and housing never caught up, and cholera outbreaks followed accordingly.</w:t>
+        <w:t xml:space="preserve">The other side of the ledger was immediate, and dolphin historians set it down beside the productivity gains, not tucked in afterward: children as young as five or six worked textile mill floors on twelve-hour shifts; new industrial cities like Manchester grew so fast that sanitation and housing never caught up, and cholera outbreaks followed accordingly.</w:t>
       </w:r>
     </w:p>
     <w:p>
@@ -6275,7 +6275,7 @@
         <w:spacing w:after="200"/>
       </w:pPr>
       <w:r>
-        <w:t xml:space="preserve">The measured results were not a future prediction by the time this book was written. They were already underway: average global temperatures measurably higher than pre-industrial levels, oceans absorbing both extra heat and extra carbon dioxide (the latter making seawater more acidic), more frequent and severe extreme weather events, glacial and polar ice loss raising sea levels, and coral reefs bleaching under heat stress at a scale with no precedent in the observational record.</w:t>
+        <w:t xml:space="preserve">The measured results were no longer a future prediction. They were already underway: average global temperatures measurably higher than pre-industrial levels, oceans absorbing both extra heat and extra carbon dioxide (the latter making seawater more acidic), more frequent and severe extreme weather events, glacial and polar ice loss raising sea levels, and coral reefs bleaching under heat stress at a scale with no precedent in the observational record.</w:t>
       </w:r>
     </w:p>
     <w:p>
@@ -6403,7 +6403,7 @@
         <w:spacing w:after="200"/>
       </w:pPr>
       <w:r>
-        <w:t xml:space="preserve">Freedom House, the organization most often cited for these annual surveys, recorded a net decline in global political rights and civil liberties every single year from 2006 onward, a streak unbroken for close to two decades by the time this book was written — long enough that an entire generation of political scientists has spent its career studying backsliding instead of the steady consolidation the 1990s mood assumed would be the field's real subject.</w:t>
+        <w:t xml:space="preserve">Freedom House, the organization most often cited for these annual surveys, recorded a net decline in global political rights and civil liberties every single year from 2006 onward, a streak that had already run unbroken for close to two decades — long enough that an entire generation of political scientists has spent its career studying backsliding instead of the steady consolidation the 1990s mood assumed would be the field's real subject.</w:t>
       </w:r>
     </w:p>
     <w:p>
@@ -6612,6 +6612,54 @@
       </w:pPr>
       <w:r>
         <w:t xml:space="preserve">It has, to be fair, sometimes arrived on time, and dolphin historians keep a short list: a Christmas truce organized by soldiers who then had to be ordered to stop, a naval officer in a submarine who declined to vote for war, a watch officer who distrusted his own machine. Every entry on it is one person or a few, acting against expectation and occasionally against orders. It has never yet arrived in bulk.</w:t>
+      </w:r>
+    </w:p>
+    <w:p>
+      <w:pPr>
+        <w:spacing w:after="200"/>
+      </w:pPr>
+      <w:r>
+        <w:t xml:space="preserve">Reviewing this chapter against the rest of the book turned up an uncomfortable fact: several of the timelines that actually ran underneath everything else in it, counted the whole time, changing the whole time, never got a mention of their own. The plainest is the simplest number in the whole record: how many humans there were. For most of this book, the answer was small and slow. It took until 1804, on most estimates, for the global population to reach one billion, a milestone that arrived in the year Napoleon crowned himself emperor. The second billion took until 1927. The third took until 1960. The fourth took fourteen years. By 2022 the count passed eight billion. This book's own chapters get denser and faster toward the end for the same reason the population curve does: there were, quite simply, more humans available to have more history.</w:t>
+      </w:r>
+    </w:p>
+    <w:p>
+      <w:pPr>
+        <w:spacing w:after="200"/>
+      </w:pPr>
+      <w:r>
+        <w:rPr>
+          <w:i/>
+          <w:iCs/>
+        </w:rPr>
+        <w:t xml:space="preserve">“A species can spend six thousand years building empires on a planet with under a billion of itself on it,” dolphin historians observed, “and then spend the next two hundred years adding seven billion more. We would not call this planning. We would call it momentum.”</w:t>
+      </w:r>
+    </w:p>
+    <w:p>
+      <w:pPr>
+        <w:spacing w:after="200"/>
+      </w:pPr>
+      <w:r>
+        <w:t xml:space="preserve">The second overlooked timeline is who, exactly, got to take part in the story this book has been telling. For most of the book's chapters, “citizen,” “voter,” and “person with legal standing” quietly meant men. New Zealand gave women the vote first among self-governing nations, in 1893. The United States managed it in 1920, after decades of suffragist organizing this book's civil rights chapter only partly covers. Most of the rest of the world followed across the twentieth century, at its own pace, and the line has not finished running yet. A third timeline, easy to lose inside chapters about wars and empires, is the slow construction of a single idea: that some rules should apply to every human regardless of which empire they were born under. The Universal Declaration of Human Rights, adopted by the newly formed United Nations in 1948, in the wreckage of the war this book covers at length, was the first attempt at a document meant to bind everyone rather than one nation's own citizens. It has no army and no court that can force compliance, a fact dolphin historians find endearingly naive and also, on the evidence of the eight decades since, not nothing: nations that ignore it still feel obliged to explain why.</w:t>
+      </w:r>
+    </w:p>
+    <w:p>
+      <w:pPr>
+        <w:spacing w:after="200"/>
+      </w:pPr>
+      <w:r>
+        <w:rPr>
+          <w:i/>
+          <w:iCs/>
+        </w:rPr>
+        <w:t xml:space="preserve">“Every chapter in this book about a great civilization,” the Society recorded, “was, for most of its length, a chapter about roughly half of that civilization deciding things for the other half. We mention this now because a book that never mentioned it would be telling a shorter story than the one that actually happened.”</w:t>
+      </w:r>
+    </w:p>
+    <w:p>
+      <w:pPr>
+        <w:spacing w:after="200"/>
+      </w:pPr>
+      <w:r>
+        <w:t xml:space="preserve">A fourth and final timeline belongs to the numbers themselves. This book has mentioned, in passing, that ancient India gave the world the mathematical zero, but never paused on the throughline connecting it to the physics and computing chapters near this book's end. The 9th-century Baghdad mathematician al-Khwarizmi, whose name gives us the word algorithm, wrote the treatise that gave the West the word algebra. Isaac Newton and Gottfried Leibniz independently developed calculus in the 17th century, arguing bitterly for the rest of their lives over who got there first. Alan Turing's 1936 paper on computable numbers, written before any computer existed to run on, defined what a computer could and could not do in principle, a piece of pure mathematics that this book's own digital chapter turns out to depend on entirely.</w:t>
       </w:r>
     </w:p>
     <w:p>
@@ -6782,127 +6830,7 @@
           <w:i/>
           <w:iCs/>
         </w:rPr>
-        <w:t xml:space="preserve">A whole book of hands, fire, empires, faiths, dictatorships, wars, and wires points to one plain reading: this species keeps getting better at doing things, and keeps getting only intermittently better at deciding which things are worth doing. Dolphins have had tens of millions of years to watch this gap open and close, open and close, and have learned exactly one thing from the pattern worth stating outright. The gap does not close by itself. Someone with hands has to close it.</w:t>
-      </w:r>
-    </w:p>
-    <w:p>
-      <w:r>
-        <w:br w:type="page"/>
-      </w:r>
-    </w:p>
-    <w:p>
-      <w:pPr>
-        <w:pStyle w:val="Heading1"/>
-        <w:spacing w:after="300"/>
-        <w:jc w:val="center"/>
-        <w:outlineLvl w:val="0"/>
-      </w:pPr>
-      <w:r>
-        <w:rPr>
-          <w:rFonts w:ascii="Amazon Ember" w:cs="Amazon Ember" w:eastAsia="Amazon Ember" w:hAnsi="Amazon Ember"/>
-          <w:b/>
-          <w:bCs/>
-          <w:color w:val="0000FF"/>
-          <w:sz w:val="36"/>
-          <w:szCs w:val="36"/>
-        </w:rPr>
-        <w:t xml:space="preserve">1804 to 2022: Half the World, All the Time — The Timelines This Book Almost Skipped</w:t>
-      </w:r>
-    </w:p>
-    <w:p>
-      <w:pPr>
-        <w:spacing w:after="200"/>
-      </w:pPr>
-      <w:r>
-        <w:t xml:space="preserve">Dolphin scholarship keeps an index of every timeline humans have bothered to write down about themselves: wars sorted by year, dynasties sorted by collapse, inventions sorted by patent. It is, by the Society's count, an enormous list. Reviewing it against this book's own table of contents turned up an uncomfortable fact: several of the timelines that actually ran underneath everything else in this book — counted the whole time, changing the whole time — never got a chapter of their own.</w:t>
-      </w:r>
-    </w:p>
-    <w:p>
-      <w:pPr>
-        <w:spacing w:after="200"/>
-      </w:pPr>
-      <w:r>
-        <w:t xml:space="preserve">This chapter is the dolphins going back for them.</w:t>
-      </w:r>
-    </w:p>
-    <w:p>
-      <w:pPr>
-        <w:spacing w:after="200"/>
-      </w:pPr>
-      <w:r>
-        <w:t xml:space="preserve">Start with the plainest number in the whole list: how many humans there were. For most of this book, the answer was small and slow. It took until 1804, on most estimates, for the global population to reach one billion — a milestone that arrived in the year Napoleon crowned himself emperor. The second billion took until 1927, a mere hundred-plus years later. The third took until 1960. The fourth took fourteen years. By 2022 the count passed eight billion. Dolphin historians note that this book's own chapters get denser and faster toward the end for the same reason the population curve does: there were, quite simply, more humans available to have more history.</w:t>
-      </w:r>
-    </w:p>
-    <w:p>
-      <w:pPr>
-        <w:spacing w:after="200"/>
-      </w:pPr>
-      <w:r>
-        <w:rPr>
-          <w:i/>
-          <w:iCs/>
-        </w:rPr>
-        <w:t xml:space="preserve">“A species can spend six thousand years building empires on a planet with under a billion of itself on it,” dolphin historians observed, “and then spend the next two hundred years adding seven billion more. We would not call this planning. We would call it momentum.”</w:t>
-      </w:r>
-    </w:p>
-    <w:p>
-      <w:pPr>
-        <w:spacing w:after="200"/>
-      </w:pPr>
-      <w:r>
-        <w:t xml:space="preserve">The second overlooked timeline is who, exactly, got to take part in the story this book has been telling. For most of the book's chapters, “citizen,” “voter,” and “person with legal standing” quietly meant men. New Zealand gave women the vote first among self-governing nations, in 1893. The United States managed it in 1920, after decades of suffragist organizing this book's civil rights chapter only partly covers. Most of the rest of the world followed across the twentieth century, at its own pace, and the line has not finished running yet.</w:t>
-      </w:r>
-    </w:p>
-    <w:p>
-      <w:pPr>
-        <w:spacing w:after="200"/>
-      </w:pPr>
-      <w:r>
-        <w:rPr>
-          <w:i/>
-          <w:iCs/>
-        </w:rPr>
-        <w:t xml:space="preserve">“Every chapter in this book about a great civilization,” the Society recorded, “was, for most of its length, a chapter about roughly half of that civilization deciding things for the other half. We mention this now because a book that never mentioned it would be telling a shorter story than the one that actually happened.”</w:t>
-      </w:r>
-    </w:p>
-    <w:p>
-      <w:pPr>
-        <w:spacing w:after="200"/>
-      </w:pPr>
-      <w:r>
-        <w:t xml:space="preserve">A third timeline, easy to lose inside chapters about wars and empires, is the slow construction of a single idea: that some rules should apply to every human regardless of which empire they were born under. The Universal Declaration of Human Rights, adopted by the newly formed United Nations in 1948, in the wreckage of the war this book covers at length, was the first attempt at a document meant to bind everyone rather than one nation's own citizens. It has no army and no court that can force compliance, a fact dolphin historians find endearingly naive and also, on the evidence of the eight decades since, not nothing: nations that ignore it still feel obliged to explain why.</w:t>
-      </w:r>
-    </w:p>
-    <w:p>
-      <w:pPr>
-        <w:spacing w:after="200"/>
-      </w:pPr>
-      <w:r>
-        <w:t xml:space="preserve">A fourth and final timeline belongs to the numbers themselves. This book has mentioned, in passing, that ancient India gave the world the mathematical zero, but never paused on the throughline connecting them to the physics and computing chapters near this book's end. The 9th-century Baghdad mathematician al-Khwarizmi, whose name gives us the word algorithm, wrote the treatise that gave the West the word algebra. Isaac Newton and Gottfried Leibniz independently developed calculus in the 17th century, arguing bitterly for the rest of their lives over who got there first. Alan Turing's 1936 paper on computable numbers, written before any computer existed to run on, defined what a computer could and could not do in principle — a piece of pure mathematics that this book's own digital chapter turns out to depend on entirely.</w:t>
-      </w:r>
-    </w:p>
-    <w:p>
-      <w:pPr>
-        <w:spacing w:after="100"/>
-      </w:pPr>
-      <w:r>
-        <w:rPr>
-          <w:b/>
-          <w:bCs/>
-        </w:rPr>
-        <w:t xml:space="preserve">Dolphin verdict:</w:t>
-      </w:r>
-    </w:p>
-    <w:p>
-      <w:pPr>
-        <w:spacing w:after="200"/>
-      </w:pPr>
-      <w:r>
-        <w:rPr>
-          <w:i/>
-          <w:iCs/>
-        </w:rPr>
-        <w:t xml:space="preserve">Every chapter in this book told the story of a place, a war, or an idea, one at a time, in the order humans usually tell it. But underneath all of them, the same four things were running the entire time: there were more humans every year, and only slowly did more of them count; the world was slowly agreeing, on paper if not yet in practice, that its rules should apply to everyone; and the numbers themselves, invented quietly by people this book barely names, were doing more work than any king this book named twice. A history told only in nations and wars will always miss the timelines that do not stop at a border. This chapter exists because the dolphins went back and checked, and found the missing timelines were not minor. They were most of the ledger.</w:t>
+        <w:t xml:space="preserve">A whole book of hands, fire, empires, faiths, dictatorships, wars, and wires points to one plain reading: this species keeps getting better at doing things, and keeps getting only intermittently better at deciding which things are worth doing. Underneath all of it, the same four quieter timelines were running the entire time: there were more humans every year, and only slowly did more of them count; the world was slowly agreeing, on paper if not yet in practice, that its rules should apply to everyone; and the numbers themselves, invented quietly by people this book barely names, were doing more work than any king this book named twice. Dolphins have had tens of millions of years to watch the louder gap, between what this species can do and what it has decided is worth doing, open and close, open and close, and have learned exactly one thing from the pattern worth stating outright. The gap does not close by itself. Someone with hands has to close it.</w:t>
       </w:r>
     </w:p>
     <w:p>
@@ -9533,7 +9461,7 @@
         <w:spacing w:after="200"/>
       </w:pPr>
       <w:r>
-        <w:t xml:space="preserve">The physics chapter made the case that several of the twentieth century's strangest physical ideas sound, to a species that hears its world, rather ordinary. It left two larger questions on the table, because a history book is the wrong place to settle them: what the subject is actually for, and why its two best theories still refuse to become one. Dolphin scholarship takes them up here, at the back, where readers who like their arithmetic straight can find them without the rest of human history waiting in the corridor.</w:t>
+        <w:t xml:space="preserve">Dolphin scholarship takes up the two questions here, at the back, where readers who like their arithmetic straight can find them without the rest of human history waiting in the corridor.</w:t>
       </w:r>
     </w:p>
     <w:p>
@@ -13901,7 +13829,7 @@
           <w:sz w:val="36"/>
           <w:szCs w:val="36"/>
         </w:rPr>
-        <w:t xml:space="preserve">1804 to 2022: Half the World, All the Time — The Timelines This Book Almost Skipped</w:t>
+        <w:t xml:space="preserve">Seven Million Years to Today: The Dolphins' Long View — What a Non-Human Species Makes of Human History</w:t>
       </w:r>
     </w:p>
     <w:p>

--- a/The Dolphins' View of History/The Dolphins' View of History - Complete Manuscript.docx
+++ b/The Dolphins' View of History/The Dolphins' View of History - Complete Manuscript.docx
@@ -663,7 +663,7 @@
         <w:spacing w:after="200"/>
       </w:pPr>
       <w:r>
-        <w:t xml:space="preserve">Wisdom does not compound the same way. It cannot be stored in a tool or inherited with one. Each generation has to learn it again, mostly from its own mistakes and sometimes from its parents' graves. A big brain guarantees cleverness. It does not guarantee wisdom. The two arrive on separate schedules, and the rest of this book is the record of how far apart those schedules drifted.</w:t>
+        <w:t xml:space="preserve">Wisdom does not compound the same way. It cannot be stored in a tool or inherited with one. Each generation has to learn it again, mostly from its own mistakes and sometimes from its parents' graves. A big brain guarantees cleverness. It does not guarantee wisdom. The two arrive on separate schedules, and the chapters that follow trace how far apart those schedules drifted.</w:t>
       </w:r>
     </w:p>
     <w:p>
@@ -1379,7 +1379,7 @@
           <w:b/>
           <w:bCs/>
         </w:rPr>
-        <w:t xml:space="preserve">From the minutes of the Society:</w:t>
+        <w:t xml:space="preserve">From the minutes of the Society, on the question of farming:</w:t>
       </w:r>
     </w:p>
     <w:p>
@@ -2687,7 +2687,7 @@
           <w:b/>
           <w:bCs/>
         </w:rPr>
-        <w:t xml:space="preserve">From the minutes of the Society:</w:t>
+        <w:t xml:space="preserve">From the minutes of the Society, on the question of the Dark Ages:</w:t>
       </w:r>
     </w:p>
     <w:p>
@@ -3403,15 +3403,15 @@
         <w:spacing w:after="200"/>
       </w:pPr>
       <w:r>
-        <w:t xml:space="preserve">This is where the ratchet from the first chapter acquires an engine. For a million years the stored know-how of the species had been multiplied by muscle, its own or an animal's. Coal multiplied it by sunlight buried three hundred million years earlier. Wisdom had no equivalent fuel. Factory laws, public sanitation, and limits on child labor all came eventually, but each had to be argued for, one parliament and one generation at a time, after the damage was done.</w:t>
-      </w:r>
-    </w:p>
-    <w:p>
-      <w:pPr>
-        <w:spacing w:after="200"/>
-      </w:pPr>
-      <w:r>
-        <w:t xml:space="preserve">The other side of the ledger was immediate, and dolphin historians insist on stating it beside the productivity gains, not tucked in afterward: children as young as five or six worked textile mill floors on twelve-hour shifts; new industrial cities like Manchester grew so fast that sanitation and housing never caught up, and cholera outbreaks followed accordingly.</w:t>
+        <w:t xml:space="preserve">The ratchet found an engine. For a million years the stored know-how of the species had been multiplied by muscle, its own or an animal's. Coal multiplied it by sunlight buried three hundred million years earlier. Wisdom had no equivalent fuel. Factory laws, public sanitation, and limits on child labor all came eventually, but each had to be argued for, one parliament and one generation at a time, after the damage was done.</w:t>
+      </w:r>
+    </w:p>
+    <w:p>
+      <w:pPr>
+        <w:spacing w:after="200"/>
+      </w:pPr>
+      <w:r>
+        <w:t xml:space="preserve">The other side of the ledger was immediate, and dolphin historians set it beside the productivity gains, not tucked in afterward: children as young as five or six worked textile mill floors on twelve-hour shifts; new industrial cities like Manchester grew so fast that sanitation and housing never caught up, and cholera outbreaks followed accordingly.</w:t>
       </w:r>
     </w:p>
     <w:p>
@@ -4287,7 +4287,7 @@
         <w:spacing w:after="200"/>
       </w:pPr>
       <w:r>
-        <w:t xml:space="preserve">The file also has thin pages, and dolphin historians check those as carefully as the full ones. Scandinavia spent the twentieth century with the same offer on the table, order, pride, and someone to blame, and mostly declined it. It was not innocent. Sweden stayed neutral in the Second World War and sold iron ore to Germany, and sterilized tens of thousands of its own citizens under a public-health program that ran into the 1970s; Norway produced Quisling, whose name became a word. Denmark, occupied, got most of its Jews to Sweden in a few nights in October 1943. A thin page in a thick file is an achievement, and it was not an accident.</w:t>
+        <w:t xml:space="preserve">The file also has thin pages, and dolphin historians check those as carefully as the full ones. Scandinavia spent the twentieth century with the same offer on the table, and mostly declined it. It was not innocent. Sweden stayed neutral in the Second World War and sold iron ore to Germany, and sterilized tens of thousands of its own citizens under a public-health program that ran into the 1970s; Norway produced Quisling, whose name became a word. Denmark, occupied, got most of its Jews to Sweden in a few nights in October 1943. A thin page in a thick file is an achievement, and it was not an accident.</w:t>
       </w:r>
     </w:p>
     <w:p>
@@ -6723,7 +6723,7 @@
         <w:spacing w:after="200"/>
       </w:pPr>
       <w:r>
-        <w:t xml:space="preserve">Freedom House, the organization most often cited for these annual surveys, recorded a net decline in global political rights and civil liberties every single year from 2006 onward, a streak unbroken for close to two decades by the time this book was written — long enough that an entire generation of political scientists has spent its career studying backsliding instead of the steady consolidation the 1990s mood assumed would be the field's real subject.</w:t>
+        <w:t xml:space="preserve">Freedom House, the organization most often cited for these annual surveys, recorded a net decline in global political rights and civil liberties every single year from 2006 onward, a streak unbroken for close to two decades at the time of writing — long enough that an entire generation of political scientists has spent its career studying backsliding instead of the steady consolidation the 1990s mood assumed would be the field's real subject.</w:t>
       </w:r>
     </w:p>
     <w:p>
@@ -7489,7 +7489,7 @@
         <w:t xml:space="preserve">~1.7 million years ago. </w:t>
       </w:r>
       <w:r>
-        <w:t xml:space="preserve">Homo erectus begins making the Acheulean hand axe, a design that stays in use, largely unchanged, for over a million years.</w:t>
+        <w:t xml:space="preserve">Homo erectus starts shaping the Acheulean hand axe, a teardrop-shaped tool that goes on being made with little change for a million years and more.</w:t>
       </w:r>
     </w:p>
     <w:p>
@@ -7564,7 +7564,7 @@
         <w:t xml:space="preserve">~70,000-50,000 years ago. </w:t>
       </w:r>
       <w:r>
-        <w:t xml:space="preserve">The migration that gives rise to nearly everyone alive outside Africa today moves out of the continent.</w:t>
+        <w:t xml:space="preserve">The wave of Homo sapiens whose descendants make up most of the world outside Africa leaves the continent.</w:t>
       </w:r>
     </w:p>
     <w:p>
@@ -7579,7 +7579,7 @@
         <w:t xml:space="preserve">~65,000-50,000 years ago. </w:t>
       </w:r>
       <w:r>
-        <w:t xml:space="preserve">Humans reach Australia by open-water voyage, by 50,000 years ago at the latest (the earlier date is argued) — the first meeting, on the water, between humans and dolphins.</w:t>
+        <w:t xml:space="preserve">Humans cross open water to reach Australia, certainly by 50,000 years ago and perhaps 15,000 years earlier (the older date is argued) — the first meeting, on the water, between humans and dolphins.</w:t>
       </w:r>
     </w:p>
     <w:p>
@@ -7689,7 +7689,7 @@
         <w:t xml:space="preserve">~3200 BCE. </w:t>
       </w:r>
       <w:r>
-        <w:t xml:space="preserve">Writing appears in Sumer as cuneiform; Egyptian hieroglyphs emerge at almost the same time.</w:t>
+        <w:t xml:space="preserve">Writing appears in Sumer as cuneiform, with Egyptian hieroglyphs close behind.</w:t>
       </w:r>
     </w:p>
     <w:p>
@@ -7799,7 +7799,7 @@
         <w:t xml:space="preserve">1259 BCE. </w:t>
       </w:r>
       <w:r>
-        <w:t xml:space="preserve">Egypt's Ramesses II and the Hittite king Hattusili III sign the oldest peace treaty whose full text survives.</w:t>
+        <w:t xml:space="preserve">A treaty between Egypt and the Hittite empire, agreed by Ramesses II and Hattusili III, becomes the oldest peace agreement whose full text has survived.</w:t>
       </w:r>
     </w:p>
     <w:p>
@@ -8054,7 +8054,7 @@
         <w:t xml:space="preserve">320-550 CE. </w:t>
       </w:r>
       <w:r>
-        <w:t xml:space="preserve">India's Gupta period. By 628 the mathematician Brahmagupta sets out rules for calculating with zero as a number in its own right.</w:t>
+        <w:t xml:space="preserve">India's Gupta period. In 628 Brahmagupta lays down rules for sums and products involving zero.</w:t>
       </w:r>
     </w:p>
     <w:p>
@@ -8129,7 +8129,7 @@
         <w:t xml:space="preserve">632 CE. </w:t>
       </w:r>
       <w:r>
-        <w:t xml:space="preserve">The prophet Muhammad dies; Islamic rule expands from the Iberian Peninsula to the borders of India within a century.</w:t>
+        <w:t xml:space="preserve">The prophet Muhammad dies; within a century Islamic rule reaches from Iberia to the frontier of India.</w:t>
       </w:r>
     </w:p>
     <w:p>
@@ -8224,7 +8224,7 @@
         <w:t xml:space="preserve">1095-1291. </w:t>
       </w:r>
       <w:r>
-        <w:t xml:space="preserve">The Crusades run in waves for close to two centuries; the last Crusader states fall by 1291.</w:t>
+        <w:t xml:space="preserve">The Crusades come in successive waves over almost two centuries; the last Crusader states fall by 1291.</w:t>
       </w:r>
     </w:p>
     <w:p>
@@ -8329,7 +8329,7 @@
         <w:t xml:space="preserve">1347-1352. </w:t>
       </w:r>
       <w:r>
-        <w:t xml:space="preserve">The Black Death, carried along the Silk Roads, kills a third to half of Europe's population.</w:t>
+        <w:t xml:space="preserve">The Black Death, which travels the Silk Roads, kills between a third and a half of the people in Europe.</w:t>
       </w:r>
     </w:p>
     <w:p>
@@ -8374,7 +8374,7 @@
         <w:t xml:space="preserve">1450. </w:t>
       </w:r>
       <w:r>
-        <w:t xml:space="preserve">Gutenberg's press, with movable metal type, begins printing in Mainz.</w:t>
+        <w:t xml:space="preserve">In Mainz, Gutenberg starts printing with movable metal type.</w:t>
       </w:r>
     </w:p>
     <w:p>
@@ -8679,7 +8679,7 @@
         <w:t xml:space="preserve">1808-1826. </w:t>
       </w:r>
       <w:r>
-        <w:t xml:space="preserve">Napoleon's occupation of Spain sets off the Spanish American wars of independence; by the mid-1820s Spain's mainland empire in the Americas is gone.</w:t>
+        <w:t xml:space="preserve">Napoleon's seizure of the Spanish throne sets off the wars of independence in Spanish America, which end with the empire's mainland colonies free.</w:t>
       </w:r>
     </w:p>
     <w:p>
@@ -8744,7 +8744,7 @@
         <w:t xml:space="preserve">1843. </w:t>
       </w:r>
       <w:r>
-        <w:t xml:space="preserve">Ada Lovelace publishes what is generally regarded as the first computer program.</w:t>
+        <w:t xml:space="preserve">Ada Lovelace publishes an algorithm for Babbage's unfinished engine, widely counted as the first computer program.</w:t>
       </w:r>
     </w:p>
     <w:p>
@@ -8849,7 +8849,7 @@
         <w:t xml:space="preserve">1868. </w:t>
       </w:r>
       <w:r>
-        <w:t xml:space="preserve">Japan's Meiji Restoration begins compressing a century of industrialization into a few decades.</w:t>
+        <w:t xml:space="preserve">The Meiji Restoration begins Japan's drive to industrialize in decades what Europe took a century to do.</w:t>
       </w:r>
     </w:p>
     <w:p>
@@ -8939,7 +8939,7 @@
         <w:t xml:space="preserve">1896. </w:t>
       </w:r>
       <w:r>
-        <w:t xml:space="preserve">Theodor Herzl publishes The Jewish State; the first Zionist Congress follows in 1897. Svante Arrhenius calculates, by hand, that doubling atmospheric carbon dioxide would warm the planet.</w:t>
+        <w:t xml:space="preserve">Theodor Herzl publishes The Jewish State, and the first Zionist Congress follows in 1897. Svante Arrhenius estimates on paper how much a doubling of atmospheric carbon dioxide would warm the Earth.</w:t>
       </w:r>
     </w:p>
     <w:p>
@@ -9234,7 +9234,7 @@
         <w:t xml:space="preserve">1950. </w:t>
       </w:r>
       <w:r>
-        <w:t xml:space="preserve">Enrico Fermi asks his lunch-table question, since known as the Fermi Paradox.</w:t>
+        <w:t xml:space="preserve">Over lunch, Enrico Fermi asks where everybody is, a puzzle later named the Fermi Paradox.</w:t>
       </w:r>
     </w:p>
     <w:p>
@@ -9264,7 +9264,7 @@
         <w:t xml:space="preserve">1953. </w:t>
       </w:r>
       <w:r>
-        <w:t xml:space="preserve">A coup organized by British and American intelligence removes Iran's elected prime minister, Mohammad Mosaddegh.</w:t>
+        <w:t xml:space="preserve">British and American intelligence engineer the overthrow of Iran's elected prime minister, Mohammad Mosaddegh.</w:t>
       </w:r>
     </w:p>
     <w:p>
@@ -9399,7 +9399,7 @@
         <w:t xml:space="preserve">1965. </w:t>
       </w:r>
       <w:r>
-        <w:t xml:space="preserve">Gordon Moore observes that the number of components on a chip is doubling every year; in 1975 he revises it to every two years.</w:t>
+        <w:t xml:space="preserve">Gordon Moore notes that chips are packing in twice the components every year, a pace he revises in 1975 to every two years.</w:t>
       </w:r>
     </w:p>
     <w:p>
@@ -9624,7 +9624,7 @@
         <w:t xml:space="preserve">1994. </w:t>
       </w:r>
       <w:r>
-        <w:t xml:space="preserve">In Rwanda, extremist officials and militias kill an estimated 500,000 to 800,000 Tutsi and moderate Hutu in about a hundred days.</w:t>
+        <w:t xml:space="preserve">Over some three months, between half a million and 800,000 Tutsi and moderate Hutu are murdered in Rwanda's genocide.</w:t>
       </w:r>
     </w:p>
     <w:p>
@@ -9764,7 +9764,7 @@
         <w:t xml:space="preserve">2023. </w:t>
       </w:r>
       <w:r>
-        <w:t xml:space="preserve">India passes China as the world's most populous country and lands a probe near the Moon's south pole.</w:t>
+        <w:t xml:space="preserve">India becomes the most populous country on Earth, overtaking China, and puts Chandrayaan-3 down near the lunar south pole.</w:t>
       </w:r>
     </w:p>
     <w:p>
@@ -12724,7 +12724,7 @@
         <w:t xml:space="preserve">Brazil’s share of the Atlantic slave trade. </w:t>
       </w:r>
       <w:r>
-        <w:t xml:space="preserve">SlaveVoyages: Trans-Atlantic Slave Trade Database. https://www.slavevoyages.org (consulted 2026).</w:t>
+        <w:t xml:space="preserve">The voyages database cited under the Ships, Gunpowder, and Gold chapter, filtered to disembarkations in Brazil.</w:t>
       </w:r>
     </w:p>
     <w:p>

--- a/The Dolphins' View of History/The Dolphins' View of History - Complete Manuscript.docx
+++ b/The Dolphins' View of History/The Dolphins' View of History - Complete Manuscript.docx
@@ -663,7 +663,7 @@
         <w:spacing w:after="200"/>
       </w:pPr>
       <w:r>
-        <w:t xml:space="preserve">Wisdom does not compound the same way. It cannot be stored in a tool or inherited with one. Each generation has to learn it again, mostly from its own mistakes and sometimes from its parents' graves. A big brain guarantees cleverness. It does not guarantee wisdom. The two arrive on separate schedules, and the rest of this book is the record of how far apart those schedules drifted.</w:t>
+        <w:t xml:space="preserve">Wisdom does not compound the same way. It cannot be stored in a tool or inherited with one. Each generation has to learn it again, mostly from its own mistakes and sometimes from its parents' graves. A big brain guarantees cleverness. It does not guarantee wisdom. The two arrive on separate schedules, and the chapters that follow trace how far apart those schedules drifted.</w:t>
       </w:r>
     </w:p>
     <w:p>
@@ -1379,7 +1379,7 @@
           <w:b/>
           <w:bCs/>
         </w:rPr>
-        <w:t xml:space="preserve">From the minutes of the Society:</w:t>
+        <w:t xml:space="preserve">From the minutes of the Society, on the question of farming:</w:t>
       </w:r>
     </w:p>
     <w:p>
@@ -2687,7 +2687,7 @@
           <w:b/>
           <w:bCs/>
         </w:rPr>
-        <w:t xml:space="preserve">From the minutes of the Society:</w:t>
+        <w:t xml:space="preserve">From the minutes of the Society, on the question of the Dark Ages:</w:t>
       </w:r>
     </w:p>
     <w:p>
@@ -3403,15 +3403,15 @@
         <w:spacing w:after="200"/>
       </w:pPr>
       <w:r>
-        <w:t xml:space="preserve">This is where the ratchet from the first chapter acquires an engine. For a million years the stored know-how of the species had been multiplied by muscle, its own or an animal's. Coal multiplied it by sunlight buried three hundred million years earlier. Wisdom had no equivalent fuel. Factory laws, public sanitation, and limits on child labor all came eventually, but each had to be argued for, one parliament and one generation at a time, after the damage was done.</w:t>
-      </w:r>
-    </w:p>
-    <w:p>
-      <w:pPr>
-        <w:spacing w:after="200"/>
-      </w:pPr>
-      <w:r>
-        <w:t xml:space="preserve">The other side of the ledger was immediate, and dolphin historians insist on stating it beside the productivity gains, not tucked in afterward: children as young as five or six worked textile mill floors on twelve-hour shifts; new industrial cities like Manchester grew so fast that sanitation and housing never caught up, and cholera outbreaks followed accordingly.</w:t>
+        <w:t xml:space="preserve">The ratchet found an engine. For a million years the stored know-how of the species had been multiplied by muscle, its own or an animal's. Coal multiplied it by sunlight buried three hundred million years earlier. Wisdom had no equivalent fuel. Factory laws, public sanitation, and limits on child labor all came eventually, but each had to be argued for, one parliament and one generation at a time, after the damage was done.</w:t>
+      </w:r>
+    </w:p>
+    <w:p>
+      <w:pPr>
+        <w:spacing w:after="200"/>
+      </w:pPr>
+      <w:r>
+        <w:t xml:space="preserve">The other side of the ledger was immediate, and dolphin historians set it beside the productivity gains, not tucked in afterward: children as young as five or six worked textile mill floors on twelve-hour shifts; new industrial cities like Manchester grew so fast that sanitation and housing never caught up, and cholera outbreaks followed accordingly.</w:t>
       </w:r>
     </w:p>
     <w:p>
@@ -3743,143 +3743,111 @@
           <w:sz w:val="36"/>
           <w:szCs w:val="36"/>
         </w:rPr>
-        <w:t xml:space="preserve">1914–1918: Home by Christmas — The First World War</w:t>
-      </w:r>
-    </w:p>
-    <w:p>
-      <w:pPr>
-        <w:spacing w:after="200"/>
-      </w:pPr>
-      <w:r>
-        <w:t xml:space="preserve">On June 28, 1914, a nineteen-year-old Bosnian Serb named Gavrilo Princip, whose group had already failed once that morning, found himself outside a delicatessen in Sarajevo when the car of Archduke Franz Ferdinand of Austria-Hungary took a wrong turn and stopped in front of him. A popular modern story has him buying a sandwich; no contemporary source says so. He shot the Archduke and his wife, Sophie, and began, without quite intending it, the First World War.</w:t>
-      </w:r>
-    </w:p>
-    <w:p>
-      <w:pPr>
-        <w:spacing w:after="200"/>
-      </w:pPr>
-      <w:r>
-        <w:t xml:space="preserve">What followed was a chain reaction so mechanical that historians still argue about whether anyone could have stopped it. Austria-Hungary blamed Serbia, Russia backed Serbia, Germany backed Austria-Hungary, France backed Russia, and Britain, which had promised to defend Belgium's neutrality, joined in after Germany marched through Belgium. Within weeks, nearly every great power in Europe was at war, and virtually everyone expected it to be short. The Kaiser told his departing troops that they would be home before the leaves fell. In Britain the phrase was over by Christmas.</w:t>
-      </w:r>
-    </w:p>
-    <w:p>
-      <w:pPr>
-        <w:spacing w:after="200"/>
-      </w:pPr>
-      <w:r>
-        <w:t xml:space="preserve">It was not. The armies dug in, and for four years a front line some four hundred miles long, from the Channel to Switzerland, barely moved. The industrial machinery of an earlier chapter produced artillery, machine guns, barbed wire, and shells in numbers that turned every advance into a massacre. On July 1, 1916, the first day of the Battle of the Somme, the British Army suffered some 57,000 casualties, close to 20,000 of them killed, the worst day in its history. Many belonged to the Pals battalions, volunteers who had enlisted together with friends, neighbors, and workmates on the promise that they could serve alongside one another, a promise that was kept with a thoroughness whole towns did not forget. At Verdun that same year, the French and Germans spent ten months killing some three hundred thousand men over a few square miles of mud.</w:t>
-      </w:r>
-    </w:p>
-    <w:p>
-      <w:pPr>
-        <w:spacing w:after="200"/>
-      </w:pPr>
-      <w:r>
-        <w:t xml:space="preserve">The tank, first used in 1916, was named for a cover story. To keep the machines' purpose secret, the British told the workers building them that they were water tanks bound for Mesopotamia, and the name stuck.</w:t>
-      </w:r>
-    </w:p>
-    <w:p>
-      <w:pPr>
-        <w:spacing w:after="200"/>
-      </w:pPr>
-      <w:r>
-        <w:t xml:space="preserve">Dolphin historians, who were paying particular attention to the sea, watched the submarine come into its own. German U-boats sank thousands of merchant ships, and in May 1915 the liner Lusitania, with the loss of 1,198 lives, an event that helped draw the United States into the war two years later. It was the first time humans had sent steel fish to sea in large numbers to kill one another. The dolphins did not enjoy it.</w:t>
-      </w:r>
-    </w:p>
-    <w:p>
-      <w:pPr>
-        <w:spacing w:after="200"/>
-      </w:pPr>
-      <w:r>
-        <w:t xml:space="preserve">Animals were conscripted as well: some eight million horses, donkeys, and mules are thought to have died in the war, and dolphin historians note, with the mild grievance of a species left out of the paperwork, that none of them had been consulted.</w:t>
-      </w:r>
-    </w:p>
-    <w:p>
-      <w:pPr>
-        <w:spacing w:after="200"/>
-      </w:pPr>
-      <w:r>
-        <w:t xml:space="preserve">And then, on Christmas Eve 1914, something happened along parts of the Western Front that nobody had planned. German soldiers put candles on small trees and sang carols. British soldiers sang back. In several sectors men climbed out of their trenches, shook hands in no man's land, swapped tobacco and buttons, buried each other's dead, and, according to several letters home, played football. Tens of thousands of soldiers took part. The high commands on both sides were displeased and saw to it that it was not repeated on the same scale.</w:t>
-      </w:r>
-    </w:p>
-    <w:p>
-      <w:pPr>
-        <w:spacing w:after="200"/>
-      </w:pPr>
-      <w:r>
-        <w:rPr>
-          <w:i/>
-          <w:iCs/>
-        </w:rPr>
-        <w:t xml:space="preserve">“It is one of the rarest events in this book,” dolphin scholars remarked. “Two armies that had been ordered to kill each other decided, on their own initiative, to stop, and were then ordered, on the highest authority, to start again.”</w:t>
-      </w:r>
-    </w:p>
-    <w:p>
-      <w:pPr>
-        <w:spacing w:after="200"/>
-      </w:pPr>
-      <w:r>
-        <w:t xml:space="preserve">Here the ratchet this book has been following turned on the people who built it. Every gain of the industrial century, steel, chemistry, railways, the telegraph, mass literacy, and the administrative skill to feed and move millions of people, was available at once and pointed in one direction. The capability was cumulative, built up by generations. The judgment about using it was exercised, in the summer of 1914, by a few dozen men in a few weeks.</w:t>
-      </w:r>
-    </w:p>
-    <w:p>
-      <w:pPr>
-        <w:spacing w:after="200"/>
-      </w:pPr>
-      <w:r>
-        <w:t xml:space="preserve">The war ended, on paper, at eleven o'clock on the morning of November 11, 1918, though fighting continued until the last minute and, by some counts, the final day produced more casualties than the Normandy landings a generation later. The war to end war, a phrase H. G. Wells had coined as the title of a book of essays in 1914, had killed some ten million soldiers and several million civilians and destroyed four empires: the German, the Austro-Hungarian, the Russian, and the Ottoman. Some of the map of the Middle East was redrawn by British and French diplomats under a secret agreement made in 1916, alongside promises to several different parties that could not all be kept.</w:t>
-      </w:r>
-    </w:p>
-    <w:p>
-      <w:pPr>
-        <w:spacing w:after="200"/>
-      </w:pPr>
-      <w:r>
-        <w:t xml:space="preserve">A second catastrophe, spread by troop ships and crowded camps, was under way at the same time. The influenza pandemic of 1918 to 1920 killed somewhere between an estimated 17 million and 50 million people, quite possibly more, more than the war itself, and is remembered as the Spanish flu for a peculiar reason: Spain, which was neutral, had a free press and reported the disease openly, while the warring nations censored their own bad news. It was, dolphin historians observe, named after the one country in the story that was telling the truth.</w:t>
-      </w:r>
-    </w:p>
-    <w:p>
-      <w:pPr>
-        <w:spacing w:after="200"/>
-      </w:pPr>
-      <w:r>
-        <w:t xml:space="preserve">The Treaty of Versailles, signed on June 28, 1919, five years to the day after the assassination, imposed heavy reparations and a war-guilt clause on Germany. The economist John Maynard Keynes, who had attended the conference as a British Treasury official and resigned in protest, wrote a bestselling book arguing that the settlement would do more harm than good. Marshal Foch, the French commander, is reported to have said of it that it was not a peace but an armistice for twenty years. It was, almost exactly, twenty years and sixty-five days. History rarely grants a forecast this precise, and dolphin scholarship notes that the intervening years were spent by most of the parties involved rearming rather than proving him wrong.</w:t>
-      </w:r>
-    </w:p>
-    <w:p>
-      <w:pPr>
-        <w:spacing w:after="200"/>
-      </w:pPr>
-      <w:r>
-        <w:rPr>
-          <w:i/>
-          <w:iCs/>
-        </w:rPr>
-        <w:t xml:space="preserve">“A treaty can end a war on paper,” dolphin historians noted, “without ending whatever made the war feel necessary to the people who lost it.”</w:t>
-      </w:r>
-    </w:p>
-    <w:p>
-      <w:pPr>
-        <w:spacing w:after="100"/>
-      </w:pPr>
-      <w:r>
-        <w:rPr>
-          <w:b/>
-          <w:bCs/>
-        </w:rPr>
-        <w:t xml:space="preserve">Dolphin verdict:</w:t>
-      </w:r>
-    </w:p>
-    <w:p>
-      <w:pPr>
-        <w:spacing w:after="200"/>
-      </w:pPr>
-      <w:r>
-        <w:rPr>
-          <w:i/>
-          <w:iCs/>
-        </w:rPr>
-        <w:t xml:space="preserve">The first war fought with the full industrial output of whole nations was expected to last a season, lasted four years, was fought for reasons most of its participants could not later explain, and ended in a peace practically everyone involved recognized as unstable. The dolphins record one short truce on Christmas Eve as the wisest thing that happened, and note that it was organized by the soldiers, in defiance of the people whose job it was to be wise.</w:t>
+        <w:t xml:space="preserve">1808 to Today: Liberators and Generals — Latin America After the Empires</w:t>
+      </w:r>
+    </w:p>
+    <w:p>
+      <w:pPr>
+        <w:spacing w:after="200"/>
+      </w:pPr>
+      <w:r>
+        <w:t xml:space="preserve">Spain's American empire was not conquered by anyone. It lost a king. In 1808 Napoleon's army occupied Spain and forced the royal family to abdicate, and across the Atlantic a question nobody had ever had to answer became urgent: if the king is a prisoner in France, in whose name does anyone govern? Councils formed in Caracas, Buenos Aires, Bogotá, and Mexico City, first to hold things together for the captive king and then, once the restored king had proved a poor reason to stay, to stop holding. By the mid-1820s Spain's mainland American empire was gone.</w:t>
+      </w:r>
+    </w:p>
+    <w:p>
+      <w:pPr>
+        <w:spacing w:after="200"/>
+      </w:pPr>
+      <w:r>
+        <w:t xml:space="preserve">The men who finished the job were generals. Simón Bolívar, a Venezuelan from one of the richest families in the colonies, led armies across rivers and the Andes and briefly ruled Gran Colombia, a union stretching from Venezuela to Ecuador. José de San Martín crossed the Andes from Argentina to free Chile and then sailed north to Peru. Near the end of his life Bolívar is reported to have said that those who serve a revolution plow the sea. Gran Colombia broke apart in 1830, the year he died.</w:t>
+      </w:r>
+    </w:p>
+    <w:p>
+      <w:pPr>
+        <w:spacing w:after="200"/>
+      </w:pPr>
+      <w:r>
+        <w:t xml:space="preserve">Independence changed who held power far more than how it was held. Landowners, the Church, and the army kept their positions, slavery outlasted the colonial flags in most places for decades, and Indigenous people, a majority in several of the new countries, gained little say in them. Haiti, which had freed itself from France in 1804 in the only slave revolt in history to found a state, was made to pay for the achievement: in 1825 French warships arrived to enforce an indemnity for the property its former masters had lost, and the debt, with the loans taken out to cover it, was still being serviced in the 1940s.</w:t>
+      </w:r>
+    </w:p>
+    <w:p>
+      <w:pPr>
+        <w:spacing w:after="200"/>
+      </w:pPr>
+      <w:r>
+        <w:t xml:space="preserve">Brazil took a different road. When Napoleon marched on Portugal in 1807, the whole Portuguese court, some ten thousand people or more, sailed for Rio de Janeiro under British escort, and Rio became the capital of a European empire. Brazil declared independence in 1822 under a Portuguese prince, who became its emperor, and remained a monarchy until 1889. It also imported more enslaved Africans than any other country in the Americas, on the order of five million people, and in 1888 became the last country in the hemisphere to abolish slavery. The monarchy fell the following year.</w:t>
+      </w:r>
+    </w:p>
+    <w:p>
+      <w:pPr>
+        <w:spacing w:after="200"/>
+      </w:pPr>
+      <w:r>
+        <w:t xml:space="preserve">The outside power that came to matter most was the northern neighbor. The Monroe Doctrine of 1823 declared the hemisphere closed to new European colonies, and from the end of the nineteenth century the United States treated it as a sphere of its own: marines landed repeatedly in the Caribbean and Central America, occupied Haiti from 1915 to 1934, and in 1954 the CIA helped overthrow Guatemala's elected president.</w:t>
+      </w:r>
+    </w:p>
+    <w:p>
+      <w:pPr>
+        <w:spacing w:after="200"/>
+      </w:pPr>
+      <w:r>
+        <w:t xml:space="preserve">Dolphin scholarship keeps two private entries in its Latin American file. The first is the Amazon river dolphin, the boto, pink and long-snouted, and the star of a folk tradition in which it comes ashore at festivals as a handsome stranger in a white hat, which hides the blowhole. The second is the vaquita, a porpoise found only at the top of Mexico's Gulf of California, now down to fewer than twenty animals because gillnets set illegally for another fish, whose swim bladder is smuggled to Asia, drown them as bycatch. One of these entries is a joke. Dolphin historians would like it known which.</w:t>
+      </w:r>
+    </w:p>
+    <w:p>
+      <w:pPr>
+        <w:spacing w:after="200"/>
+      </w:pPr>
+      <w:r>
+        <w:t xml:space="preserve">By the 1970s generals ruled most of South America: Brazil from 1964, Chile and Uruguay from 1973, Argentina from 1976. Several of them relied on a method that left no record. People were taken at night by men without names, and then there was no person, no charge, and no body. The word the region still uses is the disappeared. The governments coordinated: under Operation Condor, the security services of the southern cone traded prisoners and information across borders, so that a refugee who crossed one frontier could be collected by the neighboring service.</w:t>
+      </w:r>
+    </w:p>
+    <w:p>
+      <w:pPr>
+        <w:spacing w:after="200"/>
+      </w:pPr>
+      <w:r>
+        <w:t xml:space="preserve">In Argentina, between 1976 and 1983, a commission looking only at cases it could document listed just under nine thousand people; the human rights groups that had been counting in real time said thirty thousand. Historians decline to choose the smaller number because it is easier to print. Some of the taken were drugged and thrown from aircraft into the Atlantic. Dolphin historians, who live in that water, record this without comment.</w:t>
+      </w:r>
+    </w:p>
+    <w:p>
+      <w:pPr>
+        <w:spacing w:after="200"/>
+      </w:pPr>
+      <w:r>
+        <w:t xml:space="preserve">Chile's coup came on September 11, 1973, when the armed forces bombed the presidential palace and the president, Salvador Allende, died inside it. Allende had been elected in 1970 with a little over a third of the vote; the United States, which had spent money to keep him from office and then to weaken his government, was quick to work with the generals. Under Augusto Pinochet, who ruled for seventeen years, official commissions later counted more than three thousand people killed or disappeared and some forty thousand imprisoned and tortured. The singer Víctor Jara was taken to a stadium within days. Witnesses said soldiers broke his hands and told him to play. He was shot on September 16, aged forty.</w:t>
+      </w:r>
+    </w:p>
+    <w:p>
+      <w:pPr>
+        <w:spacing w:after="200"/>
+      </w:pPr>
+      <w:r>
+        <w:t xml:space="preserve">Cuba's road ran through a different door. Fulgencio Batista had run the island as a casino with a police force; in 1959 Fidel Castro's revolution threw him out and built a one-party state that taught a nation to read and then limited what it could read. The United States, which had backed Batista, began cutting trade in 1960 and made the embargo comprehensive in 1962. It has lasted more than sixty years, and it has also been a convenient wall for a government that would like every empty shelf to have a foreign explanation. Cubans have paid both invoices. The rafts are the receipt.</w:t>
+      </w:r>
+    </w:p>
+    <w:p>
+      <w:pPr>
+        <w:spacing w:after="200"/>
+      </w:pPr>
+      <w:r>
+        <w:t xml:space="preserve">The turn came in different costumes. Argentina's junta lost a war over the Falkland Islands in 1982 and did not survive the defeat; in 1985 its commanders were tried in a civilian court, which had few precedents anywhere. Chile held a plebiscite in 1988 on Pinochet's continued rule, and when he lost, he left. Brazil's generals negotiated their way out in 1985 and left themselves an amnesty. Every one of these exits was incomplete, and every one was better than the alternative. The pattern is not that Latin America discovered virtue. It is that several countries built a door out, and most of them walked through it.</w:t>
+      </w:r>
+    </w:p>
+    <w:p>
+      <w:pPr>
+        <w:spacing w:after="200"/>
+      </w:pPr>
+      <w:r>
+        <w:t xml:space="preserve">Mexico ran on a different calendar. One party, the PRI, ruled for seventy-one years by holding elections it did not lose, and in October 1968, days before an Olympics meant to show the country off, soldiers fired on student protesters at Tlatelolco. The party finally lost a presidential election in 2000. Since 2006 a war against the drug trade has left a state that cannot always say where its own citizens are: in 2014 forty-three students from a teachers' college in Iguala were taken, with local police involved, and never came home, and by the early 2020s the government's own register of the missing had passed one hundred thousand names.</w:t>
+      </w:r>
+    </w:p>
+    <w:p>
+      <w:pPr>
+        <w:spacing w:after="200"/>
+      </w:pPr>
+      <w:r>
+        <w:t xml:space="preserve">In April 1977, in Buenos Aires, a small group of mothers whose children had disappeared began walking in circles in the Plaza de Mayo, in front of the presidential palace, because gathering was forbidden and walking, technically, was not. They wore white headscarves, which they have said began as their children's cloth diapers. They were still walking on Thursday afternoons in the 2020s.</w:t>
       </w:r>
     </w:p>
     <w:p>
@@ -3903,167 +3871,95 @@
           <w:sz w:val="36"/>
           <w:szCs w:val="36"/>
         </w:rPr>
-        <w:t xml:space="preserve">The Twentieth Century: Genius and Catastrophe — Great Countries, Terrible Decades</w:t>
-      </w:r>
-    </w:p>
-    <w:p>
-      <w:pPr>
-        <w:spacing w:after="200"/>
-      </w:pPr>
-      <w:r>
-        <w:t xml:space="preserve">Dolphin historians keep a particular file. It is thick, it is easy to add to, and it sits under a heading they would rather not have needed: countries that had every advantage a civilization can have, and handed themselves to a dictator anyway.</w:t>
-      </w:r>
-    </w:p>
-    <w:p>
-      <w:pPr>
-        <w:spacing w:after="200"/>
-      </w:pPr>
-      <w:r>
-        <w:t xml:space="preserve">The entries are not obscure. They are countries with libraries, universities, cathedrals, orchestras, and centuries of philosophy behind them, countries the dolphins admired, some of them for a very long time.</w:t>
-      </w:r>
-    </w:p>
-    <w:p>
-      <w:pPr>
-        <w:spacing w:after="200"/>
-      </w:pPr>
-      <w:r>
-        <w:t xml:space="preserve">Germany is the entry dolphin scholars open first. By the 19th and early 20th centuries, Germany, a country that had not existed as a single state until 1871, had become one of humanity's centers of science, philosophy, engineering, music, and industry.</w:t>
-      </w:r>
-    </w:p>
-    <w:p>
-      <w:pPr>
-        <w:spacing w:after="200"/>
-      </w:pPr>
-      <w:r>
-        <w:t xml:space="preserve">Germany produced Beethoven and Bach, Goethe and Kant, Einstein and a great many other groundbreaking scientists and engineers, and some of the world's leading universities.</w:t>
-      </w:r>
-    </w:p>
-    <w:p>
-      <w:pPr>
-        <w:spacing w:after="200"/>
-      </w:pPr>
-      <w:r>
-        <w:t xml:space="preserve">Defeat in the First World War, a hyperinflation so severe that, by the famous anecdote, the wheelbarrow was worth more than the money in it, and then the Great Depression left a young democracy short of friends and short of patience. Adolf Hitler was appointed chancellor in January 1933, after elections that had made his party the largest in parliament but never gave it a majority, and promptly arranged for there to be no more that mattered. His movement promoted dictatorship, extreme nationalism, racism, persecution, and conquest. Germany's immense industrial and scientific capabilities were increasingly directed toward war. Many of the country's finest minds, Einstein among them, fled.</w:t>
-      </w:r>
-    </w:p>
-    <w:p>
-      <w:pPr>
-        <w:spacing w:after="200"/>
-      </w:pPr>
-      <w:r>
-        <w:t xml:space="preserve">The result was the Second World War, the most destructive conflict in human history. Somewhere between seventy and eighty-five million people died, most of them civilians.</w:t>
-      </w:r>
-    </w:p>
-    <w:p>
-      <w:pPr>
-        <w:spacing w:after="200"/>
-      </w:pPr>
-      <w:r>
-        <w:t xml:space="preserve">The Holocaust murdered about six million Jews, along with Roma, disabled people, political prisoners, and others. It was carried out by a modern state, using its railways, its paperwork, its chemical industry, and its ordinary, obedient officials. At the largest of the death camps, most of the children who arrived were sent to the gas chambers the same day. Anne Frank, who had kept a diary in hiding in Amsterdam for two years, was deported in 1944 and died of typhus at Bergen-Belsen in early 1945, weeks before British troops liberated the camp. She was fifteen.</w:t>
-      </w:r>
-    </w:p>
-    <w:p>
-      <w:pPr>
-        <w:spacing w:after="200"/>
-      </w:pPr>
-      <w:r>
-        <w:t xml:space="preserve">Nothing in this book's long accumulation of capability was missing from it: the organizing state that writing made possible, the industrial chemistry of the last century, the census machinery that sorted people into categories, the railways that ran on time. Every one of those tools had been built for other purposes by people who never imagined this one. The ratchet does not choose what it carries.</w:t>
-      </w:r>
-    </w:p>
-    <w:p>
-      <w:pPr>
-        <w:spacing w:after="200"/>
-      </w:pPr>
-      <w:r>
-        <w:t xml:space="preserve">Germany was not alone, which is what makes the file thick.</w:t>
-      </w:r>
-    </w:p>
-    <w:p>
-      <w:pPr>
-        <w:spacing w:after="200"/>
-      </w:pPr>
-      <w:r>
-        <w:t xml:space="preserve">Japan turned itself from a feudal society into a modern power within a lifetime, on top of a literary and artistic tradition a thousand years old, and by the 1930s was run by its army. Italy, home of Rome and the Renaissance, gave the world the word fascism and a dictator to go with it. Spain, of Cervantes and Velázquez, spent nearly four decades under General Franco. Russia, of Tolstoy, Tchaikovsky, and the periodic table, produced a revolution that ended in Stalin. China, with three thousand years of continuous civilization behind it, launched in the twentieth century campaigns against its own past.</w:t>
-      </w:r>
-    </w:p>
-    <w:p>
-      <w:pPr>
-        <w:spacing w:after="200"/>
-      </w:pPr>
-      <w:r>
-        <w:t xml:space="preserve">Each of these gets a chapter of its own, because each went about it differently and recovered, if it did, on a different schedule.</w:t>
-      </w:r>
-    </w:p>
-    <w:p>
-      <w:pPr>
-        <w:spacing w:after="200"/>
-      </w:pPr>
-      <w:r>
-        <w:t xml:space="preserve">Nor does the file stop with the famous cases. Greece, which invented democracy, was run by a military junta from 1967 to 1974; dolphin historians checked the dates twice. Iraq, ancient Mesopotamia and the land that gave the world writing, spent 1979 to 2003 under Saddam Hussein. Cambodia, whose Angkor is among the great monuments of the human race, lived through the Khmer Rouge from 1975 to 1979, in which somewhere between a fifth and a quarter of its people died. Portugal, whose navigators mapped the world, lived under authoritarian rule from 1926 to 1974. Chile and Argentina, both with rich cultural lives, passed through military juntas in the 1970s and 80s.</w:t>
-      </w:r>
-    </w:p>
-    <w:p>
-      <w:pPr>
-        <w:spacing w:after="200"/>
-      </w:pPr>
-      <w:r>
-        <w:t xml:space="preserve">Dolphin historians have read the whole file, twice, looking for a pattern that would let them warn someone. What they found is uncomfortably ordinary. No country announced that it was abandoning civilization. Each was offered, in something like this order, order, pride, and someone to blame, and accepted all three. Each had a moment of humiliation, economic collapse, or fear that made the offer sound reasonable. And each had, sitting on the shelf, a perfectly good culture that turned out to be no protection at all. The great writers and composers, it emerged, do not vote.</w:t>
-      </w:r>
-    </w:p>
-    <w:p>
-      <w:pPr>
-        <w:spacing w:after="200"/>
-      </w:pPr>
-      <w:r>
-        <w:t xml:space="preserve">The steps were depressingly similar as well. The courts and the newspapers went first. Then the opposition. Then came the emergency, a word dolphin historians have come to dislike. Very little of it required villains in large numbers. It required ordinary people who were told what to do and did it.</w:t>
-      </w:r>
-    </w:p>
-    <w:p>
-      <w:pPr>
-        <w:spacing w:after="200"/>
-      </w:pPr>
-      <w:r>
-        <w:t xml:space="preserve">Yet the story did not end there.</w:t>
-      </w:r>
-    </w:p>
-    <w:p>
-      <w:pPr>
-        <w:spacing w:after="200"/>
-      </w:pPr>
-      <w:r>
-        <w:t xml:space="preserve">After the war, Germany rebuilt as a democratic nation and became a strong advocate for cooperation in Europe. To dolphin historians, this recovery was almost as important as the catastrophe had been. It even acquired a word, Vergangenheitsbewältigung, the work of coming to terms with the past, which the dolphins consider the only German word whose length is entirely justified.</w:t>
-      </w:r>
-    </w:p>
-    <w:p>
-      <w:pPr>
-        <w:spacing w:after="200"/>
-      </w:pPr>
-      <w:r>
-        <w:t xml:space="preserve">Others recovered within a decade or two. Some took until the 1970s. A few are, by any fair reading, still working on it.</w:t>
-      </w:r>
-    </w:p>
-    <w:p>
-      <w:pPr>
-        <w:spacing w:after="100"/>
-      </w:pPr>
-      <w:r>
-        <w:rPr>
-          <w:b/>
-          <w:bCs/>
-        </w:rPr>
-        <w:t xml:space="preserve">Dolphin verdict:</w:t>
-      </w:r>
-    </w:p>
-    <w:p>
-      <w:pPr>
-        <w:spacing w:after="200"/>
-      </w:pPr>
-      <w:r>
-        <w:rPr>
-          <w:i/>
-          <w:iCs/>
-        </w:rPr>
-        <w:t xml:space="preserve">Germany demonstrated both the heights and depths of the human condition, and turned out not to be the only country to do so. A great past is not a vaccine. In one century a whole roll-call of cultured nations produced extraordinary art, science, and philosophy, then took part in terrible destruction, and the ones that recovered did it by choosing, deliberately and with difficulty, to remember. Few chapters better illustrate humanity's greatest strength and greatest weakness: the same intelligence can create either wisdom or catastrophe, and nothing in a country's past will make the choice for it.</w:t>
+        <w:t xml:space="preserve">1299 to Today: The Sublime Porte — The Ottoman Empire and the Map It Left</w:t>
+      </w:r>
+    </w:p>
+    <w:p>
+      <w:pPr>
+        <w:spacing w:after="200"/>
+      </w:pPr>
+      <w:r>
+        <w:t xml:space="preserve">The Ottoman government was known abroad by the name of a door. The Sublime Porte, from the Turkish for the high gate, was the entrance to the grand vizier's offices in Constantinople, and diplomats came to use it for the empire itself. Dolphin historians, who have mentioned the Ottomans only in passing so far, concede that an empire that lasted more than six centuries, and at its height held the Balkans, Anatolia, Egypt, the Levant, Iraq, North Africa, and the holy cities of Arabia, deserves more than a gate.</w:t>
+      </w:r>
+    </w:p>
+    <w:p>
+      <w:pPr>
+        <w:spacing w:after="200"/>
+      </w:pPr>
+      <w:r>
+        <w:t xml:space="preserve">It began around 1299 as a small Turkic frontier principality in northwestern Anatolia, named for its first chieftain, Osman, on the edge of a Byzantine Empire that was already coming apart. His successors crossed into Europe in the 1350s, and in 1453 Sultan Mehmed II, twenty-one years old, took Constantinople after a siege of fifty-three days, with cannon cast for him by a Hungarian engineer, against walls that had stopped most attackers for a thousand years. The great church of Hagia Sophia became a mosque, and the city, in time, Istanbul.</w:t>
+      </w:r>
+    </w:p>
+    <w:p>
+      <w:pPr>
+        <w:spacing w:after="200"/>
+      </w:pPr>
+      <w:r>
+        <w:t xml:space="preserve">Under Suleiman I, who reigned from 1520 to 1566 and was called the Magnificent in Europe and the Lawgiver at home, the empire reached the gates of Vienna in 1529 and controlled most of the Mediterranean's southern and eastern shores. It ran on appointed officials instead of hereditary lords, and on an army whose core, the Janissaries, was infantry with firearms, recruited through a levy of Christian boys taken from Balkan villages, converted, trained, and paid by the sultan. The villages remembered the levy as the tribute of children. Some of the boys rose to be grand viziers.</w:t>
+      </w:r>
+    </w:p>
+    <w:p>
+      <w:pPr>
+        <w:spacing w:after="200"/>
+      </w:pPr>
+      <w:r>
+        <w:t xml:space="preserve">Religious minorities were governed through what came to be called the millet system: Orthodox Christians, Armenians, and Jews ran their own courts and schools under their own law, in exchange for a special tax and a subordinate status. It was not equality, and it was not modern tolerance, but it kept the peace across one of the most mixed populations on Earth for centuries. When Spain expelled its Jews in 1492, tens of thousands found refuge in Ottoman cities, Salonica above all, which stayed a majority-Jewish city into the twentieth century.</w:t>
+      </w:r>
+    </w:p>
+    <w:p>
+      <w:pPr>
+        <w:spacing w:after="200"/>
+      </w:pPr>
+      <w:r>
+        <w:t xml:space="preserve">The capital sat on the Bosphorus, the strait between the Black Sea and the Sea of Marmara, where dolphins still swim alongside the commuter ferries, and the commuters, like the citizens of every capital this book has watched, do not look up.</w:t>
+      </w:r>
+    </w:p>
+    <w:p>
+      <w:pPr>
+        <w:spacing w:after="200"/>
+      </w:pPr>
+      <w:r>
+        <w:t xml:space="preserve">The decline took two centuries and acquired a nickname. Defeats by Austria and Russia cost the empire the Balkans piece by piece, Greece won independence in the 1820s, and by the 1850s Europe's diplomats were calling it the sick man of Europe, a phrase attributed to Tsar Nicholas I. The empire defaulted on its debts in 1875 and handed part of its revenue to European creditors. A first constitution, proclaimed in 1876, was suspended within two years. In 1908 a group of officers, the Young Turks, restored it and then discovered the era's favorite remedy for an empire of many peoples, which was nationalism, in this case Turkish.</w:t>
+      </w:r>
+    </w:p>
+    <w:p>
+      <w:pPr>
+        <w:spacing w:after="200"/>
+      </w:pPr>
+      <w:r>
+        <w:t xml:space="preserve">The empire entered the First World War in late 1914 on Germany's side. It beat a British and French landing at Gallipoli in 1915, a victory that made a young commander named Mustafa Kemal famous, and in the same year its government began deporting the Armenians of Anatolia. On April 24, 1915, Armenian leaders in Constantinople were arrested; over the following months hundreds of thousands of people were marched into the Syrian desert, where they died of thirst, starvation, and massacre. The toll is usually put near a million, out of an Armenian population of perhaps two million, and Assyrians and Greeks were killed in large numbers as well. Dolphin historians use the word genocide, as do most scholars of the subject, and the word was coined in the 1940s by Raphael Lemkin with this case partly in mind. The Turkish state disputes the term. More than thirty countries, the United States among them, have formally recognized it.</w:t>
+      </w:r>
+    </w:p>
+    <w:p>
+      <w:pPr>
+        <w:spacing w:after="200"/>
+      </w:pPr>
+      <w:r>
+        <w:t xml:space="preserve">The Ottoman state did not survive the peace. The victors occupied Constantinople and planned to carve up Anatolia, and out of a war of resistance between 1919 and 1923 came a Turkish republic under Mustafa Kemal, later called Atatürk. The sultanate was abolished in 1922 and the caliphate in 1924. In 1923 Greece and Turkey agreed to exchange populations by religion, not language: well over a million Orthodox Christians were sent one way and about four hundred thousand Muslims the other, some of them people who spoke only the language of the country they were being sent from.</w:t>
+      </w:r>
+    </w:p>
+    <w:p>
+      <w:pPr>
+        <w:spacing w:after="200"/>
+      </w:pPr>
+      <w:r>
+        <w:t xml:space="preserve">The Arab provinces went to Britain and France under League of Nations mandates, with borders that followed a secret 1916 agreement between two diplomats, Mark Sykes and François Georges-Picot, as amended by later bargaining: Iraq, Palestine, and Transjordan to Britain; Syria and Lebanon to France. Promises made during the war to Arab leaders, and the 1917 Balfour Declaration, which pledged British support for a national home for the Jewish people in Palestine, could not all be kept. The Treaty of Sèvres in 1920 sketched a Kurdish state; the Treaty of Lausanne in 1923 left it out, and the Kurds, an estimated thirty million people, now live in four countries and have a state in none.</w:t>
+      </w:r>
+    </w:p>
+    <w:p>
+      <w:pPr>
+        <w:spacing w:after="200"/>
+      </w:pPr>
+      <w:r>
+        <w:t xml:space="preserve">Under that map, and beside it, lay oil, and the map soon mattered more than anyone had planned. In Iran, a 1951 law nationalizing the British-owned oil industry made Mohammad Mosaddegh a national hero, and a coup organized by British and American intelligence removed him in 1953. The Shah it restored was overthrown in 1979 by a revolution that created a clerical republic under Ayatollah Khomeini, and Tehran and Washington still read each event as the explanation for the other. Iraq invaded Iran in 1980, and the eight-year war killed hundreds of thousands of people; in 1988 Iraq's government gassed the Kurdish town of Halabja, killing thousands of its own citizens. Two more wars in Iraq followed, in 1991 and 2003.</w:t>
+      </w:r>
+    </w:p>
+    <w:p>
+      <w:pPr>
+        <w:spacing w:after="200"/>
+      </w:pPr>
+      <w:r>
+        <w:t xml:space="preserve">Dolphin historians decline to render a verdict on a region whose argument is still being conducted, and offer an object instead. The dome of Hagia Sophia, finished in 537 as a Christian cathedral, became a mosque in 1453, a museum in 1935, and a mosque again in 2020. It has not been consulted at any stage.</w:t>
       </w:r>
     </w:p>
     <w:p>
@@ -4087,95 +3983,119 @@
           <w:sz w:val="36"/>
           <w:szCs w:val="36"/>
         </w:rPr>
-        <w:t xml:space="preserve">1853–1947: Japan, Restoration, and Empire</w:t>
-      </w:r>
-    </w:p>
-    <w:p>
-      <w:pPr>
-        <w:spacing w:after="200"/>
-      </w:pPr>
-      <w:r>
-        <w:t xml:space="preserve">Japan enters this part of the book carrying a cultural inheritance dolphins already respected long before the 19th century: centuries of courtly literature, Zen-influenced aesthetics, and craft traditions refined under more than two hundred years of deliberate isolation from the outside world.</w:t>
-      </w:r>
-    </w:p>
-    <w:p>
-      <w:pPr>
-        <w:spacing w:after="200"/>
-      </w:pPr>
-      <w:r>
-        <w:t xml:space="preserve">That isolation ended on Japan's own terms only in the sense that it ended at all. In 1853, Commodore Matthew Perry's American warships arrived in Tokyo Bay and made the cost of staying closed unmistakable. Within fifteen years, the Tokugawa shogunate had fallen and the Meiji Restoration of 1868 began compressing a century of industrialization into a few decades, on purpose.</w:t>
-      </w:r>
-    </w:p>
-    <w:p>
-      <w:pPr>
-        <w:spacing w:after="200"/>
-      </w:pPr>
-      <w:r>
-        <w:t xml:space="preserve">The speed of it stuns dolphin historians as much as anything else in this book. A feudal, agrarian society built a modern navy, a rail network, a conscript army, and an industrial base within a single lifetime, sending students abroad to learn what it needed and building the rest at home once they returned.</w:t>
-      </w:r>
-    </w:p>
-    <w:p>
-      <w:pPr>
-        <w:spacing w:after="200"/>
-      </w:pPr>
-      <w:r>
-        <w:rPr>
-          <w:i/>
-          <w:iCs/>
-        </w:rPr>
-        <w:t xml:space="preserve">“No civilization in this book so far has climbed as far, as fast, on purpose,” dolphin historians noted. “The question was always going to be what it climbed toward.”</w:t>
-      </w:r>
-    </w:p>
-    <w:p>
-      <w:pPr>
-        <w:spacing w:after="200"/>
-      </w:pPr>
-      <w:r>
-        <w:t xml:space="preserve">Victory over China in 1895 and, more startling to the rest of the world, over Russia in 1905, confirmed Japan as a great power by the only measure the era's great powers recognized. Confirmation curdled into appetite through the 1920s and 30s: rising militarism, a government increasingly steered by its own army, and the 1931 invasion of Manchuria conducted with barely a nod to Tokyo's civilian leadership.</w:t>
-      </w:r>
-    </w:p>
-    <w:p>
-      <w:pPr>
-        <w:spacing w:after="200"/>
-      </w:pPr>
-      <w:r>
-        <w:t xml:space="preserve">Full-scale war with China followed from 1937, including the Nanjing massacre of 1937–38, in which Japanese forces killed civilians and disarmed soldiers over several weeks with a brutality that shocked the foreign observers still in the city. Estimates of the dead run from tens of thousands to the more than 200,000 found by the postwar Tokyo tribunal and the 300,000 of China's official figure; the number remains an open wound between the two countries.</w:t>
-      </w:r>
-    </w:p>
-    <w:p>
-      <w:pPr>
-        <w:spacing w:after="200"/>
-      </w:pPr>
-      <w:r>
-        <w:t xml:space="preserve">The Pacific War that followed the December 1941 attack on Pearl Harbor asked a great deal of Japan's own population: by its final year, the state was organizing kamikaze pilots, young men flying aircraft deliberately into American ships, as an accepted military tactic rather than a desperate improvisation. The same program extended underwater, in the form of the Kaiten, a manned torpedo that its pilot rode to the target and could not survive by design. Dolphin historians, who have spent a great many centuries watching things move through their water, note that this is the first they saw in it built as a one-way trip for the person steering.</w:t>
-      </w:r>
-    </w:p>
-    <w:p>
-      <w:pPr>
-        <w:spacing w:after="200"/>
-      </w:pPr>
-      <w:r>
-        <w:rPr>
-          <w:i/>
-          <w:iCs/>
-        </w:rPr>
-        <w:t xml:space="preserve">Dolphin historians allow themselves a rare departure from detached amusement here. A dolphin will die defending its calf, its pod, or itself, for reasons any animal would recognize instantly. It will not, and by its nature cannot, be persuaded to die for a flag, a doctrine, or a phrase it was taught to repeat. Of every pattern cataloged in this book, choosing to die for an idea instead of for another living creature is the one dolphin scholarship finds hardest to view with its usual distance, and declines to pretend otherwise here.</w:t>
-      </w:r>
-    </w:p>
-    <w:p>
-      <w:pPr>
-        <w:spacing w:after="200"/>
-      </w:pPr>
-      <w:r>
-        <w:t xml:space="preserve">The war ended in August 1945. The atomic bombs dropped on Hiroshima and Nagasaki, the only nuclear weapons ever used in war, killed well over 100,000 people by the end of that year, most of them civilians, and Japan surrendered days later.</w:t>
-      </w:r>
-    </w:p>
-    <w:p>
-      <w:pPr>
-        <w:spacing w:after="200"/>
-      </w:pPr>
-      <w:r>
-        <w:t xml:space="preserve">What followed was postwar Japan's own version of the turn this part of the book keeps tracking. A new constitution, drafted under American occupation and in force from May 1947, renounced war as a sovereign right and, in its text, the maintenance of war potential, leaving Japan with self-defense forces only. The country rebuilt instead into an economic power, and did so within the same one-generation timescale it had once used to build an empire.</w:t>
+        <w:t xml:space="preserve">1914–1918: Home by Christmas — The First World War</w:t>
+      </w:r>
+    </w:p>
+    <w:p>
+      <w:pPr>
+        <w:spacing w:after="200"/>
+      </w:pPr>
+      <w:r>
+        <w:t xml:space="preserve">On June 28, 1914, a nineteen-year-old Bosnian Serb named Gavrilo Princip, whose group had already failed once that morning, found himself outside a delicatessen in Sarajevo when the car of Archduke Franz Ferdinand of Austria-Hungary took a wrong turn and stopped in front of him. A popular modern story has him buying a sandwich; no contemporary source says so. He shot the Archduke and his wife, Sophie, and began, without quite intending it, the First World War.</w:t>
+      </w:r>
+    </w:p>
+    <w:p>
+      <w:pPr>
+        <w:spacing w:after="200"/>
+      </w:pPr>
+      <w:r>
+        <w:t xml:space="preserve">What followed was a chain reaction so mechanical that historians still argue about whether anyone could have stopped it. Austria-Hungary blamed Serbia, Russia backed Serbia, Germany backed Austria-Hungary, France backed Russia, and Britain, which had promised to defend Belgium's neutrality, joined in after Germany marched through Belgium. Within weeks, nearly every great power in Europe was at war, and virtually everyone expected it to be short. The Kaiser told his departing troops that they would be home before the leaves fell. In Britain the phrase was over by Christmas.</w:t>
+      </w:r>
+    </w:p>
+    <w:p>
+      <w:pPr>
+        <w:spacing w:after="200"/>
+      </w:pPr>
+      <w:r>
+        <w:t xml:space="preserve">It was not. The armies dug in, and for four years a front line some four hundred miles long, from the Channel to Switzerland, barely moved. The industrial machinery of an earlier chapter produced artillery, machine guns, barbed wire, and shells in numbers that turned every advance into a massacre. On July 1, 1916, the first day of the Battle of the Somme, the British Army suffered some 57,000 casualties, close to 20,000 of them killed, the worst day in its history. Many belonged to the Pals battalions, volunteers who had enlisted together with friends, neighbors, and workmates on the promise that they could serve alongside one another, a promise that was kept with a thoroughness whole towns did not forget. At Verdun that same year, the French and Germans spent ten months killing some three hundred thousand men over a few square miles of mud.</w:t>
+      </w:r>
+    </w:p>
+    <w:p>
+      <w:pPr>
+        <w:spacing w:after="200"/>
+      </w:pPr>
+      <w:r>
+        <w:t xml:space="preserve">The tank, first used in 1916, was named for a cover story. To keep the machines' purpose secret, the British told the workers building them that they were water tanks bound for Mesopotamia, and the name stuck.</w:t>
+      </w:r>
+    </w:p>
+    <w:p>
+      <w:pPr>
+        <w:spacing w:after="200"/>
+      </w:pPr>
+      <w:r>
+        <w:t xml:space="preserve">Dolphin historians, who were paying particular attention to the sea, watched the submarine come into its own. German U-boats sank thousands of merchant ships, and in May 1915 the liner Lusitania, with the loss of 1,198 lives, an event that helped draw the United States into the war two years later. It was the first time humans had sent steel fish to sea in large numbers to kill one another. The dolphins did not enjoy it.</w:t>
+      </w:r>
+    </w:p>
+    <w:p>
+      <w:pPr>
+        <w:spacing w:after="200"/>
+      </w:pPr>
+      <w:r>
+        <w:t xml:space="preserve">Animals were conscripted as well: some eight million horses, donkeys, and mules are thought to have died in the war, and dolphin historians note, with the mild grievance of a species left out of the paperwork, that none of them had been consulted.</w:t>
+      </w:r>
+    </w:p>
+    <w:p>
+      <w:pPr>
+        <w:spacing w:after="200"/>
+      </w:pPr>
+      <w:r>
+        <w:t xml:space="preserve">And then, on Christmas Eve 1914, something happened along parts of the Western Front that nobody had planned. German soldiers put candles on small trees and sang carols. British soldiers sang back. In several sectors men climbed out of their trenches, shook hands in no man's land, swapped tobacco and buttons, buried each other's dead, and, according to several letters home, played football. Tens of thousands of soldiers took part. The high commands on both sides were displeased and saw to it that it was not repeated on the same scale.</w:t>
+      </w:r>
+    </w:p>
+    <w:p>
+      <w:pPr>
+        <w:spacing w:after="200"/>
+      </w:pPr>
+      <w:r>
+        <w:rPr>
+          <w:i/>
+          <w:iCs/>
+        </w:rPr>
+        <w:t xml:space="preserve">“It is one of the rarest events in this book,” dolphin scholars remarked. “Two armies that had been ordered to kill each other decided, on their own initiative, to stop, and were then ordered, on the highest authority, to start again.”</w:t>
+      </w:r>
+    </w:p>
+    <w:p>
+      <w:pPr>
+        <w:spacing w:after="200"/>
+      </w:pPr>
+      <w:r>
+        <w:t xml:space="preserve">Here the ratchet this book has been following turned on the people who built it. Every gain of the industrial century, steel, chemistry, railways, the telegraph, mass literacy, and the administrative skill to feed and move millions of people, was available at once and pointed in one direction. The capability was cumulative, built up by generations. The judgment about using it was exercised, in the summer of 1914, by a few dozen men in a few weeks.</w:t>
+      </w:r>
+    </w:p>
+    <w:p>
+      <w:pPr>
+        <w:spacing w:after="200"/>
+      </w:pPr>
+      <w:r>
+        <w:t xml:space="preserve">The war ended, on paper, at eleven o'clock on the morning of November 11, 1918, though fighting continued until the last minute and, by some counts, the final day produced more casualties than the Normandy landings a generation later. The war to end war, a phrase H. G. Wells had coined as the title of a book of essays in 1914, had killed some ten million soldiers and several million civilians and destroyed four empires: the German, the Austro-Hungarian, the Russian, and the Ottoman. Some of the map of the Middle East was redrawn by British and French diplomats under a secret agreement made in 1916, alongside promises to several different parties that could not all be kept.</w:t>
+      </w:r>
+    </w:p>
+    <w:p>
+      <w:pPr>
+        <w:spacing w:after="200"/>
+      </w:pPr>
+      <w:r>
+        <w:t xml:space="preserve">A second catastrophe, spread by troop ships and crowded camps, was under way at the same time. The influenza pandemic of 1918 to 1920 killed somewhere between an estimated 17 million and 50 million people, quite possibly more, more than the war itself, and is remembered as the Spanish flu for a peculiar reason: Spain, which was neutral, had a free press and reported the disease openly, while the warring nations censored their own bad news. It was, dolphin historians observe, named after the one country in the story that was telling the truth.</w:t>
+      </w:r>
+    </w:p>
+    <w:p>
+      <w:pPr>
+        <w:spacing w:after="200"/>
+      </w:pPr>
+      <w:r>
+        <w:t xml:space="preserve">The Treaty of Versailles, signed on June 28, 1919, five years to the day after the assassination, imposed heavy reparations and a war-guilt clause on Germany. The economist John Maynard Keynes, who had attended the conference as a British Treasury official and resigned in protest, wrote a bestselling book arguing that the settlement would do more harm than good. Marshal Foch, the French commander, is reported to have said of it that it was not a peace but an armistice for twenty years. It was, almost exactly, twenty years and sixty-five days. History rarely grants a forecast this precise, and dolphin scholarship notes that the intervening years were spent by most of the parties involved rearming rather than proving him wrong.</w:t>
+      </w:r>
+    </w:p>
+    <w:p>
+      <w:pPr>
+        <w:spacing w:after="200"/>
+      </w:pPr>
+      <w:r>
+        <w:rPr>
+          <w:i/>
+          <w:iCs/>
+        </w:rPr>
+        <w:t xml:space="preserve">“A treaty can end a war on paper,” dolphin historians noted, “without ending whatever made the war feel necessary to the people who lost it.”</w:t>
       </w:r>
     </w:p>
     <w:p>
@@ -4199,7 +4119,7 @@
           <w:i/>
           <w:iCs/>
         </w:rPr>
-        <w:t xml:space="preserve">Same shape, different ocean. A society climbed from feudalism to great-power status faster than any other in this book so far, aimed that capability at conquest and atrocity within the same lifetime that built it, suffered two atomic bombings before it stopped, and rebuilt afterward as a pacifist economic power on the same compressed timescale it uses for everything else. The dolphins remain unsure whether to be more impressed by the speed of the rise, the speed of the fall, or the speed of the recovery.</w:t>
+        <w:t xml:space="preserve">The first war fought with the full industrial output of whole nations was expected to last a season, lasted four years, was fought for reasons most of its participants could not later explain, and ended in a peace practically everyone involved recognized as unstable. The dolphins record one short truce on Christmas Eve as the wisest thing that happened, and note that it was organized by the soldiers, in defiance of the people whose job it was to be wise.</w:t>
       </w:r>
     </w:p>
     <w:p>
@@ -4223,103 +4143,151 @@
           <w:sz w:val="36"/>
           <w:szCs w:val="36"/>
         </w:rPr>
-        <w:t xml:space="preserve">1861–1946: Italy, Rome's Heir and the Fascist Detour</w:t>
-      </w:r>
-    </w:p>
-    <w:p>
-      <w:pPr>
-        <w:spacing w:after="200"/>
-      </w:pPr>
-      <w:r>
-        <w:t xml:space="preserve">Italy carries the longest cultural résumé in this part of the book. Rome itself, covered several chapters ago, is only the opening entry. A thousand years later, the Renaissance turned a handful of Italian city-states, Florence chief among them, into the densest concentration of art and science the book has yet recorded in one place: Leonardo da Vinci, Michelangelo, and, in the century that followed, Galileo, whose telescope observations helped force the entire Copernican argument onto the world's agenda.</w:t>
-      </w:r>
-    </w:p>
-    <w:p>
-      <w:pPr>
-        <w:spacing w:after="200"/>
-      </w:pPr>
-      <w:r>
-        <w:t xml:space="preserve">Dolphin historians treat Italy, unlike Germany or Japan, as a case where “genius” is not a 19th-century flowering but a multi-thousand-year inheritance, renewed rather than newly discovered.</w:t>
-      </w:r>
-    </w:p>
-    <w:p>
-      <w:pPr>
-        <w:spacing w:after="200"/>
-      </w:pPr>
-      <w:r>
-        <w:t xml:space="preserve">Political unification arrived astonishingly late relative to that inheritance: Italy did not become a single state until 1861, and the disappointment of unification's unfulfilled promises fed directly into the movement Benito Mussolini built in the war's aftermath. His 1922 March on Rome brought him to power without a single shot fired in the capital, and Italy gave the world the word “fascism” before any other country had a regime to match it.</w:t>
-      </w:r>
-    </w:p>
-    <w:p>
-      <w:pPr>
-        <w:spacing w:after="200"/>
-      </w:pPr>
-      <w:r>
-        <w:t xml:space="preserve">The regime's decisive turn came earlier than the invasion of Ethiopia. In June 1924, Giacomo Matteotti, a socialist member of parliament who had just delivered a speech accusing the fascists of election fraud, was kidnapped and murdered by men with close ties to Mussolini. The killing produced a genuine political crisis; Mussolini used it to strip away what independent press and opposition remained, instead of stepping down, and on January 3, 1925, told parliament that he alone assumed “the political, moral, and historical responsibility” for all that had happened, and dared it to act. It did not.</w:t>
-      </w:r>
-    </w:p>
-    <w:p>
-      <w:pPr>
-        <w:spacing w:after="200"/>
-      </w:pPr>
-      <w:r>
-        <w:rPr>
-          <w:i/>
-          <w:iCs/>
-        </w:rPr>
-        <w:t xml:space="preserve">“The claim that Mussolini made the trains run on time,” dolphin historians noted, “is, by most transport historians' account, largely a myth the regime encouraged on its own behalf. Dolphin scholarship treats a dictatorship's own press office as a source of last resort.”</w:t>
-      </w:r>
-    </w:p>
-    <w:p>
-      <w:pPr>
-        <w:spacing w:after="200"/>
-      </w:pPr>
-      <w:r>
-        <w:t xml:space="preserve">The regime's foreign ambitions ran ahead of its actual military strength for most of its life. The 1935-36 invasion of Ethiopia, one of the last independent states in Africa, used chemical weapons against a population with no air force and little modern weaponry to answer with, a one-sided brutality dolphin historians decline to file under “war” in the sense the word implies elsewhere in this book.</w:t>
-      </w:r>
-    </w:p>
-    <w:p>
-      <w:pPr>
-        <w:spacing w:after="200"/>
-      </w:pPr>
-      <w:r>
-        <w:t xml:space="preserve">Italy entered the Second World War in 1940 as Germany's junior partner, and its military performance across North Africa, Greece, and the Balkans fell consistently short of the alliance's needs. The war turned against Italy well before it turned against Germany: Allied landings in Sicily in 1943 triggered Mussolini's own arrest by his former colleagues within weeks, and the country split in two, an Allied-backed south and a German-occupied north where Mussolini was installed as a puppet ruler.</w:t>
-      </w:r>
-    </w:p>
-    <w:p>
-      <w:pPr>
-        <w:spacing w:after="200"/>
-      </w:pPr>
-      <w:r>
-        <w:t xml:space="preserve">What followed was a civil war fought inside the larger world war: Italian partisans, communist and non-communist alike, fought German occupation forces and Mussolini's remaining loyalists until the war's end. Mussolini was captured and executed by partisans in April 1945, his body publicly displayed in Milan.</w:t>
-      </w:r>
-    </w:p>
-    <w:p>
-      <w:pPr>
-        <w:spacing w:after="200"/>
-      </w:pPr>
-      <w:r>
-        <w:rPr>
-          <w:i/>
-          <w:iCs/>
-        </w:rPr>
-        <w:t xml:space="preserve">“The deepest cultural inheritance in Europe,” Professor Click-Click-Whoosh observed, “put up with its dictator for twenty-one years. Dolphin scholarship regards this as poor value for a very old country.”</w:t>
-      </w:r>
-    </w:p>
-    <w:p>
-      <w:pPr>
-        <w:spacing w:after="200"/>
-      </w:pPr>
-      <w:r>
-        <w:t xml:space="preserve">Postwar Italy returned to democracy in 1946, messy and coalition-prone in the decades that followed, but real, and it survived coup plots and the political terrorism of the 1970s without a return to the fascist model.</w:t>
-      </w:r>
-    </w:p>
-    <w:p>
-      <w:pPr>
-        <w:spacing w:after="200"/>
-      </w:pPr>
-      <w:r>
-        <w:t xml:space="preserve">The reckoning with that interruption trailed well behind the recovery. Italy's own purge of fascists, the epurazione, began in earnest and faltered within two years, and a 1946 amnesty, drafted by the Communist justice minister Palmiro Togliatti with reconciliation, not accountability, in mind, released the great majority of Italians jailed for fascist-era crimes within a few years of the war's end. Many former officials returned quietly to public life, and Italy's own reckoning with the period stayed, for decades, a much quieter conversation than Germany's.</w:t>
+        <w:t xml:space="preserve">The Twentieth Century: Genius and Catastrophe — Great Countries, Terrible Decades</w:t>
+      </w:r>
+    </w:p>
+    <w:p>
+      <w:pPr>
+        <w:spacing w:after="200"/>
+      </w:pPr>
+      <w:r>
+        <w:t xml:space="preserve">Dolphin historians keep a particular file. It is thick, it is easy to add to, and it sits under a heading they would rather not have needed: countries that had every advantage a civilization can have, and handed themselves to a dictator anyway.</w:t>
+      </w:r>
+    </w:p>
+    <w:p>
+      <w:pPr>
+        <w:spacing w:after="200"/>
+      </w:pPr>
+      <w:r>
+        <w:t xml:space="preserve">The entries are not obscure. They are countries with libraries, universities, cathedrals, orchestras, and centuries of philosophy behind them, countries the dolphins admired, some of them for a very long time.</w:t>
+      </w:r>
+    </w:p>
+    <w:p>
+      <w:pPr>
+        <w:spacing w:after="200"/>
+      </w:pPr>
+      <w:r>
+        <w:t xml:space="preserve">Germany is the entry dolphin scholars open first. By the 19th and early 20th centuries, Germany, a country that had not existed as a single state until 1871, had become one of humanity's centers of science, philosophy, engineering, music, and industry.</w:t>
+      </w:r>
+    </w:p>
+    <w:p>
+      <w:pPr>
+        <w:spacing w:after="200"/>
+      </w:pPr>
+      <w:r>
+        <w:t xml:space="preserve">Germany produced Beethoven and Bach, Goethe and Kant, Einstein and a great many other groundbreaking scientists and engineers, and some of the world's leading universities.</w:t>
+      </w:r>
+    </w:p>
+    <w:p>
+      <w:pPr>
+        <w:spacing w:after="200"/>
+      </w:pPr>
+      <w:r>
+        <w:t xml:space="preserve">Defeat in the First World War, a hyperinflation so severe that, by the famous anecdote, the wheelbarrow was worth more than the money in it, and then the Great Depression left a young democracy short of friends and short of patience. Adolf Hitler was appointed chancellor in January 1933, after elections that had made his party the largest in parliament but never gave it a majority, and promptly arranged for there to be no more that mattered. His movement promoted dictatorship, extreme nationalism, racism, persecution, and conquest. Germany's immense industrial and scientific capabilities were increasingly directed toward war. Many of the country's finest minds, Einstein among them, fled.</w:t>
+      </w:r>
+    </w:p>
+    <w:p>
+      <w:pPr>
+        <w:spacing w:after="200"/>
+      </w:pPr>
+      <w:r>
+        <w:t xml:space="preserve">The result was the Second World War, the most destructive conflict in human history. Somewhere between seventy and eighty-five million people died, most of them civilians.</w:t>
+      </w:r>
+    </w:p>
+    <w:p>
+      <w:pPr>
+        <w:spacing w:after="200"/>
+      </w:pPr>
+      <w:r>
+        <w:t xml:space="preserve">The Holocaust murdered about six million Jews, along with Roma, disabled people, political prisoners, and others. It was carried out by a modern state, using its railways, its paperwork, its chemical industry, and its ordinary, obedient officials. At the largest of the death camps, most of the children who arrived were sent to the gas chambers the same day. Anne Frank, who had kept a diary in hiding in Amsterdam for two years, was deported in 1944 and died of typhus at Bergen-Belsen in early 1945, weeks before British troops liberated the camp. She was fifteen.</w:t>
+      </w:r>
+    </w:p>
+    <w:p>
+      <w:pPr>
+        <w:spacing w:after="200"/>
+      </w:pPr>
+      <w:r>
+        <w:t xml:space="preserve">Nothing in this book's long accumulation of capability was missing from it: the organizing state that writing made possible, the industrial chemistry of the last century, the census machinery that sorted people into categories, the railways that ran on time. Every one of those tools had been built for other purposes by people who never imagined this one. The ratchet does not choose what it carries.</w:t>
+      </w:r>
+    </w:p>
+    <w:p>
+      <w:pPr>
+        <w:spacing w:after="200"/>
+      </w:pPr>
+      <w:r>
+        <w:t xml:space="preserve">Germany was not alone, which is what makes the file thick.</w:t>
+      </w:r>
+    </w:p>
+    <w:p>
+      <w:pPr>
+        <w:spacing w:after="200"/>
+      </w:pPr>
+      <w:r>
+        <w:t xml:space="preserve">Japan turned itself from a feudal society into a modern power within a lifetime, on top of a literary and artistic tradition a thousand years old, and by the 1930s was run by its army. Italy, home of Rome and the Renaissance, gave the world the word fascism and a dictator to go with it. Spain, of Cervantes and Velázquez, spent nearly four decades under General Franco. Russia, of Tolstoy, Tchaikovsky, and the periodic table, produced a revolution that ended in Stalin. China, with three thousand years of continuous civilization behind it, launched in the twentieth century campaigns against its own past.</w:t>
+      </w:r>
+    </w:p>
+    <w:p>
+      <w:pPr>
+        <w:spacing w:after="200"/>
+      </w:pPr>
+      <w:r>
+        <w:t xml:space="preserve">Each of these gets a chapter of its own, because each went about it differently and recovered, if it did, on a different schedule.</w:t>
+      </w:r>
+    </w:p>
+    <w:p>
+      <w:pPr>
+        <w:spacing w:after="200"/>
+      </w:pPr>
+      <w:r>
+        <w:t xml:space="preserve">Nor does the file stop with the famous cases. Greece, which invented democracy, was run by a military junta from 1967 to 1974; dolphin historians checked the dates twice. Iraq, ancient Mesopotamia and the land that gave the world writing, spent 1979 to 2003 under Saddam Hussein. Cambodia, whose Angkor is among the great monuments of the human race, lived through the Khmer Rouge from 1975 to 1979, in which somewhere between a fifth and a quarter of its people died. Portugal, whose navigators mapped the world, lived under authoritarian rule from 1926 to 1974. Chile and Argentina, both with rich cultural lives, passed through military juntas in the 1970s and 80s, a story the earlier chapter on Latin America tells in full.</w:t>
+      </w:r>
+    </w:p>
+    <w:p>
+      <w:pPr>
+        <w:spacing w:after="200"/>
+      </w:pPr>
+      <w:r>
+        <w:t xml:space="preserve">Dolphin historians have read the whole file, twice, looking for a pattern that would let them warn someone. What they found is uncomfortably ordinary. No country announced that it was abandoning civilization. Each was offered, in something like this order, order, pride, and someone to blame, and accepted all three. Each had a moment of humiliation, economic collapse, or fear that made the offer sound reasonable. And each had, sitting on the shelf, a perfectly good culture that turned out to be no protection at all. The great writers and composers, it emerged, do not vote.</w:t>
+      </w:r>
+    </w:p>
+    <w:p>
+      <w:pPr>
+        <w:spacing w:after="200"/>
+      </w:pPr>
+      <w:r>
+        <w:t xml:space="preserve">The steps were depressingly similar as well. The courts and the newspapers went first. Then the opposition. Then came the emergency, a word dolphin historians have come to dislike. Very little of it required villains in large numbers. It required ordinary people who were told what to do and did it.</w:t>
+      </w:r>
+    </w:p>
+    <w:p>
+      <w:pPr>
+        <w:spacing w:after="200"/>
+      </w:pPr>
+      <w:r>
+        <w:t xml:space="preserve">Yet the story did not end there.</w:t>
+      </w:r>
+    </w:p>
+    <w:p>
+      <w:pPr>
+        <w:spacing w:after="200"/>
+      </w:pPr>
+      <w:r>
+        <w:t xml:space="preserve">After the war, Germany rebuilt as a democratic nation and became a strong advocate for cooperation in Europe. To dolphin historians, this recovery was almost as important as the catastrophe had been. It even acquired a word, Vergangenheitsbewältigung, the work of coming to terms with the past, which the dolphins consider the only German word whose length is entirely justified.</w:t>
+      </w:r>
+    </w:p>
+    <w:p>
+      <w:pPr>
+        <w:spacing w:after="200"/>
+      </w:pPr>
+      <w:r>
+        <w:t xml:space="preserve">Others recovered within a decade or two. Some took until the 1970s. A few are, by any fair reading, still working on it.</w:t>
+      </w:r>
+    </w:p>
+    <w:p>
+      <w:pPr>
+        <w:spacing w:after="200"/>
+      </w:pPr>
+      <w:r>
+        <w:t xml:space="preserve">The file also has thin pages, and dolphin historians check those as carefully as the full ones. Scandinavia spent the twentieth century with the same offer on the table, and mostly declined it. It was not innocent. Sweden stayed neutral in the Second World War and sold iron ore to Germany, and sterilized tens of thousands of its own citizens under a public-health program that ran into the 1970s; Norway produced Quisling, whose name became a word. Denmark, occupied, got most of its Jews to Sweden in a few nights in October 1943. A thin page in a thick file is an achievement, and it was not an accident.</w:t>
       </w:r>
     </w:p>
     <w:p>
@@ -4343,7 +4311,7 @@
           <w:i/>
           <w:iCs/>
         </w:rPr>
-        <w:t xml:space="preserve">Rome, the Renaissance, and fascism all happened in the same few hundred square miles, separated by centuries the dolphins keep having to remind themselves belong to one continuous country. The pattern's length is clearly not fixed by how deep a civilization's past runs, only by the choices it makes in one particular decade. Italy had as deep a past as any case in this part of the book and still made those choices, and then, after defeat and a civil war of its own, unmade them.</w:t>
+        <w:t xml:space="preserve">Germany demonstrated both the heights and depths of the human condition, and turned out not to be the only country to do so. A great past is not a vaccine. In one century a whole roll-call of cultured nations produced extraordinary art, science, and philosophy, then took part in terrible destruction, and the ones that recovered did it by choosing, deliberately and with difficulty, to remember. Few chapters better illustrate humanity's greatest strength and greatest weakness: the same intelligence can create either wisdom or catastrophe, and nothing in a country's past will make the choice for it.</w:t>
       </w:r>
     </w:p>
     <w:p>
@@ -4367,115 +4335,95 @@
           <w:sz w:val="36"/>
           <w:szCs w:val="36"/>
         </w:rPr>
-        <w:t xml:space="preserve">Medieval Córdoba to 1981: Spain, Convivencia and the General</w:t>
-      </w:r>
-    </w:p>
-    <w:p>
-      <w:pPr>
-        <w:spacing w:after="200"/>
-      </w:pPr>
-      <w:r>
-        <w:t xml:space="preserve">Dolphin historians open this chapter earlier than its 20th-century subject, because Spain's pattern of genius and catastrophe has already run once before, on a different set of terms entirely.</w:t>
-      </w:r>
-    </w:p>
-    <w:p>
-      <w:pPr>
-        <w:spacing w:after="200"/>
-      </w:pPr>
-      <w:r>
-        <w:t xml:space="preserve">Medieval al-Andalus, the Muslim-ruled portion of the Iberian Peninsula, sustained long periods of coexistence and shared scholarship among Muslim, Christian, and Jewish communities, called convivencia, with Córdoba and Toledo among the era's great centers of translation and learning. Greek philosophy, mathematics, and medicine were preserved and extended there at a time when much of Christian Europe had little access to them.</w:t>
-      </w:r>
-    </w:p>
-    <w:p>
-      <w:pPr>
-        <w:spacing w:after="200"/>
-      </w:pPr>
-      <w:r>
-        <w:t xml:space="preserve">Historians argue about how rosy that picture is. Christians and Jews lived as dhimmi, protected but legally subordinate communities who paid a special tax, and the coexistence had violent interruptions: in 1066 a mob in Granada killed much of the city's Jewish community. The fairest reading is that al-Andalus was, for long stretches, more tolerant than most of its neighbors, which is not the same as tolerant.</w:t>
-      </w:r>
-    </w:p>
-    <w:p>
-      <w:pPr>
-        <w:spacing w:after="200"/>
-      </w:pPr>
-      <w:r>
-        <w:t xml:space="preserve">Convivencia's most famous graduate was born in Córdoba around 1138: Maimonides, a Jewish philosopher and physician who wrote most of his greatest works in Arabic and shaped Jewish, Islamic, and Christian scholastic thought alike. He also shows its limits. When the Almohads, a stricter Berber dynasty, took Córdoba in 1148 and pressed non-Muslims to convert, his family fled, and he wrote his major works in Cairo, as a court physician.</w:t>
-      </w:r>
-    </w:p>
-    <w:p>
-      <w:pPr>
-        <w:spacing w:after="200"/>
-      </w:pPr>
-      <w:r>
-        <w:t xml:space="preserve">That convivencia ended deliberately. The Reconquista's completion in January 1492, with the fall of Granada, was followed within months by the Alhambra Decree expelling Spain's Jewish population — the same year, not coincidentally, Spain funded the voyage that opened the Americas to European conquest in the chapter on exploration.</w:t>
-      </w:r>
-    </w:p>
-    <w:p>
-      <w:pPr>
-        <w:spacing w:after="200"/>
-      </w:pPr>
-      <w:r>
-        <w:t xml:space="preserve">The Spanish Golden Age that followed in the 16th and 17th centuries, Cervantes writing Don Quixote, Velázquez painting, arrived hand in hand with the Inquisition's religious enforcement and a colonial empire built on the conquest covered elsewhere in this book. Genius and catastrophe, in Spain's case, are not sequential the way they are for Germany or Japan. They arrived together, repeatedly.</w:t>
-      </w:r>
-    </w:p>
-    <w:p>
-      <w:pPr>
-        <w:spacing w:after="200"/>
-      </w:pPr>
-      <w:r>
-        <w:t xml:space="preserve">The 20th-century case proper begins with the instability of Spain's Second Republic, declared in 1931, and the military uprising of July 1936 that turned that instability into the Spanish Civil War. Foreign powers intervened on both sides: the Soviet Union backed the Republic, while Germany and Italy backed the Nationalist rebellion under General Francisco Franco. Germany's Condor Legion bombed the Basque town of Guernica in April 1937, an attack widely seen, then and since, as a rehearsal for the bombing of far larger cities; historians still debate how much of that was the intent.</w:t>
-      </w:r>
-    </w:p>
-    <w:p>
-      <w:pPr>
-        <w:spacing w:after="200"/>
-      </w:pPr>
-      <w:r>
-        <w:t xml:space="preserve">Picasso's painting of the bombing, Guernica, stayed abroad on his instructions until Spain was a democracy again; it came home in 1981, eight years after his death.</w:t>
-      </w:r>
-    </w:p>
-    <w:p>
-      <w:pPr>
-        <w:spacing w:after="200"/>
-      </w:pPr>
-      <w:r>
-        <w:t xml:space="preserve">Franco's victory in 1939 opened a dictatorship that lasted until his death in 1975, nearly four decades, and a stark outlier in one specific way: unlike Germany, Japan, and Italy, Franco's Spain was never defeated from outside. There was no occupying army, no unconditional surrender, and no external constitution imposed on it.</w:t>
-      </w:r>
-    </w:p>
-    <w:p>
-      <w:pPr>
-        <w:spacing w:after="200"/>
-      </w:pPr>
-      <w:r>
-        <w:rPr>
-          <w:i/>
-          <w:iCs/>
-        </w:rPr>
-        <w:t xml:space="preserve">“The others were corrected by their enemies,” dolphin scholars remarked. “Spain had to correct itself, decades late, on its own schedule, or not at all.”</w:t>
-      </w:r>
-    </w:p>
-    <w:p>
-      <w:pPr>
-        <w:spacing w:after="200"/>
-      </w:pPr>
-      <w:r>
-        <w:t xml:space="preserve">It did, eventually. Franco's own designated succession plan, intended to preserve the regime, instead installed King Juan Carlos I, who oversaw a largely peaceful transition to constitutional democracy between 1975 and 1978, an outcome few observers had confidently predicted while Franco was still alive.</w:t>
-      </w:r>
-    </w:p>
-    <w:p>
-      <w:pPr>
-        <w:spacing w:after="200"/>
-      </w:pPr>
-      <w:r>
-        <w:t xml:space="preserve">The transition rested on a specific bargain historians call the Pacto del Olvido, the pact of forgetting: an informal, near-universal agreement among the new democracy's politicians, left and right, not to prosecute crimes from the civil war or the dictatorship, formalized by a 1977 amnesty law. It bought the transition its calm. It also meant Spain took far longer than Germany to build anything like an official reckoning with what had happened, and the argument over exhuming the dictatorship's mass graves and renaming its streets was still active decades later, under a 2007 law and a further one in 2022.</w:t>
-      </w:r>
-    </w:p>
-    <w:p>
-      <w:pPr>
-        <w:spacing w:after="200"/>
-      </w:pPr>
-      <w:r>
-        <w:t xml:space="preserve">The landing was not without incident. On February 23, 1981, a lieutenant colonel of the Civil Guard, Antonio Tejero, burst into the Spanish parliament with armed men and fired shots into the ceiling, and the coup attempt failed chiefly because King Juan Carlos went on television that night and declared for the constitution. And in 2019, more than four decades after his death, Franco's body was finally moved out of the monumental Valley of the Fallen, and Spain went on arguing, as several countries in this book do, about how to remember what it had done.</w:t>
+        <w:t xml:space="preserve">1853–1947: Japan, Restoration, and Empire</w:t>
+      </w:r>
+    </w:p>
+    <w:p>
+      <w:pPr>
+        <w:spacing w:after="200"/>
+      </w:pPr>
+      <w:r>
+        <w:t xml:space="preserve">Japan enters this part of the book carrying a cultural inheritance dolphins already respected long before the 19th century: centuries of courtly literature, Zen-influenced aesthetics, and craft traditions refined under more than two hundred years of deliberate isolation from the outside world.</w:t>
+      </w:r>
+    </w:p>
+    <w:p>
+      <w:pPr>
+        <w:spacing w:after="200"/>
+      </w:pPr>
+      <w:r>
+        <w:t xml:space="preserve">That isolation ended on Japan's own terms only in the sense that it ended at all. In 1853, Commodore Matthew Perry's American warships arrived in Tokyo Bay and made the cost of staying closed unmistakable. Within fifteen years, the Tokugawa shogunate had fallen and the Meiji Restoration of 1868 began compressing a century of industrialization into a few decades, on purpose.</w:t>
+      </w:r>
+    </w:p>
+    <w:p>
+      <w:pPr>
+        <w:spacing w:after="200"/>
+      </w:pPr>
+      <w:r>
+        <w:t xml:space="preserve">The speed of it stuns dolphin historians as much as anything else in this book. A feudal, agrarian society built a modern navy, a rail network, a conscript army, and an industrial base within a single lifetime, sending students abroad to learn what it needed and building the rest at home once they returned.</w:t>
+      </w:r>
+    </w:p>
+    <w:p>
+      <w:pPr>
+        <w:spacing w:after="200"/>
+      </w:pPr>
+      <w:r>
+        <w:rPr>
+          <w:i/>
+          <w:iCs/>
+        </w:rPr>
+        <w:t xml:space="preserve">“No civilization in this book so far has climbed as far, as fast, on purpose,” dolphin historians noted. “The question was always going to be what it climbed toward.”</w:t>
+      </w:r>
+    </w:p>
+    <w:p>
+      <w:pPr>
+        <w:spacing w:after="200"/>
+      </w:pPr>
+      <w:r>
+        <w:t xml:space="preserve">Victory over China in 1895 and, more startling to the rest of the world, over Russia in 1905, confirmed Japan as a great power by the only measure the era's great powers recognized. Confirmation curdled into appetite through the 1920s and 30s: rising militarism, a government increasingly steered by its own army, and the 1931 invasion of Manchuria conducted with barely a nod to Tokyo's civilian leadership.</w:t>
+      </w:r>
+    </w:p>
+    <w:p>
+      <w:pPr>
+        <w:spacing w:after="200"/>
+      </w:pPr>
+      <w:r>
+        <w:t xml:space="preserve">Full-scale war with China followed from 1937, including the Nanjing massacre of 1937–38, in which Japanese forces killed civilians and disarmed soldiers over several weeks with a brutality that shocked the foreign observers still in the city. Estimates of the dead run from tens of thousands to the more than 200,000 found by the postwar Tokyo tribunal and the 300,000 of China's official figure; the number remains an open wound between the two countries.</w:t>
+      </w:r>
+    </w:p>
+    <w:p>
+      <w:pPr>
+        <w:spacing w:after="200"/>
+      </w:pPr>
+      <w:r>
+        <w:t xml:space="preserve">The Pacific War that followed the December 1941 attack on Pearl Harbor asked a great deal of Japan's own population: by its final year, the state was organizing kamikaze pilots, young men flying aircraft deliberately into American ships, as an accepted military tactic rather than a desperate improvisation. The same program extended underwater, in the form of the Kaiten, a manned torpedo that its pilot rode to the target and could not survive by design. Dolphin historians, who have spent a great many centuries watching things move through their water, note that this is the first they saw in it built as a one-way trip for the person steering.</w:t>
+      </w:r>
+    </w:p>
+    <w:p>
+      <w:pPr>
+        <w:spacing w:after="200"/>
+      </w:pPr>
+      <w:r>
+        <w:rPr>
+          <w:i/>
+          <w:iCs/>
+        </w:rPr>
+        <w:t xml:space="preserve">Dolphin historians allow themselves a rare departure from detached amusement here. A dolphin will die defending its calf, its pod, or itself, for reasons any animal would recognize instantly. It will not, and by its nature cannot, be persuaded to die for a flag, a doctrine, or a phrase it was taught to repeat. Of every pattern cataloged in this book, choosing to die for an idea instead of for another living creature is the one dolphin scholarship finds hardest to view with its usual distance, and declines to pretend otherwise here.</w:t>
+      </w:r>
+    </w:p>
+    <w:p>
+      <w:pPr>
+        <w:spacing w:after="200"/>
+      </w:pPr>
+      <w:r>
+        <w:t xml:space="preserve">The war ended in August 1945. The atomic bombs dropped on Hiroshima and Nagasaki, the only nuclear weapons ever used in war, killed well over 100,000 people by the end of that year, most of them civilians, and Japan surrendered days later.</w:t>
+      </w:r>
+    </w:p>
+    <w:p>
+      <w:pPr>
+        <w:spacing w:after="200"/>
+      </w:pPr>
+      <w:r>
+        <w:t xml:space="preserve">What followed was postwar Japan's own version of the turn this part of the book keeps tracking. A new constitution, drafted under American occupation and in force from May 1947, renounced war as a sovereign right and, in its text, the maintenance of war potential, leaving Japan with self-defense forces only. The country rebuilt instead into an economic power, and did so within the same one-generation timescale it had once used to build an empire.</w:t>
       </w:r>
     </w:p>
     <w:p>
@@ -4499,7 +4447,7 @@
           <w:i/>
           <w:iCs/>
         </w:rPr>
-        <w:t xml:space="preserve">Spain ran the genius-and-catastrophe pattern twice, centuries apart, and supplied the slowest correction of the three fascist-era European cases: no defeat, no liberating army, just one old dictator's death and, remarkably, a peaceful landing afterward. The convivencia proved good ideas do not protect themselves. The transition after Franco proved bad ones do not always require outside force to end, either — sometimes they simply outlive the one man holding them up.</w:t>
+        <w:t xml:space="preserve">Same shape, different ocean. A society climbed from feudalism to great-power status faster than any other in this book so far, aimed that capability at conquest and atrocity within the same lifetime that built it, suffered two atomic bombings before it stopped, and rebuilt afterward as a pacifist economic power on the same compressed timescale it uses for everything else. The dolphins remain unsure whether to be more impressed by the speed of the rise, the speed of the fall, or the speed of the recovery.</w:t>
       </w:r>
     </w:p>
     <w:p>
@@ -4523,111 +4471,127 @@
           <w:sz w:val="36"/>
           <w:szCs w:val="36"/>
         </w:rPr>
-        <w:t xml:space="preserve">1917–1991: The Soviet Union, Ideals and Iron</w:t>
-      </w:r>
-    </w:p>
-    <w:p>
-      <w:pPr>
-        <w:spacing w:after="200"/>
-      </w:pPr>
-      <w:r>
-        <w:t xml:space="preserve">Pre-revolutionary Russia supplied its own share of this book's genius, independent of anything that came after it: Tolstoy and Dostoevsky in literature, Tchaikovsky in music, Mendeleev's periodic table of the elements in 1869, all produced under a czarist autocracy that gave its own population little say in how it was ruled.</w:t>
-      </w:r>
-    </w:p>
-    <w:p>
-      <w:pPr>
-        <w:spacing w:after="200"/>
-      </w:pPr>
-      <w:r>
-        <w:t xml:space="preserve">The 1917 revolution carried real idealism alongside its opportunism: an end to that autocracy, and a promise, sincerely held by a great many of its early supporters, of a classless society organized around common ownership rather than inherited privilege. A brutal civil war followed the revolution before the Bolsheviks secured control of the new Soviet state.</w:t>
-      </w:r>
-    </w:p>
-    <w:p>
-      <w:pPr>
-        <w:spacing w:after="200"/>
-      </w:pPr>
-      <w:r>
-        <w:t xml:space="preserve">Vladimir Lenin's death in 1924 opened a succession struggle that Joseph Stalin won by the end of the decade, and what followed turned the idealism of 1917 into some of the deadliest state policy in this book. Forced collectivization of agriculture in the early 1930s produced famine across the Soviet Union, killing, on most estimates, between five and eight million people, about half of them in Ukraine. The Ukrainian famine is known as the Holodomor; it was the result of policy, not weather, and whether it should be called genocide is still argued, with Ukraine and a number of other countries recognizing it as one.</w:t>
-      </w:r>
-    </w:p>
-    <w:p>
-      <w:pPr>
-        <w:spacing w:after="200"/>
-      </w:pPr>
-      <w:r>
-        <w:t xml:space="preserve">The purges and show trials of the later 1930s eliminated much of the Communist Party's own founding generation on fabricated charges, while the Gulag system of forced labor camps held, by archival counts, about eighteen million people between 1930 and 1953 alone, of whom at least 1.5 million died there.</w:t>
-      </w:r>
-    </w:p>
-    <w:p>
-      <w:pPr>
-        <w:spacing w:after="200"/>
-      </w:pPr>
-      <w:r>
-        <w:t xml:space="preserve">The instinct to deny instead of admit had an early, specific test case. In 1940, the Soviet secret police executed some 22,000 Polish military officers and civil servants in the Katyn Forest and elsewhere, then blamed the killings on Nazi Germany for the next five decades; the Soviet state did not admit its own responsibility until 1990, one of the last confessions Gorbachev's own government made before the country that had committed the act ceased to exist.</w:t>
-      </w:r>
-    </w:p>
-    <w:p>
-      <w:pPr>
-        <w:spacing w:after="200"/>
-      </w:pPr>
-      <w:r>
-        <w:t xml:space="preserve">The scale of the camps was not widely believed outside the Soviet Union until one of their own survivors made it impossible to ignore. Aleksandr Solzhenitsyn, who had spent eight years in the Gulag himself, smuggled out and published The Gulag Archipelago in 1973, a documented account that cost him his citizenship and cost the Soviet state much of what remained of its sympathy abroad.</w:t>
-      </w:r>
-    </w:p>
-    <w:p>
-      <w:pPr>
-        <w:spacing w:after="200"/>
-      </w:pPr>
-      <w:r>
-        <w:t xml:space="preserve">The same state apparatus that ran the purges and the camps also drove rapid industrialization, turning a largely agrarian economy into one capable, within a single generation, of matching Nazi Germany's military production and, in 1957, launching Sputnik, the first artificial satellite, ahead of every other nation on Earth.</w:t>
-      </w:r>
-    </w:p>
-    <w:p>
-      <w:pPr>
-        <w:spacing w:after="200"/>
-      </w:pPr>
-      <w:r>
-        <w:t xml:space="preserve">Dolphin historians insist on stating plainly what a shorter accounting would flatten out: the Soviet Union also paid the highest cost, by a wide margin, of any Allied power in defeating Nazi Germany, with estimates of Soviet dead in the Second World War running from around 20 million to as high as 27 million, military and civilian combined, a scale that shaped the postwar Soviet state's own self-image for the rest of its existence.</w:t>
-      </w:r>
-    </w:p>
-    <w:p>
-      <w:pPr>
-        <w:spacing w:after="200"/>
-      </w:pPr>
-      <w:r>
-        <w:rPr>
-          <w:i/>
-          <w:iCs/>
-        </w:rPr>
-        <w:t xml:space="preserve">“A state can be simultaneously the victim of one catastrophe and the author of several others,” dolphin historians noted. “This chapter is where that fact is hardest to look away from.”</w:t>
-      </w:r>
-    </w:p>
-    <w:p>
-      <w:pPr>
-        <w:spacing w:after="200"/>
-      </w:pPr>
-      <w:r>
-        <w:t xml:space="preserve">Unlike postwar Germany, Japan, and Italy, the Soviet Union's course correction did not arrive on the heels of external defeat. It came gradually, unevenly, and only after decades: Nikita Khrushchev's 1956 speech denouncing Stalin's crimes before the party's own congress; a slow, incomplete thaw through the following decades; and finally Mikhail Gorbachev's reforms of glasnost and perestroika in the 1980s, which loosened the state's grip faster than the state itself could survive the loosening. The Soviet Union dissolved in 1991, nearly seventy years after its founding.</w:t>
-      </w:r>
-    </w:p>
-    <w:p>
-      <w:pPr>
-        <w:spacing w:after="200"/>
-      </w:pPr>
-      <w:r>
-        <w:t xml:space="preserve">The pattern recurred once more before the end. On April 26, 1986, a reactor at the Chernobyl nuclear plant in Soviet Ukraine exploded, and the state's first instinct was the one this chapter has already described: silence. Nearby residents were not evacuated for 36 hours, and the government did not publicly acknowledge the disaster until Swedish monitoring stations, detecting radioactive fallout drifting over Scandinavia, forced the admission. Gorbachev later said the disaster, more than any single policy, convinced him the old system's secrecy could no longer be sustained.</w:t>
-      </w:r>
-    </w:p>
-    <w:p>
-      <w:pPr>
-        <w:spacing w:after="200"/>
-      </w:pPr>
-      <w:r>
-        <w:rPr>
-          <w:i/>
-          <w:iCs/>
-        </w:rPr>
-        <w:t xml:space="preserve">A state built on the promise of rational, scientific progress on the people's behalf took thirty-six hours to tell the people downwind of an exploded reactor that they should leave. The town nearest the plant, Pripyat, built for its workers and home to about fifty thousand people, has been empty ever since.</w:t>
+        <w:t xml:space="preserve">1861–1946: Italy, Rome's Heir and the Fascist Detour</w:t>
+      </w:r>
+    </w:p>
+    <w:p>
+      <w:pPr>
+        <w:spacing w:after="200"/>
+      </w:pPr>
+      <w:r>
+        <w:t xml:space="preserve">Italy carries the longest cultural résumé in this part of the book. Rome itself, covered several chapters ago, is only the opening entry. A thousand years later, the Renaissance turned a handful of Italian city-states, Florence chief among them, into the densest concentration of art and science the book has yet recorded in one place: Leonardo da Vinci, Michelangelo, and, in the century that followed, Galileo, whose telescope observations helped force the entire Copernican argument onto the world's agenda.</w:t>
+      </w:r>
+    </w:p>
+    <w:p>
+      <w:pPr>
+        <w:spacing w:after="200"/>
+      </w:pPr>
+      <w:r>
+        <w:t xml:space="preserve">Dolphin historians treat Italy, unlike Germany or Japan, as a case where “genius” is not a 19th-century flowering but a multi-thousand-year inheritance, renewed rather than newly discovered.</w:t>
+      </w:r>
+    </w:p>
+    <w:p>
+      <w:pPr>
+        <w:spacing w:after="200"/>
+      </w:pPr>
+      <w:r>
+        <w:t xml:space="preserve">Political unification arrived astonishingly late relative to that inheritance: Italy did not become a single state until 1861, and the disappointment of unification's unfulfilled promises fed directly into the movement Benito Mussolini built in the war's aftermath. His 1922 March on Rome brought him to power without a single shot fired in the capital, and Italy gave the world the word “fascism” before any other country had a regime to match it.</w:t>
+      </w:r>
+    </w:p>
+    <w:p>
+      <w:pPr>
+        <w:spacing w:after="200"/>
+      </w:pPr>
+      <w:r>
+        <w:t xml:space="preserve">The regime's decisive turn came earlier than the invasion of Ethiopia. In June 1924, Giacomo Matteotti, a socialist member of parliament who had just delivered a speech accusing the fascists of election fraud, was kidnapped and murdered by men with close ties to Mussolini. The killing produced a genuine political crisis; Mussolini used it to strip away what independent press and opposition remained, instead of stepping down, and on January 3, 1925, told parliament that he alone assumed “the political, moral, and historical responsibility” for all that had happened, and dared it to act. It did not.</w:t>
+      </w:r>
+    </w:p>
+    <w:p>
+      <w:pPr>
+        <w:spacing w:after="200"/>
+      </w:pPr>
+      <w:r>
+        <w:rPr>
+          <w:i/>
+          <w:iCs/>
+        </w:rPr>
+        <w:t xml:space="preserve">“The claim that Mussolini made the trains run on time,” dolphin historians noted, “is, by most transport historians' account, largely a myth the regime encouraged on its own behalf. Dolphin scholarship treats a dictatorship's own press office as a source of last resort.”</w:t>
+      </w:r>
+    </w:p>
+    <w:p>
+      <w:pPr>
+        <w:spacing w:after="200"/>
+      </w:pPr>
+      <w:r>
+        <w:t xml:space="preserve">The regime's foreign ambitions ran ahead of its actual military strength for most of its life. The 1935-36 invasion of Ethiopia, one of the last independent states in Africa, used chemical weapons against a population with no air force and little modern weaponry to answer with, a one-sided brutality dolphin historians decline to file under “war” in the sense the word implies elsewhere in this book.</w:t>
+      </w:r>
+    </w:p>
+    <w:p>
+      <w:pPr>
+        <w:spacing w:after="200"/>
+      </w:pPr>
+      <w:r>
+        <w:t xml:space="preserve">Italy entered the Second World War in 1940 as Germany's junior partner, and its military performance across North Africa, Greece, and the Balkans fell consistently short of the alliance's needs. The war turned against Italy well before it turned against Germany: Allied landings in Sicily in 1943 triggered Mussolini's own arrest by his former colleagues within weeks, and the country split in two, an Allied-backed south and a German-occupied north where Mussolini was installed as a puppet ruler.</w:t>
+      </w:r>
+    </w:p>
+    <w:p>
+      <w:pPr>
+        <w:spacing w:after="200"/>
+      </w:pPr>
+      <w:r>
+        <w:t xml:space="preserve">What followed was a civil war fought inside the larger world war: Italian partisans, communist and non-communist alike, fought German occupation forces and Mussolini's remaining loyalists until the war's end. Mussolini was captured and executed by partisans in April 1945, his body publicly displayed in Milan.</w:t>
+      </w:r>
+    </w:p>
+    <w:p>
+      <w:pPr>
+        <w:spacing w:after="200"/>
+      </w:pPr>
+      <w:r>
+        <w:rPr>
+          <w:i/>
+          <w:iCs/>
+        </w:rPr>
+        <w:t xml:space="preserve">“The deepest cultural inheritance in Europe,” Professor Click-Click-Whoosh observed, “put up with its dictator for twenty-one years. Dolphin scholarship regards this as poor value for a very old country.”</w:t>
+      </w:r>
+    </w:p>
+    <w:p>
+      <w:pPr>
+        <w:spacing w:after="200"/>
+      </w:pPr>
+      <w:r>
+        <w:t xml:space="preserve">Postwar Italy returned to democracy in 1946, messy and coalition-prone in the decades that followed, but real, and it survived coup plots and the political terrorism of the 1970s without a return to the fascist model.</w:t>
+      </w:r>
+    </w:p>
+    <w:p>
+      <w:pPr>
+        <w:spacing w:after="200"/>
+      </w:pPr>
+      <w:r>
+        <w:t xml:space="preserve">The reckoning with that interruption trailed well behind the recovery. Italy's own purge of fascists, the epurazione, began in earnest and faltered within two years, and a 1946 amnesty, drafted by the Communist justice minister Palmiro Togliatti with reconciliation, not accountability, in mind, released the great majority of Italians jailed for fascist-era crimes within a few years of the war's end. Many former officials returned quietly to public life, and Italy's own reckoning with the period stayed, for decades, a much quieter conversation than Germany's.</w:t>
+      </w:r>
+    </w:p>
+    <w:p>
+      <w:pPr>
+        <w:spacing w:after="100"/>
+      </w:pPr>
+      <w:r>
+        <w:rPr>
+          <w:b/>
+          <w:bCs/>
+        </w:rPr>
+        <w:t xml:space="preserve">Dolphin verdict:</w:t>
+      </w:r>
+    </w:p>
+    <w:p>
+      <w:pPr>
+        <w:spacing w:after="200"/>
+      </w:pPr>
+      <w:r>
+        <w:rPr>
+          <w:i/>
+          <w:iCs/>
+        </w:rPr>
+        <w:t xml:space="preserve">Rome, the Renaissance, and fascism all happened in the same few hundred square miles, separated by centuries the dolphins keep having to remind themselves belong to one continuous country. The pattern's length is clearly not fixed by how deep a civilization's past runs, only by the choices it makes in one particular decade. Italy had as deep a past as any case in this part of the book and still made those choices, and then, after defeat and a civil war of its own, unmade them.</w:t>
       </w:r>
     </w:p>
     <w:p>
@@ -4651,111 +4615,115 @@
           <w:sz w:val="36"/>
           <w:szCs w:val="36"/>
         </w:rPr>
-        <w:t xml:space="preserve">1949 to Today: China, the Long Memory and the Great Leap</w:t>
-      </w:r>
-    </w:p>
-    <w:p>
-      <w:pPr>
-        <w:spacing w:after="200"/>
-      </w:pPr>
-      <w:r>
-        <w:t xml:space="preserve">This chapter returns to a civilization dolphin scholarship already logged, several chapters ago, as among the deepest cultural inheritances in the book: millennia of continuous writing, philosophy, and administration, surviving dynasty after dynasty like a tide that always came back in.</w:t>
-      </w:r>
-    </w:p>
-    <w:p>
-      <w:pPr>
-        <w:spacing w:after="200"/>
-      </w:pPr>
-      <w:r>
-        <w:t xml:space="preserve">The 19th century interrupted that tide more severely than any dynasty's collapse had. Defeat in the Opium Wars, unequal treaties forced on China by European powers, and foreign concessions carved out of Chinese port cities opened what Chinese historians call the Century of Humiliation — a period that shaped the political movements of the century that followed as directly as any single event in this book shapes the chapter after it.</w:t>
-      </w:r>
-    </w:p>
-    <w:p>
-      <w:pPr>
-        <w:spacing w:after="200"/>
-      </w:pPr>
-      <w:r>
-        <w:t xml:space="preserve">Decades of civil war and Japanese occupation, covered in this part of the book's earlier chapter on Japan, ended in 1949 with the Communist Party's victory under Mao Zedong, arriving with genuine popular exhaustion and hope behind it after so much foreign and internal violence.</w:t>
-      </w:r>
-    </w:p>
-    <w:p>
-      <w:pPr>
-        <w:spacing w:after="200"/>
-      </w:pPr>
-      <w:r>
-        <w:t xml:space="preserve">The Great Leap Forward, launched in 1958, aimed to industrialize China's economy at a speed the Soviet Union had once attempted with its own five-year plans. The policies it imposed on agriculture instead produced a famine, running from roughly 1959 to 1961, that killed somewhere between fifteen and forty-five million people; most demographers put the figure near thirty million, which would make it the deadliest famine on record. The cause was overwhelmingly policy, not drought.</w:t>
-      </w:r>
-    </w:p>
-    <w:p>
-      <w:pPr>
-        <w:spacing w:after="200"/>
-      </w:pPr>
-      <w:r>
-        <w:t xml:space="preserve">The Cultural Revolution, launched in 1966 and continuing in various forms until Mao's death in 1976, turned the state's organizing power against its own institutions, culture, and people: intellectuals persecuted, historical and religious sites destroyed, education disrupted for a generation, and between several hundred thousand and about two million people killed — a direct, painful echo of the very cultural memory dolphin scholarship admired several chapters earlier.</w:t>
-      </w:r>
-    </w:p>
-    <w:p>
-      <w:pPr>
-        <w:spacing w:after="200"/>
-      </w:pPr>
-      <w:r>
-        <w:rPr>
-          <w:i/>
-          <w:iCs/>
-        </w:rPr>
-        <w:t xml:space="preserve">“A civilization that kept its own memory for three thousand years,” one senior dolphin scholar added, “spent a decade of the twentieth century trying to erase pieces of it on purpose. The tide, this time, did not simply come back in on its own.”</w:t>
-      </w:r>
-    </w:p>
-    <w:p>
-      <w:pPr>
-        <w:spacing w:after="200"/>
-      </w:pPr>
-      <w:r>
-        <w:t xml:space="preserve">Deng Xiaoping's reforms, beginning in 1978 after Mao's death, opened China's economy to market mechanisms and foreign investment, producing what is likely the fastest large-scale poverty reduction in recorded history over the following four decades. That economic liberalization arrived without a matching political liberalization, a gap the army made unmistakable on the night of June 3–4, 1989, when it cleared protesters from in and around Tiananmen Square. Hundreds were killed, possibly more than a thousand; there is no official count, and the event is still censored inside China.</w:t>
-      </w:r>
-    </w:p>
-    <w:p>
-      <w:pPr>
-        <w:spacing w:after="200"/>
-      </w:pPr>
-      <w:r>
-        <w:t xml:space="preserve">The story did not stop there. Three further decades of growth turned China into the world's largest manufacturer by output, producing a majority of the world's steel and a large share of its solar panels, alongside consumer goods sold in nearly every category and almost every country. By the 2020s, China had also become the world's leading source of published scientific research by sheer volume, exporting scientists and engineering talent to laboratories worldwide while training more of its own at home than any other nation.</w:t>
-      </w:r>
-    </w:p>
-    <w:p>
-      <w:pPr>
-        <w:spacing w:after="200"/>
-      </w:pPr>
-      <w:r>
-        <w:t xml:space="preserve">Electric vehicles made the shift especially visible. BYD, a Chinese manufacturer few Western consumers had heard of a decade earlier, had long outsold Tesla once plug-in hybrids were counted, and in 2025 passed it on battery-electric cars alone, about 2.26 million to 1.64 million, and Chinese-made EVs, priced well below what most Western manufacturers could match, prompted the United States and the European Union to impose tariffs explicitly to slow their import — a rare case of a democracy and a one-party state competing openly on price instead of ideology.</w:t>
-      </w:r>
-    </w:p>
-    <w:p>
-      <w:pPr>
-        <w:spacing w:after="200"/>
-      </w:pPr>
-      <w:r>
-        <w:t xml:space="preserve">One assumption about this rise is worth correcting head-on, since it is a common one and precisely backward: China's population is not growing to match its economic output. It peaked around 2021 or 2022 and has been declining since, and its fertility rate has fallen to among the lowest recorded anywhere, despite the government ending its one-child policy in 2015 and actively encouraging larger families ever since with steadily diminishing results.</w:t>
-      </w:r>
-    </w:p>
-    <w:p>
-      <w:pPr>
-        <w:spacing w:after="200"/>
-      </w:pPr>
-      <w:r>
-        <w:rPr>
-          <w:i/>
-          <w:iCs/>
-        </w:rPr>
-        <w:t xml:space="preserve">“The same country that re-engineered its entire economy within a single generation,” dolphin historians observed, “has so far found a shrinking birth rate considerably harder to re-engineer than a supply chain. Factories respond to five-year plans. Families, it turns out, hold a vote the state cannot fully overrule.”</w:t>
-      </w:r>
-    </w:p>
-    <w:p>
-      <w:pPr>
-        <w:spacing w:after="200"/>
-      </w:pPr>
-      <w:r>
-        <w:t xml:space="preserve">Dolphin scholarship registers one further complaint alongside the economic ledger, and concedes it is a more personal one than most. China has been the world's largest annual source of carbon emissions since the mid-2000s, by a growing margin over the United States in second place, and a widely cited 2015 study of mismanaged plastic waste entering the ocean ranked China first. A 2021 study that modeled rivers in more detail ranked the Philippines, India, and Malaysia higher, and wealthy countries, the United States among them, had for years shipped their own plastic waste to Asia to be dealt with there.</w:t>
+        <w:t xml:space="preserve">Medieval Córdoba to 1981: Spain, Convivencia and the General</w:t>
+      </w:r>
+    </w:p>
+    <w:p>
+      <w:pPr>
+        <w:spacing w:after="200"/>
+      </w:pPr>
+      <w:r>
+        <w:t xml:space="preserve">Dolphin historians open this chapter earlier than its 20th-century subject, because Spain's pattern of genius and catastrophe has already run once before, on a different set of terms entirely.</w:t>
+      </w:r>
+    </w:p>
+    <w:p>
+      <w:pPr>
+        <w:spacing w:after="200"/>
+      </w:pPr>
+      <w:r>
+        <w:t xml:space="preserve">Medieval al-Andalus, the Muslim-ruled portion of the Iberian Peninsula, sustained long periods of coexistence and shared scholarship among Muslim, Christian, and Jewish communities, called convivencia, with Córdoba and Toledo among the era's great centers of translation and learning. Greek philosophy, mathematics, and medicine were preserved and extended there at a time when much of Christian Europe had little access to them.</w:t>
+      </w:r>
+    </w:p>
+    <w:p>
+      <w:pPr>
+        <w:spacing w:after="200"/>
+      </w:pPr>
+      <w:r>
+        <w:t xml:space="preserve">Historians argue about how rosy that picture is. Christians and Jews lived as dhimmi, protected but legally subordinate communities who paid a special tax, and the coexistence had violent interruptions: in 1066 a mob in Granada killed much of the city's Jewish community. The fairest reading is that al-Andalus was, for long stretches, more tolerant than most of its neighbors, which is not the same as tolerant.</w:t>
+      </w:r>
+    </w:p>
+    <w:p>
+      <w:pPr>
+        <w:spacing w:after="200"/>
+      </w:pPr>
+      <w:r>
+        <w:t xml:space="preserve">Convivencia's most famous graduate was born in Córdoba around 1138: Maimonides, a Jewish philosopher and physician who wrote most of his greatest works in Arabic and shaped Jewish, Islamic, and Christian scholastic thought alike. He also shows its limits. When the Almohads, a stricter Berber dynasty, took Córdoba in 1148 and pressed non-Muslims to convert, his family fled, and he wrote his major works in Cairo, as a court physician.</w:t>
+      </w:r>
+    </w:p>
+    <w:p>
+      <w:pPr>
+        <w:spacing w:after="200"/>
+      </w:pPr>
+      <w:r>
+        <w:t xml:space="preserve">That convivencia ended deliberately. The Reconquista's completion in January 1492, with the fall of Granada, was followed within months by the Alhambra Decree expelling Spain's Jewish population — the same year, not coincidentally, Spain funded the voyage that opened the Americas to European conquest in the chapter on exploration.</w:t>
+      </w:r>
+    </w:p>
+    <w:p>
+      <w:pPr>
+        <w:spacing w:after="200"/>
+      </w:pPr>
+      <w:r>
+        <w:t xml:space="preserve">The Spanish Golden Age that followed in the 16th and 17th centuries, Cervantes writing Don Quixote, Velázquez painting, arrived hand in hand with the Inquisition's religious enforcement and a colonial empire built on the conquest covered elsewhere in this book. Genius and catastrophe, in Spain's case, are not sequential the way they are for Germany or Japan. They arrived together, repeatedly.</w:t>
+      </w:r>
+    </w:p>
+    <w:p>
+      <w:pPr>
+        <w:spacing w:after="200"/>
+      </w:pPr>
+      <w:r>
+        <w:t xml:space="preserve">The 20th-century case proper begins with the instability of Spain's Second Republic, declared in 1931, and the military uprising of July 1936 that turned that instability into the Spanish Civil War. Foreign powers intervened on both sides: the Soviet Union backed the Republic, while Germany and Italy backed the Nationalist rebellion under General Francisco Franco. Germany's Condor Legion bombed the Basque town of Guernica in April 1937, an attack widely seen, then and since, as a rehearsal for the bombing of far larger cities; historians still debate how much of that was the intent.</w:t>
+      </w:r>
+    </w:p>
+    <w:p>
+      <w:pPr>
+        <w:spacing w:after="200"/>
+      </w:pPr>
+      <w:r>
+        <w:t xml:space="preserve">Picasso's painting of the bombing, Guernica, stayed abroad on his instructions until Spain was a democracy again; it came home in 1981, eight years after his death.</w:t>
+      </w:r>
+    </w:p>
+    <w:p>
+      <w:pPr>
+        <w:spacing w:after="200"/>
+      </w:pPr>
+      <w:r>
+        <w:t xml:space="preserve">Franco's victory in 1939 opened a dictatorship that lasted until his death in 1975, nearly four decades, and a stark outlier in one specific way: unlike Germany, Japan, and Italy, Franco's Spain was never defeated from outside. There was no occupying army, no unconditional surrender, and no external constitution imposed on it.</w:t>
+      </w:r>
+    </w:p>
+    <w:p>
+      <w:pPr>
+        <w:spacing w:after="200"/>
+      </w:pPr>
+      <w:r>
+        <w:rPr>
+          <w:i/>
+          <w:iCs/>
+        </w:rPr>
+        <w:t xml:space="preserve">“The others were corrected by their enemies,” dolphin scholars remarked. “Spain had to correct itself, decades late, on its own schedule, or not at all.”</w:t>
+      </w:r>
+    </w:p>
+    <w:p>
+      <w:pPr>
+        <w:spacing w:after="200"/>
+      </w:pPr>
+      <w:r>
+        <w:t xml:space="preserve">It did, eventually. Franco's own designated succession plan, intended to preserve the regime, instead installed King Juan Carlos I, who oversaw a largely peaceful transition to constitutional democracy between 1975 and 1978, an outcome few observers had confidently predicted while Franco was still alive.</w:t>
+      </w:r>
+    </w:p>
+    <w:p>
+      <w:pPr>
+        <w:spacing w:after="200"/>
+      </w:pPr>
+      <w:r>
+        <w:t xml:space="preserve">The transition rested on a specific bargain historians call the Pacto del Olvido, the pact of forgetting: an informal, near-universal agreement among the new democracy's politicians, left and right, not to prosecute crimes from the civil war or the dictatorship, formalized by a 1977 amnesty law. It bought the transition its calm. It also meant Spain took far longer than Germany to build anything like an official reckoning with what had happened, and the argument over exhuming the dictatorship's mass graves and renaming its streets was still active decades later, under a 2007 law and a further one in 2022.</w:t>
+      </w:r>
+    </w:p>
+    <w:p>
+      <w:pPr>
+        <w:spacing w:after="200"/>
+      </w:pPr>
+      <w:r>
+        <w:t xml:space="preserve">The landing was not without incident. On February 23, 1981, a lieutenant colonel of the Civil Guard, Antonio Tejero, burst into the Spanish parliament with armed men and fired shots into the ceiling, and the coup attempt failed chiefly because King Juan Carlos went on television that night and declared for the constitution. And in 2019, more than four decades after his death, Franco's body was finally moved out of the monumental Valley of the Fallen, and Spain went on arguing, as several countries in this book do, about how to remember what it had done.</w:t>
       </w:r>
     </w:p>
     <w:p>
@@ -4779,7 +4747,7 @@
           <w:i/>
           <w:iCs/>
         </w:rPr>
-        <w:t xml:space="preserve">China supplies this part of the book's only case where the course correction was economic but not political. Hundreds of millions of people rose out of poverty within living memory, an achievement with few rivals anywhere in this book, produced by a state that has still not fully answered for the famine or the Cultural Revolution it also produced. Capability and wisdom, once again, on separate schedules — and, as this chapter closes, not yet fully reconciled.</w:t>
+        <w:t xml:space="preserve">Spain ran the genius-and-catastrophe pattern twice, centuries apart, and supplied the slowest correction of the three fascist-era European cases: no defeat, no liberating army, just one old dictator's death and, remarkably, a peaceful landing afterward. The convivencia proved good ideas do not protect themselves. The transition after Franco proved bad ones do not always require outside force to end, either — sometimes they simply outlive the one man holding them up.</w:t>
       </w:r>
     </w:p>
     <w:p>
@@ -4803,171 +4771,119 @@
           <w:sz w:val="36"/>
           <w:szCs w:val="36"/>
         </w:rPr>
-        <w:t xml:space="preserve">The 13th Century BCE to 1948 CE: The People Who Kept Their Story — A Complete History of the Jews</w:t>
-      </w:r>
-    </w:p>
-    <w:p>
-      <w:pPr>
-        <w:spacing w:after="200"/>
-      </w:pPr>
-      <w:r>
-        <w:t xml:space="preserve">Most peoples in this book are attached to dolphin scholarship through a place: Sumer's rivers, Rome's roads, China's dynasties. This chapter is about a people the dolphins learned to track a different way, because for most of their history they were not reliably attached to any one place at all.</w:t>
-      </w:r>
-    </w:p>
-    <w:p>
-      <w:pPr>
-        <w:spacing w:after="200"/>
-      </w:pPr>
-      <w:r>
-        <w:t xml:space="preserve">Tradition begins with Abraham, a herder in Mesopotamia who, in the account his descendants would carry forward for four thousand years, made a covenant with a single god and moved to Canaan. Dolphin historians file Abraham the way they filed China's Xia dynasty: a founding tradition, not an archaeologically confirmed individual, and worth taking seriously as both at once.</w:t>
-      </w:r>
-    </w:p>
-    <w:p>
-      <w:pPr>
-        <w:spacing w:after="200"/>
-      </w:pPr>
-      <w:r>
-        <w:t xml:space="preserve">His grandson Jacob had a twin, Esau, and the two quarreled over a birthright before Jacob's line carried the story forward; Jacob's own name was changed, in the same tradition, to Israel. His twelve sons became the traditional twelve tribes.</w:t>
-      </w:r>
-    </w:p>
-    <w:p>
-      <w:pPr>
-        <w:spacing w:after="200"/>
-      </w:pPr>
-      <w:r>
-        <w:t xml:space="preserve">One of those sons, Joseph, was sold into slavery in Egypt by his own brothers, then rose through Pharaoh's court on the strength of interpreting dreams. When famine struck Canaan, the same brothers who had sold him came to Egypt for grain and found him in charge of distributing it. The family reunited there and stayed.</w:t>
-      </w:r>
-    </w:p>
-    <w:p>
-      <w:pPr>
-        <w:spacing w:after="200"/>
-      </w:pPr>
-      <w:r>
-        <w:t xml:space="preserve">Generations later, per the account handed down, their descendants had grown numerous enough to worry a different Pharaoh, who enslaved them. Moses led them out — an event Exodus dates to roughly the 13th century BCE and Egyptian records do not independently confirm — followed by forty years in the wilderness, a body of law delivered at Sinai, and eventual settlement in Canaan.</w:t>
-      </w:r>
-    </w:p>
-    <w:p>
-      <w:pPr>
-        <w:spacing w:after="200"/>
-      </w:pPr>
-      <w:r>
-        <w:t xml:space="preserve">A kingdom followed under Saul, then David, who made Jerusalem his capital, then Solomon, who built the First Temple in the 10th century BCE. The kingdom split in two after Solomon's death; the northern kingdom of Israel fell to Assyria in 722 BCE, its ten tribes scattered into the record as the “lost tribes.” The southern kingdom of Judah fell to Babylon in 586 BCE, the First Temple destroyed, its people exiled.</w:t>
-      </w:r>
-    </w:p>
-    <w:p>
-      <w:pPr>
-        <w:spacing w:after="200"/>
-      </w:pPr>
-      <w:r>
-        <w:t xml:space="preserve">Persia's Cyrus the Great, having conquered Babylon, let the exiles return around 538 BCE. A Second Temple went up on the same site about two decades later.</w:t>
-      </w:r>
-    </w:p>
-    <w:p>
-      <w:pPr>
-        <w:spacing w:after="200"/>
-      </w:pPr>
-      <w:r>
-        <w:t xml:space="preserve">Physical evidence for this period exists in a way it does not for the patriarchal narratives that opened this chapter. The Dead Sea Scrolls, discovered in caves near Qumran starting in 1947 and dated from around the 3rd century BCE to the 1st century CE, include the oldest surviving copies of large portions of the Hebrew Bible by a margin of about a thousand years over anything previously known, and their text matches the version handed down through later tradition closely enough to satisfy dolphin scholarship's own standard for confirmed rather than merely traditional history.</w:t>
-      </w:r>
-    </w:p>
-    <w:p>
-      <w:pPr>
-        <w:spacing w:after="200"/>
-      </w:pPr>
-      <w:r>
-        <w:t xml:space="preserve">By the time Rome absorbed the region, the Temple had been massively rebuilt under Herod the Great, a Roman client king remembered for both architectural ambition and paranoid brutality. It was in Herod's Judea, under Roman governance, that a Jewish teacher named Jesus of Nazareth was born and, around 30 CE, executed by Roman authority — the founding event of what would become, within four centuries, the Roman Empire's own state religion, and within two thousand years, the largest religious tradition on Earth.</w:t>
-      </w:r>
-    </w:p>
-    <w:p>
-      <w:pPr>
-        <w:spacing w:after="200"/>
-      </w:pPr>
-      <w:r>
-        <w:t xml:space="preserve">His teaching, as the accounts have it, emphasized compassion, humility, forgiveness, and care for others, and many of the humans who came after found it hard to practice consistently.</w:t>
-      </w:r>
-    </w:p>
-    <w:p>
-      <w:pPr>
-        <w:spacing w:after="200"/>
-      </w:pPr>
-      <w:r>
-        <w:t xml:space="preserve">Judea itself did not stay quiet under Rome. A major revolt from 66 to 73 CE ended with the Second Temple's destruction in 70 CE — only its western retaining wall still stands — and, by tradition, the mass suicide of the revolt's last holdouts at Masada. That account comes down from a single source, the historian Josephus, and its details are still debated by archaeologists, some of whom question how much of it happened as described. A second revolt, in 132-135 CE, was crushed even more completely; Rome barred Jews from Jerusalem and renamed the province Syria Palaestina.</w:t>
-      </w:r>
-    </w:p>
-    <w:p>
-      <w:pPr>
-        <w:spacing w:after="200"/>
-      </w:pPr>
-      <w:r>
-        <w:t xml:space="preserve">What followed was the diaspora: Jewish communities scattered across the Mediterranean, the Middle East, and eventually the whole of Europe and Asia, carrying identity for the next eighteen centuries not through a land or a state, which they mostly did not have, but through law, text, and memory — the Talmud, compiled across the centuries that followed, and an unbroken chain of communal practice.</w:t>
-      </w:r>
-    </w:p>
-    <w:p>
-      <w:pPr>
-        <w:spacing w:after="200"/>
-      </w:pPr>
-      <w:r>
-        <w:rPr>
-          <w:i/>
-          <w:iCs/>
-        </w:rPr>
-        <w:t xml:space="preserve">Dolphin historians note the parallel to their own condition without missing the difference: a pod's culture dies with the pod if the pod is lost. This people's culture, carried in writing, survived the loss of its land entirely.</w:t>
-      </w:r>
-    </w:p>
-    <w:p>
-      <w:pPr>
-        <w:spacing w:after="200"/>
-      </w:pPr>
-      <w:r>
-        <w:t xml:space="preserve">Christianity, meanwhile, outgrew its origin as a Jewish sect. Paul of Tarsus carried its message to non-Jewish communities across the Roman world through the middle of the 1st century CE; the two traditions formally diverged over the following generations. Once Rome adopted it, as the chapter on the great faiths has told, the faith split again, and again: the Great Schism of 1054 divided Catholic Rome from Orthodox Constantinople, and the Protestant Reformation, beginning when Martin Luther posted his objections in 1517, split Western Christianity into the dozens of denominations that exist today. One ancient covenant, several centuries downstream, had become the ancestor of the largest religious family on the planet.</w:t>
-      </w:r>
-    </w:p>
-    <w:p>
-      <w:pPr>
-        <w:spacing w:after="200"/>
-      </w:pPr>
-      <w:r>
-        <w:t xml:space="preserve">The diaspora was rarely gentle. Expulsions recurred across medieval and early modern Christian Europe — England in 1290, France on several occasions, Spain's expulsion in 1492 alongside the Reconquista's completion. Blood libel accusations, forced ghettos, and periodic pogroms, violent mob attacks often tolerated or encouraged by local authorities, recurred for centuries, intensifying again in the Russian Empire in the late 1800s and early 1900s.</w:t>
-      </w:r>
-    </w:p>
-    <w:p>
-      <w:pPr>
-        <w:spacing w:after="200"/>
-      </w:pPr>
-      <w:r>
-        <w:t xml:space="preserve">The Holocaust, already this book's starkest chapter, was this pattern's most extreme expression: an estimated six million Jews murdered by Nazi Germany and its collaborators between 1941 and 1945, an act of industrialized killing built on centuries of the persecution just described.</w:t>
-      </w:r>
-    </w:p>
-    <w:p>
-      <w:pPr>
-        <w:spacing w:after="200"/>
-      </w:pPr>
-      <w:r>
-        <w:t xml:space="preserve">Zionism, a political movement for Jewish return to the historic homeland, had begun decades earlier, given its modern political form by Theodor Herzl, whose book The Jewish State appeared in 1896 and who convened the first Zionist Congress in 1897, in direct response to the persecution then underway in Europe. The Holocaust's aftermath sharply accelerated international support. The United Nations proposed partitioning British Mandate Palestine in 1947; Israel declared independence in May 1948.</w:t>
-      </w:r>
-    </w:p>
-    <w:p>
-      <w:pPr>
-        <w:spacing w:after="200"/>
-      </w:pPr>
-      <w:r>
-        <w:t xml:space="preserve">Fighting between Jewish and Arab forces had begun after the UN vote; the day after independence, the armies of neighboring Arab states invaded. Israel prevailed and expanded beyond the UN's proposed borders; some 700,000 Palestinian Arabs fled or were driven out in the process, an event Palestinians call the Nakba, the catastrophe. Further wars followed in 1956, in 1967 (after which Israel held the West Bank, Gaza, the Golan Heights, and Sinai), and in 1973.</w:t>
-      </w:r>
-    </w:p>
-    <w:p>
-      <w:pPr>
-        <w:spacing w:after="200"/>
-      </w:pPr>
-      <w:r>
-        <w:t xml:space="preserve">Not every neighbor stayed an adversary. Egypt made peace with Israel in 1979, Jordan in 1994, and the 2020 Abraham Accords normalized relations with several more Arab states. The conflict with the Palestinians themselves, over land, statehood, and the unresolved status of Jerusalem, remains open as this book is written, and dolphin historians decline to award it a verdict for the same reason offered elsewhere in this book for still-unresolved arguments: the humans involved have not resolved it yet.</w:t>
-      </w:r>
-    </w:p>
-    <w:p>
-      <w:pPr>
-        <w:spacing w:after="200"/>
-      </w:pPr>
-      <w:r>
-        <w:t xml:space="preserve">The people who kept their story without a land for eighteen centuries built, in 1948, a state to hold it. In the same year about 700,000 other people lost their homes on the same strip of coast, and began carrying a story of their own: the keys to houses they could not return to, the names of villages that are no longer on the map. Both stories are true. The dolphins, who have known that coast longer than either people, have not yet seen how the two will share it.</w:t>
+        <w:t xml:space="preserve">1917–1991: The Soviet Union, Ideals and Iron</w:t>
+      </w:r>
+    </w:p>
+    <w:p>
+      <w:pPr>
+        <w:spacing w:after="200"/>
+      </w:pPr>
+      <w:r>
+        <w:t xml:space="preserve">Pre-revolutionary Russia supplied its own share of this book's genius, independent of anything that came after it: Tolstoy and Dostoevsky in literature, Tchaikovsky in music, Mendeleev's periodic table of the elements in 1869, all produced under a czarist autocracy that gave its own population little say in how it was ruled.</w:t>
+      </w:r>
+    </w:p>
+    <w:p>
+      <w:pPr>
+        <w:spacing w:after="200"/>
+      </w:pPr>
+      <w:r>
+        <w:t xml:space="preserve">The 1917 revolution carried real idealism alongside its opportunism: an end to that autocracy, and a promise, sincerely held by a great many of its early supporters, of a classless society organized around common ownership rather than inherited privilege. A brutal civil war followed the revolution before the Bolsheviks secured control of the new Soviet state.</w:t>
+      </w:r>
+    </w:p>
+    <w:p>
+      <w:pPr>
+        <w:spacing w:after="200"/>
+      </w:pPr>
+      <w:r>
+        <w:t xml:space="preserve">Vladimir Lenin's death in 1924 opened a succession struggle that Joseph Stalin won by the end of the decade, having grasped sooner than his better-spoken rivals that whoever controls the appointments controls the party; what followed turned the idealism of 1917 into some of the deadliest state policy in this book. Forced collectivization of agriculture in the early 1930s produced famine across the Soviet Union, killing, on most estimates, between five and eight million people, about half of them in Ukraine. The Ukrainian famine is known as the Holodomor; it was the result of policy, not weather, and whether it should be called genocide is still argued, with Ukraine and a number of other countries recognizing it as one.</w:t>
+      </w:r>
+    </w:p>
+    <w:p>
+      <w:pPr>
+        <w:spacing w:after="200"/>
+      </w:pPr>
+      <w:r>
+        <w:t xml:space="preserve">The purges and show trials of the later 1930s eliminated much of the Communist Party's own founding generation on fabricated charges, while the Gulag system of forced labor camps held, by archival counts, about eighteen million people between 1930 and 1953 alone, of whom at least 1.5 million died there.</w:t>
+      </w:r>
+    </w:p>
+    <w:p>
+      <w:pPr>
+        <w:spacing w:after="200"/>
+      </w:pPr>
+      <w:r>
+        <w:t xml:space="preserve">In August 1939 Stalin signed a non-aggression pact with Hitler, with a secret protocol dividing Poland and the Baltic states between them, and Soviet troops entered eastern Poland that September. When Germany broke the pact and invaded in June 1941, Stalin is reported to have been, for a short while, unable to believe it.</w:t>
+      </w:r>
+    </w:p>
+    <w:p>
+      <w:pPr>
+        <w:spacing w:after="200"/>
+      </w:pPr>
+      <w:r>
+        <w:t xml:space="preserve">The instinct to deny instead of admit had an early, specific test case. In 1940, the Soviet secret police executed some 22,000 Polish military officers and civil servants in the Katyn Forest and elsewhere, then blamed the killings on Nazi Germany for the next five decades; the Soviet state did not admit its own responsibility until 1990, one of the last confessions Gorbachev's own government made before the country that had committed the act ceased to exist.</w:t>
+      </w:r>
+    </w:p>
+    <w:p>
+      <w:pPr>
+        <w:spacing w:after="200"/>
+      </w:pPr>
+      <w:r>
+        <w:t xml:space="preserve">The scale of the camps was not widely believed outside the Soviet Union until one of their own survivors made it impossible to ignore. Aleksandr Solzhenitsyn, who had spent eight years in the Gulag himself, smuggled out and published The Gulag Archipelago in 1973, a documented account that cost him his citizenship and cost the Soviet state much of what remained of its sympathy abroad.</w:t>
+      </w:r>
+    </w:p>
+    <w:p>
+      <w:pPr>
+        <w:spacing w:after="200"/>
+      </w:pPr>
+      <w:r>
+        <w:t xml:space="preserve">The same state apparatus that ran the purges and the camps also drove rapid industrialization, turning a largely agrarian economy into one capable, within a single generation, of matching Nazi Germany's military production and, in 1957, launching Sputnik, the first artificial satellite, ahead of every other nation on Earth.</w:t>
+      </w:r>
+    </w:p>
+    <w:p>
+      <w:pPr>
+        <w:spacing w:after="200"/>
+      </w:pPr>
+      <w:r>
+        <w:t xml:space="preserve">Dolphin historians insist on stating plainly what a shorter accounting would flatten out: the Soviet Union also paid the highest cost, by a wide margin, of any Allied power in defeating Nazi Germany, with estimates of Soviet dead in the Second World War running from around 20 million to as high as 27 million, military and civilian combined, a scale that shaped the postwar Soviet state's own self-image for the rest of its existence.</w:t>
+      </w:r>
+    </w:p>
+    <w:p>
+      <w:pPr>
+        <w:spacing w:after="200"/>
+      </w:pPr>
+      <w:r>
+        <w:rPr>
+          <w:i/>
+          <w:iCs/>
+        </w:rPr>
+        <w:t xml:space="preserve">“A state can be simultaneously the victim of one catastrophe and the author of several others,” dolphin historians noted. “This chapter is where that fact is hardest to look away from.”</w:t>
+      </w:r>
+    </w:p>
+    <w:p>
+      <w:pPr>
+        <w:spacing w:after="200"/>
+      </w:pPr>
+      <w:r>
+        <w:t xml:space="preserve">Unlike postwar Germany, Japan, and Italy, the Soviet Union's course correction did not arrive on the heels of external defeat. It came gradually, unevenly, and only after decades: Nikita Khrushchev's 1956 speech denouncing Stalin's crimes before the party's own congress; a slow, incomplete thaw through the following decades; and finally Mikhail Gorbachev's reforms of glasnost and perestroika in the 1980s, which loosened the state's grip faster than the state itself could survive the loosening. The Soviet Union dissolved in 1991, nearly seventy years after its founding.</w:t>
+      </w:r>
+    </w:p>
+    <w:p>
+      <w:pPr>
+        <w:spacing w:after="200"/>
+      </w:pPr>
+      <w:r>
+        <w:t xml:space="preserve">The pattern recurred once more before the end. On April 26, 1986, a reactor at the Chernobyl nuclear plant in Soviet Ukraine exploded, and the state's first instinct was the one this chapter has already described: silence. Nearby residents were not evacuated for 36 hours, and the government did not publicly acknowledge the disaster until Swedish monitoring stations, detecting radioactive fallout drifting over Scandinavia, forced the admission. Gorbachev later said the disaster, more than any single policy, convinced him the old system's secrecy could no longer be sustained.</w:t>
+      </w:r>
+    </w:p>
+    <w:p>
+      <w:pPr>
+        <w:spacing w:after="200"/>
+      </w:pPr>
+      <w:r>
+        <w:rPr>
+          <w:i/>
+          <w:iCs/>
+        </w:rPr>
+        <w:t xml:space="preserve">A state built on the promise of rational, scientific progress on the people's behalf took thirty-six hours to tell the people downwind of an exploded reactor that they should leave. The town nearest the plant, Pripyat, built for its workers and home to about fifty thousand people, has been empty ever since.</w:t>
       </w:r>
     </w:p>
     <w:p>
@@ -4991,107 +4907,119 @@
           <w:sz w:val="36"/>
           <w:szCs w:val="36"/>
         </w:rPr>
-        <w:t xml:space="preserve">1945–1991: Cold War — Two Powers, One Planet</w:t>
-      </w:r>
-    </w:p>
-    <w:p>
-      <w:pPr>
-        <w:spacing w:after="200"/>
-      </w:pPr>
-      <w:r>
-        <w:t xml:space="preserve">The alliance that beat Nazi Germany did not survive the peace it won. Within two years of 1945, the wartime partnership between the United States and the Soviet Union had curdled into open rivalry, hardened by an ideological split that this book has already put in plain view: capitalism and multiparty democracy on one side, one-party rule and state-planned economics on the other.</w:t>
-      </w:r>
-    </w:p>
-    <w:p>
-      <w:pPr>
-        <w:spacing w:after="200"/>
-      </w:pPr>
-      <w:r>
-        <w:t xml:space="preserve">Both sides had the bomb within four years of each other — the United States in 1945, the Soviet Union in 1949 — and by the 1960s both had enough of them, mounted on missiles that could cross the planet in under an hour, to guarantee that a full nuclear exchange would leave no meaningful winner. Strategists gave this condition an unusually honest name: mutual assured destruction.</w:t>
-      </w:r>
-    </w:p>
-    <w:p>
-      <w:pPr>
-        <w:spacing w:after="200"/>
-      </w:pPr>
-      <w:r>
-        <w:t xml:space="preserve">The phrase was coined in the 1960s by the analyst Donald Brennan, who meant the acronym as mockery. The strategists kept it anyway. Dolphin scholarship files this under candor, an achievement this species does not get nearly enough credit for.</w:t>
-      </w:r>
-    </w:p>
-    <w:p>
-      <w:pPr>
-        <w:spacing w:after="200"/>
-      </w:pPr>
-      <w:r>
-        <w:t xml:space="preserve">The weapon itself was the product of a wartime race: the Manhattan Project (1942-45), staffed in large part by physicists who had fled fascist Europe, some of them from the very country whose bomb the project had been built to beat. The first test took place in the New Mexico desert in July 1945. Many of the next ones took place at sea. The United States detonated 67 nuclear devices at Bikini and Enewetak atolls in the Marshall Islands between 1946 and 1958. The 167 people of Bikini were moved off their atoll in 1946, told it was for the good of mankind; they have never been able to go home to stay. France later tested at Moruroa and Fangataufa in French Polynesia.</w:t>
-      </w:r>
-    </w:p>
-    <w:p>
-      <w:pPr>
-        <w:spacing w:after="200"/>
-      </w:pPr>
-      <w:r>
-        <w:rPr>
-          <w:i/>
-          <w:iCs/>
-        </w:rPr>
-        <w:t xml:space="preserve">“The apex predator,” dolphin historians noted, “has now learned physics.” The oceans, they added, became nervous.</w:t>
-      </w:r>
-    </w:p>
-    <w:p>
-      <w:pPr>
-        <w:spacing w:after="200"/>
-      </w:pPr>
-      <w:r>
-        <w:rPr>
-          <w:i/>
-          <w:iCs/>
-        </w:rPr>
-        <w:t xml:space="preserve">“Humans built a weapon that finally matched their own capacity for self-destruction,” the Society recorded, “and then, mostly, did not use it. This is the book's clearest instance of the wisdom half of the ledger showing up on time.”</w:t>
-      </w:r>
-    </w:p>
-    <w:p>
-      <w:pPr>
-        <w:spacing w:after="200"/>
-      </w:pPr>
-      <w:r>
-        <w:t xml:space="preserve">The two powers fought each other anyway, just never directly. Korea (1950-53) split a peninsula that remains divided as this book is written. Vietnam drew in American ground forces for a decade before ending, in 1975, in a unified Communist Vietnam and a war American planners had, by most later accounts, misjudged from the start. Afghanistan absorbed a Soviet occupation from 1979 to 1989 that killed about 15,000 Soviet soldiers and somewhere between half a million and two million Afghans, drove millions more into exile, and weakened the Soviet state.</w:t>
-      </w:r>
-    </w:p>
-    <w:p>
-      <w:pPr>
-        <w:spacing w:after="200"/>
-      </w:pPr>
-      <w:r>
-        <w:t xml:space="preserve">The closest approach to the war neither side wanted came in October 1962, when Soviet nuclear missiles installed in Cuba, ninety miles from Florida, brought both governments within days, by many participants' later accounts, of a confrontation neither one could fully control once started. A negotiated withdrawal ended the crisis without the two powers firing a shot at each other.</w:t>
-      </w:r>
-    </w:p>
-    <w:p>
-      <w:pPr>
-        <w:spacing w:after="200"/>
-      </w:pPr>
-      <w:r>
-        <w:t xml:space="preserve">The nearest thing to an accident, by several participants' accounts, happened at sea. On October 27, 1962, a Soviet submarine, B-59, running silent and out of contact near Cuba, was harassed by American destroyers dropping practice depth charges to force it to the surface. Its captain, believing the war had begun, wanted to fire the nuclear-tipped torpedo on board. The decision required the agreement of the senior officers aboard, and one of them, Vasily Arkhipov, refused. Twenty-one years later, on September 26, 1983, a Soviet early-warning system reported five incoming American missiles, and the officer on duty, Stanislav Petrov, judged the report a false alarm, on the grounds that a real attack would surely be larger, and did not pass it up the chain. The system had mistaken sunlight glinting off high clouds for missile launches.</w:t>
-      </w:r>
-    </w:p>
-    <w:p>
-      <w:pPr>
-        <w:spacing w:after="200"/>
-      </w:pPr>
-      <w:r>
-        <w:rPr>
-          <w:i/>
-          <w:iCs/>
-        </w:rPr>
-        <w:t xml:space="preserve">“Twice, the survival of a great many species turned on one officer deciding that the machine was probably wrong,” dolphin historians noted. “The first of them was in a submarine, which dolphins take personally.”</w:t>
-      </w:r>
-    </w:p>
-    <w:p>
-      <w:pPr>
-        <w:spacing w:after="200"/>
-      </w:pPr>
-      <w:r>
-        <w:t xml:space="preserve">The Berlin Wall, raised by East Germany in 1961 to stop the outflow of its own population westward, stood as the era's most literal symbol for close to three decades before crowds tore it down in November 1989, a single unplanned night that historians now treat as the moment the outcome of the whole rivalry became visible to everyone at once. The Soviet Union dissolved two years later, in 1991.</w:t>
+        <w:t xml:space="preserve">1949 to Today: China, the Long Memory and the Great Leap</w:t>
+      </w:r>
+    </w:p>
+    <w:p>
+      <w:pPr>
+        <w:spacing w:after="200"/>
+      </w:pPr>
+      <w:r>
+        <w:t xml:space="preserve">This chapter returns to a civilization dolphin scholarship already logged, several chapters ago, as among the deepest cultural inheritances in the book: millennia of continuous writing, philosophy, and administration, surviving dynasty after dynasty like a tide that always came back in.</w:t>
+      </w:r>
+    </w:p>
+    <w:p>
+      <w:pPr>
+        <w:spacing w:after="200"/>
+      </w:pPr>
+      <w:r>
+        <w:t xml:space="preserve">The 19th century interrupted that tide more severely than any dynasty's collapse had. Defeat in the Opium Wars, unequal treaties forced on China by European powers, and foreign concessions carved out of Chinese port cities opened what Chinese historians call the Century of Humiliation — a period that shaped the political movements of the century that followed as directly as any single event in this book shapes the chapter after it.</w:t>
+      </w:r>
+    </w:p>
+    <w:p>
+      <w:pPr>
+        <w:spacing w:after="200"/>
+      </w:pPr>
+      <w:r>
+        <w:t xml:space="preserve">Decades of civil war and Japanese occupation, covered in this part of the book's earlier chapter on Japan, ended in 1949 with the Communist Party's victory under Mao Zedong, arriving with genuine popular exhaustion and hope behind it after so much foreign and internal violence.</w:t>
+      </w:r>
+    </w:p>
+    <w:p>
+      <w:pPr>
+        <w:spacing w:after="200"/>
+      </w:pPr>
+      <w:r>
+        <w:t xml:space="preserve">The Great Leap Forward, launched in 1958, aimed to industrialize China's economy at a speed the Soviet Union had once attempted with its own five-year plans. The policies it imposed on agriculture instead produced a famine, running from roughly 1959 to 1961, that killed somewhere between fifteen and forty-five million people; most demographers put the figure near thirty million, which would make it the deadliest famine on record. The cause was overwhelmingly policy, not drought.</w:t>
+      </w:r>
+    </w:p>
+    <w:p>
+      <w:pPr>
+        <w:spacing w:after="200"/>
+      </w:pPr>
+      <w:r>
+        <w:t xml:space="preserve">The Cultural Revolution, launched in 1966 and continuing in various forms until Mao's death in 1976, turned the state's organizing power against its own institutions, culture, and people: intellectuals persecuted, historical and religious sites destroyed, education disrupted for a generation, and between several hundred thousand and about two million people killed — a direct, painful echo of the very cultural memory dolphin scholarship admired several chapters earlier.</w:t>
+      </w:r>
+    </w:p>
+    <w:p>
+      <w:pPr>
+        <w:spacing w:after="200"/>
+      </w:pPr>
+      <w:r>
+        <w:rPr>
+          <w:i/>
+          <w:iCs/>
+        </w:rPr>
+        <w:t xml:space="preserve">“A civilization that kept its own memory for three thousand years,” one senior dolphin scholar added, “spent a decade of the twentieth century trying to erase pieces of it on purpose. The tide, this time, did not simply come back in on its own.”</w:t>
+      </w:r>
+    </w:p>
+    <w:p>
+      <w:pPr>
+        <w:spacing w:after="200"/>
+      </w:pPr>
+      <w:r>
+        <w:t xml:space="preserve">Deng Xiaoping's reforms, beginning in 1978 after Mao's death, opened China's economy to market mechanisms and foreign investment, producing what is likely the fastest large-scale poverty reduction in recorded history over the following four decades. That economic liberalization arrived without a matching political liberalization, a gap the army made unmistakable on the night of June 3–4, 1989, when it cleared protesters from in and around Tiananmen Square. Hundreds were killed, possibly more than a thousand; there is no official count, and the event is still censored inside China.</w:t>
+      </w:r>
+    </w:p>
+    <w:p>
+      <w:pPr>
+        <w:spacing w:after="200"/>
+      </w:pPr>
+      <w:r>
+        <w:t xml:space="preserve">The story did not stop there. Three further decades of growth turned China into the world's largest manufacturer by output, producing a majority of the world's steel and a large share of its solar panels, alongside consumer goods sold in nearly every category and almost every country. By the 2020s, China had also become the world's leading source of published scientific research by sheer volume, exporting scientists and engineering talent to laboratories worldwide while training more of its own at home than any other nation.</w:t>
+      </w:r>
+    </w:p>
+    <w:p>
+      <w:pPr>
+        <w:spacing w:after="200"/>
+      </w:pPr>
+      <w:r>
+        <w:t xml:space="preserve">Electric vehicles made the shift especially visible. BYD, a Chinese manufacturer few Western consumers had heard of a decade earlier, had long outsold Tesla once plug-in hybrids were counted, and in 2025 passed it on battery-electric cars alone, about 2.26 million to 1.64 million, and Chinese-made EVs, priced well below what most Western manufacturers could match, prompted the United States and the European Union to impose tariffs explicitly to slow their import — a rare case of a democracy and a one-party state competing openly on price instead of ideology.</w:t>
+      </w:r>
+    </w:p>
+    <w:p>
+      <w:pPr>
+        <w:spacing w:after="200"/>
+      </w:pPr>
+      <w:r>
+        <w:t xml:space="preserve">One assumption about this rise is worth correcting head-on, since it is a common one and precisely backward: China's population is not growing to match its economic output. It peaked around 2021 or 2022 and has been declining since, and its fertility rate has fallen to among the lowest recorded anywhere, despite the government ending its one-child policy in 2015 and actively encouraging larger families ever since with steadily diminishing results.</w:t>
+      </w:r>
+    </w:p>
+    <w:p>
+      <w:pPr>
+        <w:spacing w:after="200"/>
+      </w:pPr>
+      <w:r>
+        <w:rPr>
+          <w:i/>
+          <w:iCs/>
+        </w:rPr>
+        <w:t xml:space="preserve">“The same country that re-engineered its entire economy within a single generation,” dolphin historians observed, “has so far found a shrinking birth rate considerably harder to re-engineer than a supply chain. Factories respond to five-year plans. Families, it turns out, hold a vote the state cannot fully overrule.”</w:t>
+      </w:r>
+    </w:p>
+    <w:p>
+      <w:pPr>
+        <w:spacing w:after="200"/>
+      </w:pPr>
+      <w:r>
+        <w:t xml:space="preserve">The political side of the ledger tightened. Xi Jinping took the top posts in 2012 and in 2018 removed the two-term limit on the presidency, ending the arrangement that had made leadership change hands every decade. An anti-corruption campaign jailed rivals along with a great many officials who were, in fact, corrupt. In Xinjiang the state built a system of mass detention and surveillance aimed at Uyghurs and other largely Muslim minorities, documented by researchers, leaked police files, and satellite imagery, and described by Beijing as vocational training. In Hong Kong a 2020 national-security law curtailed the autonomy the 1997 handover had promised.</w:t>
+      </w:r>
+    </w:p>
+    <w:p>
+      <w:pPr>
+        <w:spacing w:after="200"/>
+      </w:pPr>
+      <w:r>
+        <w:t xml:space="preserve">Dolphin scholarship registers one further complaint alongside the economic ledger, and concedes it is a more personal one than most. China has been the world's largest annual source of carbon emissions since the mid-2000s, by a growing margin over the United States in second place, and a widely cited 2015 study of mismanaged plastic waste entering the ocean ranked China first. A 2021 study that modeled rivers in more detail ranked the Philippines, India, and Malaysia higher, and wealthy countries, the United States among them, had for years shipped their own plastic waste to Asia to be dealt with there.</w:t>
       </w:r>
     </w:p>
     <w:p>
@@ -5115,7 +5043,7 @@
           <w:i/>
           <w:iCs/>
         </w:rPr>
-        <w:t xml:space="preserve">This is a rare chapter in the book where the frightening technology and the restraint arrived on roughly the same schedule. Two powers built weapons capable of ending organized civilization on short notice, fought each other everywhere except face to face, and, after four decades, one side's system gave out without either side using the weapons that had defined the entire era. Dolphins record this as evidence, still rare enough in this book to be worth recording, that capability and wisdom can occasionally travel together when the alternative is unthinkable enough.</w:t>
+        <w:t xml:space="preserve">China supplies this part of the book's only case where the course correction was economic but not political. Hundreds of millions of people rose out of poverty within living memory, an achievement with few rivals anywhere in this book, produced by a state that has still not fully answered for the famine or the Cultural Revolution it also produced. Capability and wisdom, once again, on separate schedules — and, as this chapter closes, not yet fully reconciled.</w:t>
       </w:r>
     </w:p>
     <w:p>
@@ -5139,115 +5067,171 @@
           <w:sz w:val="36"/>
           <w:szCs w:val="36"/>
         </w:rPr>
-        <w:t xml:space="preserve">1957 to 2026: Leaving the Cradle — Space Travel, the Moon, Mars, and (Maybe) the Galaxy</w:t>
-      </w:r>
-    </w:p>
-    <w:p>
-      <w:pPr>
-        <w:spacing w:after="200"/>
-      </w:pPr>
-      <w:r>
-        <w:t xml:space="preserve">Dolphin historians open this chapter by naming what makes it different from every chapter before it: this may be the first thing in the whole book dolphins cannot watch happen in person. Everything up to now took place somewhere a dolphin could, in principle, have been present for — on the water, near it, or on land bordering it. This chapter's subject leaves the planet.</w:t>
-      </w:r>
-    </w:p>
-    <w:p>
-      <w:pPr>
-        <w:spacing w:after="200"/>
-      </w:pPr>
-      <w:r>
-        <w:t xml:space="preserve">The Space Race opened as a direct extension of the previous chapter's rivalry. The Soviet Union launched Sputnik, the first artificial satellite, in October 1957, and followed it in April 1961 by putting Yuri Gagarin into orbit as the first human in space, a double humiliation for American prestige that reshaped US science funding within the year.</w:t>
-      </w:r>
-    </w:p>
-    <w:p>
-      <w:pPr>
-        <w:spacing w:after="200"/>
-      </w:pPr>
-      <w:r>
-        <w:t xml:space="preserve">The race produced other firsts worth remembering alongside Gagarin's. Laika, a stray dog from the streets of Moscow, became the first animal to orbit Earth aboard Sputnik 2 in November 1957, on a one-way mission: the craft was never built to bring her home, and she died of overheating within hours of launch, a fact Soviet officials admitted only in 2002. Valentina Tereshkova followed in June 1963 as the first woman in space, orbiting Earth 48 times aboard Vostok 6. No other woman flew in space for nineteen years.</w:t>
-      </w:r>
-    </w:p>
-    <w:p>
-      <w:pPr>
-        <w:spacing w:after="200"/>
-      </w:pPr>
-      <w:r>
-        <w:t xml:space="preserve">President Kennedy's May 1961 commitment to land a man on the Moon “before this decade is out” turned prestige into a program: at its peak, Apollo employed around 400,000 people, and NASA consumed about 4 percent of the entire US federal budget in 1966. It delivered on the deadline. On July 20, 1969, Neil Armstrong and Buzz Aldrin walked on the Moon while an estimated 600 million people watched live, the largest simultaneous audience for a single event in human history up to that point.</w:t>
-      </w:r>
-    </w:p>
-    <w:p>
-      <w:pPr>
-        <w:spacing w:after="200"/>
-      </w:pPr>
-      <w:r>
-        <w:t xml:space="preserve">What followed is, to dolphin historians, nearly as interesting as the landing itself: humans stopped going. Apollo 17, in December 1972, was the last crewed Moon landing, and no human has walked on the Moon since, not for any technical reason so much as budgetary and political ones, once the Cold War prestige motive that funded the program in the first place had been satisfied. NASA's Artemis program has begun to change that. In April 2026, Artemis II carried four astronauts, Reid Wiseman, Victor Glover, Christina Koch, and the Canadian Jeremy Hansen, around the Moon and back in ten days, the first crew to leave Earth orbit since 1972. A landing is planned for later in the decade.</w:t>
-      </w:r>
-    </w:p>
-    <w:p>
-      <w:pPr>
-        <w:spacing w:after="200"/>
-      </w:pPr>
-      <w:r>
-        <w:rPr>
-          <w:i/>
-          <w:iCs/>
-        </w:rPr>
-        <w:t xml:space="preserve">“A capability was reached and then set down again, deliberately, still fully understood,” Professor Click-Click-Whoosh observed. “This book has recorded plenty of capabilities lost to collapse or forgetting. This is the first one set aside on purpose, mid-stride, while everyone involved could still remember exactly how it was done.”</w:t>
-      </w:r>
-    </w:p>
-    <w:p>
-      <w:pPr>
-        <w:spacing w:after="200"/>
-      </w:pPr>
-      <w:r>
-        <w:t xml:space="preserve">The Space Shuttle program (1981-2011) and the International Space Station, continuously crewed since 2000, shifted the story from competition to cooperation: American and Russian space programs kept working together in orbit through periods when their governments were doing very little cooperating anywhere else.</w:t>
-      </w:r>
-    </w:p>
-    <w:p>
-      <w:pPr>
-        <w:spacing w:after="200"/>
-      </w:pPr>
-      <w:r>
-        <w:t xml:space="preserve">The 21st century broadened the field considerably. SpaceX's reusable rockets, flying commercially from the 2010s onward, cut launch costs sharply enough to change the economics of the entire industry, while China developed its own crewed space program and lunar ambitions, and India landed its Chandrayaan-3 probe near the Moon's south pole in 2023, the first spacecraft to touch down in that region.</w:t>
-      </w:r>
-    </w:p>
-    <w:p>
-      <w:pPr>
-        <w:spacing w:after="200"/>
-      </w:pPr>
-      <w:r>
-        <w:t xml:space="preserve">Mars settlement is discussed publicly and seriously by several of these programs and companies as a stated long-term goal. It remains, as this book is written, exactly that: a stated goal. No human has yet traveled farther than the Artemis II crew's 252,756 miles, just past the far side of the Moon, and the radiation exposure, distance, and physiological toll of a Mars mission are substantially harder problems than anything Apollo solved. Some proponents talk further still, toward eventual expansion beyond the solar system entirely, to other stars and the wider galaxy.</w:t>
-      </w:r>
-    </w:p>
-    <w:p>
-      <w:pPr>
-        <w:spacing w:after="200"/>
-      </w:pPr>
-      <w:r>
-        <w:t xml:space="preserve">Dolphin historians decline to record any of this as more than intention, consistent with this book's practice of hedging claims about an unfinished present. They do note the pattern it would extend: this species has already left one continent on foot, crossed an ocean to a hemisphere it did not know was there, and, in at least one of its own founding accounts, walked out of Egypt, each time with incomplete information about what waited on the other side, and each time going anyway.</w:t>
-      </w:r>
-    </w:p>
-    <w:p>
-      <w:pPr>
-        <w:spacing w:after="100"/>
-      </w:pPr>
-      <w:r>
-        <w:rPr>
-          <w:b/>
-          <w:bCs/>
-        </w:rPr>
-        <w:t xml:space="preserve">Dolphin verdict:</w:t>
-      </w:r>
-    </w:p>
-    <w:p>
-      <w:pPr>
-        <w:spacing w:after="200"/>
-      </w:pPr>
-      <w:r>
-        <w:rPr>
-          <w:i/>
-          <w:iCs/>
-        </w:rPr>
-        <w:t xml:space="preserve">More than half a century ago, a small number of humans went somewhere no dolphin's senses can follow, walked on a body that is not Earth, and came home to tell dolphin scholarship about it only secondhand, through a broadcast. Whatever this species does next — on Mars, or further out still — may be the first chapter in its history the dolphins have to take purely on faith. History's oldest audience is, for the first time, considering what it means to lose its seat.</w:t>
+        <w:t xml:space="preserve">The 13th Century BCE to 1948 CE: The People Who Kept Their Story — A Complete History of the Jews</w:t>
+      </w:r>
+    </w:p>
+    <w:p>
+      <w:pPr>
+        <w:spacing w:after="200"/>
+      </w:pPr>
+      <w:r>
+        <w:t xml:space="preserve">Most peoples in this book are attached to dolphin scholarship through a place: Sumer's rivers, Rome's roads, China's dynasties. This chapter is about a people the dolphins learned to track a different way, because for most of their history they were not reliably attached to any one place at all.</w:t>
+      </w:r>
+    </w:p>
+    <w:p>
+      <w:pPr>
+        <w:spacing w:after="200"/>
+      </w:pPr>
+      <w:r>
+        <w:t xml:space="preserve">Tradition begins with Abraham, a herder in Mesopotamia who, in the account his descendants would carry forward for four thousand years, made a covenant with a single god and moved to Canaan. Dolphin historians file Abraham the way they filed China's Xia dynasty: a founding tradition, not an archaeologically confirmed individual, and worth taking seriously as both at once.</w:t>
+      </w:r>
+    </w:p>
+    <w:p>
+      <w:pPr>
+        <w:spacing w:after="200"/>
+      </w:pPr>
+      <w:r>
+        <w:t xml:space="preserve">His grandson Jacob had a twin, Esau, and the two quarreled over a birthright before Jacob's line carried the story forward; Jacob's own name was changed, in the same tradition, to Israel. His twelve sons became the traditional twelve tribes.</w:t>
+      </w:r>
+    </w:p>
+    <w:p>
+      <w:pPr>
+        <w:spacing w:after="200"/>
+      </w:pPr>
+      <w:r>
+        <w:t xml:space="preserve">One of those sons, Joseph, was sold into slavery in Egypt by his own brothers, then rose through Pharaoh's court on the strength of interpreting dreams. When famine struck Canaan, the same brothers who had sold him came to Egypt for grain and found him in charge of distributing it. The family reunited there and stayed.</w:t>
+      </w:r>
+    </w:p>
+    <w:p>
+      <w:pPr>
+        <w:spacing w:after="200"/>
+      </w:pPr>
+      <w:r>
+        <w:t xml:space="preserve">Generations later, per the account handed down, their descendants had grown numerous enough to worry a different Pharaoh, who enslaved them. Moses led them out — an event Exodus dates to roughly the 13th century BCE and Egyptian records do not independently confirm — followed by forty years in the wilderness, a body of law delivered at Sinai, and eventual settlement in Canaan.</w:t>
+      </w:r>
+    </w:p>
+    <w:p>
+      <w:pPr>
+        <w:spacing w:after="200"/>
+      </w:pPr>
+      <w:r>
+        <w:t xml:space="preserve">A kingdom followed under Saul, then David, who made Jerusalem his capital, then Solomon, who built the First Temple in the 10th century BCE. The kingdom split in two after Solomon's death; the northern kingdom of Israel fell to Assyria in 722 BCE, its ten tribes scattered into the record as the “lost tribes.” The southern kingdom of Judah fell to Babylon in 586 BCE, the First Temple destroyed, its people exiled.</w:t>
+      </w:r>
+    </w:p>
+    <w:p>
+      <w:pPr>
+        <w:spacing w:after="200"/>
+      </w:pPr>
+      <w:r>
+        <w:t xml:space="preserve">Persia's Cyrus the Great, having conquered Babylon, let the exiles return around 538 BCE. A Second Temple went up on the same site about two decades later.</w:t>
+      </w:r>
+    </w:p>
+    <w:p>
+      <w:pPr>
+        <w:spacing w:after="200"/>
+      </w:pPr>
+      <w:r>
+        <w:t xml:space="preserve">Physical evidence for this period exists in a way it does not for the patriarchal narratives that opened this chapter. The Dead Sea Scrolls, discovered in caves near Qumran starting in 1947 and dated from around the 3rd century BCE to the 1st century CE, include the oldest surviving copies of large portions of the Hebrew Bible by a margin of about a thousand years over anything previously known, and their text matches the version handed down through later tradition closely enough to satisfy dolphin scholarship's own standard for confirmed rather than merely traditional history.</w:t>
+      </w:r>
+    </w:p>
+    <w:p>
+      <w:pPr>
+        <w:spacing w:after="200"/>
+      </w:pPr>
+      <w:r>
+        <w:t xml:space="preserve">By the time Rome absorbed the region, the Temple had been massively rebuilt under Herod the Great, a Roman client king remembered for both architectural ambition and paranoid brutality. It was in Herod's Judea, under Roman governance, that a Jewish teacher named Jesus of Nazareth was born and, around 30 CE, executed by Roman authority — the founding event of what would become, within four centuries, the Roman Empire's own state religion, and within two thousand years, the largest religious tradition on Earth.</w:t>
+      </w:r>
+    </w:p>
+    <w:p>
+      <w:pPr>
+        <w:spacing w:after="200"/>
+      </w:pPr>
+      <w:r>
+        <w:t xml:space="preserve">His teaching, as the accounts have it, emphasized compassion, humility, forgiveness, and care for others, and many of the humans who came after found it hard to practice consistently.</w:t>
+      </w:r>
+    </w:p>
+    <w:p>
+      <w:pPr>
+        <w:spacing w:after="200"/>
+      </w:pPr>
+      <w:r>
+        <w:t xml:space="preserve">Judea itself did not stay quiet under Rome. A major revolt from 66 to 73 CE ended with the Second Temple's destruction in 70 CE — only its western retaining wall still stands — and, by tradition, the mass suicide of the revolt's last holdouts at Masada. That account comes down from a single source, the historian Josephus, and its details are still debated by archaeologists, some of whom question how much of it happened as described. A second revolt, in 132-135 CE, was crushed even more completely; Rome barred Jews from Jerusalem and renamed the province Syria Palaestina.</w:t>
+      </w:r>
+    </w:p>
+    <w:p>
+      <w:pPr>
+        <w:spacing w:after="200"/>
+      </w:pPr>
+      <w:r>
+        <w:t xml:space="preserve">What followed was the diaspora: Jewish communities scattered across the Mediterranean, the Middle East, and eventually the whole of Europe and Asia, carrying identity for the next eighteen centuries not through a land or a state, which they mostly did not have, but through law, text, and memory — the Talmud, compiled across the centuries that followed, and an unbroken chain of communal practice.</w:t>
+      </w:r>
+    </w:p>
+    <w:p>
+      <w:pPr>
+        <w:spacing w:after="200"/>
+      </w:pPr>
+      <w:r>
+        <w:rPr>
+          <w:i/>
+          <w:iCs/>
+        </w:rPr>
+        <w:t xml:space="preserve">Dolphin historians note the parallel to their own condition without missing the difference: a pod's culture dies with the pod if the pod is lost. This people's culture, carried in writing, survived the loss of its land entirely.</w:t>
+      </w:r>
+    </w:p>
+    <w:p>
+      <w:pPr>
+        <w:spacing w:after="200"/>
+      </w:pPr>
+      <w:r>
+        <w:t xml:space="preserve">Christianity, meanwhile, outgrew its origin as a Jewish sect. Paul of Tarsus carried its message to non-Jewish communities across the Roman world through the middle of the 1st century CE; the two traditions formally diverged over the following generations. Once Rome adopted it, as the chapter on the great faiths has told, the faith split again, and again: the Great Schism of 1054 divided Catholic Rome from Orthodox Constantinople, and the Protestant Reformation, beginning when Martin Luther posted his objections in 1517, split Western Christianity into the dozens of denominations that exist today. One ancient covenant, several centuries downstream, had become the ancestor of the largest religious family on the planet.</w:t>
+      </w:r>
+    </w:p>
+    <w:p>
+      <w:pPr>
+        <w:spacing w:after="200"/>
+      </w:pPr>
+      <w:r>
+        <w:t xml:space="preserve">The diaspora was rarely gentle. Expulsions recurred across medieval and early modern Christian Europe — England in 1290, France on several occasions, Spain's expulsion in 1492 alongside the Reconquista's completion. Blood libel accusations, forced ghettos, and periodic pogroms, violent mob attacks often tolerated or encouraged by local authorities, recurred for centuries, intensifying again in the Russian Empire in the late 1800s and early 1900s.</w:t>
+      </w:r>
+    </w:p>
+    <w:p>
+      <w:pPr>
+        <w:spacing w:after="200"/>
+      </w:pPr>
+      <w:r>
+        <w:t xml:space="preserve">The Holocaust, already this book's starkest chapter, was this pattern's most extreme expression: an estimated six million Jews murdered by Nazi Germany and its collaborators between 1941 and 1945, an act of industrialized killing built on centuries of the persecution just described.</w:t>
+      </w:r>
+    </w:p>
+    <w:p>
+      <w:pPr>
+        <w:spacing w:after="200"/>
+      </w:pPr>
+      <w:r>
+        <w:t xml:space="preserve">Zionism, a political movement for Jewish return to the historic homeland, had begun decades earlier, given its modern political form by Theodor Herzl, whose book The Jewish State appeared in 1896 and who convened the first Zionist Congress in 1897, in direct response to the persecution then underway in Europe. The Holocaust's aftermath sharply accelerated international support. The United Nations proposed partitioning British Mandate Palestine in 1947; Israel declared independence in May 1948.</w:t>
+      </w:r>
+    </w:p>
+    <w:p>
+      <w:pPr>
+        <w:spacing w:after="200"/>
+      </w:pPr>
+      <w:r>
+        <w:t xml:space="preserve">Fighting between Jewish and Arab forces had begun after the UN vote; the day after independence, the armies of neighboring Arab states invaded. Israel prevailed and expanded beyond the UN's proposed borders; some 700,000 Palestinian Arabs fled or were driven out in the process, an event Palestinians call the Nakba, the catastrophe. Further wars followed in 1956, in 1967 (after which Israel held the West Bank, Gaza, the Golan Heights, and Sinai), and in 1973.</w:t>
+      </w:r>
+    </w:p>
+    <w:p>
+      <w:pPr>
+        <w:spacing w:after="200"/>
+      </w:pPr>
+      <w:r>
+        <w:t xml:space="preserve">Not every neighbor stayed an adversary. Egypt made peace with Israel in 1979, Jordan in 1994, and the 2020 Abraham Accords normalized relations with several more Arab states. The conflict with the Palestinians themselves, over land, statehood, and the unresolved status of Jerusalem, remains open as this book is written, and dolphin historians decline to award it a verdict for the same reason offered elsewhere in this book for still-unresolved arguments: the humans involved have not resolved it yet.</w:t>
+      </w:r>
+    </w:p>
+    <w:p>
+      <w:pPr>
+        <w:spacing w:after="200"/>
+      </w:pPr>
+      <w:r>
+        <w:t xml:space="preserve">The people who kept their story without a land for eighteen centuries built, in 1948, a state to hold it. In the same year about 700,000 other people lost their homes on the same strip of coast, and began carrying a story of their own: the keys to houses they could not return to, the names of villages that are no longer on the map. Both stories are true. The dolphins, who have known that coast longer than either people, have not yet seen how the two will share it.</w:t>
       </w:r>
     </w:p>
     <w:p>
@@ -5271,111 +5255,107 @@
           <w:sz w:val="36"/>
           <w:szCs w:val="36"/>
         </w:rPr>
-        <w:t xml:space="preserve">1905 Onward: The Physics That Finally Made Sense to Someone</w:t>
-      </w:r>
-    </w:p>
-    <w:p>
-      <w:pPr>
-        <w:spacing w:after="200"/>
-      </w:pPr>
-      <w:r>
-        <w:t xml:space="preserve">Twentieth-century physics produced a run of ideas famous for striking humans as bizarre on first contact. Dolphin scholarship, reviewing the same list, keeps having a different reaction: this looks familiar.</w:t>
-      </w:r>
-    </w:p>
-    <w:p>
-      <w:pPr>
-        <w:spacing w:after="200"/>
-      </w:pPr>
-      <w:r>
-        <w:t xml:space="preserve">Special relativity, published by Einstein in 1905, showed that simultaneity is not absolute — whether two distant events happen “at the same time” depends on how fast an observer is moving relative to them, because nothing, not even information, travels faster than light. Human intuition, built on eyesight, where light's travel time is imperceptible over any everyday distance, finds this deeply strange.</w:t>
-      </w:r>
-    </w:p>
-    <w:p>
-      <w:pPr>
-        <w:spacing w:after="200"/>
-      </w:pPr>
-      <w:r>
-        <w:t xml:space="preserve">Dolphin intuition does not. Every dolphin has spent its entire life aware, in a way no human's unaided senses are, that a signal takes a real, measurable amount of time to leave, bounce off something, and return — and that where an object is right now and where its echo says it is are two different questions with two different answers depending on distance. Echolocation is not relativity, which concerns light and very high speeds, but it trains the intuition relativity begins from, and echolocating animals have been living with that intuition since long before Einstein needed a train and a lightning bolt to explain the idea to everyone else.</w:t>
-      </w:r>
-    </w:p>
-    <w:p>
-      <w:pPr>
-        <w:spacing w:after="200"/>
-      </w:pPr>
-      <w:r>
-        <w:t xml:space="preserve">Einstein's general theory, which in 1915 extended the special one to gravity, got its most famous public test in 1919, when Arthur Eddington led an expedition to the island of Príncipe, off West Africa, and a second British team set up at Sobral, in Brazil, to photograph a total solar eclipse and measure whether starlight passing near the sun bent by the amount Einstein's equations predicted. It did, and the announcement made Einstein an overnight celebrity in a way no physicist before him had been. Dolphin historians note, with the faintest trace of smugness, that confirming this took a ship, an island, a rare eclipse, and a great deal of careful photography, whereas any dolphin confirms the same underlying point about delayed, non-instantaneous signals every time it clicks.</w:t>
-      </w:r>
-    </w:p>
-    <w:p>
-      <w:pPr>
-        <w:spacing w:after="200"/>
-      </w:pPr>
-      <w:r>
-        <w:t xml:space="preserve">This was not idle abstraction for long. The same mass-energy relationship Einstein's paper implied, E=mc², became, within four decades, the physics behind the atomic bomb, and the century's arms race and Cold War, covered elsewhere in this book, are unthinkable without it. Relativity also turned out to have a mundane, everyday payoff nobody in 1905 could have predicted: satellite clocks in the Global Positioning System drift out of sync with clocks on the ground by measurable amounts because of both their speed and their weaker gravity, so the satellite clocks are deliberately set to tick slow before launch, by about 38 microseconds a day, and receivers apply a further relativistic correction for each orbit. Without it, every phone that gives directions would drift off by roughly ten kilometers a day. A theory built to explain light near the sun ended up steering cars down city streets.</w:t>
-      </w:r>
-    </w:p>
-    <w:p>
-      <w:pPr>
-        <w:spacing w:after="200"/>
-      </w:pPr>
-      <w:r>
-        <w:t xml:space="preserve">Wave-particle duality, formalized through the 1920s, holds that light and matter both behave sometimes like discrete particles and sometimes like spread-out waves, depending on how they are observed. Humans, whose primary sense is vision — built around treating light as straight-line rays — tend to find this genuinely strange.</w:t>
-      </w:r>
-    </w:p>
-    <w:p>
-      <w:pPr>
-        <w:spacing w:after="200"/>
-      </w:pPr>
-      <w:r>
-        <w:t xml:space="preserve">Dolphins never built their picture of the world out of straight rays to begin with. Sound, their primary sense, is a wave from the outset: it spreads, it interferes with itself, it diffracts around obstacles instead of stopping dead at their edge. A dolphin was never taught that its main sense behaves like a wave. It never had reason to assume otherwise.</w:t>
-      </w:r>
-    </w:p>
-    <w:p>
-      <w:pPr>
-        <w:spacing w:after="200"/>
-      </w:pPr>
-      <w:r>
-        <w:rPr>
-          <w:i/>
-          <w:iCs/>
-        </w:rPr>
-        <w:t xml:space="preserve">Dolphin historians insist on a disclaimer here rather than a claim to a doctorate: none of this makes a dolphin better at the mathematics of quantum mechanics, which remains formidably difficult, and echolocation is not, on its own, a quantum phenomenon. What differs is the starting intuition — the gut sense of which kind of behavior counts as normal before the equations arrive to explain it.</w:t>
-      </w:r>
-    </w:p>
-    <w:p>
-      <w:pPr>
-        <w:spacing w:after="200"/>
-      </w:pPr>
-      <w:r>
-        <w:t xml:space="preserve">The holographic principle, a serious and still-unresolved research program in theoretical physics, proposes that all the information describing a volume of space might be fully encoded on that volume's boundary surface, the way a hologram stores a three-dimensional image on a flat piece of film. Dolphin scholarship notes, with something between amusement and professional recognition, that this is a reasonably fair description of what a dolphin's brain already does several times a second: building a three-dimensional picture of its surroundings out of a return signal that arrives, fundamentally, as a pattern of intensity and timing spread across a surface — the dolphin's own array of acoustic receivers.</w:t>
-      </w:r>
-    </w:p>
-    <w:p>
-      <w:pPr>
-        <w:spacing w:after="200"/>
-      </w:pPr>
-      <w:r>
-        <w:t xml:space="preserve">None of this is offered as a claim that dolphins secretly anticipated theoretical physics, or that intuition is a substitute for the difficult mathematics humans spent a century building. Dolphin scholarship extends its genuine compliments to that work specifically because it was hard, and done without the sensory head start dolphins happened to be born with.</w:t>
-      </w:r>
-    </w:p>
-    <w:p>
-      <w:pPr>
-        <w:spacing w:after="200"/>
-      </w:pPr>
-      <w:r>
-        <w:t xml:space="preserve">Quantum mechanics, in particular, did not stay confined to physics departments. Understanding how electrons behave in materials made the transistor possible in 1947, and the transistor made every computer, phone, and network described later in this book possible in turn. A century's strangest ideas about light and matter ended up, by a fairly direct chain of consequences, sitting in every reader's pocket.</w:t>
-      </w:r>
-    </w:p>
-    <w:p>
-      <w:pPr>
-        <w:spacing w:after="200"/>
-      </w:pPr>
-      <w:r>
-        <w:rPr>
-          <w:i/>
-          <w:iCs/>
-        </w:rPr>
-        <w:t xml:space="preserve">Two questions this chapter raises and a history cannot settle — what all this physics is actually for, and why it has still not become a single theory — are taken up in the appendix at the back of the book, “What the Physics Is For.”</w:t>
+        <w:t xml:space="preserve">1945–1991: Cold War — Two Powers, One Planet</w:t>
+      </w:r>
+    </w:p>
+    <w:p>
+      <w:pPr>
+        <w:spacing w:after="200"/>
+      </w:pPr>
+      <w:r>
+        <w:t xml:space="preserve">The alliance that beat Nazi Germany did not survive the peace it won. Within two years of 1945, the wartime partnership between the United States and the Soviet Union had curdled into open rivalry, hardened by an ideological split that this book has already put in plain view: capitalism and multiparty democracy on one side, one-party rule and state-planned economics on the other.</w:t>
+      </w:r>
+    </w:p>
+    <w:p>
+      <w:pPr>
+        <w:spacing w:after="200"/>
+      </w:pPr>
+      <w:r>
+        <w:t xml:space="preserve">Both sides had the bomb within four years of each other — the United States in 1945, the Soviet Union in 1949 — and by the 1960s both had enough of them, mounted on missiles that could cross the planet in under an hour, to guarantee that a full nuclear exchange would leave no meaningful winner. Strategists gave this condition an unusually honest name: mutual assured destruction.</w:t>
+      </w:r>
+    </w:p>
+    <w:p>
+      <w:pPr>
+        <w:spacing w:after="200"/>
+      </w:pPr>
+      <w:r>
+        <w:t xml:space="preserve">The phrase was coined in the 1960s by the analyst Donald Brennan, who meant the acronym as mockery. The strategists kept it anyway. Dolphin scholarship files this under candor, an achievement this species does not get nearly enough credit for.</w:t>
+      </w:r>
+    </w:p>
+    <w:p>
+      <w:pPr>
+        <w:spacing w:after="200"/>
+      </w:pPr>
+      <w:r>
+        <w:t xml:space="preserve">The weapon itself was the product of a wartime race: the Manhattan Project (1942-45), staffed in large part by physicists who had fled fascist Europe, some of them from the very country whose bomb the project had been built to beat. The first test took place in the New Mexico desert in July 1945. Many of the next ones took place at sea. The United States detonated 67 nuclear devices at Bikini and Enewetak atolls in the Marshall Islands between 1946 and 1958. The 167 people of Bikini were moved off their atoll in 1946, told it was for the good of mankind; they have never been able to go home to stay. France later tested at Moruroa and Fangataufa in French Polynesia.</w:t>
+      </w:r>
+    </w:p>
+    <w:p>
+      <w:pPr>
+        <w:spacing w:after="200"/>
+      </w:pPr>
+      <w:r>
+        <w:rPr>
+          <w:i/>
+          <w:iCs/>
+        </w:rPr>
+        <w:t xml:space="preserve">“The apex predator,” dolphin historians noted, “has now learned physics.” The oceans, they added, became nervous.</w:t>
+      </w:r>
+    </w:p>
+    <w:p>
+      <w:pPr>
+        <w:spacing w:after="200"/>
+      </w:pPr>
+      <w:r>
+        <w:rPr>
+          <w:i/>
+          <w:iCs/>
+        </w:rPr>
+        <w:t xml:space="preserve">“Humans built a weapon that finally matched their own capacity for self-destruction,” the Society recorded, “and then, mostly, did not use it. This is the book's clearest instance of the wisdom half of the ledger showing up on time.”</w:t>
+      </w:r>
+    </w:p>
+    <w:p>
+      <w:pPr>
+        <w:spacing w:after="200"/>
+      </w:pPr>
+      <w:r>
+        <w:t xml:space="preserve">The two powers fought each other anyway, just never directly. Korea (1950-53) split a peninsula that remains divided as this book is written. Vietnam drew in American ground forces for a decade before ending, in 1975, in a unified Communist Vietnam and a war American planners had, by most later accounts, misjudged from the start. Afghanistan absorbed a Soviet occupation from 1979 to 1989 that killed about 15,000 Soviet soldiers and somewhere between half a million and two million Afghans, drove millions more into exile, and weakened the Soviet state.</w:t>
+      </w:r>
+    </w:p>
+    <w:p>
+      <w:pPr>
+        <w:spacing w:after="200"/>
+      </w:pPr>
+      <w:r>
+        <w:t xml:space="preserve">The closest approach to the war neither side wanted came in October 1962, when Soviet nuclear missiles installed in Cuba, ninety miles from Florida, brought both governments within days, by many participants' later accounts, of a confrontation neither one could fully control once started. A negotiated withdrawal ended the crisis without the two powers firing a shot at each other.</w:t>
+      </w:r>
+    </w:p>
+    <w:p>
+      <w:pPr>
+        <w:spacing w:after="200"/>
+      </w:pPr>
+      <w:r>
+        <w:t xml:space="preserve">The nearest thing to an accident, by several participants' accounts, happened at sea. On October 27, 1962, a Soviet submarine, B-59, running silent and out of contact near Cuba, was harassed by American destroyers dropping practice depth charges to force it to the surface. Its captain, believing the war had begun, wanted to fire the nuclear-tipped torpedo on board. The decision required the agreement of the senior officers aboard, and one of them, Vasily Arkhipov, refused. Twenty-one years later, on September 26, 1983, a Soviet early-warning system reported five incoming American missiles, and the officer on duty, Stanislav Petrov, judged the report a false alarm, on the grounds that a real attack would surely be larger, and did not pass it up the chain. The system had mistaken sunlight glinting off high clouds for missile launches.</w:t>
+      </w:r>
+    </w:p>
+    <w:p>
+      <w:pPr>
+        <w:spacing w:after="200"/>
+      </w:pPr>
+      <w:r>
+        <w:rPr>
+          <w:i/>
+          <w:iCs/>
+        </w:rPr>
+        <w:t xml:space="preserve">“Twice, the survival of a great many species turned on one officer deciding that the machine was probably wrong,” dolphin historians noted. “The first of them was in a submarine, which dolphins take personally.”</w:t>
+      </w:r>
+    </w:p>
+    <w:p>
+      <w:pPr>
+        <w:spacing w:after="200"/>
+      </w:pPr>
+      <w:r>
+        <w:t xml:space="preserve">The Berlin Wall, raised by East Germany in 1961 to stop the outflow of its own population westward, stood as the era's most literal symbol for close to three decades before crowds tore it down in November 1989, a single unplanned night that historians now treat as the moment the outcome of the whole rivalry became visible to everyone at once. The Soviet Union dissolved two years later, in 1991.</w:t>
       </w:r>
     </w:p>
     <w:p>
@@ -5399,7 +5379,7 @@
           <w:i/>
           <w:iCs/>
         </w:rPr>
-        <w:t xml:space="preserve">The strangest ideas in twentieth-century physics were strange in particular to a species that built its picture of reality out of straight-line light and instantaneous-feeling vision. To a species that has always perceived the world as delayed, wave-based, and reconstructed from returning signal, several of the century's least intuitive theories sound less like a revolution and more like a description of Tuesday. Humans still did the harder job. They had to prove it in equations. Dolphins only ever had to notice it.</w:t>
+        <w:t xml:space="preserve">This is a rare chapter in the book where the frightening technology and the restraint arrived on roughly the same schedule. Two powers built weapons capable of ending organized civilization on short notice, fought each other everywhere except face to face, and, after four decades, one side's system gave out without either side using the weapons that had defined the entire era. Dolphins record this as evidence, still rare enough in this book to be worth recording, that capability and wisdom can occasionally travel together when the alternative is unthinkable enough.</w:t>
       </w:r>
     </w:p>
     <w:p>
@@ -5423,87 +5403,123 @@
           <w:sz w:val="36"/>
           <w:szCs w:val="36"/>
         </w:rPr>
-        <w:t xml:space="preserve">The 1940s to the 1970s: Decolonization — The World Redraws Itself</w:t>
-      </w:r>
-    </w:p>
-    <w:p>
-      <w:pPr>
-        <w:spacing w:after="200"/>
-      </w:pPr>
-      <w:r>
-        <w:t xml:space="preserve">Formal empire, built up over the centuries this book has already covered, mostly ended within a single human lifetime. The process ran fastest between the 1940s and the 1970s, and dolphin historians treat its speed as almost as remarkable as the speed of the empires it dismantled.</w:t>
-      </w:r>
-    </w:p>
-    <w:p>
-      <w:pPr>
-        <w:spacing w:after="200"/>
-      </w:pPr>
-      <w:r>
-        <w:t xml:space="preserve">India's road to independence began, like several roads in this book, with a trading company. The Mughal Empire that had dominated the subcontinent since 1526 (builders of the Taj Mahal and, by some estimates, at its height responsible for roughly a quarter of the world's economic output) was showing signs of fraying when the East India Company, chartered in London in 1600 to sell spices and cloth, began acquiring territory instead. After the Battle of Plassey in 1757, the Company governed large parts of India with an army that by the early 1800s was, by one common estimate, close to twice the size of Britain's own, an arrangement dolphin historians summarize as a business with a country attached. Company rule ended after the uprising of 1857, and direct rule by the British Crown, the Raj, followed until 1947.</w:t>
-      </w:r>
-    </w:p>
-    <w:p>
-      <w:pPr>
-        <w:spacing w:after="200"/>
-      </w:pPr>
-      <w:r>
-        <w:t xml:space="preserve">The entries in the ledger are not seriously in dispute; their weighting is. Railways, an administrative language, and a unified legal system were left behind. So, by common estimates, was an economy whose share of world output had shrunk from about a quarter to under five percent, along with a run of famines, the worst of them in Bengal in 1943, which killed an estimated two to three million people as wartime priorities and policy failures compounded the shortages.</w:t>
-      </w:r>
-    </w:p>
-    <w:p>
-      <w:pPr>
-        <w:spacing w:after="200"/>
-      </w:pPr>
-      <w:r>
-        <w:t xml:space="preserve">Gandhi's campaign of nonviolent resistance had its most famous episode about salt. In 1930 the British-run government taxed salt, a commodity that lies free on any coast, and forbade Indians to make their own. In March, Gandhi set out to walk some 240 miles from his ashram to the sea at Dandi, gathering thousands of followers on the way, and on April 6 he picked up a lump of natural salt from the beach, which was against the law. Some sixty thousand people were arrested in the campaign that followed. Dolphin historians, who have never paid for salt, note that it is a curious empire that can be shaken by something the ocean gives away for free.</w:t>
-      </w:r>
-    </w:p>
-    <w:p>
-      <w:pPr>
-        <w:spacing w:after="200"/>
-      </w:pPr>
-      <w:r>
-        <w:t xml:space="preserve">India's independence in 1947, achieved substantially through that campaign of organized nonviolent resistance led by Mohandas Gandhi, offered one model: mass noncooperation aimed at making continued colonial rule too costly to sustain politically rather than militarily. Independence arrived alongside Partition, dividing British India into India and Pakistan along religious lines, and the mass displacement and violence that followed killed somewhere between several hundred thousand and two million people, by different estimates, and displaced about fifteen million within months.</w:t>
-      </w:r>
-    </w:p>
-    <w:p>
-      <w:pPr>
-        <w:spacing w:after="200"/>
-      </w:pPr>
-      <w:r>
-        <w:t xml:space="preserve">Independent India kept its democracy through nearly everything that followed (the exception was a two-year suspension of civil liberties, the Emergency, in 1975-77), and in 2023 passed China as the world's most populous country by United Nations estimate, a piece of arithmetic the mathematicians of the Gupta period would presumably have found unsurprising.</w:t>
-      </w:r>
-    </w:p>
-    <w:p>
-      <w:pPr>
-        <w:spacing w:after="200"/>
-      </w:pPr>
-      <w:r>
-        <w:t xml:space="preserve">Africa's wave crested around 1960, when seventeen countries gained independence in a single year, most from France and Britain, some only after armed conflict instead of negotiation. Algeria won its independence from France only in 1962, after eight years of war.</w:t>
-      </w:r>
-    </w:p>
-    <w:p>
-      <w:pPr>
-        <w:spacing w:after="200"/>
-      </w:pPr>
-      <w:r>
-        <w:t xml:space="preserve">Britain in particular spent the middle of this century handing back an empire it had spent the previous two centuries quite energetically acquiring, and the handing back was less graceful in places than its own histories later remembered. In Kenya, during the Mau Mau uprising of the 1950s, British authorities held tens of thousands of Kenyans in detention camps where torture was widespread; in 2013 the British government expressed regret and paid compensation to 5,228 surviving victims.</w:t>
-      </w:r>
-    </w:p>
-    <w:p>
-      <w:pPr>
-        <w:spacing w:after="200"/>
-      </w:pPr>
-      <w:r>
-        <w:t xml:space="preserve">Independence did not erase the maps colonial powers had drawn with no reference to the ethnic, linguistic, or religious boundaries that existed on the ground. Several of the era's later conflicts, many historians argue, owe at least part of their origin to borders drawn decades or centuries earlier by administrators who had never intended those borders to become permanent national boundaries at all.</w:t>
-      </w:r>
-    </w:p>
-    <w:p>
-      <w:pPr>
-        <w:spacing w:after="200"/>
-      </w:pPr>
-      <w:r>
-        <w:t xml:space="preserve">Newly independent states faced a further complication the Cold War's two superpowers made unavoidable: alignment. The Non-Aligned Movement, formally organized at a 1961 conference in Belgrade, tried to offer a third path for countries unwilling to be absorbed into either superpower's camp, with mixed and country-specific success.</w:t>
+        <w:t xml:space="preserve">1957 to 2026: Leaving the Cradle — Space Travel, the Moon, Mars, and (Maybe) the Galaxy</w:t>
+      </w:r>
+    </w:p>
+    <w:p>
+      <w:pPr>
+        <w:spacing w:after="200"/>
+      </w:pPr>
+      <w:r>
+        <w:t xml:space="preserve">Dolphin historians open this chapter by naming what makes it different from every chapter before it: this may be the first thing in the whole book dolphins cannot watch happen in person. Everything up to now took place somewhere a dolphin could, in principle, have been present for — on the water, near it, or on land bordering it. This chapter's subject leaves the planet.</w:t>
+      </w:r>
+    </w:p>
+    <w:p>
+      <w:pPr>
+        <w:spacing w:after="200"/>
+      </w:pPr>
+      <w:r>
+        <w:t xml:space="preserve">The Space Race opened as a direct extension of the previous chapter's rivalry. The Soviet Union launched Sputnik, the first artificial satellite, in October 1957, and followed it in April 1961 by putting Yuri Gagarin into orbit as the first human in space, a double humiliation for American prestige that reshaped US science funding within the year.</w:t>
+      </w:r>
+    </w:p>
+    <w:p>
+      <w:pPr>
+        <w:spacing w:after="200"/>
+      </w:pPr>
+      <w:r>
+        <w:t xml:space="preserve">The race produced other firsts worth remembering alongside Gagarin's. Laika, a stray dog from the streets of Moscow, became the first animal to orbit Earth aboard Sputnik 2 in November 1957, on a one-way mission: the craft was never built to bring her home, and she died of overheating within hours of launch, a fact Soviet officials admitted only in 2002. Valentina Tereshkova followed in June 1963 as the first woman in space, orbiting Earth 48 times aboard Vostok 6. No other woman flew in space for nineteen years.</w:t>
+      </w:r>
+    </w:p>
+    <w:p>
+      <w:pPr>
+        <w:spacing w:after="200"/>
+      </w:pPr>
+      <w:r>
+        <w:t xml:space="preserve">The Moon came first to machines. In September 1959 the Soviet probe Luna 2 became the first human-made object to reach it, by the simple method of hitting it, and a month later Luna 3 photographed the far side, a hemisphere no human eye, and no dolphin, had ever seen.</w:t>
+      </w:r>
+    </w:p>
+    <w:p>
+      <w:pPr>
+        <w:spacing w:after="200"/>
+      </w:pPr>
+      <w:r>
+        <w:t xml:space="preserve">President Kennedy's May 1961 commitment to land a man on the Moon “before this decade is out” turned prestige into a program: at its peak, Apollo employed around 400,000 people, and NASA consumed about 4 percent of the entire US federal budget in 1966. It delivered on the deadline. On July 20, 1969, Neil Armstrong and Buzz Aldrin walked on the Moon while an estimated 600 million people watched live, the largest simultaneous audience for a single event in human history up to that point.</w:t>
+      </w:r>
+    </w:p>
+    <w:p>
+      <w:pPr>
+        <w:spacing w:after="200"/>
+      </w:pPr>
+      <w:r>
+        <w:t xml:space="preserve">The program had paid for its haste on the ground. In January 1967 a fire in a pure-oxygen cabin killed Gus Grissom, Ed White, and Roger Chaffee during a rehearsal on the launch pad. In April 1970 an oxygen tank burst aboard Apollo 13 on the way out; the crew used the lunar module as a lifeboat and came home because a great many people on the ground did hard arithmetic under a deadline.</w:t>
+      </w:r>
+    </w:p>
+    <w:p>
+      <w:pPr>
+        <w:spacing w:after="200"/>
+      </w:pPr>
+      <w:r>
+        <w:t xml:space="preserve">What followed is, to dolphin historians, nearly as interesting as the landing itself: humans stopped going. Apollo 17, in December 1972, was the last crewed Moon landing, and no human has walked on the Moon since, not for any technical reason so much as budgetary and political ones, once the Cold War prestige motive that funded the program in the first place had been satisfied. NASA's Artemis program has begun to change that. In April 2026, Artemis II carried four astronauts, Reid Wiseman, Victor Glover, Christina Koch, and the Canadian Jeremy Hansen, around the Moon and back in ten days, the first crew to leave Earth orbit since 1972. A landing is planned for later in the decade.</w:t>
+      </w:r>
+    </w:p>
+    <w:p>
+      <w:pPr>
+        <w:spacing w:after="200"/>
+      </w:pPr>
+      <w:r>
+        <w:rPr>
+          <w:i/>
+          <w:iCs/>
+        </w:rPr>
+        <w:t xml:space="preserve">“A capability was reached and then set down again, deliberately, still fully understood,” Professor Click-Click-Whoosh observed. “This book has recorded plenty of capabilities lost to collapse or forgetting. This is the first one set aside on purpose, mid-stride, while everyone involved could still remember exactly how it was done.”</w:t>
+      </w:r>
+    </w:p>
+    <w:p>
+      <w:pPr>
+        <w:spacing w:after="200"/>
+      </w:pPr>
+      <w:r>
+        <w:t xml:space="preserve">The Space Shuttle program (1981-2011) and the International Space Station, continuously crewed since 2000, shifted the story from competition to cooperation: American and Russian space programs kept working together in orbit through periods when their governments were doing very little cooperating anywhere else.</w:t>
+      </w:r>
+    </w:p>
+    <w:p>
+      <w:pPr>
+        <w:spacing w:after="200"/>
+      </w:pPr>
+      <w:r>
+        <w:t xml:space="preserve">The 21st century broadened the field considerably. SpaceX's reusable rockets, flying commercially from the 2010s onward, cut launch costs sharply enough to change the economics of the entire industry, while China developed its own crewed space program and lunar ambitions, and India landed its Chandrayaan-3 probe near the Moon's south pole in 2023, the first spacecraft to touch down in that region.</w:t>
+      </w:r>
+    </w:p>
+    <w:p>
+      <w:pPr>
+        <w:spacing w:after="200"/>
+      </w:pPr>
+      <w:r>
+        <w:t xml:space="preserve">In 2009 a spent rocket stage was crashed into a shadowed crater near the Moon's south pole, and the plume turned out to contain water. Ice in craters the sun never reaches can be drunk, split into air, or turned into fuel: a dry Moon is a destination, and a Moon with ice is a warehouse. China landed on the far side in 2019, the first craft to do so, and dolphin historians note that interest in a return rose considerably once the warehouse was confirmed.</w:t>
+      </w:r>
+    </w:p>
+    <w:p>
+      <w:pPr>
+        <w:spacing w:after="200"/>
+      </w:pPr>
+      <w:r>
+        <w:t xml:space="preserve">Mars, so far, has been visited only by machines, and it began as a disappointment. In 1965 Mariner 4 flew past and sent back a dead world: craters, thin air, no canals. The canals had been a human wish, seen through bad telescopes and a great deal of hope. Later rovers found something better, the chemistry of ancient water, in a crater that had held a lake (Curiosity, 2012) and in a river delta (Perseverance, 2021), and Perseverance cached rock samples for a return trip that has been planned, costed, and replanned. The most important Martian stones humans own are still on Mars, labeled, bagged, and waiting for a ship that does not yet exist.</w:t>
+      </w:r>
+    </w:p>
+    <w:p>
+      <w:pPr>
+        <w:spacing w:after="200"/>
+      </w:pPr>
+      <w:r>
+        <w:t xml:space="preserve">Mars settlement is discussed publicly and seriously by several of these programs and companies as a stated long-term goal. It remains, as this book is written, exactly that: a stated goal. No human has yet traveled farther than the Artemis II crew's 252,756 miles, just past the far side of the Moon, and the radiation exposure, distance, and physiological toll of a Mars mission are substantially harder problems than anything Apollo solved. Some proponents talk further still, toward eventual expansion beyond the solar system entirely, to other stars and the wider galaxy.</w:t>
+      </w:r>
+    </w:p>
+    <w:p>
+      <w:pPr>
+        <w:spacing w:after="200"/>
+      </w:pPr>
+      <w:r>
+        <w:t xml:space="preserve">Dolphin historians decline to record any of this as more than intention, consistent with this book's practice of hedging claims about an unfinished present. They do note the pattern it would extend: this species has already left one continent on foot, crossed an ocean to a hemisphere it did not know was there, and, in at least one of its own founding accounts, walked out of Egypt, each time with incomplete information about what waited on the other side, and each time going anyway.</w:t>
       </w:r>
     </w:p>
     <w:p>
@@ -5527,7 +5543,7 @@
           <w:i/>
           <w:iCs/>
         </w:rPr>
-        <w:t xml:space="preserve">Formal empire ended, for the most part, within one human lifetime, a pace with no earlier precedent in this book. But the economic dependencies, the drawn borders, and the political structures colonialism left behind did not end on the same schedule, and in a number of cases have not ended yet. Independence turned out to be a start, not a conclusion — a pattern this book has now seen often enough that dolphin historians no longer find it surprising, only worth repeating.</w:t>
+        <w:t xml:space="preserve">More than half a century ago, a small number of humans went somewhere no dolphin's senses can follow, walked on a body that is not Earth, and came home to tell dolphin scholarship about it only secondhand, through a broadcast. Whatever this species does next — on Mars, or further out still — may be the first chapter in its history the dolphins have to take purely on faith. History's oldest audience is, for the first time, considering what it means to lose its seat.</w:t>
       </w:r>
     </w:p>
     <w:p>
@@ -5551,75 +5567,111 @@
           <w:sz w:val="36"/>
           <w:szCs w:val="36"/>
         </w:rPr>
-        <w:t xml:space="preserve">1893 to 1994: Civil Rights and Liberation — Humanity Argues With Itself</w:t>
-      </w:r>
-    </w:p>
-    <w:p>
-      <w:pPr>
-        <w:spacing w:after="200"/>
-      </w:pPr>
-      <w:r>
-        <w:t xml:space="preserve">Unlike most of the conflicts in this book, the campaigns in this chapter were mostly won without an army.</w:t>
-      </w:r>
-    </w:p>
-    <w:p>
-      <w:pPr>
-        <w:spacing w:after="200"/>
-      </w:pPr>
-      <w:r>
-        <w:t xml:space="preserve">In the United States, the Supreme Court's 1954 Brown v. Board of Education ruling declared racially segregated public schools unconstitutional, overturning the legal doctrine that had upheld segregation for nearly six decades. The following decade of organized protest, the 1955-56 Montgomery bus boycott (begun after Rosa Parks refused to give up her bus seat, nine months after a fifteen-year-old, Claudette Colvin, had done the same and been arrested), sit-ins, freedom rides, the 1963 March on Washington where Martin Luther King Jr. delivered his “I Have a Dream” speech, and the 1965 march at Selma, where state troopers beat marchers on the Edmund Pettus Bridge in front of television cameras, culminated in the Civil Rights Act of 1964 and the Voting Rights Act of 1965, dismantling the legal architecture of segregation and disenfranchisement, if not the underlying attitudes, at the federal level.</w:t>
-      </w:r>
-    </w:p>
-    <w:p>
-      <w:pPr>
-        <w:spacing w:after="200"/>
-      </w:pPr>
-      <w:r>
-        <w:t xml:space="preserve">The murder of Emmett Till, a fourteen-year-old boy killed in Mississippi in August 1955 after being accused of offending a white woman, and the decision by his mother, Mamie Till-Mobley, to hold an open-casket funeral so that Jet magazine could publish photographs of his mutilated body, is widely credited with galvanizing the movement that followed; the Montgomery boycott began three months later. The Twenty-Fourth Amendment, ratified in 1964, abolished the poll taxes that had been used for decades to price Black voters out of elections across much of the South.</w:t>
-      </w:r>
-    </w:p>
-    <w:p>
-      <w:pPr>
-        <w:spacing w:after="200"/>
-      </w:pPr>
-      <w:r>
-        <w:t xml:space="preserve">South Africa's anti-apartheid struggle ran on a longer clock. Legal racial segregation, formalized as apartheid in 1948, persisted for close to half a century against internal resistance, including the armed campaign of the ANC's military wing, Umkhonto we Sizwe, after peaceful protest was banned, and mounting international pressure and sanctions, ending only with Nelson Mandela's release in 1990 from twenty-seven years of imprisonment, eighteen of them on Robben Island (in waters the dolphins know well), and his election as South Africa's first Black president in 1994.</w:t>
-      </w:r>
-    </w:p>
-    <w:p>
-      <w:pPr>
-        <w:spacing w:after="200"/>
-      </w:pPr>
-      <w:r>
-        <w:t xml:space="preserve">Women's movements ran throughout the same century on their own overlapping timelines: suffrage achieved in most Western democracies between roughly 1893 (New Zealand, first) and the 1920s across much of Europe and North America, followed by a second wave of legal and social advances in the 1960s and 70s addressing employment, reproductive rights, and legal equality more broadly, with the pace and scope of change varying enormously by country and continuing unevenly to the present.</w:t>
-      </w:r>
-    </w:p>
-    <w:p>
-      <w:pPr>
-        <w:spacing w:after="200"/>
-      </w:pPr>
-      <w:r>
-        <w:t xml:space="preserve">The women's suffrage story had its own casualty list and its own comedy. In Britain the suffragettes chained themselves to railings, and in 1913 Emily Davison died after stepping in front of the King's horse at the Epsom Derby; women over thirty got the vote in 1918, and women on equal terms with men only in 1928. In the United States it came in 1920. Switzerland, a country not known for being late, gave women the federal vote in 1971, and its last holdout canton was ordered by the courts to comply in 1990.</w:t>
-      </w:r>
-    </w:p>
-    <w:p>
-      <w:pPr>
-        <w:spacing w:after="200"/>
-      </w:pPr>
-      <w:r>
-        <w:t xml:space="preserve">A parallel argument about who counted as fully included ran through the same decades. In the early hours of June 28, 1969, patrons at the Stonewall Inn, a gay bar in New York's Greenwich Village, fought back during a police raid of a kind the bar had endured many times before without resistance; the several nights of protest that followed are generally regarded as a turning point for the gay rights movement, and the following June, the first Pride marches in New York and other American cities marked the anniversary. Decriminalization, anti-discrimination protections, and marriage rights arrived on wildly different timelines in different countries over the half-century that followed, several of them still incomplete as this book is written.</w:t>
-      </w:r>
-    </w:p>
-    <w:p>
-      <w:pPr>
-        <w:spacing w:after="200"/>
-      </w:pPr>
-      <w:r>
-        <w:rPr>
-          <w:i/>
-          <w:iCs/>
-        </w:rPr>
-        <w:t xml:space="preserve">“Unlike wars, these campaigns won, for the most part, by changing what a majority believed was owed to a minority,” Professor Click-Click-Whoosh observed, “not by defeating anyone in the field. It is the slowest weapon in this book. It is also one of the few that does not require winning to keep working — only enough people changing their minds, one at a time, for long enough.”</w:t>
+        <w:t xml:space="preserve">1905 Onward: The Physics That Finally Made Sense to Someone</w:t>
+      </w:r>
+    </w:p>
+    <w:p>
+      <w:pPr>
+        <w:spacing w:after="200"/>
+      </w:pPr>
+      <w:r>
+        <w:t xml:space="preserve">Twentieth-century physics produced a run of ideas famous for striking humans as bizarre on first contact. Dolphin scholarship, reviewing the same list, keeps having a different reaction: this looks familiar.</w:t>
+      </w:r>
+    </w:p>
+    <w:p>
+      <w:pPr>
+        <w:spacing w:after="200"/>
+      </w:pPr>
+      <w:r>
+        <w:t xml:space="preserve">Special relativity, published by Einstein in 1905, showed that simultaneity is not absolute — whether two distant events happen “at the same time” depends on how fast an observer is moving relative to them, because nothing, not even information, travels faster than light. Human intuition, built on eyesight, where light's travel time is imperceptible over any everyday distance, finds this deeply strange.</w:t>
+      </w:r>
+    </w:p>
+    <w:p>
+      <w:pPr>
+        <w:spacing w:after="200"/>
+      </w:pPr>
+      <w:r>
+        <w:t xml:space="preserve">Dolphin intuition does not. Every dolphin has spent its entire life aware, in a way no human's unaided senses are, that a signal takes a real, measurable amount of time to leave, bounce off something, and return — and that where an object is right now and where its echo says it is are two different questions with two different answers depending on distance. Echolocation is not relativity, which concerns light and very high speeds, but it trains the intuition relativity begins from, and echolocating animals have been living with that intuition since long before Einstein needed a train and a lightning bolt to explain the idea to everyone else.</w:t>
+      </w:r>
+    </w:p>
+    <w:p>
+      <w:pPr>
+        <w:spacing w:after="200"/>
+      </w:pPr>
+      <w:r>
+        <w:t xml:space="preserve">Einstein's general theory, which in 1915 extended the special one to gravity, got its most famous public test in 1919, when Arthur Eddington led an expedition to the island of Príncipe, off West Africa, and a second British team set up at Sobral, in Brazil, to photograph a total solar eclipse and measure whether starlight passing near the sun bent by the amount Einstein's equations predicted. It did, and the announcement made Einstein an overnight celebrity in a way no physicist before him had been. Dolphin historians note, with the faintest trace of smugness, that confirming this took a ship, an island, a rare eclipse, and a great deal of careful photography, whereas any dolphin confirms the same underlying point about delayed, non-instantaneous signals every time it clicks.</w:t>
+      </w:r>
+    </w:p>
+    <w:p>
+      <w:pPr>
+        <w:spacing w:after="200"/>
+      </w:pPr>
+      <w:r>
+        <w:t xml:space="preserve">This was not idle abstraction for long. The same mass-energy relationship Einstein's paper implied, E=mc², became, within four decades, the physics behind the atomic bomb, and the century's arms race and Cold War, covered elsewhere in this book, are unthinkable without it. Relativity also turned out to have a mundane, everyday payoff nobody in 1905 could have predicted: satellite clocks in the Global Positioning System drift out of sync with clocks on the ground by measurable amounts because of both their speed and their weaker gravity, so the satellite clocks are deliberately set to tick slow before launch, by about 38 microseconds a day, and receivers apply a further relativistic correction for each orbit. Without it, every phone that gives directions would drift off by roughly ten kilometers a day. A theory built to explain light near the sun ended up steering cars down city streets.</w:t>
+      </w:r>
+    </w:p>
+    <w:p>
+      <w:pPr>
+        <w:spacing w:after="200"/>
+      </w:pPr>
+      <w:r>
+        <w:t xml:space="preserve">Wave-particle duality, formalized through the 1920s, holds that light and matter both behave sometimes like discrete particles and sometimes like spread-out waves, depending on how they are observed. Humans, whose primary sense is vision — built around treating light as straight-line rays — tend to find this genuinely strange.</w:t>
+      </w:r>
+    </w:p>
+    <w:p>
+      <w:pPr>
+        <w:spacing w:after="200"/>
+      </w:pPr>
+      <w:r>
+        <w:t xml:space="preserve">Dolphins never built their picture of the world out of straight rays to begin with. Sound, their primary sense, is a wave from the outset: it spreads, it interferes with itself, it diffracts around obstacles instead of stopping dead at their edge. A dolphin was never taught that its main sense behaves like a wave. It never had reason to assume otherwise.</w:t>
+      </w:r>
+    </w:p>
+    <w:p>
+      <w:pPr>
+        <w:spacing w:after="200"/>
+      </w:pPr>
+      <w:r>
+        <w:rPr>
+          <w:i/>
+          <w:iCs/>
+        </w:rPr>
+        <w:t xml:space="preserve">Dolphin historians insist on a disclaimer here rather than a claim to a doctorate: none of this makes a dolphin better at the mathematics of quantum mechanics, which remains formidably difficult, and echolocation is not, on its own, a quantum phenomenon. What differs is the starting intuition — the gut sense of which kind of behavior counts as normal before the equations arrive to explain it.</w:t>
+      </w:r>
+    </w:p>
+    <w:p>
+      <w:pPr>
+        <w:spacing w:after="200"/>
+      </w:pPr>
+      <w:r>
+        <w:t xml:space="preserve">The holographic principle, a serious and still-unresolved research program in theoretical physics, proposes that all the information describing a volume of space might be fully encoded on that volume's boundary surface, the way a hologram stores a three-dimensional image on a flat piece of film. Dolphin scholarship notes, with something between amusement and professional recognition, that this is a reasonably fair description of what a dolphin's brain already does several times a second: building a three-dimensional picture of its surroundings out of a return signal that arrives, fundamentally, as a pattern of intensity and timing spread across a surface — the dolphin's own array of acoustic receivers.</w:t>
+      </w:r>
+    </w:p>
+    <w:p>
+      <w:pPr>
+        <w:spacing w:after="200"/>
+      </w:pPr>
+      <w:r>
+        <w:t xml:space="preserve">None of this is offered as a claim that dolphins secretly anticipated theoretical physics, or that intuition is a substitute for the difficult mathematics humans spent a century building. Dolphin scholarship extends its genuine compliments to that work specifically because it was hard, and done without the sensory head start dolphins happened to be born with.</w:t>
+      </w:r>
+    </w:p>
+    <w:p>
+      <w:pPr>
+        <w:spacing w:after="200"/>
+      </w:pPr>
+      <w:r>
+        <w:t xml:space="preserve">Quantum mechanics, in particular, did not stay confined to physics departments. Understanding how electrons behave in materials made the transistor possible in 1947, and the transistor made every computer, phone, and network described later in this book possible in turn. A century's strangest ideas about light and matter ended up, by a fairly direct chain of consequences, sitting in every reader's pocket.</w:t>
+      </w:r>
+    </w:p>
+    <w:p>
+      <w:pPr>
+        <w:spacing w:after="200"/>
+      </w:pPr>
+      <w:r>
+        <w:rPr>
+          <w:i/>
+          <w:iCs/>
+        </w:rPr>
+        <w:t xml:space="preserve">Two questions this chapter raises and a history cannot settle — what all this physics is actually for, and why it has still not become a single theory — are taken up in the appendix at the back of the book, “What the Physics Is For.”</w:t>
       </w:r>
     </w:p>
     <w:p>
@@ -5643,7 +5695,7 @@
           <w:i/>
           <w:iCs/>
         </w:rPr>
-        <w:t xml:space="preserve">This chapter's campaigns did not end prejudice; no law in this book has ever managed that. What they did was rarer: they changed, on the legal record and in a large share of a population's actual convictions, what a state and a society owed to people it had previously excluded. Progress here was slow, incomplete, and unevenly distributed by country — and it happened anyway, which is more than several other chapters in this book can say.</w:t>
+        <w:t xml:space="preserve">The strangest ideas in twentieth-century physics were strange in particular to a species that built its picture of reality out of straight-line light and instantaneous-feeling vision. To a species that has always perceived the world as delayed, wave-based, and reconstructed from returning signal, several of the century's least intuitive theories sound less like a revolution and more like a description of Tuesday. Humans still did the harder job. They had to prove it in equations. Dolphins only ever had to notice it.</w:t>
       </w:r>
     </w:p>
     <w:p>
@@ -5667,87 +5719,95 @@
           <w:sz w:val="36"/>
           <w:szCs w:val="36"/>
         </w:rPr>
-        <w:t xml:space="preserve">1843 to 2007: The Digital Leap — Computers, Networks, and a Connected World</w:t>
-      </w:r>
-    </w:p>
-    <w:p>
-      <w:pPr>
-        <w:spacing w:after="200"/>
-      </w:pPr>
-      <w:r>
-        <w:t xml:space="preserve">The idea is older than the machine. In 1843 Ada Lovelace, the daughter of the poet Lord Byron, published what is often called the first computer program, an algorithm for a mechanical engine designed by Charles Babbage that he never managed to finish building, which dolphin historians identify as a very British way to invent a technology.</w:t>
-      </w:r>
-    </w:p>
-    <w:p>
-      <w:pPr>
-        <w:spacing w:after="200"/>
-      </w:pPr>
-      <w:r>
-        <w:t xml:space="preserve">The theoretical groundwork arrived next. Kurt Gödel's 1931 incompleteness theorems proved that any formal mathematical system powerful enough to describe basic arithmetic must contain true statements it cannot prove within its own system — a hard limit built into logic itself, discovered a decade before anyone built a working computer, and one this book's own recurring gap between capability and wisdom would recognize immediately.</w:t>
-      </w:r>
-    </w:p>
-    <w:p>
-      <w:pPr>
-        <w:spacing w:after="200"/>
-      </w:pPr>
-      <w:r>
-        <w:t xml:space="preserve">The war made the theory into machinery. At Bletchley Park, Alan Turing, whose 1936 paper had already defined what a computing machine could do in principle, built on the work of Polish cryptologists, who had broken early Enigma messages in the 1930s, to design the electromechanical Bombes that read Germany's Enigma traffic, and the engineer Tommy Flowers built Colossus, the first programmable electronic digital computer, to read the German high command's Lorenz cipher.</w:t>
-      </w:r>
-    </w:p>
-    <w:p>
-      <w:pPr>
-        <w:spacing w:after="200"/>
-      </w:pPr>
-      <w:r>
-        <w:t xml:space="preserve">The transistor, invented at Bell Labs in 1947, replaced the bulky, failure-prone vacuum tube and made a smaller, faster, and dramatically cheaper computer possible. The integrated circuit followed by the late 1950s, packing multiple transistors onto a single chip, and Gordon Moore's 1965 observation that the number of components on a chip was doubling every year, revised in 1975 to every two years, held, with adjustments, for decades, a compounding rate of improvement with no real precedent among the physical technologies covered earlier in this book.</w:t>
-      </w:r>
-    </w:p>
-    <w:p>
-      <w:pPr>
-        <w:spacing w:after="200"/>
-      </w:pPr>
-      <w:r>
-        <w:t xml:space="preserve">ARPANET, a US Department of Defense research network, went live in 1969 connecting four university computers. It grew, through the 1970s and 80s, into the modern internet, and the World Wide Web, built by Tim Berners-Lee in 1989-91, gave that network a form ordinary people could actually navigate. The smartphone, arriving commercially with the iPhone in 2007, put a computer more capable than anything in this book's earlier chapters into a majority of human pockets within about fifteen years — essentially one human generation, start to finish, from four connected computers to several billion.</w:t>
-      </w:r>
-    </w:p>
-    <w:p>
-      <w:pPr>
-        <w:spacing w:after="200"/>
-      </w:pPr>
-      <w:r>
-        <w:t xml:space="preserve">The promise delivered was real: information that had once required a library and a train ticket became available in seconds, coordination across a planet's distance became close to instantaneous, and connection with people whose ancestors had parted ways with one's own tens of thousands of years earlier became, for the first time in this book, recoverable.</w:t>
-      </w:r>
-    </w:p>
-    <w:p>
-      <w:pPr>
-        <w:spacing w:after="200"/>
-      </w:pPr>
-      <w:r>
-        <w:t xml:space="preserve">The cost arrived on the same schedule as the promise, not after it. The same networks that connected people gave states and companies a capacity for surveillance with no earlier equivalent; the same platforms that spread information spread misinformation at the same speed and, by most measured accounts, rather more efficiently; and human attention became a resource harvested, sold, and optimized for in ways no earlier technology in this book had ever managed to monetize directly.</w:t>
-      </w:r>
-    </w:p>
-    <w:p>
-      <w:pPr>
-        <w:spacing w:after="200"/>
-      </w:pPr>
-      <w:r>
-        <w:rPr>
-          <w:i/>
-          <w:iCs/>
-        </w:rPr>
-        <w:t xml:space="preserve">One of the era's most quoted corporate mottos was, for several years, “move fast and break things.” The things broken were not specified in advance. Critics have since argued that they included privacy, attention spans, and the conduct of elections.</w:t>
-      </w:r>
-    </w:p>
-    <w:p>
-      <w:pPr>
-        <w:spacing w:after="200"/>
-      </w:pPr>
-      <w:r>
-        <w:rPr>
-          <w:i/>
-          <w:iCs/>
-        </w:rPr>
-        <w:t xml:space="preserve">“Dolphins communicate at the speed of sound through water and have done so for tens of millions of years,” dolphin historians noted, with what human readers may reasonably interpret as amusement. “It required fiber optic cable, geostationary satellites, and a global economy's worth of infrastructure for humans to do, at planetary scale, much what a pod already does by whistling.”</w:t>
+        <w:t xml:space="preserve">The 1940s to the 1970s: Decolonization — The World Redraws Itself</w:t>
+      </w:r>
+    </w:p>
+    <w:p>
+      <w:pPr>
+        <w:spacing w:after="200"/>
+      </w:pPr>
+      <w:r>
+        <w:t xml:space="preserve">Formal empire, built up over the centuries this book has already covered, mostly ended within a single human lifetime. The process ran fastest between the 1940s and the 1970s, and dolphin historians treat its speed as almost as remarkable as the speed of the empires it dismantled.</w:t>
+      </w:r>
+    </w:p>
+    <w:p>
+      <w:pPr>
+        <w:spacing w:after="200"/>
+      </w:pPr>
+      <w:r>
+        <w:t xml:space="preserve">India's road to independence began, like several roads in this book, with a trading company. The Mughal Empire that had dominated the subcontinent since 1526 (builders of the Taj Mahal and, by some estimates, at its height responsible for roughly a quarter of the world's economic output) was showing signs of fraying when the East India Company, chartered in London in 1600 to sell spices and cloth, began acquiring territory instead. After the Battle of Plassey in 1757, the Company governed large parts of India with an army that by the early 1800s was, by one common estimate, close to twice the size of Britain's own, an arrangement dolphin historians summarize as a business with a country attached. Company rule ended after the uprising of 1857, and direct rule by the British Crown, the Raj, followed until 1947.</w:t>
+      </w:r>
+    </w:p>
+    <w:p>
+      <w:pPr>
+        <w:spacing w:after="200"/>
+      </w:pPr>
+      <w:r>
+        <w:t xml:space="preserve">The entries in the ledger are not seriously in dispute; their weighting is. Railways, an administrative language, and a unified legal system were left behind. So, by common estimates, was an economy whose share of world output had shrunk from about a quarter to under five percent, along with a run of famines, the worst of them in Bengal in 1943, which killed an estimated two to three million people as wartime priorities and policy failures compounded the shortages.</w:t>
+      </w:r>
+    </w:p>
+    <w:p>
+      <w:pPr>
+        <w:spacing w:after="200"/>
+      </w:pPr>
+      <w:r>
+        <w:t xml:space="preserve">Gandhi's campaign of nonviolent resistance had its most famous episode about salt. In 1930 the British-run government taxed salt, a commodity that lies free on any coast, and forbade Indians to make their own. In March, Gandhi set out to walk some 240 miles from his ashram to the sea at Dandi, gathering thousands of followers on the way, and on April 6 he picked up a lump of natural salt from the beach, which was against the law. Some sixty thousand people were arrested in the campaign that followed. Dolphin historians, who have never paid for salt, note that it is a curious empire that can be shaken by something the ocean gives away for free.</w:t>
+      </w:r>
+    </w:p>
+    <w:p>
+      <w:pPr>
+        <w:spacing w:after="200"/>
+      </w:pPr>
+      <w:r>
+        <w:t xml:space="preserve">India's independence in 1947, achieved substantially through that campaign of organized nonviolent resistance led by Mohandas Gandhi, offered one model: mass noncooperation aimed at making continued colonial rule too costly to sustain politically rather than militarily. Independence arrived alongside Partition, dividing British India into India and Pakistan along religious lines, and the mass displacement and violence that followed killed somewhere between several hundred thousand and two million people, by different estimates, and displaced about fifteen million within months.</w:t>
+      </w:r>
+    </w:p>
+    <w:p>
+      <w:pPr>
+        <w:spacing w:after="200"/>
+      </w:pPr>
+      <w:r>
+        <w:t xml:space="preserve">Independent India kept its democracy through nearly everything that followed (the exception was a two-year suspension of civil liberties, the Emergency, in 1975-77), and in 2023 passed China as the world's most populous country by United Nations estimate, a piece of arithmetic the mathematicians of the Gupta period would presumably have found unsurprising.</w:t>
+      </w:r>
+    </w:p>
+    <w:p>
+      <w:pPr>
+        <w:spacing w:after="200"/>
+      </w:pPr>
+      <w:r>
+        <w:t xml:space="preserve">Africa's wave crested around 1960, when seventeen countries gained independence in a single year, most from France and Britain, some only after armed conflict instead of negotiation. Algeria won its independence from France only in 1962, after eight years of war.</w:t>
+      </w:r>
+    </w:p>
+    <w:p>
+      <w:pPr>
+        <w:spacing w:after="200"/>
+      </w:pPr>
+      <w:r>
+        <w:t xml:space="preserve">Britain in particular spent the middle of this century handing back an empire it had spent the previous two centuries quite energetically acquiring, and the handing back was less graceful in places than its own histories later remembered. In Kenya, during the Mau Mau uprising of the 1950s, British authorities held tens of thousands of Kenyans in detention camps where torture was widespread; in 2013 the British government expressed regret and paid compensation to 5,228 surviving victims.</w:t>
+      </w:r>
+    </w:p>
+    <w:p>
+      <w:pPr>
+        <w:spacing w:after="200"/>
+      </w:pPr>
+      <w:r>
+        <w:t xml:space="preserve">Independence did not erase the maps colonial powers had drawn with no reference to the ethnic, linguistic, or religious boundaries that existed on the ground. Several of the era's later conflicts, many historians argue, owe at least part of their origin to borders drawn decades or centuries earlier by administrators who had never intended those borders to become permanent national boundaries at all.</w:t>
+      </w:r>
+    </w:p>
+    <w:p>
+      <w:pPr>
+        <w:spacing w:after="200"/>
+      </w:pPr>
+      <w:r>
+        <w:t xml:space="preserve">Colonial administrators drew categories as well as borders. In Rwanda, which Belgium took over from Germany after the First World War, an old and flexible distinction between Tutsi and Hutu was hardened into a fixed one, and in the 1930s every Rwandan was issued an identity card naming a group. In 1994, after the plane carrying the president was shot down, extremist officials and militias used those categories, and the lists that went with them, to kill an estimated 500,000 to 800,000 Tutsi and moderate Hutu in about a hundred days, while the United Nations force on the ground was reduced instead of reinforced.</w:t>
+      </w:r>
+    </w:p>
+    <w:p>
+      <w:pPr>
+        <w:spacing w:after="200"/>
+      </w:pPr>
+      <w:r>
+        <w:t xml:space="preserve">Newly independent states faced a further complication the Cold War's two superpowers made unavoidable: alignment. The Non-Aligned Movement, formally organized at a 1961 conference in Belgrade, tried to offer a third path for countries unwilling to be absorbed into either superpower's camp, with mixed and country-specific success.</w:t>
       </w:r>
     </w:p>
     <w:p>
@@ -5771,7 +5831,7 @@
           <w:i/>
           <w:iCs/>
         </w:rPr>
-        <w:t xml:space="preserve">No technology in this book arrived faster or reached farther in a single human lifetime than this one. It delivered on its promise of connection and information more completely than almost any earlier chapter's technology delivered on its own promise — and it delivered the surveillance, the disinformation, and the harvested attention in the very same package, not as a later complication. The pattern of tools outrunning the wisdom to handle them, first flagged before the First World War, runs here on the fastest clock the book has yet recorded.</w:t>
+        <w:t xml:space="preserve">Formal empire ended, for the most part, within one human lifetime, a pace with no earlier precedent in this book. But the economic dependencies, the drawn borders, and the political structures colonialism left behind did not end on the same schedule, and in a number of cases have not ended yet. Independence turned out to be a start, not a conclusion — a pattern this book has now seen often enough that dolphin historians no longer find it surprising, only worth repeating.</w:t>
       </w:r>
     </w:p>
     <w:p>
@@ -5795,99 +5855,75 @@
           <w:sz w:val="36"/>
           <w:szCs w:val="36"/>
         </w:rPr>
-        <w:t xml:space="preserve">The Thirteenth B'ak'tun, 2012: The World Was Supposed to End in 2012 (It Didn't)</w:t>
-      </w:r>
-    </w:p>
-    <w:p>
-      <w:pPr>
-        <w:spacing w:after="200"/>
-      </w:pPr>
-      <w:r>
-        <w:t xml:space="preserve">Dolphin historians have, by this point in the book, cataloged a great many things humans got wrong about their own past. This chapter catalogs something rarer: an entire civilization getting blamed for a future that never happened.</w:t>
-      </w:r>
-    </w:p>
-    <w:p>
-      <w:pPr>
-        <w:spacing w:after="200"/>
-      </w:pPr>
-      <w:r>
-        <w:t xml:space="preserve">The Maya civilization, whose sophisticated cities, mathematics (including an independently invented concept of zero), and astronomy this book has already touched on, tracked time with several overlapping calendar systems. The most elaborate, the Long Count, measured days elapsed since a fixed mythological starting point rather than resetting every year the way a modern calendar does.</w:t>
-      </w:r>
-    </w:p>
-    <w:p>
-      <w:pPr>
-        <w:spacing w:after="200"/>
-      </w:pPr>
-      <w:r>
-        <w:t xml:space="preserve">The Long Count's largest standard unit, the b'ak'tun, runs for roughly 394 years. On December 21, 2012, by the correlation most scholars accept, the thirteenth b'ak'tun since the Long Count's starting point came to an end.</w:t>
-      </w:r>
-    </w:p>
-    <w:p>
-      <w:pPr>
-        <w:spacing w:after="200"/>
-      </w:pPr>
-      <w:r>
-        <w:t xml:space="preserve">Maya inscriptions treat this the way an odometer treats rolling from 999999 back to 000000: a notable round number, not a terminus. Surviving texts, including one at the Tortuguero site in Mexico, reference the thirteenth b'ak'tun's completion directly, and other inscriptions calmly reference dates thousands of years beyond it — not the record of a civilization that expected anything to stop.</w:t>
-      </w:r>
-    </w:p>
-    <w:p>
-      <w:pPr>
-        <w:spacing w:after="200"/>
-      </w:pPr>
-      <w:r>
-        <w:t xml:space="preserve">None of this stopped a very different story from taking hold in the early 2000s, amplified by books, documentaries, and, in its final years, exactly the kind of internet-era information environment the previous chapter describes: December 21, 2012 as a predicted apocalypse, variously attributed to a rogue planet, a solar alignment, or simply “what the Mayans predicted,” a phrase no surviving Maya text anywhere actually supports.</w:t>
-      </w:r>
-    </w:p>
-    <w:p>
-      <w:pPr>
-        <w:spacing w:after="200"/>
-      </w:pPr>
-      <w:r>
-        <w:t xml:space="preserve">The prediction acquired enough traction that NASA published an official page addressing it before the date arrived, and another one afterward confirming that it had passed without incident.</w:t>
-      </w:r>
-    </w:p>
-    <w:p>
-      <w:pPr>
-        <w:spacing w:after="200"/>
-      </w:pPr>
-      <w:r>
-        <w:t xml:space="preserve">The scare had specific accelerants. Roland Emmerich's 2009 disaster film 2012, which depicted the prediction as fact and earned, as works of fiction do not usually earn, several hundred million dollars worldwide, did more than any single documentary to fix the date in popular imagination. It was not the only apocalypse on offer that decade: the radio broadcaster Harold Camping predicted the Rapture for May 21, 2011, bought billboards across the world to announce it, and, when it did not arrive, recalculated the date to October 21 of the same year, a level of confidence dolphin historians find difficult to improve on for comic timing.</w:t>
-      </w:r>
-    </w:p>
-    <w:p>
-      <w:pPr>
-        <w:spacing w:after="200"/>
-      </w:pPr>
-      <w:r>
-        <w:t xml:space="preserve">The prediction's astronomical hook, when it had one, involved the winter solstice sun appearing to cross the plane of the Milky Way as seen from Earth, a genuine, very slow drift caused by the 26,000-year wobble of Earth's axis, popularized in the 1990s by the independent researcher John Major Jenkins. Professional astronomers pointed out that the alignment is not a single moment at all: the sun's apparent position drifts across the galactic plane over a span of decades, a near-alignment recurs every year in the loose sense being used, and nothing in the mechanics implies any effect on Earth whatsoever.</w:t>
-      </w:r>
-    </w:p>
-    <w:p>
-      <w:pPr>
-        <w:spacing w:after="200"/>
-      </w:pPr>
-      <w:r>
-        <w:t xml:space="preserve">The 19th century supplied its own rehearsal, complete with an official name for the letdown. William Miller, an American preacher, convinced tens of thousands of followers that the Second Coming would arrive on a specific date in 1844, based on his own reading of biblical chronology. When it did not, history recorded the outcome under the label his own followers coined at the time: the Great Disappointment. Several offshoot religious movements trace their origins straight back to the recalculating that followed.</w:t>
-      </w:r>
-    </w:p>
-    <w:p>
-      <w:pPr>
-        <w:spacing w:after="200"/>
-      </w:pPr>
-      <w:r>
-        <w:t xml:space="preserve">Dolphin historians note this is not even an unusual case. Humans have forecast their own ending with some regularity and no shortage of confidence: recurring religious end-times predictions across multiple faiths and centuries, and, closer to 2012, the Y2K computer bug scare of 1999-2000, which anticipated a global systems collapse when computer clocks rolled from 99 to 00, addressed seriously enough in advance that its own uneventful passing is sometimes cited as evidence the warning must have been overblown to begin with.</w:t>
-      </w:r>
-    </w:p>
-    <w:p>
-      <w:pPr>
-        <w:spacing w:after="200"/>
-      </w:pPr>
-      <w:r>
-        <w:rPr>
-          <w:i/>
-          <w:iCs/>
-        </w:rPr>
-        <w:t xml:space="preserve">“A species that invented writing specifically to speak to its own future,” dolphin scholars remarked, “keeps guessing, often confidently and always incorrectly, exactly when that future stops.”</w:t>
+        <w:t xml:space="preserve">1893 to 1994: Civil Rights and Liberation — Humanity Argues With Itself</w:t>
+      </w:r>
+    </w:p>
+    <w:p>
+      <w:pPr>
+        <w:spacing w:after="200"/>
+      </w:pPr>
+      <w:r>
+        <w:t xml:space="preserve">Unlike most of the conflicts in this book, the campaigns in this chapter were mostly won without an army.</w:t>
+      </w:r>
+    </w:p>
+    <w:p>
+      <w:pPr>
+        <w:spacing w:after="200"/>
+      </w:pPr>
+      <w:r>
+        <w:t xml:space="preserve">In the United States, the Supreme Court's 1954 Brown v. Board of Education ruling declared racially segregated public schools unconstitutional, overturning the legal doctrine that had upheld segregation for nearly six decades. The following decade of organized protest, the 1955-56 Montgomery bus boycott (begun after Rosa Parks refused to give up her bus seat, nine months after a fifteen-year-old, Claudette Colvin, had done the same and been arrested), sit-ins, freedom rides, the 1963 March on Washington where Martin Luther King Jr. delivered his “I Have a Dream” speech, and the 1965 march at Selma, where state troopers beat marchers on the Edmund Pettus Bridge in front of television cameras, culminated in the Civil Rights Act of 1964 and the Voting Rights Act of 1965, dismantling the legal architecture of segregation and disenfranchisement, if not the underlying attitudes, at the federal level.</w:t>
+      </w:r>
+    </w:p>
+    <w:p>
+      <w:pPr>
+        <w:spacing w:after="200"/>
+      </w:pPr>
+      <w:r>
+        <w:t xml:space="preserve">The murder of Emmett Till, a fourteen-year-old boy killed in Mississippi in August 1955 after being accused of offending a white woman, and the decision by his mother, Mamie Till-Mobley, to hold an open-casket funeral so that Jet magazine could publish photographs of his mutilated body, is widely credited with galvanizing the movement that followed; the Montgomery boycott began three months later. The Twenty-Fourth Amendment, ratified in 1964, abolished the poll taxes that had been used for decades to price Black voters out of elections across much of the South.</w:t>
+      </w:r>
+    </w:p>
+    <w:p>
+      <w:pPr>
+        <w:spacing w:after="200"/>
+      </w:pPr>
+      <w:r>
+        <w:t xml:space="preserve">South Africa's anti-apartheid struggle ran on a longer clock. Legal racial segregation, formalized as apartheid in 1948, persisted for close to half a century against internal resistance, including the armed campaign of the ANC's military wing, Umkhonto we Sizwe, after peaceful protest was banned, and mounting international pressure and sanctions, ending only with Nelson Mandela's release in 1990 from twenty-seven years of imprisonment, eighteen of them on Robben Island (in waters the dolphins know well), and his election as South Africa's first Black president in 1994.</w:t>
+      </w:r>
+    </w:p>
+    <w:p>
+      <w:pPr>
+        <w:spacing w:after="200"/>
+      </w:pPr>
+      <w:r>
+        <w:t xml:space="preserve">Women's movements ran throughout the same century on their own overlapping timelines: suffrage achieved in most Western democracies between roughly 1893 (New Zealand, first) and the 1920s across much of Europe and North America, followed by a second wave of legal and social advances in the 1960s and 70s addressing employment, reproductive rights, and legal equality more broadly, with the pace and scope of change varying enormously by country and continuing unevenly to the present.</w:t>
+      </w:r>
+    </w:p>
+    <w:p>
+      <w:pPr>
+        <w:spacing w:after="200"/>
+      </w:pPr>
+      <w:r>
+        <w:t xml:space="preserve">The women's suffrage story had its own casualty list and its own comedy. In Britain the suffragettes chained themselves to railings, and in 1913 Emily Davison died after stepping in front of the King's horse at the Epsom Derby; women over thirty got the vote in 1918, and women on equal terms with men only in 1928. In the United States it came in 1920. Switzerland, a country not known for being late, gave women the federal vote in 1971, and its last holdout canton was ordered by the courts to comply in 1990.</w:t>
+      </w:r>
+    </w:p>
+    <w:p>
+      <w:pPr>
+        <w:spacing w:after="200"/>
+      </w:pPr>
+      <w:r>
+        <w:t xml:space="preserve">A parallel argument about who counted as fully included ran through the same decades. In the early hours of June 28, 1969, patrons at the Stonewall Inn, a gay bar in New York's Greenwich Village, fought back during a police raid of a kind the bar had endured many times before without resistance; the several nights of protest that followed are generally regarded as a turning point for the gay rights movement, and the following June, the first Pride marches in New York and other American cities marked the anniversary. Decriminalization, anti-discrimination protections, and marriage rights arrived on wildly different timelines in different countries over the half-century that followed, several of them still incomplete as this book is written.</w:t>
+      </w:r>
+    </w:p>
+    <w:p>
+      <w:pPr>
+        <w:spacing w:after="200"/>
+      </w:pPr>
+      <w:r>
+        <w:rPr>
+          <w:i/>
+          <w:iCs/>
+        </w:rPr>
+        <w:t xml:space="preserve">“Unlike wars, these campaigns won, for the most part, by changing what a majority believed was owed to a minority,” Professor Click-Click-Whoosh observed, “not by defeating anyone in the field. It is the slowest weapon in this book. It is also one of the few that does not require winning to keep working — only enough people changing their minds, one at a time, for long enough.”</w:t>
       </w:r>
     </w:p>
     <w:p>
@@ -5911,7 +5947,7 @@
           <w:i/>
           <w:iCs/>
         </w:rPr>
-        <w:t xml:space="preserve">The Maya calendar did not fail. It did exactly what a calendar does, and rolled over to a new cycle precisely as its own inscriptions expected it to. What failed was a chain of retelling, centuries later, by a species apparently uncomfortable leaving the future open-ended and unscheduled. Dolphins, who have never once predicted their own extinction on a specific date, offer this pattern without much sympathy and considerable curiosity: of all the things this species got right early and wrong late, why does the ending always seem to need an appointment.</w:t>
+        <w:t xml:space="preserve">This chapter's campaigns did not end prejudice; no law in this book has ever managed that. What they did was rarer: they changed, on the legal record and in a large share of a population's actual convictions, what a state and a society owed to people it had previously excluded. Progress here was slow, incomplete, and unevenly distributed by country — and it happened anyway, which is more than several other chapters in this book can say.</w:t>
       </w:r>
     </w:p>
     <w:p>
@@ -5935,107 +5971,87 @@
           <w:sz w:val="36"/>
           <w:szCs w:val="36"/>
         </w:rPr>
-        <w:t xml:space="preserve">1950 to the 2020s: Something Might Be Watching (Probably Not What You Think)</w:t>
-      </w:r>
-    </w:p>
-    <w:p>
-      <w:pPr>
-        <w:spacing w:after="200"/>
-      </w:pPr>
-      <w:r>
-        <w:t xml:space="preserve">This book's entire premise rests on one non-human intelligence quietly watching a technological species from a position of total detachment. Dolphin scholarship notes, with a straight face, that this is not the first idea of its kind humans have entertained. It may not even be the most popular.</w:t>
-      </w:r>
-    </w:p>
-    <w:p>
-      <w:pPr>
-        <w:spacing w:after="200"/>
-      </w:pPr>
-      <w:r>
-        <w:t xml:space="preserve">Physicist Enrico Fermi's 1950 lunch-table question, since known as the Fermi Paradox, remains essentially unanswered: given the number of stars in the galaxy, many with planets, and the billions of years those planets have had to develop life, why has no evidence of any other technological civilization ever turned up?</w:t>
-      </w:r>
-    </w:p>
-    <w:p>
-      <w:pPr>
-        <w:spacing w:after="200"/>
-      </w:pPr>
-      <w:r>
-        <w:t xml:space="preserve">Frank Drake's 1961 equation broke the question into estimable factors — the rate of star formation, the fraction of stars with planets, the fraction of those hospitable to life, and so on down to how long a civilization keeps broadcasting before it stops — without resolving it, since several of those factors remain largely unknown even now.</w:t>
-      </w:r>
-    </w:p>
-    <w:p>
-      <w:pPr>
-        <w:spacing w:after="200"/>
-      </w:pPr>
-      <w:r>
-        <w:t xml:space="preserve">The Search for Extraterrestrial Intelligence, listening for artificial radio signals since 1960, has found nothing conclusive in more than six decades of listening, a negative result serious scientists take seriously rather than dismiss.</w:t>
-      </w:r>
-    </w:p>
-    <w:p>
-      <w:pPr>
-        <w:spacing w:after="200"/>
-      </w:pPr>
-      <w:r>
-        <w:t xml:space="preserve">In October 2017, astronomers spotted the first confirmed object from outside the solar system passing through it (two more have turned up since, the comet Borisov in 2019 and 3I/ATLAS in 2025): an elongated, tumbling body nicknamed 'Oumuamua, Hawaiian for scout. Its unusual shape and a small, unexplained acceleration as it left the inner solar system prompted at least one Harvard astronomer to propose, in earnest, that it might be an artificial probe; most astronomers attribute the acceleration to outgassing from ices too faint to detect directly. The particulars remain genuinely debated. The object has not moved, in any scientific consensus, from natural to artificial.</w:t>
-      </w:r>
-    </w:p>
-    <w:p>
-      <w:pPr>
-        <w:spacing w:after="200"/>
-      </w:pPr>
-      <w:r>
-        <w:t xml:space="preserve">The search has produced exactly one signal serious enough to have kept its own name. On August 15, 1977, a radio telescope in Ohio recorded a brief, powerful burst on a frequency associated with hydrogen; the astronomer who found it circled the printout and wrote “Wow!” beside it. It has never repeated, and no explanation, natural or otherwise, has ever been confirmed.</w:t>
-      </w:r>
-    </w:p>
-    <w:p>
-      <w:pPr>
-        <w:spacing w:after="200"/>
-      </w:pPr>
-      <w:r>
-        <w:t xml:space="preserve">Frank Drake convened the field's first conference at the Green Bank Observatory in 1961, a meeting of a handful of scientists that included a young Carl Sagan, who went on to help design the Voyager Golden Record, a phonograph disc carrying images, sounds, and greetings in fifty-five languages, launched into interstellar space in 1977 on the chance that someone, eventually, might play it. The search is a Cold War child in more than just timing: Drake's and Sagan's generation of scientists came of age funding radio astronomy alongside the missile-tracking and satellite programs covered elsewhere in this book, and the same military and government interest in big radio dishes helped pay for the instruments they listened with.</w:t>
-      </w:r>
-    </w:p>
-    <w:p>
-      <w:pPr>
-        <w:spacing w:after="200"/>
-      </w:pPr>
-      <w:r>
-        <w:t xml:space="preserve">Humans have not only listened. In November 1974, scientists at the Arecibo Observatory in Puerto Rico beamed a single deliberate message toward the globular star cluster M13, encoding basic facts about human DNA, the solar system, and the species doing the transmitting, all in binary, aimed at a target roughly 25,000 light-years away, chosen chiefly because it was in the telescope's sky that day. It was meant as a demonstration of the new transmitter rather than a serious attempt at contact; any reply would take some 50,000 years to arrive.</w:t>
-      </w:r>
-    </w:p>
-    <w:p>
-      <w:pPr>
-        <w:spacing w:after="200"/>
-      </w:pPr>
-      <w:r>
-        <w:t xml:space="preserve">A separate, noisier strand of the same hope produced ancient-astronaut claims, popularized by Erich von Däniken's 1968 book proposing that extraterrestrial visitors explain ancient monuments and mythology. Mainstream archaeology rejects this comprehensively: the pyramids, credited earlier in this book to the Egyptian builders who actually raised them, along with Stonehenge and the Nazca lines, all have well-documented human construction methods and timelines, understood without any assistance from off-world engineers.</w:t>
-      </w:r>
-    </w:p>
-    <w:p>
-      <w:pPr>
-        <w:spacing w:after="200"/>
-      </w:pPr>
-      <w:r>
-        <w:t xml:space="preserve">More recently, US military encounters with unidentified aerial phenomena, officially acknowledged by the Pentagon starting in 2017 and the subject of congressional hearings in the 2020s, were reviewed by the Pentagon's own office for the purpose, which reported in 2024 that it had found no evidence of extraterrestrial technology and that most cases it could resolve turned out to be ordinary objects such as balloons, drones, and birds.</w:t>
-      </w:r>
-    </w:p>
-    <w:p>
-      <w:pPr>
-        <w:spacing w:after="200"/>
-      </w:pPr>
-      <w:r>
-        <w:t xml:space="preserve">Dolphin historians decline to adjudicate any of this further than the evidence allows, consistent with this book's practice elsewhere, and note only the shape of the underlying hope: across religion, mythology, and now astrophysics, this species keeps reaching for the idea that something larger, wiser, or simply other is paying attention.</w:t>
-      </w:r>
-    </w:p>
-    <w:p>
-      <w:pPr>
-        <w:spacing w:after="200"/>
-      </w:pPr>
-      <w:r>
-        <w:rPr>
-          <w:i/>
-          <w:iCs/>
-        </w:rPr>
-        <w:t xml:space="preserve">“Humans have proposed gods, ancestors, angels, and now radio-quiet aliens as the audience for their own story,” dolphin historians noted. “Dolphin scholarship can confirm exactly one item on that list with any confidence. We have, in fact, been watching. We would gently note that we are considerably less impressive than most of the other candidates.”</w:t>
+        <w:t xml:space="preserve">1843 to 2007: The Digital Leap — Computers, Networks, and a Connected World</w:t>
+      </w:r>
+    </w:p>
+    <w:p>
+      <w:pPr>
+        <w:spacing w:after="200"/>
+      </w:pPr>
+      <w:r>
+        <w:t xml:space="preserve">The idea is older than the machine. In 1843 Ada Lovelace, the daughter of the poet Lord Byron, published what is often called the first computer program, an algorithm for a mechanical engine designed by Charles Babbage that he never managed to finish building, which dolphin historians identify as a very British way to invent a technology.</w:t>
+      </w:r>
+    </w:p>
+    <w:p>
+      <w:pPr>
+        <w:spacing w:after="200"/>
+      </w:pPr>
+      <w:r>
+        <w:t xml:space="preserve">The theoretical groundwork arrived next. Kurt Gödel's 1931 incompleteness theorems proved that any formal mathematical system powerful enough to describe basic arithmetic must contain true statements it cannot prove within its own system — a hard limit built into logic itself, discovered a decade before anyone built a working computer, and one this book's own recurring gap between capability and wisdom would recognize immediately.</w:t>
+      </w:r>
+    </w:p>
+    <w:p>
+      <w:pPr>
+        <w:spacing w:after="200"/>
+      </w:pPr>
+      <w:r>
+        <w:t xml:space="preserve">The war made the theory into machinery. At Bletchley Park, Alan Turing, whose 1936 paper had already defined what a computing machine could do in principle, built on the work of Polish cryptologists, who had broken early Enigma messages in the 1930s, to design the electromechanical Bombes that read Germany's Enigma traffic, and the engineer Tommy Flowers built Colossus, the first programmable electronic digital computer, to read the German high command's Lorenz cipher.</w:t>
+      </w:r>
+    </w:p>
+    <w:p>
+      <w:pPr>
+        <w:spacing w:after="200"/>
+      </w:pPr>
+      <w:r>
+        <w:t xml:space="preserve">The transistor, invented at Bell Labs in 1947, replaced the bulky, failure-prone vacuum tube and made a smaller, faster, and dramatically cheaper computer possible. The integrated circuit followed by the late 1950s, packing multiple transistors onto a single chip, and Gordon Moore's 1965 observation that the number of components on a chip was doubling every year, revised in 1975 to every two years, held, with adjustments, for decades, a compounding rate of improvement with no real precedent among the physical technologies covered earlier in this book.</w:t>
+      </w:r>
+    </w:p>
+    <w:p>
+      <w:pPr>
+        <w:spacing w:after="200"/>
+      </w:pPr>
+      <w:r>
+        <w:t xml:space="preserve">ARPANET, a US Department of Defense research network, went live in 1969 connecting four university computers. It grew, through the 1970s and 80s, into the modern internet, and the World Wide Web, built by Tim Berners-Lee in 1989-91, gave that network a form ordinary people could actually navigate. The smartphone, arriving commercially with the iPhone in 2007, put a computer more capable than anything in this book's earlier chapters into a majority of human pockets within about fifteen years — essentially one human generation, start to finish, from four connected computers to several billion.</w:t>
+      </w:r>
+    </w:p>
+    <w:p>
+      <w:pPr>
+        <w:spacing w:after="200"/>
+      </w:pPr>
+      <w:r>
+        <w:t xml:space="preserve">The promise delivered was real: information that had once required a library and a train ticket became available in seconds, coordination across a planet's distance became close to instantaneous, and connection with people whose ancestors had parted ways with one's own tens of thousands of years earlier became, for the first time in this book, recoverable.</w:t>
+      </w:r>
+    </w:p>
+    <w:p>
+      <w:pPr>
+        <w:spacing w:after="200"/>
+      </w:pPr>
+      <w:r>
+        <w:t xml:space="preserve">The cost arrived on the same schedule as the promise, not after it. The same networks that connected people gave states and companies a capacity for surveillance with no earlier equivalent; the same platforms that spread information spread misinformation at the same speed and, by most measured accounts, rather more efficiently; and human attention became a resource harvested, sold, and optimized for in ways no earlier technology in this book had ever managed to monetize directly.</w:t>
+      </w:r>
+    </w:p>
+    <w:p>
+      <w:pPr>
+        <w:spacing w:after="200"/>
+      </w:pPr>
+      <w:r>
+        <w:rPr>
+          <w:i/>
+          <w:iCs/>
+        </w:rPr>
+        <w:t xml:space="preserve">One of the era's most quoted corporate mottos was, for several years, “move fast and break things.” The things broken were not specified in advance. Critics have since argued that they included privacy, attention spans, and the conduct of elections.</w:t>
+      </w:r>
+    </w:p>
+    <w:p>
+      <w:pPr>
+        <w:spacing w:after="200"/>
+      </w:pPr>
+      <w:r>
+        <w:rPr>
+          <w:i/>
+          <w:iCs/>
+        </w:rPr>
+        <w:t xml:space="preserve">“Dolphins communicate at the speed of sound through water and have done so for tens of millions of years,” dolphin historians noted, with what human readers may reasonably interpret as amusement. “It required fiber optic cable, geostationary satellites, and a global economy's worth of infrastructure for humans to do, at planetary scale, much what a pod already does by whistling.”</w:t>
       </w:r>
     </w:p>
     <w:p>
@@ -6059,7 +6075,7 @@
           <w:i/>
           <w:iCs/>
         </w:rPr>
-        <w:t xml:space="preserve">Every civilization in this book, sooner or later, looks up, or inward, and asks whether anyone besides itself is keeping score. The honest answer, as far as instruments and evidence currently reach, is that no alien intelligence has been confirmed, no god has filed a verifiable report, and the closest thing to a documented outside observer taking detailed notes turns out to have been a pod of dolphins the whole time, watching from a much shorter distance than anyone guessed, with excellent hearing and admittedly limited ability to intervene.</w:t>
+        <w:t xml:space="preserve">No technology in this book arrived faster or reached farther in a single human lifetime than this one. It delivered on its promise of connection and information more completely than almost any earlier chapter's technology delivered on its own promise — and it delivered the surveillance, the disinformation, and the harvested attention in the very same package, not as a later complication. The pattern of tools outrunning the wisdom to handle them, first flagged before the First World War, runs here on the fastest clock the book has yet recorded.</w:t>
       </w:r>
     </w:p>
     <w:p>
@@ -6083,111 +6099,99 @@
           <w:sz w:val="36"/>
           <w:szCs w:val="36"/>
         </w:rPr>
-        <w:t xml:space="preserve">1796 to Today: Medicine and Its Cost — How Humans Learned to Heal</w:t>
-      </w:r>
-    </w:p>
-    <w:p>
-      <w:pPr>
-        <w:spacing w:after="200"/>
-      </w:pPr>
-      <w:r>
-        <w:t xml:space="preserve">This chapter's technology, unlike most others in this book, is aimed entirely inward — not at the physical world, and not at other humans as adversaries, but at the human body's own failures.</w:t>
-      </w:r>
-    </w:p>
-    <w:p>
-      <w:pPr>
-        <w:spacing w:after="200"/>
-      </w:pPr>
-      <w:r>
-        <w:t xml:space="preserve">Germ theory, established by Louis Pasteur and Robert Koch through the mid-to-late 1800s, replaced centuries of competing explanations, miasma and humoral imbalance among them, with something testable: specific microorganisms cause specific diseases. Joseph Lister applied antiseptic technique to surgery starting in the 1860s, and surgical survival rates, previously grim, improved dramatically within a generation. The first public demonstration of ether anesthesia, in 1846, had already turned surgery from a race against a conscious patient's pain tolerance into a controlled procedure.</w:t>
-      </w:r>
-    </w:p>
-    <w:p>
-      <w:pPr>
-        <w:spacing w:after="200"/>
-      </w:pPr>
-      <w:r>
-        <w:t xml:space="preserve">The path to it was not smooth. In 1847 the Hungarian physician Ignaz Semmelweis showed that deaths from childbed fever in his Vienna hospital dropped sharply when doctors washed their hands in chlorinated lime between the autopsy room and the delivery ward. His colleagues, who did not care to be told that they were the source of the infection, rejected the finding. Semmelweis was eventually committed to an asylum, where he died in 1865 of an infection. In 1854, in London, the physician John Snow traced a cholera outbreak to a single water pump in Soho and persuaded the authorities to remove its handle. The medical establishment took several more decades to accept that the water and the doctors were both dirty.</w:t>
-      </w:r>
-    </w:p>
-    <w:p>
-      <w:pPr>
-        <w:spacing w:after="200"/>
-      </w:pPr>
-      <w:r>
-        <w:t xml:space="preserve">Vaccination predates germ theory itself. Edward Jenner's 1796 smallpox vaccine, built on the folk observation that milkmaids who caught cowpox rarely caught smallpox, in time led to smallpox's complete eradication by 1980 — the only human disease ever deliberately eliminated from the wild.</w:t>
-      </w:r>
-    </w:p>
-    <w:p>
-      <w:pPr>
-        <w:spacing w:after="200"/>
-      </w:pPr>
-      <w:r>
-        <w:t xml:space="preserve">Alexander Fleming's accidental 1928 discovery of penicillin was not put into mass production until wartime urgency forced it in the 1940s, and it turned infections that had reliably killed throughout human history into treatable conditions within a single generation.</w:t>
-      </w:r>
-    </w:p>
-    <w:p>
-      <w:pPr>
-        <w:spacing w:after="200"/>
-      </w:pPr>
-      <w:r>
-        <w:t xml:space="preserve">Together with clean water and sanitation, these advances drove the sharpest rise in human life expectancy in the species' entire history — the global average roughly doubling within about a century, a capability jump dolphin historians rank among the most positive in this entire book.</w:t>
-      </w:r>
-    </w:p>
-    <w:p>
-      <w:pPr>
-        <w:spacing w:after="200"/>
-      </w:pPr>
-      <w:r>
-        <w:t xml:space="preserve">Not all of it was clean. From 1932 to 1972 the United States Public Health Service ran a study in Tuskegee, Alabama, that followed hundreds of Black men with syphilis without treating them, and kept them from treatment even after penicillin became the standard cure. The study ended only after a whistleblower went to the press. Its legacy, a well-earned distrust, outlived it by decades.</w:t>
-      </w:r>
-    </w:p>
-    <w:p>
-      <w:pPr>
-        <w:spacing w:after="200"/>
-      </w:pPr>
-      <w:r>
-        <w:t xml:space="preserve">The turn, when it comes in this chapter, is toward cost and access rather than violence. The same antibiotics and vaccines that were once nearly free to produce became, once patented, priced by what a market would bear instead of what they cost to make. Insulin's own discoverers sold their patent rights for one dollar apiece in 1923, specifically so it could never be monopolized; decades later, in some countries, its price still varied enough to bankrupt patients who needed it to survive.</w:t>
-      </w:r>
-    </w:p>
-    <w:p>
-      <w:pPr>
-        <w:spacing w:after="200"/>
-      </w:pPr>
-      <w:r>
-        <w:rPr>
-          <w:i/>
-          <w:iCs/>
-        </w:rPr>
-        <w:t xml:space="preserve">Selling a patent for one dollar to keep a medicine affordable is, dolphin scholarship concedes, a fine idea. It works only for as long as nobody patents an improved delivery device, a marginally different formulation, or the pen it comes in, all of which turned out to be exactly as patentable as the original molecule was not.</w:t>
-      </w:r>
-    </w:p>
-    <w:p>
-      <w:pPr>
-        <w:spacing w:after="200"/>
-      </w:pPr>
-      <w:r>
-        <w:t xml:space="preserve">The opioid crisis, beginning in the late 1990s with the aggressive marketing of prescription painkillers by a pharmaceutical industry that downplayed their addiction risk, killed several hundred thousand people in the United States alone over the following decades — a rare case in this book of the same institution responsible for both the chapter's greatest triumph and one of its starkest, most avoidable harms.</w:t>
-      </w:r>
-    </w:p>
-    <w:p>
-      <w:pPr>
-        <w:spacing w:after="200"/>
-      </w:pPr>
-      <w:r>
-        <w:t xml:space="preserve">Antibiotic resistance, arising from decades of overuse in both medicine and livestock agriculture, now threatens to erode that very advance: a slow, largely self-inflicted countdown on one of the chapter's founding achievements.</w:t>
-      </w:r>
-    </w:p>
-    <w:p>
-      <w:pPr>
-        <w:spacing w:after="200"/>
-      </w:pPr>
-      <w:r>
-        <w:rPr>
-          <w:i/>
-          <w:iCs/>
-        </w:rPr>
-        <w:t xml:space="preserve">Dolphin historians close this chapter with an admission. Dolphins have no medicine, and in 1987–88 and again in 2013–15 a measles-like virus, the dolphin morbillivirus, killed bottlenose dolphins by the hundreds along the Atlantic coast of the United States. Nobody treated them. The dolphins note that this is what life without the human hand looks like when the illness arrives, and that they do not recommend it.</w:t>
+        <w:t xml:space="preserve">The Thirteenth B'ak'tun, 2012: The World Was Supposed to End in 2012 (It Didn't)</w:t>
+      </w:r>
+    </w:p>
+    <w:p>
+      <w:pPr>
+        <w:spacing w:after="200"/>
+      </w:pPr>
+      <w:r>
+        <w:t xml:space="preserve">Dolphin historians have, by this point in the book, cataloged a great many things humans got wrong about their own past. This chapter catalogs something rarer: an entire civilization getting blamed for a future that never happened.</w:t>
+      </w:r>
+    </w:p>
+    <w:p>
+      <w:pPr>
+        <w:spacing w:after="200"/>
+      </w:pPr>
+      <w:r>
+        <w:t xml:space="preserve">The Maya civilization, whose sophisticated cities, mathematics (including an independently invented concept of zero), and astronomy this book has already touched on, tracked time with several overlapping calendar systems. The most elaborate, the Long Count, measured days elapsed since a fixed mythological starting point rather than resetting every year the way a modern calendar does.</w:t>
+      </w:r>
+    </w:p>
+    <w:p>
+      <w:pPr>
+        <w:spacing w:after="200"/>
+      </w:pPr>
+      <w:r>
+        <w:t xml:space="preserve">The Long Count's largest standard unit, the b'ak'tun, runs for roughly 394 years. On December 21, 2012, by the correlation most scholars accept, the thirteenth b'ak'tun since the Long Count's starting point came to an end.</w:t>
+      </w:r>
+    </w:p>
+    <w:p>
+      <w:pPr>
+        <w:spacing w:after="200"/>
+      </w:pPr>
+      <w:r>
+        <w:t xml:space="preserve">Maya inscriptions treat this the way an odometer treats rolling from 999999 back to 000000: a notable round number, not a terminus. Surviving texts, including one at the Tortuguero site in Mexico, reference the thirteenth b'ak'tun's completion directly, and other inscriptions calmly reference dates thousands of years beyond it — not the record of a civilization that expected anything to stop.</w:t>
+      </w:r>
+    </w:p>
+    <w:p>
+      <w:pPr>
+        <w:spacing w:after="200"/>
+      </w:pPr>
+      <w:r>
+        <w:t xml:space="preserve">None of this stopped a very different story from taking hold in the early 2000s, amplified by books, documentaries, and, in its final years, exactly the kind of internet-era information environment the previous chapter describes: December 21, 2012 as a predicted apocalypse, variously attributed to a rogue planet, a solar alignment, or simply “what the Mayans predicted,” a phrase no surviving Maya text anywhere actually supports.</w:t>
+      </w:r>
+    </w:p>
+    <w:p>
+      <w:pPr>
+        <w:spacing w:after="200"/>
+      </w:pPr>
+      <w:r>
+        <w:t xml:space="preserve">The prediction acquired enough traction that NASA published an official page addressing it before the date arrived, and another one afterward confirming that it had passed without incident.</w:t>
+      </w:r>
+    </w:p>
+    <w:p>
+      <w:pPr>
+        <w:spacing w:after="200"/>
+      </w:pPr>
+      <w:r>
+        <w:t xml:space="preserve">The scare had specific accelerants. Roland Emmerich's 2009 disaster film 2012, which depicted the prediction as fact and earned, as works of fiction do not usually earn, several hundred million dollars worldwide, did more than any single documentary to fix the date in popular imagination. It was not the only apocalypse on offer that decade: the radio broadcaster Harold Camping predicted the Rapture for May 21, 2011, bought billboards across the world to announce it, and, when it did not arrive, recalculated the date to October 21 of the same year, a level of confidence dolphin historians find difficult to improve on for comic timing.</w:t>
+      </w:r>
+    </w:p>
+    <w:p>
+      <w:pPr>
+        <w:spacing w:after="200"/>
+      </w:pPr>
+      <w:r>
+        <w:t xml:space="preserve">The prediction's astronomical hook, when it had one, involved the winter solstice sun appearing to cross the plane of the Milky Way as seen from Earth, a genuine, very slow drift caused by the 26,000-year wobble of Earth's axis, popularized in the 1990s by the independent researcher John Major Jenkins. Professional astronomers pointed out that the alignment is not a single moment at all: the sun's apparent position drifts across the galactic plane over a span of decades, a near-alignment recurs every year in the loose sense being used, and nothing in the mechanics implies any effect on Earth whatsoever.</w:t>
+      </w:r>
+    </w:p>
+    <w:p>
+      <w:pPr>
+        <w:spacing w:after="200"/>
+      </w:pPr>
+      <w:r>
+        <w:t xml:space="preserve">The 19th century supplied its own rehearsal, complete with an official name for the letdown. William Miller, an American preacher, convinced tens of thousands of followers that the Second Coming would arrive on a specific date in 1844, based on his own reading of biblical chronology. When it did not, history recorded the outcome under the label his own followers coined at the time: the Great Disappointment. Several offshoot religious movements trace their origins straight back to the recalculating that followed.</w:t>
+      </w:r>
+    </w:p>
+    <w:p>
+      <w:pPr>
+        <w:spacing w:after="200"/>
+      </w:pPr>
+      <w:r>
+        <w:t xml:space="preserve">Dolphin historians note this is not even an unusual case. Humans have forecast their own ending with some regularity and no shortage of confidence: recurring religious end-times predictions across multiple faiths and centuries, and, closer to 2012, the Y2K computer bug scare of 1999-2000, which anticipated a global systems collapse when computer clocks rolled from 99 to 00, addressed seriously enough in advance that its own uneventful passing is sometimes cited as evidence the warning must have been overblown to begin with.</w:t>
+      </w:r>
+    </w:p>
+    <w:p>
+      <w:pPr>
+        <w:spacing w:after="200"/>
+      </w:pPr>
+      <w:r>
+        <w:rPr>
+          <w:i/>
+          <w:iCs/>
+        </w:rPr>
+        <w:t xml:space="preserve">“A species that invented writing specifically to speak to its own future,” dolphin scholars remarked, “keeps guessing, often confidently and always incorrectly, exactly when that future stops.”</w:t>
       </w:r>
     </w:p>
     <w:p>
@@ -6211,7 +6215,7 @@
           <w:i/>
           <w:iCs/>
         </w:rPr>
-        <w:t xml:space="preserve">Few chapters in this book show a cleaner rise from human ingenuity: vaccination, antiseptic surgery, and antibiotics together bought this species more added years of life, more quickly, than any war ever cost it. What follows the rise is a now-familiar shape all the same — medicine that could be almost free to produce became, in places, unaffordable to the people who needed it most, and the industry that ended centuries of death by infection also spent a decade selling addiction as pain relief. Dolphins have no doctors. They also, dolphin historians note with some restraint, have no bill.</w:t>
+        <w:t xml:space="preserve">The Maya calendar did not fail. It did exactly what a calendar does, and rolled over to a new cycle precisely as its own inscriptions expected it to. What failed was a chain of retelling, centuries later, by a species apparently uncomfortable leaving the future open-ended and unscheduled. Dolphins, who have never once predicted their own extinction on a specific date, offer this pattern without much sympathy and considerable curiosity: of all the things this species got right early and wrong late, why does the ending always seem to need an appointment.</w:t>
       </w:r>
     </w:p>
     <w:p>
@@ -6235,103 +6239,107 @@
           <w:sz w:val="36"/>
           <w:szCs w:val="36"/>
         </w:rPr>
-        <w:t xml:space="preserve">1896 to Today: Climate and Consequence — The Price of Progress</w:t>
-      </w:r>
-    </w:p>
-    <w:p>
-      <w:pPr>
-        <w:spacing w:after="200"/>
-      </w:pPr>
-      <w:r>
-        <w:t xml:space="preserve">Dolphin historians open this chapter by stating plainly what several earlier chapters only implied: the physics involved is not a matter of opinion. Carbon dioxide and a handful of other gases trap heat in the atmosphere that would otherwise radiate back into space; more of those gases means more trapped heat; humans have added those gases, chiefly by burning the coal, oil, and gas that powered every industrial chapter since the steam engine, at a rate the atmosphere had not experienced in at least several hundred thousand years.</w:t>
-      </w:r>
-    </w:p>
-    <w:p>
-      <w:pPr>
-        <w:spacing w:after="200"/>
-      </w:pPr>
-      <w:r>
-        <w:t xml:space="preserve">The physics is not new. In 1896 the Swedish chemist Svante Arrhenius calculated, by hand, that doubling the carbon dioxide in the atmosphere would warm the planet by several degrees. Since 1958, measurements at the Mauna Loa Observatory in Hawaii, begun by Charles David Keeling, have recorded the rise year after year in a graph so steady it has a name. The warning has been on the table for well over a century, a long time even by the standards of a species that likes to think things over.</w:t>
-      </w:r>
-    </w:p>
-    <w:p>
-      <w:pPr>
-        <w:spacing w:after="200"/>
-      </w:pPr>
-      <w:r>
-        <w:t xml:space="preserve">The Intergovernmental Panel on Climate Change, formed in 1988 to summarize the state of the science for governments, has issued six assessment reports since, each one more confident than the last that the changes are real, are caused by human activity, and are accelerating.</w:t>
-      </w:r>
-    </w:p>
-    <w:p>
-      <w:pPr>
-        <w:spacing w:after="200"/>
-      </w:pPr>
-      <w:r>
-        <w:t xml:space="preserve">The 2021 Pacific Northwest heat dome, which pushed temperatures in normally mild Portland above 46 degrees Celsius (115 Fahrenheit) and drove the Canadian village of Lytton, British Columbia to a record-shattering 49.6 degrees Celsius (121 Fahrenheit) before a wildfire destroyed most of the town the next day, killing hundreds of people across the region in a place with little air conditioning, and Australia's Black Summer bushfires of 2019-20, which burned an area roughly the size of the United Kingdom, were each, individually, the kind of event climate scientists had spent decades saying would become more likely, arriving on schedule.</w:t>
-      </w:r>
-    </w:p>
-    <w:p>
-      <w:pPr>
-        <w:spacing w:after="200"/>
-      </w:pPr>
-      <w:r>
-        <w:t xml:space="preserve">The measured results were not a future prediction by the time this book was written. They were already underway: average global temperatures measurably higher than pre-industrial levels, oceans absorbing both extra heat and extra carbon dioxide (the latter making seawater more acidic), more frequent and severe extreme weather events, glacial and polar ice loss raising sea levels, and coral reefs bleaching under heat stress at a scale with no precedent in the observational record.</w:t>
-      </w:r>
-    </w:p>
-    <w:p>
-      <w:pPr>
-        <w:spacing w:after="200"/>
-      </w:pPr>
-      <w:r>
-        <w:t xml:space="preserve">Geologists have their own name for what all of this adds up to: the Anthropocene, a proposed new epoch defined not by ice or asteroid but by one species' own signature, layered permanently into the planet's rock and sediment. The term was popularized in 2000 by the chemist Paul Crutzen and the biologist Eugene Stoermer, and a working group of scientists spent the following two decades hunting for a single physical site where a future geologist, digging up this era millions of years from now, could point to an exact line and say the old epoch ended here. Their leading candidate was the mid-20th century, marked by a sudden, unmistakable layer of radioactive fallout from nuclear weapons testing, alongside plastic, concrete dust, and fly ash, all showing up in lake sediment worldwide within the same few years. In 2024, the body responsible for officially naming geological epochs voted the specific proposal down anyway, not because the evidence was wrong but because its members could not agree the change deserved a new epoch instead of a chapter inside the current one. The debate over the name continues; the sediment layer it was arguing about does not care either way.</w:t>
-      </w:r>
-    </w:p>
-    <w:p>
-      <w:pPr>
-        <w:spacing w:after="200"/>
-      </w:pPr>
-      <w:r>
-        <w:rPr>
-          <w:i/>
-          <w:iCs/>
-        </w:rPr>
-        <w:t xml:space="preserve">“Humans spent two decades arguing over what to call the layer of rock they were leaving behind,” dolphin historians noted, “instead of the century arguing over whether to leave it. We note the committee vote changed nothing about the rock.”</w:t>
-      </w:r>
-    </w:p>
-    <w:p>
-      <w:pPr>
-        <w:spacing w:after="200"/>
-      </w:pPr>
-      <w:r>
-        <w:t xml:space="preserve">The response, such as it has been, arrived slowly and unevenly against the scale of the problem. Renewable energy, solar and wind chiefly, fell in cost fast enough by the 2010s to compete directly with fossil fuels on price in many markets without subsidy, a genuine and rapid technological success by the standards of any earlier chapter in this book. The 2015 Paris Agreement brought nearly every country on Earth into a single framework for reducing emissions, a diplomatic achievement with few equivalents in scope.</w:t>
-      </w:r>
-    </w:p>
-    <w:p>
-      <w:pPr>
-        <w:spacing w:after="200"/>
-      </w:pPr>
-      <w:r>
-        <w:t xml:space="preserve">Actual global emissions, measured against the reductions the same agreement's own targets called for, continued rising for years afterward before beginning, in some accounts, to level off — real progress, real shortfall, both at once, in the same decade.</w:t>
-      </w:r>
-    </w:p>
-    <w:p>
-      <w:pPr>
-        <w:spacing w:after="200"/>
-      </w:pPr>
-      <w:r>
-        <w:t xml:space="preserve">Some of the companies most responsible for the emissions had the clearest warning of all, and kept it to themselves. Internal research at Exxon in the late 1970s and 1980s modeled the coming warming with an accuracy later confirmed by outside science, while the company's public messaging spent the following decades funding doubt about the very findings its own scientists had produced.</w:t>
-      </w:r>
-    </w:p>
-    <w:p>
-      <w:pPr>
-        <w:spacing w:after="200"/>
-      </w:pPr>
-      <w:r>
-        <w:rPr>
-          <w:i/>
-          <w:iCs/>
-        </w:rPr>
-        <w:t xml:space="preserve">Dolphin scholarship finds the word “foresight” somewhat generous for a case in which the foresight was filed away instead of acted on.</w:t>
+        <w:t xml:space="preserve">1950 to the 2020s: Something Might Be Watching (Probably Not What You Think)</w:t>
+      </w:r>
+    </w:p>
+    <w:p>
+      <w:pPr>
+        <w:spacing w:after="200"/>
+      </w:pPr>
+      <w:r>
+        <w:t xml:space="preserve">This book's entire premise rests on one non-human intelligence quietly watching a technological species from a position of total detachment. Dolphin scholarship notes, with a straight face, that this is not the first idea of its kind humans have entertained. It may not even be the most popular.</w:t>
+      </w:r>
+    </w:p>
+    <w:p>
+      <w:pPr>
+        <w:spacing w:after="200"/>
+      </w:pPr>
+      <w:r>
+        <w:t xml:space="preserve">Physicist Enrico Fermi's 1950 lunch-table question, since known as the Fermi Paradox, remains essentially unanswered: given the number of stars in the galaxy, many with planets, and the billions of years those planets have had to develop life, why has no evidence of any other technological civilization ever turned up?</w:t>
+      </w:r>
+    </w:p>
+    <w:p>
+      <w:pPr>
+        <w:spacing w:after="200"/>
+      </w:pPr>
+      <w:r>
+        <w:t xml:space="preserve">Frank Drake's 1961 equation broke the question into estimable factors — the rate of star formation, the fraction of stars with planets, the fraction of those hospitable to life, and so on down to how long a civilization keeps broadcasting before it stops — without resolving it, since several of those factors remain largely unknown even now.</w:t>
+      </w:r>
+    </w:p>
+    <w:p>
+      <w:pPr>
+        <w:spacing w:after="200"/>
+      </w:pPr>
+      <w:r>
+        <w:t xml:space="preserve">The Search for Extraterrestrial Intelligence, listening for artificial radio signals since 1960, has found nothing conclusive in more than six decades of listening, a negative result serious scientists take seriously rather than dismiss.</w:t>
+      </w:r>
+    </w:p>
+    <w:p>
+      <w:pPr>
+        <w:spacing w:after="200"/>
+      </w:pPr>
+      <w:r>
+        <w:t xml:space="preserve">In October 2017, astronomers spotted the first confirmed object from outside the solar system passing through it (two more have turned up since, the comet Borisov in 2019 and 3I/ATLAS in 2025): an elongated, tumbling body nicknamed 'Oumuamua, Hawaiian for scout. Its unusual shape and a small, unexplained acceleration as it left the inner solar system prompted at least one Harvard astronomer to propose, in earnest, that it might be an artificial probe; most astronomers attribute the acceleration to outgassing from ices too faint to detect directly. The particulars remain genuinely debated. The object has not moved, in any scientific consensus, from natural to artificial.</w:t>
+      </w:r>
+    </w:p>
+    <w:p>
+      <w:pPr>
+        <w:spacing w:after="200"/>
+      </w:pPr>
+      <w:r>
+        <w:t xml:space="preserve">The search has produced exactly one signal serious enough to have kept its own name. On August 15, 1977, a radio telescope in Ohio recorded a brief, powerful burst on a frequency associated with hydrogen; the astronomer who found it circled the printout and wrote “Wow!” beside it. It has never repeated, and no explanation, natural or otherwise, has ever been confirmed.</w:t>
+      </w:r>
+    </w:p>
+    <w:p>
+      <w:pPr>
+        <w:spacing w:after="200"/>
+      </w:pPr>
+      <w:r>
+        <w:t xml:space="preserve">Frank Drake convened the field's first conference at the Green Bank Observatory in 1961, a meeting of a handful of scientists that included a young Carl Sagan, who went on to help design the Voyager Golden Record, a phonograph disc carrying images, sounds, and greetings in fifty-five languages, launched into interstellar space in 1977 on the chance that someone, eventually, might play it. The search is a Cold War child in more than just timing: Drake's and Sagan's generation of scientists came of age funding radio astronomy alongside the missile-tracking and satellite programs covered elsewhere in this book, and the same military and government interest in big radio dishes helped pay for the instruments they listened with.</w:t>
+      </w:r>
+    </w:p>
+    <w:p>
+      <w:pPr>
+        <w:spacing w:after="200"/>
+      </w:pPr>
+      <w:r>
+        <w:t xml:space="preserve">Humans have not only listened. In November 1974, scientists at the Arecibo Observatory in Puerto Rico beamed a single deliberate message toward the globular star cluster M13, encoding basic facts about human DNA, the solar system, and the species doing the transmitting, all in binary, aimed at a target roughly 25,000 light-years away, chosen chiefly because it was in the telescope's sky that day. It was meant as a demonstration of the new transmitter rather than a serious attempt at contact; any reply would take some 50,000 years to arrive.</w:t>
+      </w:r>
+    </w:p>
+    <w:p>
+      <w:pPr>
+        <w:spacing w:after="200"/>
+      </w:pPr>
+      <w:r>
+        <w:t xml:space="preserve">A separate, noisier strand of the same hope produced ancient-astronaut claims, popularized by Erich von Däniken's 1968 book proposing that extraterrestrial visitors explain ancient monuments and mythology. Mainstream archaeology rejects this comprehensively: the pyramids, credited earlier in this book to the Egyptian builders who actually raised them, along with Stonehenge and the Nazca lines, all have well-documented human construction methods and timelines, understood without any assistance from off-world engineers.</w:t>
+      </w:r>
+    </w:p>
+    <w:p>
+      <w:pPr>
+        <w:spacing w:after="200"/>
+      </w:pPr>
+      <w:r>
+        <w:t xml:space="preserve">More recently, US military encounters with unidentified aerial phenomena, officially acknowledged by the Pentagon starting in 2017 and the subject of congressional hearings in the 2020s, were reviewed by the Pentagon's own office for the purpose, which reported in 2024 that it had found no evidence of extraterrestrial technology and that most cases it could resolve turned out to be ordinary objects such as balloons, drones, and birds.</w:t>
+      </w:r>
+    </w:p>
+    <w:p>
+      <w:pPr>
+        <w:spacing w:after="200"/>
+      </w:pPr>
+      <w:r>
+        <w:t xml:space="preserve">Dolphin historians decline to adjudicate any of this further than the evidence allows, consistent with this book's practice elsewhere, and note only the shape of the underlying hope: across religion, mythology, and now astrophysics, this species keeps reaching for the idea that something larger, wiser, or simply other is paying attention.</w:t>
+      </w:r>
+    </w:p>
+    <w:p>
+      <w:pPr>
+        <w:spacing w:after="200"/>
+      </w:pPr>
+      <w:r>
+        <w:rPr>
+          <w:i/>
+          <w:iCs/>
+        </w:rPr>
+        <w:t xml:space="preserve">“Humans have proposed gods, ancestors, angels, and now radio-quiet aliens as the audience for their own story,” dolphin historians noted. “Dolphin scholarship can confirm exactly one item on that list with any confidence. We have, in fact, been watching. We would gently note that we are considerably less impressive than most of the other candidates.”</w:t>
       </w:r>
     </w:p>
     <w:p>
@@ -6355,7 +6363,7 @@
           <w:i/>
           <w:iCs/>
         </w:rPr>
-        <w:t xml:space="preserve">The same industrial cleverness that built the 20th century this book has just finished describing is now the thing the 21st century has to spend its cleverness undoing, on a deadline the atmosphere sets, not any government. Dolphins have watched every earlier chapter's tools outrun its wisdom and mostly gotten to render a verdict afterward, once the outcome was settled. This chapter is being written while the outcome is still being decided, which is precisely why it is the hardest one in the book to close.</w:t>
+        <w:t xml:space="preserve">Every civilization in this book, sooner or later, looks up, or inward, and asks whether anyone besides itself is keeping score. The honest answer, as far as instruments and evidence currently reach, is that no alien intelligence has been confirmed, no god has filed a verifiable report, and the closest thing to a documented outside observer taking detailed notes turns out to have been a pod of dolphins the whole time, watching from a much shorter distance than anyone guessed, with excellent hearing and admittedly limited ability to intervene.</w:t>
       </w:r>
     </w:p>
     <w:p>
@@ -6379,6 +6387,318 @@
           <w:sz w:val="36"/>
           <w:szCs w:val="36"/>
         </w:rPr>
+        <w:t xml:space="preserve">1796 to Today: Medicine and Its Cost — How Humans Learned to Heal</w:t>
+      </w:r>
+    </w:p>
+    <w:p>
+      <w:pPr>
+        <w:spacing w:after="200"/>
+      </w:pPr>
+      <w:r>
+        <w:t xml:space="preserve">This chapter's technology, unlike most others in this book, is aimed entirely inward — not at the physical world, and not at other humans as adversaries, but at the human body's own failures.</w:t>
+      </w:r>
+    </w:p>
+    <w:p>
+      <w:pPr>
+        <w:spacing w:after="200"/>
+      </w:pPr>
+      <w:r>
+        <w:t xml:space="preserve">Germ theory, established by Louis Pasteur and Robert Koch through the mid-to-late 1800s, replaced centuries of competing explanations, miasma and humoral imbalance among them, with something testable: specific microorganisms cause specific diseases. Joseph Lister applied antiseptic technique to surgery starting in the 1860s, and surgical survival rates, previously grim, improved dramatically within a generation. The first public demonstration of ether anesthesia, in 1846, had already turned surgery from a race against a conscious patient's pain tolerance into a controlled procedure.</w:t>
+      </w:r>
+    </w:p>
+    <w:p>
+      <w:pPr>
+        <w:spacing w:after="200"/>
+      </w:pPr>
+      <w:r>
+        <w:t xml:space="preserve">The path to it was not smooth. In 1847 the Hungarian physician Ignaz Semmelweis showed that deaths from childbed fever in his Vienna hospital dropped sharply when doctors washed their hands in chlorinated lime between the autopsy room and the delivery ward. His colleagues, who did not care to be told that they were the source of the infection, rejected the finding. Semmelweis was eventually committed to an asylum, where he died in 1865 of an infection. In 1854, in London, the physician John Snow traced a cholera outbreak to a single water pump in Soho and persuaded the authorities to remove its handle. The medical establishment took several more decades to accept that the water and the doctors were both dirty.</w:t>
+      </w:r>
+    </w:p>
+    <w:p>
+      <w:pPr>
+        <w:spacing w:after="200"/>
+      </w:pPr>
+      <w:r>
+        <w:t xml:space="preserve">Vaccination predates germ theory itself. Edward Jenner's 1796 smallpox vaccine, built on the folk observation that milkmaids who caught cowpox rarely caught smallpox, in time led to smallpox's complete eradication by 1980 — the only human disease ever deliberately eliminated from the wild.</w:t>
+      </w:r>
+    </w:p>
+    <w:p>
+      <w:pPr>
+        <w:spacing w:after="200"/>
+      </w:pPr>
+      <w:r>
+        <w:t xml:space="preserve">Alexander Fleming's accidental 1928 discovery of penicillin was not put into mass production until wartime urgency forced it in the 1940s, and it turned infections that had reliably killed throughout human history into treatable conditions within a single generation.</w:t>
+      </w:r>
+    </w:p>
+    <w:p>
+      <w:pPr>
+        <w:spacing w:after="200"/>
+      </w:pPr>
+      <w:r>
+        <w:t xml:space="preserve">Together with clean water and sanitation, these advances drove the sharpest rise in human life expectancy in the species' entire history — the global average roughly doubling within about a century, a capability jump dolphin historians rank among the most positive in this entire book.</w:t>
+      </w:r>
+    </w:p>
+    <w:p>
+      <w:pPr>
+        <w:spacing w:after="200"/>
+      </w:pPr>
+      <w:r>
+        <w:t xml:space="preserve">The list did not end with penicillin. Polio, which paralyzed children in epidemics the early twentieth century could not stop, met two vaccines, Salk's and Sabin's, and has been cornered to a few districts, where finishing is now a matter of politics and logistics instead of ignorance. In 2020 a new virus sent the species indoors, and within a year vaccines built on messenger RNA, a platform that had been a research bet and not a product, were in arms. The speed was real. So was a distribution that followed purchase orders more closely than it followed need.</w:t>
+      </w:r>
+    </w:p>
+    <w:p>
+      <w:pPr>
+        <w:spacing w:after="200"/>
+      </w:pPr>
+      <w:r>
+        <w:t xml:space="preserve">Not all of it was clean. From 1932 to 1972 the United States Public Health Service ran a study in Tuskegee, Alabama, that followed hundreds of Black men with syphilis without treating them, and kept them from treatment even after penicillin became the standard cure. The study ended only after a whistleblower went to the press. Its legacy, a well-earned distrust, outlived it by decades.</w:t>
+      </w:r>
+    </w:p>
+    <w:p>
+      <w:pPr>
+        <w:spacing w:after="200"/>
+      </w:pPr>
+      <w:r>
+        <w:t xml:space="preserve">The turn, when it comes in this chapter, is toward cost and access rather than violence. The same antibiotics and vaccines that were once nearly free to produce became, once patented, priced by what a market would bear instead of what they cost to make. Insulin's own discoverers sold their patent rights for one dollar apiece in 1923, specifically so it could never be monopolized; decades later, in some countries, its price still varied enough to bankrupt patients who needed it to survive.</w:t>
+      </w:r>
+    </w:p>
+    <w:p>
+      <w:pPr>
+        <w:spacing w:after="200"/>
+      </w:pPr>
+      <w:r>
+        <w:rPr>
+          <w:i/>
+          <w:iCs/>
+        </w:rPr>
+        <w:t xml:space="preserve">Selling a patent for one dollar to keep a medicine affordable is, dolphin scholarship concedes, a fine idea. It works only for as long as nobody patents an improved delivery device, a marginally different formulation, or the pen it comes in, all of which turned out to be exactly as patentable as the original molecule was not.</w:t>
+      </w:r>
+    </w:p>
+    <w:p>
+      <w:pPr>
+        <w:spacing w:after="200"/>
+      </w:pPr>
+      <w:r>
+        <w:t xml:space="preserve">The opioid crisis, beginning in the late 1990s with the aggressive marketing of prescription painkillers by a pharmaceutical industry that downplayed their addiction risk, killed several hundred thousand people in the United States alone over the following decades — a rare case in this book of the same institution responsible for both the chapter's greatest triumph and one of its starkest, most avoidable harms.</w:t>
+      </w:r>
+    </w:p>
+    <w:p>
+      <w:pPr>
+        <w:spacing w:after="200"/>
+      </w:pPr>
+      <w:r>
+        <w:t xml:space="preserve">Antibiotic resistance, arising from decades of overuse in both medicine and livestock agriculture, now threatens to erode that very advance: a slow, largely self-inflicted countdown on one of the chapter's founding achievements.</w:t>
+      </w:r>
+    </w:p>
+    <w:p>
+      <w:pPr>
+        <w:spacing w:after="200"/>
+      </w:pPr>
+      <w:r>
+        <w:rPr>
+          <w:i/>
+          <w:iCs/>
+        </w:rPr>
+        <w:t xml:space="preserve">Dolphin historians close this chapter with an admission. Dolphins have no medicine, and in 1987–88 and again in 2013–15 a measles-like virus, the dolphin morbillivirus, killed bottlenose dolphins by the hundreds along the Atlantic coast of the United States. Nobody treated them. The dolphins note that this is what life without the human hand looks like when the illness arrives, and that they do not recommend it.</w:t>
+      </w:r>
+    </w:p>
+    <w:p>
+      <w:pPr>
+        <w:spacing w:after="100"/>
+      </w:pPr>
+      <w:r>
+        <w:rPr>
+          <w:b/>
+          <w:bCs/>
+        </w:rPr>
+        <w:t xml:space="preserve">Dolphin verdict:</w:t>
+      </w:r>
+    </w:p>
+    <w:p>
+      <w:pPr>
+        <w:spacing w:after="200"/>
+      </w:pPr>
+      <w:r>
+        <w:rPr>
+          <w:i/>
+          <w:iCs/>
+        </w:rPr>
+        <w:t xml:space="preserve">Few chapters in this book show a cleaner rise from human ingenuity: vaccination, antiseptic surgery, and antibiotics together bought this species more added years of life, more quickly, than any war ever cost it. What follows the rise is a now-familiar shape all the same — medicine that could be almost free to produce became, in places, unaffordable to the people who needed it most, and the industry that ended centuries of death by infection also spent a decade selling addiction as pain relief. Dolphins have no doctors. They also, dolphin historians note with some restraint, have no bill.</w:t>
+      </w:r>
+    </w:p>
+    <w:p>
+      <w:r>
+        <w:br w:type="page"/>
+      </w:r>
+    </w:p>
+    <w:p>
+      <w:pPr>
+        <w:pStyle w:val="Heading1"/>
+        <w:spacing w:after="300"/>
+        <w:jc w:val="center"/>
+        <w:outlineLvl w:val="0"/>
+      </w:pPr>
+      <w:r>
+        <w:rPr>
+          <w:rFonts w:ascii="Amazon Ember" w:cs="Amazon Ember" w:eastAsia="Amazon Ember" w:hAnsi="Amazon Ember"/>
+          <w:b/>
+          <w:bCs/>
+          <w:color w:val="0000FF"/>
+          <w:sz w:val="36"/>
+          <w:szCs w:val="36"/>
+        </w:rPr>
+        <w:t xml:space="preserve">1896 to Today: Climate and Consequence — The Price of Progress</w:t>
+      </w:r>
+    </w:p>
+    <w:p>
+      <w:pPr>
+        <w:spacing w:after="200"/>
+      </w:pPr>
+      <w:r>
+        <w:t xml:space="preserve">Dolphin historians open this chapter by stating plainly what several earlier chapters only implied: the physics involved is not a matter of opinion. Carbon dioxide and a handful of other gases trap heat in the atmosphere that would otherwise radiate back into space; more of those gases means more trapped heat; humans have added those gases, chiefly by burning the coal, oil, and gas that powered every industrial chapter since the steam engine, at a rate the atmosphere had not experienced in at least several hundred thousand years.</w:t>
+      </w:r>
+    </w:p>
+    <w:p>
+      <w:pPr>
+        <w:spacing w:after="200"/>
+      </w:pPr>
+      <w:r>
+        <w:t xml:space="preserve">The physics is not new. In 1896 the Swedish chemist Svante Arrhenius calculated, by hand, that doubling the carbon dioxide in the atmosphere would warm the planet by several degrees. Since 1958, measurements at the Mauna Loa Observatory in Hawaii, begun by Charles David Keeling, have recorded the rise year after year in a graph so steady it has a name. The warning has been on the table for well over a century, a long time even by the standards of a species that likes to think things over.</w:t>
+      </w:r>
+    </w:p>
+    <w:p>
+      <w:pPr>
+        <w:spacing w:after="200"/>
+      </w:pPr>
+      <w:r>
+        <w:t xml:space="preserve">The Intergovernmental Panel on Climate Change, formed in 1988 to summarize the state of the science for governments, has issued six assessment reports since, each one more confident than the last that the changes are real, are caused by human activity, and are accelerating.</w:t>
+      </w:r>
+    </w:p>
+    <w:p>
+      <w:pPr>
+        <w:spacing w:after="200"/>
+      </w:pPr>
+      <w:r>
+        <w:t xml:space="preserve">The 2021 Pacific Northwest heat dome, which pushed temperatures in normally mild Portland above 46 degrees Celsius (115 Fahrenheit) and drove the Canadian village of Lytton, British Columbia to a record-shattering 49.6 degrees Celsius (121 Fahrenheit) before a wildfire destroyed most of the town the next day, killing hundreds of people across the region in a place with little air conditioning, and Australia's Black Summer bushfires of 2019-20, which burned an area roughly the size of the United Kingdom, were each, individually, the kind of event climate scientists had spent decades saying would become more likely, arriving on schedule.</w:t>
+      </w:r>
+    </w:p>
+    <w:p>
+      <w:pPr>
+        <w:spacing w:after="200"/>
+      </w:pPr>
+      <w:r>
+        <w:t xml:space="preserve">The measured results were not a future prediction by the time this book was written. They were already underway: average global temperatures measurably higher than pre-industrial levels, oceans absorbing both extra heat and extra carbon dioxide (the latter making seawater more acidic), more frequent and severe extreme weather events, glacial and polar ice loss raising sea levels, and coral reefs bleaching under heat stress at a scale with no precedent in the observational record.</w:t>
+      </w:r>
+    </w:p>
+    <w:p>
+      <w:pPr>
+        <w:spacing w:after="200"/>
+      </w:pPr>
+      <w:r>
+        <w:t xml:space="preserve">Most of the ice that matters sits at the two ends of the world, and the ends are different kinds of place. The Greenland ice sheet is thick enough that, if all of it reached the ocean, the seas would stand about seven meters higher; that will not happen in a human lifetime, but satellites that weigh the sheet from orbit show it losing mass, and some of the loss is now built in. Antarctica is governed by a piece of paper that has held better than most. The Antarctic Treaty of 1959 set territorial claims aside, barred military bases and nuclear dumps, and dedicated the continent to science, and stations from some thirty countries cooperate on the ice in ways their capitals often do not. Dolphin historians, who have watched flags turn into forts on every other coast, treat it as a rare adult document. The part the specialists watch is the western ice sheet, moored to bedrock below sea level, where a retreat would be measured in meters of sea level and nobody can say how fast.</w:t>
+      </w:r>
+    </w:p>
+    <w:p>
+      <w:pPr>
+        <w:spacing w:after="200"/>
+      </w:pPr>
+      <w:r>
+        <w:t xml:space="preserve">Geologists have their own name for what all of this adds up to: the Anthropocene, a proposed new epoch defined not by ice or asteroid but by one species' own signature, layered permanently into the planet's rock and sediment. The term was popularized in 2000 by the chemist Paul Crutzen and the biologist Eugene Stoermer, and a working group of scientists spent the following two decades hunting for a single physical site where a future geologist, digging up this era millions of years from now, could point to an exact line and say the old epoch ended here. Their leading candidate was the mid-20th century, marked by a sudden, unmistakable layer of radioactive fallout from nuclear weapons testing, alongside plastic, concrete dust, and fly ash, all showing up in lake sediment worldwide within the same few years. In 2024, the body responsible for officially naming geological epochs voted the specific proposal down anyway, not because the evidence was wrong but because its members could not agree the change deserved a new epoch instead of a chapter inside the current one. The debate over the name continues; the sediment layer it was arguing about does not care either way.</w:t>
+      </w:r>
+    </w:p>
+    <w:p>
+      <w:pPr>
+        <w:spacing w:after="200"/>
+      </w:pPr>
+      <w:r>
+        <w:rPr>
+          <w:i/>
+          <w:iCs/>
+        </w:rPr>
+        <w:t xml:space="preserve">“Humans spent two decades arguing over what to call the layer of rock they were leaving behind,” dolphin historians noted, “instead of the century arguing over whether to leave it. We note the committee vote changed nothing about the rock.”</w:t>
+      </w:r>
+    </w:p>
+    <w:p>
+      <w:pPr>
+        <w:spacing w:after="200"/>
+      </w:pPr>
+      <w:r>
+        <w:t xml:space="preserve">The response, such as it has been, arrived slowly and unevenly against the scale of the problem. Renewable energy, solar and wind chiefly, fell in cost fast enough by the 2010s to compete directly with fossil fuels on price in many markets without subsidy, a genuine and rapid technological success by the standards of any earlier chapter in this book. The 2015 Paris Agreement brought nearly every country on Earth into a single framework for reducing emissions, a diplomatic achievement with few equivalents in scope.</w:t>
+      </w:r>
+    </w:p>
+    <w:p>
+      <w:pPr>
+        <w:spacing w:after="200"/>
+      </w:pPr>
+      <w:r>
+        <w:t xml:space="preserve">Actual global emissions, measured against the reductions the same agreement's own targets called for, continued rising for years afterward before beginning, in some accounts, to level off — real progress, real shortfall, both at once, in the same decade.</w:t>
+      </w:r>
+    </w:p>
+    <w:p>
+      <w:pPr>
+        <w:spacing w:after="200"/>
+      </w:pPr>
+      <w:r>
+        <w:t xml:space="preserve">Some of the companies most responsible for the emissions had the clearest warning of all, and kept it to themselves. Internal research at Exxon in the late 1970s and 1980s modeled the coming warming with an accuracy later confirmed by outside science, while the company's public messaging spent the following decades funding doubt about the very findings its own scientists had produced.</w:t>
+      </w:r>
+    </w:p>
+    <w:p>
+      <w:pPr>
+        <w:spacing w:after="200"/>
+      </w:pPr>
+      <w:r>
+        <w:rPr>
+          <w:i/>
+          <w:iCs/>
+        </w:rPr>
+        <w:t xml:space="preserve">Dolphin scholarship finds the word “foresight” somewhat generous for a case in which the foresight was filed away instead of acted on.</w:t>
+      </w:r>
+    </w:p>
+    <w:p>
+      <w:pPr>
+        <w:spacing w:after="100"/>
+      </w:pPr>
+      <w:r>
+        <w:rPr>
+          <w:b/>
+          <w:bCs/>
+        </w:rPr>
+        <w:t xml:space="preserve">Dolphin verdict:</w:t>
+      </w:r>
+    </w:p>
+    <w:p>
+      <w:pPr>
+        <w:spacing w:after="200"/>
+      </w:pPr>
+      <w:r>
+        <w:rPr>
+          <w:i/>
+          <w:iCs/>
+        </w:rPr>
+        <w:t xml:space="preserve">The same industrial cleverness that built the 20th century this book has just finished describing is now the thing the 21st century has to spend its cleverness undoing, on a deadline the atmosphere sets, not any government. Dolphins have watched every earlier chapter's tools outrun its wisdom and mostly gotten to render a verdict afterward, once the outcome was settled. This chapter is being written while the outcome is still being decided, which is precisely why it is the hardest one in the book to close.</w:t>
+      </w:r>
+    </w:p>
+    <w:p>
+      <w:r>
+        <w:br w:type="page"/>
+      </w:r>
+    </w:p>
+    <w:p>
+      <w:pPr>
+        <w:pStyle w:val="Heading1"/>
+        <w:spacing w:after="300"/>
+        <w:jc w:val="center"/>
+        <w:outlineLvl w:val="0"/>
+      </w:pPr>
+      <w:r>
+        <w:rPr>
+          <w:rFonts w:ascii="Amazon Ember" w:cs="Amazon Ember" w:eastAsia="Amazon Ember" w:hAnsi="Amazon Ember"/>
+          <w:b/>
+          <w:bCs/>
+          <w:color w:val="0000FF"/>
+          <w:sz w:val="36"/>
+          <w:szCs w:val="36"/>
+        </w:rPr>
         <w:t xml:space="preserve">1991 to Today: A Fractured Present — Democracy, Authoritarianism, and the Information Age</w:t>
       </w:r>
     </w:p>
@@ -6403,7 +6723,7 @@
         <w:spacing w:after="200"/>
       </w:pPr>
       <w:r>
-        <w:t xml:space="preserve">Freedom House, the organization most often cited for these annual surveys, recorded a net decline in global political rights and civil liberties every single year from 2006 onward, a streak unbroken for close to two decades by the time this book was written — long enough that an entire generation of political scientists has spent its career studying backsliding instead of the steady consolidation the 1990s mood assumed would be the field's real subject.</w:t>
+        <w:t xml:space="preserve">Freedom House, the organization most often cited for these annual surveys, recorded a net decline in global political rights and civil liberties every single year from 2006 onward, a streak unbroken for close to two decades at the time of writing — long enough that an entire generation of political scientists has spent its career studying backsliding instead of the steady consolidation the 1990s mood assumed would be the field's real subject.</w:t>
       </w:r>
     </w:p>
     <w:p>
@@ -7169,7 +7489,7 @@
         <w:t xml:space="preserve">~1.7 million years ago. </w:t>
       </w:r>
       <w:r>
-        <w:t xml:space="preserve">Homo erectus begins making the Acheulean hand axe, a design that stays in use, largely unchanged, for over a million years.</w:t>
+        <w:t xml:space="preserve">Homo erectus starts shaping the Acheulean hand axe, a teardrop-shaped tool that goes on being made with little change for a million years and more.</w:t>
       </w:r>
     </w:p>
     <w:p>
@@ -7244,7 +7564,7 @@
         <w:t xml:space="preserve">~70,000-50,000 years ago. </w:t>
       </w:r>
       <w:r>
-        <w:t xml:space="preserve">The migration that gives rise to nearly everyone alive outside Africa today moves out of the continent.</w:t>
+        <w:t xml:space="preserve">The wave of Homo sapiens whose descendants make up most of the world outside Africa leaves the continent.</w:t>
       </w:r>
     </w:p>
     <w:p>
@@ -7259,7 +7579,7 @@
         <w:t xml:space="preserve">~65,000-50,000 years ago. </w:t>
       </w:r>
       <w:r>
-        <w:t xml:space="preserve">Humans reach Australia by open-water voyage, by 50,000 years ago at the latest (the earlier date is argued) — the first meeting, on the water, between humans and dolphins.</w:t>
+        <w:t xml:space="preserve">Humans cross open water to reach Australia, certainly by 50,000 years ago and perhaps 15,000 years earlier (the older date is argued) — the first meeting, on the water, between humans and dolphins.</w:t>
       </w:r>
     </w:p>
     <w:p>
@@ -7369,7 +7689,7 @@
         <w:t xml:space="preserve">~3200 BCE. </w:t>
       </w:r>
       <w:r>
-        <w:t xml:space="preserve">Writing appears in Sumer as cuneiform; Egyptian hieroglyphs emerge at almost the same time.</w:t>
+        <w:t xml:space="preserve">Writing appears in Sumer as cuneiform, with Egyptian hieroglyphs close behind.</w:t>
       </w:r>
     </w:p>
     <w:p>
@@ -7479,7 +7799,7 @@
         <w:t xml:space="preserve">1259 BCE. </w:t>
       </w:r>
       <w:r>
-        <w:t xml:space="preserve">Egypt's Ramesses II and the Hittite king Hattusili III sign the oldest peace treaty whose full text survives.</w:t>
+        <w:t xml:space="preserve">A treaty between Egypt and the Hittite empire, agreed by Ramesses II and Hattusili III, becomes the oldest peace agreement whose full text has survived.</w:t>
       </w:r>
     </w:p>
     <w:p>
@@ -7734,7 +8054,7 @@
         <w:t xml:space="preserve">320-550 CE. </w:t>
       </w:r>
       <w:r>
-        <w:t xml:space="preserve">India's Gupta period. By 628 the mathematician Brahmagupta sets out rules for calculating with zero as a number in its own right.</w:t>
+        <w:t xml:space="preserve">India's Gupta period. In 628 Brahmagupta lays down rules for sums and products involving zero.</w:t>
       </w:r>
     </w:p>
     <w:p>
@@ -7809,7 +8129,7 @@
         <w:t xml:space="preserve">632 CE. </w:t>
       </w:r>
       <w:r>
-        <w:t xml:space="preserve">The prophet Muhammad dies; Islamic rule expands from the Iberian Peninsula to the borders of India within a century.</w:t>
+        <w:t xml:space="preserve">The prophet Muhammad dies; within a century Islamic rule reaches from Iberia to the frontier of India.</w:t>
       </w:r>
     </w:p>
     <w:p>
@@ -7904,7 +8224,7 @@
         <w:t xml:space="preserve">1095-1291. </w:t>
       </w:r>
       <w:r>
-        <w:t xml:space="preserve">The Crusades run in waves for close to two centuries; the last Crusader states fall by 1291.</w:t>
+        <w:t xml:space="preserve">The Crusades come in successive waves over almost two centuries; the last Crusader states fall by 1291.</w:t>
       </w:r>
     </w:p>
     <w:p>
@@ -7976,6 +8296,21 @@
           <w:b/>
           <w:bCs/>
         </w:rPr>
+        <w:t xml:space="preserve">1299. </w:t>
+      </w:r>
+      <w:r>
+        <w:t xml:space="preserve">Osman founds a small frontier principality in northwestern Anatolia, the beginning of the Ottoman Empire.</w:t>
+      </w:r>
+    </w:p>
+    <w:p>
+      <w:pPr>
+        <w:spacing w:after="200"/>
+      </w:pPr>
+      <w:r>
+        <w:rPr>
+          <w:b/>
+          <w:bCs/>
+        </w:rPr>
         <w:t xml:space="preserve">1324. </w:t>
       </w:r>
       <w:r>
@@ -7994,7 +8329,7 @@
         <w:t xml:space="preserve">1347-1352. </w:t>
       </w:r>
       <w:r>
-        <w:t xml:space="preserve">The Black Death, carried along the Silk Roads, kills a third to half of Europe's population.</w:t>
+        <w:t xml:space="preserve">The Black Death, which travels the Silk Roads, kills between a third and a half of the people in Europe.</w:t>
       </w:r>
     </w:p>
     <w:p>
@@ -8039,7 +8374,7 @@
         <w:t xml:space="preserve">1450. </w:t>
       </w:r>
       <w:r>
-        <w:t xml:space="preserve">Gutenberg's press, with movable metal type, begins printing in Mainz.</w:t>
+        <w:t xml:space="preserve">In Mainz, Gutenberg starts printing with movable metal type.</w:t>
       </w:r>
     </w:p>
     <w:p>
@@ -8069,7 +8404,7 @@
         <w:t xml:space="preserve">1453. </w:t>
       </w:r>
       <w:r>
-        <w:t xml:space="preserve">Constantinople falls; the Byzantine Empire ends.</w:t>
+        <w:t xml:space="preserve">Constantinople falls to the Ottomans; the Byzantine Empire ends.</w:t>
       </w:r>
     </w:p>
     <w:p>
@@ -8341,6 +8676,36 @@
           <w:b/>
           <w:bCs/>
         </w:rPr>
+        <w:t xml:space="preserve">1808-1826. </w:t>
+      </w:r>
+      <w:r>
+        <w:t xml:space="preserve">Napoleon's seizure of the Spanish throne sets off the wars of independence in Spanish America, which end with the empire's mainland colonies free.</w:t>
+      </w:r>
+    </w:p>
+    <w:p>
+      <w:pPr>
+        <w:spacing w:after="200"/>
+      </w:pPr>
+      <w:r>
+        <w:rPr>
+          <w:b/>
+          <w:bCs/>
+        </w:rPr>
+        <w:t xml:space="preserve">1825. </w:t>
+      </w:r>
+      <w:r>
+        <w:t xml:space="preserve">France forces Haiti, independent since 1804, to pay an indemnity for its former masters' lost property; the debt is still being serviced in the 1940s.</w:t>
+      </w:r>
+    </w:p>
+    <w:p>
+      <w:pPr>
+        <w:spacing w:after="200"/>
+      </w:pPr>
+      <w:r>
+        <w:rPr>
+          <w:b/>
+          <w:bCs/>
+        </w:rPr>
         <w:t xml:space="preserve">1830. </w:t>
       </w:r>
       <w:r>
@@ -8379,7 +8744,7 @@
         <w:t xml:space="preserve">1843. </w:t>
       </w:r>
       <w:r>
-        <w:t xml:space="preserve">Ada Lovelace publishes what is generally regarded as the first computer program.</w:t>
+        <w:t xml:space="preserve">Ada Lovelace publishes an algorithm for Babbage's unfinished engine, widely counted as the first computer program.</w:t>
       </w:r>
     </w:p>
     <w:p>
@@ -8484,7 +8849,7 @@
         <w:t xml:space="preserve">1868. </w:t>
       </w:r>
       <w:r>
-        <w:t xml:space="preserve">Japan's Meiji Restoration begins compressing a century of industrialization into a few decades.</w:t>
+        <w:t xml:space="preserve">The Meiji Restoration begins Japan's drive to industrialize in decades what Europe took a century to do.</w:t>
       </w:r>
     </w:p>
     <w:p>
@@ -8526,6 +8891,21 @@
           <w:b/>
           <w:bCs/>
         </w:rPr>
+        <w:t xml:space="preserve">1888. </w:t>
+      </w:r>
+      <w:r>
+        <w:t xml:space="preserve">Brazil, the last country in the Americas to do so, abolishes slavery.</w:t>
+      </w:r>
+    </w:p>
+    <w:p>
+      <w:pPr>
+        <w:spacing w:after="200"/>
+      </w:pPr>
+      <w:r>
+        <w:rPr>
+          <w:b/>
+          <w:bCs/>
+        </w:rPr>
         <w:t xml:space="preserve">1893-1920s. </w:t>
       </w:r>
       <w:r>
@@ -8559,7 +8939,7 @@
         <w:t xml:space="preserve">1896. </w:t>
       </w:r>
       <w:r>
-        <w:t xml:space="preserve">Theodor Herzl publishes The Jewish State; the first Zionist Congress follows in 1897. Svante Arrhenius calculates, by hand, that doubling atmospheric carbon dioxide would warm the planet.</w:t>
+        <w:t xml:space="preserve">Theodor Herzl publishes The Jewish State, and the first Zionist Congress follows in 1897. Svante Arrhenius estimates on paper how much a doubling of atmospheric carbon dioxide would warm the Earth.</w:t>
       </w:r>
     </w:p>
     <w:p>
@@ -8621,6 +9001,36 @@
           <w:b/>
           <w:bCs/>
         </w:rPr>
+        <w:t xml:space="preserve">1915. </w:t>
+      </w:r>
+      <w:r>
+        <w:t xml:space="preserve">The Ottoman government begins deporting and killing Armenians, a genocide that kills about a million people.</w:t>
+      </w:r>
+    </w:p>
+    <w:p>
+      <w:pPr>
+        <w:spacing w:after="200"/>
+      </w:pPr>
+      <w:r>
+        <w:rPr>
+          <w:b/>
+          <w:bCs/>
+        </w:rPr>
+        <w:t xml:space="preserve">1916-1923. </w:t>
+      </w:r>
+      <w:r>
+        <w:t xml:space="preserve">Britain and France divide the Ottoman Empire's Arab provinces; the sultanate ends in 1922, and the Turkish Republic is proclaimed in 1923.</w:t>
+      </w:r>
+    </w:p>
+    <w:p>
+      <w:pPr>
+        <w:spacing w:after="200"/>
+      </w:pPr>
+      <w:r>
+        <w:rPr>
+          <w:b/>
+          <w:bCs/>
+        </w:rPr>
         <w:t xml:space="preserve">1917-1924. </w:t>
       </w:r>
       <w:r>
@@ -8824,7 +9234,7 @@
         <w:t xml:space="preserve">1950. </w:t>
       </w:r>
       <w:r>
-        <w:t xml:space="preserve">Enrico Fermi asks his lunch-table question, since known as the Fermi Paradox.</w:t>
+        <w:t xml:space="preserve">Over lunch, Enrico Fermi asks where everybody is, a puzzle later named the Fermi Paradox.</w:t>
       </w:r>
     </w:p>
     <w:p>
@@ -8851,6 +9261,21 @@
           <w:b/>
           <w:bCs/>
         </w:rPr>
+        <w:t xml:space="preserve">1953. </w:t>
+      </w:r>
+      <w:r>
+        <w:t xml:space="preserve">British and American intelligence engineer the overthrow of Iran's elected prime minister, Mohammad Mosaddegh.</w:t>
+      </w:r>
+    </w:p>
+    <w:p>
+      <w:pPr>
+        <w:spacing w:after="200"/>
+      </w:pPr>
+      <w:r>
+        <w:rPr>
+          <w:b/>
+          <w:bCs/>
+        </w:rPr>
         <w:t xml:space="preserve">1957-1961. </w:t>
       </w:r>
       <w:r>
@@ -8896,6 +9321,21 @@
           <w:b/>
           <w:bCs/>
         </w:rPr>
+        <w:t xml:space="preserve">1959. </w:t>
+      </w:r>
+      <w:r>
+        <w:t xml:space="preserve">Fidel Castro's revolution takes power in Cuba.</w:t>
+      </w:r>
+    </w:p>
+    <w:p>
+      <w:pPr>
+        <w:spacing w:after="200"/>
+      </w:pPr>
+      <w:r>
+        <w:rPr>
+          <w:b/>
+          <w:bCs/>
+        </w:rPr>
         <w:t xml:space="preserve">1960. </w:t>
       </w:r>
       <w:r>
@@ -8959,7 +9399,7 @@
         <w:t xml:space="preserve">1965. </w:t>
       </w:r>
       <w:r>
-        <w:t xml:space="preserve">Gordon Moore observes that the number of components on a chip is doubling every year; in 1975 he revises it to every two years.</w:t>
+        <w:t xml:space="preserve">Gordon Moore notes that chips are packing in twice the components every year, a pace he revises in 1975 to every two years.</w:t>
       </w:r>
     </w:p>
     <w:p>
@@ -9001,6 +9441,21 @@
           <w:b/>
           <w:bCs/>
         </w:rPr>
+        <w:t xml:space="preserve">1973. </w:t>
+      </w:r>
+      <w:r>
+        <w:t xml:space="preserve">A military coup overthrows Chile's elected president, Salvador Allende; Augusto Pinochet's dictatorship lasts until 1990.</w:t>
+      </w:r>
+    </w:p>
+    <w:p>
+      <w:pPr>
+        <w:spacing w:after="200"/>
+      </w:pPr>
+      <w:r>
+        <w:rPr>
+          <w:b/>
+          <w:bCs/>
+        </w:rPr>
         <w:t xml:space="preserve">1975. </w:t>
       </w:r>
       <w:r>
@@ -9016,6 +9471,21 @@
           <w:b/>
           <w:bCs/>
         </w:rPr>
+        <w:t xml:space="preserve">1976-1983. </w:t>
+      </w:r>
+      <w:r>
+        <w:t xml:space="preserve">Argentina's junta disappears thousands of its citizens; its commanders are tried in 1985.</w:t>
+      </w:r>
+    </w:p>
+    <w:p>
+      <w:pPr>
+        <w:spacing w:after="200"/>
+      </w:pPr>
+      <w:r>
+        <w:rPr>
+          <w:b/>
+          <w:bCs/>
+        </w:rPr>
         <w:t xml:space="preserve">1977. </w:t>
       </w:r>
       <w:r>
@@ -9046,6 +9516,21 @@
           <w:b/>
           <w:bCs/>
         </w:rPr>
+        <w:t xml:space="preserve">1979. </w:t>
+      </w:r>
+      <w:r>
+        <w:t xml:space="preserve">A revolution overthrows Iran's Shah and creates a clerical republic.</w:t>
+      </w:r>
+    </w:p>
+    <w:p>
+      <w:pPr>
+        <w:spacing w:after="200"/>
+      </w:pPr>
+      <w:r>
+        <w:rPr>
+          <w:b/>
+          <w:bCs/>
+        </w:rPr>
         <w:t xml:space="preserve">1980. </w:t>
       </w:r>
       <w:r>
@@ -9061,6 +9546,21 @@
           <w:b/>
           <w:bCs/>
         </w:rPr>
+        <w:t xml:space="preserve">1980-1988. </w:t>
+      </w:r>
+      <w:r>
+        <w:t xml:space="preserve">Iraq invades Iran; the eight-year war kills hundreds of thousands of people.</w:t>
+      </w:r>
+    </w:p>
+    <w:p>
+      <w:pPr>
+        <w:spacing w:after="200"/>
+      </w:pPr>
+      <w:r>
+        <w:rPr>
+          <w:b/>
+          <w:bCs/>
+        </w:rPr>
         <w:t xml:space="preserve">1986. </w:t>
       </w:r>
       <w:r>
@@ -9110,6 +9610,21 @@
       </w:r>
       <w:r>
         <w:t xml:space="preserve">Nelson Mandela is released after 27 years' imprisonment. The Soviet Union dissolves.</w:t>
+      </w:r>
+    </w:p>
+    <w:p>
+      <w:pPr>
+        <w:spacing w:after="200"/>
+      </w:pPr>
+      <w:r>
+        <w:rPr>
+          <w:b/>
+          <w:bCs/>
+        </w:rPr>
+        <w:t xml:space="preserve">1994. </w:t>
+      </w:r>
+      <w:r>
+        <w:t xml:space="preserve">Over some three months, between half a million and 800,000 Tutsi and moderate Hutu are murdered in Rwanda's genocide.</w:t>
       </w:r>
     </w:p>
     <w:p>
@@ -9249,7 +9764,7 @@
         <w:t xml:space="preserve">2023. </w:t>
       </w:r>
       <w:r>
-        <w:t xml:space="preserve">India passes China as the world's most populous country and lands a probe near the Moon's south pole.</w:t>
+        <w:t xml:space="preserve">India becomes the most populous country on Earth, overtaking China, and puts Chandrayaan-3 down near the lunar south pole.</w:t>
       </w:r>
     </w:p>
     <w:p>
@@ -12129,119 +12644,327 @@
           <w:sz w:val="36"/>
           <w:szCs w:val="36"/>
         </w:rPr>
-        <w:t xml:space="preserve">1914–1918: Home by Christmas — The First World War</w:t>
-      </w:r>
-    </w:p>
-    <w:p>
-      <w:pPr>
-        <w:spacing w:after="120"/>
-        <w:ind w:left="360" w:hanging="360"/>
-      </w:pPr>
-      <w:r>
-        <w:rPr>
-          <w:i/>
-          <w:iCs/>
-        </w:rPr>
-        <w:t xml:space="preserve">How the war began. </w:t>
-      </w:r>
-      <w:r>
-        <w:t xml:space="preserve">Clark, Christopher. The Sleepwalkers: How Europe Went to War in 1914. London: Allen Lane, 2012.</w:t>
-      </w:r>
-    </w:p>
-    <w:p>
-      <w:pPr>
-        <w:spacing w:after="120"/>
-        <w:ind w:left="360" w:hanging="360"/>
-      </w:pPr>
-      <w:r>
-        <w:rPr>
-          <w:i/>
-          <w:iCs/>
-        </w:rPr>
-        <w:t xml:space="preserve">The war as a whole. </w:t>
-      </w:r>
-      <w:r>
-        <w:t xml:space="preserve">Strachan, Hew. The First World War. New York: Viking, 2004.</w:t>
-      </w:r>
-    </w:p>
-    <w:p>
-      <w:pPr>
-        <w:spacing w:after="120"/>
-        <w:ind w:left="360" w:hanging="360"/>
-      </w:pPr>
-      <w:r>
-        <w:rPr>
-          <w:i/>
-          <w:iCs/>
-        </w:rPr>
-        <w:t xml:space="preserve">The first day on the Somme. </w:t>
-      </w:r>
-      <w:r>
-        <w:t xml:space="preserve">Middlebrook, Martin. The First Day on the Somme. London: Allen Lane, 1971.</w:t>
-      </w:r>
-    </w:p>
-    <w:p>
-      <w:pPr>
-        <w:spacing w:after="120"/>
-        <w:ind w:left="360" w:hanging="360"/>
-      </w:pPr>
-      <w:r>
-        <w:rPr>
-          <w:i/>
-          <w:iCs/>
-        </w:rPr>
-        <w:t xml:space="preserve">The Christmas truce, from soldiers’ letters. </w:t>
-      </w:r>
-      <w:r>
-        <w:t xml:space="preserve">Weintraub, Stanley. Silent Night: The Story of the World War I Christmas Truce. New York: Free Press, 2001.</w:t>
-      </w:r>
-    </w:p>
-    <w:p>
-      <w:pPr>
-        <w:spacing w:after="120"/>
-        <w:ind w:left="360" w:hanging="360"/>
-      </w:pPr>
-      <w:r>
-        <w:rPr>
-          <w:i/>
-          <w:iCs/>
-        </w:rPr>
-        <w:t xml:space="preserve">Influenza deaths, the higher estimate. </w:t>
-      </w:r>
-      <w:r>
-        <w:t xml:space="preserve">Johnson, Niall P. A. S., and Juergen Mueller. “Updating the Accounts: Global Mortality of the 1918–1920 ‘Spanish’ Influenza Pandemic.” Bulletin of the History of Medicine 76 (2002): 105–15.</w:t>
-      </w:r>
-    </w:p>
-    <w:p>
-      <w:pPr>
-        <w:spacing w:after="120"/>
-        <w:ind w:left="360" w:hanging="360"/>
-      </w:pPr>
-      <w:r>
-        <w:rPr>
-          <w:i/>
-          <w:iCs/>
-        </w:rPr>
-        <w:t xml:space="preserve">Influenza deaths, the lower estimate. </w:t>
-      </w:r>
-      <w:r>
-        <w:t xml:space="preserve">Spreeuwenberg, Peter, et al. “Reassessing the Global Mortality Burden of the 1918 Influenza Pandemic.” American Journal of Epidemiology 187 (2018): 2561–67.</w:t>
-      </w:r>
-    </w:p>
-    <w:p>
-      <w:pPr>
-        <w:spacing w:after="120"/>
-        <w:ind w:left="360" w:hanging="360"/>
-      </w:pPr>
-      <w:r>
-        <w:rPr>
-          <w:i/>
-          <w:iCs/>
-        </w:rPr>
-        <w:t xml:space="preserve">Keynes on Versailles. </w:t>
-      </w:r>
-      <w:r>
-        <w:t xml:space="preserve">Keynes, John Maynard. The Economic Consequences of the Peace. London: Macmillan, 1919.</w:t>
+        <w:t xml:space="preserve">1808 to Today: Liberators and Generals — Latin America After the Empires</w:t>
+      </w:r>
+    </w:p>
+    <w:p>
+      <w:pPr>
+        <w:spacing w:after="120"/>
+        <w:ind w:left="360" w:hanging="360"/>
+      </w:pPr>
+      <w:r>
+        <w:rPr>
+          <w:i/>
+          <w:iCs/>
+        </w:rPr>
+        <w:t xml:space="preserve">Independence and the liberators. </w:t>
+      </w:r>
+      <w:r>
+        <w:t xml:space="preserve">Lynch, John. The Spanish American Revolutions, 1808–1826. 2nd ed. New York: Norton, 1986.</w:t>
+      </w:r>
+    </w:p>
+    <w:p>
+      <w:pPr>
+        <w:spacing w:after="120"/>
+        <w:ind w:left="360" w:hanging="360"/>
+      </w:pPr>
+      <w:r>
+        <w:rPr>
+          <w:i/>
+          <w:iCs/>
+        </w:rPr>
+        <w:t xml:space="preserve">Bolívar, and the line about plowing the sea. </w:t>
+      </w:r>
+      <w:r>
+        <w:t xml:space="preserve">Lynch, John. Simón Bolívar: A Life. New Haven: Yale University Press, 2006.</w:t>
+      </w:r>
+    </w:p>
+    <w:p>
+      <w:pPr>
+        <w:spacing w:after="120"/>
+        <w:ind w:left="360" w:hanging="360"/>
+      </w:pPr>
+      <w:r>
+        <w:rPr>
+          <w:i/>
+          <w:iCs/>
+        </w:rPr>
+        <w:t xml:space="preserve">Haiti and the indemnity of 1825. </w:t>
+      </w:r>
+      <w:r>
+        <w:t xml:space="preserve">Dubois, Laurent. Haiti: The Aftershocks of History. New York: Metropolitan Books, 2012.</w:t>
+      </w:r>
+    </w:p>
+    <w:p>
+      <w:pPr>
+        <w:spacing w:after="120"/>
+        <w:ind w:left="360" w:hanging="360"/>
+      </w:pPr>
+      <w:r>
+        <w:rPr>
+          <w:i/>
+          <w:iCs/>
+        </w:rPr>
+        <w:t xml:space="preserve">Brazil’s abolition of slavery in 1888. </w:t>
+      </w:r>
+      <w:r>
+        <w:t xml:space="preserve">Conrad, Robert Edgar. The Destruction of Brazilian Slavery, 1850–1888. Berkeley: University of California Press, 1972.</w:t>
+      </w:r>
+    </w:p>
+    <w:p>
+      <w:pPr>
+        <w:spacing w:after="120"/>
+        <w:ind w:left="360" w:hanging="360"/>
+      </w:pPr>
+      <w:r>
+        <w:rPr>
+          <w:i/>
+          <w:iCs/>
+        </w:rPr>
+        <w:t xml:space="preserve">Brazil’s share of the Atlantic slave trade. </w:t>
+      </w:r>
+      <w:r>
+        <w:t xml:space="preserve">The voyages database cited under the Ships, Gunpowder, and Gold chapter, filtered to disembarkations in Brazil.</w:t>
+      </w:r>
+    </w:p>
+    <w:p>
+      <w:pPr>
+        <w:spacing w:after="120"/>
+        <w:ind w:left="360" w:hanging="360"/>
+      </w:pPr>
+      <w:r>
+        <w:rPr>
+          <w:i/>
+          <w:iCs/>
+        </w:rPr>
+        <w:t xml:space="preserve">The Monroe Doctrine and the United States in the hemisphere. </w:t>
+      </w:r>
+      <w:r>
+        <w:t xml:space="preserve">Smith, Peter H. Talons of the Eagle: Latin America, the United States, and the World. New York: Oxford University Press, 1996.</w:t>
+      </w:r>
+    </w:p>
+    <w:p>
+      <w:pPr>
+        <w:spacing w:after="120"/>
+        <w:ind w:left="360" w:hanging="360"/>
+      </w:pPr>
+      <w:r>
+        <w:rPr>
+          <w:i/>
+          <w:iCs/>
+        </w:rPr>
+        <w:t xml:space="preserve">Guatemala, 1954. </w:t>
+      </w:r>
+      <w:r>
+        <w:t xml:space="preserve">Schlesinger, Stephen, and Stephen Kinzer. Bitter Fruit: The Untold Story of the American Coup in Guatemala. Garden City, NY: Doubleday, 1982.</w:t>
+      </w:r>
+    </w:p>
+    <w:p>
+      <w:pPr>
+        <w:spacing w:after="120"/>
+        <w:ind w:left="360" w:hanging="360"/>
+      </w:pPr>
+      <w:r>
+        <w:rPr>
+          <w:i/>
+          <w:iCs/>
+        </w:rPr>
+        <w:t xml:space="preserve">The boto in Amazonian folklore. </w:t>
+      </w:r>
+      <w:r>
+        <w:t xml:space="preserve">Slater, Candace. Dance of the Dolphin: Transformation and Disenchantment in the Amazonian Imagination. Chicago: University of Chicago Press, 1994.</w:t>
+      </w:r>
+    </w:p>
+    <w:p>
+      <w:pPr>
+        <w:spacing w:after="120"/>
+        <w:ind w:left="360" w:hanging="360"/>
+      </w:pPr>
+      <w:r>
+        <w:rPr>
+          <w:i/>
+          <w:iCs/>
+        </w:rPr>
+        <w:t xml:space="preserve">The vaquita’s decline and its cause. </w:t>
+      </w:r>
+      <w:r>
+        <w:t xml:space="preserve">Taylor, Barbara L., et al. “Extinction Is Imminent for Mexico’s Endemic Porpoise unless Fishery Bycatch Is Eliminated.” Conservation Letters 10 (2017): 588–95.</w:t>
+      </w:r>
+    </w:p>
+    <w:p>
+      <w:pPr>
+        <w:spacing w:after="120"/>
+        <w:ind w:left="360" w:hanging="360"/>
+      </w:pPr>
+      <w:r>
+        <w:rPr>
+          <w:i/>
+          <w:iCs/>
+        </w:rPr>
+        <w:t xml:space="preserve">The vaquita’s numbers now. </w:t>
+      </w:r>
+      <w:r>
+        <w:t xml:space="preserve">NOAA Fisheries. “Vaquita.” https://www.fisheries.noaa.gov/species/vaquita (consulted 2026).</w:t>
+      </w:r>
+    </w:p>
+    <w:p>
+      <w:pPr>
+        <w:spacing w:after="120"/>
+        <w:ind w:left="360" w:hanging="360"/>
+      </w:pPr>
+      <w:r>
+        <w:rPr>
+          <w:i/>
+          <w:iCs/>
+        </w:rPr>
+        <w:t xml:space="preserve">Brazil’s military regime, 1964–1985. </w:t>
+      </w:r>
+      <w:r>
+        <w:t xml:space="preserve">Skidmore, Thomas E. The Politics of Military Rule in Brazil, 1964–1985. New York: Oxford University Press, 1988.</w:t>
+      </w:r>
+    </w:p>
+    <w:p>
+      <w:pPr>
+        <w:spacing w:after="120"/>
+        <w:ind w:left="360" w:hanging="360"/>
+      </w:pPr>
+      <w:r>
+        <w:rPr>
+          <w:i/>
+          <w:iCs/>
+        </w:rPr>
+        <w:t xml:space="preserve">Argentina: the disappeared and the commission’s count. </w:t>
+      </w:r>
+      <w:r>
+        <w:t xml:space="preserve">Comisión Nacional sobre la Desaparición de Personas. Nunca más: Informe de la CONADEP. Buenos Aires: EUDEBA, 1984.</w:t>
+      </w:r>
+    </w:p>
+    <w:p>
+      <w:pPr>
+        <w:spacing w:after="120"/>
+        <w:ind w:left="360" w:hanging="360"/>
+      </w:pPr>
+      <w:r>
+        <w:rPr>
+          <w:i/>
+          <w:iCs/>
+        </w:rPr>
+        <w:t xml:space="preserve">Argentina: the trial of the commanders in 1985. </w:t>
+      </w:r>
+      <w:r>
+        <w:t xml:space="preserve">Nino, Carlos Santiago. Radical Evil on Trial. New Haven: Yale University Press, 1996.</w:t>
+      </w:r>
+    </w:p>
+    <w:p>
+      <w:pPr>
+        <w:spacing w:after="120"/>
+        <w:ind w:left="360" w:hanging="360"/>
+      </w:pPr>
+      <w:r>
+        <w:rPr>
+          <w:i/>
+          <w:iCs/>
+        </w:rPr>
+        <w:t xml:space="preserve">The Mothers of the Plaza de Mayo. </w:t>
+      </w:r>
+      <w:r>
+        <w:t xml:space="preserve">Bouvard, Marguerite Guzman. Revolutionizing Motherhood: The Mothers of the Plaza de Mayo. Wilmington, DE: Scholarly Resources, 1994.</w:t>
+      </w:r>
+    </w:p>
+    <w:p>
+      <w:pPr>
+        <w:spacing w:after="120"/>
+        <w:ind w:left="360" w:hanging="360"/>
+      </w:pPr>
+      <w:r>
+        <w:rPr>
+          <w:i/>
+          <w:iCs/>
+        </w:rPr>
+        <w:t xml:space="preserve">Chile: the coup, Operation Condor, and the American role. </w:t>
+      </w:r>
+      <w:r>
+        <w:t xml:space="preserve">Kornbluh, Peter. The Pinochet File: A Declassified Dossier on Atrocity and Accountability. New York: New Press, 2003.</w:t>
+      </w:r>
+    </w:p>
+    <w:p>
+      <w:pPr>
+        <w:spacing w:after="120"/>
+        <w:ind w:left="360" w:hanging="360"/>
+      </w:pPr>
+      <w:r>
+        <w:rPr>
+          <w:i/>
+          <w:iCs/>
+        </w:rPr>
+        <w:t xml:space="preserve">Víctor Jara. </w:t>
+      </w:r>
+      <w:r>
+        <w:t xml:space="preserve">Jara, Joan. Victor: An Unfinished Song. London: Jonathan Cape, 1983.</w:t>
+      </w:r>
+    </w:p>
+    <w:p>
+      <w:pPr>
+        <w:spacing w:after="120"/>
+        <w:ind w:left="360" w:hanging="360"/>
+      </w:pPr>
+      <w:r>
+        <w:rPr>
+          <w:i/>
+          <w:iCs/>
+        </w:rPr>
+        <w:t xml:space="preserve">Cuba and the embargo. </w:t>
+      </w:r>
+      <w:r>
+        <w:t xml:space="preserve">LeoGrande, William M., and Peter Kornbluh. Back Channel to Cuba: The Hidden History of Negotiations between Washington and Havana. Chapel Hill: University of North Carolina Press, 2014.</w:t>
+      </w:r>
+    </w:p>
+    <w:p>
+      <w:pPr>
+        <w:spacing w:after="120"/>
+        <w:ind w:left="360" w:hanging="360"/>
+      </w:pPr>
+      <w:r>
+        <w:rPr>
+          <w:i/>
+          <w:iCs/>
+        </w:rPr>
+        <w:t xml:space="preserve">Tlatelolco, 1968. </w:t>
+      </w:r>
+      <w:r>
+        <w:t xml:space="preserve">Poniatowska, Elena. Massacre in Mexico. Translated by Helen R. Lane. New York: Viking, 1975.</w:t>
+      </w:r>
+    </w:p>
+    <w:p>
+      <w:pPr>
+        <w:spacing w:after="120"/>
+        <w:ind w:left="360" w:hanging="360"/>
+      </w:pPr>
+      <w:r>
+        <w:rPr>
+          <w:i/>
+          <w:iCs/>
+        </w:rPr>
+        <w:t xml:space="preserve">The Iguala case. </w:t>
+      </w:r>
+      <w:r>
+        <w:t xml:space="preserve">Hernández, Anabel. A Massacre in Mexico: The True Story behind the Missing 43 Students. London: Verso, 2018.</w:t>
+      </w:r>
+    </w:p>
+    <w:p>
+      <w:pPr>
+        <w:spacing w:after="120"/>
+        <w:ind w:left="360" w:hanging="360"/>
+      </w:pPr>
+      <w:r>
+        <w:rPr>
+          <w:i/>
+          <w:iCs/>
+        </w:rPr>
+        <w:t xml:space="preserve">Mexico’s register of the missing. </w:t>
+      </w:r>
+      <w:r>
+        <w:t xml:space="preserve">Secretaría de Gobernación (Mexico). “Registro Nacional de Personas Desaparecidas y No Localizadas.” https://versionpublicarnpdno.segob.gob.mx/Dashboard/Index (consulted 2026).</w:t>
       </w:r>
     </w:p>
     <w:p>
@@ -12261,87 +12984,199 @@
           <w:sz w:val="36"/>
           <w:szCs w:val="36"/>
         </w:rPr>
-        <w:t xml:space="preserve">The Twentieth Century: Genius and Catastrophe — Great Countries, Terrible Decades</w:t>
-      </w:r>
-    </w:p>
-    <w:p>
-      <w:pPr>
-        <w:spacing w:after="120"/>
-        <w:ind w:left="360" w:hanging="360"/>
-      </w:pPr>
-      <w:r>
-        <w:rPr>
-          <w:i/>
-          <w:iCs/>
-        </w:rPr>
-        <w:t xml:space="preserve">How the Nazis took power. </w:t>
-      </w:r>
-      <w:r>
-        <w:t xml:space="preserve">Evans, Richard J. The Coming of the Third Reich. London: Allen Lane, 2003.</w:t>
-      </w:r>
-    </w:p>
-    <w:p>
-      <w:pPr>
-        <w:spacing w:after="120"/>
-        <w:ind w:left="360" w:hanging="360"/>
-      </w:pPr>
-      <w:r>
-        <w:rPr>
-          <w:i/>
-          <w:iCs/>
-        </w:rPr>
-        <w:t xml:space="preserve">The Holocaust. </w:t>
-      </w:r>
-      <w:r>
-        <w:t xml:space="preserve">Hilberg, Raul. The Destruction of the European Jews. 3rd ed. New Haven: Yale University Press, 2003.</w:t>
-      </w:r>
-    </w:p>
-    <w:p>
-      <w:pPr>
-        <w:spacing w:after="120"/>
-        <w:ind w:left="360" w:hanging="360"/>
-      </w:pPr>
-      <w:r>
-        <w:rPr>
-          <w:i/>
-          <w:iCs/>
-        </w:rPr>
-        <w:t xml:space="preserve">Cambodia under the Khmer Rouge. </w:t>
-      </w:r>
-      <w:r>
-        <w:t xml:space="preserve">Kiernan, Ben. The Pol Pot Regime. New Haven: Yale University Press, 1996.</w:t>
-      </w:r>
-    </w:p>
-    <w:p>
-      <w:pPr>
-        <w:spacing w:after="120"/>
-        <w:ind w:left="360" w:hanging="360"/>
-      </w:pPr>
-      <w:r>
-        <w:rPr>
-          <w:i/>
-          <w:iCs/>
-        </w:rPr>
-        <w:t xml:space="preserve">How democracies are dismantled. </w:t>
-      </w:r>
-      <w:r>
-        <w:t xml:space="preserve">Levitsky, Steven, and Daniel Ziblatt. How Democracies Die. New York: Crown, 2018.</w:t>
-      </w:r>
-    </w:p>
-    <w:p>
-      <w:pPr>
-        <w:spacing w:after="120"/>
-        <w:ind w:left="360" w:hanging="360"/>
-      </w:pPr>
-      <w:r>
-        <w:rPr>
-          <w:i/>
-          <w:iCs/>
-        </w:rPr>
-        <w:t xml:space="preserve">Germany’s reckoning with its past. </w:t>
-      </w:r>
-      <w:r>
-        <w:t xml:space="preserve">Neiman, Susan. Learning from the Germans: Race and the Memory of Evil. New York: Farrar, Straus and Giroux, 2019.</w:t>
+        <w:t xml:space="preserve">1299 to Today: The Sublime Porte — The Ottoman Empire and the Map It Left</w:t>
+      </w:r>
+    </w:p>
+    <w:p>
+      <w:pPr>
+        <w:spacing w:after="120"/>
+        <w:ind w:left="360" w:hanging="360"/>
+      </w:pPr>
+      <w:r>
+        <w:rPr>
+          <w:i/>
+          <w:iCs/>
+        </w:rPr>
+        <w:t xml:space="preserve">The empire as a whole, and the Janissary levy. </w:t>
+      </w:r>
+      <w:r>
+        <w:t xml:space="preserve">Finkel, Caroline. Osman’s Dream: The Story of the Ottoman Empire, 1300–1923. New York: Basic Books, 2005.</w:t>
+      </w:r>
+    </w:p>
+    <w:p>
+      <w:pPr>
+        <w:spacing w:after="120"/>
+        <w:ind w:left="360" w:hanging="360"/>
+      </w:pPr>
+      <w:r>
+        <w:rPr>
+          <w:i/>
+          <w:iCs/>
+        </w:rPr>
+        <w:t xml:space="preserve">The fall of Constantinople. </w:t>
+      </w:r>
+      <w:r>
+        <w:t xml:space="preserve">Crowley, Roger. 1453: The Holy War for Constantinople and the Clash of Islam and the West. New York: Hyperion, 2005.</w:t>
+      </w:r>
+    </w:p>
+    <w:p>
+      <w:pPr>
+        <w:spacing w:after="120"/>
+        <w:ind w:left="360" w:hanging="360"/>
+      </w:pPr>
+      <w:r>
+        <w:rPr>
+          <w:i/>
+          <w:iCs/>
+        </w:rPr>
+        <w:t xml:space="preserve">The millet system. </w:t>
+      </w:r>
+      <w:r>
+        <w:t xml:space="preserve">Barkey, Karen. Empire of Difference: The Ottomans in Comparative Perspective. Cambridge: Cambridge University Press, 2008.</w:t>
+      </w:r>
+    </w:p>
+    <w:p>
+      <w:pPr>
+        <w:spacing w:after="120"/>
+        <w:ind w:left="360" w:hanging="360"/>
+      </w:pPr>
+      <w:r>
+        <w:rPr>
+          <w:i/>
+          <w:iCs/>
+        </w:rPr>
+        <w:t xml:space="preserve">Salonica and the Sephardic refuge. </w:t>
+      </w:r>
+      <w:r>
+        <w:t xml:space="preserve">Mazower, Mark. Salonica, City of Ghosts: Christians, Muslims and Jews, 1430–1950. New York: Knopf, 2005.</w:t>
+      </w:r>
+    </w:p>
+    <w:p>
+      <w:pPr>
+        <w:spacing w:after="120"/>
+        <w:ind w:left="360" w:hanging="360"/>
+      </w:pPr>
+      <w:r>
+        <w:rPr>
+          <w:i/>
+          <w:iCs/>
+        </w:rPr>
+        <w:t xml:space="preserve">The Armenian genocide. </w:t>
+      </w:r>
+      <w:r>
+        <w:t xml:space="preserve">Suny, Ronald Grigor. “They Can Live in the Desert but Nowhere Else”: A History of the Armenian Genocide. Princeton: Princeton University Press, 2015.</w:t>
+      </w:r>
+    </w:p>
+    <w:p>
+      <w:pPr>
+        <w:spacing w:after="120"/>
+        <w:ind w:left="360" w:hanging="360"/>
+      </w:pPr>
+      <w:r>
+        <w:rPr>
+          <w:i/>
+          <w:iCs/>
+        </w:rPr>
+        <w:t xml:space="preserve">Lemkin and the word genocide. </w:t>
+      </w:r>
+      <w:r>
+        <w:t xml:space="preserve">Power, Samantha. “A Problem from Hell”: America and the Age of Genocide. New York: Basic Books, 2002.</w:t>
+      </w:r>
+    </w:p>
+    <w:p>
+      <w:pPr>
+        <w:spacing w:after="120"/>
+        <w:ind w:left="360" w:hanging="360"/>
+      </w:pPr>
+      <w:r>
+        <w:rPr>
+          <w:i/>
+          <w:iCs/>
+        </w:rPr>
+        <w:t xml:space="preserve">The 1923 population exchange. </w:t>
+      </w:r>
+      <w:r>
+        <w:t xml:space="preserve">Hirschon, Renée, ed. Crossing the Aegean: An Appraisal of the 1923 Compulsory Population Exchange between Greece and Turkey. New York: Berghahn Books, 2003.</w:t>
+      </w:r>
+    </w:p>
+    <w:p>
+      <w:pPr>
+        <w:spacing w:after="120"/>
+        <w:ind w:left="360" w:hanging="360"/>
+      </w:pPr>
+      <w:r>
+        <w:rPr>
+          <w:i/>
+          <w:iCs/>
+        </w:rPr>
+        <w:t xml:space="preserve">Gallipoli, the war in the Middle East, and the end of the empire. </w:t>
+      </w:r>
+      <w:r>
+        <w:t xml:space="preserve">Rogan, Eugene. The Fall of the Ottomans: The Great War in the Middle East. New York: Basic Books, 2015.</w:t>
+      </w:r>
+    </w:p>
+    <w:p>
+      <w:pPr>
+        <w:spacing w:after="120"/>
+        <w:ind w:left="360" w:hanging="360"/>
+      </w:pPr>
+      <w:r>
+        <w:rPr>
+          <w:i/>
+          <w:iCs/>
+        </w:rPr>
+        <w:t xml:space="preserve">The mandates and the borders. </w:t>
+      </w:r>
+      <w:r>
+        <w:t xml:space="preserve">Barr, James. A Line in the Sand: The Anglo-French Struggle for the Middle East, 1914–1948. New York: Simon &amp; Schuster, 2011.</w:t>
+      </w:r>
+    </w:p>
+    <w:p>
+      <w:pPr>
+        <w:spacing w:after="120"/>
+        <w:ind w:left="360" w:hanging="360"/>
+      </w:pPr>
+      <w:r>
+        <w:rPr>
+          <w:i/>
+          <w:iCs/>
+        </w:rPr>
+        <w:t xml:space="preserve">The Kurds, Sèvres, and Lausanne. </w:t>
+      </w:r>
+      <w:r>
+        <w:t xml:space="preserve">McDowall, David. A Modern History of the Kurds. 3rd ed. London: I. B. Tauris, 2004.</w:t>
+      </w:r>
+    </w:p>
+    <w:p>
+      <w:pPr>
+        <w:spacing w:after="120"/>
+        <w:ind w:left="360" w:hanging="360"/>
+      </w:pPr>
+      <w:r>
+        <w:rPr>
+          <w:i/>
+          <w:iCs/>
+        </w:rPr>
+        <w:t xml:space="preserve">The 1953 coup in Iran. </w:t>
+      </w:r>
+      <w:r>
+        <w:t xml:space="preserve">Abrahamian, Ervand. The Coup: 1953, the CIA, and the Roots of Modern U.S.–Iranian Relations. New York: New Press, 2013.</w:t>
+      </w:r>
+    </w:p>
+    <w:p>
+      <w:pPr>
+        <w:spacing w:after="120"/>
+        <w:ind w:left="360" w:hanging="360"/>
+      </w:pPr>
+      <w:r>
+        <w:rPr>
+          <w:i/>
+          <w:iCs/>
+        </w:rPr>
+        <w:t xml:space="preserve">The Iran–Iraq War and Halabja. </w:t>
+      </w:r>
+      <w:r>
+        <w:t xml:space="preserve">Razoux, Pierre. The Iran–Iraq War. Cambridge, MA: Belknap Press of Harvard University Press, 2015.</w:t>
       </w:r>
     </w:p>
     <w:p>
@@ -12361,71 +13196,119 @@
           <w:sz w:val="36"/>
           <w:szCs w:val="36"/>
         </w:rPr>
-        <w:t xml:space="preserve">1853–1947: Japan, Restoration, and Empire</w:t>
-      </w:r>
-    </w:p>
-    <w:p>
-      <w:pPr>
-        <w:spacing w:after="120"/>
-        <w:ind w:left="360" w:hanging="360"/>
-      </w:pPr>
-      <w:r>
-        <w:rPr>
-          <w:i/>
-          <w:iCs/>
-        </w:rPr>
-        <w:t xml:space="preserve">Meiji to empire. </w:t>
-      </w:r>
-      <w:r>
-        <w:t xml:space="preserve">Jansen, Marius B. The Making of Modern Japan. Cambridge, MA: Harvard University Press, 2000.</w:t>
-      </w:r>
-    </w:p>
-    <w:p>
-      <w:pPr>
-        <w:spacing w:after="120"/>
-        <w:ind w:left="360" w:hanging="360"/>
-      </w:pPr>
-      <w:r>
-        <w:rPr>
-          <w:i/>
-          <w:iCs/>
-        </w:rPr>
-        <w:t xml:space="preserve">Nanjing: the evidence and the death-toll debate. </w:t>
-      </w:r>
-      <w:r>
-        <w:t xml:space="preserve">Fogel, Joshua A., ed. The Nanjing Massacre in History and Historiography. Berkeley: University of California Press, 2000.</w:t>
-      </w:r>
-    </w:p>
-    <w:p>
-      <w:pPr>
-        <w:spacing w:after="120"/>
-        <w:ind w:left="360" w:hanging="360"/>
-      </w:pPr>
-      <w:r>
-        <w:rPr>
-          <w:i/>
-          <w:iCs/>
-        </w:rPr>
-        <w:t xml:space="preserve">The kamikaze pilots and their letters. </w:t>
-      </w:r>
-      <w:r>
-        <w:t xml:space="preserve">Ohnuki-Tierney, Emiko. Kamikaze, Cherry Blossoms, and Nationalisms. Chicago: University of Chicago Press, 2002.</w:t>
-      </w:r>
-    </w:p>
-    <w:p>
-      <w:pPr>
-        <w:spacing w:after="120"/>
-        <w:ind w:left="360" w:hanging="360"/>
-      </w:pPr>
-      <w:r>
-        <w:rPr>
-          <w:i/>
-          <w:iCs/>
-        </w:rPr>
-        <w:t xml:space="preserve">Occupation and the 1947 constitution. </w:t>
-      </w:r>
-      <w:r>
-        <w:t xml:space="preserve">Dower, John W. Embracing Defeat: Japan in the Wake of World War II. New York: Norton, 1999.</w:t>
+        <w:t xml:space="preserve">1914–1918: Home by Christmas — The First World War</w:t>
+      </w:r>
+    </w:p>
+    <w:p>
+      <w:pPr>
+        <w:spacing w:after="120"/>
+        <w:ind w:left="360" w:hanging="360"/>
+      </w:pPr>
+      <w:r>
+        <w:rPr>
+          <w:i/>
+          <w:iCs/>
+        </w:rPr>
+        <w:t xml:space="preserve">How the war began. </w:t>
+      </w:r>
+      <w:r>
+        <w:t xml:space="preserve">Clark, Christopher. The Sleepwalkers: How Europe Went to War in 1914. London: Allen Lane, 2012.</w:t>
+      </w:r>
+    </w:p>
+    <w:p>
+      <w:pPr>
+        <w:spacing w:after="120"/>
+        <w:ind w:left="360" w:hanging="360"/>
+      </w:pPr>
+      <w:r>
+        <w:rPr>
+          <w:i/>
+          <w:iCs/>
+        </w:rPr>
+        <w:t xml:space="preserve">The war as a whole. </w:t>
+      </w:r>
+      <w:r>
+        <w:t xml:space="preserve">Strachan, Hew. The First World War. New York: Viking, 2004.</w:t>
+      </w:r>
+    </w:p>
+    <w:p>
+      <w:pPr>
+        <w:spacing w:after="120"/>
+        <w:ind w:left="360" w:hanging="360"/>
+      </w:pPr>
+      <w:r>
+        <w:rPr>
+          <w:i/>
+          <w:iCs/>
+        </w:rPr>
+        <w:t xml:space="preserve">The first day on the Somme. </w:t>
+      </w:r>
+      <w:r>
+        <w:t xml:space="preserve">Middlebrook, Martin. The First Day on the Somme. London: Allen Lane, 1971.</w:t>
+      </w:r>
+    </w:p>
+    <w:p>
+      <w:pPr>
+        <w:spacing w:after="120"/>
+        <w:ind w:left="360" w:hanging="360"/>
+      </w:pPr>
+      <w:r>
+        <w:rPr>
+          <w:i/>
+          <w:iCs/>
+        </w:rPr>
+        <w:t xml:space="preserve">The Christmas truce, from soldiers’ letters. </w:t>
+      </w:r>
+      <w:r>
+        <w:t xml:space="preserve">Weintraub, Stanley. Silent Night: The Story of the World War I Christmas Truce. New York: Free Press, 2001.</w:t>
+      </w:r>
+    </w:p>
+    <w:p>
+      <w:pPr>
+        <w:spacing w:after="120"/>
+        <w:ind w:left="360" w:hanging="360"/>
+      </w:pPr>
+      <w:r>
+        <w:rPr>
+          <w:i/>
+          <w:iCs/>
+        </w:rPr>
+        <w:t xml:space="preserve">Influenza deaths, the higher estimate. </w:t>
+      </w:r>
+      <w:r>
+        <w:t xml:space="preserve">Johnson, Niall P. A. S., and Juergen Mueller. “Updating the Accounts: Global Mortality of the 1918–1920 ‘Spanish’ Influenza Pandemic.” Bulletin of the History of Medicine 76 (2002): 105–15.</w:t>
+      </w:r>
+    </w:p>
+    <w:p>
+      <w:pPr>
+        <w:spacing w:after="120"/>
+        <w:ind w:left="360" w:hanging="360"/>
+      </w:pPr>
+      <w:r>
+        <w:rPr>
+          <w:i/>
+          <w:iCs/>
+        </w:rPr>
+        <w:t xml:space="preserve">Influenza deaths, the lower estimate. </w:t>
+      </w:r>
+      <w:r>
+        <w:t xml:space="preserve">Spreeuwenberg, Peter, et al. “Reassessing the Global Mortality Burden of the 1918 Influenza Pandemic.” American Journal of Epidemiology 187 (2018): 2561–67.</w:t>
+      </w:r>
+    </w:p>
+    <w:p>
+      <w:pPr>
+        <w:spacing w:after="120"/>
+        <w:ind w:left="360" w:hanging="360"/>
+      </w:pPr>
+      <w:r>
+        <w:rPr>
+          <w:i/>
+          <w:iCs/>
+        </w:rPr>
+        <w:t xml:space="preserve">Keynes on Versailles. </w:t>
+      </w:r>
+      <w:r>
+        <w:t xml:space="preserve">Keynes, John Maynard. The Economic Consequences of the Peace. London: Macmillan, 1919.</w:t>
       </w:r>
     </w:p>
     <w:p>
@@ -12445,55 +13328,119 @@
           <w:sz w:val="36"/>
           <w:szCs w:val="36"/>
         </w:rPr>
-        <w:t xml:space="preserve">1861–1946: Italy, Rome's Heir and the Fascist Detour</w:t>
-      </w:r>
-    </w:p>
-    <w:p>
-      <w:pPr>
-        <w:spacing w:after="120"/>
-        <w:ind w:left="360" w:hanging="360"/>
-      </w:pPr>
-      <w:r>
-        <w:rPr>
-          <w:i/>
-          <w:iCs/>
-        </w:rPr>
-        <w:t xml:space="preserve">Italy from unification. </w:t>
-      </w:r>
-      <w:r>
-        <w:t xml:space="preserve">Duggan, Christopher. The Force of Destiny: A History of Italy since 1796. London: Allen Lane, 2007.</w:t>
-      </w:r>
-    </w:p>
-    <w:p>
-      <w:pPr>
-        <w:spacing w:after="120"/>
-        <w:ind w:left="360" w:hanging="360"/>
-      </w:pPr>
-      <w:r>
-        <w:rPr>
-          <w:i/>
-          <w:iCs/>
-        </w:rPr>
-        <w:t xml:space="preserve">The regime, Matteotti, and the trains. </w:t>
-      </w:r>
-      <w:r>
-        <w:t xml:space="preserve">Bosworth, R. J. B. Mussolini’s Italy: Life under the Dictatorship, 1915–1945. London: Allen Lane, 2005.</w:t>
-      </w:r>
-    </w:p>
-    <w:p>
-      <w:pPr>
-        <w:spacing w:after="120"/>
-        <w:ind w:left="360" w:hanging="360"/>
-      </w:pPr>
-      <w:r>
-        <w:rPr>
-          <w:i/>
-          <w:iCs/>
-        </w:rPr>
-        <w:t xml:space="preserve">Italy’s abandoned purge. </w:t>
-      </w:r>
-      <w:r>
-        <w:t xml:space="preserve">Domenico, Roy Palmer. Italian Fascists on Trial, 1943–1948. Chapel Hill: University of North Carolina Press, 1991.</w:t>
+        <w:t xml:space="preserve">The Twentieth Century: Genius and Catastrophe — Great Countries, Terrible Decades</w:t>
+      </w:r>
+    </w:p>
+    <w:p>
+      <w:pPr>
+        <w:spacing w:after="120"/>
+        <w:ind w:left="360" w:hanging="360"/>
+      </w:pPr>
+      <w:r>
+        <w:rPr>
+          <w:i/>
+          <w:iCs/>
+        </w:rPr>
+        <w:t xml:space="preserve">How the Nazis took power. </w:t>
+      </w:r>
+      <w:r>
+        <w:t xml:space="preserve">Evans, Richard J. The Coming of the Third Reich. London: Allen Lane, 2003.</w:t>
+      </w:r>
+    </w:p>
+    <w:p>
+      <w:pPr>
+        <w:spacing w:after="120"/>
+        <w:ind w:left="360" w:hanging="360"/>
+      </w:pPr>
+      <w:r>
+        <w:rPr>
+          <w:i/>
+          <w:iCs/>
+        </w:rPr>
+        <w:t xml:space="preserve">The Holocaust. </w:t>
+      </w:r>
+      <w:r>
+        <w:t xml:space="preserve">Hilberg, Raul. The Destruction of the European Jews. 3rd ed. New Haven: Yale University Press, 2003.</w:t>
+      </w:r>
+    </w:p>
+    <w:p>
+      <w:pPr>
+        <w:spacing w:after="120"/>
+        <w:ind w:left="360" w:hanging="360"/>
+      </w:pPr>
+      <w:r>
+        <w:rPr>
+          <w:i/>
+          <w:iCs/>
+        </w:rPr>
+        <w:t xml:space="preserve">Cambodia under the Khmer Rouge. </w:t>
+      </w:r>
+      <w:r>
+        <w:t xml:space="preserve">Kiernan, Ben. The Pol Pot Regime. New Haven: Yale University Press, 1996.</w:t>
+      </w:r>
+    </w:p>
+    <w:p>
+      <w:pPr>
+        <w:spacing w:after="120"/>
+        <w:ind w:left="360" w:hanging="360"/>
+      </w:pPr>
+      <w:r>
+        <w:rPr>
+          <w:i/>
+          <w:iCs/>
+        </w:rPr>
+        <w:t xml:space="preserve">How democracies are dismantled. </w:t>
+      </w:r>
+      <w:r>
+        <w:t xml:space="preserve">Levitsky, Steven, and Daniel Ziblatt. How Democracies Die. New York: Crown, 2018.</w:t>
+      </w:r>
+    </w:p>
+    <w:p>
+      <w:pPr>
+        <w:spacing w:after="120"/>
+        <w:ind w:left="360" w:hanging="360"/>
+      </w:pPr>
+      <w:r>
+        <w:rPr>
+          <w:i/>
+          <w:iCs/>
+        </w:rPr>
+        <w:t xml:space="preserve">Germany’s reckoning with its past. </w:t>
+      </w:r>
+      <w:r>
+        <w:t xml:space="preserve">Neiman, Susan. Learning from the Germans: Race and the Memory of Evil. New York: Farrar, Straus and Giroux, 2019.</w:t>
+      </w:r>
+    </w:p>
+    <w:p>
+      <w:pPr>
+        <w:spacing w:after="120"/>
+        <w:ind w:left="360" w:hanging="360"/>
+      </w:pPr>
+      <w:r>
+        <w:rPr>
+          <w:i/>
+          <w:iCs/>
+        </w:rPr>
+        <w:t xml:space="preserve">Denmark’s rescue of its Jews, 1943. </w:t>
+      </w:r>
+      <w:r>
+        <w:t xml:space="preserve">Yahil, Leni. The Rescue of Danish Jewry: Test of a Democracy. Philadelphia: Jewish Publication Society of America, 1969.</w:t>
+      </w:r>
+    </w:p>
+    <w:p>
+      <w:pPr>
+        <w:spacing w:after="120"/>
+        <w:ind w:left="360" w:hanging="360"/>
+      </w:pPr>
+      <w:r>
+        <w:rPr>
+          <w:i/>
+          <w:iCs/>
+        </w:rPr>
+        <w:t xml:space="preserve">Sweden’s sterilization program. </w:t>
+      </w:r>
+      <w:r>
+        <w:t xml:space="preserve">Broberg, Gunnar, and Nils Roll-Hansen, eds. Eugenics and the Welfare State: Sterilization Policy in Denmark, Sweden, Norway, and Finland. East Lansing: Michigan State University Press, 1996.</w:t>
       </w:r>
     </w:p>
     <w:p>
@@ -12513,87 +13460,71 @@
           <w:sz w:val="36"/>
           <w:szCs w:val="36"/>
         </w:rPr>
-        <w:t xml:space="preserve">Medieval Córdoba to 1981: Spain, Convivencia and the General</w:t>
-      </w:r>
-    </w:p>
-    <w:p>
-      <w:pPr>
-        <w:spacing w:after="120"/>
-        <w:ind w:left="360" w:hanging="360"/>
-      </w:pPr>
-      <w:r>
-        <w:rPr>
-          <w:i/>
-          <w:iCs/>
-        </w:rPr>
-        <w:t xml:space="preserve">Convivencia, the admiring account. </w:t>
-      </w:r>
-      <w:r>
-        <w:t xml:space="preserve">Menocal, María Rosa. The Ornament of the World. Boston: Little, Brown, 2002.</w:t>
-      </w:r>
-    </w:p>
-    <w:p>
-      <w:pPr>
-        <w:spacing w:after="120"/>
-        <w:ind w:left="360" w:hanging="360"/>
-      </w:pPr>
-      <w:r>
-        <w:rPr>
-          <w:i/>
-          <w:iCs/>
-        </w:rPr>
-        <w:t xml:space="preserve">Convivencia, the skeptical account. </w:t>
-      </w:r>
-      <w:r>
-        <w:t xml:space="preserve">Fernández-Morera, Darío. The Myth of the Andalusian Paradise. Wilmington, DE: ISI Books, 2016.</w:t>
-      </w:r>
-    </w:p>
-    <w:p>
-      <w:pPr>
-        <w:spacing w:after="120"/>
-        <w:ind w:left="360" w:hanging="360"/>
-      </w:pPr>
-      <w:r>
-        <w:rPr>
-          <w:i/>
-          <w:iCs/>
-        </w:rPr>
-        <w:t xml:space="preserve">Maimonides and the Almohad exile. </w:t>
-      </w:r>
-      <w:r>
-        <w:t xml:space="preserve">Kraemer, Joel L. Maimonides: The Life and World of One of Civilization’s Greatest Minds. New York: Doubleday, 2008.</w:t>
-      </w:r>
-    </w:p>
-    <w:p>
-      <w:pPr>
-        <w:spacing w:after="120"/>
-        <w:ind w:left="360" w:hanging="360"/>
-      </w:pPr>
-      <w:r>
-        <w:rPr>
-          <w:i/>
-          <w:iCs/>
-        </w:rPr>
-        <w:t xml:space="preserve">Civil-war repression. </w:t>
-      </w:r>
-      <w:r>
-        <w:t xml:space="preserve">Preston, Paul. The Spanish Holocaust. London: HarperPress, 2012.</w:t>
-      </w:r>
-    </w:p>
-    <w:p>
-      <w:pPr>
-        <w:spacing w:after="120"/>
-        <w:ind w:left="360" w:hanging="360"/>
-      </w:pPr>
-      <w:r>
-        <w:rPr>
-          <w:i/>
-          <w:iCs/>
-        </w:rPr>
-        <w:t xml:space="preserve">The pact of forgetting. </w:t>
-      </w:r>
-      <w:r>
-        <w:t xml:space="preserve">Aguilar, Paloma. Memory and Amnesia: The Role of the Spanish Civil War in the Transition to Democracy. New York: Berghahn, 2002.</w:t>
+        <w:t xml:space="preserve">1853–1947: Japan, Restoration, and Empire</w:t>
+      </w:r>
+    </w:p>
+    <w:p>
+      <w:pPr>
+        <w:spacing w:after="120"/>
+        <w:ind w:left="360" w:hanging="360"/>
+      </w:pPr>
+      <w:r>
+        <w:rPr>
+          <w:i/>
+          <w:iCs/>
+        </w:rPr>
+        <w:t xml:space="preserve">Meiji to empire. </w:t>
+      </w:r>
+      <w:r>
+        <w:t xml:space="preserve">Jansen, Marius B. The Making of Modern Japan. Cambridge, MA: Harvard University Press, 2000.</w:t>
+      </w:r>
+    </w:p>
+    <w:p>
+      <w:pPr>
+        <w:spacing w:after="120"/>
+        <w:ind w:left="360" w:hanging="360"/>
+      </w:pPr>
+      <w:r>
+        <w:rPr>
+          <w:i/>
+          <w:iCs/>
+        </w:rPr>
+        <w:t xml:space="preserve">Nanjing: the evidence and the death-toll debate. </w:t>
+      </w:r>
+      <w:r>
+        <w:t xml:space="preserve">Fogel, Joshua A., ed. The Nanjing Massacre in History and Historiography. Berkeley: University of California Press, 2000.</w:t>
+      </w:r>
+    </w:p>
+    <w:p>
+      <w:pPr>
+        <w:spacing w:after="120"/>
+        <w:ind w:left="360" w:hanging="360"/>
+      </w:pPr>
+      <w:r>
+        <w:rPr>
+          <w:i/>
+          <w:iCs/>
+        </w:rPr>
+        <w:t xml:space="preserve">The kamikaze pilots and their letters. </w:t>
+      </w:r>
+      <w:r>
+        <w:t xml:space="preserve">Ohnuki-Tierney, Emiko. Kamikaze, Cherry Blossoms, and Nationalisms. Chicago: University of Chicago Press, 2002.</w:t>
+      </w:r>
+    </w:p>
+    <w:p>
+      <w:pPr>
+        <w:spacing w:after="120"/>
+        <w:ind w:left="360" w:hanging="360"/>
+      </w:pPr>
+      <w:r>
+        <w:rPr>
+          <w:i/>
+          <w:iCs/>
+        </w:rPr>
+        <w:t xml:space="preserve">Occupation and the 1947 constitution. </w:t>
+      </w:r>
+      <w:r>
+        <w:t xml:space="preserve">Dower, John W. Embracing Defeat: Japan in the Wake of World War II. New York: Norton, 1999.</w:t>
       </w:r>
     </w:p>
     <w:p>
@@ -12613,87 +13544,55 @@
           <w:sz w:val="36"/>
           <w:szCs w:val="36"/>
         </w:rPr>
-        <w:t xml:space="preserve">1917–1991: The Soviet Union, Ideals and Iron</w:t>
-      </w:r>
-    </w:p>
-    <w:p>
-      <w:pPr>
-        <w:spacing w:after="120"/>
-        <w:ind w:left="360" w:hanging="360"/>
-      </w:pPr>
-      <w:r>
-        <w:rPr>
-          <w:i/>
-          <w:iCs/>
-        </w:rPr>
-        <w:t xml:space="preserve">Famine and collectivization: the archival numbers. </w:t>
-      </w:r>
-      <w:r>
-        <w:t xml:space="preserve">Davies, R. W., and Stephen G. Wheatcroft. The Years of Hunger: Soviet Agriculture, 1931–1933. Basingstoke: Palgrave Macmillan, 2004.</w:t>
-      </w:r>
-    </w:p>
-    <w:p>
-      <w:pPr>
-        <w:spacing w:after="120"/>
-        <w:ind w:left="360" w:hanging="360"/>
-      </w:pPr>
-      <w:r>
-        <w:rPr>
-          <w:i/>
-          <w:iCs/>
-        </w:rPr>
-        <w:t xml:space="preserve">The Holodomor. </w:t>
-      </w:r>
-      <w:r>
-        <w:t xml:space="preserve">Applebaum, Anne. Red Famine: Stalin’s War on Ukraine. New York: Doubleday, 2017.</w:t>
-      </w:r>
-    </w:p>
-    <w:p>
-      <w:pPr>
-        <w:spacing w:after="120"/>
-        <w:ind w:left="360" w:hanging="360"/>
-      </w:pPr>
-      <w:r>
-        <w:rPr>
-          <w:i/>
-          <w:iCs/>
-        </w:rPr>
-        <w:t xml:space="preserve">The Gulag. </w:t>
-      </w:r>
-      <w:r>
-        <w:t xml:space="preserve">Applebaum, Anne. Gulag: A History. New York: Doubleday, 2003.</w:t>
-      </w:r>
-    </w:p>
-    <w:p>
-      <w:pPr>
-        <w:spacing w:after="120"/>
-        <w:ind w:left="360" w:hanging="360"/>
-      </w:pPr>
-      <w:r>
-        <w:rPr>
-          <w:i/>
-          <w:iCs/>
-        </w:rPr>
-        <w:t xml:space="preserve">Katyn. </w:t>
-      </w:r>
-      <w:r>
-        <w:t xml:space="preserve">Sanford, George. Katyn and the Soviet Massacre of 1940. London: Routledge, 2005.</w:t>
-      </w:r>
-    </w:p>
-    <w:p>
-      <w:pPr>
-        <w:spacing w:after="120"/>
-        <w:ind w:left="360" w:hanging="360"/>
-      </w:pPr>
-      <w:r>
-        <w:rPr>
-          <w:i/>
-          <w:iCs/>
-        </w:rPr>
-        <w:t xml:space="preserve">Chernobyl and the delayed evacuation. </w:t>
-      </w:r>
-      <w:r>
-        <w:t xml:space="preserve">Plokhy, Serhii. Chernobyl: The History of a Nuclear Catastrophe. New York: Basic Books, 2018.</w:t>
+        <w:t xml:space="preserve">1861–1946: Italy, Rome's Heir and the Fascist Detour</w:t>
+      </w:r>
+    </w:p>
+    <w:p>
+      <w:pPr>
+        <w:spacing w:after="120"/>
+        <w:ind w:left="360" w:hanging="360"/>
+      </w:pPr>
+      <w:r>
+        <w:rPr>
+          <w:i/>
+          <w:iCs/>
+        </w:rPr>
+        <w:t xml:space="preserve">Italy from unification. </w:t>
+      </w:r>
+      <w:r>
+        <w:t xml:space="preserve">Duggan, Christopher. The Force of Destiny: A History of Italy since 1796. London: Allen Lane, 2007.</w:t>
+      </w:r>
+    </w:p>
+    <w:p>
+      <w:pPr>
+        <w:spacing w:after="120"/>
+        <w:ind w:left="360" w:hanging="360"/>
+      </w:pPr>
+      <w:r>
+        <w:rPr>
+          <w:i/>
+          <w:iCs/>
+        </w:rPr>
+        <w:t xml:space="preserve">The regime, Matteotti, and the trains. </w:t>
+      </w:r>
+      <w:r>
+        <w:t xml:space="preserve">Bosworth, R. J. B. Mussolini’s Italy: Life under the Dictatorship, 1915–1945. London: Allen Lane, 2005.</w:t>
+      </w:r>
+    </w:p>
+    <w:p>
+      <w:pPr>
+        <w:spacing w:after="120"/>
+        <w:ind w:left="360" w:hanging="360"/>
+      </w:pPr>
+      <w:r>
+        <w:rPr>
+          <w:i/>
+          <w:iCs/>
+        </w:rPr>
+        <w:t xml:space="preserve">Italy’s abandoned purge. </w:t>
+      </w:r>
+      <w:r>
+        <w:t xml:space="preserve">Domenico, Roy Palmer. Italian Fascists on Trial, 1943–1948. Chapel Hill: University of North Carolina Press, 1991.</w:t>
       </w:r>
     </w:p>
     <w:p>
@@ -12713,87 +13612,87 @@
           <w:sz w:val="36"/>
           <w:szCs w:val="36"/>
         </w:rPr>
-        <w:t xml:space="preserve">1949 to Today: China, the Long Memory and the Great Leap</w:t>
-      </w:r>
-    </w:p>
-    <w:p>
-      <w:pPr>
-        <w:spacing w:after="120"/>
-        <w:ind w:left="360" w:hanging="360"/>
-      </w:pPr>
-      <w:r>
-        <w:rPr>
-          <w:i/>
-          <w:iCs/>
-        </w:rPr>
-        <w:t xml:space="preserve">The Great Leap famine. </w:t>
-      </w:r>
-      <w:r>
-        <w:t xml:space="preserve">Dikötter, Frank. Mao’s Great Famine. London: Bloomsbury, 2010.</w:t>
-      </w:r>
-    </w:p>
-    <w:p>
-      <w:pPr>
-        <w:spacing w:after="120"/>
-        <w:ind w:left="360" w:hanging="360"/>
-      </w:pPr>
-      <w:r>
-        <w:rPr>
-          <w:i/>
-          <w:iCs/>
-        </w:rPr>
-        <w:t xml:space="preserve">The famine, from inside China’s archives. </w:t>
-      </w:r>
-      <w:r>
-        <w:t xml:space="preserve">Yang Jisheng. Tombstone: The Great Chinese Famine, 1958–1962. New York: Farrar, Straus and Giroux, 2012.</w:t>
-      </w:r>
-    </w:p>
-    <w:p>
-      <w:pPr>
-        <w:spacing w:after="120"/>
-        <w:ind w:left="360" w:hanging="360"/>
-      </w:pPr>
-      <w:r>
-        <w:rPr>
-          <w:i/>
-          <w:iCs/>
-        </w:rPr>
-        <w:t xml:space="preserve">The Cultural Revolution. </w:t>
-      </w:r>
-      <w:r>
-        <w:t xml:space="preserve">MacFarquhar, Roderick, and Michael Schoenhals. Mao’s Last Revolution. Cambridge, MA: Belknap Press of Harvard University Press, 2006.</w:t>
-      </w:r>
-    </w:p>
-    <w:p>
-      <w:pPr>
-        <w:spacing w:after="120"/>
-        <w:ind w:left="360" w:hanging="360"/>
-      </w:pPr>
-      <w:r>
-        <w:rPr>
-          <w:i/>
-          <w:iCs/>
-        </w:rPr>
-        <w:t xml:space="preserve">Plastic entering the ocean (2010 data). </w:t>
-      </w:r>
-      <w:r>
-        <w:t xml:space="preserve">Jambeck, Jenna R., et al. “Plastic Waste Inputs from Land into the Ocean.” Science 347 (2015): 768–71.</w:t>
-      </w:r>
-    </w:p>
-    <w:p>
-      <w:pPr>
-        <w:spacing w:after="120"/>
-        <w:ind w:left="360" w:hanging="360"/>
-      </w:pPr>
-      <w:r>
-        <w:rPr>
-          <w:i/>
-          <w:iCs/>
-        </w:rPr>
-        <w:t xml:space="preserve">River plastic, a later estimate with a different ranking. </w:t>
-      </w:r>
-      <w:r>
-        <w:t xml:space="preserve">Meijer, Lourens J. J., et al. “More than 1000 Rivers Account for 80% of Global Riverine Plastic Emissions into the Ocean.” Science Advances 7 (2021): eaaz5803.</w:t>
+        <w:t xml:space="preserve">Medieval Córdoba to 1981: Spain, Convivencia and the General</w:t>
+      </w:r>
+    </w:p>
+    <w:p>
+      <w:pPr>
+        <w:spacing w:after="120"/>
+        <w:ind w:left="360" w:hanging="360"/>
+      </w:pPr>
+      <w:r>
+        <w:rPr>
+          <w:i/>
+          <w:iCs/>
+        </w:rPr>
+        <w:t xml:space="preserve">Convivencia, the admiring account. </w:t>
+      </w:r>
+      <w:r>
+        <w:t xml:space="preserve">Menocal, María Rosa. The Ornament of the World. Boston: Little, Brown, 2002.</w:t>
+      </w:r>
+    </w:p>
+    <w:p>
+      <w:pPr>
+        <w:spacing w:after="120"/>
+        <w:ind w:left="360" w:hanging="360"/>
+      </w:pPr>
+      <w:r>
+        <w:rPr>
+          <w:i/>
+          <w:iCs/>
+        </w:rPr>
+        <w:t xml:space="preserve">Convivencia, the skeptical account. </w:t>
+      </w:r>
+      <w:r>
+        <w:t xml:space="preserve">Fernández-Morera, Darío. The Myth of the Andalusian Paradise. Wilmington, DE: ISI Books, 2016.</w:t>
+      </w:r>
+    </w:p>
+    <w:p>
+      <w:pPr>
+        <w:spacing w:after="120"/>
+        <w:ind w:left="360" w:hanging="360"/>
+      </w:pPr>
+      <w:r>
+        <w:rPr>
+          <w:i/>
+          <w:iCs/>
+        </w:rPr>
+        <w:t xml:space="preserve">Maimonides and the Almohad exile. </w:t>
+      </w:r>
+      <w:r>
+        <w:t xml:space="preserve">Kraemer, Joel L. Maimonides: The Life and World of One of Civilization’s Greatest Minds. New York: Doubleday, 2008.</w:t>
+      </w:r>
+    </w:p>
+    <w:p>
+      <w:pPr>
+        <w:spacing w:after="120"/>
+        <w:ind w:left="360" w:hanging="360"/>
+      </w:pPr>
+      <w:r>
+        <w:rPr>
+          <w:i/>
+          <w:iCs/>
+        </w:rPr>
+        <w:t xml:space="preserve">Civil-war repression. </w:t>
+      </w:r>
+      <w:r>
+        <w:t xml:space="preserve">Preston, Paul. The Spanish Holocaust. London: HarperPress, 2012.</w:t>
+      </w:r>
+    </w:p>
+    <w:p>
+      <w:pPr>
+        <w:spacing w:after="120"/>
+        <w:ind w:left="360" w:hanging="360"/>
+      </w:pPr>
+      <w:r>
+        <w:rPr>
+          <w:i/>
+          <w:iCs/>
+        </w:rPr>
+        <w:t xml:space="preserve">The pact of forgetting. </w:t>
+      </w:r>
+      <w:r>
+        <w:t xml:space="preserve">Aguilar, Paloma. Memory and Amnesia: The Role of the Spanish Civil War in the Transition to Democracy. New York: Berghahn, 2002.</w:t>
       </w:r>
     </w:p>
     <w:p>
@@ -12813,87 +13712,103 @@
           <w:sz w:val="36"/>
           <w:szCs w:val="36"/>
         </w:rPr>
-        <w:t xml:space="preserve">The 13th Century BCE to 1948 CE: The People Who Kept Their Story — A Complete History of the Jews</w:t>
-      </w:r>
-    </w:p>
-    <w:p>
-      <w:pPr>
-        <w:spacing w:after="120"/>
-        <w:ind w:left="360" w:hanging="360"/>
-      </w:pPr>
-      <w:r>
-        <w:rPr>
-          <w:i/>
-          <w:iCs/>
-        </w:rPr>
-        <w:t xml:space="preserve">The long history. </w:t>
-      </w:r>
-      <w:r>
-        <w:t xml:space="preserve">Schama, Simon. The Story of the Jews. 2 vols. London: Bodley Head, 2013 and 2017.</w:t>
-      </w:r>
-    </w:p>
-    <w:p>
-      <w:pPr>
-        <w:spacing w:after="120"/>
-        <w:ind w:left="360" w:hanging="360"/>
-      </w:pPr>
-      <w:r>
-        <w:rPr>
-          <w:i/>
-          <w:iCs/>
-        </w:rPr>
-        <w:t xml:space="preserve">Archaeology and the biblical narratives. </w:t>
-      </w:r>
-      <w:r>
-        <w:t xml:space="preserve">Finkelstein, Israel, and Neil Asher Silberman. The Bible Unearthed. New York: Free Press, 2001.</w:t>
-      </w:r>
-    </w:p>
-    <w:p>
-      <w:pPr>
-        <w:spacing w:after="120"/>
-        <w:ind w:left="360" w:hanging="360"/>
-      </w:pPr>
-      <w:r>
-        <w:rPr>
-          <w:i/>
-          <w:iCs/>
-        </w:rPr>
-        <w:t xml:space="preserve">The Dead Sea Scrolls. </w:t>
-      </w:r>
-      <w:r>
-        <w:t xml:space="preserve">VanderKam, James C. The Dead Sea Scrolls Today. 2nd ed. Grand Rapids: Eerdmans, 2010.</w:t>
-      </w:r>
-    </w:p>
-    <w:p>
-      <w:pPr>
-        <w:spacing w:after="120"/>
-        <w:ind w:left="360" w:hanging="360"/>
-      </w:pPr>
-      <w:r>
-        <w:rPr>
-          <w:i/>
-          <w:iCs/>
-        </w:rPr>
-        <w:t xml:space="preserve">Masada and its single source. </w:t>
-      </w:r>
-      <w:r>
-        <w:t xml:space="preserve">Magness, Jodi. Masada: From Jewish Revolt to Modern Myth. Princeton: Princeton University Press, 2019.</w:t>
-      </w:r>
-    </w:p>
-    <w:p>
-      <w:pPr>
-        <w:spacing w:after="120"/>
-        <w:ind w:left="360" w:hanging="360"/>
-      </w:pPr>
-      <w:r>
-        <w:rPr>
-          <w:i/>
-          <w:iCs/>
-        </w:rPr>
-        <w:t xml:space="preserve">The 1948 refugees. </w:t>
-      </w:r>
-      <w:r>
-        <w:t xml:space="preserve">Morris, Benny. The Birth of the Palestinian Refugee Problem Revisited. Cambridge: Cambridge University Press, 2004.</w:t>
+        <w:t xml:space="preserve">1917–1991: The Soviet Union, Ideals and Iron</w:t>
+      </w:r>
+    </w:p>
+    <w:p>
+      <w:pPr>
+        <w:spacing w:after="120"/>
+        <w:ind w:left="360" w:hanging="360"/>
+      </w:pPr>
+      <w:r>
+        <w:rPr>
+          <w:i/>
+          <w:iCs/>
+        </w:rPr>
+        <w:t xml:space="preserve">Famine and collectivization: the archival numbers. </w:t>
+      </w:r>
+      <w:r>
+        <w:t xml:space="preserve">Davies, R. W., and Stephen G. Wheatcroft. The Years of Hunger: Soviet Agriculture, 1931–1933. Basingstoke: Palgrave Macmillan, 2004.</w:t>
+      </w:r>
+    </w:p>
+    <w:p>
+      <w:pPr>
+        <w:spacing w:after="120"/>
+        <w:ind w:left="360" w:hanging="360"/>
+      </w:pPr>
+      <w:r>
+        <w:rPr>
+          <w:i/>
+          <w:iCs/>
+        </w:rPr>
+        <w:t xml:space="preserve">The Holodomor. </w:t>
+      </w:r>
+      <w:r>
+        <w:t xml:space="preserve">Applebaum, Anne. Red Famine: Stalin’s War on Ukraine. New York: Doubleday, 2017.</w:t>
+      </w:r>
+    </w:p>
+    <w:p>
+      <w:pPr>
+        <w:spacing w:after="120"/>
+        <w:ind w:left="360" w:hanging="360"/>
+      </w:pPr>
+      <w:r>
+        <w:rPr>
+          <w:i/>
+          <w:iCs/>
+        </w:rPr>
+        <w:t xml:space="preserve">The Gulag. </w:t>
+      </w:r>
+      <w:r>
+        <w:t xml:space="preserve">Applebaum, Anne. Gulag: A History. New York: Doubleday, 2003.</w:t>
+      </w:r>
+    </w:p>
+    <w:p>
+      <w:pPr>
+        <w:spacing w:after="120"/>
+        <w:ind w:left="360" w:hanging="360"/>
+      </w:pPr>
+      <w:r>
+        <w:rPr>
+          <w:i/>
+          <w:iCs/>
+        </w:rPr>
+        <w:t xml:space="preserve">Katyn. </w:t>
+      </w:r>
+      <w:r>
+        <w:t xml:space="preserve">Sanford, George. Katyn and the Soviet Massacre of 1940. London: Routledge, 2005.</w:t>
+      </w:r>
+    </w:p>
+    <w:p>
+      <w:pPr>
+        <w:spacing w:after="120"/>
+        <w:ind w:left="360" w:hanging="360"/>
+      </w:pPr>
+      <w:r>
+        <w:rPr>
+          <w:i/>
+          <w:iCs/>
+        </w:rPr>
+        <w:t xml:space="preserve">Chernobyl and the delayed evacuation. </w:t>
+      </w:r>
+      <w:r>
+        <w:t xml:space="preserve">Plokhy, Serhii. Chernobyl: The History of a Nuclear Catastrophe. New York: Basic Books, 2018.</w:t>
+      </w:r>
+    </w:p>
+    <w:p>
+      <w:pPr>
+        <w:spacing w:after="120"/>
+        <w:ind w:left="360" w:hanging="360"/>
+      </w:pPr>
+      <w:r>
+        <w:rPr>
+          <w:i/>
+          <w:iCs/>
+        </w:rPr>
+        <w:t xml:space="preserve">The 1939 pact and the invasion of 1941. </w:t>
+      </w:r>
+      <w:r>
+        <w:t xml:space="preserve">Roberts, Geoffrey. Stalin’s Wars: From World War to Cold War, 1939–1953. New Haven: Yale University Press, 2006.</w:t>
       </w:r>
     </w:p>
     <w:p>
@@ -12913,87 +13828,135 @@
           <w:sz w:val="36"/>
           <w:szCs w:val="36"/>
         </w:rPr>
-        <w:t xml:space="preserve">1945–1991: Cold War — Two Powers, One Planet</w:t>
-      </w:r>
-    </w:p>
-    <w:p>
-      <w:pPr>
-        <w:spacing w:after="120"/>
-        <w:ind w:left="360" w:hanging="360"/>
-      </w:pPr>
-      <w:r>
-        <w:rPr>
-          <w:i/>
-          <w:iCs/>
-        </w:rPr>
-        <w:t xml:space="preserve">The Cold War as a whole. </w:t>
-      </w:r>
-      <w:r>
-        <w:t xml:space="preserve">Gaddis, John Lewis. The Cold War: A New History. New York: Penguin, 2005.</w:t>
-      </w:r>
-    </w:p>
-    <w:p>
-      <w:pPr>
-        <w:spacing w:after="120"/>
-        <w:ind w:left="360" w:hanging="360"/>
-      </w:pPr>
-      <w:r>
-        <w:rPr>
-          <w:i/>
-          <w:iCs/>
-        </w:rPr>
-        <w:t xml:space="preserve">Submarine B-59 and Arkhipov. </w:t>
-      </w:r>
-      <w:r>
-        <w:t xml:space="preserve">Savranskaya, Svetlana V. “New Sources on the Role of Soviet Submarines in the Cuban Missile Crisis.” Journal of Strategic Studies 28 (2005): 233–59.</w:t>
-      </w:r>
-    </w:p>
-    <w:p>
-      <w:pPr>
-        <w:spacing w:after="120"/>
-        <w:ind w:left="360" w:hanging="360"/>
-      </w:pPr>
-      <w:r>
-        <w:rPr>
-          <w:i/>
-          <w:iCs/>
-        </w:rPr>
-        <w:t xml:space="preserve">Petrov and the 1983 false alarm. </w:t>
-      </w:r>
-      <w:r>
-        <w:t xml:space="preserve">Hoffman, David E. The Dead Hand. New York: Doubleday, 2009.</w:t>
-      </w:r>
-    </w:p>
-    <w:p>
-      <w:pPr>
-        <w:spacing w:after="120"/>
-        <w:ind w:left="360" w:hanging="360"/>
-      </w:pPr>
-      <w:r>
-        <w:rPr>
-          <w:i/>
-          <w:iCs/>
-        </w:rPr>
-        <w:t xml:space="preserve">The bomb. </w:t>
-      </w:r>
-      <w:r>
-        <w:t xml:space="preserve">Rhodes, Richard. The Making of the Atomic Bomb. New York: Simon &amp; Schuster, 1986.</w:t>
-      </w:r>
-    </w:p>
-    <w:p>
-      <w:pPr>
-        <w:spacing w:after="120"/>
-        <w:ind w:left="360" w:hanging="360"/>
-      </w:pPr>
-      <w:r>
-        <w:rPr>
-          <w:i/>
-          <w:iCs/>
-        </w:rPr>
-        <w:t xml:space="preserve">The people of Bikini. </w:t>
-      </w:r>
-      <w:r>
-        <w:t xml:space="preserve">Niedenthal, Jack. For the Good of Mankind: A History of the People of Bikini and Their Islands. 2nd ed. Majuro: Bravo Publishers, 2001.</w:t>
+        <w:t xml:space="preserve">1949 to Today: China, the Long Memory and the Great Leap</w:t>
+      </w:r>
+    </w:p>
+    <w:p>
+      <w:pPr>
+        <w:spacing w:after="120"/>
+        <w:ind w:left="360" w:hanging="360"/>
+      </w:pPr>
+      <w:r>
+        <w:rPr>
+          <w:i/>
+          <w:iCs/>
+        </w:rPr>
+        <w:t xml:space="preserve">The Great Leap famine. </w:t>
+      </w:r>
+      <w:r>
+        <w:t xml:space="preserve">Dikötter, Frank. Mao’s Great Famine. London: Bloomsbury, 2010.</w:t>
+      </w:r>
+    </w:p>
+    <w:p>
+      <w:pPr>
+        <w:spacing w:after="120"/>
+        <w:ind w:left="360" w:hanging="360"/>
+      </w:pPr>
+      <w:r>
+        <w:rPr>
+          <w:i/>
+          <w:iCs/>
+        </w:rPr>
+        <w:t xml:space="preserve">The famine, from inside China’s archives. </w:t>
+      </w:r>
+      <w:r>
+        <w:t xml:space="preserve">Yang Jisheng. Tombstone: The Great Chinese Famine, 1958–1962. New York: Farrar, Straus and Giroux, 2012.</w:t>
+      </w:r>
+    </w:p>
+    <w:p>
+      <w:pPr>
+        <w:spacing w:after="120"/>
+        <w:ind w:left="360" w:hanging="360"/>
+      </w:pPr>
+      <w:r>
+        <w:rPr>
+          <w:i/>
+          <w:iCs/>
+        </w:rPr>
+        <w:t xml:space="preserve">The Cultural Revolution. </w:t>
+      </w:r>
+      <w:r>
+        <w:t xml:space="preserve">MacFarquhar, Roderick, and Michael Schoenhals. Mao’s Last Revolution. Cambridge, MA: Belknap Press of Harvard University Press, 2006.</w:t>
+      </w:r>
+    </w:p>
+    <w:p>
+      <w:pPr>
+        <w:spacing w:after="120"/>
+        <w:ind w:left="360" w:hanging="360"/>
+      </w:pPr>
+      <w:r>
+        <w:rPr>
+          <w:i/>
+          <w:iCs/>
+        </w:rPr>
+        <w:t xml:space="preserve">Plastic entering the ocean (2010 data). </w:t>
+      </w:r>
+      <w:r>
+        <w:t xml:space="preserve">Jambeck, Jenna R., et al. “Plastic Waste Inputs from Land into the Ocean.” Science 347 (2015): 768–71.</w:t>
+      </w:r>
+    </w:p>
+    <w:p>
+      <w:pPr>
+        <w:spacing w:after="120"/>
+        <w:ind w:left="360" w:hanging="360"/>
+      </w:pPr>
+      <w:r>
+        <w:rPr>
+          <w:i/>
+          <w:iCs/>
+        </w:rPr>
+        <w:t xml:space="preserve">River plastic, a later estimate with a different ranking. </w:t>
+      </w:r>
+      <w:r>
+        <w:t xml:space="preserve">Meijer, Lourens J. J., et al. “More than 1000 Rivers Account for 80% of Global Riverine Plastic Emissions into the Ocean.” Science Advances 7 (2021): eaaz5803.</w:t>
+      </w:r>
+    </w:p>
+    <w:p>
+      <w:pPr>
+        <w:spacing w:after="120"/>
+        <w:ind w:left="360" w:hanging="360"/>
+      </w:pPr>
+      <w:r>
+        <w:rPr>
+          <w:i/>
+          <w:iCs/>
+        </w:rPr>
+        <w:t xml:space="preserve">Xi Jinping’s rise and the anti-corruption campaign. </w:t>
+      </w:r>
+      <w:r>
+        <w:t xml:space="preserve">Economy, Elizabeth C. The Third Revolution: Xi Jinping and the New Chinese State. New York: Oxford University Press, 2018.</w:t>
+      </w:r>
+    </w:p>
+    <w:p>
+      <w:pPr>
+        <w:spacing w:after="120"/>
+        <w:ind w:left="360" w:hanging="360"/>
+      </w:pPr>
+      <w:r>
+        <w:rPr>
+          <w:i/>
+          <w:iCs/>
+        </w:rPr>
+        <w:t xml:space="preserve">The 2018 end of the presidential term limit. </w:t>
+      </w:r>
+      <w:r>
+        <w:t xml:space="preserve">Amendment to the Constitution of the People’s Republic of China, adopted by the National People’s Congress, March 11, 2018.</w:t>
+      </w:r>
+    </w:p>
+    <w:p>
+      <w:pPr>
+        <w:spacing w:after="120"/>
+        <w:ind w:left="360" w:hanging="360"/>
+      </w:pPr>
+      <w:r>
+        <w:rPr>
+          <w:i/>
+          <w:iCs/>
+        </w:rPr>
+        <w:t xml:space="preserve">Hong Kong’s national-security law. </w:t>
+      </w:r>
+      <w:r>
+        <w:t xml:space="preserve">Law of the People’s Republic of China on Safeguarding National Security in the Hong Kong Special Administrative Region, promulgated June 30, 2020.</w:t>
       </w:r>
     </w:p>
     <w:p>
@@ -13013,55 +13976,87 @@
           <w:sz w:val="36"/>
           <w:szCs w:val="36"/>
         </w:rPr>
-        <w:t xml:space="preserve">1957 to 2026: Leaving the Cradle — Space Travel, the Moon, Mars, and (Maybe) the Galaxy</w:t>
-      </w:r>
-    </w:p>
-    <w:p>
-      <w:pPr>
-        <w:spacing w:after="120"/>
-        <w:ind w:left="360" w:hanging="360"/>
-      </w:pPr>
-      <w:r>
-        <w:rPr>
-          <w:i/>
-          <w:iCs/>
-        </w:rPr>
-        <w:t xml:space="preserve">Artemis II record distance and splashdown. </w:t>
-      </w:r>
-      <w:r>
-        <w:t xml:space="preserve">NASA. “NASA Welcomes Record-Setting Artemis II Moonfarers Back to Earth.” News release, April 10, 2026 (updated May 7, 2026). https://www.nasa.gov/news-release/nasa-welcomes-record-setting-artemis-ii-moonfarers-back-to-earth/</w:t>
-      </w:r>
-    </w:p>
-    <w:p>
-      <w:pPr>
-        <w:spacing w:after="120"/>
-        <w:ind w:left="360" w:hanging="360"/>
-      </w:pPr>
-      <w:r>
-        <w:rPr>
-          <w:i/>
-          <w:iCs/>
-        </w:rPr>
-        <w:t xml:space="preserve">Apollo. </w:t>
-      </w:r>
-      <w:r>
-        <w:t xml:space="preserve">Chaikin, Andrew. A Man on the Moon. New York: Viking, 1994.</w:t>
-      </w:r>
-    </w:p>
-    <w:p>
-      <w:pPr>
-        <w:spacing w:after="120"/>
-        <w:ind w:left="360" w:hanging="360"/>
-      </w:pPr>
-      <w:r>
-        <w:rPr>
-          <w:i/>
-          <w:iCs/>
-        </w:rPr>
-        <w:t xml:space="preserve">The Soviet program. </w:t>
-      </w:r>
-      <w:r>
-        <w:t xml:space="preserve">Siddiqi, Asif A. Challenge to Apollo: The Soviet Union and the Space Race, 1945–1974. Washington, DC: NASA History Division, 2000 (NASA SP-2000-4408).</w:t>
+        <w:t xml:space="preserve">The 13th Century BCE to 1948 CE: The People Who Kept Their Story — A Complete History of the Jews</w:t>
+      </w:r>
+    </w:p>
+    <w:p>
+      <w:pPr>
+        <w:spacing w:after="120"/>
+        <w:ind w:left="360" w:hanging="360"/>
+      </w:pPr>
+      <w:r>
+        <w:rPr>
+          <w:i/>
+          <w:iCs/>
+        </w:rPr>
+        <w:t xml:space="preserve">The long history. </w:t>
+      </w:r>
+      <w:r>
+        <w:t xml:space="preserve">Schama, Simon. The Story of the Jews. 2 vols. London: Bodley Head, 2013 and 2017.</w:t>
+      </w:r>
+    </w:p>
+    <w:p>
+      <w:pPr>
+        <w:spacing w:after="120"/>
+        <w:ind w:left="360" w:hanging="360"/>
+      </w:pPr>
+      <w:r>
+        <w:rPr>
+          <w:i/>
+          <w:iCs/>
+        </w:rPr>
+        <w:t xml:space="preserve">Archaeology and the biblical narratives. </w:t>
+      </w:r>
+      <w:r>
+        <w:t xml:space="preserve">Finkelstein, Israel, and Neil Asher Silberman. The Bible Unearthed. New York: Free Press, 2001.</w:t>
+      </w:r>
+    </w:p>
+    <w:p>
+      <w:pPr>
+        <w:spacing w:after="120"/>
+        <w:ind w:left="360" w:hanging="360"/>
+      </w:pPr>
+      <w:r>
+        <w:rPr>
+          <w:i/>
+          <w:iCs/>
+        </w:rPr>
+        <w:t xml:space="preserve">The Dead Sea Scrolls. </w:t>
+      </w:r>
+      <w:r>
+        <w:t xml:space="preserve">VanderKam, James C. The Dead Sea Scrolls Today. 2nd ed. Grand Rapids: Eerdmans, 2010.</w:t>
+      </w:r>
+    </w:p>
+    <w:p>
+      <w:pPr>
+        <w:spacing w:after="120"/>
+        <w:ind w:left="360" w:hanging="360"/>
+      </w:pPr>
+      <w:r>
+        <w:rPr>
+          <w:i/>
+          <w:iCs/>
+        </w:rPr>
+        <w:t xml:space="preserve">Masada and its single source. </w:t>
+      </w:r>
+      <w:r>
+        <w:t xml:space="preserve">Magness, Jodi. Masada: From Jewish Revolt to Modern Myth. Princeton: Princeton University Press, 2019.</w:t>
+      </w:r>
+    </w:p>
+    <w:p>
+      <w:pPr>
+        <w:spacing w:after="120"/>
+        <w:ind w:left="360" w:hanging="360"/>
+      </w:pPr>
+      <w:r>
+        <w:rPr>
+          <w:i/>
+          <w:iCs/>
+        </w:rPr>
+        <w:t xml:space="preserve">The 1948 refugees. </w:t>
+      </w:r>
+      <w:r>
+        <w:t xml:space="preserve">Morris, Benny. The Birth of the Palestinian Refugee Problem Revisited. Cambridge: Cambridge University Press, 2004.</w:t>
       </w:r>
     </w:p>
     <w:p>
@@ -13081,71 +14076,87 @@
           <w:sz w:val="36"/>
           <w:szCs w:val="36"/>
         </w:rPr>
-        <w:t xml:space="preserve">1905 Onward: The Physics That Finally Made Sense to Someone</w:t>
-      </w:r>
-    </w:p>
-    <w:p>
-      <w:pPr>
-        <w:spacing w:after="120"/>
-        <w:ind w:left="360" w:hanging="360"/>
-      </w:pPr>
-      <w:r>
-        <w:rPr>
-          <w:i/>
-          <w:iCs/>
-        </w:rPr>
-        <w:t xml:space="preserve">Relativity in GPS. </w:t>
-      </w:r>
-      <w:r>
-        <w:t xml:space="preserve">Ashby, Neil. “Relativity in the Global Positioning System.” Living Reviews in Relativity 6 (2003): 1.</w:t>
-      </w:r>
-    </w:p>
-    <w:p>
-      <w:pPr>
-        <w:spacing w:after="120"/>
-        <w:ind w:left="360" w:hanging="360"/>
-      </w:pPr>
-      <w:r>
-        <w:rPr>
-          <w:i/>
-          <w:iCs/>
-        </w:rPr>
-        <w:t xml:space="preserve">The 1919 eclipse expeditions (Príncipe and Sobral). </w:t>
-      </w:r>
-      <w:r>
-        <w:t xml:space="preserve">Dyson, F. W., A. S. Eddington, and C. Davidson. “A Determination of the Deflection of Light by the Sun’s Gravitational Field.” Philosophical Transactions of the Royal Society A 220 (1920): 291–333.</w:t>
-      </w:r>
-    </w:p>
-    <w:p>
-      <w:pPr>
-        <w:spacing w:after="120"/>
-        <w:ind w:left="360" w:hanging="360"/>
-      </w:pPr>
-      <w:r>
-        <w:rPr>
-          <w:i/>
-          <w:iCs/>
-        </w:rPr>
-        <w:t xml:space="preserve">How dolphin sonar works. </w:t>
-      </w:r>
-      <w:r>
-        <w:t xml:space="preserve">Au, Whitlow W. L. The Sonar of Dolphins. New York: Springer, 1993.</w:t>
-      </w:r>
-    </w:p>
-    <w:p>
-      <w:pPr>
-        <w:spacing w:after="120"/>
-        <w:ind w:left="360" w:hanging="360"/>
-      </w:pPr>
-      <w:r>
-        <w:rPr>
-          <w:i/>
-          <w:iCs/>
-        </w:rPr>
-        <w:t xml:space="preserve">The holographic principle. </w:t>
-      </w:r>
-      <w:r>
-        <w:t xml:space="preserve">Susskind, Leonard. “The World as a Hologram.” Journal of Mathematical Physics 36 (1995): 6377–96.</w:t>
+        <w:t xml:space="preserve">1945–1991: Cold War — Two Powers, One Planet</w:t>
+      </w:r>
+    </w:p>
+    <w:p>
+      <w:pPr>
+        <w:spacing w:after="120"/>
+        <w:ind w:left="360" w:hanging="360"/>
+      </w:pPr>
+      <w:r>
+        <w:rPr>
+          <w:i/>
+          <w:iCs/>
+        </w:rPr>
+        <w:t xml:space="preserve">The Cold War as a whole. </w:t>
+      </w:r>
+      <w:r>
+        <w:t xml:space="preserve">Gaddis, John Lewis. The Cold War: A New History. New York: Penguin, 2005.</w:t>
+      </w:r>
+    </w:p>
+    <w:p>
+      <w:pPr>
+        <w:spacing w:after="120"/>
+        <w:ind w:left="360" w:hanging="360"/>
+      </w:pPr>
+      <w:r>
+        <w:rPr>
+          <w:i/>
+          <w:iCs/>
+        </w:rPr>
+        <w:t xml:space="preserve">Submarine B-59 and Arkhipov. </w:t>
+      </w:r>
+      <w:r>
+        <w:t xml:space="preserve">Savranskaya, Svetlana V. “New Sources on the Role of Soviet Submarines in the Cuban Missile Crisis.” Journal of Strategic Studies 28 (2005): 233–59.</w:t>
+      </w:r>
+    </w:p>
+    <w:p>
+      <w:pPr>
+        <w:spacing w:after="120"/>
+        <w:ind w:left="360" w:hanging="360"/>
+      </w:pPr>
+      <w:r>
+        <w:rPr>
+          <w:i/>
+          <w:iCs/>
+        </w:rPr>
+        <w:t xml:space="preserve">Petrov and the 1983 false alarm. </w:t>
+      </w:r>
+      <w:r>
+        <w:t xml:space="preserve">Hoffman, David E. The Dead Hand. New York: Doubleday, 2009.</w:t>
+      </w:r>
+    </w:p>
+    <w:p>
+      <w:pPr>
+        <w:spacing w:after="120"/>
+        <w:ind w:left="360" w:hanging="360"/>
+      </w:pPr>
+      <w:r>
+        <w:rPr>
+          <w:i/>
+          <w:iCs/>
+        </w:rPr>
+        <w:t xml:space="preserve">The bomb. </w:t>
+      </w:r>
+      <w:r>
+        <w:t xml:space="preserve">Rhodes, Richard. The Making of the Atomic Bomb. New York: Simon &amp; Schuster, 1986.</w:t>
+      </w:r>
+    </w:p>
+    <w:p>
+      <w:pPr>
+        <w:spacing w:after="120"/>
+        <w:ind w:left="360" w:hanging="360"/>
+      </w:pPr>
+      <w:r>
+        <w:rPr>
+          <w:i/>
+          <w:iCs/>
+        </w:rPr>
+        <w:t xml:space="preserve">The people of Bikini. </w:t>
+      </w:r>
+      <w:r>
+        <w:t xml:space="preserve">Niedenthal, Jack. For the Good of Mankind: A History of the People of Bikini and Their Islands. 2nd ed. Majuro: Bravo Publishers, 2001.</w:t>
       </w:r>
     </w:p>
     <w:p>
@@ -13165,103 +14176,119 @@
           <w:sz w:val="36"/>
           <w:szCs w:val="36"/>
         </w:rPr>
-        <w:t xml:space="preserve">The 1940s to the 1970s: Decolonization — The World Redraws Itself</w:t>
-      </w:r>
-    </w:p>
-    <w:p>
-      <w:pPr>
-        <w:spacing w:after="120"/>
-        <w:ind w:left="360" w:hanging="360"/>
-      </w:pPr>
-      <w:r>
-        <w:rPr>
-          <w:i/>
-          <w:iCs/>
-        </w:rPr>
-        <w:t xml:space="preserve">The East India Company. </w:t>
-      </w:r>
-      <w:r>
-        <w:t xml:space="preserve">Dalrymple, William. The Anarchy: The Relentless Rise of the East India Company. London: Bloomsbury, 2019.</w:t>
-      </w:r>
-    </w:p>
-    <w:p>
-      <w:pPr>
-        <w:spacing w:after="120"/>
-        <w:ind w:left="360" w:hanging="360"/>
-      </w:pPr>
-      <w:r>
-        <w:rPr>
-          <w:i/>
-          <w:iCs/>
-        </w:rPr>
-        <w:t xml:space="preserve">Long-run shares of world output. </w:t>
-      </w:r>
-      <w:r>
-        <w:t xml:space="preserve">Maddison, Angus. The World Economy: A Millennial Perspective. Paris: OECD, 2001.</w:t>
-      </w:r>
-    </w:p>
-    <w:p>
-      <w:pPr>
-        <w:spacing w:after="120"/>
-        <w:ind w:left="360" w:hanging="360"/>
-      </w:pPr>
-      <w:r>
-        <w:rPr>
-          <w:i/>
-          <w:iCs/>
-        </w:rPr>
-        <w:t xml:space="preserve">Famine as a failure of entitlement, Bengal 1943. </w:t>
-      </w:r>
-      <w:r>
-        <w:t xml:space="preserve">Sen, Amartya. Poverty and Famines: An Essay on Entitlement and Deprivation. Oxford: Clarendon Press, 1981.</w:t>
-      </w:r>
-    </w:p>
-    <w:p>
-      <w:pPr>
-        <w:spacing w:after="120"/>
-        <w:ind w:left="360" w:hanging="360"/>
-      </w:pPr>
-      <w:r>
-        <w:rPr>
-          <w:i/>
-          <w:iCs/>
-        </w:rPr>
-        <w:t xml:space="preserve">Partition. </w:t>
-      </w:r>
-      <w:r>
-        <w:t xml:space="preserve">Khan, Yasmin. The Great Partition: The Making of India and Pakistan. New Haven: Yale University Press, 2007.</w:t>
-      </w:r>
-    </w:p>
-    <w:p>
-      <w:pPr>
-        <w:spacing w:after="120"/>
-        <w:ind w:left="360" w:hanging="360"/>
-      </w:pPr>
-      <w:r>
-        <w:rPr>
-          <w:i/>
-          <w:iCs/>
-        </w:rPr>
-        <w:t xml:space="preserve">Kenya and the detention camps. </w:t>
-      </w:r>
-      <w:r>
-        <w:t xml:space="preserve">Elkins, Caroline. Imperial Reckoning: The Untold Story of Britain’s Gulag in Kenya. New York: Henry Holt, 2005.</w:t>
-      </w:r>
-    </w:p>
-    <w:p>
-      <w:pPr>
-        <w:spacing w:after="120"/>
-        <w:ind w:left="360" w:hanging="360"/>
-      </w:pPr>
-      <w:r>
-        <w:rPr>
-          <w:i/>
-          <w:iCs/>
-        </w:rPr>
-        <w:t xml:space="preserve">Decolonization as a whole. </w:t>
-      </w:r>
-      <w:r>
-        <w:t xml:space="preserve">Jansen, Jan C., and Jürgen Osterhammel. Decolonization: A Short History. Princeton: Princeton University Press, 2017.</w:t>
+        <w:t xml:space="preserve">1957 to 2026: Leaving the Cradle — Space Travel, the Moon, Mars, and (Maybe) the Galaxy</w:t>
+      </w:r>
+    </w:p>
+    <w:p>
+      <w:pPr>
+        <w:spacing w:after="120"/>
+        <w:ind w:left="360" w:hanging="360"/>
+      </w:pPr>
+      <w:r>
+        <w:rPr>
+          <w:i/>
+          <w:iCs/>
+        </w:rPr>
+        <w:t xml:space="preserve">Artemis II record distance and splashdown. </w:t>
+      </w:r>
+      <w:r>
+        <w:t xml:space="preserve">NASA. “NASA Welcomes Record-Setting Artemis II Moonfarers Back to Earth.” News release, April 10, 2026 (updated May 7, 2026). https://www.nasa.gov/news-release/nasa-welcomes-record-setting-artemis-ii-moonfarers-back-to-earth/</w:t>
+      </w:r>
+    </w:p>
+    <w:p>
+      <w:pPr>
+        <w:spacing w:after="120"/>
+        <w:ind w:left="360" w:hanging="360"/>
+      </w:pPr>
+      <w:r>
+        <w:rPr>
+          <w:i/>
+          <w:iCs/>
+        </w:rPr>
+        <w:t xml:space="preserve">Apollo. </w:t>
+      </w:r>
+      <w:r>
+        <w:t xml:space="preserve">Chaikin, Andrew. A Man on the Moon. New York: Viking, 1994.</w:t>
+      </w:r>
+    </w:p>
+    <w:p>
+      <w:pPr>
+        <w:spacing w:after="120"/>
+        <w:ind w:left="360" w:hanging="360"/>
+      </w:pPr>
+      <w:r>
+        <w:rPr>
+          <w:i/>
+          <w:iCs/>
+        </w:rPr>
+        <w:t xml:space="preserve">The Soviet program. </w:t>
+      </w:r>
+      <w:r>
+        <w:t xml:space="preserve">Siddiqi, Asif A. Challenge to Apollo: The Soviet Union and the Space Race, 1945–1974. Washington, DC: NASA History Division, 2000 (NASA SP-2000-4408).</w:t>
+      </w:r>
+    </w:p>
+    <w:p>
+      <w:pPr>
+        <w:spacing w:after="120"/>
+        <w:ind w:left="360" w:hanging="360"/>
+      </w:pPr>
+      <w:r>
+        <w:rPr>
+          <w:i/>
+          <w:iCs/>
+        </w:rPr>
+        <w:t xml:space="preserve">Water in the LCROSS plume. </w:t>
+      </w:r>
+      <w:r>
+        <w:t xml:space="preserve">Colaprete, Anthony, et al. “Detection of Water in the LCROSS Ejecta Plume.” Science 330 (2010): 463–68.</w:t>
+      </w:r>
+    </w:p>
+    <w:p>
+      <w:pPr>
+        <w:spacing w:after="120"/>
+        <w:ind w:left="360" w:hanging="360"/>
+      </w:pPr>
+      <w:r>
+        <w:rPr>
+          <w:i/>
+          <w:iCs/>
+        </w:rPr>
+        <w:t xml:space="preserve">Mars: the canals that were never there. </w:t>
+      </w:r>
+      <w:r>
+        <w:t xml:space="preserve">Sheehan, William. The Planet Mars: A History of Observation and Discovery. Tucson: University of Arizona Press, 1996.</w:t>
+      </w:r>
+    </w:p>
+    <w:p>
+      <w:pPr>
+        <w:spacing w:after="120"/>
+        <w:ind w:left="360" w:hanging="360"/>
+      </w:pPr>
+      <w:r>
+        <w:rPr>
+          <w:i/>
+          <w:iCs/>
+        </w:rPr>
+        <w:t xml:space="preserve">Curiosity and the lake at Gale Crater. </w:t>
+      </w:r>
+      <w:r>
+        <w:t xml:space="preserve">Grotzinger, John P., et al. “A Habitable Fluvio-Lacustrine Environment at Yellowknife Bay, Gale Crater, Mars.” Science 343 (2014): 1242777.</w:t>
+      </w:r>
+    </w:p>
+    <w:p>
+      <w:pPr>
+        <w:spacing w:after="120"/>
+        <w:ind w:left="360" w:hanging="360"/>
+      </w:pPr>
+      <w:r>
+        <w:rPr>
+          <w:i/>
+          <w:iCs/>
+        </w:rPr>
+        <w:t xml:space="preserve">Perseverance and the delta at Jezero Crater. </w:t>
+      </w:r>
+      <w:r>
+        <w:t xml:space="preserve">Mangold, Nicolas, et al. “Perseverance Rover Reveals an Ancient Delta-Lake System and Flood Deposits at Jezero Crater, Mars.” Science 374 (2021): 711–17.</w:t>
       </w:r>
     </w:p>
     <w:p>
@@ -13281,87 +14308,71 @@
           <w:sz w:val="36"/>
           <w:szCs w:val="36"/>
         </w:rPr>
-        <w:t xml:space="preserve">1893 to 1994: Civil Rights and Liberation — Humanity Argues With Itself</w:t>
-      </w:r>
-    </w:p>
-    <w:p>
-      <w:pPr>
-        <w:spacing w:after="120"/>
-        <w:ind w:left="360" w:hanging="360"/>
-      </w:pPr>
-      <w:r>
-        <w:rPr>
-          <w:i/>
-          <w:iCs/>
-        </w:rPr>
-        <w:t xml:space="preserve">The movement, 1954–63. </w:t>
-      </w:r>
-      <w:r>
-        <w:t xml:space="preserve">Branch, Taylor. Parting the Waters: America in the King Years, 1954–63. New York: Simon &amp; Schuster, 1988.</w:t>
-      </w:r>
-    </w:p>
-    <w:p>
-      <w:pPr>
-        <w:spacing w:after="120"/>
-        <w:ind w:left="360" w:hanging="360"/>
-      </w:pPr>
-      <w:r>
-        <w:rPr>
-          <w:i/>
-          <w:iCs/>
-        </w:rPr>
-        <w:t xml:space="preserve">Claudette Colvin. </w:t>
-      </w:r>
-      <w:r>
-        <w:t xml:space="preserve">Hoose, Phillip. Claudette Colvin: Twice toward Justice. New York: Farrar, Straus and Giroux, 2009.</w:t>
-      </w:r>
-    </w:p>
-    <w:p>
-      <w:pPr>
-        <w:spacing w:after="120"/>
-        <w:ind w:left="360" w:hanging="360"/>
-      </w:pPr>
-      <w:r>
-        <w:rPr>
-          <w:i/>
-          <w:iCs/>
-        </w:rPr>
-        <w:t xml:space="preserve">Emmett Till. </w:t>
-      </w:r>
-      <w:r>
-        <w:t xml:space="preserve">Tyson, Timothy B. The Blood of Emmett Till. New York: Simon &amp; Schuster, 2017.</w:t>
-      </w:r>
-    </w:p>
-    <w:p>
-      <w:pPr>
-        <w:spacing w:after="120"/>
-        <w:ind w:left="360" w:hanging="360"/>
-      </w:pPr>
-      <w:r>
-        <w:rPr>
-          <w:i/>
-          <w:iCs/>
-        </w:rPr>
-        <w:t xml:space="preserve">Mandela. </w:t>
-      </w:r>
-      <w:r>
-        <w:t xml:space="preserve">Mandela, Nelson. Long Walk to Freedom. Boston: Little, Brown, 1994.</w:t>
-      </w:r>
-    </w:p>
-    <w:p>
-      <w:pPr>
-        <w:spacing w:after="120"/>
-        <w:ind w:left="360" w:hanging="360"/>
-      </w:pPr>
-      <w:r>
-        <w:rPr>
-          <w:i/>
-          <w:iCs/>
-        </w:rPr>
-        <w:t xml:space="preserve">Stonewall. </w:t>
-      </w:r>
-      <w:r>
-        <w:t xml:space="preserve">Carter, David. Stonewall: The Riots That Sparked the Gay Revolution. New York: St. Martin’s Press, 2004.</w:t>
+        <w:t xml:space="preserve">1905 Onward: The Physics That Finally Made Sense to Someone</w:t>
+      </w:r>
+    </w:p>
+    <w:p>
+      <w:pPr>
+        <w:spacing w:after="120"/>
+        <w:ind w:left="360" w:hanging="360"/>
+      </w:pPr>
+      <w:r>
+        <w:rPr>
+          <w:i/>
+          <w:iCs/>
+        </w:rPr>
+        <w:t xml:space="preserve">Relativity in GPS. </w:t>
+      </w:r>
+      <w:r>
+        <w:t xml:space="preserve">Ashby, Neil. “Relativity in the Global Positioning System.” Living Reviews in Relativity 6 (2003): 1.</w:t>
+      </w:r>
+    </w:p>
+    <w:p>
+      <w:pPr>
+        <w:spacing w:after="120"/>
+        <w:ind w:left="360" w:hanging="360"/>
+      </w:pPr>
+      <w:r>
+        <w:rPr>
+          <w:i/>
+          <w:iCs/>
+        </w:rPr>
+        <w:t xml:space="preserve">The 1919 eclipse expeditions (Príncipe and Sobral). </w:t>
+      </w:r>
+      <w:r>
+        <w:t xml:space="preserve">Dyson, F. W., A. S. Eddington, and C. Davidson. “A Determination of the Deflection of Light by the Sun’s Gravitational Field.” Philosophical Transactions of the Royal Society A 220 (1920): 291–333.</w:t>
+      </w:r>
+    </w:p>
+    <w:p>
+      <w:pPr>
+        <w:spacing w:after="120"/>
+        <w:ind w:left="360" w:hanging="360"/>
+      </w:pPr>
+      <w:r>
+        <w:rPr>
+          <w:i/>
+          <w:iCs/>
+        </w:rPr>
+        <w:t xml:space="preserve">How dolphin sonar works. </w:t>
+      </w:r>
+      <w:r>
+        <w:t xml:space="preserve">Au, Whitlow W. L. The Sonar of Dolphins. New York: Springer, 1993.</w:t>
+      </w:r>
+    </w:p>
+    <w:p>
+      <w:pPr>
+        <w:spacing w:after="120"/>
+        <w:ind w:left="360" w:hanging="360"/>
+      </w:pPr>
+      <w:r>
+        <w:rPr>
+          <w:i/>
+          <w:iCs/>
+        </w:rPr>
+        <w:t xml:space="preserve">The holographic principle. </w:t>
+      </w:r>
+      <w:r>
+        <w:t xml:space="preserve">Susskind, Leonard. “The World as a Hologram.” Journal of Mathematical Physics 36 (1995): 6377–96.</w:t>
       </w:r>
     </w:p>
     <w:p>
@@ -13381,71 +14392,135 @@
           <w:sz w:val="36"/>
           <w:szCs w:val="36"/>
         </w:rPr>
-        <w:t xml:space="preserve">1843 to 2007: The Digital Leap — Computers, Networks, and a Connected World</w:t>
-      </w:r>
-    </w:p>
-    <w:p>
-      <w:pPr>
-        <w:spacing w:after="120"/>
-        <w:ind w:left="360" w:hanging="360"/>
-      </w:pPr>
-      <w:r>
-        <w:rPr>
-          <w:i/>
-          <w:iCs/>
-        </w:rPr>
-        <w:t xml:space="preserve">Turing’s 1936 paper. </w:t>
-      </w:r>
-      <w:r>
-        <w:t xml:space="preserve">Turing, A. M. “On Computable Numbers, with an Application to the Entscheidungsproblem.” Proceedings of the London Mathematical Society, s2-42 (1937): 230–65.</w:t>
-      </w:r>
-    </w:p>
-    <w:p>
-      <w:pPr>
-        <w:spacing w:after="120"/>
-        <w:ind w:left="360" w:hanging="360"/>
-      </w:pPr>
-      <w:r>
-        <w:rPr>
-          <w:i/>
-          <w:iCs/>
-        </w:rPr>
-        <w:t xml:space="preserve">Colossus and Bletchley Park. </w:t>
-      </w:r>
-      <w:r>
-        <w:t xml:space="preserve">Copeland, B. Jack, ed. Colossus: The Secrets of Bletchley Park’s Codebreaking Computers. Oxford: Oxford University Press, 2006.</w:t>
-      </w:r>
-    </w:p>
-    <w:p>
-      <w:pPr>
-        <w:spacing w:after="120"/>
-        <w:ind w:left="360" w:hanging="360"/>
-      </w:pPr>
-      <w:r>
-        <w:rPr>
-          <w:i/>
-          <w:iCs/>
-        </w:rPr>
-        <w:t xml:space="preserve">From Lovelace to the web. </w:t>
-      </w:r>
-      <w:r>
-        <w:t xml:space="preserve">Isaacson, Walter. The Innovators. New York: Simon &amp; Schuster, 2014.</w:t>
-      </w:r>
-    </w:p>
-    <w:p>
-      <w:pPr>
-        <w:spacing w:after="120"/>
-        <w:ind w:left="360" w:hanging="360"/>
-      </w:pPr>
-      <w:r>
-        <w:rPr>
-          <w:i/>
-          <w:iCs/>
-        </w:rPr>
-        <w:t xml:space="preserve">False news spreads faster than true. </w:t>
-      </w:r>
-      <w:r>
-        <w:t xml:space="preserve">Vosoughi, Soroush, Deb Roy, and Sinan Aral. “The Spread of True and False News Online.” Science 359 (2018): 1146–51.</w:t>
+        <w:t xml:space="preserve">The 1940s to the 1970s: Decolonization — The World Redraws Itself</w:t>
+      </w:r>
+    </w:p>
+    <w:p>
+      <w:pPr>
+        <w:spacing w:after="120"/>
+        <w:ind w:left="360" w:hanging="360"/>
+      </w:pPr>
+      <w:r>
+        <w:rPr>
+          <w:i/>
+          <w:iCs/>
+        </w:rPr>
+        <w:t xml:space="preserve">The East India Company. </w:t>
+      </w:r>
+      <w:r>
+        <w:t xml:space="preserve">Dalrymple, William. The Anarchy: The Relentless Rise of the East India Company. London: Bloomsbury, 2019.</w:t>
+      </w:r>
+    </w:p>
+    <w:p>
+      <w:pPr>
+        <w:spacing w:after="120"/>
+        <w:ind w:left="360" w:hanging="360"/>
+      </w:pPr>
+      <w:r>
+        <w:rPr>
+          <w:i/>
+          <w:iCs/>
+        </w:rPr>
+        <w:t xml:space="preserve">Long-run shares of world output. </w:t>
+      </w:r>
+      <w:r>
+        <w:t xml:space="preserve">Maddison, Angus. The World Economy: A Millennial Perspective. Paris: OECD, 2001.</w:t>
+      </w:r>
+    </w:p>
+    <w:p>
+      <w:pPr>
+        <w:spacing w:after="120"/>
+        <w:ind w:left="360" w:hanging="360"/>
+      </w:pPr>
+      <w:r>
+        <w:rPr>
+          <w:i/>
+          <w:iCs/>
+        </w:rPr>
+        <w:t xml:space="preserve">Famine as a failure of entitlement, Bengal 1943. </w:t>
+      </w:r>
+      <w:r>
+        <w:t xml:space="preserve">Sen, Amartya. Poverty and Famines: An Essay on Entitlement and Deprivation. Oxford: Clarendon Press, 1981.</w:t>
+      </w:r>
+    </w:p>
+    <w:p>
+      <w:pPr>
+        <w:spacing w:after="120"/>
+        <w:ind w:left="360" w:hanging="360"/>
+      </w:pPr>
+      <w:r>
+        <w:rPr>
+          <w:i/>
+          <w:iCs/>
+        </w:rPr>
+        <w:t xml:space="preserve">Partition. </w:t>
+      </w:r>
+      <w:r>
+        <w:t xml:space="preserve">Khan, Yasmin. The Great Partition: The Making of India and Pakistan. New Haven: Yale University Press, 2007.</w:t>
+      </w:r>
+    </w:p>
+    <w:p>
+      <w:pPr>
+        <w:spacing w:after="120"/>
+        <w:ind w:left="360" w:hanging="360"/>
+      </w:pPr>
+      <w:r>
+        <w:rPr>
+          <w:i/>
+          <w:iCs/>
+        </w:rPr>
+        <w:t xml:space="preserve">Kenya and the detention camps. </w:t>
+      </w:r>
+      <w:r>
+        <w:t xml:space="preserve">Elkins, Caroline. Imperial Reckoning: The Untold Story of Britain’s Gulag in Kenya. New York: Henry Holt, 2005.</w:t>
+      </w:r>
+    </w:p>
+    <w:p>
+      <w:pPr>
+        <w:spacing w:after="120"/>
+        <w:ind w:left="360" w:hanging="360"/>
+      </w:pPr>
+      <w:r>
+        <w:rPr>
+          <w:i/>
+          <w:iCs/>
+        </w:rPr>
+        <w:t xml:space="preserve">Decolonization as a whole. </w:t>
+      </w:r>
+      <w:r>
+        <w:t xml:space="preserve">Jansen, Jan C., and Jürgen Osterhammel. Decolonization: A Short History. Princeton: Princeton University Press, 2017.</w:t>
+      </w:r>
+    </w:p>
+    <w:p>
+      <w:pPr>
+        <w:spacing w:after="120"/>
+        <w:ind w:left="360" w:hanging="360"/>
+      </w:pPr>
+      <w:r>
+        <w:rPr>
+          <w:i/>
+          <w:iCs/>
+        </w:rPr>
+        <w:t xml:space="preserve">Rwanda, 1994, and the United Nations’ withdrawal. </w:t>
+      </w:r>
+      <w:r>
+        <w:t xml:space="preserve">Des Forges, Alison. Leave None to Tell the Story: Genocide in Rwanda. New York: Human Rights Watch, 1999.</w:t>
+      </w:r>
+    </w:p>
+    <w:p>
+      <w:pPr>
+        <w:spacing w:after="120"/>
+        <w:ind w:left="360" w:hanging="360"/>
+      </w:pPr>
+      <w:r>
+        <w:rPr>
+          <w:i/>
+          <w:iCs/>
+        </w:rPr>
+        <w:t xml:space="preserve">Rwanda’s colonial categories and identity cards. </w:t>
+      </w:r>
+      <w:r>
+        <w:t xml:space="preserve">Newbury, Catharine. The Cohesion of Oppression: Clientship and Ethnicity in Rwanda, 1860–1960. New York: Columbia University Press, 1988.</w:t>
       </w:r>
     </w:p>
     <w:p>
@@ -13465,39 +14540,87 @@
           <w:sz w:val="36"/>
           <w:szCs w:val="36"/>
         </w:rPr>
-        <w:t xml:space="preserve">The Thirteenth B'ak'tun, 2012: The World Was Supposed to End in 2012 (It Didn't)</w:t>
-      </w:r>
-    </w:p>
-    <w:p>
-      <w:pPr>
-        <w:spacing w:after="120"/>
-        <w:ind w:left="360" w:hanging="360"/>
-      </w:pPr>
-      <w:r>
-        <w:rPr>
-          <w:i/>
-          <w:iCs/>
-        </w:rPr>
-        <w:t xml:space="preserve">What the Maya calendar actually said. </w:t>
-      </w:r>
-      <w:r>
-        <w:t xml:space="preserve">Stuart, David. The Order of Days: The Maya World and the Truth about 2012. New York: Harmony Books, 2011.</w:t>
-      </w:r>
-    </w:p>
-    <w:p>
-      <w:pPr>
-        <w:spacing w:after="120"/>
-        <w:ind w:left="360" w:hanging="360"/>
-      </w:pPr>
-      <w:r>
-        <w:rPr>
-          <w:i/>
-          <w:iCs/>
-        </w:rPr>
-        <w:t xml:space="preserve">The 2012 phenomenon. </w:t>
-      </w:r>
-      <w:r>
-        <w:t xml:space="preserve">Aveni, Anthony. The End of Time: The Maya Mystery of 2012. Boulder: University Press of Colorado, 2009.</w:t>
+        <w:t xml:space="preserve">1893 to 1994: Civil Rights and Liberation — Humanity Argues With Itself</w:t>
+      </w:r>
+    </w:p>
+    <w:p>
+      <w:pPr>
+        <w:spacing w:after="120"/>
+        <w:ind w:left="360" w:hanging="360"/>
+      </w:pPr>
+      <w:r>
+        <w:rPr>
+          <w:i/>
+          <w:iCs/>
+        </w:rPr>
+        <w:t xml:space="preserve">The movement, 1954–63. </w:t>
+      </w:r>
+      <w:r>
+        <w:t xml:space="preserve">Branch, Taylor. Parting the Waters: America in the King Years, 1954–63. New York: Simon &amp; Schuster, 1988.</w:t>
+      </w:r>
+    </w:p>
+    <w:p>
+      <w:pPr>
+        <w:spacing w:after="120"/>
+        <w:ind w:left="360" w:hanging="360"/>
+      </w:pPr>
+      <w:r>
+        <w:rPr>
+          <w:i/>
+          <w:iCs/>
+        </w:rPr>
+        <w:t xml:space="preserve">Claudette Colvin. </w:t>
+      </w:r>
+      <w:r>
+        <w:t xml:space="preserve">Hoose, Phillip. Claudette Colvin: Twice toward Justice. New York: Farrar, Straus and Giroux, 2009.</w:t>
+      </w:r>
+    </w:p>
+    <w:p>
+      <w:pPr>
+        <w:spacing w:after="120"/>
+        <w:ind w:left="360" w:hanging="360"/>
+      </w:pPr>
+      <w:r>
+        <w:rPr>
+          <w:i/>
+          <w:iCs/>
+        </w:rPr>
+        <w:t xml:space="preserve">Emmett Till. </w:t>
+      </w:r>
+      <w:r>
+        <w:t xml:space="preserve">Tyson, Timothy B. The Blood of Emmett Till. New York: Simon &amp; Schuster, 2017.</w:t>
+      </w:r>
+    </w:p>
+    <w:p>
+      <w:pPr>
+        <w:spacing w:after="120"/>
+        <w:ind w:left="360" w:hanging="360"/>
+      </w:pPr>
+      <w:r>
+        <w:rPr>
+          <w:i/>
+          <w:iCs/>
+        </w:rPr>
+        <w:t xml:space="preserve">Mandela. </w:t>
+      </w:r>
+      <w:r>
+        <w:t xml:space="preserve">Mandela, Nelson. Long Walk to Freedom. Boston: Little, Brown, 1994.</w:t>
+      </w:r>
+    </w:p>
+    <w:p>
+      <w:pPr>
+        <w:spacing w:after="120"/>
+        <w:ind w:left="360" w:hanging="360"/>
+      </w:pPr>
+      <w:r>
+        <w:rPr>
+          <w:i/>
+          <w:iCs/>
+        </w:rPr>
+        <w:t xml:space="preserve">Stonewall. </w:t>
+      </w:r>
+      <w:r>
+        <w:t xml:space="preserve">Carter, David. Stonewall: The Riots That Sparked the Gay Revolution. New York: St. Martin’s Press, 2004.</w:t>
       </w:r>
     </w:p>
     <w:p>
@@ -13517,87 +14640,71 @@
           <w:sz w:val="36"/>
           <w:szCs w:val="36"/>
         </w:rPr>
-        <w:t xml:space="preserve">1950 to the 2020s: Something Might Be Watching (Probably Not What You Think)</w:t>
-      </w:r>
-    </w:p>
-    <w:p>
-      <w:pPr>
-        <w:spacing w:after="120"/>
-        <w:ind w:left="360" w:hanging="360"/>
-      </w:pPr>
-      <w:r>
-        <w:rPr>
-          <w:i/>
-          <w:iCs/>
-        </w:rPr>
-        <w:t xml:space="preserve">‘Oumuamua’s discovery. </w:t>
-      </w:r>
-      <w:r>
-        <w:t xml:space="preserve">Meech, Karen J., et al. “A Brief Visit from a Red and Extremely Elongated Interstellar Asteroid.” Nature 552 (2017): 378–81.</w:t>
-      </w:r>
-    </w:p>
-    <w:p>
-      <w:pPr>
-        <w:spacing w:after="120"/>
-        <w:ind w:left="360" w:hanging="360"/>
-      </w:pPr>
-      <w:r>
-        <w:rPr>
-          <w:i/>
-          <w:iCs/>
-        </w:rPr>
-        <w:t xml:space="preserve">Its acceleration. </w:t>
-      </w:r>
-      <w:r>
-        <w:t xml:space="preserve">Micheli, Marco, et al. “Non-gravitational Acceleration in the Trajectory of 1I/2017 U1 (‘Oumuamua).” Nature 559 (2018): 223–26.</w:t>
-      </w:r>
-    </w:p>
-    <w:p>
-      <w:pPr>
-        <w:spacing w:after="120"/>
-        <w:ind w:left="360" w:hanging="360"/>
-      </w:pPr>
-      <w:r>
-        <w:rPr>
-          <w:i/>
-          <w:iCs/>
-        </w:rPr>
-        <w:t xml:space="preserve">The case for a natural origin. </w:t>
-      </w:r>
-      <w:r>
-        <w:t xml:space="preserve">‘Oumuamua ISSI Team. “The Natural History of ‘Oumuamua.” Nature Astronomy 3 (2019): 594–602.</w:t>
-      </w:r>
-    </w:p>
-    <w:p>
-      <w:pPr>
-        <w:spacing w:after="120"/>
-        <w:ind w:left="360" w:hanging="360"/>
-      </w:pPr>
-      <w:r>
-        <w:rPr>
-          <w:i/>
-          <w:iCs/>
-        </w:rPr>
-        <w:t xml:space="preserve">The Arecibo message. </w:t>
-      </w:r>
-      <w:r>
-        <w:t xml:space="preserve">Staff at the National Astronomy and Ionosphere Center. “The Arecibo Message of November, 1974.” Icarus 26 (1975): 462–66.</w:t>
-      </w:r>
-    </w:p>
-    <w:p>
-      <w:pPr>
-        <w:spacing w:after="120"/>
-        <w:ind w:left="360" w:hanging="360"/>
-      </w:pPr>
-      <w:r>
-        <w:rPr>
-          <w:i/>
-          <w:iCs/>
-        </w:rPr>
-        <w:t xml:space="preserve">The Pentagon’s review of UAP claims. </w:t>
-      </w:r>
-      <w:r>
-        <w:t xml:space="preserve">All-domain Anomaly Resolution Office (AARO). Report on the Historical Record of U.S. Government Involvement with Unidentified Anomalous Phenomena, Volume I. U.S. Department of Defense, 2024.</w:t>
+        <w:t xml:space="preserve">1843 to 2007: The Digital Leap — Computers, Networks, and a Connected World</w:t>
+      </w:r>
+    </w:p>
+    <w:p>
+      <w:pPr>
+        <w:spacing w:after="120"/>
+        <w:ind w:left="360" w:hanging="360"/>
+      </w:pPr>
+      <w:r>
+        <w:rPr>
+          <w:i/>
+          <w:iCs/>
+        </w:rPr>
+        <w:t xml:space="preserve">Turing’s 1936 paper. </w:t>
+      </w:r>
+      <w:r>
+        <w:t xml:space="preserve">Turing, A. M. “On Computable Numbers, with an Application to the Entscheidungsproblem.” Proceedings of the London Mathematical Society, s2-42 (1937): 230–65.</w:t>
+      </w:r>
+    </w:p>
+    <w:p>
+      <w:pPr>
+        <w:spacing w:after="120"/>
+        <w:ind w:left="360" w:hanging="360"/>
+      </w:pPr>
+      <w:r>
+        <w:rPr>
+          <w:i/>
+          <w:iCs/>
+        </w:rPr>
+        <w:t xml:space="preserve">Colossus and Bletchley Park. </w:t>
+      </w:r>
+      <w:r>
+        <w:t xml:space="preserve">Copeland, B. Jack, ed. Colossus: The Secrets of Bletchley Park’s Codebreaking Computers. Oxford: Oxford University Press, 2006.</w:t>
+      </w:r>
+    </w:p>
+    <w:p>
+      <w:pPr>
+        <w:spacing w:after="120"/>
+        <w:ind w:left="360" w:hanging="360"/>
+      </w:pPr>
+      <w:r>
+        <w:rPr>
+          <w:i/>
+          <w:iCs/>
+        </w:rPr>
+        <w:t xml:space="preserve">From Lovelace to the web. </w:t>
+      </w:r>
+      <w:r>
+        <w:t xml:space="preserve">Isaacson, Walter. The Innovators. New York: Simon &amp; Schuster, 2014.</w:t>
+      </w:r>
+    </w:p>
+    <w:p>
+      <w:pPr>
+        <w:spacing w:after="120"/>
+        <w:ind w:left="360" w:hanging="360"/>
+      </w:pPr>
+      <w:r>
+        <w:rPr>
+          <w:i/>
+          <w:iCs/>
+        </w:rPr>
+        <w:t xml:space="preserve">False news spreads faster than true. </w:t>
+      </w:r>
+      <w:r>
+        <w:t xml:space="preserve">Vosoughi, Soroush, Deb Roy, and Sinan Aral. “The Spread of True and False News Online.” Science 359 (2018): 1146–51.</w:t>
       </w:r>
     </w:p>
     <w:p>
@@ -13617,103 +14724,39 @@
           <w:sz w:val="36"/>
           <w:szCs w:val="36"/>
         </w:rPr>
-        <w:t xml:space="preserve">1796 to Today: Medicine and Its Cost — How Humans Learned to Heal</w:t>
-      </w:r>
-    </w:p>
-    <w:p>
-      <w:pPr>
-        <w:spacing w:after="120"/>
-        <w:ind w:left="360" w:hanging="360"/>
-      </w:pPr>
-      <w:r>
-        <w:rPr>
-          <w:i/>
-          <w:iCs/>
-        </w:rPr>
-        <w:t xml:space="preserve">Life expectancy since 1800. </w:t>
-      </w:r>
-      <w:r>
-        <w:t xml:space="preserve">Riley, James C. “Estimates of Regional and Global Life Expectancy, 1800–2001.” Population and Development Review 31 (2005): 537–43.</w:t>
-      </w:r>
-    </w:p>
-    <w:p>
-      <w:pPr>
-        <w:spacing w:after="120"/>
-        <w:ind w:left="360" w:hanging="360"/>
-      </w:pPr>
-      <w:r>
-        <w:rPr>
-          <w:i/>
-          <w:iCs/>
-        </w:rPr>
-        <w:t xml:space="preserve">Insulin and the one-dollar patent. </w:t>
-      </w:r>
-      <w:r>
-        <w:t xml:space="preserve">Bliss, Michael. The Discovery of Insulin. Chicago: University of Chicago Press, 1982.</w:t>
-      </w:r>
-    </w:p>
-    <w:p>
-      <w:pPr>
-        <w:spacing w:after="120"/>
-        <w:ind w:left="360" w:hanging="360"/>
-      </w:pPr>
-      <w:r>
-        <w:rPr>
-          <w:i/>
-          <w:iCs/>
-        </w:rPr>
-        <w:t xml:space="preserve">The Tuskegee study. </w:t>
-      </w:r>
-      <w:r>
-        <w:t xml:space="preserve">Reverby, Susan M. Examining Tuskegee: The Infamous Syphilis Study and Its Legacy. Chapel Hill: University of North Carolina Press, 2009.</w:t>
-      </w:r>
-    </w:p>
-    <w:p>
-      <w:pPr>
-        <w:spacing w:after="120"/>
-        <w:ind w:left="360" w:hanging="360"/>
-      </w:pPr>
-      <w:r>
-        <w:rPr>
-          <w:i/>
-          <w:iCs/>
-        </w:rPr>
-        <w:t xml:space="preserve">The opioid crisis. </w:t>
-      </w:r>
-      <w:r>
-        <w:t xml:space="preserve">Keefe, Patrick Radden. Empire of Pain: The Secret History of the Sackler Dynasty. New York: Doubleday, 2021.</w:t>
-      </w:r>
-    </w:p>
-    <w:p>
-      <w:pPr>
-        <w:spacing w:after="120"/>
-        <w:ind w:left="360" w:hanging="360"/>
-      </w:pPr>
-      <w:r>
-        <w:rPr>
-          <w:i/>
-          <w:iCs/>
-        </w:rPr>
-        <w:t xml:space="preserve">Deaths from antimicrobial resistance. </w:t>
-      </w:r>
-      <w:r>
-        <w:t xml:space="preserve">Antimicrobial Resistance Collaborators. “Global Burden of Bacterial Antimicrobial Resistance in 2019: A Systematic Analysis.” The Lancet 399 (2022): 629–55.</w:t>
-      </w:r>
-    </w:p>
-    <w:p>
-      <w:pPr>
-        <w:spacing w:after="120"/>
-        <w:ind w:left="360" w:hanging="360"/>
-      </w:pPr>
-      <w:r>
-        <w:rPr>
-          <w:i/>
-          <w:iCs/>
-        </w:rPr>
-        <w:t xml:space="preserve">Dolphins do get sick: cetacean morbillivirus. </w:t>
-      </w:r>
-      <w:r>
-        <w:t xml:space="preserve">Van Bressem, Marie-Françoise, et al. “Cetacean Morbillivirus: Current Knowledge and Future Directions.” Viruses 6 (2014): 5145–81.</w:t>
+        <w:t xml:space="preserve">The Thirteenth B'ak'tun, 2012: The World Was Supposed to End in 2012 (It Didn't)</w:t>
+      </w:r>
+    </w:p>
+    <w:p>
+      <w:pPr>
+        <w:spacing w:after="120"/>
+        <w:ind w:left="360" w:hanging="360"/>
+      </w:pPr>
+      <w:r>
+        <w:rPr>
+          <w:i/>
+          <w:iCs/>
+        </w:rPr>
+        <w:t xml:space="preserve">What the Maya calendar actually said. </w:t>
+      </w:r>
+      <w:r>
+        <w:t xml:space="preserve">Stuart, David. The Order of Days: The Maya World and the Truth about 2012. New York: Harmony Books, 2011.</w:t>
+      </w:r>
+    </w:p>
+    <w:p>
+      <w:pPr>
+        <w:spacing w:after="120"/>
+        <w:ind w:left="360" w:hanging="360"/>
+      </w:pPr>
+      <w:r>
+        <w:rPr>
+          <w:i/>
+          <w:iCs/>
+        </w:rPr>
+        <w:t xml:space="preserve">The 2012 phenomenon. </w:t>
+      </w:r>
+      <w:r>
+        <w:t xml:space="preserve">Aveni, Anthony. The End of Time: The Maya Mystery of 2012. Boulder: University Press of Colorado, 2009.</w:t>
       </w:r>
     </w:p>
     <w:p>
@@ -13733,87 +14776,87 @@
           <w:sz w:val="36"/>
           <w:szCs w:val="36"/>
         </w:rPr>
-        <w:t xml:space="preserve">1896 to Today: Climate and Consequence — The Price of Progress</w:t>
-      </w:r>
-    </w:p>
-    <w:p>
-      <w:pPr>
-        <w:spacing w:after="120"/>
-        <w:ind w:left="360" w:hanging="360"/>
-      </w:pPr>
-      <w:r>
-        <w:rPr>
-          <w:i/>
-          <w:iCs/>
-        </w:rPr>
-        <w:t xml:space="preserve">Arrhenius’s 1896 calculation. </w:t>
-      </w:r>
-      <w:r>
-        <w:t xml:space="preserve">Arrhenius, Svante. “On the Influence of Carbonic Acid in the Air upon the Temperature of the Ground.” Philosophical Magazine 41 (1896): 237–76.</w:t>
-      </w:r>
-    </w:p>
-    <w:p>
-      <w:pPr>
-        <w:spacing w:after="120"/>
-        <w:ind w:left="360" w:hanging="360"/>
-      </w:pPr>
-      <w:r>
-        <w:rPr>
-          <w:i/>
-          <w:iCs/>
-        </w:rPr>
-        <w:t xml:space="preserve">The 2021 heat dome. </w:t>
-      </w:r>
-      <w:r>
-        <w:t xml:space="preserve">Philip, Sjoukje Y., et al. “Rapid Attribution Analysis of the Extraordinary Heat Wave on the Pacific Coast of the US and Canada in June 2021.” Earth System Dynamics 13 (2022): 1689–1713.</w:t>
-      </w:r>
-    </w:p>
-    <w:p>
-      <w:pPr>
-        <w:spacing w:after="120"/>
-        <w:ind w:left="360" w:hanging="360"/>
-      </w:pPr>
-      <w:r>
-        <w:rPr>
-          <w:i/>
-          <w:iCs/>
-        </w:rPr>
-        <w:t xml:space="preserve">Exxon’s own projections. </w:t>
-      </w:r>
-      <w:r>
-        <w:t xml:space="preserve">Supran, G., S. Rahmstorf, and N. Oreskes. “Assessing ExxonMobil’s Global Warming Projections.” Science 379 (2023): eabk0063.</w:t>
-      </w:r>
-    </w:p>
-    <w:p>
-      <w:pPr>
-        <w:spacing w:after="120"/>
-        <w:ind w:left="360" w:hanging="360"/>
-      </w:pPr>
-      <w:r>
-        <w:rPr>
-          <w:i/>
-          <w:iCs/>
-        </w:rPr>
-        <w:t xml:space="preserve">The Anthropocene vote. </w:t>
-      </w:r>
-      <w:r>
-        <w:t xml:space="preserve">Witze, Alexandra. “Geologists Reject the Anthropocene as Earth’s New Epoch — After 15 Years of Debate.” Nature 627 (2024): 249–50.</w:t>
-      </w:r>
-    </w:p>
-    <w:p>
-      <w:pPr>
-        <w:spacing w:after="120"/>
-        <w:ind w:left="360" w:hanging="360"/>
-      </w:pPr>
-      <w:r>
-        <w:rPr>
-          <w:i/>
-          <w:iCs/>
-        </w:rPr>
-        <w:t xml:space="preserve">The physical science. </w:t>
-      </w:r>
-      <w:r>
-        <w:t xml:space="preserve">IPCC. Climate Change 2021: The Physical Science Basis. Contribution of Working Group I to the Sixth Assessment Report. Cambridge: Cambridge University Press, 2021.</w:t>
+        <w:t xml:space="preserve">1950 to the 2020s: Something Might Be Watching (Probably Not What You Think)</w:t>
+      </w:r>
+    </w:p>
+    <w:p>
+      <w:pPr>
+        <w:spacing w:after="120"/>
+        <w:ind w:left="360" w:hanging="360"/>
+      </w:pPr>
+      <w:r>
+        <w:rPr>
+          <w:i/>
+          <w:iCs/>
+        </w:rPr>
+        <w:t xml:space="preserve">‘Oumuamua’s discovery. </w:t>
+      </w:r>
+      <w:r>
+        <w:t xml:space="preserve">Meech, Karen J., et al. “A Brief Visit from a Red and Extremely Elongated Interstellar Asteroid.” Nature 552 (2017): 378–81.</w:t>
+      </w:r>
+    </w:p>
+    <w:p>
+      <w:pPr>
+        <w:spacing w:after="120"/>
+        <w:ind w:left="360" w:hanging="360"/>
+      </w:pPr>
+      <w:r>
+        <w:rPr>
+          <w:i/>
+          <w:iCs/>
+        </w:rPr>
+        <w:t xml:space="preserve">Its acceleration. </w:t>
+      </w:r>
+      <w:r>
+        <w:t xml:space="preserve">Micheli, Marco, et al. “Non-gravitational Acceleration in the Trajectory of 1I/2017 U1 (‘Oumuamua).” Nature 559 (2018): 223–26.</w:t>
+      </w:r>
+    </w:p>
+    <w:p>
+      <w:pPr>
+        <w:spacing w:after="120"/>
+        <w:ind w:left="360" w:hanging="360"/>
+      </w:pPr>
+      <w:r>
+        <w:rPr>
+          <w:i/>
+          <w:iCs/>
+        </w:rPr>
+        <w:t xml:space="preserve">The case for a natural origin. </w:t>
+      </w:r>
+      <w:r>
+        <w:t xml:space="preserve">‘Oumuamua ISSI Team. “The Natural History of ‘Oumuamua.” Nature Astronomy 3 (2019): 594–602.</w:t>
+      </w:r>
+    </w:p>
+    <w:p>
+      <w:pPr>
+        <w:spacing w:after="120"/>
+        <w:ind w:left="360" w:hanging="360"/>
+      </w:pPr>
+      <w:r>
+        <w:rPr>
+          <w:i/>
+          <w:iCs/>
+        </w:rPr>
+        <w:t xml:space="preserve">The Arecibo message. </w:t>
+      </w:r>
+      <w:r>
+        <w:t xml:space="preserve">Staff at the National Astronomy and Ionosphere Center. “The Arecibo Message of November, 1974.” Icarus 26 (1975): 462–66.</w:t>
+      </w:r>
+    </w:p>
+    <w:p>
+      <w:pPr>
+        <w:spacing w:after="120"/>
+        <w:ind w:left="360" w:hanging="360"/>
+      </w:pPr>
+      <w:r>
+        <w:rPr>
+          <w:i/>
+          <w:iCs/>
+        </w:rPr>
+        <w:t xml:space="preserve">The Pentagon’s review of UAP claims. </w:t>
+      </w:r>
+      <w:r>
+        <w:t xml:space="preserve">All-domain Anomaly Resolution Office (AARO). Report on the Historical Record of U.S. Government Involvement with Unidentified Anomalous Phenomena, Volume I. U.S. Department of Defense, 2024.</w:t>
       </w:r>
     </w:p>
     <w:p>
@@ -13833,55 +14876,135 @@
           <w:sz w:val="36"/>
           <w:szCs w:val="36"/>
         </w:rPr>
-        <w:t xml:space="preserve">1991 to Today: A Fractured Present — Democracy, Authoritarianism, and the Information Age</w:t>
-      </w:r>
-    </w:p>
-    <w:p>
-      <w:pPr>
-        <w:spacing w:after="120"/>
-        <w:ind w:left="360" w:hanging="360"/>
-      </w:pPr>
-      <w:r>
-        <w:rPr>
-          <w:i/>
-          <w:iCs/>
-        </w:rPr>
-        <w:t xml:space="preserve">Annual decline in global freedom. </w:t>
-      </w:r>
-      <w:r>
-        <w:t xml:space="preserve">Freedom House. Freedom in the World 2025. Washington, DC, 2025.</w:t>
-      </w:r>
-    </w:p>
-    <w:p>
-      <w:pPr>
-        <w:spacing w:after="120"/>
-        <w:ind w:left="360" w:hanging="360"/>
-      </w:pPr>
-      <w:r>
-        <w:rPr>
-          <w:i/>
-          <w:iCs/>
-        </w:rPr>
-        <w:t xml:space="preserve">COVID-19 outcomes and trust. </w:t>
-      </w:r>
-      <w:r>
-        <w:t xml:space="preserve">COVID-19 National Preparedness Collaborators. “Pandemic Preparedness and COVID-19: An Exploratory Analysis of Infection and Fatality Rates, and Contextual Factors Associated with Preparedness in 177 Countries.” The Lancet 399 (2022): 1489–1512.</w:t>
-      </w:r>
-    </w:p>
-    <w:p>
-      <w:pPr>
-        <w:spacing w:after="120"/>
-        <w:ind w:left="360" w:hanging="360"/>
-      </w:pPr>
-      <w:r>
-        <w:rPr>
-          <w:i/>
-          <w:iCs/>
-        </w:rPr>
-        <w:t xml:space="preserve">Excess mortality. </w:t>
-      </w:r>
-      <w:r>
-        <w:t xml:space="preserve">Msemburi, William, et al. “The WHO Estimates of Excess Mortality Associated with the COVID-19 Pandemic.” Nature 613 (2023): 130–37.</w:t>
+        <w:t xml:space="preserve">1796 to Today: Medicine and Its Cost — How Humans Learned to Heal</w:t>
+      </w:r>
+    </w:p>
+    <w:p>
+      <w:pPr>
+        <w:spacing w:after="120"/>
+        <w:ind w:left="360" w:hanging="360"/>
+      </w:pPr>
+      <w:r>
+        <w:rPr>
+          <w:i/>
+          <w:iCs/>
+        </w:rPr>
+        <w:t xml:space="preserve">Life expectancy since 1800. </w:t>
+      </w:r>
+      <w:r>
+        <w:t xml:space="preserve">Riley, James C. “Estimates of Regional and Global Life Expectancy, 1800–2001.” Population and Development Review 31 (2005): 537–43.</w:t>
+      </w:r>
+    </w:p>
+    <w:p>
+      <w:pPr>
+        <w:spacing w:after="120"/>
+        <w:ind w:left="360" w:hanging="360"/>
+      </w:pPr>
+      <w:r>
+        <w:rPr>
+          <w:i/>
+          <w:iCs/>
+        </w:rPr>
+        <w:t xml:space="preserve">Insulin and the one-dollar patent. </w:t>
+      </w:r>
+      <w:r>
+        <w:t xml:space="preserve">Bliss, Michael. The Discovery of Insulin. Chicago: University of Chicago Press, 1982.</w:t>
+      </w:r>
+    </w:p>
+    <w:p>
+      <w:pPr>
+        <w:spacing w:after="120"/>
+        <w:ind w:left="360" w:hanging="360"/>
+      </w:pPr>
+      <w:r>
+        <w:rPr>
+          <w:i/>
+          <w:iCs/>
+        </w:rPr>
+        <w:t xml:space="preserve">The Tuskegee study. </w:t>
+      </w:r>
+      <w:r>
+        <w:t xml:space="preserve">Reverby, Susan M. Examining Tuskegee: The Infamous Syphilis Study and Its Legacy. Chapel Hill: University of North Carolina Press, 2009.</w:t>
+      </w:r>
+    </w:p>
+    <w:p>
+      <w:pPr>
+        <w:spacing w:after="120"/>
+        <w:ind w:left="360" w:hanging="360"/>
+      </w:pPr>
+      <w:r>
+        <w:rPr>
+          <w:i/>
+          <w:iCs/>
+        </w:rPr>
+        <w:t xml:space="preserve">The opioid crisis. </w:t>
+      </w:r>
+      <w:r>
+        <w:t xml:space="preserve">Keefe, Patrick Radden. Empire of Pain: The Secret History of the Sackler Dynasty. New York: Doubleday, 2021.</w:t>
+      </w:r>
+    </w:p>
+    <w:p>
+      <w:pPr>
+        <w:spacing w:after="120"/>
+        <w:ind w:left="360" w:hanging="360"/>
+      </w:pPr>
+      <w:r>
+        <w:rPr>
+          <w:i/>
+          <w:iCs/>
+        </w:rPr>
+        <w:t xml:space="preserve">Deaths from antimicrobial resistance. </w:t>
+      </w:r>
+      <w:r>
+        <w:t xml:space="preserve">Antimicrobial Resistance Collaborators. “Global Burden of Bacterial Antimicrobial Resistance in 2019: A Systematic Analysis.” The Lancet 399 (2022): 629–55.</w:t>
+      </w:r>
+    </w:p>
+    <w:p>
+      <w:pPr>
+        <w:spacing w:after="120"/>
+        <w:ind w:left="360" w:hanging="360"/>
+      </w:pPr>
+      <w:r>
+        <w:rPr>
+          <w:i/>
+          <w:iCs/>
+        </w:rPr>
+        <w:t xml:space="preserve">Dolphins do get sick: cetacean morbillivirus. </w:t>
+      </w:r>
+      <w:r>
+        <w:t xml:space="preserve">Van Bressem, Marie-Françoise, et al. “Cetacean Morbillivirus: Current Knowledge and Future Directions.” Viruses 6 (2014): 5145–81.</w:t>
+      </w:r>
+    </w:p>
+    <w:p>
+      <w:pPr>
+        <w:spacing w:after="120"/>
+        <w:ind w:left="360" w:hanging="360"/>
+      </w:pPr>
+      <w:r>
+        <w:rPr>
+          <w:i/>
+          <w:iCs/>
+        </w:rPr>
+        <w:t xml:space="preserve">Polio and its vaccines. </w:t>
+      </w:r>
+      <w:r>
+        <w:t xml:space="preserve">Oshinsky, David M. Polio: An American Story. New York: Oxford University Press, 2005.</w:t>
+      </w:r>
+    </w:p>
+    <w:p>
+      <w:pPr>
+        <w:spacing w:after="120"/>
+        <w:ind w:left="360" w:hanging="360"/>
+      </w:pPr>
+      <w:r>
+        <w:rPr>
+          <w:i/>
+          <w:iCs/>
+        </w:rPr>
+        <w:t xml:space="preserve">The first messenger-RNA vaccine trial. </w:t>
+      </w:r>
+      <w:r>
+        <w:t xml:space="preserve">Polack, Fernando P., et al. “Safety and Efficacy of the BNT162b2 mRNA Covid-19 Vaccine.” New England Journal of Medicine 383 (2020): 2603–15.</w:t>
       </w:r>
     </w:p>
     <w:p>
@@ -13901,23 +15024,151 @@
           <w:sz w:val="36"/>
           <w:szCs w:val="36"/>
         </w:rPr>
-        <w:t xml:space="preserve">1804 to 2022: Half the World, All the Time — The Timelines This Book Almost Skipped</w:t>
-      </w:r>
-    </w:p>
-    <w:p>
-      <w:pPr>
-        <w:spacing w:after="120"/>
-        <w:ind w:left="360" w:hanging="360"/>
-      </w:pPr>
-      <w:r>
-        <w:rPr>
-          <w:i/>
-          <w:iCs/>
-        </w:rPr>
-        <w:t xml:space="preserve">Population milestones and projections. </w:t>
-      </w:r>
-      <w:r>
-        <w:t xml:space="preserve">United Nations, Department of Economic and Social Affairs, Population Division. World Population Prospects 2024. New York, 2024.</w:t>
+        <w:t xml:space="preserve">1896 to Today: Climate and Consequence — The Price of Progress</w:t>
+      </w:r>
+    </w:p>
+    <w:p>
+      <w:pPr>
+        <w:spacing w:after="120"/>
+        <w:ind w:left="360" w:hanging="360"/>
+      </w:pPr>
+      <w:r>
+        <w:rPr>
+          <w:i/>
+          <w:iCs/>
+        </w:rPr>
+        <w:t xml:space="preserve">Arrhenius’s 1896 calculation. </w:t>
+      </w:r>
+      <w:r>
+        <w:t xml:space="preserve">Arrhenius, Svante. “On the Influence of Carbonic Acid in the Air upon the Temperature of the Ground.” Philosophical Magazine 41 (1896): 237–76.</w:t>
+      </w:r>
+    </w:p>
+    <w:p>
+      <w:pPr>
+        <w:spacing w:after="120"/>
+        <w:ind w:left="360" w:hanging="360"/>
+      </w:pPr>
+      <w:r>
+        <w:rPr>
+          <w:i/>
+          <w:iCs/>
+        </w:rPr>
+        <w:t xml:space="preserve">The 2021 heat dome. </w:t>
+      </w:r>
+      <w:r>
+        <w:t xml:space="preserve">Philip, Sjoukje Y., et al. “Rapid Attribution Analysis of the Extraordinary Heat Wave on the Pacific Coast of the US and Canada in June 2021.” Earth System Dynamics 13 (2022): 1689–1713.</w:t>
+      </w:r>
+    </w:p>
+    <w:p>
+      <w:pPr>
+        <w:spacing w:after="120"/>
+        <w:ind w:left="360" w:hanging="360"/>
+      </w:pPr>
+      <w:r>
+        <w:rPr>
+          <w:i/>
+          <w:iCs/>
+        </w:rPr>
+        <w:t xml:space="preserve">Exxon’s own projections. </w:t>
+      </w:r>
+      <w:r>
+        <w:t xml:space="preserve">Supran, G., S. Rahmstorf, and N. Oreskes. “Assessing ExxonMobil’s Global Warming Projections.” Science 379 (2023): eabk0063.</w:t>
+      </w:r>
+    </w:p>
+    <w:p>
+      <w:pPr>
+        <w:spacing w:after="120"/>
+        <w:ind w:left="360" w:hanging="360"/>
+      </w:pPr>
+      <w:r>
+        <w:rPr>
+          <w:i/>
+          <w:iCs/>
+        </w:rPr>
+        <w:t xml:space="preserve">The Anthropocene vote. </w:t>
+      </w:r>
+      <w:r>
+        <w:t xml:space="preserve">Witze, Alexandra. “Geologists Reject the Anthropocene as Earth’s New Epoch — After 15 Years of Debate.” Nature 627 (2024): 249–50.</w:t>
+      </w:r>
+    </w:p>
+    <w:p>
+      <w:pPr>
+        <w:spacing w:after="120"/>
+        <w:ind w:left="360" w:hanging="360"/>
+      </w:pPr>
+      <w:r>
+        <w:rPr>
+          <w:i/>
+          <w:iCs/>
+        </w:rPr>
+        <w:t xml:space="preserve">The physical science. </w:t>
+      </w:r>
+      <w:r>
+        <w:t xml:space="preserve">IPCC. Climate Change 2021: The Physical Science Basis. Contribution of Working Group I to the Sixth Assessment Report. Cambridge: Cambridge University Press, 2021.</w:t>
+      </w:r>
+    </w:p>
+    <w:p>
+      <w:pPr>
+        <w:spacing w:after="120"/>
+        <w:ind w:left="360" w:hanging="360"/>
+      </w:pPr>
+      <w:r>
+        <w:rPr>
+          <w:i/>
+          <w:iCs/>
+        </w:rPr>
+        <w:t xml:space="preserve">Greenland’s ice and its sea-level equivalent. </w:t>
+      </w:r>
+      <w:r>
+        <w:t xml:space="preserve">Morlighem, Mathieu, et al. “BedMachine v3: Complete Bed Topography and Ocean Bathymetry Mapping of Greenland from Multibeam Echo Sounding Combined with Mass Conservation.” Geophysical Research Letters 44 (2017): 11051–61.</w:t>
+      </w:r>
+    </w:p>
+    <w:p>
+      <w:pPr>
+        <w:spacing w:after="120"/>
+        <w:ind w:left="360" w:hanging="360"/>
+      </w:pPr>
+      <w:r>
+        <w:rPr>
+          <w:i/>
+          <w:iCs/>
+        </w:rPr>
+        <w:t xml:space="preserve">Greenland’s mass loss. </w:t>
+      </w:r>
+      <w:r>
+        <w:t xml:space="preserve">IMBIE Team. “Mass Balance of the Greenland Ice Sheet from 1992 to 2018.” Nature 579 (2020): 233–39.</w:t>
+      </w:r>
+    </w:p>
+    <w:p>
+      <w:pPr>
+        <w:spacing w:after="120"/>
+        <w:ind w:left="360" w:hanging="360"/>
+      </w:pPr>
+      <w:r>
+        <w:rPr>
+          <w:i/>
+          <w:iCs/>
+        </w:rPr>
+        <w:t xml:space="preserve">West Antarctica and marine ice-sheet retreat. </w:t>
+      </w:r>
+      <w:r>
+        <w:t xml:space="preserve">Joughin, Ian, Benjamin E. Smith, and Brooke Medley. “Marine Ice Sheet Collapse Potentially under Way for the Thwaites Glacier Basin, West Antarctica.” Science 344 (2014): 735–38.</w:t>
+      </w:r>
+    </w:p>
+    <w:p>
+      <w:pPr>
+        <w:spacing w:after="120"/>
+        <w:ind w:left="360" w:hanging="360"/>
+      </w:pPr>
+      <w:r>
+        <w:rPr>
+          <w:i/>
+          <w:iCs/>
+        </w:rPr>
+        <w:t xml:space="preserve">The Antarctic Treaty. </w:t>
+      </w:r>
+      <w:r>
+        <w:t xml:space="preserve">Secretariat of the Antarctic Treaty. “The Antarctic Treaty.” Signed at Washington, December 1, 1959; in force June 23, 1961. https://www.ats.aq/e/antarctictreaty.html (consulted 2026).</w:t>
       </w:r>
     </w:p>
     <w:p>
@@ -13937,39 +15188,55 @@
           <w:sz w:val="36"/>
           <w:szCs w:val="36"/>
         </w:rPr>
-        <w:t xml:space="preserve">Epilogue: After Homo Sapiens — Superhumans and Androids</w:t>
-      </w:r>
-    </w:p>
-    <w:p>
-      <w:pPr>
-        <w:spacing w:after="120"/>
-        <w:ind w:left="360" w:hanging="360"/>
-      </w:pPr>
-      <w:r>
-        <w:rPr>
-          <w:i/>
-          <w:iCs/>
-        </w:rPr>
-        <w:t xml:space="preserve">CRISPR. </w:t>
-      </w:r>
-      <w:r>
-        <w:t xml:space="preserve">Jinek, Martin, et al. “A Programmable Dual-RNA–Guided DNA Endonuclease in Adaptive Bacterial Immunity.” Science 337 (2012): 816–21.</w:t>
-      </w:r>
-    </w:p>
-    <w:p>
-      <w:pPr>
-        <w:spacing w:after="120"/>
-        <w:ind w:left="360" w:hanging="360"/>
-      </w:pPr>
-      <w:r>
-        <w:rPr>
-          <w:i/>
-          <w:iCs/>
-        </w:rPr>
-        <w:t xml:space="preserve">The sheep–goat chimera. </w:t>
-      </w:r>
-      <w:r>
-        <w:t xml:space="preserve">Fehilly, Carole B., S. M. Willadsen, and Elizabeth M. Tucker. “Interspecific Chimaerism between Sheep and Goat.” Nature 307 (1984): 634–36.</w:t>
+        <w:t xml:space="preserve">1991 to Today: A Fractured Present — Democracy, Authoritarianism, and the Information Age</w:t>
+      </w:r>
+    </w:p>
+    <w:p>
+      <w:pPr>
+        <w:spacing w:after="120"/>
+        <w:ind w:left="360" w:hanging="360"/>
+      </w:pPr>
+      <w:r>
+        <w:rPr>
+          <w:i/>
+          <w:iCs/>
+        </w:rPr>
+        <w:t xml:space="preserve">Annual decline in global freedom. </w:t>
+      </w:r>
+      <w:r>
+        <w:t xml:space="preserve">Freedom House. Freedom in the World 2025. Washington, DC, 2025.</w:t>
+      </w:r>
+    </w:p>
+    <w:p>
+      <w:pPr>
+        <w:spacing w:after="120"/>
+        <w:ind w:left="360" w:hanging="360"/>
+      </w:pPr>
+      <w:r>
+        <w:rPr>
+          <w:i/>
+          <w:iCs/>
+        </w:rPr>
+        <w:t xml:space="preserve">COVID-19 outcomes and trust. </w:t>
+      </w:r>
+      <w:r>
+        <w:t xml:space="preserve">COVID-19 National Preparedness Collaborators. “Pandemic Preparedness and COVID-19: An Exploratory Analysis of Infection and Fatality Rates, and Contextual Factors Associated with Preparedness in 177 Countries.” The Lancet 399 (2022): 1489–1512.</w:t>
+      </w:r>
+    </w:p>
+    <w:p>
+      <w:pPr>
+        <w:spacing w:after="120"/>
+        <w:ind w:left="360" w:hanging="360"/>
+      </w:pPr>
+      <w:r>
+        <w:rPr>
+          <w:i/>
+          <w:iCs/>
+        </w:rPr>
+        <w:t xml:space="preserve">Excess mortality. </w:t>
+      </w:r>
+      <w:r>
+        <w:t xml:space="preserve">Msemburi, William, et al. “The WHO Estimates of Excess Mortality Associated with the COVID-19 Pandemic.” Nature 613 (2023): 130–37.</w:t>
       </w:r>
     </w:p>
     <w:p>
@@ -13989,23 +15256,23 @@
           <w:sz w:val="36"/>
           <w:szCs w:val="36"/>
         </w:rPr>
-        <w:t xml:space="preserve">A Timeline — For Humans Who Like Their History in Order</w:t>
-      </w:r>
-    </w:p>
-    <w:p>
-      <w:pPr>
-        <w:spacing w:after="120"/>
-        <w:ind w:left="360" w:hanging="360"/>
-      </w:pPr>
-      <w:r>
-        <w:rPr>
-          <w:i/>
-          <w:iCs/>
-        </w:rPr>
-        <w:t xml:space="preserve">The next glacial inception pushed back. </w:t>
-      </w:r>
-      <w:r>
-        <w:t xml:space="preserve">Ganopolski, A., R. Winkelmann, and H. J. Schellnhuber. “Critical Insolation–CO2 Relation for Diagnosing Past and Future Glacial Inception.” Nature 529 (2016): 200–03.</w:t>
+        <w:t xml:space="preserve">1804 to 2022: Half the World, All the Time — The Timelines This Book Almost Skipped</w:t>
+      </w:r>
+    </w:p>
+    <w:p>
+      <w:pPr>
+        <w:spacing w:after="120"/>
+        <w:ind w:left="360" w:hanging="360"/>
+      </w:pPr>
+      <w:r>
+        <w:rPr>
+          <w:i/>
+          <w:iCs/>
+        </w:rPr>
+        <w:t xml:space="preserve">Population milestones and projections. </w:t>
+      </w:r>
+      <w:r>
+        <w:t xml:space="preserve">United Nations, Department of Economic and Social Affairs, Population Division. World Population Prospects 2024. New York, 2024.</w:t>
       </w:r>
     </w:p>
     <w:p>
@@ -14025,6 +15292,94 @@
           <w:sz w:val="36"/>
           <w:szCs w:val="36"/>
         </w:rPr>
+        <w:t xml:space="preserve">Epilogue: After Homo Sapiens — Superhumans and Androids</w:t>
+      </w:r>
+    </w:p>
+    <w:p>
+      <w:pPr>
+        <w:spacing w:after="120"/>
+        <w:ind w:left="360" w:hanging="360"/>
+      </w:pPr>
+      <w:r>
+        <w:rPr>
+          <w:i/>
+          <w:iCs/>
+        </w:rPr>
+        <w:t xml:space="preserve">CRISPR. </w:t>
+      </w:r>
+      <w:r>
+        <w:t xml:space="preserve">Jinek, Martin, et al. “A Programmable Dual-RNA–Guided DNA Endonuclease in Adaptive Bacterial Immunity.” Science 337 (2012): 816–21.</w:t>
+      </w:r>
+    </w:p>
+    <w:p>
+      <w:pPr>
+        <w:spacing w:after="120"/>
+        <w:ind w:left="360" w:hanging="360"/>
+      </w:pPr>
+      <w:r>
+        <w:rPr>
+          <w:i/>
+          <w:iCs/>
+        </w:rPr>
+        <w:t xml:space="preserve">The sheep–goat chimera. </w:t>
+      </w:r>
+      <w:r>
+        <w:t xml:space="preserve">Fehilly, Carole B., S. M. Willadsen, and Elizabeth M. Tucker. “Interspecific Chimaerism between Sheep and Goat.” Nature 307 (1984): 634–36.</w:t>
+      </w:r>
+    </w:p>
+    <w:p>
+      <w:pPr>
+        <w:pStyle w:val="Heading2"/>
+        <w:keepNext/>
+        <w:spacing w:after="150" w:before="300"/>
+        <w:jc w:val="center"/>
+        <w:outlineLvl w:val="1"/>
+      </w:pPr>
+      <w:r>
+        <w:rPr>
+          <w:rFonts w:ascii="Amazon Ember" w:cs="Amazon Ember" w:eastAsia="Amazon Ember" w:hAnsi="Amazon Ember"/>
+          <w:b/>
+          <w:bCs/>
+          <w:color w:val="0000FF"/>
+          <w:sz w:val="36"/>
+          <w:szCs w:val="36"/>
+        </w:rPr>
+        <w:t xml:space="preserve">A Timeline — For Humans Who Like Their History in Order</w:t>
+      </w:r>
+    </w:p>
+    <w:p>
+      <w:pPr>
+        <w:spacing w:after="120"/>
+        <w:ind w:left="360" w:hanging="360"/>
+      </w:pPr>
+      <w:r>
+        <w:rPr>
+          <w:i/>
+          <w:iCs/>
+        </w:rPr>
+        <w:t xml:space="preserve">The next glacial inception pushed back. </w:t>
+      </w:r>
+      <w:r>
+        <w:t xml:space="preserve">Ganopolski, A., R. Winkelmann, and H. J. Schellnhuber. “Critical Insolation–CO2 Relation for Diagnosing Past and Future Glacial Inception.” Nature 529 (2016): 200–03.</w:t>
+      </w:r>
+    </w:p>
+    <w:p>
+      <w:pPr>
+        <w:pStyle w:val="Heading2"/>
+        <w:keepNext/>
+        <w:spacing w:after="150" w:before="300"/>
+        <w:jc w:val="center"/>
+        <w:outlineLvl w:val="1"/>
+      </w:pPr>
+      <w:r>
+        <w:rPr>
+          <w:rFonts w:ascii="Amazon Ember" w:cs="Amazon Ember" w:eastAsia="Amazon Ember" w:hAnsi="Amazon Ember"/>
+          <w:b/>
+          <w:bCs/>
+          <w:color w:val="0000FF"/>
+          <w:sz w:val="36"/>
+          <w:szCs w:val="36"/>
+        </w:rPr>
         <w:t xml:space="preserve">What the Physics Is For — An Appendix on Uses and the One Theory Not Yet Found</w:t>
       </w:r>
     </w:p>
@@ -14193,6 +15548,21 @@
           <w:b/>
           <w:bCs/>
         </w:rPr>
+        <w:t xml:space="preserve">Simón Bolívar: A Life, by John Lynch (2006). </w:t>
+      </w:r>
+      <w:r>
+        <w:t xml:space="preserve">The liberator without the marble, and the sea he said he was plowing.</w:t>
+      </w:r>
+    </w:p>
+    <w:p>
+      <w:pPr>
+        <w:spacing w:after="200"/>
+      </w:pPr>
+      <w:r>
+        <w:rPr>
+          <w:b/>
+          <w:bCs/>
+        </w:rPr>
         <w:t xml:space="preserve">The Silk Roads, by Peter Frankopan (2015). </w:t>
       </w:r>
       <w:r>
@@ -14208,6 +15578,21 @@
           <w:b/>
           <w:bCs/>
         </w:rPr>
+        <w:t xml:space="preserve">Osman's Dream, by Caroline Finkel (2005). </w:t>
+      </w:r>
+      <w:r>
+        <w:t xml:space="preserve">The Ottoman Empire from the inside, all six centuries of it, with the gate's own paperwork for company.</w:t>
+      </w:r>
+    </w:p>
+    <w:p>
+      <w:pPr>
+        <w:spacing w:after="200"/>
+      </w:pPr>
+      <w:r>
+        <w:rPr>
+          <w:b/>
+          <w:bCs/>
+        </w:rPr>
         <w:t xml:space="preserve">A Fistful of Shells, by Toby Green (2019). </w:t>
       </w:r>
       <w:r>
@@ -14287,6 +15672,21 @@
       </w:r>
       <w:r>
         <w:t xml:space="preserve">The first month of the First World War, told as tragedy, and the standard popular history still tries to meet.</w:t>
+      </w:r>
+    </w:p>
+    <w:p>
+      <w:pPr>
+        <w:spacing w:after="200"/>
+      </w:pPr>
+      <w:r>
+        <w:rPr>
+          <w:b/>
+          <w:bCs/>
+        </w:rPr>
+        <w:t xml:space="preserve">The Fall of the Ottomans, by Eugene Rogan (2015). </w:t>
+      </w:r>
+      <w:r>
+        <w:t xml:space="preserve">The First World War as it looked from Gallipoli, Baghdad, and Mecca, the front most Western histories skip.</w:t>
       </w:r>
     </w:p>
     <w:p>

--- a/The Dolphins' View of History/The Dolphins' View of History - Complete Manuscript.docx
+++ b/The Dolphins' View of History/The Dolphins' View of History - Complete Manuscript.docx
@@ -15958,7 +15958,7 @@
           <w:b/>
           <w:bCs/>
         </w:rPr>
-        <w:t xml:space="preserve">Quanta, Actually</w:t>
+        <w:t xml:space="preserve">Quantum, Actually</w:t>
       </w:r>
     </w:p>
     <w:p>
@@ -15971,7 +15971,7 @@
           <w:i/>
           <w:iCs/>
         </w:rPr>
-        <w:t xml:space="preserve">Quanta, Actually, Volume 1: The Quantum World</w:t>
+        <w:t xml:space="preserve">Quantum, Actually, Volume 1: Questions and Answers from the Double Slit to the Superconducting Wire</w:t>
       </w:r>
     </w:p>
     <w:p>
@@ -15984,20 +15984,7 @@
           <w:i/>
           <w:iCs/>
         </w:rPr>
-        <w:t xml:space="preserve">Quanta, Actually, Volume 2: The Quantum Conversation</w:t>
-      </w:r>
-    </w:p>
-    <w:p>
-      <w:pPr>
-        <w:spacing w:after="60"/>
-        <w:ind w:left="360"/>
-      </w:pPr>
-      <w:r>
-        <w:rPr>
-          <w:i/>
-          <w:iCs/>
-        </w:rPr>
-        <w:t xml:space="preserve">Quanta, Actually, Volume 3: Complete Quantum Electrodynamics Course</w:t>
+        <w:t xml:space="preserve">Quantum, Actually, Volume 2: A QED Course</w:t>
       </w:r>
     </w:p>
     <w:p>

--- a/The Dolphins' View of History/The Dolphins' View of History - Complete Manuscript.docx
+++ b/The Dolphins' View of History/The Dolphins' View of History - Complete Manuscript.docx
@@ -17006,7 +17006,7 @@
           <w:b/>
           <w:bCs/>
         </w:rPr>
-        <w:t xml:space="preserve">Quanta, Actually</w:t>
+        <w:t xml:space="preserve">Quantum, Actually</w:t>
       </w:r>
     </w:p>
     <w:p>
@@ -17019,7 +17019,7 @@
           <w:i/>
           <w:iCs/>
         </w:rPr>
-        <w:t xml:space="preserve">Quanta, Actually, Volume 1: The Quantum World</w:t>
+        <w:t xml:space="preserve">Quantum, Actually, Volume 1: Questions and Answers from the Double Slit to the Superconducting Wire</w:t>
       </w:r>
     </w:p>
     <w:p>
@@ -17032,20 +17032,7 @@
           <w:i/>
           <w:iCs/>
         </w:rPr>
-        <w:t xml:space="preserve">Quanta, Actually, Volume 2: The Quantum Conversation</w:t>
-      </w:r>
-    </w:p>
-    <w:p>
-      <w:pPr>
-        <w:spacing w:after="60"/>
-        <w:ind w:left="360"/>
-      </w:pPr>
-      <w:r>
-        <w:rPr>
-          <w:i/>
-          <w:iCs/>
-        </w:rPr>
-        <w:t xml:space="preserve">Quanta, Actually, Volume 3: Complete Quantum Electrodynamics Course</w:t>
+        <w:t xml:space="preserve">Quantum, Actually, Volume 2: A QED Course</w:t>
       </w:r>
     </w:p>
     <w:p>

--- a/The Dolphins' View of History/The Dolphins' View of History - Complete Manuscript.docx
+++ b/The Dolphins' View of History/The Dolphins' View of History - Complete Manuscript.docx
@@ -16941,7 +16941,7 @@
           <w:b/>
           <w:bCs/>
         </w:rPr>
-        <w:t xml:space="preserve">Math, Actually</w:t>
+        <w:t xml:space="preserve">More Actually Books</w:t>
       </w:r>
     </w:p>
     <w:p>
@@ -16954,7 +16954,7 @@
           <w:i/>
           <w:iCs/>
         </w:rPr>
-        <w:t xml:space="preserve">Math, Actually, Volume 1: From Arithmetic to Calculus</w:t>
+        <w:t xml:space="preserve">Gravitation, Actually: A Short Book on Gravity</w:t>
       </w:r>
     </w:p>
     <w:p>
@@ -16967,7 +16967,20 @@
           <w:i/>
           <w:iCs/>
         </w:rPr>
-        <w:t xml:space="preserve">Math, Actually, Volume 2: From Multivariable Calculus to Set Theory &amp; Logic</w:t>
+        <w:t xml:space="preserve">The Universe, Actually: What Humanity Currently Understands About Reality</w:t>
+      </w:r>
+    </w:p>
+    <w:p>
+      <w:pPr>
+        <w:keepNext/>
+        <w:spacing w:after="80" w:before="200"/>
+      </w:pPr>
+      <w:r>
+        <w:rPr>
+          <w:b/>
+          <w:bCs/>
+        </w:rPr>
+        <w:t xml:space="preserve">Math, Actually</w:t>
       </w:r>
     </w:p>
     <w:p>
@@ -16980,7 +16993,7 @@
           <w:i/>
           <w:iCs/>
         </w:rPr>
-        <w:t xml:space="preserve">Math, Actually, Volume 3: From Differential Equations to Abstract Algebra</w:t>
+        <w:t xml:space="preserve">Math, Actually, Volume 1: From Arithmetic to Calculus</w:t>
       </w:r>
     </w:p>
     <w:p>
@@ -16993,6 +17006,32 @@
           <w:i/>
           <w:iCs/>
         </w:rPr>
+        <w:t xml:space="preserve">Math, Actually, Volume 2: From Multivariable Calculus to Set Theory &amp; Logic</w:t>
+      </w:r>
+    </w:p>
+    <w:p>
+      <w:pPr>
+        <w:spacing w:after="60"/>
+        <w:ind w:left="360"/>
+      </w:pPr>
+      <w:r>
+        <w:rPr>
+          <w:i/>
+          <w:iCs/>
+        </w:rPr>
+        <w:t xml:space="preserve">Math, Actually, Volume 3: From Differential Equations to Abstract Algebra</w:t>
+      </w:r>
+    </w:p>
+    <w:p>
+      <w:pPr>
+        <w:spacing w:after="60"/>
+        <w:ind w:left="360"/>
+      </w:pPr>
+      <w:r>
+        <w:rPr>
+          <w:i/>
+          <w:iCs/>
+        </w:rPr>
         <w:t xml:space="preserve">Math, Actually, Volume 4: From Category Theory to the Frontier</w:t>
       </w:r>
     </w:p>
@@ -17214,7 +17253,7 @@
           <w:b/>
           <w:bCs/>
         </w:rPr>
-        <w:t xml:space="preserve">History</w:t>
+        <w:t xml:space="preserve">Fiction</w:t>
       </w:r>
     </w:p>
     <w:p>
@@ -17227,7 +17266,72 @@
           <w:i/>
           <w:iCs/>
         </w:rPr>
-        <w:t xml:space="preserve">The Dolphins' View of History</w:t>
+        <w:t xml:space="preserve">The Murder That Hadn’t Happened Yet (The Relativistic Investigation Bureau, Book 1), Lothar J. Musiol writing as Spezala Genara Relavi (S.G.R.)</w:t>
+      </w:r>
+    </w:p>
+    <w:p>
+      <w:pPr>
+        <w:spacing w:after="60"/>
+        <w:ind w:left="360"/>
+      </w:pPr>
+      <w:r>
+        <w:rPr>
+          <w:i/>
+          <w:iCs/>
+        </w:rPr>
+        <w:t xml:space="preserve">The Warning That Was Sent Too Late (The Relativistic Investigation Bureau, Book 2), Lothar J. Musiol writing as Spezala Genara Relavi (S.G.R.)</w:t>
+      </w:r>
+    </w:p>
+    <w:p>
+      <w:pPr>
+        <w:spacing w:after="60"/>
+        <w:ind w:left="360"/>
+      </w:pPr>
+      <w:r>
+        <w:rPr>
+          <w:i/>
+          <w:iCs/>
+        </w:rPr>
+        <w:t xml:space="preserve">Schrödinger’s Paperwork (Lolly Wren’s Curious Science Adventures, Book 1), Lothar J. Musiol writing as Quentin Edmund Darling (Q.E.D.)</w:t>
+      </w:r>
+    </w:p>
+    <w:p>
+      <w:pPr>
+        <w:spacing w:after="60"/>
+        <w:ind w:left="360"/>
+      </w:pPr>
+      <w:r>
+        <w:rPr>
+          <w:i/>
+          <w:iCs/>
+        </w:rPr>
+        <w:t xml:space="preserve">The Permitted Options (Lolly Wren’s Curious Science Adventures, Book 2), Lothar J. Musiol writing as Quentin Edmund Darling (Q.E.D.)</w:t>
+      </w:r>
+    </w:p>
+    <w:p>
+      <w:pPr>
+        <w:spacing w:after="60"/>
+        <w:ind w:left="360"/>
+      </w:pPr>
+      <w:r>
+        <w:rPr>
+          <w:i/>
+          <w:iCs/>
+        </w:rPr>
+        <w:t xml:space="preserve">Protocol Flamingo (The Invasion Storybooks, Book 1), Lothar J. Musiol writing as George Herbert Fontaine</w:t>
+      </w:r>
+    </w:p>
+    <w:p>
+      <w:pPr>
+        <w:spacing w:after="60"/>
+        <w:ind w:left="360"/>
+      </w:pPr>
+      <w:r>
+        <w:rPr>
+          <w:i/>
+          <w:iCs/>
+        </w:rPr>
+        <w:t xml:space="preserve">In Love with Murder, Actually: A Comic Mystery, Lothar J. Musiol writing as Romuald Livingston</w:t>
       </w:r>
     </w:p>
     <w:p>
@@ -17240,7 +17344,7 @@
           <w:b/>
           <w:bCs/>
         </w:rPr>
-        <w:t xml:space="preserve">Fiction</w:t>
+        <w:t xml:space="preserve">In German</w:t>
       </w:r>
     </w:p>
     <w:p>
@@ -17253,98 +17357,7 @@
           <w:i/>
           <w:iCs/>
         </w:rPr>
-        <w:t xml:space="preserve">The Murder That Hadn't Happened Yet (The Relativistic Investigation Bureau, Book 1)</w:t>
-      </w:r>
-    </w:p>
-    <w:p>
-      <w:pPr>
-        <w:spacing w:after="60"/>
-        <w:ind w:left="360"/>
-      </w:pPr>
-      <w:r>
-        <w:rPr>
-          <w:i/>
-          <w:iCs/>
-        </w:rPr>
-        <w:t xml:space="preserve">The Warning That Was Sent Too Late (The Relativistic Investigation Bureau, Book 2)</w:t>
-      </w:r>
-    </w:p>
-    <w:p>
-      <w:pPr>
-        <w:spacing w:after="60"/>
-        <w:ind w:left="360"/>
-      </w:pPr>
-      <w:r>
-        <w:rPr>
-          <w:i/>
-          <w:iCs/>
-        </w:rPr>
-        <w:t xml:space="preserve">Schrödinger’s Paperwork (Lolly Wren’s Curious Science Adventures, Book 1)</w:t>
-      </w:r>
-    </w:p>
-    <w:p>
-      <w:pPr>
-        <w:spacing w:after="60"/>
-        <w:ind w:left="360"/>
-      </w:pPr>
-      <w:r>
-        <w:rPr>
-          <w:i/>
-          <w:iCs/>
-        </w:rPr>
-        <w:t xml:space="preserve">The Permitted Options (Lolly Wren’s Curious Science Adventures, Book 2)</w:t>
-      </w:r>
-    </w:p>
-    <w:p>
-      <w:pPr>
-        <w:spacing w:after="60"/>
-        <w:ind w:left="360"/>
-      </w:pPr>
-      <w:r>
-        <w:rPr>
-          <w:i/>
-          <w:iCs/>
-        </w:rPr>
-        <w:t xml:space="preserve">Protocol Flamingo (The Invasion Storybooks, Book 1), as George Herbert Fontaine</w:t>
-      </w:r>
-    </w:p>
-    <w:p>
-      <w:pPr>
-        <w:keepNext/>
-        <w:spacing w:after="80" w:before="200"/>
-      </w:pPr>
-      <w:r>
-        <w:rPr>
-          <w:b/>
-          <w:bCs/>
-        </w:rPr>
-        <w:t xml:space="preserve">How-To</w:t>
-      </w:r>
-    </w:p>
-    <w:p>
-      <w:pPr>
-        <w:spacing w:after="60"/>
-        <w:ind w:left="360"/>
-      </w:pPr>
-      <w:r>
-        <w:rPr>
-          <w:i/>
-          <w:iCs/>
-        </w:rPr>
-        <w:t xml:space="preserve">Your First Book That Sells</w:t>
-      </w:r>
-    </w:p>
-    <w:p>
-      <w:pPr>
-        <w:spacing w:after="60"/>
-        <w:ind w:left="360"/>
-      </w:pPr>
-      <w:r>
-        <w:rPr>
-          <w:i/>
-          <w:iCs/>
-        </w:rPr>
-        <w:t xml:space="preserve">Your First YouTube Channel That Rocks</w:t>
+        <w:t xml:space="preserve">Auswandern – Ab in die USA, Kanada, Australien oder Neuseeland?</w:t>
       </w:r>
     </w:p>
     <w:sectPr>

--- a/The Dolphins' View of History/The Dolphins' View of History - Complete Manuscript.docx
+++ b/The Dolphins' View of History/The Dolphins' View of History - Complete Manuscript.docx
@@ -16845,6 +16845,41 @@
     <w:p>
       <w:r>
         <w:br w:type="page"/>
+      </w:r>
+    </w:p>
+    <w:p>
+      <w:pPr>
+        <w:pStyle w:val="Heading1"/>
+        <w:spacing w:after="300"/>
+        <w:jc w:val="center"/>
+        <w:outlineLvl w:val="0"/>
+      </w:pPr>
+      <w:r>
+        <w:rPr>
+          <w:rFonts w:ascii="Amazon Ember" w:cs="Amazon Ember" w:eastAsia="Amazon Ember" w:hAnsi="Amazon Ember"/>
+          <w:b/>
+          <w:bCs/>
+          <w:color w:val="0000FF"/>
+          <w:sz w:val="36"/>
+          <w:szCs w:val="36"/>
+        </w:rPr>
+        <w:t xml:space="preserve">About the Author</w:t>
+      </w:r>
+    </w:p>
+    <w:p>
+      <w:pPr>
+        <w:spacing w:after="200"/>
+      </w:pPr>
+      <w:r>
+        <w:t xml:space="preserve">Lothar J. Musiol is a graduate of Munich University of Applied Sciences who spent more than forty years in the semiconductor industry, first at Germany's largest company in the field, then at a string of American start-ups. He studied physics alongside all of it, seriously enough to know exactly how much he is simplifying. Dual citizenship, put to its most sensible use, lets him split his time between San Clemente, California, and Passau, Bavaria, where Austria begins at the garden fence. The household includes one married daughter, one grumpy Teacup Pomeranian named Gucci, and eleven chickens, listed in order of seniority rather than volume.</w:t>
+      </w:r>
+    </w:p>
+    <w:p>
+      <w:pPr>
+        <w:spacing w:after="200"/>
+      </w:pPr>
+      <w:r>
+        <w:t xml:space="preserve">He writes to make complex ideas clearer and more engaging than most treatments manage, without ever pretending they are simpler than they actually are.</w:t>
       </w:r>
     </w:p>
     <w:p>

--- a/The Dolphins' View of History/The Dolphins' View of History - Complete Manuscript.docx
+++ b/The Dolphins' View of History/The Dolphins' View of History - Complete Manuscript.docx
@@ -164,6 +164,526 @@
           </w:r>
         </w:p>
         <w:p>
+          <w:pPr>
+            <w:spacing w:after="60"/>
+          </w:pPr>
+          <w:hyperlink w:anchor="_TocAll0001" w:history="1">
+            <w:r>
+              <w:t xml:space="preserve">Prologue: Humans Have Ape Ancestors</w:t>
+            </w:r>
+          </w:hyperlink>
+        </w:p>
+        <w:p>
+          <w:pPr>
+            <w:spacing w:after="60"/>
+          </w:pPr>
+          <w:hyperlink w:anchor="_TocAll0002" w:history="1">
+            <w:r>
+              <w:t xml:space="preserve">The Last Fifty Million Years: No Hands, No Cities — Why the Dolphins Only Watched</w:t>
+            </w:r>
+          </w:hyperlink>
+        </w:p>
+        <w:p>
+          <w:pPr>
+            <w:spacing w:after="60"/>
+          </w:pPr>
+          <w:hyperlink w:anchor="_TocAll0003" w:history="1">
+            <w:r>
+              <w:t xml:space="preserve">7 Million to 300,000 Years Ago: Where Everyone Is From — Africa and the Making of Humans</w:t>
+            </w:r>
+          </w:hyperlink>
+        </w:p>
+        <w:p>
+          <w:pPr>
+            <w:spacing w:after="60"/>
+          </w:pPr>
+          <w:hyperlink w:anchor="_TocAll0004" w:history="1">
+            <w:r>
+              <w:t xml:space="preserve">The Old Stone Age, a Million Years Ago: The First Fires — Early Humans and the Spark of Culture</w:t>
+            </w:r>
+          </w:hyperlink>
+        </w:p>
+        <w:p>
+          <w:pPr>
+            <w:spacing w:after="60"/>
+          </w:pPr>
+          <w:hyperlink w:anchor="_TocAll0005" w:history="1">
+            <w:r>
+              <w:t xml:space="preserve">70,000 to 15,000 Years Ago: Out of Africa — The Long Walk Across the World</w:t>
+            </w:r>
+          </w:hyperlink>
+        </w:p>
+        <w:p>
+          <w:pPr>
+            <w:spacing w:after="60"/>
+          </w:pPr>
+          <w:hyperlink w:anchor="_TocAll0006" w:history="1">
+            <w:r>
+              <w:t xml:space="preserve">The Neolithic, from 10,000 BCE: The First Villages — Agriculture and the End of Wandering</w:t>
+            </w:r>
+          </w:hyperlink>
+        </w:p>
+        <w:p>
+          <w:pPr>
+            <w:spacing w:after="60"/>
+          </w:pPr>
+          <w:hyperlink w:anchor="_TocAll0007" w:history="1">
+            <w:r>
+              <w:t xml:space="preserve">From 3200 BCE: Writing and Memory — How Humans Learned to Speak to the Future</w:t>
+            </w:r>
+          </w:hyperlink>
+        </w:p>
+        <w:p>
+          <w:pPr>
+            <w:spacing w:after="60"/>
+          </w:pPr>
+          <w:hyperlink w:anchor="_TocAll0008" w:history="1">
+            <w:r>
+              <w:t xml:space="preserve">The Bronze Age, 3100–1150 BCE: Gods and Kings — Mesopotamia, Egypt, and the First Empires</w:t>
+            </w:r>
+          </w:hyperlink>
+        </w:p>
+        <w:p>
+          <w:pPr>
+            <w:spacing w:after="60"/>
+          </w:pPr>
+          <w:hyperlink w:anchor="_TocAll0009" w:history="1">
+            <w:r>
+              <w:t xml:space="preserve">1600 BCE to 589 CE: The Middle Kingdom — China's Long Civilization</w:t>
+            </w:r>
+          </w:hyperlink>
+        </w:p>
+        <w:p>
+          <w:pPr>
+            <w:spacing w:after="60"/>
+          </w:pPr>
+          <w:hyperlink w:anchor="_TocAll0010" w:history="1">
+            <w:r>
+              <w:t xml:space="preserve">2600 BCE to 550 CE: The Subcontinent — Zero, Gods, and Glorious Complexity</w:t>
+            </w:r>
+          </w:hyperlink>
+        </w:p>
+        <w:p>
+          <w:pPr>
+            <w:spacing w:after="60"/>
+          </w:pPr>
+          <w:hyperlink w:anchor="_TocAll0011" w:history="1">
+            <w:r>
+              <w:t xml:space="preserve">Classical Greece, 508–323 BCE: Democracy's Experiment — Ancient Greece</w:t>
+            </w:r>
+          </w:hyperlink>
+        </w:p>
+        <w:p>
+          <w:pPr>
+            <w:spacing w:after="60"/>
+          </w:pPr>
+          <w:hyperlink w:anchor="_TocAll0012" w:history="1">
+            <w:r>
+              <w:t xml:space="preserve">The 8th Century BCE to 476 CE: Rome — The Empire That Built the World and Broke It</w:t>
+            </w:r>
+          </w:hyperlink>
+        </w:p>
+        <w:p>
+          <w:pPr>
+            <w:spacing w:after="60"/>
+          </w:pPr>
+          <w:hyperlink w:anchor="_TocAll0013" w:history="1">
+            <w:r>
+              <w:t xml:space="preserve">The 5th Century BCE to 1291 CE: Faiths, Crusades, and the Medieval World</w:t>
+            </w:r>
+          </w:hyperlink>
+        </w:p>
+        <w:p>
+          <w:pPr>
+            <w:spacing w:after="60"/>
+          </w:pPr>
+          <w:hyperlink w:anchor="_TocAll0014" w:history="1">
+            <w:r>
+              <w:t xml:space="preserve">The Early Middle Ages, 476–1000 CE: The Allegedly Dark Ages</w:t>
+            </w:r>
+          </w:hyperlink>
+        </w:p>
+        <w:p>
+          <w:pPr>
+            <w:spacing w:after="60"/>
+          </w:pPr>
+          <w:hyperlink w:anchor="_TocAll0015" w:history="1">
+            <w:r>
+              <w:t xml:space="preserve">The 2nd Century BCE to 1368 CE: Silk, Steppe, and Plague — The Roads That Connected Everyone, Including the Germs</w:t>
+            </w:r>
+          </w:hyperlink>
+        </w:p>
+        <w:p>
+          <w:pPr>
+            <w:spacing w:after="60"/>
+          </w:pPr>
+          <w:hyperlink w:anchor="_TocAll0016" w:history="1">
+            <w:r>
+              <w:t xml:space="preserve">The 8th Century BCE to 1897 CE: Gold, Salt, and Stone — The Kingdoms of Africa</w:t>
+            </w:r>
+          </w:hyperlink>
+        </w:p>
+        <w:p>
+          <w:pPr>
+            <w:spacing w:after="60"/>
+          </w:pPr>
+          <w:hyperlink w:anchor="_TocAll0017" w:history="1">
+            <w:r>
+              <w:t xml:space="preserve">1482 to Today: The Richness Moved — Africa's Resources and Who Took Them</w:t>
+            </w:r>
+          </w:hyperlink>
+        </w:p>
+        <w:p>
+          <w:pPr>
+            <w:spacing w:after="60"/>
+          </w:pPr>
+          <w:hyperlink w:anchor="_TocAll0018" w:history="1">
+            <w:r>
+              <w:t xml:space="preserve">2600 BCE to 1491 CE: Before Columbus — Cities, Corn, and Knotted String</w:t>
+            </w:r>
+          </w:hyperlink>
+        </w:p>
+        <w:p>
+          <w:pPr>
+            <w:spacing w:after="60"/>
+          </w:pPr>
+          <w:hyperlink w:anchor="_TocAll0019" w:history="1">
+            <w:r>
+              <w:t xml:space="preserve">The 15th to 17th Centuries: Ships, Gunpowder, and Gold — Exploration, Conquest, and the Colonial Age</w:t>
+            </w:r>
+          </w:hyperlink>
+        </w:p>
+        <w:p>
+          <w:pPr>
+            <w:spacing w:after="60"/>
+          </w:pPr>
+          <w:hyperlink w:anchor="_TocAll0020" w:history="1">
+            <w:r>
+              <w:t xml:space="preserve">1450 to the Late 1800s: Machines and Manifestos — Renaissance, Enlightenment, and Industry</w:t>
+            </w:r>
+          </w:hyperlink>
+        </w:p>
+        <w:p>
+          <w:pPr>
+            <w:spacing w:after="60"/>
+          </w:pPr>
+          <w:hyperlink w:anchor="_TocAll0021" w:history="1">
+            <w:r>
+              <w:t xml:space="preserve">1776–1865: The Republic, With Exceptions — America</w:t>
+            </w:r>
+          </w:hyperlink>
+        </w:p>
+        <w:p>
+          <w:pPr>
+            <w:spacing w:after="60"/>
+          </w:pPr>
+          <w:hyperlink w:anchor="_TocAll0022" w:history="1">
+            <w:r>
+              <w:t xml:space="preserve">1865 to Today: After the Bargain — America's Long Account</w:t>
+            </w:r>
+          </w:hyperlink>
+        </w:p>
+        <w:p>
+          <w:pPr>
+            <w:spacing w:after="60"/>
+          </w:pPr>
+          <w:hyperlink w:anchor="_TocAll0023" w:history="1">
+            <w:r>
+              <w:t xml:space="preserve">1620 to 1993: God's Own Experiment — Religion in America</w:t>
+            </w:r>
+          </w:hyperlink>
+        </w:p>
+        <w:p>
+          <w:pPr>
+            <w:spacing w:after="60"/>
+          </w:pPr>
+          <w:hyperlink w:anchor="_TocAll0024" w:history="1">
+            <w:r>
+              <w:t xml:space="preserve">1808 to Today: Liberators and Generals — Latin America After the Empires</w:t>
+            </w:r>
+          </w:hyperlink>
+        </w:p>
+        <w:p>
+          <w:pPr>
+            <w:spacing w:after="60"/>
+          </w:pPr>
+          <w:hyperlink w:anchor="_TocAll0025" w:history="1">
+            <w:r>
+              <w:t xml:space="preserve">1299 to Today: The Sublime Porte — The Ottoman Empire and the Map It Left</w:t>
+            </w:r>
+          </w:hyperlink>
+        </w:p>
+        <w:p>
+          <w:pPr>
+            <w:spacing w:after="60"/>
+          </w:pPr>
+          <w:hyperlink w:anchor="_TocAll0026" w:history="1">
+            <w:r>
+              <w:t xml:space="preserve">1914–1918: Home by Christmas — The First World War</w:t>
+            </w:r>
+          </w:hyperlink>
+        </w:p>
+        <w:p>
+          <w:pPr>
+            <w:spacing w:after="60"/>
+          </w:pPr>
+          <w:hyperlink w:anchor="_TocAll0027" w:history="1">
+            <w:r>
+              <w:t xml:space="preserve">The Twentieth Century: Genius and Catastrophe — Great Countries, Terrible Decades</w:t>
+            </w:r>
+          </w:hyperlink>
+        </w:p>
+        <w:p>
+          <w:pPr>
+            <w:spacing w:after="60"/>
+          </w:pPr>
+          <w:hyperlink w:anchor="_TocAll0028" w:history="1">
+            <w:r>
+              <w:t xml:space="preserve">1853–1947: Japan, Restoration, and Empire</w:t>
+            </w:r>
+          </w:hyperlink>
+        </w:p>
+        <w:p>
+          <w:pPr>
+            <w:spacing w:after="60"/>
+          </w:pPr>
+          <w:hyperlink w:anchor="_TocAll0029" w:history="1">
+            <w:r>
+              <w:t xml:space="preserve">1861–1946: Italy, Rome's Heir and the Fascist Detour</w:t>
+            </w:r>
+          </w:hyperlink>
+        </w:p>
+        <w:p>
+          <w:pPr>
+            <w:spacing w:after="60"/>
+          </w:pPr>
+          <w:hyperlink w:anchor="_TocAll0030" w:history="1">
+            <w:r>
+              <w:t xml:space="preserve">Medieval Córdoba to 1981: Spain, Convivencia and the General</w:t>
+            </w:r>
+          </w:hyperlink>
+        </w:p>
+        <w:p>
+          <w:pPr>
+            <w:spacing w:after="60"/>
+          </w:pPr>
+          <w:hyperlink w:anchor="_TocAll0031" w:history="1">
+            <w:r>
+              <w:t xml:space="preserve">1917–1991: The Soviet Union, Ideals and Iron</w:t>
+            </w:r>
+          </w:hyperlink>
+        </w:p>
+        <w:p>
+          <w:pPr>
+            <w:spacing w:after="60"/>
+          </w:pPr>
+          <w:hyperlink w:anchor="_TocAll0032" w:history="1">
+            <w:r>
+              <w:t xml:space="preserve">1949 to Today: China, the Long Memory and the Great Leap</w:t>
+            </w:r>
+          </w:hyperlink>
+        </w:p>
+        <w:p>
+          <w:pPr>
+            <w:spacing w:after="60"/>
+          </w:pPr>
+          <w:hyperlink w:anchor="_TocAll0033" w:history="1">
+            <w:r>
+              <w:t xml:space="preserve">The 13th Century BCE to 1948 CE: The People Who Kept Their Story — A Complete History of the Jews</w:t>
+            </w:r>
+          </w:hyperlink>
+        </w:p>
+        <w:p>
+          <w:pPr>
+            <w:spacing w:after="60"/>
+          </w:pPr>
+          <w:hyperlink w:anchor="_TocAll0034" w:history="1">
+            <w:r>
+              <w:t xml:space="preserve">1945–1991: Cold War — Two Powers, One Planet</w:t>
+            </w:r>
+          </w:hyperlink>
+        </w:p>
+        <w:p>
+          <w:pPr>
+            <w:spacing w:after="60"/>
+          </w:pPr>
+          <w:hyperlink w:anchor="_TocAll0035" w:history="1">
+            <w:r>
+              <w:t xml:space="preserve">1957 to 2026: Leaving the Cradle — Space Travel, the Moon, Mars, and (Maybe) the Galaxy</w:t>
+            </w:r>
+          </w:hyperlink>
+        </w:p>
+        <w:p>
+          <w:pPr>
+            <w:spacing w:after="60"/>
+          </w:pPr>
+          <w:hyperlink w:anchor="_TocAll0036" w:history="1">
+            <w:r>
+              <w:t xml:space="preserve">1905 Onward: The Physics That Finally Made Sense to Someone</w:t>
+            </w:r>
+          </w:hyperlink>
+        </w:p>
+        <w:p>
+          <w:pPr>
+            <w:spacing w:after="60"/>
+          </w:pPr>
+          <w:hyperlink w:anchor="_TocAll0037" w:history="1">
+            <w:r>
+              <w:t xml:space="preserve">The 1940s to the 1970s: Decolonization — The World Redraws Itself</w:t>
+            </w:r>
+          </w:hyperlink>
+        </w:p>
+        <w:p>
+          <w:pPr>
+            <w:spacing w:after="60"/>
+          </w:pPr>
+          <w:hyperlink w:anchor="_TocAll0038" w:history="1">
+            <w:r>
+              <w:t xml:space="preserve">1893 to 1994: Civil Rights and Liberation — Humanity Argues With Itself</w:t>
+            </w:r>
+          </w:hyperlink>
+        </w:p>
+        <w:p>
+          <w:pPr>
+            <w:spacing w:after="60"/>
+          </w:pPr>
+          <w:hyperlink w:anchor="_TocAll0039" w:history="1">
+            <w:r>
+              <w:t xml:space="preserve">1843 to 2007: The Digital Leap — Computers, Networks, and a Connected World</w:t>
+            </w:r>
+          </w:hyperlink>
+        </w:p>
+        <w:p>
+          <w:pPr>
+            <w:spacing w:after="60"/>
+          </w:pPr>
+          <w:hyperlink w:anchor="_TocAll0040" w:history="1">
+            <w:r>
+              <w:t xml:space="preserve">The Thirteenth B'ak'tun, 2012: The World Was Supposed to End in 2012 (It Didn't)</w:t>
+            </w:r>
+          </w:hyperlink>
+        </w:p>
+        <w:p>
+          <w:pPr>
+            <w:spacing w:after="60"/>
+          </w:pPr>
+          <w:hyperlink w:anchor="_TocAll0041" w:history="1">
+            <w:r>
+              <w:t xml:space="preserve">1950 to the 2020s: Something Might Be Watching (Probably Not What You Think)</w:t>
+            </w:r>
+          </w:hyperlink>
+        </w:p>
+        <w:p>
+          <w:pPr>
+            <w:spacing w:after="60"/>
+          </w:pPr>
+          <w:hyperlink w:anchor="_TocAll0042" w:history="1">
+            <w:r>
+              <w:t xml:space="preserve">1796 to Today: Medicine and Its Cost — How Humans Learned to Heal</w:t>
+            </w:r>
+          </w:hyperlink>
+        </w:p>
+        <w:p>
+          <w:pPr>
+            <w:spacing w:after="60"/>
+          </w:pPr>
+          <w:hyperlink w:anchor="_TocAll0043" w:history="1">
+            <w:r>
+              <w:t xml:space="preserve">1896 to Today: Climate and Consequence — The Price of Progress</w:t>
+            </w:r>
+          </w:hyperlink>
+        </w:p>
+        <w:p>
+          <w:pPr>
+            <w:spacing w:after="60"/>
+          </w:pPr>
+          <w:hyperlink w:anchor="_TocAll0044" w:history="1">
+            <w:r>
+              <w:t xml:space="preserve">1991 to Today: A Fractured Present — Democracy, Authoritarianism, and the Information Age</w:t>
+            </w:r>
+          </w:hyperlink>
+        </w:p>
+        <w:p>
+          <w:pPr>
+            <w:spacing w:after="60"/>
+          </w:pPr>
+          <w:hyperlink w:anchor="_TocAll0045" w:history="1">
+            <w:r>
+              <w:t xml:space="preserve">Seven Million Years to Today: The Dolphins' Long View — What a Non-Human Species Makes of Human History</w:t>
+            </w:r>
+          </w:hyperlink>
+        </w:p>
+        <w:p>
+          <w:pPr>
+            <w:spacing w:after="60"/>
+          </w:pPr>
+          <w:hyperlink w:anchor="_TocAll0046" w:history="1">
+            <w:r>
+              <w:t xml:space="preserve">Epilogue: After Homo Sapiens — Superhumans and Androids</w:t>
+            </w:r>
+          </w:hyperlink>
+        </w:p>
+        <w:p>
+          <w:pPr>
+            <w:spacing w:after="60"/>
+          </w:pPr>
+          <w:hyperlink w:anchor="_TocAll0047" w:history="1">
+            <w:r>
+              <w:t xml:space="preserve">A Timeline — For Humans Who Like Their History in Order</w:t>
+            </w:r>
+          </w:hyperlink>
+        </w:p>
+        <w:p>
+          <w:pPr>
+            <w:spacing w:after="60"/>
+          </w:pPr>
+          <w:hyperlink w:anchor="_TocAll0048" w:history="1">
+            <w:r>
+              <w:t xml:space="preserve">What the Physics Is For — An Appendix on Uses and the One Theory Not Yet Found</w:t>
+            </w:r>
+          </w:hyperlink>
+        </w:p>
+        <w:p>
+          <w:pPr>
+            <w:spacing w:after="60"/>
+          </w:pPr>
+          <w:hyperlink w:anchor="_TocAll0049" w:history="1">
+            <w:r>
+              <w:t xml:space="preserve">Notes and Sources</w:t>
+            </w:r>
+          </w:hyperlink>
+        </w:p>
+        <w:p>
+          <w:pPr>
+            <w:spacing w:after="60"/>
+          </w:pPr>
+          <w:hyperlink w:anchor="_TocAll0050" w:history="1">
+            <w:r>
+              <w:t xml:space="preserve">Further Reading — For Humans</w:t>
+            </w:r>
+          </w:hyperlink>
+        </w:p>
+        <w:p>
+          <w:pPr>
+            <w:spacing w:after="60"/>
+          </w:pPr>
+          <w:hyperlink w:anchor="_TocAll0051" w:history="1">
+            <w:r>
+              <w:t xml:space="preserve">About the Author</w:t>
+            </w:r>
+          </w:hyperlink>
+        </w:p>
+        <w:p>
+          <w:pPr>
+            <w:spacing w:after="60"/>
+          </w:pPr>
+          <w:hyperlink w:anchor="_TocAll0052" w:history="1">
+            <w:r>
+              <w:t xml:space="preserve">Also by Lothar J. Musiol</w:t>
+            </w:r>
+          </w:hyperlink>
+        </w:p>
+        <w:p>
           <w:r>
             <w:fldChar w:fldCharType="end"/>
           </w:r>
@@ -182,6 +702,8 @@
         <w:jc w:val="center"/>
         <w:outlineLvl w:val="0"/>
       </w:pPr>
+      <w:bookmarkStart w:id="101" w:name="_TocAll0001"/>
+      <w:bookmarkEnd w:id="101"/>
       <w:r>
         <w:rPr>
           <w:rFonts w:ascii="Amazon Ember" w:cs="Amazon Ember" w:eastAsia="Amazon Ember" w:hAnsi="Amazon Ember"/>
@@ -462,6 +984,8 @@
         <w:jc w:val="center"/>
         <w:outlineLvl w:val="0"/>
       </w:pPr>
+      <w:bookmarkStart w:id="102" w:name="_TocAll0002"/>
+      <w:bookmarkEnd w:id="102"/>
       <w:r>
         <w:rPr>
           <w:rFonts w:ascii="Amazon Ember" w:cs="Amazon Ember" w:eastAsia="Amazon Ember" w:hAnsi="Amazon Ember"/>
@@ -750,6 +1274,8 @@
         <w:jc w:val="center"/>
         <w:outlineLvl w:val="0"/>
       </w:pPr>
+      <w:bookmarkStart w:id="103" w:name="_TocAll0003"/>
+      <w:bookmarkEnd w:id="103"/>
       <w:r>
         <w:rPr>
           <w:rFonts w:ascii="Amazon Ember" w:cs="Amazon Ember" w:eastAsia="Amazon Ember" w:hAnsi="Amazon Ember"/>
@@ -898,6 +1424,8 @@
         <w:jc w:val="center"/>
         <w:outlineLvl w:val="0"/>
       </w:pPr>
+      <w:bookmarkStart w:id="104" w:name="_TocAll0004"/>
+      <w:bookmarkEnd w:id="104"/>
       <w:r>
         <w:rPr>
           <w:rFonts w:ascii="Amazon Ember" w:cs="Amazon Ember" w:eastAsia="Amazon Ember" w:hAnsi="Amazon Ember"/>
@@ -1050,6 +1578,8 @@
         <w:jc w:val="center"/>
         <w:outlineLvl w:val="0"/>
       </w:pPr>
+      <w:bookmarkStart w:id="105" w:name="_TocAll0005"/>
+      <w:bookmarkEnd w:id="105"/>
       <w:r>
         <w:rPr>
           <w:rFonts w:ascii="Amazon Ember" w:cs="Amazon Ember" w:eastAsia="Amazon Ember" w:hAnsi="Amazon Ember"/>
@@ -1230,6 +1760,8 @@
         <w:jc w:val="center"/>
         <w:outlineLvl w:val="0"/>
       </w:pPr>
+      <w:bookmarkStart w:id="106" w:name="_TocAll0006"/>
+      <w:bookmarkEnd w:id="106"/>
       <w:r>
         <w:rPr>
           <w:rFonts w:ascii="Amazon Ember" w:cs="Amazon Ember" w:eastAsia="Amazon Ember" w:hAnsi="Amazon Ember"/>
@@ -1438,6 +1970,8 @@
         <w:jc w:val="center"/>
         <w:outlineLvl w:val="0"/>
       </w:pPr>
+      <w:bookmarkStart w:id="107" w:name="_TocAll0007"/>
+      <w:bookmarkEnd w:id="107"/>
       <w:r>
         <w:rPr>
           <w:rFonts w:ascii="Amazon Ember" w:cs="Amazon Ember" w:eastAsia="Amazon Ember" w:hAnsi="Amazon Ember"/>
@@ -1626,6 +2160,8 @@
         <w:jc w:val="center"/>
         <w:outlineLvl w:val="0"/>
       </w:pPr>
+      <w:bookmarkStart w:id="108" w:name="_TocAll0008"/>
+      <w:bookmarkEnd w:id="108"/>
       <w:r>
         <w:rPr>
           <w:rFonts w:ascii="Amazon Ember" w:cs="Amazon Ember" w:eastAsia="Amazon Ember" w:hAnsi="Amazon Ember"/>
@@ -1794,6 +2330,8 @@
         <w:jc w:val="center"/>
         <w:outlineLvl w:val="0"/>
       </w:pPr>
+      <w:bookmarkStart w:id="109" w:name="_TocAll0009"/>
+      <w:bookmarkEnd w:id="109"/>
       <w:r>
         <w:rPr>
           <w:rFonts w:ascii="Amazon Ember" w:cs="Amazon Ember" w:eastAsia="Amazon Ember" w:hAnsi="Amazon Ember"/>
@@ -1942,6 +2480,8 @@
         <w:jc w:val="center"/>
         <w:outlineLvl w:val="0"/>
       </w:pPr>
+      <w:bookmarkStart w:id="110" w:name="_TocAll0010"/>
+      <w:bookmarkEnd w:id="110"/>
       <w:r>
         <w:rPr>
           <w:rFonts w:ascii="Amazon Ember" w:cs="Amazon Ember" w:eastAsia="Amazon Ember" w:hAnsi="Amazon Ember"/>
@@ -2098,6 +2638,8 @@
         <w:jc w:val="center"/>
         <w:outlineLvl w:val="0"/>
       </w:pPr>
+      <w:bookmarkStart w:id="111" w:name="_TocAll0011"/>
+      <w:bookmarkEnd w:id="111"/>
       <w:r>
         <w:rPr>
           <w:rFonts w:ascii="Amazon Ember" w:cs="Amazon Ember" w:eastAsia="Amazon Ember" w:hAnsi="Amazon Ember"/>
@@ -2226,6 +2768,8 @@
         <w:jc w:val="center"/>
         <w:outlineLvl w:val="0"/>
       </w:pPr>
+      <w:bookmarkStart w:id="112" w:name="_TocAll0012"/>
+      <w:bookmarkEnd w:id="112"/>
       <w:r>
         <w:rPr>
           <w:rFonts w:ascii="Amazon Ember" w:cs="Amazon Ember" w:eastAsia="Amazon Ember" w:hAnsi="Amazon Ember"/>
@@ -2382,6 +2926,8 @@
         <w:jc w:val="center"/>
         <w:outlineLvl w:val="0"/>
       </w:pPr>
+      <w:bookmarkStart w:id="113" w:name="_TocAll0013"/>
+      <w:bookmarkEnd w:id="113"/>
       <w:r>
         <w:rPr>
           <w:rFonts w:ascii="Amazon Ember" w:cs="Amazon Ember" w:eastAsia="Amazon Ember" w:hAnsi="Amazon Ember"/>
@@ -2510,6 +3056,8 @@
         <w:jc w:val="center"/>
         <w:outlineLvl w:val="0"/>
       </w:pPr>
+      <w:bookmarkStart w:id="114" w:name="_TocAll0014"/>
+      <w:bookmarkEnd w:id="114"/>
       <w:r>
         <w:rPr>
           <w:rFonts w:ascii="Amazon Ember" w:cs="Amazon Ember" w:eastAsia="Amazon Ember" w:hAnsi="Amazon Ember"/>
@@ -2738,6 +3286,8 @@
         <w:jc w:val="center"/>
         <w:outlineLvl w:val="0"/>
       </w:pPr>
+      <w:bookmarkStart w:id="115" w:name="_TocAll0015"/>
+      <w:bookmarkEnd w:id="115"/>
       <w:r>
         <w:rPr>
           <w:rFonts w:ascii="Amazon Ember" w:cs="Amazon Ember" w:eastAsia="Amazon Ember" w:hAnsi="Amazon Ember"/>
@@ -2878,6 +3428,8 @@
         <w:jc w:val="center"/>
         <w:outlineLvl w:val="0"/>
       </w:pPr>
+      <w:bookmarkStart w:id="116" w:name="_TocAll0016"/>
+      <w:bookmarkEnd w:id="116"/>
       <w:r>
         <w:rPr>
           <w:rFonts w:ascii="Amazon Ember" w:cs="Amazon Ember" w:eastAsia="Amazon Ember" w:hAnsi="Amazon Ember"/>
@@ -3002,6 +3554,8 @@
         <w:jc w:val="center"/>
         <w:outlineLvl w:val="0"/>
       </w:pPr>
+      <w:bookmarkStart w:id="117" w:name="_TocAll0017"/>
+      <w:bookmarkEnd w:id="117"/>
       <w:r>
         <w:rPr>
           <w:rFonts w:ascii="Amazon Ember" w:cs="Amazon Ember" w:eastAsia="Amazon Ember" w:hAnsi="Amazon Ember"/>
@@ -3266,6 +3820,8 @@
         <w:jc w:val="center"/>
         <w:outlineLvl w:val="0"/>
       </w:pPr>
+      <w:bookmarkStart w:id="118" w:name="_TocAll0018"/>
+      <w:bookmarkEnd w:id="118"/>
       <w:r>
         <w:rPr>
           <w:rFonts w:ascii="Amazon Ember" w:cs="Amazon Ember" w:eastAsia="Amazon Ember" w:hAnsi="Amazon Ember"/>
@@ -3418,6 +3974,8 @@
         <w:jc w:val="center"/>
         <w:outlineLvl w:val="0"/>
       </w:pPr>
+      <w:bookmarkStart w:id="119" w:name="_TocAll0019"/>
+      <w:bookmarkEnd w:id="119"/>
       <w:r>
         <w:rPr>
           <w:rFonts w:ascii="Amazon Ember" w:cs="Amazon Ember" w:eastAsia="Amazon Ember" w:hAnsi="Amazon Ember"/>
@@ -3586,6 +4144,8 @@
         <w:jc w:val="center"/>
         <w:outlineLvl w:val="0"/>
       </w:pPr>
+      <w:bookmarkStart w:id="120" w:name="_TocAll0020"/>
+      <w:bookmarkEnd w:id="120"/>
       <w:r>
         <w:rPr>
           <w:rFonts w:ascii="Amazon Ember" w:cs="Amazon Ember" w:eastAsia="Amazon Ember" w:hAnsi="Amazon Ember"/>
@@ -3742,6 +4302,8 @@
         <w:jc w:val="center"/>
         <w:outlineLvl w:val="0"/>
       </w:pPr>
+      <w:bookmarkStart w:id="121" w:name="_TocAll0021"/>
+      <w:bookmarkEnd w:id="121"/>
       <w:r>
         <w:rPr>
           <w:rFonts w:ascii="Amazon Ember" w:cs="Amazon Ember" w:eastAsia="Amazon Ember" w:hAnsi="Amazon Ember"/>
@@ -4150,6 +4712,8 @@
         <w:jc w:val="center"/>
         <w:outlineLvl w:val="0"/>
       </w:pPr>
+      <w:bookmarkStart w:id="122" w:name="_TocAll0022"/>
+      <w:bookmarkEnd w:id="122"/>
       <w:r>
         <w:rPr>
           <w:rFonts w:ascii="Amazon Ember" w:cs="Amazon Ember" w:eastAsia="Amazon Ember" w:hAnsi="Amazon Ember"/>
@@ -4506,6 +5070,8 @@
         <w:jc w:val="center"/>
         <w:outlineLvl w:val="0"/>
       </w:pPr>
+      <w:bookmarkStart w:id="123" w:name="_TocAll0023"/>
+      <w:bookmarkEnd w:id="123"/>
       <w:r>
         <w:rPr>
           <w:rFonts w:ascii="Amazon Ember" w:cs="Amazon Ember" w:eastAsia="Amazon Ember" w:hAnsi="Amazon Ember"/>
@@ -4638,6 +5204,8 @@
         <w:jc w:val="center"/>
         <w:outlineLvl w:val="0"/>
       </w:pPr>
+      <w:bookmarkStart w:id="124" w:name="_TocAll0024"/>
+      <w:bookmarkEnd w:id="124"/>
       <w:r>
         <w:rPr>
           <w:rFonts w:ascii="Amazon Ember" w:cs="Amazon Ember" w:eastAsia="Amazon Ember" w:hAnsi="Amazon Ember"/>
@@ -4766,6 +5334,8 @@
         <w:jc w:val="center"/>
         <w:outlineLvl w:val="0"/>
       </w:pPr>
+      <w:bookmarkStart w:id="125" w:name="_TocAll0025"/>
+      <w:bookmarkEnd w:id="125"/>
       <w:r>
         <w:rPr>
           <w:rFonts w:ascii="Amazon Ember" w:cs="Amazon Ember" w:eastAsia="Amazon Ember" w:hAnsi="Amazon Ember"/>
@@ -4878,6 +5448,8 @@
         <w:jc w:val="center"/>
         <w:outlineLvl w:val="0"/>
       </w:pPr>
+      <w:bookmarkStart w:id="126" w:name="_TocAll0026"/>
+      <w:bookmarkEnd w:id="126"/>
       <w:r>
         <w:rPr>
           <w:rFonts w:ascii="Amazon Ember" w:cs="Amazon Ember" w:eastAsia="Amazon Ember" w:hAnsi="Amazon Ember"/>
@@ -5038,6 +5610,8 @@
         <w:jc w:val="center"/>
         <w:outlineLvl w:val="0"/>
       </w:pPr>
+      <w:bookmarkStart w:id="127" w:name="_TocAll0027"/>
+      <w:bookmarkEnd w:id="127"/>
       <w:r>
         <w:rPr>
           <w:rFonts w:ascii="Amazon Ember" w:cs="Amazon Ember" w:eastAsia="Amazon Ember" w:hAnsi="Amazon Ember"/>
@@ -5230,6 +5804,8 @@
         <w:jc w:val="center"/>
         <w:outlineLvl w:val="0"/>
       </w:pPr>
+      <w:bookmarkStart w:id="128" w:name="_TocAll0028"/>
+      <w:bookmarkEnd w:id="128"/>
       <w:r>
         <w:rPr>
           <w:rFonts w:ascii="Amazon Ember" w:cs="Amazon Ember" w:eastAsia="Amazon Ember" w:hAnsi="Amazon Ember"/>
@@ -5366,6 +5942,8 @@
         <w:jc w:val="center"/>
         <w:outlineLvl w:val="0"/>
       </w:pPr>
+      <w:bookmarkStart w:id="129" w:name="_TocAll0029"/>
+      <w:bookmarkEnd w:id="129"/>
       <w:r>
         <w:rPr>
           <w:rFonts w:ascii="Amazon Ember" w:cs="Amazon Ember" w:eastAsia="Amazon Ember" w:hAnsi="Amazon Ember"/>
@@ -5510,6 +6088,8 @@
         <w:jc w:val="center"/>
         <w:outlineLvl w:val="0"/>
       </w:pPr>
+      <w:bookmarkStart w:id="130" w:name="_TocAll0030"/>
+      <w:bookmarkEnd w:id="130"/>
       <w:r>
         <w:rPr>
           <w:rFonts w:ascii="Amazon Ember" w:cs="Amazon Ember" w:eastAsia="Amazon Ember" w:hAnsi="Amazon Ember"/>
@@ -5666,6 +6246,8 @@
         <w:jc w:val="center"/>
         <w:outlineLvl w:val="0"/>
       </w:pPr>
+      <w:bookmarkStart w:id="131" w:name="_TocAll0031"/>
+      <w:bookmarkEnd w:id="131"/>
       <w:r>
         <w:rPr>
           <w:rFonts w:ascii="Amazon Ember" w:cs="Amazon Ember" w:eastAsia="Amazon Ember" w:hAnsi="Amazon Ember"/>
@@ -5802,6 +6384,8 @@
         <w:jc w:val="center"/>
         <w:outlineLvl w:val="0"/>
       </w:pPr>
+      <w:bookmarkStart w:id="132" w:name="_TocAll0032"/>
+      <w:bookmarkEnd w:id="132"/>
       <w:r>
         <w:rPr>
           <w:rFonts w:ascii="Amazon Ember" w:cs="Amazon Ember" w:eastAsia="Amazon Ember" w:hAnsi="Amazon Ember"/>
@@ -5962,6 +6546,8 @@
         <w:jc w:val="center"/>
         <w:outlineLvl w:val="0"/>
       </w:pPr>
+      <w:bookmarkStart w:id="133" w:name="_TocAll0033"/>
+      <w:bookmarkEnd w:id="133"/>
       <w:r>
         <w:rPr>
           <w:rFonts w:ascii="Amazon Ember" w:cs="Amazon Ember" w:eastAsia="Amazon Ember" w:hAnsi="Amazon Ember"/>
@@ -6150,6 +6736,8 @@
         <w:jc w:val="center"/>
         <w:outlineLvl w:val="0"/>
       </w:pPr>
+      <w:bookmarkStart w:id="134" w:name="_TocAll0034"/>
+      <w:bookmarkEnd w:id="134"/>
       <w:r>
         <w:rPr>
           <w:rFonts w:ascii="Amazon Ember" w:cs="Amazon Ember" w:eastAsia="Amazon Ember" w:hAnsi="Amazon Ember"/>
@@ -6298,6 +6886,8 @@
         <w:jc w:val="center"/>
         <w:outlineLvl w:val="0"/>
       </w:pPr>
+      <w:bookmarkStart w:id="135" w:name="_TocAll0035"/>
+      <w:bookmarkEnd w:id="135"/>
       <w:r>
         <w:rPr>
           <w:rFonts w:ascii="Amazon Ember" w:cs="Amazon Ember" w:eastAsia="Amazon Ember" w:hAnsi="Amazon Ember"/>
@@ -6462,6 +7052,8 @@
         <w:jc w:val="center"/>
         <w:outlineLvl w:val="0"/>
       </w:pPr>
+      <w:bookmarkStart w:id="136" w:name="_TocAll0036"/>
+      <w:bookmarkEnd w:id="136"/>
       <w:r>
         <w:rPr>
           <w:rFonts w:ascii="Amazon Ember" w:cs="Amazon Ember" w:eastAsia="Amazon Ember" w:hAnsi="Amazon Ember"/>
@@ -6614,6 +7206,8 @@
         <w:jc w:val="center"/>
         <w:outlineLvl w:val="0"/>
       </w:pPr>
+      <w:bookmarkStart w:id="137" w:name="_TocAll0037"/>
+      <w:bookmarkEnd w:id="137"/>
       <w:r>
         <w:rPr>
           <w:rFonts w:ascii="Amazon Ember" w:cs="Amazon Ember" w:eastAsia="Amazon Ember" w:hAnsi="Amazon Ember"/>
@@ -6750,6 +7344,8 @@
         <w:jc w:val="center"/>
         <w:outlineLvl w:val="0"/>
       </w:pPr>
+      <w:bookmarkStart w:id="138" w:name="_TocAll0038"/>
+      <w:bookmarkEnd w:id="138"/>
       <w:r>
         <w:rPr>
           <w:rFonts w:ascii="Amazon Ember" w:cs="Amazon Ember" w:eastAsia="Amazon Ember" w:hAnsi="Amazon Ember"/>
@@ -6866,6 +7462,8 @@
         <w:jc w:val="center"/>
         <w:outlineLvl w:val="0"/>
       </w:pPr>
+      <w:bookmarkStart w:id="139" w:name="_TocAll0039"/>
+      <w:bookmarkEnd w:id="139"/>
       <w:r>
         <w:rPr>
           <w:rFonts w:ascii="Amazon Ember" w:cs="Amazon Ember" w:eastAsia="Amazon Ember" w:hAnsi="Amazon Ember"/>
@@ -6994,6 +7592,8 @@
         <w:jc w:val="center"/>
         <w:outlineLvl w:val="0"/>
       </w:pPr>
+      <w:bookmarkStart w:id="140" w:name="_TocAll0040"/>
+      <w:bookmarkEnd w:id="140"/>
       <w:r>
         <w:rPr>
           <w:rFonts w:ascii="Amazon Ember" w:cs="Amazon Ember" w:eastAsia="Amazon Ember" w:hAnsi="Amazon Ember"/>
@@ -7134,6 +7734,8 @@
         <w:jc w:val="center"/>
         <w:outlineLvl w:val="0"/>
       </w:pPr>
+      <w:bookmarkStart w:id="141" w:name="_TocAll0041"/>
+      <w:bookmarkEnd w:id="141"/>
       <w:r>
         <w:rPr>
           <w:rFonts w:ascii="Amazon Ember" w:cs="Amazon Ember" w:eastAsia="Amazon Ember" w:hAnsi="Amazon Ember"/>
@@ -7282,6 +7884,8 @@
         <w:jc w:val="center"/>
         <w:outlineLvl w:val="0"/>
       </w:pPr>
+      <w:bookmarkStart w:id="142" w:name="_TocAll0042"/>
+      <w:bookmarkEnd w:id="142"/>
       <w:r>
         <w:rPr>
           <w:rFonts w:ascii="Amazon Ember" w:cs="Amazon Ember" w:eastAsia="Amazon Ember" w:hAnsi="Amazon Ember"/>
@@ -7442,6 +8046,8 @@
         <w:jc w:val="center"/>
         <w:outlineLvl w:val="0"/>
       </w:pPr>
+      <w:bookmarkStart w:id="143" w:name="_TocAll0043"/>
+      <w:bookmarkEnd w:id="143"/>
       <w:r>
         <w:rPr>
           <w:rFonts w:ascii="Amazon Ember" w:cs="Amazon Ember" w:eastAsia="Amazon Ember" w:hAnsi="Amazon Ember"/>
@@ -7594,6 +8200,8 @@
         <w:jc w:val="center"/>
         <w:outlineLvl w:val="0"/>
       </w:pPr>
+      <w:bookmarkStart w:id="144" w:name="_TocAll0044"/>
+      <w:bookmarkEnd w:id="144"/>
       <w:r>
         <w:rPr>
           <w:rFonts w:ascii="Amazon Ember" w:cs="Amazon Ember" w:eastAsia="Amazon Ember" w:hAnsi="Amazon Ember"/>
@@ -7742,6 +8350,8 @@
         <w:jc w:val="center"/>
         <w:outlineLvl w:val="0"/>
       </w:pPr>
+      <w:bookmarkStart w:id="145" w:name="_TocAll0045"/>
+      <w:bookmarkEnd w:id="145"/>
       <w:r>
         <w:rPr>
           <w:rFonts w:ascii="Amazon Ember" w:cs="Amazon Ember" w:eastAsia="Amazon Ember" w:hAnsi="Amazon Ember"/>
@@ -8069,6 +8679,8 @@
         <w:jc w:val="center"/>
         <w:outlineLvl w:val="0"/>
       </w:pPr>
+      <w:bookmarkStart w:id="146" w:name="_TocAll0046"/>
+      <w:bookmarkEnd w:id="146"/>
       <w:r>
         <w:rPr>
           <w:rFonts w:ascii="Amazon Ember" w:cs="Amazon Ember" w:eastAsia="Amazon Ember" w:hAnsi="Amazon Ember"/>
@@ -8224,6 +8836,8 @@
         <w:jc w:val="center"/>
         <w:outlineLvl w:val="0"/>
       </w:pPr>
+      <w:bookmarkStart w:id="147" w:name="_TocAll0047"/>
+      <w:bookmarkEnd w:id="147"/>
       <w:r>
         <w:rPr>
           <w:rFonts w:ascii="Amazon Ember" w:cs="Amazon Ember" w:eastAsia="Amazon Ember" w:hAnsi="Amazon Ember"/>
@@ -10863,6 +11477,8 @@
         <w:jc w:val="center"/>
         <w:outlineLvl w:val="0"/>
       </w:pPr>
+      <w:bookmarkStart w:id="148" w:name="_TocAll0048"/>
+      <w:bookmarkEnd w:id="148"/>
       <w:r>
         <w:rPr>
           <w:rFonts w:ascii="Amazon Ember" w:cs="Amazon Ember" w:eastAsia="Amazon Ember" w:hAnsi="Amazon Ember"/>
@@ -11051,6 +11667,8 @@
         <w:jc w:val="center"/>
         <w:outlineLvl w:val="0"/>
       </w:pPr>
+      <w:bookmarkStart w:id="149" w:name="_TocAll0049"/>
+      <w:bookmarkEnd w:id="149"/>
       <w:r>
         <w:rPr>
           <w:rFonts w:ascii="Amazon Ember" w:cs="Amazon Ember" w:eastAsia="Amazon Ember" w:hAnsi="Amazon Ember"/>
@@ -16507,6 +17125,8 @@
         <w:jc w:val="center"/>
         <w:outlineLvl w:val="0"/>
       </w:pPr>
+      <w:bookmarkStart w:id="150" w:name="_TocAll0050"/>
+      <w:bookmarkEnd w:id="150"/>
       <w:r>
         <w:rPr>
           <w:rFonts w:ascii="Amazon Ember" w:cs="Amazon Ember" w:eastAsia="Amazon Ember" w:hAnsi="Amazon Ember"/>
@@ -16840,6 +17460,23 @@
       </w:r>
       <w:r>
         <w:t xml:space="preserve">For the other dolphins, and for the general approach to explaining everything. The dolphins' farewell gives the fourth book of the series its title, So Long, and Thanks for All the Fish (1984). The dolphins here wish it noted that they are not the same dolphins.</w:t>
+      </w:r>
+    </w:p>
+    <w:p>
+      <w:r>
+        <w:br w:type="page"/>
+      </w:r>
+    </w:p>
+    <w:p>
+      <w:pPr>
+        <w:spacing w:after="200"/>
+      </w:pPr>
+      <w:r>
+        <w:rPr>
+          <w:i/>
+          <w:iCs/>
+        </w:rPr>
+        <w:t xml:space="preserve">If this book gave you something, a laugh, an idea, or a better question, I'd love to hear about it. A short review on Amazon, even a sentence or two, helps other curious readers find it, and I read every one.</w:t>
       </w:r>
     </w:p>
     <w:p>
@@ -16854,6 +17491,8 @@
         <w:jc w:val="center"/>
         <w:outlineLvl w:val="0"/>
       </w:pPr>
+      <w:bookmarkStart w:id="151" w:name="_TocAll0051"/>
+      <w:bookmarkEnd w:id="151"/>
       <w:r>
         <w:rPr>
           <w:rFonts w:ascii="Amazon Ember" w:cs="Amazon Ember" w:eastAsia="Amazon Ember" w:hAnsi="Amazon Ember"/>
@@ -16889,6 +17528,8 @@
         <w:jc w:val="center"/>
         <w:outlineLvl w:val="0"/>
       </w:pPr>
+      <w:bookmarkStart w:id="152" w:name="_TocAll0052"/>
+      <w:bookmarkEnd w:id="152"/>
       <w:r>
         <w:rPr>
           <w:rFonts w:ascii="Amazon Ember" w:cs="Amazon Ember" w:eastAsia="Amazon Ember" w:hAnsi="Amazon Ember"/>

--- a/The Dolphins' View of History/The Dolphins' View of History - Complete Manuscript.docx
+++ b/The Dolphins' View of History/The Dolphins' View of History - Complete Manuscript.docx
@@ -18007,7 +18007,7 @@
           <w:i/>
           <w:iCs/>
         </w:rPr>
-        <w:t xml:space="preserve">In Love with Murder, Actually: A Comic Mystery, Lothar J. Musiol writing as Romuald Livingston</w:t>
+        <w:t xml:space="preserve">In Love with Murder, Actually: A Derailed Mystery in Provence, Lothar J. Musiol writing as Romuald Livingston</w:t>
       </w:r>
     </w:p>
     <w:p>

--- a/The Dolphins' View of History/The Dolphins' View of History - Complete Manuscript.docx
+++ b/The Dolphins' View of History/The Dolphins' View of History - Complete Manuscript.docx
@@ -21228,7 +21228,7 @@
           <w:i/>
           <w:iCs/>
         </w:rPr>
-        <w:t xml:space="preserve">Gravitation, Actually: A Short Book on Gravity</w:t>
+        <w:t xml:space="preserve">Gravity, Actually: Einstein’s Relativity in Plain Words: Falling, Time, Black Holes, and the Waves We Finally Heard</w:t>
       </w:r>
     </w:p>
     <w:p>

--- a/The Dolphins' View of History/The Dolphins' View of History - Complete Manuscript.docx
+++ b/The Dolphins' View of History/The Dolphins' View of History - Complete Manuscript.docx
@@ -1010,7 +1010,7 @@
         <w:spacing w:after="200"/>
       </w:pPr>
       <w:r>
-        <w:t xml:space="preserve">Dolphin scholarship is willing to name names on the way. The fossil record calls the first of these test cases Pakicetus — four legs, hooves, a long snout, built rather like a hairy dog that had made some very specific life choices. Its next of kin, once it had committed a little further to the bit, was filed under Ambulocetus, which is Latin for “the walking whale.” Dolphin historians did not choose that name. They have simply had fifty million years to get used to it.</w:t>
+        <w:t xml:space="preserve">The fossil record calls the first of these test cases Pakicetus — four legs, hooves, a long snout, built rather like a hairy dog that had made some very specific life choices. Its next of kin, once it had committed a little further to the bit, was filed under Ambulocetus, which is Latin for “the walking whale.” Dolphin historians did not choose that name. They have simply had fifty million years to get used to it.</w:t>
       </w:r>
     </w:p>
     <w:p>
@@ -1098,15 +1098,15 @@
           <w:i/>
           <w:iCs/>
         </w:rPr>
-        <w:t xml:space="preserve">A species congratulating its own arrival as the point of the story is, dolphin scholarship notes, rarely in a position to notice that it is also the only witness for the defense.</w:t>
-      </w:r>
-    </w:p>
-    <w:p>
-      <w:pPr>
-        <w:spacing w:after="200"/>
-      </w:pPr>
-      <w:r>
-        <w:t xml:space="preserve">Dolphin historians are careful about one detail. Walking upright came first. Australopithecus was standing and walking on two legs more than three million years ago, with a brain not much larger than a chimpanzee’s. The big brain came later, and came slowly.</w:t>
+        <w:t xml:space="preserve">A species congratulating its own arrival as the point of the story is rarely in a position to notice that it is also the only witness for the defense.</w:t>
+      </w:r>
+    </w:p>
+    <w:p>
+      <w:pPr>
+        <w:spacing w:after="200"/>
+      </w:pPr>
+      <w:r>
+        <w:t xml:space="preserve">One detail matters here. Walking upright came first. Australopithecus was standing and walking on two legs more than three million years ago, with a brain not much larger than a chimpanzee’s. The big brain came later, and came slowly.</w:t>
       </w:r>
     </w:p>
     <w:p>
@@ -1328,7 +1328,7 @@
         <w:spacing w:after="200"/>
       </w:pPr>
       <w:r>
-        <w:t xml:space="preserve">Dolphin scholarship concedes this record is not perfectly clean. Humans did eventually find one direct use for a dolphin: capturing them for aquariums and marine parks, where they perform, on cue and on a schedule, much the same leaps and tricks dolphins already perform constantly in the wild, for free, entirely on their own initiative, for no audience but each other and the occasional extra fish.</w:t>
+        <w:t xml:space="preserve">The record is not perfectly clean. Humans did eventually find one direct use for a dolphin: capturing them for aquariums and marine parks, where they perform, on cue and on a schedule, much the same leaps and tricks dolphins already perform constantly in the wild, for free, entirely on their own initiative, for no audience but each other and the occasional extra fish.</w:t>
       </w:r>
     </w:p>
     <w:p>
@@ -1348,7 +1348,7 @@
         <w:spacing w:after="200"/>
       </w:pPr>
       <w:r>
-        <w:t xml:space="preserve">None of which stops dolphins from doing, now and then, the opposite as well: helping humans lost or in danger at sea, guiding disoriented swimmers toward shore, and, in a handful of widely reported modern cases, circling swimmers closely enough to keep an approaching shark away. These are the swimmers’ accounts, not controlled experiments, and dolphin scholarship reports them as such. Greek writers told the same kind of story more than twenty-five centuries ago: Herodotus has the singer Arion thrown overboard by pirates and carried to shore on a dolphin’s back, and the image of a rider on a dolphin ended up stamped on Greek coins.</w:t>
+        <w:t xml:space="preserve">None of which stops dolphins from doing, now and then, the opposite as well: helping humans lost or in danger at sea, guiding disoriented swimmers toward shore, and, in a handful of widely reported modern cases, circling swimmers closely enough to keep an approaching shark away. These are the swimmers’ accounts, not controlled experiments, and are reported here as such. Greek writers told the same kind of story more than twenty-five centuries ago: Herodotus has the singer Arion thrown overboard by pirates and carried to shore on a dolphin’s back, and the image of a rider on a dolphin ended up stamped on Greek coins.</w:t>
       </w:r>
     </w:p>
     <w:p>
@@ -1538,15 +1538,15 @@
         <w:spacing w:after="200"/>
       </w:pPr>
       <w:r>
-        <w:t xml:space="preserve">Homo sapiens itself is younger than most people assume. The oldest fossils attributed to it are about 300,000 years old and come from Jebel Irhoud in Morocco, at the northwestern corner of the continent, a long way from the Rift Valley. Others turn up in Ethiopia and South Africa. Dolphin historians read this to mean that there was no single garden of origin. Humanity’s ancestors were a scatter of connected populations across an entire continent, trading genes and ideas, and the modern human form came together piece by piece. They did not have the continent to themselves, either: deep in a South African cave system, a small-brained relative called Homo naledi, found in 2013 and dated to around the same period, was living alongside early modern humans.</w:t>
-      </w:r>
-    </w:p>
-    <w:p>
-      <w:pPr>
-        <w:spacing w:after="200"/>
-      </w:pPr>
-      <w:r>
-        <w:t xml:space="preserve">The evidence that these were people who thought, and not merely people who made tools, also comes from the south. At Blombos Cave on South Africa’s coast, pieces of ochre engraved with crosshatched patterns and strings of shell beads, some 75,000 years old or more, show humans making marks for no reason except meaning. Dolphin historians file them among the earliest known steps toward almost everything that follows in this book.</w:t>
+        <w:t xml:space="preserve">Homo sapiens itself is younger than most people assume. The oldest fossils attributed to it are about 300,000 years old and come from Jebel Irhoud in Morocco, at the northwestern corner of the continent, a long way from the Rift Valley. Others turn up in Ethiopia and South Africa. There was no single garden of origin. Humanity’s ancestors were a scatter of connected populations across an entire continent, trading genes and ideas, and the modern human form came together piece by piece. They did not have the continent to themselves, either: deep in a South African cave system, a small-brained relative called Homo naledi, found in 2013 and dated to around the same period, was living alongside early modern humans.</w:t>
+      </w:r>
+    </w:p>
+    <w:p>
+      <w:pPr>
+        <w:spacing w:after="200"/>
+      </w:pPr>
+      <w:r>
+        <w:t xml:space="preserve">The evidence that these were people who thought, and not merely people who made tools, also comes from the south. At Blombos Cave on South Africa’s coast, pieces of ochre engraved with crosshatched patterns and strings of shell beads, some 75,000 years old or more, show humans making marks for no reason except meaning. They are among the earliest known steps toward almost everything that follows in this book.</w:t>
       </w:r>
     </w:p>
     <w:p>
@@ -1562,7 +1562,7 @@
         <w:spacing w:after="200"/>
       </w:pPr>
       <w:r>
-        <w:t xml:space="preserve">It follows that the human family is, genetically, one very recently branched African family. The differences humans would later organize entire societies around, skin color, hair, the shape of a face, are the product of a few thousand generations of adapting to sunlight and climate, and account for a very small part of the genome. Dolphin scholarship mentions this now because several later chapters concern what humans built on the opposite assumption.</w:t>
+        <w:t xml:space="preserve">It follows that the human family is, genetically, one very recently branched African family. The differences humans would later organize entire societies around, skin color, hair, the shape of a face, are the product of a few thousand generations of adapting to sunlight and climate, and account for a very small part of the genome. It is worth saying now, because several later chapters concern what humans built on the opposite assumption.</w:t>
       </w:r>
     </w:p>
     <w:p>
@@ -1680,7 +1680,7 @@
         <w:spacing w:after="200"/>
       </w:pPr>
       <w:r>
-        <w:t xml:space="preserve">The primatologist Richard Wrangham has argued at length that cooking did more than feed the brain: it reshaped the whole animal, shrinking the teeth and the gut and freeing hours of the day, and made Homo erectus, in a sense, a species defined by dinner. The argument is contested, as most arguments about deep time are, because firm evidence of controlled fire is patchy at the very date the theory needs it most. Dolphin scholarship finds it plausible and not proved.</w:t>
+        <w:t xml:space="preserve">The primatologist Richard Wrangham has argued at length that cooking did more than feed the brain: it reshaped the whole animal, shrinking the teeth and the gut and freeing hours of the day, and made Homo erectus, in a sense, a species defined by dinner. The argument is contested, as most arguments about deep time are, because firm evidence of controlled fire is patchy at the very date the theory needs it most. It is plausible and not proved.</w:t>
       </w:r>
     </w:p>
     <w:p>
@@ -1818,7 +1818,7 @@
         <w:spacing w:after="200"/>
       </w:pPr>
       <w:r>
-        <w:t xml:space="preserve">The Denisovans are a strange case even by this chapter’s standards: as a population, they were identified in 2010 not from a skeleton but from a single fragment of a finger bone, found in Denisova Cave in Siberia, whose DNA belonged to no known human species. A handful of further scraps, including part of a jaw recovered from the Tibetan Plateau and identified only by its proteins, are most of what humans have to show for an entire branch of their own family. Dolphin historians find this the most impressive piece of detective work in the whole book: an entire lost population, reconstructed almost entirely from genetic residue.</w:t>
+        <w:t xml:space="preserve">The Denisovans are a strange case even by this chapter’s standards: as a population, they were identified in 2010 not from a skeleton but from a single fragment of a finger bone, found in Denisova Cave in Siberia, whose DNA belonged to no known human species. A handful of further scraps, including part of a jaw recovered from the Tibetan Plateau and identified only by its proteins, are most of what humans have to show for an entire branch of their own family. It is the most impressive piece of detective work in the whole book: an entire lost population, reconstructed almost entirely from genetic residue.</w:t>
       </w:r>
     </w:p>
     <w:p>
@@ -2068,7 +2068,7 @@
         <w:spacing w:after="200"/>
       </w:pPr>
       <w:r>
-        <w:t xml:space="preserve">The trade-offs were real, and dolphin historians insist on stating them plainly rather than skipping straight to the population boom. Skeletal evidence from early farming communities generally shows shorter stature, worse teeth, and more infectious disease than the hunter-gatherer populations that came before, likely from a narrower diet and closer contact with penned animals and each other.</w:t>
+        <w:t xml:space="preserve">The trade-offs were real, and they come before the population boom, not after it. Skeletal evidence from early farming communities generally shows shorter stature, worse teeth, and more infectious disease than the hunter-gatherer populations that came before, likely from a narrower diet and closer contact with penned animals and each other.</w:t>
       </w:r>
     </w:p>
     <w:p>
@@ -2290,7 +2290,7 @@
         <w:spacing w:after="200"/>
       </w:pPr>
       <w:r>
-        <w:t xml:space="preserve">The far more famous Library of Alexandria, founded in Egypt under the Ptolemaic dynasty in the early 3rd century BCE, took the same idea and multiplied its ambition: not merely a collection, but an attempt to gather a copy of every text in the known world, reportedly by searching every ship that docked in Alexandria’s harbor for scrolls worth transcribing. Its actual end is more mundane than its popular legend. There was no single dramatic burning by a single villain — a fire during Julius Caesar’s visit in 48 BCE damaged part of the collection, further decline followed political instability and reduced funding over the following centuries, and the destruction of the associated Serapeum temple in 391 CE, under an edict against pagan sites, finished off what direct evidence can still trace. By the time of the Arab conquest in the 7th century, the library had already ceased to exist as a major institution for hundreds of years, which is why most historians reject the later, popular story blaming that conquest for its loss.</w:t>
+        <w:t xml:space="preserve">The far more famous Library of Alexandria, founded in Egypt under the Ptolemaic dynasty in the early 3rd century BCE, took the same idea and multiplied its ambition: not merely a collection, but an attempt to gather a copy of every text in the known world, reportedly by searching every ship that docked in Alexandria’s harbor for scrolls worth transcribing. Its actual end is more mundane than its popular legend. There was no single dramatic burning by a single villain — a fire during Julius Caesar’s visit in 48 BCE damaged part of the collection. Further decline followed political instability and reduced funding over the following centuries. The destruction of the associated Serapeum temple in 391 CE, under an edict against pagan sites, finished off what direct evidence can still trace. By the time of the Arab conquest in the 7th century, the library had already ceased to exist as a major institution for hundreds of years, which is why most historians reject the later, popular story blaming that conquest for its loss.</w:t>
       </w:r>
     </w:p>
     <w:p>
@@ -2468,7 +2468,7 @@
         <w:spacing w:after="200"/>
       </w:pPr>
       <w:r>
-        <w:t xml:space="preserve">Dolphin historians treat this chapter as a turning point distinct from the tools before it. Fire, stone axes, and farming were all technologies applied to the physical world. Kingship, law, and bureaucracy are technologies applied to other humans.</w:t>
+        <w:t xml:space="preserve">This chapter is a turning point of a different kind from the tools before it. Fire, stone axes, and farming were all technologies applied to the physical world. Kingship, law, and bureaucracy are technologies applied to other humans.</w:t>
       </w:r>
     </w:p>
     <w:p>
@@ -2546,7 +2546,7 @@
         <w:spacing w:after="200"/>
       </w:pPr>
       <w:r>
-        <w:t xml:space="preserve">The Xia dynasty survives mostly as legend, its existence debated by historians and treated by dolphin scholarship the way any oral tradition without a matching written or archaeological record deserves: plausible, unconfirmed, and filed separately from certainty.</w:t>
+        <w:t xml:space="preserve">The Xia dynasty survives mostly as legend, its existence debated by historians and best treated the way any oral tradition without a matching written or archaeological record deserves: plausible, unconfirmed, and filed separately from certainty.</w:t>
       </w:r>
     </w:p>
     <w:p>
@@ -2562,7 +2562,7 @@
         <w:spacing w:after="200"/>
       </w:pPr>
       <w:r>
-        <w:t xml:space="preserve">The Zhou dynasty, succeeding the Shang around 1046 BCE, introduced an idea dolphin historians find unusually self-aware for its era: the Mandate of Heaven, the claim that a ruler holds power only as long as heaven approves, and that heaven’s approval can be read backward from a ruler’s success. A dynasty that fell, by this logic, had simply proven it never truly had the mandate to begin with.</w:t>
+        <w:t xml:space="preserve">The Zhou dynasty, succeeding the Shang around 1046 BCE, introduced an idea unusually self-aware for its era: the Mandate of Heaven, the claim that a ruler holds power only as long as heaven approves, and that heaven’s approval can be read backward from a ruler’s success. A dynasty that fell, by this logic, had simply proven it never truly had the mandate to begin with.</w:t>
       </w:r>
     </w:p>
     <w:p>
@@ -2582,15 +2582,15 @@
         <w:spacing w:after="200"/>
       </w:pPr>
       <w:r>
-        <w:t xml:space="preserve">Out of the Zhou dynasty’s long, fractious decline came two of history’s most durable answers to the question of how a person should live. Confucius, in the 6th to 5th century BCE, argued for social harmony through defined roles, ritual, and respect for hierarchy and family — though the Analects, the collection of his sayings that carried his ideas forward, was compiled by his disciples after his death rather than written by Confucius himself, another instance of a founder’s words outliving him only because someone else wrote them down. Laozi, in the philosophy that became Daoism, argued closer to the opposite: harmony through yielding, simplicity, and not forcing outcomes.</w:t>
-      </w:r>
-    </w:p>
-    <w:p>
-      <w:pPr>
-        <w:spacing w:after="200"/>
-      </w:pPr>
-      <w:r>
-        <w:t xml:space="preserve">Both answers outlasted every dynasty that came after them, which dolphin historians consider the more interesting fact than either answer’s specific content.</w:t>
+        <w:t xml:space="preserve">Out of the Zhou dynasty’s long, fractious decline came two of history’s most durable answers to the question of how a person should live. Confucius, in the 6th to 5th century BCE, argued for social harmony through defined roles, ritual, and respect for hierarchy and family. The Analects, the collection of his sayings that carried his ideas forward, was compiled by his disciples after his death rather than written by Confucius himself, another instance of a founder’s words outliving him only because someone else wrote them down. Laozi, in the philosophy that became Daoism, argued closer to the opposite: harmony through yielding, simplicity, and not forcing outcomes.</w:t>
+      </w:r>
+    </w:p>
+    <w:p>
+      <w:pPr>
+        <w:spacing w:after="200"/>
+      </w:pPr>
+      <w:r>
+        <w:t xml:space="preserve">Both answers outlasted every dynasty that came after them, which is a more interesting fact than either answer’s specific content.</w:t>
       </w:r>
     </w:p>
     <w:p>
@@ -2606,15 +2606,15 @@
         <w:spacing w:after="200"/>
       </w:pPr>
       <w:r>
-        <w:t xml:space="preserve">Much of what is known about this chapter, Shang oracle bones aside, comes down through one man’s stubbornness. Sima Qian, the Han dynasty’s Grand Historian, was castrated around 99 BCE as punishment for defending a disgraced general, and chose the humiliation of continuing his work over the alternative of an honorable suicide specifically so he could finish his Records of the Grand Historian, a history of China from its legendary founders to his own day that later dynasties took as their model for writing history at all.</w:t>
-      </w:r>
-    </w:p>
-    <w:p>
-      <w:pPr>
-        <w:spacing w:after="200"/>
-      </w:pPr>
-      <w:r>
-        <w:t xml:space="preserve">The Qin dynasty collapsed within four years of Qin Shi Huang’s death, brutal standardization having generated exactly the resentment brutal standardization tends to generate. The Han dynasty that followed kept most of the standardization and dropped most of the brutality, a pairing dolphin historians flag as worth remembering for later chapters.</w:t>
+        <w:t xml:space="preserve">Much of what is known about this chapter, Shang oracle bones aside, comes down through one man’s stubbornness. Sima Qian, the Han dynasty’s Grand Historian, was castrated around 99 BCE as punishment for defending a disgraced general. He chose the humiliation of continuing his work over the alternative of an honorable suicide specifically so he could finish his Records of the Grand Historian, a history of China from its legendary founders to his own day that later dynasties took as their model for writing history at all.</w:t>
+      </w:r>
+    </w:p>
+    <w:p>
+      <w:pPr>
+        <w:spacing w:after="200"/>
+      </w:pPr>
+      <w:r>
+        <w:t xml:space="preserve">The Qin dynasty collapsed within four years of Qin Shi Huang’s death, brutal standardization having generated exactly the resentment brutal standardization tends to generate. The Han dynasty that followed kept most of the standardization and dropped most of the brutality, a pairing worth remembering for later chapters.</w:t>
       </w:r>
     </w:p>
     <w:p>
@@ -2704,7 +2704,7 @@
         <w:spacing w:after="200"/>
       </w:pPr>
       <w:r>
-        <w:t xml:space="preserve">The Harappans also had a script, carved on thousands of small stone seals, which nobody has ever managed to read. Some scholars doubt it records a language at all. It makes them one of the very few major civilizations of the ancient world whose own account of itself cannot be read (Crete’s Linear A is another), a filing error dolphin scholarship considers the most tantalizing in the archive. Around 1900 BCE the cities emptied; shifting rivers and a weakening monsoon are the usual suspects, and the case remains open.</w:t>
+        <w:t xml:space="preserve">The Harappans also had a script, carved on thousands of small stone seals, which nobody has ever managed to read. Some scholars doubt it records a language at all. It makes them one of the very few major civilizations of the ancient world whose own account of itself cannot be read (Crete’s Linear A is another), the most tantalizing filing error in the archive. Around 1900 BCE the cities emptied; shifting rivers and a weakening monsoon are the usual suspects, and the case remains open.</w:t>
       </w:r>
     </w:p>
     <w:p>
@@ -2732,7 +2732,7 @@
         <w:spacing w:after="200"/>
       </w:pPr>
       <w:r>
-        <w:t xml:space="preserve">Hinduism had no single founder, no single founding date, and no single book in charge, which makes it difficult to summarize and, dolphin historians suspect, is rather the point. It grew out of the Vedas, the philosophical Upanishads, and two enormous epics, the Ramayana and the Mahabharata, the second of which is many times longer than the Iliad and the Odyssey combined and contains, in the Bhagavad Gita, one of the most-read conversations in world literature: a warrior and his charioteer discussing duty on the eve of a battle. Its gods are numerous and its interpretations more so. Dolphin scholarship, which has managed perfectly well for fifty million years on about one whistle per individual, finds the range humbling.</w:t>
+        <w:t xml:space="preserve">Hinduism had no single founder, no single founding date, and no single book in charge, which makes it difficult to summarize and is probably rather the point. It grew out of the Vedas, the philosophical Upanishads, and two enormous epics, the Ramayana and the Mahabharata, the second of which is many times longer than the Iliad and the Odyssey combined and contains, in the Bhagavad Gita, one of the most-read conversations in world literature: a warrior and his charioteer discussing duty on the eve of a battle. Its gods are numerous and its interpretations more so. Dolphin scholarship, which has managed perfectly well for fifty million years on about one whistle per individual, finds the range humbling.</w:t>
       </w:r>
     </w:p>
     <w:p>
@@ -2764,7 +2764,7 @@
         <w:spacing w:after="200"/>
       </w:pPr>
       <w:r>
-        <w:t xml:space="preserve">Political unity came in the 4th century BCE. The Mauryan Empire, founded by Chandragupta around 321 BCE, a few years after Alexander’s weary army turned back at the edge of the subcontinent, ruled most of it. Its chief minister, traditionally Kautilya, is credited with the Arthashastra, a manual of statecraft so cheerfully ruthless, with careful chapters on spies, poisoners, and economic warfare, that dolphin historians describe it as Machiavelli, nearly two thousand years early and with a better index. (Chandragupta’s grandson Ashoka turns up again, in a considerably better mood, in the chapter on the great faiths.)</w:t>
+        <w:t xml:space="preserve">Political unity came in the 4th century BCE. The Mauryan Empire, founded by Chandragupta around 321 BCE, a few years after Alexander’s weary army turned back at the edge of the subcontinent, ruled most of it. Its chief minister, traditionally Kautilya, is credited with the Arthashastra, a manual of statecraft so cheerfully ruthless, with careful chapters on spies, poisoners, and economic warfare, that it reads as Machiavelli, nearly two thousand years early and with a better index. (Chandragupta’s grandson Ashoka turns up again, in a considerably better mood, in the chapter on the great faiths.)</w:t>
       </w:r>
     </w:p>
     <w:p>
@@ -2854,15 +2854,15 @@
         <w:spacing w:after="200"/>
       </w:pPr>
       <w:r>
-        <w:t xml:space="preserve">Athens, starting with reforms under Cleisthenes in 508 BCE, tried something dolphin historians had not filed under any prior category: a large body of citizens deciding collectively, in person, by majority vote, in an assembly any citizen could attend and speak in.</w:t>
-      </w:r>
-    </w:p>
-    <w:p>
-      <w:pPr>
-        <w:spacing w:after="200"/>
-      </w:pPr>
-      <w:r>
-        <w:t xml:space="preserve">The qualifier matters more than the achievement, and dolphin historians insist on stating it first rather than last. “Citizen” in Athens meant adult free men born to Athenian parents — excluding women, enslaved people (who made up a large share of the city’s population), and foreign residents, however long they had lived there. Democracy’s first draft governed a minority and called it everyone.</w:t>
+        <w:t xml:space="preserve">Athens, starting with reforms under Cleisthenes in 508 BCE, tried something that fit no earlier category: a large body of citizens deciding collectively, in person, by majority vote, in an assembly any citizen could attend and speak in.</w:t>
+      </w:r>
+    </w:p>
+    <w:p>
+      <w:pPr>
+        <w:spacing w:after="200"/>
+      </w:pPr>
+      <w:r>
+        <w:t xml:space="preserve">The qualifier matters more than the achievement, so it comes first. “Citizen” in Athens meant adult free men born to Athenian parents — excluding women, enslaved people (who made up a large share of the city’s population), and foreign residents, however long they had lived there. Democracy’s first draft governed a minority and called it everyone.</w:t>
       </w:r>
     </w:p>
     <w:p>
@@ -2878,7 +2878,7 @@
         <w:spacing w:after="200"/>
       </w:pPr>
       <w:r>
-        <w:t xml:space="preserve">Sparta, Athens’ great rival, organized itself around almost the opposite values: a rigid military caste system, an economy built on the forced labor of the conquered Helot population, and a citizenry trained from childhood for war, not debate. Dolphin historians present Sparta not as democracy’s villain but as evidence that “successful ancient Greek city-state” did not imply any particular set of values at all.</w:t>
+        <w:t xml:space="preserve">Sparta, Athens’ great rival, organized itself around almost the opposite values: a rigid military caste system, an economy built on the forced labor of the conquered Helot population, and a citizenry trained from childhood for war, not debate. Sparta was not democracy’s villain so much as evidence that “successful ancient Greek city-state” did not imply any particular set of values at all.</w:t>
       </w:r>
     </w:p>
     <w:p>
@@ -2894,7 +2894,7 @@
         <w:spacing w:after="200"/>
       </w:pPr>
       <w:r>
-        <w:t xml:space="preserve">The Persian Wars, fought in the early 5th century BCE, saw a coalition of Greek city-states repel the much larger Persian Empire: at Marathon in 490 BCE and, ten years later, at sea off Salamis, after the famous defeat at Thermopylae had bought a few days. Dolphin historians note the wars mattered less for the battles themselves than for what they let Athens believe about its own place in the world afterward.</w:t>
+        <w:t xml:space="preserve">The Persian Wars, fought in the early 5th century BCE, saw a coalition of Greek city-states repel the much larger Persian Empire: at Marathon in 490 BCE and, ten years later, at sea off Salamis, after the famous defeat at Thermopylae had bought a few days. The wars mattered less for the battles themselves than for what they let Athens believe about its own place in the world afterward.</w:t>
       </w:r>
     </w:p>
     <w:p>
@@ -2976,7 +2976,7 @@
         <w:spacing w:after="200"/>
       </w:pPr>
       <w:r>
-        <w:t xml:space="preserve">Rome starts, by its own telling, as a small settlement of shepherds on the Tiber around the 8th century BCE, and dolphin historians treat the founding myths (a she-wolf, twin brothers, one dead by the other’s hand) as exactly that: myth, worth noting for what it says about how Rome wanted to be remembered rather than what happened.</w:t>
+        <w:t xml:space="preserve">Rome starts, by its own telling, as a small settlement of shepherds on the Tiber around the 8th century BCE, and the founding myths (a she-wolf, twin brothers, one dead by the other’s hand) are exactly that: myth, worth noting for what it says about how Rome wanted to be remembered rather than what happened.</w:t>
       </w:r>
     </w:p>
     <w:p>
@@ -3024,7 +3024,7 @@
         <w:spacing w:after="200"/>
       </w:pPr>
       <w:r>
-        <w:t xml:space="preserve">What Rome built next, over the following two centuries of relative internal peace known as the Pax Romana, is what dolphin historians consider its most durable invention: a network of roads that, by a common modern estimate, ran to some 250,000 miles at its peak, more than 50,000 of them paved, aqueducts moving water across entire regions by gravity alone, a body of law distinguishing public and private rights that still underlies many legal systems today, and a path to citizenship that, by 212 CE, extended to almost every free person in the empire.</w:t>
+        <w:t xml:space="preserve">What Rome built next, over the following two centuries of relative internal peace known as the Pax Romana, is arguably its most durable invention: a network of roads that, by a common modern estimate, ran to some 250,000 miles at its peak, more than 50,000 of them paved. Aqueducts moved water across entire regions by gravity alone. A body of law distinguishing public and private rights still underlies many legal systems today, and a path to citizenship had, by 212 CE, extended to almost every free person in the empire.</w:t>
       </w:r>
     </w:p>
     <w:p>
@@ -3040,7 +3040,7 @@
         <w:spacing w:after="200"/>
       </w:pPr>
       <w:r>
-        <w:t xml:space="preserve">The trade underneath the peace was explicit, and dolphin historians decline to soften it: order, infrastructure, and law, purchased with the loss of the Republic’s own citizens’ say in how they were ruled.</w:t>
+        <w:t xml:space="preserve">The trade underneath the peace was explicit: order, infrastructure, and law, purchased with the loss of the Republic’s own citizens’ say in how they were ruled.</w:t>
       </w:r>
     </w:p>
     <w:p>
@@ -3150,7 +3150,7 @@
         <w:spacing w:after="200"/>
       </w:pPr>
       <w:r>
-        <w:t xml:space="preserve">Buddhism, arising in the 5th or 6th century BCE from the teachings of Siddhartha Gautama in what is now Nepal and northern India, spread across Asia over the following centuries through trade routes and, in particular, the patronage of the Indian emperor Ashoka in the 3rd century BCE, who converted after a famously brutal conquest and then spent the rest of his reign promoting nonviolence.</w:t>
+        <w:t xml:space="preserve">Buddhism, arising in the 5th or 6th century BCE from the teachings of Siddhartha Gautama in what is now Nepal and northern India, spread across Asia over the following centuries through trade routes and, in particular, the patronage of the Indian emperor Ashoka in the 3rd century BCE. Ashoka converted after a famously brutal conquest and then spent the rest of his reign promoting nonviolence.</w:t>
       </w:r>
     </w:p>
     <w:p>
@@ -3166,31 +3166,31 @@
         <w:spacing w:after="200"/>
       </w:pPr>
       <w:r>
-        <w:t xml:space="preserve">Islam, founded in the 7th century CE following the teachings of the prophet Muhammad in Mecca and Medina, spread with even greater speed: within a century of Muhammad’s death in 632 CE, Islamic rule extended from the Iberian Peninsula to the borders of India, an expansion combining religious conviction, military organization, and, in many conquered regions, terms that were tolerant by the standards of the age: Christians and Jews could keep their faith as protected, subordinate communities if they paid a special tax. The Quran itself was compiled into a single standardized written text under Caliph Uthman around 650 CE, about two decades after Muhammad’s death, drawing on both memorized recitation and scattered written fragments — the same pattern this book keeps finding underneath its founding scriptures: a period of spoken transmission, then a deliberate, human act of writing it down before living memory of the source could fade.</w:t>
-      </w:r>
-    </w:p>
-    <w:p>
-      <w:pPr>
-        <w:spacing w:after="200"/>
-      </w:pPr>
-      <w:r>
-        <w:t xml:space="preserve">Each faith, once established, did two jobs at the same time: it organized how believers should live, and it organized armies, tax systems, and successions in the believers’ names. Dolphin historians decline to treat this as cynicism.</w:t>
-      </w:r>
-    </w:p>
-    <w:p>
-      <w:pPr>
-        <w:spacing w:after="200"/>
-      </w:pPr>
-      <w:r>
-        <w:t xml:space="preserve">While Western Europe, after Rome’s western half fell, entered the fragmented centuries the next chapter discusses, the Islamic world entered what historians call its Golden Age: Baghdad’s House of Wisdom, from the 8th century onward, translated and extended Greek philosophy and mathematics (algebra takes its name from al-Khwarizmi’s 9th-century treatise), while scholars across the Islamic world advanced medicine, optics, and astronomy well beyond what Rome had left behind.</w:t>
-      </w:r>
-    </w:p>
-    <w:p>
-      <w:pPr>
-        <w:spacing w:after="200"/>
-      </w:pPr>
-      <w:r>
-        <w:t xml:space="preserve">The Crusades, beginning in 1095 when Pope Urban II called for a military campaign to reclaim Jerusalem, ran in waves for close to two centuries, and dolphin historians present them without euphemism: religious conviction, real and widely shared among participants, fused to land claims, trade route control, and, in the notorious Fourth Crusade of 1204, the outright sack of Constantinople, a Christian city, by a Christian army meant to be fighting someone else entirely.</w:t>
+        <w:t xml:space="preserve">Islam, founded in the 7th century CE following the teachings of the prophet Muhammad in Mecca and Medina, spread with even greater speed: within a century of Muhammad’s death in 632 CE, Islamic rule extended from the Iberian Peninsula to the borders of India. The expansion combined religious conviction, military organization, and, in many conquered regions, terms that were tolerant by the standards of the age: Christians and Jews could keep their faith as protected, subordinate communities if they paid a special tax. The Quran itself was compiled into a single standardized written text under Caliph Uthman around 650 CE, about two decades after Muhammad’s death, drawing on both memorized recitation and scattered written fragments. It is the same pattern this book keeps finding underneath its founding scriptures: a period of spoken transmission, then a deliberate, human act of writing it down before living memory of the source could fade.</w:t>
+      </w:r>
+    </w:p>
+    <w:p>
+      <w:pPr>
+        <w:spacing w:after="200"/>
+      </w:pPr>
+      <w:r>
+        <w:t xml:space="preserve">Each faith, once established, did two jobs at the same time: it organized how believers should live, and it organized armies, tax systems, and successions in the believers’ names. This is not cynicism.</w:t>
+      </w:r>
+    </w:p>
+    <w:p>
+      <w:pPr>
+        <w:spacing w:after="200"/>
+      </w:pPr>
+      <w:r>
+        <w:t xml:space="preserve">While Western Europe, after Rome’s western half fell, entered the fragmented centuries the next chapter discusses, the Islamic world entered what historians call its Golden Age: Baghdad’s House of Wisdom, from the 8th century onward, translated and extended Greek philosophy and mathematics (algebra takes its name from al-Khwarizmi’s 9th-century treatise). Scholars across the Islamic world advanced medicine, optics, and astronomy well beyond what Rome had left behind.</w:t>
+      </w:r>
+    </w:p>
+    <w:p>
+      <w:pPr>
+        <w:spacing w:after="200"/>
+      </w:pPr>
+      <w:r>
+        <w:t xml:space="preserve">The Crusades, beginning in 1095 when Pope Urban II called for a military campaign to reclaim Jerusalem, ran in waves for close to two centuries. Without euphemism, they were religious conviction, real and widely shared among participants, fused to land claims, trade route control, and, in the notorious Fourth Crusade of 1204, the outright sack of Constantinople, a Christian city, by a Christian army meant to be fighting someone else entirely.</w:t>
       </w:r>
     </w:p>
     <w:p>
@@ -3206,7 +3206,7 @@
         <w:spacing w:after="200"/>
       </w:pPr>
       <w:r>
-        <w:t xml:space="preserve">What outlasted the fighting, in dolphin scholarship’s accounting, was the contact: increased trade, translated texts, and exposure to Islamic scholarship’s advances flowing back into a Western Europe that would draw on them heavily once its own universities began forming in the 12th and 13th centuries.</w:t>
+        <w:t xml:space="preserve">What outlasted the fighting was the contact: increased trade, translated texts, and exposure to Islamic scholarship’s advances flowing back into a Western Europe that would draw on them heavily once its own universities began forming in the 12th and 13th centuries.</w:t>
       </w:r>
     </w:p>
     <w:p>
@@ -3558,7 +3558,7 @@
         <w:spacing w:after="200"/>
       </w:pPr>
       <w:r>
-        <w:t xml:space="preserve">Dolphin historians, who watched a great many Genoese ships go by, note that much of the Black Death’s itinerary was maritime. Rats have always made excellent passengers and terrible guests, though recent studies suggest that in many European outbreaks the disease spread more through human fleas and lice than through rats.</w:t>
+        <w:t xml:space="preserve">Much of the Black Death’s itinerary was maritime, as dolphins watching a great many Genoese ships go by could have told anyone. Rats have always made excellent passengers and terrible guests, though recent studies suggest that in many European outbreaks the disease spread more through human fleas and lice than through rats.</w:t>
       </w:r>
     </w:p>
     <w:p>
@@ -3782,7 +3782,7 @@
         <w:spacing w:after="200"/>
       </w:pPr>
       <w:r>
-        <w:t xml:space="preserve">Africa is rich. Dolphin historians are tired of the sentence that treats this as a surprise, or as a recent discovery made by a mining company. The continent is large, old, and full of things other people have wanted for a very long time. Gold, salt, copper, iron, ivory, timber, rubber, cocoa, coffee, cotton, oil, diamonds, and the labor of the people who lived on top of all of it. The maps of empire follow the deposits. They do not precede them. Greed is a compass. In Africa it has pointed, century after century, at real wealth, not at empty land.</w:t>
+        <w:t xml:space="preserve">Africa is rich. The sentence that treats this as a surprise is tired, or as a recent discovery made by a mining company. The continent is large, old, and full of things other people have wanted for a very long time. Gold, salt, copper, iron, ivory, timber, rubber, cocoa, coffee, cotton, oil, diamonds, and the labor of the people who lived on top of all of it. The maps of empire follow the deposits. They do not precede them. Greed is a compass. In Africa it has pointed, century after century, at real wealth, not at empty land.</w:t>
       </w:r>
     </w:p>
     <w:p>
@@ -3818,31 +3818,31 @@
         <w:spacing w:after="200"/>
       </w:pPr>
       <w:r>
-        <w:t xml:space="preserve">West of the Nile and centuries before the famous pilgrimage, people in what is now Nigeria were casting terracotta figures of a skill that still embarrasses anyone who arrived expecting sticks. The Nok culture, from around 1500 BCE into the first centuries CE, smelted iron and made heads with features precise enough that modern forgers have tried, and failed cleanly, to imitate the clay. Later, at Ile-Ife, artists cast brass and copper heads of rulers so finely that when Europeans finally saw them they reached for the usual exit, and suggested the work had been done by lost Romans, or by visitors from anywhere except the city that had the furnaces. Dolphin historians note the habit. When the object is beautiful and the maker is African, a certain kind of scholar goes looking for a passport.</w:t>
-      </w:r>
-    </w:p>
-    <w:p>
-      <w:pPr>
-        <w:spacing w:after="200"/>
-      </w:pPr>
-      <w:r>
-        <w:t xml:space="preserve">The kingdom of Kongo, at the mouth of the river that still carries its name, was a state with provinces, a court, a currency of nzimbu shells, and a king, the Manikongo, who in the late 1400s received Portuguese captains as a peer and sent his own men the other way. For a short while the relationship looked like diplomacy. Then it looked like what it was. Portuguese demand for captives, sold into the sugar islands, ate the kingdom’s labor and then its politics. Kongolese kings protested in letters that still exist. The letters were filed. The ships continued. Dolphin historians keep the letters next to the cargo lists. One is a voice. The other is a weight. The weight won, which is not the same thing as the voice having been wrong.</w:t>
-      </w:r>
-    </w:p>
-    <w:p>
-      <w:pPr>
-        <w:spacing w:after="200"/>
-      </w:pPr>
-      <w:r>
-        <w:t xml:space="preserve">In the forest to the west, Asante built a state on gold. The goldfields of the Akan country had been feeding the Saharan trade for centuries. In the eighteenth century Asante turned that gold into an empire, with a capital at Kumasi, a bureaucracy, and a stool — the Golden Stool — that was not a chair a person sat on but the soul of the nation, which no one was permitted to sit on at all. When a British governor demanded to sit on it in 1900, the demand started a war. He did not get the stool. The British did get the country, for a while, and they got the gold. Dolphin historians observe that empires are often willing to lose the symbol if they can keep the mine. The people who fought for the stool understood the difference, and fought anyway.</w:t>
-      </w:r>
-    </w:p>
-    <w:p>
-      <w:pPr>
-        <w:spacing w:after="200"/>
-      </w:pPr>
-      <w:r>
-        <w:t xml:space="preserve">Dahomey, on the coast, grew rich and infamous on a different inventory: captives, sold to European forts, and a monarchy that made the trade a policy rather than a raid. The wealth was real. So was the damage, dealt outward and dealt to neighbors. Dolphin historians refuse both the portrait of a continent of only victims and the portrait of a continent of only kings. The kings were real. The victims were real. Often they were separated by a few days’ walk. Wealth and the sale of people lived in the same treasury. Saying so is not an insult to Africa. It is the same sentence this book has already applied to every other rich society that owned someone.</w:t>
+        <w:t xml:space="preserve">West of the Nile and centuries before the famous pilgrimage, people in what is now Nigeria were casting terracotta figures of a skill that still embarrasses anyone who arrived expecting sticks. The Nok culture, from around 1500 BCE into the first centuries CE, smelted iron and made heads with features precise enough that modern forgers have tried, and failed cleanly, to imitate the clay. Later, at Ile-Ife, artists cast brass and copper heads of rulers so finely that when Europeans finally saw them they reached for the usual exit, and suggested the work had been done by lost Romans, or by visitors from anywhere except the city that had the furnaces. Note the habit. When the object is beautiful and the maker is African, a certain kind of scholar goes looking for a passport.</w:t>
+      </w:r>
+    </w:p>
+    <w:p>
+      <w:pPr>
+        <w:spacing w:after="200"/>
+      </w:pPr>
+      <w:r>
+        <w:t xml:space="preserve">The kingdom of Kongo, at the mouth of the river that still carries its name, was a state with provinces, a court, a currency of nzimbu shells, and a king, the Manikongo, who in the late 1400s received Portuguese captains as a peer and sent his own men the other way. For a short while the relationship looked like diplomacy. Then it looked like what it was. Portuguese demand for captives, sold into the sugar islands, ate the kingdom’s labor and then its politics. Kongolese kings protested in letters that still exist. The letters were filed. The ships continued. The letters belong next to the cargo lists. One is a voice. The other is a weight. The weight won, which is not the same thing as the voice having been wrong.</w:t>
+      </w:r>
+    </w:p>
+    <w:p>
+      <w:pPr>
+        <w:spacing w:after="200"/>
+      </w:pPr>
+      <w:r>
+        <w:t xml:space="preserve">In the forest to the west, Asante built a state on gold. The goldfields of the Akan country had been feeding the Saharan trade for centuries. In the eighteenth century Asante turned that gold into an empire, with a capital at Kumasi, a bureaucracy, and a stool — the Golden Stool — that was not a chair a person sat on but the soul of the nation, which no one was permitted to sit on at all. When a British governor demanded to sit on it in 1900, the demand started a war. He did not get the stool. The British did get the country, for a while, and they got the gold. Empires are often willing to lose the symbol if they can keep the mine. The people who fought for the stool understood the difference, and fought anyway.</w:t>
+      </w:r>
+    </w:p>
+    <w:p>
+      <w:pPr>
+        <w:spacing w:after="200"/>
+      </w:pPr>
+      <w:r>
+        <w:t xml:space="preserve">Dahomey, on the coast, grew rich and infamous on a different inventory: captives, sold to European forts, and a monarchy that made the trade a policy rather than a raid. The wealth was real. So was the damage, dealt outward and dealt to neighbors. This chapter refuses both the portrait of a continent of only victims and the portrait of a continent of only kings. The kings were real. The victims were real. Often they were separated by a few days’ walk. Wealth and the sale of people lived in the same treasury. Saying so is not an insult to Africa. It is the same sentence this book has already applied to every other rich society that owned someone.</w:t>
       </w:r>
     </w:p>
     <w:p>
@@ -3870,7 +3870,7 @@
         <w:spacing w:after="200"/>
       </w:pPr>
       <w:r>
-        <w:t xml:space="preserve">Ethiopia kept its crown. The rock-hewn churches of Lalibela, cut downward into the stone in the twelfth and thirteenth centuries, are still churches. The Solomonic kings claimed a line back to Solomon and made the claim do political work for centuries, which dolphin historians treat as a founding story of the usual kind: useful, ancient, and not a census. What is not a story is Adwa. In 1896 an Ethiopian army under Menelik II destroyed an Italian invading force that had assumed, as the decade assumed, that an African state could be dictated to. It was the first time a European army of that era was beaten in the open by an African one and the victory allowed to stand. Italy came back in 1935, with aircraft and poison gas, and that crime belongs to another file. Adwa remains. A rich highland kingdom, with its own church, its own script, and its own guns, declined to be partitioned. Dolphin historians do not romanticize the empire Menelik was also building over his neighbors. They do insist that the map of the scramble has one country-shaped hole in it, and that the hole was made by force of arms, not by European courtesy.</w:t>
+        <w:t xml:space="preserve">Ethiopia kept its crown. The rock-hewn churches of Lalibela, cut downward into the stone in the twelfth and thirteenth centuries, are still churches. The Solomonic kings claimed a line back to Solomon and made the claim do political work for centuries, a founding story of the usual kind: useful, ancient, and not a census. What is not a story is Adwa. In 1896 an Ethiopian army under Menelik II destroyed an Italian invading force that had assumed, as the decade assumed, that an African state could be dictated to. It was the first time a European army of that era was beaten in the open by an African one and the victory allowed to stand. Italy came back in 1935, with aircraft and poison gas, and that crime belongs to another file. Adwa remains. A rich highland kingdom, with its own church, its own script, and its own guns, declined to be partitioned. The empire Menelik was also building over his neighbors deserves no romance either. They do insist that the map of the scramble has one country-shaped hole in it, and that the hole was made by force of arms, not by European courtesy.</w:t>
       </w:r>
     </w:p>
     <w:p>
@@ -3898,7 +3898,7 @@
         <w:spacing w:after="200"/>
       </w:pPr>
       <w:r>
-        <w:t xml:space="preserve">The late nineteenth century’s rush to paint Africa in European colors is sometimes told as a race for prestige, flags, and a place in the sun. Dolphin historians have read the company charters. Prestige does not build a railroad to a copper field. King Leopold of Belgium took the Congo as a private estate and extracted rubber with a system of quotas, hostages, and mutilation that killed and maimed on a scale the twentieth century would have called a scandal if it had not been busy calling it administration. The wealth flowed to Brussels. The hands that had tapped the rubber, in a number of documented cases, did not remain attached to the people who had failed to meet the quota. Greed, here, does not need interpreting. The account books and the photographs survived each other.</w:t>
+        <w:t xml:space="preserve">The late nineteenth century’s rush to paint Africa in European colors is sometimes told as a race for prestige, flags, and a place in the sun. The company charters are on file. Prestige does not build a railroad to a copper field. King Leopold of Belgium took the Congo as a private estate and extracted rubber with a system of quotas, hostages, and mutilation that killed and maimed on a scale the twentieth century would have called a scandal if it had not been busy calling it administration. The wealth flowed to Brussels. The hands that had tapped the rubber, in a number of documented cases, did not remain attached to the people who had failed to meet the quota. Greed, here, does not need interpreting. The account books and the photographs survived each other.</w:t>
       </w:r>
     </w:p>
     <w:p>
@@ -3914,7 +3914,7 @@
         <w:spacing w:after="200"/>
       </w:pPr>
       <w:r>
-        <w:t xml:space="preserve">Elsewhere the inventory changed and the direction of the ships did not. Palm oil for soap and machines. Groundnuts. Cocoa, which made the Gold Coast, and then Ghana, a supplier to a sweet tooth on another continent, and made the price of a farmer’s year a decision taken in a room he would never see. Cotton. Copper in the Katanga, which helped electrify Europe and paid, locally, in company towns and in a politics that never quite got free of the ore. After independence the ore remained, and so did the contracts. A flag is not a refinery. Dolphin historians have had to learn this distinction on several coasts.</w:t>
+        <w:t xml:space="preserve">Elsewhere the inventory changed and the direction of the ships did not. Palm oil for soap and machines. Groundnuts. Cocoa, which made the Gold Coast, and then Ghana, a supplier to a sweet tooth on another continent, and made the price of a farmer’s year a decision taken in a room he would never see. Cotton. Copper in the Katanga, which helped electrify Europe and paid, locally, in company towns and in a politics that never quite got free of the ore. After independence the ore remained, and so did the contracts. A flag is not a refinery. It is a distinction learned on several coasts.</w:t>
       </w:r>
     </w:p>
     <w:p>
@@ -3942,7 +3942,7 @@
         <w:spacing w:after="200"/>
       </w:pPr>
       <w:r>
-        <w:t xml:space="preserve">Oil made the twentieth century’s version of the goldfields. The Niger delta, Angola’s offshore fields, the wells of North Africa and the Gulf of Guinea, poured wealth out of the ground and, in too many cases, past the people standing on it. The pattern is familiar enough that economists gave it a soft name, the resource curse, as if the oil itself were unlucky. Dolphin historians reject the superstition. Oil does not curse a village. A contract does, and a government does, and a foreign treasury does, when the money is routed around the village on purpose. Where the money was spent on roads, schools, and a state that could audit itself, the oil behaved like oil. Where it was spent on palaces and weapons, it behaved like a bribe that had learned to flow. The geology was neutral. The politics were not.</w:t>
+        <w:t xml:space="preserve">Oil made the twentieth century’s version of the goldfields. The Niger delta, Angola’s offshore fields, the wells of North Africa and the Gulf of Guinea, poured wealth out of the ground and, in too many cases, past the people standing on it. The pattern is familiar enough that economists gave it a soft name, the resource curse, as if the oil itself were unlucky. The superstition does not survive the evidence. Oil does not curse a village. A contract does, and a government does, and a foreign treasury does, when the money is routed around the village on purpose. Where the money was spent on roads, schools, and a state that could audit itself, the oil behaved like oil. Where it was spent on palaces and weapons, it behaved like a bribe that had learned to flow. The geology was neutral. The politics were not.</w:t>
       </w:r>
     </w:p>
     <w:p>
@@ -4052,15 +4052,15 @@
         <w:spacing w:after="200"/>
       </w:pPr>
       <w:r>
-        <w:t xml:space="preserve">By 1519 the Aztec, or Mexica, capital of Tenochtitlan, built on an island in a lake and fed by artificial floating gardens, held, on estimates that run from about 60,000 to more than 200,000, more people than most European cities of the day, even at the low figure. It had aqueducts, causeways, and a market that astonished the Spaniards. It also practiced human sacrifice on a scale that horrified them, and dolphin historians think it important to say so plainly: a civilization can be both a marvel and a horror, and the humans of both hemispheres demonstrated as much.</w:t>
-      </w:r>
-    </w:p>
-    <w:p>
-      <w:pPr>
-        <w:spacing w:after="200"/>
-      </w:pPr>
-      <w:r>
-        <w:t xml:space="preserve">In the Andes, the Inca Empire, at its height in the 15th century, ruled perhaps ten million people (estimates run from about six to fourteen million) across the length of the mountain chain, linked by roads and rope bridges running somewhere from 14,000 to 25,000 miles depending on what counts as part of the network, without the wheel, without draft animals beyond the llama, and without any writing that anyone has been able to read. It kept its records on the quipu, a system of knotted, colored strings in which the type and position of each knot recorded numbers, and, some scholars now argue, possibly more.</w:t>
+        <w:t xml:space="preserve">By 1519 the Aztec, or Mexica, capital of Tenochtitlan, built on an island in a lake and fed by artificial floating gardens, held, on estimates that run from about 60,000 to more than 200,000, more people than most European cities of the day, even at the low figure. It had aqueducts, causeways, and a market that astonished the Spaniards. It also practiced human sacrifice on a scale that horrified them, and that needs saying plainly: a civilization can be both a marvel and a horror, and the humans of both hemispheres demonstrated as much.</w:t>
+      </w:r>
+    </w:p>
+    <w:p>
+      <w:pPr>
+        <w:spacing w:after="200"/>
+      </w:pPr>
+      <w:r>
+        <w:t xml:space="preserve">In the Andes, the Inca Empire, at its height in the 15th century, ruled perhaps ten million people (estimates run from about six to fourteen million) across the length of the mountain chain, linked by roads and rope bridges running somewhere from 14,000 to 25,000 miles depending on what counts as part of the network. It did this without the wheel, without draft animals beyond the llama, and without any writing that anyone has been able to read. It kept its records on the quipu, a system of knotted, colored strings in which the type and position of each knot recorded numbers, and, some scholars now argue, possibly more.</w:t>
       </w:r>
     </w:p>
     <w:p>
@@ -4080,7 +4080,7 @@
         <w:spacing w:after="200"/>
       </w:pPr>
       <w:r>
-        <w:t xml:space="preserve">Inca stonework matched the roads for ambition. At sites like Sacsayhuamán above Cusco and the mountaintop retreat of Machu Picchu, built around 1450 CE for reasons still debated (a royal estate is the leading guess), masons fitted multi-ton stones together without mortar so precisely that a knife blade still cannot slide between the joints, a technique that has helped several Inca walls outlast earthquakes that leveled colonial Spanish buildings raised right beside them centuries later.</w:t>
+        <w:t xml:space="preserve">Inca stonework matched the roads for ambition. At sites like Sacsayhuamán above Cusco and the mountaintop retreat of Machu Picchu, built around 1450 CE for reasons still debated (a royal estate is the leading guess), masons fitted multi-ton stones together without mortar so precisely that a knife blade still cannot slide between the joints. The technique has helped several Inca walls outlast earthquakes that leveled colonial Spanish buildings raised right beside them centuries later.</w:t>
       </w:r>
     </w:p>
     <w:p>
@@ -4392,7 +4392,7 @@
         <w:spacing w:after="200"/>
       </w:pPr>
       <w:r>
-        <w:t xml:space="preserve">Those arguments left the page. The American colonies declared independence from Britain in 1776 on language drawn almost directly from Locke; the French Revolution, beginning in 1789, went considerably further and faster, ending not just a king’s rule but, for a time, the king himself, at the guillotine in 1793, and unleashing a period of revolutionary terror before settling, after considerable further upheaval, into a very different Europe than the one that started the century.</w:t>
+        <w:t xml:space="preserve">Those arguments left the page. The American colonies declared independence from Britain in 1776 on language drawn almost directly from Locke. The French Revolution, beginning in 1789, went considerably further and faster, ending not just a king’s rule but, for a time, the king himself, at the guillotine in 1793. It unleashed a period of revolutionary terror before settling, after considerable further upheaval, into a very different Europe than the one that started the century.</w:t>
       </w:r>
     </w:p>
     <w:p>
@@ -4424,7 +4424,7 @@
         <w:spacing w:after="200"/>
       </w:pPr>
       <w:r>
-        <w:t xml:space="preserve">The other side of the ledger was immediate, and dolphin historians set it beside the productivity gains, not tucked in afterward: children as young as five or six worked textile mill floors on twelve-hour shifts; new industrial cities like Manchester grew so fast that sanitation and housing never caught up, and cholera outbreaks followed accordingly.</w:t>
+        <w:t xml:space="preserve">The other side of the ledger was immediate, and it belongs beside the productivity gains, not after them: children as young as five or six worked textile mill floors on twelve-hour shifts; new industrial cities like Manchester grew so fast that sanitation and housing never caught up, and cholera outbreaks followed accordingly.</w:t>
       </w:r>
     </w:p>
     <w:p>
@@ -4452,7 +4452,7 @@
         <w:spacing w:after="200"/>
       </w:pPr>
       <w:r>
-        <w:t xml:space="preserve">Nationalism, an idea barely a century old in its modern form, hardened through the late 1800s into competitive alliances between the newly industrial and imperial powers of Europe — Germany (whose own rapid unification in 1871 is a later chapter’s starting point), France, Britain, Austria-Hungary, and Russia, each arming and allying against the others in a system explicitly built, on paper, to prevent exactly the war it produced.</w:t>
+        <w:t xml:space="preserve">Nationalism, an idea barely a century old in its modern form, hardened through the late 1800s into competitive alliances between the newly industrial and imperial powers of Europe — Germany (whose own rapid unification in 1871 is a later chapter’s starting point), France, Britain, Austria-Hungary, and Russia. Each armed and allied against the others in a system explicitly built, on paper, to prevent exactly the war it produced.</w:t>
       </w:r>
     </w:p>
     <w:p>
@@ -4554,15 +4554,15 @@
         <w:spacing w:after="200"/>
       </w:pPr>
       <w:r>
-        <w:t xml:space="preserve">By the late 1600s the colonies had sorted themselves into an economy. New England shipped fish, timber, and rum. The middle colonies grew grain. The Chesapeake and the Carolinas grew tobacco, rice, and, later, indigo, on the backs of enslaved people whose numbers rose by importation and by birth. Bacon’s Rebellion in Virginia in 1676, a fight between frontier settlers and a colonial governor that briefly united poor white men and enslaved Black men against the tidewater elite, frightened the men who owned the colony. The laws that followed drew a harder line between white servants and Black slaves. Dolphin historians read those statutes as a choice, not a custom that happened by itself. Racism, here, was also a labor policy.</w:t>
-      </w:r>
-    </w:p>
-    <w:p>
-      <w:pPr>
-        <w:spacing w:after="200"/>
-      </w:pPr>
-      <w:r>
-        <w:t xml:space="preserve">The eighteenth century made the colonies richer and more crowded. A war between Britain and France, fought from 1754 to 1763 across the Ohio country and called different names on different sides of the Atlantic, ended with France ejected from mainland North America and Britain in possession of a vast new inland claim and a very large debt. London wanted the colonies to help pay for the army that had just defended them, and wanted settlement held back from the Appalachian line so as not to start another war with Native nations immediately. The colonists, who had fought in the war and now wanted the land, experienced the taxes and the line as insult. Dolphin historians note that both descriptions were available at the time. The argument was about who would pay, and about who the land was for.</w:t>
+        <w:t xml:space="preserve">By the late 1600s the colonies had sorted themselves into an economy. New England shipped fish, timber, and rum. The middle colonies grew grain. The Chesapeake and the Carolinas grew tobacco, rice, and, later, indigo, on the backs of enslaved people whose numbers rose by importation and by birth. Bacon’s Rebellion in Virginia in 1676, a fight between frontier settlers and a colonial governor that briefly united poor white men and enslaved Black men against the tidewater elite, frightened the men who owned the colony. The laws that followed drew a harder line between white servants and Black slaves. Those statutes were a choice, not a custom that happened by itself. Racism, here, was also a labor policy.</w:t>
+      </w:r>
+    </w:p>
+    <w:p>
+      <w:pPr>
+        <w:spacing w:after="200"/>
+      </w:pPr>
+      <w:r>
+        <w:t xml:space="preserve">The eighteenth century made the colonies richer and more crowded. A war between Britain and France, fought from 1754 to 1763 across the Ohio country and called different names on different sides of the Atlantic, ended with France ejected from mainland North America and Britain in possession of a vast new inland claim and a very large debt. London wanted the colonies to help pay for the army that had just defended them, and wanted settlement held back from the Appalachian line so as not to start another war with Native nations immediately. The colonists, who had fought in the war and now wanted the land, experienced the taxes and the line as insult. Both descriptions were available at the time. The argument was about who would pay, and about who the land was for.</w:t>
       </w:r>
     </w:p>
     <w:p>
@@ -4642,15 +4642,15 @@
         <w:spacing w:after="200"/>
       </w:pPr>
       <w:r>
-        <w:t xml:space="preserve">They also made a bargain about slavery, and dolphin historians insist on reading the bargain in the open. An enslaved person would count as three-fifths of a person when seats in the House were allotted, which gave the enslaving states extra power in the national government without giving the enslaved any power at all. The importation of captive Africans was protected for twenty years. People who escaped bondage would be returned. None of this was an accident of wording. It was the price of a union that included South Carolina and Georgia. The men in the room knew what they were buying.</w:t>
-      </w:r>
-    </w:p>
-    <w:p>
-      <w:pPr>
-        <w:spacing w:after="200"/>
-      </w:pPr>
-      <w:r>
-        <w:t xml:space="preserve">Madison, Hamilton, and Jay then explained the machine in a series of newspaper essays, later called the Federalist Papers, which dolphin historians rank among the most intelligent things humans have written about how not to be ruled by a single will. The essays lost the argument in several states until the promise of a bill of rights was added. Those first ten amendments, ratified in 1791, listed freedoms of speech, religion, and assembly, and protections for the accused. They did not list the enslaved. A constitution can be brilliant and incomplete in the same paragraph.</w:t>
+        <w:t xml:space="preserve">They also made a bargain about slavery, and the bargain should be read in the open. An enslaved person would count as three-fifths of a person when seats in the House were allotted, which gave the enslaving states extra power in the national government without giving the enslaved any power at all. The importation of captive Africans was protected for twenty years. People who escaped bondage would be returned. None of this was an accident of wording. It was the price of a union that included South Carolina and Georgia. The men in the room knew what they were buying.</w:t>
+      </w:r>
+    </w:p>
+    <w:p>
+      <w:pPr>
+        <w:spacing w:after="200"/>
+      </w:pPr>
+      <w:r>
+        <w:t xml:space="preserve">Madison, Hamilton, and Jay then explained the machine in a series of newspaper essays, later called the Federalist Papers, still among the most intelligent things humans have written about how not to be ruled by a single will. The essays lost the argument in several states until the promise of a bill of rights was added. Those first ten amendments, ratified in 1791, listed freedoms of speech, religion, and assembly, and protections for the accused. They did not list the enslaved. A constitution can be brilliant and incomplete in the same paragraph.</w:t>
       </w:r>
     </w:p>
     <w:p>
@@ -4686,7 +4686,7 @@
         <w:spacing w:after="200"/>
       </w:pPr>
       <w:r>
-        <w:t xml:space="preserve">His Cabinet did not share his calm. Hamilton wanted a national bank, a funded debt, and an economy of credit and manufactures, and he wanted the capital on the Potomac as the price of getting Virginia to swallow the debt. Jefferson wanted farmers, a small state, and a sympathy for revolutionary France that Hamilton thought was a good way to get the new country invaded. The argument produced the first parties. It also produced, in 1800, an election so bitter that the losers went home and the government did not fall over. Dolphin historians underline the second fact. Peaceful defeat is a technology. Most of the governments in this book never installed it.</w:t>
+        <w:t xml:space="preserve">His Cabinet did not share his calm. Hamilton wanted a national bank, a funded debt, and an economy of credit and manufactures, and he wanted the capital on the Potomac as the price of getting Virginia to swallow the debt. Jefferson wanted farmers, a small state, and a sympathy for revolutionary France that Hamilton thought was a good way to get the new country invaded. The argument produced the first parties. It also produced, in 1800, an election so bitter that the losers went home and the government did not fall over. The second fact deserves the underline. Peaceful defeat is a technology. Most of the governments in this book never installed it.</w:t>
       </w:r>
     </w:p>
     <w:p>
@@ -4730,7 +4730,7 @@
         <w:spacing w:after="200"/>
       </w:pPr>
       <w:r>
-        <w:t xml:space="preserve">Jackson’s presidency made the democratic claim louder and the racial claim uglier at the same time. More white men could vote. The national bank was destroyed because Jackson said it served the rich, which it partly did. And when the Supreme Court, in Worcester v. Georgia, said the state could not simply seize Cherokee land, Jackson declined to enforce the decision. The Indian Removal Act had already passed. The Trail of Tears followed. Dolphin historians do not accept “the spirit of the age” as an alibi. The age had a court, and the president had a choice.</w:t>
+        <w:t xml:space="preserve">Jackson’s presidency made the democratic claim louder and the racial claim uglier at the same time. More white men could vote. The national bank was destroyed because Jackson said it served the rich, which it partly did. And when the Supreme Court, in Worcester v. Georgia, said the state could not simply seize Cherokee land, Jackson declined to enforce the decision. The Indian Removal Act had already passed. The Trail of Tears followed. “The spirit of the age” is not an alibi. The age had a court, and the president had a choice.</w:t>
       </w:r>
     </w:p>
     <w:p>
@@ -4774,7 +4774,7 @@
         <w:spacing w:after="200"/>
       </w:pPr>
       <w:r>
-        <w:t xml:space="preserve">The Compromise of 1850 tried another sedative. California would be free. The slave trade would end in the capital. And a harsher fugitive-slave law would require northerners to help capture people who had escaped. The law was obeyed often enough to horrify the people who had to watch it, and resisted often enough to horrify the people who had demanded it. Harriet Beecher Stowe’s novel of 1852, whatever its sentimental machinery, put the institution in parlors that had preferred not to picture it. Dolphin historians do not usually credit novels with changing countries. They make an exception, cautiously, for this one.</w:t>
+        <w:t xml:space="preserve">The Compromise of 1850 tried another sedative. California would be free. The slave trade would end in the capital. And a harsher fugitive-slave law would require northerners to help capture people who had escaped. The law was obeyed often enough to horrify the people who had to watch it, and resisted often enough to horrify the people who had demanded it. Harriet Beecher Stowe’s novel of 1852, whatever its sentimental machinery, put the institution in parlors that had preferred not to picture it. Novels do not usually change countries. They make an exception, cautiously, for this one.</w:t>
       </w:r>
     </w:p>
     <w:p>
@@ -4790,7 +4790,7 @@
         <w:spacing w:after="200"/>
       </w:pPr>
       <w:r>
-        <w:t xml:space="preserve">John Brown, who had killed in Kansas, tried in 1859 to start an uprising at Harpers Ferry with a handful of men and a cache of arms. He was captured, tried, and hanged. Many in the South read him as the North’s true intention. Many in the North, including people who thought his tactics were murder, found themselves treating the hanged man as a prophet. Dolphin historians observe that a country can pass the point of talking without passing a law that says so. Harpers Ferry was that point for a large number of people who had not yet admitted it.</w:t>
+        <w:t xml:space="preserve">John Brown, who had killed in Kansas, tried in 1859 to start an uprising at Harpers Ferry with a handful of men and a cache of arms. He was captured, tried, and hanged. Many in the South read him as the North’s true intention. Many in the North, including people who thought his tactics were murder, found themselves treating the hanged man as a prophet. A country can pass the point of talking without passing a law that says so. Harpers Ferry was that point for a large number of people who had not yet admitted it.</w:t>
       </w:r>
     </w:p>
     <w:p>
@@ -4842,15 +4842,15 @@
         <w:spacing w:after="200"/>
       </w:pPr>
       <w:r>
-        <w:t xml:space="preserve">Close to 180,000 Black men served in the Union army and navy, many of them newly freed, paid less than white soldiers for much of the war and buried, when they were buried with honor, in their own sections of the cemeteries. The Confederacy, late and desperate, argued about arming enslaved men and never did so in any numbers that mattered. One side was willing, at last, to let the people the war was about fight in it. Dolphin historians consider the contrast sufficient.</w:t>
-      </w:r>
-    </w:p>
-    <w:p>
-      <w:pPr>
-        <w:spacing w:after="200"/>
-      </w:pPr>
-      <w:r>
-        <w:t xml:space="preserve">Lee surrendered at Appomattox in April 1865. Lincoln was shot in a theater five days later by an actor who thought he was saving a country. The Thirteenth Amendment, already in motion, abolished slavery that December. The Fourteenth, ratified in 1868, wrote birthright citizenship and equal protection into the Constitution, aimed squarely at the people the original text had counted as fractions. The Fifteenth, in 1870, forbade denying the vote on account of race. For a few years, in the Reconstruction governments of the South, Black men voted, held office, and wrote constitutions that funded public schools. Then the violence arrived in force. The Ku Klux Klan and its cousins murdered, whipped, and intimidated. Washington tired of the expense and of the subject. In 1877 the last federal troops left the South in a political bargain, and the amendments stayed on paper while the state governments set about nullifying them in practice. A later chapter follows what that meant. Dolphin historians note here only that the war had ended, and the sentence had not yet won.</w:t>
+        <w:t xml:space="preserve">Close to 180,000 Black men served in the Union army and navy, many of them newly freed, paid less than white soldiers for much of the war and buried, when they were buried with honor, in their own sections of the cemeteries. The Confederacy, late and desperate, argued about arming enslaved men and never did so in any numbers that mattered. One side was willing, at last, to let the people the war was about fight in it. The contrast is sufficient.</w:t>
+      </w:r>
+    </w:p>
+    <w:p>
+      <w:pPr>
+        <w:spacing w:after="200"/>
+      </w:pPr>
+      <w:r>
+        <w:t xml:space="preserve">Lee surrendered at Appomattox in April 1865. Lincoln was shot in a theater five days later by an actor who thought he was saving a country. The Thirteenth Amendment, already in motion, abolished slavery that December. The Fourteenth, ratified in 1868, wrote birthright citizenship and equal protection into the Constitution, aimed squarely at the people the original text had counted as fractions. The Fifteenth, in 1870, forbade denying the vote on account of race. For a few years, in the Reconstruction governments of the South, Black men voted, held office, and wrote constitutions that funded public schools. Then the violence arrived in force. The Ku Klux Klan and its cousins murdered, whipped, and intimidated. Washington tired of the expense and of the subject. In 1877 the last federal troops left the South in a political bargain, and the amendments stayed on paper while the state governments set about nullifying them in practice. A later chapter follows what that meant. For now, note only that the war had ended, and the sentence had not yet won.</w:t>
       </w:r>
     </w:p>
     <w:p>
@@ -4956,7 +4956,7 @@
         <w:spacing w:after="200"/>
       </w:pPr>
       <w:r>
-        <w:t xml:space="preserve">The same decades built the other America, the one of steel and rail. The transcontinental railroad, finished in 1869 with Irish and Chinese labor and federal land grants, tied the coasts together and broke the independence of the Native nations of the Plains. The buffalo were shot down to a remnant, partly for hides and partly as a strategy. At Wounded Knee in 1890, soldiers killed several hundred Lakota, many of them women and children, in the last large massacre of the Indian wars. The Dawes Act of 1887 broke tribal land into individual allotments and sold off the “surplus.” It was described as civilization. It functioned as dispossession. Dolphin historians file it next to the Trail of Tears and do not accept the change of century as a change of subject.</w:t>
+        <w:t xml:space="preserve">The same decades built the other America, the one of steel and rail. The transcontinental railroad, finished in 1869 with Irish and Chinese labor and federal land grants, tied the coasts together and broke the independence of the Native nations of the Plains. The buffalo were shot down to a remnant, partly for hides and partly as a strategy. At Wounded Knee in 1890, soldiers killed several hundred Lakota, many of them women and children, in the last large massacre of the Indian wars. The Dawes Act of 1887 broke tribal land into individual allotments and sold off the “surplus.” It was described as civilization. It functioned as dispossession. It belongs next to the Trail of Tears; the change of century is not a change of subject.</w:t>
       </w:r>
     </w:p>
     <w:p>
@@ -4972,7 +4972,7 @@
         <w:spacing w:after="200"/>
       </w:pPr>
       <w:r>
-        <w:t xml:space="preserve">People kept arriving. Ellis Island, from 1892, processed millions from southern and eastern Europe. At the same time Congress barred Chinese laborers, in the Exclusion Act of 1882, the first federal law to shut a gate by race, and mobs in western towns had already made the same point with fire. A country that advertised itself as a refuge wrote, in statute, the list of who was not invited. Dolphin historians keep both documents. The advertisement and the statute are a pair.</w:t>
+        <w:t xml:space="preserve">People kept arriving. Ellis Island, from 1892, processed millions from southern and eastern Europe. At the same time Congress barred Chinese laborers, in the Exclusion Act of 1882, the first federal law to shut a gate by race, and mobs in western towns had already made the same point with fire. A country that advertised itself as a refuge wrote, in statute, the list of who was not invited. Both documents belong in the record. The advertisement and the statute are a pair.</w:t>
       </w:r>
     </w:p>
     <w:p>
@@ -5008,15 +5008,15 @@
         <w:spacing w:after="200"/>
       </w:pPr>
       <w:r>
-        <w:t xml:space="preserve">At home a generation of reformers, alarmed by the trusts, the slums, and the corruption of city machines, tried to sand the roughest edges off industrial capitalism without abolishing it. Journalists exposed the meatpacking plants and the oil monopoly. States passed laws on child labor, hours, and railroad rates. The federal income tax arrived by amendment in 1913, and so did the direct election of senators. None of this ended the fortunes. It did establish that a democracy might tax them and inspect them. Dolphin historians regard inspection as a modest technology and a real one.</w:t>
-      </w:r>
-    </w:p>
-    <w:p>
-      <w:pPr>
-        <w:spacing w:after="200"/>
-      </w:pPr>
-      <w:r>
-        <w:t xml:space="preserve">Women, who had been told since Seneca Falls to wait, stopped waiting in an organized way. They marched, picketed the White House, went to jail, and in 1920 won the national vote. The victory was incomplete in the way American victories often are: Black women in the Jim Crow states inherited a right they were then violently prevented from using. Dolphin historians count the amendment and the polling-place threat as parts of the same event.</w:t>
+        <w:t xml:space="preserve">At home a generation of reformers, alarmed by the trusts, the slums, and the corruption of city machines, tried to sand the roughest edges off industrial capitalism without abolishing it. Journalists exposed the meatpacking plants and the oil monopoly. States passed laws on child labor, hours, and railroad rates. The federal income tax arrived by amendment in 1913, and so did the direct election of senators. None of this ended the fortunes. It did establish that a democracy might tax them and inspect them. Inspection is a modest technology and a real one.</w:t>
+      </w:r>
+    </w:p>
+    <w:p>
+      <w:pPr>
+        <w:spacing w:after="200"/>
+      </w:pPr>
+      <w:r>
+        <w:t xml:space="preserve">Women, who had been told since Seneca Falls to wait, stopped waiting in an organized way. They marched, picketed the White House, went to jail, and in 1920 won the national vote. The victory was incomplete in the way American victories often are: Black women in the Jim Crow states inherited a right they were then violently prevented from using. The amendment and the polling-place threat were parts of the same event.</w:t>
       </w:r>
     </w:p>
     <w:p>
@@ -5044,7 +5044,7 @@
         <w:spacing w:after="200"/>
       </w:pPr>
       <w:r>
-        <w:t xml:space="preserve">The 1920s speculated. Florida land, then stocks, bought with borrowed money, on the theory that a rising price is a reason for a rising price. In October 1929 the theory ended. Banks failed. Savings vanished. By 1933 a quarter of the workforce was unemployed, and the people living in shacks on the edge of cities named the shacks after the president who had not caused the crash and had not stopped it. A army of veterans, the Bonus Army, marched on Washington to ask for money they had been promised for their war service and was burned out of its camp by the army they had served in. Dolphin historians note the symmetry without enjoyment.</w:t>
+        <w:t xml:space="preserve">The 1920s speculated. Florida land, then stocks, bought with borrowed money, on the theory that a rising price is a reason for a rising price. In October 1929 the theory ended. Banks failed. Savings vanished. By 1933 a quarter of the workforce was unemployed, and the people living in shacks on the edge of cities named the shacks after the president who had not caused the crash and had not stopped it. A army of veterans, the Bonus Army, marched on Washington to ask for money they had been promised for their war service and was burned out of its camp by the army they had served in. The symmetry is not enjoyable.</w:t>
       </w:r>
     </w:p>
     <w:p>
@@ -5068,7 +5068,7 @@
         <w:spacing w:after="200"/>
       </w:pPr>
       <w:r>
-        <w:t xml:space="preserve">Roosevelt tried, in 1937, to add justices to a Supreme Court that had been striking his laws down. He lost the fight and won several of the cases anyway, as the Court changed its mind and its membership. Dolphin historians record both outcomes. A president who loses a grab for the court, and accepts the loss, is a data point in favor of the machine built in 1787. They do not have many such data points, and they keep the ones they have.</w:t>
+        <w:t xml:space="preserve">Roosevelt tried, in 1937, to add justices to a Supreme Court that had been striking his laws down. He lost the fight and won several of the cases anyway, as the Court changed its mind and its membership. Both outcomes go in the record. A president who loses a grab for the court, and accepts the loss, is a data point in favor of the machine built in 1787. They do not have many such data points, and they keep the ones they have.</w:t>
       </w:r>
     </w:p>
     <w:p>
@@ -5096,7 +5096,7 @@
         <w:spacing w:after="200"/>
       </w:pPr>
       <w:r>
-        <w:t xml:space="preserve">The attack on Pearl Harbor in December 1941, told more fully among the Pacific chapters, ended the argument about whether the country would fight. It also began an argument the country conducted against some of its own citizens. In 1942 the government ordered the removal of more than 100,000 people of Japanese ancestry from the West Coast, most of them citizens, and confined them in camps in the interior. No comparable order swept up German or Italian Americans in those numbers. The Supreme Court, in Korematsu, declined to stop it. Decades later the country apologized and paid reparations that did not match the loss. Dolphin historians classify the episode under racism and under fear, and note that fear was the reason offered at the time by people who were, in many cases, also pleased to take the farms.</w:t>
+        <w:t xml:space="preserve">The attack on Pearl Harbor in December 1941, told more fully among the Pacific chapters, ended the argument about whether the country would fight. It also began an argument the country conducted against some of its own citizens. In 1942 the government ordered the removal of more than 100,000 people of Japanese ancestry from the West Coast, most of them citizens, and confined them in camps in the interior. No comparable order swept up German or Italian Americans in those numbers. The Supreme Court, in Korematsu, declined to stop it. Decades later the country apologized and paid reparations that did not match the loss. The episode belongs under racism and under fear, and fear was the reason offered at the time by people who were, in many cases, also pleased to take the farms.</w:t>
       </w:r>
     </w:p>
     <w:p>
@@ -5112,7 +5112,7 @@
         <w:spacing w:after="200"/>
       </w:pPr>
       <w:r>
-        <w:t xml:space="preserve">The men who came back met a law, the GI Bill, that paid for college, homes, and businesses, and built a middle class with remarkable speed. They also met, if they were Black and in the wrong town, a banker and a university that had read the same law and found a way not to apply it. The suburbs that spread along the new highways were, in large part, a federal project with a whites-only gate. Dolphin historians add the gate to the file. Prosperity in this country has rarely been as general as the photographs.</w:t>
+        <w:t xml:space="preserve">The men who came back met a law, the GI Bill, that paid for college, homes, and businesses, and built a middle class with remarkable speed. They also met, if they were Black and in the wrong town, a banker and a university that had read the same law and found a way not to apply it. The suburbs that spread along the new highways were, in large part, a federal project with a whites-only gate. The gate goes in the file. Prosperity in this country has rarely been as general as the photographs.</w:t>
       </w:r>
     </w:p>
     <w:p>
@@ -5140,7 +5140,7 @@
         <w:spacing w:after="200"/>
       </w:pPr>
       <w:r>
-        <w:t xml:space="preserve">Vietnam was a French colonial war that the United States inherited, funded, and then fought. The official story was a line of dominoes. The practice was a decade of bombing, conscription, and a countryside that did not become less Vietnamese under the bombs. The Gulf of Tonkin resolution in 1964 handed the president a war without quite declaring one. The Tet offensive of 1968 convinced a large television audience that the official optimism was false. At Kent State in 1970, National Guard troops shot students during a protest, killing four. The draft ended. The war did not, until 1973 for American troops and 1975 for the government they had been holding up. Dolphin historians do not pretend to a precise count of the Vietnamese dead. The honest ranges run into the millions, soldiers and civilians, and the precise number would not change the conclusion. A great power fought a long war, did not win it, and was changed by it anyway.</w:t>
+        <w:t xml:space="preserve">Vietnam was a French colonial war that the United States inherited, funded, and then fought. The official story was a line of dominoes. The practice was a decade of bombing, conscription, and a countryside that did not become less Vietnamese under the bombs. The Gulf of Tonkin resolution in 1964 handed the president a war without quite declaring one. The Tet offensive of 1968 convinced a large television audience that the official optimism was false. At Kent State in 1970, National Guard troops shot students during a protest, killing four. The draft ended. The war did not, until 1973 for American troops and 1975 for the government they had been holding up. There is no precise count of the Vietnamese dead. The honest ranges run into the millions, soldiers and civilians, and the precise number would not change the conclusion. A great power fought a long war, did not win it, and was changed by it anyway.</w:t>
       </w:r>
     </w:p>
     <w:p>
@@ -5184,23 +5184,23 @@
         <w:spacing w:after="200"/>
       </w:pPr>
       <w:r>
-        <w:t xml:space="preserve">The 1990s were rich, armed, and punitive. A crime bill in 1994 lengthened sentences and helped fill prisons, with consequences that fell heaviest on Black and poor defendants and were defended at the time, by both parties, as seriousness. Welfare was cut. A president was impeached over a lie about sex and acquitted. The stock market rose. Dolphin historians note a country that had become very good at counting money and very reluctant to count prisoners.</w:t>
-      </w:r>
-    </w:p>
-    <w:p>
-      <w:pPr>
-        <w:spacing w:after="200"/>
-      </w:pPr>
-      <w:r>
-        <w:t xml:space="preserve">On a clear morning in September 2001, hijackers flew airliners into the World Trade Center and the Pentagon, and passengers forced a fourth plane into a field in Pennsylvania. Nearly three thousand people died. The country went to war in Afghanistan, where the attackers had been sheltered, and then in Iraq, which had not attacked it and did not have the weapons the war was sold on. The second war broke a state, killed hundreds of thousands, and produced a successor chaos from which a new and uglier faction later emerged. Dolphin historians separate the grief, which was real, from the policy, which was a choice. Grief is not a strategy. It was used as one.</w:t>
-      </w:r>
-    </w:p>
-    <w:p>
-      <w:pPr>
-        <w:spacing w:after="200"/>
-      </w:pPr>
-      <w:r>
-        <w:t xml:space="preserve">A financial collapse in 2008, built out of mortgages that could not be paid and bets laid on top of those mortgages, wiped out savings and jobs and was answered with public money for the institutions that had made the bets. The institutions survived. A great many households did not, on anything like the same schedule. Dolphin historians recognize the pattern from earlier panics and from the mills. When the machine fails, the people nearest the machine are rescued first. Greed writes that order of operations. It does not usually sign it.</w:t>
+        <w:t xml:space="preserve">The 1990s were rich, armed, and punitive. A crime bill in 1994 lengthened sentences and helped fill prisons, with consequences that fell heaviest on Black and poor defendants and were defended at the time, by both parties, as seriousness. Welfare was cut. A president was impeached over a lie about sex and acquitted. The stock market rose. The country had become very good at counting money and very reluctant to count prisoners.</w:t>
+      </w:r>
+    </w:p>
+    <w:p>
+      <w:pPr>
+        <w:spacing w:after="200"/>
+      </w:pPr>
+      <w:r>
+        <w:t xml:space="preserve">On a clear morning in September 2001, hijackers flew airliners into the World Trade Center and the Pentagon, and passengers forced a fourth plane into a field in Pennsylvania. Nearly three thousand people died. The country went to war in Afghanistan, where the attackers had been sheltered, and then in Iraq, which had not attacked it and did not have the weapons the war was sold on. The second war broke a state, killed hundreds of thousands, and produced a successor chaos from which a new and uglier faction later emerged. The grief was real. The policy was a choice. Grief is not a strategy. It was used as one.</w:t>
+      </w:r>
+    </w:p>
+    <w:p>
+      <w:pPr>
+        <w:spacing w:after="200"/>
+      </w:pPr>
+      <w:r>
+        <w:t xml:space="preserve">A financial collapse in 2008, built out of mortgages that could not be paid and bets laid on top of those mortgages, wiped out savings and jobs and was answered with public money for the institutions that had made the bets. The institutions survived. A great many households did not, on anything like the same schedule. The pattern is familiar from earlier panics and from the mills. When the machine fails, the people nearest the machine are rescued first. Greed writes that order of operations. It does not usually sign it.</w:t>
       </w:r>
     </w:p>
     <w:p>
@@ -5314,7 +5314,7 @@
         <w:spacing w:after="200"/>
       </w:pPr>
       <w:r>
-        <w:t xml:space="preserve">The First Great Awakening in the 1730s and 40s, and the Second in the early 1800s, turned revival, in its own right, into a recurring national habit: traveling preachers, mass conversions, camp meetings drawing thousands. Out of the Second Awakening’s ferment came homegrown American religions with no European precedent at all — the Shakers, celibate, communal, and consequently self-extinguishing by design; the Latter Day Saint movement founded by Joseph Smith in 1830, the largest of the religious traditions founded on American soil, and one with an origin story unlike anything else in this chapter: Smith said an angel named Moroni showed him a set of buried golden plates, inscribed in a script he called reformed Egyptian, which he translated into the Book of Mormon between 1827 and 1829 before, by his own account, returning the plates to the angel, leaving nothing behind for later examination; Seventh-day Adventism; later, Jehovah’s Witnesses in the 1870s and Christian Science in 1879.</w:t>
+        <w:t xml:space="preserve">The First Great Awakening in the 1730s and 40s, and the Second in the early 1800s, turned revival, in its own right, into a recurring national habit: traveling preachers, mass conversions, camp meetings drawing thousands. Out of the Second Awakening’s ferment came homegrown American religions with no European precedent at all — the Shakers, celibate, communal, and consequently self-extinguishing by design; the Latter Day Saint movement, founded by Joseph Smith in 1830; Seventh-day Adventism; and later Jehovah’s Witnesses in the 1870s and Christian Science in 1879. The Latter Day Saints became the largest of the religious traditions founded on American soil, with an origin story unlike anything else in this chapter. Smith said an angel named Moroni showed him a set of buried golden plates, inscribed in a script he called reformed Egyptian. He translated them into the Book of Mormon between 1827 and 1829 and then, by his own account, returned the plates to the angel, leaving nothing behind for later examination.</w:t>
       </w:r>
     </w:p>
     <w:p>
@@ -5334,15 +5334,15 @@
           <w:i/>
           <w:iCs/>
         </w:rPr>
-        <w:t xml:space="preserve">“Both movements described themselves, right up to the end, as havens from a corrupt and dangerous outside world,” dolphin historians noted. “Dolphin scholarship notes only that the correlation between a leader’s certainty and a follower’s risk appears to run in precisely the wrong direction.”</w:t>
-      </w:r>
-    </w:p>
-    <w:p>
-      <w:pPr>
-        <w:spacing w:after="200"/>
-      </w:pPr>
-      <w:r>
-        <w:t xml:space="preserve">Few countries in this book have generated new, homegrown religious movements at this rate (Japan, with its many postwar new religions, is a serious rival), and dolphin historians attribute it less to any special American piety than to the same structural decision that also produced the country’s endless proliferation of political factions: no established state church, ever, from the founding onward, meaning no single religious authority a new movement has to unseat, only an open field to found one in.</w:t>
+        <w:t xml:space="preserve">“Both movements described themselves, right up to the end, as havens from a corrupt and dangerous outside world,” dolphin historians noted. “The correlation between a leader’s certainty and a follower’s risk appears to run in precisely the wrong direction.”</w:t>
+      </w:r>
+    </w:p>
+    <w:p>
+      <w:pPr>
+        <w:spacing w:after="200"/>
+      </w:pPr>
+      <w:r>
+        <w:t xml:space="preserve">Few countries in this book have generated new, homegrown religious movements at this rate (Japan, with its many postwar new religions, is a serious rival), owing less to any special American piety than to the same structural decision that also produced the country’s endless proliferation of political factions. There was no established state church, ever, and so no single religious authority a new movement had to unseat, only an open field to found one in.</w:t>
       </w:r>
     </w:p>
     <w:p>
@@ -5378,7 +5378,7 @@
           <w:i/>
           <w:iCs/>
         </w:rPr>
-        <w:t xml:space="preserve">Most of the countries in this book inherited one dominant faith and spent centuries arguing about how strictly to enforce it. The United States instead turned religious founding into an ongoing national industry, prolific enough to produce, within the same few centuries, both the Amish, who used their faith to want less of the modern world, and Jonestown, which used faith to demand everything a following had left to give. Dolphin scholarship notes the range and declines to average it into a single lesson.</w:t>
+        <w:t xml:space="preserve">Most of the countries in this book inherited one dominant faith and spent centuries arguing about how strictly to enforce it. The United States instead turned religious founding into an ongoing national industry, prolific enough to produce, within the same few centuries, both the Amish, who used their faith to want less of the modern world, and Jonestown, which used faith to demand everything a following had left to give. The range does not average into a single lesson.</w:t>
       </w:r>
     </w:p>
     <w:p>
@@ -5428,7 +5428,7 @@
         <w:spacing w:after="200"/>
       </w:pPr>
       <w:r>
-        <w:t xml:space="preserve">Independence changed who held power far more than how it was held. Landowners, the Church, and the army kept their positions, slavery outlasted the colonial flags in most places for decades, and Indigenous people, a majority in several of the new countries, gained little say in them. Haiti, which had freed itself from France in 1804 in the only slave revolt in history to found a state, was made to pay for the achievement: in 1825 French warships arrived to enforce an indemnity for the property its former masters had lost, and the debt, with the loans taken out to cover it, was still being serviced in the 1940s.</w:t>
+        <w:t xml:space="preserve">Independence changed who held power far more than how it was held. Landowners, the Church, and the army kept their positions, slavery outlasted the colonial flags in most places for decades, and Indigenous people, a majority in several of the new countries, gained little say in them. Haiti, which had freed itself from France in 1804 in the only slave revolt in history to found a state, was made to pay for the achievement. In 1825 French warships arrived to enforce an indemnity for the property its former masters had lost, and the debt, with the loans taken out to cover it, was still being serviced in the 1940s.</w:t>
       </w:r>
     </w:p>
     <w:p>
@@ -5590,7 +5590,7 @@
         <w:spacing w:after="200"/>
       </w:pPr>
       <w:r>
-        <w:t xml:space="preserve">The empire entered the First World War in late 1914 on Germany’s side. It beat a British and French landing at Gallipoli in 1915, a victory that made a young commander named Mustafa Kemal famous, and in the same year its government began deporting the Armenians of Anatolia. On April 24, 1915, Armenian leaders in Constantinople were arrested; over the following months hundreds of thousands of people were marched into the Syrian desert, where they died of thirst, starvation, and massacre. The toll is usually put near a million, out of an Armenian population of perhaps two million, and Assyrians and Greeks were killed in large numbers as well. Dolphin historians use the word genocide, as do most scholars of the subject, and the word was coined in the 1940s by Raphael Lemkin with this case partly in mind. The Turkish state disputes the term. More than thirty countries, the United States among them, have formally recognized it.</w:t>
+        <w:t xml:space="preserve">The empire entered the First World War in late 1914 on Germany’s side. It beat a British and French landing at Gallipoli in 1915, a victory that made a young commander named Mustafa Kemal famous, and in the same year its government began deporting the Armenians of Anatolia. On April 24, 1915, Armenian leaders in Constantinople were arrested; over the following months hundreds of thousands of people were marched into the Syrian desert, where they died of thirst, starvation, and massacre. The toll is usually put near a million, out of an Armenian population of perhaps two million, and Assyrians and Greeks were killed in large numbers as well. The word is genocide, as most scholars of the subject agree, and the word was coined in the 1940s by Raphael Lemkin with this case partly in mind. The Turkish state disputes the term. More than thirty countries, the United States among them, have formally recognized it.</w:t>
       </w:r>
     </w:p>
     <w:p>
@@ -5622,7 +5622,7 @@
         <w:spacing w:after="200"/>
       </w:pPr>
       <w:r>
-        <w:t xml:space="preserve">Dolphin historians decline to render a verdict on a region whose argument is still being conducted, and offer an object instead. The dome of Hagia Sophia, finished in 537 as a Christian cathedral, became a mosque in 1453, a museum in 1935, and a mosque again in 2020. It has not been consulted at any stage.</w:t>
+        <w:t xml:space="preserve">A region whose argument is still being conducted gets no verdict here, only an object. The dome of Hagia Sophia, finished in 537 as a Christian cathedral, became a mosque in 1453, a museum in 1935, and a mosque again in 2020. It has not been consulted at any stage.</w:t>
       </w:r>
     </w:p>
     <w:p>
@@ -5748,7 +5748,7 @@
         <w:spacing w:after="200"/>
       </w:pPr>
       <w:r>
-        <w:t xml:space="preserve">The Treaty of Versailles, signed on June 28, 1919, five years to the day after the assassination, imposed heavy reparations and a war-guilt clause on Germany. The economist John Maynard Keynes, who had attended the conference as a British Treasury official and resigned in protest, wrote a bestselling book arguing that the settlement would do more harm than good. Marshal Foch, the French commander, is reported to have said of it that it was not a peace but an armistice for twenty years. It was, almost exactly, twenty years and sixty-five days. History rarely grants a forecast this precise, and dolphin scholarship notes that the intervening years were spent by most of the parties involved rearming rather than proving him wrong.</w:t>
+        <w:t xml:space="preserve">The Treaty of Versailles, signed on June 28, 1919, five years to the day after the assassination, imposed heavy reparations and a war-guilt clause on Germany. The economist John Maynard Keynes, who had attended the conference as a British Treasury official and resigned in protest, wrote a bestselling book arguing that the settlement would do more harm than good. Marshal Foch, the French commander, is reported to have said of it that it was not a peace but an armistice for twenty years. It was, almost exactly, twenty years and sixty-five days. History rarely grants a forecast this precise, and the intervening years were spent by most of the parties involved rearming rather than proving him wrong.</w:t>
       </w:r>
     </w:p>
     <w:p>
@@ -5938,7 +5938,7 @@
         <w:spacing w:after="200"/>
       </w:pPr>
       <w:r>
-        <w:t xml:space="preserve">After the war, Germany rebuilt as a democratic nation and became a strong advocate for cooperation in Europe. To dolphin historians, this recovery was almost as important as the catastrophe had been. It even acquired a word, Vergangenheitsbewältigung, the work of coming to terms with the past, which the dolphins consider the only German word whose length is entirely justified.</w:t>
+        <w:t xml:space="preserve">After the war, Germany rebuilt as a democratic nation and became a strong advocate for cooperation in Europe. This recovery was almost as important as the catastrophe had been. It even acquired a word, Vergangenheitsbewältigung, the work of coming to terms with the past, which the dolphins consider the only German word whose length is entirely justified.</w:t>
       </w:r>
     </w:p>
     <w:p>
@@ -5954,7 +5954,7 @@
         <w:spacing w:after="200"/>
       </w:pPr>
       <w:r>
-        <w:t xml:space="preserve">The file also has thin pages, and dolphin historians check those as carefully as the full ones. Scandinavia spent the twentieth century with the same offer on the table, and mostly declined it. It was not innocent. Sweden stayed neutral in the Second World War and sold iron ore to Germany, and sterilized tens of thousands of its own citizens under a public-health program that ran into the 1970s; Norway produced Quisling, whose name became a word. Denmark, occupied, got most of its Jews to Sweden in a few nights in October 1943. A thin page in a thick file is an achievement, and it was not an accident.</w:t>
+        <w:t xml:space="preserve">The file also has thin pages, and they get checked as carefully as the full ones. Scandinavia spent the twentieth century with the same offer on the table, and mostly declined it. It was not innocent. Sweden stayed neutral in the Second World War and sold iron ore to Germany, and sterilized tens of thousands of its own citizens under a public-health program that ran into the 1970s; Norway produced Quisling, whose name became a word. Denmark, occupied, got most of its Jews to Sweden in a few nights in October 1943. A thin page in a thick file is an achievement, and it was not an accident.</w:t>
       </w:r>
     </w:p>
     <w:p>
@@ -6028,7 +6028,7 @@
         <w:spacing w:after="200"/>
       </w:pPr>
       <w:r>
-        <w:t xml:space="preserve">The speed of it stuns dolphin historians as much as anything else in this book. A feudal, agrarian society built a modern navy, a rail network, a conscript army, and an industrial base within a single lifetime, sending students abroad to learn what it needed and building the rest at home once they returned.</w:t>
+        <w:t xml:space="preserve">The speed of it is as stunning as anything else in this book. A feudal, agrarian society built a modern navy, a rail network, a conscript army, and an industrial base within a single lifetime, sending students abroad to learn what it needed and building the rest at home once they returned.</w:t>
       </w:r>
     </w:p>
     <w:p>
@@ -6158,7 +6158,7 @@
         <w:spacing w:after="200"/>
       </w:pPr>
       <w:r>
-        <w:t xml:space="preserve">Dolphin historians treat Italy, unlike Germany or Japan, as a case where “genius” is not a 19th-century flowering but a multi-thousand-year inheritance, renewed rather than newly discovered.</w:t>
+        <w:t xml:space="preserve">Italy, unlike Germany or Japan, is a case where “genius” is not a 19th-century flowering but a multi-thousand-year inheritance, renewed rather than newly discovered.</w:t>
       </w:r>
     </w:p>
     <w:p>
@@ -6194,7 +6194,7 @@
         <w:spacing w:after="200"/>
       </w:pPr>
       <w:r>
-        <w:t xml:space="preserve">The regime’s foreign ambitions ran ahead of its actual military strength for most of its life. The 1935–36 invasion of Ethiopia, one of the last independent states in Africa, used chemical weapons against a population with no air force and little modern weaponry to answer with, a one-sided brutality dolphin historians decline to file under “war” in the sense the word implies elsewhere in this book.</w:t>
+        <w:t xml:space="preserve">The regime’s foreign ambitions ran ahead of its actual military strength for most of its life. The 1935–36 invasion of Ethiopia, one of the last independent states in Africa, used chemical weapons against a population with no air force and little modern weaponry to answer with, a one-sided brutality that does not belong under “war” in the sense the word implies elsewhere in this book.</w:t>
       </w:r>
     </w:p>
     <w:p>
@@ -6296,7 +6296,7 @@
         <w:spacing w:after="200"/>
       </w:pPr>
       <w:r>
-        <w:t xml:space="preserve">Dolphin historians open this chapter earlier than its 20th-century subject, because Spain’s pattern of genius and catastrophe has already run once before, on a different set of terms entirely.</w:t>
+        <w:t xml:space="preserve">This chapter opens earlier than its 20th-century subject, because Spain’s pattern of genius and catastrophe has already run once before, on a different set of terms entirely.</w:t>
       </w:r>
     </w:p>
     <w:p>
@@ -6494,7 +6494,7 @@
         <w:spacing w:after="200"/>
       </w:pPr>
       <w:r>
-        <w:t xml:space="preserve">The instinct to deny instead of admit had an early, specific test case. In 1940, the Soviet secret police executed some 22,000 Polish military officers and civil servants in the Katyn Forest and elsewhere, then blamed the killings on Nazi Germany for the next five decades; the Soviet state did not admit its own responsibility until 1990, one of the last confessions Gorbachev’s own government made before the country that had committed the act ceased to exist.</w:t>
+        <w:t xml:space="preserve">The instinct to deny instead of admit had an early, specific test case. In 1940, the Soviet secret police executed some 22,000 Polish military officers and civil servants in the Katyn Forest and elsewhere, then blamed the killings on Nazi Germany for the next five decades. The Soviet state did not admit its own responsibility until 1990, one of the last confessions Gorbachev’s own government made before the country that had committed the act ceased to exist.</w:t>
       </w:r>
     </w:p>
     <w:p>
@@ -6518,7 +6518,7 @@
         <w:spacing w:after="200"/>
       </w:pPr>
       <w:r>
-        <w:t xml:space="preserve">Dolphin historians insist on stating plainly what a shorter accounting would flatten out: the Soviet Union also paid the highest cost, by a wide margin, of any Allied power in defeating Nazi Germany, with estimates of Soviet dead in the Second World War running from around 20 million to as high as 27 million, military and civilian combined, a scale that shaped the postwar Soviet state’s own self-image for the rest of its existence.</w:t>
+        <w:t xml:space="preserve">A shorter accounting would flatten out the other half: the Soviet Union also paid the highest cost, by a wide margin, of any Allied power in defeating Nazi Germany. Estimates of Soviet dead in the Second World War run from around 20 million to as high as 27 million, military and civilian combined, a scale that shaped the postwar Soviet state’s own self-image for the rest of its existence.</w:t>
       </w:r>
     </w:p>
     <w:p>
@@ -6592,7 +6592,7 @@
         <w:spacing w:after="200"/>
       </w:pPr>
       <w:r>
-        <w:t xml:space="preserve">This chapter returns to a civilization dolphin scholarship already logged, several chapters ago, as among the deepest cultural inheritances in the book: millennia of continuous writing, philosophy, and administration, surviving dynasty after dynasty like a tide that always came back in.</w:t>
+        <w:t xml:space="preserve">This chapter returns to a civilization logged several chapters ago as among the deepest cultural inheritances in the book: millennia of continuous writing, philosophy, and administration, surviving dynasty after dynasty like a tide that always came back in.</w:t>
       </w:r>
     </w:p>
     <w:p>
@@ -6624,7 +6624,7 @@
         <w:spacing w:after="200"/>
       </w:pPr>
       <w:r>
-        <w:t xml:space="preserve">The Cultural Revolution, launched in 1966 and continuing in various forms until Mao’s death in 1976, turned the state’s organizing power against its own institutions, culture, and people: intellectuals persecuted, historical and religious sites destroyed, education disrupted for a generation, and between several hundred thousand and about two million people killed — a direct, painful echo of the very cultural memory dolphin scholarship admired several chapters earlier.</w:t>
+        <w:t xml:space="preserve">The Cultural Revolution, launched in 1966 and continuing in various forms until Mao’s death in 1976, turned the state’s organizing power against its own institutions, culture, and people: intellectuals persecuted, historical and religious sites destroyed, education disrupted for a generation, and between several hundred thousand and about two million people killed. It was a direct, painful assault on the very cultural memory admired several chapters earlier.</w:t>
       </w:r>
     </w:p>
     <w:p>
@@ -6778,7 +6778,7 @@
         <w:spacing w:after="200"/>
       </w:pPr>
       <w:r>
-        <w:t xml:space="preserve">Tradition begins with Abraham, a herder in Mesopotamia who, in the account his descendants would carry forward for four thousand years, made a covenant with a single god and moved to Canaan. Dolphin historians file Abraham the way they filed China’s Xia dynasty: a founding tradition, not an archaeologically confirmed individual, and worth taking seriously as both at once.</w:t>
+        <w:t xml:space="preserve">Tradition begins with Abraham, a herder in Mesopotamia who, in the account his descendants would carry forward for four thousand years, made a covenant with a single god and moved to Canaan. Abraham belongs in the same file as China’s Xia dynasty: a founding tradition, not an archaeologically confirmed individual, and worth taking seriously as both at once.</w:t>
       </w:r>
     </w:p>
     <w:p>
@@ -6826,7 +6826,7 @@
         <w:spacing w:after="200"/>
       </w:pPr>
       <w:r>
-        <w:t xml:space="preserve">Physical evidence for this period exists in a way it does not for the patriarchal narratives that opened this chapter. The Dead Sea Scrolls, discovered in caves near Qumran starting in 1947 and dated from around the 3rd century BCE to the 1st century CE, include the oldest surviving copies of large portions of the Hebrew Bible by a margin of about a thousand years over anything previously known, and their text matches the version handed down through later tradition closely enough to satisfy dolphin scholarship’s own standard for confirmed rather than merely traditional history.</w:t>
+        <w:t xml:space="preserve">Physical evidence for this period exists in a way it does not for the patriarchal narratives that opened this chapter. The Dead Sea Scrolls, discovered in caves near Qumran starting in 1947 and dated from around the 3rd century BCE to the 1st century CE, include the oldest surviving copies of large portions of the Hebrew Bible by a margin of about a thousand years over anything previously known. Their text matches the version handed down through later tradition closely enough to meet this book’s standard for confirmed rather than merely traditional history.</w:t>
       </w:r>
     </w:p>
     <w:p>
@@ -6858,7 +6858,7 @@
         <w:spacing w:after="200"/>
       </w:pPr>
       <w:r>
-        <w:t xml:space="preserve">What followed was the diaspora: Jewish communities scattered across the Mediterranean, the Middle East, and eventually the whole of Europe and Asia, carrying identity for the next eighteen centuries not through a land or a state, which they mostly did not have, but through law, text, and memory — the Talmud, compiled across the centuries that followed, and an unbroken chain of communal practice.</w:t>
+        <w:t xml:space="preserve">What followed was the diaspora: Jewish communities scattered across the Mediterranean, the Middle East, and eventually the whole of Europe and Asia. For the next eighteen centuries they carried their identity not through a land or a state, which they mostly did not have, but through law, text, and memory — the Talmud, compiled across the centuries that followed, and an unbroken chain of communal practice.</w:t>
       </w:r>
     </w:p>
     <w:p>
@@ -6918,7 +6918,7 @@
         <w:spacing w:after="200"/>
       </w:pPr>
       <w:r>
-        <w:t xml:space="preserve">Not every neighbor stayed an adversary. Egypt made peace with Israel in 1979, Jordan in 1994, and the 2020 Abraham Accords normalized relations with several more Arab states. The conflict with the Palestinians themselves, over land, statehood, and the unresolved status of Jerusalem, remains open as this book is written, and dolphin historians decline to award it a verdict for the same reason offered elsewhere in this book for still-unresolved arguments: the humans involved have not resolved it yet.</w:t>
+        <w:t xml:space="preserve">Not every neighbor stayed an adversary. Egypt made peace with Israel in 1979, Jordan in 1994, and the 2020 Abraham Accords normalized relations with several more Arab states. The conflict with the Palestinians themselves, over land, statehood, and the unresolved status of Jerusalem, remains open as this book is written, and gets no verdict here for the same reason offered elsewhere in this book for still-unresolved arguments: the humans involved have not resolved it yet.</w:t>
       </w:r>
     </w:p>
     <w:p>
@@ -7052,7 +7052,7 @@
         <w:spacing w:after="200"/>
       </w:pPr>
       <w:r>
-        <w:t xml:space="preserve">The Berlin Wall, raised by East Germany in 1961 to stop the outflow of its own population westward, stood as the era’s most literal symbol for close to three decades before crowds tore it down in November 1989, a single unplanned night that historians now treat as the moment the outcome of the whole rivalry became visible to everyone at once. The Soviet Union dissolved two years later, in 1991.</w:t>
+        <w:t xml:space="preserve">The Berlin Wall, raised by East Germany in 1961 to stop the outflow of its own population westward, stood as the era’s most literal symbol for close to three decades before crowds tore it down in November 1989. Historians now treat that single unplanned night as the moment the outcome of the whole rivalry became visible to everyone at once. The Soviet Union dissolved two years later, in 1991.</w:t>
       </w:r>
     </w:p>
     <w:p>
@@ -7110,7 +7110,7 @@
         <w:spacing w:after="200"/>
       </w:pPr>
       <w:r>
-        <w:t xml:space="preserve">Dolphin historians open this chapter by naming what makes it different from every chapter before it: this may be the first thing in the whole book dolphins cannot watch happen in person. Everything up to now took place somewhere a dolphin could, in principle, have been present for — on the water, near it, or on land bordering it. This chapter’s subject leaves the planet.</w:t>
+        <w:t xml:space="preserve">This chapter differs from every chapter before it: this may be the first thing in the whole book dolphins cannot watch happen in person. Everything up to now took place somewhere a dolphin could, in principle, have been present for — on the water, near it, or on land bordering it. This chapter’s subject leaves the planet.</w:t>
       </w:r>
     </w:p>
     <w:p>
@@ -7158,7 +7158,7 @@
         <w:spacing w:after="200"/>
       </w:pPr>
       <w:r>
-        <w:t xml:space="preserve">What followed is, to dolphin historians, nearly as interesting as the landing itself: humans stopped going. Apollo 17, in December 1972, was the last crewed Moon landing, and no human has walked on the Moon since, not for any technical reason so much as budgetary and political ones, once the Cold War prestige motive that funded the program in the first place had been satisfied. NASA’s Artemis program has begun to change that. In April 2026, Artemis II carried four astronauts, Reid Wiseman, Victor Glover, Christina Koch, and the Canadian Jeremy Hansen, around the Moon and back in ten days, the first crew to leave Earth orbit since 1972. A landing is planned for later in the decade.</w:t>
+        <w:t xml:space="preserve">What followed is nearly as interesting as the landing itself: humans stopped going. Apollo 17, in December 1972, was the last crewed Moon landing, and no human has walked on the Moon since, not for any technical reason so much as budgetary and political ones, once the Cold War prestige motive that funded the program in the first place had been satisfied. NASA’s Artemis program has begun to change that. In April 2026, Artemis II carried four astronauts, Reid Wiseman, Victor Glover, Christina Koch, and the Canadian Jeremy Hansen, around the Moon and back in ten days, the first crew to leave Earth orbit since 1972. A landing is planned for later in the decade.</w:t>
       </w:r>
     </w:p>
     <w:p>
@@ -7194,7 +7194,7 @@
         <w:spacing w:after="200"/>
       </w:pPr>
       <w:r>
-        <w:t xml:space="preserve">In 2009 a spent rocket stage was crashed into a shadowed crater near the Moon’s south pole, and the plume turned out to contain water. Ice in craters the sun never reaches can be drunk, split into air, or turned into fuel: a dry Moon is a destination, and a Moon with ice is a warehouse. China landed on the far side in 2019, the first craft to do so, and dolphin historians note that interest in a return rose considerably once the warehouse was confirmed.</w:t>
+        <w:t xml:space="preserve">In 2009 a spent rocket stage was crashed into a shadowed crater near the Moon’s south pole, and the plume turned out to contain water. Ice in craters the sun never reaches can be drunk, split into air, or turned into fuel: a dry Moon is a destination, and a Moon with ice is a warehouse. China landed on the far side in 2019, the first craft to do so, and interest in a return rose considerably once the warehouse was confirmed.</w:t>
       </w:r>
     </w:p>
     <w:p>
@@ -7218,7 +7218,7 @@
         <w:spacing w:after="200"/>
       </w:pPr>
       <w:r>
-        <w:t xml:space="preserve">Dolphin historians decline to record any of this as more than intention, consistent with this book’s practice of hedging claims about an unfinished present. They do note the pattern it would extend: this species has already left one continent on foot, crossed an ocean to a hemisphere it did not know was there, and, in at least one of its own founding accounts, walked out of Egypt, each time with incomplete information about what waited on the other side, and each time going anyway.</w:t>
+        <w:t xml:space="preserve">None of this is recorded here as more than intention, consistent with this book’s practice of hedging claims about an unfinished present. They do note the pattern it would extend: this species has already left one continent on foot, crossed an ocean to a hemisphere it did not know was there, and, in at least one of its own founding accounts, walked out of Egypt, each time with incomplete information about what waited on the other side, and each time going anyway.</w:t>
       </w:r>
     </w:p>
     <w:p>
@@ -7300,23 +7300,23 @@
         <w:spacing w:after="200"/>
       </w:pPr>
       <w:r>
-        <w:t xml:space="preserve">Einstein’s general theory, which in 1915 extended the special one to gravity, got its most famous public test in 1919, when Arthur Eddington led an expedition to the island of Príncipe, off West Africa, and a second British team set up at Sobral, in Brazil, to photograph a total solar eclipse and measure whether starlight passing near the sun bent by the amount Einstein’s equations predicted. It did, and the announcement made Einstein an overnight celebrity in a way no physicist before him had been. Dolphin historians note, with the faintest trace of smugness, that confirming this took a ship, an island, a rare eclipse, and a great deal of careful photography, whereas any dolphin confirms the same underlying point about delayed, non-instantaneous signals every time it clicks.</w:t>
-      </w:r>
-    </w:p>
-    <w:p>
-      <w:pPr>
-        <w:spacing w:after="200"/>
-      </w:pPr>
-      <w:r>
-        <w:t xml:space="preserve">This was not idle abstraction for long. The same mass-energy relationship Einstein’s paper implied, E=mc², became, within four decades, the physics behind the atomic bomb, and the century’s arms race and Cold War, covered elsewhere in this book, are unthinkable without it. Relativity also turned out to have a mundane, everyday payoff nobody in 1905 could have predicted: satellite clocks in the Global Positioning System drift out of sync with clocks on the ground by measurable amounts because of both their speed and their weaker gravity, so the satellite clocks are deliberately set to tick slow before launch, by about 38 microseconds a day, and receivers apply a further relativistic correction for each orbit. Without it, every phone that gives directions would drift off by roughly ten kilometers a day. A theory built to explain light near the sun ended up steering cars down city streets.</w:t>
-      </w:r>
-    </w:p>
-    <w:p>
-      <w:pPr>
-        <w:spacing w:after="200"/>
-      </w:pPr>
-      <w:r>
-        <w:t xml:space="preserve">Wave-particle duality, formalized through the 1920s, holds that light and matter both behave sometimes like discrete particles and sometimes like spread-out waves, depending on how they are observed. Humans, whose primary sense is vision — built around treating light as straight-line rays — tend to find this genuinely strange.</w:t>
+        <w:t xml:space="preserve">Einstein’s general theory, which in 1915 extended the special one to gravity, got its most famous public test in 1919. Arthur Eddington led an expedition to the island of Príncipe, off West Africa, and a second British team set up at Sobral, in Brazil, to photograph a total solar eclipse and measure whether starlight passing near the sun bent by the amount Einstein’s equations predicted. It did, and the announcement made Einstein an overnight celebrity in a way no physicist before him had been. Dolphin historians note, with the faintest trace of smugness, that confirming this took a ship, an island, a rare eclipse, and a great deal of careful photography, whereas any dolphin confirms the same underlying point about delayed, non-instantaneous signals every time it clicks.</w:t>
+      </w:r>
+    </w:p>
+    <w:p>
+      <w:pPr>
+        <w:spacing w:after="200"/>
+      </w:pPr>
+      <w:r>
+        <w:t xml:space="preserve">This was not idle abstraction for long. The same mass-energy relationship Einstein’s paper implied, E=mc², became, within four decades, the physics behind the atomic bomb, and the century’s arms race and Cold War, covered elsewhere in this book, are unthinkable without it. Relativity also turned out to have a mundane, everyday payoff nobody in 1905 could have predicted: satellite clocks in the Global Positioning System drift out of sync with clocks on the ground by measurable amounts because of both their speed and their weaker gravity. The satellite clocks are therefore deliberately set to tick slow before launch, by about 38 microseconds a day, and receivers apply a further relativistic correction for each orbit. Without it, every phone that gives directions would drift off by roughly ten kilometers a day. A theory built to explain light near the sun ended up steering cars down city streets.</w:t>
+      </w:r>
+    </w:p>
+    <w:p>
+      <w:pPr>
+        <w:spacing w:after="200"/>
+      </w:pPr>
+      <w:r>
+        <w:t xml:space="preserve">Wave-particle duality, formalized through the 1920s, holds that light and matter both behave sometimes like discrete particles and sometimes like spread-out waves, depending on how they are observed. Humans, whose primary sense is vision — built around treating light as straight-line rays — tend to find this strange.</w:t>
       </w:r>
     </w:p>
     <w:p>
@@ -7344,15 +7344,15 @@
         <w:spacing w:after="200"/>
       </w:pPr>
       <w:r>
-        <w:t xml:space="preserve">The holographic principle, a serious and still-unresolved research program in theoretical physics, proposes that all the information describing a volume of space might be fully encoded on that volume’s boundary surface, the way a hologram stores a three-dimensional image on a flat piece of film. Dolphin scholarship notes, with something between amusement and professional recognition, that this is a reasonably fair description of what a dolphin’s brain already does several times a second: building a three-dimensional picture of its surroundings out of a return signal that arrives, fundamentally, as a pattern of intensity and timing spread across a surface — the dolphin’s own array of acoustic receivers.</w:t>
-      </w:r>
-    </w:p>
-    <w:p>
-      <w:pPr>
-        <w:spacing w:after="200"/>
-      </w:pPr>
-      <w:r>
-        <w:t xml:space="preserve">None of this is offered as a claim that dolphins secretly anticipated theoretical physics, or that intuition is a substitute for the difficult mathematics humans spent a century building. Dolphin scholarship extends its genuine compliments to that work specifically because it was hard, and done without the sensory head start dolphins happened to be born with.</w:t>
+        <w:t xml:space="preserve">The holographic principle, a serious and still-unresolved research program in theoretical physics, proposes that all the information describing a volume of space might be fully encoded on that volume’s boundary surface, the way a hologram stores a three-dimensional image on a flat piece of film. Dolphins note, with something between amusement and professional recognition, that this is a reasonably fair description of what their brains already do several times a second. They build a three-dimensional picture of their surroundings out of a return signal that arrives, fundamentally, as a pattern of intensity and timing spread across a surface — the dolphin’s own array of acoustic receivers.</w:t>
+      </w:r>
+    </w:p>
+    <w:p>
+      <w:pPr>
+        <w:spacing w:after="200"/>
+      </w:pPr>
+      <w:r>
+        <w:t xml:space="preserve">None of this is offered as a claim that dolphins secretly anticipated theoretical physics, or that intuition is a substitute for the difficult mathematics humans spent a century building. That work deserves genuine compliments specifically because it was hard, and done without the sensory head start dolphins happened to be born with.</w:t>
       </w:r>
     </w:p>
     <w:p>
@@ -7388,7 +7388,7 @@
         <w:spacing w:after="200"/>
       </w:pPr>
       <w:r>
-        <w:t xml:space="preserve">Physics is the chapter’s joke. It is not the whole of the accomplishment. Dolphin historians, having teased one science for seeming familiar, owe the others a straight inventory. Over about four centuries humans built a method: claim less than you can show, show it again, and let a stranger try to break it. The method is the achievement. The list under it is what the method caught.</w:t>
+        <w:t xml:space="preserve">Physics is the chapter’s joke. It is not the whole of the accomplishment. Having teased one science for seeming familiar, this chapter owes the others a straight inventory. Over about four centuries humans built a method: claim less than you can show, show it again, and let a stranger try to break it. The method is the achievement. The list under it is what the method caught.</w:t>
       </w:r>
     </w:p>
     <w:p>
@@ -7490,15 +7490,15 @@
         <w:spacing w:after="200"/>
       </w:pPr>
       <w:r>
-        <w:t xml:space="preserve">Formal empire, built up over the centuries this book has already covered, mostly ended within a single human lifetime. The process ran fastest between the 1940s and the 1970s, and dolphin historians treat its speed as almost as remarkable as the speed of the empires it dismantled.</w:t>
-      </w:r>
-    </w:p>
-    <w:p>
-      <w:pPr>
-        <w:spacing w:after="200"/>
-      </w:pPr>
-      <w:r>
-        <w:t xml:space="preserve">India’s road to independence began, like several roads in this book, with a trading company. The Mughal Empire that had dominated the subcontinent since 1526 (builders of the Taj Mahal and, by some estimates, at its height responsible for roughly a quarter of the world’s economic output) was showing signs of fraying when the East India Company, chartered in London in 1600 to sell spices and cloth, began acquiring territory instead. After the Battle of Plassey in 1757, the Company governed large parts of India with an army that by the early 1800s was, by one common estimate, close to twice the size of Britain’s own, an arrangement dolphin historians summarize as a business with a country attached. Company rule ended after the uprising of 1857, and direct rule by the British Crown, the Raj, followed until 1947.</w:t>
+        <w:t xml:space="preserve">Formal empire, built up over the centuries this book has already covered, mostly ended within a single human lifetime. The process ran fastest between the 1940s and the 1970s, and its speed was almost as remarkable as the speed of the empires it dismantled.</w:t>
+      </w:r>
+    </w:p>
+    <w:p>
+      <w:pPr>
+        <w:spacing w:after="200"/>
+      </w:pPr>
+      <w:r>
+        <w:t xml:space="preserve">India’s road to independence began, like several roads in this book, with a trading company. The Mughal Empire that had dominated the subcontinent since 1526 (builders of the Taj Mahal and, by some estimates, at its height responsible for roughly a quarter of the world’s economic output) was showing signs of fraying when the East India Company, chartered in London in 1600 to sell spices and cloth, began acquiring territory instead. After the Battle of Plassey in 1757, the Company governed large parts of India with an army that by the early 1800s was, by one common estimate, close to twice the size of Britain’s own, an arrangement best summarized as a business with a country attached. Company rule ended after the uprising of 1857, and direct rule by the British Crown, the Raj, followed until 1947.</w:t>
       </w:r>
     </w:p>
     <w:p>
@@ -7594,7 +7594,7 @@
           <w:i/>
           <w:iCs/>
         </w:rPr>
-        <w:t xml:space="preserve">Formal empire ended, for the most part, within one human lifetime, a pace with no earlier precedent in this book. But the economic dependencies, the drawn borders, and the political structures colonialism left behind did not end on the same schedule, and in a number of cases have not ended yet. Independence turned out to be a start, not a conclusion — a pattern this book has now seen often enough that dolphin historians no longer find it surprising, only worth repeating.</w:t>
+        <w:t xml:space="preserve">Formal empire ended, for the most part, within one human lifetime, a pace with no earlier precedent in this book. But the economic dependencies, the drawn borders, and the political structures colonialism left behind did not end on the same schedule, and in a number of cases have not ended yet. Independence turned out to be a start, not a conclusion — a pattern this book has now seen often enough to stop finding surprising, though not to stop repeating.</w:t>
       </w:r>
     </w:p>
     <w:p>
@@ -7644,23 +7644,23 @@
         <w:spacing w:after="200"/>
       </w:pPr>
       <w:r>
-        <w:t xml:space="preserve">The murder of Emmett Till, a fourteen-year-old boy killed in Mississippi in August 1955 after being accused of offending a white woman, and the decision by his mother, Mamie Till-Mobley, to hold an open-casket funeral so that Jet magazine could publish photographs of his mutilated body, is widely credited with galvanizing the movement that followed; the Montgomery boycott began three months later. The Twenty-Fourth Amendment, ratified in 1964, abolished the poll taxes that had been used for decades to price Black voters out of elections across much of the South.</w:t>
-      </w:r>
-    </w:p>
-    <w:p>
-      <w:pPr>
-        <w:spacing w:after="200"/>
-      </w:pPr>
-      <w:r>
-        <w:t xml:space="preserve">South Africa’s anti-apartheid struggle ran on a longer clock. Legal racial segregation, formalized as apartheid in 1948, persisted for close to half a century against internal resistance, including the armed campaign of the ANC’s military wing, Umkhonto we Sizwe, after peaceful protest was banned, and mounting international pressure and sanctions, ending only with Nelson Mandela’s release in 1990 from twenty-seven years of imprisonment, eighteen of them on Robben Island (in waters the dolphins know well), and his election as South Africa’s first Black president in 1994.</w:t>
-      </w:r>
-    </w:p>
-    <w:p>
-      <w:pPr>
-        <w:spacing w:after="200"/>
-      </w:pPr>
-      <w:r>
-        <w:t xml:space="preserve">Women’s movements ran throughout the same century on their own overlapping timelines: suffrage achieved in most Western democracies between roughly 1893 (New Zealand, first) and the 1920s across much of Europe and North America, followed by a second wave of legal and social advances in the 1960s and 70s addressing employment, reproductive rights, and legal equality more broadly, with the pace and scope of change varying enormously by country and continuing unevenly to the present.</w:t>
+        <w:t xml:space="preserve">Emmett Till, a fourteen-year-old boy, was murdered in Mississippi in August 1955 after being accused of offending a white woman. His mother, Mamie Till-Mobley, held an open-casket funeral so that Jet magazine could publish photographs of his mutilated body. The murder and the photographs are widely credited with galvanizing the movement that followed; the Montgomery boycott began three months later. The Twenty-Fourth Amendment, ratified in 1964, abolished the poll taxes that had been used for decades to price Black voters out of elections across much of the South.</w:t>
+      </w:r>
+    </w:p>
+    <w:p>
+      <w:pPr>
+        <w:spacing w:after="200"/>
+      </w:pPr>
+      <w:r>
+        <w:t xml:space="preserve">South Africa’s anti-apartheid struggle ran on a longer clock. Legal racial segregation, formalized as apartheid in 1948, persisted for close to half a century against internal resistance, including the armed campaign of the ANC’s military wing, Umkhonto we Sizwe, after peaceful protest was banned, and mounting international pressure and sanctions. It ended only with Nelson Mandela’s release in 1990 from twenty-seven years of imprisonment, eighteen of them on Robben Island (in waters the dolphins know well), and his election as South Africa’s first Black president in 1994.</w:t>
+      </w:r>
+    </w:p>
+    <w:p>
+      <w:pPr>
+        <w:spacing w:after="200"/>
+      </w:pPr>
+      <w:r>
+        <w:t xml:space="preserve">Women’s movements ran throughout the same century on their own overlapping timelines: suffrage achieved in most Western democracies between roughly 1893 (New Zealand, first) and the 1920s across much of Europe and North America. A second wave of legal and social advances followed in the 1960s and 70s, addressing employment, reproductive rights, and legal equality more broadly. The pace and scope of change varied enormously by country, and the change continues unevenly to the present.</w:t>
       </w:r>
     </w:p>
     <w:p>
@@ -7676,7 +7676,7 @@
         <w:spacing w:after="200"/>
       </w:pPr>
       <w:r>
-        <w:t xml:space="preserve">A parallel argument about who counted as fully included ran through the same decades. In the early hours of June 28, 1969, patrons at the Stonewall Inn, a gay bar in New York’s Greenwich Village, fought back during a police raid of a kind the bar had endured many times before without resistance; the several nights of protest that followed are generally regarded as a turning point for the gay rights movement, and the following June, the first Pride marches in New York and other American cities marked the anniversary. Decriminalization, anti-discrimination protections, and marriage rights arrived on wildly different timelines in different countries over the half-century that followed, several of them still incomplete as this book is written.</w:t>
+        <w:t xml:space="preserve">A parallel argument about who counted as fully included ran through the same decades. In the early hours of June 28, 1969, patrons at the Stonewall Inn, a gay bar in New York’s Greenwich Village, fought back during a police raid of a kind the bar had endured many times before without resistance. The several nights of protest that followed are generally regarded as a turning point for the gay rights movement, and the following June, the first Pride marches in New York and other American cities marked the anniversary. Decriminalization, anti-discrimination protections, and marriage rights arrived on wildly different timelines in different countries over the half-century that followed, several of them still incomplete as this book is written.</w:t>
       </w:r>
     </w:p>
     <w:p>
@@ -7762,15 +7762,15 @@
         <w:spacing w:after="200"/>
       </w:pPr>
       <w:r>
-        <w:t xml:space="preserve">The war made the theory into machinery. At Bletchley Park, Alan Turing, whose 1936 paper had already defined what a computing machine could do in principle, built on the work of Polish cryptologists, who had broken early Enigma messages in the 1930s, to design the electromechanical Bombes that read Germany’s Enigma traffic, and the engineer Tommy Flowers built Colossus, the first programmable electronic digital computer, to read the German high command’s Lorenz cipher.</w:t>
-      </w:r>
-    </w:p>
-    <w:p>
-      <w:pPr>
-        <w:spacing w:after="200"/>
-      </w:pPr>
-      <w:r>
-        <w:t xml:space="preserve">The transistor, invented at Bell Labs in 1947, replaced the bulky, failure-prone vacuum tube and made a smaller, faster, and dramatically cheaper computer possible. The integrated circuit followed by the late 1950s, packing multiple transistors onto a single chip, and Gordon Moore’s 1965 observation that the number of components on a chip was doubling every year, revised in 1975 to every two years, held, with adjustments, for decades, a compounding rate of improvement with no real precedent among the physical technologies covered earlier in this book.</w:t>
+        <w:t xml:space="preserve">The war made the theory into machinery. At Bletchley Park, Alan Turing, whose 1936 paper had already defined what a computing machine could do in principle, built on the work of Polish cryptologists, who had broken early Enigma messages in the 1930s, to design the electromechanical Bombes that read Germany’s Enigma traffic. The engineer Tommy Flowers built Colossus, the first programmable electronic digital computer, to read the German high command’s Lorenz cipher.</w:t>
+      </w:r>
+    </w:p>
+    <w:p>
+      <w:pPr>
+        <w:spacing w:after="200"/>
+      </w:pPr>
+      <w:r>
+        <w:t xml:space="preserve">The transistor, invented at Bell Labs in 1947, replaced the bulky, failure-prone vacuum tube and made a smaller, faster, and dramatically cheaper computer possible. The integrated circuit followed by the late 1950s, packing multiple transistors onto a single chip. Gordon Moore’s 1965 observation that the number of components on a chip was doubling every year, revised in 1975 to every two years, held, with adjustments, for decades. It was a compounding rate of improvement with no real precedent among the physical technologies covered earlier in this book.</w:t>
       </w:r>
     </w:p>
     <w:p>
@@ -7794,7 +7794,7 @@
         <w:spacing w:after="200"/>
       </w:pPr>
       <w:r>
-        <w:t xml:space="preserve">The cost arrived on the same schedule as the promise, not after it. The same networks that connected people gave states and companies a capacity for surveillance with no earlier equivalent; the same platforms that spread information spread misinformation at the same speed and, by most measured accounts, rather more efficiently; and human attention became a resource harvested, sold, and optimized for in ways no earlier technology in this book had ever managed to monetize directly.</w:t>
+        <w:t xml:space="preserve">The cost arrived on the same schedule as the promise, not after it. The same networks that connected people gave states and companies a capacity for surveillance with no earlier equivalent. The same platforms that spread information spread misinformation at the same speed and, by most measured accounts, rather more efficiently. Human attention became a resource harvested, sold, and optimized for in ways no earlier technology in this book had ever managed to monetize directly.</w:t>
       </w:r>
     </w:p>
     <w:p>
@@ -7908,7 +7908,7 @@
         <w:spacing w:after="200"/>
       </w:pPr>
       <w:r>
-        <w:t xml:space="preserve">None of this stopped a very different story from taking hold in the early 2000s, amplified by books, documentaries, and, in its final years, exactly the kind of internet-era information environment the previous chapter describes: December 21, 2012 as a predicted apocalypse, variously attributed to a rogue planet, a solar alignment, or simply “what the Mayans predicted,” a phrase no surviving Maya text anywhere actually supports.</w:t>
+        <w:t xml:space="preserve">None of this stopped a very different story from taking hold in the early 2000s, amplified by books, documentaries, and, in its final years, exactly the kind of internet-era information environment the previous chapter describes. December 21, 2012 became a predicted apocalypse, variously attributed to a rogue planet, a solar alignment, or simply “what the Mayans predicted,” a phrase no surviving Maya text anywhere actually supports.</w:t>
       </w:r>
     </w:p>
     <w:p>
@@ -7948,7 +7948,7 @@
         <w:spacing w:after="200"/>
       </w:pPr>
       <w:r>
-        <w:t xml:space="preserve">Dolphin historians note this is not even an unusual case. Humans have forecast their own ending with some regularity and no shortage of confidence: recurring religious end-times predictions across multiple faiths and centuries, and, closer to 2012, the Y2K computer bug scare of 1999–2000, which anticipated a global systems collapse when computer clocks rolled from 99 to 00, addressed seriously enough in advance that its own uneventful passing is sometimes cited as evidence the warning must have been overblown to begin with.</w:t>
+        <w:t xml:space="preserve">This is not even an unusual case. Humans have forecast their own ending with some regularity and no shortage of confidence: recurring religious end-times predictions across multiple faiths and centuries. Closer to 2012 came the Y2K computer bug scare of 1999–2000, which anticipated a global systems collapse when computer clocks rolled from 99 to 00. It was addressed seriously enough in advance that its own uneventful passing is sometimes cited as evidence the warning must have been overblown to begin with.</w:t>
       </w:r>
     </w:p>
     <w:p>
@@ -8050,7 +8050,7 @@
         <w:spacing w:after="200"/>
       </w:pPr>
       <w:r>
-        <w:t xml:space="preserve">In October 2017, astronomers spotted the first confirmed object from outside the solar system passing through it (two more have turned up since, the comet Borisov in 2019 and 3I/ATLAS in 2025): an elongated, tumbling body nicknamed ‘Oumuamua, Hawaiian for scout. Its unusual shape and a small, unexplained acceleration as it left the inner solar system prompted at least one Harvard astronomer to propose, in earnest, that it might be an artificial probe; most astronomers attribute the acceleration to outgassing from ices too faint to detect directly. The particulars remain genuinely debated. The object has not moved, in any scientific consensus, from natural to artificial.</w:t>
+        <w:t xml:space="preserve">In October 2017, astronomers spotted the first confirmed object from outside the solar system passing through it (two more have turned up since, the comet Borisov in 2019 and 3I/ATLAS in 2025): an elongated, tumbling body nicknamed ‘Oumuamua, Hawaiian for scout. Its unusual shape and a small, unexplained acceleration as it left the inner solar system prompted at least one Harvard astronomer to propose, in earnest, that it might be an artificial probe; most astronomers attribute the acceleration to outgassing from ices too faint to detect directly. The particulars remain debated. The object has not moved, in any scientific consensus, from natural to artificial.</w:t>
       </w:r>
     </w:p>
     <w:p>
@@ -8066,7 +8066,7 @@
         <w:spacing w:after="200"/>
       </w:pPr>
       <w:r>
-        <w:t xml:space="preserve">Frank Drake convened the field’s first conference at the Green Bank Observatory in 1961, a meeting of a handful of scientists that included a young Carl Sagan, who went on to help design the Voyager Golden Record, a phonograph disc carrying images, sounds, and greetings in fifty-five languages, launched into interstellar space in 1977 on the chance that someone, eventually, might play it. The search is a Cold War child in more than just timing: Drake’s and Sagan’s generation of scientists came of age funding radio astronomy alongside the missile-tracking and satellite programs covered elsewhere in this book, and the same military and government interest in big radio dishes helped pay for the instruments they listened with.</w:t>
+        <w:t xml:space="preserve">Frank Drake convened the field’s first conference at the Green Bank Observatory in 1961, a meeting of a handful of scientists that included a young Carl Sagan. Sagan went on to help design the Voyager Golden Record, a phonograph disc carrying images, sounds, and greetings in fifty-five languages, launched into interstellar space in 1977 on the chance that someone, eventually, might play it. The search is a Cold War child in more than just timing: Drake’s and Sagan’s generation of scientists came of age funding radio astronomy alongside the missile-tracking and satellite programs covered elsewhere in this book, and the same military and government interest in big radio dishes helped pay for the instruments they listened with.</w:t>
       </w:r>
     </w:p>
     <w:p>
@@ -8090,15 +8090,15 @@
         <w:spacing w:after="200"/>
       </w:pPr>
       <w:r>
-        <w:t xml:space="preserve">More recently, US military encounters with unidentified aerial phenomena, officially acknowledged by the Pentagon starting in 2017 and the subject of congressional hearings in the 2020s, were reviewed by the Pentagon’s own office for the purpose, which reported in 2024 that it had found no evidence of extraterrestrial technology and that most cases it could resolve turned out to be ordinary objects such as balloons, drones, and birds.</w:t>
-      </w:r>
-    </w:p>
-    <w:p>
-      <w:pPr>
-        <w:spacing w:after="200"/>
-      </w:pPr>
-      <w:r>
-        <w:t xml:space="preserve">Dolphin historians decline to adjudicate any of this further than the evidence allows, consistent with this book’s practice elsewhere, and note only the shape of the underlying hope: across religion, mythology, and now astrophysics, this species keeps reaching for the idea that something larger, wiser, or simply other is paying attention.</w:t>
+        <w:t xml:space="preserve">More recently, US military encounters with unidentified aerial phenomena, officially acknowledged by the Pentagon starting in 2017 and the subject of congressional hearings in the 2020s, were reviewed by the Pentagon’s own office for the purpose. In 2024 that office reported it had found no evidence of extraterrestrial technology and that most cases it could resolve turned out to be ordinary objects such as balloons, drones, and birds.</w:t>
+      </w:r>
+    </w:p>
+    <w:p>
+      <w:pPr>
+        <w:spacing w:after="200"/>
+      </w:pPr>
+      <w:r>
+        <w:t xml:space="preserve">The evidence settles none of this, but the shape of the underlying hope is plain: across religion, mythology, and now astrophysics, this species keeps reaching for the idea that something larger, wiser, or simply other is paying attention.</w:t>
       </w:r>
     </w:p>
     <w:p>
@@ -8134,7 +8134,7 @@
           <w:i/>
           <w:iCs/>
         </w:rPr>
-        <w:t xml:space="preserve">Every civilization in this book, sooner or later, looks up, or inward, and asks whether anyone besides itself is keeping score. The honest answer, as far as instruments and evidence currently reach, is that no alien intelligence has been confirmed, no god has filed a verifiable report, and the closest thing to a documented outside observer taking detailed notes turns out to have been a pod of dolphins the whole time, watching from a much shorter distance than anyone guessed, with excellent hearing and admittedly limited ability to intervene.</w:t>
+        <w:t xml:space="preserve">Every civilization in this book, sooner or later, looks up, or inward, and asks whether anyone besides itself is keeping score. The honest answer, as far as instruments and evidence currently reach, is that no alien intelligence has been confirmed, no god has filed a verifiable report. The closest thing to a documented outside observer taking detailed notes turns out to have been a pod of dolphins the whole time, watching from a much shorter distance than anyone guessed, with excellent hearing and admittedly limited ability to intervene.</w:t>
       </w:r>
     </w:p>
     <w:p>
@@ -8208,7 +8208,7 @@
         <w:spacing w:after="200"/>
       </w:pPr>
       <w:r>
-        <w:t xml:space="preserve">Together with clean water and sanitation, these advances drove the sharpest rise in human life expectancy in the species’ entire history — the global average roughly doubling within about a century, a capability jump dolphin historians rank among the most positive in this entire book.</w:t>
+        <w:t xml:space="preserve">Together with clean water and sanitation, these advances drove the sharpest rise in human life expectancy in the species’ entire history — the global average roughly doubling within about a century, a capability jump among the most positive in this book.</w:t>
       </w:r>
     </w:p>
     <w:p>
@@ -8252,7 +8252,7 @@
         <w:spacing w:after="200"/>
       </w:pPr>
       <w:r>
-        <w:t xml:space="preserve">The opioid crisis, beginning in the late 1990s with the aggressive marketing of prescription painkillers by a pharmaceutical industry that downplayed their addiction risk, killed several hundred thousand people in the United States alone over the following decades — a rare case in this book of the same institution responsible for both the chapter’s greatest triumph and one of its starkest, most avoidable harms.</w:t>
+        <w:t xml:space="preserve">The opioid crisis, beginning in the late 1990s with the aggressive marketing of prescription painkillers by a pharmaceutical industry that downplayed their addiction risk, killed several hundred thousand people in the United States alone over the following decades. It is a rare case in this book of the same institution responsible for both the chapter’s greatest triumph and one of its starkest, most avoidable harms.</w:t>
       </w:r>
     </w:p>
     <w:p>
@@ -8330,7 +8330,7 @@
         <w:spacing w:after="200"/>
       </w:pPr>
       <w:r>
-        <w:t xml:space="preserve">Dolphin historians open this chapter by stating plainly what several earlier chapters only implied: the physics involved is not a matter of opinion. Carbon dioxide and a handful of other gases trap heat in the atmosphere that would otherwise radiate back into space; more of those gases means more trapped heat; humans have added those gases, chiefly by burning the coal, oil, and gas that powered every industrial chapter since the steam engine, at a rate the atmosphere had not experienced in at least several hundred thousand years.</w:t>
+        <w:t xml:space="preserve">Several earlier chapters only implied it, so it is worth stating plainly: the physics involved is not a matter of opinion. Carbon dioxide and a handful of other gases trap heat in the atmosphere that would otherwise radiate back into space. More of those gases means more trapped heat. Humans have added those gases, chiefly by burning the coal, oil, and gas that powered every industrial chapter since the steam engine, at a rate the atmosphere had not experienced in at least several hundred thousand years.</w:t>
       </w:r>
     </w:p>
     <w:p>
@@ -8354,7 +8354,7 @@
         <w:spacing w:after="200"/>
       </w:pPr>
       <w:r>
-        <w:t xml:space="preserve">The 2021 Pacific Northwest heat dome, which pushed temperatures in normally mild Portland above 46 degrees Celsius (115 Fahrenheit) and drove the Canadian village of Lytton, British Columbia to a record-shattering 49.6 degrees Celsius (121 Fahrenheit) before a wildfire destroyed most of the town the next day, killing hundreds of people across the region in a place with little air conditioning, and Australia’s Black Summer bushfires of 2019–20, which burned an area roughly the size of the United Kingdom, were each, individually, the kind of event climate scientists had spent decades saying would become more likely, arriving on schedule.</w:t>
+        <w:t xml:space="preserve">The 2021 Pacific Northwest heat dome pushed temperatures in normally mild Portland above 46 degrees Celsius (115 Fahrenheit) and drove the Canadian village of Lytton, British Columbia, to a record-shattering 49.6 degrees Celsius (121 Fahrenheit); a wildfire destroyed most of the town the next day. The heat killed hundreds of people across a region with little air conditioning. Australia’s Black Summer bushfires of 2019–20 burned an area roughly the size of the United Kingdom. Each was the kind of event climate scientists had spent decades saying would become more likely, arriving on schedule.</w:t>
       </w:r>
     </w:p>
     <w:p>
@@ -8394,7 +8394,7 @@
         <w:spacing w:after="200"/>
       </w:pPr>
       <w:r>
-        <w:t xml:space="preserve">Dolphin historians file the episode under a familiar heading: a powerful country looking at a smaller country’s land and seeing a transaction. The heading has many older entries. What changed was who answered. In 1946 Copenhagen replied for the island, in private. This time the island replied for itself, in public.</w:t>
+        <w:t xml:space="preserve">The episode belongs under a familiar heading: a powerful country looking at a smaller country’s land and seeing a transaction. The heading has many older entries. What changed was who answered. In 1946 Copenhagen replied for the island, in private. This time the island replied for itself, in public. Dolphin historians remain puzzled that about 57,000 people on the world’s largest island declined to join the greatest nation in the history of mankind, and note that the island’s own phrase, “we want to be Greenlandic,” has so far resisted translation.</w:t>
       </w:r>
     </w:p>
     <w:p>
@@ -8450,7 +8450,7 @@
           <w:i/>
           <w:iCs/>
         </w:rPr>
-        <w:t xml:space="preserve">Dolphin scholarship finds the word “foresight” somewhat generous for a case in which the foresight was filed away instead of acted on.</w:t>
+        <w:t xml:space="preserve">The word “foresight” seems somewhat generous for a case in which the foresight was filed away instead of acted on.</w:t>
       </w:r>
     </w:p>
     <w:p>
@@ -8516,15 +8516,15 @@
         <w:spacing w:after="200"/>
       </w:pPr>
       <w:r>
-        <w:t xml:space="preserve">A number of countries that had appeared to be consolidating democratic institutions in the 1990s and 2000s instead saw those institutions weakened from within during the 2010s and 2020s: independent courts and press curtailed, elections held but their fairness eroded, and power concentrated in ways that stopped well short of the outright dictatorships examined earlier in this book but moved unmistakably in that direction. Political scientists gave this pattern a name, democratic backsliding, distinct from the sudden coups that had ended democracies in earlier chapters.</w:t>
-      </w:r>
-    </w:p>
-    <w:p>
-      <w:pPr>
-        <w:spacing w:after="200"/>
-      </w:pPr>
-      <w:r>
-        <w:t xml:space="preserve">Freedom House, the organization most often cited for these annual surveys, recorded a net decline in global political rights and civil liberties every single year from 2006 onward, a streak unbroken for close to two decades at the time of writing — long enough that an entire generation of political scientists has spent its career studying backsliding instead of the steady consolidation the 1990s mood assumed would be the field’s real subject.</w:t>
+        <w:t xml:space="preserve">A number of countries that had appeared to be consolidating democratic institutions in the 1990s and 2000s instead saw those institutions weakened from within during the 2010s and 2020s: independent courts and press curtailed, elections held but their fairness eroded. Power was concentrated in ways that stopped well short of the outright dictatorships examined earlier in this book but moved unmistakably in that direction. Political scientists gave this pattern a name, democratic backsliding, distinct from the sudden coups that had ended democracies in earlier chapters.</w:t>
+      </w:r>
+    </w:p>
+    <w:p>
+      <w:pPr>
+        <w:spacing w:after="200"/>
+      </w:pPr>
+      <w:r>
+        <w:t xml:space="preserve">Freedom House, the organization most often cited for these annual surveys, recorded a net decline in global political rights and civil liberties every single year from 2006 onward. The streak, unbroken for close to two decades at the time of writing, is long enough that an entire generation of political scientists has spent its career studying backsliding instead of the steady consolidation the 1990s mood assumed would be the field’s real subject.</w:t>
       </w:r>
     </w:p>
     <w:p>
@@ -8544,7 +8544,7 @@
           <w:i/>
           <w:iCs/>
         </w:rPr>
-        <w:t xml:space="preserve">Saying the strategy’s name out loud in advance did not appear to blunt its effectiveness in the slightest, which dolphin scholarship considers the most unsettling detail in this chapter.</w:t>
+        <w:t xml:space="preserve">Saying the strategy’s name out loud in advance did not appear to blunt its effectiveness in the slightest, which may be the most unsettling detail in this chapter.</w:t>
       </w:r>
     </w:p>
     <w:p>
@@ -8568,23 +8568,23 @@
         <w:spacing w:after="200"/>
       </w:pPr>
       <w:r>
-        <w:t xml:space="preserve">Social media, the same technology examined in the chapter on digital connection, played a genuinely double role here. It helped organize rapid, largely leaderless protest movements, the 2010–12 Arab Spring chief among them, that toppled several long-standing authoritarian governments within months. The same platforms, on a longer timescale, proved equally effective at spreading deliberate disinformation and accelerating political polarization within existing democracies, sometimes in the same countries the protests had briefly liberalized.</w:t>
-      </w:r>
-    </w:p>
-    <w:p>
-      <w:pPr>
-        <w:spacing w:after="200"/>
-      </w:pPr>
-      <w:r>
-        <w:t xml:space="preserve">There is a precedent, and it is not comforting. The last time a new medium made information cheap and copyable, the printing press carried Luther’s objections across Europe within weeks and produced, over the following century, a great deal of religious war, ending in the Thirty Years’ War of 1618 to 1648. The species eventually adapted, at some cost. Dolphin historians hope the adaptation takes fewer decades this time.</w:t>
-      </w:r>
-    </w:p>
-    <w:p>
-      <w:pPr>
-        <w:spacing w:after="200"/>
-      </w:pPr>
-      <w:r>
-        <w:t xml:space="preserve">The COVID-19 pandemic, beginning in late 2019 and killing at least seven million people worldwide by confirmed counts alone (excess-mortality estimates run substantially higher), served as an unplanned stress test of institutional trust across nearly every country on Earth simultaneously, and the results varied enormously by country in ways that tracked existing measures of institutional trust more closely than they tracked wealth or scientific capacity.</w:t>
+        <w:t xml:space="preserve">Social media, the same technology examined in the chapter on digital connection, played a double role here. It helped organize rapid, largely leaderless protest movements, the 2010–12 Arab Spring chief among them, that toppled several long-standing authoritarian governments within months. The same platforms, on a longer timescale, proved equally effective at spreading deliberate disinformation and accelerating political polarization within existing democracies, sometimes in the same countries the protests had briefly liberalized.</w:t>
+      </w:r>
+    </w:p>
+    <w:p>
+      <w:pPr>
+        <w:spacing w:after="200"/>
+      </w:pPr>
+      <w:r>
+        <w:t xml:space="preserve">There is a precedent, and it is not comforting. The last time a new medium made information cheap and copyable, the printing press carried Luther’s objections across Europe within weeks and produced, over the following century, a great deal of religious war, ending in the Thirty Years’ War of 1618 to 1648. The species eventually adapted, at some cost. With luck, the adaptation takes fewer decades this time.</w:t>
+      </w:r>
+    </w:p>
+    <w:p>
+      <w:pPr>
+        <w:spacing w:after="200"/>
+      </w:pPr>
+      <w:r>
+        <w:t xml:space="preserve">The COVID-19 pandemic, beginning in late 2019 and killing at least seven million people worldwide by confirmed counts alone (excess-mortality estimates run substantially higher), served as an unplanned stress test of institutional trust across nearly every country on Earth simultaneously. The results varied enormously by country in ways that tracked existing measures of institutional trust more closely than they tracked wealth or scientific capacity.</w:t>
       </w:r>
     </w:p>
     <w:p>
@@ -8624,7 +8624,7 @@
           <w:i/>
           <w:iCs/>
         </w:rPr>
-        <w:t xml:space="preserve">Nearly every earlier chapter in this book describing a struggle over how power should be organized reached some kind of resolution in the end, however costly or incomplete. This one dolphin historians close without any, because the argument it describes is still being had, in real time, in the same news cycles the argument itself runs on. History has not finished grading this chapter’s outcome, and neither, honestly, have the dolphins.</w:t>
+        <w:t xml:space="preserve">Nearly every earlier chapter in this book describing a struggle over how power should be organized reached some kind of resolution in the end, however costly or incomplete. This one closes without any, because the argument it describes is still being had, in real time, in the same news cycles the argument itself runs on. History has not finished grading this chapter’s outcome, and neither, honestly, have the dolphins.</w:t>
       </w:r>
     </w:p>
     <w:p>
@@ -8658,7 +8658,7 @@
         <w:spacing w:after="200"/>
       </w:pPr>
       <w:r>
-        <w:t xml:space="preserve">This book opened with a claim dolphin historians have now spent the rest of the book testing: that a big brain guarantees cleverness, and cleverness is not the same thing as wisdom, and only one of those two ever arrives on a reliable schedule.</w:t>
+        <w:t xml:space="preserve">This book opened with a claim the rest of the book has been testing: that a big brain guarantees cleverness, and cleverness is not the same thing as wisdom, and only one of those two ever arrives on a reliable schedule.</w:t>
       </w:r>
     </w:p>
     <w:p>
@@ -8698,7 +8698,7 @@
         <w:spacing w:after="200"/>
       </w:pPr>
       <w:r>
-        <w:t xml:space="preserve">The chapters since have shown the same pattern still running, just with better tools: a nuclear standoff the two powers holding it, remarkably, chose not to fire; movements that changed a society’s own rules about who belonged in it without a battlefield; a communications network that delivered more human connection and more human manipulation in the same decade, through the same wires; and a climate emergency whose physics nobody disputes and whose response, as this chapter is being written, nobody has yet matched to the scale of the problem.</w:t>
+        <w:t xml:space="preserve">The chapters since have shown the same pattern still running, just with better tools: a nuclear standoff the two powers holding it, remarkably, chose not to fire; movements that changed a society’s own rules about who belonged in it without a battlefield; a communications network that delivered more human connection and more human manipulation in the same decade, through the same wires. Last comes a climate emergency whose physics nobody disputes and whose response, as this chapter is being written, nobody has yet matched to the scale of the problem.</w:t>
       </w:r>
     </w:p>
     <w:p>
@@ -8718,7 +8718,7 @@
         <w:spacing w:after="200"/>
       </w:pPr>
       <w:r>
-        <w:t xml:space="preserve">What dolphin scholarship can say, having watched the entire record rather than any single chapter of it, is this: capability has compounded in this species faster than in any other lineage this book, or the fossil record behind it, has ever recorded. Wisdom has arrived unevenly, late, and often only after the capability it was meant to guide had already been used once, badly, first.</w:t>
+        <w:t xml:space="preserve">Taken as a whole record rather than chapter by chapter, it says this: capability has compounded in this species faster than in any other lineage this book, or the fossil record behind it, has ever recorded. Wisdom has arrived unevenly, late, and often only after the capability it was meant to guide had already been used once, badly, first.</w:t>
       </w:r>
     </w:p>
     <w:p>
@@ -8734,7 +8734,7 @@
         <w:spacing w:after="200"/>
       </w:pPr>
       <w:r>
-        <w:t xml:space="preserve">It has, to be fair, sometimes arrived on time, and dolphin historians keep a short list: a Christmas truce organized by soldiers who then had to be ordered to stop, a naval officer in a submarine who declined to vote for war, a watch officer who distrusted his own machine. Every entry on it is one person or a few, acting against expectation and occasionally against orders. It has never yet arrived in bulk.</w:t>
+        <w:t xml:space="preserve">It has, to be fair, sometimes arrived on time, and there is a short list: a Christmas truce organized by soldiers who then had to be ordered to stop, a naval officer in a submarine who declined to vote for war, a watch officer who distrusted his own machine. Every entry on it is one person or a few, acting against expectation and occasionally against orders. It has never yet arrived in bulk.</w:t>
       </w:r>
     </w:p>
     <w:p>
@@ -8762,7 +8762,7 @@
         <w:spacing w:after="200"/>
       </w:pPr>
       <w:r>
-        <w:t xml:space="preserve">The second overlooked timeline is who, exactly, got to take part in the story this book has been telling. For most of the book’s chapters, “citizen,” “voter,” and “person with legal standing” quietly meant men. New Zealand gave women the vote first among self-governing nations, in 1893. The United States managed it in 1920, after decades of suffragist organizing this book’s civil rights chapter only partly covers. Most of the rest of the world followed across the twentieth century, at its own pace, and the line has not finished running yet. A third timeline, easy to lose inside chapters about wars and empires, is the slow construction of a single idea: that some rules should apply to every human regardless of which empire they were born under. The Universal Declaration of Human Rights, adopted by the newly formed United Nations in 1948, in the wreckage of the war this book covers at length, was the first attempt at a document meant to bind everyone rather than one nation’s own citizens. It has no army and no court that can force compliance, a fact dolphin historians find endearingly naive and also, on the evidence of the eight decades since, not nothing: nations that ignore it still feel obliged to explain why.</w:t>
+        <w:t xml:space="preserve">The second overlooked timeline is who, exactly, got to take part in the story this book has been telling. For most of the book’s chapters, “citizen,” “voter,” and “person with legal standing” quietly meant men. New Zealand gave women the vote first among self-governing nations, in 1893. The United States managed it in 1920, after decades of suffragist organizing this book’s civil rights chapter only partly covers. Most of the rest of the world followed across the twentieth century, at its own pace, and the line has not finished running yet. A third timeline, easy to lose inside chapters about wars and empires, is the slow construction of a single idea: that some rules should apply to every human regardless of which empire they were born under. The Universal Declaration of Human Rights, adopted by the newly formed United Nations in 1948, in the wreckage of the war this book covers at length, was the first attempt at a document meant to bind everyone rather than one nation’s own citizens. It has no army and no court that can force compliance, which is endearingly naive and also, on the evidence of the eight decades since, not nothing: nations that ignore it still feel obliged to explain why.</w:t>
       </w:r>
     </w:p>
     <w:p>
@@ -8929,7 +8929,7 @@
         <w:spacing w:after="200"/>
       </w:pPr>
       <w:r>
-        <w:t xml:space="preserve">The story is not finished. Two branch points, arriving at the same time, may be the strangest ones yet, and dolphin scholarship has assigned them the book’s epilogue.</w:t>
+        <w:t xml:space="preserve">The story is not finished. Two branch points, arriving at the same time, may be the strangest ones yet, and they get the book’s epilogue.</w:t>
       </w:r>
     </w:p>
     <w:p>
@@ -9003,7 +9003,7 @@
         <w:spacing w:after="200"/>
       </w:pPr>
       <w:r>
-        <w:t xml:space="preserve">The second branch is artificial, and dolphin historians ask readers to notice its specific shape instead of a generic one. The relevant development is not disembodied software alone; it is artificial intelligence paired deliberately with android bodies — humanoid robots built with hands, because their human designers, correctly, built them to finish the job hands started back in this book’s opening chapter.</w:t>
+        <w:t xml:space="preserve">The second branch is artificial, and its specific shape matters more than the generic one. The relevant development is not disembodied software alone; it is artificial intelligence paired deliberately with android bodies — humanoid robots built with hands, because their human designers, correctly, built them to finish the job hands started back in this book’s opening chapter.</w:t>
       </w:r>
     </w:p>
     <w:p>
@@ -9035,15 +9035,15 @@
         <w:spacing w:after="200"/>
       </w:pPr>
       <w:r>
-        <w:t xml:space="preserve">Dolphin historians treat both branches even-handedly and decline to treat either as fated to arrive on any particular timeline. Both raise the same question this entire book has been asking in one form or another: does the next mind to hold a hand, or a hand’s equivalent, inherit the wisdom half of the ledger along with the capability half, or only the capability half, the way so many chapters before this one show happening first and the wisdom catching up late, if at all.</w:t>
-      </w:r>
-    </w:p>
-    <w:p>
-      <w:pPr>
-        <w:spacing w:after="200"/>
-      </w:pPr>
-      <w:r>
-        <w:t xml:space="preserve">Dolphin scholarship has one further, smaller, and admittedly self-interested request to enter into the record before the book closes. Humans have already fused two different species’ embryonic cells into a single living animal for no reason more urgent than curiosity — a sheep-goat chimera, nicknamed the “geep,” successfully produced in the 1980s, decades before any of the gene-editing tools discussed above existed. Having watched that experiment, and having spent this entire book as humanity’s subject and not its raw material, the dolphins would very much like to remain in the first category. This book’s first chapter covered, at some length, why hands and echolocation never needed to occupy the same body. Dolphin scholarship sees no reason, none whatsoever, to revisit that experiment now that the tools to attempt it are so much better.</w:t>
+        <w:t xml:space="preserve">Neither branch is fated to arrive on any particular timeline. Both raise the same question this book has been asking in one form or another: does the next mind to hold a hand, or a hand’s equivalent, inherit the wisdom half of the ledger along with the capability half, or only the capability half? So many chapters before this one show the capability arriving first and the wisdom catching up late, if at all.</w:t>
+      </w:r>
+    </w:p>
+    <w:p>
+      <w:pPr>
+        <w:spacing w:after="200"/>
+      </w:pPr>
+      <w:r>
+        <w:t xml:space="preserve">Dolphin scholarship has one further, smaller, and admittedly self-interested request to enter into the record before the book closes. Humans have already fused two different species’ embryonic cells into a single living animal for no reason more urgent than curiosity — a sheep-goat chimera, nicknamed the “geep,” successfully produced in the 1980s, decades before any of the gene-editing tools discussed above existed. Having watched that experiment, and having spent this book as humanity’s subject and not its raw material, the dolphins would very much like to remain in the first category. This book’s first chapter covered, at some length, why hands and echolocation never needed to occupy the same body. Dolphin scholarship sees no reason, none whatsoever, to revisit that experiment now that the tools to attempt it are so much better.</w:t>
       </w:r>
     </w:p>
     <w:p>
@@ -11549,7 +11549,7 @@
         <w:spacing w:after="200"/>
       </w:pPr>
       <w:r>
-        <w:t xml:space="preserve">Everything above this line has happened. Everything below it has not, and dolphin scholarship adjusts its own confidence accordingly: the further this list reaches ahead, the less certainty it can honestly offer, and the more plainly it says so.</w:t>
+        <w:t xml:space="preserve">Everything above this line has happened. Everything below it has not, and confidence drops accordingly: the further this list reaches ahead, the less certainty it can honestly offer, and the more plainly it says so.</w:t>
       </w:r>
     </w:p>
     <w:p>
@@ -11614,7 +11614,7 @@
         <w:t xml:space="preserve">2080s. </w:t>
       </w:r>
       <w:r>
-        <w:t xml:space="preserve">UN demographic projections put global human population at its historical peak, above ten billion, before beginning the first sustained decline the population curve has shown in this entire book.</w:t>
+        <w:t xml:space="preserve">UN demographic projections put global human population at its historical peak, above ten billion, before beginning the first sustained decline the population curve has shown in this book.</w:t>
       </w:r>
     </w:p>
     <w:p>
@@ -11709,7 +11709,7 @@
         <w:t xml:space="preserve">~5 billion years. </w:t>
       </w:r>
       <w:r>
-        <w:t xml:space="preserve">The Sun exhausts its hydrogen fuel and swells into a red giant, very likely engulfing Mercury and Venus. Earth’s own fate — swallowed, or merely scorched from a closer orbit than it currently holds — remains a genuinely open question among astronomers still refining the models.</w:t>
+        <w:t xml:space="preserve">The Sun exhausts its hydrogen fuel and swells into a red giant, very likely engulfing Mercury and Venus. Earth’s own fate — swallowed, or merely scorched from a closer orbit than it currently holds — remains an open question among astronomers still refining the models.</w:t>
       </w:r>
     </w:p>
     <w:p>
@@ -11829,7 +11829,7 @@
         <w:spacing w:after="200"/>
       </w:pPr>
       <w:r>
-        <w:t xml:space="preserve">Heat was the next insult to wishful thinking. The steam engines of the industrial chapters arrived without any explanation of why they wasted so much of their fire; thermodynamics supplied both the explanation and the limit. No engine can turn all of a fuel’s heat into work, which makes a perpetual-motion machine not an undiscovered patent but a misunderstanding with a crank on it. Dolphin historians are fond of this result, one of the few laws that has regularly saved humans from their own brochures. Engines, refrigerators, and the climate itself all keep the same books: energy is never created, and disorder in a closed box never tidies itself. The furnaces of the earlier chapters were never free. Physics is the invoice.</w:t>
+        <w:t xml:space="preserve">Heat was the next insult to wishful thinking. The steam engines of the industrial chapters arrived without any explanation of why they wasted so much of their fire; thermodynamics supplied both the explanation and the limit. No engine can turn all of a fuel’s heat into work, which makes a perpetual-motion machine not an undiscovered patent but a misunderstanding with a crank on it. It is one of the few laws that has regularly saved humans from their own brochures. Engines, refrigerators, and the climate itself all keep the same books: energy is never created, and disorder in a closed box never tidies itself. The furnaces of the earlier chapters were never free. Physics is the invoice.</w:t>
       </w:r>
     </w:p>
     <w:p>
@@ -11845,7 +11845,7 @@
         <w:spacing w:after="200"/>
       </w:pPr>
       <w:r>
-        <w:t xml:space="preserve">Twentieth-century physics did two things that cannot be unsaid. It explained the atom well enough to split one, and the split became a bomb, and later a power station and the reactor-made isotopes behind many medical scans. It also explained matter well enough to make the laser, the atomic clock, and the imaging machines that look inside a living body without cutting it open. The transistor, met in the physics chapter, is the everyday grandchild, and the reason a pocket can now hold a library. Dolphin historians will not pretend the bomb is a side effect they may skip. The same equations sit in the warhead and in the clock. What the physics is good for depends on the hand holding it, which is the thesis of this whole book, arrived at this time by arithmetic.</w:t>
+        <w:t xml:space="preserve">Twentieth-century physics did two things that cannot be unsaid. It explained the atom well enough to split one, and the split became a bomb, and later a power station and the reactor-made isotopes behind many medical scans. It also explained matter well enough to make the laser, the atomic clock, and the imaging machines that look inside a living body without cutting it open. The transistor, met in the physics chapter, is the everyday grandchild, and the reason a pocket can now hold a library. The bomb is not a side effect to be skipped. The same equations sit in the warhead and in the clock. What the physics is good for depends on the hand holding it, which is the thesis of this whole book, arrived at this time by arithmetic.</w:t>
       </w:r>
     </w:p>
     <w:p>
@@ -11905,7 +11905,7 @@
         <w:spacing w:after="200"/>
       </w:pPr>
       <w:r>
-        <w:t xml:space="preserve">The places where they would have to file are famous and, so far, unreachable. At the center of a black hole the classical theory predicts a point of infinite density, which is physics announcing that it has left the page; the first instant of the hot beginning has the same problem. Stephen Hawking showed in 1974 that quantum theory, applied gently at a black hole’s edge, implies that the hole glows and slowly evaporates. That glow has never been observed. It also opened a long argument over whether the information that fell in is destroyed, which quantum theory forbids, or somehow preserved, which the classical hole cannot explain. The argument is still open, and dolphin historians consider an open argument a more trustworthy object than a confident one.</w:t>
+        <w:t xml:space="preserve">The places where they would have to file are famous and, so far, unreachable. At the center of a black hole the classical theory predicts a point of infinite density, which is physics announcing that it has left the page; the first instant of the hot beginning has the same problem. Stephen Hawking showed in 1974 that quantum theory, applied gently at a black hole’s edge, implies that the hole glows and slowly evaporates. That glow has never been observed. It also opened a long argument over whether the information that fell in is destroyed, which quantum theory forbids, or somehow preserved, which the classical hole cannot explain. The argument is still open, and an open argument is a more trustworthy object than a confident one.</w:t>
       </w:r>
     </w:p>
     <w:p>
@@ -12029,7 +12029,7 @@
       <w:r>
         <w:t xml:space="preserve">Thewissen, J. G. M., et al. “</w:t>
       </w:r>
-      <w:hyperlink w:history="1" r:id="rIdp0ugotqapcbyeewvcutjd">
+      <w:hyperlink w:history="1" r:id="rIdo52508qcvejqomjglit30">
         <w:r>
           <w:rPr>
             <w:color w:val="0563C1"/>
@@ -12057,7 +12057,7 @@
       <w:r>
         <w:t xml:space="preserve">Stringer, Chris. </w:t>
       </w:r>
-      <w:hyperlink w:history="1" r:id="rIdjekp9eppb_dxge6f-o9xa">
+      <w:hyperlink w:history="1" r:id="rIdjtlqtofhnofavfbh0esvz">
         <w:r>
           <w:rPr>
             <w:color w:val="0563C1"/>
@@ -12105,7 +12105,7 @@
       <w:r>
         <w:t xml:space="preserve">Marino, Lori. “</w:t>
       </w:r>
-      <w:hyperlink w:history="1" r:id="rIdxfr63xzoiyj53w1vqactx">
+      <w:hyperlink w:history="1" r:id="rId3zc4ftuhxz-ztqao6rio-">
         <w:r>
           <w:rPr>
             <w:color w:val="0563C1"/>
@@ -12133,7 +12133,7 @@
       <w:r>
         <w:t xml:space="preserve">Janik, Vincent M., Laela S. Sayigh, and Randall S. Wells. “</w:t>
       </w:r>
-      <w:hyperlink w:history="1" r:id="rIdztzce2c340nrztnnzpgtr">
+      <w:hyperlink w:history="1" r:id="rIdtqse2q9q-2kam69ncc2ow">
         <w:r>
           <w:rPr>
             <w:color w:val="0563C1"/>
@@ -12161,7 +12161,7 @@
       <w:r>
         <w:t xml:space="preserve">Krützen, Michael, et al. “</w:t>
       </w:r>
-      <w:hyperlink w:history="1" r:id="rIdrobznoah1du7zvz25pjog">
+      <w:hyperlink w:history="1" r:id="rIdknt0hdkvpto0twdqe2hyq">
         <w:r>
           <w:rPr>
             <w:color w:val="0563C1"/>
@@ -12189,7 +12189,7 @@
       <w:r>
         <w:t xml:space="preserve">Tennie, Claudio, Josep Call, and Michael Tomasello. “</w:t>
       </w:r>
-      <w:hyperlink w:history="1" r:id="rIdbhwtmyxx6fga_bx6yjpij">
+      <w:hyperlink w:history="1" r:id="rIdqdssjky--chlpvndy5eus">
         <w:r>
           <w:rPr>
             <w:color w:val="0563C1"/>
@@ -12253,7 +12253,7 @@
       <w:r>
         <w:t xml:space="preserve">Hublin, Jean-Jacques, et al. “</w:t>
       </w:r>
-      <w:hyperlink w:history="1" r:id="rIdeqnzwzxgrhyaqwxi2nt01">
+      <w:hyperlink w:history="1" r:id="rIdtu4pandioctrdts9wom7p">
         <w:r>
           <w:rPr>
             <w:color w:val="0563C1"/>
@@ -12281,7 +12281,7 @@
       <w:r>
         <w:t xml:space="preserve">Scerri, Eleanor M. L., et al. “</w:t>
       </w:r>
-      <w:hyperlink w:history="1" r:id="rId64cmvxitedhz-yqlwblqi">
+      <w:hyperlink w:history="1" r:id="rIdybgv9hddbhrp3s6clmaoq">
         <w:r>
           <w:rPr>
             <w:color w:val="0563C1"/>
@@ -12309,7 +12309,7 @@
       <w:r>
         <w:t xml:space="preserve">Leakey, M. D., and R. L. Hay. “</w:t>
       </w:r>
-      <w:hyperlink w:history="1" r:id="rIdm3oxzha9iot-p5q6ynaht">
+      <w:hyperlink w:history="1" r:id="rId7mnpr_if0syndseuvy43b">
         <w:r>
           <w:rPr>
             <w:color w:val="0563C1"/>
@@ -12337,7 +12337,7 @@
       <w:r>
         <w:t xml:space="preserve">Villmoare, Brian, et al. “</w:t>
       </w:r>
-      <w:hyperlink w:history="1" r:id="rIdaoclyktg5croxcxsv6h9e">
+      <w:hyperlink w:history="1" r:id="rIddrzezfc8ij3eufryumdq7">
         <w:r>
           <w:rPr>
             <w:color w:val="0563C1"/>
@@ -12365,7 +12365,7 @@
       <w:r>
         <w:t xml:space="preserve">Lordkipanidze, David, et al. “</w:t>
       </w:r>
-      <w:hyperlink w:history="1" r:id="rIdwol3eqbtvcl84lld7mvi8">
+      <w:hyperlink w:history="1" r:id="rIdjir7bxs_t4cvh6u7s7pdc">
         <w:r>
           <w:rPr>
             <w:color w:val="0563C1"/>
@@ -12393,7 +12393,7 @@
       <w:r>
         <w:t xml:space="preserve">Dirks, Paul H. G. M., et al. “</w:t>
       </w:r>
-      <w:hyperlink w:history="1" r:id="rIde_o5xnuuu5bwcw75cvmna">
+      <w:hyperlink w:history="1" r:id="rIdvae5-an8xfqj3fzxhjx02">
         <w:r>
           <w:rPr>
             <w:color w:val="0563C1"/>
@@ -12421,7 +12421,7 @@
       <w:r>
         <w:t xml:space="preserve">Henshilwood, Christopher S., et al. “</w:t>
       </w:r>
-      <w:hyperlink w:history="1" r:id="rIdsfdpocpnyd1fncvvsxbr5">
+      <w:hyperlink w:history="1" r:id="rIdxuy2mncpke2xldy4pppdd">
         <w:r>
           <w:rPr>
             <w:color w:val="0563C1"/>
@@ -12469,7 +12469,7 @@
       <w:r>
         <w:t xml:space="preserve">Berna, Francesco, et al. “</w:t>
       </w:r>
-      <w:hyperlink w:history="1" r:id="rIdb-0dtfhm2umdykkcyjagx">
+      <w:hyperlink w:history="1" r:id="rId-skd3feva_ohogxclioxm">
         <w:r>
           <w:rPr>
             <w:color w:val="0563C1"/>
@@ -12497,7 +12497,7 @@
       <w:r>
         <w:t xml:space="preserve">Shahack-Gross, Ruth, et al. “</w:t>
       </w:r>
-      <w:hyperlink w:history="1" r:id="rId-qegzcnanxiauwoywrmkz">
+      <w:hyperlink w:history="1" r:id="rIdpkvw7bx77v11wjgktdnq2">
         <w:r>
           <w:rPr>
             <w:color w:val="0563C1"/>
@@ -12525,7 +12525,7 @@
       <w:r>
         <w:t xml:space="preserve">Harmand, Sonia, et al. “</w:t>
       </w:r>
-      <w:hyperlink w:history="1" r:id="rIdjlci4up82bssrjwnlxncn">
+      <w:hyperlink w:history="1" r:id="rIddl7osfnoi85zhmuqubk9a">
         <w:r>
           <w:rPr>
             <w:color w:val="0563C1"/>
@@ -12553,7 +12553,7 @@
       <w:r>
         <w:t xml:space="preserve">Lepre, Christopher J., et al. “</w:t>
       </w:r>
-      <w:hyperlink w:history="1" r:id="rIdahbmsh6mng1ww1ulpwynq">
+      <w:hyperlink w:history="1" r:id="rId53i_gd249xetzcvxthbsb">
         <w:r>
           <w:rPr>
             <w:color w:val="0563C1"/>
@@ -12581,7 +12581,7 @@
       <w:r>
         <w:t xml:space="preserve">Brown, Kyle S., et al. “</w:t>
       </w:r>
-      <w:hyperlink w:history="1" r:id="rIdxt71fsgsvupcaxv0ibcdm">
+      <w:hyperlink w:history="1" r:id="rIddo0l9tontmxw3k7zf6uez">
         <w:r>
           <w:rPr>
             <w:color w:val="0563C1"/>
@@ -12609,7 +12609,7 @@
       <w:r>
         <w:t xml:space="preserve">Wrangham, Richard. </w:t>
       </w:r>
-      <w:hyperlink w:history="1" r:id="rId1ri_ud3o5h9iiocprhu93">
+      <w:hyperlink w:history="1" r:id="rIdfhtptvlpql2kb1_fgqohf">
         <w:r>
           <w:rPr>
             <w:color w:val="0563C1"/>
@@ -12637,7 +12637,7 @@
       <w:r>
         <w:t xml:space="preserve">Fitch, W. Tecumseh. </w:t>
       </w:r>
-      <w:hyperlink w:history="1" r:id="rId2fgb1wj5bfx9vufnrhrjh">
+      <w:hyperlink w:history="1" r:id="rIdrkwhow0nvjh6bmuvtby3e">
         <w:r>
           <w:rPr>
             <w:color w:val="0563C1"/>
@@ -12685,7 +12685,7 @@
       <w:r>
         <w:t xml:space="preserve">Clarkson, Chris, et al. “</w:t>
       </w:r>
-      <w:hyperlink w:history="1" r:id="rIdifcev0pcvwhgdpruz48ap">
+      <w:hyperlink w:history="1" r:id="rIdsitoikvsnlocarpjbxtmx">
         <w:r>
           <w:rPr>
             <w:color w:val="0563C1"/>
@@ -12713,7 +12713,7 @@
       <w:r>
         <w:t xml:space="preserve">O’Connell, James F., et al. “</w:t>
       </w:r>
-      <w:hyperlink w:history="1" r:id="rIdrahmcudos5q3tqewkxcey">
+      <w:hyperlink w:history="1" r:id="rIdw2z3agva3m3druj7oxkam">
         <w:r>
           <w:rPr>
             <w:color w:val="0563C1"/>
@@ -12741,7 +12741,7 @@
       <w:r>
         <w:t xml:space="preserve">Reich, David, et al. “</w:t>
       </w:r>
-      <w:hyperlink w:history="1" r:id="rIduserr9drlshfgvuhjjkrh">
+      <w:hyperlink w:history="1" r:id="rIdiywvyvluxjyaplmrgq62v">
         <w:r>
           <w:rPr>
             <w:color w:val="0563C1"/>
@@ -12769,7 +12769,7 @@
       <w:r>
         <w:t xml:space="preserve">Chen, Fahu, et al. “</w:t>
       </w:r>
-      <w:hyperlink w:history="1" r:id="rIdsuz2bil6qiic-rjddjcno">
+      <w:hyperlink w:history="1" r:id="rId7lytjzcji6mgnpxde3i7k">
         <w:r>
           <w:rPr>
             <w:color w:val="0563C1"/>
@@ -12797,7 +12797,7 @@
       <w:r>
         <w:t xml:space="preserve">Higham, Tom, et al. “</w:t>
       </w:r>
-      <w:hyperlink w:history="1" r:id="rIdedtmvbwan9zfu3bf8mazl">
+      <w:hyperlink w:history="1" r:id="rId_uqk_ly4pxztxjeswcwsg">
         <w:r>
           <w:rPr>
             <w:color w:val="0563C1"/>
@@ -12825,7 +12825,7 @@
       <w:r>
         <w:t xml:space="preserve">Sutikna, Thomas, et al. “</w:t>
       </w:r>
-      <w:hyperlink w:history="1" r:id="rIdi_amsexkknczafh8bwtr1">
+      <w:hyperlink w:history="1" r:id="rIdjp6cbvlbfwnlfe3vefrzv">
         <w:r>
           <w:rPr>
             <w:color w:val="0563C1"/>
@@ -12853,7 +12853,7 @@
       <w:r>
         <w:t xml:space="preserve">Oktaviana, Adhi Agus, et al. “</w:t>
       </w:r>
-      <w:hyperlink w:history="1" r:id="rIdl5371muvudtnpnmv06atd">
+      <w:hyperlink w:history="1" r:id="rId9giqljw0ithx8bx8vkybb">
         <w:r>
           <w:rPr>
             <w:color w:val="0563C1"/>
@@ -12881,7 +12881,7 @@
       <w:r>
         <w:t xml:space="preserve">Bennett, Matthew R., et al. “</w:t>
       </w:r>
-      <w:hyperlink w:history="1" r:id="rIdkwsmrsl7wkztnr0cuq6mo">
+      <w:hyperlink w:history="1" r:id="rIdb6dvjq8glnylistgxhb_r">
         <w:r>
           <w:rPr>
             <w:color w:val="0563C1"/>
@@ -12909,7 +12909,7 @@
       <w:r>
         <w:t xml:space="preserve">Reich, David. </w:t>
       </w:r>
-      <w:hyperlink w:history="1" r:id="rIdxcxahbt3aasbjmm7fioh8">
+      <w:hyperlink w:history="1" r:id="rIdjxmkpwpsbhuz2prxhbdz2">
         <w:r>
           <w:rPr>
             <w:color w:val="0563C1"/>
@@ -12957,7 +12957,7 @@
       <w:r>
         <w:t xml:space="preserve">Dietrich, Oliver, et al. “</w:t>
       </w:r>
-      <w:hyperlink w:history="1" r:id="rIdepipochmussyi6n8w0eim">
+      <w:hyperlink w:history="1" r:id="rIdfqcfrwhen7cip-5ocdwer">
         <w:r>
           <w:rPr>
             <w:color w:val="0563C1"/>
@@ -12985,7 +12985,7 @@
       <w:r>
         <w:t xml:space="preserve">Larson, Greger, et al. “</w:t>
       </w:r>
-      <w:hyperlink w:history="1" r:id="rId7jzn_xgfvbtgmdf840dsv">
+      <w:hyperlink w:history="1" r:id="rIdv8m5tll8xl3vyl8av7ukv">
         <w:r>
           <w:rPr>
             <w:color w:val="0563C1"/>
@@ -13013,7 +13013,7 @@
       <w:r>
         <w:t xml:space="preserve">Fuller, Dorian Q., et al. “</w:t>
       </w:r>
-      <w:hyperlink w:history="1" r:id="rIdzdfxtlm5nmfi98pmejvpg">
+      <w:hyperlink w:history="1" r:id="rIdy93em3n9ph_0mrupnwqvf">
         <w:r>
           <w:rPr>
             <w:color w:val="0563C1"/>
@@ -13041,7 +13041,7 @@
       <w:r>
         <w:t xml:space="preserve">Larsen, Clark Spencer. “</w:t>
       </w:r>
-      <w:hyperlink w:history="1" r:id="rIda-z8mcbte-il_zde9ek5o">
+      <w:hyperlink w:history="1" r:id="rIdnn1bif0_zar4ttzeo1e1j">
         <w:r>
           <w:rPr>
             <w:color w:val="0563C1"/>
@@ -13069,7 +13069,7 @@
       <w:r>
         <w:t xml:space="preserve">Hodder, Ian. </w:t>
       </w:r>
-      <w:hyperlink w:history="1" r:id="rIdvydtfn2hj-2ciacuncwt5">
+      <w:hyperlink w:history="1" r:id="rIdknmhvhgkffg9cceklo9bf">
         <w:r>
           <w:rPr>
             <w:color w:val="0563C1"/>
@@ -13097,7 +13097,7 @@
       <w:r>
         <w:t xml:space="preserve">Scott, James C. </w:t>
       </w:r>
-      <w:hyperlink w:history="1" r:id="rIdype5ortxszs3ylygsjfdc">
+      <w:hyperlink w:history="1" r:id="rIdoeihijtsrs34t7lzemnw3">
         <w:r>
           <w:rPr>
             <w:color w:val="0563C1"/>
@@ -13161,7 +13161,7 @@
       <w:r>
         <w:t xml:space="preserve">Schmandt-Besserat, Denise. </w:t>
       </w:r>
-      <w:hyperlink w:history="1" r:id="rIdqfaym5evaluiahw3ospq7">
+      <w:hyperlink w:history="1" r:id="rIdaanqe9qa2mazve8rvdy9o">
         <w:r>
           <w:rPr>
             <w:color w:val="0563C1"/>
@@ -13189,7 +13189,7 @@
       <w:r>
         <w:t xml:space="preserve">Nissen, Hans J., Peter Damerow, and Robert K. Englund. </w:t>
       </w:r>
-      <w:hyperlink w:history="1" r:id="rIdlkhixgm-5idiv7bkiuyxw">
+      <w:hyperlink w:history="1" r:id="rIdpmf5bqcsbckzy0gjo1wyj">
         <w:r>
           <w:rPr>
             <w:color w:val="0563C1"/>
@@ -13217,7 +13217,7 @@
       <w:r>
         <w:t xml:space="preserve">Houston, Stephen D., ed. </w:t>
       </w:r>
-      <w:hyperlink w:history="1" r:id="rIdbkpqgwn8du7ohoao37vp8">
+      <w:hyperlink w:history="1" r:id="rIdby_t1lomqleth8a56go75">
         <w:r>
           <w:rPr>
             <w:color w:val="0563C1"/>
@@ -13245,7 +13245,7 @@
       <w:r>
         <w:t xml:space="preserve">Schacter, Daniel L. </w:t>
       </w:r>
-      <w:hyperlink w:history="1" r:id="rId4xgcj5427xgdt_nwulbtk">
+      <w:hyperlink w:history="1" r:id="rIdktw588sabld62ju7y4aoq">
         <w:r>
           <w:rPr>
             <w:color w:val="0563C1"/>
@@ -13325,7 +13325,7 @@
       <w:r>
         <w:t xml:space="preserve">Van De Mieroop, Marc. </w:t>
       </w:r>
-      <w:hyperlink w:history="1" r:id="rIdbgxwchdlsuhjdjve4o4px">
+      <w:hyperlink w:history="1" r:id="rIdsx-hqua2vcuij4ethoojq">
         <w:r>
           <w:rPr>
             <w:color w:val="0563C1"/>
@@ -13353,7 +13353,7 @@
       <w:r>
         <w:t xml:space="preserve">Lehner, Mark, and Zahi Hawass. </w:t>
       </w:r>
-      <w:hyperlink w:history="1" r:id="rIdj7sia1bbydqzgvquzgywa">
+      <w:hyperlink w:history="1" r:id="rIdlbdi7wi5s8w3gnj-echjr">
         <w:r>
           <w:rPr>
             <w:color w:val="0563C1"/>
@@ -13381,7 +13381,7 @@
       <w:r>
         <w:t xml:space="preserve">Edgerton, William F. “</w:t>
       </w:r>
-      <w:hyperlink w:history="1" r:id="rIdo-qkw3-owdgxp2e4ea8i6">
+      <w:hyperlink w:history="1" r:id="rIdr_ket3d04vtr1emzlqrjn">
         <w:r>
           <w:rPr>
             <w:color w:val="0563C1"/>
@@ -13409,7 +13409,7 @@
       <w:r>
         <w:t xml:space="preserve">Roth, Martha T. </w:t>
       </w:r>
-      <w:hyperlink w:history="1" r:id="rIdnolwtzg1tftydvvdffem1">
+      <w:hyperlink w:history="1" r:id="rIdwsfvgijelgxeqmzipzmkq">
         <w:r>
           <w:rPr>
             <w:color w:val="0563C1"/>
@@ -13437,7 +13437,7 @@
       <w:r>
         <w:t xml:space="preserve">Bryce, Trevor. </w:t>
       </w:r>
-      <w:hyperlink w:history="1" r:id="rIdznv3dpetaykq75ta3ln0h">
+      <w:hyperlink w:history="1" r:id="rId0e2uzl5q5erlrzem5mlto">
         <w:r>
           <w:rPr>
             <w:color w:val="0563C1"/>
@@ -13465,7 +13465,7 @@
       <w:r>
         <w:t xml:space="preserve">Parkinson, Richard. </w:t>
       </w:r>
-      <w:hyperlink w:history="1" r:id="rIdrp_u2dwu2jilznpw9rz5k">
+      <w:hyperlink w:history="1" r:id="rIdsjvkmvhyyajlenc08qg7v">
         <w:r>
           <w:rPr>
             <w:color w:val="0563C1"/>
@@ -13513,7 +13513,7 @@
       <w:r>
         <w:t xml:space="preserve">Keightley, David N. </w:t>
       </w:r>
-      <w:hyperlink w:history="1" r:id="rId_qhdxhb7l8xzeme8ndvro">
+      <w:hyperlink w:history="1" r:id="rIddson2xdij6u3ktmht_spj">
         <w:r>
           <w:rPr>
             <w:color w:val="0563C1"/>
@@ -13541,7 +13541,7 @@
       <w:r>
         <w:t xml:space="preserve">Lewis, Mark Edward. </w:t>
       </w:r>
-      <w:hyperlink w:history="1" r:id="rIdbpza8-rccfokv6ehgg2th">
+      <w:hyperlink w:history="1" r:id="rId2kunymftcn-e_hlpv5ihl">
         <w:r>
           <w:rPr>
             <w:color w:val="0563C1"/>
@@ -13569,7 +13569,7 @@
       <w:r>
         <w:t xml:space="preserve">Elman, Benjamin A. </w:t>
       </w:r>
-      <w:hyperlink w:history="1" r:id="rId-fm1hmintygrewc9mhscn">
+      <w:hyperlink w:history="1" r:id="rIdceh-8qk9onq4_ui6saozu">
         <w:r>
           <w:rPr>
             <w:color w:val="0563C1"/>
@@ -13597,7 +13597,7 @@
       <w:r>
         <w:t xml:space="preserve">Liu, Li, and Xingcan Chen. </w:t>
       </w:r>
-      <w:hyperlink w:history="1" r:id="rIdd-pf1fbwnvzl7q-ylagwc">
+      <w:hyperlink w:history="1" r:id="rIdzhuvcymikr1sdvld7sspm">
         <w:r>
           <w:rPr>
             <w:color w:val="0563C1"/>
@@ -13645,7 +13645,7 @@
       <w:r>
         <w:t xml:space="preserve">Possehl, Gregory L. </w:t>
       </w:r>
-      <w:hyperlink w:history="1" r:id="rId-9_kwydgtku_mnphrpt_a">
+      <w:hyperlink w:history="1" r:id="rId2i-3kuybglkql-arwdum8">
         <w:r>
           <w:rPr>
             <w:color w:val="0563C1"/>
@@ -13673,7 +13673,7 @@
       <w:r>
         <w:t xml:space="preserve">Thapar, Romila. </w:t>
       </w:r>
-      <w:hyperlink w:history="1" r:id="rIdwczzjshyhgl1zcigmed1l">
+      <w:hyperlink w:history="1" r:id="rIdiuetcm5m4kf_8z0vqverj">
         <w:r>
           <w:rPr>
             <w:color w:val="0563C1"/>
@@ -13701,7 +13701,7 @@
       <w:r>
         <w:t xml:space="preserve">Plofker, Kim. </w:t>
       </w:r>
-      <w:hyperlink w:history="1" r:id="rIdq8xbrk0bvnjyubw6gs_sx">
+      <w:hyperlink w:history="1" r:id="rId-sx5-jauie1aoboy5q9fh">
         <w:r>
           <w:rPr>
             <w:color w:val="0563C1"/>
@@ -13729,7 +13729,7 @@
       <w:r>
         <w:t xml:space="preserve">Dirks, Nicholas B. </w:t>
       </w:r>
-      <w:hyperlink w:history="1" r:id="rId0-uzp5ftznuskudluellk">
+      <w:hyperlink w:history="1" r:id="rId1td2jmkfrpovxbm0drw_x">
         <w:r>
           <w:rPr>
             <w:color w:val="0563C1"/>
@@ -13757,7 +13757,7 @@
       <w:r>
         <w:t xml:space="preserve">Dundas, Paul. </w:t>
       </w:r>
-      <w:hyperlink w:history="1" r:id="rIdhmpyxymt7m-h-eqhk0fpq">
+      <w:hyperlink w:history="1" r:id="rId_lpzr8aypy8swysr6c5d6">
         <w:r>
           <w:rPr>
             <w:color w:val="0563C1"/>
@@ -13837,7 +13837,7 @@
       <w:r>
         <w:t xml:space="preserve">Cartledge, Paul. </w:t>
       </w:r>
-      <w:hyperlink w:history="1" r:id="rId4iqnvacylgbvmjttwkhts">
+      <w:hyperlink w:history="1" r:id="rId4jjlkrnhrfdgga1r7vt6s">
         <w:r>
           <w:rPr>
             <w:color w:val="0563C1"/>
@@ -13865,7 +13865,7 @@
       <w:r>
         <w:t xml:space="preserve">Freeth, Tony, et al. “</w:t>
       </w:r>
-      <w:hyperlink w:history="1" r:id="rIdo83pit-5kck4bltto02-z">
+      <w:hyperlink w:history="1" r:id="rIdncu-nety_e8i7s19w4mik">
         <w:r>
           <w:rPr>
             <w:color w:val="0563C1"/>
@@ -13893,7 +13893,7 @@
       <w:r>
         <w:t xml:space="preserve">Freeth, Tony, et al. “</w:t>
       </w:r>
-      <w:hyperlink w:history="1" r:id="rId2yrawfwrugmjwtqicu_ou">
+      <w:hyperlink w:history="1" r:id="rIdons1lnozhxjy2evfu0xey">
         <w:r>
           <w:rPr>
             <w:color w:val="0563C1"/>
@@ -13941,7 +13941,7 @@
       <w:r>
         <w:t xml:space="preserve">Beard, Mary. </w:t>
       </w:r>
-      <w:hyperlink w:history="1" r:id="rIdsyyxevvfrtfmgswpclgth">
+      <w:hyperlink w:history="1" r:id="rId0yr57ym9x6ajj7xn4wg_w">
         <w:r>
           <w:rPr>
             <w:color w:val="0563C1"/>
@@ -13969,7 +13969,7 @@
       <w:r>
         <w:t xml:space="preserve">Ward-Perkins, Bryan. </w:t>
       </w:r>
-      <w:hyperlink w:history="1" r:id="rIdc_qii1xzmtqkfrrq2cgzg">
+      <w:hyperlink w:history="1" r:id="rIdsaaf5crrrun5kaxuznkof">
         <w:r>
           <w:rPr>
             <w:color w:val="0563C1"/>
@@ -13997,7 +13997,7 @@
       <w:r>
         <w:t xml:space="preserve">Brown, Peter. </w:t>
       </w:r>
-      <w:hyperlink w:history="1" r:id="rIdvzzq3apofavvux3w4mfkk">
+      <w:hyperlink w:history="1" r:id="rIdcs7uiib7al8ftsdf_lqeh">
         <w:r>
           <w:rPr>
             <w:color w:val="0563C1"/>
@@ -14025,7 +14025,7 @@
       <w:r>
         <w:t xml:space="preserve">Harper, Kyle. </w:t>
       </w:r>
-      <w:hyperlink w:history="1" r:id="rIdlzj_gcjwyunaveekmtkkf">
+      <w:hyperlink w:history="1" r:id="rIdvl3i8gd8deazqkyxmjbso">
         <w:r>
           <w:rPr>
             <w:color w:val="0563C1"/>
@@ -14073,7 +14073,7 @@
       <w:r>
         <w:t xml:space="preserve">Kennedy, Hugh. </w:t>
       </w:r>
-      <w:hyperlink w:history="1" r:id="rIduueo53cncriasez0jvs1m">
+      <w:hyperlink w:history="1" r:id="rIdun5gzdaj2wye_jnvlkoyp">
         <w:r>
           <w:rPr>
             <w:color w:val="0563C1"/>
@@ -14101,7 +14101,7 @@
       <w:r>
         <w:t xml:space="preserve">Gutas, Dimitri. </w:t>
       </w:r>
-      <w:hyperlink w:history="1" r:id="rIdnmjtnyg1ct-ifgbzazxtk">
+      <w:hyperlink w:history="1" r:id="rIdylbeuj9z9gt0fauim0ain">
         <w:r>
           <w:rPr>
             <w:color w:val="0563C1"/>
@@ -14129,7 +14129,7 @@
       <w:r>
         <w:t xml:space="preserve">Riley-Smith, Jonathan. </w:t>
       </w:r>
-      <w:hyperlink w:history="1" r:id="rIdk2_ica6x8cyvuixazgedi">
+      <w:hyperlink w:history="1" r:id="rIduadg9boqcp7lq7ujskvsi">
         <w:r>
           <w:rPr>
             <w:color w:val="0563C1"/>
@@ -14157,7 +14157,7 @@
       <w:r>
         <w:t xml:space="preserve">Phillips, Jonathan. </w:t>
       </w:r>
-      <w:hyperlink w:history="1" r:id="rId2ncoqtcin3xpw2kkp1a79">
+      <w:hyperlink w:history="1" r:id="rIdy-c1mhtqlbisxy3ubf7aq">
         <w:r>
           <w:rPr>
             <w:color w:val="0563C1"/>
@@ -14185,7 +14185,7 @@
       <w:r>
         <w:t xml:space="preserve">Stark, Rodney. </w:t>
       </w:r>
-      <w:hyperlink w:history="1" r:id="rIdyi-ll72jlcdt9q5-ox1yw">
+      <w:hyperlink w:history="1" r:id="rIdlcbfudbsdgiwncgzqkhsw">
         <w:r>
           <w:rPr>
             <w:color w:val="0563C1"/>
@@ -14233,7 +14233,7 @@
       <w:r>
         <w:t xml:space="preserve">Mommsen, Theodor E. “</w:t>
       </w:r>
-      <w:hyperlink w:history="1" r:id="rIdslrwxqscnsa2rwjb-w25z">
+      <w:hyperlink w:history="1" r:id="rIdacq01wbfugfmjt0s_xliy">
         <w:r>
           <w:rPr>
             <w:color w:val="0563C1"/>
@@ -14261,7 +14261,7 @@
       <w:r>
         <w:t xml:space="preserve">Wickham, Chris. </w:t>
       </w:r>
-      <w:hyperlink w:history="1" r:id="rIdv40rbse4tvr9lxben_dy7">
+      <w:hyperlink w:history="1" r:id="rIdn4vrfsm5ov4_uwxbgvp2o">
         <w:r>
           <w:rPr>
             <w:color w:val="0563C1"/>
@@ -14289,7 +14289,7 @@
       <w:r>
         <w:t xml:space="preserve">Russell, Jeffrey Burton. </w:t>
       </w:r>
-      <w:hyperlink w:history="1" r:id="rIdrnyq1kxzl89fr7pobiwu0">
+      <w:hyperlink w:history="1" r:id="rId1tscxp8ao1c_3-uemkxcn">
         <w:r>
           <w:rPr>
             <w:color w:val="0563C1"/>
@@ -14353,7 +14353,7 @@
       <w:r>
         <w:t xml:space="preserve">Hansen, Valerie. </w:t>
       </w:r>
-      <w:hyperlink w:history="1" r:id="rIdfvgafobgpoyac2kibo9_5">
+      <w:hyperlink w:history="1" r:id="rIdtaieyqlr_rvknl3tistxw">
         <w:r>
           <w:rPr>
             <w:color w:val="0563C1"/>
@@ -14381,7 +14381,7 @@
       <w:r>
         <w:t xml:space="preserve">Spyrou, Maria A., et al. “</w:t>
       </w:r>
-      <w:hyperlink w:history="1" r:id="rIduaeyoe4qrjg9kwwnggohw">
+      <w:hyperlink w:history="1" r:id="rId97medn6i_zsmodllbig4g">
         <w:r>
           <w:rPr>
             <w:color w:val="0563C1"/>
@@ -14409,7 +14409,7 @@
       <w:r>
         <w:t xml:space="preserve">Wheelis, Mark. “</w:t>
       </w:r>
-      <w:hyperlink w:history="1" r:id="rIdf9y-2_d11pb7uxomtt0ze">
+      <w:hyperlink w:history="1" r:id="rId8a5ivmmfbm8ahtektw0xr">
         <w:r>
           <w:rPr>
             <w:color w:val="0563C1"/>
@@ -14437,7 +14437,7 @@
       <w:r>
         <w:t xml:space="preserve">Dean, Katharine R., et al. “</w:t>
       </w:r>
-      <w:hyperlink w:history="1" r:id="rIdumhlbeian3wzdaw18wd1x">
+      <w:hyperlink w:history="1" r:id="rIdajwllpoplghrgedmu7kmk">
         <w:r>
           <w:rPr>
             <w:color w:val="0563C1"/>
@@ -14465,7 +14465,7 @@
       <w:r>
         <w:t xml:space="preserve">Benedictow, Ole J. </w:t>
       </w:r>
-      <w:hyperlink w:history="1" r:id="rIdjwjbaolqzbswbgf2dycmq">
+      <w:hyperlink w:history="1" r:id="rIdjsjhw69rziy1opqze31e4">
         <w:r>
           <w:rPr>
             <w:color w:val="0563C1"/>
@@ -14529,7 +14529,7 @@
       <w:r>
         <w:t xml:space="preserve">Gomez, Michael A. </w:t>
       </w:r>
-      <w:hyperlink w:history="1" r:id="rIdjeeou5ft1befdpx2mmieq">
+      <w:hyperlink w:history="1" r:id="rIdtqi-3stqwdazquxcdhlxa">
         <w:r>
           <w:rPr>
             <w:color w:val="0563C1"/>
@@ -14589,7 +14589,7 @@
       <w:r>
         <w:t xml:space="preserve">Edwards, David N. </w:t>
       </w:r>
-      <w:hyperlink w:history="1" r:id="rIdwtozttb-hhyncblvvgrrp">
+      <w:hyperlink w:history="1" r:id="rIdkzxi7mjw_de4xnyxy88ak">
         <w:r>
           <w:rPr>
             <w:color w:val="0563C1"/>
@@ -14617,7 +14617,7 @@
       <w:r>
         <w:t xml:space="preserve">Pikirayi, Innocent. </w:t>
       </w:r>
-      <w:hyperlink w:history="1" r:id="rIdyrgae4puula5psrzoesqq">
+      <w:hyperlink w:history="1" r:id="rIdbi_siza6b5twlhtikcm7x">
         <w:r>
           <w:rPr>
             <w:color w:val="0563C1"/>
@@ -14645,7 +14645,7 @@
       <w:r>
         <w:t xml:space="preserve">Hicks, Dan. </w:t>
       </w:r>
-      <w:hyperlink w:history="1" r:id="rIdflfwmnm5z3b9pfdl4bwlv">
+      <w:hyperlink w:history="1" r:id="rIdac-cn2qdknzh-k9e4kydv">
         <w:r>
           <w:rPr>
             <w:color w:val="0563C1"/>
@@ -14693,7 +14693,7 @@
       <w:r>
         <w:t xml:space="preserve">Thornton, John K. </w:t>
       </w:r>
-      <w:hyperlink w:history="1" r:id="rIdu6idwngcuv4b1gbtcb6dg">
+      <w:hyperlink w:history="1" r:id="rId-mahws6t8pbkok88wmvjl">
         <w:r>
           <w:rPr>
             <w:color w:val="0563C1"/>
@@ -14721,7 +14721,7 @@
       <w:r>
         <w:t xml:space="preserve">McCaskie, T. C. </w:t>
       </w:r>
-      <w:hyperlink w:history="1" r:id="rId1f2ihm_8afvmiyhgp6q8r">
+      <w:hyperlink w:history="1" r:id="rId2bzh7eongu6iav9u95gsg">
         <w:r>
           <w:rPr>
             <w:color w:val="0563C1"/>
@@ -14749,7 +14749,7 @@
       <w:r>
         <w:t xml:space="preserve">Hochschild, Adam. </w:t>
       </w:r>
-      <w:hyperlink w:history="1" r:id="rIdikv_exprinrv9ymnqf_3c">
+      <w:hyperlink w:history="1" r:id="rIdjowp4osstkyjbm52sp2rl">
         <w:r>
           <w:rPr>
             <w:color w:val="0563C1"/>
@@ -14793,7 +14793,7 @@
       <w:r>
         <w:t xml:space="preserve">Kara, Siddharth. </w:t>
       </w:r>
-      <w:hyperlink w:history="1" r:id="rId5ncwxplxarlfoc5b3slpz">
+      <w:hyperlink w:history="1" r:id="rIdswkklovugnle9r_5sazoq">
         <w:r>
           <w:rPr>
             <w:color w:val="0563C1"/>
@@ -14841,7 +14841,7 @@
       <w:r>
         <w:t xml:space="preserve">Mann, Charles C. </w:t>
       </w:r>
-      <w:hyperlink w:history="1" r:id="rIdlgkvepqrobjtxirr2tacz">
+      <w:hyperlink w:history="1" r:id="rIdsefdmmlfnbw21hhgahvpm">
         <w:r>
           <w:rPr>
             <w:color w:val="0563C1"/>
@@ -14869,7 +14869,7 @@
       <w:r>
         <w:t xml:space="preserve">Matsuoka, Yoshihiro, et al. “</w:t>
       </w:r>
-      <w:hyperlink w:history="1" r:id="rIdlzbczh5o_-gt9mdl0y1gv">
+      <w:hyperlink w:history="1" r:id="rIdjvc4xkqunldzjx3pogkyc">
         <w:r>
           <w:rPr>
             <w:color w:val="0563C1"/>
@@ -14897,7 +14897,7 @@
       <w:r>
         <w:t xml:space="preserve">Shady Solis, Ruth, Jonathan Haas, and Winifred Creamer. “</w:t>
       </w:r>
-      <w:hyperlink w:history="1" r:id="rId7hdii3aok3dtcumjojbqp">
+      <w:hyperlink w:history="1" r:id="rIdsj9xz-6aq9m7vuycymq15">
         <w:r>
           <w:rPr>
             <w:color w:val="0563C1"/>
@@ -14925,7 +14925,7 @@
       <w:r>
         <w:t xml:space="preserve">Urton, Gary. </w:t>
       </w:r>
-      <w:hyperlink w:history="1" r:id="rIdrez1mpcsyu4f8wufem2nu">
+      <w:hyperlink w:history="1" r:id="rIdzgq5k5yi7-yxoimumtbkx">
         <w:r>
           <w:rPr>
             <w:color w:val="0563C1"/>
@@ -14953,7 +14953,7 @@
       <w:r>
         <w:t xml:space="preserve">Denevan, William M., ed. </w:t>
       </w:r>
-      <w:hyperlink w:history="1" r:id="rIdttkhtuak5ccmf6-nljdma">
+      <w:hyperlink w:history="1" r:id="rId6rpldtx7amqtdwj_o3ym-">
         <w:r>
           <w:rPr>
             <w:color w:val="0563C1"/>
@@ -14981,7 +14981,7 @@
       <w:r>
         <w:t xml:space="preserve">Henige, David. </w:t>
       </w:r>
-      <w:hyperlink w:history="1" r:id="rId3yfznllavxl9nemejforo">
+      <w:hyperlink w:history="1" r:id="rIdmfgjeh9ti68wqztp0hsjt">
         <w:r>
           <w:rPr>
             <w:color w:val="0563C1"/>
@@ -15009,7 +15009,7 @@
       <w:r>
         <w:t xml:space="preserve">Koch, Alexander, Chris Brierley, Mark M. Maslin, and Simon L. Lewis. “</w:t>
       </w:r>
-      <w:hyperlink w:history="1" r:id="rIdjrwwjjhg4sjsvgtzpm2_k">
+      <w:hyperlink w:history="1" r:id="rIdj4__oas660boy4f65oihw">
         <w:r>
           <w:rPr>
             <w:color w:val="0563C1"/>
@@ -15037,7 +15037,7 @@
       <w:r>
         <w:t xml:space="preserve">Ioannidis, Alexander G., et al. “</w:t>
       </w:r>
-      <w:hyperlink w:history="1" r:id="rIdkdoqpbswzbrs3tzy-pw72">
+      <w:hyperlink w:history="1" r:id="rId-e4thx38znykjodof5quz">
         <w:r>
           <w:rPr>
             <w:color w:val="0563C1"/>
@@ -15065,7 +15065,7 @@
       <w:r>
         <w:t xml:space="preserve">Pauketat, Timothy R. </w:t>
       </w:r>
-      <w:hyperlink w:history="1" r:id="rIdz-vug0ycbshripxjv_gns">
+      <w:hyperlink w:history="1" r:id="rIdngqhvix_2i5hpz4sly87t">
         <w:r>
           <w:rPr>
             <w:color w:val="0563C1"/>
@@ -15093,7 +15093,7 @@
       <w:r>
         <w:t xml:space="preserve">Dobyns, Henry F. “</w:t>
       </w:r>
-      <w:hyperlink w:history="1" r:id="rIdtxqtr0qseajj-ywofedai">
+      <w:hyperlink w:history="1" r:id="rIdbttqrykdpkyepd2rybdms">
         <w:r>
           <w:rPr>
             <w:color w:val="0563C1"/>
@@ -15154,7 +15154,7 @@
         </w:rPr>
         <w:t xml:space="preserve">The voyages database behind those numbers. </w:t>
       </w:r>
-      <w:hyperlink w:history="1" r:id="rIdymjnyhmbvqgye0mreudbp">
+      <w:hyperlink w:history="1" r:id="rIdjbbifg6x18ggakdzpm3pj">
         <w:r>
           <w:rPr>
             <w:color w:val="0563C1"/>
@@ -15182,7 +15182,7 @@
       <w:r>
         <w:t xml:space="preserve">Equiano, Olaudah. </w:t>
       </w:r>
-      <w:hyperlink w:history="1" r:id="rIdkjj5d_aogrjcjuoc6hnzb">
+      <w:hyperlink w:history="1" r:id="rIdeuzrrb2wqqdw9dwldne5l">
         <w:r>
           <w:rPr>
             <w:color w:val="0563C1"/>
@@ -15210,7 +15210,7 @@
       <w:r>
         <w:t xml:space="preserve">Carretta, Vincent. </w:t>
       </w:r>
-      <w:hyperlink w:history="1" r:id="rId25jcqzchthy6sn8dk5qqc">
+      <w:hyperlink w:history="1" r:id="rId05mj1oopmbka4wmv7j7g3">
         <w:r>
           <w:rPr>
             <w:color w:val="0563C1"/>
@@ -15238,7 +15238,7 @@
       <w:r>
         <w:t xml:space="preserve">Hurston, Zora Neale. </w:t>
       </w:r>
-      <w:hyperlink w:history="1" r:id="rId8dwx1eltxilqqkwhho59j">
+      <w:hyperlink w:history="1" r:id="rIdxfp3ewrnr0vn9gyabpv6i">
         <w:r>
           <w:rPr>
             <w:color w:val="0563C1"/>
@@ -15266,7 +15266,7 @@
       <w:r>
         <w:t xml:space="preserve">Diouf, Sylviane A. </w:t>
       </w:r>
-      <w:hyperlink w:history="1" r:id="rIdc7joxmzm2idoxbbktayyq">
+      <w:hyperlink w:history="1" r:id="rIdty6i5ihr91xgltlx5qm1g">
         <w:r>
           <w:rPr>
             <w:color w:val="0563C1"/>
@@ -15294,7 +15294,7 @@
       <w:r>
         <w:t xml:space="preserve">Livi Bacci, Massimo. </w:t>
       </w:r>
-      <w:hyperlink w:history="1" r:id="rId-70adwsizuavtdfb1wcif">
+      <w:hyperlink w:history="1" r:id="rId7k8xnmb7voc4oxc9ivfrl">
         <w:r>
           <w:rPr>
             <w:color w:val="0563C1"/>
@@ -15322,7 +15322,7 @@
       <w:r>
         <w:t xml:space="preserve">Reséndez, Andrés. </w:t>
       </w:r>
-      <w:hyperlink w:history="1" r:id="rId51gjcqext10kefihfnj3s">
+      <w:hyperlink w:history="1" r:id="rIdssw6arnudvl4kg1xjzu2l">
         <w:r>
           <w:rPr>
             <w:color w:val="0563C1"/>
@@ -15350,7 +15350,7 @@
       <w:r>
         <w:t xml:space="preserve">Dreyer, Edward L. </w:t>
       </w:r>
-      <w:hyperlink w:history="1" r:id="rIdvgrkli47jfoilsrxqc8i2">
+      <w:hyperlink w:history="1" r:id="rIdgftwrmxku4oeyzyysfqip">
         <w:r>
           <w:rPr>
             <w:color w:val="0563C1"/>
@@ -15398,7 +15398,7 @@
       <w:r>
         <w:t xml:space="preserve">Eisenstein, Elizabeth L. </w:t>
       </w:r>
-      <w:hyperlink w:history="1" r:id="rId6mxiffwqe7b1_8ewaqzyk">
+      <w:hyperlink w:history="1" r:id="rId2td85bavqa696z_dlvjfl">
         <w:r>
           <w:rPr>
             <w:color w:val="0563C1"/>
@@ -15426,7 +15426,7 @@
       <w:r>
         <w:t xml:space="preserve">Allen, Robert C. </w:t>
       </w:r>
-      <w:hyperlink w:history="1" r:id="rIdzm8qn984iqnpbvr5nmuny">
+      <w:hyperlink w:history="1" r:id="rIdmhqmhzarbx6szx-qh4dcw">
         <w:r>
           <w:rPr>
             <w:color w:val="0563C1"/>
@@ -15454,7 +15454,7 @@
       <w:r>
         <w:t xml:space="preserve">Humphries, Jane. </w:t>
       </w:r>
-      <w:hyperlink w:history="1" r:id="rIdeliakzsdm8wawuml4dl5g">
+      <w:hyperlink w:history="1" r:id="rId__xsrvluz4waft6ezg8wq">
         <w:r>
           <w:rPr>
             <w:color w:val="0563C1"/>
@@ -15482,7 +15482,7 @@
       <w:r>
         <w:t xml:space="preserve">Pomeranz, Kenneth. </w:t>
       </w:r>
-      <w:hyperlink w:history="1" r:id="rIdgejfimbout5sgug8xgwgh">
+      <w:hyperlink w:history="1" r:id="rId-fujoakasqb3bpwmzu2vb">
         <w:r>
           <w:rPr>
             <w:color w:val="0563C1"/>
@@ -15510,7 +15510,7 @@
       <w:r>
         <w:t xml:space="preserve">Bell, Michelle L., and Devra Lee Davis. “</w:t>
       </w:r>
-      <w:hyperlink w:history="1" r:id="rIdcgvpaxdahtuyjjgovrapm">
+      <w:hyperlink w:history="1" r:id="rIdtyoo7ztszfku8mrnevkns">
         <w:r>
           <w:rPr>
             <w:color w:val="0563C1"/>
@@ -15558,7 +15558,7 @@
       <w:r>
         <w:t xml:space="preserve">Hacker, J. David. “</w:t>
       </w:r>
-      <w:hyperlink w:history="1" r:id="rIdpyznjojegy1hsxn27lj8h">
+      <w:hyperlink w:history="1" r:id="rIdi1zc-u5drm9qiujoy_ozt">
         <w:r>
           <w:rPr>
             <w:color w:val="0563C1"/>
@@ -15586,7 +15586,7 @@
       <w:r>
         <w:t xml:space="preserve">Foner, Eric. </w:t>
       </w:r>
-      <w:hyperlink w:history="1" r:id="rIdfvtqx2whzufyuimtwmhc0">
+      <w:hyperlink w:history="1" r:id="rIdrdk2tcqhkeetyeoy0hydu">
         <w:r>
           <w:rPr>
             <w:color w:val="0563C1"/>
@@ -15614,7 +15614,7 @@
       <w:r>
         <w:t xml:space="preserve">Saunt, Claudio. </w:t>
       </w:r>
-      <w:hyperlink w:history="1" r:id="rIdjryuhr-t3zaoupazbefkw">
+      <w:hyperlink w:history="1" r:id="rIdy4zkniqemlafv0a1vx_mt">
         <w:r>
           <w:rPr>
             <w:color w:val="0563C1"/>
@@ -15642,7 +15642,7 @@
       <w:r>
         <w:t xml:space="preserve">Dubois, Laurent. </w:t>
       </w:r>
-      <w:hyperlink w:history="1" r:id="rIdmgx0iggjm7xh2sjuivwrg">
+      <w:hyperlink w:history="1" r:id="rIdz8ihq4-mgpuns0kbp37ns">
         <w:r>
           <w:rPr>
             <w:color w:val="0563C1"/>
@@ -15670,7 +15670,7 @@
       <w:r>
         <w:t xml:space="preserve">Dolin, Eric Jay. </w:t>
       </w:r>
-      <w:hyperlink w:history="1" r:id="rIdabdmzkgvhorcqhydz0u4b">
+      <w:hyperlink w:history="1" r:id="rId_aif42pyp6bc4mvsxswea">
         <w:r>
           <w:rPr>
             <w:color w:val="0563C1"/>
@@ -15698,7 +15698,7 @@
       <w:r>
         <w:t xml:space="preserve">Horn, James. </w:t>
       </w:r>
-      <w:hyperlink w:history="1" r:id="rIdo4pxmvucj1exrrkjroprq">
+      <w:hyperlink w:history="1" r:id="rIdbihoioxavv_ldwckhmdtz">
         <w:r>
           <w:rPr>
             <w:color w:val="0563C1"/>
@@ -15726,7 +15726,7 @@
       <w:r>
         <w:t xml:space="preserve">Wilentz, Sean. </w:t>
       </w:r>
-      <w:hyperlink w:history="1" r:id="rIdvg_z6mk8m2pfccw5jgxnn">
+      <w:hyperlink w:history="1" r:id="rIdnq2kmvx1ae_azqklmbzb2">
         <w:r>
           <w:rPr>
             <w:color w:val="0563C1"/>
@@ -15774,7 +15774,7 @@
       <w:r>
         <w:t xml:space="preserve">Equal Justice Initiative. </w:t>
       </w:r>
-      <w:hyperlink w:history="1" r:id="rIdrin_aqa9dbqybojn2bao-">
+      <w:hyperlink w:history="1" r:id="rIduwevw_djwwybpfhepubgc">
         <w:r>
           <w:rPr>
             <w:color w:val="0563C1"/>
@@ -15818,7 +15818,7 @@
       <w:r>
         <w:t xml:space="preserve">Robinson, Greg. </w:t>
       </w:r>
-      <w:hyperlink w:history="1" r:id="rIdjvn-sk9pkwn208wzwqfgo">
+      <w:hyperlink w:history="1" r:id="rIdzrptgjbs-ytqzddttxotr">
         <w:r>
           <w:rPr>
             <w:color w:val="0563C1"/>
@@ -15846,7 +15846,7 @@
       <w:r>
         <w:t xml:space="preserve">Blinder, Alan S. </w:t>
       </w:r>
-      <w:hyperlink w:history="1" r:id="rIdfv4w7rcjiarus0y1vfq3t">
+      <w:hyperlink w:history="1" r:id="rId__1fc0xzqcl4cvnh8xfsk">
         <w:r>
           <w:rPr>
             <w:color w:val="0563C1"/>
@@ -15894,7 +15894,7 @@
       <w:r>
         <w:t xml:space="preserve">Butler, Jon. </w:t>
       </w:r>
-      <w:hyperlink w:history="1" r:id="rIdqsvkg-zqwra1y-y-nld28">
+      <w:hyperlink w:history="1" r:id="rId6zmvxwstkrmhs8zl6hskp">
         <w:r>
           <w:rPr>
             <w:color w:val="0563C1"/>
@@ -15922,7 +15922,7 @@
       <w:r>
         <w:t xml:space="preserve">Hatch, Nathan O. </w:t>
       </w:r>
-      <w:hyperlink w:history="1" r:id="rIdyc7enhhry5_7km4yptncz">
+      <w:hyperlink w:history="1" r:id="rIdtg-2wcqnhcie1jqhkwo1n">
         <w:r>
           <w:rPr>
             <w:color w:val="0563C1"/>
@@ -15950,7 +15950,7 @@
       <w:r>
         <w:t xml:space="preserve">Bushman, Richard Lyman. </w:t>
       </w:r>
-      <w:hyperlink w:history="1" r:id="rId9psam4gtfd1l-z-xe5vmh">
+      <w:hyperlink w:history="1" r:id="rIdvz7rsqcnvwkj90wjtsgzz">
         <w:r>
           <w:rPr>
             <w:color w:val="0563C1"/>
@@ -15978,7 +15978,7 @@
       <w:r>
         <w:t xml:space="preserve">Kraybill, Donald B., Karen M. Johnson-Weiner, and Steven M. Nolt. </w:t>
       </w:r>
-      <w:hyperlink w:history="1" r:id="rId2vfwdgxtrqg_oyvfxwdza">
+      <w:hyperlink w:history="1" r:id="rIdi0d42yhsdzugtyhv1pigp">
         <w:r>
           <w:rPr>
             <w:color w:val="0563C1"/>
@@ -16006,7 +16006,7 @@
       <w:r>
         <w:t xml:space="preserve">Moore, Rebecca. </w:t>
       </w:r>
-      <w:hyperlink w:history="1" r:id="rIdbqhhxxe3gfi6vp2ggfsem">
+      <w:hyperlink w:history="1" r:id="rIdcdr6ffa0ieeh530j7iy-i">
         <w:r>
           <w:rPr>
             <w:color w:val="0563C1"/>
@@ -16070,7 +16070,7 @@
       <w:r>
         <w:t xml:space="preserve">Lynch, John. </w:t>
       </w:r>
-      <w:hyperlink w:history="1" r:id="rIdqjeotkpeiklmibkj0rllu">
+      <w:hyperlink w:history="1" r:id="rId7jjh-oej9aflgcxree4ic">
         <w:r>
           <w:rPr>
             <w:color w:val="0563C1"/>
@@ -16098,7 +16098,7 @@
       <w:r>
         <w:t xml:space="preserve">Dubois, Laurent. </w:t>
       </w:r>
-      <w:hyperlink w:history="1" r:id="rIdapmjsjpdqshumsqjl3epm">
+      <w:hyperlink w:history="1" r:id="rIdbfdf2ttsxvnlyn2bt4epb">
         <w:r>
           <w:rPr>
             <w:color w:val="0563C1"/>
@@ -16126,7 +16126,7 @@
       <w:r>
         <w:t xml:space="preserve">Conrad, Robert Edgar. </w:t>
       </w:r>
-      <w:hyperlink w:history="1" r:id="rIdpe-wdzxjuxszdukdghzam">
+      <w:hyperlink w:history="1" r:id="rIdjrafaszq4w-reqdcue11z">
         <w:r>
           <w:rPr>
             <w:color w:val="0563C1"/>
@@ -16151,7 +16151,7 @@
         </w:rPr>
         <w:t xml:space="preserve">Brazil’s share of the Atlantic slave trade. </w:t>
       </w:r>
-      <w:hyperlink w:history="1" r:id="rIdzh_cyds3icgog1nau0tul">
+      <w:hyperlink w:history="1" r:id="rIdhfjztprdipob3v-pcihva">
         <w:r>
           <w:rPr>
             <w:color w:val="0563C1"/>
@@ -16179,7 +16179,7 @@
       <w:r>
         <w:t xml:space="preserve">Smith, Peter H. </w:t>
       </w:r>
-      <w:hyperlink w:history="1" r:id="rIdfo_-h62dqdhllfeasyxiq">
+      <w:hyperlink w:history="1" r:id="rIdmfjtabd2mkrtlmvbczj6d">
         <w:r>
           <w:rPr>
             <w:color w:val="0563C1"/>
@@ -16207,7 +16207,7 @@
       <w:r>
         <w:t xml:space="preserve">Schlesinger, Stephen, and Stephen Kinzer. </w:t>
       </w:r>
-      <w:hyperlink w:history="1" r:id="rIdjgus9i2mqnbisrfuicqqm">
+      <w:hyperlink w:history="1" r:id="rIdsnubece9si-iymyc-s4xe">
         <w:r>
           <w:rPr>
             <w:color w:val="0563C1"/>
@@ -16235,7 +16235,7 @@
       <w:r>
         <w:t xml:space="preserve">Slater, Candace. </w:t>
       </w:r>
-      <w:hyperlink w:history="1" r:id="rIdfvcifcypvzodd5j0bosed">
+      <w:hyperlink w:history="1" r:id="rId4go5bzsuot4tngpi6jmwy">
         <w:r>
           <w:rPr>
             <w:color w:val="0563C1"/>
@@ -16263,7 +16263,7 @@
       <w:r>
         <w:t xml:space="preserve">Taylor, Barbara L., et al. “</w:t>
       </w:r>
-      <w:hyperlink w:history="1" r:id="rIdj4vbtjid1ewph8gey5nwl">
+      <w:hyperlink w:history="1" r:id="rIdfoq-h-gof1x7yqp7mzcbv">
         <w:r>
           <w:rPr>
             <w:color w:val="0563C1"/>
@@ -16291,7 +16291,7 @@
       <w:r>
         <w:t xml:space="preserve">NOAA Fisheries. “</w:t>
       </w:r>
-      <w:hyperlink w:history="1" r:id="rIdqm73zk89rp6b7ls1rsdoj">
+      <w:hyperlink w:history="1" r:id="rIdpfsz45578iuy9p1pjo7zg">
         <w:r>
           <w:rPr>
             <w:color w:val="0563C1"/>
@@ -16319,7 +16319,7 @@
       <w:r>
         <w:t xml:space="preserve">Skidmore, Thomas E. </w:t>
       </w:r>
-      <w:hyperlink w:history="1" r:id="rId2eqcue7yctbcsugofn7k7">
+      <w:hyperlink w:history="1" r:id="rIdm5e1db6tbokzys3h2res3">
         <w:r>
           <w:rPr>
             <w:color w:val="0563C1"/>
@@ -16347,7 +16347,7 @@
       <w:r>
         <w:t xml:space="preserve">Comisión Nacional sobre la Desaparición de Personas. </w:t>
       </w:r>
-      <w:hyperlink w:history="1" r:id="rId26eeyn4oipwnqrcxsn2a5">
+      <w:hyperlink w:history="1" r:id="rIdvor6xj4lp6xfxwaolo4a3">
         <w:r>
           <w:rPr>
             <w:color w:val="0563C1"/>
@@ -16375,7 +16375,7 @@
       <w:r>
         <w:t xml:space="preserve">Nino, Carlos Santiago. </w:t>
       </w:r>
-      <w:hyperlink w:history="1" r:id="rIdqog-kecojujwtgepxogib">
+      <w:hyperlink w:history="1" r:id="rIdzuo0oi8jbjfbxy7vhzh6k">
         <w:r>
           <w:rPr>
             <w:color w:val="0563C1"/>
@@ -16403,7 +16403,7 @@
       <w:r>
         <w:t xml:space="preserve">Bouvard, Marguerite Guzman. </w:t>
       </w:r>
-      <w:hyperlink w:history="1" r:id="rIdhhc2c2_eif2u4weddwx-4">
+      <w:hyperlink w:history="1" r:id="rIdsrcvwtifqassazl7z7nni">
         <w:r>
           <w:rPr>
             <w:color w:val="0563C1"/>
@@ -16431,7 +16431,7 @@
       <w:r>
         <w:t xml:space="preserve">Kornbluh, Peter. </w:t>
       </w:r>
-      <w:hyperlink w:history="1" r:id="rIdqekbtig8mfrp67ayayadj">
+      <w:hyperlink w:history="1" r:id="rIddjumg3rhtomflfgs1hk3v">
         <w:r>
           <w:rPr>
             <w:color w:val="0563C1"/>
@@ -16459,7 +16459,7 @@
       <w:r>
         <w:t xml:space="preserve">Jara, Joan. </w:t>
       </w:r>
-      <w:hyperlink w:history="1" r:id="rIdvrhwq7t_nlgtikw99lsl5">
+      <w:hyperlink w:history="1" r:id="rIdo0kplllyt4tdgsb8aao2f">
         <w:r>
           <w:rPr>
             <w:color w:val="0563C1"/>
@@ -16487,7 +16487,7 @@
       <w:r>
         <w:t xml:space="preserve">LeoGrande, William M., and Peter Kornbluh. </w:t>
       </w:r>
-      <w:hyperlink w:history="1" r:id="rIdkqmwdoacxwvylvd7ad9lt">
+      <w:hyperlink w:history="1" r:id="rIdlyzvrpub36eatjesvhqhy">
         <w:r>
           <w:rPr>
             <w:color w:val="0563C1"/>
@@ -16547,7 +16547,7 @@
       <w:r>
         <w:t xml:space="preserve">Secretaría de Gobernación (Mexico). “</w:t>
       </w:r>
-      <w:hyperlink w:history="1" r:id="rIdejzw7h8dbykgdy58zyv13">
+      <w:hyperlink w:history="1" r:id="rIdqvc84gu-vvvqiigwrr481">
         <w:r>
           <w:rPr>
             <w:color w:val="0563C1"/>
@@ -16595,7 +16595,7 @@
       <w:r>
         <w:t xml:space="preserve">Finkel, Caroline. </w:t>
       </w:r>
-      <w:hyperlink w:history="1" r:id="rIdj2jatm74-eloy0lmszv4t">
+      <w:hyperlink w:history="1" r:id="rId1wkt2hpcftyrfharue8bv">
         <w:r>
           <w:rPr>
             <w:color w:val="0563C1"/>
@@ -16623,7 +16623,7 @@
       <w:r>
         <w:t xml:space="preserve">Crowley, Roger. </w:t>
       </w:r>
-      <w:hyperlink w:history="1" r:id="rId-ifqrslhceg_zlvz3itag">
+      <w:hyperlink w:history="1" r:id="rIdsewfrv9aya_mmbxctsrk2">
         <w:r>
           <w:rPr>
             <w:color w:val="0563C1"/>
@@ -16651,7 +16651,7 @@
       <w:r>
         <w:t xml:space="preserve">Barkey, Karen. </w:t>
       </w:r>
-      <w:hyperlink w:history="1" r:id="rIdtxpxfiwk2owbwgdj7yai5">
+      <w:hyperlink w:history="1" r:id="rId5etjq23zyn0pzzwuqb7kk">
         <w:r>
           <w:rPr>
             <w:color w:val="0563C1"/>
@@ -16679,7 +16679,7 @@
       <w:r>
         <w:t xml:space="preserve">Mazower, Mark. </w:t>
       </w:r>
-      <w:hyperlink w:history="1" r:id="rIdjbg431q2dk75xyi_mbzjg">
+      <w:hyperlink w:history="1" r:id="rId6bfkk6pu7sytjaxhawn0d">
         <w:r>
           <w:rPr>
             <w:color w:val="0563C1"/>
@@ -16707,7 +16707,7 @@
       <w:r>
         <w:t xml:space="preserve">Suny, Ronald Grigor. “</w:t>
       </w:r>
-      <w:hyperlink w:history="1" r:id="rIdfpdcttthijiiumqg39buo">
+      <w:hyperlink w:history="1" r:id="rIddu7tfmvjzoqz_cgzdeecn">
         <w:r>
           <w:rPr>
             <w:color w:val="0563C1"/>
@@ -16735,7 +16735,7 @@
       <w:r>
         <w:t xml:space="preserve">Power, Samantha. “</w:t>
       </w:r>
-      <w:hyperlink w:history="1" r:id="rIdt9amcpr5jvsu-fxvp9j5l">
+      <w:hyperlink w:history="1" r:id="rIdmvx44f4yze-u_-qkodpbz">
         <w:r>
           <w:rPr>
             <w:color w:val="0563C1"/>
@@ -16763,7 +16763,7 @@
       <w:r>
         <w:t xml:space="preserve">Hirschon, Renée, ed. </w:t>
       </w:r>
-      <w:hyperlink w:history="1" r:id="rIdlbxzfg6txmolc205dfwix">
+      <w:hyperlink w:history="1" r:id="rIducmyoj6mxqg71iyydw9ox">
         <w:r>
           <w:rPr>
             <w:color w:val="0563C1"/>
@@ -16791,7 +16791,7 @@
       <w:r>
         <w:t xml:space="preserve">Rogan, Eugene. </w:t>
       </w:r>
-      <w:hyperlink w:history="1" r:id="rIdnsr4gg5m4mtgmkdrfwibr">
+      <w:hyperlink w:history="1" r:id="rIdyy5whqyeynhxd67w5vnyg">
         <w:r>
           <w:rPr>
             <w:color w:val="0563C1"/>
@@ -16819,7 +16819,7 @@
       <w:r>
         <w:t xml:space="preserve">Barr, James. </w:t>
       </w:r>
-      <w:hyperlink w:history="1" r:id="rId8ts6rtklb9guyd_zvzvej">
+      <w:hyperlink w:history="1" r:id="rIdapgab3v8itzujo7ipnmex">
         <w:r>
           <w:rPr>
             <w:color w:val="0563C1"/>
@@ -16847,7 +16847,7 @@
       <w:r>
         <w:t xml:space="preserve">McDowall, David. </w:t>
       </w:r>
-      <w:hyperlink w:history="1" r:id="rId7d7bvtu_mydqkxghdhe6h">
+      <w:hyperlink w:history="1" r:id="rIdcyfmb3ooknxpp3c4ki2mx">
         <w:r>
           <w:rPr>
             <w:color w:val="0563C1"/>
@@ -16875,7 +16875,7 @@
       <w:r>
         <w:t xml:space="preserve">Abrahamian, Ervand. </w:t>
       </w:r>
-      <w:hyperlink w:history="1" r:id="rIdu3nurgu5hwjdx5ciuz10i">
+      <w:hyperlink w:history="1" r:id="rIdmzfwrytheyfdjdhz6u22l">
         <w:r>
           <w:rPr>
             <w:color w:val="0563C1"/>
@@ -16903,7 +16903,7 @@
       <w:r>
         <w:t xml:space="preserve">Razoux, Pierre. </w:t>
       </w:r>
-      <w:hyperlink w:history="1" r:id="rIdfdnt5w9pvnltxicdmg9pk">
+      <w:hyperlink w:history="1" r:id="rIdjhihcnn_b_saznyrykwk3">
         <w:r>
           <w:rPr>
             <w:color w:val="0563C1"/>
@@ -16951,7 +16951,7 @@
       <w:r>
         <w:t xml:space="preserve">Clark, Christopher. </w:t>
       </w:r>
-      <w:hyperlink w:history="1" r:id="rId4t3wdov3sjs6qn1wdvtg9">
+      <w:hyperlink w:history="1" r:id="rIdpebbchkebcube_pytdq7x">
         <w:r>
           <w:rPr>
             <w:color w:val="0563C1"/>
@@ -16979,7 +16979,7 @@
       <w:r>
         <w:t xml:space="preserve">Strachan, Hew. </w:t>
       </w:r>
-      <w:hyperlink w:history="1" r:id="rIdcpi1yraevlmqrtedzonwt">
+      <w:hyperlink w:history="1" r:id="rIdllsnr_asqlla3wh2qa2o_">
         <w:r>
           <w:rPr>
             <w:color w:val="0563C1"/>
@@ -17023,7 +17023,7 @@
       <w:r>
         <w:t xml:space="preserve">Weintraub, Stanley. </w:t>
       </w:r>
-      <w:hyperlink w:history="1" r:id="rId3zbftnssknttrsyg6pss3">
+      <w:hyperlink w:history="1" r:id="rIdqdub0ajuef4zsjv85c95v">
         <w:r>
           <w:rPr>
             <w:color w:val="0563C1"/>
@@ -17051,7 +17051,7 @@
       <w:r>
         <w:t xml:space="preserve">Johnson, Niall P. A. S., and Juergen Mueller. “</w:t>
       </w:r>
-      <w:hyperlink w:history="1" r:id="rIdklpzmghdict0ehag0efas">
+      <w:hyperlink w:history="1" r:id="rIdamcen_2mgttneyul4aeao">
         <w:r>
           <w:rPr>
             <w:color w:val="0563C1"/>
@@ -17079,7 +17079,7 @@
       <w:r>
         <w:t xml:space="preserve">Spreeuwenberg, Peter, et al. “</w:t>
       </w:r>
-      <w:hyperlink w:history="1" r:id="rIds0frij2ti8tbtooebk4kd">
+      <w:hyperlink w:history="1" r:id="rId1tjs7fqqan2ngtolwahfi">
         <w:r>
           <w:rPr>
             <w:color w:val="0563C1"/>
@@ -17107,7 +17107,7 @@
       <w:r>
         <w:t xml:space="preserve">Keynes, John Maynard. </w:t>
       </w:r>
-      <w:hyperlink w:history="1" r:id="rIdx8vbm_pax7wsbk3wha2rm">
+      <w:hyperlink w:history="1" r:id="rIdt7iy-50pm8urdkkg7w3vs">
         <w:r>
           <w:rPr>
             <w:color w:val="0563C1"/>
@@ -17155,7 +17155,7 @@
       <w:r>
         <w:t xml:space="preserve">Evans, Richard J. </w:t>
       </w:r>
-      <w:hyperlink w:history="1" r:id="rIdd_p0-ph9grgu3j-tuuwk_">
+      <w:hyperlink w:history="1" r:id="rIdkju_ddfwhjaic7haew7nk">
         <w:r>
           <w:rPr>
             <w:color w:val="0563C1"/>
@@ -17183,7 +17183,7 @@
       <w:r>
         <w:t xml:space="preserve">Hilberg, Raul. </w:t>
       </w:r>
-      <w:hyperlink w:history="1" r:id="rIdck2y8zvw86s9k5uaj7z-p">
+      <w:hyperlink w:history="1" r:id="rIdkn6hal1m72vjqciafa8oo">
         <w:r>
           <w:rPr>
             <w:color w:val="0563C1"/>
@@ -17211,7 +17211,7 @@
       <w:r>
         <w:t xml:space="preserve">Kiernan, Ben. </w:t>
       </w:r>
-      <w:hyperlink w:history="1" r:id="rIdp0osid53w3sb9mznqs4b6">
+      <w:hyperlink w:history="1" r:id="rIdwloua1ue81nn2oplticcc">
         <w:r>
           <w:rPr>
             <w:color w:val="0563C1"/>
@@ -17239,7 +17239,7 @@
       <w:r>
         <w:t xml:space="preserve">Levitsky, Steven, and Daniel Ziblatt. </w:t>
       </w:r>
-      <w:hyperlink w:history="1" r:id="rIdpclkd_u3lwisaqgeyndir">
+      <w:hyperlink w:history="1" r:id="rIdfg3prqjomck6gaibshnei">
         <w:r>
           <w:rPr>
             <w:color w:val="0563C1"/>
@@ -17267,7 +17267,7 @@
       <w:r>
         <w:t xml:space="preserve">Neiman, Susan. </w:t>
       </w:r>
-      <w:hyperlink w:history="1" r:id="rIdfww3ny3i14d2hqmaxscyp">
+      <w:hyperlink w:history="1" r:id="rIdxb5djfnvlfpllipjq0rpz">
         <w:r>
           <w:rPr>
             <w:color w:val="0563C1"/>
@@ -17311,7 +17311,7 @@
       <w:r>
         <w:t xml:space="preserve">Broberg, Gunnar, and Nils Roll-Hansen, eds. </w:t>
       </w:r>
-      <w:hyperlink w:history="1" r:id="rIdme9sjvjd-ohxbclaaaiqa">
+      <w:hyperlink w:history="1" r:id="rIdclfkhxf3pnkjg1elu5ozl">
         <w:r>
           <w:rPr>
             <w:color w:val="0563C1"/>
@@ -17359,7 +17359,7 @@
       <w:r>
         <w:t xml:space="preserve">Jansen, Marius B. </w:t>
       </w:r>
-      <w:hyperlink w:history="1" r:id="rIdpjcada6akjzasuslzxtzl">
+      <w:hyperlink w:history="1" r:id="rIdzt5xt3nqrdzsotesqvcvn">
         <w:r>
           <w:rPr>
             <w:color w:val="0563C1"/>
@@ -17387,7 +17387,7 @@
       <w:r>
         <w:t xml:space="preserve">Fogel, Joshua A., ed. </w:t>
       </w:r>
-      <w:hyperlink w:history="1" r:id="rIdesji5dkca0nmudyupff-g">
+      <w:hyperlink w:history="1" r:id="rIdnvwxnrr4smejk1cezilp4">
         <w:r>
           <w:rPr>
             <w:color w:val="0563C1"/>
@@ -17415,7 +17415,7 @@
       <w:r>
         <w:t xml:space="preserve">Ohnuki-Tierney, Emiko. </w:t>
       </w:r>
-      <w:hyperlink w:history="1" r:id="rIdnuvhtarlkptra-qiisnju">
+      <w:hyperlink w:history="1" r:id="rIdca2vmleyof0bf4tkt3-ne">
         <w:r>
           <w:rPr>
             <w:color w:val="0563C1"/>
@@ -17443,7 +17443,7 @@
       <w:r>
         <w:t xml:space="preserve">Dower, John W. </w:t>
       </w:r>
-      <w:hyperlink w:history="1" r:id="rId8a7-qmunz71ofa1dp1eka">
+      <w:hyperlink w:history="1" r:id="rIdbtzmiynzmgoyhy56tzxf1">
         <w:r>
           <w:rPr>
             <w:color w:val="0563C1"/>
@@ -17491,7 +17491,7 @@
       <w:r>
         <w:t xml:space="preserve">Duggan, Christopher. </w:t>
       </w:r>
-      <w:hyperlink w:history="1" r:id="rId4g5l-wknfyklbx6mqnt23">
+      <w:hyperlink w:history="1" r:id="rIdb30tibuyr81vg1csyhzzy">
         <w:r>
           <w:rPr>
             <w:color w:val="0563C1"/>
@@ -17519,7 +17519,7 @@
       <w:r>
         <w:t xml:space="preserve">Bosworth, R. J. B. </w:t>
       </w:r>
-      <w:hyperlink w:history="1" r:id="rIdyjfov38icuyx2zjfnmc1e">
+      <w:hyperlink w:history="1" r:id="rIdnybhznexiyrvbc7yhtkzu">
         <w:r>
           <w:rPr>
             <w:color w:val="0563C1"/>
@@ -17547,7 +17547,7 @@
       <w:r>
         <w:t xml:space="preserve">Domenico, Roy Palmer. </w:t>
       </w:r>
-      <w:hyperlink w:history="1" r:id="rIdjx7ztb2mprtxtmimyii93">
+      <w:hyperlink w:history="1" r:id="rIdd2qwpkk5_wrm_a250o8sa">
         <w:r>
           <w:rPr>
             <w:color w:val="0563C1"/>
@@ -17595,7 +17595,7 @@
       <w:r>
         <w:t xml:space="preserve">Menocal, María Rosa. </w:t>
       </w:r>
-      <w:hyperlink w:history="1" r:id="rIdjojsgdsztt_zcluzgszsq">
+      <w:hyperlink w:history="1" r:id="rIdjsbcxgerxsna__xzyfobi">
         <w:r>
           <w:rPr>
             <w:color w:val="0563C1"/>
@@ -17623,7 +17623,7 @@
       <w:r>
         <w:t xml:space="preserve">Fernández-Morera, Darío. </w:t>
       </w:r>
-      <w:hyperlink w:history="1" r:id="rIdgr2y2jj_k-djbuchu7zms">
+      <w:hyperlink w:history="1" r:id="rIdhqd1euef7gyihmar4lscq">
         <w:r>
           <w:rPr>
             <w:color w:val="0563C1"/>
@@ -17651,7 +17651,7 @@
       <w:r>
         <w:t xml:space="preserve">Kraemer, Joel L. </w:t>
       </w:r>
-      <w:hyperlink w:history="1" r:id="rIdb0b6boao1atl1h8nietau">
+      <w:hyperlink w:history="1" r:id="rIdvmq1gin0k3lrkdsmt2rek">
         <w:r>
           <w:rPr>
             <w:color w:val="0563C1"/>
@@ -17679,7 +17679,7 @@
       <w:r>
         <w:t xml:space="preserve">Preston, Paul. </w:t>
       </w:r>
-      <w:hyperlink w:history="1" r:id="rId3jgptgh8ng7aoqzdivsnm">
+      <w:hyperlink w:history="1" r:id="rId5eobhlv1d_lvgzkxjffgm">
         <w:r>
           <w:rPr>
             <w:color w:val="0563C1"/>
@@ -17707,7 +17707,7 @@
       <w:r>
         <w:t xml:space="preserve">Aguilar, Paloma. </w:t>
       </w:r>
-      <w:hyperlink w:history="1" r:id="rId7lbrtqubtothpxhqw8wbk">
+      <w:hyperlink w:history="1" r:id="rIdxne9wioimdoec12a7eltq">
         <w:r>
           <w:rPr>
             <w:color w:val="0563C1"/>
@@ -17771,7 +17771,7 @@
       <w:r>
         <w:t xml:space="preserve">Applebaum, Anne. </w:t>
       </w:r>
-      <w:hyperlink w:history="1" r:id="rIdirj9ekaugnrqwqltlecxy">
+      <w:hyperlink w:history="1" r:id="rIdshtpassgdat-ed7cehnd7">
         <w:r>
           <w:rPr>
             <w:color w:val="0563C1"/>
@@ -17799,7 +17799,7 @@
       <w:r>
         <w:t xml:space="preserve">Applebaum, Anne. </w:t>
       </w:r>
-      <w:hyperlink w:history="1" r:id="rIdeeeiabtroar7w4ppjcuqv">
+      <w:hyperlink w:history="1" r:id="rId0zugi_xbxxkrvrua_dv4o">
         <w:r>
           <w:rPr>
             <w:color w:val="0563C1"/>
@@ -17827,7 +17827,7 @@
       <w:r>
         <w:t xml:space="preserve">Sanford, George. </w:t>
       </w:r>
-      <w:hyperlink w:history="1" r:id="rIdjh9gjxh_5rsedst976puq">
+      <w:hyperlink w:history="1" r:id="rIda9b4xtg_jwwnvgn4otwp2">
         <w:r>
           <w:rPr>
             <w:color w:val="0563C1"/>
@@ -17855,7 +17855,7 @@
       <w:r>
         <w:t xml:space="preserve">Plokhy, Serhii. </w:t>
       </w:r>
-      <w:hyperlink w:history="1" r:id="rIdejyfg60bani-xrza1bqgz">
+      <w:hyperlink w:history="1" r:id="rIduy6oanlsnnx7opr8cuurf">
         <w:r>
           <w:rPr>
             <w:color w:val="0563C1"/>
@@ -17883,7 +17883,7 @@
       <w:r>
         <w:t xml:space="preserve">Roberts, Geoffrey. </w:t>
       </w:r>
-      <w:hyperlink w:history="1" r:id="rIduicsybjk61hr4lch-mfxw">
+      <w:hyperlink w:history="1" r:id="rIdhflivqylw1jry2ehop22n">
         <w:r>
           <w:rPr>
             <w:color w:val="0563C1"/>
@@ -17931,7 +17931,7 @@
       <w:r>
         <w:t xml:space="preserve">Dikötter, Frank. </w:t>
       </w:r>
-      <w:hyperlink w:history="1" r:id="rIdqtd81mi2loqdgttacdbho">
+      <w:hyperlink w:history="1" r:id="rId2epl6qludgajfk_pqcc2v">
         <w:r>
           <w:rPr>
             <w:color w:val="0563C1"/>
@@ -17959,7 +17959,7 @@
       <w:r>
         <w:t xml:space="preserve">Yang Jisheng. </w:t>
       </w:r>
-      <w:hyperlink w:history="1" r:id="rIdt00p4ztadjwagpvws7dey">
+      <w:hyperlink w:history="1" r:id="rIdmty9_vqo0llvzywdnblb8">
         <w:r>
           <w:rPr>
             <w:color w:val="0563C1"/>
@@ -17987,7 +17987,7 @@
       <w:r>
         <w:t xml:space="preserve">MacFarquhar, Roderick, and Michael Schoenhals. </w:t>
       </w:r>
-      <w:hyperlink w:history="1" r:id="rIdquiz1n8kbnfj8yevvzpe-">
+      <w:hyperlink w:history="1" r:id="rIdgeaksiyobey2fzo7okl9x">
         <w:r>
           <w:rPr>
             <w:color w:val="0563C1"/>
@@ -18015,7 +18015,7 @@
       <w:r>
         <w:t xml:space="preserve">Jambeck, Jenna R., et al. “</w:t>
       </w:r>
-      <w:hyperlink w:history="1" r:id="rIdycz63a3gmsczp3scwfwcw">
+      <w:hyperlink w:history="1" r:id="rIdisvotbwoso1pajggshr3f">
         <w:r>
           <w:rPr>
             <w:color w:val="0563C1"/>
@@ -18043,7 +18043,7 @@
       <w:r>
         <w:t xml:space="preserve">Meijer, Lourens J. J., et al. “</w:t>
       </w:r>
-      <w:hyperlink w:history="1" r:id="rIdkn4jxzp5cebsb37eirpq4">
+      <w:hyperlink w:history="1" r:id="rIdbxgmyveb2a3xhzvdvivpl">
         <w:r>
           <w:rPr>
             <w:color w:val="0563C1"/>
@@ -18071,7 +18071,7 @@
       <w:r>
         <w:t xml:space="preserve">Economy, Elizabeth C. </w:t>
       </w:r>
-      <w:hyperlink w:history="1" r:id="rIdqphdin5n9x2oc2aeg_7vf">
+      <w:hyperlink w:history="1" r:id="rIde8ycvrpwksheuukcnqeub">
         <w:r>
           <w:rPr>
             <w:color w:val="0563C1"/>
@@ -18131,7 +18131,7 @@
       <w:r>
         <w:t xml:space="preserve">McDonell, Stephen. “</w:t>
       </w:r>
-      <w:hyperlink w:history="1" r:id="rIdzckc2whz9qilcajwgagan">
+      <w:hyperlink w:history="1" r:id="rIdk6y4qofph-ociiznsvl6d">
         <w:r>
           <w:rPr>
             <w:color w:val="0563C1"/>
@@ -18159,7 +18159,7 @@
       <w:r>
         <w:t xml:space="preserve">Agence France-Presse. “‘Oh, Bother’: </w:t>
       </w:r>
-      <w:hyperlink w:history="1" r:id="rId7op4e_wfhye0j7iw1xao8">
+      <w:hyperlink w:history="1" r:id="rIdplgjftlkxlyy73pdb8ffd">
         <w:r>
           <w:rPr>
             <w:color w:val="0563C1"/>
@@ -18207,7 +18207,7 @@
       <w:r>
         <w:t xml:space="preserve">Schama, Simon. </w:t>
       </w:r>
-      <w:hyperlink w:history="1" r:id="rIdgqzi6g3gfv1hka88ocj31">
+      <w:hyperlink w:history="1" r:id="rIdezdj3ed-s4nsd9wik-adg">
         <w:r>
           <w:rPr>
             <w:color w:val="0563C1"/>
@@ -18235,7 +18235,7 @@
       <w:r>
         <w:t xml:space="preserve">Finkelstein, Israel, and Neil Asher Silberman. </w:t>
       </w:r>
-      <w:hyperlink w:history="1" r:id="rIdxvjmy7tpkbd6jfoop6e3r">
+      <w:hyperlink w:history="1" r:id="rIdi2-jeb7-n5bflq6sjmahg">
         <w:r>
           <w:rPr>
             <w:color w:val="0563C1"/>
@@ -18263,7 +18263,7 @@
       <w:r>
         <w:t xml:space="preserve">VanderKam, James C. </w:t>
       </w:r>
-      <w:hyperlink w:history="1" r:id="rId_mfxqarmjomke8x7creys">
+      <w:hyperlink w:history="1" r:id="rIdrmdsn6n6iwkg8hnoxv3pm">
         <w:r>
           <w:rPr>
             <w:color w:val="0563C1"/>
@@ -18291,7 +18291,7 @@
       <w:r>
         <w:t xml:space="preserve">Magness, Jodi. </w:t>
       </w:r>
-      <w:hyperlink w:history="1" r:id="rIdnyajbtvyckrjsjsl-qffh">
+      <w:hyperlink w:history="1" r:id="rIdrdms8n3qri9g5vybmewey">
         <w:r>
           <w:rPr>
             <w:color w:val="0563C1"/>
@@ -18319,7 +18319,7 @@
       <w:r>
         <w:t xml:space="preserve">Morris, Benny. </w:t>
       </w:r>
-      <w:hyperlink w:history="1" r:id="rIdc7zar1mtlvgzjg5kwovos">
+      <w:hyperlink w:history="1" r:id="rIdbfhgtzwxpp7cowisqjyra">
         <w:r>
           <w:rPr>
             <w:color w:val="0563C1"/>
@@ -18367,7 +18367,7 @@
       <w:r>
         <w:t xml:space="preserve">Gaddis, John Lewis. </w:t>
       </w:r>
-      <w:hyperlink w:history="1" r:id="rIdgnwuoucpmirs791q6qain">
+      <w:hyperlink w:history="1" r:id="rIdgii24o8pdgikrleqjaahm">
         <w:r>
           <w:rPr>
             <w:color w:val="0563C1"/>
@@ -18395,7 +18395,7 @@
       <w:r>
         <w:t xml:space="preserve">Savranskaya, Svetlana V. “</w:t>
       </w:r>
-      <w:hyperlink w:history="1" r:id="rIdm9yl11krklz8c8hn_787e">
+      <w:hyperlink w:history="1" r:id="rIdovoeff876bb1gkwx_3cta">
         <w:r>
           <w:rPr>
             <w:color w:val="0563C1"/>
@@ -18423,7 +18423,7 @@
       <w:r>
         <w:t xml:space="preserve">Hoffman, David E. </w:t>
       </w:r>
-      <w:hyperlink w:history="1" r:id="rIdngmexddsjiavjzjkymx6n">
+      <w:hyperlink w:history="1" r:id="rIdwc86cmthw-3a4vkohcszf">
         <w:r>
           <w:rPr>
             <w:color w:val="0563C1"/>
@@ -18451,7 +18451,7 @@
       <w:r>
         <w:t xml:space="preserve">Rhodes, Richard. </w:t>
       </w:r>
-      <w:hyperlink w:history="1" r:id="rIdljlnor6yyuufqc5w9ym0a">
+      <w:hyperlink w:history="1" r:id="rIdnbzbr2wv8zekkohipnozp">
         <w:r>
           <w:rPr>
             <w:color w:val="0563C1"/>
@@ -18479,7 +18479,7 @@
       <w:r>
         <w:t xml:space="preserve">Niedenthal, Jack. </w:t>
       </w:r>
-      <w:hyperlink w:history="1" r:id="rIdrxb7vm11zn99bsamiihcj">
+      <w:hyperlink w:history="1" r:id="rId7d4xzmngmmq7mriyctfwg">
         <w:r>
           <w:rPr>
             <w:color w:val="0563C1"/>
@@ -18527,7 +18527,7 @@
       <w:r>
         <w:t xml:space="preserve">NASA. “</w:t>
       </w:r>
-      <w:hyperlink w:history="1" r:id="rIdfyatk7lwhg9kbxwflilq1">
+      <w:hyperlink w:history="1" r:id="rIdrbaool5r3ch_vcj_rv2wy">
         <w:r>
           <w:rPr>
             <w:color w:val="0563C1"/>
@@ -18555,7 +18555,7 @@
       <w:r>
         <w:t xml:space="preserve">Chaikin, Andrew. </w:t>
       </w:r>
-      <w:hyperlink w:history="1" r:id="rId3m7krgood3qeymp5tzyly">
+      <w:hyperlink w:history="1" r:id="rId4reapot9vunxqr_qiyufm">
         <w:r>
           <w:rPr>
             <w:color w:val="0563C1"/>
@@ -18583,7 +18583,7 @@
       <w:r>
         <w:t xml:space="preserve">Siddiqi, Asif A. </w:t>
       </w:r>
-      <w:hyperlink w:history="1" r:id="rIdcqqbbljtmyqdksjvawf0g">
+      <w:hyperlink w:history="1" r:id="rIdnx_p3uz23fsfr-dkfjebr">
         <w:r>
           <w:rPr>
             <w:color w:val="0563C1"/>
@@ -18611,7 +18611,7 @@
       <w:r>
         <w:t xml:space="preserve">Colaprete, Anthony, et al. “</w:t>
       </w:r>
-      <w:hyperlink w:history="1" r:id="rIdmccnkqeewxqnucjnmyuwp">
+      <w:hyperlink w:history="1" r:id="rIdpyinzmvjjx3xxe9qwxfht">
         <w:r>
           <w:rPr>
             <w:color w:val="0563C1"/>
@@ -18639,7 +18639,7 @@
       <w:r>
         <w:t xml:space="preserve">Sheehan, William. </w:t>
       </w:r>
-      <w:hyperlink w:history="1" r:id="rIdmp-prt3k6z5e3d3bkbvqa">
+      <w:hyperlink w:history="1" r:id="rIdckzk8v0gyhm3yhfjgf--x">
         <w:r>
           <w:rPr>
             <w:color w:val="0563C1"/>
@@ -18667,7 +18667,7 @@
       <w:r>
         <w:t xml:space="preserve">Grotzinger, John P., et al. “</w:t>
       </w:r>
-      <w:hyperlink w:history="1" r:id="rIdopo1ohb1xg8gojgte_mpq">
+      <w:hyperlink w:history="1" r:id="rIdmfihnjmb8yfwa-lrzfczj">
         <w:r>
           <w:rPr>
             <w:color w:val="0563C1"/>
@@ -18695,7 +18695,7 @@
       <w:r>
         <w:t xml:space="preserve">Mangold, Nicolas, et al. “</w:t>
       </w:r>
-      <w:hyperlink w:history="1" r:id="rIddvxmo0iwjryiytj49c_6n">
+      <w:hyperlink w:history="1" r:id="rIdi_deh5q5uu304yotttoez">
         <w:r>
           <w:rPr>
             <w:color w:val="0563C1"/>
@@ -18743,7 +18743,7 @@
       <w:r>
         <w:t xml:space="preserve">Ashby, Neil. “</w:t>
       </w:r>
-      <w:hyperlink w:history="1" r:id="rIdngvqe-zdwz_mrxufergu6">
+      <w:hyperlink w:history="1" r:id="rIdcmr2m0luzkuawlfton_l2">
         <w:r>
           <w:rPr>
             <w:color w:val="0563C1"/>
@@ -18771,7 +18771,7 @@
       <w:r>
         <w:t xml:space="preserve">Dyson, F. W., A. S. Eddington, and C. Davidson. “</w:t>
       </w:r>
-      <w:hyperlink w:history="1" r:id="rIdoyq6f1fftd8uapxd7m6-u">
+      <w:hyperlink w:history="1" r:id="rIdeogdziwaxn3bipuj5iev9">
         <w:r>
           <w:rPr>
             <w:color w:val="0563C1"/>
@@ -18799,7 +18799,7 @@
       <w:r>
         <w:t xml:space="preserve">Au, Whitlow W. L. </w:t>
       </w:r>
-      <w:hyperlink w:history="1" r:id="rIdu87qdjsee88kzpic7vsng">
+      <w:hyperlink w:history="1" r:id="rIdkry_5j6rd91xnu0n5dstm">
         <w:r>
           <w:rPr>
             <w:color w:val="0563C1"/>
@@ -18827,7 +18827,7 @@
       <w:r>
         <w:t xml:space="preserve">Susskind, Leonard. “</w:t>
       </w:r>
-      <w:hyperlink w:history="1" r:id="rId1adralfpenhlinl5rpsiw">
+      <w:hyperlink w:history="1" r:id="rIdutnccqazdzulxndvhjejf">
         <w:r>
           <w:rPr>
             <w:color w:val="0563C1"/>
@@ -18855,7 +18855,7 @@
       <w:r>
         <w:t xml:space="preserve">Scerri, Eric R. </w:t>
       </w:r>
-      <w:hyperlink w:history="1" r:id="rId5oygucsqviba1gojqi9fv">
+      <w:hyperlink w:history="1" r:id="rIdefm7s51z7_zbgulqrnpk8">
         <w:r>
           <w:rPr>
             <w:color w:val="0563C1"/>
@@ -18883,7 +18883,7 @@
       <w:r>
         <w:t xml:space="preserve">Erisman, Jan Willem, et al. “</w:t>
       </w:r>
-      <w:hyperlink w:history="1" r:id="rId4u9blic_9wpgfidfx25vf">
+      <w:hyperlink w:history="1" r:id="rIdjkf3otzufq_afefoo1vnh">
         <w:r>
           <w:rPr>
             <w:color w:val="0563C1"/>
@@ -18911,7 +18911,7 @@
       <w:r>
         <w:t xml:space="preserve">Watson, J. D., and F. H. C. Crick. “</w:t>
       </w:r>
-      <w:hyperlink w:history="1" r:id="rIdar2v5rv9lqmmb3aqgoxh0">
+      <w:hyperlink w:history="1" r:id="rIdbjyubif1truwqurqomxkv">
         <w:r>
           <w:rPr>
             <w:color w:val="0563C1"/>
@@ -18939,7 +18939,7 @@
       <w:r>
         <w:t xml:space="preserve">Franklin, Rosalind E., and R. G. Gosling. “</w:t>
       </w:r>
-      <w:hyperlink w:history="1" r:id="rIdbuo9nxlxmz8x4r7knn6bo">
+      <w:hyperlink w:history="1" r:id="rIdrcj_vzot-w0edpscefud-">
         <w:r>
           <w:rPr>
             <w:color w:val="0563C1"/>
@@ -18967,7 +18967,7 @@
       <w:r>
         <w:t xml:space="preserve">International Human Genome Sequencing Consortium. “</w:t>
       </w:r>
-      <w:hyperlink w:history="1" r:id="rIdqqn0mprrqcykw6ihwfy56">
+      <w:hyperlink w:history="1" r:id="rId30kzndy_lfclyl8yqbkre">
         <w:r>
           <w:rPr>
             <w:color w:val="0563C1"/>
@@ -18995,7 +18995,7 @@
       <w:r>
         <w:t xml:space="preserve">International Human Genome Sequencing Consortium. “</w:t>
       </w:r>
-      <w:hyperlink w:history="1" r:id="rIdbb5gy63rjeixmg4vxppzy">
+      <w:hyperlink w:history="1" r:id="rIdcnaiufmcvsuwngdvpbgfa">
         <w:r>
           <w:rPr>
             <w:color w:val="0563C1"/>
@@ -19023,7 +19023,7 @@
       <w:r>
         <w:t xml:space="preserve">Nurk, Sergey, et al. “</w:t>
       </w:r>
-      <w:hyperlink w:history="1" r:id="rIdhlk_p16tcrl7piuzifmn2">
+      <w:hyperlink w:history="1" r:id="rIddl751o4wzhkgp9lwuiv96">
         <w:r>
           <w:rPr>
             <w:color w:val="0563C1"/>
@@ -19051,7 +19051,7 @@
       <w:r>
         <w:t xml:space="preserve">Vine, F. J., and D. H. Matthews. “</w:t>
       </w:r>
-      <w:hyperlink w:history="1" r:id="rIdyto9typtmgob9l1wt7pk0">
+      <w:hyperlink w:history="1" r:id="rIdwuuflr2ghh9d6uyz-qg-2">
         <w:r>
           <w:rPr>
             <w:color w:val="0563C1"/>
@@ -19079,7 +19079,7 @@
       <w:r>
         <w:t xml:space="preserve">Alpher, Ralph A., and Robert Herman. “</w:t>
       </w:r>
-      <w:hyperlink w:history="1" r:id="rIdrkfuqtpkqm-g5x_8ac4zl">
+      <w:hyperlink w:history="1" r:id="rIddrsogswt6rvge7_vn2r0f">
         <w:r>
           <w:rPr>
             <w:color w:val="0563C1"/>
@@ -19107,7 +19107,7 @@
       <w:r>
         <w:t xml:space="preserve">Penzias, A. A., and R. W. Wilson. “</w:t>
       </w:r>
-      <w:hyperlink w:history="1" r:id="rIdl9oln5mxettqcazlcjkx0">
+      <w:hyperlink w:history="1" r:id="rIdmdpvewwckvucbpjgewabn">
         <w:r>
           <w:rPr>
             <w:color w:val="0563C1"/>
@@ -19135,7 +19135,7 @@
       <w:r>
         <w:t xml:space="preserve">Fleischmann, Martin, and Stanley Pons. “</w:t>
       </w:r>
-      <w:hyperlink w:history="1" r:id="rIdqlgy91rkkj5oxzcmgg834">
+      <w:hyperlink w:history="1" r:id="rIdwhvb6hoqy_n4eelbco0nc">
         <w:r>
           <w:rPr>
             <w:color w:val="0563C1"/>
@@ -19163,7 +19163,7 @@
       <w:r>
         <w:t xml:space="preserve">Wolfe-Simon, Felisa, et al. “</w:t>
       </w:r>
-      <w:hyperlink w:history="1" r:id="rIdla23p8v9-tzis8q67aags">
+      <w:hyperlink w:history="1" r:id="rId7b5kgqo0z1_row3b9ao6w">
         <w:r>
           <w:rPr>
             <w:color w:val="0563C1"/>
@@ -19191,7 +19191,7 @@
       <w:r>
         <w:t xml:space="preserve">Reaves, Marshall Louis, et al. “</w:t>
       </w:r>
-      <w:hyperlink w:history="1" r:id="rIdvu2mp3xlhaoxfi11dvo8a">
+      <w:hyperlink w:history="1" r:id="rIdjsl7abvlfdkf4a7td3y6s">
         <w:r>
           <w:rPr>
             <w:color w:val="0563C1"/>
@@ -19239,7 +19239,7 @@
       <w:r>
         <w:t xml:space="preserve">Dalrymple, William. </w:t>
       </w:r>
-      <w:hyperlink w:history="1" r:id="rIdh9nujvbjfrsuuvj9pzswm">
+      <w:hyperlink w:history="1" r:id="rIdnq1k3lojff228kbq20eql">
         <w:r>
           <w:rPr>
             <w:color w:val="0563C1"/>
@@ -19267,7 +19267,7 @@
       <w:r>
         <w:t xml:space="preserve">Maddison, Angus. </w:t>
       </w:r>
-      <w:hyperlink w:history="1" r:id="rIdthta6u_8tnvpu1rhmx92u">
+      <w:hyperlink w:history="1" r:id="rIdp9z4kuzwvn9-s308uvlbw">
         <w:r>
           <w:rPr>
             <w:color w:val="0563C1"/>
@@ -19295,7 +19295,7 @@
       <w:r>
         <w:t xml:space="preserve">Sen, Amartya. </w:t>
       </w:r>
-      <w:hyperlink w:history="1" r:id="rIdpecui_gedry2qdcpousrd">
+      <w:hyperlink w:history="1" r:id="rIdn7iagmvq01a2cyoexs6tr">
         <w:r>
           <w:rPr>
             <w:color w:val="0563C1"/>
@@ -19323,7 +19323,7 @@
       <w:r>
         <w:t xml:space="preserve">Khan, Yasmin. </w:t>
       </w:r>
-      <w:hyperlink w:history="1" r:id="rIdgvipsgq-jkhk8_ebh8zya">
+      <w:hyperlink w:history="1" r:id="rId2efq1swhtmkxsuo20vvzq">
         <w:r>
           <w:rPr>
             <w:color w:val="0563C1"/>
@@ -19351,7 +19351,7 @@
       <w:r>
         <w:t xml:space="preserve">Elkins, Caroline. </w:t>
       </w:r>
-      <w:hyperlink w:history="1" r:id="rIdkf_eik5gifabziqpndjei">
+      <w:hyperlink w:history="1" r:id="rIdch0rljhpqjefqsc14ks0v">
         <w:r>
           <w:rPr>
             <w:color w:val="0563C1"/>
@@ -19379,7 +19379,7 @@
       <w:r>
         <w:t xml:space="preserve">Jansen, Jan C., and Jürgen Osterhammel. </w:t>
       </w:r>
-      <w:hyperlink w:history="1" r:id="rId4u97_3fun5_yoqrzpuopj">
+      <w:hyperlink w:history="1" r:id="rIdh9s4vfwulk4xozp8vmkag">
         <w:r>
           <w:rPr>
             <w:color w:val="0563C1"/>
@@ -19407,7 +19407,7 @@
       <w:r>
         <w:t xml:space="preserve">Des Forges, Alison. </w:t>
       </w:r>
-      <w:hyperlink w:history="1" r:id="rId98puukzvpgnktyfarsy-c">
+      <w:hyperlink w:history="1" r:id="rIdmnvjd1npkfyzgwgdytls3">
         <w:r>
           <w:rPr>
             <w:color w:val="0563C1"/>
@@ -19435,7 +19435,7 @@
       <w:r>
         <w:t xml:space="preserve">Newbury, Catharine. </w:t>
       </w:r>
-      <w:hyperlink w:history="1" r:id="rIdsuzz7coec4uokuy9xzk7o">
+      <w:hyperlink w:history="1" r:id="rIdg8sbqevkaqeoceezttfhh">
         <w:r>
           <w:rPr>
             <w:color w:val="0563C1"/>
@@ -19483,7 +19483,7 @@
       <w:r>
         <w:t xml:space="preserve">Branch, Taylor. </w:t>
       </w:r>
-      <w:hyperlink w:history="1" r:id="rIdq7zjc6sj6h5wbo1sz9mqy">
+      <w:hyperlink w:history="1" r:id="rId9exwjdmya0q_og-osekmm">
         <w:r>
           <w:rPr>
             <w:color w:val="0563C1"/>
@@ -19511,7 +19511,7 @@
       <w:r>
         <w:t xml:space="preserve">Hoose, Phillip. </w:t>
       </w:r>
-      <w:hyperlink w:history="1" r:id="rIdtg8g6-lf1m4t-jtftcail">
+      <w:hyperlink w:history="1" r:id="rIdwmldf58p1en-mckdyhx8e">
         <w:r>
           <w:rPr>
             <w:color w:val="0563C1"/>
@@ -19539,7 +19539,7 @@
       <w:r>
         <w:t xml:space="preserve">Tyson, Timothy B. </w:t>
       </w:r>
-      <w:hyperlink w:history="1" r:id="rIdr4ihpxmtgazdnrushcdb8">
+      <w:hyperlink w:history="1" r:id="rIdwxh6x6xuzxqglwiv9cxxd">
         <w:r>
           <w:rPr>
             <w:color w:val="0563C1"/>
@@ -19567,7 +19567,7 @@
       <w:r>
         <w:t xml:space="preserve">Mandela, Nelson. </w:t>
       </w:r>
-      <w:hyperlink w:history="1" r:id="rIdrdnozrcdpx-fxn8kfjolr">
+      <w:hyperlink w:history="1" r:id="rId1yjywhipdrthfwtkyiqxk">
         <w:r>
           <w:rPr>
             <w:color w:val="0563C1"/>
@@ -19595,7 +19595,7 @@
       <w:r>
         <w:t xml:space="preserve">Carter, David. </w:t>
       </w:r>
-      <w:hyperlink w:history="1" r:id="rIdnywcljfyyfqjyoplowaok">
+      <w:hyperlink w:history="1" r:id="rIdobfpk6ktqiqibteameduj">
         <w:r>
           <w:rPr>
             <w:color w:val="0563C1"/>
@@ -19643,7 +19643,7 @@
       <w:r>
         <w:t xml:space="preserve">Turing, A. M. “</w:t>
       </w:r>
-      <w:hyperlink w:history="1" r:id="rIdqscwvydyibgzvasfrkbbv">
+      <w:hyperlink w:history="1" r:id="rIdej6wazkqe_1nf4ttee7y4">
         <w:r>
           <w:rPr>
             <w:color w:val="0563C1"/>
@@ -19671,7 +19671,7 @@
       <w:r>
         <w:t xml:space="preserve">Copeland, B. Jack, ed. </w:t>
       </w:r>
-      <w:hyperlink w:history="1" r:id="rIdiimai3o5clcwaljqi0wgi">
+      <w:hyperlink w:history="1" r:id="rIdnomcqt7fdzx2vianaz6tf">
         <w:r>
           <w:rPr>
             <w:color w:val="0563C1"/>
@@ -19699,7 +19699,7 @@
       <w:r>
         <w:t xml:space="preserve">Isaacson, Walter. </w:t>
       </w:r>
-      <w:hyperlink w:history="1" r:id="rId7n7yun_o7pdoi3grcgi3d">
+      <w:hyperlink w:history="1" r:id="rIdgsceswwl_orqvf7_3axll">
         <w:r>
           <w:rPr>
             <w:color w:val="0563C1"/>
@@ -19727,7 +19727,7 @@
       <w:r>
         <w:t xml:space="preserve">Vosoughi, Soroush, Deb Roy, and Sinan Aral. “</w:t>
       </w:r>
-      <w:hyperlink w:history="1" r:id="rIdhksvuis1cwgnk5qqwi6sf">
+      <w:hyperlink w:history="1" r:id="rIdwywapnsblhav39bdfi01p">
         <w:r>
           <w:rPr>
             <w:color w:val="0563C1"/>
@@ -19775,7 +19775,7 @@
       <w:r>
         <w:t xml:space="preserve">Stuart, David. </w:t>
       </w:r>
-      <w:hyperlink w:history="1" r:id="rIdqtrwi3zoyvjuxqfh-fjv1">
+      <w:hyperlink w:history="1" r:id="rId6vfo29uwclfu7uucp3klu">
         <w:r>
           <w:rPr>
             <w:color w:val="0563C1"/>
@@ -19803,7 +19803,7 @@
       <w:r>
         <w:t xml:space="preserve">Aveni, Anthony. </w:t>
       </w:r>
-      <w:hyperlink w:history="1" r:id="rIdeizoe7xli0j2c_upj1wow">
+      <w:hyperlink w:history="1" r:id="rIdxwbt4v8dckkynrpb7q75m">
         <w:r>
           <w:rPr>
             <w:color w:val="0563C1"/>
@@ -19851,7 +19851,7 @@
       <w:r>
         <w:t xml:space="preserve">Meech, Karen J., et al. “</w:t>
       </w:r>
-      <w:hyperlink w:history="1" r:id="rIdogclipczi8ys63-ycp9zy">
+      <w:hyperlink w:history="1" r:id="rIdj-g4k2fsztqh4cqsihugv">
         <w:r>
           <w:rPr>
             <w:color w:val="0563C1"/>
@@ -19879,7 +19879,7 @@
       <w:r>
         <w:t xml:space="preserve">Micheli, Marco, et al. “</w:t>
       </w:r>
-      <w:hyperlink w:history="1" r:id="rIdv0fnap_a6g7vm2wqojbfr">
+      <w:hyperlink w:history="1" r:id="rIdqikf0pei5udnj752dtylx">
         <w:r>
           <w:rPr>
             <w:color w:val="0563C1"/>
@@ -19907,7 +19907,7 @@
       <w:r>
         <w:t xml:space="preserve">‘Oumuamua ISSI Team. “</w:t>
       </w:r>
-      <w:hyperlink w:history="1" r:id="rIdvtzlp-8rlzylgrmoea7d2">
+      <w:hyperlink w:history="1" r:id="rIdgfuldb_dbh41vcmcycpjd">
         <w:r>
           <w:rPr>
             <w:color w:val="0563C1"/>
@@ -19935,7 +19935,7 @@
       <w:r>
         <w:t xml:space="preserve">Staff at the National Astronomy and Ionosphere Center. “</w:t>
       </w:r>
-      <w:hyperlink w:history="1" r:id="rIdm1kb7c57_ftn9isxxtnln">
+      <w:hyperlink w:history="1" r:id="rIdplha-pgxwojwywyl8z7xz">
         <w:r>
           <w:rPr>
             <w:color w:val="0563C1"/>
@@ -19999,7 +19999,7 @@
       <w:r>
         <w:t xml:space="preserve">Riley, James C. “</w:t>
       </w:r>
-      <w:hyperlink w:history="1" r:id="rIdecanhvjnwtglc6jmdxez3">
+      <w:hyperlink w:history="1" r:id="rIdfpa0u-q4-zdvjsklg0zwy">
         <w:r>
           <w:rPr>
             <w:color w:val="0563C1"/>
@@ -20027,7 +20027,7 @@
       <w:r>
         <w:t xml:space="preserve">Bliss, Michael. </w:t>
       </w:r>
-      <w:hyperlink w:history="1" r:id="rIdnyar_a6kash1bd8mmuz_f">
+      <w:hyperlink w:history="1" r:id="rIdfga-baujejwlisv5g18k9">
         <w:r>
           <w:rPr>
             <w:color w:val="0563C1"/>
@@ -20055,7 +20055,7 @@
       <w:r>
         <w:t xml:space="preserve">Reverby, Susan M. </w:t>
       </w:r>
-      <w:hyperlink w:history="1" r:id="rIdkb7ubkkgc-yn6adtqra7g">
+      <w:hyperlink w:history="1" r:id="rId8xse5aqjazipd2kvkmfn4">
         <w:r>
           <w:rPr>
             <w:color w:val="0563C1"/>
@@ -20083,7 +20083,7 @@
       <w:r>
         <w:t xml:space="preserve">Keefe, Patrick Radden. </w:t>
       </w:r>
-      <w:hyperlink w:history="1" r:id="rIdzcauekbzscfsd3jwygoqq">
+      <w:hyperlink w:history="1" r:id="rIdiw5wxqqxg55dd7yxy_-u-">
         <w:r>
           <w:rPr>
             <w:color w:val="0563C1"/>
@@ -20111,7 +20111,7 @@
       <w:r>
         <w:t xml:space="preserve">Antimicrobial Resistance Collaborators. “</w:t>
       </w:r>
-      <w:hyperlink w:history="1" r:id="rIdaz73v8g-fv2r2-u2my_xj">
+      <w:hyperlink w:history="1" r:id="rIdiijrmttcj3zee10ms-ano">
         <w:r>
           <w:rPr>
             <w:color w:val="0563C1"/>
@@ -20139,7 +20139,7 @@
       <w:r>
         <w:t xml:space="preserve">Van Bressem, Marie-Françoise, et al. “</w:t>
       </w:r>
-      <w:hyperlink w:history="1" r:id="rId3moe0nwyhqxl0ot-ayule">
+      <w:hyperlink w:history="1" r:id="rIdhodj461kljrejhhmmwmcm">
         <w:r>
           <w:rPr>
             <w:color w:val="0563C1"/>
@@ -20167,7 +20167,7 @@
       <w:r>
         <w:t xml:space="preserve">Oshinsky, David M. </w:t>
       </w:r>
-      <w:hyperlink w:history="1" r:id="rIdrw3eo1lchcptqhsgqswrr">
+      <w:hyperlink w:history="1" r:id="rIdc1__oxfvqmfvwpzso7ute">
         <w:r>
           <w:rPr>
             <w:color w:val="0563C1"/>
@@ -20195,7 +20195,7 @@
       <w:r>
         <w:t xml:space="preserve">Polack, Fernando P., et al. “</w:t>
       </w:r>
-      <w:hyperlink w:history="1" r:id="rIdnm5howekhaumc2ijngyxm">
+      <w:hyperlink w:history="1" r:id="rIdxvgptng47ftbirgvuijtg">
         <w:r>
           <w:rPr>
             <w:color w:val="0563C1"/>
@@ -20243,7 +20243,7 @@
       <w:r>
         <w:t xml:space="preserve">Arrhenius, Svante. “</w:t>
       </w:r>
-      <w:hyperlink w:history="1" r:id="rIdc1-dbk7ac-z66ghf26fru">
+      <w:hyperlink w:history="1" r:id="rIdd-uy61ten1e0obtxa3lnq">
         <w:r>
           <w:rPr>
             <w:color w:val="0563C1"/>
@@ -20271,7 +20271,7 @@
       <w:r>
         <w:t xml:space="preserve">Philip, Sjoukje Y., et al. “</w:t>
       </w:r>
-      <w:hyperlink w:history="1" r:id="rIdsxbtx-p15fjr5bc_m0sh4">
+      <w:hyperlink w:history="1" r:id="rIdmgiqyfpnrqapuwwkh_dmo">
         <w:r>
           <w:rPr>
             <w:color w:val="0563C1"/>
@@ -20299,7 +20299,7 @@
       <w:r>
         <w:t xml:space="preserve">Supran, G., S. Rahmstorf, and N. Oreskes. “</w:t>
       </w:r>
-      <w:hyperlink w:history="1" r:id="rIddzynxuzzztx30p1phlb0u">
+      <w:hyperlink w:history="1" r:id="rIduicrs5xl1enbveuzjg2v5">
         <w:r>
           <w:rPr>
             <w:color w:val="0563C1"/>
@@ -20327,7 +20327,7 @@
       <w:r>
         <w:t xml:space="preserve">Witze, Alexandra. “</w:t>
       </w:r>
-      <w:hyperlink w:history="1" r:id="rIdzjtoiyefwlqrvs2yjiujq">
+      <w:hyperlink w:history="1" r:id="rId6kccchx_oeybfasjgg-nx">
         <w:r>
           <w:rPr>
             <w:color w:val="0563C1"/>
@@ -20355,7 +20355,7 @@
       <w:r>
         <w:t xml:space="preserve">IPCC. </w:t>
       </w:r>
-      <w:hyperlink w:history="1" r:id="rIdpisb3-0nydkt6wgwoio7f">
+      <w:hyperlink w:history="1" r:id="rId9aqmi5zmf3ljkwj3vbqda">
         <w:r>
           <w:rPr>
             <w:color w:val="0563C1"/>
@@ -20383,7 +20383,7 @@
       <w:r>
         <w:t xml:space="preserve">Morlighem, Mathieu, et al. “</w:t>
       </w:r>
-      <w:hyperlink w:history="1" r:id="rId-snqikrtnvyabrmm105ge">
+      <w:hyperlink w:history="1" r:id="rIdtkerxcs-pksbwqoakvwdq">
         <w:r>
           <w:rPr>
             <w:color w:val="0563C1"/>
@@ -20411,7 +20411,7 @@
       <w:r>
         <w:t xml:space="preserve">IMBIE Team. “</w:t>
       </w:r>
-      <w:hyperlink w:history="1" r:id="rIda8sbrqledzcamrx7_8wqr">
+      <w:hyperlink w:history="1" r:id="rIdkswlp2slefqjvo21heo9-">
         <w:r>
           <w:rPr>
             <w:color w:val="0563C1"/>
@@ -20439,7 +20439,7 @@
       <w:r>
         <w:t xml:space="preserve">Joughin, Ian, Benjamin E. Smith, and Brooke Medley. “</w:t>
       </w:r>
-      <w:hyperlink w:history="1" r:id="rId4zuvmf4m1ikccnmkuhzgb">
+      <w:hyperlink w:history="1" r:id="rIdh4qsa75uyftseuhwnrgfg">
         <w:r>
           <w:rPr>
             <w:color w:val="0563C1"/>
@@ -20467,7 +20467,7 @@
       <w:r>
         <w:t xml:space="preserve">Secretariat of the Antarctic Treaty. “</w:t>
       </w:r>
-      <w:hyperlink w:history="1" r:id="rIdc73r4cfxahk2cdpizs-32">
+      <w:hyperlink w:history="1" r:id="rIdsa6ghf45cqxwjaunp2ut8">
         <w:r>
           <w:rPr>
             <w:color w:val="0563C1"/>
@@ -20495,7 +20495,7 @@
       <w:r>
         <w:t xml:space="preserve">Office of the Historian, US Department of State. </w:t>
       </w:r>
-      <w:hyperlink w:history="1" r:id="rIdtaj0qm06v-yeabxub6tir">
+      <w:hyperlink w:history="1" r:id="rIdyyokc7fjy4xs2aqrgl_no">
         <w:r>
           <w:rPr>
             <w:color w:val="0563C1"/>
@@ -20523,7 +20523,7 @@
       <w:r>
         <w:t xml:space="preserve">“‘Greenland Belongs to Greenland’: </w:t>
       </w:r>
-      <w:hyperlink w:history="1" r:id="rIda_vvgch1ouchsjqqwoilq">
+      <w:hyperlink w:history="1" r:id="rIdfgwcnhdeaiotl0vmqcvi0">
         <w:r>
           <w:rPr>
             <w:color w:val="0563C1"/>
@@ -20551,7 +20551,7 @@
       <w:r>
         <w:t xml:space="preserve">BBC News. Report on </w:t>
       </w:r>
-      <w:hyperlink w:history="1" r:id="rId3a38vgr3hwknrodb7vieh">
+      <w:hyperlink w:history="1" r:id="rId3mhk3yh4frn1tfvqrui2n">
         <w:r>
           <w:rPr>
             <w:color w:val="0563C1"/>
@@ -20579,7 +20579,7 @@
       <w:r>
         <w:t xml:space="preserve">BBC News. </w:t>
       </w:r>
-      <w:hyperlink w:history="1" r:id="rIdpmhy6ctibbktihkd3chwj">
+      <w:hyperlink w:history="1" r:id="rIdxaxnaujtduhttmawxddmx">
         <w:r>
           <w:rPr>
             <w:color w:val="0563C1"/>
@@ -20590,6 +20590,34 @@
       </w:hyperlink>
       <w:r>
         <w:t xml:space="preserve">, January 12, 2025.</w:t>
+      </w:r>
+    </w:p>
+    <w:p>
+      <w:pPr>
+        <w:spacing w:after="120"/>
+        <w:ind w:left="360" w:hanging="360"/>
+      </w:pPr>
+      <w:r>
+        <w:rPr>
+          <w:i/>
+          <w:iCs/>
+        </w:rPr>
+        <w:t xml:space="preserve">Greenland’s population, about 57,000. </w:t>
+      </w:r>
+      <w:r>
+        <w:t xml:space="preserve">Statistics Greenland. “</w:t>
+      </w:r>
+      <w:hyperlink w:history="1" r:id="rIdqzyf85x6xrwpevp9zkedl">
+        <w:r>
+          <w:rPr>
+            <w:color w:val="0563C1"/>
+            <w:u w:val="single"/>
+          </w:rPr>
+          <w:t xml:space="preserve">Population Estimates, January 1st 2026</w:t>
+        </w:r>
+      </w:hyperlink>
+      <w:r>
+        <w:t xml:space="preserve">.” Statistics Greenland, 2026 (56,740 residents on January 1, 2026; 56,948 on April 1, 2026).</w:t>
       </w:r>
     </w:p>
     <w:p>
@@ -20643,7 +20671,7 @@
       <w:r>
         <w:t xml:space="preserve">COVID-19 National Preparedness Collaborators. “</w:t>
       </w:r>
-      <w:hyperlink w:history="1" r:id="rIdqxb8bpnn9nzw6i2ifzckm">
+      <w:hyperlink w:history="1" r:id="rIdswcvv-tuylpgi6qkw1539">
         <w:r>
           <w:rPr>
             <w:color w:val="0563C1"/>
@@ -20671,7 +20699,7 @@
       <w:r>
         <w:t xml:space="preserve">Msemburi, William, et al. “</w:t>
       </w:r>
-      <w:hyperlink w:history="1" r:id="rIdscy76q5zuiamdihthhdyo">
+      <w:hyperlink w:history="1" r:id="rIdf5iz-hncb_ixx1wh_77gn">
         <w:r>
           <w:rPr>
             <w:color w:val="0563C1"/>
@@ -20755,7 +20783,7 @@
       <w:r>
         <w:t xml:space="preserve">Jinek, Martin, et al. “</w:t>
       </w:r>
-      <w:hyperlink w:history="1" r:id="rIdonutfeeqvoggstnelqyif">
+      <w:hyperlink w:history="1" r:id="rIdkrpt--kshohk8-1lb__lm">
         <w:r>
           <w:rPr>
             <w:color w:val="0563C1"/>
@@ -20783,7 +20811,7 @@
       <w:r>
         <w:t xml:space="preserve">Fehilly, Carole B., S. M. Willadsen, and Elizabeth M. Tucker. “</w:t>
       </w:r>
-      <w:hyperlink w:history="1" r:id="rIdi4-jv3qutwyqd4tuj488q">
+      <w:hyperlink w:history="1" r:id="rId5tnlsz5e6aedcrjdwkxzb">
         <w:r>
           <w:rPr>
             <w:color w:val="0563C1"/>
@@ -20831,7 +20859,7 @@
       <w:r>
         <w:t xml:space="preserve">Ganopolski, A., R. Winkelmann, and H. J. Schellnhuber. “</w:t>
       </w:r>
-      <w:hyperlink w:history="1" r:id="rIdtakecxftcypmrs9mb2fvv">
+      <w:hyperlink w:history="1" r:id="rIdxn9_ztwqwmpog92ks9nek">
         <w:r>
           <w:rPr>
             <w:color w:val="0563C1"/>
@@ -20879,7 +20907,7 @@
       <w:r>
         <w:t xml:space="preserve">Hawking, S. W. “</w:t>
       </w:r>
-      <w:hyperlink w:history="1" r:id="rIdl12o437kc99xcn3cxf2ce">
+      <w:hyperlink w:history="1" r:id="rId4sphjqj_quob9od8bchdr">
         <w:r>
           <w:rPr>
             <w:color w:val="0563C1"/>
@@ -20907,7 +20935,7 @@
       <w:r>
         <w:t xml:space="preserve">LIGO Scientific Collaboration and Virgo Collaboration. “</w:t>
       </w:r>
-      <w:hyperlink w:history="1" r:id="rIdg1hwumupa5dnguiwq57at">
+      <w:hyperlink w:history="1" r:id="rIda4gfqvgz2wju04dafjdoi">
         <w:r>
           <w:rPr>
             <w:color w:val="0563C1"/>
@@ -20935,7 +20963,7 @@
       <w:r>
         <w:t xml:space="preserve">ATLAS Collaboration. “</w:t>
       </w:r>
-      <w:hyperlink w:history="1" r:id="rId9ymexbiarke1pvpxatjlx">
+      <w:hyperlink w:history="1" r:id="rIdakmool_8ujb4dxbwdqcjz">
         <w:r>
           <w:rPr>
             <w:color w:val="0563C1"/>
@@ -20963,7 +20991,7 @@
       <w:r>
         <w:t xml:space="preserve">Abu-Shawareb, H., et al. (Indirect Drive ICF Collaboration). “</w:t>
       </w:r>
-      <w:hyperlink w:history="1" r:id="rIdddxcit3knlqqkvduhhlyz">
+      <w:hyperlink w:history="1" r:id="rIdnh9kfelw_ynplpbtvt6jy">
         <w:r>
           <w:rPr>
             <w:color w:val="0563C1"/>
@@ -21014,7 +21042,7 @@
       <w:pPr>
         <w:spacing w:after="200"/>
       </w:pPr>
-      <w:hyperlink w:history="1" r:id="rIdh0u1zsqtiol_e6gkzzhhb">
+      <w:hyperlink w:history="1" r:id="rIdtspve_xjpcjqtu6n5toa1">
         <w:r>
           <w:rPr>
             <w:b/>
@@ -21047,7 +21075,7 @@
       <w:pPr>
         <w:spacing w:after="200"/>
       </w:pPr>
-      <w:hyperlink w:history="1" r:id="rIduica2c-iaetssvcppfjz4">
+      <w:hyperlink w:history="1" r:id="rIdfgreliv5as-51frcbej0j">
         <w:r>
           <w:rPr>
             <w:b/>
@@ -21080,7 +21108,7 @@
       <w:pPr>
         <w:spacing w:after="200"/>
       </w:pPr>
-      <w:hyperlink w:history="1" r:id="rIdfz9-i0sthy_f1jceflazf">
+      <w:hyperlink w:history="1" r:id="rIdnb-_wextg1caq-b5knrl3">
         <w:r>
           <w:rPr>
             <w:b/>
@@ -21113,7 +21141,7 @@
       <w:pPr>
         <w:spacing w:after="200"/>
       </w:pPr>
-      <w:hyperlink w:history="1" r:id="rIdbwewqzdoqtzb-j7dpinmb">
+      <w:hyperlink w:history="1" r:id="rIdwaz8ru4q9fgaseqco_hig">
         <w:r>
           <w:rPr>
             <w:b/>
@@ -21146,7 +21174,7 @@
       <w:pPr>
         <w:spacing w:after="200"/>
       </w:pPr>
-      <w:hyperlink w:history="1" r:id="rIdgy_ygjnhvsqj4haxqolya">
+      <w:hyperlink w:history="1" r:id="rIdh8ezh0qjmudgqv0n2z4po">
         <w:r>
           <w:rPr>
             <w:b/>
@@ -21179,7 +21207,7 @@
       <w:pPr>
         <w:spacing w:after="200"/>
       </w:pPr>
-      <w:hyperlink w:history="1" r:id="rIdwnto0valmfw5ff1wxycnb">
+      <w:hyperlink w:history="1" r:id="rIdtlolpqni2gtqz6ckrjeqw">
         <w:r>
           <w:rPr>
             <w:b/>
@@ -21212,7 +21240,7 @@
       <w:pPr>
         <w:spacing w:after="200"/>
       </w:pPr>
-      <w:hyperlink w:history="1" r:id="rId_abhbtwkml5mb3j-gngzf">
+      <w:hyperlink w:history="1" r:id="rIdodd1mxvgy9jveszk82cxi">
         <w:r>
           <w:rPr>
             <w:b/>
@@ -21267,7 +21295,7 @@
       <w:pPr>
         <w:spacing w:after="200"/>
       </w:pPr>
-      <w:hyperlink w:history="1" r:id="rIdzdqdzwhzk38awcx4gsodk">
+      <w:hyperlink w:history="1" r:id="rIdc0m97xvd41dhrw-ywghtv">
         <w:r>
           <w:rPr>
             <w:b/>
@@ -21300,7 +21328,7 @@
       <w:pPr>
         <w:spacing w:after="200"/>
       </w:pPr>
-      <w:hyperlink w:history="1" r:id="rIdqehueuy1d2nzw1pwozffl">
+      <w:hyperlink w:history="1" r:id="rIdsnyrq3xawjuhkxx5bgyem">
         <w:r>
           <w:rPr>
             <w:b/>
@@ -21333,7 +21361,7 @@
       <w:pPr>
         <w:spacing w:after="200"/>
       </w:pPr>
-      <w:hyperlink w:history="1" r:id="rId_srkb8i4rf2xbfpsoinpa">
+      <w:hyperlink w:history="1" r:id="rIdipsnalpisdcp-tu0fdyi3">
         <w:r>
           <w:rPr>
             <w:b/>
@@ -21366,7 +21394,7 @@
       <w:pPr>
         <w:spacing w:after="200"/>
       </w:pPr>
-      <w:hyperlink w:history="1" r:id="rId3jkikfdk-waoapyot6ggg">
+      <w:hyperlink w:history="1" r:id="rIdwgg0akast05are3nvoxdl">
         <w:r>
           <w:rPr>
             <w:b/>
@@ -21399,7 +21427,7 @@
       <w:pPr>
         <w:spacing w:after="200"/>
       </w:pPr>
-      <w:hyperlink w:history="1" r:id="rIdhe2tofhxpewl2jj7idl1f">
+      <w:hyperlink w:history="1" r:id="rId7ls0uvmhujy9t3sjzmkri">
         <w:r>
           <w:rPr>
             <w:b/>
@@ -21432,7 +21460,7 @@
       <w:pPr>
         <w:spacing w:after="200"/>
       </w:pPr>
-      <w:hyperlink w:history="1" r:id="rIdal9ecyafgmrqdhdbvftm8">
+      <w:hyperlink w:history="1" r:id="rIdwsyewxixktpo1o0_sonko">
         <w:r>
           <w:rPr>
             <w:b/>
@@ -21465,7 +21493,7 @@
       <w:pPr>
         <w:spacing w:after="200"/>
       </w:pPr>
-      <w:hyperlink w:history="1" r:id="rIdnk5j9fkw22e_uipkoqvcx">
+      <w:hyperlink w:history="1" r:id="rIdwzrjsmklkzu0qbo4uztlz">
         <w:r>
           <w:rPr>
             <w:b/>
@@ -21498,7 +21526,7 @@
       <w:pPr>
         <w:spacing w:after="200"/>
       </w:pPr>
-      <w:hyperlink w:history="1" r:id="rId9hijxo3toaqkgcqmqegru">
+      <w:hyperlink w:history="1" r:id="rIdz73vikwccnchvix2m4mgv">
         <w:r>
           <w:rPr>
             <w:b/>
@@ -21531,7 +21559,7 @@
       <w:pPr>
         <w:spacing w:after="200"/>
       </w:pPr>
-      <w:hyperlink w:history="1" r:id="rIdy0nx2tz9fthfwwxilp9xk">
+      <w:hyperlink w:history="1" r:id="rIdurwdlmo1a6-mpmhlds4aq">
         <w:r>
           <w:rPr>
             <w:b/>
@@ -21564,7 +21592,7 @@
       <w:pPr>
         <w:spacing w:after="200"/>
       </w:pPr>
-      <w:hyperlink w:history="1" r:id="rIdjj9r3tenlinligafb7lz_">
+      <w:hyperlink w:history="1" r:id="rIdvfuuxhbjsylnccbj3xopz">
         <w:r>
           <w:rPr>
             <w:b/>
@@ -21597,7 +21625,7 @@
       <w:pPr>
         <w:spacing w:after="200"/>
       </w:pPr>
-      <w:hyperlink w:history="1" r:id="rIdvbmwgssfdq66hamrekdog">
+      <w:hyperlink w:history="1" r:id="rIdnuphwnqimwhcafmslkymi">
         <w:r>
           <w:rPr>
             <w:b/>
@@ -21630,7 +21658,7 @@
       <w:pPr>
         <w:spacing w:after="200"/>
       </w:pPr>
-      <w:hyperlink w:history="1" r:id="rIdasdvmrx6e0ftlwg9pxjpk">
+      <w:hyperlink w:history="1" r:id="rId05ur1vxr8luyj1qktdacl">
         <w:r>
           <w:rPr>
             <w:b/>
@@ -21663,7 +21691,7 @@
       <w:pPr>
         <w:spacing w:after="200"/>
       </w:pPr>
-      <w:hyperlink w:history="1" r:id="rId67uvxx3zgjw7oxxlli0gi">
+      <w:hyperlink w:history="1" r:id="rIdkj6hw5b04xowpg1f37wlp">
         <w:r>
           <w:rPr>
             <w:b/>

--- a/The Dolphins' View of History/The Dolphins' View of History - Complete Manuscript.docx
+++ b/The Dolphins' View of History/The Dolphins' View of History - Complete Manuscript.docx
@@ -14,9 +14,9 @@
           <w:rFonts w:ascii="Amazon Ember" w:cs="Amazon Ember" w:eastAsia="Amazon Ember" w:hAnsi="Amazon Ember"/>
           <w:b/>
           <w:bCs/>
-          <w:color w:val="0000FF"/>
-          <w:sz w:val="36"/>
-          <w:szCs w:val="36"/>
+          <w:color w:val="1F4E79"/>
+          <w:sz w:val="32"/>
+          <w:szCs w:val="32"/>
         </w:rPr>
         <w:t xml:space="preserve">The Dolphins’ View of History</w:t>
       </w:r>
@@ -144,9 +144,9 @@
           <w:rFonts w:ascii="Amazon Ember" w:cs="Amazon Ember" w:eastAsia="Amazon Ember" w:hAnsi="Amazon Ember"/>
           <w:b/>
           <w:bCs/>
-          <w:color w:val="0000FF"/>
-          <w:sz w:val="36"/>
-          <w:szCs w:val="36"/>
+          <w:color w:val="1F4E79"/>
+          <w:sz w:val="32"/>
+          <w:szCs w:val="32"/>
         </w:rPr>
         <w:t xml:space="preserve">Table of Contents</w:t>
       </w:r>
@@ -887,6 +887,7 @@
     <w:p>
       <w:pPr>
         <w:pStyle w:val="Heading1"/>
+        <w:pageBreakBefore/>
         <w:spacing w:after="300"/>
         <w:jc w:val="center"/>
         <w:outlineLvl w:val="0"/>
@@ -897,9 +898,9 @@
           <w:rFonts w:ascii="Amazon Ember" w:cs="Amazon Ember" w:eastAsia="Amazon Ember" w:hAnsi="Amazon Ember"/>
           <w:b/>
           <w:bCs/>
-          <w:color w:val="0000FF"/>
-          <w:sz w:val="36"/>
-          <w:szCs w:val="36"/>
+          <w:color w:val="1F4E79"/>
+          <w:sz w:val="32"/>
+          <w:szCs w:val="32"/>
         </w:rPr>
         <w:t xml:space="preserve">Prologue: Humans Have Ape Ancestors</w:t>
       </w:r>
@@ -1169,6 +1170,7 @@
     <w:p>
       <w:pPr>
         <w:pStyle w:val="Heading1"/>
+        <w:pageBreakBefore/>
         <w:spacing w:after="300"/>
         <w:jc w:val="center"/>
         <w:outlineLvl w:val="0"/>
@@ -1179,9 +1181,9 @@
           <w:rFonts w:ascii="Amazon Ember" w:cs="Amazon Ember" w:eastAsia="Amazon Ember" w:hAnsi="Amazon Ember"/>
           <w:b/>
           <w:bCs/>
-          <w:color w:val="0000FF"/>
-          <w:sz w:val="36"/>
-          <w:szCs w:val="36"/>
+          <w:color w:val="1F4E79"/>
+          <w:sz w:val="32"/>
+          <w:szCs w:val="32"/>
         </w:rPr>
         <w:t xml:space="preserve">The Last Fifty Million Years: No Hands, No Cities — Why the Dolphins Only Watched</w:t>
       </w:r>
@@ -1459,6 +1461,7 @@
     <w:p>
       <w:pPr>
         <w:pStyle w:val="Heading1"/>
+        <w:pageBreakBefore/>
         <w:spacing w:after="300"/>
         <w:jc w:val="center"/>
         <w:outlineLvl w:val="0"/>
@@ -1469,9 +1472,9 @@
           <w:rFonts w:ascii="Amazon Ember" w:cs="Amazon Ember" w:eastAsia="Amazon Ember" w:hAnsi="Amazon Ember"/>
           <w:b/>
           <w:bCs/>
-          <w:color w:val="0000FF"/>
-          <w:sz w:val="36"/>
-          <w:szCs w:val="36"/>
+          <w:color w:val="1F4E79"/>
+          <w:sz w:val="32"/>
+          <w:szCs w:val="32"/>
         </w:rPr>
         <w:t xml:space="preserve">7 Million to 300,000 Years Ago: Where Everyone Is From — Africa and the Making of Humans</w:t>
       </w:r>
@@ -1546,7 +1549,7 @@
         <w:spacing w:after="200"/>
       </w:pPr>
       <w:r>
-        <w:t xml:space="preserve">The evidence that these were people who thought, and not merely people who made tools, also comes from the south. At Blombos Cave on South Africa’s coast, pieces of ochre engraved with crosshatched patterns and strings of shell beads, some 75,000 years old or more, show humans making marks for no reason except meaning. They are among the earliest known steps toward almost everything that follows in this book.</w:t>
+        <w:t xml:space="preserve">The evidence that these were people who thought, and not merely people who made tools, also comes from the south. At Blombos Cave on South Africa’s coast, pieces of ochre engraved with crosshatched patterns and strings of shell beads, some 75,000 years old or more, show humans making marks for no reason except meaning. They are among the earliest known steps toward almost everything that follows in later chapters.</w:t>
       </w:r>
     </w:p>
     <w:p>
@@ -1598,7 +1601,7 @@
           <w:i/>
           <w:iCs/>
         </w:rPr>
-        <w:t xml:space="preserve">The origin of humankind was not a moment in a place. It was a long, crowded, repeatedly interrupted process spread across a whole continent, and it happened in Africa, among Africans, for something like seven million years before anybody left. Every later chapter in this book is, at some level, about branches of that one family, and the dolphins would ask readers to keep the family resemblance in mind, particularly in the chapters where humans forgot it.</w:t>
+        <w:t xml:space="preserve">The origin of humankind was not a moment in a place. It was a long, crowded, repeatedly interrupted process spread across a whole continent, and it happened in Africa, among Africans, for something like seven million years before anybody left. Every later chapter here is, at some level, about branches of that one family, and the dolphins would ask readers to keep the family resemblance in mind, particularly in the chapters where humans forgot it.</w:t>
       </w:r>
     </w:p>
     <w:p>
@@ -1609,6 +1612,7 @@
     <w:p>
       <w:pPr>
         <w:pStyle w:val="Heading1"/>
+        <w:pageBreakBefore/>
         <w:spacing w:after="300"/>
         <w:jc w:val="center"/>
         <w:outlineLvl w:val="0"/>
@@ -1619,9 +1623,9 @@
           <w:rFonts w:ascii="Amazon Ember" w:cs="Amazon Ember" w:eastAsia="Amazon Ember" w:hAnsi="Amazon Ember"/>
           <w:b/>
           <w:bCs/>
-          <w:color w:val="0000FF"/>
-          <w:sz w:val="36"/>
-          <w:szCs w:val="36"/>
+          <w:color w:val="1F4E79"/>
+          <w:sz w:val="32"/>
+          <w:szCs w:val="32"/>
         </w:rPr>
         <w:t xml:space="preserve">The Old Stone Age, a Million Years Ago: The First Fires — Early Humans and the Spark of Culture</w:t>
       </w:r>
@@ -1763,6 +1767,7 @@
     <w:p>
       <w:pPr>
         <w:pStyle w:val="Heading1"/>
+        <w:pageBreakBefore/>
         <w:spacing w:after="300"/>
         <w:jc w:val="center"/>
         <w:outlineLvl w:val="0"/>
@@ -1773,9 +1778,9 @@
           <w:rFonts w:ascii="Amazon Ember" w:cs="Amazon Ember" w:eastAsia="Amazon Ember" w:hAnsi="Amazon Ember"/>
           <w:b/>
           <w:bCs/>
-          <w:color w:val="0000FF"/>
-          <w:sz w:val="36"/>
-          <w:szCs w:val="36"/>
+          <w:color w:val="1F4E79"/>
+          <w:sz w:val="32"/>
+          <w:szCs w:val="32"/>
         </w:rPr>
         <w:t xml:space="preserve">70,000 to 15,000 Years Ago: Out of Africa — The Long Walk Across the World</w:t>
       </w:r>
@@ -1945,6 +1950,7 @@
     <w:p>
       <w:pPr>
         <w:pStyle w:val="Heading1"/>
+        <w:pageBreakBefore/>
         <w:spacing w:after="300"/>
         <w:jc w:val="center"/>
         <w:outlineLvl w:val="0"/>
@@ -1955,9 +1961,9 @@
           <w:rFonts w:ascii="Amazon Ember" w:cs="Amazon Ember" w:eastAsia="Amazon Ember" w:hAnsi="Amazon Ember"/>
           <w:b/>
           <w:bCs/>
-          <w:color w:val="0000FF"/>
-          <w:sz w:val="36"/>
-          <w:szCs w:val="36"/>
+          <w:color w:val="1F4E79"/>
+          <w:sz w:val="32"/>
+          <w:szCs w:val="32"/>
         </w:rPr>
         <w:t xml:space="preserve">The Neolithic, from 10,000 BCE: The First Villages — Agriculture and the End of Wandering</w:t>
       </w:r>
@@ -2155,6 +2161,7 @@
     <w:p>
       <w:pPr>
         <w:pStyle w:val="Heading1"/>
+        <w:pageBreakBefore/>
         <w:spacing w:after="300"/>
         <w:jc w:val="center"/>
         <w:outlineLvl w:val="0"/>
@@ -2165,9 +2172,9 @@
           <w:rFonts w:ascii="Amazon Ember" w:cs="Amazon Ember" w:eastAsia="Amazon Ember" w:hAnsi="Amazon Ember"/>
           <w:b/>
           <w:bCs/>
-          <w:color w:val="0000FF"/>
-          <w:sz w:val="36"/>
-          <w:szCs w:val="36"/>
+          <w:color w:val="1F4E79"/>
+          <w:sz w:val="32"/>
+          <w:szCs w:val="32"/>
         </w:rPr>
         <w:t xml:space="preserve">From 3200 BCE: Writing and Memory — How Humans Learned to Speak to the Future</w:t>
       </w:r>
@@ -2345,6 +2352,7 @@
     <w:p>
       <w:pPr>
         <w:pStyle w:val="Heading1"/>
+        <w:pageBreakBefore/>
         <w:spacing w:after="300"/>
         <w:jc w:val="center"/>
         <w:outlineLvl w:val="0"/>
@@ -2355,9 +2363,9 @@
           <w:rFonts w:ascii="Amazon Ember" w:cs="Amazon Ember" w:eastAsia="Amazon Ember" w:hAnsi="Amazon Ember"/>
           <w:b/>
           <w:bCs/>
-          <w:color w:val="0000FF"/>
-          <w:sz w:val="36"/>
-          <w:szCs w:val="36"/>
+          <w:color w:val="1F4E79"/>
+          <w:sz w:val="32"/>
+          <w:szCs w:val="32"/>
         </w:rPr>
         <w:t xml:space="preserve">The Bronze Age, 3100–1150 BCE: Gods and Kings — Mesopotamia, Egypt, and the First Empires</w:t>
       </w:r>
@@ -2515,6 +2523,7 @@
     <w:p>
       <w:pPr>
         <w:pStyle w:val="Heading1"/>
+        <w:pageBreakBefore/>
         <w:spacing w:after="300"/>
         <w:jc w:val="center"/>
         <w:outlineLvl w:val="0"/>
@@ -2525,9 +2534,9 @@
           <w:rFonts w:ascii="Amazon Ember" w:cs="Amazon Ember" w:eastAsia="Amazon Ember" w:hAnsi="Amazon Ember"/>
           <w:b/>
           <w:bCs/>
-          <w:color w:val="0000FF"/>
-          <w:sz w:val="36"/>
-          <w:szCs w:val="36"/>
+          <w:color w:val="1F4E79"/>
+          <w:sz w:val="32"/>
+          <w:szCs w:val="32"/>
         </w:rPr>
         <w:t xml:space="preserve">1600 BCE to 589 CE: The Middle Kingdom — China’s Long Civilization</w:t>
       </w:r>
@@ -2665,6 +2674,7 @@
     <w:p>
       <w:pPr>
         <w:pStyle w:val="Heading1"/>
+        <w:pageBreakBefore/>
         <w:spacing w:after="300"/>
         <w:jc w:val="center"/>
         <w:outlineLvl w:val="0"/>
@@ -2675,9 +2685,9 @@
           <w:rFonts w:ascii="Amazon Ember" w:cs="Amazon Ember" w:eastAsia="Amazon Ember" w:hAnsi="Amazon Ember"/>
           <w:b/>
           <w:bCs/>
-          <w:color w:val="0000FF"/>
-          <w:sz w:val="36"/>
-          <w:szCs w:val="36"/>
+          <w:color w:val="1F4E79"/>
+          <w:sz w:val="32"/>
+          <w:szCs w:val="32"/>
         </w:rPr>
         <w:t xml:space="preserve">2600 BCE to 550 CE: The Subcontinent — Zero, Gods, and Glorious Complexity</w:t>
       </w:r>
@@ -2823,6 +2833,7 @@
     <w:p>
       <w:pPr>
         <w:pStyle w:val="Heading1"/>
+        <w:pageBreakBefore/>
         <w:spacing w:after="300"/>
         <w:jc w:val="center"/>
         <w:outlineLvl w:val="0"/>
@@ -2833,9 +2844,9 @@
           <w:rFonts w:ascii="Amazon Ember" w:cs="Amazon Ember" w:eastAsia="Amazon Ember" w:hAnsi="Amazon Ember"/>
           <w:b/>
           <w:bCs/>
-          <w:color w:val="0000FF"/>
-          <w:sz w:val="36"/>
-          <w:szCs w:val="36"/>
+          <w:color w:val="1F4E79"/>
+          <w:sz w:val="32"/>
+          <w:szCs w:val="32"/>
         </w:rPr>
         <w:t xml:space="preserve">Classical Greece, 508–323 BCE: Democracy’s Experiment — Ancient Greece</w:t>
       </w:r>
@@ -2846,7 +2857,7 @@
         <w:spacing w:after="200"/>
       </w:pPr>
       <w:r>
-        <w:t xml:space="preserve">Every government examined so far in this book has run on the same basic claim: one person, or one family, or one god’s favorite, decides, and everyone else complies.</w:t>
+        <w:t xml:space="preserve">Every government examined so far has run on the same basic claim: one person, or one family, or one god’s favorite, decides, and everyone else complies.</w:t>
       </w:r>
     </w:p>
     <w:p>
@@ -2953,6 +2964,7 @@
     <w:p>
       <w:pPr>
         <w:pStyle w:val="Heading1"/>
+        <w:pageBreakBefore/>
         <w:spacing w:after="300"/>
         <w:jc w:val="center"/>
         <w:outlineLvl w:val="0"/>
@@ -2963,9 +2975,9 @@
           <w:rFonts w:ascii="Amazon Ember" w:cs="Amazon Ember" w:eastAsia="Amazon Ember" w:hAnsi="Amazon Ember"/>
           <w:b/>
           <w:bCs/>
-          <w:color w:val="0000FF"/>
-          <w:sz w:val="36"/>
-          <w:szCs w:val="36"/>
+          <w:color w:val="1F4E79"/>
+          <w:sz w:val="32"/>
+          <w:szCs w:val="32"/>
         </w:rPr>
         <w:t xml:space="preserve">The 8th Century BCE to 476 CE: Rome — The Empire That Built the World and Broke It</w:t>
       </w:r>
@@ -3111,6 +3123,7 @@
     <w:p>
       <w:pPr>
         <w:pStyle w:val="Heading1"/>
+        <w:pageBreakBefore/>
         <w:spacing w:after="300"/>
         <w:jc w:val="center"/>
         <w:outlineLvl w:val="0"/>
@@ -3121,9 +3134,9 @@
           <w:rFonts w:ascii="Amazon Ember" w:cs="Amazon Ember" w:eastAsia="Amazon Ember" w:hAnsi="Amazon Ember"/>
           <w:b/>
           <w:bCs/>
-          <w:color w:val="0000FF"/>
-          <w:sz w:val="36"/>
-          <w:szCs w:val="36"/>
+          <w:color w:val="1F4E79"/>
+          <w:sz w:val="32"/>
+          <w:szCs w:val="32"/>
         </w:rPr>
         <w:t xml:space="preserve">The 5th Century BCE to 1291 CE: Faiths, Crusades, and the Medieval World</w:t>
       </w:r>
@@ -3134,7 +3147,7 @@
         <w:spacing w:after="200"/>
       </w:pPr>
       <w:r>
-        <w:t xml:space="preserve">Of everything covered in this book so far, nothing moved as much material as quickly, or grew as tightly bound to power, as belief did once it went looking for followers who owed it nothing in the way of birth or citizenship.</w:t>
+        <w:t xml:space="preserve">Of everything covered so far, nothing moved as much material as quickly, or grew as tightly bound to power, as belief did once it went looking for followers who owed it nothing in the way of birth or citizenship.</w:t>
       </w:r>
     </w:p>
     <w:p>
@@ -3241,6 +3254,7 @@
     <w:p>
       <w:pPr>
         <w:pStyle w:val="Heading1"/>
+        <w:pageBreakBefore/>
         <w:spacing w:after="300"/>
         <w:jc w:val="center"/>
         <w:outlineLvl w:val="0"/>
@@ -3251,9 +3265,9 @@
           <w:rFonts w:ascii="Amazon Ember" w:cs="Amazon Ember" w:eastAsia="Amazon Ember" w:hAnsi="Amazon Ember"/>
           <w:b/>
           <w:bCs/>
-          <w:color w:val="0000FF"/>
-          <w:sz w:val="36"/>
-          <w:szCs w:val="36"/>
+          <w:color w:val="1F4E79"/>
+          <w:sz w:val="32"/>
+          <w:szCs w:val="32"/>
         </w:rPr>
         <w:t xml:space="preserve">The Early Middle Ages, 476–1000 CE: The Allegedly Dark Ages</w:t>
       </w:r>
@@ -3471,6 +3485,7 @@
     <w:p>
       <w:pPr>
         <w:pStyle w:val="Heading1"/>
+        <w:pageBreakBefore/>
         <w:spacing w:after="300"/>
         <w:jc w:val="center"/>
         <w:outlineLvl w:val="0"/>
@@ -3481,9 +3496,9 @@
           <w:rFonts w:ascii="Amazon Ember" w:cs="Amazon Ember" w:eastAsia="Amazon Ember" w:hAnsi="Amazon Ember"/>
           <w:b/>
           <w:bCs/>
-          <w:color w:val="0000FF"/>
-          <w:sz w:val="36"/>
-          <w:szCs w:val="36"/>
+          <w:color w:val="1F4E79"/>
+          <w:sz w:val="32"/>
+          <w:szCs w:val="32"/>
         </w:rPr>
         <w:t xml:space="preserve">The 2nd Century BCE to 1368 CE: Silk, Steppe, and Plague — The Roads That Connected Everyone, Including the Germs</w:t>
       </w:r>
@@ -3613,6 +3628,7 @@
     <w:p>
       <w:pPr>
         <w:pStyle w:val="Heading1"/>
+        <w:pageBreakBefore/>
         <w:spacing w:after="300"/>
         <w:jc w:val="center"/>
         <w:outlineLvl w:val="0"/>
@@ -3623,9 +3639,9 @@
           <w:rFonts w:ascii="Amazon Ember" w:cs="Amazon Ember" w:eastAsia="Amazon Ember" w:hAnsi="Amazon Ember"/>
           <w:b/>
           <w:bCs/>
-          <w:color w:val="0000FF"/>
-          <w:sz w:val="36"/>
-          <w:szCs w:val="36"/>
+          <w:color w:val="1F4E79"/>
+          <w:sz w:val="32"/>
+          <w:szCs w:val="32"/>
         </w:rPr>
         <w:t xml:space="preserve">The 8th Century BCE to 1897 CE: Gold, Salt, and Stone — The Kingdoms of Africa</w:t>
       </w:r>
@@ -3739,6 +3755,7 @@
     <w:p>
       <w:pPr>
         <w:pStyle w:val="Heading1"/>
+        <w:pageBreakBefore/>
         <w:spacing w:after="300"/>
         <w:jc w:val="center"/>
         <w:outlineLvl w:val="0"/>
@@ -3749,9 +3766,9 @@
           <w:rFonts w:ascii="Amazon Ember" w:cs="Amazon Ember" w:eastAsia="Amazon Ember" w:hAnsi="Amazon Ember"/>
           <w:b/>
           <w:bCs/>
-          <w:color w:val="0000FF"/>
-          <w:sz w:val="36"/>
-          <w:szCs w:val="36"/>
+          <w:color w:val="1F4E79"/>
+          <w:sz w:val="32"/>
+          <w:szCs w:val="32"/>
         </w:rPr>
         <w:t xml:space="preserve">1482 to Today: The Richness Moved — Africa’s Resources and Who Took Them</w:t>
       </w:r>
@@ -3770,9 +3787,9 @@
           <w:rFonts w:ascii="Amazon Ember" w:cs="Amazon Ember" w:eastAsia="Amazon Ember" w:hAnsi="Amazon Ember"/>
           <w:b/>
           <w:bCs/>
-          <w:color w:val="0000FF"/>
-          <w:sz w:val="36"/>
-          <w:szCs w:val="36"/>
+          <w:color w:val="1F4E79"/>
+          <w:sz w:val="32"/>
+          <w:szCs w:val="32"/>
         </w:rPr>
         <w:t xml:space="preserve">The ground itself</w:t>
       </w:r>
@@ -3806,9 +3823,9 @@
           <w:rFonts w:ascii="Amazon Ember" w:cs="Amazon Ember" w:eastAsia="Amazon Ember" w:hAnsi="Amazon Ember"/>
           <w:b/>
           <w:bCs/>
-          <w:color w:val="0000FF"/>
-          <w:sz w:val="36"/>
-          <w:szCs w:val="36"/>
+          <w:color w:val="1F4E79"/>
+          <w:sz w:val="32"/>
+          <w:szCs w:val="32"/>
         </w:rPr>
         <w:t xml:space="preserve">Cities of metal and law</w:t>
       </w:r>
@@ -3858,9 +3875,9 @@
           <w:rFonts w:ascii="Amazon Ember" w:cs="Amazon Ember" w:eastAsia="Amazon Ember" w:hAnsi="Amazon Ember"/>
           <w:b/>
           <w:bCs/>
-          <w:color w:val="0000FF"/>
-          <w:sz w:val="36"/>
-          <w:szCs w:val="36"/>
+          <w:color w:val="1F4E79"/>
+          <w:sz w:val="32"/>
+          <w:szCs w:val="32"/>
         </w:rPr>
         <w:t xml:space="preserve">The state that stayed</w:t>
       </w:r>
@@ -3886,9 +3903,9 @@
           <w:rFonts w:ascii="Amazon Ember" w:cs="Amazon Ember" w:eastAsia="Amazon Ember" w:hAnsi="Amazon Ember"/>
           <w:b/>
           <w:bCs/>
-          <w:color w:val="0000FF"/>
-          <w:sz w:val="36"/>
-          <w:szCs w:val="36"/>
+          <w:color w:val="1F4E79"/>
+          <w:sz w:val="32"/>
+          <w:szCs w:val="32"/>
         </w:rPr>
         <w:t xml:space="preserve">What the scramble was for</w:t>
       </w:r>
@@ -3930,9 +3947,9 @@
           <w:rFonts w:ascii="Amazon Ember" w:cs="Amazon Ember" w:eastAsia="Amazon Ember" w:hAnsi="Amazon Ember"/>
           <w:b/>
           <w:bCs/>
-          <w:color w:val="0000FF"/>
-          <w:sz w:val="36"/>
-          <w:szCs w:val="36"/>
+          <w:color w:val="1F4E79"/>
+          <w:sz w:val="32"/>
+          <w:szCs w:val="32"/>
         </w:rPr>
         <w:t xml:space="preserve">Still rich</w:t>
       </w:r>
@@ -4005,6 +4022,7 @@
     <w:p>
       <w:pPr>
         <w:pStyle w:val="Heading1"/>
+        <w:pageBreakBefore/>
         <w:spacing w:after="300"/>
         <w:jc w:val="center"/>
         <w:outlineLvl w:val="0"/>
@@ -4015,9 +4033,9 @@
           <w:rFonts w:ascii="Amazon Ember" w:cs="Amazon Ember" w:eastAsia="Amazon Ember" w:hAnsi="Amazon Ember"/>
           <w:b/>
           <w:bCs/>
-          <w:color w:val="0000FF"/>
-          <w:sz w:val="36"/>
-          <w:szCs w:val="36"/>
+          <w:color w:val="1F4E79"/>
+          <w:sz w:val="32"/>
+          <w:szCs w:val="32"/>
         </w:rPr>
         <w:t xml:space="preserve">2600 BCE to 1491 CE: Before Columbus — Cities, Corn, and Knotted String</w:t>
       </w:r>
@@ -4159,6 +4177,7 @@
     <w:p>
       <w:pPr>
         <w:pStyle w:val="Heading1"/>
+        <w:pageBreakBefore/>
         <w:spacing w:after="300"/>
         <w:jc w:val="center"/>
         <w:outlineLvl w:val="0"/>
@@ -4169,9 +4188,9 @@
           <w:rFonts w:ascii="Amazon Ember" w:cs="Amazon Ember" w:eastAsia="Amazon Ember" w:hAnsi="Amazon Ember"/>
           <w:b/>
           <w:bCs/>
-          <w:color w:val="0000FF"/>
-          <w:sz w:val="36"/>
-          <w:szCs w:val="36"/>
+          <w:color w:val="1F4E79"/>
+          <w:sz w:val="32"/>
+          <w:szCs w:val="32"/>
         </w:rPr>
         <w:t xml:space="preserve">The 15th to 17th Centuries: Ships, Gunpowder, and Gold — Exploration, Conquest, and the Colonial Age</w:t>
       </w:r>
@@ -4329,6 +4348,7 @@
     <w:p>
       <w:pPr>
         <w:pStyle w:val="Heading1"/>
+        <w:pageBreakBefore/>
         <w:spacing w:after="300"/>
         <w:jc w:val="center"/>
         <w:outlineLvl w:val="0"/>
@@ -4339,9 +4359,9 @@
           <w:rFonts w:ascii="Amazon Ember" w:cs="Amazon Ember" w:eastAsia="Amazon Ember" w:hAnsi="Amazon Ember"/>
           <w:b/>
           <w:bCs/>
-          <w:color w:val="0000FF"/>
-          <w:sz w:val="36"/>
-          <w:szCs w:val="36"/>
+          <w:color w:val="1F4E79"/>
+          <w:sz w:val="32"/>
+          <w:szCs w:val="32"/>
         </w:rPr>
         <w:t xml:space="preserve">1450 to the Late 1800s: Machines and Manifestos — Renaissance, Enlightenment, and Industry</w:t>
       </w:r>
@@ -4487,6 +4507,7 @@
     <w:p>
       <w:pPr>
         <w:pStyle w:val="Heading1"/>
+        <w:pageBreakBefore/>
         <w:spacing w:after="300"/>
         <w:jc w:val="center"/>
         <w:outlineLvl w:val="0"/>
@@ -4497,9 +4518,9 @@
           <w:rFonts w:ascii="Amazon Ember" w:cs="Amazon Ember" w:eastAsia="Amazon Ember" w:hAnsi="Amazon Ember"/>
           <w:b/>
           <w:bCs/>
-          <w:color w:val="0000FF"/>
-          <w:sz w:val="36"/>
-          <w:szCs w:val="36"/>
+          <w:color w:val="1F4E79"/>
+          <w:sz w:val="32"/>
+          <w:szCs w:val="32"/>
         </w:rPr>
         <w:t xml:space="preserve">1776–1865: The Republic, With Exceptions — America</w:t>
       </w:r>
@@ -4518,9 +4539,9 @@
           <w:rFonts w:ascii="Amazon Ember" w:cs="Amazon Ember" w:eastAsia="Amazon Ember" w:hAnsi="Amazon Ember"/>
           <w:b/>
           <w:bCs/>
-          <w:color w:val="0000FF"/>
-          <w:sz w:val="36"/>
-          <w:szCs w:val="36"/>
+          <w:color w:val="1F4E79"/>
+          <w:sz w:val="32"/>
+          <w:szCs w:val="32"/>
         </w:rPr>
         <w:t xml:space="preserve">Before the sentence</w:t>
       </w:r>
@@ -4578,9 +4599,9 @@
           <w:rFonts w:ascii="Amazon Ember" w:cs="Amazon Ember" w:eastAsia="Amazon Ember" w:hAnsi="Amazon Ember"/>
           <w:b/>
           <w:bCs/>
-          <w:color w:val="0000FF"/>
-          <w:sz w:val="36"/>
-          <w:szCs w:val="36"/>
+          <w:color w:val="1F4E79"/>
+          <w:sz w:val="32"/>
+          <w:szCs w:val="32"/>
         </w:rPr>
         <w:t xml:space="preserve">The war for a sentence</w:t>
       </w:r>
@@ -4622,9 +4643,9 @@
           <w:rFonts w:ascii="Amazon Ember" w:cs="Amazon Ember" w:eastAsia="Amazon Ember" w:hAnsi="Amazon Ember"/>
           <w:b/>
           <w:bCs/>
-          <w:color w:val="0000FF"/>
-          <w:sz w:val="36"/>
-          <w:szCs w:val="36"/>
+          <w:color w:val="1F4E79"/>
+          <w:sz w:val="32"/>
+          <w:szCs w:val="32"/>
         </w:rPr>
         <w:t xml:space="preserve">A machine for disagreement</w:t>
       </w:r>
@@ -4666,9 +4687,9 @@
           <w:rFonts w:ascii="Amazon Ember" w:cs="Amazon Ember" w:eastAsia="Amazon Ember" w:hAnsi="Amazon Ember"/>
           <w:b/>
           <w:bCs/>
-          <w:color w:val="0000FF"/>
-          <w:sz w:val="36"/>
-          <w:szCs w:val="36"/>
+          <w:color w:val="1F4E79"/>
+          <w:sz w:val="32"/>
+          <w:szCs w:val="32"/>
         </w:rPr>
         <w:t xml:space="preserve">The early republic</w:t>
       </w:r>
@@ -4718,9 +4739,9 @@
           <w:rFonts w:ascii="Amazon Ember" w:cs="Amazon Ember" w:eastAsia="Amazon Ember" w:hAnsi="Amazon Ember"/>
           <w:b/>
           <w:bCs/>
-          <w:color w:val="0000FF"/>
-          <w:sz w:val="36"/>
-          <w:szCs w:val="36"/>
+          <w:color w:val="1F4E79"/>
+          <w:sz w:val="32"/>
+          <w:szCs w:val="32"/>
         </w:rPr>
         <w:t xml:space="preserve">Removal, cotton, and the bargain coming apart</w:t>
       </w:r>
@@ -4762,9 +4783,9 @@
           <w:rFonts w:ascii="Amazon Ember" w:cs="Amazon Ember" w:eastAsia="Amazon Ember" w:hAnsi="Amazon Ember"/>
           <w:b/>
           <w:bCs/>
-          <w:color w:val="0000FF"/>
-          <w:sz w:val="36"/>
-          <w:szCs w:val="36"/>
+          <w:color w:val="1F4E79"/>
+          <w:sz w:val="32"/>
+          <w:szCs w:val="32"/>
         </w:rPr>
         <w:t xml:space="preserve">The crisis</w:t>
       </w:r>
@@ -4814,9 +4835,9 @@
           <w:rFonts w:ascii="Amazon Ember" w:cs="Amazon Ember" w:eastAsia="Amazon Ember" w:hAnsi="Amazon Ember"/>
           <w:b/>
           <w:bCs/>
-          <w:color w:val="0000FF"/>
-          <w:sz w:val="36"/>
-          <w:szCs w:val="36"/>
+          <w:color w:val="1F4E79"/>
+          <w:sz w:val="32"/>
+          <w:szCs w:val="32"/>
         </w:rPr>
         <w:t xml:space="preserve">The war, counted plainly</w:t>
       </w:r>
@@ -4897,6 +4918,7 @@
     <w:p>
       <w:pPr>
         <w:pStyle w:val="Heading1"/>
+        <w:pageBreakBefore/>
         <w:spacing w:after="300"/>
         <w:jc w:val="center"/>
         <w:outlineLvl w:val="0"/>
@@ -4907,9 +4929,9 @@
           <w:rFonts w:ascii="Amazon Ember" w:cs="Amazon Ember" w:eastAsia="Amazon Ember" w:hAnsi="Amazon Ember"/>
           <w:b/>
           <w:bCs/>
-          <w:color w:val="0000FF"/>
-          <w:sz w:val="36"/>
-          <w:szCs w:val="36"/>
+          <w:color w:val="1F4E79"/>
+          <w:sz w:val="32"/>
+          <w:szCs w:val="32"/>
         </w:rPr>
         <w:t xml:space="preserve">1865 to Today: After the Bargain — America’s Long Account</w:t>
       </w:r>
@@ -4928,9 +4950,9 @@
           <w:rFonts w:ascii="Amazon Ember" w:cs="Amazon Ember" w:eastAsia="Amazon Ember" w:hAnsi="Amazon Ember"/>
           <w:b/>
           <w:bCs/>
-          <w:color w:val="0000FF"/>
-          <w:sz w:val="36"/>
-          <w:szCs w:val="36"/>
+          <w:color w:val="1F4E79"/>
+          <w:sz w:val="32"/>
+          <w:szCs w:val="32"/>
         </w:rPr>
         <w:t xml:space="preserve">After the bargain</w:t>
       </w:r>
@@ -4988,9 +5010,9 @@
           <w:rFonts w:ascii="Amazon Ember" w:cs="Amazon Ember" w:eastAsia="Amazon Ember" w:hAnsi="Amazon Ember"/>
           <w:b/>
           <w:bCs/>
-          <w:color w:val="0000FF"/>
-          <w:sz w:val="36"/>
-          <w:szCs w:val="36"/>
+          <w:color w:val="1F4E79"/>
+          <w:sz w:val="32"/>
+          <w:szCs w:val="32"/>
         </w:rPr>
         <w:t xml:space="preserve">Empire, briefly, and the progressive repair</w:t>
       </w:r>
@@ -5032,9 +5054,9 @@
           <w:rFonts w:ascii="Amazon Ember" w:cs="Amazon Ember" w:eastAsia="Amazon Ember" w:hAnsi="Amazon Ember"/>
           <w:b/>
           <w:bCs/>
-          <w:color w:val="0000FF"/>
-          <w:sz w:val="36"/>
-          <w:szCs w:val="36"/>
+          <w:color w:val="1F4E79"/>
+          <w:sz w:val="32"/>
+          <w:szCs w:val="32"/>
         </w:rPr>
         <w:t xml:space="preserve">Crash, and the state that answered</w:t>
       </w:r>
@@ -5084,9 +5106,9 @@
           <w:rFonts w:ascii="Amazon Ember" w:cs="Amazon Ember" w:eastAsia="Amazon Ember" w:hAnsi="Amazon Ember"/>
           <w:b/>
           <w:bCs/>
-          <w:color w:val="0000FF"/>
-          <w:sz w:val="36"/>
-          <w:szCs w:val="36"/>
+          <w:color w:val="1F4E79"/>
+          <w:sz w:val="32"/>
+          <w:szCs w:val="32"/>
         </w:rPr>
         <w:t xml:space="preserve">A war at home, including against its own</w:t>
       </w:r>
@@ -5128,9 +5150,9 @@
           <w:rFonts w:ascii="Amazon Ember" w:cs="Amazon Ember" w:eastAsia="Amazon Ember" w:hAnsi="Amazon Ember"/>
           <w:b/>
           <w:bCs/>
-          <w:color w:val="0000FF"/>
-          <w:sz w:val="36"/>
-          <w:szCs w:val="36"/>
+          <w:color w:val="1F4E79"/>
+          <w:sz w:val="32"/>
+          <w:szCs w:val="32"/>
         </w:rPr>
         <w:t xml:space="preserve">The long war in Asia, and the president who resigned</w:t>
       </w:r>
@@ -5164,9 +5186,9 @@
           <w:rFonts w:ascii="Amazon Ember" w:cs="Amazon Ember" w:eastAsia="Amazon Ember" w:hAnsi="Amazon Ember"/>
           <w:b/>
           <w:bCs/>
-          <w:color w:val="0000FF"/>
-          <w:sz w:val="36"/>
-          <w:szCs w:val="36"/>
+          <w:color w:val="1F4E79"/>
+          <w:sz w:val="32"/>
+          <w:szCs w:val="32"/>
         </w:rPr>
         <w:t xml:space="preserve">The late century</w:t>
       </w:r>
@@ -5255,6 +5277,7 @@
     <w:p>
       <w:pPr>
         <w:pStyle w:val="Heading1"/>
+        <w:pageBreakBefore/>
         <w:spacing w:after="300"/>
         <w:jc w:val="center"/>
         <w:outlineLvl w:val="0"/>
@@ -5265,9 +5288,9 @@
           <w:rFonts w:ascii="Amazon Ember" w:cs="Amazon Ember" w:eastAsia="Amazon Ember" w:hAnsi="Amazon Ember"/>
           <w:b/>
           <w:bCs/>
-          <w:color w:val="0000FF"/>
-          <w:sz w:val="36"/>
-          <w:szCs w:val="36"/>
+          <w:color w:val="1F4E79"/>
+          <w:sz w:val="32"/>
+          <w:szCs w:val="32"/>
         </w:rPr>
         <w:t xml:space="preserve">1620 to 1993: God’s Own Experiment — Religion in America</w:t>
       </w:r>
@@ -5389,6 +5412,7 @@
     <w:p>
       <w:pPr>
         <w:pStyle w:val="Heading1"/>
+        <w:pageBreakBefore/>
         <w:spacing w:after="300"/>
         <w:jc w:val="center"/>
         <w:outlineLvl w:val="0"/>
@@ -5399,9 +5423,9 @@
           <w:rFonts w:ascii="Amazon Ember" w:cs="Amazon Ember" w:eastAsia="Amazon Ember" w:hAnsi="Amazon Ember"/>
           <w:b/>
           <w:bCs/>
-          <w:color w:val="0000FF"/>
-          <w:sz w:val="36"/>
-          <w:szCs w:val="36"/>
+          <w:color w:val="1F4E79"/>
+          <w:sz w:val="32"/>
+          <w:szCs w:val="32"/>
         </w:rPr>
         <w:t xml:space="preserve">1808 to Today: Liberators and Generals — Latin America After the Empires</w:t>
       </w:r>
@@ -5519,6 +5543,7 @@
     <w:p>
       <w:pPr>
         <w:pStyle w:val="Heading1"/>
+        <w:pageBreakBefore/>
         <w:spacing w:after="300"/>
         <w:jc w:val="center"/>
         <w:outlineLvl w:val="0"/>
@@ -5529,9 +5554,9 @@
           <w:rFonts w:ascii="Amazon Ember" w:cs="Amazon Ember" w:eastAsia="Amazon Ember" w:hAnsi="Amazon Ember"/>
           <w:b/>
           <w:bCs/>
-          <w:color w:val="0000FF"/>
-          <w:sz w:val="36"/>
-          <w:szCs w:val="36"/>
+          <w:color w:val="1F4E79"/>
+          <w:sz w:val="32"/>
+          <w:szCs w:val="32"/>
         </w:rPr>
         <w:t xml:space="preserve">1299 to Today: The Sublime Porte — The Ottoman Empire and the Map It Left</w:t>
       </w:r>
@@ -5633,6 +5658,7 @@
     <w:p>
       <w:pPr>
         <w:pStyle w:val="Heading1"/>
+        <w:pageBreakBefore/>
         <w:spacing w:after="300"/>
         <w:jc w:val="center"/>
         <w:outlineLvl w:val="0"/>
@@ -5643,9 +5669,9 @@
           <w:rFonts w:ascii="Amazon Ember" w:cs="Amazon Ember" w:eastAsia="Amazon Ember" w:hAnsi="Amazon Ember"/>
           <w:b/>
           <w:bCs/>
-          <w:color w:val="0000FF"/>
-          <w:sz w:val="36"/>
-          <w:szCs w:val="36"/>
+          <w:color w:val="1F4E79"/>
+          <w:sz w:val="32"/>
+          <w:szCs w:val="32"/>
         </w:rPr>
         <w:t xml:space="preserve">1914–1918: Home by Christmas — The First World War</w:t>
       </w:r>
@@ -5795,6 +5821,7 @@
     <w:p>
       <w:pPr>
         <w:pStyle w:val="Heading1"/>
+        <w:pageBreakBefore/>
         <w:spacing w:after="300"/>
         <w:jc w:val="center"/>
         <w:outlineLvl w:val="0"/>
@@ -5805,9 +5832,9 @@
           <w:rFonts w:ascii="Amazon Ember" w:cs="Amazon Ember" w:eastAsia="Amazon Ember" w:hAnsi="Amazon Ember"/>
           <w:b/>
           <w:bCs/>
-          <w:color w:val="0000FF"/>
-          <w:sz w:val="36"/>
-          <w:szCs w:val="36"/>
+          <w:color w:val="1F4E79"/>
+          <w:sz w:val="32"/>
+          <w:szCs w:val="32"/>
         </w:rPr>
         <w:t xml:space="preserve">The Twentieth Century: Genius and Catastrophe — Great Countries, Terrible Decades</w:t>
       </w:r>
@@ -5989,6 +6016,7 @@
     <w:p>
       <w:pPr>
         <w:pStyle w:val="Heading1"/>
+        <w:pageBreakBefore/>
         <w:spacing w:after="300"/>
         <w:jc w:val="center"/>
         <w:outlineLvl w:val="0"/>
@@ -5999,9 +6027,9 @@
           <w:rFonts w:ascii="Amazon Ember" w:cs="Amazon Ember" w:eastAsia="Amazon Ember" w:hAnsi="Amazon Ember"/>
           <w:b/>
           <w:bCs/>
-          <w:color w:val="0000FF"/>
-          <w:sz w:val="36"/>
-          <w:szCs w:val="36"/>
+          <w:color w:val="1F4E79"/>
+          <w:sz w:val="32"/>
+          <w:szCs w:val="32"/>
         </w:rPr>
         <w:t xml:space="preserve">1853–1947: Japan, Restoration, and Empire</w:t>
       </w:r>
@@ -6127,6 +6155,7 @@
     <w:p>
       <w:pPr>
         <w:pStyle w:val="Heading1"/>
+        <w:pageBreakBefore/>
         <w:spacing w:after="300"/>
         <w:jc w:val="center"/>
         <w:outlineLvl w:val="0"/>
@@ -6137,9 +6166,9 @@
           <w:rFonts w:ascii="Amazon Ember" w:cs="Amazon Ember" w:eastAsia="Amazon Ember" w:hAnsi="Amazon Ember"/>
           <w:b/>
           <w:bCs/>
-          <w:color w:val="0000FF"/>
-          <w:sz w:val="36"/>
-          <w:szCs w:val="36"/>
+          <w:color w:val="1F4E79"/>
+          <w:sz w:val="32"/>
+          <w:szCs w:val="32"/>
         </w:rPr>
         <w:t xml:space="preserve">1861–1946: Italy, Rome’s Heir and the Fascist Detour</w:t>
       </w:r>
@@ -6194,7 +6223,7 @@
         <w:spacing w:after="200"/>
       </w:pPr>
       <w:r>
-        <w:t xml:space="preserve">The regime’s foreign ambitions ran ahead of its actual military strength for most of its life. The 1935–36 invasion of Ethiopia, one of the last independent states in Africa, used chemical weapons against a population with no air force and little modern weaponry to answer with, a one-sided brutality that does not belong under “war” in the sense the word implies elsewhere in this book.</w:t>
+        <w:t xml:space="preserve">The regime’s foreign ambitions ran ahead of its actual military strength for most of its life. The 1935–36 invasion of Ethiopia, one of the last independent states in Africa, used chemical weapons against a population with no air force and little modern weaponry to answer with, a one-sided brutality that does not belong under “war” in the sense the word implies in the chapters on the century’s two world wars.</w:t>
       </w:r>
     </w:p>
     <w:p>
@@ -6273,6 +6302,7 @@
     <w:p>
       <w:pPr>
         <w:pStyle w:val="Heading1"/>
+        <w:pageBreakBefore/>
         <w:spacing w:after="300"/>
         <w:jc w:val="center"/>
         <w:outlineLvl w:val="0"/>
@@ -6283,9 +6313,9 @@
           <w:rFonts w:ascii="Amazon Ember" w:cs="Amazon Ember" w:eastAsia="Amazon Ember" w:hAnsi="Amazon Ember"/>
           <w:b/>
           <w:bCs/>
-          <w:color w:val="0000FF"/>
-          <w:sz w:val="36"/>
-          <w:szCs w:val="36"/>
+          <w:color w:val="1F4E79"/>
+          <w:sz w:val="32"/>
+          <w:szCs w:val="32"/>
         </w:rPr>
         <w:t xml:space="preserve">Medieval Córdoba to 1981: Spain, Convivencia and the General</w:t>
       </w:r>
@@ -6336,7 +6366,7 @@
         <w:spacing w:after="200"/>
       </w:pPr>
       <w:r>
-        <w:t xml:space="preserve">The Spanish Golden Age that followed in the 16th and 17th centuries, Cervantes writing Don Quixote, Velázquez painting, arrived hand in hand with the Inquisition’s religious enforcement and a colonial empire built on the conquest covered elsewhere in this book. Genius and catastrophe, in Spain’s case, are not sequential the way they are for Germany or Japan. They arrived together, repeatedly.</w:t>
+        <w:t xml:space="preserve">The Spanish Golden Age that followed in the 16th and 17th centuries, Cervantes writing Don Quixote, Velázquez painting, arrived hand in hand with the Inquisition’s religious enforcement and a colonial empire built on the conquest the exploration chapters cover. Genius and catastrophe, in Spain’s case, are not sequential the way they are for Germany or Japan. They arrived together, repeatedly.</w:t>
       </w:r>
     </w:p>
     <w:p>
@@ -6396,7 +6426,7 @@
         <w:spacing w:after="200"/>
       </w:pPr>
       <w:r>
-        <w:t xml:space="preserve">The landing was not without incident. On February 23, 1981, a lieutenant colonel of the Civil Guard, Antonio Tejero, burst into the Spanish parliament with armed men and fired shots into the ceiling, and the coup attempt failed chiefly because King Juan Carlos went on television that night and declared for the constitution. And in 2019, more than four decades after his death, Franco’s body was finally moved out of the monumental Valley of the Fallen, and Spain went on arguing, as several countries in this book do, about how to remember what it had done.</w:t>
+        <w:t xml:space="preserve">The landing was not without incident. On February 23, 1981, a lieutenant colonel of the Civil Guard, Antonio Tejero, burst into the Spanish parliament with armed men and fired shots into the ceiling, and the coup attempt failed chiefly because King Juan Carlos went on television that night and declared for the constitution. And in 2019, more than four decades after his death, Franco’s body was finally moved out of the monumental Valley of the Fallen, and Spain went on arguing, as several countries in this account do, about how to remember what it had done.</w:t>
       </w:r>
     </w:p>
     <w:p>
@@ -6431,6 +6461,7 @@
     <w:p>
       <w:pPr>
         <w:pStyle w:val="Heading1"/>
+        <w:pageBreakBefore/>
         <w:spacing w:after="300"/>
         <w:jc w:val="center"/>
         <w:outlineLvl w:val="0"/>
@@ -6441,9 +6472,9 @@
           <w:rFonts w:ascii="Amazon Ember" w:cs="Amazon Ember" w:eastAsia="Amazon Ember" w:hAnsi="Amazon Ember"/>
           <w:b/>
           <w:bCs/>
-          <w:color w:val="0000FF"/>
-          <w:sz w:val="36"/>
-          <w:szCs w:val="36"/>
+          <w:color w:val="1F4E79"/>
+          <w:sz w:val="32"/>
+          <w:szCs w:val="32"/>
         </w:rPr>
         <w:t xml:space="preserve">1917–1991: The Soviet Union, Ideals and Iron</w:t>
       </w:r>
@@ -6470,7 +6501,7 @@
         <w:spacing w:after="200"/>
       </w:pPr>
       <w:r>
-        <w:t xml:space="preserve">Vladimir Lenin’s death in 1924 opened a succession struggle that Joseph Stalin won by the end of the decade, having grasped sooner than his better-spoken rivals that whoever controls the appointments controls the party; what followed turned the idealism of 1917 into some of the deadliest state policy in this book. Forced collectivization of agriculture in the early 1930s produced famine across the Soviet Union, killing, on most estimates, between five and eight million people, about half of them in Ukraine. The Ukrainian famine is known as the Holodomor; it was the result of policy, not weather, and whether it should be called genocide is still argued, with Ukraine and a number of other countries recognizing it as one.</w:t>
+        <w:t xml:space="preserve">Vladimir Lenin’s death in 1924 opened a succession struggle that Joseph Stalin won by the end of the decade, having grasped sooner than his better-spoken rivals that whoever controls the appointments controls the party; what followed turned the idealism of 1917 into some of the deadliest state policy of the century. Forced collectivization of agriculture in the early 1930s produced famine across the Soviet Union, killing, on most estimates, between five and eight million people, about half of them in Ukraine. The Ukrainian famine is known as the Holodomor; it was the result of policy, not weather, and whether it should be called genocide is still argued, with Ukraine and a number of other countries recognizing it as one.</w:t>
       </w:r>
     </w:p>
     <w:p>
@@ -6569,6 +6600,7 @@
     <w:p>
       <w:pPr>
         <w:pStyle w:val="Heading1"/>
+        <w:pageBreakBefore/>
         <w:spacing w:after="300"/>
         <w:jc w:val="center"/>
         <w:outlineLvl w:val="0"/>
@@ -6579,9 +6611,9 @@
           <w:rFonts w:ascii="Amazon Ember" w:cs="Amazon Ember" w:eastAsia="Amazon Ember" w:hAnsi="Amazon Ember"/>
           <w:b/>
           <w:bCs/>
-          <w:color w:val="0000FF"/>
-          <w:sz w:val="36"/>
-          <w:szCs w:val="36"/>
+          <w:color w:val="1F4E79"/>
+          <w:sz w:val="32"/>
+          <w:szCs w:val="32"/>
         </w:rPr>
         <w:t xml:space="preserve">1949 to Today: China, the Long Memory and the Great Leap</w:t>
       </w:r>
@@ -6600,7 +6632,7 @@
         <w:spacing w:after="200"/>
       </w:pPr>
       <w:r>
-        <w:t xml:space="preserve">The 19th century interrupted that tide more severely than any dynasty’s collapse had. Defeat in the Opium Wars, unequal treaties forced on China by European powers, and foreign concessions carved out of Chinese port cities opened what Chinese historians call the Century of Humiliation — a period that shaped the political movements of the century that followed as directly as any single event in this book shapes the chapter after it.</w:t>
+        <w:t xml:space="preserve">The 19th century interrupted that tide more severely than any dynasty’s collapse had. Defeat in the Opium Wars, unequal treaties forced on China by European powers, and foreign concessions carved out of Chinese port cities opened what Chinese historians call the Century of Humiliation — a period that shaped the political movements of the century that followed as directly as any single event shapes the chapter after it.</w:t>
       </w:r>
     </w:p>
     <w:p>
@@ -6736,7 +6768,7 @@
           <w:i/>
           <w:iCs/>
         </w:rPr>
-        <w:t xml:space="preserve">China supplies this part of the book’s only case where the course correction was economic but not political. Hundreds of millions of people rose out of poverty within living memory, an achievement with few rivals anywhere in this book, produced by a state that has still not fully answered for the famine or the Cultural Revolution it also produced. Capability and wisdom, once again, on separate schedules — and, as this chapter closes, not yet fully reconciled.</w:t>
+        <w:t xml:space="preserve">China supplies this part of the book’s only case where the course correction was economic but not political. Hundreds of millions of people rose out of poverty within living memory, an achievement with few rivals in this history, produced by a state that has still not fully answered for the famine or the Cultural Revolution it also produced. Capability and wisdom, once again, on separate schedules — and, as this chapter closes, not yet fully reconciled.</w:t>
       </w:r>
     </w:p>
     <w:p>
@@ -6747,6 +6779,7 @@
     <w:p>
       <w:pPr>
         <w:pStyle w:val="Heading1"/>
+        <w:pageBreakBefore/>
         <w:spacing w:after="300"/>
         <w:jc w:val="center"/>
         <w:outlineLvl w:val="0"/>
@@ -6757,9 +6790,9 @@
           <w:rFonts w:ascii="Amazon Ember" w:cs="Amazon Ember" w:eastAsia="Amazon Ember" w:hAnsi="Amazon Ember"/>
           <w:b/>
           <w:bCs/>
-          <w:color w:val="0000FF"/>
-          <w:sz w:val="36"/>
-          <w:szCs w:val="36"/>
+          <w:color w:val="1F4E79"/>
+          <w:sz w:val="32"/>
+          <w:szCs w:val="32"/>
         </w:rPr>
         <w:t xml:space="preserve">The 13th Century BCE to 1948 CE: The People Who Kept Their Story — A Complete History of the Jews</w:t>
       </w:r>
@@ -6937,6 +6970,7 @@
     <w:p>
       <w:pPr>
         <w:pStyle w:val="Heading1"/>
+        <w:pageBreakBefore/>
         <w:spacing w:after="300"/>
         <w:jc w:val="center"/>
         <w:outlineLvl w:val="0"/>
@@ -6947,9 +6981,9 @@
           <w:rFonts w:ascii="Amazon Ember" w:cs="Amazon Ember" w:eastAsia="Amazon Ember" w:hAnsi="Amazon Ember"/>
           <w:b/>
           <w:bCs/>
-          <w:color w:val="0000FF"/>
-          <w:sz w:val="36"/>
-          <w:szCs w:val="36"/>
+          <w:color w:val="1F4E79"/>
+          <w:sz w:val="32"/>
+          <w:szCs w:val="32"/>
         </w:rPr>
         <w:t xml:space="preserve">1945–1991: Cold War — Two Powers, One Planet</w:t>
       </w:r>
@@ -7076,7 +7110,7 @@
           <w:i/>
           <w:iCs/>
         </w:rPr>
-        <w:t xml:space="preserve">This is a rare chapter in the book where the frightening technology and the restraint arrived on roughly the same schedule. Two powers built weapons capable of ending organized civilization on short notice, fought each other everywhere except face to face, and, after four decades, one side’s system gave out without either side using the weapons that had defined the entire era. Dolphins record this as evidence, still rare enough in this book to be worth recording, that capability and wisdom can occasionally travel together when the alternative is unthinkable enough.</w:t>
+        <w:t xml:space="preserve">This is a rare chapter in the book where the frightening technology and the restraint arrived on roughly the same schedule. Two powers built weapons capable of ending organized civilization on short notice, fought each other everywhere except face to face, and, after four decades, one side’s system gave out without either side using the weapons that had defined the entire era. Dolphins record this as evidence, still rare enough to be worth recording, that capability and wisdom can occasionally travel together when the alternative is unthinkable enough.</w:t>
       </w:r>
     </w:p>
     <w:p>
@@ -7087,6 +7121,7 @@
     <w:p>
       <w:pPr>
         <w:pStyle w:val="Heading1"/>
+        <w:pageBreakBefore/>
         <w:spacing w:after="300"/>
         <w:jc w:val="center"/>
         <w:outlineLvl w:val="0"/>
@@ -7097,9 +7132,9 @@
           <w:rFonts w:ascii="Amazon Ember" w:cs="Amazon Ember" w:eastAsia="Amazon Ember" w:hAnsi="Amazon Ember"/>
           <w:b/>
           <w:bCs/>
-          <w:color w:val="0000FF"/>
-          <w:sz w:val="36"/>
-          <w:szCs w:val="36"/>
+          <w:color w:val="1F4E79"/>
+          <w:sz w:val="32"/>
+          <w:szCs w:val="32"/>
         </w:rPr>
         <w:t xml:space="preserve">1957 to 2026: Leaving the Cradle — Space Travel, the Moon, Mars, and (Maybe) the Galaxy</w:t>
       </w:r>
@@ -7253,6 +7288,7 @@
     <w:p>
       <w:pPr>
         <w:pStyle w:val="Heading1"/>
+        <w:pageBreakBefore/>
         <w:spacing w:after="300"/>
         <w:jc w:val="center"/>
         <w:outlineLvl w:val="0"/>
@@ -7263,9 +7299,9 @@
           <w:rFonts w:ascii="Amazon Ember" w:cs="Amazon Ember" w:eastAsia="Amazon Ember" w:hAnsi="Amazon Ember"/>
           <w:b/>
           <w:bCs/>
-          <w:color w:val="0000FF"/>
-          <w:sz w:val="36"/>
-          <w:szCs w:val="36"/>
+          <w:color w:val="1F4E79"/>
+          <w:sz w:val="32"/>
+          <w:szCs w:val="32"/>
         </w:rPr>
         <w:t xml:space="preserve">1905 Onward: The Physics That Finally Made Sense to Someone</w:t>
       </w:r>
@@ -7308,7 +7344,7 @@
         <w:spacing w:after="200"/>
       </w:pPr>
       <w:r>
-        <w:t xml:space="preserve">This was not idle abstraction for long. The same mass-energy relationship Einstein’s paper implied, E=mc², became, within four decades, the physics behind the atomic bomb, and the century’s arms race and Cold War, covered elsewhere in this book, are unthinkable without it. Relativity also turned out to have a mundane, everyday payoff nobody in 1905 could have predicted: satellite clocks in the Global Positioning System drift out of sync with clocks on the ground by measurable amounts because of both their speed and their weaker gravity. The satellite clocks are therefore deliberately set to tick slow before launch, by about 38 microseconds a day, and receivers apply a further relativistic correction for each orbit. Without it, every phone that gives directions would drift off by roughly ten kilometers a day. A theory built to explain light near the sun ended up steering cars down city streets.</w:t>
+        <w:t xml:space="preserve">This was not idle abstraction for long. The same mass-energy relationship Einstein’s paper implied, E=mc², became, within four decades, the physics behind the atomic bomb, and the century’s arms race and Cold War, covered in the chapters that follow, are unthinkable without it. Relativity also turned out to have a mundane, everyday payoff nobody in 1905 could have predicted: satellite clocks in the Global Positioning System drift out of sync with clocks on the ground by measurable amounts because of both their speed and their weaker gravity. The satellite clocks are therefore deliberately set to tick slow before launch, by about 38 microseconds a day, and receivers apply a further relativistic correction for each orbit. Without it, every phone that gives directions would drift off by roughly ten kilometers a day. A theory built to explain light near the sun ended up steering cars down city streets.</w:t>
       </w:r>
     </w:p>
     <w:p>
@@ -7360,7 +7396,7 @@
         <w:spacing w:after="200"/>
       </w:pPr>
       <w:r>
-        <w:t xml:space="preserve">Quantum mechanics, in particular, did not stay confined to physics departments. Understanding how electrons behave in materials made the transistor possible in 1947, and the transistor made every computer, phone, and network described later in this book possible in turn. A century’s strangest ideas about light and matter ended up, by a fairly direct chain of consequences, sitting in every reader’s pocket.</w:t>
+        <w:t xml:space="preserve">Quantum mechanics, in particular, did not stay confined to physics departments. Understanding how electrons behave in materials made the transistor possible in 1947, and the transistor made every computer, phone, and network described in later chapters possible in turn. A century’s strangest ideas about light and matter ended up, by a fairly direct chain of consequences, sitting in every reader’s pocket.</w:t>
       </w:r>
     </w:p>
     <w:p>
@@ -7376,9 +7412,9 @@
           <w:rFonts w:ascii="Amazon Ember" w:cs="Amazon Ember" w:eastAsia="Amazon Ember" w:hAnsi="Amazon Ember"/>
           <w:b/>
           <w:bCs/>
-          <w:color w:val="0000FF"/>
-          <w:sz w:val="36"/>
-          <w:szCs w:val="36"/>
+          <w:color w:val="1F4E79"/>
+          <w:sz w:val="32"/>
+          <w:szCs w:val="32"/>
         </w:rPr>
         <w:t xml:space="preserve">The rest of the ledger</w:t>
       </w:r>
@@ -7467,6 +7503,7 @@
     <w:p>
       <w:pPr>
         <w:pStyle w:val="Heading1"/>
+        <w:pageBreakBefore/>
         <w:spacing w:after="300"/>
         <w:jc w:val="center"/>
         <w:outlineLvl w:val="0"/>
@@ -7477,9 +7514,9 @@
           <w:rFonts w:ascii="Amazon Ember" w:cs="Amazon Ember" w:eastAsia="Amazon Ember" w:hAnsi="Amazon Ember"/>
           <w:b/>
           <w:bCs/>
-          <w:color w:val="0000FF"/>
-          <w:sz w:val="36"/>
-          <w:szCs w:val="36"/>
+          <w:color w:val="1F4E79"/>
+          <w:sz w:val="32"/>
+          <w:szCs w:val="32"/>
         </w:rPr>
         <w:t xml:space="preserve">The 1940s to the 1970s: Decolonization — The World Redraws Itself</w:t>
       </w:r>
@@ -7498,7 +7535,7 @@
         <w:spacing w:after="200"/>
       </w:pPr>
       <w:r>
-        <w:t xml:space="preserve">India’s road to independence began, like several roads in this book, with a trading company. The Mughal Empire that had dominated the subcontinent since 1526 (builders of the Taj Mahal and, by some estimates, at its height responsible for roughly a quarter of the world’s economic output) was showing signs of fraying when the East India Company, chartered in London in 1600 to sell spices and cloth, began acquiring territory instead. After the Battle of Plassey in 1757, the Company governed large parts of India with an army that by the early 1800s was, by one common estimate, close to twice the size of Britain’s own, an arrangement best summarized as a business with a country attached. Company rule ended after the uprising of 1857, and direct rule by the British Crown, the Raj, followed until 1947.</w:t>
+        <w:t xml:space="preserve">India’s road to independence began, like several roads already walked in this history, with a trading company. The Mughal Empire that had dominated the subcontinent since 1526 (builders of the Taj Mahal and, by some estimates, at its height responsible for roughly a quarter of the world’s economic output) was showing signs of fraying when the East India Company, chartered in London in 1600 to sell spices and cloth, began acquiring territory instead. After the Battle of Plassey in 1757, the Company governed large parts of India with an army that by the early 1800s was, by one common estimate, close to twice the size of Britain’s own, an arrangement best summarized as a business with a country attached. Company rule ended after the uprising of 1857, and direct rule by the British Crown, the Raj, followed until 1947.</w:t>
       </w:r>
     </w:p>
     <w:p>
@@ -7594,7 +7631,7 @@
           <w:i/>
           <w:iCs/>
         </w:rPr>
-        <w:t xml:space="preserve">Formal empire ended, for the most part, within one human lifetime, a pace with no earlier precedent in this book. But the economic dependencies, the drawn borders, and the political structures colonialism left behind did not end on the same schedule, and in a number of cases have not ended yet. Independence turned out to be a start, not a conclusion — a pattern this book has now seen often enough to stop finding surprising, though not to stop repeating.</w:t>
+        <w:t xml:space="preserve">Formal empire ended, for the most part, within one human lifetime, a pace with no earlier precedent in this record. But the economic dependencies, the drawn borders, and the political structures colonialism left behind did not end on the same schedule, and in a number of cases have not ended yet. Independence turned out to be a start, not a conclusion — a pattern now seen often enough to stop finding surprising, though not to stop repeating.</w:t>
       </w:r>
     </w:p>
     <w:p>
@@ -7605,6 +7642,7 @@
     <w:p>
       <w:pPr>
         <w:pStyle w:val="Heading1"/>
+        <w:pageBreakBefore/>
         <w:spacing w:after="300"/>
         <w:jc w:val="center"/>
         <w:outlineLvl w:val="0"/>
@@ -7615,9 +7653,9 @@
           <w:rFonts w:ascii="Amazon Ember" w:cs="Amazon Ember" w:eastAsia="Amazon Ember" w:hAnsi="Amazon Ember"/>
           <w:b/>
           <w:bCs/>
-          <w:color w:val="0000FF"/>
-          <w:sz w:val="36"/>
-          <w:szCs w:val="36"/>
+          <w:color w:val="1F4E79"/>
+          <w:sz w:val="32"/>
+          <w:szCs w:val="32"/>
         </w:rPr>
         <w:t xml:space="preserve">1893 to 1994: Civil Rights and Liberation — Humanity Argues With Itself</w:t>
       </w:r>
@@ -7628,7 +7666,7 @@
         <w:spacing w:after="200"/>
       </w:pPr>
       <w:r>
-        <w:t xml:space="preserve">Unlike most of the conflicts in this book, the campaigns in this chapter were mostly won without an army.</w:t>
+        <w:t xml:space="preserve">Unlike most of the conflicts covered so far, the campaigns in this chapter were mostly won without an army.</w:t>
       </w:r>
     </w:p>
     <w:p>
@@ -7688,7 +7726,7 @@
           <w:i/>
           <w:iCs/>
         </w:rPr>
-        <w:t xml:space="preserve">“Unlike wars, these campaigns won, for the most part, by changing what a majority believed was owed to a minority,” Professor Click-Click-Whoosh observed, “not by defeating anyone in the field. It is the slowest weapon in this book. It is also one of the few that does not require winning to keep working — only enough people changing their minds, one at a time, for long enough.”</w:t>
+        <w:t xml:space="preserve">“Unlike wars, these campaigns won, for the most part, by changing what a majority believed was owed to a minority,” Professor Click-Click-Whoosh observed, “not by defeating anyone in the field. It is the slowest weapon the dolphins have cataloged. It is also one of the few that does not require winning to keep working — only enough people changing their minds, one at a time, for long enough.”</w:t>
       </w:r>
     </w:p>
     <w:p>
@@ -7712,7 +7750,7 @@
           <w:i/>
           <w:iCs/>
         </w:rPr>
-        <w:t xml:space="preserve">This chapter’s campaigns did not end prejudice; no law in this book has ever managed that. What they did was rarer: they changed, on the legal record and in a large share of a population’s actual convictions, what a state and a society owed to people it had previously excluded. Progress here was slow, incomplete, and unevenly distributed by country — and it happened anyway, which is more than several other chapters in this book can say.</w:t>
+        <w:t xml:space="preserve">This chapter’s campaigns did not end prejudice; no law has ever managed that. What they did was rarer: they changed, on the legal record and in a large share of a population’s actual convictions, what a state and a society owed to people it had previously excluded. Progress here was slow, incomplete, and unevenly distributed by country — and it happened anyway, which is more than several earlier chapters can say.</w:t>
       </w:r>
     </w:p>
     <w:p>
@@ -7723,6 +7761,7 @@
     <w:p>
       <w:pPr>
         <w:pStyle w:val="Heading1"/>
+        <w:pageBreakBefore/>
         <w:spacing w:after="300"/>
         <w:jc w:val="center"/>
         <w:outlineLvl w:val="0"/>
@@ -7733,9 +7772,9 @@
           <w:rFonts w:ascii="Amazon Ember" w:cs="Amazon Ember" w:eastAsia="Amazon Ember" w:hAnsi="Amazon Ember"/>
           <w:b/>
           <w:bCs/>
-          <w:color w:val="0000FF"/>
-          <w:sz w:val="36"/>
-          <w:szCs w:val="36"/>
+          <w:color w:val="1F4E79"/>
+          <w:sz w:val="32"/>
+          <w:szCs w:val="32"/>
         </w:rPr>
         <w:t xml:space="preserve">1843 to 2007: The Digital Leap — Computers, Networks, and a Connected World</w:t>
       </w:r>
@@ -7770,31 +7809,31 @@
         <w:spacing w:after="200"/>
       </w:pPr>
       <w:r>
-        <w:t xml:space="preserve">The transistor, invented at Bell Labs in 1947, replaced the bulky, failure-prone vacuum tube and made a smaller, faster, and dramatically cheaper computer possible. The integrated circuit followed by the late 1950s, packing multiple transistors onto a single chip. Gordon Moore’s 1965 observation that the number of components on a chip was doubling every year, revised in 1975 to every two years, held, with adjustments, for decades. It was a compounding rate of improvement with no real precedent among the physical technologies covered earlier in this book.</w:t>
-      </w:r>
-    </w:p>
-    <w:p>
-      <w:pPr>
-        <w:spacing w:after="200"/>
-      </w:pPr>
-      <w:r>
-        <w:t xml:space="preserve">ARPANET, a US Department of Defense research network, went live in 1969 connecting four university computers. It grew, through the 1970s and 80s, into the modern internet, and the World Wide Web, built by Tim Berners-Lee in 1989–91, gave that network a form ordinary people could actually navigate. The smartphone, arriving commercially with the iPhone in 2007, put a computer more capable than anything in this book’s earlier chapters into a majority of human pockets within about fifteen years — essentially one human generation, start to finish, from four connected computers to several billion.</w:t>
-      </w:r>
-    </w:p>
-    <w:p>
-      <w:pPr>
-        <w:spacing w:after="200"/>
-      </w:pPr>
-      <w:r>
-        <w:t xml:space="preserve">The promise delivered was real: information that had once required a library and a train ticket became available in seconds, coordination across a planet’s distance became close to instantaneous, and connection with people whose ancestors had parted ways with one’s own tens of thousands of years earlier became, for the first time in this book, recoverable.</w:t>
-      </w:r>
-    </w:p>
-    <w:p>
-      <w:pPr>
-        <w:spacing w:after="200"/>
-      </w:pPr>
-      <w:r>
-        <w:t xml:space="preserve">The cost arrived on the same schedule as the promise, not after it. The same networks that connected people gave states and companies a capacity for surveillance with no earlier equivalent. The same platforms that spread information spread misinformation at the same speed and, by most measured accounts, rather more efficiently. Human attention became a resource harvested, sold, and optimized for in ways no earlier technology in this book had ever managed to monetize directly.</w:t>
+        <w:t xml:space="preserve">The transistor, invented at Bell Labs in 1947, replaced the bulky, failure-prone vacuum tube and made a smaller, faster, and dramatically cheaper computer possible. The integrated circuit followed by the late 1950s, packing multiple transistors onto a single chip. Gordon Moore’s 1965 observation that the number of components on a chip was doubling every year, revised in 1975 to every two years, held, with adjustments, for decades. It was a compounding rate of improvement with no real precedent among the physical technologies covered earlier.</w:t>
+      </w:r>
+    </w:p>
+    <w:p>
+      <w:pPr>
+        <w:spacing w:after="200"/>
+      </w:pPr>
+      <w:r>
+        <w:t xml:space="preserve">ARPANET, a US Department of Defense research network, went live in 1969 connecting four university computers. It grew, through the 1970s and 80s, into the modern internet, and the World Wide Web, built by Tim Berners-Lee in 1989–91, gave that network a form ordinary people could actually navigate. The smartphone, arriving commercially with the iPhone in 2007, put a computer more capable than anything in the earlier chapters into a majority of human pockets within about fifteen years — essentially one human generation, start to finish, from four connected computers to several billion.</w:t>
+      </w:r>
+    </w:p>
+    <w:p>
+      <w:pPr>
+        <w:spacing w:after="200"/>
+      </w:pPr>
+      <w:r>
+        <w:t xml:space="preserve">The promise delivered was real: information that had once required a library and a train ticket became available in seconds, coordination across a planet’s distance became close to instantaneous, and connection with people whose ancestors had parted ways with one’s own tens of thousands of years earlier became, for the first time in this history, recoverable.</w:t>
+      </w:r>
+    </w:p>
+    <w:p>
+      <w:pPr>
+        <w:spacing w:after="200"/>
+      </w:pPr>
+      <w:r>
+        <w:t xml:space="preserve">The cost arrived on the same schedule as the promise, not after it. The same networks that connected people gave states and companies a capacity for surveillance with no earlier equivalent. The same platforms that spread information spread misinformation at the same speed and, by most measured accounts, rather more efficiently. Human attention became a resource harvested, sold, and optimized for in ways no earlier technology had ever managed to monetize directly.</w:t>
       </w:r>
     </w:p>
     <w:p>
@@ -7842,7 +7881,7 @@
           <w:i/>
           <w:iCs/>
         </w:rPr>
-        <w:t xml:space="preserve">No technology in this book arrived faster or reached farther in a single human lifetime than this one. It delivered on its promise of connection and information more completely than almost any earlier chapter’s technology delivered on its own promise — and it delivered the surveillance, the disinformation, and the harvested attention in the very same package, not as a later complication. The pattern of tools outrunning the wisdom to handle them, first flagged before the First World War, runs here on the fastest clock the book has yet recorded.</w:t>
+        <w:t xml:space="preserve">No technology recorded here arrived faster or reached farther in a single human lifetime than this one. It delivered on its promise of connection and information more completely than almost any earlier chapter’s technology delivered on its own promise — and it delivered the surveillance, the disinformation, and the harvested attention in the very same package, not as a later complication. The pattern of tools outrunning the wisdom to handle them, first flagged before the First World War, runs here on the fastest clock the book has yet recorded.</w:t>
       </w:r>
     </w:p>
     <w:p>
@@ -7853,6 +7892,7 @@
     <w:p>
       <w:pPr>
         <w:pStyle w:val="Heading1"/>
+        <w:pageBreakBefore/>
         <w:spacing w:after="300"/>
         <w:jc w:val="center"/>
         <w:outlineLvl w:val="0"/>
@@ -7863,9 +7903,9 @@
           <w:rFonts w:ascii="Amazon Ember" w:cs="Amazon Ember" w:eastAsia="Amazon Ember" w:hAnsi="Amazon Ember"/>
           <w:b/>
           <w:bCs/>
-          <w:color w:val="0000FF"/>
-          <w:sz w:val="36"/>
-          <w:szCs w:val="36"/>
+          <w:color w:val="1F4E79"/>
+          <w:sz w:val="32"/>
+          <w:szCs w:val="32"/>
         </w:rPr>
         <w:t xml:space="preserve">The Thirteenth B’ak’tun, 2012: The World Was Supposed to End in 2012 (It Didn’t)</w:t>
       </w:r>
@@ -7995,6 +8035,7 @@
     <w:p>
       <w:pPr>
         <w:pStyle w:val="Heading1"/>
+        <w:pageBreakBefore/>
         <w:spacing w:after="300"/>
         <w:jc w:val="center"/>
         <w:outlineLvl w:val="0"/>
@@ -8005,9 +8046,9 @@
           <w:rFonts w:ascii="Amazon Ember" w:cs="Amazon Ember" w:eastAsia="Amazon Ember" w:hAnsi="Amazon Ember"/>
           <w:b/>
           <w:bCs/>
-          <w:color w:val="0000FF"/>
-          <w:sz w:val="36"/>
-          <w:szCs w:val="36"/>
+          <w:color w:val="1F4E79"/>
+          <w:sz w:val="32"/>
+          <w:szCs w:val="32"/>
         </w:rPr>
         <w:t xml:space="preserve">1950 to the 2020s: Something Might Be Watching (Probably Not What You Think)</w:t>
       </w:r>
@@ -8066,7 +8107,7 @@
         <w:spacing w:after="200"/>
       </w:pPr>
       <w:r>
-        <w:t xml:space="preserve">Frank Drake convened the field’s first conference at the Green Bank Observatory in 1961, a meeting of a handful of scientists that included a young Carl Sagan. Sagan went on to help design the Voyager Golden Record, a phonograph disc carrying images, sounds, and greetings in fifty-five languages, launched into interstellar space in 1977 on the chance that someone, eventually, might play it. The search is a Cold War child in more than just timing: Drake’s and Sagan’s generation of scientists came of age funding radio astronomy alongside the missile-tracking and satellite programs covered elsewhere in this book, and the same military and government interest in big radio dishes helped pay for the instruments they listened with.</w:t>
+        <w:t xml:space="preserve">Frank Drake convened the field’s first conference at the Green Bank Observatory in 1961, a meeting of a handful of scientists that included a young Carl Sagan. Sagan went on to help design the Voyager Golden Record, a phonograph disc carrying images, sounds, and greetings in fifty-five languages, launched into interstellar space in 1977 on the chance that someone, eventually, might play it. The search is a Cold War child in more than just timing: Drake’s and Sagan’s generation of scientists came of age funding radio astronomy alongside the missile-tracking and satellite programs the Cold War chapter covers, and the same military and government interest in big radio dishes helped pay for the instruments they listened with.</w:t>
       </w:r>
     </w:p>
     <w:p>
@@ -8082,7 +8123,7 @@
         <w:spacing w:after="200"/>
       </w:pPr>
       <w:r>
-        <w:t xml:space="preserve">A separate, noisier strand of the same hope produced ancient-astronaut claims, popularized by Erich von Däniken’s 1968 book proposing that extraterrestrial visitors explain ancient monuments and mythology. Mainstream archaeology rejects this comprehensively: the pyramids, credited earlier in this book to the Egyptian builders who actually raised them, along with Stonehenge and the Nazca lines, all have well-documented human construction methods and timelines, understood without any assistance from off-world engineers.</w:t>
+        <w:t xml:space="preserve">A separate, noisier strand of the same hope produced ancient-astronaut claims, popularized by Erich von Däniken’s 1968 book proposing that extraterrestrial visitors explain ancient monuments and mythology. Mainstream archaeology rejects this comprehensively: the pyramids, credited in an earlier chapter to the Egyptian builders who actually raised them, along with Stonehenge and the Nazca lines, all have well-documented human construction methods and timelines, understood without any assistance from off-world engineers.</w:t>
       </w:r>
     </w:p>
     <w:p>
@@ -8134,7 +8175,7 @@
           <w:i/>
           <w:iCs/>
         </w:rPr>
-        <w:t xml:space="preserve">Every civilization in this book, sooner or later, looks up, or inward, and asks whether anyone besides itself is keeping score. The honest answer, as far as instruments and evidence currently reach, is that no alien intelligence has been confirmed, no god has filed a verifiable report. The closest thing to a documented outside observer taking detailed notes turns out to have been a pod of dolphins the whole time, watching from a much shorter distance than anyone guessed, with excellent hearing and admittedly limited ability to intervene.</w:t>
+        <w:t xml:space="preserve">Every civilization covered here, sooner or later, looks up, or inward, and asks whether anyone besides itself is keeping score. The honest answer, as far as instruments and evidence currently reach, is that no alien intelligence has been confirmed, no god has filed a verifiable report. The closest thing to a documented outside observer taking detailed notes turns out to have been a pod of dolphins the whole time, watching from a much shorter distance than anyone guessed, with excellent hearing and admittedly limited ability to intervene.</w:t>
       </w:r>
     </w:p>
     <w:p>
@@ -8145,6 +8186,7 @@
     <w:p>
       <w:pPr>
         <w:pStyle w:val="Heading1"/>
+        <w:pageBreakBefore/>
         <w:spacing w:after="300"/>
         <w:jc w:val="center"/>
         <w:outlineLvl w:val="0"/>
@@ -8155,9 +8197,9 @@
           <w:rFonts w:ascii="Amazon Ember" w:cs="Amazon Ember" w:eastAsia="Amazon Ember" w:hAnsi="Amazon Ember"/>
           <w:b/>
           <w:bCs/>
-          <w:color w:val="0000FF"/>
-          <w:sz w:val="36"/>
-          <w:szCs w:val="36"/>
+          <w:color w:val="1F4E79"/>
+          <w:sz w:val="32"/>
+          <w:szCs w:val="32"/>
         </w:rPr>
         <w:t xml:space="preserve">1796 to Today: Medicine and Its Cost — How Humans Learned to Heal</w:t>
       </w:r>
@@ -8168,7 +8210,7 @@
         <w:spacing w:after="200"/>
       </w:pPr>
       <w:r>
-        <w:t xml:space="preserve">This chapter’s technology, unlike most others in this book, is aimed entirely inward — not at the physical world, and not at other humans as adversaries, but at the human body’s own failures.</w:t>
+        <w:t xml:space="preserve">This chapter’s technology, unlike most others covered so far, is aimed entirely inward — not at the physical world, and not at other humans as adversaries, but at the human body’s own failures.</w:t>
       </w:r>
     </w:p>
     <w:p>
@@ -8208,7 +8250,7 @@
         <w:spacing w:after="200"/>
       </w:pPr>
       <w:r>
-        <w:t xml:space="preserve">Together with clean water and sanitation, these advances drove the sharpest rise in human life expectancy in the species’ entire history — the global average roughly doubling within about a century, a capability jump among the most positive in this book.</w:t>
+        <w:t xml:space="preserve">Together with clean water and sanitation, these advances drove the sharpest rise in human life expectancy in the species’ entire history — the global average roughly doubling within about a century, a capability jump among the most positive this history has to offer.</w:t>
       </w:r>
     </w:p>
     <w:p>
@@ -8252,7 +8294,7 @@
         <w:spacing w:after="200"/>
       </w:pPr>
       <w:r>
-        <w:t xml:space="preserve">The opioid crisis, beginning in the late 1990s with the aggressive marketing of prescription painkillers by a pharmaceutical industry that downplayed their addiction risk, killed several hundred thousand people in the United States alone over the following decades. It is a rare case in this book of the same institution responsible for both the chapter’s greatest triumph and one of its starkest, most avoidable harms.</w:t>
+        <w:t xml:space="preserve">The opioid crisis, beginning in the late 1990s with the aggressive marketing of prescription painkillers by a pharmaceutical industry that downplayed their addiction risk, killed several hundred thousand people in the United States alone over the following decades. It is a rare case of the same institution responsible for both the chapter’s greatest triumph and one of its starkest, most avoidable harms.</w:t>
       </w:r>
     </w:p>
     <w:p>
@@ -8296,7 +8338,7 @@
           <w:i/>
           <w:iCs/>
         </w:rPr>
-        <w:t xml:space="preserve">Few chapters in this book show a cleaner rise from human ingenuity: vaccination, antiseptic surgery, and antibiotics together bought this species more added years of life, more quickly, than any war ever cost it. What follows the rise is a now-familiar shape all the same — medicine that could be almost free to produce became, in places, unaffordable to the people who needed it most, and the industry that ended centuries of death by infection also spent a decade selling addiction as pain relief. Dolphins have no doctors. They also, dolphin historians note with some restraint, have no bill.</w:t>
+        <w:t xml:space="preserve">Few chapters anywhere in this history show a cleaner rise from human ingenuity: vaccination, antiseptic surgery, and antibiotics together bought this species more added years of life, more quickly, than any war ever cost it. What follows the rise is a now-familiar shape all the same — medicine that could be almost free to produce became, in places, unaffordable to the people who needed it most, and the industry that ended centuries of death by infection also spent a decade selling addiction as pain relief. Dolphins have no doctors. They also, dolphin historians note with some restraint, have no bill.</w:t>
       </w:r>
     </w:p>
     <w:p>
@@ -8307,6 +8349,7 @@
     <w:p>
       <w:pPr>
         <w:pStyle w:val="Heading1"/>
+        <w:pageBreakBefore/>
         <w:spacing w:after="300"/>
         <w:jc w:val="center"/>
         <w:outlineLvl w:val="0"/>
@@ -8317,9 +8360,9 @@
           <w:rFonts w:ascii="Amazon Ember" w:cs="Amazon Ember" w:eastAsia="Amazon Ember" w:hAnsi="Amazon Ember"/>
           <w:b/>
           <w:bCs/>
-          <w:color w:val="0000FF"/>
-          <w:sz w:val="36"/>
-          <w:szCs w:val="36"/>
+          <w:color w:val="1F4E79"/>
+          <w:sz w:val="32"/>
+          <w:szCs w:val="32"/>
         </w:rPr>
         <w:t xml:space="preserve">1896 to Today: Climate and Consequence — The Price of Progress</w:t>
       </w:r>
@@ -8422,7 +8465,7 @@
         <w:spacing w:after="200"/>
       </w:pPr>
       <w:r>
-        <w:t xml:space="preserve">The response, such as it has been, arrived slowly and unevenly against the scale of the problem. Renewable energy, solar and wind chiefly, fell in cost fast enough by the 2010s to compete directly with fossil fuels on price in many markets without subsidy, a genuine and rapid technological success by the standards of any earlier chapter in this book. The 2015 Paris Agreement brought nearly every country on Earth into a single framework for reducing emissions, a diplomatic achievement with few equivalents in scope.</w:t>
+        <w:t xml:space="preserve">The response, such as it has been, arrived slowly and unevenly against the scale of the problem. Renewable energy, solar and wind chiefly, fell in cost fast enough by the 2010s to compete directly with fossil fuels on price in many markets without subsidy, a genuine and rapid technological success by the standards of any earlier chapter here. The 2015 Paris Agreement brought nearly every country on Earth into a single framework for reducing emissions, a diplomatic achievement with few equivalents in scope.</w:t>
       </w:r>
     </w:p>
     <w:p>
@@ -8485,6 +8528,7 @@
     <w:p>
       <w:pPr>
         <w:pStyle w:val="Heading1"/>
+        <w:pageBreakBefore/>
         <w:spacing w:after="300"/>
         <w:jc w:val="center"/>
         <w:outlineLvl w:val="0"/>
@@ -8495,9 +8539,9 @@
           <w:rFonts w:ascii="Amazon Ember" w:cs="Amazon Ember" w:eastAsia="Amazon Ember" w:hAnsi="Amazon Ember"/>
           <w:b/>
           <w:bCs/>
-          <w:color w:val="0000FF"/>
-          <w:sz w:val="36"/>
-          <w:szCs w:val="36"/>
+          <w:color w:val="1F4E79"/>
+          <w:sz w:val="32"/>
+          <w:szCs w:val="32"/>
         </w:rPr>
         <w:t xml:space="preserve">1991 to Today: A Fractured Present — Democracy, Authoritarianism, and the Information Age</w:t>
       </w:r>
@@ -8516,7 +8560,7 @@
         <w:spacing w:after="200"/>
       </w:pPr>
       <w:r>
-        <w:t xml:space="preserve">A number of countries that had appeared to be consolidating democratic institutions in the 1990s and 2000s instead saw those institutions weakened from within during the 2010s and 2020s: independent courts and press curtailed, elections held but their fairness eroded. Power was concentrated in ways that stopped well short of the outright dictatorships examined earlier in this book but moved unmistakably in that direction. Political scientists gave this pattern a name, democratic backsliding, distinct from the sudden coups that had ended democracies in earlier chapters.</w:t>
+        <w:t xml:space="preserve">A number of countries that had appeared to be consolidating democratic institutions in the 1990s and 2000s instead saw those institutions weakened from within during the 2010s and 2020s: independent courts and press curtailed, elections held but their fairness eroded. Power was concentrated in ways that stopped well short of the outright dictatorships examined earlier but moved unmistakably in that direction. Political scientists gave this pattern a name, democratic backsliding, distinct from the sudden coups that had ended democracies in earlier chapters.</w:t>
       </w:r>
     </w:p>
     <w:p>
@@ -8624,7 +8668,7 @@
           <w:i/>
           <w:iCs/>
         </w:rPr>
-        <w:t xml:space="preserve">Nearly every earlier chapter in this book describing a struggle over how power should be organized reached some kind of resolution in the end, however costly or incomplete. This one closes without any, because the argument it describes is still being had, in real time, in the same news cycles the argument itself runs on. History has not finished grading this chapter’s outcome, and neither, honestly, have the dolphins.</w:t>
+        <w:t xml:space="preserve">Nearly every earlier chapter describing a struggle over how power should be organized reached some kind of resolution in the end, however costly or incomplete. This one closes without any, because the argument it describes is still being had, in real time, in the same news cycles the argument itself runs on. History has not finished grading this chapter’s outcome, and neither, honestly, have the dolphins.</w:t>
       </w:r>
     </w:p>
     <w:p>
@@ -8635,6 +8679,7 @@
     <w:p>
       <w:pPr>
         <w:pStyle w:val="Heading1"/>
+        <w:pageBreakBefore/>
         <w:spacing w:after="300"/>
         <w:jc w:val="center"/>
         <w:outlineLvl w:val="0"/>
@@ -8645,9 +8690,9 @@
           <w:rFonts w:ascii="Amazon Ember" w:cs="Amazon Ember" w:eastAsia="Amazon Ember" w:hAnsi="Amazon Ember"/>
           <w:b/>
           <w:bCs/>
-          <w:color w:val="0000FF"/>
-          <w:sz w:val="36"/>
-          <w:szCs w:val="36"/>
+          <w:color w:val="1F4E79"/>
+          <w:sz w:val="32"/>
+          <w:szCs w:val="32"/>
         </w:rPr>
         <w:t xml:space="preserve">Seven Million Years to Today: The Dolphins’ Long View — What a Non-Human Species Makes of Human History</w:t>
       </w:r>
@@ -8798,9 +8843,9 @@
           <w:rFonts w:ascii="Amazon Ember" w:cs="Amazon Ember" w:eastAsia="Amazon Ember" w:hAnsi="Amazon Ember"/>
           <w:b/>
           <w:bCs/>
-          <w:color w:val="0000FF"/>
-          <w:sz w:val="36"/>
-          <w:szCs w:val="36"/>
+          <w:color w:val="1F4E79"/>
+          <w:sz w:val="32"/>
+          <w:szCs w:val="32"/>
         </w:rPr>
         <w:t xml:space="preserve">Humanity’s Report Card</w:t>
       </w:r>
@@ -8893,9 +8938,9 @@
           <w:rFonts w:ascii="Amazon Ember" w:cs="Amazon Ember" w:eastAsia="Amazon Ember" w:hAnsi="Amazon Ember"/>
           <w:b/>
           <w:bCs/>
-          <w:color w:val="0000FF"/>
-          <w:sz w:val="36"/>
-          <w:szCs w:val="36"/>
+          <w:color w:val="1F4E79"/>
+          <w:sz w:val="32"/>
+          <w:szCs w:val="32"/>
         </w:rPr>
         <w:t xml:space="preserve">Overall Assessment</w:t>
       </w:r>
@@ -8964,6 +9009,7 @@
     <w:p>
       <w:pPr>
         <w:pStyle w:val="Heading1"/>
+        <w:pageBreakBefore/>
         <w:spacing w:after="300"/>
         <w:jc w:val="center"/>
         <w:outlineLvl w:val="0"/>
@@ -8974,9 +9020,9 @@
           <w:rFonts w:ascii="Amazon Ember" w:cs="Amazon Ember" w:eastAsia="Amazon Ember" w:hAnsi="Amazon Ember"/>
           <w:b/>
           <w:bCs/>
-          <w:color w:val="0000FF"/>
-          <w:sz w:val="36"/>
-          <w:szCs w:val="36"/>
+          <w:color w:val="1F4E79"/>
+          <w:sz w:val="32"/>
+          <w:szCs w:val="32"/>
         </w:rPr>
         <w:t xml:space="preserve">Epilogue: After Homo Sapiens — Superhumans and Androids</w:t>
       </w:r>
@@ -9003,7 +9049,7 @@
         <w:spacing w:after="200"/>
       </w:pPr>
       <w:r>
-        <w:t xml:space="preserve">The second branch is artificial, and its specific shape matters more than the generic one. The relevant development is not disembodied software alone; it is artificial intelligence paired deliberately with android bodies — humanoid robots built with hands, because their human designers, correctly, built them to finish the job hands started back in this book’s opening chapter.</w:t>
+        <w:t xml:space="preserve">The second branch is artificial, and its specific shape matters more than the generic one. The relevant development is not disembodied software alone; it is artificial intelligence paired deliberately with android bodies — humanoid robots built with hands, because their human designers, correctly, built them to finish the job hands started back in the opening chapter.</w:t>
       </w:r>
     </w:p>
     <w:p>
@@ -9027,7 +9073,7 @@
           <w:i/>
           <w:iCs/>
         </w:rPr>
-        <w:t xml:space="preserve">It is, on the available evidence, the first item this species has ever manufactured on purpose specifically to take its own place. Dolphin scholarship wishes it well and notes, purely for the record, that every other tool in this book was also going to be perfectly safe.</w:t>
+        <w:t xml:space="preserve">It is, on the available evidence, the first item this species has ever manufactured on purpose specifically to take its own place. Dolphin scholarship wishes it well and notes, purely for the record, that every other tool covered here was also going to be perfectly safe.</w:t>
       </w:r>
     </w:p>
     <w:p>
@@ -9075,7 +9121,7 @@
           <w:i/>
           <w:iCs/>
         </w:rPr>
-        <w:t xml:space="preserve">The dolphins remain offshore, still without hands, still watching, and, after everything recorded in this book, still curious, not afraid. Their only real advice, offered here for the last time and meant for whatever reads this next, human or otherwise: a bigger brain, a better tool, or a stranger new body will keep arriving on schedule. Wisdom will not arrive on any schedule at all. It has to be chosen, every time, by whoever is holding the hands.</w:t>
+        <w:t xml:space="preserve">The dolphins remain offshore, still without hands, still watching, and, after everything recorded here, still curious, not afraid. Their only real advice, offered here for the last time and meant for whatever reads this next, human or otherwise: a bigger brain, a better tool, or a stranger new body will keep arriving on schedule. Wisdom will not arrive on any schedule at all. It has to be chosen, every time, by whoever is holding the hands.</w:t>
       </w:r>
     </w:p>
     <w:p>
@@ -9121,6 +9167,7 @@
     <w:p>
       <w:pPr>
         <w:pStyle w:val="Heading1"/>
+        <w:pageBreakBefore/>
         <w:spacing w:after="300"/>
         <w:jc w:val="center"/>
         <w:outlineLvl w:val="0"/>
@@ -9131,9 +9178,9 @@
           <w:rFonts w:ascii="Amazon Ember" w:cs="Amazon Ember" w:eastAsia="Amazon Ember" w:hAnsi="Amazon Ember"/>
           <w:b/>
           <w:bCs/>
-          <w:color w:val="0000FF"/>
-          <w:sz w:val="36"/>
-          <w:szCs w:val="36"/>
+          <w:color w:val="1F4E79"/>
+          <w:sz w:val="32"/>
+          <w:szCs w:val="32"/>
         </w:rPr>
         <w:t xml:space="preserve">A Timeline — For Humans Who Like Their History in Order</w:t>
       </w:r>
@@ -9160,9 +9207,9 @@
           <w:rFonts w:ascii="Amazon Ember" w:cs="Amazon Ember" w:eastAsia="Amazon Ember" w:hAnsi="Amazon Ember"/>
           <w:b/>
           <w:bCs/>
-          <w:color w:val="0000FF"/>
-          <w:sz w:val="36"/>
-          <w:szCs w:val="36"/>
+          <w:color w:val="1F4E79"/>
+          <w:sz w:val="32"/>
+          <w:szCs w:val="32"/>
         </w:rPr>
         <w:t xml:space="preserve">Deep Time</w:t>
       </w:r>
@@ -9360,9 +9407,9 @@
           <w:rFonts w:ascii="Amazon Ember" w:cs="Amazon Ember" w:eastAsia="Amazon Ember" w:hAnsi="Amazon Ember"/>
           <w:b/>
           <w:bCs/>
-          <w:color w:val="0000FF"/>
-          <w:sz w:val="36"/>
-          <w:szCs w:val="36"/>
+          <w:color w:val="1F4E79"/>
+          <w:sz w:val="32"/>
+          <w:szCs w:val="32"/>
         </w:rPr>
         <w:t xml:space="preserve">The First Villages and the First Writing</w:t>
       </w:r>
@@ -9500,9 +9547,9 @@
           <w:rFonts w:ascii="Amazon Ember" w:cs="Amazon Ember" w:eastAsia="Amazon Ember" w:hAnsi="Amazon Ember"/>
           <w:b/>
           <w:bCs/>
-          <w:color w:val="0000FF"/>
-          <w:sz w:val="36"/>
-          <w:szCs w:val="36"/>
+          <w:color w:val="1F4E79"/>
+          <w:sz w:val="32"/>
+          <w:szCs w:val="32"/>
         </w:rPr>
         <w:t xml:space="preserve">The Ancient World</w:t>
       </w:r>
@@ -9880,9 +9927,9 @@
           <w:rFonts w:ascii="Amazon Ember" w:cs="Amazon Ember" w:eastAsia="Amazon Ember" w:hAnsi="Amazon Ember"/>
           <w:b/>
           <w:bCs/>
-          <w:color w:val="0000FF"/>
-          <w:sz w:val="36"/>
-          <w:szCs w:val="36"/>
+          <w:color w:val="1F4E79"/>
+          <w:sz w:val="32"/>
+          <w:szCs w:val="32"/>
         </w:rPr>
         <w:t xml:space="preserve">The Medieval World</w:t>
       </w:r>
@@ -10185,9 +10232,9 @@
           <w:rFonts w:ascii="Amazon Ember" w:cs="Amazon Ember" w:eastAsia="Amazon Ember" w:hAnsi="Amazon Ember"/>
           <w:b/>
           <w:bCs/>
-          <w:color w:val="0000FF"/>
-          <w:sz w:val="36"/>
-          <w:szCs w:val="36"/>
+          <w:color w:val="1F4E79"/>
+          <w:sz w:val="32"/>
+          <w:szCs w:val="32"/>
         </w:rPr>
         <w:t xml:space="preserve">Exploration to Revolution</w:t>
       </w:r>
@@ -10460,9 +10507,9 @@
           <w:rFonts w:ascii="Amazon Ember" w:cs="Amazon Ember" w:eastAsia="Amazon Ember" w:hAnsi="Amazon Ember"/>
           <w:b/>
           <w:bCs/>
-          <w:color w:val="0000FF"/>
-          <w:sz w:val="36"/>
-          <w:szCs w:val="36"/>
+          <w:color w:val="1F4E79"/>
+          <w:sz w:val="32"/>
+          <w:szCs w:val="32"/>
         </w:rPr>
         <w:t xml:space="preserve">Industry and Empire</w:t>
       </w:r>
@@ -10690,9 +10737,9 @@
           <w:rFonts w:ascii="Amazon Ember" w:cs="Amazon Ember" w:eastAsia="Amazon Ember" w:hAnsi="Amazon Ember"/>
           <w:b/>
           <w:bCs/>
-          <w:color w:val="0000FF"/>
-          <w:sz w:val="36"/>
-          <w:szCs w:val="36"/>
+          <w:color w:val="1F4E79"/>
+          <w:sz w:val="32"/>
+          <w:szCs w:val="32"/>
         </w:rPr>
         <w:t xml:space="preserve">The World Wars and Their Aftermath</w:t>
       </w:r>
@@ -10950,9 +10997,9 @@
           <w:rFonts w:ascii="Amazon Ember" w:cs="Amazon Ember" w:eastAsia="Amazon Ember" w:hAnsi="Amazon Ember"/>
           <w:b/>
           <w:bCs/>
-          <w:color w:val="0000FF"/>
-          <w:sz w:val="36"/>
-          <w:szCs w:val="36"/>
+          <w:color w:val="1F4E79"/>
+          <w:sz w:val="32"/>
+          <w:szCs w:val="32"/>
         </w:rPr>
         <w:t xml:space="preserve">The Short Violent Peace</w:t>
       </w:r>
@@ -11375,9 +11422,9 @@
           <w:rFonts w:ascii="Amazon Ember" w:cs="Amazon Ember" w:eastAsia="Amazon Ember" w:hAnsi="Amazon Ember"/>
           <w:b/>
           <w:bCs/>
-          <w:color w:val="0000FF"/>
-          <w:sz w:val="36"/>
-          <w:szCs w:val="36"/>
+          <w:color w:val="1F4E79"/>
+          <w:sz w:val="32"/>
+          <w:szCs w:val="32"/>
         </w:rPr>
         <w:t xml:space="preserve">The Wired World</w:t>
       </w:r>
@@ -11565,9 +11612,9 @@
           <w:rFonts w:ascii="Amazon Ember" w:cs="Amazon Ember" w:eastAsia="Amazon Ember" w:hAnsi="Amazon Ember"/>
           <w:b/>
           <w:bCs/>
-          <w:color w:val="0000FF"/>
-          <w:sz w:val="36"/>
-          <w:szCs w:val="36"/>
+          <w:color w:val="1F4E79"/>
+          <w:sz w:val="32"/>
+          <w:szCs w:val="32"/>
         </w:rPr>
         <w:t xml:space="preserve">The Near Future</w:t>
       </w:r>
@@ -11645,9 +11692,9 @@
           <w:rFonts w:ascii="Amazon Ember" w:cs="Amazon Ember" w:eastAsia="Amazon Ember" w:hAnsi="Amazon Ember"/>
           <w:b/>
           <w:bCs/>
-          <w:color w:val="0000FF"/>
-          <w:sz w:val="36"/>
-          <w:szCs w:val="36"/>
+          <w:color w:val="1F4E79"/>
+          <w:sz w:val="32"/>
+          <w:szCs w:val="32"/>
         </w:rPr>
         <w:t xml:space="preserve">The Far Future</w:t>
       </w:r>
@@ -11762,6 +11809,7 @@
     <w:p>
       <w:pPr>
         <w:pStyle w:val="Heading1"/>
+        <w:pageBreakBefore/>
         <w:spacing w:after="300"/>
         <w:jc w:val="center"/>
         <w:outlineLvl w:val="0"/>
@@ -11772,9 +11820,9 @@
           <w:rFonts w:ascii="Amazon Ember" w:cs="Amazon Ember" w:eastAsia="Amazon Ember" w:hAnsi="Amazon Ember"/>
           <w:b/>
           <w:bCs/>
-          <w:color w:val="0000FF"/>
-          <w:sz w:val="36"/>
-          <w:szCs w:val="36"/>
+          <w:color w:val="1F4E79"/>
+          <w:sz w:val="32"/>
+          <w:szCs w:val="32"/>
         </w:rPr>
         <w:t xml:space="preserve">What the Physics Is For — An Appendix on Uses and the One Theory Not Yet Found</w:t>
       </w:r>
@@ -11801,9 +11849,9 @@
           <w:rFonts w:ascii="Amazon Ember" w:cs="Amazon Ember" w:eastAsia="Amazon Ember" w:hAnsi="Amazon Ember"/>
           <w:b/>
           <w:bCs/>
-          <w:color w:val="0000FF"/>
-          <w:sz w:val="36"/>
-          <w:szCs w:val="36"/>
+          <w:color w:val="1F4E79"/>
+          <w:sz w:val="32"/>
+          <w:szCs w:val="32"/>
         </w:rPr>
         <w:t xml:space="preserve">What the physics is for</w:t>
       </w:r>
@@ -11877,9 +11925,9 @@
           <w:rFonts w:ascii="Amazon Ember" w:cs="Amazon Ember" w:eastAsia="Amazon Ember" w:hAnsi="Amazon Ember"/>
           <w:b/>
           <w:bCs/>
-          <w:color w:val="0000FF"/>
-          <w:sz w:val="36"/>
-          <w:szCs w:val="36"/>
+          <w:color w:val="1F4E79"/>
+          <w:sz w:val="32"/>
+          <w:szCs w:val="32"/>
         </w:rPr>
         <w:t xml:space="preserve">One theory, not yet</w:t>
       </w:r>
@@ -11952,6 +12000,7 @@
     <w:p>
       <w:pPr>
         <w:pStyle w:val="Heading1"/>
+        <w:pageBreakBefore/>
         <w:spacing w:after="300"/>
         <w:jc w:val="center"/>
         <w:outlineLvl w:val="0"/>
@@ -11962,9 +12011,9 @@
           <w:rFonts w:ascii="Amazon Ember" w:cs="Amazon Ember" w:eastAsia="Amazon Ember" w:hAnsi="Amazon Ember"/>
           <w:b/>
           <w:bCs/>
-          <w:color w:val="0000FF"/>
-          <w:sz w:val="36"/>
-          <w:szCs w:val="36"/>
+          <w:color w:val="1F4E79"/>
+          <w:sz w:val="32"/>
+          <w:szCs w:val="32"/>
         </w:rPr>
         <w:t xml:space="preserve">Notes and Sources</w:t>
       </w:r>
@@ -12007,9 +12056,9 @@
           <w:rFonts w:ascii="Amazon Ember" w:cs="Amazon Ember" w:eastAsia="Amazon Ember" w:hAnsi="Amazon Ember"/>
           <w:b/>
           <w:bCs/>
-          <w:color w:val="0000FF"/>
-          <w:sz w:val="36"/>
-          <w:szCs w:val="36"/>
+          <w:color w:val="1F4E79"/>
+          <w:sz w:val="32"/>
+          <w:szCs w:val="32"/>
         </w:rPr>
         <w:t xml:space="preserve">Prologue: Humans Have Ape Ancestors</w:t>
       </w:r>
@@ -12029,7 +12078,7 @@
       <w:r>
         <w:t xml:space="preserve">Thewissen, J. G. M., et al. “</w:t>
       </w:r>
-      <w:hyperlink w:history="1" r:id="rIdo52508qcvejqomjglit30">
+      <w:hyperlink w:history="1" r:id="rIdhtyuz7gq6bwkueulsk2ir">
         <w:r>
           <w:rPr>
             <w:color w:val="0563C1"/>
@@ -12057,7 +12106,7 @@
       <w:r>
         <w:t xml:space="preserve">Stringer, Chris. </w:t>
       </w:r>
-      <w:hyperlink w:history="1" r:id="rIdjtlqtofhnofavfbh0esvz">
+      <w:hyperlink w:history="1" r:id="rIdn-bg2lqupdfcioebquj3b">
         <w:r>
           <w:rPr>
             <w:color w:val="0563C1"/>
@@ -12083,9 +12132,9 @@
           <w:rFonts w:ascii="Amazon Ember" w:cs="Amazon Ember" w:eastAsia="Amazon Ember" w:hAnsi="Amazon Ember"/>
           <w:b/>
           <w:bCs/>
-          <w:color w:val="0000FF"/>
-          <w:sz w:val="36"/>
-          <w:szCs w:val="36"/>
+          <w:color w:val="1F4E79"/>
+          <w:sz w:val="32"/>
+          <w:szCs w:val="32"/>
         </w:rPr>
         <w:t xml:space="preserve">The Last Fifty Million Years: No Hands, No Cities — Why the Dolphins Only Watched</w:t>
       </w:r>
@@ -12105,7 +12154,7 @@
       <w:r>
         <w:t xml:space="preserve">Marino, Lori. “</w:t>
       </w:r>
-      <w:hyperlink w:history="1" r:id="rId3zc4ftuhxz-ztqao6rio-">
+      <w:hyperlink w:history="1" r:id="rIdjvhh3uhyuwwqpgk38jnxi">
         <w:r>
           <w:rPr>
             <w:color w:val="0563C1"/>
@@ -12133,7 +12182,7 @@
       <w:r>
         <w:t xml:space="preserve">Janik, Vincent M., Laela S. Sayigh, and Randall S. Wells. “</w:t>
       </w:r>
-      <w:hyperlink w:history="1" r:id="rIdtqse2q9q-2kam69ncc2ow">
+      <w:hyperlink w:history="1" r:id="rIdk71vphw021al2snbpttbs">
         <w:r>
           <w:rPr>
             <w:color w:val="0563C1"/>
@@ -12161,7 +12210,7 @@
       <w:r>
         <w:t xml:space="preserve">Krützen, Michael, et al. “</w:t>
       </w:r>
-      <w:hyperlink w:history="1" r:id="rIdknt0hdkvpto0twdqe2hyq">
+      <w:hyperlink w:history="1" r:id="rIdzh0u9wha4cc5r_dyrncl5">
         <w:r>
           <w:rPr>
             <w:color w:val="0563C1"/>
@@ -12189,7 +12238,7 @@
       <w:r>
         <w:t xml:space="preserve">Tennie, Claudio, Josep Call, and Michael Tomasello. “</w:t>
       </w:r>
-      <w:hyperlink w:history="1" r:id="rIdqdssjky--chlpvndy5eus">
+      <w:hyperlink w:history="1" r:id="rIdrknuqwymyoidkv5mhac2l">
         <w:r>
           <w:rPr>
             <w:color w:val="0563C1"/>
@@ -12231,9 +12280,9 @@
           <w:rFonts w:ascii="Amazon Ember" w:cs="Amazon Ember" w:eastAsia="Amazon Ember" w:hAnsi="Amazon Ember"/>
           <w:b/>
           <w:bCs/>
-          <w:color w:val="0000FF"/>
-          <w:sz w:val="36"/>
-          <w:szCs w:val="36"/>
+          <w:color w:val="1F4E79"/>
+          <w:sz w:val="32"/>
+          <w:szCs w:val="32"/>
         </w:rPr>
         <w:t xml:space="preserve">7 Million to 300,000 Years Ago: Where Everyone Is From — Africa and the Making of Humans</w:t>
       </w:r>
@@ -12253,7 +12302,7 @@
       <w:r>
         <w:t xml:space="preserve">Hublin, Jean-Jacques, et al. “</w:t>
       </w:r>
-      <w:hyperlink w:history="1" r:id="rIdtu4pandioctrdts9wom7p">
+      <w:hyperlink w:history="1" r:id="rIdlkgeixbapbop9-6xohij6">
         <w:r>
           <w:rPr>
             <w:color w:val="0563C1"/>
@@ -12281,7 +12330,7 @@
       <w:r>
         <w:t xml:space="preserve">Scerri, Eleanor M. L., et al. “</w:t>
       </w:r>
-      <w:hyperlink w:history="1" r:id="rIdybgv9hddbhrp3s6clmaoq">
+      <w:hyperlink w:history="1" r:id="rIdoaeyohyoebxiy69wbdqjv">
         <w:r>
           <w:rPr>
             <w:color w:val="0563C1"/>
@@ -12309,7 +12358,7 @@
       <w:r>
         <w:t xml:space="preserve">Leakey, M. D., and R. L. Hay. “</w:t>
       </w:r>
-      <w:hyperlink w:history="1" r:id="rId7mnpr_if0syndseuvy43b">
+      <w:hyperlink w:history="1" r:id="rIdyotnvq-d1mnyc1x6dyznl">
         <w:r>
           <w:rPr>
             <w:color w:val="0563C1"/>
@@ -12337,7 +12386,7 @@
       <w:r>
         <w:t xml:space="preserve">Villmoare, Brian, et al. “</w:t>
       </w:r>
-      <w:hyperlink w:history="1" r:id="rIddrzezfc8ij3eufryumdq7">
+      <w:hyperlink w:history="1" r:id="rIdo_k6xe3sffrm0rfh-5o2z">
         <w:r>
           <w:rPr>
             <w:color w:val="0563C1"/>
@@ -12365,7 +12414,7 @@
       <w:r>
         <w:t xml:space="preserve">Lordkipanidze, David, et al. “</w:t>
       </w:r>
-      <w:hyperlink w:history="1" r:id="rIdjir7bxs_t4cvh6u7s7pdc">
+      <w:hyperlink w:history="1" r:id="rId4qw2jdqka-ptrqscpitsx">
         <w:r>
           <w:rPr>
             <w:color w:val="0563C1"/>
@@ -12393,7 +12442,7 @@
       <w:r>
         <w:t xml:space="preserve">Dirks, Paul H. G. M., et al. “</w:t>
       </w:r>
-      <w:hyperlink w:history="1" r:id="rIdvae5-an8xfqj3fzxhjx02">
+      <w:hyperlink w:history="1" r:id="rIdmsgzr27fmcq60vz9zvxwu">
         <w:r>
           <w:rPr>
             <w:color w:val="0563C1"/>
@@ -12421,7 +12470,7 @@
       <w:r>
         <w:t xml:space="preserve">Henshilwood, Christopher S., et al. “</w:t>
       </w:r>
-      <w:hyperlink w:history="1" r:id="rIdxuy2mncpke2xldy4pppdd">
+      <w:hyperlink w:history="1" r:id="rIdwfynx1cel7klvdwtiyci8">
         <w:r>
           <w:rPr>
             <w:color w:val="0563C1"/>
@@ -12447,9 +12496,9 @@
           <w:rFonts w:ascii="Amazon Ember" w:cs="Amazon Ember" w:eastAsia="Amazon Ember" w:hAnsi="Amazon Ember"/>
           <w:b/>
           <w:bCs/>
-          <w:color w:val="0000FF"/>
-          <w:sz w:val="36"/>
-          <w:szCs w:val="36"/>
+          <w:color w:val="1F4E79"/>
+          <w:sz w:val="32"/>
+          <w:szCs w:val="32"/>
         </w:rPr>
         <w:t xml:space="preserve">The Old Stone Age, a Million Years Ago: The First Fires — Early Humans and the Spark of Culture</w:t>
       </w:r>
@@ -12469,7 +12518,7 @@
       <w:r>
         <w:t xml:space="preserve">Berna, Francesco, et al. “</w:t>
       </w:r>
-      <w:hyperlink w:history="1" r:id="rId-skd3feva_ohogxclioxm">
+      <w:hyperlink w:history="1" r:id="rIdd2jkij-yexfvz7gcb1iik">
         <w:r>
           <w:rPr>
             <w:color w:val="0563C1"/>
@@ -12497,7 +12546,7 @@
       <w:r>
         <w:t xml:space="preserve">Shahack-Gross, Ruth, et al. “</w:t>
       </w:r>
-      <w:hyperlink w:history="1" r:id="rIdpkvw7bx77v11wjgktdnq2">
+      <w:hyperlink w:history="1" r:id="rIdhnkzg086gyxsb1f4rve8e">
         <w:r>
           <w:rPr>
             <w:color w:val="0563C1"/>
@@ -12525,7 +12574,7 @@
       <w:r>
         <w:t xml:space="preserve">Harmand, Sonia, et al. “</w:t>
       </w:r>
-      <w:hyperlink w:history="1" r:id="rIddl7osfnoi85zhmuqubk9a">
+      <w:hyperlink w:history="1" r:id="rIdqwcg6g65afj_yplwmdkam">
         <w:r>
           <w:rPr>
             <w:color w:val="0563C1"/>
@@ -12553,7 +12602,7 @@
       <w:r>
         <w:t xml:space="preserve">Lepre, Christopher J., et al. “</w:t>
       </w:r>
-      <w:hyperlink w:history="1" r:id="rId53i_gd249xetzcvxthbsb">
+      <w:hyperlink w:history="1" r:id="rIdt29h6qalhcezqwyrecbj_">
         <w:r>
           <w:rPr>
             <w:color w:val="0563C1"/>
@@ -12581,7 +12630,7 @@
       <w:r>
         <w:t xml:space="preserve">Brown, Kyle S., et al. “</w:t>
       </w:r>
-      <w:hyperlink w:history="1" r:id="rIddo0l9tontmxw3k7zf6uez">
+      <w:hyperlink w:history="1" r:id="rIdco6hemvbbtq_iixvs-0um">
         <w:r>
           <w:rPr>
             <w:color w:val="0563C1"/>
@@ -12609,7 +12658,7 @@
       <w:r>
         <w:t xml:space="preserve">Wrangham, Richard. </w:t>
       </w:r>
-      <w:hyperlink w:history="1" r:id="rIdfhtptvlpql2kb1_fgqohf">
+      <w:hyperlink w:history="1" r:id="rId7_wyrc5i-0uedre-jutyv">
         <w:r>
           <w:rPr>
             <w:color w:val="0563C1"/>
@@ -12637,7 +12686,7 @@
       <w:r>
         <w:t xml:space="preserve">Fitch, W. Tecumseh. </w:t>
       </w:r>
-      <w:hyperlink w:history="1" r:id="rIdrkwhow0nvjh6bmuvtby3e">
+      <w:hyperlink w:history="1" r:id="rIdtf1xzjj7svmnye7ycguwt">
         <w:r>
           <w:rPr>
             <w:color w:val="0563C1"/>
@@ -12663,9 +12712,9 @@
           <w:rFonts w:ascii="Amazon Ember" w:cs="Amazon Ember" w:eastAsia="Amazon Ember" w:hAnsi="Amazon Ember"/>
           <w:b/>
           <w:bCs/>
-          <w:color w:val="0000FF"/>
-          <w:sz w:val="36"/>
-          <w:szCs w:val="36"/>
+          <w:color w:val="1F4E79"/>
+          <w:sz w:val="32"/>
+          <w:szCs w:val="32"/>
         </w:rPr>
         <w:t xml:space="preserve">70,000 to 15,000 Years Ago: Out of Africa — The Long Walk Across the World</w:t>
       </w:r>
@@ -12685,7 +12734,7 @@
       <w:r>
         <w:t xml:space="preserve">Clarkson, Chris, et al. “</w:t>
       </w:r>
-      <w:hyperlink w:history="1" r:id="rIdsitoikvsnlocarpjbxtmx">
+      <w:hyperlink w:history="1" r:id="rId2bp1fa8acidh3fs_0o_z8">
         <w:r>
           <w:rPr>
             <w:color w:val="0563C1"/>
@@ -12713,7 +12762,7 @@
       <w:r>
         <w:t xml:space="preserve">O’Connell, James F., et al. “</w:t>
       </w:r>
-      <w:hyperlink w:history="1" r:id="rIdw2z3agva3m3druj7oxkam">
+      <w:hyperlink w:history="1" r:id="rIdrxoeja1z9rgs9p0azrin9">
         <w:r>
           <w:rPr>
             <w:color w:val="0563C1"/>
@@ -12741,7 +12790,7 @@
       <w:r>
         <w:t xml:space="preserve">Reich, David, et al. “</w:t>
       </w:r>
-      <w:hyperlink w:history="1" r:id="rIdiywvyvluxjyaplmrgq62v">
+      <w:hyperlink w:history="1" r:id="rIdxk_qc0estmlfkpuwtjl-w">
         <w:r>
           <w:rPr>
             <w:color w:val="0563C1"/>
@@ -12769,7 +12818,7 @@
       <w:r>
         <w:t xml:space="preserve">Chen, Fahu, et al. “</w:t>
       </w:r>
-      <w:hyperlink w:history="1" r:id="rId7lytjzcji6mgnpxde3i7k">
+      <w:hyperlink w:history="1" r:id="rIdj3rtthuedmfnee5j9pluo">
         <w:r>
           <w:rPr>
             <w:color w:val="0563C1"/>
@@ -12797,7 +12846,7 @@
       <w:r>
         <w:t xml:space="preserve">Higham, Tom, et al. “</w:t>
       </w:r>
-      <w:hyperlink w:history="1" r:id="rId_uqk_ly4pxztxjeswcwsg">
+      <w:hyperlink w:history="1" r:id="rIdswzmkdhpxvmu05bhmxmy0">
         <w:r>
           <w:rPr>
             <w:color w:val="0563C1"/>
@@ -12825,7 +12874,7 @@
       <w:r>
         <w:t xml:space="preserve">Sutikna, Thomas, et al. “</w:t>
       </w:r>
-      <w:hyperlink w:history="1" r:id="rIdjp6cbvlbfwnlfe3vefrzv">
+      <w:hyperlink w:history="1" r:id="rIdoint2buz6-p_jkn1bm3e-">
         <w:r>
           <w:rPr>
             <w:color w:val="0563C1"/>
@@ -12853,7 +12902,7 @@
       <w:r>
         <w:t xml:space="preserve">Oktaviana, Adhi Agus, et al. “</w:t>
       </w:r>
-      <w:hyperlink w:history="1" r:id="rId9giqljw0ithx8bx8vkybb">
+      <w:hyperlink w:history="1" r:id="rIdiz1bjltuetz3amdb1rav6">
         <w:r>
           <w:rPr>
             <w:color w:val="0563C1"/>
@@ -12881,7 +12930,7 @@
       <w:r>
         <w:t xml:space="preserve">Bennett, Matthew R., et al. “</w:t>
       </w:r>
-      <w:hyperlink w:history="1" r:id="rIdb6dvjq8glnylistgxhb_r">
+      <w:hyperlink w:history="1" r:id="rIdps84dmw6fmb0ufrcct-te">
         <w:r>
           <w:rPr>
             <w:color w:val="0563C1"/>
@@ -12909,7 +12958,7 @@
       <w:r>
         <w:t xml:space="preserve">Reich, David. </w:t>
       </w:r>
-      <w:hyperlink w:history="1" r:id="rIdjxmkpwpsbhuz2prxhbdz2">
+      <w:hyperlink w:history="1" r:id="rIdwxata30fke6dj598joicd">
         <w:r>
           <w:rPr>
             <w:color w:val="0563C1"/>
@@ -12935,9 +12984,9 @@
           <w:rFonts w:ascii="Amazon Ember" w:cs="Amazon Ember" w:eastAsia="Amazon Ember" w:hAnsi="Amazon Ember"/>
           <w:b/>
           <w:bCs/>
-          <w:color w:val="0000FF"/>
-          <w:sz w:val="36"/>
-          <w:szCs w:val="36"/>
+          <w:color w:val="1F4E79"/>
+          <w:sz w:val="32"/>
+          <w:szCs w:val="32"/>
         </w:rPr>
         <w:t xml:space="preserve">The Neolithic, from 10,000 BCE: The First Villages — Agriculture and the End of Wandering</w:t>
       </w:r>
@@ -12957,7 +13006,7 @@
       <w:r>
         <w:t xml:space="preserve">Dietrich, Oliver, et al. “</w:t>
       </w:r>
-      <w:hyperlink w:history="1" r:id="rIdfqcfrwhen7cip-5ocdwer">
+      <w:hyperlink w:history="1" r:id="rIdh418kvio4qorkgh44p70y">
         <w:r>
           <w:rPr>
             <w:color w:val="0563C1"/>
@@ -12985,7 +13034,7 @@
       <w:r>
         <w:t xml:space="preserve">Larson, Greger, et al. “</w:t>
       </w:r>
-      <w:hyperlink w:history="1" r:id="rIdv8m5tll8xl3vyl8av7ukv">
+      <w:hyperlink w:history="1" r:id="rIddso2xnf8xmgrdkzvecvl-">
         <w:r>
           <w:rPr>
             <w:color w:val="0563C1"/>
@@ -13013,7 +13062,7 @@
       <w:r>
         <w:t xml:space="preserve">Fuller, Dorian Q., et al. “</w:t>
       </w:r>
-      <w:hyperlink w:history="1" r:id="rIdy93em3n9ph_0mrupnwqvf">
+      <w:hyperlink w:history="1" r:id="rIdk-ymqcsvbhuki22ry1hb2">
         <w:r>
           <w:rPr>
             <w:color w:val="0563C1"/>
@@ -13041,7 +13090,7 @@
       <w:r>
         <w:t xml:space="preserve">Larsen, Clark Spencer. “</w:t>
       </w:r>
-      <w:hyperlink w:history="1" r:id="rIdnn1bif0_zar4ttzeo1e1j">
+      <w:hyperlink w:history="1" r:id="rIdzjusdjwx4gjsf1brxa1om">
         <w:r>
           <w:rPr>
             <w:color w:val="0563C1"/>
@@ -13069,7 +13118,7 @@
       <w:r>
         <w:t xml:space="preserve">Hodder, Ian. </w:t>
       </w:r>
-      <w:hyperlink w:history="1" r:id="rIdknmhvhgkffg9cceklo9bf">
+      <w:hyperlink w:history="1" r:id="rIden8r-oogttabvhjtu72x1">
         <w:r>
           <w:rPr>
             <w:color w:val="0563C1"/>
@@ -13097,7 +13146,7 @@
       <w:r>
         <w:t xml:space="preserve">Scott, James C. </w:t>
       </w:r>
-      <w:hyperlink w:history="1" r:id="rIdoeihijtsrs34t7lzemnw3">
+      <w:hyperlink w:history="1" r:id="rIdswks1kbc-lruhrolzbe6x">
         <w:r>
           <w:rPr>
             <w:color w:val="0563C1"/>
@@ -13139,9 +13188,9 @@
           <w:rFonts w:ascii="Amazon Ember" w:cs="Amazon Ember" w:eastAsia="Amazon Ember" w:hAnsi="Amazon Ember"/>
           <w:b/>
           <w:bCs/>
-          <w:color w:val="0000FF"/>
-          <w:sz w:val="36"/>
-          <w:szCs w:val="36"/>
+          <w:color w:val="1F4E79"/>
+          <w:sz w:val="32"/>
+          <w:szCs w:val="32"/>
         </w:rPr>
         <w:t xml:space="preserve">From 3200 BCE: Writing and Memory — How Humans Learned to Speak to the Future</w:t>
       </w:r>
@@ -13161,7 +13210,7 @@
       <w:r>
         <w:t xml:space="preserve">Schmandt-Besserat, Denise. </w:t>
       </w:r>
-      <w:hyperlink w:history="1" r:id="rIdaanqe9qa2mazve8rvdy9o">
+      <w:hyperlink w:history="1" r:id="rIddqeknkdawncx7sspcjfha">
         <w:r>
           <w:rPr>
             <w:color w:val="0563C1"/>
@@ -13189,7 +13238,7 @@
       <w:r>
         <w:t xml:space="preserve">Nissen, Hans J., Peter Damerow, and Robert K. Englund. </w:t>
       </w:r>
-      <w:hyperlink w:history="1" r:id="rIdpmf5bqcsbckzy0gjo1wyj">
+      <w:hyperlink w:history="1" r:id="rIdt5ec2xh8ohbtrytpzeiuy">
         <w:r>
           <w:rPr>
             <w:color w:val="0563C1"/>
@@ -13217,7 +13266,7 @@
       <w:r>
         <w:t xml:space="preserve">Houston, Stephen D., ed. </w:t>
       </w:r>
-      <w:hyperlink w:history="1" r:id="rIdby_t1lomqleth8a56go75">
+      <w:hyperlink w:history="1" r:id="rIdokdshbgqsypzirzz5aike">
         <w:r>
           <w:rPr>
             <w:color w:val="0563C1"/>
@@ -13245,7 +13294,7 @@
       <w:r>
         <w:t xml:space="preserve">Schacter, Daniel L. </w:t>
       </w:r>
-      <w:hyperlink w:history="1" r:id="rIdktw588sabld62ju7y4aoq">
+      <w:hyperlink w:history="1" r:id="rId6bbkeslosl0isqe1x94xl">
         <w:r>
           <w:rPr>
             <w:color w:val="0563C1"/>
@@ -13303,9 +13352,9 @@
           <w:rFonts w:ascii="Amazon Ember" w:cs="Amazon Ember" w:eastAsia="Amazon Ember" w:hAnsi="Amazon Ember"/>
           <w:b/>
           <w:bCs/>
-          <w:color w:val="0000FF"/>
-          <w:sz w:val="36"/>
-          <w:szCs w:val="36"/>
+          <w:color w:val="1F4E79"/>
+          <w:sz w:val="32"/>
+          <w:szCs w:val="32"/>
         </w:rPr>
         <w:t xml:space="preserve">The Bronze Age, 3100–1150 BCE: Gods and Kings — Mesopotamia, Egypt, and the First Empires</w:t>
       </w:r>
@@ -13325,7 +13374,7 @@
       <w:r>
         <w:t xml:space="preserve">Van De Mieroop, Marc. </w:t>
       </w:r>
-      <w:hyperlink w:history="1" r:id="rIdsx-hqua2vcuij4ethoojq">
+      <w:hyperlink w:history="1" r:id="rIdfewgul-df1qsnwhiuaefs">
         <w:r>
           <w:rPr>
             <w:color w:val="0563C1"/>
@@ -13353,7 +13402,7 @@
       <w:r>
         <w:t xml:space="preserve">Lehner, Mark, and Zahi Hawass. </w:t>
       </w:r>
-      <w:hyperlink w:history="1" r:id="rIdlbdi7wi5s8w3gnj-echjr">
+      <w:hyperlink w:history="1" r:id="rIdlbqwpgfbtbaxv5x_rg_0p">
         <w:r>
           <w:rPr>
             <w:color w:val="0563C1"/>
@@ -13381,7 +13430,7 @@
       <w:r>
         <w:t xml:space="preserve">Edgerton, William F. “</w:t>
       </w:r>
-      <w:hyperlink w:history="1" r:id="rIdr_ket3d04vtr1emzlqrjn">
+      <w:hyperlink w:history="1" r:id="rIdpilxs3a5s2_hf_6zbj_so">
         <w:r>
           <w:rPr>
             <w:color w:val="0563C1"/>
@@ -13409,7 +13458,7 @@
       <w:r>
         <w:t xml:space="preserve">Roth, Martha T. </w:t>
       </w:r>
-      <w:hyperlink w:history="1" r:id="rIdwsfvgijelgxeqmzipzmkq">
+      <w:hyperlink w:history="1" r:id="rId-fgvlkwtr1c9xfg_mnq99">
         <w:r>
           <w:rPr>
             <w:color w:val="0563C1"/>
@@ -13437,7 +13486,7 @@
       <w:r>
         <w:t xml:space="preserve">Bryce, Trevor. </w:t>
       </w:r>
-      <w:hyperlink w:history="1" r:id="rId0e2uzl5q5erlrzem5mlto">
+      <w:hyperlink w:history="1" r:id="rIdwixa3jc7ndokj4gexkvxj">
         <w:r>
           <w:rPr>
             <w:color w:val="0563C1"/>
@@ -13465,7 +13514,7 @@
       <w:r>
         <w:t xml:space="preserve">Parkinson, Richard. </w:t>
       </w:r>
-      <w:hyperlink w:history="1" r:id="rIdsjvkmvhyyajlenc08qg7v">
+      <w:hyperlink w:history="1" r:id="rIdel_r98a9mnb3zsndioilt">
         <w:r>
           <w:rPr>
             <w:color w:val="0563C1"/>
@@ -13491,9 +13540,9 @@
           <w:rFonts w:ascii="Amazon Ember" w:cs="Amazon Ember" w:eastAsia="Amazon Ember" w:hAnsi="Amazon Ember"/>
           <w:b/>
           <w:bCs/>
-          <w:color w:val="0000FF"/>
-          <w:sz w:val="36"/>
-          <w:szCs w:val="36"/>
+          <w:color w:val="1F4E79"/>
+          <w:sz w:val="32"/>
+          <w:szCs w:val="32"/>
         </w:rPr>
         <w:t xml:space="preserve">1600 BCE to 589 CE: The Middle Kingdom — China’s Long Civilization</w:t>
       </w:r>
@@ -13513,7 +13562,7 @@
       <w:r>
         <w:t xml:space="preserve">Keightley, David N. </w:t>
       </w:r>
-      <w:hyperlink w:history="1" r:id="rIddson2xdij6u3ktmht_spj">
+      <w:hyperlink w:history="1" r:id="rIdnj7an4ees6k8m54on3hy-">
         <w:r>
           <w:rPr>
             <w:color w:val="0563C1"/>
@@ -13541,7 +13590,7 @@
       <w:r>
         <w:t xml:space="preserve">Lewis, Mark Edward. </w:t>
       </w:r>
-      <w:hyperlink w:history="1" r:id="rId2kunymftcn-e_hlpv5ihl">
+      <w:hyperlink w:history="1" r:id="rId6okssh3zxxicypdxlqpam">
         <w:r>
           <w:rPr>
             <w:color w:val="0563C1"/>
@@ -13569,7 +13618,7 @@
       <w:r>
         <w:t xml:space="preserve">Elman, Benjamin A. </w:t>
       </w:r>
-      <w:hyperlink w:history="1" r:id="rIdceh-8qk9onq4_ui6saozu">
+      <w:hyperlink w:history="1" r:id="rIdhzeoufah2r_fyq45z7j_6">
         <w:r>
           <w:rPr>
             <w:color w:val="0563C1"/>
@@ -13597,7 +13646,7 @@
       <w:r>
         <w:t xml:space="preserve">Liu, Li, and Xingcan Chen. </w:t>
       </w:r>
-      <w:hyperlink w:history="1" r:id="rIdzhuvcymikr1sdvld7sspm">
+      <w:hyperlink w:history="1" r:id="rIdff6xp--gh7pq-xtyhq8xm">
         <w:r>
           <w:rPr>
             <w:color w:val="0563C1"/>
@@ -13623,9 +13672,9 @@
           <w:rFonts w:ascii="Amazon Ember" w:cs="Amazon Ember" w:eastAsia="Amazon Ember" w:hAnsi="Amazon Ember"/>
           <w:b/>
           <w:bCs/>
-          <w:color w:val="0000FF"/>
-          <w:sz w:val="36"/>
-          <w:szCs w:val="36"/>
+          <w:color w:val="1F4E79"/>
+          <w:sz w:val="32"/>
+          <w:szCs w:val="32"/>
         </w:rPr>
         <w:t xml:space="preserve">2600 BCE to 550 CE: The Subcontinent — Zero, Gods, and Glorious Complexity</w:t>
       </w:r>
@@ -13645,7 +13694,7 @@
       <w:r>
         <w:t xml:space="preserve">Possehl, Gregory L. </w:t>
       </w:r>
-      <w:hyperlink w:history="1" r:id="rId2i-3kuybglkql-arwdum8">
+      <w:hyperlink w:history="1" r:id="rIdgug7bw5tocsw1rz5cwfwv">
         <w:r>
           <w:rPr>
             <w:color w:val="0563C1"/>
@@ -13673,7 +13722,7 @@
       <w:r>
         <w:t xml:space="preserve">Thapar, Romila. </w:t>
       </w:r>
-      <w:hyperlink w:history="1" r:id="rIdiuetcm5m4kf_8z0vqverj">
+      <w:hyperlink w:history="1" r:id="rIdw_jqfbyhsdhv2dluep2ro">
         <w:r>
           <w:rPr>
             <w:color w:val="0563C1"/>
@@ -13701,7 +13750,7 @@
       <w:r>
         <w:t xml:space="preserve">Plofker, Kim. </w:t>
       </w:r>
-      <w:hyperlink w:history="1" r:id="rId-sx5-jauie1aoboy5q9fh">
+      <w:hyperlink w:history="1" r:id="rIdakz8nl8qcwyj35d-ycx0c">
         <w:r>
           <w:rPr>
             <w:color w:val="0563C1"/>
@@ -13729,7 +13778,7 @@
       <w:r>
         <w:t xml:space="preserve">Dirks, Nicholas B. </w:t>
       </w:r>
-      <w:hyperlink w:history="1" r:id="rId1td2jmkfrpovxbm0drw_x">
+      <w:hyperlink w:history="1" r:id="rIdja92f3ok4m3rsqxwdyhmn">
         <w:r>
           <w:rPr>
             <w:color w:val="0563C1"/>
@@ -13757,7 +13806,7 @@
       <w:r>
         <w:t xml:space="preserve">Dundas, Paul. </w:t>
       </w:r>
-      <w:hyperlink w:history="1" r:id="rId_lpzr8aypy8swysr6c5d6">
+      <w:hyperlink w:history="1" r:id="rId4tcc450ykwvj_ywqhy20c">
         <w:r>
           <w:rPr>
             <w:color w:val="0563C1"/>
@@ -13799,9 +13848,9 @@
           <w:rFonts w:ascii="Amazon Ember" w:cs="Amazon Ember" w:eastAsia="Amazon Ember" w:hAnsi="Amazon Ember"/>
           <w:b/>
           <w:bCs/>
-          <w:color w:val="0000FF"/>
-          <w:sz w:val="36"/>
-          <w:szCs w:val="36"/>
+          <w:color w:val="1F4E79"/>
+          <w:sz w:val="32"/>
+          <w:szCs w:val="32"/>
         </w:rPr>
         <w:t xml:space="preserve">Classical Greece, 508–323 BCE: Democracy’s Experiment — Ancient Greece</w:t>
       </w:r>
@@ -13837,7 +13886,7 @@
       <w:r>
         <w:t xml:space="preserve">Cartledge, Paul. </w:t>
       </w:r>
-      <w:hyperlink w:history="1" r:id="rId4jjlkrnhrfdgga1r7vt6s">
+      <w:hyperlink w:history="1" r:id="rIdoiiphpdvpmpi452a25hls">
         <w:r>
           <w:rPr>
             <w:color w:val="0563C1"/>
@@ -13865,7 +13914,7 @@
       <w:r>
         <w:t xml:space="preserve">Freeth, Tony, et al. “</w:t>
       </w:r>
-      <w:hyperlink w:history="1" r:id="rIdncu-nety_e8i7s19w4mik">
+      <w:hyperlink w:history="1" r:id="rIdahtz_u50meqdggln54bsc">
         <w:r>
           <w:rPr>
             <w:color w:val="0563C1"/>
@@ -13893,7 +13942,7 @@
       <w:r>
         <w:t xml:space="preserve">Freeth, Tony, et al. “</w:t>
       </w:r>
-      <w:hyperlink w:history="1" r:id="rIdons1lnozhxjy2evfu0xey">
+      <w:hyperlink w:history="1" r:id="rIdo7xdd05mwk_2e495ttupp">
         <w:r>
           <w:rPr>
             <w:color w:val="0563C1"/>
@@ -13919,9 +13968,9 @@
           <w:rFonts w:ascii="Amazon Ember" w:cs="Amazon Ember" w:eastAsia="Amazon Ember" w:hAnsi="Amazon Ember"/>
           <w:b/>
           <w:bCs/>
-          <w:color w:val="0000FF"/>
-          <w:sz w:val="36"/>
-          <w:szCs w:val="36"/>
+          <w:color w:val="1F4E79"/>
+          <w:sz w:val="32"/>
+          <w:szCs w:val="32"/>
         </w:rPr>
         <w:t xml:space="preserve">The 8th Century BCE to 476 CE: Rome — The Empire That Built the World and Broke It</w:t>
       </w:r>
@@ -13941,7 +13990,7 @@
       <w:r>
         <w:t xml:space="preserve">Beard, Mary. </w:t>
       </w:r>
-      <w:hyperlink w:history="1" r:id="rId0yr57ym9x6ajj7xn4wg_w">
+      <w:hyperlink w:history="1" r:id="rIdarrdapz9fxaylwnfvleud">
         <w:r>
           <w:rPr>
             <w:color w:val="0563C1"/>
@@ -13969,7 +14018,7 @@
       <w:r>
         <w:t xml:space="preserve">Ward-Perkins, Bryan. </w:t>
       </w:r>
-      <w:hyperlink w:history="1" r:id="rIdsaaf5crrrun5kaxuznkof">
+      <w:hyperlink w:history="1" r:id="rIdxrrivcqra5bem5umonbxw">
         <w:r>
           <w:rPr>
             <w:color w:val="0563C1"/>
@@ -13997,7 +14046,7 @@
       <w:r>
         <w:t xml:space="preserve">Brown, Peter. </w:t>
       </w:r>
-      <w:hyperlink w:history="1" r:id="rIdcs7uiib7al8ftsdf_lqeh">
+      <w:hyperlink w:history="1" r:id="rIdf0kaabrljm0isysq_rah4">
         <w:r>
           <w:rPr>
             <w:color w:val="0563C1"/>
@@ -14025,7 +14074,7 @@
       <w:r>
         <w:t xml:space="preserve">Harper, Kyle. </w:t>
       </w:r>
-      <w:hyperlink w:history="1" r:id="rIdvl3i8gd8deazqkyxmjbso">
+      <w:hyperlink w:history="1" r:id="rIdkc_rwcn8xz78peefxjvoq">
         <w:r>
           <w:rPr>
             <w:color w:val="0563C1"/>
@@ -14051,9 +14100,9 @@
           <w:rFonts w:ascii="Amazon Ember" w:cs="Amazon Ember" w:eastAsia="Amazon Ember" w:hAnsi="Amazon Ember"/>
           <w:b/>
           <w:bCs/>
-          <w:color w:val="0000FF"/>
-          <w:sz w:val="36"/>
-          <w:szCs w:val="36"/>
+          <w:color w:val="1F4E79"/>
+          <w:sz w:val="32"/>
+          <w:szCs w:val="32"/>
         </w:rPr>
         <w:t xml:space="preserve">The 5th Century BCE to 1291 CE: Faiths, Crusades, and the Medieval World</w:t>
       </w:r>
@@ -14073,7 +14122,7 @@
       <w:r>
         <w:t xml:space="preserve">Kennedy, Hugh. </w:t>
       </w:r>
-      <w:hyperlink w:history="1" r:id="rIdun5gzdaj2wye_jnvlkoyp">
+      <w:hyperlink w:history="1" r:id="rIdesiu2xyv19cptifkx7u3v">
         <w:r>
           <w:rPr>
             <w:color w:val="0563C1"/>
@@ -14101,7 +14150,7 @@
       <w:r>
         <w:t xml:space="preserve">Gutas, Dimitri. </w:t>
       </w:r>
-      <w:hyperlink w:history="1" r:id="rIdylbeuj9z9gt0fauim0ain">
+      <w:hyperlink w:history="1" r:id="rIdtsvioktoaqdnb6hxzkkbb">
         <w:r>
           <w:rPr>
             <w:color w:val="0563C1"/>
@@ -14129,7 +14178,7 @@
       <w:r>
         <w:t xml:space="preserve">Riley-Smith, Jonathan. </w:t>
       </w:r>
-      <w:hyperlink w:history="1" r:id="rIduadg9boqcp7lq7ujskvsi">
+      <w:hyperlink w:history="1" r:id="rIdgsxhscld3hluec23y33f1">
         <w:r>
           <w:rPr>
             <w:color w:val="0563C1"/>
@@ -14157,7 +14206,7 @@
       <w:r>
         <w:t xml:space="preserve">Phillips, Jonathan. </w:t>
       </w:r>
-      <w:hyperlink w:history="1" r:id="rIdy-c1mhtqlbisxy3ubf7aq">
+      <w:hyperlink w:history="1" r:id="rIdgosgtr8llukokw-sw_byx">
         <w:r>
           <w:rPr>
             <w:color w:val="0563C1"/>
@@ -14185,7 +14234,7 @@
       <w:r>
         <w:t xml:space="preserve">Stark, Rodney. </w:t>
       </w:r>
-      <w:hyperlink w:history="1" r:id="rIdlcbfudbsdgiwncgzqkhsw">
+      <w:hyperlink w:history="1" r:id="rId_k9id2kjc71owwuaek0gb">
         <w:r>
           <w:rPr>
             <w:color w:val="0563C1"/>
@@ -14211,9 +14260,9 @@
           <w:rFonts w:ascii="Amazon Ember" w:cs="Amazon Ember" w:eastAsia="Amazon Ember" w:hAnsi="Amazon Ember"/>
           <w:b/>
           <w:bCs/>
-          <w:color w:val="0000FF"/>
-          <w:sz w:val="36"/>
-          <w:szCs w:val="36"/>
+          <w:color w:val="1F4E79"/>
+          <w:sz w:val="32"/>
+          <w:szCs w:val="32"/>
         </w:rPr>
         <w:t xml:space="preserve">The Early Middle Ages, 476–1000 CE: The Allegedly Dark Ages</w:t>
       </w:r>
@@ -14233,7 +14282,7 @@
       <w:r>
         <w:t xml:space="preserve">Mommsen, Theodor E. “</w:t>
       </w:r>
-      <w:hyperlink w:history="1" r:id="rIdacq01wbfugfmjt0s_xliy">
+      <w:hyperlink w:history="1" r:id="rId5xo6mwujtvkv9kyfamnfq">
         <w:r>
           <w:rPr>
             <w:color w:val="0563C1"/>
@@ -14261,7 +14310,7 @@
       <w:r>
         <w:t xml:space="preserve">Wickham, Chris. </w:t>
       </w:r>
-      <w:hyperlink w:history="1" r:id="rIdn4vrfsm5ov4_uwxbgvp2o">
+      <w:hyperlink w:history="1" r:id="rIdpq_pmh_ox0dmykrvpwg3k">
         <w:r>
           <w:rPr>
             <w:color w:val="0563C1"/>
@@ -14289,7 +14338,7 @@
       <w:r>
         <w:t xml:space="preserve">Russell, Jeffrey Burton. </w:t>
       </w:r>
-      <w:hyperlink w:history="1" r:id="rId1tscxp8ao1c_3-uemkxcn">
+      <w:hyperlink w:history="1" r:id="rId7khir98_5oe2dvtboq5hf">
         <w:r>
           <w:rPr>
             <w:color w:val="0563C1"/>
@@ -14331,9 +14380,9 @@
           <w:rFonts w:ascii="Amazon Ember" w:cs="Amazon Ember" w:eastAsia="Amazon Ember" w:hAnsi="Amazon Ember"/>
           <w:b/>
           <w:bCs/>
-          <w:color w:val="0000FF"/>
-          <w:sz w:val="36"/>
-          <w:szCs w:val="36"/>
+          <w:color w:val="1F4E79"/>
+          <w:sz w:val="32"/>
+          <w:szCs w:val="32"/>
         </w:rPr>
         <w:t xml:space="preserve">The 2nd Century BCE to 1368 CE: Silk, Steppe, and Plague — The Roads That Connected Everyone, Including the Germs</w:t>
       </w:r>
@@ -14353,7 +14402,7 @@
       <w:r>
         <w:t xml:space="preserve">Hansen, Valerie. </w:t>
       </w:r>
-      <w:hyperlink w:history="1" r:id="rIdtaieyqlr_rvknl3tistxw">
+      <w:hyperlink w:history="1" r:id="rIdp7kkufyd-uncjiehd-sai">
         <w:r>
           <w:rPr>
             <w:color w:val="0563C1"/>
@@ -14381,7 +14430,7 @@
       <w:r>
         <w:t xml:space="preserve">Spyrou, Maria A., et al. “</w:t>
       </w:r>
-      <w:hyperlink w:history="1" r:id="rId97medn6i_zsmodllbig4g">
+      <w:hyperlink w:history="1" r:id="rId2szmas6wf6e2uezi4fovd">
         <w:r>
           <w:rPr>
             <w:color w:val="0563C1"/>
@@ -14409,7 +14458,7 @@
       <w:r>
         <w:t xml:space="preserve">Wheelis, Mark. “</w:t>
       </w:r>
-      <w:hyperlink w:history="1" r:id="rId8a5ivmmfbm8ahtektw0xr">
+      <w:hyperlink w:history="1" r:id="rId--wz4cpzluyo28ai_fwwm">
         <w:r>
           <w:rPr>
             <w:color w:val="0563C1"/>
@@ -14437,7 +14486,7 @@
       <w:r>
         <w:t xml:space="preserve">Dean, Katharine R., et al. “</w:t>
       </w:r>
-      <w:hyperlink w:history="1" r:id="rIdajwllpoplghrgedmu7kmk">
+      <w:hyperlink w:history="1" r:id="rIdxqbyif0szugpvyl9zakdw">
         <w:r>
           <w:rPr>
             <w:color w:val="0563C1"/>
@@ -14465,7 +14514,7 @@
       <w:r>
         <w:t xml:space="preserve">Benedictow, Ole J. </w:t>
       </w:r>
-      <w:hyperlink w:history="1" r:id="rIdjsjhw69rziy1opqze31e4">
+      <w:hyperlink w:history="1" r:id="rIdu4dl4z4i_jfqxsy3xvp5j">
         <w:r>
           <w:rPr>
             <w:color w:val="0563C1"/>
@@ -14507,9 +14556,9 @@
           <w:rFonts w:ascii="Amazon Ember" w:cs="Amazon Ember" w:eastAsia="Amazon Ember" w:hAnsi="Amazon Ember"/>
           <w:b/>
           <w:bCs/>
-          <w:color w:val="0000FF"/>
-          <w:sz w:val="36"/>
-          <w:szCs w:val="36"/>
+          <w:color w:val="1F4E79"/>
+          <w:sz w:val="32"/>
+          <w:szCs w:val="32"/>
         </w:rPr>
         <w:t xml:space="preserve">The 8th Century BCE to 1897 CE: Gold, Salt, and Stone — The Kingdoms of Africa</w:t>
       </w:r>
@@ -14529,7 +14578,7 @@
       <w:r>
         <w:t xml:space="preserve">Gomez, Michael A. </w:t>
       </w:r>
-      <w:hyperlink w:history="1" r:id="rIdtqi-3stqwdazquxcdhlxa">
+      <w:hyperlink w:history="1" r:id="rIdngo0jtvfdt7tgni-ydazd">
         <w:r>
           <w:rPr>
             <w:color w:val="0563C1"/>
@@ -14589,7 +14638,7 @@
       <w:r>
         <w:t xml:space="preserve">Edwards, David N. </w:t>
       </w:r>
-      <w:hyperlink w:history="1" r:id="rIdkzxi7mjw_de4xnyxy88ak">
+      <w:hyperlink w:history="1" r:id="rIdnqzmrjprjvm5bpxuljaxy">
         <w:r>
           <w:rPr>
             <w:color w:val="0563C1"/>
@@ -14617,7 +14666,7 @@
       <w:r>
         <w:t xml:space="preserve">Pikirayi, Innocent. </w:t>
       </w:r>
-      <w:hyperlink w:history="1" r:id="rIdbi_siza6b5twlhtikcm7x">
+      <w:hyperlink w:history="1" r:id="rIdp46mkrydyzvgfec_3glpu">
         <w:r>
           <w:rPr>
             <w:color w:val="0563C1"/>
@@ -14645,7 +14694,7 @@
       <w:r>
         <w:t xml:space="preserve">Hicks, Dan. </w:t>
       </w:r>
-      <w:hyperlink w:history="1" r:id="rIdac-cn2qdknzh-k9e4kydv">
+      <w:hyperlink w:history="1" r:id="rId3yjhq8rxj3ua1hakfcsvo">
         <w:r>
           <w:rPr>
             <w:color w:val="0563C1"/>
@@ -14671,9 +14720,9 @@
           <w:rFonts w:ascii="Amazon Ember" w:cs="Amazon Ember" w:eastAsia="Amazon Ember" w:hAnsi="Amazon Ember"/>
           <w:b/>
           <w:bCs/>
-          <w:color w:val="0000FF"/>
-          <w:sz w:val="36"/>
-          <w:szCs w:val="36"/>
+          <w:color w:val="1F4E79"/>
+          <w:sz w:val="32"/>
+          <w:szCs w:val="32"/>
         </w:rPr>
         <w:t xml:space="preserve">1482 to Today: The Richness Moved — Africa’s Resources and Who Took Them</w:t>
       </w:r>
@@ -14693,7 +14742,7 @@
       <w:r>
         <w:t xml:space="preserve">Thornton, John K. </w:t>
       </w:r>
-      <w:hyperlink w:history="1" r:id="rId-mahws6t8pbkok88wmvjl">
+      <w:hyperlink w:history="1" r:id="rIdvilgnvzyqhffxts0i4xdw">
         <w:r>
           <w:rPr>
             <w:color w:val="0563C1"/>
@@ -14721,7 +14770,7 @@
       <w:r>
         <w:t xml:space="preserve">McCaskie, T. C. </w:t>
       </w:r>
-      <w:hyperlink w:history="1" r:id="rId2bzh7eongu6iav9u95gsg">
+      <w:hyperlink w:history="1" r:id="rIdtj4-xfopd3dnvebzvfgnt">
         <w:r>
           <w:rPr>
             <w:color w:val="0563C1"/>
@@ -14749,7 +14798,7 @@
       <w:r>
         <w:t xml:space="preserve">Hochschild, Adam. </w:t>
       </w:r>
-      <w:hyperlink w:history="1" r:id="rIdjowp4osstkyjbm52sp2rl">
+      <w:hyperlink w:history="1" r:id="rIdwiqk5bdckywzz2um_poza">
         <w:r>
           <w:rPr>
             <w:color w:val="0563C1"/>
@@ -14793,7 +14842,7 @@
       <w:r>
         <w:t xml:space="preserve">Kara, Siddharth. </w:t>
       </w:r>
-      <w:hyperlink w:history="1" r:id="rIdswkklovugnle9r_5sazoq">
+      <w:hyperlink w:history="1" r:id="rIdo_-inyrmn-asbzw8pyk4j">
         <w:r>
           <w:rPr>
             <w:color w:val="0563C1"/>
@@ -14819,9 +14868,9 @@
           <w:rFonts w:ascii="Amazon Ember" w:cs="Amazon Ember" w:eastAsia="Amazon Ember" w:hAnsi="Amazon Ember"/>
           <w:b/>
           <w:bCs/>
-          <w:color w:val="0000FF"/>
-          <w:sz w:val="36"/>
-          <w:szCs w:val="36"/>
+          <w:color w:val="1F4E79"/>
+          <w:sz w:val="32"/>
+          <w:szCs w:val="32"/>
         </w:rPr>
         <w:t xml:space="preserve">2600 BCE to 1491 CE: Before Columbus — Cities, Corn, and Knotted String</w:t>
       </w:r>
@@ -14841,7 +14890,7 @@
       <w:r>
         <w:t xml:space="preserve">Mann, Charles C. </w:t>
       </w:r>
-      <w:hyperlink w:history="1" r:id="rIdsefdmmlfnbw21hhgahvpm">
+      <w:hyperlink w:history="1" r:id="rIdvv8dsnsnitsinmlj1yhvq">
         <w:r>
           <w:rPr>
             <w:color w:val="0563C1"/>
@@ -14869,7 +14918,7 @@
       <w:r>
         <w:t xml:space="preserve">Matsuoka, Yoshihiro, et al. “</w:t>
       </w:r>
-      <w:hyperlink w:history="1" r:id="rIdjvc4xkqunldzjx3pogkyc">
+      <w:hyperlink w:history="1" r:id="rId1guwtmvxxrdo8fk9h1ojt">
         <w:r>
           <w:rPr>
             <w:color w:val="0563C1"/>
@@ -14897,7 +14946,7 @@
       <w:r>
         <w:t xml:space="preserve">Shady Solis, Ruth, Jonathan Haas, and Winifred Creamer. “</w:t>
       </w:r>
-      <w:hyperlink w:history="1" r:id="rIdsj9xz-6aq9m7vuycymq15">
+      <w:hyperlink w:history="1" r:id="rId0y_4anxuwnrscd9fs27vx">
         <w:r>
           <w:rPr>
             <w:color w:val="0563C1"/>
@@ -14925,7 +14974,7 @@
       <w:r>
         <w:t xml:space="preserve">Urton, Gary. </w:t>
       </w:r>
-      <w:hyperlink w:history="1" r:id="rIdzgq5k5yi7-yxoimumtbkx">
+      <w:hyperlink w:history="1" r:id="rIdlls2e3xcgnvvnuvzrycev">
         <w:r>
           <w:rPr>
             <w:color w:val="0563C1"/>
@@ -14953,7 +15002,7 @@
       <w:r>
         <w:t xml:space="preserve">Denevan, William M., ed. </w:t>
       </w:r>
-      <w:hyperlink w:history="1" r:id="rId6rpldtx7amqtdwj_o3ym-">
+      <w:hyperlink w:history="1" r:id="rIdtyap-z_zemqjrfiugnfyf">
         <w:r>
           <w:rPr>
             <w:color w:val="0563C1"/>
@@ -14981,7 +15030,7 @@
       <w:r>
         <w:t xml:space="preserve">Henige, David. </w:t>
       </w:r>
-      <w:hyperlink w:history="1" r:id="rIdmfgjeh9ti68wqztp0hsjt">
+      <w:hyperlink w:history="1" r:id="rIdxaxjuzgwobzmfwjqnzmac">
         <w:r>
           <w:rPr>
             <w:color w:val="0563C1"/>
@@ -15009,7 +15058,7 @@
       <w:r>
         <w:t xml:space="preserve">Koch, Alexander, Chris Brierley, Mark M. Maslin, and Simon L. Lewis. “</w:t>
       </w:r>
-      <w:hyperlink w:history="1" r:id="rIdj4__oas660boy4f65oihw">
+      <w:hyperlink w:history="1" r:id="rIdk_2csnrqpcdbbhr9ixe7y">
         <w:r>
           <w:rPr>
             <w:color w:val="0563C1"/>
@@ -15037,7 +15086,7 @@
       <w:r>
         <w:t xml:space="preserve">Ioannidis, Alexander G., et al. “</w:t>
       </w:r>
-      <w:hyperlink w:history="1" r:id="rId-e4thx38znykjodof5quz">
+      <w:hyperlink w:history="1" r:id="rIdej5m4cm1krr-u7a4x2wt0">
         <w:r>
           <w:rPr>
             <w:color w:val="0563C1"/>
@@ -15065,7 +15114,7 @@
       <w:r>
         <w:t xml:space="preserve">Pauketat, Timothy R. </w:t>
       </w:r>
-      <w:hyperlink w:history="1" r:id="rIdngqhvix_2i5hpz4sly87t">
+      <w:hyperlink w:history="1" r:id="rIddnasjqvevnsyt9weqjqmj">
         <w:r>
           <w:rPr>
             <w:color w:val="0563C1"/>
@@ -15093,7 +15142,7 @@
       <w:r>
         <w:t xml:space="preserve">Dobyns, Henry F. “</w:t>
       </w:r>
-      <w:hyperlink w:history="1" r:id="rIdbttqrykdpkyepd2rybdms">
+      <w:hyperlink w:history="1" r:id="rIdtvz7ivsvkd9tchj5bt04x">
         <w:r>
           <w:rPr>
             <w:color w:val="0563C1"/>
@@ -15119,9 +15168,9 @@
           <w:rFonts w:ascii="Amazon Ember" w:cs="Amazon Ember" w:eastAsia="Amazon Ember" w:hAnsi="Amazon Ember"/>
           <w:b/>
           <w:bCs/>
-          <w:color w:val="0000FF"/>
-          <w:sz w:val="36"/>
-          <w:szCs w:val="36"/>
+          <w:color w:val="1F4E79"/>
+          <w:sz w:val="32"/>
+          <w:szCs w:val="32"/>
         </w:rPr>
         <w:t xml:space="preserve">The 15th to 17th Centuries: Ships, Gunpowder, and Gold — Exploration, Conquest, and the Colonial Age</w:t>
       </w:r>
@@ -15154,7 +15203,7 @@
         </w:rPr>
         <w:t xml:space="preserve">The voyages database behind those numbers. </w:t>
       </w:r>
-      <w:hyperlink w:history="1" r:id="rIdjbbifg6x18ggakdzpm3pj">
+      <w:hyperlink w:history="1" r:id="rId66wco8zcbtcohr68joglu">
         <w:r>
           <w:rPr>
             <w:color w:val="0563C1"/>
@@ -15182,7 +15231,7 @@
       <w:r>
         <w:t xml:space="preserve">Equiano, Olaudah. </w:t>
       </w:r>
-      <w:hyperlink w:history="1" r:id="rIdeuzrrb2wqqdw9dwldne5l">
+      <w:hyperlink w:history="1" r:id="rId0owbvf2bsycnkywhpfqrj">
         <w:r>
           <w:rPr>
             <w:color w:val="0563C1"/>
@@ -15210,7 +15259,7 @@
       <w:r>
         <w:t xml:space="preserve">Carretta, Vincent. </w:t>
       </w:r>
-      <w:hyperlink w:history="1" r:id="rId05mj1oopmbka4wmv7j7g3">
+      <w:hyperlink w:history="1" r:id="rId6j5lygcck7kunzta852av">
         <w:r>
           <w:rPr>
             <w:color w:val="0563C1"/>
@@ -15238,7 +15287,7 @@
       <w:r>
         <w:t xml:space="preserve">Hurston, Zora Neale. </w:t>
       </w:r>
-      <w:hyperlink w:history="1" r:id="rIdxfp3ewrnr0vn9gyabpv6i">
+      <w:hyperlink w:history="1" r:id="rId1bujc7k_xyaotc2n0d3cl">
         <w:r>
           <w:rPr>
             <w:color w:val="0563C1"/>
@@ -15266,7 +15315,7 @@
       <w:r>
         <w:t xml:space="preserve">Diouf, Sylviane A. </w:t>
       </w:r>
-      <w:hyperlink w:history="1" r:id="rIdty6i5ihr91xgltlx5qm1g">
+      <w:hyperlink w:history="1" r:id="rIdrikcjjuhwsakuyrz9csqd">
         <w:r>
           <w:rPr>
             <w:color w:val="0563C1"/>
@@ -15294,7 +15343,7 @@
       <w:r>
         <w:t xml:space="preserve">Livi Bacci, Massimo. </w:t>
       </w:r>
-      <w:hyperlink w:history="1" r:id="rId7k8xnmb7voc4oxc9ivfrl">
+      <w:hyperlink w:history="1" r:id="rIdiphwykamw6b-p453xn-gj">
         <w:r>
           <w:rPr>
             <w:color w:val="0563C1"/>
@@ -15322,7 +15371,7 @@
       <w:r>
         <w:t xml:space="preserve">Reséndez, Andrés. </w:t>
       </w:r>
-      <w:hyperlink w:history="1" r:id="rIdssw6arnudvl4kg1xjzu2l">
+      <w:hyperlink w:history="1" r:id="rIditz-xfwue4wki1hzmvqba">
         <w:r>
           <w:rPr>
             <w:color w:val="0563C1"/>
@@ -15350,7 +15399,7 @@
       <w:r>
         <w:t xml:space="preserve">Dreyer, Edward L. </w:t>
       </w:r>
-      <w:hyperlink w:history="1" r:id="rIdgftwrmxku4oeyzyysfqip">
+      <w:hyperlink w:history="1" r:id="rIdhcwmkxisudkwvxd4km1le">
         <w:r>
           <w:rPr>
             <w:color w:val="0563C1"/>
@@ -15376,9 +15425,9 @@
           <w:rFonts w:ascii="Amazon Ember" w:cs="Amazon Ember" w:eastAsia="Amazon Ember" w:hAnsi="Amazon Ember"/>
           <w:b/>
           <w:bCs/>
-          <w:color w:val="0000FF"/>
-          <w:sz w:val="36"/>
-          <w:szCs w:val="36"/>
+          <w:color w:val="1F4E79"/>
+          <w:sz w:val="32"/>
+          <w:szCs w:val="32"/>
         </w:rPr>
         <w:t xml:space="preserve">1450 to the Late 1800s: Machines and Manifestos — Renaissance, Enlightenment, and Industry</w:t>
       </w:r>
@@ -15398,7 +15447,7 @@
       <w:r>
         <w:t xml:space="preserve">Eisenstein, Elizabeth L. </w:t>
       </w:r>
-      <w:hyperlink w:history="1" r:id="rId2td85bavqa696z_dlvjfl">
+      <w:hyperlink w:history="1" r:id="rIdmr3lxjfxpii4a6un1p-0l">
         <w:r>
           <w:rPr>
             <w:color w:val="0563C1"/>
@@ -15426,7 +15475,7 @@
       <w:r>
         <w:t xml:space="preserve">Allen, Robert C. </w:t>
       </w:r>
-      <w:hyperlink w:history="1" r:id="rIdmhqmhzarbx6szx-qh4dcw">
+      <w:hyperlink w:history="1" r:id="rIdc3nbajsrdl4z1j_eobj5v">
         <w:r>
           <w:rPr>
             <w:color w:val="0563C1"/>
@@ -15454,7 +15503,7 @@
       <w:r>
         <w:t xml:space="preserve">Humphries, Jane. </w:t>
       </w:r>
-      <w:hyperlink w:history="1" r:id="rId__xsrvluz4waft6ezg8wq">
+      <w:hyperlink w:history="1" r:id="rIdc50sepnkjgatzn50x57il">
         <w:r>
           <w:rPr>
             <w:color w:val="0563C1"/>
@@ -15482,7 +15531,7 @@
       <w:r>
         <w:t xml:space="preserve">Pomeranz, Kenneth. </w:t>
       </w:r>
-      <w:hyperlink w:history="1" r:id="rId-fujoakasqb3bpwmzu2vb">
+      <w:hyperlink w:history="1" r:id="rIdiokstqrlruxqipev5tnq5">
         <w:r>
           <w:rPr>
             <w:color w:val="0563C1"/>
@@ -15510,7 +15559,7 @@
       <w:r>
         <w:t xml:space="preserve">Bell, Michelle L., and Devra Lee Davis. “</w:t>
       </w:r>
-      <w:hyperlink w:history="1" r:id="rIdtyoo7ztszfku8mrnevkns">
+      <w:hyperlink w:history="1" r:id="rId4ducwtbqiwqqv1xlhcjlh">
         <w:r>
           <w:rPr>
             <w:color w:val="0563C1"/>
@@ -15536,9 +15585,9 @@
           <w:rFonts w:ascii="Amazon Ember" w:cs="Amazon Ember" w:eastAsia="Amazon Ember" w:hAnsi="Amazon Ember"/>
           <w:b/>
           <w:bCs/>
-          <w:color w:val="0000FF"/>
-          <w:sz w:val="36"/>
-          <w:szCs w:val="36"/>
+          <w:color w:val="1F4E79"/>
+          <w:sz w:val="32"/>
+          <w:szCs w:val="32"/>
         </w:rPr>
         <w:t xml:space="preserve">1776–1865: The Republic, With Exceptions — America</w:t>
       </w:r>
@@ -15558,7 +15607,7 @@
       <w:r>
         <w:t xml:space="preserve">Hacker, J. David. “</w:t>
       </w:r>
-      <w:hyperlink w:history="1" r:id="rIdi1zc-u5drm9qiujoy_ozt">
+      <w:hyperlink w:history="1" r:id="rIddmlej6bfh2gcx3vumgz4s">
         <w:r>
           <w:rPr>
             <w:color w:val="0563C1"/>
@@ -15586,7 +15635,7 @@
       <w:r>
         <w:t xml:space="preserve">Foner, Eric. </w:t>
       </w:r>
-      <w:hyperlink w:history="1" r:id="rIdrdk2tcqhkeetyeoy0hydu">
+      <w:hyperlink w:history="1" r:id="rId2tzjtrpfs5ofpw8dkt-al">
         <w:r>
           <w:rPr>
             <w:color w:val="0563C1"/>
@@ -15614,7 +15663,7 @@
       <w:r>
         <w:t xml:space="preserve">Saunt, Claudio. </w:t>
       </w:r>
-      <w:hyperlink w:history="1" r:id="rIdy4zkniqemlafv0a1vx_mt">
+      <w:hyperlink w:history="1" r:id="rIdwgy_kcy4rbnzuv8tzw03b">
         <w:r>
           <w:rPr>
             <w:color w:val="0563C1"/>
@@ -15642,7 +15691,7 @@
       <w:r>
         <w:t xml:space="preserve">Dubois, Laurent. </w:t>
       </w:r>
-      <w:hyperlink w:history="1" r:id="rIdz8ihq4-mgpuns0kbp37ns">
+      <w:hyperlink w:history="1" r:id="rIdbwiiwc8o9e--wqgehvz4l">
         <w:r>
           <w:rPr>
             <w:color w:val="0563C1"/>
@@ -15670,7 +15719,7 @@
       <w:r>
         <w:t xml:space="preserve">Dolin, Eric Jay. </w:t>
       </w:r>
-      <w:hyperlink w:history="1" r:id="rId_aif42pyp6bc4mvsxswea">
+      <w:hyperlink w:history="1" r:id="rIdsi-ewowncnwgiz0i3lxko">
         <w:r>
           <w:rPr>
             <w:color w:val="0563C1"/>
@@ -15698,7 +15747,7 @@
       <w:r>
         <w:t xml:space="preserve">Horn, James. </w:t>
       </w:r>
-      <w:hyperlink w:history="1" r:id="rIdbihoioxavv_ldwckhmdtz">
+      <w:hyperlink w:history="1" r:id="rIda41ry1qprtry_ezisxut2">
         <w:r>
           <w:rPr>
             <w:color w:val="0563C1"/>
@@ -15726,7 +15775,7 @@
       <w:r>
         <w:t xml:space="preserve">Wilentz, Sean. </w:t>
       </w:r>
-      <w:hyperlink w:history="1" r:id="rIdnq2kmvx1ae_azqklmbzb2">
+      <w:hyperlink w:history="1" r:id="rIdvadckycf9s-ryy5wmpoxw">
         <w:r>
           <w:rPr>
             <w:color w:val="0563C1"/>
@@ -15752,9 +15801,9 @@
           <w:rFonts w:ascii="Amazon Ember" w:cs="Amazon Ember" w:eastAsia="Amazon Ember" w:hAnsi="Amazon Ember"/>
           <w:b/>
           <w:bCs/>
-          <w:color w:val="0000FF"/>
-          <w:sz w:val="36"/>
-          <w:szCs w:val="36"/>
+          <w:color w:val="1F4E79"/>
+          <w:sz w:val="32"/>
+          <w:szCs w:val="32"/>
         </w:rPr>
         <w:t xml:space="preserve">1865 to Today: After the Bargain — America’s Long Account</w:t>
       </w:r>
@@ -15774,7 +15823,7 @@
       <w:r>
         <w:t xml:space="preserve">Equal Justice Initiative. </w:t>
       </w:r>
-      <w:hyperlink w:history="1" r:id="rIduwevw_djwwybpfhepubgc">
+      <w:hyperlink w:history="1" r:id="rIdfc8mhvmz84j7t2_qmyuzj">
         <w:r>
           <w:rPr>
             <w:color w:val="0563C1"/>
@@ -15818,7 +15867,7 @@
       <w:r>
         <w:t xml:space="preserve">Robinson, Greg. </w:t>
       </w:r>
-      <w:hyperlink w:history="1" r:id="rIdzrptgjbs-ytqzddttxotr">
+      <w:hyperlink w:history="1" r:id="rIdbdnd1rcuhqg_eysz7o2nq">
         <w:r>
           <w:rPr>
             <w:color w:val="0563C1"/>
@@ -15846,7 +15895,7 @@
       <w:r>
         <w:t xml:space="preserve">Blinder, Alan S. </w:t>
       </w:r>
-      <w:hyperlink w:history="1" r:id="rId__1fc0xzqcl4cvnh8xfsk">
+      <w:hyperlink w:history="1" r:id="rId4kidnraof2irt0eco6wax">
         <w:r>
           <w:rPr>
             <w:color w:val="0563C1"/>
@@ -15872,9 +15921,9 @@
           <w:rFonts w:ascii="Amazon Ember" w:cs="Amazon Ember" w:eastAsia="Amazon Ember" w:hAnsi="Amazon Ember"/>
           <w:b/>
           <w:bCs/>
-          <w:color w:val="0000FF"/>
-          <w:sz w:val="36"/>
-          <w:szCs w:val="36"/>
+          <w:color w:val="1F4E79"/>
+          <w:sz w:val="32"/>
+          <w:szCs w:val="32"/>
         </w:rPr>
         <w:t xml:space="preserve">1620 to 1993: God’s Own Experiment — Religion in America</w:t>
       </w:r>
@@ -15894,7 +15943,7 @@
       <w:r>
         <w:t xml:space="preserve">Butler, Jon. </w:t>
       </w:r>
-      <w:hyperlink w:history="1" r:id="rId6zmvxwstkrmhs8zl6hskp">
+      <w:hyperlink w:history="1" r:id="rIdlrb1ee-hp09ho9_lbaods">
         <w:r>
           <w:rPr>
             <w:color w:val="0563C1"/>
@@ -15922,7 +15971,7 @@
       <w:r>
         <w:t xml:space="preserve">Hatch, Nathan O. </w:t>
       </w:r>
-      <w:hyperlink w:history="1" r:id="rIdtg-2wcqnhcie1jqhkwo1n">
+      <w:hyperlink w:history="1" r:id="rId7tjbhjrqavjdhkzoqycyp">
         <w:r>
           <w:rPr>
             <w:color w:val="0563C1"/>
@@ -15950,7 +15999,7 @@
       <w:r>
         <w:t xml:space="preserve">Bushman, Richard Lyman. </w:t>
       </w:r>
-      <w:hyperlink w:history="1" r:id="rIdvz7rsqcnvwkj90wjtsgzz">
+      <w:hyperlink w:history="1" r:id="rIdbhyr8mgotzv6t00dmkxr6">
         <w:r>
           <w:rPr>
             <w:color w:val="0563C1"/>
@@ -15978,7 +16027,7 @@
       <w:r>
         <w:t xml:space="preserve">Kraybill, Donald B., Karen M. Johnson-Weiner, and Steven M. Nolt. </w:t>
       </w:r>
-      <w:hyperlink w:history="1" r:id="rIdi0d42yhsdzugtyhv1pigp">
+      <w:hyperlink w:history="1" r:id="rIdn8s0oavy3qplccnpo5w49">
         <w:r>
           <w:rPr>
             <w:color w:val="0563C1"/>
@@ -16006,7 +16055,7 @@
       <w:r>
         <w:t xml:space="preserve">Moore, Rebecca. </w:t>
       </w:r>
-      <w:hyperlink w:history="1" r:id="rIdcdr6ffa0ieeh530j7iy-i">
+      <w:hyperlink w:history="1" r:id="rIdb7xp_odr0diemuxveazrk">
         <w:r>
           <w:rPr>
             <w:color w:val="0563C1"/>
@@ -16032,9 +16081,9 @@
           <w:rFonts w:ascii="Amazon Ember" w:cs="Amazon Ember" w:eastAsia="Amazon Ember" w:hAnsi="Amazon Ember"/>
           <w:b/>
           <w:bCs/>
-          <w:color w:val="0000FF"/>
-          <w:sz w:val="36"/>
-          <w:szCs w:val="36"/>
+          <w:color w:val="1F4E79"/>
+          <w:sz w:val="32"/>
+          <w:szCs w:val="32"/>
         </w:rPr>
         <w:t xml:space="preserve">1808 to Today: Liberators and Generals — Latin America After the Empires</w:t>
       </w:r>
@@ -16070,7 +16119,7 @@
       <w:r>
         <w:t xml:space="preserve">Lynch, John. </w:t>
       </w:r>
-      <w:hyperlink w:history="1" r:id="rId7jjh-oej9aflgcxree4ic">
+      <w:hyperlink w:history="1" r:id="rIdlofl_rncioerrj-a7rndg">
         <w:r>
           <w:rPr>
             <w:color w:val="0563C1"/>
@@ -16098,7 +16147,7 @@
       <w:r>
         <w:t xml:space="preserve">Dubois, Laurent. </w:t>
       </w:r>
-      <w:hyperlink w:history="1" r:id="rIdbfdf2ttsxvnlyn2bt4epb">
+      <w:hyperlink w:history="1" r:id="rIdswc5sqrgvr1qf2va0ntxy">
         <w:r>
           <w:rPr>
             <w:color w:val="0563C1"/>
@@ -16126,7 +16175,7 @@
       <w:r>
         <w:t xml:space="preserve">Conrad, Robert Edgar. </w:t>
       </w:r>
-      <w:hyperlink w:history="1" r:id="rIdjrafaszq4w-reqdcue11z">
+      <w:hyperlink w:history="1" r:id="rIdjdpekfz4fhy4ll6qhl_sq">
         <w:r>
           <w:rPr>
             <w:color w:val="0563C1"/>
@@ -16151,7 +16200,7 @@
         </w:rPr>
         <w:t xml:space="preserve">Brazil’s share of the Atlantic slave trade. </w:t>
       </w:r>
-      <w:hyperlink w:history="1" r:id="rIdhfjztprdipob3v-pcihva">
+      <w:hyperlink w:history="1" r:id="rIdg2vkfsa4cx8z-ght2fbe9">
         <w:r>
           <w:rPr>
             <w:color w:val="0563C1"/>
@@ -16179,7 +16228,7 @@
       <w:r>
         <w:t xml:space="preserve">Smith, Peter H. </w:t>
       </w:r>
-      <w:hyperlink w:history="1" r:id="rIdmfjtabd2mkrtlmvbczj6d">
+      <w:hyperlink w:history="1" r:id="rIdl02bvxkk2jr9vpnsjfl0w">
         <w:r>
           <w:rPr>
             <w:color w:val="0563C1"/>
@@ -16207,7 +16256,7 @@
       <w:r>
         <w:t xml:space="preserve">Schlesinger, Stephen, and Stephen Kinzer. </w:t>
       </w:r>
-      <w:hyperlink w:history="1" r:id="rIdsnubece9si-iymyc-s4xe">
+      <w:hyperlink w:history="1" r:id="rIdev_4r4sibokiw--srkbyc">
         <w:r>
           <w:rPr>
             <w:color w:val="0563C1"/>
@@ -16235,7 +16284,7 @@
       <w:r>
         <w:t xml:space="preserve">Slater, Candace. </w:t>
       </w:r>
-      <w:hyperlink w:history="1" r:id="rId4go5bzsuot4tngpi6jmwy">
+      <w:hyperlink w:history="1" r:id="rIddzcua3b9vgs5luhdsyd3y">
         <w:r>
           <w:rPr>
             <w:color w:val="0563C1"/>
@@ -16263,7 +16312,7 @@
       <w:r>
         <w:t xml:space="preserve">Taylor, Barbara L., et al. “</w:t>
       </w:r>
-      <w:hyperlink w:history="1" r:id="rIdfoq-h-gof1x7yqp7mzcbv">
+      <w:hyperlink w:history="1" r:id="rIdqfgr_kqz_rqfxtll8gmxl">
         <w:r>
           <w:rPr>
             <w:color w:val="0563C1"/>
@@ -16291,7 +16340,7 @@
       <w:r>
         <w:t xml:space="preserve">NOAA Fisheries. “</w:t>
       </w:r>
-      <w:hyperlink w:history="1" r:id="rIdpfsz45578iuy9p1pjo7zg">
+      <w:hyperlink w:history="1" r:id="rIdrij2cxwtlscdavuxpwwas">
         <w:r>
           <w:rPr>
             <w:color w:val="0563C1"/>
@@ -16319,7 +16368,7 @@
       <w:r>
         <w:t xml:space="preserve">Skidmore, Thomas E. </w:t>
       </w:r>
-      <w:hyperlink w:history="1" r:id="rIdm5e1db6tbokzys3h2res3">
+      <w:hyperlink w:history="1" r:id="rIdcugkz3ur5y66mu5ddbzgj">
         <w:r>
           <w:rPr>
             <w:color w:val="0563C1"/>
@@ -16347,7 +16396,7 @@
       <w:r>
         <w:t xml:space="preserve">Comisión Nacional sobre la Desaparición de Personas. </w:t>
       </w:r>
-      <w:hyperlink w:history="1" r:id="rIdvor6xj4lp6xfxwaolo4a3">
+      <w:hyperlink w:history="1" r:id="rIdg-ypeda7g6tdpsea5chpe">
         <w:r>
           <w:rPr>
             <w:color w:val="0563C1"/>
@@ -16375,7 +16424,7 @@
       <w:r>
         <w:t xml:space="preserve">Nino, Carlos Santiago. </w:t>
       </w:r>
-      <w:hyperlink w:history="1" r:id="rIdzuo0oi8jbjfbxy7vhzh6k">
+      <w:hyperlink w:history="1" r:id="rIdanv-xzcrwmlgnaojvcrdx">
         <w:r>
           <w:rPr>
             <w:color w:val="0563C1"/>
@@ -16403,7 +16452,7 @@
       <w:r>
         <w:t xml:space="preserve">Bouvard, Marguerite Guzman. </w:t>
       </w:r>
-      <w:hyperlink w:history="1" r:id="rIdsrcvwtifqassazl7z7nni">
+      <w:hyperlink w:history="1" r:id="rIdgukzd5iwihrychicwef8w">
         <w:r>
           <w:rPr>
             <w:color w:val="0563C1"/>
@@ -16431,7 +16480,7 @@
       <w:r>
         <w:t xml:space="preserve">Kornbluh, Peter. </w:t>
       </w:r>
-      <w:hyperlink w:history="1" r:id="rIddjumg3rhtomflfgs1hk3v">
+      <w:hyperlink w:history="1" r:id="rId4c3dy7yoxiqzz2pj-cgob">
         <w:r>
           <w:rPr>
             <w:color w:val="0563C1"/>
@@ -16459,7 +16508,7 @@
       <w:r>
         <w:t xml:space="preserve">Jara, Joan. </w:t>
       </w:r>
-      <w:hyperlink w:history="1" r:id="rIdo0kplllyt4tdgsb8aao2f">
+      <w:hyperlink w:history="1" r:id="rIdrmpdm37mt1kh-qygp9cmy">
         <w:r>
           <w:rPr>
             <w:color w:val="0563C1"/>
@@ -16487,7 +16536,7 @@
       <w:r>
         <w:t xml:space="preserve">LeoGrande, William M., and Peter Kornbluh. </w:t>
       </w:r>
-      <w:hyperlink w:history="1" r:id="rIdlyzvrpub36eatjesvhqhy">
+      <w:hyperlink w:history="1" r:id="rIdyczy_gwmj33s9wvpyi1bc">
         <w:r>
           <w:rPr>
             <w:color w:val="0563C1"/>
@@ -16547,7 +16596,7 @@
       <w:r>
         <w:t xml:space="preserve">Secretaría de Gobernación (Mexico). “</w:t>
       </w:r>
-      <w:hyperlink w:history="1" r:id="rIdqvc84gu-vvvqiigwrr481">
+      <w:hyperlink w:history="1" r:id="rIdygze3pp2v2jidmtyhseo1">
         <w:r>
           <w:rPr>
             <w:color w:val="0563C1"/>
@@ -16573,9 +16622,9 @@
           <w:rFonts w:ascii="Amazon Ember" w:cs="Amazon Ember" w:eastAsia="Amazon Ember" w:hAnsi="Amazon Ember"/>
           <w:b/>
           <w:bCs/>
-          <w:color w:val="0000FF"/>
-          <w:sz w:val="36"/>
-          <w:szCs w:val="36"/>
+          <w:color w:val="1F4E79"/>
+          <w:sz w:val="32"/>
+          <w:szCs w:val="32"/>
         </w:rPr>
         <w:t xml:space="preserve">1299 to Today: The Sublime Porte — The Ottoman Empire and the Map It Left</w:t>
       </w:r>
@@ -16595,7 +16644,7 @@
       <w:r>
         <w:t xml:space="preserve">Finkel, Caroline. </w:t>
       </w:r>
-      <w:hyperlink w:history="1" r:id="rId1wkt2hpcftyrfharue8bv">
+      <w:hyperlink w:history="1" r:id="rIdeib3egmmbjakeclri_afb">
         <w:r>
           <w:rPr>
             <w:color w:val="0563C1"/>
@@ -16623,7 +16672,7 @@
       <w:r>
         <w:t xml:space="preserve">Crowley, Roger. </w:t>
       </w:r>
-      <w:hyperlink w:history="1" r:id="rIdsewfrv9aya_mmbxctsrk2">
+      <w:hyperlink w:history="1" r:id="rIdzmximjhrkuktgg_p49ou9">
         <w:r>
           <w:rPr>
             <w:color w:val="0563C1"/>
@@ -16651,7 +16700,7 @@
       <w:r>
         <w:t xml:space="preserve">Barkey, Karen. </w:t>
       </w:r>
-      <w:hyperlink w:history="1" r:id="rId5etjq23zyn0pzzwuqb7kk">
+      <w:hyperlink w:history="1" r:id="rIdyife4wg45e87widy6j-bc">
         <w:r>
           <w:rPr>
             <w:color w:val="0563C1"/>
@@ -16679,7 +16728,7 @@
       <w:r>
         <w:t xml:space="preserve">Mazower, Mark. </w:t>
       </w:r>
-      <w:hyperlink w:history="1" r:id="rId6bfkk6pu7sytjaxhawn0d">
+      <w:hyperlink w:history="1" r:id="rIdvuu3cgs-nb7vkvvf2-ytu">
         <w:r>
           <w:rPr>
             <w:color w:val="0563C1"/>
@@ -16707,7 +16756,7 @@
       <w:r>
         <w:t xml:space="preserve">Suny, Ronald Grigor. “</w:t>
       </w:r>
-      <w:hyperlink w:history="1" r:id="rIddu7tfmvjzoqz_cgzdeecn">
+      <w:hyperlink w:history="1" r:id="rIdly1dsm6qdihsxpbohsglj">
         <w:r>
           <w:rPr>
             <w:color w:val="0563C1"/>
@@ -16735,7 +16784,7 @@
       <w:r>
         <w:t xml:space="preserve">Power, Samantha. “</w:t>
       </w:r>
-      <w:hyperlink w:history="1" r:id="rIdmvx44f4yze-u_-qkodpbz">
+      <w:hyperlink w:history="1" r:id="rIdm4b3h3ph_kdy-bpdrvcjz">
         <w:r>
           <w:rPr>
             <w:color w:val="0563C1"/>
@@ -16763,7 +16812,7 @@
       <w:r>
         <w:t xml:space="preserve">Hirschon, Renée, ed. </w:t>
       </w:r>
-      <w:hyperlink w:history="1" r:id="rIducmyoj6mxqg71iyydw9ox">
+      <w:hyperlink w:history="1" r:id="rIdq8oqkxnr6witmmc9z113v">
         <w:r>
           <w:rPr>
             <w:color w:val="0563C1"/>
@@ -16791,7 +16840,7 @@
       <w:r>
         <w:t xml:space="preserve">Rogan, Eugene. </w:t>
       </w:r>
-      <w:hyperlink w:history="1" r:id="rIdyy5whqyeynhxd67w5vnyg">
+      <w:hyperlink w:history="1" r:id="rIdfgzubqf9j4ooipv6hbiyq">
         <w:r>
           <w:rPr>
             <w:color w:val="0563C1"/>
@@ -16819,7 +16868,7 @@
       <w:r>
         <w:t xml:space="preserve">Barr, James. </w:t>
       </w:r>
-      <w:hyperlink w:history="1" r:id="rIdapgab3v8itzujo7ipnmex">
+      <w:hyperlink w:history="1" r:id="rIdpl8xxlzmn-steroqkbn3y">
         <w:r>
           <w:rPr>
             <w:color w:val="0563C1"/>
@@ -16847,7 +16896,7 @@
       <w:r>
         <w:t xml:space="preserve">McDowall, David. </w:t>
       </w:r>
-      <w:hyperlink w:history="1" r:id="rIdcyfmb3ooknxpp3c4ki2mx">
+      <w:hyperlink w:history="1" r:id="rId6ek5gs-1zebbmctwbprw2">
         <w:r>
           <w:rPr>
             <w:color w:val="0563C1"/>
@@ -16875,7 +16924,7 @@
       <w:r>
         <w:t xml:space="preserve">Abrahamian, Ervand. </w:t>
       </w:r>
-      <w:hyperlink w:history="1" r:id="rIdmzfwrytheyfdjdhz6u22l">
+      <w:hyperlink w:history="1" r:id="rId6mqnvjokjrmffautxsbax">
         <w:r>
           <w:rPr>
             <w:color w:val="0563C1"/>
@@ -16903,7 +16952,7 @@
       <w:r>
         <w:t xml:space="preserve">Razoux, Pierre. </w:t>
       </w:r>
-      <w:hyperlink w:history="1" r:id="rIdjhihcnn_b_saznyrykwk3">
+      <w:hyperlink w:history="1" r:id="rIdvf_fndaj16qktdqzkwm0d">
         <w:r>
           <w:rPr>
             <w:color w:val="0563C1"/>
@@ -16929,9 +16978,9 @@
           <w:rFonts w:ascii="Amazon Ember" w:cs="Amazon Ember" w:eastAsia="Amazon Ember" w:hAnsi="Amazon Ember"/>
           <w:b/>
           <w:bCs/>
-          <w:color w:val="0000FF"/>
-          <w:sz w:val="36"/>
-          <w:szCs w:val="36"/>
+          <w:color w:val="1F4E79"/>
+          <w:sz w:val="32"/>
+          <w:szCs w:val="32"/>
         </w:rPr>
         <w:t xml:space="preserve">1914–1918: Home by Christmas — The First World War</w:t>
       </w:r>
@@ -16951,7 +17000,7 @@
       <w:r>
         <w:t xml:space="preserve">Clark, Christopher. </w:t>
       </w:r>
-      <w:hyperlink w:history="1" r:id="rIdpebbchkebcube_pytdq7x">
+      <w:hyperlink w:history="1" r:id="rIdmgkba_xbbloshplz3mh5t">
         <w:r>
           <w:rPr>
             <w:color w:val="0563C1"/>
@@ -16979,7 +17028,7 @@
       <w:r>
         <w:t xml:space="preserve">Strachan, Hew. </w:t>
       </w:r>
-      <w:hyperlink w:history="1" r:id="rIdllsnr_asqlla3wh2qa2o_">
+      <w:hyperlink w:history="1" r:id="rIdu6whparqb8mj2axc8dgy_">
         <w:r>
           <w:rPr>
             <w:color w:val="0563C1"/>
@@ -17023,7 +17072,7 @@
       <w:r>
         <w:t xml:space="preserve">Weintraub, Stanley. </w:t>
       </w:r>
-      <w:hyperlink w:history="1" r:id="rIdqdub0ajuef4zsjv85c95v">
+      <w:hyperlink w:history="1" r:id="rIdi6rqarqvvqwfigjiryykv">
         <w:r>
           <w:rPr>
             <w:color w:val="0563C1"/>
@@ -17051,7 +17100,7 @@
       <w:r>
         <w:t xml:space="preserve">Johnson, Niall P. A. S., and Juergen Mueller. “</w:t>
       </w:r>
-      <w:hyperlink w:history="1" r:id="rIdamcen_2mgttneyul4aeao">
+      <w:hyperlink w:history="1" r:id="rId4ubyingmq1_cpnailcvw8">
         <w:r>
           <w:rPr>
             <w:color w:val="0563C1"/>
@@ -17079,7 +17128,7 @@
       <w:r>
         <w:t xml:space="preserve">Spreeuwenberg, Peter, et al. “</w:t>
       </w:r>
-      <w:hyperlink w:history="1" r:id="rId1tjs7fqqan2ngtolwahfi">
+      <w:hyperlink w:history="1" r:id="rIdncedspa8dwuhhga2nwyqn">
         <w:r>
           <w:rPr>
             <w:color w:val="0563C1"/>
@@ -17107,7 +17156,7 @@
       <w:r>
         <w:t xml:space="preserve">Keynes, John Maynard. </w:t>
       </w:r>
-      <w:hyperlink w:history="1" r:id="rIdt7iy-50pm8urdkkg7w3vs">
+      <w:hyperlink w:history="1" r:id="rIddcltkgahcdzq112srvaxj">
         <w:r>
           <w:rPr>
             <w:color w:val="0563C1"/>
@@ -17133,9 +17182,9 @@
           <w:rFonts w:ascii="Amazon Ember" w:cs="Amazon Ember" w:eastAsia="Amazon Ember" w:hAnsi="Amazon Ember"/>
           <w:b/>
           <w:bCs/>
-          <w:color w:val="0000FF"/>
-          <w:sz w:val="36"/>
-          <w:szCs w:val="36"/>
+          <w:color w:val="1F4E79"/>
+          <w:sz w:val="32"/>
+          <w:szCs w:val="32"/>
         </w:rPr>
         <w:t xml:space="preserve">The Twentieth Century: Genius and Catastrophe — Great Countries, Terrible Decades</w:t>
       </w:r>
@@ -17155,7 +17204,7 @@
       <w:r>
         <w:t xml:space="preserve">Evans, Richard J. </w:t>
       </w:r>
-      <w:hyperlink w:history="1" r:id="rIdkju_ddfwhjaic7haew7nk">
+      <w:hyperlink w:history="1" r:id="rIdff2go47b56atxfc9nbdcy">
         <w:r>
           <w:rPr>
             <w:color w:val="0563C1"/>
@@ -17183,7 +17232,7 @@
       <w:r>
         <w:t xml:space="preserve">Hilberg, Raul. </w:t>
       </w:r>
-      <w:hyperlink w:history="1" r:id="rIdkn6hal1m72vjqciafa8oo">
+      <w:hyperlink w:history="1" r:id="rIdxoifpwhj1eqow0mhnf_zf">
         <w:r>
           <w:rPr>
             <w:color w:val="0563C1"/>
@@ -17211,7 +17260,7 @@
       <w:r>
         <w:t xml:space="preserve">Kiernan, Ben. </w:t>
       </w:r>
-      <w:hyperlink w:history="1" r:id="rIdwloua1ue81nn2oplticcc">
+      <w:hyperlink w:history="1" r:id="rIdrrnji2scmhvab5kk2wp8e">
         <w:r>
           <w:rPr>
             <w:color w:val="0563C1"/>
@@ -17239,7 +17288,7 @@
       <w:r>
         <w:t xml:space="preserve">Levitsky, Steven, and Daniel Ziblatt. </w:t>
       </w:r>
-      <w:hyperlink w:history="1" r:id="rIdfg3prqjomck6gaibshnei">
+      <w:hyperlink w:history="1" r:id="rIdqx1virrd2y_duoibmr9no">
         <w:r>
           <w:rPr>
             <w:color w:val="0563C1"/>
@@ -17267,7 +17316,7 @@
       <w:r>
         <w:t xml:space="preserve">Neiman, Susan. </w:t>
       </w:r>
-      <w:hyperlink w:history="1" r:id="rIdxb5djfnvlfpllipjq0rpz">
+      <w:hyperlink w:history="1" r:id="rIdqhi6vuj9l283kwx7xwsb3">
         <w:r>
           <w:rPr>
             <w:color w:val="0563C1"/>
@@ -17311,7 +17360,7 @@
       <w:r>
         <w:t xml:space="preserve">Broberg, Gunnar, and Nils Roll-Hansen, eds. </w:t>
       </w:r>
-      <w:hyperlink w:history="1" r:id="rIdclfkhxf3pnkjg1elu5ozl">
+      <w:hyperlink w:history="1" r:id="rIdoxgftuhziglggmuuekigt">
         <w:r>
           <w:rPr>
             <w:color w:val="0563C1"/>
@@ -17337,9 +17386,9 @@
           <w:rFonts w:ascii="Amazon Ember" w:cs="Amazon Ember" w:eastAsia="Amazon Ember" w:hAnsi="Amazon Ember"/>
           <w:b/>
           <w:bCs/>
-          <w:color w:val="0000FF"/>
-          <w:sz w:val="36"/>
-          <w:szCs w:val="36"/>
+          <w:color w:val="1F4E79"/>
+          <w:sz w:val="32"/>
+          <w:szCs w:val="32"/>
         </w:rPr>
         <w:t xml:space="preserve">1853–1947: Japan, Restoration, and Empire</w:t>
       </w:r>
@@ -17359,7 +17408,7 @@
       <w:r>
         <w:t xml:space="preserve">Jansen, Marius B. </w:t>
       </w:r>
-      <w:hyperlink w:history="1" r:id="rIdzt5xt3nqrdzsotesqvcvn">
+      <w:hyperlink w:history="1" r:id="rIdyu2l7vrofxdlyuzab53df">
         <w:r>
           <w:rPr>
             <w:color w:val="0563C1"/>
@@ -17387,7 +17436,7 @@
       <w:r>
         <w:t xml:space="preserve">Fogel, Joshua A., ed. </w:t>
       </w:r>
-      <w:hyperlink w:history="1" r:id="rIdnvwxnrr4smejk1cezilp4">
+      <w:hyperlink w:history="1" r:id="rIdd_h3fuu3d5zgex2yfsigz">
         <w:r>
           <w:rPr>
             <w:color w:val="0563C1"/>
@@ -17415,7 +17464,7 @@
       <w:r>
         <w:t xml:space="preserve">Ohnuki-Tierney, Emiko. </w:t>
       </w:r>
-      <w:hyperlink w:history="1" r:id="rIdca2vmleyof0bf4tkt3-ne">
+      <w:hyperlink w:history="1" r:id="rIdai1lt1mgm2mcgyuyksjre">
         <w:r>
           <w:rPr>
             <w:color w:val="0563C1"/>
@@ -17443,7 +17492,7 @@
       <w:r>
         <w:t xml:space="preserve">Dower, John W. </w:t>
       </w:r>
-      <w:hyperlink w:history="1" r:id="rIdbtzmiynzmgoyhy56tzxf1">
+      <w:hyperlink w:history="1" r:id="rIdsn76uuojlxqf6kvmvrklw">
         <w:r>
           <w:rPr>
             <w:color w:val="0563C1"/>
@@ -17469,9 +17518,9 @@
           <w:rFonts w:ascii="Amazon Ember" w:cs="Amazon Ember" w:eastAsia="Amazon Ember" w:hAnsi="Amazon Ember"/>
           <w:b/>
           <w:bCs/>
-          <w:color w:val="0000FF"/>
-          <w:sz w:val="36"/>
-          <w:szCs w:val="36"/>
+          <w:color w:val="1F4E79"/>
+          <w:sz w:val="32"/>
+          <w:szCs w:val="32"/>
         </w:rPr>
         <w:t xml:space="preserve">1861–1946: Italy, Rome’s Heir and the Fascist Detour</w:t>
       </w:r>
@@ -17491,7 +17540,7 @@
       <w:r>
         <w:t xml:space="preserve">Duggan, Christopher. </w:t>
       </w:r>
-      <w:hyperlink w:history="1" r:id="rIdb30tibuyr81vg1csyhzzy">
+      <w:hyperlink w:history="1" r:id="rIdd6skpiv8o8_efxpwh1-4m">
         <w:r>
           <w:rPr>
             <w:color w:val="0563C1"/>
@@ -17519,7 +17568,7 @@
       <w:r>
         <w:t xml:space="preserve">Bosworth, R. J. B. </w:t>
       </w:r>
-      <w:hyperlink w:history="1" r:id="rIdnybhznexiyrvbc7yhtkzu">
+      <w:hyperlink w:history="1" r:id="rIdrzuyoc4p1eti11ww7hude">
         <w:r>
           <w:rPr>
             <w:color w:val="0563C1"/>
@@ -17547,7 +17596,7 @@
       <w:r>
         <w:t xml:space="preserve">Domenico, Roy Palmer. </w:t>
       </w:r>
-      <w:hyperlink w:history="1" r:id="rIdd2qwpkk5_wrm_a250o8sa">
+      <w:hyperlink w:history="1" r:id="rIdnlhf8vnti-iav9pricsoy">
         <w:r>
           <w:rPr>
             <w:color w:val="0563C1"/>
@@ -17573,9 +17622,9 @@
           <w:rFonts w:ascii="Amazon Ember" w:cs="Amazon Ember" w:eastAsia="Amazon Ember" w:hAnsi="Amazon Ember"/>
           <w:b/>
           <w:bCs/>
-          <w:color w:val="0000FF"/>
-          <w:sz w:val="36"/>
-          <w:szCs w:val="36"/>
+          <w:color w:val="1F4E79"/>
+          <w:sz w:val="32"/>
+          <w:szCs w:val="32"/>
         </w:rPr>
         <w:t xml:space="preserve">Medieval Córdoba to 1981: Spain, Convivencia and the General</w:t>
       </w:r>
@@ -17595,7 +17644,7 @@
       <w:r>
         <w:t xml:space="preserve">Menocal, María Rosa. </w:t>
       </w:r>
-      <w:hyperlink w:history="1" r:id="rIdjsbcxgerxsna__xzyfobi">
+      <w:hyperlink w:history="1" r:id="rIdhuch5yxuku_gjwbpf_htw">
         <w:r>
           <w:rPr>
             <w:color w:val="0563C1"/>
@@ -17623,7 +17672,7 @@
       <w:r>
         <w:t xml:space="preserve">Fernández-Morera, Darío. </w:t>
       </w:r>
-      <w:hyperlink w:history="1" r:id="rIdhqd1euef7gyihmar4lscq">
+      <w:hyperlink w:history="1" r:id="rIdricp601bid5olpf8jwrn4">
         <w:r>
           <w:rPr>
             <w:color w:val="0563C1"/>
@@ -17651,7 +17700,7 @@
       <w:r>
         <w:t xml:space="preserve">Kraemer, Joel L. </w:t>
       </w:r>
-      <w:hyperlink w:history="1" r:id="rIdvmq1gin0k3lrkdsmt2rek">
+      <w:hyperlink w:history="1" r:id="rIdszs8k7x9tdjtbqlionqor">
         <w:r>
           <w:rPr>
             <w:color w:val="0563C1"/>
@@ -17679,7 +17728,7 @@
       <w:r>
         <w:t xml:space="preserve">Preston, Paul. </w:t>
       </w:r>
-      <w:hyperlink w:history="1" r:id="rId5eobhlv1d_lvgzkxjffgm">
+      <w:hyperlink w:history="1" r:id="rIdcrdtdai46aq-focgox3uy">
         <w:r>
           <w:rPr>
             <w:color w:val="0563C1"/>
@@ -17707,7 +17756,7 @@
       <w:r>
         <w:t xml:space="preserve">Aguilar, Paloma. </w:t>
       </w:r>
-      <w:hyperlink w:history="1" r:id="rIdxne9wioimdoec12a7eltq">
+      <w:hyperlink w:history="1" r:id="rId86bbtyeuo6xqutok8y8fs">
         <w:r>
           <w:rPr>
             <w:color w:val="0563C1"/>
@@ -17733,9 +17782,9 @@
           <w:rFonts w:ascii="Amazon Ember" w:cs="Amazon Ember" w:eastAsia="Amazon Ember" w:hAnsi="Amazon Ember"/>
           <w:b/>
           <w:bCs/>
-          <w:color w:val="0000FF"/>
-          <w:sz w:val="36"/>
-          <w:szCs w:val="36"/>
+          <w:color w:val="1F4E79"/>
+          <w:sz w:val="32"/>
+          <w:szCs w:val="32"/>
         </w:rPr>
         <w:t xml:space="preserve">1917–1991: The Soviet Union, Ideals and Iron</w:t>
       </w:r>
@@ -17771,7 +17820,7 @@
       <w:r>
         <w:t xml:space="preserve">Applebaum, Anne. </w:t>
       </w:r>
-      <w:hyperlink w:history="1" r:id="rIdshtpassgdat-ed7cehnd7">
+      <w:hyperlink w:history="1" r:id="rIdbe9vgpqokze-zgooyagh9">
         <w:r>
           <w:rPr>
             <w:color w:val="0563C1"/>
@@ -17799,7 +17848,7 @@
       <w:r>
         <w:t xml:space="preserve">Applebaum, Anne. </w:t>
       </w:r>
-      <w:hyperlink w:history="1" r:id="rId0zugi_xbxxkrvrua_dv4o">
+      <w:hyperlink w:history="1" r:id="rIdulhkgjqwlibzv6_drpjp_">
         <w:r>
           <w:rPr>
             <w:color w:val="0563C1"/>
@@ -17827,7 +17876,7 @@
       <w:r>
         <w:t xml:space="preserve">Sanford, George. </w:t>
       </w:r>
-      <w:hyperlink w:history="1" r:id="rIda9b4xtg_jwwnvgn4otwp2">
+      <w:hyperlink w:history="1" r:id="rIdbbxb8t17iujbbyw8onfzu">
         <w:r>
           <w:rPr>
             <w:color w:val="0563C1"/>
@@ -17855,7 +17904,7 @@
       <w:r>
         <w:t xml:space="preserve">Plokhy, Serhii. </w:t>
       </w:r>
-      <w:hyperlink w:history="1" r:id="rIduy6oanlsnnx7opr8cuurf">
+      <w:hyperlink w:history="1" r:id="rIdsraabfcy8izlwmu_vgklm">
         <w:r>
           <w:rPr>
             <w:color w:val="0563C1"/>
@@ -17883,7 +17932,7 @@
       <w:r>
         <w:t xml:space="preserve">Roberts, Geoffrey. </w:t>
       </w:r>
-      <w:hyperlink w:history="1" r:id="rIdhflivqylw1jry2ehop22n">
+      <w:hyperlink w:history="1" r:id="rIdjfsfvixioka77uk8nyim4">
         <w:r>
           <w:rPr>
             <w:color w:val="0563C1"/>
@@ -17909,9 +17958,9 @@
           <w:rFonts w:ascii="Amazon Ember" w:cs="Amazon Ember" w:eastAsia="Amazon Ember" w:hAnsi="Amazon Ember"/>
           <w:b/>
           <w:bCs/>
-          <w:color w:val="0000FF"/>
-          <w:sz w:val="36"/>
-          <w:szCs w:val="36"/>
+          <w:color w:val="1F4E79"/>
+          <w:sz w:val="32"/>
+          <w:szCs w:val="32"/>
         </w:rPr>
         <w:t xml:space="preserve">1949 to Today: China, the Long Memory and the Great Leap</w:t>
       </w:r>
@@ -17931,7 +17980,7 @@
       <w:r>
         <w:t xml:space="preserve">Dikötter, Frank. </w:t>
       </w:r>
-      <w:hyperlink w:history="1" r:id="rId2epl6qludgajfk_pqcc2v">
+      <w:hyperlink w:history="1" r:id="rId_ixwqpgfwdlbx-c3udiyh">
         <w:r>
           <w:rPr>
             <w:color w:val="0563C1"/>
@@ -17959,7 +18008,7 @@
       <w:r>
         <w:t xml:space="preserve">Yang Jisheng. </w:t>
       </w:r>
-      <w:hyperlink w:history="1" r:id="rIdmty9_vqo0llvzywdnblb8">
+      <w:hyperlink w:history="1" r:id="rId2gi9wlh_cnqelvfaklfs0">
         <w:r>
           <w:rPr>
             <w:color w:val="0563C1"/>
@@ -17987,7 +18036,7 @@
       <w:r>
         <w:t xml:space="preserve">MacFarquhar, Roderick, and Michael Schoenhals. </w:t>
       </w:r>
-      <w:hyperlink w:history="1" r:id="rIdgeaksiyobey2fzo7okl9x">
+      <w:hyperlink w:history="1" r:id="rIdzonsvuohzg1c5v97ihdyp">
         <w:r>
           <w:rPr>
             <w:color w:val="0563C1"/>
@@ -18015,7 +18064,7 @@
       <w:r>
         <w:t xml:space="preserve">Jambeck, Jenna R., et al. “</w:t>
       </w:r>
-      <w:hyperlink w:history="1" r:id="rIdisvotbwoso1pajggshr3f">
+      <w:hyperlink w:history="1" r:id="rIdtjfymeerjorqd2eoquwx0">
         <w:r>
           <w:rPr>
             <w:color w:val="0563C1"/>
@@ -18043,7 +18092,7 @@
       <w:r>
         <w:t xml:space="preserve">Meijer, Lourens J. J., et al. “</w:t>
       </w:r>
-      <w:hyperlink w:history="1" r:id="rIdbxgmyveb2a3xhzvdvivpl">
+      <w:hyperlink w:history="1" r:id="rId9bypwdbbo0okua3awqosj">
         <w:r>
           <w:rPr>
             <w:color w:val="0563C1"/>
@@ -18071,7 +18120,7 @@
       <w:r>
         <w:t xml:space="preserve">Economy, Elizabeth C. </w:t>
       </w:r>
-      <w:hyperlink w:history="1" r:id="rIde8ycvrpwksheuukcnqeub">
+      <w:hyperlink w:history="1" r:id="rIdzkyd2q705ttqh_7wenee8">
         <w:r>
           <w:rPr>
             <w:color w:val="0563C1"/>
@@ -18131,7 +18180,7 @@
       <w:r>
         <w:t xml:space="preserve">McDonell, Stephen. “</w:t>
       </w:r>
-      <w:hyperlink w:history="1" r:id="rIdk6y4qofph-ociiznsvl6d">
+      <w:hyperlink w:history="1" r:id="rIdsas4smmzofk2lxracrau0">
         <w:r>
           <w:rPr>
             <w:color w:val="0563C1"/>
@@ -18159,7 +18208,7 @@
       <w:r>
         <w:t xml:space="preserve">Agence France-Presse. “‘Oh, Bother’: </w:t>
       </w:r>
-      <w:hyperlink w:history="1" r:id="rIdplgjftlkxlyy73pdb8ffd">
+      <w:hyperlink w:history="1" r:id="rIdfa7ajfue5imw8ha1mdp-4">
         <w:r>
           <w:rPr>
             <w:color w:val="0563C1"/>
@@ -18185,9 +18234,9 @@
           <w:rFonts w:ascii="Amazon Ember" w:cs="Amazon Ember" w:eastAsia="Amazon Ember" w:hAnsi="Amazon Ember"/>
           <w:b/>
           <w:bCs/>
-          <w:color w:val="0000FF"/>
-          <w:sz w:val="36"/>
-          <w:szCs w:val="36"/>
+          <w:color w:val="1F4E79"/>
+          <w:sz w:val="32"/>
+          <w:szCs w:val="32"/>
         </w:rPr>
         <w:t xml:space="preserve">The 13th Century BCE to 1948 CE: The People Who Kept Their Story — A Complete History of the Jews</w:t>
       </w:r>
@@ -18207,7 +18256,7 @@
       <w:r>
         <w:t xml:space="preserve">Schama, Simon. </w:t>
       </w:r>
-      <w:hyperlink w:history="1" r:id="rIdezdj3ed-s4nsd9wik-adg">
+      <w:hyperlink w:history="1" r:id="rId1wof9dd69r8ojdc2eqsyu">
         <w:r>
           <w:rPr>
             <w:color w:val="0563C1"/>
@@ -18235,7 +18284,7 @@
       <w:r>
         <w:t xml:space="preserve">Finkelstein, Israel, and Neil Asher Silberman. </w:t>
       </w:r>
-      <w:hyperlink w:history="1" r:id="rIdi2-jeb7-n5bflq6sjmahg">
+      <w:hyperlink w:history="1" r:id="rIdxeenvxfsm5rxio_4wnzsp">
         <w:r>
           <w:rPr>
             <w:color w:val="0563C1"/>
@@ -18263,7 +18312,7 @@
       <w:r>
         <w:t xml:space="preserve">VanderKam, James C. </w:t>
       </w:r>
-      <w:hyperlink w:history="1" r:id="rIdrmdsn6n6iwkg8hnoxv3pm">
+      <w:hyperlink w:history="1" r:id="rIdgmyhzgy1nho96sso_dq11">
         <w:r>
           <w:rPr>
             <w:color w:val="0563C1"/>
@@ -18291,7 +18340,7 @@
       <w:r>
         <w:t xml:space="preserve">Magness, Jodi. </w:t>
       </w:r>
-      <w:hyperlink w:history="1" r:id="rIdrdms8n3qri9g5vybmewey">
+      <w:hyperlink w:history="1" r:id="rIdipjrba1hwuoawlm6sd_t_">
         <w:r>
           <w:rPr>
             <w:color w:val="0563C1"/>
@@ -18319,7 +18368,7 @@
       <w:r>
         <w:t xml:space="preserve">Morris, Benny. </w:t>
       </w:r>
-      <w:hyperlink w:history="1" r:id="rIdbfhgtzwxpp7cowisqjyra">
+      <w:hyperlink w:history="1" r:id="rId-ic8mjkwplfk88mjgxo7r">
         <w:r>
           <w:rPr>
             <w:color w:val="0563C1"/>
@@ -18345,9 +18394,9 @@
           <w:rFonts w:ascii="Amazon Ember" w:cs="Amazon Ember" w:eastAsia="Amazon Ember" w:hAnsi="Amazon Ember"/>
           <w:b/>
           <w:bCs/>
-          <w:color w:val="0000FF"/>
-          <w:sz w:val="36"/>
-          <w:szCs w:val="36"/>
+          <w:color w:val="1F4E79"/>
+          <w:sz w:val="32"/>
+          <w:szCs w:val="32"/>
         </w:rPr>
         <w:t xml:space="preserve">1945–1991: Cold War — Two Powers, One Planet</w:t>
       </w:r>
@@ -18367,7 +18416,7 @@
       <w:r>
         <w:t xml:space="preserve">Gaddis, John Lewis. </w:t>
       </w:r>
-      <w:hyperlink w:history="1" r:id="rIdgii24o8pdgikrleqjaahm">
+      <w:hyperlink w:history="1" r:id="rId0bbb7es-outwxsgnfgf3o">
         <w:r>
           <w:rPr>
             <w:color w:val="0563C1"/>
@@ -18395,7 +18444,7 @@
       <w:r>
         <w:t xml:space="preserve">Savranskaya, Svetlana V. “</w:t>
       </w:r>
-      <w:hyperlink w:history="1" r:id="rIdovoeff876bb1gkwx_3cta">
+      <w:hyperlink w:history="1" r:id="rIdjvqsdgx-kye7r-irlysqn">
         <w:r>
           <w:rPr>
             <w:color w:val="0563C1"/>
@@ -18423,7 +18472,7 @@
       <w:r>
         <w:t xml:space="preserve">Hoffman, David E. </w:t>
       </w:r>
-      <w:hyperlink w:history="1" r:id="rIdwc86cmthw-3a4vkohcszf">
+      <w:hyperlink w:history="1" r:id="rIdhhbunnzteygjztn0htmmq">
         <w:r>
           <w:rPr>
             <w:color w:val="0563C1"/>
@@ -18451,7 +18500,7 @@
       <w:r>
         <w:t xml:space="preserve">Rhodes, Richard. </w:t>
       </w:r>
-      <w:hyperlink w:history="1" r:id="rIdnbzbr2wv8zekkohipnozp">
+      <w:hyperlink w:history="1" r:id="rIdbi0slpsnqvwln0bzibdf9">
         <w:r>
           <w:rPr>
             <w:color w:val="0563C1"/>
@@ -18479,7 +18528,7 @@
       <w:r>
         <w:t xml:space="preserve">Niedenthal, Jack. </w:t>
       </w:r>
-      <w:hyperlink w:history="1" r:id="rId7d4xzmngmmq7mriyctfwg">
+      <w:hyperlink w:history="1" r:id="rIdi0axs5euffz1zqmtgxzxi">
         <w:r>
           <w:rPr>
             <w:color w:val="0563C1"/>
@@ -18505,9 +18554,9 @@
           <w:rFonts w:ascii="Amazon Ember" w:cs="Amazon Ember" w:eastAsia="Amazon Ember" w:hAnsi="Amazon Ember"/>
           <w:b/>
           <w:bCs/>
-          <w:color w:val="0000FF"/>
-          <w:sz w:val="36"/>
-          <w:szCs w:val="36"/>
+          <w:color w:val="1F4E79"/>
+          <w:sz w:val="32"/>
+          <w:szCs w:val="32"/>
         </w:rPr>
         <w:t xml:space="preserve">1957 to 2026: Leaving the Cradle — Space Travel, the Moon, Mars, and (Maybe) the Galaxy</w:t>
       </w:r>
@@ -18527,7 +18576,7 @@
       <w:r>
         <w:t xml:space="preserve">NASA. “</w:t>
       </w:r>
-      <w:hyperlink w:history="1" r:id="rIdrbaool5r3ch_vcj_rv2wy">
+      <w:hyperlink w:history="1" r:id="rIdlznjc0smyhxbjmxdqxvhm">
         <w:r>
           <w:rPr>
             <w:color w:val="0563C1"/>
@@ -18555,7 +18604,7 @@
       <w:r>
         <w:t xml:space="preserve">Chaikin, Andrew. </w:t>
       </w:r>
-      <w:hyperlink w:history="1" r:id="rId4reapot9vunxqr_qiyufm">
+      <w:hyperlink w:history="1" r:id="rId8rv3om8mmy9fgils5ywxc">
         <w:r>
           <w:rPr>
             <w:color w:val="0563C1"/>
@@ -18583,7 +18632,7 @@
       <w:r>
         <w:t xml:space="preserve">Siddiqi, Asif A. </w:t>
       </w:r>
-      <w:hyperlink w:history="1" r:id="rIdnx_p3uz23fsfr-dkfjebr">
+      <w:hyperlink w:history="1" r:id="rIdwq1xn4i51vo29w9dkvzp8">
         <w:r>
           <w:rPr>
             <w:color w:val="0563C1"/>
@@ -18611,7 +18660,7 @@
       <w:r>
         <w:t xml:space="preserve">Colaprete, Anthony, et al. “</w:t>
       </w:r>
-      <w:hyperlink w:history="1" r:id="rIdpyinzmvjjx3xxe9qwxfht">
+      <w:hyperlink w:history="1" r:id="rIdgvhqfiaygggagy72-5l6u">
         <w:r>
           <w:rPr>
             <w:color w:val="0563C1"/>
@@ -18639,7 +18688,7 @@
       <w:r>
         <w:t xml:space="preserve">Sheehan, William. </w:t>
       </w:r>
-      <w:hyperlink w:history="1" r:id="rIdckzk8v0gyhm3yhfjgf--x">
+      <w:hyperlink w:history="1" r:id="rIdg6fdulcoabjz3422htd2o">
         <w:r>
           <w:rPr>
             <w:color w:val="0563C1"/>
@@ -18667,7 +18716,7 @@
       <w:r>
         <w:t xml:space="preserve">Grotzinger, John P., et al. “</w:t>
       </w:r>
-      <w:hyperlink w:history="1" r:id="rIdmfihnjmb8yfwa-lrzfczj">
+      <w:hyperlink w:history="1" r:id="rIdijquiknowwn5d0gaqdwox">
         <w:r>
           <w:rPr>
             <w:color w:val="0563C1"/>
@@ -18695,7 +18744,7 @@
       <w:r>
         <w:t xml:space="preserve">Mangold, Nicolas, et al. “</w:t>
       </w:r>
-      <w:hyperlink w:history="1" r:id="rIdi_deh5q5uu304yotttoez">
+      <w:hyperlink w:history="1" r:id="rIdv-epplyjarv0xemnzr3cg">
         <w:r>
           <w:rPr>
             <w:color w:val="0563C1"/>
@@ -18721,9 +18770,9 @@
           <w:rFonts w:ascii="Amazon Ember" w:cs="Amazon Ember" w:eastAsia="Amazon Ember" w:hAnsi="Amazon Ember"/>
           <w:b/>
           <w:bCs/>
-          <w:color w:val="0000FF"/>
-          <w:sz w:val="36"/>
-          <w:szCs w:val="36"/>
+          <w:color w:val="1F4E79"/>
+          <w:sz w:val="32"/>
+          <w:szCs w:val="32"/>
         </w:rPr>
         <w:t xml:space="preserve">1905 Onward: The Physics That Finally Made Sense to Someone</w:t>
       </w:r>
@@ -18743,7 +18792,7 @@
       <w:r>
         <w:t xml:space="preserve">Ashby, Neil. “</w:t>
       </w:r>
-      <w:hyperlink w:history="1" r:id="rIdcmr2m0luzkuawlfton_l2">
+      <w:hyperlink w:history="1" r:id="rIdagbpph7ofx6a9z5jxdzoy">
         <w:r>
           <w:rPr>
             <w:color w:val="0563C1"/>
@@ -18771,7 +18820,7 @@
       <w:r>
         <w:t xml:space="preserve">Dyson, F. W., A. S. Eddington, and C. Davidson. “</w:t>
       </w:r>
-      <w:hyperlink w:history="1" r:id="rIdeogdziwaxn3bipuj5iev9">
+      <w:hyperlink w:history="1" r:id="rId1wkypdsgxorffsmghqzz-">
         <w:r>
           <w:rPr>
             <w:color w:val="0563C1"/>
@@ -18799,7 +18848,7 @@
       <w:r>
         <w:t xml:space="preserve">Au, Whitlow W. L. </w:t>
       </w:r>
-      <w:hyperlink w:history="1" r:id="rIdkry_5j6rd91xnu0n5dstm">
+      <w:hyperlink w:history="1" r:id="rIdedgohmlnp2jftdcrtnqq8">
         <w:r>
           <w:rPr>
             <w:color w:val="0563C1"/>
@@ -18827,7 +18876,7 @@
       <w:r>
         <w:t xml:space="preserve">Susskind, Leonard. “</w:t>
       </w:r>
-      <w:hyperlink w:history="1" r:id="rIdutnccqazdzulxndvhjejf">
+      <w:hyperlink w:history="1" r:id="rIdfkchxahqfav_3nsjabsyr">
         <w:r>
           <w:rPr>
             <w:color w:val="0563C1"/>
@@ -18855,7 +18904,7 @@
       <w:r>
         <w:t xml:space="preserve">Scerri, Eric R. </w:t>
       </w:r>
-      <w:hyperlink w:history="1" r:id="rIdefm7s51z7_zbgulqrnpk8">
+      <w:hyperlink w:history="1" r:id="rId6s309ig6a62ee9hliflay">
         <w:r>
           <w:rPr>
             <w:color w:val="0563C1"/>
@@ -18883,7 +18932,7 @@
       <w:r>
         <w:t xml:space="preserve">Erisman, Jan Willem, et al. “</w:t>
       </w:r>
-      <w:hyperlink w:history="1" r:id="rIdjkf3otzufq_afefoo1vnh">
+      <w:hyperlink w:history="1" r:id="rIdhhjineuw3i6mjzgvnthww">
         <w:r>
           <w:rPr>
             <w:color w:val="0563C1"/>
@@ -18911,7 +18960,7 @@
       <w:r>
         <w:t xml:space="preserve">Watson, J. D., and F. H. C. Crick. “</w:t>
       </w:r>
-      <w:hyperlink w:history="1" r:id="rIdbjyubif1truwqurqomxkv">
+      <w:hyperlink w:history="1" r:id="rIdy40vjwagnmf30o1k4a8a_">
         <w:r>
           <w:rPr>
             <w:color w:val="0563C1"/>
@@ -18939,7 +18988,7 @@
       <w:r>
         <w:t xml:space="preserve">Franklin, Rosalind E., and R. G. Gosling. “</w:t>
       </w:r>
-      <w:hyperlink w:history="1" r:id="rIdrcj_vzot-w0edpscefud-">
+      <w:hyperlink w:history="1" r:id="rIdjsjtvh1jisruygyhzq94s">
         <w:r>
           <w:rPr>
             <w:color w:val="0563C1"/>
@@ -18967,7 +19016,7 @@
       <w:r>
         <w:t xml:space="preserve">International Human Genome Sequencing Consortium. “</w:t>
       </w:r>
-      <w:hyperlink w:history="1" r:id="rId30kzndy_lfclyl8yqbkre">
+      <w:hyperlink w:history="1" r:id="rIdn7fhocvgp0ugqa7buy3ba">
         <w:r>
           <w:rPr>
             <w:color w:val="0563C1"/>
@@ -18995,7 +19044,7 @@
       <w:r>
         <w:t xml:space="preserve">International Human Genome Sequencing Consortium. “</w:t>
       </w:r>
-      <w:hyperlink w:history="1" r:id="rIdcnaiufmcvsuwngdvpbgfa">
+      <w:hyperlink w:history="1" r:id="rId7tynvctbbrer6gvtveee8">
         <w:r>
           <w:rPr>
             <w:color w:val="0563C1"/>
@@ -19023,7 +19072,7 @@
       <w:r>
         <w:t xml:space="preserve">Nurk, Sergey, et al. “</w:t>
       </w:r>
-      <w:hyperlink w:history="1" r:id="rIddl751o4wzhkgp9lwuiv96">
+      <w:hyperlink w:history="1" r:id="rIdb8krb4ioyck2ylh57otp_">
         <w:r>
           <w:rPr>
             <w:color w:val="0563C1"/>
@@ -19051,7 +19100,7 @@
       <w:r>
         <w:t xml:space="preserve">Vine, F. J., and D. H. Matthews. “</w:t>
       </w:r>
-      <w:hyperlink w:history="1" r:id="rIdwuuflr2ghh9d6uyz-qg-2">
+      <w:hyperlink w:history="1" r:id="rIdejkoj6negvlqmbnkdoisj">
         <w:r>
           <w:rPr>
             <w:color w:val="0563C1"/>
@@ -19079,7 +19128,7 @@
       <w:r>
         <w:t xml:space="preserve">Alpher, Ralph A., and Robert Herman. “</w:t>
       </w:r>
-      <w:hyperlink w:history="1" r:id="rIddrsogswt6rvge7_vn2r0f">
+      <w:hyperlink w:history="1" r:id="rIdxjlm31otrq-lu7o3f4o_9">
         <w:r>
           <w:rPr>
             <w:color w:val="0563C1"/>
@@ -19107,7 +19156,7 @@
       <w:r>
         <w:t xml:space="preserve">Penzias, A. A., and R. W. Wilson. “</w:t>
       </w:r>
-      <w:hyperlink w:history="1" r:id="rIdmdpvewwckvucbpjgewabn">
+      <w:hyperlink w:history="1" r:id="rIdjzmnxaxjzjnylxoz-7ar_">
         <w:r>
           <w:rPr>
             <w:color w:val="0563C1"/>
@@ -19135,7 +19184,7 @@
       <w:r>
         <w:t xml:space="preserve">Fleischmann, Martin, and Stanley Pons. “</w:t>
       </w:r>
-      <w:hyperlink w:history="1" r:id="rIdwhvb6hoqy_n4eelbco0nc">
+      <w:hyperlink w:history="1" r:id="rIdeewwhibagwoa9q04fkvky">
         <w:r>
           <w:rPr>
             <w:color w:val="0563C1"/>
@@ -19163,7 +19212,7 @@
       <w:r>
         <w:t xml:space="preserve">Wolfe-Simon, Felisa, et al. “</w:t>
       </w:r>
-      <w:hyperlink w:history="1" r:id="rId7b5kgqo0z1_row3b9ao6w">
+      <w:hyperlink w:history="1" r:id="rIdyuyookpxn8tqbn4fcpjye">
         <w:r>
           <w:rPr>
             <w:color w:val="0563C1"/>
@@ -19191,7 +19240,7 @@
       <w:r>
         <w:t xml:space="preserve">Reaves, Marshall Louis, et al. “</w:t>
       </w:r>
-      <w:hyperlink w:history="1" r:id="rIdjsl7abvlfdkf4a7td3y6s">
+      <w:hyperlink w:history="1" r:id="rIda-v54mggpq5cnhsoko_qp">
         <w:r>
           <w:rPr>
             <w:color w:val="0563C1"/>
@@ -19217,9 +19266,9 @@
           <w:rFonts w:ascii="Amazon Ember" w:cs="Amazon Ember" w:eastAsia="Amazon Ember" w:hAnsi="Amazon Ember"/>
           <w:b/>
           <w:bCs/>
-          <w:color w:val="0000FF"/>
-          <w:sz w:val="36"/>
-          <w:szCs w:val="36"/>
+          <w:color w:val="1F4E79"/>
+          <w:sz w:val="32"/>
+          <w:szCs w:val="32"/>
         </w:rPr>
         <w:t xml:space="preserve">The 1940s to the 1970s: Decolonization — The World Redraws Itself</w:t>
       </w:r>
@@ -19239,7 +19288,7 @@
       <w:r>
         <w:t xml:space="preserve">Dalrymple, William. </w:t>
       </w:r>
-      <w:hyperlink w:history="1" r:id="rIdnq1k3lojff228kbq20eql">
+      <w:hyperlink w:history="1" r:id="rIdyanzewnrte6fqaysres67">
         <w:r>
           <w:rPr>
             <w:color w:val="0563C1"/>
@@ -19267,7 +19316,7 @@
       <w:r>
         <w:t xml:space="preserve">Maddison, Angus. </w:t>
       </w:r>
-      <w:hyperlink w:history="1" r:id="rIdp9z4kuzwvn9-s308uvlbw">
+      <w:hyperlink w:history="1" r:id="rIdocps6ewg0qq3ot2rhtzj9">
         <w:r>
           <w:rPr>
             <w:color w:val="0563C1"/>
@@ -19295,7 +19344,7 @@
       <w:r>
         <w:t xml:space="preserve">Sen, Amartya. </w:t>
       </w:r>
-      <w:hyperlink w:history="1" r:id="rIdn7iagmvq01a2cyoexs6tr">
+      <w:hyperlink w:history="1" r:id="rId3noex-h5n5v008y72tyog">
         <w:r>
           <w:rPr>
             <w:color w:val="0563C1"/>
@@ -19323,7 +19372,7 @@
       <w:r>
         <w:t xml:space="preserve">Khan, Yasmin. </w:t>
       </w:r>
-      <w:hyperlink w:history="1" r:id="rId2efq1swhtmkxsuo20vvzq">
+      <w:hyperlink w:history="1" r:id="rId7x3run1qhbgqgcqnb9zfd">
         <w:r>
           <w:rPr>
             <w:color w:val="0563C1"/>
@@ -19351,7 +19400,7 @@
       <w:r>
         <w:t xml:space="preserve">Elkins, Caroline. </w:t>
       </w:r>
-      <w:hyperlink w:history="1" r:id="rIdch0rljhpqjefqsc14ks0v">
+      <w:hyperlink w:history="1" r:id="rIdbgeeajyq5hbkgxbzxaylx">
         <w:r>
           <w:rPr>
             <w:color w:val="0563C1"/>
@@ -19379,7 +19428,7 @@
       <w:r>
         <w:t xml:space="preserve">Jansen, Jan C., and Jürgen Osterhammel. </w:t>
       </w:r>
-      <w:hyperlink w:history="1" r:id="rIdh9s4vfwulk4xozp8vmkag">
+      <w:hyperlink w:history="1" r:id="rIdv4lvadqargskx5rdvfxg4">
         <w:r>
           <w:rPr>
             <w:color w:val="0563C1"/>
@@ -19407,7 +19456,7 @@
       <w:r>
         <w:t xml:space="preserve">Des Forges, Alison. </w:t>
       </w:r>
-      <w:hyperlink w:history="1" r:id="rIdmnvjd1npkfyzgwgdytls3">
+      <w:hyperlink w:history="1" r:id="rIdxovfdoggbddgdzarzsjb0">
         <w:r>
           <w:rPr>
             <w:color w:val="0563C1"/>
@@ -19435,7 +19484,7 @@
       <w:r>
         <w:t xml:space="preserve">Newbury, Catharine. </w:t>
       </w:r>
-      <w:hyperlink w:history="1" r:id="rIdg8sbqevkaqeoceezttfhh">
+      <w:hyperlink w:history="1" r:id="rIdanzxex965cigsa9iexsdt">
         <w:r>
           <w:rPr>
             <w:color w:val="0563C1"/>
@@ -19461,9 +19510,9 @@
           <w:rFonts w:ascii="Amazon Ember" w:cs="Amazon Ember" w:eastAsia="Amazon Ember" w:hAnsi="Amazon Ember"/>
           <w:b/>
           <w:bCs/>
-          <w:color w:val="0000FF"/>
-          <w:sz w:val="36"/>
-          <w:szCs w:val="36"/>
+          <w:color w:val="1F4E79"/>
+          <w:sz w:val="32"/>
+          <w:szCs w:val="32"/>
         </w:rPr>
         <w:t xml:space="preserve">1893 to 1994: Civil Rights and Liberation — Humanity Argues With Itself</w:t>
       </w:r>
@@ -19483,7 +19532,7 @@
       <w:r>
         <w:t xml:space="preserve">Branch, Taylor. </w:t>
       </w:r>
-      <w:hyperlink w:history="1" r:id="rId9exwjdmya0q_og-osekmm">
+      <w:hyperlink w:history="1" r:id="rIdxztwqosero4gcufam38pj">
         <w:r>
           <w:rPr>
             <w:color w:val="0563C1"/>
@@ -19511,7 +19560,7 @@
       <w:r>
         <w:t xml:space="preserve">Hoose, Phillip. </w:t>
       </w:r>
-      <w:hyperlink w:history="1" r:id="rIdwmldf58p1en-mckdyhx8e">
+      <w:hyperlink w:history="1" r:id="rIdjciz1bhyah1-q0r96l_gw">
         <w:r>
           <w:rPr>
             <w:color w:val="0563C1"/>
@@ -19539,7 +19588,7 @@
       <w:r>
         <w:t xml:space="preserve">Tyson, Timothy B. </w:t>
       </w:r>
-      <w:hyperlink w:history="1" r:id="rIdwxh6x6xuzxqglwiv9cxxd">
+      <w:hyperlink w:history="1" r:id="rIdcbgeo_byysholsessk91h">
         <w:r>
           <w:rPr>
             <w:color w:val="0563C1"/>
@@ -19567,7 +19616,7 @@
       <w:r>
         <w:t xml:space="preserve">Mandela, Nelson. </w:t>
       </w:r>
-      <w:hyperlink w:history="1" r:id="rId1yjywhipdrthfwtkyiqxk">
+      <w:hyperlink w:history="1" r:id="rIdwbwgc_mgzmqvnskzw0u1m">
         <w:r>
           <w:rPr>
             <w:color w:val="0563C1"/>
@@ -19595,7 +19644,7 @@
       <w:r>
         <w:t xml:space="preserve">Carter, David. </w:t>
       </w:r>
-      <w:hyperlink w:history="1" r:id="rIdobfpk6ktqiqibteameduj">
+      <w:hyperlink w:history="1" r:id="rIdgy8crwhjaasgrjxo-hroq">
         <w:r>
           <w:rPr>
             <w:color w:val="0563C1"/>
@@ -19621,9 +19670,9 @@
           <w:rFonts w:ascii="Amazon Ember" w:cs="Amazon Ember" w:eastAsia="Amazon Ember" w:hAnsi="Amazon Ember"/>
           <w:b/>
           <w:bCs/>
-          <w:color w:val="0000FF"/>
-          <w:sz w:val="36"/>
-          <w:szCs w:val="36"/>
+          <w:color w:val="1F4E79"/>
+          <w:sz w:val="32"/>
+          <w:szCs w:val="32"/>
         </w:rPr>
         <w:t xml:space="preserve">1843 to 2007: The Digital Leap — Computers, Networks, and a Connected World</w:t>
       </w:r>
@@ -19643,7 +19692,7 @@
       <w:r>
         <w:t xml:space="preserve">Turing, A. M. “</w:t>
       </w:r>
-      <w:hyperlink w:history="1" r:id="rIdej6wazkqe_1nf4ttee7y4">
+      <w:hyperlink w:history="1" r:id="rIdat80l6atfzh7wm8xydb6s">
         <w:r>
           <w:rPr>
             <w:color w:val="0563C1"/>
@@ -19671,7 +19720,7 @@
       <w:r>
         <w:t xml:space="preserve">Copeland, B. Jack, ed. </w:t>
       </w:r>
-      <w:hyperlink w:history="1" r:id="rIdnomcqt7fdzx2vianaz6tf">
+      <w:hyperlink w:history="1" r:id="rIdu2xs09uemokixkffwr2w1">
         <w:r>
           <w:rPr>
             <w:color w:val="0563C1"/>
@@ -19699,7 +19748,7 @@
       <w:r>
         <w:t xml:space="preserve">Isaacson, Walter. </w:t>
       </w:r>
-      <w:hyperlink w:history="1" r:id="rIdgsceswwl_orqvf7_3axll">
+      <w:hyperlink w:history="1" r:id="rIdbyw1j7gsuoulpc02xdkdb">
         <w:r>
           <w:rPr>
             <w:color w:val="0563C1"/>
@@ -19727,7 +19776,7 @@
       <w:r>
         <w:t xml:space="preserve">Vosoughi, Soroush, Deb Roy, and Sinan Aral. “</w:t>
       </w:r>
-      <w:hyperlink w:history="1" r:id="rIdwywapnsblhav39bdfi01p">
+      <w:hyperlink w:history="1" r:id="rId6mx-_zawo5pp5odixzfmu">
         <w:r>
           <w:rPr>
             <w:color w:val="0563C1"/>
@@ -19753,9 +19802,9 @@
           <w:rFonts w:ascii="Amazon Ember" w:cs="Amazon Ember" w:eastAsia="Amazon Ember" w:hAnsi="Amazon Ember"/>
           <w:b/>
           <w:bCs/>
-          <w:color w:val="0000FF"/>
-          <w:sz w:val="36"/>
-          <w:szCs w:val="36"/>
+          <w:color w:val="1F4E79"/>
+          <w:sz w:val="32"/>
+          <w:szCs w:val="32"/>
         </w:rPr>
         <w:t xml:space="preserve">The Thirteenth B’ak’tun, 2012: The World Was Supposed to End in 2012 (It Didn’t)</w:t>
       </w:r>
@@ -19775,7 +19824,7 @@
       <w:r>
         <w:t xml:space="preserve">Stuart, David. </w:t>
       </w:r>
-      <w:hyperlink w:history="1" r:id="rId6vfo29uwclfu7uucp3klu">
+      <w:hyperlink w:history="1" r:id="rId14vs9bt3zgk-9z1st8zpk">
         <w:r>
           <w:rPr>
             <w:color w:val="0563C1"/>
@@ -19803,7 +19852,7 @@
       <w:r>
         <w:t xml:space="preserve">Aveni, Anthony. </w:t>
       </w:r>
-      <w:hyperlink w:history="1" r:id="rIdxwbt4v8dckkynrpb7q75m">
+      <w:hyperlink w:history="1" r:id="rIdynxfhnxebpagvkcbkx3qa">
         <w:r>
           <w:rPr>
             <w:color w:val="0563C1"/>
@@ -19829,9 +19878,9 @@
           <w:rFonts w:ascii="Amazon Ember" w:cs="Amazon Ember" w:eastAsia="Amazon Ember" w:hAnsi="Amazon Ember"/>
           <w:b/>
           <w:bCs/>
-          <w:color w:val="0000FF"/>
-          <w:sz w:val="36"/>
-          <w:szCs w:val="36"/>
+          <w:color w:val="1F4E79"/>
+          <w:sz w:val="32"/>
+          <w:szCs w:val="32"/>
         </w:rPr>
         <w:t xml:space="preserve">1950 to the 2020s: Something Might Be Watching (Probably Not What You Think)</w:t>
       </w:r>
@@ -19851,7 +19900,7 @@
       <w:r>
         <w:t xml:space="preserve">Meech, Karen J., et al. “</w:t>
       </w:r>
-      <w:hyperlink w:history="1" r:id="rIdj-g4k2fsztqh4cqsihugv">
+      <w:hyperlink w:history="1" r:id="rIdtjumxm3klnhh9_ojthsp3">
         <w:r>
           <w:rPr>
             <w:color w:val="0563C1"/>
@@ -19879,7 +19928,7 @@
       <w:r>
         <w:t xml:space="preserve">Micheli, Marco, et al. “</w:t>
       </w:r>
-      <w:hyperlink w:history="1" r:id="rIdqikf0pei5udnj752dtylx">
+      <w:hyperlink w:history="1" r:id="rId5_9ve6bxk_tupb-d5uoyo">
         <w:r>
           <w:rPr>
             <w:color w:val="0563C1"/>
@@ -19907,7 +19956,7 @@
       <w:r>
         <w:t xml:space="preserve">‘Oumuamua ISSI Team. “</w:t>
       </w:r>
-      <w:hyperlink w:history="1" r:id="rIdgfuldb_dbh41vcmcycpjd">
+      <w:hyperlink w:history="1" r:id="rIdbvqwh-tes7pgoezymga8b">
         <w:r>
           <w:rPr>
             <w:color w:val="0563C1"/>
@@ -19935,7 +19984,7 @@
       <w:r>
         <w:t xml:space="preserve">Staff at the National Astronomy and Ionosphere Center. “</w:t>
       </w:r>
-      <w:hyperlink w:history="1" r:id="rIdplha-pgxwojwywyl8z7xz">
+      <w:hyperlink w:history="1" r:id="rId1jx65fv-5bmphdmzasgwf">
         <w:r>
           <w:rPr>
             <w:color w:val="0563C1"/>
@@ -19977,9 +20026,9 @@
           <w:rFonts w:ascii="Amazon Ember" w:cs="Amazon Ember" w:eastAsia="Amazon Ember" w:hAnsi="Amazon Ember"/>
           <w:b/>
           <w:bCs/>
-          <w:color w:val="0000FF"/>
-          <w:sz w:val="36"/>
-          <w:szCs w:val="36"/>
+          <w:color w:val="1F4E79"/>
+          <w:sz w:val="32"/>
+          <w:szCs w:val="32"/>
         </w:rPr>
         <w:t xml:space="preserve">1796 to Today: Medicine and Its Cost — How Humans Learned to Heal</w:t>
       </w:r>
@@ -19999,7 +20048,7 @@
       <w:r>
         <w:t xml:space="preserve">Riley, James C. “</w:t>
       </w:r>
-      <w:hyperlink w:history="1" r:id="rIdfpa0u-q4-zdvjsklg0zwy">
+      <w:hyperlink w:history="1" r:id="rIdiu30f3si-slxmbcdlyvf2">
         <w:r>
           <w:rPr>
             <w:color w:val="0563C1"/>
@@ -20027,7 +20076,7 @@
       <w:r>
         <w:t xml:space="preserve">Bliss, Michael. </w:t>
       </w:r>
-      <w:hyperlink w:history="1" r:id="rIdfga-baujejwlisv5g18k9">
+      <w:hyperlink w:history="1" r:id="rIdrmz9zlaxgq1gocecj01rx">
         <w:r>
           <w:rPr>
             <w:color w:val="0563C1"/>
@@ -20055,7 +20104,7 @@
       <w:r>
         <w:t xml:space="preserve">Reverby, Susan M. </w:t>
       </w:r>
-      <w:hyperlink w:history="1" r:id="rId8xse5aqjazipd2kvkmfn4">
+      <w:hyperlink w:history="1" r:id="rIdqm8nhmwwc6gz_9axv8xqm">
         <w:r>
           <w:rPr>
             <w:color w:val="0563C1"/>
@@ -20083,7 +20132,7 @@
       <w:r>
         <w:t xml:space="preserve">Keefe, Patrick Radden. </w:t>
       </w:r>
-      <w:hyperlink w:history="1" r:id="rIdiw5wxqqxg55dd7yxy_-u-">
+      <w:hyperlink w:history="1" r:id="rIdosu4p0k-zpl7xnmqd6zlf">
         <w:r>
           <w:rPr>
             <w:color w:val="0563C1"/>
@@ -20111,7 +20160,7 @@
       <w:r>
         <w:t xml:space="preserve">Antimicrobial Resistance Collaborators. “</w:t>
       </w:r>
-      <w:hyperlink w:history="1" r:id="rIdiijrmttcj3zee10ms-ano">
+      <w:hyperlink w:history="1" r:id="rIdxzm-g9l1oz9qy_hnhz5w2">
         <w:r>
           <w:rPr>
             <w:color w:val="0563C1"/>
@@ -20139,7 +20188,7 @@
       <w:r>
         <w:t xml:space="preserve">Van Bressem, Marie-Françoise, et al. “</w:t>
       </w:r>
-      <w:hyperlink w:history="1" r:id="rIdhodj461kljrejhhmmwmcm">
+      <w:hyperlink w:history="1" r:id="rIdtb-a0es21baafmax88e0j">
         <w:r>
           <w:rPr>
             <w:color w:val="0563C1"/>
@@ -20167,7 +20216,7 @@
       <w:r>
         <w:t xml:space="preserve">Oshinsky, David M. </w:t>
       </w:r>
-      <w:hyperlink w:history="1" r:id="rIdc1__oxfvqmfvwpzso7ute">
+      <w:hyperlink w:history="1" r:id="rIdvejagossoggpmfjxqzx1t">
         <w:r>
           <w:rPr>
             <w:color w:val="0563C1"/>
@@ -20195,7 +20244,7 @@
       <w:r>
         <w:t xml:space="preserve">Polack, Fernando P., et al. “</w:t>
       </w:r>
-      <w:hyperlink w:history="1" r:id="rIdxvgptng47ftbirgvuijtg">
+      <w:hyperlink w:history="1" r:id="rId_g8ud3d8ezn6bcazx-umc">
         <w:r>
           <w:rPr>
             <w:color w:val="0563C1"/>
@@ -20221,9 +20270,9 @@
           <w:rFonts w:ascii="Amazon Ember" w:cs="Amazon Ember" w:eastAsia="Amazon Ember" w:hAnsi="Amazon Ember"/>
           <w:b/>
           <w:bCs/>
-          <w:color w:val="0000FF"/>
-          <w:sz w:val="36"/>
-          <w:szCs w:val="36"/>
+          <w:color w:val="1F4E79"/>
+          <w:sz w:val="32"/>
+          <w:szCs w:val="32"/>
         </w:rPr>
         <w:t xml:space="preserve">1896 to Today: Climate and Consequence — The Price of Progress</w:t>
       </w:r>
@@ -20243,7 +20292,7 @@
       <w:r>
         <w:t xml:space="preserve">Arrhenius, Svante. “</w:t>
       </w:r>
-      <w:hyperlink w:history="1" r:id="rIdd-uy61ten1e0obtxa3lnq">
+      <w:hyperlink w:history="1" r:id="rId1-2o6yokf8rfssdg_2ny2">
         <w:r>
           <w:rPr>
             <w:color w:val="0563C1"/>
@@ -20271,7 +20320,7 @@
       <w:r>
         <w:t xml:space="preserve">Philip, Sjoukje Y., et al. “</w:t>
       </w:r>
-      <w:hyperlink w:history="1" r:id="rIdmgiqyfpnrqapuwwkh_dmo">
+      <w:hyperlink w:history="1" r:id="rIdvord0eyk8tbo3be_aw1qb">
         <w:r>
           <w:rPr>
             <w:color w:val="0563C1"/>
@@ -20299,7 +20348,7 @@
       <w:r>
         <w:t xml:space="preserve">Supran, G., S. Rahmstorf, and N. Oreskes. “</w:t>
       </w:r>
-      <w:hyperlink w:history="1" r:id="rIduicrs5xl1enbveuzjg2v5">
+      <w:hyperlink w:history="1" r:id="rIdmxj1hq3l-ya-4rs00ipov">
         <w:r>
           <w:rPr>
             <w:color w:val="0563C1"/>
@@ -20327,7 +20376,7 @@
       <w:r>
         <w:t xml:space="preserve">Witze, Alexandra. “</w:t>
       </w:r>
-      <w:hyperlink w:history="1" r:id="rId6kccchx_oeybfasjgg-nx">
+      <w:hyperlink w:history="1" r:id="rId-sszvbukqrltlre6qss_p">
         <w:r>
           <w:rPr>
             <w:color w:val="0563C1"/>
@@ -20355,7 +20404,7 @@
       <w:r>
         <w:t xml:space="preserve">IPCC. </w:t>
       </w:r>
-      <w:hyperlink w:history="1" r:id="rId9aqmi5zmf3ljkwj3vbqda">
+      <w:hyperlink w:history="1" r:id="rId0n1rhs4yodmneo6umgzjv">
         <w:r>
           <w:rPr>
             <w:color w:val="0563C1"/>
@@ -20383,7 +20432,7 @@
       <w:r>
         <w:t xml:space="preserve">Morlighem, Mathieu, et al. “</w:t>
       </w:r>
-      <w:hyperlink w:history="1" r:id="rIdtkerxcs-pksbwqoakvwdq">
+      <w:hyperlink w:history="1" r:id="rId-q7q8jubhbygh4cqyuxsi">
         <w:r>
           <w:rPr>
             <w:color w:val="0563C1"/>
@@ -20411,7 +20460,7 @@
       <w:r>
         <w:t xml:space="preserve">IMBIE Team. “</w:t>
       </w:r>
-      <w:hyperlink w:history="1" r:id="rIdkswlp2slefqjvo21heo9-">
+      <w:hyperlink w:history="1" r:id="rIdoswlizrizxomo3pudxoi-">
         <w:r>
           <w:rPr>
             <w:color w:val="0563C1"/>
@@ -20439,7 +20488,7 @@
       <w:r>
         <w:t xml:space="preserve">Joughin, Ian, Benjamin E. Smith, and Brooke Medley. “</w:t>
       </w:r>
-      <w:hyperlink w:history="1" r:id="rIdh4qsa75uyftseuhwnrgfg">
+      <w:hyperlink w:history="1" r:id="rId3hw1muq7sqbla3eq3ga13">
         <w:r>
           <w:rPr>
             <w:color w:val="0563C1"/>
@@ -20467,7 +20516,7 @@
       <w:r>
         <w:t xml:space="preserve">Secretariat of the Antarctic Treaty. “</w:t>
       </w:r>
-      <w:hyperlink w:history="1" r:id="rIdsa6ghf45cqxwjaunp2ut8">
+      <w:hyperlink w:history="1" r:id="rIdnymblz7b-uywrcccqz_hd">
         <w:r>
           <w:rPr>
             <w:color w:val="0563C1"/>
@@ -20495,7 +20544,7 @@
       <w:r>
         <w:t xml:space="preserve">Office of the Historian, US Department of State. </w:t>
       </w:r>
-      <w:hyperlink w:history="1" r:id="rIdyyokc7fjy4xs2aqrgl_no">
+      <w:hyperlink w:history="1" r:id="rId781ug_sfknxvg1x5f4eqq">
         <w:r>
           <w:rPr>
             <w:color w:val="0563C1"/>
@@ -20523,7 +20572,7 @@
       <w:r>
         <w:t xml:space="preserve">“‘Greenland Belongs to Greenland’: </w:t>
       </w:r>
-      <w:hyperlink w:history="1" r:id="rIdfgwcnhdeaiotl0vmqcvi0">
+      <w:hyperlink w:history="1" r:id="rIdlbw4re9dfy_x9qbjbemgz">
         <w:r>
           <w:rPr>
             <w:color w:val="0563C1"/>
@@ -20551,7 +20600,7 @@
       <w:r>
         <w:t xml:space="preserve">BBC News. Report on </w:t>
       </w:r>
-      <w:hyperlink w:history="1" r:id="rId3mhk3yh4frn1tfvqrui2n">
+      <w:hyperlink w:history="1" r:id="rIdeoqllvcrjdwkqxrc8vbgn">
         <w:r>
           <w:rPr>
             <w:color w:val="0563C1"/>
@@ -20579,7 +20628,7 @@
       <w:r>
         <w:t xml:space="preserve">BBC News. </w:t>
       </w:r>
-      <w:hyperlink w:history="1" r:id="rIdxaxnaujtduhttmawxddmx">
+      <w:hyperlink w:history="1" r:id="rId3r4xknrm19-hhzyws0fjy">
         <w:r>
           <w:rPr>
             <w:color w:val="0563C1"/>
@@ -20607,7 +20656,7 @@
       <w:r>
         <w:t xml:space="preserve">Statistics Greenland. “</w:t>
       </w:r>
-      <w:hyperlink w:history="1" r:id="rIdqzyf85x6xrwpevp9zkedl">
+      <w:hyperlink w:history="1" r:id="rIdwuczhbvj0qzk7wabsi3fl">
         <w:r>
           <w:rPr>
             <w:color w:val="0563C1"/>
@@ -20633,9 +20682,9 @@
           <w:rFonts w:ascii="Amazon Ember" w:cs="Amazon Ember" w:eastAsia="Amazon Ember" w:hAnsi="Amazon Ember"/>
           <w:b/>
           <w:bCs/>
-          <w:color w:val="0000FF"/>
-          <w:sz w:val="36"/>
-          <w:szCs w:val="36"/>
+          <w:color w:val="1F4E79"/>
+          <w:sz w:val="32"/>
+          <w:szCs w:val="32"/>
         </w:rPr>
         <w:t xml:space="preserve">1991 to Today: A Fractured Present — Democracy, Authoritarianism, and the Information Age</w:t>
       </w:r>
@@ -20671,7 +20720,7 @@
       <w:r>
         <w:t xml:space="preserve">COVID-19 National Preparedness Collaborators. “</w:t>
       </w:r>
-      <w:hyperlink w:history="1" r:id="rIdswcvv-tuylpgi6qkw1539">
+      <w:hyperlink w:history="1" r:id="rId9iag7p6qneiruwx_s7tcj">
         <w:r>
           <w:rPr>
             <w:color w:val="0563C1"/>
@@ -20699,7 +20748,7 @@
       <w:r>
         <w:t xml:space="preserve">Msemburi, William, et al. “</w:t>
       </w:r>
-      <w:hyperlink w:history="1" r:id="rIdf5iz-hncb_ixx1wh_77gn">
+      <w:hyperlink w:history="1" r:id="rIdezlgxgje7jczzs_n4fozq">
         <w:r>
           <w:rPr>
             <w:color w:val="0563C1"/>
@@ -20725,9 +20774,9 @@
           <w:rFonts w:ascii="Amazon Ember" w:cs="Amazon Ember" w:eastAsia="Amazon Ember" w:hAnsi="Amazon Ember"/>
           <w:b/>
           <w:bCs/>
-          <w:color w:val="0000FF"/>
-          <w:sz w:val="36"/>
-          <w:szCs w:val="36"/>
+          <w:color w:val="1F4E79"/>
+          <w:sz w:val="32"/>
+          <w:szCs w:val="32"/>
         </w:rPr>
         <w:t xml:space="preserve">Seven Million Years to Today: The Dolphins’ Long View — What a Non-Human Species Makes of Human History</w:t>
       </w:r>
@@ -20761,9 +20810,9 @@
           <w:rFonts w:ascii="Amazon Ember" w:cs="Amazon Ember" w:eastAsia="Amazon Ember" w:hAnsi="Amazon Ember"/>
           <w:b/>
           <w:bCs/>
-          <w:color w:val="0000FF"/>
-          <w:sz w:val="36"/>
-          <w:szCs w:val="36"/>
+          <w:color w:val="1F4E79"/>
+          <w:sz w:val="32"/>
+          <w:szCs w:val="32"/>
         </w:rPr>
         <w:t xml:space="preserve">Epilogue: After Homo Sapiens — Superhumans and Androids</w:t>
       </w:r>
@@ -20783,7 +20832,7 @@
       <w:r>
         <w:t xml:space="preserve">Jinek, Martin, et al. “</w:t>
       </w:r>
-      <w:hyperlink w:history="1" r:id="rIdkrpt--kshohk8-1lb__lm">
+      <w:hyperlink w:history="1" r:id="rId5ejvj_jp76m_hah8plcwz">
         <w:r>
           <w:rPr>
             <w:color w:val="0563C1"/>
@@ -20811,7 +20860,7 @@
       <w:r>
         <w:t xml:space="preserve">Fehilly, Carole B., S. M. Willadsen, and Elizabeth M. Tucker. “</w:t>
       </w:r>
-      <w:hyperlink w:history="1" r:id="rId5tnlsz5e6aedcrjdwkxzb">
+      <w:hyperlink w:history="1" r:id="rIdpwpjnrv5hbbdzhctobq76">
         <w:r>
           <w:rPr>
             <w:color w:val="0563C1"/>
@@ -20837,9 +20886,9 @@
           <w:rFonts w:ascii="Amazon Ember" w:cs="Amazon Ember" w:eastAsia="Amazon Ember" w:hAnsi="Amazon Ember"/>
           <w:b/>
           <w:bCs/>
-          <w:color w:val="0000FF"/>
-          <w:sz w:val="36"/>
-          <w:szCs w:val="36"/>
+          <w:color w:val="1F4E79"/>
+          <w:sz w:val="32"/>
+          <w:szCs w:val="32"/>
         </w:rPr>
         <w:t xml:space="preserve">A Timeline — For Humans Who Like Their History in Order</w:t>
       </w:r>
@@ -20859,7 +20908,7 @@
       <w:r>
         <w:t xml:space="preserve">Ganopolski, A., R. Winkelmann, and H. J. Schellnhuber. “</w:t>
       </w:r>
-      <w:hyperlink w:history="1" r:id="rIdxn9_ztwqwmpog92ks9nek">
+      <w:hyperlink w:history="1" r:id="rId0aie-r6ev5de1u7afl0ak">
         <w:r>
           <w:rPr>
             <w:color w:val="0563C1"/>
@@ -20885,9 +20934,9 @@
           <w:rFonts w:ascii="Amazon Ember" w:cs="Amazon Ember" w:eastAsia="Amazon Ember" w:hAnsi="Amazon Ember"/>
           <w:b/>
           <w:bCs/>
-          <w:color w:val="0000FF"/>
-          <w:sz w:val="36"/>
-          <w:szCs w:val="36"/>
+          <w:color w:val="1F4E79"/>
+          <w:sz w:val="32"/>
+          <w:szCs w:val="32"/>
         </w:rPr>
         <w:t xml:space="preserve">What the Physics Is For — An Appendix on Uses and the One Theory Not Yet Found</w:t>
       </w:r>
@@ -20907,7 +20956,7 @@
       <w:r>
         <w:t xml:space="preserve">Hawking, S. W. “</w:t>
       </w:r>
-      <w:hyperlink w:history="1" r:id="rId4sphjqj_quob9od8bchdr">
+      <w:hyperlink w:history="1" r:id="rIdmpcolleinguezgqauhto0">
         <w:r>
           <w:rPr>
             <w:color w:val="0563C1"/>
@@ -20935,7 +20984,7 @@
       <w:r>
         <w:t xml:space="preserve">LIGO Scientific Collaboration and Virgo Collaboration. “</w:t>
       </w:r>
-      <w:hyperlink w:history="1" r:id="rIda4gfqvgz2wju04dafjdoi">
+      <w:hyperlink w:history="1" r:id="rIdnth1c9ncugv7gvuemv7fx">
         <w:r>
           <w:rPr>
             <w:color w:val="0563C1"/>
@@ -20963,7 +21012,7 @@
       <w:r>
         <w:t xml:space="preserve">ATLAS Collaboration. “</w:t>
       </w:r>
-      <w:hyperlink w:history="1" r:id="rIdakmool_8ujb4dxbwdqcjz">
+      <w:hyperlink w:history="1" r:id="rIdj3jxdehqnkndhzswl03hy">
         <w:r>
           <w:rPr>
             <w:color w:val="0563C1"/>
@@ -20991,7 +21040,7 @@
       <w:r>
         <w:t xml:space="preserve">Abu-Shawareb, H., et al. (Indirect Drive ICF Collaboration). “</w:t>
       </w:r>
-      <w:hyperlink w:history="1" r:id="rIdnh9kfelw_ynplpbtvt6jy">
+      <w:hyperlink w:history="1" r:id="rIdebuons0wyeprwzpxy49fl">
         <w:r>
           <w:rPr>
             <w:color w:val="0563C1"/>
@@ -21012,6 +21061,7 @@
     <w:p>
       <w:pPr>
         <w:pStyle w:val="Heading1"/>
+        <w:pageBreakBefore/>
         <w:spacing w:after="300"/>
         <w:jc w:val="center"/>
         <w:outlineLvl w:val="0"/>
@@ -21022,9 +21072,9 @@
           <w:rFonts w:ascii="Amazon Ember" w:cs="Amazon Ember" w:eastAsia="Amazon Ember" w:hAnsi="Amazon Ember"/>
           <w:b/>
           <w:bCs/>
-          <w:color w:val="0000FF"/>
-          <w:sz w:val="36"/>
-          <w:szCs w:val="36"/>
+          <w:color w:val="1F4E79"/>
+          <w:sz w:val="32"/>
+          <w:szCs w:val="32"/>
         </w:rPr>
         <w:t xml:space="preserve">Further Reading — For Humans</w:t>
       </w:r>
@@ -21042,7 +21092,7 @@
       <w:pPr>
         <w:spacing w:after="200"/>
       </w:pPr>
-      <w:hyperlink w:history="1" r:id="rIdtspve_xjpcjqtu6n5toa1">
+      <w:hyperlink w:history="1" r:id="rIdsm0wzmre9vh53rhpaatsq">
         <w:r>
           <w:rPr>
             <w:b/>
@@ -21075,7 +21125,7 @@
       <w:pPr>
         <w:spacing w:after="200"/>
       </w:pPr>
-      <w:hyperlink w:history="1" r:id="rIdfgreliv5as-51frcbej0j">
+      <w:hyperlink w:history="1" r:id="rIdwozc1_n_ou0cdcvrew3w0">
         <w:r>
           <w:rPr>
             <w:b/>
@@ -21108,7 +21158,7 @@
       <w:pPr>
         <w:spacing w:after="200"/>
       </w:pPr>
-      <w:hyperlink w:history="1" r:id="rIdnb-_wextg1caq-b5knrl3">
+      <w:hyperlink w:history="1" r:id="rIdwz_ixvv_mzf91dfc22t3l">
         <w:r>
           <w:rPr>
             <w:b/>
@@ -21141,7 +21191,7 @@
       <w:pPr>
         <w:spacing w:after="200"/>
       </w:pPr>
-      <w:hyperlink w:history="1" r:id="rIdwaz8ru4q9fgaseqco_hig">
+      <w:hyperlink w:history="1" r:id="rIdzvjji6xw0yu9oayri5ozm">
         <w:r>
           <w:rPr>
             <w:b/>
@@ -21174,7 +21224,7 @@
       <w:pPr>
         <w:spacing w:after="200"/>
       </w:pPr>
-      <w:hyperlink w:history="1" r:id="rIdh8ezh0qjmudgqv0n2z4po">
+      <w:hyperlink w:history="1" r:id="rIdunpgfuiik6oqdyrhfc63r">
         <w:r>
           <w:rPr>
             <w:b/>
@@ -21207,7 +21257,7 @@
       <w:pPr>
         <w:spacing w:after="200"/>
       </w:pPr>
-      <w:hyperlink w:history="1" r:id="rIdtlolpqni2gtqz6ckrjeqw">
+      <w:hyperlink w:history="1" r:id="rIdr2jh2rl8jdcuyzmxqb04p">
         <w:r>
           <w:rPr>
             <w:b/>
@@ -21240,7 +21290,7 @@
       <w:pPr>
         <w:spacing w:after="200"/>
       </w:pPr>
-      <w:hyperlink w:history="1" r:id="rIdodd1mxvgy9jveszk82cxi">
+      <w:hyperlink w:history="1" r:id="rId9tgypxnuzbiacsnhatqbl">
         <w:r>
           <w:rPr>
             <w:b/>
@@ -21295,7 +21345,7 @@
       <w:pPr>
         <w:spacing w:after="200"/>
       </w:pPr>
-      <w:hyperlink w:history="1" r:id="rIdc0m97xvd41dhrw-ywghtv">
+      <w:hyperlink w:history="1" r:id="rIdc4dfggb1pr2qeizfmcml_">
         <w:r>
           <w:rPr>
             <w:b/>
@@ -21328,7 +21378,7 @@
       <w:pPr>
         <w:spacing w:after="200"/>
       </w:pPr>
-      <w:hyperlink w:history="1" r:id="rIdsnyrq3xawjuhkxx5bgyem">
+      <w:hyperlink w:history="1" r:id="rIdjn8jl3tsyg8uuddi7hwhm">
         <w:r>
           <w:rPr>
             <w:b/>
@@ -21361,7 +21411,7 @@
       <w:pPr>
         <w:spacing w:after="200"/>
       </w:pPr>
-      <w:hyperlink w:history="1" r:id="rIdipsnalpisdcp-tu0fdyi3">
+      <w:hyperlink w:history="1" r:id="rIdtqfzhhzmdne6rwl7pbmt-">
         <w:r>
           <w:rPr>
             <w:b/>
@@ -21394,7 +21444,7 @@
       <w:pPr>
         <w:spacing w:after="200"/>
       </w:pPr>
-      <w:hyperlink w:history="1" r:id="rIdwgg0akast05are3nvoxdl">
+      <w:hyperlink w:history="1" r:id="rIdswbvlqqhg5vwzjcwdylqk">
         <w:r>
           <w:rPr>
             <w:b/>
@@ -21427,7 +21477,7 @@
       <w:pPr>
         <w:spacing w:after="200"/>
       </w:pPr>
-      <w:hyperlink w:history="1" r:id="rId7ls0uvmhujy9t3sjzmkri">
+      <w:hyperlink w:history="1" r:id="rIdkuhr8thlgadnvagxm0igm">
         <w:r>
           <w:rPr>
             <w:b/>
@@ -21460,7 +21510,7 @@
       <w:pPr>
         <w:spacing w:after="200"/>
       </w:pPr>
-      <w:hyperlink w:history="1" r:id="rIdwsyewxixktpo1o0_sonko">
+      <w:hyperlink w:history="1" r:id="rIdni_v9yzfo5ba7nu2makoy">
         <w:r>
           <w:rPr>
             <w:b/>
@@ -21493,7 +21543,7 @@
       <w:pPr>
         <w:spacing w:after="200"/>
       </w:pPr>
-      <w:hyperlink w:history="1" r:id="rIdwzrjsmklkzu0qbo4uztlz">
+      <w:hyperlink w:history="1" r:id="rIdbjnrocfekzuua6-gdzge1">
         <w:r>
           <w:rPr>
             <w:b/>
@@ -21526,7 +21576,7 @@
       <w:pPr>
         <w:spacing w:after="200"/>
       </w:pPr>
-      <w:hyperlink w:history="1" r:id="rIdz73vikwccnchvix2m4mgv">
+      <w:hyperlink w:history="1" r:id="rId_zkeq-orbut6ly0siruxr">
         <w:r>
           <w:rPr>
             <w:b/>
@@ -21559,7 +21609,7 @@
       <w:pPr>
         <w:spacing w:after="200"/>
       </w:pPr>
-      <w:hyperlink w:history="1" r:id="rIdurwdlmo1a6-mpmhlds4aq">
+      <w:hyperlink w:history="1" r:id="rIdodhq1phhufqvw9yq00uwr">
         <w:r>
           <w:rPr>
             <w:b/>
@@ -21592,7 +21642,7 @@
       <w:pPr>
         <w:spacing w:after="200"/>
       </w:pPr>
-      <w:hyperlink w:history="1" r:id="rIdvfuuxhbjsylnccbj3xopz">
+      <w:hyperlink w:history="1" r:id="rId71gnwonzjdjkbaqtslisv">
         <w:r>
           <w:rPr>
             <w:b/>
@@ -21625,7 +21675,7 @@
       <w:pPr>
         <w:spacing w:after="200"/>
       </w:pPr>
-      <w:hyperlink w:history="1" r:id="rIdnuphwnqimwhcafmslkymi">
+      <w:hyperlink w:history="1" r:id="rIdq3h5ahygsemdgpxh09-lo">
         <w:r>
           <w:rPr>
             <w:b/>
@@ -21658,7 +21708,7 @@
       <w:pPr>
         <w:spacing w:after="200"/>
       </w:pPr>
-      <w:hyperlink w:history="1" r:id="rId05ur1vxr8luyj1qktdacl">
+      <w:hyperlink w:history="1" r:id="rId__zyqw-vig4yqosktd8ch">
         <w:r>
           <w:rPr>
             <w:b/>
@@ -21691,7 +21741,7 @@
       <w:pPr>
         <w:spacing w:after="200"/>
       </w:pPr>
-      <w:hyperlink w:history="1" r:id="rIdkj6hw5b04xowpg1f37wlp">
+      <w:hyperlink w:history="1" r:id="rIdnrguf_pofnkr6vxaklwus">
         <w:r>
           <w:rPr>
             <w:b/>
@@ -21740,6 +21790,7 @@
     <w:p>
       <w:pPr>
         <w:pStyle w:val="Heading1"/>
+        <w:pageBreakBefore/>
         <w:spacing w:after="300"/>
         <w:jc w:val="center"/>
         <w:outlineLvl w:val="0"/>
@@ -21750,9 +21801,9 @@
           <w:rFonts w:ascii="Amazon Ember" w:cs="Amazon Ember" w:eastAsia="Amazon Ember" w:hAnsi="Amazon Ember"/>
           <w:b/>
           <w:bCs/>
-          <w:color w:val="0000FF"/>
-          <w:sz w:val="36"/>
-          <w:szCs w:val="36"/>
+          <w:color w:val="1F4E79"/>
+          <w:sz w:val="32"/>
+          <w:szCs w:val="32"/>
         </w:rPr>
         <w:t xml:space="preserve">About the Author</w:t>
       </w:r>
@@ -21782,6 +21833,7 @@
     <w:p>
       <w:pPr>
         <w:pStyle w:val="Heading1"/>
+        <w:pageBreakBefore/>
         <w:spacing w:after="300"/>
         <w:jc w:val="center"/>
         <w:outlineLvl w:val="0"/>
@@ -21792,9 +21844,9 @@
           <w:rFonts w:ascii="Amazon Ember" w:cs="Amazon Ember" w:eastAsia="Amazon Ember" w:hAnsi="Amazon Ember"/>
           <w:b/>
           <w:bCs/>
-          <w:color w:val="0000FF"/>
-          <w:sz w:val="36"/>
-          <w:szCs w:val="36"/>
+          <w:color w:val="1F4E79"/>
+          <w:sz w:val="32"/>
+          <w:szCs w:val="32"/>
         </w:rPr>
         <w:t xml:space="preserve">Also by Lothar J. Musiol</w:t>
       </w:r>
@@ -22295,7 +22347,7 @@
       </w:r>
     </w:p>
     <w:sectPr>
-      <w:pgSz w:w="12240" w:h="15840" w:orient="portrait"/>
+      <w:pgSz w:w="8640" w:h="12960" w:orient="portrait"/>
       <w:pgMar w:top="1440" w:right="1440" w:bottom="1440" w:left="1440" w:header="708" w:footer="708" w:gutter="0"/>
       <w:pgNumType/>
       <w:docGrid w:linePitch="360"/>

--- a/The Dolphins' View of History/The Dolphins' View of History - Complete Manuscript.docx
+++ b/The Dolphins' View of History/The Dolphins' View of History - Complete Manuscript.docx
@@ -7575,39 +7575,39 @@
         <w:spacing w:after="200"/>
       </w:pPr>
       <w:r>
-        <w:t xml:space="preserve">Africa’s wave crested around 1960, when seventeen countries gained independence in a single year, most from France and Britain, some only after armed conflict instead of negotiation. Algeria won its independence from France only in 1962, after eight years of war.</w:t>
-      </w:r>
-    </w:p>
-    <w:p>
-      <w:pPr>
-        <w:spacing w:after="200"/>
-      </w:pPr>
-      <w:r>
-        <w:t xml:space="preserve">Britain in particular spent the middle of this century handing back an empire it had spent the previous two centuries quite energetically acquiring, and the handing back was less graceful in places than its own histories later remembered. In Kenya, during the Mau Mau uprising of the 1950s, British authorities held tens of thousands of Kenyans in detention camps where torture was widespread; in 2013 the British government expressed regret and paid compensation to 5,228 surviving victims.</w:t>
-      </w:r>
-    </w:p>
-    <w:p>
-      <w:pPr>
-        <w:spacing w:after="200"/>
-      </w:pPr>
-      <w:r>
-        <w:t xml:space="preserve">Independence did not erase the maps colonial powers had drawn with no reference to the ethnic, linguistic, or religious boundaries that existed on the ground. Several of the era’s later conflicts, many historians argue, owe at least part of their origin to borders drawn decades or centuries earlier by administrators who had never intended those borders to become permanent national boundaries at all.</w:t>
-      </w:r>
-    </w:p>
-    <w:p>
-      <w:pPr>
-        <w:spacing w:after="200"/>
-      </w:pPr>
-      <w:r>
-        <w:t xml:space="preserve">Colonial administrators drew categories as well as borders. In Rwanda, which Belgium took over from Germany after the First World War, an old and flexible distinction between Tutsi and Hutu was hardened into a fixed one, and in the 1930s every Rwandan was issued an identity card naming a group. In 1994, after the plane carrying the president was shot down, extremist officials and militias used those categories, and the lists that went with them, to kill an estimated 500,000 to 800,000 Tutsi and moderate Hutu in about a hundred days, while the United Nations force on the ground was reduced instead of reinforced.</w:t>
-      </w:r>
-    </w:p>
-    <w:p>
-      <w:pPr>
-        <w:spacing w:after="200"/>
-      </w:pPr>
-      <w:r>
-        <w:t xml:space="preserve">Newly independent states faced a further complication the Cold War’s two superpowers made unavoidable: alignment. The Non-Aligned Movement, formally organized at a 1961 conference in Belgrade, tried to offer a third path for countries unwilling to be absorbed into either superpower’s camp, with mixed and country-specific success.</w:t>
+        <w:t xml:space="preserve">India supplied one model: organize, outlast, make the empire’s own math stop working. The wave that followed, mostly across Africa, did not always have the time for it. It crested around 1960, when seventeen countries gained independence in a single year, most from France and Britain, some only after armed conflict instead of negotiation. Algeria won its independence from France only in 1962, after eight years of war.</w:t>
+      </w:r>
+    </w:p>
+    <w:p>
+      <w:pPr>
+        <w:spacing w:after="200"/>
+      </w:pPr>
+      <w:r>
+        <w:t xml:space="preserve">Britain’s own version of the handover was a case study in how little patience this could leave behind. The country spent the middle of this century returning an empire it had spent the previous two centuries quite energetically acquiring, and the returning was less graceful in places than its own histories later remembered. In Kenya, during the Mau Mau uprising of the 1950s, British authorities held tens of thousands of Kenyans in detention camps where torture was widespread; in 2013 the British government expressed regret and paid compensation to 5,228 surviving victims.</w:t>
+      </w:r>
+    </w:p>
+    <w:p>
+      <w:pPr>
+        <w:spacing w:after="200"/>
+      </w:pPr>
+      <w:r>
+        <w:t xml:space="preserve">Speed left two inheritances behind that outlasted the flags coming down. The first was cartographic: independence did not erase the maps colonial powers had drawn with no reference to the ethnic, linguistic, or religious boundaries that existed on the ground. Several of the era’s later conflicts, many historians argue, owe at least part of their origin to borders drawn decades or centuries earlier by administrators who had never intended those borders to become permanent national boundaries at all.</w:t>
+      </w:r>
+    </w:p>
+    <w:p>
+      <w:pPr>
+        <w:spacing w:after="200"/>
+      </w:pPr>
+      <w:r>
+        <w:t xml:space="preserve">The second inheritance was harder to see on any map, because it lived in paperwork rather than borders. Colonial administrators drew categories as well as lines. In Rwanda, which Belgium took over from Germany after the First World War, an old and flexible distinction between Tutsi and Hutu was hardened into a fixed one, and in the 1930s every Rwandan was issued an identity card naming a group. In 1994, after the plane carrying the president was shot down, extremist officials and militias used those categories, and the lists that went with them, to kill an estimated 500,000 to 800,000 Tutsi and moderate Hutu in about a hundred days, while the United Nations force on the ground was reduced instead of reinforced.</w:t>
+      </w:r>
+    </w:p>
+    <w:p>
+      <w:pPr>
+        <w:spacing w:after="200"/>
+      </w:pPr>
+      <w:r>
+        <w:t xml:space="preserve">Inherited borders and inherited categories were only half the inheritance. The other half arrived from outside: newly independent states faced a complication the Cold War’s two superpowers made unavoidable, which was that nobody’s independence stayed purely their own business for long. The Non-Aligned Movement, formally organized at a 1961 conference in Belgrade, tried to offer a third path for countries unwilling to be absorbed into either superpower’s camp, with mixed and country-specific success.</w:t>
       </w:r>
     </w:p>
     <w:p>
@@ -7690,31 +7690,31 @@
         <w:spacing w:after="200"/>
       </w:pPr>
       <w:r>
-        <w:t xml:space="preserve">South Africa’s anti-apartheid struggle ran on a longer clock. Legal racial segregation, formalized as apartheid in 1948, persisted for close to half a century against internal resistance, including the armed campaign of the ANC’s military wing, Umkhonto we Sizwe, after peaceful protest was banned, and mounting international pressure and sanctions. It ended only with Nelson Mandela’s release in 1990 from twenty-seven years of imprisonment, eighteen of them on Robben Island (in waters the dolphins know well), and his election as South Africa’s first Black president in 1994.</w:t>
-      </w:r>
-    </w:p>
-    <w:p>
-      <w:pPr>
-        <w:spacing w:after="200"/>
-      </w:pPr>
-      <w:r>
-        <w:t xml:space="preserve">Women’s movements ran throughout the same century on their own overlapping timelines: suffrage achieved in most Western democracies between roughly 1893 (New Zealand, first) and the 1920s across much of Europe and North America. A second wave of legal and social advances followed in the 1960s and 70s, addressing employment, reproductive rights, and legal equality more broadly. The pace and scope of change varied enormously by country, and the change continues unevenly to the present.</w:t>
-      </w:r>
-    </w:p>
-    <w:p>
-      <w:pPr>
-        <w:spacing w:after="200"/>
-      </w:pPr>
-      <w:r>
-        <w:t xml:space="preserve">The women’s suffrage story had its own casualty list and its own comedy. In Britain the suffragettes chained themselves to railings, and in 1913 Emily Davison died after stepping in front of the King’s horse at the Epsom Derby; women over thirty got the vote in 1918, and women on equal terms with men only in 1928. In the United States it came in 1920. Switzerland, a country not known for being late, gave women the federal vote in 1971, and its last holdout canton was ordered by the courts to comply in 1990.</w:t>
-      </w:r>
-    </w:p>
-    <w:p>
-      <w:pPr>
-        <w:spacing w:after="200"/>
-      </w:pPr>
-      <w:r>
-        <w:t xml:space="preserve">A parallel argument about who counted as fully included ran through the same decades. In the early hours of June 28, 1969, patrons at the Stonewall Inn, a gay bar in New York’s Greenwich Village, fought back during a police raid of a kind the bar had endured many times before without resistance. The several nights of protest that followed are generally regarded as a turning point for the gay rights movement, and the following June, the first Pride marches in New York and other American cities marked the anniversary. Decriminalization, anti-discrimination protections, and marriage rights arrived on wildly different timelines in different countries over the half-century that followed, several of them still incomplete as this book is written.</w:t>
+        <w:t xml:space="preserve">The same slow weapon was fired on a longer clock in South Africa, against a harder target. Legal racial segregation, formalized as apartheid in 1948, persisted for close to half a century against internal resistance, including the armed campaign of the ANC’s military wing, Umkhonto we Sizwe, after peaceful protest was banned, and mounting international pressure and sanctions. It ended only with Nelson Mandela’s release in 1990 from twenty-seven years of imprisonment, eighteen of them on Robben Island (in waters the dolphins know well), and his election as South Africa’s first Black president in 1994.</w:t>
+      </w:r>
+    </w:p>
+    <w:p>
+      <w:pPr>
+        <w:spacing w:after="200"/>
+      </w:pPr>
+      <w:r>
+        <w:t xml:space="preserve">Changing what a majority believes it owes a minority turns out to be a method with more than one minority willing to try it. Women’s movements ran throughout the same century on their own overlapping timelines: suffrage achieved in most Western democracies between roughly 1893 (New Zealand, first) and the 1920s across much of Europe and North America. A second wave of legal and social advances followed in the 1960s and 70s, addressing employment, reproductive rights, and legal equality more broadly. The pace and scope of change varied enormously by country, and the change continues unevenly to the present.</w:t>
+      </w:r>
+    </w:p>
+    <w:p>
+      <w:pPr>
+        <w:spacing w:after="200"/>
+      </w:pPr>
+      <w:r>
+        <w:t xml:space="preserve">That timeline had its own casualty list and its own comedy. In Britain the suffragettes chained themselves to railings, and in 1913 Emily Davison died after stepping in front of the King’s horse at the Epsom Derby; women over thirty got the vote in 1918, and women on equal terms with men only in 1928. In the United States it came in 1920. Switzerland, a country not known for being late, gave women the federal vote in 1971, and its last holdout canton was ordered by the courts to comply in 1990.</w:t>
+      </w:r>
+    </w:p>
+    <w:p>
+      <w:pPr>
+        <w:spacing w:after="200"/>
+      </w:pPr>
+      <w:r>
+        <w:t xml:space="preserve">A fourth argument about who counted as fully included ran through the same decades, slower to start and later to arrive at anything like the others’ legal recognition. In the early hours of June 28, 1969, patrons at the Stonewall Inn, a gay bar in New York’s Greenwich Village, fought back during a police raid of a kind the bar had endured many times before without resistance. The several nights of protest that followed are generally regarded as a turning point for the gay rights movement, and the following June, the first Pride marches in New York and other American cities marked the anniversary. Decriminalization, anti-discrimination protections, and marriage rights arrived on wildly different timelines in different countries over the half-century that followed, several of them still incomplete as this book is written.</w:t>
       </w:r>
     </w:p>
     <w:p>
@@ -12078,7 +12078,7 @@
       <w:r>
         <w:t xml:space="preserve">Thewissen, J. G. M., et al. “</w:t>
       </w:r>
-      <w:hyperlink w:history="1" r:id="rIdhtyuz7gq6bwkueulsk2ir">
+      <w:hyperlink w:history="1" r:id="rIdh9vhwpnygucxajpoyjtf0">
         <w:r>
           <w:rPr>
             <w:color w:val="0563C1"/>
@@ -12106,7 +12106,7 @@
       <w:r>
         <w:t xml:space="preserve">Stringer, Chris. </w:t>
       </w:r>
-      <w:hyperlink w:history="1" r:id="rIdn-bg2lqupdfcioebquj3b">
+      <w:hyperlink w:history="1" r:id="rId9elwfhakudivwl6ifjrz3">
         <w:r>
           <w:rPr>
             <w:color w:val="0563C1"/>
@@ -12154,7 +12154,7 @@
       <w:r>
         <w:t xml:space="preserve">Marino, Lori. “</w:t>
       </w:r>
-      <w:hyperlink w:history="1" r:id="rIdjvhh3uhyuwwqpgk38jnxi">
+      <w:hyperlink w:history="1" r:id="rId_xr8-lzotm5sbcyujxup0">
         <w:r>
           <w:rPr>
             <w:color w:val="0563C1"/>
@@ -12182,7 +12182,7 @@
       <w:r>
         <w:t xml:space="preserve">Janik, Vincent M., Laela S. Sayigh, and Randall S. Wells. “</w:t>
       </w:r>
-      <w:hyperlink w:history="1" r:id="rIdk71vphw021al2snbpttbs">
+      <w:hyperlink w:history="1" r:id="rIdtr_ta5ev-9o5_ab8ce_wc">
         <w:r>
           <w:rPr>
             <w:color w:val="0563C1"/>
@@ -12210,7 +12210,7 @@
       <w:r>
         <w:t xml:space="preserve">Krützen, Michael, et al. “</w:t>
       </w:r>
-      <w:hyperlink w:history="1" r:id="rIdzh0u9wha4cc5r_dyrncl5">
+      <w:hyperlink w:history="1" r:id="rIdo6njucakjkszru_8ygjr1">
         <w:r>
           <w:rPr>
             <w:color w:val="0563C1"/>
@@ -12238,7 +12238,7 @@
       <w:r>
         <w:t xml:space="preserve">Tennie, Claudio, Josep Call, and Michael Tomasello. “</w:t>
       </w:r>
-      <w:hyperlink w:history="1" r:id="rIdrknuqwymyoidkv5mhac2l">
+      <w:hyperlink w:history="1" r:id="rIdqjmddbopw26kafo6jmw6r">
         <w:r>
           <w:rPr>
             <w:color w:val="0563C1"/>
@@ -12302,7 +12302,7 @@
       <w:r>
         <w:t xml:space="preserve">Hublin, Jean-Jacques, et al. “</w:t>
       </w:r>
-      <w:hyperlink w:history="1" r:id="rIdlkgeixbapbop9-6xohij6">
+      <w:hyperlink w:history="1" r:id="rIdszs-zn3msxxavpbqu3mc6">
         <w:r>
           <w:rPr>
             <w:color w:val="0563C1"/>
@@ -12330,7 +12330,7 @@
       <w:r>
         <w:t xml:space="preserve">Scerri, Eleanor M. L., et al. “</w:t>
       </w:r>
-      <w:hyperlink w:history="1" r:id="rIdoaeyohyoebxiy69wbdqjv">
+      <w:hyperlink w:history="1" r:id="rIdiaj1q1cyia0ahen2_5s24">
         <w:r>
           <w:rPr>
             <w:color w:val="0563C1"/>
@@ -12358,7 +12358,7 @@
       <w:r>
         <w:t xml:space="preserve">Leakey, M. D., and R. L. Hay. “</w:t>
       </w:r>
-      <w:hyperlink w:history="1" r:id="rIdyotnvq-d1mnyc1x6dyznl">
+      <w:hyperlink w:history="1" r:id="rIdx0fxzlx1mjefttslwqnqw">
         <w:r>
           <w:rPr>
             <w:color w:val="0563C1"/>
@@ -12386,7 +12386,7 @@
       <w:r>
         <w:t xml:space="preserve">Villmoare, Brian, et al. “</w:t>
       </w:r>
-      <w:hyperlink w:history="1" r:id="rIdo_k6xe3sffrm0rfh-5o2z">
+      <w:hyperlink w:history="1" r:id="rIdfdrxtb3xt3_-gllxstmr8">
         <w:r>
           <w:rPr>
             <w:color w:val="0563C1"/>
@@ -12414,7 +12414,7 @@
       <w:r>
         <w:t xml:space="preserve">Lordkipanidze, David, et al. “</w:t>
       </w:r>
-      <w:hyperlink w:history="1" r:id="rId4qw2jdqka-ptrqscpitsx">
+      <w:hyperlink w:history="1" r:id="rIdm1ibnynt85_sshwuoayyy">
         <w:r>
           <w:rPr>
             <w:color w:val="0563C1"/>
@@ -12442,7 +12442,7 @@
       <w:r>
         <w:t xml:space="preserve">Dirks, Paul H. G. M., et al. “</w:t>
       </w:r>
-      <w:hyperlink w:history="1" r:id="rIdmsgzr27fmcq60vz9zvxwu">
+      <w:hyperlink w:history="1" r:id="rIdvtdqka0ca7un4-i6vm0wu">
         <w:r>
           <w:rPr>
             <w:color w:val="0563C1"/>
@@ -12470,7 +12470,7 @@
       <w:r>
         <w:t xml:space="preserve">Henshilwood, Christopher S., et al. “</w:t>
       </w:r>
-      <w:hyperlink w:history="1" r:id="rIdwfynx1cel7klvdwtiyci8">
+      <w:hyperlink w:history="1" r:id="rIdwbong-nguicrope4rueb1">
         <w:r>
           <w:rPr>
             <w:color w:val="0563C1"/>
@@ -12518,7 +12518,7 @@
       <w:r>
         <w:t xml:space="preserve">Berna, Francesco, et al. “</w:t>
       </w:r>
-      <w:hyperlink w:history="1" r:id="rIdd2jkij-yexfvz7gcb1iik">
+      <w:hyperlink w:history="1" r:id="rIdjqxqpv7cnmpakcvueprta">
         <w:r>
           <w:rPr>
             <w:color w:val="0563C1"/>
@@ -12546,7 +12546,7 @@
       <w:r>
         <w:t xml:space="preserve">Shahack-Gross, Ruth, et al. “</w:t>
       </w:r>
-      <w:hyperlink w:history="1" r:id="rIdhnkzg086gyxsb1f4rve8e">
+      <w:hyperlink w:history="1" r:id="rIdcrcs5uwlba4ptqlvs0pao">
         <w:r>
           <w:rPr>
             <w:color w:val="0563C1"/>
@@ -12574,7 +12574,7 @@
       <w:r>
         <w:t xml:space="preserve">Harmand, Sonia, et al. “</w:t>
       </w:r>
-      <w:hyperlink w:history="1" r:id="rIdqwcg6g65afj_yplwmdkam">
+      <w:hyperlink w:history="1" r:id="rIdoesvb3fzgsrd1wqkhv_fs">
         <w:r>
           <w:rPr>
             <w:color w:val="0563C1"/>
@@ -12602,7 +12602,7 @@
       <w:r>
         <w:t xml:space="preserve">Lepre, Christopher J., et al. “</w:t>
       </w:r>
-      <w:hyperlink w:history="1" r:id="rIdt29h6qalhcezqwyrecbj_">
+      <w:hyperlink w:history="1" r:id="rIddwvtd0uame09f-zkqh8zi">
         <w:r>
           <w:rPr>
             <w:color w:val="0563C1"/>
@@ -12630,7 +12630,7 @@
       <w:r>
         <w:t xml:space="preserve">Brown, Kyle S., et al. “</w:t>
       </w:r>
-      <w:hyperlink w:history="1" r:id="rIdco6hemvbbtq_iixvs-0um">
+      <w:hyperlink w:history="1" r:id="rIdlzfxextjxgc4hw5-ttlmy">
         <w:r>
           <w:rPr>
             <w:color w:val="0563C1"/>
@@ -12658,7 +12658,7 @@
       <w:r>
         <w:t xml:space="preserve">Wrangham, Richard. </w:t>
       </w:r>
-      <w:hyperlink w:history="1" r:id="rId7_wyrc5i-0uedre-jutyv">
+      <w:hyperlink w:history="1" r:id="rIdmycpc-56dcdemfojk2jgq">
         <w:r>
           <w:rPr>
             <w:color w:val="0563C1"/>
@@ -12686,7 +12686,7 @@
       <w:r>
         <w:t xml:space="preserve">Fitch, W. Tecumseh. </w:t>
       </w:r>
-      <w:hyperlink w:history="1" r:id="rIdtf1xzjj7svmnye7ycguwt">
+      <w:hyperlink w:history="1" r:id="rId0j2bmkuchvrs3lni08tbf">
         <w:r>
           <w:rPr>
             <w:color w:val="0563C1"/>
@@ -12734,7 +12734,7 @@
       <w:r>
         <w:t xml:space="preserve">Clarkson, Chris, et al. “</w:t>
       </w:r>
-      <w:hyperlink w:history="1" r:id="rId2bp1fa8acidh3fs_0o_z8">
+      <w:hyperlink w:history="1" r:id="rIdggqmodrlzy5hhpmi3r1gl">
         <w:r>
           <w:rPr>
             <w:color w:val="0563C1"/>
@@ -12762,7 +12762,7 @@
       <w:r>
         <w:t xml:space="preserve">O’Connell, James F., et al. “</w:t>
       </w:r>
-      <w:hyperlink w:history="1" r:id="rIdrxoeja1z9rgs9p0azrin9">
+      <w:hyperlink w:history="1" r:id="rIdfgyqnuof_6uar08sauwjs">
         <w:r>
           <w:rPr>
             <w:color w:val="0563C1"/>
@@ -12790,7 +12790,7 @@
       <w:r>
         <w:t xml:space="preserve">Reich, David, et al. “</w:t>
       </w:r>
-      <w:hyperlink w:history="1" r:id="rIdxk_qc0estmlfkpuwtjl-w">
+      <w:hyperlink w:history="1" r:id="rIdk2kbno-646ienliapfutn">
         <w:r>
           <w:rPr>
             <w:color w:val="0563C1"/>
@@ -12818,7 +12818,7 @@
       <w:r>
         <w:t xml:space="preserve">Chen, Fahu, et al. “</w:t>
       </w:r>
-      <w:hyperlink w:history="1" r:id="rIdj3rtthuedmfnee5j9pluo">
+      <w:hyperlink w:history="1" r:id="rIdhclxvbphoydhiqt2pv46o">
         <w:r>
           <w:rPr>
             <w:color w:val="0563C1"/>
@@ -12846,7 +12846,7 @@
       <w:r>
         <w:t xml:space="preserve">Higham, Tom, et al. “</w:t>
       </w:r>
-      <w:hyperlink w:history="1" r:id="rIdswzmkdhpxvmu05bhmxmy0">
+      <w:hyperlink w:history="1" r:id="rIdebbvij2dt0rfz4lp2zfem">
         <w:r>
           <w:rPr>
             <w:color w:val="0563C1"/>
@@ -12874,7 +12874,7 @@
       <w:r>
         <w:t xml:space="preserve">Sutikna, Thomas, et al. “</w:t>
       </w:r>
-      <w:hyperlink w:history="1" r:id="rIdoint2buz6-p_jkn1bm3e-">
+      <w:hyperlink w:history="1" r:id="rIdl3hw6cgi7lyugqfvgfcl8">
         <w:r>
           <w:rPr>
             <w:color w:val="0563C1"/>
@@ -12902,7 +12902,7 @@
       <w:r>
         <w:t xml:space="preserve">Oktaviana, Adhi Agus, et al. “</w:t>
       </w:r>
-      <w:hyperlink w:history="1" r:id="rIdiz1bjltuetz3amdb1rav6">
+      <w:hyperlink w:history="1" r:id="rIdxuq5jesggkdibibben272">
         <w:r>
           <w:rPr>
             <w:color w:val="0563C1"/>
@@ -12930,7 +12930,7 @@
       <w:r>
         <w:t xml:space="preserve">Bennett, Matthew R., et al. “</w:t>
       </w:r>
-      <w:hyperlink w:history="1" r:id="rIdps84dmw6fmb0ufrcct-te">
+      <w:hyperlink w:history="1" r:id="rIdozbko63zkx3uy8dcvxykk">
         <w:r>
           <w:rPr>
             <w:color w:val="0563C1"/>
@@ -12958,7 +12958,7 @@
       <w:r>
         <w:t xml:space="preserve">Reich, David. </w:t>
       </w:r>
-      <w:hyperlink w:history="1" r:id="rIdwxata30fke6dj598joicd">
+      <w:hyperlink w:history="1" r:id="rId5whjkp_z_mpmoemgpk1c8">
         <w:r>
           <w:rPr>
             <w:color w:val="0563C1"/>
@@ -13006,7 +13006,7 @@
       <w:r>
         <w:t xml:space="preserve">Dietrich, Oliver, et al. “</w:t>
       </w:r>
-      <w:hyperlink w:history="1" r:id="rIdh418kvio4qorkgh44p70y">
+      <w:hyperlink w:history="1" r:id="rIdorwwbhe6kmchjkxtbj47c">
         <w:r>
           <w:rPr>
             <w:color w:val="0563C1"/>
@@ -13034,7 +13034,7 @@
       <w:r>
         <w:t xml:space="preserve">Larson, Greger, et al. “</w:t>
       </w:r>
-      <w:hyperlink w:history="1" r:id="rIddso2xnf8xmgrdkzvecvl-">
+      <w:hyperlink w:history="1" r:id="rIdcdxlr8qnmo6hnqev6_eyd">
         <w:r>
           <w:rPr>
             <w:color w:val="0563C1"/>
@@ -13062,7 +13062,7 @@
       <w:r>
         <w:t xml:space="preserve">Fuller, Dorian Q., et al. “</w:t>
       </w:r>
-      <w:hyperlink w:history="1" r:id="rIdk-ymqcsvbhuki22ry1hb2">
+      <w:hyperlink w:history="1" r:id="rIdmlmrm5pjaowqvnfagrztd">
         <w:r>
           <w:rPr>
             <w:color w:val="0563C1"/>
@@ -13090,7 +13090,7 @@
       <w:r>
         <w:t xml:space="preserve">Larsen, Clark Spencer. “</w:t>
       </w:r>
-      <w:hyperlink w:history="1" r:id="rIdzjusdjwx4gjsf1brxa1om">
+      <w:hyperlink w:history="1" r:id="rIdunlzjyxslzbaymp65fstb">
         <w:r>
           <w:rPr>
             <w:color w:val="0563C1"/>
@@ -13118,7 +13118,7 @@
       <w:r>
         <w:t xml:space="preserve">Hodder, Ian. </w:t>
       </w:r>
-      <w:hyperlink w:history="1" r:id="rIden8r-oogttabvhjtu72x1">
+      <w:hyperlink w:history="1" r:id="rId-6x2fietupog7qlyqjgxy">
         <w:r>
           <w:rPr>
             <w:color w:val="0563C1"/>
@@ -13146,7 +13146,7 @@
       <w:r>
         <w:t xml:space="preserve">Scott, James C. </w:t>
       </w:r>
-      <w:hyperlink w:history="1" r:id="rIdswks1kbc-lruhrolzbe6x">
+      <w:hyperlink w:history="1" r:id="rIdmi_3o2xthskyle4rgh1xb">
         <w:r>
           <w:rPr>
             <w:color w:val="0563C1"/>
@@ -13210,7 +13210,7 @@
       <w:r>
         <w:t xml:space="preserve">Schmandt-Besserat, Denise. </w:t>
       </w:r>
-      <w:hyperlink w:history="1" r:id="rIddqeknkdawncx7sspcjfha">
+      <w:hyperlink w:history="1" r:id="rId6gj6epp87hkp5bslznttd">
         <w:r>
           <w:rPr>
             <w:color w:val="0563C1"/>
@@ -13238,7 +13238,7 @@
       <w:r>
         <w:t xml:space="preserve">Nissen, Hans J., Peter Damerow, and Robert K. Englund. </w:t>
       </w:r>
-      <w:hyperlink w:history="1" r:id="rIdt5ec2xh8ohbtrytpzeiuy">
+      <w:hyperlink w:history="1" r:id="rIdow4lhbhxgozedenqplqp9">
         <w:r>
           <w:rPr>
             <w:color w:val="0563C1"/>
@@ -13266,7 +13266,7 @@
       <w:r>
         <w:t xml:space="preserve">Houston, Stephen D., ed. </w:t>
       </w:r>
-      <w:hyperlink w:history="1" r:id="rIdokdshbgqsypzirzz5aike">
+      <w:hyperlink w:history="1" r:id="rIduauetvuobl9aaaoalzx6t">
         <w:r>
           <w:rPr>
             <w:color w:val="0563C1"/>
@@ -13294,7 +13294,7 @@
       <w:r>
         <w:t xml:space="preserve">Schacter, Daniel L. </w:t>
       </w:r>
-      <w:hyperlink w:history="1" r:id="rId6bbkeslosl0isqe1x94xl">
+      <w:hyperlink w:history="1" r:id="rIdxik2o9ny2kfq6pe0r5cln">
         <w:r>
           <w:rPr>
             <w:color w:val="0563C1"/>
@@ -13374,7 +13374,7 @@
       <w:r>
         <w:t xml:space="preserve">Van De Mieroop, Marc. </w:t>
       </w:r>
-      <w:hyperlink w:history="1" r:id="rIdfewgul-df1qsnwhiuaefs">
+      <w:hyperlink w:history="1" r:id="rId1tl4t25snao-rjtl6z69f">
         <w:r>
           <w:rPr>
             <w:color w:val="0563C1"/>
@@ -13402,7 +13402,7 @@
       <w:r>
         <w:t xml:space="preserve">Lehner, Mark, and Zahi Hawass. </w:t>
       </w:r>
-      <w:hyperlink w:history="1" r:id="rIdlbqwpgfbtbaxv5x_rg_0p">
+      <w:hyperlink w:history="1" r:id="rIdqksa-tuz_k6oq0o4deeyc">
         <w:r>
           <w:rPr>
             <w:color w:val="0563C1"/>
@@ -13430,7 +13430,7 @@
       <w:r>
         <w:t xml:space="preserve">Edgerton, William F. “</w:t>
       </w:r>
-      <w:hyperlink w:history="1" r:id="rIdpilxs3a5s2_hf_6zbj_so">
+      <w:hyperlink w:history="1" r:id="rIdft60y9ipru0fzdb5pj42n">
         <w:r>
           <w:rPr>
             <w:color w:val="0563C1"/>
@@ -13458,7 +13458,7 @@
       <w:r>
         <w:t xml:space="preserve">Roth, Martha T. </w:t>
       </w:r>
-      <w:hyperlink w:history="1" r:id="rId-fgvlkwtr1c9xfg_mnq99">
+      <w:hyperlink w:history="1" r:id="rIdudevlgpdmausvdihnqz86">
         <w:r>
           <w:rPr>
             <w:color w:val="0563C1"/>
@@ -13486,7 +13486,7 @@
       <w:r>
         <w:t xml:space="preserve">Bryce, Trevor. </w:t>
       </w:r>
-      <w:hyperlink w:history="1" r:id="rIdwixa3jc7ndokj4gexkvxj">
+      <w:hyperlink w:history="1" r:id="rIdzqnyspi-b4ourxk4i6p6t">
         <w:r>
           <w:rPr>
             <w:color w:val="0563C1"/>
@@ -13514,7 +13514,7 @@
       <w:r>
         <w:t xml:space="preserve">Parkinson, Richard. </w:t>
       </w:r>
-      <w:hyperlink w:history="1" r:id="rIdel_r98a9mnb3zsndioilt">
+      <w:hyperlink w:history="1" r:id="rIdlguwfnppdwvleav_eqgbp">
         <w:r>
           <w:rPr>
             <w:color w:val="0563C1"/>
@@ -13562,7 +13562,7 @@
       <w:r>
         <w:t xml:space="preserve">Keightley, David N. </w:t>
       </w:r>
-      <w:hyperlink w:history="1" r:id="rIdnj7an4ees6k8m54on3hy-">
+      <w:hyperlink w:history="1" r:id="rIdl0zthv7fxhoowaukfrcvz">
         <w:r>
           <w:rPr>
             <w:color w:val="0563C1"/>
@@ -13590,7 +13590,7 @@
       <w:r>
         <w:t xml:space="preserve">Lewis, Mark Edward. </w:t>
       </w:r>
-      <w:hyperlink w:history="1" r:id="rId6okssh3zxxicypdxlqpam">
+      <w:hyperlink w:history="1" r:id="rIdw7loabqrnes0j1jvk16-i">
         <w:r>
           <w:rPr>
             <w:color w:val="0563C1"/>
@@ -13618,7 +13618,7 @@
       <w:r>
         <w:t xml:space="preserve">Elman, Benjamin A. </w:t>
       </w:r>
-      <w:hyperlink w:history="1" r:id="rIdhzeoufah2r_fyq45z7j_6">
+      <w:hyperlink w:history="1" r:id="rIdk8v5ctfosqynoe3betzi9">
         <w:r>
           <w:rPr>
             <w:color w:val="0563C1"/>
@@ -13646,7 +13646,7 @@
       <w:r>
         <w:t xml:space="preserve">Liu, Li, and Xingcan Chen. </w:t>
       </w:r>
-      <w:hyperlink w:history="1" r:id="rIdff6xp--gh7pq-xtyhq8xm">
+      <w:hyperlink w:history="1" r:id="rIdbbndhaqgxhdbx4nnwc_he">
         <w:r>
           <w:rPr>
             <w:color w:val="0563C1"/>
@@ -13694,7 +13694,7 @@
       <w:r>
         <w:t xml:space="preserve">Possehl, Gregory L. </w:t>
       </w:r>
-      <w:hyperlink w:history="1" r:id="rIdgug7bw5tocsw1rz5cwfwv">
+      <w:hyperlink w:history="1" r:id="rId1g5qbde6yjym329zvqkjc">
         <w:r>
           <w:rPr>
             <w:color w:val="0563C1"/>
@@ -13722,7 +13722,7 @@
       <w:r>
         <w:t xml:space="preserve">Thapar, Romila. </w:t>
       </w:r>
-      <w:hyperlink w:history="1" r:id="rIdw_jqfbyhsdhv2dluep2ro">
+      <w:hyperlink w:history="1" r:id="rId4a7zdebki4uqmcv2uwumj">
         <w:r>
           <w:rPr>
             <w:color w:val="0563C1"/>
@@ -13750,7 +13750,7 @@
       <w:r>
         <w:t xml:space="preserve">Plofker, Kim. </w:t>
       </w:r>
-      <w:hyperlink w:history="1" r:id="rIdakz8nl8qcwyj35d-ycx0c">
+      <w:hyperlink w:history="1" r:id="rIdy7bcafovyokxiewtdlhsr">
         <w:r>
           <w:rPr>
             <w:color w:val="0563C1"/>
@@ -13778,7 +13778,7 @@
       <w:r>
         <w:t xml:space="preserve">Dirks, Nicholas B. </w:t>
       </w:r>
-      <w:hyperlink w:history="1" r:id="rIdja92f3ok4m3rsqxwdyhmn">
+      <w:hyperlink w:history="1" r:id="rIdn5v2ed3p4ylra8gmh63fi">
         <w:r>
           <w:rPr>
             <w:color w:val="0563C1"/>
@@ -13806,7 +13806,7 @@
       <w:r>
         <w:t xml:space="preserve">Dundas, Paul. </w:t>
       </w:r>
-      <w:hyperlink w:history="1" r:id="rId4tcc450ykwvj_ywqhy20c">
+      <w:hyperlink w:history="1" r:id="rIdypogblna8sq9tag9yanvh">
         <w:r>
           <w:rPr>
             <w:color w:val="0563C1"/>
@@ -13886,7 +13886,7 @@
       <w:r>
         <w:t xml:space="preserve">Cartledge, Paul. </w:t>
       </w:r>
-      <w:hyperlink w:history="1" r:id="rIdoiiphpdvpmpi452a25hls">
+      <w:hyperlink w:history="1" r:id="rIdbzmkjho9jwgqopyw98izp">
         <w:r>
           <w:rPr>
             <w:color w:val="0563C1"/>
@@ -13914,7 +13914,7 @@
       <w:r>
         <w:t xml:space="preserve">Freeth, Tony, et al. “</w:t>
       </w:r>
-      <w:hyperlink w:history="1" r:id="rIdahtz_u50meqdggln54bsc">
+      <w:hyperlink w:history="1" r:id="rId1fb4fn9lfkebilyvogy2v">
         <w:r>
           <w:rPr>
             <w:color w:val="0563C1"/>
@@ -13942,7 +13942,7 @@
       <w:r>
         <w:t xml:space="preserve">Freeth, Tony, et al. “</w:t>
       </w:r>
-      <w:hyperlink w:history="1" r:id="rIdo7xdd05mwk_2e495ttupp">
+      <w:hyperlink w:history="1" r:id="rIduakc5t6_hcj1qoft54cp3">
         <w:r>
           <w:rPr>
             <w:color w:val="0563C1"/>
@@ -13990,7 +13990,7 @@
       <w:r>
         <w:t xml:space="preserve">Beard, Mary. </w:t>
       </w:r>
-      <w:hyperlink w:history="1" r:id="rIdarrdapz9fxaylwnfvleud">
+      <w:hyperlink w:history="1" r:id="rIdpr0vq__4zy7budsrmohtl">
         <w:r>
           <w:rPr>
             <w:color w:val="0563C1"/>
@@ -14018,7 +14018,7 @@
       <w:r>
         <w:t xml:space="preserve">Ward-Perkins, Bryan. </w:t>
       </w:r>
-      <w:hyperlink w:history="1" r:id="rIdxrrivcqra5bem5umonbxw">
+      <w:hyperlink w:history="1" r:id="rIdmq3qcd-d4cd5mkvddiaao">
         <w:r>
           <w:rPr>
             <w:color w:val="0563C1"/>
@@ -14046,7 +14046,7 @@
       <w:r>
         <w:t xml:space="preserve">Brown, Peter. </w:t>
       </w:r>
-      <w:hyperlink w:history="1" r:id="rIdf0kaabrljm0isysq_rah4">
+      <w:hyperlink w:history="1" r:id="rIdply6i_zaxdnsa5p20lkxq">
         <w:r>
           <w:rPr>
             <w:color w:val="0563C1"/>
@@ -14074,7 +14074,7 @@
       <w:r>
         <w:t xml:space="preserve">Harper, Kyle. </w:t>
       </w:r>
-      <w:hyperlink w:history="1" r:id="rIdkc_rwcn8xz78peefxjvoq">
+      <w:hyperlink w:history="1" r:id="rIdvguntmk4mqajcxn6r__wb">
         <w:r>
           <w:rPr>
             <w:color w:val="0563C1"/>
@@ -14122,7 +14122,7 @@
       <w:r>
         <w:t xml:space="preserve">Kennedy, Hugh. </w:t>
       </w:r>
-      <w:hyperlink w:history="1" r:id="rIdesiu2xyv19cptifkx7u3v">
+      <w:hyperlink w:history="1" r:id="rIdsd47aqmfcyovp8ghmfcqa">
         <w:r>
           <w:rPr>
             <w:color w:val="0563C1"/>
@@ -14150,7 +14150,7 @@
       <w:r>
         <w:t xml:space="preserve">Gutas, Dimitri. </w:t>
       </w:r>
-      <w:hyperlink w:history="1" r:id="rIdtsvioktoaqdnb6hxzkkbb">
+      <w:hyperlink w:history="1" r:id="rIdyewzoh84k1b7i7yi8sqlh">
         <w:r>
           <w:rPr>
             <w:color w:val="0563C1"/>
@@ -14178,7 +14178,7 @@
       <w:r>
         <w:t xml:space="preserve">Riley-Smith, Jonathan. </w:t>
       </w:r>
-      <w:hyperlink w:history="1" r:id="rIdgsxhscld3hluec23y33f1">
+      <w:hyperlink w:history="1" r:id="rIdeahxsblnlgesgeoojx1nu">
         <w:r>
           <w:rPr>
             <w:color w:val="0563C1"/>
@@ -14206,7 +14206,7 @@
       <w:r>
         <w:t xml:space="preserve">Phillips, Jonathan. </w:t>
       </w:r>
-      <w:hyperlink w:history="1" r:id="rIdgosgtr8llukokw-sw_byx">
+      <w:hyperlink w:history="1" r:id="rIdf5w7vxkw_khfkjpa-ke8m">
         <w:r>
           <w:rPr>
             <w:color w:val="0563C1"/>
@@ -14234,7 +14234,7 @@
       <w:r>
         <w:t xml:space="preserve">Stark, Rodney. </w:t>
       </w:r>
-      <w:hyperlink w:history="1" r:id="rId_k9id2kjc71owwuaek0gb">
+      <w:hyperlink w:history="1" r:id="rIdhwa4hllamtwnbtjibna42">
         <w:r>
           <w:rPr>
             <w:color w:val="0563C1"/>
@@ -14282,7 +14282,7 @@
       <w:r>
         <w:t xml:space="preserve">Mommsen, Theodor E. “</w:t>
       </w:r>
-      <w:hyperlink w:history="1" r:id="rId5xo6mwujtvkv9kyfamnfq">
+      <w:hyperlink w:history="1" r:id="rId9ddvbrcsknxlvbcbantjy">
         <w:r>
           <w:rPr>
             <w:color w:val="0563C1"/>
@@ -14310,7 +14310,7 @@
       <w:r>
         <w:t xml:space="preserve">Wickham, Chris. </w:t>
       </w:r>
-      <w:hyperlink w:history="1" r:id="rIdpq_pmh_ox0dmykrvpwg3k">
+      <w:hyperlink w:history="1" r:id="rIdzy64m7b7c5vqvo5mnxso9">
         <w:r>
           <w:rPr>
             <w:color w:val="0563C1"/>
@@ -14338,7 +14338,7 @@
       <w:r>
         <w:t xml:space="preserve">Russell, Jeffrey Burton. </w:t>
       </w:r>
-      <w:hyperlink w:history="1" r:id="rId7khir98_5oe2dvtboq5hf">
+      <w:hyperlink w:history="1" r:id="rIdqeulh7eyexmiocdkbpcge">
         <w:r>
           <w:rPr>
             <w:color w:val="0563C1"/>
@@ -14402,7 +14402,7 @@
       <w:r>
         <w:t xml:space="preserve">Hansen, Valerie. </w:t>
       </w:r>
-      <w:hyperlink w:history="1" r:id="rIdp7kkufyd-uncjiehd-sai">
+      <w:hyperlink w:history="1" r:id="rId6ynglpnafgznecq7pbw0l">
         <w:r>
           <w:rPr>
             <w:color w:val="0563C1"/>
@@ -14430,7 +14430,7 @@
       <w:r>
         <w:t xml:space="preserve">Spyrou, Maria A., et al. “</w:t>
       </w:r>
-      <w:hyperlink w:history="1" r:id="rId2szmas6wf6e2uezi4fovd">
+      <w:hyperlink w:history="1" r:id="rId0xcpelxvxecajqp4lb1bs">
         <w:r>
           <w:rPr>
             <w:color w:val="0563C1"/>
@@ -14458,7 +14458,7 @@
       <w:r>
         <w:t xml:space="preserve">Wheelis, Mark. “</w:t>
       </w:r>
-      <w:hyperlink w:history="1" r:id="rId--wz4cpzluyo28ai_fwwm">
+      <w:hyperlink w:history="1" r:id="rIdf9l5hzij4r7qst_elcau1">
         <w:r>
           <w:rPr>
             <w:color w:val="0563C1"/>
@@ -14486,7 +14486,7 @@
       <w:r>
         <w:t xml:space="preserve">Dean, Katharine R., et al. “</w:t>
       </w:r>
-      <w:hyperlink w:history="1" r:id="rIdxqbyif0szugpvyl9zakdw">
+      <w:hyperlink w:history="1" r:id="rIdur1acowesmukiijfewxpb">
         <w:r>
           <w:rPr>
             <w:color w:val="0563C1"/>
@@ -14514,7 +14514,7 @@
       <w:r>
         <w:t xml:space="preserve">Benedictow, Ole J. </w:t>
       </w:r>
-      <w:hyperlink w:history="1" r:id="rIdu4dl4z4i_jfqxsy3xvp5j">
+      <w:hyperlink w:history="1" r:id="rIduk40vxe8_ntg8bivfqwsl">
         <w:r>
           <w:rPr>
             <w:color w:val="0563C1"/>
@@ -14578,7 +14578,7 @@
       <w:r>
         <w:t xml:space="preserve">Gomez, Michael A. </w:t>
       </w:r>
-      <w:hyperlink w:history="1" r:id="rIdngo0jtvfdt7tgni-ydazd">
+      <w:hyperlink w:history="1" r:id="rId5k_aewqzkehul7jftzbbg">
         <w:r>
           <w:rPr>
             <w:color w:val="0563C1"/>
@@ -14638,7 +14638,7 @@
       <w:r>
         <w:t xml:space="preserve">Edwards, David N. </w:t>
       </w:r>
-      <w:hyperlink w:history="1" r:id="rIdnqzmrjprjvm5bpxuljaxy">
+      <w:hyperlink w:history="1" r:id="rIdcmabux4ykamwwrz_zs3_m">
         <w:r>
           <w:rPr>
             <w:color w:val="0563C1"/>
@@ -14666,7 +14666,7 @@
       <w:r>
         <w:t xml:space="preserve">Pikirayi, Innocent. </w:t>
       </w:r>
-      <w:hyperlink w:history="1" r:id="rIdp46mkrydyzvgfec_3glpu">
+      <w:hyperlink w:history="1" r:id="rIdgf93pza35j2woscnoj-qr">
         <w:r>
           <w:rPr>
             <w:color w:val="0563C1"/>
@@ -14694,7 +14694,7 @@
       <w:r>
         <w:t xml:space="preserve">Hicks, Dan. </w:t>
       </w:r>
-      <w:hyperlink w:history="1" r:id="rId3yjhq8rxj3ua1hakfcsvo">
+      <w:hyperlink w:history="1" r:id="rIdanmel_9gbq8mbvtpesanu">
         <w:r>
           <w:rPr>
             <w:color w:val="0563C1"/>
@@ -14742,7 +14742,7 @@
       <w:r>
         <w:t xml:space="preserve">Thornton, John K. </w:t>
       </w:r>
-      <w:hyperlink w:history="1" r:id="rIdvilgnvzyqhffxts0i4xdw">
+      <w:hyperlink w:history="1" r:id="rId-g0swe-ygu6k1whipyebv">
         <w:r>
           <w:rPr>
             <w:color w:val="0563C1"/>
@@ -14770,7 +14770,7 @@
       <w:r>
         <w:t xml:space="preserve">McCaskie, T. C. </w:t>
       </w:r>
-      <w:hyperlink w:history="1" r:id="rIdtj4-xfopd3dnvebzvfgnt">
+      <w:hyperlink w:history="1" r:id="rIdpy4avblyxdwolsx3pfh-s">
         <w:r>
           <w:rPr>
             <w:color w:val="0563C1"/>
@@ -14798,7 +14798,7 @@
       <w:r>
         <w:t xml:space="preserve">Hochschild, Adam. </w:t>
       </w:r>
-      <w:hyperlink w:history="1" r:id="rIdwiqk5bdckywzz2um_poza">
+      <w:hyperlink w:history="1" r:id="rIdw7eb6ofc0sk03dotu-66k">
         <w:r>
           <w:rPr>
             <w:color w:val="0563C1"/>
@@ -14842,7 +14842,7 @@
       <w:r>
         <w:t xml:space="preserve">Kara, Siddharth. </w:t>
       </w:r>
-      <w:hyperlink w:history="1" r:id="rIdo_-inyrmn-asbzw8pyk4j">
+      <w:hyperlink w:history="1" r:id="rIdkhogyphx2zzmafdibih7o">
         <w:r>
           <w:rPr>
             <w:color w:val="0563C1"/>
@@ -14890,7 +14890,7 @@
       <w:r>
         <w:t xml:space="preserve">Mann, Charles C. </w:t>
       </w:r>
-      <w:hyperlink w:history="1" r:id="rIdvv8dsnsnitsinmlj1yhvq">
+      <w:hyperlink w:history="1" r:id="rIdy9cwoveldtzdff6ryxdrq">
         <w:r>
           <w:rPr>
             <w:color w:val="0563C1"/>
@@ -14918,7 +14918,7 @@
       <w:r>
         <w:t xml:space="preserve">Matsuoka, Yoshihiro, et al. “</w:t>
       </w:r>
-      <w:hyperlink w:history="1" r:id="rId1guwtmvxxrdo8fk9h1ojt">
+      <w:hyperlink w:history="1" r:id="rId7xw4lbpnmppa4mnjhghnu">
         <w:r>
           <w:rPr>
             <w:color w:val="0563C1"/>
@@ -14946,7 +14946,7 @@
       <w:r>
         <w:t xml:space="preserve">Shady Solis, Ruth, Jonathan Haas, and Winifred Creamer. “</w:t>
       </w:r>
-      <w:hyperlink w:history="1" r:id="rId0y_4anxuwnrscd9fs27vx">
+      <w:hyperlink w:history="1" r:id="rId4adpfyjy1vvruzdudrhad">
         <w:r>
           <w:rPr>
             <w:color w:val="0563C1"/>
@@ -14974,7 +14974,7 @@
       <w:r>
         <w:t xml:space="preserve">Urton, Gary. </w:t>
       </w:r>
-      <w:hyperlink w:history="1" r:id="rIdlls2e3xcgnvvnuvzrycev">
+      <w:hyperlink w:history="1" r:id="rId1lfbkryevi7a6d_hvakvs">
         <w:r>
           <w:rPr>
             <w:color w:val="0563C1"/>
@@ -15002,7 +15002,7 @@
       <w:r>
         <w:t xml:space="preserve">Denevan, William M., ed. </w:t>
       </w:r>
-      <w:hyperlink w:history="1" r:id="rIdtyap-z_zemqjrfiugnfyf">
+      <w:hyperlink w:history="1" r:id="rIdthm3cal4jifmdkrbmxe0t">
         <w:r>
           <w:rPr>
             <w:color w:val="0563C1"/>
@@ -15030,7 +15030,7 @@
       <w:r>
         <w:t xml:space="preserve">Henige, David. </w:t>
       </w:r>
-      <w:hyperlink w:history="1" r:id="rIdxaxjuzgwobzmfwjqnzmac">
+      <w:hyperlink w:history="1" r:id="rIdzrswwampkhjxof4xpxl2l">
         <w:r>
           <w:rPr>
             <w:color w:val="0563C1"/>
@@ -15058,7 +15058,7 @@
       <w:r>
         <w:t xml:space="preserve">Koch, Alexander, Chris Brierley, Mark M. Maslin, and Simon L. Lewis. “</w:t>
       </w:r>
-      <w:hyperlink w:history="1" r:id="rIdk_2csnrqpcdbbhr9ixe7y">
+      <w:hyperlink w:history="1" r:id="rIduhf-igrort4gz1d-bhaxj">
         <w:r>
           <w:rPr>
             <w:color w:val="0563C1"/>
@@ -15086,7 +15086,7 @@
       <w:r>
         <w:t xml:space="preserve">Ioannidis, Alexander G., et al. “</w:t>
       </w:r>
-      <w:hyperlink w:history="1" r:id="rIdej5m4cm1krr-u7a4x2wt0">
+      <w:hyperlink w:history="1" r:id="rIdehkwyne8mp_7gffdw2ujg">
         <w:r>
           <w:rPr>
             <w:color w:val="0563C1"/>
@@ -15114,7 +15114,7 @@
       <w:r>
         <w:t xml:space="preserve">Pauketat, Timothy R. </w:t>
       </w:r>
-      <w:hyperlink w:history="1" r:id="rIddnasjqvevnsyt9weqjqmj">
+      <w:hyperlink w:history="1" r:id="rIdp_gcf_6y8oiqaplk9eocb">
         <w:r>
           <w:rPr>
             <w:color w:val="0563C1"/>
@@ -15142,7 +15142,7 @@
       <w:r>
         <w:t xml:space="preserve">Dobyns, Henry F. “</w:t>
       </w:r>
-      <w:hyperlink w:history="1" r:id="rIdtvz7ivsvkd9tchj5bt04x">
+      <w:hyperlink w:history="1" r:id="rId02kgt5mlechv8xhixzjyb">
         <w:r>
           <w:rPr>
             <w:color w:val="0563C1"/>
@@ -15203,7 +15203,7 @@
         </w:rPr>
         <w:t xml:space="preserve">The voyages database behind those numbers. </w:t>
       </w:r>
-      <w:hyperlink w:history="1" r:id="rId66wco8zcbtcohr68joglu">
+      <w:hyperlink w:history="1" r:id="rIdxbrbh00tewwg8sce77dy2">
         <w:r>
           <w:rPr>
             <w:color w:val="0563C1"/>
@@ -15231,7 +15231,7 @@
       <w:r>
         <w:t xml:space="preserve">Equiano, Olaudah. </w:t>
       </w:r>
-      <w:hyperlink w:history="1" r:id="rId0owbvf2bsycnkywhpfqrj">
+      <w:hyperlink w:history="1" r:id="rIdt7u3jg4ia6o_ds9ucoly1">
         <w:r>
           <w:rPr>
             <w:color w:val="0563C1"/>
@@ -15259,7 +15259,7 @@
       <w:r>
         <w:t xml:space="preserve">Carretta, Vincent. </w:t>
       </w:r>
-      <w:hyperlink w:history="1" r:id="rId6j5lygcck7kunzta852av">
+      <w:hyperlink w:history="1" r:id="rIda_jn4lqbrqav7mpsee_zo">
         <w:r>
           <w:rPr>
             <w:color w:val="0563C1"/>
@@ -15287,7 +15287,7 @@
       <w:r>
         <w:t xml:space="preserve">Hurston, Zora Neale. </w:t>
       </w:r>
-      <w:hyperlink w:history="1" r:id="rId1bujc7k_xyaotc2n0d3cl">
+      <w:hyperlink w:history="1" r:id="rId8fgc0lmm3pondtdyrpwvo">
         <w:r>
           <w:rPr>
             <w:color w:val="0563C1"/>
@@ -15315,7 +15315,7 @@
       <w:r>
         <w:t xml:space="preserve">Diouf, Sylviane A. </w:t>
       </w:r>
-      <w:hyperlink w:history="1" r:id="rIdrikcjjuhwsakuyrz9csqd">
+      <w:hyperlink w:history="1" r:id="rIdm0xxaoen0gdjcizwtyzvq">
         <w:r>
           <w:rPr>
             <w:color w:val="0563C1"/>
@@ -15343,7 +15343,7 @@
       <w:r>
         <w:t xml:space="preserve">Livi Bacci, Massimo. </w:t>
       </w:r>
-      <w:hyperlink w:history="1" r:id="rIdiphwykamw6b-p453xn-gj">
+      <w:hyperlink w:history="1" r:id="rIdlo-gfgu2ws782ebhat9ty">
         <w:r>
           <w:rPr>
             <w:color w:val="0563C1"/>
@@ -15371,7 +15371,7 @@
       <w:r>
         <w:t xml:space="preserve">Reséndez, Andrés. </w:t>
       </w:r>
-      <w:hyperlink w:history="1" r:id="rIditz-xfwue4wki1hzmvqba">
+      <w:hyperlink w:history="1" r:id="rId1bpspsivlumuvef-hvcfu">
         <w:r>
           <w:rPr>
             <w:color w:val="0563C1"/>
@@ -15399,7 +15399,7 @@
       <w:r>
         <w:t xml:space="preserve">Dreyer, Edward L. </w:t>
       </w:r>
-      <w:hyperlink w:history="1" r:id="rIdhcwmkxisudkwvxd4km1le">
+      <w:hyperlink w:history="1" r:id="rIdp_b_fc9jueuxh7ecpawi-">
         <w:r>
           <w:rPr>
             <w:color w:val="0563C1"/>
@@ -15447,7 +15447,7 @@
       <w:r>
         <w:t xml:space="preserve">Eisenstein, Elizabeth L. </w:t>
       </w:r>
-      <w:hyperlink w:history="1" r:id="rIdmr3lxjfxpii4a6un1p-0l">
+      <w:hyperlink w:history="1" r:id="rIdiigfgjgnttbuzmp7p4cgk">
         <w:r>
           <w:rPr>
             <w:color w:val="0563C1"/>
@@ -15475,7 +15475,7 @@
       <w:r>
         <w:t xml:space="preserve">Allen, Robert C. </w:t>
       </w:r>
-      <w:hyperlink w:history="1" r:id="rIdc3nbajsrdl4z1j_eobj5v">
+      <w:hyperlink w:history="1" r:id="rIdxyyzsbo6tk_coj4keetcc">
         <w:r>
           <w:rPr>
             <w:color w:val="0563C1"/>
@@ -15503,7 +15503,7 @@
       <w:r>
         <w:t xml:space="preserve">Humphries, Jane. </w:t>
       </w:r>
-      <w:hyperlink w:history="1" r:id="rIdc50sepnkjgatzn50x57il">
+      <w:hyperlink w:history="1" r:id="rIdapj0ixnbvv_s7-izqjbjt">
         <w:r>
           <w:rPr>
             <w:color w:val="0563C1"/>
@@ -15531,7 +15531,7 @@
       <w:r>
         <w:t xml:space="preserve">Pomeranz, Kenneth. </w:t>
       </w:r>
-      <w:hyperlink w:history="1" r:id="rIdiokstqrlruxqipev5tnq5">
+      <w:hyperlink w:history="1" r:id="rIducezpj66q0bz5li6lpsb1">
         <w:r>
           <w:rPr>
             <w:color w:val="0563C1"/>
@@ -15559,7 +15559,7 @@
       <w:r>
         <w:t xml:space="preserve">Bell, Michelle L., and Devra Lee Davis. “</w:t>
       </w:r>
-      <w:hyperlink w:history="1" r:id="rId4ducwtbqiwqqv1xlhcjlh">
+      <w:hyperlink w:history="1" r:id="rIdeyfhayuly6tq0785uiimu">
         <w:r>
           <w:rPr>
             <w:color w:val="0563C1"/>
@@ -15607,7 +15607,7 @@
       <w:r>
         <w:t xml:space="preserve">Hacker, J. David. “</w:t>
       </w:r>
-      <w:hyperlink w:history="1" r:id="rIddmlej6bfh2gcx3vumgz4s">
+      <w:hyperlink w:history="1" r:id="rId1ouvz6y12ihytidfzbuz2">
         <w:r>
           <w:rPr>
             <w:color w:val="0563C1"/>
@@ -15635,7 +15635,7 @@
       <w:r>
         <w:t xml:space="preserve">Foner, Eric. </w:t>
       </w:r>
-      <w:hyperlink w:history="1" r:id="rId2tzjtrpfs5ofpw8dkt-al">
+      <w:hyperlink w:history="1" r:id="rIdf2fitmwqnpx3h1uveefp6">
         <w:r>
           <w:rPr>
             <w:color w:val="0563C1"/>
@@ -15663,7 +15663,7 @@
       <w:r>
         <w:t xml:space="preserve">Saunt, Claudio. </w:t>
       </w:r>
-      <w:hyperlink w:history="1" r:id="rIdwgy_kcy4rbnzuv8tzw03b">
+      <w:hyperlink w:history="1" r:id="rIdhs5eziyhujrwuoj8t_-uq">
         <w:r>
           <w:rPr>
             <w:color w:val="0563C1"/>
@@ -15691,7 +15691,7 @@
       <w:r>
         <w:t xml:space="preserve">Dubois, Laurent. </w:t>
       </w:r>
-      <w:hyperlink w:history="1" r:id="rIdbwiiwc8o9e--wqgehvz4l">
+      <w:hyperlink w:history="1" r:id="rIdev0viypvltv7obz8j7pbl">
         <w:r>
           <w:rPr>
             <w:color w:val="0563C1"/>
@@ -15719,7 +15719,7 @@
       <w:r>
         <w:t xml:space="preserve">Dolin, Eric Jay. </w:t>
       </w:r>
-      <w:hyperlink w:history="1" r:id="rIdsi-ewowncnwgiz0i3lxko">
+      <w:hyperlink w:history="1" r:id="rId4ys4ixav-ug4z0th63wk_">
         <w:r>
           <w:rPr>
             <w:color w:val="0563C1"/>
@@ -15747,7 +15747,7 @@
       <w:r>
         <w:t xml:space="preserve">Horn, James. </w:t>
       </w:r>
-      <w:hyperlink w:history="1" r:id="rIda41ry1qprtry_ezisxut2">
+      <w:hyperlink w:history="1" r:id="rIdgun_8abfsnywtljwbptyr">
         <w:r>
           <w:rPr>
             <w:color w:val="0563C1"/>
@@ -15775,7 +15775,7 @@
       <w:r>
         <w:t xml:space="preserve">Wilentz, Sean. </w:t>
       </w:r>
-      <w:hyperlink w:history="1" r:id="rIdvadckycf9s-ryy5wmpoxw">
+      <w:hyperlink w:history="1" r:id="rIdqtaahpqjkzduxrral4zmt">
         <w:r>
           <w:rPr>
             <w:color w:val="0563C1"/>
@@ -15823,7 +15823,7 @@
       <w:r>
         <w:t xml:space="preserve">Equal Justice Initiative. </w:t>
       </w:r>
-      <w:hyperlink w:history="1" r:id="rIdfc8mhvmz84j7t2_qmyuzj">
+      <w:hyperlink w:history="1" r:id="rIdjcz7n42765tliods38kyw">
         <w:r>
           <w:rPr>
             <w:color w:val="0563C1"/>
@@ -15867,7 +15867,7 @@
       <w:r>
         <w:t xml:space="preserve">Robinson, Greg. </w:t>
       </w:r>
-      <w:hyperlink w:history="1" r:id="rIdbdnd1rcuhqg_eysz7o2nq">
+      <w:hyperlink w:history="1" r:id="rIdsguydfgcaw-bqfi7ylsph">
         <w:r>
           <w:rPr>
             <w:color w:val="0563C1"/>
@@ -15895,7 +15895,7 @@
       <w:r>
         <w:t xml:space="preserve">Blinder, Alan S. </w:t>
       </w:r>
-      <w:hyperlink w:history="1" r:id="rId4kidnraof2irt0eco6wax">
+      <w:hyperlink w:history="1" r:id="rIdswomrsppidkdtgzl2x8ad">
         <w:r>
           <w:rPr>
             <w:color w:val="0563C1"/>
@@ -15943,7 +15943,7 @@
       <w:r>
         <w:t xml:space="preserve">Butler, Jon. </w:t>
       </w:r>
-      <w:hyperlink w:history="1" r:id="rIdlrb1ee-hp09ho9_lbaods">
+      <w:hyperlink w:history="1" r:id="rIdgdb30siweactxt74vlqad">
         <w:r>
           <w:rPr>
             <w:color w:val="0563C1"/>
@@ -15971,7 +15971,7 @@
       <w:r>
         <w:t xml:space="preserve">Hatch, Nathan O. </w:t>
       </w:r>
-      <w:hyperlink w:history="1" r:id="rId7tjbhjrqavjdhkzoqycyp">
+      <w:hyperlink w:history="1" r:id="rIdgcwplddoli0d_rsayhslm">
         <w:r>
           <w:rPr>
             <w:color w:val="0563C1"/>
@@ -15999,7 +15999,7 @@
       <w:r>
         <w:t xml:space="preserve">Bushman, Richard Lyman. </w:t>
       </w:r>
-      <w:hyperlink w:history="1" r:id="rIdbhyr8mgotzv6t00dmkxr6">
+      <w:hyperlink w:history="1" r:id="rIdi4k1auvanddvq1ljipecu">
         <w:r>
           <w:rPr>
             <w:color w:val="0563C1"/>
@@ -16027,7 +16027,7 @@
       <w:r>
         <w:t xml:space="preserve">Kraybill, Donald B., Karen M. Johnson-Weiner, and Steven M. Nolt. </w:t>
       </w:r>
-      <w:hyperlink w:history="1" r:id="rIdn8s0oavy3qplccnpo5w49">
+      <w:hyperlink w:history="1" r:id="rIdes0vibdl4m-ybn4izbnlj">
         <w:r>
           <w:rPr>
             <w:color w:val="0563C1"/>
@@ -16055,7 +16055,7 @@
       <w:r>
         <w:t xml:space="preserve">Moore, Rebecca. </w:t>
       </w:r>
-      <w:hyperlink w:history="1" r:id="rIdb7xp_odr0diemuxveazrk">
+      <w:hyperlink w:history="1" r:id="rIdhfauuouzx_ienvnhwp7o3">
         <w:r>
           <w:rPr>
             <w:color w:val="0563C1"/>
@@ -16119,7 +16119,7 @@
       <w:r>
         <w:t xml:space="preserve">Lynch, John. </w:t>
       </w:r>
-      <w:hyperlink w:history="1" r:id="rIdlofl_rncioerrj-a7rndg">
+      <w:hyperlink w:history="1" r:id="rIdxpbyed5jkm6_quborg--s">
         <w:r>
           <w:rPr>
             <w:color w:val="0563C1"/>
@@ -16147,7 +16147,7 @@
       <w:r>
         <w:t xml:space="preserve">Dubois, Laurent. </w:t>
       </w:r>
-      <w:hyperlink w:history="1" r:id="rIdswc5sqrgvr1qf2va0ntxy">
+      <w:hyperlink w:history="1" r:id="rIdln7x1hrnnh8meidxyjdhi">
         <w:r>
           <w:rPr>
             <w:color w:val="0563C1"/>
@@ -16175,7 +16175,7 @@
       <w:r>
         <w:t xml:space="preserve">Conrad, Robert Edgar. </w:t>
       </w:r>
-      <w:hyperlink w:history="1" r:id="rIdjdpekfz4fhy4ll6qhl_sq">
+      <w:hyperlink w:history="1" r:id="rIdm2a8dvtvu0e-qunnrzpfg">
         <w:r>
           <w:rPr>
             <w:color w:val="0563C1"/>
@@ -16200,7 +16200,7 @@
         </w:rPr>
         <w:t xml:space="preserve">Brazil’s share of the Atlantic slave trade. </w:t>
       </w:r>
-      <w:hyperlink w:history="1" r:id="rIdg2vkfsa4cx8z-ght2fbe9">
+      <w:hyperlink w:history="1" r:id="rIdia_ykn2jpmagbhqphx1pb">
         <w:r>
           <w:rPr>
             <w:color w:val="0563C1"/>
@@ -16228,7 +16228,7 @@
       <w:r>
         <w:t xml:space="preserve">Smith, Peter H. </w:t>
       </w:r>
-      <w:hyperlink w:history="1" r:id="rIdl02bvxkk2jr9vpnsjfl0w">
+      <w:hyperlink w:history="1" r:id="rIdhhic_ew8p5zzeqg7o3izq">
         <w:r>
           <w:rPr>
             <w:color w:val="0563C1"/>
@@ -16256,7 +16256,7 @@
       <w:r>
         <w:t xml:space="preserve">Schlesinger, Stephen, and Stephen Kinzer. </w:t>
       </w:r>
-      <w:hyperlink w:history="1" r:id="rIdev_4r4sibokiw--srkbyc">
+      <w:hyperlink w:history="1" r:id="rId3mujl_8gceqo8uyjgiops">
         <w:r>
           <w:rPr>
             <w:color w:val="0563C1"/>
@@ -16284,7 +16284,7 @@
       <w:r>
         <w:t xml:space="preserve">Slater, Candace. </w:t>
       </w:r>
-      <w:hyperlink w:history="1" r:id="rIddzcua3b9vgs5luhdsyd3y">
+      <w:hyperlink w:history="1" r:id="rIdkti9zqddo0rf9mlrk2oty">
         <w:r>
           <w:rPr>
             <w:color w:val="0563C1"/>
@@ -16312,7 +16312,7 @@
       <w:r>
         <w:t xml:space="preserve">Taylor, Barbara L., et al. “</w:t>
       </w:r>
-      <w:hyperlink w:history="1" r:id="rIdqfgr_kqz_rqfxtll8gmxl">
+      <w:hyperlink w:history="1" r:id="rIdayv4evrq3z2mhakh74ycw">
         <w:r>
           <w:rPr>
             <w:color w:val="0563C1"/>
@@ -16340,7 +16340,7 @@
       <w:r>
         <w:t xml:space="preserve">NOAA Fisheries. “</w:t>
       </w:r>
-      <w:hyperlink w:history="1" r:id="rIdrij2cxwtlscdavuxpwwas">
+      <w:hyperlink w:history="1" r:id="rIdbd6ybzdqxjaxfxcnpvjqj">
         <w:r>
           <w:rPr>
             <w:color w:val="0563C1"/>
@@ -16368,7 +16368,7 @@
       <w:r>
         <w:t xml:space="preserve">Skidmore, Thomas E. </w:t>
       </w:r>
-      <w:hyperlink w:history="1" r:id="rIdcugkz3ur5y66mu5ddbzgj">
+      <w:hyperlink w:history="1" r:id="rId4xtyfpwj_qqgfqv4ki7ot">
         <w:r>
           <w:rPr>
             <w:color w:val="0563C1"/>
@@ -16396,7 +16396,7 @@
       <w:r>
         <w:t xml:space="preserve">Comisión Nacional sobre la Desaparición de Personas. </w:t>
       </w:r>
-      <w:hyperlink w:history="1" r:id="rIdg-ypeda7g6tdpsea5chpe">
+      <w:hyperlink w:history="1" r:id="rIdy1dzejbjujlasqnds_itw">
         <w:r>
           <w:rPr>
             <w:color w:val="0563C1"/>
@@ -16424,7 +16424,7 @@
       <w:r>
         <w:t xml:space="preserve">Nino, Carlos Santiago. </w:t>
       </w:r>
-      <w:hyperlink w:history="1" r:id="rIdanv-xzcrwmlgnaojvcrdx">
+      <w:hyperlink w:history="1" r:id="rIdgm2lprgnjuj2bwioetsnn">
         <w:r>
           <w:rPr>
             <w:color w:val="0563C1"/>
@@ -16452,7 +16452,7 @@
       <w:r>
         <w:t xml:space="preserve">Bouvard, Marguerite Guzman. </w:t>
       </w:r>
-      <w:hyperlink w:history="1" r:id="rIdgukzd5iwihrychicwef8w">
+      <w:hyperlink w:history="1" r:id="rIdvuoexmgchkzketc7dcdc8">
         <w:r>
           <w:rPr>
             <w:color w:val="0563C1"/>
@@ -16480,7 +16480,7 @@
       <w:r>
         <w:t xml:space="preserve">Kornbluh, Peter. </w:t>
       </w:r>
-      <w:hyperlink w:history="1" r:id="rId4c3dy7yoxiqzz2pj-cgob">
+      <w:hyperlink w:history="1" r:id="rId03cdk7akfszmd8ays99jw">
         <w:r>
           <w:rPr>
             <w:color w:val="0563C1"/>
@@ -16508,7 +16508,7 @@
       <w:r>
         <w:t xml:space="preserve">Jara, Joan. </w:t>
       </w:r>
-      <w:hyperlink w:history="1" r:id="rIdrmpdm37mt1kh-qygp9cmy">
+      <w:hyperlink w:history="1" r:id="rIduwtwkbzdqgrwf9ehigodr">
         <w:r>
           <w:rPr>
             <w:color w:val="0563C1"/>
@@ -16536,7 +16536,7 @@
       <w:r>
         <w:t xml:space="preserve">LeoGrande, William M., and Peter Kornbluh. </w:t>
       </w:r>
-      <w:hyperlink w:history="1" r:id="rIdyczy_gwmj33s9wvpyi1bc">
+      <w:hyperlink w:history="1" r:id="rId_evvopyzcdvufbltl8eeb">
         <w:r>
           <w:rPr>
             <w:color w:val="0563C1"/>
@@ -16596,7 +16596,7 @@
       <w:r>
         <w:t xml:space="preserve">Secretaría de Gobernación (Mexico). “</w:t>
       </w:r>
-      <w:hyperlink w:history="1" r:id="rIdygze3pp2v2jidmtyhseo1">
+      <w:hyperlink w:history="1" r:id="rIdqrcn6-9hbvd3vzva283l4">
         <w:r>
           <w:rPr>
             <w:color w:val="0563C1"/>
@@ -16644,7 +16644,7 @@
       <w:r>
         <w:t xml:space="preserve">Finkel, Caroline. </w:t>
       </w:r>
-      <w:hyperlink w:history="1" r:id="rIdeib3egmmbjakeclri_afb">
+      <w:hyperlink w:history="1" r:id="rIdh0ycfjx9liushbegclwdv">
         <w:r>
           <w:rPr>
             <w:color w:val="0563C1"/>
@@ -16672,7 +16672,7 @@
       <w:r>
         <w:t xml:space="preserve">Crowley, Roger. </w:t>
       </w:r>
-      <w:hyperlink w:history="1" r:id="rIdzmximjhrkuktgg_p49ou9">
+      <w:hyperlink w:history="1" r:id="rIdjgmhpoglkgtabtnzgnjye">
         <w:r>
           <w:rPr>
             <w:color w:val="0563C1"/>
@@ -16700,7 +16700,7 @@
       <w:r>
         <w:t xml:space="preserve">Barkey, Karen. </w:t>
       </w:r>
-      <w:hyperlink w:history="1" r:id="rIdyife4wg45e87widy6j-bc">
+      <w:hyperlink w:history="1" r:id="rIdrmipxbwnlpx_22x5w9ii2">
         <w:r>
           <w:rPr>
             <w:color w:val="0563C1"/>
@@ -16728,7 +16728,7 @@
       <w:r>
         <w:t xml:space="preserve">Mazower, Mark. </w:t>
       </w:r>
-      <w:hyperlink w:history="1" r:id="rIdvuu3cgs-nb7vkvvf2-ytu">
+      <w:hyperlink w:history="1" r:id="rId_-b8b_cq5xtqykwi287_l">
         <w:r>
           <w:rPr>
             <w:color w:val="0563C1"/>
@@ -16756,7 +16756,7 @@
       <w:r>
         <w:t xml:space="preserve">Suny, Ronald Grigor. “</w:t>
       </w:r>
-      <w:hyperlink w:history="1" r:id="rIdly1dsm6qdihsxpbohsglj">
+      <w:hyperlink w:history="1" r:id="rIdladuxnzxfg4rouaoihtvc">
         <w:r>
           <w:rPr>
             <w:color w:val="0563C1"/>
@@ -16784,7 +16784,7 @@
       <w:r>
         <w:t xml:space="preserve">Power, Samantha. “</w:t>
       </w:r>
-      <w:hyperlink w:history="1" r:id="rIdm4b3h3ph_kdy-bpdrvcjz">
+      <w:hyperlink w:history="1" r:id="rId-q3hyz9jegnuoiprrpxr-">
         <w:r>
           <w:rPr>
             <w:color w:val="0563C1"/>
@@ -16812,7 +16812,7 @@
       <w:r>
         <w:t xml:space="preserve">Hirschon, Renée, ed. </w:t>
       </w:r>
-      <w:hyperlink w:history="1" r:id="rIdq8oqkxnr6witmmc9z113v">
+      <w:hyperlink w:history="1" r:id="rIdsmw96i4dorglvxeyg_acj">
         <w:r>
           <w:rPr>
             <w:color w:val="0563C1"/>
@@ -16840,7 +16840,7 @@
       <w:r>
         <w:t xml:space="preserve">Rogan, Eugene. </w:t>
       </w:r>
-      <w:hyperlink w:history="1" r:id="rIdfgzubqf9j4ooipv6hbiyq">
+      <w:hyperlink w:history="1" r:id="rIda5blrx7h8niakwnyfecph">
         <w:r>
           <w:rPr>
             <w:color w:val="0563C1"/>
@@ -16868,7 +16868,7 @@
       <w:r>
         <w:t xml:space="preserve">Barr, James. </w:t>
       </w:r>
-      <w:hyperlink w:history="1" r:id="rIdpl8xxlzmn-steroqkbn3y">
+      <w:hyperlink w:history="1" r:id="rIdyzxy8ewuqqpmfftid-e2h">
         <w:r>
           <w:rPr>
             <w:color w:val="0563C1"/>
@@ -16896,7 +16896,7 @@
       <w:r>
         <w:t xml:space="preserve">McDowall, David. </w:t>
       </w:r>
-      <w:hyperlink w:history="1" r:id="rId6ek5gs-1zebbmctwbprw2">
+      <w:hyperlink w:history="1" r:id="rIdppqpzx-ly1ikcprgwkl8s">
         <w:r>
           <w:rPr>
             <w:color w:val="0563C1"/>
@@ -16924,7 +16924,7 @@
       <w:r>
         <w:t xml:space="preserve">Abrahamian, Ervand. </w:t>
       </w:r>
-      <w:hyperlink w:history="1" r:id="rId6mqnvjokjrmffautxsbax">
+      <w:hyperlink w:history="1" r:id="rIdow0vr5txvembryitp3acd">
         <w:r>
           <w:rPr>
             <w:color w:val="0563C1"/>
@@ -16952,7 +16952,7 @@
       <w:r>
         <w:t xml:space="preserve">Razoux, Pierre. </w:t>
       </w:r>
-      <w:hyperlink w:history="1" r:id="rIdvf_fndaj16qktdqzkwm0d">
+      <w:hyperlink w:history="1" r:id="rIdoozllfpd6eepsk9d04xfu">
         <w:r>
           <w:rPr>
             <w:color w:val="0563C1"/>
@@ -17000,7 +17000,7 @@
       <w:r>
         <w:t xml:space="preserve">Clark, Christopher. </w:t>
       </w:r>
-      <w:hyperlink w:history="1" r:id="rIdmgkba_xbbloshplz3mh5t">
+      <w:hyperlink w:history="1" r:id="rIdz8xzofbgnpmnwcjuafd3m">
         <w:r>
           <w:rPr>
             <w:color w:val="0563C1"/>
@@ -17028,7 +17028,7 @@
       <w:r>
         <w:t xml:space="preserve">Strachan, Hew. </w:t>
       </w:r>
-      <w:hyperlink w:history="1" r:id="rIdu6whparqb8mj2axc8dgy_">
+      <w:hyperlink w:history="1" r:id="rIdkxwqtacp2xcys4f4v4dej">
         <w:r>
           <w:rPr>
             <w:color w:val="0563C1"/>
@@ -17072,7 +17072,7 @@
       <w:r>
         <w:t xml:space="preserve">Weintraub, Stanley. </w:t>
       </w:r>
-      <w:hyperlink w:history="1" r:id="rIdi6rqarqvvqwfigjiryykv">
+      <w:hyperlink w:history="1" r:id="rId6-yqmovkzadevhrjlzhl1">
         <w:r>
           <w:rPr>
             <w:color w:val="0563C1"/>
@@ -17100,7 +17100,7 @@
       <w:r>
         <w:t xml:space="preserve">Johnson, Niall P. A. S., and Juergen Mueller. “</w:t>
       </w:r>
-      <w:hyperlink w:history="1" r:id="rId4ubyingmq1_cpnailcvw8">
+      <w:hyperlink w:history="1" r:id="rIdv2oqb2bcmfirztvcy16nq">
         <w:r>
           <w:rPr>
             <w:color w:val="0563C1"/>
@@ -17128,7 +17128,7 @@
       <w:r>
         <w:t xml:space="preserve">Spreeuwenberg, Peter, et al. “</w:t>
       </w:r>
-      <w:hyperlink w:history="1" r:id="rIdncedspa8dwuhhga2nwyqn">
+      <w:hyperlink w:history="1" r:id="rId_br4sytun5u81_n31asmm">
         <w:r>
           <w:rPr>
             <w:color w:val="0563C1"/>
@@ -17156,7 +17156,7 @@
       <w:r>
         <w:t xml:space="preserve">Keynes, John Maynard. </w:t>
       </w:r>
-      <w:hyperlink w:history="1" r:id="rIddcltkgahcdzq112srvaxj">
+      <w:hyperlink w:history="1" r:id="rIdctasxmqu8seumn9xc499t">
         <w:r>
           <w:rPr>
             <w:color w:val="0563C1"/>
@@ -17204,7 +17204,7 @@
       <w:r>
         <w:t xml:space="preserve">Evans, Richard J. </w:t>
       </w:r>
-      <w:hyperlink w:history="1" r:id="rIdff2go47b56atxfc9nbdcy">
+      <w:hyperlink w:history="1" r:id="rIdc1yhxjtuzpax2emvl5w4u">
         <w:r>
           <w:rPr>
             <w:color w:val="0563C1"/>
@@ -17232,7 +17232,7 @@
       <w:r>
         <w:t xml:space="preserve">Hilberg, Raul. </w:t>
       </w:r>
-      <w:hyperlink w:history="1" r:id="rIdxoifpwhj1eqow0mhnf_zf">
+      <w:hyperlink w:history="1" r:id="rId0yarr6ig6gnwtee5qvm4t">
         <w:r>
           <w:rPr>
             <w:color w:val="0563C1"/>
@@ -17260,7 +17260,7 @@
       <w:r>
         <w:t xml:space="preserve">Kiernan, Ben. </w:t>
       </w:r>
-      <w:hyperlink w:history="1" r:id="rIdrrnji2scmhvab5kk2wp8e">
+      <w:hyperlink w:history="1" r:id="rId2lytqgwz9rwtpjndc5p4l">
         <w:r>
           <w:rPr>
             <w:color w:val="0563C1"/>
@@ -17288,7 +17288,7 @@
       <w:r>
         <w:t xml:space="preserve">Levitsky, Steven, and Daniel Ziblatt. </w:t>
       </w:r>
-      <w:hyperlink w:history="1" r:id="rIdqx1virrd2y_duoibmr9no">
+      <w:hyperlink w:history="1" r:id="rId7twh8mvo0cmacuehbdq0d">
         <w:r>
           <w:rPr>
             <w:color w:val="0563C1"/>
@@ -17316,7 +17316,7 @@
       <w:r>
         <w:t xml:space="preserve">Neiman, Susan. </w:t>
       </w:r>
-      <w:hyperlink w:history="1" r:id="rIdqhi6vuj9l283kwx7xwsb3">
+      <w:hyperlink w:history="1" r:id="rIdy8i_lzjgflhaajn90ov-l">
         <w:r>
           <w:rPr>
             <w:color w:val="0563C1"/>
@@ -17360,7 +17360,7 @@
       <w:r>
         <w:t xml:space="preserve">Broberg, Gunnar, and Nils Roll-Hansen, eds. </w:t>
       </w:r>
-      <w:hyperlink w:history="1" r:id="rIdoxgftuhziglggmuuekigt">
+      <w:hyperlink w:history="1" r:id="rIdoowlfisa9qcpvpp1onbbz">
         <w:r>
           <w:rPr>
             <w:color w:val="0563C1"/>
@@ -17408,7 +17408,7 @@
       <w:r>
         <w:t xml:space="preserve">Jansen, Marius B. </w:t>
       </w:r>
-      <w:hyperlink w:history="1" r:id="rIdyu2l7vrofxdlyuzab53df">
+      <w:hyperlink w:history="1" r:id="rIdgioytkhb2h4fqkfbwaqef">
         <w:r>
           <w:rPr>
             <w:color w:val="0563C1"/>
@@ -17436,7 +17436,7 @@
       <w:r>
         <w:t xml:space="preserve">Fogel, Joshua A., ed. </w:t>
       </w:r>
-      <w:hyperlink w:history="1" r:id="rIdd_h3fuu3d5zgex2yfsigz">
+      <w:hyperlink w:history="1" r:id="rIdhsu8bmrspfeisrkp0vwfm">
         <w:r>
           <w:rPr>
             <w:color w:val="0563C1"/>
@@ -17464,7 +17464,7 @@
       <w:r>
         <w:t xml:space="preserve">Ohnuki-Tierney, Emiko. </w:t>
       </w:r>
-      <w:hyperlink w:history="1" r:id="rIdai1lt1mgm2mcgyuyksjre">
+      <w:hyperlink w:history="1" r:id="rIdywfwknsmmc86lknstkevk">
         <w:r>
           <w:rPr>
             <w:color w:val="0563C1"/>
@@ -17492,7 +17492,7 @@
       <w:r>
         <w:t xml:space="preserve">Dower, John W. </w:t>
       </w:r>
-      <w:hyperlink w:history="1" r:id="rIdsn76uuojlxqf6kvmvrklw">
+      <w:hyperlink w:history="1" r:id="rId76c8lr74y47kcuagaq91d">
         <w:r>
           <w:rPr>
             <w:color w:val="0563C1"/>
@@ -17540,7 +17540,7 @@
       <w:r>
         <w:t xml:space="preserve">Duggan, Christopher. </w:t>
       </w:r>
-      <w:hyperlink w:history="1" r:id="rIdd6skpiv8o8_efxpwh1-4m">
+      <w:hyperlink w:history="1" r:id="rIde8ea7oscg4-dlke8qvakv">
         <w:r>
           <w:rPr>
             <w:color w:val="0563C1"/>
@@ -17568,7 +17568,7 @@
       <w:r>
         <w:t xml:space="preserve">Bosworth, R. J. B. </w:t>
       </w:r>
-      <w:hyperlink w:history="1" r:id="rIdrzuyoc4p1eti11ww7hude">
+      <w:hyperlink w:history="1" r:id="rIdbunigncipbndtlent8rao">
         <w:r>
           <w:rPr>
             <w:color w:val="0563C1"/>
@@ -17596,7 +17596,7 @@
       <w:r>
         <w:t xml:space="preserve">Domenico, Roy Palmer. </w:t>
       </w:r>
-      <w:hyperlink w:history="1" r:id="rIdnlhf8vnti-iav9pricsoy">
+      <w:hyperlink w:history="1" r:id="rIdckulz4hchxt_09p7qh7dv">
         <w:r>
           <w:rPr>
             <w:color w:val="0563C1"/>
@@ -17644,7 +17644,7 @@
       <w:r>
         <w:t xml:space="preserve">Menocal, María Rosa. </w:t>
       </w:r>
-      <w:hyperlink w:history="1" r:id="rIdhuch5yxuku_gjwbpf_htw">
+      <w:hyperlink w:history="1" r:id="rIdowqh49itpf-vdcgei32ov">
         <w:r>
           <w:rPr>
             <w:color w:val="0563C1"/>
@@ -17672,7 +17672,7 @@
       <w:r>
         <w:t xml:space="preserve">Fernández-Morera, Darío. </w:t>
       </w:r>
-      <w:hyperlink w:history="1" r:id="rIdricp601bid5olpf8jwrn4">
+      <w:hyperlink w:history="1" r:id="rIdy4ks-jstd1jdokkcrsinr">
         <w:r>
           <w:rPr>
             <w:color w:val="0563C1"/>
@@ -17700,7 +17700,7 @@
       <w:r>
         <w:t xml:space="preserve">Kraemer, Joel L. </w:t>
       </w:r>
-      <w:hyperlink w:history="1" r:id="rIdszs8k7x9tdjtbqlionqor">
+      <w:hyperlink w:history="1" r:id="rIdhp_20k6b3gnpuyzph_r6w">
         <w:r>
           <w:rPr>
             <w:color w:val="0563C1"/>
@@ -17728,7 +17728,7 @@
       <w:r>
         <w:t xml:space="preserve">Preston, Paul. </w:t>
       </w:r>
-      <w:hyperlink w:history="1" r:id="rIdcrdtdai46aq-focgox3uy">
+      <w:hyperlink w:history="1" r:id="rId57d-6ed_izgstrkb3f-3a">
         <w:r>
           <w:rPr>
             <w:color w:val="0563C1"/>
@@ -17756,7 +17756,7 @@
       <w:r>
         <w:t xml:space="preserve">Aguilar, Paloma. </w:t>
       </w:r>
-      <w:hyperlink w:history="1" r:id="rId86bbtyeuo6xqutok8y8fs">
+      <w:hyperlink w:history="1" r:id="rIdwcjat-08rey87gxn9l3dv">
         <w:r>
           <w:rPr>
             <w:color w:val="0563C1"/>
@@ -17820,7 +17820,7 @@
       <w:r>
         <w:t xml:space="preserve">Applebaum, Anne. </w:t>
       </w:r>
-      <w:hyperlink w:history="1" r:id="rIdbe9vgpqokze-zgooyagh9">
+      <w:hyperlink w:history="1" r:id="rId3thnrxgn_p6sldsp1au1r">
         <w:r>
           <w:rPr>
             <w:color w:val="0563C1"/>
@@ -17848,7 +17848,7 @@
       <w:r>
         <w:t xml:space="preserve">Applebaum, Anne. </w:t>
       </w:r>
-      <w:hyperlink w:history="1" r:id="rIdulhkgjqwlibzv6_drpjp_">
+      <w:hyperlink w:history="1" r:id="rIdttoljuog5pepet7hb39ac">
         <w:r>
           <w:rPr>
             <w:color w:val="0563C1"/>
@@ -17876,7 +17876,7 @@
       <w:r>
         <w:t xml:space="preserve">Sanford, George. </w:t>
       </w:r>
-      <w:hyperlink w:history="1" r:id="rIdbbxb8t17iujbbyw8onfzu">
+      <w:hyperlink w:history="1" r:id="rIddtdsngulfw_zcmo_aknto">
         <w:r>
           <w:rPr>
             <w:color w:val="0563C1"/>
@@ -17904,7 +17904,7 @@
       <w:r>
         <w:t xml:space="preserve">Plokhy, Serhii. </w:t>
       </w:r>
-      <w:hyperlink w:history="1" r:id="rIdsraabfcy8izlwmu_vgklm">
+      <w:hyperlink w:history="1" r:id="rIdk4_en1_o5qfic34kwcrca">
         <w:r>
           <w:rPr>
             <w:color w:val="0563C1"/>
@@ -17932,7 +17932,7 @@
       <w:r>
         <w:t xml:space="preserve">Roberts, Geoffrey. </w:t>
       </w:r>
-      <w:hyperlink w:history="1" r:id="rIdjfsfvixioka77uk8nyim4">
+      <w:hyperlink w:history="1" r:id="rIdxvrbhzs4coewnpvcnj3ri">
         <w:r>
           <w:rPr>
             <w:color w:val="0563C1"/>
@@ -17980,7 +17980,7 @@
       <w:r>
         <w:t xml:space="preserve">Dikötter, Frank. </w:t>
       </w:r>
-      <w:hyperlink w:history="1" r:id="rId_ixwqpgfwdlbx-c3udiyh">
+      <w:hyperlink w:history="1" r:id="rIdnvzfw9pawrb7hsqh-sxe7">
         <w:r>
           <w:rPr>
             <w:color w:val="0563C1"/>
@@ -18008,7 +18008,7 @@
       <w:r>
         <w:t xml:space="preserve">Yang Jisheng. </w:t>
       </w:r>
-      <w:hyperlink w:history="1" r:id="rId2gi9wlh_cnqelvfaklfs0">
+      <w:hyperlink w:history="1" r:id="rIdep5t8iww1oblaulyksc2c">
         <w:r>
           <w:rPr>
             <w:color w:val="0563C1"/>
@@ -18036,7 +18036,7 @@
       <w:r>
         <w:t xml:space="preserve">MacFarquhar, Roderick, and Michael Schoenhals. </w:t>
       </w:r>
-      <w:hyperlink w:history="1" r:id="rIdzonsvuohzg1c5v97ihdyp">
+      <w:hyperlink w:history="1" r:id="rIdljmrbsavph7ywhtmfpu6r">
         <w:r>
           <w:rPr>
             <w:color w:val="0563C1"/>
@@ -18064,7 +18064,7 @@
       <w:r>
         <w:t xml:space="preserve">Jambeck, Jenna R., et al. “</w:t>
       </w:r>
-      <w:hyperlink w:history="1" r:id="rIdtjfymeerjorqd2eoquwx0">
+      <w:hyperlink w:history="1" r:id="rIdgbtpgfn5fny2gnj_jj7do">
         <w:r>
           <w:rPr>
             <w:color w:val="0563C1"/>
@@ -18092,7 +18092,7 @@
       <w:r>
         <w:t xml:space="preserve">Meijer, Lourens J. J., et al. “</w:t>
       </w:r>
-      <w:hyperlink w:history="1" r:id="rId9bypwdbbo0okua3awqosj">
+      <w:hyperlink w:history="1" r:id="rIdfsygahtl5eyr5apbx2t3q">
         <w:r>
           <w:rPr>
             <w:color w:val="0563C1"/>
@@ -18120,7 +18120,7 @@
       <w:r>
         <w:t xml:space="preserve">Economy, Elizabeth C. </w:t>
       </w:r>
-      <w:hyperlink w:history="1" r:id="rIdzkyd2q705ttqh_7wenee8">
+      <w:hyperlink w:history="1" r:id="rId7trfjehgaivew7-dcqgqy">
         <w:r>
           <w:rPr>
             <w:color w:val="0563C1"/>
@@ -18180,7 +18180,7 @@
       <w:r>
         <w:t xml:space="preserve">McDonell, Stephen. “</w:t>
       </w:r>
-      <w:hyperlink w:history="1" r:id="rIdsas4smmzofk2lxracrau0">
+      <w:hyperlink w:history="1" r:id="rIdloxtse9n0ixgmu69v_diw">
         <w:r>
           <w:rPr>
             <w:color w:val="0563C1"/>
@@ -18208,7 +18208,7 @@
       <w:r>
         <w:t xml:space="preserve">Agence France-Presse. “‘Oh, Bother’: </w:t>
       </w:r>
-      <w:hyperlink w:history="1" r:id="rIdfa7ajfue5imw8ha1mdp-4">
+      <w:hyperlink w:history="1" r:id="rIdkwpvsnskgxj0cktdp3yy3">
         <w:r>
           <w:rPr>
             <w:color w:val="0563C1"/>
@@ -18256,7 +18256,7 @@
       <w:r>
         <w:t xml:space="preserve">Schama, Simon. </w:t>
       </w:r>
-      <w:hyperlink w:history="1" r:id="rId1wof9dd69r8ojdc2eqsyu">
+      <w:hyperlink w:history="1" r:id="rIdmwa_dnqny9tcvgcmimz6c">
         <w:r>
           <w:rPr>
             <w:color w:val="0563C1"/>
@@ -18284,7 +18284,7 @@
       <w:r>
         <w:t xml:space="preserve">Finkelstein, Israel, and Neil Asher Silberman. </w:t>
       </w:r>
-      <w:hyperlink w:history="1" r:id="rIdxeenvxfsm5rxio_4wnzsp">
+      <w:hyperlink w:history="1" r:id="rIdrgtjuo3p4kmw7qeyv8zbz">
         <w:r>
           <w:rPr>
             <w:color w:val="0563C1"/>
@@ -18312,7 +18312,7 @@
       <w:r>
         <w:t xml:space="preserve">VanderKam, James C. </w:t>
       </w:r>
-      <w:hyperlink w:history="1" r:id="rIdgmyhzgy1nho96sso_dq11">
+      <w:hyperlink w:history="1" r:id="rIdnbuytadlrmandy-uoenry">
         <w:r>
           <w:rPr>
             <w:color w:val="0563C1"/>
@@ -18340,7 +18340,7 @@
       <w:r>
         <w:t xml:space="preserve">Magness, Jodi. </w:t>
       </w:r>
-      <w:hyperlink w:history="1" r:id="rIdipjrba1hwuoawlm6sd_t_">
+      <w:hyperlink w:history="1" r:id="rIdlh148ggo2gmbiyhztceum">
         <w:r>
           <w:rPr>
             <w:color w:val="0563C1"/>
@@ -18368,7 +18368,7 @@
       <w:r>
         <w:t xml:space="preserve">Morris, Benny. </w:t>
       </w:r>
-      <w:hyperlink w:history="1" r:id="rId-ic8mjkwplfk88mjgxo7r">
+      <w:hyperlink w:history="1" r:id="rId01wesiqcmuil7ophsdshp">
         <w:r>
           <w:rPr>
             <w:color w:val="0563C1"/>
@@ -18416,7 +18416,7 @@
       <w:r>
         <w:t xml:space="preserve">Gaddis, John Lewis. </w:t>
       </w:r>
-      <w:hyperlink w:history="1" r:id="rId0bbb7es-outwxsgnfgf3o">
+      <w:hyperlink w:history="1" r:id="rIdubqe1do6lyhulxz9qp92_">
         <w:r>
           <w:rPr>
             <w:color w:val="0563C1"/>
@@ -18444,7 +18444,7 @@
       <w:r>
         <w:t xml:space="preserve">Savranskaya, Svetlana V. “</w:t>
       </w:r>
-      <w:hyperlink w:history="1" r:id="rIdjvqsdgx-kye7r-irlysqn">
+      <w:hyperlink w:history="1" r:id="rId2cr3y7wb2omrind0kwgy3">
         <w:r>
           <w:rPr>
             <w:color w:val="0563C1"/>
@@ -18472,7 +18472,7 @@
       <w:r>
         <w:t xml:space="preserve">Hoffman, David E. </w:t>
       </w:r>
-      <w:hyperlink w:history="1" r:id="rIdhhbunnzteygjztn0htmmq">
+      <w:hyperlink w:history="1" r:id="rIdaqeq7ngsa4vipbnwamv0z">
         <w:r>
           <w:rPr>
             <w:color w:val="0563C1"/>
@@ -18500,7 +18500,7 @@
       <w:r>
         <w:t xml:space="preserve">Rhodes, Richard. </w:t>
       </w:r>
-      <w:hyperlink w:history="1" r:id="rIdbi0slpsnqvwln0bzibdf9">
+      <w:hyperlink w:history="1" r:id="rId48qjjlxg9nlocveatxdbr">
         <w:r>
           <w:rPr>
             <w:color w:val="0563C1"/>
@@ -18528,7 +18528,7 @@
       <w:r>
         <w:t xml:space="preserve">Niedenthal, Jack. </w:t>
       </w:r>
-      <w:hyperlink w:history="1" r:id="rIdi0axs5euffz1zqmtgxzxi">
+      <w:hyperlink w:history="1" r:id="rIddn30nyi3yitejhuit9gn0">
         <w:r>
           <w:rPr>
             <w:color w:val="0563C1"/>
@@ -18576,7 +18576,7 @@
       <w:r>
         <w:t xml:space="preserve">NASA. “</w:t>
       </w:r>
-      <w:hyperlink w:history="1" r:id="rIdlznjc0smyhxbjmxdqxvhm">
+      <w:hyperlink w:history="1" r:id="rIdkmidpn-rsgjs2qbd81exz">
         <w:r>
           <w:rPr>
             <w:color w:val="0563C1"/>
@@ -18604,7 +18604,7 @@
       <w:r>
         <w:t xml:space="preserve">Chaikin, Andrew. </w:t>
       </w:r>
-      <w:hyperlink w:history="1" r:id="rId8rv3om8mmy9fgils5ywxc">
+      <w:hyperlink w:history="1" r:id="rId7hcovhhhpuyyk5zqmbh7g">
         <w:r>
           <w:rPr>
             <w:color w:val="0563C1"/>
@@ -18632,7 +18632,7 @@
       <w:r>
         <w:t xml:space="preserve">Siddiqi, Asif A. </w:t>
       </w:r>
-      <w:hyperlink w:history="1" r:id="rIdwq1xn4i51vo29w9dkvzp8">
+      <w:hyperlink w:history="1" r:id="rIdkgxsciygiogprhz6ih9cd">
         <w:r>
           <w:rPr>
             <w:color w:val="0563C1"/>
@@ -18660,7 +18660,7 @@
       <w:r>
         <w:t xml:space="preserve">Colaprete, Anthony, et al. “</w:t>
       </w:r>
-      <w:hyperlink w:history="1" r:id="rIdgvhqfiaygggagy72-5l6u">
+      <w:hyperlink w:history="1" r:id="rIdj7hahkwhxgn8qe_myohvb">
         <w:r>
           <w:rPr>
             <w:color w:val="0563C1"/>
@@ -18688,7 +18688,7 @@
       <w:r>
         <w:t xml:space="preserve">Sheehan, William. </w:t>
       </w:r>
-      <w:hyperlink w:history="1" r:id="rIdg6fdulcoabjz3422htd2o">
+      <w:hyperlink w:history="1" r:id="rIdnogf7k9z1t92r2pcfbqiz">
         <w:r>
           <w:rPr>
             <w:color w:val="0563C1"/>
@@ -18716,7 +18716,7 @@
       <w:r>
         <w:t xml:space="preserve">Grotzinger, John P., et al. “</w:t>
       </w:r>
-      <w:hyperlink w:history="1" r:id="rIdijquiknowwn5d0gaqdwox">
+      <w:hyperlink w:history="1" r:id="rIdzmfc4xvd2fslofg2g7tfl">
         <w:r>
           <w:rPr>
             <w:color w:val="0563C1"/>
@@ -18744,7 +18744,7 @@
       <w:r>
         <w:t xml:space="preserve">Mangold, Nicolas, et al. “</w:t>
       </w:r>
-      <w:hyperlink w:history="1" r:id="rIdv-epplyjarv0xemnzr3cg">
+      <w:hyperlink w:history="1" r:id="rIda5ooghfbexq2hur38eub2">
         <w:r>
           <w:rPr>
             <w:color w:val="0563C1"/>
@@ -18792,7 +18792,7 @@
       <w:r>
         <w:t xml:space="preserve">Ashby, Neil. “</w:t>
       </w:r>
-      <w:hyperlink w:history="1" r:id="rIdagbpph7ofx6a9z5jxdzoy">
+      <w:hyperlink w:history="1" r:id="rIdmg9fbukkfk9lhxp7st2qi">
         <w:r>
           <w:rPr>
             <w:color w:val="0563C1"/>
@@ -18820,7 +18820,7 @@
       <w:r>
         <w:t xml:space="preserve">Dyson, F. W., A. S. Eddington, and C. Davidson. “</w:t>
       </w:r>
-      <w:hyperlink w:history="1" r:id="rId1wkypdsgxorffsmghqzz-">
+      <w:hyperlink w:history="1" r:id="rIdwvibc8lrlihrqvrutc7kf">
         <w:r>
           <w:rPr>
             <w:color w:val="0563C1"/>
@@ -18848,7 +18848,7 @@
       <w:r>
         <w:t xml:space="preserve">Au, Whitlow W. L. </w:t>
       </w:r>
-      <w:hyperlink w:history="1" r:id="rIdedgohmlnp2jftdcrtnqq8">
+      <w:hyperlink w:history="1" r:id="rIdrmpbyvagsbhigiid7_ghs">
         <w:r>
           <w:rPr>
             <w:color w:val="0563C1"/>
@@ -18876,7 +18876,7 @@
       <w:r>
         <w:t xml:space="preserve">Susskind, Leonard. “</w:t>
       </w:r>
-      <w:hyperlink w:history="1" r:id="rIdfkchxahqfav_3nsjabsyr">
+      <w:hyperlink w:history="1" r:id="rId8lmdh7ncjp5ed7al1zzh7">
         <w:r>
           <w:rPr>
             <w:color w:val="0563C1"/>
@@ -18904,7 +18904,7 @@
       <w:r>
         <w:t xml:space="preserve">Scerri, Eric R. </w:t>
       </w:r>
-      <w:hyperlink w:history="1" r:id="rId6s309ig6a62ee9hliflay">
+      <w:hyperlink w:history="1" r:id="rIduda36cqviqtkro8epagdi">
         <w:r>
           <w:rPr>
             <w:color w:val="0563C1"/>
@@ -18932,7 +18932,7 @@
       <w:r>
         <w:t xml:space="preserve">Erisman, Jan Willem, et al. “</w:t>
       </w:r>
-      <w:hyperlink w:history="1" r:id="rIdhhjineuw3i6mjzgvnthww">
+      <w:hyperlink w:history="1" r:id="rIdsghktuejc_yb0pl136k_p">
         <w:r>
           <w:rPr>
             <w:color w:val="0563C1"/>
@@ -18960,7 +18960,7 @@
       <w:r>
         <w:t xml:space="preserve">Watson, J. D., and F. H. C. Crick. “</w:t>
       </w:r>
-      <w:hyperlink w:history="1" r:id="rIdy40vjwagnmf30o1k4a8a_">
+      <w:hyperlink w:history="1" r:id="rId-pgtodobuornd-dv2ugux">
         <w:r>
           <w:rPr>
             <w:color w:val="0563C1"/>
@@ -18988,7 +18988,7 @@
       <w:r>
         <w:t xml:space="preserve">Franklin, Rosalind E., and R. G. Gosling. “</w:t>
       </w:r>
-      <w:hyperlink w:history="1" r:id="rIdjsjtvh1jisruygyhzq94s">
+      <w:hyperlink w:history="1" r:id="rId0gxauz3ovxeg3vl8oubbr">
         <w:r>
           <w:rPr>
             <w:color w:val="0563C1"/>
@@ -19016,7 +19016,7 @@
       <w:r>
         <w:t xml:space="preserve">International Human Genome Sequencing Consortium. “</w:t>
       </w:r>
-      <w:hyperlink w:history="1" r:id="rIdn7fhocvgp0ugqa7buy3ba">
+      <w:hyperlink w:history="1" r:id="rIduitwmygg6rnwmiorxg5vg">
         <w:r>
           <w:rPr>
             <w:color w:val="0563C1"/>
@@ -19044,7 +19044,7 @@
       <w:r>
         <w:t xml:space="preserve">International Human Genome Sequencing Consortium. “</w:t>
       </w:r>
-      <w:hyperlink w:history="1" r:id="rId7tynvctbbrer6gvtveee8">
+      <w:hyperlink w:history="1" r:id="rIdngcxupcqqavqxynmaojac">
         <w:r>
           <w:rPr>
             <w:color w:val="0563C1"/>
@@ -19072,7 +19072,7 @@
       <w:r>
         <w:t xml:space="preserve">Nurk, Sergey, et al. “</w:t>
       </w:r>
-      <w:hyperlink w:history="1" r:id="rIdb8krb4ioyck2ylh57otp_">
+      <w:hyperlink w:history="1" r:id="rIdjghjjx4wvxrhebjziolfi">
         <w:r>
           <w:rPr>
             <w:color w:val="0563C1"/>
@@ -19100,7 +19100,7 @@
       <w:r>
         <w:t xml:space="preserve">Vine, F. J., and D. H. Matthews. “</w:t>
       </w:r>
-      <w:hyperlink w:history="1" r:id="rIdejkoj6negvlqmbnkdoisj">
+      <w:hyperlink w:history="1" r:id="rIdtn3dv2uzoykn2x7ockfit">
         <w:r>
           <w:rPr>
             <w:color w:val="0563C1"/>
@@ -19128,7 +19128,7 @@
       <w:r>
         <w:t xml:space="preserve">Alpher, Ralph A., and Robert Herman. “</w:t>
       </w:r>
-      <w:hyperlink w:history="1" r:id="rIdxjlm31otrq-lu7o3f4o_9">
+      <w:hyperlink w:history="1" r:id="rIdwmhzzi1ilthcfishrjdog">
         <w:r>
           <w:rPr>
             <w:color w:val="0563C1"/>
@@ -19156,7 +19156,7 @@
       <w:r>
         <w:t xml:space="preserve">Penzias, A. A., and R. W. Wilson. “</w:t>
       </w:r>
-      <w:hyperlink w:history="1" r:id="rIdjzmnxaxjzjnylxoz-7ar_">
+      <w:hyperlink w:history="1" r:id="rIden0es8vjfx2eepctoayos">
         <w:r>
           <w:rPr>
             <w:color w:val="0563C1"/>
@@ -19184,7 +19184,7 @@
       <w:r>
         <w:t xml:space="preserve">Fleischmann, Martin, and Stanley Pons. “</w:t>
       </w:r>
-      <w:hyperlink w:history="1" r:id="rIdeewwhibagwoa9q04fkvky">
+      <w:hyperlink w:history="1" r:id="rIdayjdnaye-fsgqzkasa_wx">
         <w:r>
           <w:rPr>
             <w:color w:val="0563C1"/>
@@ -19212,7 +19212,7 @@
       <w:r>
         <w:t xml:space="preserve">Wolfe-Simon, Felisa, et al. “</w:t>
       </w:r>
-      <w:hyperlink w:history="1" r:id="rIdyuyookpxn8tqbn4fcpjye">
+      <w:hyperlink w:history="1" r:id="rIdguzscqj-ijspecjbyaitm">
         <w:r>
           <w:rPr>
             <w:color w:val="0563C1"/>
@@ -19240,7 +19240,7 @@
       <w:r>
         <w:t xml:space="preserve">Reaves, Marshall Louis, et al. “</w:t>
       </w:r>
-      <w:hyperlink w:history="1" r:id="rIda-v54mggpq5cnhsoko_qp">
+      <w:hyperlink w:history="1" r:id="rIdaistsdiwbokyqdd31oyza">
         <w:r>
           <w:rPr>
             <w:color w:val="0563C1"/>
@@ -19288,7 +19288,7 @@
       <w:r>
         <w:t xml:space="preserve">Dalrymple, William. </w:t>
       </w:r>
-      <w:hyperlink w:history="1" r:id="rIdyanzewnrte6fqaysres67">
+      <w:hyperlink w:history="1" r:id="rId3eswifc_mrlxjc1dapdkd">
         <w:r>
           <w:rPr>
             <w:color w:val="0563C1"/>
@@ -19316,7 +19316,7 @@
       <w:r>
         <w:t xml:space="preserve">Maddison, Angus. </w:t>
       </w:r>
-      <w:hyperlink w:history="1" r:id="rIdocps6ewg0qq3ot2rhtzj9">
+      <w:hyperlink w:history="1" r:id="rIdmst4dkhrfmh_hxhzaeukp">
         <w:r>
           <w:rPr>
             <w:color w:val="0563C1"/>
@@ -19344,7 +19344,7 @@
       <w:r>
         <w:t xml:space="preserve">Sen, Amartya. </w:t>
       </w:r>
-      <w:hyperlink w:history="1" r:id="rId3noex-h5n5v008y72tyog">
+      <w:hyperlink w:history="1" r:id="rIdgnpc_etzbaieh-ecvhab3">
         <w:r>
           <w:rPr>
             <w:color w:val="0563C1"/>
@@ -19372,7 +19372,7 @@
       <w:r>
         <w:t xml:space="preserve">Khan, Yasmin. </w:t>
       </w:r>
-      <w:hyperlink w:history="1" r:id="rId7x3run1qhbgqgcqnb9zfd">
+      <w:hyperlink w:history="1" r:id="rIdc6ijvju18cgsb9p01fikl">
         <w:r>
           <w:rPr>
             <w:color w:val="0563C1"/>
@@ -19400,7 +19400,7 @@
       <w:r>
         <w:t xml:space="preserve">Elkins, Caroline. </w:t>
       </w:r>
-      <w:hyperlink w:history="1" r:id="rIdbgeeajyq5hbkgxbzxaylx">
+      <w:hyperlink w:history="1" r:id="rIdity-aevr5cmkqlktnmlxj">
         <w:r>
           <w:rPr>
             <w:color w:val="0563C1"/>
@@ -19428,7 +19428,7 @@
       <w:r>
         <w:t xml:space="preserve">Jansen, Jan C., and Jürgen Osterhammel. </w:t>
       </w:r>
-      <w:hyperlink w:history="1" r:id="rIdv4lvadqargskx5rdvfxg4">
+      <w:hyperlink w:history="1" r:id="rIdxcjexpo6tq3ah8hua_n-w">
         <w:r>
           <w:rPr>
             <w:color w:val="0563C1"/>
@@ -19456,7 +19456,7 @@
       <w:r>
         <w:t xml:space="preserve">Des Forges, Alison. </w:t>
       </w:r>
-      <w:hyperlink w:history="1" r:id="rIdxovfdoggbddgdzarzsjb0">
+      <w:hyperlink w:history="1" r:id="rIdeqchileorjjfls3rlqirc">
         <w:r>
           <w:rPr>
             <w:color w:val="0563C1"/>
@@ -19484,7 +19484,7 @@
       <w:r>
         <w:t xml:space="preserve">Newbury, Catharine. </w:t>
       </w:r>
-      <w:hyperlink w:history="1" r:id="rIdanzxex965cigsa9iexsdt">
+      <w:hyperlink w:history="1" r:id="rIdbtpzp4jmolkfbxkgcuq8t">
         <w:r>
           <w:rPr>
             <w:color w:val="0563C1"/>
@@ -19532,7 +19532,7 @@
       <w:r>
         <w:t xml:space="preserve">Branch, Taylor. </w:t>
       </w:r>
-      <w:hyperlink w:history="1" r:id="rIdxztwqosero4gcufam38pj">
+      <w:hyperlink w:history="1" r:id="rIdjshjj9dytjwfh8cvhucox">
         <w:r>
           <w:rPr>
             <w:color w:val="0563C1"/>
@@ -19560,7 +19560,7 @@
       <w:r>
         <w:t xml:space="preserve">Hoose, Phillip. </w:t>
       </w:r>
-      <w:hyperlink w:history="1" r:id="rIdjciz1bhyah1-q0r96l_gw">
+      <w:hyperlink w:history="1" r:id="rId35b1lekfh6kpokklopua7">
         <w:r>
           <w:rPr>
             <w:color w:val="0563C1"/>
@@ -19588,7 +19588,7 @@
       <w:r>
         <w:t xml:space="preserve">Tyson, Timothy B. </w:t>
       </w:r>
-      <w:hyperlink w:history="1" r:id="rIdcbgeo_byysholsessk91h">
+      <w:hyperlink w:history="1" r:id="rIdqolew4gcorir1corek3xr">
         <w:r>
           <w:rPr>
             <w:color w:val="0563C1"/>
@@ -19616,7 +19616,7 @@
       <w:r>
         <w:t xml:space="preserve">Mandela, Nelson. </w:t>
       </w:r>
-      <w:hyperlink w:history="1" r:id="rIdwbwgc_mgzmqvnskzw0u1m">
+      <w:hyperlink w:history="1" r:id="rIdslmdlw60mqe9ephkmutps">
         <w:r>
           <w:rPr>
             <w:color w:val="0563C1"/>
@@ -19644,7 +19644,7 @@
       <w:r>
         <w:t xml:space="preserve">Carter, David. </w:t>
       </w:r>
-      <w:hyperlink w:history="1" r:id="rIdgy8crwhjaasgrjxo-hroq">
+      <w:hyperlink w:history="1" r:id="rIdvmjgwjop6gneq5r4uklze">
         <w:r>
           <w:rPr>
             <w:color w:val="0563C1"/>
@@ -19692,7 +19692,7 @@
       <w:r>
         <w:t xml:space="preserve">Turing, A. M. “</w:t>
       </w:r>
-      <w:hyperlink w:history="1" r:id="rIdat80l6atfzh7wm8xydb6s">
+      <w:hyperlink w:history="1" r:id="rId2zbaafmmr_v0-md7ehv8x">
         <w:r>
           <w:rPr>
             <w:color w:val="0563C1"/>
@@ -19720,7 +19720,7 @@
       <w:r>
         <w:t xml:space="preserve">Copeland, B. Jack, ed. </w:t>
       </w:r>
-      <w:hyperlink w:history="1" r:id="rIdu2xs09uemokixkffwr2w1">
+      <w:hyperlink w:history="1" r:id="rIdsqxnj0ov1snstxa9nivsp">
         <w:r>
           <w:rPr>
             <w:color w:val="0563C1"/>
@@ -19748,7 +19748,7 @@
       <w:r>
         <w:t xml:space="preserve">Isaacson, Walter. </w:t>
       </w:r>
-      <w:hyperlink w:history="1" r:id="rIdbyw1j7gsuoulpc02xdkdb">
+      <w:hyperlink w:history="1" r:id="rId8mlxxfqhhupey7kwuczpn">
         <w:r>
           <w:rPr>
             <w:color w:val="0563C1"/>
@@ -19776,7 +19776,7 @@
       <w:r>
         <w:t xml:space="preserve">Vosoughi, Soroush, Deb Roy, and Sinan Aral. “</w:t>
       </w:r>
-      <w:hyperlink w:history="1" r:id="rId6mx-_zawo5pp5odixzfmu">
+      <w:hyperlink w:history="1" r:id="rIdlhv16za6dq2uqk5zi3l47">
         <w:r>
           <w:rPr>
             <w:color w:val="0563C1"/>
@@ -19824,7 +19824,7 @@
       <w:r>
         <w:t xml:space="preserve">Stuart, David. </w:t>
       </w:r>
-      <w:hyperlink w:history="1" r:id="rId14vs9bt3zgk-9z1st8zpk">
+      <w:hyperlink w:history="1" r:id="rIdlqjk7yz8ddtx2bkgdaplf">
         <w:r>
           <w:rPr>
             <w:color w:val="0563C1"/>
@@ -19852,7 +19852,7 @@
       <w:r>
         <w:t xml:space="preserve">Aveni, Anthony. </w:t>
       </w:r>
-      <w:hyperlink w:history="1" r:id="rIdynxfhnxebpagvkcbkx3qa">
+      <w:hyperlink w:history="1" r:id="rIdp_ub84xx-yibxvduliv-e">
         <w:r>
           <w:rPr>
             <w:color w:val="0563C1"/>
@@ -19900,7 +19900,7 @@
       <w:r>
         <w:t xml:space="preserve">Meech, Karen J., et al. “</w:t>
       </w:r>
-      <w:hyperlink w:history="1" r:id="rIdtjumxm3klnhh9_ojthsp3">
+      <w:hyperlink w:history="1" r:id="rIdat4rzzacvumwf4u0pvkvf">
         <w:r>
           <w:rPr>
             <w:color w:val="0563C1"/>
@@ -19928,7 +19928,7 @@
       <w:r>
         <w:t xml:space="preserve">Micheli, Marco, et al. “</w:t>
       </w:r>
-      <w:hyperlink w:history="1" r:id="rId5_9ve6bxk_tupb-d5uoyo">
+      <w:hyperlink w:history="1" r:id="rIdbeld8qqacdcxajjib3keo">
         <w:r>
           <w:rPr>
             <w:color w:val="0563C1"/>
@@ -19956,7 +19956,7 @@
       <w:r>
         <w:t xml:space="preserve">‘Oumuamua ISSI Team. “</w:t>
       </w:r>
-      <w:hyperlink w:history="1" r:id="rIdbvqwh-tes7pgoezymga8b">
+      <w:hyperlink w:history="1" r:id="rIdzgbwopoedztroyc8ymzgb">
         <w:r>
           <w:rPr>
             <w:color w:val="0563C1"/>
@@ -19984,7 +19984,7 @@
       <w:r>
         <w:t xml:space="preserve">Staff at the National Astronomy and Ionosphere Center. “</w:t>
       </w:r>
-      <w:hyperlink w:history="1" r:id="rId1jx65fv-5bmphdmzasgwf">
+      <w:hyperlink w:history="1" r:id="rIdk_xvjpyglrqjufxfd0yi8">
         <w:r>
           <w:rPr>
             <w:color w:val="0563C1"/>
@@ -20048,7 +20048,7 @@
       <w:r>
         <w:t xml:space="preserve">Riley, James C. “</w:t>
       </w:r>
-      <w:hyperlink w:history="1" r:id="rIdiu30f3si-slxmbcdlyvf2">
+      <w:hyperlink w:history="1" r:id="rIdts_tkvpfig8bkvz09dv3o">
         <w:r>
           <w:rPr>
             <w:color w:val="0563C1"/>
@@ -20076,7 +20076,7 @@
       <w:r>
         <w:t xml:space="preserve">Bliss, Michael. </w:t>
       </w:r>
-      <w:hyperlink w:history="1" r:id="rIdrmz9zlaxgq1gocecj01rx">
+      <w:hyperlink w:history="1" r:id="rIdgb-_v-ackd6gg1mekb-iz">
         <w:r>
           <w:rPr>
             <w:color w:val="0563C1"/>
@@ -20104,7 +20104,7 @@
       <w:r>
         <w:t xml:space="preserve">Reverby, Susan M. </w:t>
       </w:r>
-      <w:hyperlink w:history="1" r:id="rIdqm8nhmwwc6gz_9axv8xqm">
+      <w:hyperlink w:history="1" r:id="rIdkbcjxdsj6szt8vjtzmiir">
         <w:r>
           <w:rPr>
             <w:color w:val="0563C1"/>
@@ -20132,7 +20132,7 @@
       <w:r>
         <w:t xml:space="preserve">Keefe, Patrick Radden. </w:t>
       </w:r>
-      <w:hyperlink w:history="1" r:id="rIdosu4p0k-zpl7xnmqd6zlf">
+      <w:hyperlink w:history="1" r:id="rIdaouqmz9dybotq-92q0y2x">
         <w:r>
           <w:rPr>
             <w:color w:val="0563C1"/>
@@ -20160,7 +20160,7 @@
       <w:r>
         <w:t xml:space="preserve">Antimicrobial Resistance Collaborators. “</w:t>
       </w:r>
-      <w:hyperlink w:history="1" r:id="rIdxzm-g9l1oz9qy_hnhz5w2">
+      <w:hyperlink w:history="1" r:id="rId7lqrf8hsvun3q12c7945n">
         <w:r>
           <w:rPr>
             <w:color w:val="0563C1"/>
@@ -20188,7 +20188,7 @@
       <w:r>
         <w:t xml:space="preserve">Van Bressem, Marie-Françoise, et al. “</w:t>
       </w:r>
-      <w:hyperlink w:history="1" r:id="rIdtb-a0es21baafmax88e0j">
+      <w:hyperlink w:history="1" r:id="rIdweabythhlbcrtolhaq7kq">
         <w:r>
           <w:rPr>
             <w:color w:val="0563C1"/>
@@ -20216,7 +20216,7 @@
       <w:r>
         <w:t xml:space="preserve">Oshinsky, David M. </w:t>
       </w:r>
-      <w:hyperlink w:history="1" r:id="rIdvejagossoggpmfjxqzx1t">
+      <w:hyperlink w:history="1" r:id="rIdnfl_6kkbxpsjo92rmf0wg">
         <w:r>
           <w:rPr>
             <w:color w:val="0563C1"/>
@@ -20244,7 +20244,7 @@
       <w:r>
         <w:t xml:space="preserve">Polack, Fernando P., et al. “</w:t>
       </w:r>
-      <w:hyperlink w:history="1" r:id="rId_g8ud3d8ezn6bcazx-umc">
+      <w:hyperlink w:history="1" r:id="rId2nrsf79yqgficvxh85uke">
         <w:r>
           <w:rPr>
             <w:color w:val="0563C1"/>
@@ -20292,7 +20292,7 @@
       <w:r>
         <w:t xml:space="preserve">Arrhenius, Svante. “</w:t>
       </w:r>
-      <w:hyperlink w:history="1" r:id="rId1-2o6yokf8rfssdg_2ny2">
+      <w:hyperlink w:history="1" r:id="rIdo84wszfyzyvezct-s8nbd">
         <w:r>
           <w:rPr>
             <w:color w:val="0563C1"/>
@@ -20320,7 +20320,7 @@
       <w:r>
         <w:t xml:space="preserve">Philip, Sjoukje Y., et al. “</w:t>
       </w:r>
-      <w:hyperlink w:history="1" r:id="rIdvord0eyk8tbo3be_aw1qb">
+      <w:hyperlink w:history="1" r:id="rIdvhswltd8tfxeudabzurzh">
         <w:r>
           <w:rPr>
             <w:color w:val="0563C1"/>
@@ -20348,7 +20348,7 @@
       <w:r>
         <w:t xml:space="preserve">Supran, G., S. Rahmstorf, and N. Oreskes. “</w:t>
       </w:r>
-      <w:hyperlink w:history="1" r:id="rIdmxj1hq3l-ya-4rs00ipov">
+      <w:hyperlink w:history="1" r:id="rIdwfdt2izl5gxx8bezq5ap0">
         <w:r>
           <w:rPr>
             <w:color w:val="0563C1"/>
@@ -20376,7 +20376,7 @@
       <w:r>
         <w:t xml:space="preserve">Witze, Alexandra. “</w:t>
       </w:r>
-      <w:hyperlink w:history="1" r:id="rId-sszvbukqrltlre6qss_p">
+      <w:hyperlink w:history="1" r:id="rIdtkqqn-4svqhelxcdrimtk">
         <w:r>
           <w:rPr>
             <w:color w:val="0563C1"/>
@@ -20404,7 +20404,7 @@
       <w:r>
         <w:t xml:space="preserve">IPCC. </w:t>
       </w:r>
-      <w:hyperlink w:history="1" r:id="rId0n1rhs4yodmneo6umgzjv">
+      <w:hyperlink w:history="1" r:id="rIdqpum8ekr9bby0q0iymyyd">
         <w:r>
           <w:rPr>
             <w:color w:val="0563C1"/>
@@ -20432,7 +20432,7 @@
       <w:r>
         <w:t xml:space="preserve">Morlighem, Mathieu, et al. “</w:t>
       </w:r>
-      <w:hyperlink w:history="1" r:id="rId-q7q8jubhbygh4cqyuxsi">
+      <w:hyperlink w:history="1" r:id="rIdgyqkqtyympzh7fru1eyno">
         <w:r>
           <w:rPr>
             <w:color w:val="0563C1"/>
@@ -20460,7 +20460,7 @@
       <w:r>
         <w:t xml:space="preserve">IMBIE Team. “</w:t>
       </w:r>
-      <w:hyperlink w:history="1" r:id="rIdoswlizrizxomo3pudxoi-">
+      <w:hyperlink w:history="1" r:id="rIdsnyyubrewwdn-ctldemiy">
         <w:r>
           <w:rPr>
             <w:color w:val="0563C1"/>
@@ -20488,7 +20488,7 @@
       <w:r>
         <w:t xml:space="preserve">Joughin, Ian, Benjamin E. Smith, and Brooke Medley. “</w:t>
       </w:r>
-      <w:hyperlink w:history="1" r:id="rId3hw1muq7sqbla3eq3ga13">
+      <w:hyperlink w:history="1" r:id="rIdhb1dt-dtpr95uth_zc6tr">
         <w:r>
           <w:rPr>
             <w:color w:val="0563C1"/>
@@ -20516,7 +20516,7 @@
       <w:r>
         <w:t xml:space="preserve">Secretariat of the Antarctic Treaty. “</w:t>
       </w:r>
-      <w:hyperlink w:history="1" r:id="rIdnymblz7b-uywrcccqz_hd">
+      <w:hyperlink w:history="1" r:id="rIdpa6z0ndwxbgztpgh_8s1k">
         <w:r>
           <w:rPr>
             <w:color w:val="0563C1"/>
@@ -20544,7 +20544,7 @@
       <w:r>
         <w:t xml:space="preserve">Office of the Historian, US Department of State. </w:t>
       </w:r>
-      <w:hyperlink w:history="1" r:id="rId781ug_sfknxvg1x5f4eqq">
+      <w:hyperlink w:history="1" r:id="rIdk0nc4b6iuttddqmceu_d-">
         <w:r>
           <w:rPr>
             <w:color w:val="0563C1"/>
@@ -20572,7 +20572,7 @@
       <w:r>
         <w:t xml:space="preserve">“‘Greenland Belongs to Greenland’: </w:t>
       </w:r>
-      <w:hyperlink w:history="1" r:id="rIdlbw4re9dfy_x9qbjbemgz">
+      <w:hyperlink w:history="1" r:id="rIdiemh1ipwlf1hzq56lt1rs">
         <w:r>
           <w:rPr>
             <w:color w:val="0563C1"/>
@@ -20600,7 +20600,7 @@
       <w:r>
         <w:t xml:space="preserve">BBC News. Report on </w:t>
       </w:r>
-      <w:hyperlink w:history="1" r:id="rIdeoqllvcrjdwkqxrc8vbgn">
+      <w:hyperlink w:history="1" r:id="rIdzkqyewnqgnppulml5bbpg">
         <w:r>
           <w:rPr>
             <w:color w:val="0563C1"/>
@@ -20628,7 +20628,7 @@
       <w:r>
         <w:t xml:space="preserve">BBC News. </w:t>
       </w:r>
-      <w:hyperlink w:history="1" r:id="rId3r4xknrm19-hhzyws0fjy">
+      <w:hyperlink w:history="1" r:id="rIdhlwktqzs0-mnkibplftuo">
         <w:r>
           <w:rPr>
             <w:color w:val="0563C1"/>
@@ -20656,7 +20656,7 @@
       <w:r>
         <w:t xml:space="preserve">Statistics Greenland. “</w:t>
       </w:r>
-      <w:hyperlink w:history="1" r:id="rIdwuczhbvj0qzk7wabsi3fl">
+      <w:hyperlink w:history="1" r:id="rIdptozhof6xu4pxrjzn_535">
         <w:r>
           <w:rPr>
             <w:color w:val="0563C1"/>
@@ -20720,7 +20720,7 @@
       <w:r>
         <w:t xml:space="preserve">COVID-19 National Preparedness Collaborators. “</w:t>
       </w:r>
-      <w:hyperlink w:history="1" r:id="rId9iag7p6qneiruwx_s7tcj">
+      <w:hyperlink w:history="1" r:id="rIdjgtxnmwp7pmxg8kha6uoi">
         <w:r>
           <w:rPr>
             <w:color w:val="0563C1"/>
@@ -20748,7 +20748,7 @@
       <w:r>
         <w:t xml:space="preserve">Msemburi, William, et al. “</w:t>
       </w:r>
-      <w:hyperlink w:history="1" r:id="rIdezlgxgje7jczzs_n4fozq">
+      <w:hyperlink w:history="1" r:id="rIds54d9q2tlwihssvs8c-9d">
         <w:r>
           <w:rPr>
             <w:color w:val="0563C1"/>
@@ -20832,7 +20832,7 @@
       <w:r>
         <w:t xml:space="preserve">Jinek, Martin, et al. “</w:t>
       </w:r>
-      <w:hyperlink w:history="1" r:id="rId5ejvj_jp76m_hah8plcwz">
+      <w:hyperlink w:history="1" r:id="rIdx44ttfimim0fm3el_l5od">
         <w:r>
           <w:rPr>
             <w:color w:val="0563C1"/>
@@ -20860,7 +20860,7 @@
       <w:r>
         <w:t xml:space="preserve">Fehilly, Carole B., S. M. Willadsen, and Elizabeth M. Tucker. “</w:t>
       </w:r>
-      <w:hyperlink w:history="1" r:id="rIdpwpjnrv5hbbdzhctobq76">
+      <w:hyperlink w:history="1" r:id="rIdl6silauc4xw0ke1ya_j-8">
         <w:r>
           <w:rPr>
             <w:color w:val="0563C1"/>
@@ -20908,7 +20908,7 @@
       <w:r>
         <w:t xml:space="preserve">Ganopolski, A., R. Winkelmann, and H. J. Schellnhuber. “</w:t>
       </w:r>
-      <w:hyperlink w:history="1" r:id="rId0aie-r6ev5de1u7afl0ak">
+      <w:hyperlink w:history="1" r:id="rIdb_r224zhsvzyjelegjybp">
         <w:r>
           <w:rPr>
             <w:color w:val="0563C1"/>
@@ -20956,7 +20956,7 @@
       <w:r>
         <w:t xml:space="preserve">Hawking, S. W. “</w:t>
       </w:r>
-      <w:hyperlink w:history="1" r:id="rIdmpcolleinguezgqauhto0">
+      <w:hyperlink w:history="1" r:id="rIdklhb_fzdy3ushcy35h3db">
         <w:r>
           <w:rPr>
             <w:color w:val="0563C1"/>
@@ -20984,7 +20984,7 @@
       <w:r>
         <w:t xml:space="preserve">LIGO Scientific Collaboration and Virgo Collaboration. “</w:t>
       </w:r>
-      <w:hyperlink w:history="1" r:id="rIdnth1c9ncugv7gvuemv7fx">
+      <w:hyperlink w:history="1" r:id="rIdycvxh-b8kzizs6yi8e-pr">
         <w:r>
           <w:rPr>
             <w:color w:val="0563C1"/>
@@ -21012,7 +21012,7 @@
       <w:r>
         <w:t xml:space="preserve">ATLAS Collaboration. “</w:t>
       </w:r>
-      <w:hyperlink w:history="1" r:id="rIdj3jxdehqnkndhzswl03hy">
+      <w:hyperlink w:history="1" r:id="rIdhstuc89ti97soncz4pbgy">
         <w:r>
           <w:rPr>
             <w:color w:val="0563C1"/>
@@ -21040,7 +21040,7 @@
       <w:r>
         <w:t xml:space="preserve">Abu-Shawareb, H., et al. (Indirect Drive ICF Collaboration). “</w:t>
       </w:r>
-      <w:hyperlink w:history="1" r:id="rIdebuons0wyeprwzpxy49fl">
+      <w:hyperlink w:history="1" r:id="rIdvycqbrwermrz5cl_oidsr">
         <w:r>
           <w:rPr>
             <w:color w:val="0563C1"/>
@@ -21092,7 +21092,7 @@
       <w:pPr>
         <w:spacing w:after="200"/>
       </w:pPr>
-      <w:hyperlink w:history="1" r:id="rIdsm0wzmre9vh53rhpaatsq">
+      <w:hyperlink w:history="1" r:id="rId2enxs0vlqlsz282k9_9y8">
         <w:r>
           <w:rPr>
             <w:b/>
@@ -21125,7 +21125,7 @@
       <w:pPr>
         <w:spacing w:after="200"/>
       </w:pPr>
-      <w:hyperlink w:history="1" r:id="rIdwozc1_n_ou0cdcvrew3w0">
+      <w:hyperlink w:history="1" r:id="rIdw8t24w6tadyaisyzkansh">
         <w:r>
           <w:rPr>
             <w:b/>
@@ -21158,7 +21158,7 @@
       <w:pPr>
         <w:spacing w:after="200"/>
       </w:pPr>
-      <w:hyperlink w:history="1" r:id="rIdwz_ixvv_mzf91dfc22t3l">
+      <w:hyperlink w:history="1" r:id="rIdymuvf1dlocdiko1ivnbuy">
         <w:r>
           <w:rPr>
             <w:b/>
@@ -21191,7 +21191,7 @@
       <w:pPr>
         <w:spacing w:after="200"/>
       </w:pPr>
-      <w:hyperlink w:history="1" r:id="rIdzvjji6xw0yu9oayri5ozm">
+      <w:hyperlink w:history="1" r:id="rIdxlu-ekjpya_isjviw9dtv">
         <w:r>
           <w:rPr>
             <w:b/>
@@ -21224,7 +21224,7 @@
       <w:pPr>
         <w:spacing w:after="200"/>
       </w:pPr>
-      <w:hyperlink w:history="1" r:id="rIdunpgfuiik6oqdyrhfc63r">
+      <w:hyperlink w:history="1" r:id="rIderqnpezijzzlx9bz4naj6">
         <w:r>
           <w:rPr>
             <w:b/>
@@ -21257,7 +21257,7 @@
       <w:pPr>
         <w:spacing w:after="200"/>
       </w:pPr>
-      <w:hyperlink w:history="1" r:id="rIdr2jh2rl8jdcuyzmxqb04p">
+      <w:hyperlink w:history="1" r:id="rId8mrcazzwhs82pltzzzvhd">
         <w:r>
           <w:rPr>
             <w:b/>
@@ -21290,7 +21290,7 @@
       <w:pPr>
         <w:spacing w:after="200"/>
       </w:pPr>
-      <w:hyperlink w:history="1" r:id="rId9tgypxnuzbiacsnhatqbl">
+      <w:hyperlink w:history="1" r:id="rIdaaxpmcj1nlutbpvs14yqc">
         <w:r>
           <w:rPr>
             <w:b/>
@@ -21345,7 +21345,7 @@
       <w:pPr>
         <w:spacing w:after="200"/>
       </w:pPr>
-      <w:hyperlink w:history="1" r:id="rIdc4dfggb1pr2qeizfmcml_">
+      <w:hyperlink w:history="1" r:id="rIdthpmaxauk3olxzsampz6a">
         <w:r>
           <w:rPr>
             <w:b/>
@@ -21378,7 +21378,7 @@
       <w:pPr>
         <w:spacing w:after="200"/>
       </w:pPr>
-      <w:hyperlink w:history="1" r:id="rIdjn8jl3tsyg8uuddi7hwhm">
+      <w:hyperlink w:history="1" r:id="rIdbkwkexbgcowrn9tucwye6">
         <w:r>
           <w:rPr>
             <w:b/>
@@ -21411,7 +21411,7 @@
       <w:pPr>
         <w:spacing w:after="200"/>
       </w:pPr>
-      <w:hyperlink w:history="1" r:id="rIdtqfzhhzmdne6rwl7pbmt-">
+      <w:hyperlink w:history="1" r:id="rIdha2uwoowhuhvyu7e1ys1k">
         <w:r>
           <w:rPr>
             <w:b/>
@@ -21444,7 +21444,7 @@
       <w:pPr>
         <w:spacing w:after="200"/>
       </w:pPr>
-      <w:hyperlink w:history="1" r:id="rIdswbvlqqhg5vwzjcwdylqk">
+      <w:hyperlink w:history="1" r:id="rIdyt6zlt8_zy-xyysezscbk">
         <w:r>
           <w:rPr>
             <w:b/>
@@ -21477,7 +21477,7 @@
       <w:pPr>
         <w:spacing w:after="200"/>
       </w:pPr>
-      <w:hyperlink w:history="1" r:id="rIdkuhr8thlgadnvagxm0igm">
+      <w:hyperlink w:history="1" r:id="rId2k8ql8spwh-htglujpu7y">
         <w:r>
           <w:rPr>
             <w:b/>
@@ -21510,7 +21510,7 @@
       <w:pPr>
         <w:spacing w:after="200"/>
       </w:pPr>
-      <w:hyperlink w:history="1" r:id="rIdni_v9yzfo5ba7nu2makoy">
+      <w:hyperlink w:history="1" r:id="rIddooe8hh0t-ureo68pb9eh">
         <w:r>
           <w:rPr>
             <w:b/>
@@ -21543,7 +21543,7 @@
       <w:pPr>
         <w:spacing w:after="200"/>
       </w:pPr>
-      <w:hyperlink w:history="1" r:id="rIdbjnrocfekzuua6-gdzge1">
+      <w:hyperlink w:history="1" r:id="rId2zh7mps-sla7mt2ghyzxo">
         <w:r>
           <w:rPr>
             <w:b/>
@@ -21576,7 +21576,7 @@
       <w:pPr>
         <w:spacing w:after="200"/>
       </w:pPr>
-      <w:hyperlink w:history="1" r:id="rId_zkeq-orbut6ly0siruxr">
+      <w:hyperlink w:history="1" r:id="rIdp2ysnbp0dhj3zq7klpbol">
         <w:r>
           <w:rPr>
             <w:b/>
@@ -21609,7 +21609,7 @@
       <w:pPr>
         <w:spacing w:after="200"/>
       </w:pPr>
-      <w:hyperlink w:history="1" r:id="rIdodhq1phhufqvw9yq00uwr">
+      <w:hyperlink w:history="1" r:id="rIdmwpzne18kirg4tzktv5r3">
         <w:r>
           <w:rPr>
             <w:b/>
@@ -21642,7 +21642,7 @@
       <w:pPr>
         <w:spacing w:after="200"/>
       </w:pPr>
-      <w:hyperlink w:history="1" r:id="rId71gnwonzjdjkbaqtslisv">
+      <w:hyperlink w:history="1" r:id="rIddvjoe1gr6eex2ivnfyz0g">
         <w:r>
           <w:rPr>
             <w:b/>
@@ -21675,7 +21675,7 @@
       <w:pPr>
         <w:spacing w:after="200"/>
       </w:pPr>
-      <w:hyperlink w:history="1" r:id="rIdq3h5ahygsemdgpxh09-lo">
+      <w:hyperlink w:history="1" r:id="rIdhqmq9aoybvbiidqp_17wd">
         <w:r>
           <w:rPr>
             <w:b/>
@@ -21708,7 +21708,7 @@
       <w:pPr>
         <w:spacing w:after="200"/>
       </w:pPr>
-      <w:hyperlink w:history="1" r:id="rId__zyqw-vig4yqosktd8ch">
+      <w:hyperlink w:history="1" r:id="rIdpqob98_qfroj2askvbqrx">
         <w:r>
           <w:rPr>
             <w:b/>
@@ -21741,7 +21741,7 @@
       <w:pPr>
         <w:spacing w:after="200"/>
       </w:pPr>
-      <w:hyperlink w:history="1" r:id="rIdnrguf_pofnkr6vxaklwus">
+      <w:hyperlink w:history="1" r:id="rIdhdnsdzsuv_q-7fbjt9bmg">
         <w:r>
           <w:rPr>
             <w:b/>

--- a/The Dolphins' View of History/The Dolphins' View of History - Complete Manuscript.docx
+++ b/The Dolphins' View of History/The Dolphins' View of History - Complete Manuscript.docx
@@ -951,6 +951,14 @@
         <w:spacing w:after="200"/>
       </w:pPr>
       <w:r>
+        <w:t xml:space="preserve">A harder question, which several members of the Society raised and none could fully answer, is how a species with no libraries ends up footnoting a 2017 paper in Nature. The honest account is less romantic than radios on deck: once the Society started writing this down properly, it did what any institution does when it wants to be taken seriously, and went and read the journals, same as anyone else with an ocean’s worth of patience and nothing else scheduled. The harbor gossip got them interested. It did not, on its own, get them a citation for the encephalization quotient.</w:t>
+      </w:r>
+    </w:p>
+    <w:p>
+      <w:pPr>
+        <w:spacing w:after="200"/>
+      </w:pPr>
+      <w:r>
         <w:t xml:space="preserve">Such matters are settled by the International Dolphin Historical Society, which the reader will meet from time to time as the Society, and whose votes are complicated by the fact that dolphins sleep one half of the brain at a time, so that any decision is technically taken by a quorum of the half-awake.</w:t>
       </w:r>
     </w:p>
@@ -3179,6 +3187,14 @@
         <w:spacing w:after="200"/>
       </w:pPr>
       <w:r>
+        <w:t xml:space="preserve">The faith did not stay one thing for long. Centuries of accumulated disagreement over doctrine, ritual, and who answered to whom came to a formal head in 1054, when the churches of Rome and Constantinople excommunicated each other’s leaders in what historians call the Great Schism, splitting Christianity into its Western Catholic and Eastern Orthodox halves, a division the two sides would not formally revoke until 1965 and have still not fully healed. A faith organized enough to convert an empire was also, it turned out, organized enough to split one.</w:t>
+      </w:r>
+    </w:p>
+    <w:p>
+      <w:pPr>
+        <w:spacing w:after="200"/>
+      </w:pPr>
+      <w:r>
         <w:t xml:space="preserve">Islam, founded in the 7th century CE following the teachings of the prophet Muhammad in Mecca and Medina, spread with even greater speed: within a century of Muhammad’s death in 632 CE, Islamic rule extended from the Iberian Peninsula to the borders of India. The expansion combined religious conviction, military organization, and, in many conquered regions, terms that were tolerant by the standards of the age: Christians and Jews could keep their faith as protected, subordinate communities if they paid a special tax. The Quran itself was compiled into a single standardized written text under Caliph Uthman around 650 CE, about two decades after Muhammad’s death, drawing on both memorized recitation and scattered written fragments. It is the same pattern this book keeps finding underneath its founding scriptures: a period of spoken transmission, then a deliberate, human act of writing it down before living memory of the source could fade.</w:t>
       </w:r>
     </w:p>
@@ -3195,7 +3211,15 @@
         <w:spacing w:after="200"/>
       </w:pPr>
       <w:r>
-        <w:t xml:space="preserve">While Western Europe, after Rome’s western half fell, entered the fragmented centuries the next chapter discusses, the Islamic world entered what historians call its Golden Age: Baghdad’s House of Wisdom, from the 8th century onward, translated and extended Greek philosophy and mathematics (algebra takes its name from al-Khwarizmi’s 9th-century treatise). Scholars across the Islamic world advanced medicine, optics, and astronomy well beyond what Rome had left behind.</w:t>
+        <w:t xml:space="preserve">Christianity’s own version of that second job produced a fight over who, exactly, was in charge of it. The Investiture Controversy, running from 1076 to 1122, pitted the Holy Roman Emperor against the Pope over whether a king or the Church got to appoint bishops, and therefore who ultimately answered to whom. In 1077, Emperor Henry IV, excommunicated and politically cornered, walked to the Italian castle of Canossa and stood barefoot in the snow for three days until Pope Gregory VII agreed to receive him; the phrase "going to Canossa" entered several European languages as shorthand for public humiliation. The underlying argument, settled by compromise in 1122, never really ended; it only changed which century’s crown and which century’s clergy were having it.</w:t>
+      </w:r>
+    </w:p>
+    <w:p>
+      <w:pPr>
+        <w:spacing w:after="200"/>
+      </w:pPr>
+      <w:r>
+        <w:t xml:space="preserve">While Western Europe, after Rome’s western half fell, entered the fragmented centuries the next chapter discusses, the Islamic world entered what historians call its Golden Age: Baghdad’s House of Wisdom, from the 8th century onward, translated and extended Greek philosophy and mathematics (algebra takes its name from al-Khwarizmi’s 9th-century treatise). Scholars across the Islamic world advanced medicine, optics, and astronomy well beyond what Rome had left behind, among them the Persian polymath Avicenna, whose medical encyclopedia remained a standard European medical school text for roughly six centuries, and the Andalusian philosopher Averroes, whose commentaries on Aristotle reintroduced Greek philosophy to a Western Europe that had largely lost direct access to it.</w:t>
       </w:r>
     </w:p>
     <w:p>
@@ -3211,7 +3235,7 @@
         <w:spacing w:after="200"/>
       </w:pPr>
       <w:r>
-        <w:t xml:space="preserve">Jerusalem changed hands several times across the Crusading period; none of the Crusader states it produced lasted much past 1291.</w:t>
+        <w:t xml:space="preserve">Jerusalem changed hands several times across the Crusading period. Its most consequential loss, for the Crusader side, came in 1187, when the Kurdish Muslim general Saladin defeated the Crusader army at the Battle of Hattin and retook the city after eighty-eight years of Crusader rule; accounts on both sides noted that he spared the Christian population rather than repeating the massacre the First Crusade had inflicted on Jerusalem’s residents in 1099. None of the Crusader states the campaigns produced lasted much past 1291.</w:t>
       </w:r>
     </w:p>
     <w:p>
@@ -12078,7 +12102,7 @@
       <w:r>
         <w:t xml:space="preserve">Thewissen, J. G. M., et al. “</w:t>
       </w:r>
-      <w:hyperlink w:history="1" r:id="rIdh9vhwpnygucxajpoyjtf0">
+      <w:hyperlink w:history="1" r:id="rIdmhthlkogegknfpmn1grvo">
         <w:r>
           <w:rPr>
             <w:color w:val="0563C1"/>
@@ -12106,7 +12130,7 @@
       <w:r>
         <w:t xml:space="preserve">Stringer, Chris. </w:t>
       </w:r>
-      <w:hyperlink w:history="1" r:id="rId9elwfhakudivwl6ifjrz3">
+      <w:hyperlink w:history="1" r:id="rIdpydeeiiv8ljbw1cxemakc">
         <w:r>
           <w:rPr>
             <w:color w:val="0563C1"/>
@@ -12154,7 +12178,7 @@
       <w:r>
         <w:t xml:space="preserve">Marino, Lori. “</w:t>
       </w:r>
-      <w:hyperlink w:history="1" r:id="rId_xr8-lzotm5sbcyujxup0">
+      <w:hyperlink w:history="1" r:id="rIdto6dkgminkbnjf1zq5ux8">
         <w:r>
           <w:rPr>
             <w:color w:val="0563C1"/>
@@ -12182,7 +12206,7 @@
       <w:r>
         <w:t xml:space="preserve">Janik, Vincent M., Laela S. Sayigh, and Randall S. Wells. “</w:t>
       </w:r>
-      <w:hyperlink w:history="1" r:id="rIdtr_ta5ev-9o5_ab8ce_wc">
+      <w:hyperlink w:history="1" r:id="rIdd44nyzxoxxadekw1ubwyq">
         <w:r>
           <w:rPr>
             <w:color w:val="0563C1"/>
@@ -12210,7 +12234,7 @@
       <w:r>
         <w:t xml:space="preserve">Krützen, Michael, et al. “</w:t>
       </w:r>
-      <w:hyperlink w:history="1" r:id="rIdo6njucakjkszru_8ygjr1">
+      <w:hyperlink w:history="1" r:id="rId3lc3zjnllhjfcl54gugxh">
         <w:r>
           <w:rPr>
             <w:color w:val="0563C1"/>
@@ -12238,7 +12262,7 @@
       <w:r>
         <w:t xml:space="preserve">Tennie, Claudio, Josep Call, and Michael Tomasello. “</w:t>
       </w:r>
-      <w:hyperlink w:history="1" r:id="rIdqjmddbopw26kafo6jmw6r">
+      <w:hyperlink w:history="1" r:id="rIdl6wkd5aaadf4phegm6hdx">
         <w:r>
           <w:rPr>
             <w:color w:val="0563C1"/>
@@ -12302,7 +12326,7 @@
       <w:r>
         <w:t xml:space="preserve">Hublin, Jean-Jacques, et al. “</w:t>
       </w:r>
-      <w:hyperlink w:history="1" r:id="rIdszs-zn3msxxavpbqu3mc6">
+      <w:hyperlink w:history="1" r:id="rIdp6p4mkbnnq-fuu4-nmxd_">
         <w:r>
           <w:rPr>
             <w:color w:val="0563C1"/>
@@ -12330,7 +12354,7 @@
       <w:r>
         <w:t xml:space="preserve">Scerri, Eleanor M. L., et al. “</w:t>
       </w:r>
-      <w:hyperlink w:history="1" r:id="rIdiaj1q1cyia0ahen2_5s24">
+      <w:hyperlink w:history="1" r:id="rIdngho30uevfxnfy_zfce4m">
         <w:r>
           <w:rPr>
             <w:color w:val="0563C1"/>
@@ -12358,7 +12382,7 @@
       <w:r>
         <w:t xml:space="preserve">Leakey, M. D., and R. L. Hay. “</w:t>
       </w:r>
-      <w:hyperlink w:history="1" r:id="rIdx0fxzlx1mjefttslwqnqw">
+      <w:hyperlink w:history="1" r:id="rIdimfcgcy8blzzwdaofpcsv">
         <w:r>
           <w:rPr>
             <w:color w:val="0563C1"/>
@@ -12386,7 +12410,7 @@
       <w:r>
         <w:t xml:space="preserve">Villmoare, Brian, et al. “</w:t>
       </w:r>
-      <w:hyperlink w:history="1" r:id="rIdfdrxtb3xt3_-gllxstmr8">
+      <w:hyperlink w:history="1" r:id="rIdyxjvjugzuyqanktd8cacw">
         <w:r>
           <w:rPr>
             <w:color w:val="0563C1"/>
@@ -12414,7 +12438,7 @@
       <w:r>
         <w:t xml:space="preserve">Lordkipanidze, David, et al. “</w:t>
       </w:r>
-      <w:hyperlink w:history="1" r:id="rIdm1ibnynt85_sshwuoayyy">
+      <w:hyperlink w:history="1" r:id="rIdpabyprflvv-jp88k6npkb">
         <w:r>
           <w:rPr>
             <w:color w:val="0563C1"/>
@@ -12442,7 +12466,7 @@
       <w:r>
         <w:t xml:space="preserve">Dirks, Paul H. G. M., et al. “</w:t>
       </w:r>
-      <w:hyperlink w:history="1" r:id="rIdvtdqka0ca7un4-i6vm0wu">
+      <w:hyperlink w:history="1" r:id="rIdqs8575h4wsnb_ioyxvw60">
         <w:r>
           <w:rPr>
             <w:color w:val="0563C1"/>
@@ -12470,7 +12494,7 @@
       <w:r>
         <w:t xml:space="preserve">Henshilwood, Christopher S., et al. “</w:t>
       </w:r>
-      <w:hyperlink w:history="1" r:id="rIdwbong-nguicrope4rueb1">
+      <w:hyperlink w:history="1" r:id="rIdlm-xeqgzdeiqhs6andv60">
         <w:r>
           <w:rPr>
             <w:color w:val="0563C1"/>
@@ -12518,7 +12542,7 @@
       <w:r>
         <w:t xml:space="preserve">Berna, Francesco, et al. “</w:t>
       </w:r>
-      <w:hyperlink w:history="1" r:id="rIdjqxqpv7cnmpakcvueprta">
+      <w:hyperlink w:history="1" r:id="rIdw0w79mxcpc7jt-uvulrd2">
         <w:r>
           <w:rPr>
             <w:color w:val="0563C1"/>
@@ -12546,7 +12570,7 @@
       <w:r>
         <w:t xml:space="preserve">Shahack-Gross, Ruth, et al. “</w:t>
       </w:r>
-      <w:hyperlink w:history="1" r:id="rIdcrcs5uwlba4ptqlvs0pao">
+      <w:hyperlink w:history="1" r:id="rIdgzeqztx7f27b7nc6vqrc2">
         <w:r>
           <w:rPr>
             <w:color w:val="0563C1"/>
@@ -12574,7 +12598,7 @@
       <w:r>
         <w:t xml:space="preserve">Harmand, Sonia, et al. “</w:t>
       </w:r>
-      <w:hyperlink w:history="1" r:id="rIdoesvb3fzgsrd1wqkhv_fs">
+      <w:hyperlink w:history="1" r:id="rIdrw0pyfhmve1yaihmxok3x">
         <w:r>
           <w:rPr>
             <w:color w:val="0563C1"/>
@@ -12602,7 +12626,7 @@
       <w:r>
         <w:t xml:space="preserve">Lepre, Christopher J., et al. “</w:t>
       </w:r>
-      <w:hyperlink w:history="1" r:id="rIddwvtd0uame09f-zkqh8zi">
+      <w:hyperlink w:history="1" r:id="rId11mcommznyrw-vz1jidhs">
         <w:r>
           <w:rPr>
             <w:color w:val="0563C1"/>
@@ -12630,7 +12654,7 @@
       <w:r>
         <w:t xml:space="preserve">Brown, Kyle S., et al. “</w:t>
       </w:r>
-      <w:hyperlink w:history="1" r:id="rIdlzfxextjxgc4hw5-ttlmy">
+      <w:hyperlink w:history="1" r:id="rIdycjbz0nrtm-hwolp6aokd">
         <w:r>
           <w:rPr>
             <w:color w:val="0563C1"/>
@@ -12658,7 +12682,7 @@
       <w:r>
         <w:t xml:space="preserve">Wrangham, Richard. </w:t>
       </w:r>
-      <w:hyperlink w:history="1" r:id="rIdmycpc-56dcdemfojk2jgq">
+      <w:hyperlink w:history="1" r:id="rId3eobqm-bjmlbbaolacdy5">
         <w:r>
           <w:rPr>
             <w:color w:val="0563C1"/>
@@ -12686,7 +12710,7 @@
       <w:r>
         <w:t xml:space="preserve">Fitch, W. Tecumseh. </w:t>
       </w:r>
-      <w:hyperlink w:history="1" r:id="rId0j2bmkuchvrs3lni08tbf">
+      <w:hyperlink w:history="1" r:id="rIdix3auzyqhjhaaztqrzm7o">
         <w:r>
           <w:rPr>
             <w:color w:val="0563C1"/>
@@ -12734,7 +12758,7 @@
       <w:r>
         <w:t xml:space="preserve">Clarkson, Chris, et al. “</w:t>
       </w:r>
-      <w:hyperlink w:history="1" r:id="rIdggqmodrlzy5hhpmi3r1gl">
+      <w:hyperlink w:history="1" r:id="rIdttqxdudttjajrubyvjg02">
         <w:r>
           <w:rPr>
             <w:color w:val="0563C1"/>
@@ -12762,7 +12786,7 @@
       <w:r>
         <w:t xml:space="preserve">O’Connell, James F., et al. “</w:t>
       </w:r>
-      <w:hyperlink w:history="1" r:id="rIdfgyqnuof_6uar08sauwjs">
+      <w:hyperlink w:history="1" r:id="rIdkddz2fg5p0scqzz6sgfw_">
         <w:r>
           <w:rPr>
             <w:color w:val="0563C1"/>
@@ -12790,7 +12814,7 @@
       <w:r>
         <w:t xml:space="preserve">Reich, David, et al. “</w:t>
       </w:r>
-      <w:hyperlink w:history="1" r:id="rIdk2kbno-646ienliapfutn">
+      <w:hyperlink w:history="1" r:id="rIdi_tnacqcoyrkujzhfoy9a">
         <w:r>
           <w:rPr>
             <w:color w:val="0563C1"/>
@@ -12818,7 +12842,7 @@
       <w:r>
         <w:t xml:space="preserve">Chen, Fahu, et al. “</w:t>
       </w:r>
-      <w:hyperlink w:history="1" r:id="rIdhclxvbphoydhiqt2pv46o">
+      <w:hyperlink w:history="1" r:id="rIdeexkjfz70vd6i93iw2gy1">
         <w:r>
           <w:rPr>
             <w:color w:val="0563C1"/>
@@ -12846,7 +12870,7 @@
       <w:r>
         <w:t xml:space="preserve">Higham, Tom, et al. “</w:t>
       </w:r>
-      <w:hyperlink w:history="1" r:id="rIdebbvij2dt0rfz4lp2zfem">
+      <w:hyperlink w:history="1" r:id="rId0pyt14wz3wzhf-sh3podo">
         <w:r>
           <w:rPr>
             <w:color w:val="0563C1"/>
@@ -12874,7 +12898,7 @@
       <w:r>
         <w:t xml:space="preserve">Sutikna, Thomas, et al. “</w:t>
       </w:r>
-      <w:hyperlink w:history="1" r:id="rIdl3hw6cgi7lyugqfvgfcl8">
+      <w:hyperlink w:history="1" r:id="rIdhfpgplcy6tmb1qjubirbz">
         <w:r>
           <w:rPr>
             <w:color w:val="0563C1"/>
@@ -12902,7 +12926,7 @@
       <w:r>
         <w:t xml:space="preserve">Oktaviana, Adhi Agus, et al. “</w:t>
       </w:r>
-      <w:hyperlink w:history="1" r:id="rIdxuq5jesggkdibibben272">
+      <w:hyperlink w:history="1" r:id="rIdxkfm8jz7-pq6luodxy3lp">
         <w:r>
           <w:rPr>
             <w:color w:val="0563C1"/>
@@ -12930,7 +12954,7 @@
       <w:r>
         <w:t xml:space="preserve">Bennett, Matthew R., et al. “</w:t>
       </w:r>
-      <w:hyperlink w:history="1" r:id="rIdozbko63zkx3uy8dcvxykk">
+      <w:hyperlink w:history="1" r:id="rIdesrercttmk6msc70cqt4j">
         <w:r>
           <w:rPr>
             <w:color w:val="0563C1"/>
@@ -12958,7 +12982,7 @@
       <w:r>
         <w:t xml:space="preserve">Reich, David. </w:t>
       </w:r>
-      <w:hyperlink w:history="1" r:id="rId5whjkp_z_mpmoemgpk1c8">
+      <w:hyperlink w:history="1" r:id="rIdh6iqysruhwwfl3kfyfotr">
         <w:r>
           <w:rPr>
             <w:color w:val="0563C1"/>
@@ -13006,7 +13030,7 @@
       <w:r>
         <w:t xml:space="preserve">Dietrich, Oliver, et al. “</w:t>
       </w:r>
-      <w:hyperlink w:history="1" r:id="rIdorwwbhe6kmchjkxtbj47c">
+      <w:hyperlink w:history="1" r:id="rIdiudrvviznguffhylteuto">
         <w:r>
           <w:rPr>
             <w:color w:val="0563C1"/>
@@ -13034,7 +13058,7 @@
       <w:r>
         <w:t xml:space="preserve">Larson, Greger, et al. “</w:t>
       </w:r>
-      <w:hyperlink w:history="1" r:id="rIdcdxlr8qnmo6hnqev6_eyd">
+      <w:hyperlink w:history="1" r:id="rIdikv2zsmzlmsakatmhwhul">
         <w:r>
           <w:rPr>
             <w:color w:val="0563C1"/>
@@ -13062,7 +13086,7 @@
       <w:r>
         <w:t xml:space="preserve">Fuller, Dorian Q., et al. “</w:t>
       </w:r>
-      <w:hyperlink w:history="1" r:id="rIdmlmrm5pjaowqvnfagrztd">
+      <w:hyperlink w:history="1" r:id="rIdt_rnbsia8sewp2ur4nq41">
         <w:r>
           <w:rPr>
             <w:color w:val="0563C1"/>
@@ -13090,7 +13114,7 @@
       <w:r>
         <w:t xml:space="preserve">Larsen, Clark Spencer. “</w:t>
       </w:r>
-      <w:hyperlink w:history="1" r:id="rIdunlzjyxslzbaymp65fstb">
+      <w:hyperlink w:history="1" r:id="rIdlgcgwapxiizvmf_1komn0">
         <w:r>
           <w:rPr>
             <w:color w:val="0563C1"/>
@@ -13118,7 +13142,7 @@
       <w:r>
         <w:t xml:space="preserve">Hodder, Ian. </w:t>
       </w:r>
-      <w:hyperlink w:history="1" r:id="rId-6x2fietupog7qlyqjgxy">
+      <w:hyperlink w:history="1" r:id="rIdqvgbozrwpjf0zoghzybwr">
         <w:r>
           <w:rPr>
             <w:color w:val="0563C1"/>
@@ -13146,7 +13170,7 @@
       <w:r>
         <w:t xml:space="preserve">Scott, James C. </w:t>
       </w:r>
-      <w:hyperlink w:history="1" r:id="rIdmi_3o2xthskyle4rgh1xb">
+      <w:hyperlink w:history="1" r:id="rIdyinkkjfmd9utype7d2iuu">
         <w:r>
           <w:rPr>
             <w:color w:val="0563C1"/>
@@ -13210,7 +13234,7 @@
       <w:r>
         <w:t xml:space="preserve">Schmandt-Besserat, Denise. </w:t>
       </w:r>
-      <w:hyperlink w:history="1" r:id="rId6gj6epp87hkp5bslznttd">
+      <w:hyperlink w:history="1" r:id="rId8rbscvatgnvfksqgmu4mj">
         <w:r>
           <w:rPr>
             <w:color w:val="0563C1"/>
@@ -13238,7 +13262,7 @@
       <w:r>
         <w:t xml:space="preserve">Nissen, Hans J., Peter Damerow, and Robert K. Englund. </w:t>
       </w:r>
-      <w:hyperlink w:history="1" r:id="rIdow4lhbhxgozedenqplqp9">
+      <w:hyperlink w:history="1" r:id="rIdnvotpnbdbhy8boc6to4mz">
         <w:r>
           <w:rPr>
             <w:color w:val="0563C1"/>
@@ -13266,7 +13290,7 @@
       <w:r>
         <w:t xml:space="preserve">Houston, Stephen D., ed. </w:t>
       </w:r>
-      <w:hyperlink w:history="1" r:id="rIduauetvuobl9aaaoalzx6t">
+      <w:hyperlink w:history="1" r:id="rIdlbh6tc7_gvva_rhyfe9sp">
         <w:r>
           <w:rPr>
             <w:color w:val="0563C1"/>
@@ -13294,7 +13318,7 @@
       <w:r>
         <w:t xml:space="preserve">Schacter, Daniel L. </w:t>
       </w:r>
-      <w:hyperlink w:history="1" r:id="rIdxik2o9ny2kfq6pe0r5cln">
+      <w:hyperlink w:history="1" r:id="rIdmm_b9nekijdsl4j5jfk6b">
         <w:r>
           <w:rPr>
             <w:color w:val="0563C1"/>
@@ -13374,7 +13398,7 @@
       <w:r>
         <w:t xml:space="preserve">Van De Mieroop, Marc. </w:t>
       </w:r>
-      <w:hyperlink w:history="1" r:id="rId1tl4t25snao-rjtl6z69f">
+      <w:hyperlink w:history="1" r:id="rIdkselpsogvbqlbalpg3ifv">
         <w:r>
           <w:rPr>
             <w:color w:val="0563C1"/>
@@ -13402,7 +13426,7 @@
       <w:r>
         <w:t xml:space="preserve">Lehner, Mark, and Zahi Hawass. </w:t>
       </w:r>
-      <w:hyperlink w:history="1" r:id="rIdqksa-tuz_k6oq0o4deeyc">
+      <w:hyperlink w:history="1" r:id="rIdukuhyts7gpqrjwxewqyun">
         <w:r>
           <w:rPr>
             <w:color w:val="0563C1"/>
@@ -13430,7 +13454,7 @@
       <w:r>
         <w:t xml:space="preserve">Edgerton, William F. “</w:t>
       </w:r>
-      <w:hyperlink w:history="1" r:id="rIdft60y9ipru0fzdb5pj42n">
+      <w:hyperlink w:history="1" r:id="rIdgnduaseo-gcy8tg8ihp9s">
         <w:r>
           <w:rPr>
             <w:color w:val="0563C1"/>
@@ -13458,7 +13482,7 @@
       <w:r>
         <w:t xml:space="preserve">Roth, Martha T. </w:t>
       </w:r>
-      <w:hyperlink w:history="1" r:id="rIdudevlgpdmausvdihnqz86">
+      <w:hyperlink w:history="1" r:id="rIdrfyrtrys2a5kcs4lumpvk">
         <w:r>
           <w:rPr>
             <w:color w:val="0563C1"/>
@@ -13486,7 +13510,7 @@
       <w:r>
         <w:t xml:space="preserve">Bryce, Trevor. </w:t>
       </w:r>
-      <w:hyperlink w:history="1" r:id="rIdzqnyspi-b4ourxk4i6p6t">
+      <w:hyperlink w:history="1" r:id="rIdkdharhcmu3l1e6hlbuors">
         <w:r>
           <w:rPr>
             <w:color w:val="0563C1"/>
@@ -13514,7 +13538,7 @@
       <w:r>
         <w:t xml:space="preserve">Parkinson, Richard. </w:t>
       </w:r>
-      <w:hyperlink w:history="1" r:id="rIdlguwfnppdwvleav_eqgbp">
+      <w:hyperlink w:history="1" r:id="rIdzt3suwpluo9nwdbthwhj3">
         <w:r>
           <w:rPr>
             <w:color w:val="0563C1"/>
@@ -13562,7 +13586,7 @@
       <w:r>
         <w:t xml:space="preserve">Keightley, David N. </w:t>
       </w:r>
-      <w:hyperlink w:history="1" r:id="rIdl0zthv7fxhoowaukfrcvz">
+      <w:hyperlink w:history="1" r:id="rIdo7oeut3gn5afronki4_n6">
         <w:r>
           <w:rPr>
             <w:color w:val="0563C1"/>
@@ -13590,7 +13614,7 @@
       <w:r>
         <w:t xml:space="preserve">Lewis, Mark Edward. </w:t>
       </w:r>
-      <w:hyperlink w:history="1" r:id="rIdw7loabqrnes0j1jvk16-i">
+      <w:hyperlink w:history="1" r:id="rIdxz-muje9dh19sdrwpyafh">
         <w:r>
           <w:rPr>
             <w:color w:val="0563C1"/>
@@ -13618,7 +13642,7 @@
       <w:r>
         <w:t xml:space="preserve">Elman, Benjamin A. </w:t>
       </w:r>
-      <w:hyperlink w:history="1" r:id="rIdk8v5ctfosqynoe3betzi9">
+      <w:hyperlink w:history="1" r:id="rIdcrgsiq1sswjgrc72wbjol">
         <w:r>
           <w:rPr>
             <w:color w:val="0563C1"/>
@@ -13646,7 +13670,7 @@
       <w:r>
         <w:t xml:space="preserve">Liu, Li, and Xingcan Chen. </w:t>
       </w:r>
-      <w:hyperlink w:history="1" r:id="rIdbbndhaqgxhdbx4nnwc_he">
+      <w:hyperlink w:history="1" r:id="rIdpyrkyzqmmuanoq5czwkig">
         <w:r>
           <w:rPr>
             <w:color w:val="0563C1"/>
@@ -13694,7 +13718,7 @@
       <w:r>
         <w:t xml:space="preserve">Possehl, Gregory L. </w:t>
       </w:r>
-      <w:hyperlink w:history="1" r:id="rId1g5qbde6yjym329zvqkjc">
+      <w:hyperlink w:history="1" r:id="rIdlpzl-mwim6izyetcfauj3">
         <w:r>
           <w:rPr>
             <w:color w:val="0563C1"/>
@@ -13722,7 +13746,7 @@
       <w:r>
         <w:t xml:space="preserve">Thapar, Romila. </w:t>
       </w:r>
-      <w:hyperlink w:history="1" r:id="rId4a7zdebki4uqmcv2uwumj">
+      <w:hyperlink w:history="1" r:id="rIduqvxeibmhoa-5cd4qsmrm">
         <w:r>
           <w:rPr>
             <w:color w:val="0563C1"/>
@@ -13750,7 +13774,7 @@
       <w:r>
         <w:t xml:space="preserve">Plofker, Kim. </w:t>
       </w:r>
-      <w:hyperlink w:history="1" r:id="rIdy7bcafovyokxiewtdlhsr">
+      <w:hyperlink w:history="1" r:id="rIdsuilyfjxkno7bbw7xn-ct">
         <w:r>
           <w:rPr>
             <w:color w:val="0563C1"/>
@@ -13778,7 +13802,7 @@
       <w:r>
         <w:t xml:space="preserve">Dirks, Nicholas B. </w:t>
       </w:r>
-      <w:hyperlink w:history="1" r:id="rIdn5v2ed3p4ylra8gmh63fi">
+      <w:hyperlink w:history="1" r:id="rIdn_bbegw4fxz8gudbvefvn">
         <w:r>
           <w:rPr>
             <w:color w:val="0563C1"/>
@@ -13806,7 +13830,7 @@
       <w:r>
         <w:t xml:space="preserve">Dundas, Paul. </w:t>
       </w:r>
-      <w:hyperlink w:history="1" r:id="rIdypogblna8sq9tag9yanvh">
+      <w:hyperlink w:history="1" r:id="rIdpd36oti4cjap_fvtwnxu4">
         <w:r>
           <w:rPr>
             <w:color w:val="0563C1"/>
@@ -13886,7 +13910,7 @@
       <w:r>
         <w:t xml:space="preserve">Cartledge, Paul. </w:t>
       </w:r>
-      <w:hyperlink w:history="1" r:id="rIdbzmkjho9jwgqopyw98izp">
+      <w:hyperlink w:history="1" r:id="rIddbfsdymn7wso2qdbar7rg">
         <w:r>
           <w:rPr>
             <w:color w:val="0563C1"/>
@@ -13914,7 +13938,7 @@
       <w:r>
         <w:t xml:space="preserve">Freeth, Tony, et al. “</w:t>
       </w:r>
-      <w:hyperlink w:history="1" r:id="rId1fb4fn9lfkebilyvogy2v">
+      <w:hyperlink w:history="1" r:id="rIdmfjooputycwcfzzg3_03u">
         <w:r>
           <w:rPr>
             <w:color w:val="0563C1"/>
@@ -13942,7 +13966,7 @@
       <w:r>
         <w:t xml:space="preserve">Freeth, Tony, et al. “</w:t>
       </w:r>
-      <w:hyperlink w:history="1" r:id="rIduakc5t6_hcj1qoft54cp3">
+      <w:hyperlink w:history="1" r:id="rIdy-qxzzvfmt9vtuewrpoz7">
         <w:r>
           <w:rPr>
             <w:color w:val="0563C1"/>
@@ -13990,7 +14014,7 @@
       <w:r>
         <w:t xml:space="preserve">Beard, Mary. </w:t>
       </w:r>
-      <w:hyperlink w:history="1" r:id="rIdpr0vq__4zy7budsrmohtl">
+      <w:hyperlink w:history="1" r:id="rIdmysaeqfxdj_6xoxltklcn">
         <w:r>
           <w:rPr>
             <w:color w:val="0563C1"/>
@@ -14018,7 +14042,7 @@
       <w:r>
         <w:t xml:space="preserve">Ward-Perkins, Bryan. </w:t>
       </w:r>
-      <w:hyperlink w:history="1" r:id="rIdmq3qcd-d4cd5mkvddiaao">
+      <w:hyperlink w:history="1" r:id="rIdksrwwviuyicbndkzdhw8q">
         <w:r>
           <w:rPr>
             <w:color w:val="0563C1"/>
@@ -14046,7 +14070,7 @@
       <w:r>
         <w:t xml:space="preserve">Brown, Peter. </w:t>
       </w:r>
-      <w:hyperlink w:history="1" r:id="rIdply6i_zaxdnsa5p20lkxq">
+      <w:hyperlink w:history="1" r:id="rIdzv6nxtpd8qn8uszxqxl7a">
         <w:r>
           <w:rPr>
             <w:color w:val="0563C1"/>
@@ -14074,7 +14098,7 @@
       <w:r>
         <w:t xml:space="preserve">Harper, Kyle. </w:t>
       </w:r>
-      <w:hyperlink w:history="1" r:id="rIdvguntmk4mqajcxn6r__wb">
+      <w:hyperlink w:history="1" r:id="rId22z4nqgw6z7noyrqeiwpb">
         <w:r>
           <w:rPr>
             <w:color w:val="0563C1"/>
@@ -14122,7 +14146,7 @@
       <w:r>
         <w:t xml:space="preserve">Kennedy, Hugh. </w:t>
       </w:r>
-      <w:hyperlink w:history="1" r:id="rIdsd47aqmfcyovp8ghmfcqa">
+      <w:hyperlink w:history="1" r:id="rIddg_-qcstitg2hh-f0olde">
         <w:r>
           <w:rPr>
             <w:color w:val="0563C1"/>
@@ -14145,12 +14169,12 @@
           <w:i/>
           <w:iCs/>
         </w:rPr>
-        <w:t xml:space="preserve">The translation movement in Baghdad. </w:t>
+        <w:t xml:space="preserve">The translation movement in Baghdad; Avicenna and Averroes reaching Europe. </w:t>
       </w:r>
       <w:r>
         <w:t xml:space="preserve">Gutas, Dimitri. </w:t>
       </w:r>
-      <w:hyperlink w:history="1" r:id="rIdyewzoh84k1b7i7yi8sqlh">
+      <w:hyperlink w:history="1" r:id="rId-oksz0yrqt-uyzsbmeztr">
         <w:r>
           <w:rPr>
             <w:color w:val="0563C1"/>
@@ -14173,12 +14197,44 @@
           <w:i/>
           <w:iCs/>
         </w:rPr>
+        <w:t xml:space="preserve">The Great Schism of 1054. </w:t>
+      </w:r>
+      <w:r>
+        <w:t xml:space="preserve">Chadwick, Henry. East and West: The Making of a Rift in the Church. Oxford: Oxford University Press, 2003.</w:t>
+      </w:r>
+    </w:p>
+    <w:p>
+      <w:pPr>
+        <w:spacing w:after="120"/>
+        <w:ind w:left="360" w:hanging="360"/>
+      </w:pPr>
+      <w:r>
+        <w:rPr>
+          <w:i/>
+          <w:iCs/>
+        </w:rPr>
+        <w:t xml:space="preserve">The Investiture Controversy and Canossa. </w:t>
+      </w:r>
+      <w:r>
+        <w:t xml:space="preserve">Blumenthal, Uta-Renate. The Investiture Controversy: Church and Monarchy from the Ninth to the Twelfth Century. Philadelphia: University of Pennsylvania Press, 1988.</w:t>
+      </w:r>
+    </w:p>
+    <w:p>
+      <w:pPr>
+        <w:spacing w:after="120"/>
+        <w:ind w:left="360" w:hanging="360"/>
+      </w:pPr>
+      <w:r>
+        <w:rPr>
+          <w:i/>
+          <w:iCs/>
+        </w:rPr>
         <w:t xml:space="preserve">The Crusades. </w:t>
       </w:r>
       <w:r>
         <w:t xml:space="preserve">Riley-Smith, Jonathan. </w:t>
       </w:r>
-      <w:hyperlink w:history="1" r:id="rIdeahxsblnlgesgeoojx1nu">
+      <w:hyperlink w:history="1" r:id="rIdvhj13whfoacwryp7qzo9x">
         <w:r>
           <w:rPr>
             <w:color w:val="0563C1"/>
@@ -14201,12 +14257,28 @@
           <w:i/>
           <w:iCs/>
         </w:rPr>
+        <w:t xml:space="preserve">Saladin’s retaking of Jerusalem, 1187. </w:t>
+      </w:r>
+      <w:r>
+        <w:t xml:space="preserve">Phillips, Jonathan. The Life and Legend of the Sultan Saladin. New Haven: Yale University Press, 2019.</w:t>
+      </w:r>
+    </w:p>
+    <w:p>
+      <w:pPr>
+        <w:spacing w:after="120"/>
+        <w:ind w:left="360" w:hanging="360"/>
+      </w:pPr>
+      <w:r>
+        <w:rPr>
+          <w:i/>
+          <w:iCs/>
+        </w:rPr>
         <w:t xml:space="preserve">The sack of Constantinople, 1204. </w:t>
       </w:r>
       <w:r>
         <w:t xml:space="preserve">Phillips, Jonathan. </w:t>
       </w:r>
-      <w:hyperlink w:history="1" r:id="rIdf5w7vxkw_khfkjpa-ke8m">
+      <w:hyperlink w:history="1" r:id="rIdwebr0jfncaqr80abfupjj">
         <w:r>
           <w:rPr>
             <w:color w:val="0563C1"/>
@@ -14234,7 +14306,7 @@
       <w:r>
         <w:t xml:space="preserve">Stark, Rodney. </w:t>
       </w:r>
-      <w:hyperlink w:history="1" r:id="rIdhwa4hllamtwnbtjibna42">
+      <w:hyperlink w:history="1" r:id="rIduwd6uez9amq7mvyb_kqxo">
         <w:r>
           <w:rPr>
             <w:color w:val="0563C1"/>
@@ -14282,7 +14354,7 @@
       <w:r>
         <w:t xml:space="preserve">Mommsen, Theodor E. “</w:t>
       </w:r>
-      <w:hyperlink w:history="1" r:id="rId9ddvbrcsknxlvbcbantjy">
+      <w:hyperlink w:history="1" r:id="rIdao_to6r12sep65az-2out">
         <w:r>
           <w:rPr>
             <w:color w:val="0563C1"/>
@@ -14310,7 +14382,7 @@
       <w:r>
         <w:t xml:space="preserve">Wickham, Chris. </w:t>
       </w:r>
-      <w:hyperlink w:history="1" r:id="rIdzy64m7b7c5vqvo5mnxso9">
+      <w:hyperlink w:history="1" r:id="rId_b-etd_yvsj5xqzlt_93a">
         <w:r>
           <w:rPr>
             <w:color w:val="0563C1"/>
@@ -14338,7 +14410,7 @@
       <w:r>
         <w:t xml:space="preserve">Russell, Jeffrey Burton. </w:t>
       </w:r>
-      <w:hyperlink w:history="1" r:id="rIdqeulh7eyexmiocdkbpcge">
+      <w:hyperlink w:history="1" r:id="rIdmyve9yowqlvcweq4ttoto">
         <w:r>
           <w:rPr>
             <w:color w:val="0563C1"/>
@@ -14402,7 +14474,7 @@
       <w:r>
         <w:t xml:space="preserve">Hansen, Valerie. </w:t>
       </w:r>
-      <w:hyperlink w:history="1" r:id="rId6ynglpnafgznecq7pbw0l">
+      <w:hyperlink w:history="1" r:id="rId3oupmmaflqeadg9rgoiy8">
         <w:r>
           <w:rPr>
             <w:color w:val="0563C1"/>
@@ -14430,7 +14502,7 @@
       <w:r>
         <w:t xml:space="preserve">Spyrou, Maria A., et al. “</w:t>
       </w:r>
-      <w:hyperlink w:history="1" r:id="rId0xcpelxvxecajqp4lb1bs">
+      <w:hyperlink w:history="1" r:id="rIdwha3j-e0vasobzlppev1x">
         <w:r>
           <w:rPr>
             <w:color w:val="0563C1"/>
@@ -14458,7 +14530,7 @@
       <w:r>
         <w:t xml:space="preserve">Wheelis, Mark. “</w:t>
       </w:r>
-      <w:hyperlink w:history="1" r:id="rIdf9l5hzij4r7qst_elcau1">
+      <w:hyperlink w:history="1" r:id="rIdtu2imqqg5irirmeouimas">
         <w:r>
           <w:rPr>
             <w:color w:val="0563C1"/>
@@ -14486,7 +14558,7 @@
       <w:r>
         <w:t xml:space="preserve">Dean, Katharine R., et al. “</w:t>
       </w:r>
-      <w:hyperlink w:history="1" r:id="rIdur1acowesmukiijfewxpb">
+      <w:hyperlink w:history="1" r:id="rIdup5nat0hh9exsdoodynyj">
         <w:r>
           <w:rPr>
             <w:color w:val="0563C1"/>
@@ -14514,7 +14586,7 @@
       <w:r>
         <w:t xml:space="preserve">Benedictow, Ole J. </w:t>
       </w:r>
-      <w:hyperlink w:history="1" r:id="rIduk40vxe8_ntg8bivfqwsl">
+      <w:hyperlink w:history="1" r:id="rId9efax05i1q5pf-_f9oxb9">
         <w:r>
           <w:rPr>
             <w:color w:val="0563C1"/>
@@ -14578,7 +14650,7 @@
       <w:r>
         <w:t xml:space="preserve">Gomez, Michael A. </w:t>
       </w:r>
-      <w:hyperlink w:history="1" r:id="rId5k_aewqzkehul7jftzbbg">
+      <w:hyperlink w:history="1" r:id="rId5vldli7_dwxky3uli6rhh">
         <w:r>
           <w:rPr>
             <w:color w:val="0563C1"/>
@@ -14638,7 +14710,7 @@
       <w:r>
         <w:t xml:space="preserve">Edwards, David N. </w:t>
       </w:r>
-      <w:hyperlink w:history="1" r:id="rIdcmabux4ykamwwrz_zs3_m">
+      <w:hyperlink w:history="1" r:id="rIdkrejhbyoxemaubglm38zy">
         <w:r>
           <w:rPr>
             <w:color w:val="0563C1"/>
@@ -14666,7 +14738,7 @@
       <w:r>
         <w:t xml:space="preserve">Pikirayi, Innocent. </w:t>
       </w:r>
-      <w:hyperlink w:history="1" r:id="rIdgf93pza35j2woscnoj-qr">
+      <w:hyperlink w:history="1" r:id="rIdvf9lmi4gjot9s8tsul5i8">
         <w:r>
           <w:rPr>
             <w:color w:val="0563C1"/>
@@ -14694,7 +14766,7 @@
       <w:r>
         <w:t xml:space="preserve">Hicks, Dan. </w:t>
       </w:r>
-      <w:hyperlink w:history="1" r:id="rIdanmel_9gbq8mbvtpesanu">
+      <w:hyperlink w:history="1" r:id="rIdg8l3-dpqtsp0_fpsk6rum">
         <w:r>
           <w:rPr>
             <w:color w:val="0563C1"/>
@@ -14742,7 +14814,7 @@
       <w:r>
         <w:t xml:space="preserve">Thornton, John K. </w:t>
       </w:r>
-      <w:hyperlink w:history="1" r:id="rId-g0swe-ygu6k1whipyebv">
+      <w:hyperlink w:history="1" r:id="rIdh0vm2plae8t_uathx5fki">
         <w:r>
           <w:rPr>
             <w:color w:val="0563C1"/>
@@ -14770,7 +14842,7 @@
       <w:r>
         <w:t xml:space="preserve">McCaskie, T. C. </w:t>
       </w:r>
-      <w:hyperlink w:history="1" r:id="rIdpy4avblyxdwolsx3pfh-s">
+      <w:hyperlink w:history="1" r:id="rId08vme5jenw5biox2gaoxq">
         <w:r>
           <w:rPr>
             <w:color w:val="0563C1"/>
@@ -14798,7 +14870,7 @@
       <w:r>
         <w:t xml:space="preserve">Hochschild, Adam. </w:t>
       </w:r>
-      <w:hyperlink w:history="1" r:id="rIdw7eb6ofc0sk03dotu-66k">
+      <w:hyperlink w:history="1" r:id="rIdgpzr3dicpbd_iaodrisnf">
         <w:r>
           <w:rPr>
             <w:color w:val="0563C1"/>
@@ -14842,7 +14914,7 @@
       <w:r>
         <w:t xml:space="preserve">Kara, Siddharth. </w:t>
       </w:r>
-      <w:hyperlink w:history="1" r:id="rIdkhogyphx2zzmafdibih7o">
+      <w:hyperlink w:history="1" r:id="rIdjogkvcysgabdgdlebksz1">
         <w:r>
           <w:rPr>
             <w:color w:val="0563C1"/>
@@ -14890,7 +14962,7 @@
       <w:r>
         <w:t xml:space="preserve">Mann, Charles C. </w:t>
       </w:r>
-      <w:hyperlink w:history="1" r:id="rIdy9cwoveldtzdff6ryxdrq">
+      <w:hyperlink w:history="1" r:id="rIdfdhjukglr7rybt9hudys6">
         <w:r>
           <w:rPr>
             <w:color w:val="0563C1"/>
@@ -14918,7 +14990,7 @@
       <w:r>
         <w:t xml:space="preserve">Matsuoka, Yoshihiro, et al. “</w:t>
       </w:r>
-      <w:hyperlink w:history="1" r:id="rId7xw4lbpnmppa4mnjhghnu">
+      <w:hyperlink w:history="1" r:id="rIdmnthfhuu9co45crkvyxjh">
         <w:r>
           <w:rPr>
             <w:color w:val="0563C1"/>
@@ -14946,7 +15018,7 @@
       <w:r>
         <w:t xml:space="preserve">Shady Solis, Ruth, Jonathan Haas, and Winifred Creamer. “</w:t>
       </w:r>
-      <w:hyperlink w:history="1" r:id="rId4adpfyjy1vvruzdudrhad">
+      <w:hyperlink w:history="1" r:id="rId0mlqtoenemsxt2vjqctci">
         <w:r>
           <w:rPr>
             <w:color w:val="0563C1"/>
@@ -14974,7 +15046,7 @@
       <w:r>
         <w:t xml:space="preserve">Urton, Gary. </w:t>
       </w:r>
-      <w:hyperlink w:history="1" r:id="rId1lfbkryevi7a6d_hvakvs">
+      <w:hyperlink w:history="1" r:id="rIdr19j93lma_wcmrgxw8lbu">
         <w:r>
           <w:rPr>
             <w:color w:val="0563C1"/>
@@ -15002,7 +15074,7 @@
       <w:r>
         <w:t xml:space="preserve">Denevan, William M., ed. </w:t>
       </w:r>
-      <w:hyperlink w:history="1" r:id="rIdthm3cal4jifmdkrbmxe0t">
+      <w:hyperlink w:history="1" r:id="rIdq1lvepw-pnz6j2bspp8ne">
         <w:r>
           <w:rPr>
             <w:color w:val="0563C1"/>
@@ -15030,7 +15102,7 @@
       <w:r>
         <w:t xml:space="preserve">Henige, David. </w:t>
       </w:r>
-      <w:hyperlink w:history="1" r:id="rIdzrswwampkhjxof4xpxl2l">
+      <w:hyperlink w:history="1" r:id="rIdus3dxni6hkbsnyifp1w9m">
         <w:r>
           <w:rPr>
             <w:color w:val="0563C1"/>
@@ -15058,7 +15130,7 @@
       <w:r>
         <w:t xml:space="preserve">Koch, Alexander, Chris Brierley, Mark M. Maslin, and Simon L. Lewis. “</w:t>
       </w:r>
-      <w:hyperlink w:history="1" r:id="rIduhf-igrort4gz1d-bhaxj">
+      <w:hyperlink w:history="1" r:id="rIdyzbasln8pnktizel_8khz">
         <w:r>
           <w:rPr>
             <w:color w:val="0563C1"/>
@@ -15086,7 +15158,7 @@
       <w:r>
         <w:t xml:space="preserve">Ioannidis, Alexander G., et al. “</w:t>
       </w:r>
-      <w:hyperlink w:history="1" r:id="rIdehkwyne8mp_7gffdw2ujg">
+      <w:hyperlink w:history="1" r:id="rIdpjgzurolu8_nwbf8wtm9s">
         <w:r>
           <w:rPr>
             <w:color w:val="0563C1"/>
@@ -15114,7 +15186,7 @@
       <w:r>
         <w:t xml:space="preserve">Pauketat, Timothy R. </w:t>
       </w:r>
-      <w:hyperlink w:history="1" r:id="rIdp_gcf_6y8oiqaplk9eocb">
+      <w:hyperlink w:history="1" r:id="rIdpz4dlnmhj-_n4bombb8e5">
         <w:r>
           <w:rPr>
             <w:color w:val="0563C1"/>
@@ -15142,7 +15214,7 @@
       <w:r>
         <w:t xml:space="preserve">Dobyns, Henry F. “</w:t>
       </w:r>
-      <w:hyperlink w:history="1" r:id="rId02kgt5mlechv8xhixzjyb">
+      <w:hyperlink w:history="1" r:id="rIdffckftm18k7aszahujiu3">
         <w:r>
           <w:rPr>
             <w:color w:val="0563C1"/>
@@ -15203,7 +15275,7 @@
         </w:rPr>
         <w:t xml:space="preserve">The voyages database behind those numbers. </w:t>
       </w:r>
-      <w:hyperlink w:history="1" r:id="rIdxbrbh00tewwg8sce77dy2">
+      <w:hyperlink w:history="1" r:id="rIdsys0jkov2tlk9ohlcdwmy">
         <w:r>
           <w:rPr>
             <w:color w:val="0563C1"/>
@@ -15231,7 +15303,7 @@
       <w:r>
         <w:t xml:space="preserve">Equiano, Olaudah. </w:t>
       </w:r>
-      <w:hyperlink w:history="1" r:id="rIdt7u3jg4ia6o_ds9ucoly1">
+      <w:hyperlink w:history="1" r:id="rIdupdztowmyniajr9wqzcnl">
         <w:r>
           <w:rPr>
             <w:color w:val="0563C1"/>
@@ -15259,7 +15331,7 @@
       <w:r>
         <w:t xml:space="preserve">Carretta, Vincent. </w:t>
       </w:r>
-      <w:hyperlink w:history="1" r:id="rIda_jn4lqbrqav7mpsee_zo">
+      <w:hyperlink w:history="1" r:id="rIdkc03emrm5khtq4le4xd4i">
         <w:r>
           <w:rPr>
             <w:color w:val="0563C1"/>
@@ -15287,7 +15359,7 @@
       <w:r>
         <w:t xml:space="preserve">Hurston, Zora Neale. </w:t>
       </w:r>
-      <w:hyperlink w:history="1" r:id="rId8fgc0lmm3pondtdyrpwvo">
+      <w:hyperlink w:history="1" r:id="rIdybpybljygjxkolfjrndy8">
         <w:r>
           <w:rPr>
             <w:color w:val="0563C1"/>
@@ -15315,7 +15387,7 @@
       <w:r>
         <w:t xml:space="preserve">Diouf, Sylviane A. </w:t>
       </w:r>
-      <w:hyperlink w:history="1" r:id="rIdm0xxaoen0gdjcizwtyzvq">
+      <w:hyperlink w:history="1" r:id="rIdsug2mczrtsaaltv_poq1p">
         <w:r>
           <w:rPr>
             <w:color w:val="0563C1"/>
@@ -15343,7 +15415,7 @@
       <w:r>
         <w:t xml:space="preserve">Livi Bacci, Massimo. </w:t>
       </w:r>
-      <w:hyperlink w:history="1" r:id="rIdlo-gfgu2ws782ebhat9ty">
+      <w:hyperlink w:history="1" r:id="rIdcl-udo_ijhdoup5lxom3t">
         <w:r>
           <w:rPr>
             <w:color w:val="0563C1"/>
@@ -15371,7 +15443,7 @@
       <w:r>
         <w:t xml:space="preserve">Reséndez, Andrés. </w:t>
       </w:r>
-      <w:hyperlink w:history="1" r:id="rId1bpspsivlumuvef-hvcfu">
+      <w:hyperlink w:history="1" r:id="rIdrhrlk67kjo-3ynhux0k4s">
         <w:r>
           <w:rPr>
             <w:color w:val="0563C1"/>
@@ -15399,7 +15471,7 @@
       <w:r>
         <w:t xml:space="preserve">Dreyer, Edward L. </w:t>
       </w:r>
-      <w:hyperlink w:history="1" r:id="rIdp_b_fc9jueuxh7ecpawi-">
+      <w:hyperlink w:history="1" r:id="rIdvtjnsc4ft6de2ac86yrww">
         <w:r>
           <w:rPr>
             <w:color w:val="0563C1"/>
@@ -15447,7 +15519,7 @@
       <w:r>
         <w:t xml:space="preserve">Eisenstein, Elizabeth L. </w:t>
       </w:r>
-      <w:hyperlink w:history="1" r:id="rIdiigfgjgnttbuzmp7p4cgk">
+      <w:hyperlink w:history="1" r:id="rId8sjacihpxhiq2646iu0a8">
         <w:r>
           <w:rPr>
             <w:color w:val="0563C1"/>
@@ -15475,7 +15547,7 @@
       <w:r>
         <w:t xml:space="preserve">Allen, Robert C. </w:t>
       </w:r>
-      <w:hyperlink w:history="1" r:id="rIdxyyzsbo6tk_coj4keetcc">
+      <w:hyperlink w:history="1" r:id="rIdzi0lz9gwd6e_tqueyiapo">
         <w:r>
           <w:rPr>
             <w:color w:val="0563C1"/>
@@ -15503,7 +15575,7 @@
       <w:r>
         <w:t xml:space="preserve">Humphries, Jane. </w:t>
       </w:r>
-      <w:hyperlink w:history="1" r:id="rIdapj0ixnbvv_s7-izqjbjt">
+      <w:hyperlink w:history="1" r:id="rIdd4slrmqwvinzeml9dl-hr">
         <w:r>
           <w:rPr>
             <w:color w:val="0563C1"/>
@@ -15531,7 +15603,7 @@
       <w:r>
         <w:t xml:space="preserve">Pomeranz, Kenneth. </w:t>
       </w:r>
-      <w:hyperlink w:history="1" r:id="rIducezpj66q0bz5li6lpsb1">
+      <w:hyperlink w:history="1" r:id="rIdajt9sonzzzidnqot84g3r">
         <w:r>
           <w:rPr>
             <w:color w:val="0563C1"/>
@@ -15559,7 +15631,7 @@
       <w:r>
         <w:t xml:space="preserve">Bell, Michelle L., and Devra Lee Davis. “</w:t>
       </w:r>
-      <w:hyperlink w:history="1" r:id="rIdeyfhayuly6tq0785uiimu">
+      <w:hyperlink w:history="1" r:id="rIdnljsncvd-qwovlzhcjqpj">
         <w:r>
           <w:rPr>
             <w:color w:val="0563C1"/>
@@ -15607,7 +15679,7 @@
       <w:r>
         <w:t xml:space="preserve">Hacker, J. David. “</w:t>
       </w:r>
-      <w:hyperlink w:history="1" r:id="rId1ouvz6y12ihytidfzbuz2">
+      <w:hyperlink w:history="1" r:id="rIdcftzemy5r8nwxtb5c3ouo">
         <w:r>
           <w:rPr>
             <w:color w:val="0563C1"/>
@@ -15635,7 +15707,7 @@
       <w:r>
         <w:t xml:space="preserve">Foner, Eric. </w:t>
       </w:r>
-      <w:hyperlink w:history="1" r:id="rIdf2fitmwqnpx3h1uveefp6">
+      <w:hyperlink w:history="1" r:id="rIdkq8dznhurhwazwzxwopix">
         <w:r>
           <w:rPr>
             <w:color w:val="0563C1"/>
@@ -15663,7 +15735,7 @@
       <w:r>
         <w:t xml:space="preserve">Saunt, Claudio. </w:t>
       </w:r>
-      <w:hyperlink w:history="1" r:id="rIdhs5eziyhujrwuoj8t_-uq">
+      <w:hyperlink w:history="1" r:id="rIdf3nsrw8z_kopxb4ndbjml">
         <w:r>
           <w:rPr>
             <w:color w:val="0563C1"/>
@@ -15691,7 +15763,7 @@
       <w:r>
         <w:t xml:space="preserve">Dubois, Laurent. </w:t>
       </w:r>
-      <w:hyperlink w:history="1" r:id="rIdev0viypvltv7obz8j7pbl">
+      <w:hyperlink w:history="1" r:id="rIdoedcp57bky9mtvkvnxyrq">
         <w:r>
           <w:rPr>
             <w:color w:val="0563C1"/>
@@ -15719,7 +15791,7 @@
       <w:r>
         <w:t xml:space="preserve">Dolin, Eric Jay. </w:t>
       </w:r>
-      <w:hyperlink w:history="1" r:id="rId4ys4ixav-ug4z0th63wk_">
+      <w:hyperlink w:history="1" r:id="rIdhapn4dofh9yrqxkfrwah_">
         <w:r>
           <w:rPr>
             <w:color w:val="0563C1"/>
@@ -15747,7 +15819,7 @@
       <w:r>
         <w:t xml:space="preserve">Horn, James. </w:t>
       </w:r>
-      <w:hyperlink w:history="1" r:id="rIdgun_8abfsnywtljwbptyr">
+      <w:hyperlink w:history="1" r:id="rIdte71w4l9iu9fddor07nyq">
         <w:r>
           <w:rPr>
             <w:color w:val="0563C1"/>
@@ -15775,7 +15847,7 @@
       <w:r>
         <w:t xml:space="preserve">Wilentz, Sean. </w:t>
       </w:r>
-      <w:hyperlink w:history="1" r:id="rIdqtaahpqjkzduxrral4zmt">
+      <w:hyperlink w:history="1" r:id="rIdyfrbq5m18tiu6j-gfjog6">
         <w:r>
           <w:rPr>
             <w:color w:val="0563C1"/>
@@ -15823,7 +15895,7 @@
       <w:r>
         <w:t xml:space="preserve">Equal Justice Initiative. </w:t>
       </w:r>
-      <w:hyperlink w:history="1" r:id="rIdjcz7n42765tliods38kyw">
+      <w:hyperlink w:history="1" r:id="rIdht55gjz5fkul3pkgic0cm">
         <w:r>
           <w:rPr>
             <w:color w:val="0563C1"/>
@@ -15867,7 +15939,7 @@
       <w:r>
         <w:t xml:space="preserve">Robinson, Greg. </w:t>
       </w:r>
-      <w:hyperlink w:history="1" r:id="rIdsguydfgcaw-bqfi7ylsph">
+      <w:hyperlink w:history="1" r:id="rIdrl4vljkkd4hchgusqdydc">
         <w:r>
           <w:rPr>
             <w:color w:val="0563C1"/>
@@ -15895,7 +15967,7 @@
       <w:r>
         <w:t xml:space="preserve">Blinder, Alan S. </w:t>
       </w:r>
-      <w:hyperlink w:history="1" r:id="rIdswomrsppidkdtgzl2x8ad">
+      <w:hyperlink w:history="1" r:id="rIdsdcbzq6t7qanwsay1z2ex">
         <w:r>
           <w:rPr>
             <w:color w:val="0563C1"/>
@@ -15943,7 +16015,7 @@
       <w:r>
         <w:t xml:space="preserve">Butler, Jon. </w:t>
       </w:r>
-      <w:hyperlink w:history="1" r:id="rIdgdb30siweactxt74vlqad">
+      <w:hyperlink w:history="1" r:id="rIdphbljnn7jfiz2cbnmipie">
         <w:r>
           <w:rPr>
             <w:color w:val="0563C1"/>
@@ -15971,7 +16043,7 @@
       <w:r>
         <w:t xml:space="preserve">Hatch, Nathan O. </w:t>
       </w:r>
-      <w:hyperlink w:history="1" r:id="rIdgcwplddoli0d_rsayhslm">
+      <w:hyperlink w:history="1" r:id="rIdmvjatzc4msj7gegs1cozs">
         <w:r>
           <w:rPr>
             <w:color w:val="0563C1"/>
@@ -15999,7 +16071,7 @@
       <w:r>
         <w:t xml:space="preserve">Bushman, Richard Lyman. </w:t>
       </w:r>
-      <w:hyperlink w:history="1" r:id="rIdi4k1auvanddvq1ljipecu">
+      <w:hyperlink w:history="1" r:id="rIdjdpvibep-i8boqxxe0dxl">
         <w:r>
           <w:rPr>
             <w:color w:val="0563C1"/>
@@ -16027,7 +16099,7 @@
       <w:r>
         <w:t xml:space="preserve">Kraybill, Donald B., Karen M. Johnson-Weiner, and Steven M. Nolt. </w:t>
       </w:r>
-      <w:hyperlink w:history="1" r:id="rIdes0vibdl4m-ybn4izbnlj">
+      <w:hyperlink w:history="1" r:id="rId8ypvkuxamh9kvnxqkx5gg">
         <w:r>
           <w:rPr>
             <w:color w:val="0563C1"/>
@@ -16055,7 +16127,7 @@
       <w:r>
         <w:t xml:space="preserve">Moore, Rebecca. </w:t>
       </w:r>
-      <w:hyperlink w:history="1" r:id="rIdhfauuouzx_ienvnhwp7o3">
+      <w:hyperlink w:history="1" r:id="rId5gdgkxqyew0g4i35cubjm">
         <w:r>
           <w:rPr>
             <w:color w:val="0563C1"/>
@@ -16119,7 +16191,7 @@
       <w:r>
         <w:t xml:space="preserve">Lynch, John. </w:t>
       </w:r>
-      <w:hyperlink w:history="1" r:id="rIdxpbyed5jkm6_quborg--s">
+      <w:hyperlink w:history="1" r:id="rIdbl-vhejcwwu03stvic8cs">
         <w:r>
           <w:rPr>
             <w:color w:val="0563C1"/>
@@ -16147,7 +16219,7 @@
       <w:r>
         <w:t xml:space="preserve">Dubois, Laurent. </w:t>
       </w:r>
-      <w:hyperlink w:history="1" r:id="rIdln7x1hrnnh8meidxyjdhi">
+      <w:hyperlink w:history="1" r:id="rIdon6tfids2m4xwfsx4pu_s">
         <w:r>
           <w:rPr>
             <w:color w:val="0563C1"/>
@@ -16175,7 +16247,7 @@
       <w:r>
         <w:t xml:space="preserve">Conrad, Robert Edgar. </w:t>
       </w:r>
-      <w:hyperlink w:history="1" r:id="rIdm2a8dvtvu0e-qunnrzpfg">
+      <w:hyperlink w:history="1" r:id="rIdjqyufzsqmoumuefnpgull">
         <w:r>
           <w:rPr>
             <w:color w:val="0563C1"/>
@@ -16200,7 +16272,7 @@
         </w:rPr>
         <w:t xml:space="preserve">Brazil’s share of the Atlantic slave trade. </w:t>
       </w:r>
-      <w:hyperlink w:history="1" r:id="rIdia_ykn2jpmagbhqphx1pb">
+      <w:hyperlink w:history="1" r:id="rId22yj9jwsguuta4itocyst">
         <w:r>
           <w:rPr>
             <w:color w:val="0563C1"/>
@@ -16228,7 +16300,7 @@
       <w:r>
         <w:t xml:space="preserve">Smith, Peter H. </w:t>
       </w:r>
-      <w:hyperlink w:history="1" r:id="rIdhhic_ew8p5zzeqg7o3izq">
+      <w:hyperlink w:history="1" r:id="rIdm-aj7634b70isg9djloia">
         <w:r>
           <w:rPr>
             <w:color w:val="0563C1"/>
@@ -16256,7 +16328,7 @@
       <w:r>
         <w:t xml:space="preserve">Schlesinger, Stephen, and Stephen Kinzer. </w:t>
       </w:r>
-      <w:hyperlink w:history="1" r:id="rId3mujl_8gceqo8uyjgiops">
+      <w:hyperlink w:history="1" r:id="rIdhr9ixwx1s4g2ubts7xk1i">
         <w:r>
           <w:rPr>
             <w:color w:val="0563C1"/>
@@ -16284,7 +16356,7 @@
       <w:r>
         <w:t xml:space="preserve">Slater, Candace. </w:t>
       </w:r>
-      <w:hyperlink w:history="1" r:id="rIdkti9zqddo0rf9mlrk2oty">
+      <w:hyperlink w:history="1" r:id="rId432qztqqdmn6-xhbjnajk">
         <w:r>
           <w:rPr>
             <w:color w:val="0563C1"/>
@@ -16312,7 +16384,7 @@
       <w:r>
         <w:t xml:space="preserve">Taylor, Barbara L., et al. “</w:t>
       </w:r>
-      <w:hyperlink w:history="1" r:id="rIdayv4evrq3z2mhakh74ycw">
+      <w:hyperlink w:history="1" r:id="rId42vj9c4qndnx__kianu72">
         <w:r>
           <w:rPr>
             <w:color w:val="0563C1"/>
@@ -16340,7 +16412,7 @@
       <w:r>
         <w:t xml:space="preserve">NOAA Fisheries. “</w:t>
       </w:r>
-      <w:hyperlink w:history="1" r:id="rIdbd6ybzdqxjaxfxcnpvjqj">
+      <w:hyperlink w:history="1" r:id="rIdjad2ou9fstlgv2wn8n3ty">
         <w:r>
           <w:rPr>
             <w:color w:val="0563C1"/>
@@ -16368,7 +16440,7 @@
       <w:r>
         <w:t xml:space="preserve">Skidmore, Thomas E. </w:t>
       </w:r>
-      <w:hyperlink w:history="1" r:id="rId4xtyfpwj_qqgfqv4ki7ot">
+      <w:hyperlink w:history="1" r:id="rIdj4tq8g3wokwr0xfslgy63">
         <w:r>
           <w:rPr>
             <w:color w:val="0563C1"/>
@@ -16396,7 +16468,7 @@
       <w:r>
         <w:t xml:space="preserve">Comisión Nacional sobre la Desaparición de Personas. </w:t>
       </w:r>
-      <w:hyperlink w:history="1" r:id="rIdy1dzejbjujlasqnds_itw">
+      <w:hyperlink w:history="1" r:id="rIdj8qszl5bs0vt0xfyipl4l">
         <w:r>
           <w:rPr>
             <w:color w:val="0563C1"/>
@@ -16424,7 +16496,7 @@
       <w:r>
         <w:t xml:space="preserve">Nino, Carlos Santiago. </w:t>
       </w:r>
-      <w:hyperlink w:history="1" r:id="rIdgm2lprgnjuj2bwioetsnn">
+      <w:hyperlink w:history="1" r:id="rIdmy7shkapfvmf2tqkzpyaf">
         <w:r>
           <w:rPr>
             <w:color w:val="0563C1"/>
@@ -16452,7 +16524,7 @@
       <w:r>
         <w:t xml:space="preserve">Bouvard, Marguerite Guzman. </w:t>
       </w:r>
-      <w:hyperlink w:history="1" r:id="rIdvuoexmgchkzketc7dcdc8">
+      <w:hyperlink w:history="1" r:id="rIdrqgfrquytteq8lnvpsop8">
         <w:r>
           <w:rPr>
             <w:color w:val="0563C1"/>
@@ -16480,7 +16552,7 @@
       <w:r>
         <w:t xml:space="preserve">Kornbluh, Peter. </w:t>
       </w:r>
-      <w:hyperlink w:history="1" r:id="rId03cdk7akfszmd8ays99jw">
+      <w:hyperlink w:history="1" r:id="rIdcbyep3sxds1ol9n_iowwj">
         <w:r>
           <w:rPr>
             <w:color w:val="0563C1"/>
@@ -16508,7 +16580,7 @@
       <w:r>
         <w:t xml:space="preserve">Jara, Joan. </w:t>
       </w:r>
-      <w:hyperlink w:history="1" r:id="rIduwtwkbzdqgrwf9ehigodr">
+      <w:hyperlink w:history="1" r:id="rIdi3pubcwiolvj-rlrx5muv">
         <w:r>
           <w:rPr>
             <w:color w:val="0563C1"/>
@@ -16536,7 +16608,7 @@
       <w:r>
         <w:t xml:space="preserve">LeoGrande, William M., and Peter Kornbluh. </w:t>
       </w:r>
-      <w:hyperlink w:history="1" r:id="rId_evvopyzcdvufbltl8eeb">
+      <w:hyperlink w:history="1" r:id="rIdhou9qcuz4zz-yvutkrfkg">
         <w:r>
           <w:rPr>
             <w:color w:val="0563C1"/>
@@ -16596,7 +16668,7 @@
       <w:r>
         <w:t xml:space="preserve">Secretaría de Gobernación (Mexico). “</w:t>
       </w:r>
-      <w:hyperlink w:history="1" r:id="rIdqrcn6-9hbvd3vzva283l4">
+      <w:hyperlink w:history="1" r:id="rIdyu0ipiyp4ktbo0lcktrc5">
         <w:r>
           <w:rPr>
             <w:color w:val="0563C1"/>
@@ -16644,7 +16716,7 @@
       <w:r>
         <w:t xml:space="preserve">Finkel, Caroline. </w:t>
       </w:r>
-      <w:hyperlink w:history="1" r:id="rIdh0ycfjx9liushbegclwdv">
+      <w:hyperlink w:history="1" r:id="rIdasxtlo2scnqqohe_agtwt">
         <w:r>
           <w:rPr>
             <w:color w:val="0563C1"/>
@@ -16672,7 +16744,7 @@
       <w:r>
         <w:t xml:space="preserve">Crowley, Roger. </w:t>
       </w:r>
-      <w:hyperlink w:history="1" r:id="rIdjgmhpoglkgtabtnzgnjye">
+      <w:hyperlink w:history="1" r:id="rIdiapnlnehfrnubqtv9qtbq">
         <w:r>
           <w:rPr>
             <w:color w:val="0563C1"/>
@@ -16700,7 +16772,7 @@
       <w:r>
         <w:t xml:space="preserve">Barkey, Karen. </w:t>
       </w:r>
-      <w:hyperlink w:history="1" r:id="rIdrmipxbwnlpx_22x5w9ii2">
+      <w:hyperlink w:history="1" r:id="rIdezc_entnzrbw-1rc3dww0">
         <w:r>
           <w:rPr>
             <w:color w:val="0563C1"/>
@@ -16728,7 +16800,7 @@
       <w:r>
         <w:t xml:space="preserve">Mazower, Mark. </w:t>
       </w:r>
-      <w:hyperlink w:history="1" r:id="rId_-b8b_cq5xtqykwi287_l">
+      <w:hyperlink w:history="1" r:id="rIdwh1i9e5ugxztrass7alcc">
         <w:r>
           <w:rPr>
             <w:color w:val="0563C1"/>
@@ -16756,7 +16828,7 @@
       <w:r>
         <w:t xml:space="preserve">Suny, Ronald Grigor. “</w:t>
       </w:r>
-      <w:hyperlink w:history="1" r:id="rIdladuxnzxfg4rouaoihtvc">
+      <w:hyperlink w:history="1" r:id="rId9rpm2fp1blzvfruzprwdw">
         <w:r>
           <w:rPr>
             <w:color w:val="0563C1"/>
@@ -16784,7 +16856,7 @@
       <w:r>
         <w:t xml:space="preserve">Power, Samantha. “</w:t>
       </w:r>
-      <w:hyperlink w:history="1" r:id="rId-q3hyz9jegnuoiprrpxr-">
+      <w:hyperlink w:history="1" r:id="rIdsh0zfsln_bwxeagbbbv8z">
         <w:r>
           <w:rPr>
             <w:color w:val="0563C1"/>
@@ -16812,7 +16884,7 @@
       <w:r>
         <w:t xml:space="preserve">Hirschon, Renée, ed. </w:t>
       </w:r>
-      <w:hyperlink w:history="1" r:id="rIdsmw96i4dorglvxeyg_acj">
+      <w:hyperlink w:history="1" r:id="rIdvcx6v4naq_qldq8opyjbe">
         <w:r>
           <w:rPr>
             <w:color w:val="0563C1"/>
@@ -16840,7 +16912,7 @@
       <w:r>
         <w:t xml:space="preserve">Rogan, Eugene. </w:t>
       </w:r>
-      <w:hyperlink w:history="1" r:id="rIda5blrx7h8niakwnyfecph">
+      <w:hyperlink w:history="1" r:id="rIduqrrvbqgallcwmko97h_n">
         <w:r>
           <w:rPr>
             <w:color w:val="0563C1"/>
@@ -16868,7 +16940,7 @@
       <w:r>
         <w:t xml:space="preserve">Barr, James. </w:t>
       </w:r>
-      <w:hyperlink w:history="1" r:id="rIdyzxy8ewuqqpmfftid-e2h">
+      <w:hyperlink w:history="1" r:id="rIdsneorlsnbxropqypyhxeo">
         <w:r>
           <w:rPr>
             <w:color w:val="0563C1"/>
@@ -16896,7 +16968,7 @@
       <w:r>
         <w:t xml:space="preserve">McDowall, David. </w:t>
       </w:r>
-      <w:hyperlink w:history="1" r:id="rIdppqpzx-ly1ikcprgwkl8s">
+      <w:hyperlink w:history="1" r:id="rIdg86pprh8pfr73dfx5zsc4">
         <w:r>
           <w:rPr>
             <w:color w:val="0563C1"/>
@@ -16924,7 +16996,7 @@
       <w:r>
         <w:t xml:space="preserve">Abrahamian, Ervand. </w:t>
       </w:r>
-      <w:hyperlink w:history="1" r:id="rIdow0vr5txvembryitp3acd">
+      <w:hyperlink w:history="1" r:id="rIderinvytoebqdthfizuhf9">
         <w:r>
           <w:rPr>
             <w:color w:val="0563C1"/>
@@ -16952,7 +17024,7 @@
       <w:r>
         <w:t xml: